--- a/Diplomarbeit.docx
+++ b/Diplomarbeit.docx
@@ -35,19 +35,11 @@
                 <w:rFonts w:ascii="Helvetica" w:hAnsi="Helvetica"/>
               </w:rPr>
             </w:pPr>
-            <w:proofErr w:type="spellStart"/>
             <w:r>
               <w:rPr>
                 <w:rFonts w:ascii="Helvetica" w:hAnsi="Helvetica"/>
               </w:rPr>
-              <w:t>HTBLuVA</w:t>
-            </w:r>
-            <w:proofErr w:type="spellEnd"/>
-            <w:r>
-              <w:rPr>
-                <w:rFonts w:ascii="Helvetica" w:hAnsi="Helvetica"/>
-              </w:rPr>
-              <w:t xml:space="preserve"> Graz –Gösting</w:t>
+              <w:t>HTBLuVA Graz –Gösting</w:t>
             </w:r>
           </w:p>
           <w:p>
@@ -59,19 +51,11 @@
                 <w:rFonts w:ascii="Helvetica" w:hAnsi="Helvetica"/>
               </w:rPr>
             </w:pPr>
-            <w:proofErr w:type="spellStart"/>
             <w:r>
               <w:rPr>
                 <w:rFonts w:ascii="Helvetica" w:hAnsi="Helvetica"/>
               </w:rPr>
-              <w:t>Ibererstraße</w:t>
-            </w:r>
-            <w:proofErr w:type="spellEnd"/>
-            <w:r>
-              <w:rPr>
-                <w:rFonts w:ascii="Helvetica" w:hAnsi="Helvetica"/>
-              </w:rPr>
-              <w:t xml:space="preserve"> 15-21</w:t>
+              <w:t>Ibererstraße 15-21</w:t>
             </w:r>
           </w:p>
           <w:p>
@@ -585,39 +569,8 @@
           <w:bCs/>
           <w:sz w:val="28"/>
         </w:rPr>
-        <w:t xml:space="preserve">am </w:t>
-      </w:r>
-      <w:proofErr w:type="spellStart"/>
-      <w:r>
-        <w:rPr>
-          <w:rFonts w:ascii="Helvetica" w:hAnsi="Helvetica"/>
-          <w:b w:val="0"/>
-          <w:bCs/>
-          <w:sz w:val="28"/>
-        </w:rPr>
-        <w:t>tt</w:t>
-      </w:r>
-      <w:proofErr w:type="spellEnd"/>
-      <w:r>
-        <w:rPr>
-          <w:rFonts w:ascii="Helvetica" w:hAnsi="Helvetica"/>
-          <w:b w:val="0"/>
-          <w:bCs/>
-          <w:sz w:val="28"/>
-        </w:rPr>
-        <w:t xml:space="preserve">. Monat </w:t>
-      </w:r>
-      <w:proofErr w:type="spellStart"/>
-      <w:r>
-        <w:rPr>
-          <w:rFonts w:ascii="Helvetica" w:hAnsi="Helvetica"/>
-          <w:b w:val="0"/>
-          <w:bCs/>
-          <w:sz w:val="28"/>
-        </w:rPr>
-        <w:t>jjjj</w:t>
-      </w:r>
-      <w:proofErr w:type="spellEnd"/>
+        <w:t>am tt. Monat jjjj</w:t>
+      </w:r>
     </w:p>
     <w:p>
       <w:pPr>
@@ -5734,77 +5687,7 @@
         <w:rPr>
           <w:lang w:val="de-AT"/>
         </w:rPr>
-        <w:t>Unsere Diplomarbeit ist die Entwicklung der Hardware und Software für unseren Black Mirror. Der Black Mirror ist eine LED-Fläche mit einem Kameramodul, welche die Person in Form eines abstrahierten Spiegelbildes darstellt. Durch das gezielte Ein- und Ausschalten der LEDs entsteht ein visueller Effekt, der dem Prinzip des ASCII-</w:t>
-      </w:r>
-      <w:proofErr w:type="spellStart"/>
-      <w:r>
-        <w:rPr>
-          <w:lang w:val="de-AT"/>
-        </w:rPr>
-        <w:t>Mirrors</w:t>
-      </w:r>
-      <w:proofErr w:type="spellEnd"/>
-      <w:r>
-        <w:rPr>
-          <w:lang w:val="de-AT"/>
-        </w:rPr>
-        <w:t xml:space="preserve"> ähnelt. Anstatt Zeichen zu verwenden, nutzen wir LED-Matrizen, wodurch eine physische und hardwarebasierte Umsetzung entsteht. Wir haben uns für die Entwicklung des Black </w:t>
-      </w:r>
-      <w:proofErr w:type="spellStart"/>
-      <w:r>
-        <w:rPr>
-          <w:lang w:val="de-AT"/>
-        </w:rPr>
-        <w:t>Mirrors</w:t>
-      </w:r>
-      <w:proofErr w:type="spellEnd"/>
-      <w:r>
-        <w:rPr>
-          <w:lang w:val="de-AT"/>
-        </w:rPr>
-        <w:t xml:space="preserve"> entschieden, da wir dafür sowohl Software- als auch Hardwareentwicklung umsetzen mussten. Eines unserer wichtigsten Ziele ist es, die LEDs mit so wenig Verzögerung wie möglich anzusteuern, dabei aber dennoch effizient zu arbeiten. Das Herz des Black </w:t>
-      </w:r>
-      <w:proofErr w:type="spellStart"/>
-      <w:r>
-        <w:rPr>
-          <w:lang w:val="de-AT"/>
-        </w:rPr>
-        <w:t>Mirrors</w:t>
-      </w:r>
-      <w:proofErr w:type="spellEnd"/>
-      <w:r>
-        <w:rPr>
-          <w:lang w:val="de-AT"/>
-        </w:rPr>
-        <w:t xml:space="preserve">, welches alle Bauteile miteinander verbindet, ist der Raspberry Pi 5. Für das Kameramodul haben wir uns für das </w:t>
-      </w:r>
-      <w:proofErr w:type="spellStart"/>
-      <w:r>
-        <w:rPr>
-          <w:lang w:val="de-AT"/>
-        </w:rPr>
-        <w:t>Camera</w:t>
-      </w:r>
-      <w:proofErr w:type="spellEnd"/>
-      <w:r>
-        <w:rPr>
-          <w:lang w:val="de-AT"/>
-        </w:rPr>
-        <w:t xml:space="preserve"> Module 3 Wide </w:t>
-      </w:r>
-      <w:proofErr w:type="spellStart"/>
-      <w:r>
-        <w:rPr>
-          <w:lang w:val="de-AT"/>
-        </w:rPr>
-        <w:t>NoIR</w:t>
-      </w:r>
-      <w:proofErr w:type="spellEnd"/>
-      <w:r>
-        <w:rPr>
-          <w:lang w:val="de-AT"/>
-        </w:rPr>
-        <w:t xml:space="preserve"> entschieden, welches von Raspberry Pi entwickelt wurde.</w:t>
+        <w:t>Unsere Diplomarbeit ist die Entwicklung der Hardware und Software für unseren Black Mirror. Der Black Mirror ist eine LED-Fläche mit einem Kameramodul, welche die Person in Form eines abstrahierten Spiegelbildes darstellt. Durch das gezielte Ein- und Ausschalten der LEDs entsteht ein visueller Effekt, der dem Prinzip des ASCII-Mirrors ähnelt. Anstatt Zeichen zu verwenden, nutzen wir LED-Matrizen, wodurch eine physische und hardwarebasierte Umsetzung entsteht. Wir haben uns für die Entwicklung des Black Mirrors entschieden, da wir dafür sowohl Software- als auch Hardwareentwicklung umsetzen mussten. Eines unserer wichtigsten Ziele ist es, die LEDs mit so wenig Verzögerung wie möglich anzusteuern, dabei aber dennoch effizient zu arbeiten. Das Herz des Black Mirrors, welches alle Bauteile miteinander verbindet, ist der Raspberry Pi 5. Für das Kameramodul haben wir uns für das Camera Module 3 Wide NoIR entschieden, welches von Raspberry Pi entwickelt wurde.</w:t>
       </w:r>
     </w:p>
     <w:p>
@@ -5892,15 +5775,7 @@
         <w:t xml:space="preserve">Für dieses Projekt wird </w:t>
       </w:r>
       <w:r>
-        <w:t xml:space="preserve">das Farbbild zunächst in Graustufen umgewandelt. Dabei werden die Pixel so umgewandelt, dass sie nur noch einen Helligkeitswert besitzen. Dies wird oft verwendet in Bewegungs- und </w:t>
-      </w:r>
-      <w:proofErr w:type="spellStart"/>
-      <w:r>
-        <w:t>Hintergrundsanalyse</w:t>
-      </w:r>
-      <w:proofErr w:type="spellEnd"/>
-      <w:r>
-        <w:t xml:space="preserve">. </w:t>
+        <w:t xml:space="preserve">das Farbbild zunächst in Graustufen umgewandelt. Dabei werden die Pixel so umgewandelt, dass sie nur noch einen Helligkeitswert besitzen. Dies wird oft verwendet in Bewegungs- und Hintergrundsanalyse. </w:t>
       </w:r>
     </w:p>
     <w:p>
@@ -5917,13 +5792,8 @@
       <w:r>
         <w:t xml:space="preserve">Zu den klassischen Bildverarbeitungen gehören Filter, </w:t>
       </w:r>
-      <w:proofErr w:type="spellStart"/>
-      <w:r>
-        <w:t>Thresholding</w:t>
-      </w:r>
-      <w:proofErr w:type="spellEnd"/>
-      <w:r>
-        <w:t xml:space="preserve"> und morphologische Filter. </w:t>
+      <w:r>
+        <w:t xml:space="preserve">Thresholding und morphologische Filter. </w:t>
       </w:r>
     </w:p>
     <w:p>
@@ -5934,11 +5804,9 @@
           <w:numId w:val="5"/>
         </w:numPr>
       </w:pPr>
-      <w:proofErr w:type="spellStart"/>
       <w:r>
         <w:t>Thresholding</w:t>
       </w:r>
-      <w:proofErr w:type="spellEnd"/>
       <w:r>
         <w:t xml:space="preserve"> </w:t>
       </w:r>
@@ -6202,15 +6070,7 @@
         <w:t xml:space="preserve"> </w:t>
       </w:r>
       <w:r>
-        <w:t xml:space="preserve">In Kombination mit </w:t>
-      </w:r>
-      <w:proofErr w:type="spellStart"/>
-      <w:r>
-        <w:t>Thresholds</w:t>
-      </w:r>
-      <w:proofErr w:type="spellEnd"/>
-      <w:r>
-        <w:t xml:space="preserve"> wird eine Binärmaske erstellt.</w:t>
+        <w:t>In Kombination mit Thresholds wird eine Binärmaske erstellt.</w:t>
       </w:r>
     </w:p>
     <w:p>
@@ -6257,13 +6117,8 @@
         <w:pStyle w:val="berschrift2"/>
       </w:pPr>
       <w:bookmarkStart w:id="17" w:name="_Toc222958398"/>
-      <w:proofErr w:type="spellStart"/>
-      <w:r>
-        <w:t>Git</w:t>
-      </w:r>
-      <w:proofErr w:type="spellEnd"/>
-      <w:r>
-        <w:t>, Versionsverwaltung und Entwicklungsumgebung</w:t>
+      <w:r>
+        <w:t>Git, Versionsverwaltung und Entwicklungsumgebung</w:t>
       </w:r>
       <w:bookmarkEnd w:id="17"/>
     </w:p>
@@ -6289,6 +6144,11 @@
       <w:bookmarkEnd w:id="19"/>
     </w:p>
     <w:p>
+      <w:r>
+        <w:t>Die Idee hinter dem Projekt Black Mirror entstand aus einem Video auf Social Media, in welchem ein Spiegel aus vielen mechanischen Sieben-Segmentanzeigen das Spiegelbild der Person darstellte. Dadurch das die mechanischen Sieben Segment Anzeigen langsam und ungenau die Person spiegelten, entstand die Idee die Person auf einer großen LED-Matrix zu spiegeln.</w:t>
+      </w:r>
+    </w:p>
+    <w:p>
       <w:pPr>
         <w:pStyle w:val="berschrift2"/>
       </w:pPr>
@@ -6297,6 +6157,17 @@
         <w:t>Funktionale Anforderungen</w:t>
       </w:r>
       <w:bookmarkEnd w:id="20"/>
+    </w:p>
+    <w:p>
+      <w:r>
+        <w:t xml:space="preserve">Das System ist aufgefordert eine Person zuverlässig zu erkennen </w:t>
+      </w:r>
+      <w:r>
+        <w:t>und vom Hintergrund klar trennen. Daraufhin soll eine Silhouette erstellt werden</w:t>
+      </w:r>
+      <w:r>
+        <w:t>, welche die Hände und Finger präzise erfasst, um Bewegungen klar darzustellen</w:t>
+      </w:r>
     </w:p>
     <w:p>
       <w:pPr>
@@ -6411,23 +6282,7 @@
         </w:drawing>
       </w:r>
       <w:r>
-        <w:t xml:space="preserve">Nachdem Einschalten des Black </w:t>
-      </w:r>
-      <w:proofErr w:type="spellStart"/>
-      <w:r>
-        <w:t>Mirrors</w:t>
-      </w:r>
-      <w:proofErr w:type="spellEnd"/>
-      <w:r>
-        <w:t xml:space="preserve"> erfolgen diese Prozesse, um am Ende ein Spiegelbild auf der </w:t>
-      </w:r>
-      <w:proofErr w:type="gramStart"/>
-      <w:r>
-        <w:t>LED Matrix</w:t>
-      </w:r>
-      <w:proofErr w:type="gramEnd"/>
-      <w:r>
-        <w:t xml:space="preserve"> zu sehen.</w:t>
+        <w:t>Nachdem Einschalten des Black Mirrors erfolgen diese Prozesse, um am Ende ein Spiegelbild auf der LED Matrix zu sehen.</w:t>
       </w:r>
     </w:p>
     <w:p/>
@@ -6470,75 +6325,25 @@
         <w:rPr>
           <w:lang w:val="de-AT"/>
         </w:rPr>
-        <w:t xml:space="preserve">Pi </w:t>
-      </w:r>
-      <w:proofErr w:type="spellStart"/>
+        <w:t>Pi Camera Modul 3 Wide NoIR</w:t>
+      </w:r>
       <w:r>
         <w:rPr>
           <w:lang w:val="de-AT"/>
         </w:rPr>
-        <w:t>Camera</w:t>
-      </w:r>
-      <w:proofErr w:type="spellEnd"/>
+        <w:t xml:space="preserve"> ist ein wichtiger Bestandpunkt des Black Mirrors. Das Modul ist zuständig für Aufnahme der Person in Echtzeit.</w:t>
+      </w:r>
       <w:r>
         <w:rPr>
           <w:lang w:val="de-AT"/>
         </w:rPr>
-        <w:t xml:space="preserve"> Modul 3 Wide </w:t>
-      </w:r>
-      <w:proofErr w:type="spellStart"/>
+        <w:t xml:space="preserve"> Das Modul ist klein, weshalb auch ein spezielles Case dafür entwickelt werden musste.</w:t>
+      </w:r>
       <w:r>
         <w:rPr>
           <w:lang w:val="de-AT"/>
         </w:rPr>
-        <w:t>NoIR</w:t>
-      </w:r>
-      <w:proofErr w:type="spellEnd"/>
-      <w:r>
-        <w:rPr>
-          <w:lang w:val="de-AT"/>
-        </w:rPr>
-        <w:t xml:space="preserve"> ist ein wichtiger Bestandpunkt des Black </w:t>
-      </w:r>
-      <w:proofErr w:type="spellStart"/>
-      <w:r>
-        <w:rPr>
-          <w:lang w:val="de-AT"/>
-        </w:rPr>
-        <w:t>Mirrors</w:t>
-      </w:r>
-      <w:proofErr w:type="spellEnd"/>
-      <w:r>
-        <w:rPr>
-          <w:lang w:val="de-AT"/>
-        </w:rPr>
-        <w:t>. Das Modul ist zuständig für Aufnahme der Person in Echtzeit.</w:t>
-      </w:r>
-      <w:r>
-        <w:rPr>
-          <w:lang w:val="de-AT"/>
-        </w:rPr>
-        <w:t xml:space="preserve"> Das Modul ist klein, weshalb auch ein spezielles Case dafür entwickelt werden musste.</w:t>
-      </w:r>
-      <w:r>
-        <w:rPr>
-          <w:lang w:val="de-AT"/>
-        </w:rPr>
-        <w:t xml:space="preserve"> Wir haben dieses Kamera Modul ausgewählt, da dieses Modul größere Winkel aufnehmen kann und durch den </w:t>
-      </w:r>
-      <w:proofErr w:type="spellStart"/>
-      <w:r>
-        <w:rPr>
-          <w:lang w:val="de-AT"/>
-        </w:rPr>
-        <w:t>NoIR</w:t>
-      </w:r>
-      <w:proofErr w:type="spellEnd"/>
-      <w:r>
-        <w:rPr>
-          <w:lang w:val="de-AT"/>
-        </w:rPr>
-        <w:t>-Filter werden die Personen in einem Lila-Ton aufgezeichnet.</w:t>
+        <w:t xml:space="preserve"> Wir haben dieses Kamera Modul ausgewählt, da dieses Modul größere Winkel aufnehmen kann und durch den NoIR-Filter werden die Personen in einem Lila-Ton aufgezeichnet.</w:t>
       </w:r>
     </w:p>
     <w:p>
@@ -6652,23 +6457,7 @@
         <w:t xml:space="preserve"> Ein Modul ist 12,8 cm hoch und 3,2 cm breit.</w:t>
       </w:r>
       <w:r>
-        <w:t xml:space="preserve"> Die LED-Matrix ist 53,6 cm hoch und 29,5 cm breit. Sie werden über die </w:t>
-      </w:r>
-      <w:proofErr w:type="gramStart"/>
-      <w:r>
-        <w:t>GPIO Pins</w:t>
-      </w:r>
-      <w:proofErr w:type="gramEnd"/>
-      <w:r>
-        <w:t xml:space="preserve"> des </w:t>
-      </w:r>
-      <w:proofErr w:type="spellStart"/>
-      <w:r>
-        <w:t>Raspberrys</w:t>
-      </w:r>
-      <w:proofErr w:type="spellEnd"/>
-      <w:r>
-        <w:t xml:space="preserve"> angesteuert. Der Raspberry Pi schickt ein Clock Signal, Data In und ein Chip Select durch die ganze LED-Matrix.</w:t>
+        <w:t xml:space="preserve"> Die LED-Matrix ist 53,6 cm hoch und 29,5 cm breit. Sie werden über die GPIO Pins des Raspberrys angesteuert. Der Raspberry Pi schickt ein Clock Signal, Data In und ein Chip Select durch die ganze LED-Matrix.</w:t>
       </w:r>
     </w:p>
     <w:p>
@@ -6697,15 +6486,7 @@
         <w:t xml:space="preserve"> </w:t>
       </w:r>
       <w:r>
-        <w:t xml:space="preserve">…. Für die </w:t>
-      </w:r>
-      <w:proofErr w:type="gramStart"/>
-      <w:r>
-        <w:t>LED Platte</w:t>
-      </w:r>
-      <w:proofErr w:type="gramEnd"/>
-      <w:r>
-        <w:t xml:space="preserve"> </w:t>
+        <w:t xml:space="preserve">…. Für die LED Platte </w:t>
       </w:r>
     </w:p>
     <w:p>
@@ -6930,21 +6711,7 @@
         <w:rPr>
           <w:lang w:val="de-AT"/>
         </w:rPr>
-        <w:t xml:space="preserve">Nach einer RGB-Umwandlung und Filterkorrektur wird eine </w:t>
-      </w:r>
-      <w:proofErr w:type="spellStart"/>
-      <w:r>
-        <w:rPr>
-          <w:lang w:val="de-AT"/>
-        </w:rPr>
-        <w:t>Silhouettenmaske</w:t>
-      </w:r>
-      <w:proofErr w:type="spellEnd"/>
-      <w:r>
-        <w:rPr>
-          <w:lang w:val="de-AT"/>
-        </w:rPr>
-        <w:t xml:space="preserve"> erzeugt. Das Ergebnis wird anschließend auf die Auflösung der LED-Matrix skaliert und an die LED-Ansteuerung weitergegeben.</w:t>
+        <w:t>Nach einer RGB-Umwandlung und Filterkorrektur wird eine Silhouettenmaske erzeugt. Das Ergebnis wird anschließend auf die Auflösung der LED-Matrix skaliert und an die LED-Ansteuerung weitergegeben.</w:t>
       </w:r>
     </w:p>
     <w:p>
@@ -6978,45 +6745,13 @@
       </w:pPr>
       <w:bookmarkStart w:id="34" w:name="_Toc222958415"/>
       <w:r>
-        <w:t xml:space="preserve">Programmiersprache und Bibliotheken (Python, </w:t>
-      </w:r>
-      <w:proofErr w:type="spellStart"/>
-      <w:r>
-        <w:t>OpenCV</w:t>
-      </w:r>
-      <w:proofErr w:type="spellEnd"/>
-      <w:r>
-        <w:t xml:space="preserve">, </w:t>
-      </w:r>
-      <w:proofErr w:type="spellStart"/>
-      <w:r>
-        <w:t>NumPy</w:t>
-      </w:r>
-      <w:proofErr w:type="spellEnd"/>
-      <w:r>
-        <w:t>)</w:t>
+        <w:t>Programmiersprache und Bibliotheken (Python, OpenCV, NumPy)</w:t>
       </w:r>
       <w:bookmarkEnd w:id="34"/>
     </w:p>
     <w:p>
       <w:r>
-        <w:t xml:space="preserve">Wieso Python, </w:t>
-      </w:r>
-      <w:proofErr w:type="spellStart"/>
-      <w:r>
-        <w:t>OpenCv</w:t>
-      </w:r>
-      <w:proofErr w:type="spellEnd"/>
-      <w:r>
-        <w:t xml:space="preserve">, </w:t>
-      </w:r>
-      <w:proofErr w:type="spellStart"/>
-      <w:r>
-        <w:t>NUmPY</w:t>
-      </w:r>
-      <w:proofErr w:type="spellEnd"/>
-      <w:r>
-        <w:t>,</w:t>
+        <w:t>Wieso Python, OpenCv, NUmPY,</w:t>
       </w:r>
     </w:p>
     <w:p>
@@ -7027,107 +6762,55 @@
         </w:rPr>
       </w:pPr>
       <w:bookmarkStart w:id="35" w:name="_Toc222958416"/>
-      <w:proofErr w:type="spellStart"/>
       <w:r>
         <w:rPr>
           <w:lang w:val="en-GB"/>
         </w:rPr>
-        <w:t>MediaPipe</w:t>
-      </w:r>
-      <w:proofErr w:type="spellEnd"/>
-      <w:r>
+        <w:t>MediaPipe Selfie Segmentation und Hands</w:t>
+      </w:r>
+      <w:bookmarkEnd w:id="35"/>
+    </w:p>
+    <w:p>
+      <w:pPr>
         <w:rPr>
           <w:lang w:val="en-GB"/>
         </w:rPr>
-        <w:t xml:space="preserve"> Selfie Segmentation und Hands</w:t>
-      </w:r>
-      <w:bookmarkEnd w:id="35"/>
-    </w:p>
-    <w:p>
-      <w:pPr>
+      </w:pPr>
+      <w:r>
         <w:rPr>
           <w:lang w:val="en-GB"/>
         </w:rPr>
-      </w:pPr>
-      <w:proofErr w:type="spellStart"/>
-      <w:r>
+        <w:t xml:space="preserve">Wieso Mediapipe </w:t>
+      </w:r>
+    </w:p>
+    <w:p>
+      <w:pPr>
+        <w:pStyle w:val="berschrift2"/>
+      </w:pPr>
+      <w:bookmarkStart w:id="36" w:name="_Toc222958417"/>
+      <w:r>
+        <w:t>Bildverarbeitungs- und Filterverfahren</w:t>
+      </w:r>
+      <w:bookmarkEnd w:id="36"/>
+    </w:p>
+    <w:p>
+      <w:pPr>
         <w:rPr>
           <w:lang w:val="en-GB"/>
         </w:rPr>
-        <w:t>Wieso</w:t>
-      </w:r>
-      <w:proofErr w:type="spellEnd"/>
+      </w:pPr>
       <w:r>
         <w:rPr>
           <w:lang w:val="en-GB"/>
         </w:rPr>
-        <w:t xml:space="preserve"> </w:t>
-      </w:r>
-      <w:proofErr w:type="spellStart"/>
+        <w:t>Thresholding, Open/close, zeitliche Gl</w:t>
+      </w:r>
       <w:r>
         <w:rPr>
           <w:lang w:val="en-GB"/>
         </w:rPr>
-        <w:t>Mediapipe</w:t>
-      </w:r>
-      <w:proofErr w:type="spellEnd"/>
-      <w:r>
-        <w:rPr>
-          <w:lang w:val="en-GB"/>
-        </w:rPr>
-        <w:t xml:space="preserve"> </w:t>
-      </w:r>
-    </w:p>
-    <w:p>
-      <w:pPr>
-        <w:pStyle w:val="berschrift2"/>
-      </w:pPr>
-      <w:bookmarkStart w:id="36" w:name="_Toc222958417"/>
-      <w:r>
-        <w:t>Bildverarbeitungs- und Filterverfahren</w:t>
-      </w:r>
-      <w:bookmarkEnd w:id="36"/>
-    </w:p>
-    <w:p>
-      <w:pPr>
-        <w:rPr>
-          <w:lang w:val="en-GB"/>
-        </w:rPr>
-      </w:pPr>
-      <w:r>
-        <w:rPr>
-          <w:lang w:val="en-GB"/>
-        </w:rPr>
-        <w:t xml:space="preserve">Thresholding, Open/close, </w:t>
-      </w:r>
-      <w:proofErr w:type="spellStart"/>
-      <w:r>
-        <w:rPr>
-          <w:lang w:val="en-GB"/>
-        </w:rPr>
-        <w:t>zeitliche</w:t>
-      </w:r>
-      <w:proofErr w:type="spellEnd"/>
-      <w:r>
-        <w:rPr>
-          <w:lang w:val="en-GB"/>
-        </w:rPr>
-        <w:t xml:space="preserve"> </w:t>
-      </w:r>
-      <w:proofErr w:type="spellStart"/>
-      <w:r>
-        <w:rPr>
-          <w:lang w:val="en-GB"/>
-        </w:rPr>
-        <w:t>Gl</w:t>
-      </w:r>
-      <w:r>
-        <w:rPr>
-          <w:lang w:val="en-GB"/>
-        </w:rPr>
         <w:t>ättung</w:t>
       </w:r>
-      <w:proofErr w:type="spellEnd"/>
     </w:p>
     <w:p>
       <w:pPr>
@@ -7147,13 +6830,8 @@
       <w:bookmarkEnd w:id="37"/>
     </w:p>
     <w:p>
-      <w:proofErr w:type="gramStart"/>
-      <w:r>
-        <w:t>Led Ansteuerung</w:t>
-      </w:r>
-      <w:proofErr w:type="gramEnd"/>
-      <w:r>
-        <w:t>, Wieso so</w:t>
+      <w:r>
+        <w:t>Led Ansteuerung, Wieso so</w:t>
       </w:r>
     </w:p>
     <w:p>
@@ -7172,19 +6850,11 @@
           <w:lang w:val="en-GB"/>
         </w:rPr>
       </w:pPr>
-      <w:proofErr w:type="spellStart"/>
       <w:r>
         <w:rPr>
           <w:lang w:val="en-GB"/>
         </w:rPr>
-        <w:t>Github</w:t>
-      </w:r>
-      <w:proofErr w:type="spellEnd"/>
-      <w:r>
-        <w:rPr>
-          <w:lang w:val="en-GB"/>
-        </w:rPr>
-        <w:t xml:space="preserve">, OS Bookworm 64, Laptop vs </w:t>
+        <w:t xml:space="preserve">Github, OS Bookworm 64, Laptop vs </w:t>
       </w:r>
       <w:r>
         <w:rPr>
@@ -7216,41 +6886,7 @@
     </w:p>
     <w:p>
       <w:r>
-        <w:t xml:space="preserve">Die Idee für die Personenerkennung war anfänglich nur auf Bewegung und Kantenerkennung zu achten und am Anfang des Codes wurde ein </w:t>
-      </w:r>
-      <w:proofErr w:type="spellStart"/>
-      <w:r>
-        <w:t>KNNBackground</w:t>
-      </w:r>
-      <w:proofErr w:type="spellEnd"/>
-      <w:r>
-        <w:t xml:space="preserve"> </w:t>
-      </w:r>
-      <w:proofErr w:type="spellStart"/>
-      <w:r>
-        <w:t>Subtractor</w:t>
-      </w:r>
-      <w:proofErr w:type="spellEnd"/>
-      <w:r>
-        <w:t xml:space="preserve"> verwendet, der dann die Unterscheidung zwischen Person und Hintergrund machen soll. Dazu wurden Algorithmen wie Erode und Dilate oder Morphologie </w:t>
-      </w:r>
-      <w:proofErr w:type="gramStart"/>
-      <w:r>
-        <w:t>verwendet</w:t>
-      </w:r>
-      <w:proofErr w:type="gramEnd"/>
-      <w:r>
-        <w:t xml:space="preserve"> um das Bild dann auf schwarz-weiß zu bekommen. Das haben wir für den Black Mirror nicht verwendet, da wir gegen Ende gemerkt </w:t>
-      </w:r>
-      <w:proofErr w:type="spellStart"/>
-      <w:proofErr w:type="gramStart"/>
-      <w:r>
-        <w:t>haben,dass</w:t>
-      </w:r>
-      <w:proofErr w:type="spellEnd"/>
-      <w:proofErr w:type="gramEnd"/>
-      <w:r>
-        <w:t xml:space="preserve"> durch die Algorithmen viel Rauschen oder falsche Kantenerkennung, nicht komplettes Ausfüllen der Person und Bewegungserkennung passierten. Im Endeffekt gab es die Möglichkeit den Code mit einer genauen Personenerkennung und eine volle Füllung zu machen, jedoch mit viel Rauschen, Delay und einem ordentlichen Geist Effekt haben.</w:t>
+        <w:t>Die Idee für die Personenerkennung war anfänglich nur auf Bewegung und Kantenerkennung zu achten und am Anfang des Codes wurde ein KNNBackground Subtractor verwendet, der dann die Unterscheidung zwischen Person und Hintergrund machen soll. Dazu wurden Algorithmen wie Erode und Dilate oder Morphologie verwendet um das Bild dann auf schwarz-weiß zu bekommen. Das haben wir für den Black Mirror nicht verwendet, da wir gegen Ende gemerkt haben,dass durch die Algorithmen viel Rauschen oder falsche Kantenerkennung, nicht komplettes Ausfüllen der Person und Bewegungserkennung passierten. Im Endeffekt gab es die Möglichkeit den Code mit einer genauen Personenerkennung und eine volle Füllung zu machen, jedoch mit viel Rauschen, Delay und einem ordentlichen Geist Effekt haben.</w:t>
       </w:r>
     </w:p>
     <w:p>
@@ -7308,13 +6944,8 @@
         <w:pStyle w:val="berschrift2"/>
       </w:pPr>
       <w:bookmarkStart w:id="46" w:name="_Toc222958427"/>
-      <w:proofErr w:type="spellStart"/>
-      <w:r>
-        <w:t>Downscaling</w:t>
-      </w:r>
-      <w:proofErr w:type="spellEnd"/>
-      <w:r>
-        <w:t xml:space="preserve"> und Mapping auf die LED</w:t>
+      <w:r>
+        <w:t>Downscaling und Mapping auf die LED</w:t>
       </w:r>
       <w:r>
         <w:noBreakHyphen/>

--- a/Diplomarbeit.docx
+++ b/Diplomarbeit.docx
@@ -35,11 +35,19 @@
                 <w:rFonts w:ascii="Helvetica" w:hAnsi="Helvetica"/>
               </w:rPr>
             </w:pPr>
+            <w:proofErr w:type="spellStart"/>
             <w:r>
               <w:rPr>
                 <w:rFonts w:ascii="Helvetica" w:hAnsi="Helvetica"/>
               </w:rPr>
-              <w:t>HTBLuVA Graz –Gösting</w:t>
+              <w:t>HTBLuVA</w:t>
+            </w:r>
+            <w:proofErr w:type="spellEnd"/>
+            <w:r>
+              <w:rPr>
+                <w:rFonts w:ascii="Helvetica" w:hAnsi="Helvetica"/>
+              </w:rPr>
+              <w:t xml:space="preserve"> Graz –Gösting</w:t>
             </w:r>
           </w:p>
           <w:p>
@@ -51,11 +59,19 @@
                 <w:rFonts w:ascii="Helvetica" w:hAnsi="Helvetica"/>
               </w:rPr>
             </w:pPr>
+            <w:proofErr w:type="spellStart"/>
             <w:r>
               <w:rPr>
                 <w:rFonts w:ascii="Helvetica" w:hAnsi="Helvetica"/>
               </w:rPr>
-              <w:t>Ibererstraße 15-21</w:t>
+              <w:t>Ibererstraße</w:t>
+            </w:r>
+            <w:proofErr w:type="spellEnd"/>
+            <w:r>
+              <w:rPr>
+                <w:rFonts w:ascii="Helvetica" w:hAnsi="Helvetica"/>
+              </w:rPr>
+              <w:t xml:space="preserve"> 15-21</w:t>
             </w:r>
           </w:p>
           <w:p>
@@ -569,8 +585,39 @@
           <w:bCs/>
           <w:sz w:val="28"/>
         </w:rPr>
-        <w:t>am tt. Monat jjjj</w:t>
-      </w:r>
+        <w:t xml:space="preserve">am </w:t>
+      </w:r>
+      <w:proofErr w:type="spellStart"/>
+      <w:r>
+        <w:rPr>
+          <w:rFonts w:ascii="Helvetica" w:hAnsi="Helvetica"/>
+          <w:b w:val="0"/>
+          <w:bCs/>
+          <w:sz w:val="28"/>
+        </w:rPr>
+        <w:t>tt</w:t>
+      </w:r>
+      <w:proofErr w:type="spellEnd"/>
+      <w:r>
+        <w:rPr>
+          <w:rFonts w:ascii="Helvetica" w:hAnsi="Helvetica"/>
+          <w:b w:val="0"/>
+          <w:bCs/>
+          <w:sz w:val="28"/>
+        </w:rPr>
+        <w:t xml:space="preserve">. Monat </w:t>
+      </w:r>
+      <w:proofErr w:type="spellStart"/>
+      <w:r>
+        <w:rPr>
+          <w:rFonts w:ascii="Helvetica" w:hAnsi="Helvetica"/>
+          <w:b w:val="0"/>
+          <w:bCs/>
+          <w:sz w:val="28"/>
+        </w:rPr>
+        <w:t>jjjj</w:t>
+      </w:r>
+      <w:proofErr w:type="spellEnd"/>
     </w:p>
     <w:p>
       <w:pPr>
@@ -5687,7 +5734,77 @@
         <w:rPr>
           <w:lang w:val="de-AT"/>
         </w:rPr>
-        <w:t>Unsere Diplomarbeit ist die Entwicklung der Hardware und Software für unseren Black Mirror. Der Black Mirror ist eine LED-Fläche mit einem Kameramodul, welche die Person in Form eines abstrahierten Spiegelbildes darstellt. Durch das gezielte Ein- und Ausschalten der LEDs entsteht ein visueller Effekt, der dem Prinzip des ASCII-Mirrors ähnelt. Anstatt Zeichen zu verwenden, nutzen wir LED-Matrizen, wodurch eine physische und hardwarebasierte Umsetzung entsteht. Wir haben uns für die Entwicklung des Black Mirrors entschieden, da wir dafür sowohl Software- als auch Hardwareentwicklung umsetzen mussten. Eines unserer wichtigsten Ziele ist es, die LEDs mit so wenig Verzögerung wie möglich anzusteuern, dabei aber dennoch effizient zu arbeiten. Das Herz des Black Mirrors, welches alle Bauteile miteinander verbindet, ist der Raspberry Pi 5. Für das Kameramodul haben wir uns für das Camera Module 3 Wide NoIR entschieden, welches von Raspberry Pi entwickelt wurde.</w:t>
+        <w:t>Unsere Diplomarbeit ist die Entwicklung der Hardware und Software für unseren Black Mirror. Der Black Mirror ist eine LED-Fläche mit einem Kameramodul, welche die Person in Form eines abstrahierten Spiegelbildes darstellt. Durch das gezielte Ein- und Ausschalten der LEDs entsteht ein visueller Effekt, der dem Prinzip des ASCII-</w:t>
+      </w:r>
+      <w:proofErr w:type="spellStart"/>
+      <w:r>
+        <w:rPr>
+          <w:lang w:val="de-AT"/>
+        </w:rPr>
+        <w:t>Mirrors</w:t>
+      </w:r>
+      <w:proofErr w:type="spellEnd"/>
+      <w:r>
+        <w:rPr>
+          <w:lang w:val="de-AT"/>
+        </w:rPr>
+        <w:t xml:space="preserve"> ähnelt. Anstatt Zeichen zu verwenden, nutzen wir LED-Matrizen, wodurch eine physische und hardwarebasierte Umsetzung entsteht. Wir haben uns für die Entwicklung des Black </w:t>
+      </w:r>
+      <w:proofErr w:type="spellStart"/>
+      <w:r>
+        <w:rPr>
+          <w:lang w:val="de-AT"/>
+        </w:rPr>
+        <w:t>Mirrors</w:t>
+      </w:r>
+      <w:proofErr w:type="spellEnd"/>
+      <w:r>
+        <w:rPr>
+          <w:lang w:val="de-AT"/>
+        </w:rPr>
+        <w:t xml:space="preserve"> entschieden, da wir dafür sowohl Software- als auch Hardwareentwicklung umsetzen mussten. Eines unserer wichtigsten Ziele ist es, die LEDs mit so wenig Verzögerung wie möglich anzusteuern, dabei aber dennoch effizient zu arbeiten. Das Herz des Black </w:t>
+      </w:r>
+      <w:proofErr w:type="spellStart"/>
+      <w:r>
+        <w:rPr>
+          <w:lang w:val="de-AT"/>
+        </w:rPr>
+        <w:t>Mirrors</w:t>
+      </w:r>
+      <w:proofErr w:type="spellEnd"/>
+      <w:r>
+        <w:rPr>
+          <w:lang w:val="de-AT"/>
+        </w:rPr>
+        <w:t xml:space="preserve">, welches alle Bauteile miteinander verbindet, ist der Raspberry Pi 5. Für das Kameramodul haben wir uns für das </w:t>
+      </w:r>
+      <w:proofErr w:type="spellStart"/>
+      <w:r>
+        <w:rPr>
+          <w:lang w:val="de-AT"/>
+        </w:rPr>
+        <w:t>Camera</w:t>
+      </w:r>
+      <w:proofErr w:type="spellEnd"/>
+      <w:r>
+        <w:rPr>
+          <w:lang w:val="de-AT"/>
+        </w:rPr>
+        <w:t xml:space="preserve"> Module 3 Wide </w:t>
+      </w:r>
+      <w:proofErr w:type="spellStart"/>
+      <w:r>
+        <w:rPr>
+          <w:lang w:val="de-AT"/>
+        </w:rPr>
+        <w:t>NoIR</w:t>
+      </w:r>
+      <w:proofErr w:type="spellEnd"/>
+      <w:r>
+        <w:rPr>
+          <w:lang w:val="de-AT"/>
+        </w:rPr>
+        <w:t xml:space="preserve"> entschieden, welches von Raspberry Pi entwickelt wurde.</w:t>
       </w:r>
     </w:p>
     <w:p>
@@ -5759,29 +5876,37 @@
       </w:r>
       <w:bookmarkEnd w:id="8"/>
     </w:p>
+    <w:p>
+      <w:pPr>
+        <w:pStyle w:val="berschrift3"/>
+      </w:pPr>
+      <w:bookmarkStart w:id="9" w:name="_Toc222958390"/>
+      <w:r>
+        <w:t>Grauwertbild</w:t>
+      </w:r>
+      <w:bookmarkEnd w:id="9"/>
+    </w:p>
+    <w:p>
+      <w:r>
+        <w:t xml:space="preserve">Für dieses Projekt wird </w:t>
+      </w:r>
+      <w:r>
+        <w:t xml:space="preserve">das Farbbild zunächst in Graustufen umgewandelt. Dabei werden die Pixel so umgewandelt, dass sie nur noch einen Helligkeitswert besitzen. Dies wird oft verwendet in Bewegungs- und </w:t>
+      </w:r>
+      <w:proofErr w:type="spellStart"/>
+      <w:r>
+        <w:t>Hintergrundsanalyse</w:t>
+      </w:r>
+      <w:proofErr w:type="spellEnd"/>
+      <w:r>
+        <w:t xml:space="preserve">. </w:t>
+      </w:r>
+    </w:p>
     <w:p/>
     <w:p>
       <w:pPr>
         <w:pStyle w:val="berschrift3"/>
       </w:pPr>
-      <w:bookmarkStart w:id="9" w:name="_Toc222958390"/>
-      <w:r>
-        <w:t>Grauwertbild</w:t>
-      </w:r>
-      <w:bookmarkEnd w:id="9"/>
-    </w:p>
-    <w:p>
-      <w:r>
-        <w:t xml:space="preserve">Für dieses Projekt wird </w:t>
-      </w:r>
-      <w:r>
-        <w:t xml:space="preserve">das Farbbild zunächst in Graustufen umgewandelt. Dabei werden die Pixel so umgewandelt, dass sie nur noch einen Helligkeitswert besitzen. Dies wird oft verwendet in Bewegungs- und Hintergrundsanalyse. </w:t>
-      </w:r>
-    </w:p>
-    <w:p>
-      <w:pPr>
-        <w:pStyle w:val="berschrift3"/>
-      </w:pPr>
       <w:bookmarkStart w:id="10" w:name="_Toc222958391"/>
       <w:r>
         <w:t>Klassische Bildverarbeitung</w:t>
@@ -5792,8 +5917,13 @@
       <w:r>
         <w:t xml:space="preserve">Zu den klassischen Bildverarbeitungen gehören Filter, </w:t>
       </w:r>
-      <w:r>
-        <w:t xml:space="preserve">Thresholding und morphologische Filter. </w:t>
+      <w:proofErr w:type="spellStart"/>
+      <w:r>
+        <w:t>Thresholding</w:t>
+      </w:r>
+      <w:proofErr w:type="spellEnd"/>
+      <w:r>
+        <w:t xml:space="preserve"> und morphologische Filter. </w:t>
       </w:r>
     </w:p>
     <w:p>
@@ -5804,9 +5934,11 @@
           <w:numId w:val="5"/>
         </w:numPr>
       </w:pPr>
+      <w:proofErr w:type="spellStart"/>
       <w:r>
         <w:t>Thresholding</w:t>
       </w:r>
+      <w:proofErr w:type="spellEnd"/>
       <w:r>
         <w:t xml:space="preserve"> </w:t>
       </w:r>
@@ -5935,7 +6067,59 @@
       <w:pPr>
         <w:pStyle w:val="Listenabsatz"/>
       </w:pPr>
+      <w:r>
+        <w:drawing>
+          <wp:anchor distT="0" distB="0" distL="114300" distR="114300" simplePos="0" relativeHeight="251665408" behindDoc="0" locked="0" layoutInCell="1" allowOverlap="1" wp14:anchorId="5CB70672" wp14:editId="787A96F9">
+            <wp:simplePos x="0" y="0"/>
+            <wp:positionH relativeFrom="page">
+              <wp:posOffset>1406885</wp:posOffset>
+            </wp:positionH>
+            <wp:positionV relativeFrom="paragraph">
+              <wp:posOffset>314994</wp:posOffset>
+            </wp:positionV>
+            <wp:extent cx="3787140" cy="1158240"/>
+            <wp:effectExtent l="0" t="0" r="3810" b="3810"/>
+            <wp:wrapTopAndBottom/>
+            <wp:docPr id="322630221" name="Grafik 1"/>
+            <wp:cNvGraphicFramePr>
+              <a:graphicFrameLocks xmlns:a="http://schemas.openxmlformats.org/drawingml/2006/main" noChangeAspect="1"/>
+            </wp:cNvGraphicFramePr>
+            <a:graphic xmlns:a="http://schemas.openxmlformats.org/drawingml/2006/main">
+              <a:graphicData uri="http://schemas.openxmlformats.org/drawingml/2006/picture">
+                <pic:pic xmlns:pic="http://schemas.openxmlformats.org/drawingml/2006/picture">
+                  <pic:nvPicPr>
+                    <pic:cNvPr id="322630221" name=""/>
+                    <pic:cNvPicPr/>
+                  </pic:nvPicPr>
+                  <pic:blipFill>
+                    <a:blip r:embed="rId13">
+                      <a:extLst>
+                        <a:ext uri="{28A0092B-C50C-407E-A947-70E740481C1C}">
+                          <a14:useLocalDpi xmlns:a14="http://schemas.microsoft.com/office/drawing/2010/main" val="0"/>
+                        </a:ext>
+                      </a:extLst>
+                    </a:blip>
+                    <a:stretch>
+                      <a:fillRect/>
+                    </a:stretch>
+                  </pic:blipFill>
+                  <pic:spPr>
+                    <a:xfrm>
+                      <a:off x="0" y="0"/>
+                      <a:ext cx="3787140" cy="1158240"/>
+                    </a:xfrm>
+                    <a:prstGeom prst="rect">
+                      <a:avLst/>
+                    </a:prstGeom>
+                  </pic:spPr>
+                </pic:pic>
+              </a:graphicData>
+            </a:graphic>
+          </wp:anchor>
+        </w:drawing>
+      </w:r>
     </w:p>
+    <w:p/>
     <w:p>
       <w:pPr>
         <w:pStyle w:val="Listenabsatz"/>
@@ -5967,6 +6151,14 @@
     </w:p>
     <w:p>
       <w:pPr>
+        <w:pStyle w:val="Listenabsatz"/>
+        <w:rPr>
+          <w:lang w:val="de-AT"/>
+        </w:rPr>
+      </w:pPr>
+    </w:p>
+    <w:p>
+      <w:pPr>
         <w:pStyle w:val="berschrift3"/>
         <w:rPr>
           <w:lang w:val="de-AT"/>
@@ -5977,7 +6169,6 @@
         <w:rPr>
           <w:lang w:val="de-AT"/>
         </w:rPr>
-        <w:lastRenderedPageBreak/>
         <w:t>Segmentierung</w:t>
       </w:r>
       <w:bookmarkEnd w:id="11"/>
@@ -6012,6 +6203,13 @@
         </w:rPr>
         <w:t>im Bild werden als Vordergrund gespeichert.</w:t>
       </w:r>
+    </w:p>
+    <w:p>
+      <w:pPr>
+        <w:rPr>
+          <w:lang w:val="de-AT"/>
+        </w:rPr>
+      </w:pPr>
     </w:p>
     <w:p>
       <w:pPr>
@@ -6070,9 +6268,18 @@
         <w:t xml:space="preserve"> </w:t>
       </w:r>
       <w:r>
-        <w:t>In Kombination mit Thresholds wird eine Binärmaske erstellt.</w:t>
+        <w:t xml:space="preserve">In Kombination mit </w:t>
+      </w:r>
+      <w:proofErr w:type="spellStart"/>
+      <w:r>
+        <w:t>Thresholds</w:t>
+      </w:r>
+      <w:proofErr w:type="spellEnd"/>
+      <w:r>
+        <w:t xml:space="preserve"> wird eine Binärmaske erstellt.</w:t>
       </w:r>
     </w:p>
+    <w:p/>
     <w:p>
       <w:pPr>
         <w:pStyle w:val="berschrift3"/>
@@ -6094,12 +6301,14 @@
         <w:t>und anhand der Landmarkkoordinaten kann eine Handmaske erstellt werden, um zum Beispiel Finger zuverlässig zu erkennen.</w:t>
       </w:r>
     </w:p>
+    <w:p/>
     <w:p>
       <w:pPr>
         <w:pStyle w:val="berschrift2"/>
       </w:pPr>
       <w:bookmarkStart w:id="16" w:name="_Toc222958397"/>
       <w:r>
+        <w:lastRenderedPageBreak/>
         <w:t>Medien- und LED</w:t>
       </w:r>
       <w:r>
@@ -6117,8 +6326,13 @@
         <w:pStyle w:val="berschrift2"/>
       </w:pPr>
       <w:bookmarkStart w:id="17" w:name="_Toc222958398"/>
-      <w:r>
-        <w:t>Git, Versionsverwaltung und Entwicklungsumgebung</w:t>
+      <w:proofErr w:type="spellStart"/>
+      <w:r>
+        <w:t>Git</w:t>
+      </w:r>
+      <w:proofErr w:type="spellEnd"/>
+      <w:r>
+        <w:t>, Versionsverwaltung und Entwicklungsumgebung</w:t>
       </w:r>
       <w:bookmarkEnd w:id="17"/>
     </w:p>
@@ -6145,80 +6359,114 @@
     </w:p>
     <w:p>
       <w:r>
-        <w:t>Die Idee hinter dem Projekt Black Mirror entstand aus einem Video auf Social Media, in welchem ein Spiegel aus vielen mechanischen Sieben-Segmentanzeigen das Spiegelbild der Person darstellte. Dadurch das die mechanischen Sieben Segment Anzeigen langsam und ungenau die Person spiegelten, entstand die Idee die Person auf einer großen LED-Matrix zu spiegeln.</w:t>
-      </w:r>
+        <w:t xml:space="preserve">Die Idee hinter dem Projekt Black Mirror entstand aus einem Video auf </w:t>
+      </w:r>
+      <w:proofErr w:type="spellStart"/>
+      <w:r>
+        <w:t>Social</w:t>
+      </w:r>
+      <w:proofErr w:type="spellEnd"/>
+      <w:r>
+        <w:t xml:space="preserve"> Media, in welchem ein Spiegel aus vielen mechanischen Sieben-Segmentanzeigen das Spiegelbild der Person darstellte. Dadurch das die mechanischen Sieben Segment Anzeigen langsam und ungenau die Person spiegelten, entstand die Idee die Person auf einer großen LED-Matrix zu spiegeln.</w:t>
+      </w:r>
+    </w:p>
+    <w:p/>
+    <w:p>
+      <w:pPr>
+        <w:pStyle w:val="berschrift2"/>
+      </w:pPr>
+      <w:bookmarkStart w:id="20" w:name="_Toc222958401"/>
+      <w:r>
+        <w:t>Funktionale Anforderungen</w:t>
+      </w:r>
+      <w:bookmarkEnd w:id="20"/>
+    </w:p>
+    <w:p>
+      <w:r>
+        <w:t xml:space="preserve">Das System ist aufgefordert eine Person zuverlässig zu erkennen </w:t>
+      </w:r>
+      <w:r>
+        <w:t>und vom Hintergrund klar trennen. Daraufhin soll eine Silhouette erstellt werden</w:t>
+      </w:r>
+      <w:r>
+        <w:t>, welche die Hände und Finger präzise erfasst, um Bewegungen klar darzustellen</w:t>
+      </w:r>
+      <w:r>
+        <w:t>.</w:t>
+      </w:r>
+    </w:p>
+    <w:p/>
+    <w:p>
+      <w:pPr>
+        <w:pStyle w:val="berschrift2"/>
+      </w:pPr>
+      <w:bookmarkStart w:id="21" w:name="_Toc222958403"/>
+      <w:r>
+        <w:t>Use Cases und Szenarien</w:t>
+      </w:r>
+      <w:bookmarkEnd w:id="21"/>
+    </w:p>
+    <w:p>
+      <w:r>
+        <w:t xml:space="preserve">Ein typisches Szenario besteht darin, dass sich die Person vor dem Spiegel stellt und sie auf den Led-Matrizen gespiegelt wird. Die Person soll möglichst präzise angezeigt werden, selbst wenn die Person schnellere Bewegungen ausführt mit den Händen oder mit dem ganzen Körper. Verlässt die Person den Aufnahmebereich der Kamera sollten die Led-Matrizen nicht mehr leuchten.  </w:t>
+      </w:r>
+    </w:p>
+    <w:p/>
+    <w:p>
+      <w:pPr>
+        <w:pStyle w:val="berschrift2"/>
+      </w:pPr>
+      <w:bookmarkStart w:id="22" w:name="_Toc222958404"/>
+      <w:r>
+        <w:t>Systemgrenzen und Annahmen</w:t>
+      </w:r>
+      <w:bookmarkEnd w:id="22"/>
+    </w:p>
+    <w:p>
+      <w:r>
+        <w:t xml:space="preserve">Der Black Mirror ist </w:t>
+      </w:r>
+      <w:r>
+        <w:t xml:space="preserve">für eine stationäre Kamera mit einem definierten Erfassungsbereich ausgelegt. Änderungen der Lichtverhältnisse oder Spiegelungen im Hintergrund könnend dazu führen </w:t>
+      </w:r>
+      <w:proofErr w:type="gramStart"/>
+      <w:r>
+        <w:t>das</w:t>
+      </w:r>
+      <w:proofErr w:type="gramEnd"/>
+      <w:r>
+        <w:t xml:space="preserve"> die Erkennungsqualität oder Hintergrundtrennung suboptimal verläuft.</w:t>
+      </w:r>
+      <w:r>
+        <w:t xml:space="preserve"> Aufgrund der begrenzten Auflösung der </w:t>
+      </w:r>
+      <w:r>
+        <w:t>Led-Matrix</w:t>
+      </w:r>
+      <w:r>
+        <w:t xml:space="preserve"> ist nur eine abstrahierte Darstellung möglich.</w:t>
+      </w:r>
+    </w:p>
+    <w:p>
+      <w:pPr>
+        <w:pStyle w:val="berschrift1"/>
+      </w:pPr>
+      <w:bookmarkStart w:id="23" w:name="_Toc222958405"/>
+      <w:r>
+        <w:lastRenderedPageBreak/>
+        <w:t>Systemkonzept und Architektur</w:t>
+      </w:r>
+      <w:bookmarkEnd w:id="23"/>
     </w:p>
     <w:p>
       <w:pPr>
         <w:pStyle w:val="berschrift2"/>
       </w:pPr>
-      <w:bookmarkStart w:id="20" w:name="_Toc222958401"/>
-      <w:r>
-        <w:t>Funktionale Anforderungen</w:t>
-      </w:r>
-      <w:bookmarkEnd w:id="20"/>
-    </w:p>
-    <w:p>
-      <w:r>
-        <w:t xml:space="preserve">Das System ist aufgefordert eine Person zuverlässig zu erkennen </w:t>
-      </w:r>
-      <w:r>
-        <w:t>und vom Hintergrund klar trennen. Daraufhin soll eine Silhouette erstellt werden</w:t>
-      </w:r>
-      <w:r>
-        <w:t>, welche die Hände und Finger präzise erfasst, um Bewegungen klar darzustellen</w:t>
-      </w:r>
-    </w:p>
-    <w:p>
-      <w:pPr>
-        <w:pStyle w:val="berschrift2"/>
-      </w:pPr>
-      <w:bookmarkStart w:id="21" w:name="_Toc222958402"/>
-      <w:r>
-        <w:t>Nicht-funktionale Anforderungen</w:t>
-      </w:r>
-      <w:bookmarkEnd w:id="21"/>
-    </w:p>
-    <w:p>
-      <w:pPr>
-        <w:pStyle w:val="berschrift2"/>
-      </w:pPr>
-      <w:bookmarkStart w:id="22" w:name="_Toc222958403"/>
-      <w:r>
-        <w:t>Use Cases und Szenarien</w:t>
-      </w:r>
-      <w:bookmarkEnd w:id="22"/>
-    </w:p>
-    <w:p>
-      <w:pPr>
-        <w:pStyle w:val="berschrift2"/>
-      </w:pPr>
-      <w:bookmarkStart w:id="23" w:name="_Toc222958404"/>
-      <w:r>
-        <w:t>Systemgrenzen und Annahmen</w:t>
-      </w:r>
-      <w:bookmarkEnd w:id="23"/>
-    </w:p>
-    <w:p>
-      <w:pPr>
-        <w:pStyle w:val="berschrift1"/>
-      </w:pPr>
-      <w:bookmarkStart w:id="24" w:name="_Toc222958405"/>
-      <w:r>
-        <w:lastRenderedPageBreak/>
-        <w:t>Systemkonzept und Architektur</w:t>
+      <w:bookmarkStart w:id="24" w:name="_Toc222958406"/>
+      <w:r>
+        <w:t>Gesamtüberblick des Systems</w:t>
       </w:r>
       <w:bookmarkEnd w:id="24"/>
-    </w:p>
-    <w:p>
-      <w:pPr>
-        <w:pStyle w:val="berschrift2"/>
-      </w:pPr>
-      <w:bookmarkStart w:id="25" w:name="_Toc222958406"/>
-      <w:r>
-        <w:t>Gesamtüberblick des Systems</w:t>
-      </w:r>
-      <w:bookmarkEnd w:id="25"/>
     </w:p>
     <w:p>
       <w:r>
@@ -6226,13 +6474,13 @@
           <w:noProof/>
         </w:rPr>
         <w:drawing>
-          <wp:anchor distT="0" distB="0" distL="114300" distR="114300" simplePos="0" relativeHeight="251658240" behindDoc="0" locked="0" layoutInCell="1" allowOverlap="1" wp14:anchorId="79410F6E" wp14:editId="75B2C5BA">
+          <wp:anchor distT="0" distB="0" distL="114300" distR="114300" simplePos="0" relativeHeight="251658240" behindDoc="0" locked="0" layoutInCell="1" allowOverlap="1" wp14:anchorId="79410F6E" wp14:editId="22D8D280">
             <wp:simplePos x="0" y="0"/>
             <wp:positionH relativeFrom="margin">
               <wp:align>left</wp:align>
             </wp:positionH>
             <wp:positionV relativeFrom="paragraph">
-              <wp:posOffset>597535</wp:posOffset>
+              <wp:posOffset>810895</wp:posOffset>
             </wp:positionV>
             <wp:extent cx="6297295" cy="710565"/>
             <wp:effectExtent l="0" t="0" r="8255" b="0"/>
@@ -6249,7 +6497,7 @@
                     <pic:cNvPicPr/>
                   </pic:nvPicPr>
                   <pic:blipFill>
-                    <a:blip r:embed="rId13">
+                    <a:blip r:embed="rId14">
                       <a:extLst>
                         <a:ext uri="{28A0092B-C50C-407E-A947-70E740481C1C}">
                           <a14:useLocalDpi xmlns:a14="http://schemas.microsoft.com/office/drawing/2010/main" val="0"/>
@@ -6282,7 +6530,36 @@
         </w:drawing>
       </w:r>
       <w:r>
-        <w:t>Nachdem Einschalten des Black Mirrors erfolgen diese Prozesse, um am Ende ein Spiegelbild auf der LED Matrix zu sehen.</w:t>
+        <w:t xml:space="preserve">Nachdem Einschalten des Black </w:t>
+      </w:r>
+      <w:proofErr w:type="spellStart"/>
+      <w:r>
+        <w:t>Mirrors</w:t>
+      </w:r>
+      <w:proofErr w:type="spellEnd"/>
+      <w:r>
+        <w:t xml:space="preserve"> erfolgen diese Prozesse, um am Ende ein </w:t>
+      </w:r>
+      <w:r>
+        <w:t xml:space="preserve">abstrahiertes </w:t>
+      </w:r>
+      <w:r>
+        <w:t>Spiegelbild</w:t>
+      </w:r>
+      <w:r>
+        <w:t xml:space="preserve"> der Person</w:t>
+      </w:r>
+      <w:r>
+        <w:t xml:space="preserve"> auf der </w:t>
+      </w:r>
+      <w:r>
+        <w:t>LED-Matrix</w:t>
+      </w:r>
+      <w:r>
+        <w:t xml:space="preserve"> zu sehen.</w:t>
+      </w:r>
+      <w:r>
+        <w:t xml:space="preserve"> Die Bilddaten der Kamera werden an den Raspberry Pi weiter versendet. Das Bild wird dann verarbeitet und für die Led-Matrix vorbereitet. </w:t>
       </w:r>
     </w:p>
     <w:p/>
@@ -6290,22 +6567,200 @@
       <w:pPr>
         <w:pStyle w:val="berschrift2"/>
       </w:pPr>
-      <w:bookmarkStart w:id="26" w:name="_Toc222958407"/>
+      <w:bookmarkStart w:id="25" w:name="_Toc222958407"/>
       <w:r>
         <w:t>Hardwarearchitektur</w:t>
       </w:r>
-      <w:bookmarkEnd w:id="26"/>
+      <w:bookmarkEnd w:id="25"/>
     </w:p>
     <w:p>
       <w:pPr>
         <w:pStyle w:val="berschrift3"/>
       </w:pPr>
-      <w:bookmarkStart w:id="27" w:name="_Toc222958408"/>
+      <w:bookmarkStart w:id="26" w:name="_Toc222958408"/>
       <w:r>
         <w:t>Kamera</w:t>
       </w:r>
       <w:r>
         <w:t>modul</w:t>
+      </w:r>
+      <w:bookmarkEnd w:id="26"/>
+    </w:p>
+    <w:p>
+      <w:pPr>
+        <w:rPr>
+          <w:lang w:val="de-AT"/>
+        </w:rPr>
+      </w:pPr>
+      <w:r>
+        <w:rPr>
+          <w:lang w:val="de-AT"/>
+        </w:rPr>
+        <w:drawing>
+          <wp:anchor distT="0" distB="0" distL="114300" distR="114300" simplePos="0" relativeHeight="251660288" behindDoc="0" locked="0" layoutInCell="1" allowOverlap="1" wp14:anchorId="46088723" wp14:editId="7968E15E">
+            <wp:simplePos x="0" y="0"/>
+            <wp:positionH relativeFrom="column">
+              <wp:posOffset>-130810</wp:posOffset>
+            </wp:positionH>
+            <wp:positionV relativeFrom="paragraph">
+              <wp:posOffset>1188085</wp:posOffset>
+            </wp:positionV>
+            <wp:extent cx="1978660" cy="1950720"/>
+            <wp:effectExtent l="0" t="0" r="2540" b="0"/>
+            <wp:wrapTopAndBottom/>
+            <wp:docPr id="667769210" name="Grafik 1"/>
+            <wp:cNvGraphicFramePr>
+              <a:graphicFrameLocks xmlns:a="http://schemas.openxmlformats.org/drawingml/2006/main" noChangeAspect="1"/>
+            </wp:cNvGraphicFramePr>
+            <a:graphic xmlns:a="http://schemas.openxmlformats.org/drawingml/2006/main">
+              <a:graphicData uri="http://schemas.openxmlformats.org/drawingml/2006/picture">
+                <pic:pic xmlns:pic="http://schemas.openxmlformats.org/drawingml/2006/picture">
+                  <pic:nvPicPr>
+                    <pic:cNvPr id="667769210" name=""/>
+                    <pic:cNvPicPr/>
+                  </pic:nvPicPr>
+                  <pic:blipFill>
+                    <a:blip r:embed="rId15">
+                      <a:extLst>
+                        <a:ext uri="{28A0092B-C50C-407E-A947-70E740481C1C}">
+                          <a14:useLocalDpi xmlns:a14="http://schemas.microsoft.com/office/drawing/2010/main" val="0"/>
+                        </a:ext>
+                      </a:extLst>
+                    </a:blip>
+                    <a:stretch>
+                      <a:fillRect/>
+                    </a:stretch>
+                  </pic:blipFill>
+                  <pic:spPr>
+                    <a:xfrm>
+                      <a:off x="0" y="0"/>
+                      <a:ext cx="1978660" cy="1950720"/>
+                    </a:xfrm>
+                    <a:prstGeom prst="rect">
+                      <a:avLst/>
+                    </a:prstGeom>
+                  </pic:spPr>
+                </pic:pic>
+              </a:graphicData>
+            </a:graphic>
+            <wp14:sizeRelH relativeFrom="margin">
+              <wp14:pctWidth>0</wp14:pctWidth>
+            </wp14:sizeRelH>
+            <wp14:sizeRelV relativeFrom="margin">
+              <wp14:pctHeight>0</wp14:pctHeight>
+            </wp14:sizeRelV>
+          </wp:anchor>
+        </w:drawing>
+      </w:r>
+      <w:r>
+        <w:rPr>
+          <w:lang w:val="de-AT"/>
+        </w:rPr>
+        <w:t xml:space="preserve">Das </w:t>
+      </w:r>
+      <w:r>
+        <w:rPr>
+          <w:lang w:val="de-AT"/>
+        </w:rPr>
+        <w:t xml:space="preserve">Pi </w:t>
+      </w:r>
+      <w:proofErr w:type="spellStart"/>
+      <w:r>
+        <w:rPr>
+          <w:lang w:val="de-AT"/>
+        </w:rPr>
+        <w:t>Camera</w:t>
+      </w:r>
+      <w:proofErr w:type="spellEnd"/>
+      <w:r>
+        <w:rPr>
+          <w:lang w:val="de-AT"/>
+        </w:rPr>
+        <w:t xml:space="preserve"> Modul 3 Wide </w:t>
+      </w:r>
+      <w:proofErr w:type="spellStart"/>
+      <w:r>
+        <w:rPr>
+          <w:lang w:val="de-AT"/>
+        </w:rPr>
+        <w:t>NoIR</w:t>
+      </w:r>
+      <w:proofErr w:type="spellEnd"/>
+      <w:r>
+        <w:rPr>
+          <w:lang w:val="de-AT"/>
+        </w:rPr>
+        <w:t xml:space="preserve"> ist ein wichtiger Bestandpunkt des Black </w:t>
+      </w:r>
+      <w:proofErr w:type="spellStart"/>
+      <w:r>
+        <w:rPr>
+          <w:lang w:val="de-AT"/>
+        </w:rPr>
+        <w:t>Mirrors</w:t>
+      </w:r>
+      <w:proofErr w:type="spellEnd"/>
+      <w:r>
+        <w:rPr>
+          <w:lang w:val="de-AT"/>
+        </w:rPr>
+        <w:t>. Das Modul ist zuständig für Aufnahme der Person in Echtzeit.</w:t>
+      </w:r>
+      <w:r>
+        <w:rPr>
+          <w:lang w:val="de-AT"/>
+        </w:rPr>
+        <w:t xml:space="preserve"> Das Modul ist klein, weshalb auch ein spezielles Case dafür entwickelt werden musste.</w:t>
+      </w:r>
+      <w:r>
+        <w:rPr>
+          <w:lang w:val="de-AT"/>
+        </w:rPr>
+        <w:t xml:space="preserve"> Wir haben dieses Kamera Modul ausgewählt, da dieses Modul größere Winkel aufnehmen kann und durch den </w:t>
+      </w:r>
+      <w:proofErr w:type="spellStart"/>
+      <w:r>
+        <w:rPr>
+          <w:lang w:val="de-AT"/>
+        </w:rPr>
+        <w:t>NoIR</w:t>
+      </w:r>
+      <w:proofErr w:type="spellEnd"/>
+      <w:r>
+        <w:rPr>
+          <w:lang w:val="de-AT"/>
+        </w:rPr>
+        <w:t>-Filter werden die Personen in einem Lila-Ton aufgezeichnet.</w:t>
+      </w:r>
+    </w:p>
+    <w:p>
+      <w:pPr>
+        <w:spacing w:before="0" w:after="0" w:line="240" w:lineRule="auto"/>
+        <w:rPr>
+          <w:lang w:val="de-AT"/>
+        </w:rPr>
+      </w:pPr>
+      <w:r>
+        <w:rPr>
+          <w:lang w:val="de-AT"/>
+        </w:rPr>
+        <w:br w:type="page"/>
+      </w:r>
+    </w:p>
+    <w:p>
+      <w:pPr>
+        <w:pStyle w:val="berschrift3"/>
+        <w:rPr>
+          <w:lang w:val="de-AT"/>
+        </w:rPr>
+      </w:pPr>
+      <w:bookmarkStart w:id="27" w:name="_Toc222958409"/>
+      <w:r>
+        <w:rPr>
+          <w:lang w:val="de-AT"/>
+        </w:rPr>
+        <w:lastRenderedPageBreak/>
+        <w:t>Raspberry Pi</w:t>
       </w:r>
       <w:bookmarkEnd w:id="27"/>
     </w:p>
@@ -6319,31 +6774,13 @@
         <w:rPr>
           <w:lang w:val="de-AT"/>
         </w:rPr>
-        <w:t xml:space="preserve">Das </w:t>
+        <w:t xml:space="preserve">Das Herz des Projekts ist der Raspberry Pi 5. Es verbindet die restlichen Module miteinander und die ganze Software läuft über ihn. Er steuert die Led-Matrizen mit einem kleinen Schieberegister. Er beinhaltet die Software für die Personenerkennung und die Darstellung auf den Led-Matrizen. </w:t>
       </w:r>
       <w:r>
         <w:rPr>
           <w:lang w:val="de-AT"/>
         </w:rPr>
-        <w:t>Pi Camera Modul 3 Wide NoIR</w:t>
-      </w:r>
-      <w:r>
-        <w:rPr>
-          <w:lang w:val="de-AT"/>
-        </w:rPr>
-        <w:t xml:space="preserve"> ist ein wichtiger Bestandpunkt des Black Mirrors. Das Modul ist zuständig für Aufnahme der Person in Echtzeit.</w:t>
-      </w:r>
-      <w:r>
-        <w:rPr>
-          <w:lang w:val="de-AT"/>
-        </w:rPr>
-        <w:t xml:space="preserve"> Das Modul ist klein, weshalb auch ein spezielles Case dafür entwickelt werden musste.</w:t>
-      </w:r>
-      <w:r>
-        <w:rPr>
-          <w:lang w:val="de-AT"/>
-        </w:rPr>
-        <w:t xml:space="preserve"> Wir haben dieses Kamera Modul ausgewählt, da dieses Modul größere Winkel aufnehmen kann und durch den NoIR-Filter werden die Personen in einem Lila-Ton aufgezeichnet.</w:t>
+        <w:t>Wir haben uns für den Raspberry entschieden, da dieser genug Rechenleistung aufweist, damit die Ansteuerung und Personenerfassung gleichzeitig erfolgen können.</w:t>
       </w:r>
     </w:p>
     <w:p>
@@ -6356,8 +6793,198 @@
         <w:rPr>
           <w:lang w:val="de-AT"/>
         </w:rPr>
-        <w:t>Bild</w:t>
-      </w:r>
+        <w:drawing>
+          <wp:anchor distT="0" distB="0" distL="114300" distR="114300" simplePos="0" relativeHeight="251661312" behindDoc="0" locked="0" layoutInCell="1" allowOverlap="1" wp14:anchorId="5AC866EC" wp14:editId="5AABD007">
+            <wp:simplePos x="0" y="0"/>
+            <wp:positionH relativeFrom="column">
+              <wp:posOffset>-1270</wp:posOffset>
+            </wp:positionH>
+            <wp:positionV relativeFrom="paragraph">
+              <wp:posOffset>1905</wp:posOffset>
+            </wp:positionV>
+            <wp:extent cx="2758679" cy="2301439"/>
+            <wp:effectExtent l="0" t="0" r="3810" b="3810"/>
+            <wp:wrapTopAndBottom/>
+            <wp:docPr id="472444266" name="Grafik 1"/>
+            <wp:cNvGraphicFramePr>
+              <a:graphicFrameLocks xmlns:a="http://schemas.openxmlformats.org/drawingml/2006/main" noChangeAspect="1"/>
+            </wp:cNvGraphicFramePr>
+            <a:graphic xmlns:a="http://schemas.openxmlformats.org/drawingml/2006/main">
+              <a:graphicData uri="http://schemas.openxmlformats.org/drawingml/2006/picture">
+                <pic:pic xmlns:pic="http://schemas.openxmlformats.org/drawingml/2006/picture">
+                  <pic:nvPicPr>
+                    <pic:cNvPr id="472444266" name=""/>
+                    <pic:cNvPicPr/>
+                  </pic:nvPicPr>
+                  <pic:blipFill>
+                    <a:blip r:embed="rId16">
+                      <a:extLst>
+                        <a:ext uri="{28A0092B-C50C-407E-A947-70E740481C1C}">
+                          <a14:useLocalDpi xmlns:a14="http://schemas.microsoft.com/office/drawing/2010/main" val="0"/>
+                        </a:ext>
+                      </a:extLst>
+                    </a:blip>
+                    <a:stretch>
+                      <a:fillRect/>
+                    </a:stretch>
+                  </pic:blipFill>
+                  <pic:spPr>
+                    <a:xfrm>
+                      <a:off x="0" y="0"/>
+                      <a:ext cx="2758679" cy="2301439"/>
+                    </a:xfrm>
+                    <a:prstGeom prst="rect">
+                      <a:avLst/>
+                    </a:prstGeom>
+                  </pic:spPr>
+                </pic:pic>
+              </a:graphicData>
+            </a:graphic>
+          </wp:anchor>
+        </w:drawing>
+      </w:r>
+    </w:p>
+    <w:p>
+      <w:pPr>
+        <w:pStyle w:val="berschrift3"/>
+      </w:pPr>
+      <w:bookmarkStart w:id="28" w:name="_Toc222958410"/>
+      <w:r>
+        <w:t>LED-Matrix</w:t>
+      </w:r>
+      <w:bookmarkEnd w:id="28"/>
+      <w:r>
+        <w:t xml:space="preserve"> </w:t>
+      </w:r>
+    </w:p>
+    <w:p>
+      <w:r>
+        <w:t>Die LEDs zeigen das abstrahierte Spiegelbild der Person dar. Es werden LED-Matrizen verwendet die jeweils auf einer Platine, auf welcher 4 LED-Matrizen miteinander verbunden werden. Es werden insgesamt 36 dieser Module verwendet, d.h. es sind insgesamt 144 LED-Matrizen. Die LED-Matrizen sind blaufarbig.</w:t>
+      </w:r>
+      <w:r>
+        <w:t xml:space="preserve"> Ein Modul ist 12,8 cm hoch und 3,2 cm breit.</w:t>
+      </w:r>
+      <w:r>
+        <w:t xml:space="preserve"> Die LED-Matrix ist 53,6 cm hoch und 29,5 cm breit. Sie werden über die </w:t>
+      </w:r>
+      <w:proofErr w:type="gramStart"/>
+      <w:r>
+        <w:t>GPIO Pins</w:t>
+      </w:r>
+      <w:proofErr w:type="gramEnd"/>
+      <w:r>
+        <w:t xml:space="preserve"> des </w:t>
+      </w:r>
+      <w:proofErr w:type="spellStart"/>
+      <w:r>
+        <w:t>Raspberrys</w:t>
+      </w:r>
+      <w:proofErr w:type="spellEnd"/>
+      <w:r>
+        <w:t xml:space="preserve"> angesteuert. Der Raspberry Pi schickt ein Clock Signal, Data In und ein Chip Select durch die ganze LED-Matrix.</w:t>
+      </w:r>
+    </w:p>
+    <w:p>
+      <w:r>
+        <w:drawing>
+          <wp:inline distT="0" distB="0" distL="0" distR="0" wp14:anchorId="66412E01" wp14:editId="1624D720">
+            <wp:extent cx="2672600" cy="1790700"/>
+            <wp:effectExtent l="0" t="0" r="0" b="0"/>
+            <wp:docPr id="7" name="Inhaltsplatzhalter 6" descr="Ein Bild, das Rechteck, Muster enthält.&#10;&#10;KI-generierte Inhalte können fehlerhaft sein.">
+              <a:extLst xmlns:a="http://schemas.openxmlformats.org/drawingml/2006/main">
+                <a:ext uri="{FF2B5EF4-FFF2-40B4-BE49-F238E27FC236}">
+                  <a16:creationId xmlns:a16="http://schemas.microsoft.com/office/drawing/2014/main" id="{D4CF7975-27F8-04F0-CC6A-E1964A6C368C}"/>
+                </a:ext>
+              </a:extLst>
+            </wp:docPr>
+            <wp:cNvGraphicFramePr>
+              <a:graphicFrameLocks xmlns:a="http://schemas.openxmlformats.org/drawingml/2006/main" noGrp="1" noChangeAspect="1"/>
+            </wp:cNvGraphicFramePr>
+            <a:graphic xmlns:a="http://schemas.openxmlformats.org/drawingml/2006/main">
+              <a:graphicData uri="http://schemas.openxmlformats.org/drawingml/2006/picture">
+                <pic:pic xmlns:pic="http://schemas.openxmlformats.org/drawingml/2006/picture">
+                  <pic:nvPicPr>
+                    <pic:cNvPr id="7" name="Inhaltsplatzhalter 6" descr="Ein Bild, das Rechteck, Muster enthält.&#10;&#10;KI-generierte Inhalte können fehlerhaft sein.">
+                      <a:extLst>
+                        <a:ext uri="{FF2B5EF4-FFF2-40B4-BE49-F238E27FC236}">
+                          <a16:creationId xmlns:a16="http://schemas.microsoft.com/office/drawing/2014/main" id="{D4CF7975-27F8-04F0-CC6A-E1964A6C368C}"/>
+                        </a:ext>
+                      </a:extLst>
+                    </pic:cNvPr>
+                    <pic:cNvPicPr>
+                      <a:picLocks noGrp="1" noChangeAspect="1"/>
+                    </pic:cNvPicPr>
+                  </pic:nvPicPr>
+                  <pic:blipFill>
+                    <a:blip r:embed="rId17"/>
+                    <a:stretch>
+                      <a:fillRect/>
+                    </a:stretch>
+                  </pic:blipFill>
+                  <pic:spPr>
+                    <a:xfrm>
+                      <a:off x="0" y="0"/>
+                      <a:ext cx="2690223" cy="1802508"/>
+                    </a:xfrm>
+                    <a:prstGeom prst="rect">
+                      <a:avLst/>
+                    </a:prstGeom>
+                    <a:ln>
+                      <a:noFill/>
+                    </a:ln>
+                    <a:effectLst>
+                      <a:softEdge rad="112500"/>
+                    </a:effectLst>
+                  </pic:spPr>
+                </pic:pic>
+              </a:graphicData>
+            </a:graphic>
+          </wp:inline>
+        </w:drawing>
+      </w:r>
+    </w:p>
+    <w:p/>
+    <w:p>
+      <w:pPr>
+        <w:pStyle w:val="berschrift3"/>
+      </w:pPr>
+      <w:bookmarkStart w:id="29" w:name="_Toc222958411"/>
+      <w:r>
+        <w:lastRenderedPageBreak/>
+        <w:t>Case</w:t>
+      </w:r>
+      <w:bookmarkEnd w:id="29"/>
+    </w:p>
+    <w:p>
+      <w:r>
+        <w:t xml:space="preserve">Für das Case wurden zum Großteil Holzplatten verwendet. </w:t>
+      </w:r>
+      <w:r>
+        <w:t>Das Case besteht aus drei Teilen: Der Rahmen, LED-Platte, Back Plate. Für den Rahmen wurden 600x200x18 mm große Holzplatten gekauft. Diese wurden</w:t>
+      </w:r>
+      <w:r>
+        <w:t xml:space="preserve"> </w:t>
+      </w:r>
+      <w:r>
+        <w:t xml:space="preserve">…. Für die </w:t>
+      </w:r>
+      <w:r>
+        <w:t>LED-Platte</w:t>
+      </w:r>
+      <w:r>
+        <w:t xml:space="preserve"> </w:t>
+      </w:r>
+    </w:p>
+    <w:p/>
+    <w:p>
+      <w:pPr>
+        <w:pStyle w:val="berschrift3"/>
+      </w:pPr>
+      <w:bookmarkStart w:id="30" w:name="_Toc222958412"/>
+      <w:r>
+        <w:t>Weiter Komponente</w:t>
+      </w:r>
+      <w:bookmarkEnd w:id="30"/>
     </w:p>
     <w:p>
       <w:pPr>
@@ -6365,20 +6992,366 @@
           <w:lang w:val="de-AT"/>
         </w:rPr>
       </w:pPr>
+      <w:r>
+        <w:t xml:space="preserve">Unter anderem wurde ein kleines durchsichtiges Case für den Raspberry Pi gekauft. Dieser hat zusätzlich einen Lüfter. Dazu wurden am Raspberry Kühlrippen an einigen Flächen geklebt. </w:t>
+      </w:r>
+      <w:r>
+        <w:rPr>
+          <w:lang w:val="de-AT"/>
+        </w:rPr>
+        <w:t xml:space="preserve">Das Netzteil </w:t>
+      </w:r>
+      <w:r>
+        <w:rPr>
+          <w:lang w:val="de-AT"/>
+        </w:rPr>
+        <w:t>für den</w:t>
+      </w:r>
+      <w:r>
+        <w:rPr>
+          <w:lang w:val="de-AT"/>
+        </w:rPr>
+        <w:t xml:space="preserve"> Raspberry mit 5V und 5A, welches der Raspberry auch benötigt</w:t>
+      </w:r>
+      <w:r>
+        <w:rPr>
+          <w:lang w:val="de-AT"/>
+        </w:rPr>
+        <w:t xml:space="preserve">, und um </w:t>
+      </w:r>
+      <w:r>
+        <w:rPr>
+          <w:lang w:val="de-AT"/>
+        </w:rPr>
+        <w:t>den Raspberry an einem Monitor anzuschließen, musste ein HDMI-Mini auf HDMI-Kabel gekauft werden.</w:t>
+      </w:r>
+      <w:r>
+        <w:rPr>
+          <w:lang w:val="de-AT"/>
+        </w:rPr>
+        <w:t xml:space="preserve"> Ebenso wurde ein </w:t>
+      </w:r>
+      <w:r>
+        <w:rPr>
+          <w:lang w:val="de-AT"/>
+        </w:rPr>
+        <w:t>USB-Stick</w:t>
+      </w:r>
+      <w:r>
+        <w:rPr>
+          <w:lang w:val="de-AT"/>
+        </w:rPr>
+        <w:t xml:space="preserve"> für den Raspberry gekauft, damit das Betriebssystem für den Pi darauf gespeichert werden kann. </w:t>
+      </w:r>
+      <w:r>
+        <w:rPr>
+          <w:lang w:val="de-AT"/>
+        </w:rPr>
+        <w:t xml:space="preserve">Da Das </w:t>
+      </w:r>
+      <w:r>
+        <w:rPr>
+          <w:lang w:val="de-AT"/>
+        </w:rPr>
+        <w:t>Kameram</w:t>
+      </w:r>
+      <w:r>
+        <w:rPr>
+          <w:lang w:val="de-AT"/>
+        </w:rPr>
+        <w:t>odul einen 22-Pin Anschluss hat und der Raspberry Pi 5 nur 15-Pin Anschlüsse hat, musste ein spezielles Kabel der die Anschlüsse von 22 Pins auf 15 Pins verringert</w:t>
+      </w:r>
+      <w:r>
+        <w:rPr>
+          <w:lang w:val="de-AT"/>
+        </w:rPr>
+        <w:t xml:space="preserve">, ebenfalls gekauft werden. </w:t>
+      </w:r>
     </w:p>
     <w:p>
       <w:pPr>
+        <w:spacing w:before="0" w:after="0" w:line="240" w:lineRule="auto"/>
         <w:rPr>
           <w:lang w:val="de-AT"/>
         </w:rPr>
       </w:pPr>
+      <w:r>
+        <w:rPr>
+          <w:lang w:val="de-AT"/>
+        </w:rPr>
+        <w:drawing>
+          <wp:anchor distT="0" distB="0" distL="114300" distR="114300" simplePos="0" relativeHeight="251671552" behindDoc="1" locked="0" layoutInCell="1" allowOverlap="1" wp14:anchorId="60CAAC37" wp14:editId="55FDBBB0">
+            <wp:simplePos x="0" y="0"/>
+            <wp:positionH relativeFrom="margin">
+              <wp:align>right</wp:align>
+            </wp:positionH>
+            <wp:positionV relativeFrom="paragraph">
+              <wp:posOffset>2407954</wp:posOffset>
+            </wp:positionV>
+            <wp:extent cx="1888490" cy="1818640"/>
+            <wp:effectExtent l="0" t="0" r="0" b="0"/>
+            <wp:wrapTight wrapText="bothSides">
+              <wp:wrapPolygon edited="0">
+                <wp:start x="0" y="0"/>
+                <wp:lineTo x="0" y="21268"/>
+                <wp:lineTo x="21353" y="21268"/>
+                <wp:lineTo x="21353" y="0"/>
+                <wp:lineTo x="0" y="0"/>
+              </wp:wrapPolygon>
+            </wp:wrapTight>
+            <wp:docPr id="1225763650" name="Grafik 1"/>
+            <wp:cNvGraphicFramePr>
+              <a:graphicFrameLocks xmlns:a="http://schemas.openxmlformats.org/drawingml/2006/main" noChangeAspect="1"/>
+            </wp:cNvGraphicFramePr>
+            <a:graphic xmlns:a="http://schemas.openxmlformats.org/drawingml/2006/main">
+              <a:graphicData uri="http://schemas.openxmlformats.org/drawingml/2006/picture">
+                <pic:pic xmlns:pic="http://schemas.openxmlformats.org/drawingml/2006/picture">
+                  <pic:nvPicPr>
+                    <pic:cNvPr id="1225763650" name=""/>
+                    <pic:cNvPicPr/>
+                  </pic:nvPicPr>
+                  <pic:blipFill>
+                    <a:blip r:embed="rId18" cstate="print">
+                      <a:extLst>
+                        <a:ext uri="{28A0092B-C50C-407E-A947-70E740481C1C}">
+                          <a14:useLocalDpi xmlns:a14="http://schemas.microsoft.com/office/drawing/2010/main" val="0"/>
+                        </a:ext>
+                      </a:extLst>
+                    </a:blip>
+                    <a:stretch>
+                      <a:fillRect/>
+                    </a:stretch>
+                  </pic:blipFill>
+                  <pic:spPr>
+                    <a:xfrm>
+                      <a:off x="0" y="0"/>
+                      <a:ext cx="1888490" cy="1818640"/>
+                    </a:xfrm>
+                    <a:prstGeom prst="rect">
+                      <a:avLst/>
+                    </a:prstGeom>
+                  </pic:spPr>
+                </pic:pic>
+              </a:graphicData>
+            </a:graphic>
+            <wp14:sizeRelH relativeFrom="margin">
+              <wp14:pctWidth>0</wp14:pctWidth>
+            </wp14:sizeRelH>
+            <wp14:sizeRelV relativeFrom="margin">
+              <wp14:pctHeight>0</wp14:pctHeight>
+            </wp14:sizeRelV>
+          </wp:anchor>
+        </w:drawing>
+      </w:r>
+      <w:r>
+        <w:rPr>
+          <w:lang w:val="de-AT"/>
+        </w:rPr>
+        <w:drawing>
+          <wp:anchor distT="0" distB="0" distL="114300" distR="114300" simplePos="0" relativeHeight="251670528" behindDoc="1" locked="0" layoutInCell="1" allowOverlap="1" wp14:anchorId="4E175EAB" wp14:editId="79914B2B">
+            <wp:simplePos x="0" y="0"/>
+            <wp:positionH relativeFrom="column">
+              <wp:posOffset>276894</wp:posOffset>
+            </wp:positionH>
+            <wp:positionV relativeFrom="paragraph">
+              <wp:posOffset>1974781</wp:posOffset>
+            </wp:positionV>
+            <wp:extent cx="3407346" cy="2726725"/>
+            <wp:effectExtent l="0" t="0" r="3175" b="0"/>
+            <wp:wrapTight wrapText="bothSides">
+              <wp:wrapPolygon edited="0">
+                <wp:start x="21137" y="0"/>
+                <wp:lineTo x="0" y="755"/>
+                <wp:lineTo x="0" y="21429"/>
+                <wp:lineTo x="19688" y="21429"/>
+                <wp:lineTo x="19688" y="2415"/>
+                <wp:lineTo x="21499" y="302"/>
+                <wp:lineTo x="21499" y="0"/>
+                <wp:lineTo x="21137" y="0"/>
+              </wp:wrapPolygon>
+            </wp:wrapTight>
+            <wp:docPr id="1138576123" name="Grafik 1"/>
+            <wp:cNvGraphicFramePr>
+              <a:graphicFrameLocks xmlns:a="http://schemas.openxmlformats.org/drawingml/2006/main" noChangeAspect="1"/>
+            </wp:cNvGraphicFramePr>
+            <a:graphic xmlns:a="http://schemas.openxmlformats.org/drawingml/2006/main">
+              <a:graphicData uri="http://schemas.openxmlformats.org/drawingml/2006/picture">
+                <pic:pic xmlns:pic="http://schemas.openxmlformats.org/drawingml/2006/picture">
+                  <pic:nvPicPr>
+                    <pic:cNvPr id="1138576123" name=""/>
+                    <pic:cNvPicPr/>
+                  </pic:nvPicPr>
+                  <pic:blipFill>
+                    <a:blip r:embed="rId19" cstate="print">
+                      <a:extLst>
+                        <a:ext uri="{28A0092B-C50C-407E-A947-70E740481C1C}">
+                          <a14:useLocalDpi xmlns:a14="http://schemas.microsoft.com/office/drawing/2010/main" val="0"/>
+                        </a:ext>
+                      </a:extLst>
+                    </a:blip>
+                    <a:stretch>
+                      <a:fillRect/>
+                    </a:stretch>
+                  </pic:blipFill>
+                  <pic:spPr>
+                    <a:xfrm>
+                      <a:off x="0" y="0"/>
+                      <a:ext cx="3407346" cy="2726725"/>
+                    </a:xfrm>
+                    <a:prstGeom prst="rect">
+                      <a:avLst/>
+                    </a:prstGeom>
+                  </pic:spPr>
+                </pic:pic>
+              </a:graphicData>
+            </a:graphic>
+          </wp:anchor>
+        </w:drawing>
+      </w:r>
+      <w:r>
+        <w:rPr>
+          <w:lang w:val="de-AT"/>
+        </w:rPr>
+        <w:drawing>
+          <wp:anchor distT="0" distB="0" distL="114300" distR="114300" simplePos="0" relativeHeight="251669504" behindDoc="1" locked="0" layoutInCell="1" allowOverlap="1" wp14:anchorId="3C92E9E8" wp14:editId="58E8E475">
+            <wp:simplePos x="0" y="0"/>
+            <wp:positionH relativeFrom="column">
+              <wp:posOffset>3481979</wp:posOffset>
+            </wp:positionH>
+            <wp:positionV relativeFrom="paragraph">
+              <wp:posOffset>274423</wp:posOffset>
+            </wp:positionV>
+            <wp:extent cx="2200275" cy="1696720"/>
+            <wp:effectExtent l="0" t="0" r="9525" b="0"/>
+            <wp:wrapTight wrapText="bothSides">
+              <wp:wrapPolygon edited="0">
+                <wp:start x="0" y="0"/>
+                <wp:lineTo x="0" y="21341"/>
+                <wp:lineTo x="21506" y="21341"/>
+                <wp:lineTo x="21506" y="0"/>
+                <wp:lineTo x="0" y="0"/>
+              </wp:wrapPolygon>
+            </wp:wrapTight>
+            <wp:docPr id="401433403" name="Grafik 1"/>
+            <wp:cNvGraphicFramePr>
+              <a:graphicFrameLocks xmlns:a="http://schemas.openxmlformats.org/drawingml/2006/main" noChangeAspect="1"/>
+            </wp:cNvGraphicFramePr>
+            <a:graphic xmlns:a="http://schemas.openxmlformats.org/drawingml/2006/main">
+              <a:graphicData uri="http://schemas.openxmlformats.org/drawingml/2006/picture">
+                <pic:pic xmlns:pic="http://schemas.openxmlformats.org/drawingml/2006/picture">
+                  <pic:nvPicPr>
+                    <pic:cNvPr id="401433403" name=""/>
+                    <pic:cNvPicPr/>
+                  </pic:nvPicPr>
+                  <pic:blipFill>
+                    <a:blip r:embed="rId20" cstate="print">
+                      <a:extLst>
+                        <a:ext uri="{28A0092B-C50C-407E-A947-70E740481C1C}">
+                          <a14:useLocalDpi xmlns:a14="http://schemas.microsoft.com/office/drawing/2010/main" val="0"/>
+                        </a:ext>
+                      </a:extLst>
+                    </a:blip>
+                    <a:stretch>
+                      <a:fillRect/>
+                    </a:stretch>
+                  </pic:blipFill>
+                  <pic:spPr>
+                    <a:xfrm>
+                      <a:off x="0" y="0"/>
+                      <a:ext cx="2200275" cy="1696720"/>
+                    </a:xfrm>
+                    <a:prstGeom prst="rect">
+                      <a:avLst/>
+                    </a:prstGeom>
+                  </pic:spPr>
+                </pic:pic>
+              </a:graphicData>
+            </a:graphic>
+          </wp:anchor>
+        </w:drawing>
+      </w:r>
+      <w:r>
+        <w:rPr>
+          <w:lang w:val="de-AT"/>
+        </w:rPr>
+        <w:drawing>
+          <wp:anchor distT="0" distB="0" distL="114300" distR="114300" simplePos="0" relativeHeight="251668480" behindDoc="1" locked="0" layoutInCell="1" allowOverlap="1" wp14:anchorId="50386358" wp14:editId="6005C87A">
+            <wp:simplePos x="0" y="0"/>
+            <wp:positionH relativeFrom="margin">
+              <wp:align>left</wp:align>
+            </wp:positionH>
+            <wp:positionV relativeFrom="paragraph">
+              <wp:posOffset>119535</wp:posOffset>
+            </wp:positionV>
+            <wp:extent cx="1853514" cy="1824745"/>
+            <wp:effectExtent l="0" t="0" r="0" b="4445"/>
+            <wp:wrapTight wrapText="bothSides">
+              <wp:wrapPolygon edited="0">
+                <wp:start x="0" y="0"/>
+                <wp:lineTo x="0" y="21427"/>
+                <wp:lineTo x="21319" y="21427"/>
+                <wp:lineTo x="21319" y="0"/>
+                <wp:lineTo x="0" y="0"/>
+              </wp:wrapPolygon>
+            </wp:wrapTight>
+            <wp:docPr id="610999565" name="Grafik 1"/>
+            <wp:cNvGraphicFramePr>
+              <a:graphicFrameLocks xmlns:a="http://schemas.openxmlformats.org/drawingml/2006/main" noChangeAspect="1"/>
+            </wp:cNvGraphicFramePr>
+            <a:graphic xmlns:a="http://schemas.openxmlformats.org/drawingml/2006/main">
+              <a:graphicData uri="http://schemas.openxmlformats.org/drawingml/2006/picture">
+                <pic:pic xmlns:pic="http://schemas.openxmlformats.org/drawingml/2006/picture">
+                  <pic:nvPicPr>
+                    <pic:cNvPr id="610999565" name=""/>
+                    <pic:cNvPicPr/>
+                  </pic:nvPicPr>
+                  <pic:blipFill>
+                    <a:blip r:embed="rId21" cstate="print">
+                      <a:extLst>
+                        <a:ext uri="{28A0092B-C50C-407E-A947-70E740481C1C}">
+                          <a14:useLocalDpi xmlns:a14="http://schemas.microsoft.com/office/drawing/2010/main" val="0"/>
+                        </a:ext>
+                      </a:extLst>
+                    </a:blip>
+                    <a:stretch>
+                      <a:fillRect/>
+                    </a:stretch>
+                  </pic:blipFill>
+                  <pic:spPr>
+                    <a:xfrm>
+                      <a:off x="0" y="0"/>
+                      <a:ext cx="1853514" cy="1824745"/>
+                    </a:xfrm>
+                    <a:prstGeom prst="rect">
+                      <a:avLst/>
+                    </a:prstGeom>
+                  </pic:spPr>
+                </pic:pic>
+              </a:graphicData>
+            </a:graphic>
+          </wp:anchor>
+        </w:drawing>
+      </w:r>
+      <w:r>
+        <w:rPr>
+          <w:lang w:val="de-AT"/>
+        </w:rPr>
+        <w:br w:type="page"/>
+      </w:r>
     </w:p>
     <w:p>
       <w:pPr>
-        <w:rPr>
-          <w:lang w:val="de-AT"/>
-        </w:rPr>
+        <w:pStyle w:val="berschrift2"/>
       </w:pPr>
+      <w:bookmarkStart w:id="31" w:name="_Toc222958413"/>
+      <w:r>
+        <w:lastRenderedPageBreak/>
+        <w:t>Softwarearchitektur</w:t>
+      </w:r>
+      <w:bookmarkEnd w:id="31"/>
+      <w:r>
+        <w:tab/>
+      </w:r>
     </w:p>
     <w:p>
       <w:pPr>
@@ -6387,14 +7360,12 @@
           <w:lang w:val="de-AT"/>
         </w:rPr>
       </w:pPr>
-      <w:bookmarkStart w:id="28" w:name="_Toc222958409"/>
       <w:r>
         <w:rPr>
           <w:lang w:val="de-AT"/>
         </w:rPr>
-        <w:t>Raspberry Pi</w:t>
-      </w:r>
-      <w:bookmarkEnd w:id="28"/>
+        <w:t>Personenerfassung</w:t>
+      </w:r>
     </w:p>
     <w:p>
       <w:pPr>
@@ -6404,234 +7375,18 @@
       </w:pPr>
       <w:r>
         <w:rPr>
-          <w:lang w:val="de-AT"/>
-        </w:rPr>
-        <w:t xml:space="preserve">Das Herz des Projekts ist der Raspberry Pi 5. Es verbindet die restlichen Module miteinander und die ganze Software läuft über ihn. Er steuert die Led-Matrizen mit einem kleinen Schieberegister. Er beinhaltet die Software für die Personenerkennung und die Darstellung auf den Led-Matrizen. </w:t>
-      </w:r>
-      <w:r>
-        <w:rPr>
-          <w:lang w:val="de-AT"/>
-        </w:rPr>
-        <w:t>Wir haben uns für den Raspberry entschieden, da dieser genug Rechenleistung aufweist, damit die Ansteuerung und Personenerfassung gleichzeitig erfolgen können.</w:t>
-      </w:r>
-    </w:p>
-    <w:p>
-      <w:pPr>
-        <w:rPr>
-          <w:lang w:val="de-AT"/>
-        </w:rPr>
-      </w:pPr>
-      <w:r>
-        <w:rPr>
-          <w:lang w:val="de-AT"/>
-        </w:rPr>
-        <w:t>Bild</w:t>
-      </w:r>
-    </w:p>
-    <w:p>
-      <w:pPr>
-        <w:rPr>
-          <w:lang w:val="de-AT"/>
-        </w:rPr>
-      </w:pPr>
-    </w:p>
-    <w:p>
-      <w:pPr>
-        <w:pStyle w:val="berschrift3"/>
-      </w:pPr>
-      <w:bookmarkStart w:id="29" w:name="_Toc222958410"/>
-      <w:r>
-        <w:lastRenderedPageBreak/>
-        <w:t>LED-Matrix</w:t>
-      </w:r>
-      <w:bookmarkEnd w:id="29"/>
-      <w:r>
-        <w:t xml:space="preserve"> </w:t>
-      </w:r>
-    </w:p>
-    <w:p>
-      <w:r>
-        <w:t>Die LEDs zeigen das abstrahierte Spiegelbild der Person dar. Es werden LED-Matrizen verwendet die jeweils auf einer Platine, auf welcher 4 LED-Matrizen miteinander verbunden werden. Es werden insgesamt 36 dieser Module verwendet, d.h. es sind insgesamt 144 LED-Matrizen. Die LED-Matrizen sind blaufarbig.</w:t>
-      </w:r>
-      <w:r>
-        <w:t xml:space="preserve"> Ein Modul ist 12,8 cm hoch und 3,2 cm breit.</w:t>
-      </w:r>
-      <w:r>
-        <w:t xml:space="preserve"> Die LED-Matrix ist 53,6 cm hoch und 29,5 cm breit. Sie werden über die GPIO Pins des Raspberrys angesteuert. Der Raspberry Pi schickt ein Clock Signal, Data In und ein Chip Select durch die ganze LED-Matrix.</w:t>
-      </w:r>
-    </w:p>
-    <w:p>
-      <w:r>
-        <w:t>Bild</w:t>
-      </w:r>
-    </w:p>
-    <w:p>
-      <w:pPr>
-        <w:pStyle w:val="berschrift3"/>
-      </w:pPr>
-      <w:bookmarkStart w:id="30" w:name="_Toc222958411"/>
-      <w:r>
-        <w:t>Case</w:t>
-      </w:r>
-      <w:bookmarkEnd w:id="30"/>
-    </w:p>
-    <w:p>
-      <w:r>
-        <w:t xml:space="preserve">Für das Case wurden zum Großteil Holzplatten verwendet. </w:t>
-      </w:r>
-      <w:r>
-        <w:t>Das Case besteht aus drei Teilen: Der Rahmen, LED-Platte, Back Plate. Für den Rahmen wurden 600x200x18 mm große Holzplatten gekauft. Diese wurden</w:t>
-      </w:r>
-      <w:r>
-        <w:t xml:space="preserve"> </w:t>
-      </w:r>
-      <w:r>
-        <w:t xml:space="preserve">…. Für die LED Platte </w:t>
-      </w:r>
-    </w:p>
-    <w:p>
-      <w:pPr>
-        <w:pStyle w:val="berschrift3"/>
-      </w:pPr>
-      <w:bookmarkStart w:id="31" w:name="_Toc222958412"/>
-      <w:r>
-        <w:t>Weiter Komponente</w:t>
-      </w:r>
-      <w:bookmarkEnd w:id="31"/>
-    </w:p>
-    <w:p>
-      <w:pPr>
-        <w:rPr>
-          <w:lang w:val="de-AT"/>
-        </w:rPr>
-      </w:pPr>
-      <w:r>
-        <w:t xml:space="preserve">Unter anderem wurde ein kleines durchsichtiges Case für den Raspberry Pi gekauft. Dieser hat zusätzlich einen Lüfter. Dazu wurden am Raspberry Kühlrippen an einigen Flächen geklebt. </w:t>
-      </w:r>
-      <w:r>
-        <w:rPr>
-          <w:lang w:val="de-AT"/>
-        </w:rPr>
-        <w:t xml:space="preserve">Das Netzteil </w:t>
-      </w:r>
-      <w:r>
-        <w:rPr>
-          <w:lang w:val="de-AT"/>
-        </w:rPr>
-        <w:t>für den</w:t>
-      </w:r>
-      <w:r>
-        <w:rPr>
-          <w:lang w:val="de-AT"/>
-        </w:rPr>
-        <w:t xml:space="preserve"> Raspberry mit 5V und 5A, welches der Raspberry auch benötigt</w:t>
-      </w:r>
-      <w:r>
-        <w:rPr>
-          <w:lang w:val="de-AT"/>
-        </w:rPr>
-        <w:t xml:space="preserve">, und um </w:t>
-      </w:r>
-      <w:r>
-        <w:rPr>
-          <w:lang w:val="de-AT"/>
-        </w:rPr>
-        <w:t>den Raspberry an einem Monitor anzuschließen, musste ein HDMI-Mini auf HDMI-Kabel gekauft werden.</w:t>
-      </w:r>
-      <w:r>
-        <w:rPr>
-          <w:lang w:val="de-AT"/>
-        </w:rPr>
-        <w:t xml:space="preserve"> Ebenso wurde ein </w:t>
-      </w:r>
-      <w:r>
-        <w:rPr>
-          <w:lang w:val="de-AT"/>
-        </w:rPr>
-        <w:t>USB-Stick</w:t>
-      </w:r>
-      <w:r>
-        <w:rPr>
-          <w:lang w:val="de-AT"/>
-        </w:rPr>
-        <w:t xml:space="preserve"> für den Raspberry gekauft, damit das Betriebssystem für den Pi darauf gespeichert werden kann. </w:t>
-      </w:r>
-      <w:r>
-        <w:rPr>
-          <w:lang w:val="de-AT"/>
-        </w:rPr>
-        <w:t xml:space="preserve">Da Das </w:t>
-      </w:r>
-      <w:r>
-        <w:rPr>
-          <w:lang w:val="de-AT"/>
-        </w:rPr>
-        <w:t>Kameram</w:t>
-      </w:r>
-      <w:r>
-        <w:rPr>
-          <w:lang w:val="de-AT"/>
-        </w:rPr>
-        <w:t>odul einen 22-Pin Anschluss hat und der Raspberry Pi 5 nur 15-Pin Anschlüsse hat, musste ein spezielles Kabel der die Anschlüsse von 22 Pins auf 15 Pins verringert</w:t>
-      </w:r>
-      <w:r>
-        <w:rPr>
-          <w:lang w:val="de-AT"/>
-        </w:rPr>
-        <w:t xml:space="preserve">, ebenfalls gekauft werden. </w:t>
-      </w:r>
-    </w:p>
-    <w:p>
-      <w:pPr>
-        <w:spacing w:before="0" w:after="0" w:line="240" w:lineRule="auto"/>
-        <w:rPr>
-          <w:lang w:val="de-AT"/>
-        </w:rPr>
-      </w:pPr>
-      <w:r>
-        <w:rPr>
-          <w:lang w:val="de-AT"/>
-        </w:rPr>
-        <w:br w:type="page"/>
-      </w:r>
-    </w:p>
-    <w:p>
-      <w:pPr>
-        <w:pStyle w:val="berschrift2"/>
-      </w:pPr>
-      <w:bookmarkStart w:id="32" w:name="_Toc222958413"/>
-      <w:r>
-        <w:lastRenderedPageBreak/>
-        <w:t>Softwarearchitektur</w:t>
-      </w:r>
-      <w:bookmarkEnd w:id="32"/>
-      <w:r>
-        <w:tab/>
-      </w:r>
-    </w:p>
-    <w:p>
-      <w:pPr>
-        <w:pStyle w:val="berschrift3"/>
-        <w:rPr>
-          <w:lang w:val="de-AT"/>
-        </w:rPr>
-      </w:pPr>
-      <w:r>
-        <w:rPr>
-          <w:rFonts w:ascii="Times New Roman" w:hAnsi="Times New Roman" w:cs="Times New Roman"/>
-          <w:b w:val="0"/>
+          <w:b/>
           <w:noProof/>
-          <w:sz w:val="24"/>
           <w:lang w:val="de-AT"/>
         </w:rPr>
         <w:drawing>
-          <wp:anchor distT="0" distB="0" distL="114300" distR="114300" simplePos="0" relativeHeight="251659264" behindDoc="0" locked="0" layoutInCell="1" allowOverlap="1" wp14:anchorId="2EC4461C" wp14:editId="6BC2E57D">
+          <wp:anchor distT="0" distB="0" distL="114300" distR="114300" simplePos="0" relativeHeight="251659264" behindDoc="0" locked="0" layoutInCell="1" allowOverlap="1" wp14:anchorId="2EC4461C" wp14:editId="35096BAC">
             <wp:simplePos x="0" y="0"/>
             <wp:positionH relativeFrom="margin">
-              <wp:align>right</wp:align>
+              <wp:posOffset>-8238</wp:posOffset>
             </wp:positionH>
             <wp:positionV relativeFrom="paragraph">
-              <wp:posOffset>697230</wp:posOffset>
+              <wp:posOffset>835660</wp:posOffset>
             </wp:positionV>
             <wp:extent cx="6119495" cy="1530985"/>
             <wp:effectExtent l="0" t="0" r="0" b="0"/>
@@ -6648,7 +7403,7 @@
                     <pic:cNvPicPr/>
                   </pic:nvPicPr>
                   <pic:blipFill>
-                    <a:blip r:embed="rId14">
+                    <a:blip r:embed="rId22">
                       <a:extLst>
                         <a:ext uri="{28A0092B-C50C-407E-A947-70E740481C1C}">
                           <a14:useLocalDpi xmlns:a14="http://schemas.microsoft.com/office/drawing/2010/main" val="0"/>
@@ -6676,9 +7431,16 @@
       </w:r>
       <w:r>
         <w:rPr>
+          <w:szCs w:val="24"/>
+          <w:lang w:val="de-AT" w:eastAsia="de-AT"/>
+        </w:rPr>
+        <w:t xml:space="preserve"> </w:t>
+      </w:r>
+      <w:r>
+        <w:rPr>
           <w:lang w:val="de-AT"/>
         </w:rPr>
-        <w:t>Personenerfassung</w:t>
+        <w:t>Sobald der Prozess der Personenerfassung startet, wird die Kamera aktiviert und erfasst ein Bild. Dieses wird an die Hintergrundsegmentierung sowie an MediaPipe Selfie Segmentation und das Hand-Tracking übergeben, um die Person im Bild zu erkennen.</w:t>
       </w:r>
     </w:p>
     <w:p>
@@ -6689,16 +7451,21 @@
       </w:pPr>
       <w:r>
         <w:rPr>
-          <w:szCs w:val="24"/>
-          <w:lang w:val="de-AT" w:eastAsia="de-AT"/>
+          <w:lang w:val="de-AT"/>
         </w:rPr>
-        <w:t xml:space="preserve"> </w:t>
+        <w:t xml:space="preserve">Nach einer RGB-Umwandlung und Filterkorrektur wird eine </w:t>
       </w:r>
       <w:r>
         <w:rPr>
           <w:lang w:val="de-AT"/>
         </w:rPr>
-        <w:t>Sobald der Prozess der Personenerfassung startet, wird die Kamera aktiviert und erfasst ein Bild. Dieses wird an die Hintergrundsegmentierung sowie an MediaPipe Selfie Segmentation und das Hand-Tracking übergeben, um die Person im Bild zu erkennen.</w:t>
+        <w:t>Silhouetten Maske</w:t>
+      </w:r>
+      <w:r>
+        <w:rPr>
+          <w:lang w:val="de-AT"/>
+        </w:rPr>
+        <w:t xml:space="preserve"> erzeugt. Das Ergebnis wird anschließend auf die Auflösung der LED-Matrix skaliert und an die LED-Ansteuerung weitergegeben.</w:t>
       </w:r>
     </w:p>
     <w:p>
@@ -6707,12 +7474,6 @@
           <w:lang w:val="de-AT"/>
         </w:rPr>
       </w:pPr>
-      <w:r>
-        <w:rPr>
-          <w:lang w:val="de-AT"/>
-        </w:rPr>
-        <w:t>Nach einer RGB-Umwandlung und Filterkorrektur wird eine Silhouettenmaske erzeugt. Das Ergebnis wird anschließend auf die Auflösung der LED-Matrix skaliert und an die LED-Ansteuerung weitergegeben.</w:t>
-      </w:r>
     </w:p>
     <w:p>
       <w:pPr>
@@ -6732,28 +7493,235 @@
       <w:pPr>
         <w:pStyle w:val="berschrift1"/>
       </w:pPr>
-      <w:bookmarkStart w:id="33" w:name="_Toc222958414"/>
+      <w:bookmarkStart w:id="32" w:name="_Toc222958414"/>
       <w:r>
         <w:lastRenderedPageBreak/>
         <w:t>Verwendete Technologien</w:t>
       </w:r>
-      <w:bookmarkEnd w:id="33"/>
+      <w:bookmarkEnd w:id="32"/>
     </w:p>
     <w:p>
       <w:pPr>
         <w:pStyle w:val="berschrift2"/>
       </w:pPr>
-      <w:bookmarkStart w:id="34" w:name="_Toc222958415"/>
-      <w:r>
-        <w:t>Programmiersprache und Bibliotheken (Python, OpenCV, NumPy)</w:t>
-      </w:r>
-      <w:bookmarkEnd w:id="34"/>
+      <w:bookmarkStart w:id="33" w:name="_Toc222958415"/>
+      <w:r>
+        <w:t xml:space="preserve">Programmiersprache und Bibliotheken (Python, </w:t>
+      </w:r>
+      <w:proofErr w:type="spellStart"/>
+      <w:r>
+        <w:t>OpenCV</w:t>
+      </w:r>
+      <w:proofErr w:type="spellEnd"/>
+      <w:r>
+        <w:t xml:space="preserve">, </w:t>
+      </w:r>
+      <w:proofErr w:type="spellStart"/>
+      <w:r>
+        <w:t>NumPy</w:t>
+      </w:r>
+      <w:proofErr w:type="spellEnd"/>
+      <w:r>
+        <w:t>)</w:t>
+      </w:r>
+      <w:bookmarkEnd w:id="33"/>
     </w:p>
     <w:p>
       <w:r>
-        <w:t>Wieso Python, OpenCv, NUmPY,</w:t>
+        <w:drawing>
+          <wp:anchor distT="0" distB="0" distL="114300" distR="114300" simplePos="0" relativeHeight="251666432" behindDoc="1" locked="0" layoutInCell="1" allowOverlap="1" wp14:anchorId="52BAE3B2" wp14:editId="5E18A14D">
+            <wp:simplePos x="0" y="0"/>
+            <wp:positionH relativeFrom="column">
+              <wp:posOffset>2863798</wp:posOffset>
+            </wp:positionH>
+            <wp:positionV relativeFrom="paragraph">
+              <wp:posOffset>555694</wp:posOffset>
+            </wp:positionV>
+            <wp:extent cx="3091180" cy="1226820"/>
+            <wp:effectExtent l="0" t="0" r="0" b="0"/>
+            <wp:wrapTight wrapText="bothSides">
+              <wp:wrapPolygon edited="0">
+                <wp:start x="0" y="0"/>
+                <wp:lineTo x="0" y="21130"/>
+                <wp:lineTo x="21431" y="21130"/>
+                <wp:lineTo x="21431" y="0"/>
+                <wp:lineTo x="0" y="0"/>
+              </wp:wrapPolygon>
+            </wp:wrapTight>
+            <wp:docPr id="417415522" name="Grafik 1"/>
+            <wp:cNvGraphicFramePr>
+              <a:graphicFrameLocks xmlns:a="http://schemas.openxmlformats.org/drawingml/2006/main" noChangeAspect="1"/>
+            </wp:cNvGraphicFramePr>
+            <a:graphic xmlns:a="http://schemas.openxmlformats.org/drawingml/2006/main">
+              <a:graphicData uri="http://schemas.openxmlformats.org/drawingml/2006/picture">
+                <pic:pic xmlns:pic="http://schemas.openxmlformats.org/drawingml/2006/picture">
+                  <pic:nvPicPr>
+                    <pic:cNvPr id="417415522" name=""/>
+                    <pic:cNvPicPr/>
+                  </pic:nvPicPr>
+                  <pic:blipFill>
+                    <a:blip r:embed="rId23">
+                      <a:extLst>
+                        <a:ext uri="{28A0092B-C50C-407E-A947-70E740481C1C}">
+                          <a14:useLocalDpi xmlns:a14="http://schemas.microsoft.com/office/drawing/2010/main" val="0"/>
+                        </a:ext>
+                      </a:extLst>
+                    </a:blip>
+                    <a:stretch>
+                      <a:fillRect/>
+                    </a:stretch>
+                  </pic:blipFill>
+                  <pic:spPr>
+                    <a:xfrm>
+                      <a:off x="0" y="0"/>
+                      <a:ext cx="3091180" cy="1226820"/>
+                    </a:xfrm>
+                    <a:prstGeom prst="rect">
+                      <a:avLst/>
+                    </a:prstGeom>
+                  </pic:spPr>
+                </pic:pic>
+              </a:graphicData>
+            </a:graphic>
+            <wp14:sizeRelH relativeFrom="margin">
+              <wp14:pctWidth>0</wp14:pctWidth>
+            </wp14:sizeRelH>
+            <wp14:sizeRelV relativeFrom="margin">
+              <wp14:pctHeight>0</wp14:pctHeight>
+            </wp14:sizeRelV>
+          </wp:anchor>
+        </w:drawing>
+      </w:r>
+      <w:r>
+        <w:t xml:space="preserve">Für Personenerfassung und die </w:t>
+      </w:r>
+      <w:r>
+        <w:t>Led-Ansteuerung</w:t>
+      </w:r>
+      <w:r>
+        <w:t xml:space="preserve"> wurde hauptsächlich nur die Programmiersprache Python verwendet. Python ist besonders gut für Anwendungen im Themen Bereich der Bildverarbeitung und Künstlicher Intelligenz, da es eine Menge spezialisierten Bi</w:t>
+      </w:r>
+      <w:r>
+        <w:t>bliotheken (</w:t>
+      </w:r>
+      <w:proofErr w:type="spellStart"/>
+      <w:r>
+        <w:t>packages</w:t>
+      </w:r>
+      <w:proofErr w:type="spellEnd"/>
+      <w:r>
+        <w:t>) zur Verfügung stehen.</w:t>
+      </w:r>
+      <w:r>
+        <w:rPr>
+          <w:noProof/>
+        </w:rPr>
+        <w:t xml:space="preserve"> </w:t>
       </w:r>
     </w:p>
+    <w:p>
+      <w:r>
+        <w:drawing>
+          <wp:anchor distT="0" distB="0" distL="114300" distR="114300" simplePos="0" relativeHeight="251667456" behindDoc="1" locked="0" layoutInCell="1" allowOverlap="1" wp14:anchorId="76756D35" wp14:editId="52339EF9">
+            <wp:simplePos x="0" y="0"/>
+            <wp:positionH relativeFrom="margin">
+              <wp:align>right</wp:align>
+            </wp:positionH>
+            <wp:positionV relativeFrom="paragraph">
+              <wp:posOffset>770649</wp:posOffset>
+            </wp:positionV>
+            <wp:extent cx="1367155" cy="1533525"/>
+            <wp:effectExtent l="0" t="0" r="4445" b="9525"/>
+            <wp:wrapTight wrapText="bothSides">
+              <wp:wrapPolygon edited="0">
+                <wp:start x="0" y="0"/>
+                <wp:lineTo x="0" y="21466"/>
+                <wp:lineTo x="21369" y="21466"/>
+                <wp:lineTo x="21369" y="0"/>
+                <wp:lineTo x="0" y="0"/>
+              </wp:wrapPolygon>
+            </wp:wrapTight>
+            <wp:docPr id="1624514354" name="Grafik 1"/>
+            <wp:cNvGraphicFramePr>
+              <a:graphicFrameLocks xmlns:a="http://schemas.openxmlformats.org/drawingml/2006/main" noChangeAspect="1"/>
+            </wp:cNvGraphicFramePr>
+            <a:graphic xmlns:a="http://schemas.openxmlformats.org/drawingml/2006/main">
+              <a:graphicData uri="http://schemas.openxmlformats.org/drawingml/2006/picture">
+                <pic:pic xmlns:pic="http://schemas.openxmlformats.org/drawingml/2006/picture">
+                  <pic:nvPicPr>
+                    <pic:cNvPr id="1624514354" name=""/>
+                    <pic:cNvPicPr/>
+                  </pic:nvPicPr>
+                  <pic:blipFill>
+                    <a:blip r:embed="rId24">
+                      <a:extLst>
+                        <a:ext uri="{28A0092B-C50C-407E-A947-70E740481C1C}">
+                          <a14:useLocalDpi xmlns:a14="http://schemas.microsoft.com/office/drawing/2010/main" val="0"/>
+                        </a:ext>
+                      </a:extLst>
+                    </a:blip>
+                    <a:stretch>
+                      <a:fillRect/>
+                    </a:stretch>
+                  </pic:blipFill>
+                  <pic:spPr>
+                    <a:xfrm>
+                      <a:off x="0" y="0"/>
+                      <a:ext cx="1367155" cy="1533525"/>
+                    </a:xfrm>
+                    <a:prstGeom prst="rect">
+                      <a:avLst/>
+                    </a:prstGeom>
+                  </pic:spPr>
+                </pic:pic>
+              </a:graphicData>
+            </a:graphic>
+            <wp14:sizeRelH relativeFrom="margin">
+              <wp14:pctWidth>0</wp14:pctWidth>
+            </wp14:sizeRelH>
+            <wp14:sizeRelV relativeFrom="margin">
+              <wp14:pctHeight>0</wp14:pctHeight>
+            </wp14:sizeRelV>
+          </wp:anchor>
+        </w:drawing>
+      </w:r>
+      <w:r>
+        <w:t xml:space="preserve">Für die Kamerasteuerung und Kamerabildverarbeitung wurde die Bibliothek </w:t>
+      </w:r>
+      <w:proofErr w:type="spellStart"/>
+      <w:r>
+        <w:t>OpenCV</w:t>
+      </w:r>
+      <w:proofErr w:type="spellEnd"/>
+      <w:r>
+        <w:t xml:space="preserve"> verwendet. </w:t>
+      </w:r>
+      <w:proofErr w:type="spellStart"/>
+      <w:r>
+        <w:t>OpenCv</w:t>
+      </w:r>
+      <w:proofErr w:type="spellEnd"/>
+      <w:r>
+        <w:t xml:space="preserve"> ist eine Bibliothek bekannt für ihre umfangreiche Funktion für Bildverarbeitung, Kameraansteuerung und Filteroptionen.</w:t>
+      </w:r>
+    </w:p>
+    <w:p>
+      <w:r>
+        <w:t>Da Bilddaten intern als Pixelmatrizen gespeichert werden</w:t>
+      </w:r>
+      <w:r>
+        <w:t xml:space="preserve">, ermöglicht die Bibliothek </w:t>
+      </w:r>
+      <w:proofErr w:type="spellStart"/>
+      <w:r>
+        <w:t>NumPY</w:t>
+      </w:r>
+      <w:proofErr w:type="spellEnd"/>
+      <w:r>
+        <w:t xml:space="preserve"> schnelle mathematische Operationen, um die Bilddaten effizient als Matrizen zu verarbeiten.</w:t>
+      </w:r>
+    </w:p>
+    <w:p/>
     <w:p>
       <w:pPr>
         <w:pStyle w:val="berschrift2"/>
@@ -6761,141 +7729,510 @@
           <w:lang w:val="en-GB"/>
         </w:rPr>
       </w:pPr>
-      <w:bookmarkStart w:id="35" w:name="_Toc222958416"/>
+      <w:bookmarkStart w:id="34" w:name="_Toc222958416"/>
+      <w:proofErr w:type="spellStart"/>
       <w:r>
         <w:rPr>
           <w:lang w:val="en-GB"/>
         </w:rPr>
-        <w:t>MediaPipe Selfie Segmentation und Hands</w:t>
+        <w:t>MediaPipe</w:t>
+      </w:r>
+      <w:proofErr w:type="spellEnd"/>
+      <w:r>
+        <w:rPr>
+          <w:lang w:val="en-GB"/>
+        </w:rPr>
+        <w:t xml:space="preserve"> Selfie Segmentation und Hands</w:t>
+      </w:r>
+      <w:bookmarkEnd w:id="34"/>
+    </w:p>
+    <w:p>
+      <w:pPr>
+        <w:rPr>
+          <w:lang w:val="de-AT"/>
+        </w:rPr>
+      </w:pPr>
+      <w:r>
+        <w:rPr>
+          <w:lang w:val="de-AT"/>
+        </w:rPr>
+        <w:t>Der Großteil der Personenerfassung b</w:t>
+      </w:r>
+      <w:r>
+        <w:rPr>
+          <w:lang w:val="de-AT"/>
+        </w:rPr>
+        <w:t xml:space="preserve">esteht aus der KI-basierten Personen und Händeerkennung. Für diese Operationen wurde die Bibliothek Mediapipe eingesetzt, welche ein vortrainiertes Modell zu Verfügung stellt. </w:t>
+      </w:r>
+    </w:p>
+    <w:p>
+      <w:r>
+        <w:rPr>
+          <w:lang w:val="de-AT"/>
+        </w:rPr>
+        <w:t xml:space="preserve">Selfie Segmentation ist eines dieser Modelle und wird verwendet, um die Person vom Hintergrund zu trennen. Mediapipe analysiert das Bild und erstellt eine </w:t>
+      </w:r>
+      <w:r>
+        <w:t>Wahrscheinlichkeitsmaske</w:t>
+      </w:r>
+      <w:r>
+        <w:t>, die angibt, welche Pixel zur Person gehört und welche zum Hintergrund.</w:t>
+      </w:r>
+    </w:p>
+    <w:p>
+      <w:r>
+        <w:rPr>
+          <w:lang w:val="de-AT"/>
+        </w:rPr>
+        <w:lastRenderedPageBreak/>
+        <w:drawing>
+          <wp:anchor distT="0" distB="0" distL="114300" distR="114300" simplePos="0" relativeHeight="251664384" behindDoc="1" locked="0" layoutInCell="1" allowOverlap="1" wp14:anchorId="6B61F88D" wp14:editId="7129D4F7">
+            <wp:simplePos x="0" y="0"/>
+            <wp:positionH relativeFrom="column">
+              <wp:posOffset>3407770</wp:posOffset>
+            </wp:positionH>
+            <wp:positionV relativeFrom="paragraph">
+              <wp:posOffset>124082</wp:posOffset>
+            </wp:positionV>
+            <wp:extent cx="2454876" cy="2015114"/>
+            <wp:effectExtent l="0" t="0" r="3175" b="4445"/>
+            <wp:wrapTight wrapText="bothSides">
+              <wp:wrapPolygon edited="0">
+                <wp:start x="0" y="0"/>
+                <wp:lineTo x="0" y="21443"/>
+                <wp:lineTo x="21460" y="21443"/>
+                <wp:lineTo x="21460" y="0"/>
+                <wp:lineTo x="0" y="0"/>
+              </wp:wrapPolygon>
+            </wp:wrapTight>
+            <wp:docPr id="1121880275" name="Grafik 1"/>
+            <wp:cNvGraphicFramePr>
+              <a:graphicFrameLocks xmlns:a="http://schemas.openxmlformats.org/drawingml/2006/main" noChangeAspect="1"/>
+            </wp:cNvGraphicFramePr>
+            <a:graphic xmlns:a="http://schemas.openxmlformats.org/drawingml/2006/main">
+              <a:graphicData uri="http://schemas.openxmlformats.org/drawingml/2006/picture">
+                <pic:pic xmlns:pic="http://schemas.openxmlformats.org/drawingml/2006/picture">
+                  <pic:nvPicPr>
+                    <pic:cNvPr id="1121880275" name=""/>
+                    <pic:cNvPicPr/>
+                  </pic:nvPicPr>
+                  <pic:blipFill>
+                    <a:blip r:embed="rId25">
+                      <a:extLst>
+                        <a:ext uri="{28A0092B-C50C-407E-A947-70E740481C1C}">
+                          <a14:useLocalDpi xmlns:a14="http://schemas.microsoft.com/office/drawing/2010/main" val="0"/>
+                        </a:ext>
+                      </a:extLst>
+                    </a:blip>
+                    <a:stretch>
+                      <a:fillRect/>
+                    </a:stretch>
+                  </pic:blipFill>
+                  <pic:spPr>
+                    <a:xfrm>
+                      <a:off x="0" y="0"/>
+                      <a:ext cx="2454876" cy="2015114"/>
+                    </a:xfrm>
+                    <a:prstGeom prst="rect">
+                      <a:avLst/>
+                    </a:prstGeom>
+                  </pic:spPr>
+                </pic:pic>
+              </a:graphicData>
+            </a:graphic>
+          </wp:anchor>
+        </w:drawing>
+      </w:r>
+      <w:r>
+        <w:t xml:space="preserve">Da Selfie Segmentation für Ganz bzw. Oberkörper trainiert wurde, tut sich die KI schwer Finger und Hände präzise </w:t>
+      </w:r>
+      <w:r>
+        <w:t>zu erkennen. Deshalb wird das Modell Mediapipe Hands verwendet. Dabei werden 21 sogenannten Landmarkpunkte pro Hand bestimmt. Diese Landmarkpunkte beschreiben die Position der Finger und Gelenke.</w:t>
+      </w:r>
+    </w:p>
+    <w:p>
+      <w:pPr>
+        <w:spacing w:before="0" w:after="0" w:line="240" w:lineRule="auto"/>
+        <w:rPr>
+          <w:lang w:val="de-AT"/>
+        </w:rPr>
+      </w:pPr>
+    </w:p>
+    <w:p>
+      <w:pPr>
+        <w:spacing w:before="0" w:after="0" w:line="240" w:lineRule="auto"/>
+        <w:rPr>
+          <w:lang w:val="de-AT"/>
+        </w:rPr>
+      </w:pPr>
+    </w:p>
+    <w:p>
+      <w:pPr>
+        <w:spacing w:before="0" w:after="0" w:line="240" w:lineRule="auto"/>
+        <w:rPr>
+          <w:lang w:val="de-AT"/>
+        </w:rPr>
+      </w:pPr>
+    </w:p>
+    <w:p>
+      <w:pPr>
+        <w:spacing w:before="0" w:after="0" w:line="240" w:lineRule="auto"/>
+        <w:rPr>
+          <w:lang w:val="de-AT"/>
+        </w:rPr>
+      </w:pPr>
+    </w:p>
+    <w:p>
+      <w:pPr>
+        <w:spacing w:before="0" w:after="0" w:line="240" w:lineRule="auto"/>
+        <w:rPr>
+          <w:lang w:val="de-AT"/>
+        </w:rPr>
+      </w:pPr>
+    </w:p>
+    <w:p>
+      <w:pPr>
+        <w:pStyle w:val="berschrift2"/>
+      </w:pPr>
+      <w:bookmarkStart w:id="35" w:name="_Toc222958417"/>
+      <w:r>
+        <w:t>Bildverarbeitungs- und Filterverfahren</w:t>
       </w:r>
       <w:bookmarkEnd w:id="35"/>
     </w:p>
     <w:p>
       <w:pPr>
         <w:rPr>
-          <w:lang w:val="en-GB"/>
+          <w:lang w:val="de-AT"/>
         </w:rPr>
       </w:pPr>
       <w:r>
         <w:rPr>
-          <w:lang w:val="en-GB"/>
+          <w:lang w:val="de-AT"/>
         </w:rPr>
-        <w:t xml:space="preserve">Wieso Mediapipe </w:t>
-      </w:r>
+        <w:t>Damit die KI erzeugte S</w:t>
+      </w:r>
+      <w:r>
+        <w:rPr>
+          <w:lang w:val="de-AT"/>
+        </w:rPr>
+        <w:t xml:space="preserve">egmentierungsmaske verbessert wird, werden zusätzlich Verfahren für Bildverarbeitung eingesetzt. </w:t>
+      </w:r>
+      <w:r>
+        <w:rPr>
+          <w:lang w:val="de-AT"/>
+        </w:rPr>
+        <w:t xml:space="preserve">Zu diesen Verfahren gehören morphologische Operationen wie Dilate und Erode, welche Störungen und kleine Löcher korrigieren. Außerdem werden Verfahren für die Glättung von Kanten und das Reduzieren von Rauschen verwendet. </w:t>
+      </w:r>
+      <w:r>
+        <w:rPr>
+          <w:lang w:val="de-AT"/>
+        </w:rPr>
+        <w:t>Ebenso wird eine zeitliche Glättung über mehrere Frames verwendet, um eine stabile Darstellung zu erzeugen.</w:t>
+      </w:r>
+    </w:p>
+    <w:p>
+      <w:pPr>
+        <w:rPr>
+          <w:lang w:val="de-AT"/>
+        </w:rPr>
+      </w:pPr>
     </w:p>
     <w:p>
       <w:pPr>
         <w:pStyle w:val="berschrift2"/>
       </w:pPr>
-      <w:bookmarkStart w:id="36" w:name="_Toc222958417"/>
-      <w:r>
-        <w:t>Bildverarbeitungs- und Filterverfahren</w:t>
+      <w:bookmarkStart w:id="36" w:name="_Toc222958418"/>
+      <w:r>
+        <w:t>L</w:t>
+      </w:r>
+      <w:r>
+        <w:t>ED</w:t>
+      </w:r>
+      <w:r>
+        <w:noBreakHyphen/>
+        <w:t>Ansteuerung</w:t>
       </w:r>
       <w:bookmarkEnd w:id="36"/>
+    </w:p>
+    <w:p>
+      <w:r>
+        <w:t xml:space="preserve">Die Silhouette wird anschließend auf der Led-Matrix angezeigt. Die Kommunikation mit den Led Modulen erfolgt über die Serielle Schnittstelle (SPI), welche der Raspberry Pi über seine GPIO-Pins sendet. Die Silhouette wird auf die Auflösung der Led-Matrix skaliert und pixelweise an die Led Module übertragen. </w:t>
+      </w:r>
+    </w:p>
+    <w:p/>
+    <w:p>
+      <w:pPr>
+        <w:pStyle w:val="berschrift2"/>
+      </w:pPr>
+      <w:bookmarkStart w:id="37" w:name="_Toc222958419"/>
+      <w:r>
+        <w:lastRenderedPageBreak/>
+        <w:t>Entwicklungswerkzeuge</w:t>
+      </w:r>
+      <w:bookmarkEnd w:id="37"/>
     </w:p>
     <w:p>
       <w:pPr>
         <w:rPr>
-          <w:lang w:val="en-GB"/>
+          <w:lang w:val="de-AT"/>
         </w:rPr>
       </w:pPr>
       <w:r>
         <w:rPr>
-          <w:lang w:val="en-GB"/>
+          <w:lang w:val="de-AT"/>
         </w:rPr>
-        <w:t>Thresholding, Open/close, zeitliche Gl</w:t>
+        <w:drawing>
+          <wp:anchor distT="0" distB="0" distL="114300" distR="114300" simplePos="0" relativeHeight="251662336" behindDoc="0" locked="0" layoutInCell="1" allowOverlap="1" wp14:anchorId="2FF176EC" wp14:editId="24F11BB2">
+            <wp:simplePos x="0" y="0"/>
+            <wp:positionH relativeFrom="margin">
+              <wp:align>left</wp:align>
+            </wp:positionH>
+            <wp:positionV relativeFrom="paragraph">
+              <wp:posOffset>1910200</wp:posOffset>
+            </wp:positionV>
+            <wp:extent cx="3619814" cy="1417443"/>
+            <wp:effectExtent l="0" t="0" r="0" b="0"/>
+            <wp:wrapTopAndBottom/>
+            <wp:docPr id="558815702" name="Grafik 1"/>
+            <wp:cNvGraphicFramePr>
+              <a:graphicFrameLocks xmlns:a="http://schemas.openxmlformats.org/drawingml/2006/main" noChangeAspect="1"/>
+            </wp:cNvGraphicFramePr>
+            <a:graphic xmlns:a="http://schemas.openxmlformats.org/drawingml/2006/main">
+              <a:graphicData uri="http://schemas.openxmlformats.org/drawingml/2006/picture">
+                <pic:pic xmlns:pic="http://schemas.openxmlformats.org/drawingml/2006/picture">
+                  <pic:nvPicPr>
+                    <pic:cNvPr id="558815702" name=""/>
+                    <pic:cNvPicPr/>
+                  </pic:nvPicPr>
+                  <pic:blipFill>
+                    <a:blip r:embed="rId26">
+                      <a:extLst>
+                        <a:ext uri="{28A0092B-C50C-407E-A947-70E740481C1C}">
+                          <a14:useLocalDpi xmlns:a14="http://schemas.microsoft.com/office/drawing/2010/main" val="0"/>
+                        </a:ext>
+                      </a:extLst>
+                    </a:blip>
+                    <a:stretch>
+                      <a:fillRect/>
+                    </a:stretch>
+                  </pic:blipFill>
+                  <pic:spPr>
+                    <a:xfrm>
+                      <a:off x="0" y="0"/>
+                      <a:ext cx="3619814" cy="1417443"/>
+                    </a:xfrm>
+                    <a:prstGeom prst="rect">
+                      <a:avLst/>
+                    </a:prstGeom>
+                  </pic:spPr>
+                </pic:pic>
+              </a:graphicData>
+            </a:graphic>
+          </wp:anchor>
+        </w:drawing>
       </w:r>
       <w:r>
         <w:rPr>
-          <w:lang w:val="en-GB"/>
+          <w:lang w:val="de-AT"/>
         </w:rPr>
-        <w:t>ättung</w:t>
-      </w:r>
+        <w:drawing>
+          <wp:anchor distT="0" distB="0" distL="114300" distR="114300" simplePos="0" relativeHeight="251663360" behindDoc="1" locked="0" layoutInCell="1" allowOverlap="1" wp14:anchorId="234CF5FB" wp14:editId="49D5FDEC">
+            <wp:simplePos x="0" y="0"/>
+            <wp:positionH relativeFrom="column">
+              <wp:posOffset>4052982</wp:posOffset>
+            </wp:positionH>
+            <wp:positionV relativeFrom="paragraph">
+              <wp:posOffset>126708</wp:posOffset>
+            </wp:positionV>
+            <wp:extent cx="1988992" cy="2118544"/>
+            <wp:effectExtent l="0" t="0" r="0" b="0"/>
+            <wp:wrapTight wrapText="bothSides">
+              <wp:wrapPolygon edited="0">
+                <wp:start x="0" y="0"/>
+                <wp:lineTo x="0" y="21367"/>
+                <wp:lineTo x="21310" y="21367"/>
+                <wp:lineTo x="21310" y="0"/>
+                <wp:lineTo x="0" y="0"/>
+              </wp:wrapPolygon>
+            </wp:wrapTight>
+            <wp:docPr id="1716545463" name="Grafik 1"/>
+            <wp:cNvGraphicFramePr>
+              <a:graphicFrameLocks xmlns:a="http://schemas.openxmlformats.org/drawingml/2006/main" noChangeAspect="1"/>
+            </wp:cNvGraphicFramePr>
+            <a:graphic xmlns:a="http://schemas.openxmlformats.org/drawingml/2006/main">
+              <a:graphicData uri="http://schemas.openxmlformats.org/drawingml/2006/picture">
+                <pic:pic xmlns:pic="http://schemas.openxmlformats.org/drawingml/2006/picture">
+                  <pic:nvPicPr>
+                    <pic:cNvPr id="1716545463" name=""/>
+                    <pic:cNvPicPr/>
+                  </pic:nvPicPr>
+                  <pic:blipFill>
+                    <a:blip r:embed="rId27">
+                      <a:extLst>
+                        <a:ext uri="{28A0092B-C50C-407E-A947-70E740481C1C}">
+                          <a14:useLocalDpi xmlns:a14="http://schemas.microsoft.com/office/drawing/2010/main" val="0"/>
+                        </a:ext>
+                      </a:extLst>
+                    </a:blip>
+                    <a:stretch>
+                      <a:fillRect/>
+                    </a:stretch>
+                  </pic:blipFill>
+                  <pic:spPr>
+                    <a:xfrm>
+                      <a:off x="0" y="0"/>
+                      <a:ext cx="1988992" cy="2118544"/>
+                    </a:xfrm>
+                    <a:prstGeom prst="rect">
+                      <a:avLst/>
+                    </a:prstGeom>
+                  </pic:spPr>
+                </pic:pic>
+              </a:graphicData>
+            </a:graphic>
+          </wp:anchor>
+        </w:drawing>
+      </w:r>
+      <w:r>
+        <w:rPr>
+          <w:lang w:val="de-AT"/>
+        </w:rPr>
+        <w:t>Es gibt eine Menge an Auswahlmöglichkeiten für die Entwicklung und Verwaltung des Projekts. Der Balck Mirror wurde hauptsächlich in Py Charm entwickelt. Zur Verwaltung</w:t>
+      </w:r>
+      <w:r>
+        <w:rPr>
+          <w:lang w:val="de-AT"/>
+        </w:rPr>
+        <w:t>, Organisation und Dokumentation</w:t>
+      </w:r>
+      <w:r>
+        <w:rPr>
+          <w:lang w:val="de-AT"/>
+        </w:rPr>
+        <w:t xml:space="preserve"> wurde </w:t>
+      </w:r>
+      <w:proofErr w:type="spellStart"/>
+      <w:r>
+        <w:rPr>
+          <w:lang w:val="de-AT"/>
+        </w:rPr>
+        <w:t>Git</w:t>
+      </w:r>
+      <w:proofErr w:type="spellEnd"/>
+      <w:r>
+        <w:rPr>
+          <w:lang w:val="de-AT"/>
+        </w:rPr>
+        <w:t xml:space="preserve"> Hub verwendet. </w:t>
+      </w:r>
+      <w:proofErr w:type="spellStart"/>
+      <w:r>
+        <w:rPr>
+          <w:lang w:val="de-AT"/>
+        </w:rPr>
+        <w:t>Git</w:t>
+      </w:r>
+      <w:proofErr w:type="spellEnd"/>
+      <w:r>
+        <w:rPr>
+          <w:lang w:val="de-AT"/>
+        </w:rPr>
+        <w:t xml:space="preserve"> Hub ist genau für solche Projekte sehr </w:t>
+      </w:r>
+      <w:proofErr w:type="spellStart"/>
+      <w:r>
+        <w:rPr>
+          <w:lang w:val="de-AT"/>
+        </w:rPr>
+        <w:t>nutzvoll</w:t>
+      </w:r>
+      <w:proofErr w:type="spellEnd"/>
+      <w:r>
+        <w:rPr>
+          <w:lang w:val="de-AT"/>
+        </w:rPr>
+        <w:t>, da Änderungen am Code nachvollgezogen werden können und verschiedene Stände in der Entwicklung verwaltet werden können.</w:t>
+      </w:r>
+    </w:p>
+    <w:p>
+      <w:pPr>
+        <w:rPr>
+          <w:lang w:val="de-AT"/>
+        </w:rPr>
+      </w:pPr>
+    </w:p>
+    <w:p>
+      <w:pPr>
+        <w:pStyle w:val="berschrift1"/>
+      </w:pPr>
+      <w:bookmarkStart w:id="38" w:name="_Toc222958420"/>
+      <w:r>
+        <w:lastRenderedPageBreak/>
+        <w:t>Implementierung</w:t>
+      </w:r>
+      <w:bookmarkEnd w:id="38"/>
     </w:p>
     <w:p>
       <w:pPr>
         <w:pStyle w:val="berschrift2"/>
       </w:pPr>
-      <w:bookmarkStart w:id="37" w:name="_Toc222958418"/>
-      <w:r>
-        <w:t>L</w:t>
-      </w:r>
-      <w:r>
-        <w:t>ED</w:t>
-      </w:r>
-      <w:r>
-        <w:noBreakHyphen/>
-        <w:t>Ansteuerung</w:t>
-      </w:r>
-      <w:bookmarkEnd w:id="37"/>
+      <w:bookmarkStart w:id="39" w:name="_Toc222958421"/>
+      <w:r>
+        <w:t>Erster Versuch</w:t>
+      </w:r>
+      <w:bookmarkEnd w:id="39"/>
     </w:p>
     <w:p>
       <w:r>
-        <w:t>Led Ansteuerung, Wieso so</w:t>
+        <w:t xml:space="preserve">Die Idee für die Personenerkennung war anfänglich nur auf Bewegung und Kantenerkennung zu achten und am Anfang des Codes wurde ein </w:t>
+      </w:r>
+      <w:proofErr w:type="spellStart"/>
+      <w:r>
+        <w:t>KNNBackground</w:t>
+      </w:r>
+      <w:proofErr w:type="spellEnd"/>
+      <w:r>
+        <w:t xml:space="preserve"> </w:t>
+      </w:r>
+      <w:proofErr w:type="spellStart"/>
+      <w:r>
+        <w:t>Subtractor</w:t>
+      </w:r>
+      <w:proofErr w:type="spellEnd"/>
+      <w:r>
+        <w:t xml:space="preserve"> verwendet, der dann die Unterscheidung zwischen Person und Hintergrund machen soll. Dazu wurden Algorithmen wie Erode und Dilate oder Morphologie </w:t>
+      </w:r>
+      <w:r>
+        <w:t>verwendet,</w:t>
+      </w:r>
+      <w:r>
+        <w:t xml:space="preserve"> um das Bild dann auf schwarz-weiß zu bekommen. Das haben wir für den Black Mirror nicht verwendet, da wir gegen Ende gemerkt </w:t>
+      </w:r>
+      <w:r>
+        <w:t>haben, dass</w:t>
+      </w:r>
+      <w:r>
+        <w:t xml:space="preserve"> durch die Algorithmen viel Rauschen oder falsche Kantenerkennung, nicht komplettes Ausfüllen der Person und Bewegungserkennung passierten. Im Endeffekt gab es die Möglichkeit den Code mit einer genauen Personenerkennung und eine volle Füllung zu machen, jedoch mit viel Rauschen, Delay und einem ordentlichen Geist Effekt haben.</w:t>
       </w:r>
     </w:p>
     <w:p>
       <w:pPr>
         <w:pStyle w:val="berschrift2"/>
       </w:pPr>
-      <w:bookmarkStart w:id="38" w:name="_Toc222958419"/>
-      <w:r>
-        <w:t>Entwicklungswerkzeuge</w:t>
-      </w:r>
-      <w:bookmarkEnd w:id="38"/>
-    </w:p>
-    <w:p>
-      <w:pPr>
-        <w:rPr>
-          <w:lang w:val="en-GB"/>
-        </w:rPr>
-      </w:pPr>
-      <w:r>
-        <w:rPr>
-          <w:lang w:val="en-GB"/>
-        </w:rPr>
-        <w:t xml:space="preserve">Github, OS Bookworm 64, Laptop vs </w:t>
-      </w:r>
-      <w:r>
-        <w:rPr>
-          <w:lang w:val="en-GB"/>
-        </w:rPr>
-        <w:t>Pi</w:t>
-      </w:r>
-    </w:p>
-    <w:p>
-      <w:pPr>
-        <w:pStyle w:val="berschrift1"/>
-      </w:pPr>
-      <w:bookmarkStart w:id="39" w:name="_Toc222958420"/>
-      <w:r>
-        <w:lastRenderedPageBreak/>
-        <w:t>Implementierung</w:t>
-      </w:r>
-      <w:bookmarkEnd w:id="39"/>
+      <w:bookmarkStart w:id="40" w:name="_Toc222958422"/>
+      <w:r>
+        <w:t>Kamerainitialisierung und Vorverarbeitung</w:t>
+      </w:r>
+      <w:bookmarkEnd w:id="40"/>
     </w:p>
     <w:p>
       <w:pPr>
         <w:pStyle w:val="berschrift2"/>
       </w:pPr>
-      <w:bookmarkStart w:id="40" w:name="_Toc222958421"/>
-      <w:r>
-        <w:t>Erster Versuch</w:t>
-      </w:r>
-      <w:bookmarkEnd w:id="40"/>
-    </w:p>
-    <w:p>
-      <w:r>
-        <w:t>Die Idee für die Personenerkennung war anfänglich nur auf Bewegung und Kantenerkennung zu achten und am Anfang des Codes wurde ein KNNBackground Subtractor verwendet, der dann die Unterscheidung zwischen Person und Hintergrund machen soll. Dazu wurden Algorithmen wie Erode und Dilate oder Morphologie verwendet um das Bild dann auf schwarz-weiß zu bekommen. Das haben wir für den Black Mirror nicht verwendet, da wir gegen Ende gemerkt haben,dass durch die Algorithmen viel Rauschen oder falsche Kantenerkennung, nicht komplettes Ausfüllen der Person und Bewegungserkennung passierten. Im Endeffekt gab es die Möglichkeit den Code mit einer genauen Personenerkennung und eine volle Füllung zu machen, jedoch mit viel Rauschen, Delay und einem ordentlichen Geist Effekt haben.</w:t>
-      </w:r>
-    </w:p>
-    <w:p>
-      <w:pPr>
-        <w:pStyle w:val="berschrift2"/>
-      </w:pPr>
-      <w:bookmarkStart w:id="41" w:name="_Toc222958422"/>
-      <w:r>
-        <w:t>Kamerainitialisierung und Vorverarbeitung</w:t>
+      <w:bookmarkStart w:id="41" w:name="_Toc222958423"/>
+      <w:r>
+        <w:t>Personensegmentierung mit MediaPipe</w:t>
       </w:r>
       <w:bookmarkEnd w:id="41"/>
     </w:p>
@@ -6903,9 +8240,9 @@
       <w:pPr>
         <w:pStyle w:val="berschrift2"/>
       </w:pPr>
-      <w:bookmarkStart w:id="42" w:name="_Toc222958423"/>
-      <w:r>
-        <w:t>Personensegmentierung mit MediaPipe</w:t>
+      <w:bookmarkStart w:id="42" w:name="_Toc222958424"/>
+      <w:r>
+        <w:t>Hand- und Fingererkennung</w:t>
       </w:r>
       <w:bookmarkEnd w:id="42"/>
     </w:p>
@@ -6913,9 +8250,9 @@
       <w:pPr>
         <w:pStyle w:val="berschrift2"/>
       </w:pPr>
-      <w:bookmarkStart w:id="43" w:name="_Toc222958424"/>
-      <w:r>
-        <w:t>Hand- und Fingererkennung</w:t>
+      <w:bookmarkStart w:id="43" w:name="_Toc222958425"/>
+      <w:r>
+        <w:t>Hintergrundmodell und Bewegungserkennung</w:t>
       </w:r>
       <w:bookmarkEnd w:id="43"/>
     </w:p>
@@ -6923,9 +8260,9 @@
       <w:pPr>
         <w:pStyle w:val="berschrift2"/>
       </w:pPr>
-      <w:bookmarkStart w:id="44" w:name="_Toc222958425"/>
-      <w:r>
-        <w:t>Hintergrundmodell und Bewegungserkennung</w:t>
+      <w:bookmarkStart w:id="44" w:name="_Toc222958426"/>
+      <w:r>
+        <w:t>Nachverarbeitung der Maske (Morphologie, Konturen, Glättung)</w:t>
       </w:r>
       <w:bookmarkEnd w:id="44"/>
     </w:p>
@@ -6933,34 +8270,39 @@
       <w:pPr>
         <w:pStyle w:val="berschrift2"/>
       </w:pPr>
-      <w:bookmarkStart w:id="45" w:name="_Toc222958426"/>
-      <w:r>
-        <w:t>Nachverarbeitung der Maske (Morphologie, Konturen, Glättung)</w:t>
+      <w:bookmarkStart w:id="45" w:name="_Toc222958427"/>
+      <w:proofErr w:type="spellStart"/>
+      <w:r>
+        <w:t>Downscaling</w:t>
+      </w:r>
+      <w:proofErr w:type="spellEnd"/>
+      <w:r>
+        <w:t xml:space="preserve"> und Mapping auf die LED</w:t>
+      </w:r>
+      <w:r>
+        <w:noBreakHyphen/>
+        <w:t>Matrix</w:t>
       </w:r>
       <w:bookmarkEnd w:id="45"/>
+    </w:p>
+    <w:p>
+      <w:pPr>
+        <w:pStyle w:val="berschrift1"/>
+      </w:pPr>
+      <w:bookmarkStart w:id="46" w:name="_Toc222958428"/>
+      <w:r>
+        <w:lastRenderedPageBreak/>
+        <w:t>Mechanischer Aufbau und Design</w:t>
+      </w:r>
+      <w:bookmarkEnd w:id="46"/>
     </w:p>
     <w:p>
       <w:pPr>
         <w:pStyle w:val="berschrift2"/>
       </w:pPr>
-      <w:bookmarkStart w:id="46" w:name="_Toc222958427"/>
-      <w:r>
-        <w:t>Downscaling und Mapping auf die LED</w:t>
-      </w:r>
-      <w:r>
-        <w:noBreakHyphen/>
-        <w:t>Matrix</w:t>
-      </w:r>
-      <w:bookmarkEnd w:id="46"/>
-    </w:p>
-    <w:p>
-      <w:pPr>
-        <w:pStyle w:val="berschrift1"/>
-      </w:pPr>
-      <w:bookmarkStart w:id="47" w:name="_Toc222958428"/>
-      <w:r>
-        <w:lastRenderedPageBreak/>
-        <w:t>Mechanischer Aufbau und Design</w:t>
+      <w:bookmarkStart w:id="47" w:name="_Toc222958429"/>
+      <w:r>
+        <w:t>Gehäusekonzept und Spiegelaufbau</w:t>
       </w:r>
       <w:bookmarkEnd w:id="47"/>
     </w:p>
@@ -6968,9 +8310,13 @@
       <w:pPr>
         <w:pStyle w:val="berschrift2"/>
       </w:pPr>
-      <w:bookmarkStart w:id="48" w:name="_Toc222958429"/>
-      <w:r>
-        <w:t>Gehäusekonzept und Spiegelaufbau</w:t>
+      <w:bookmarkStart w:id="48" w:name="_Toc222958430"/>
+      <w:r>
+        <w:t>Montage von Kamera und LED</w:t>
+      </w:r>
+      <w:r>
+        <w:noBreakHyphen/>
+        <w:t>Matrix</w:t>
       </w:r>
       <w:bookmarkEnd w:id="48"/>
     </w:p>
@@ -6978,13 +8324,9 @@
       <w:pPr>
         <w:pStyle w:val="berschrift2"/>
       </w:pPr>
-      <w:bookmarkStart w:id="49" w:name="_Toc222958430"/>
-      <w:r>
-        <w:t>Montage von Kamera und LED</w:t>
-      </w:r>
-      <w:r>
-        <w:noBreakHyphen/>
-        <w:t>Matrix</w:t>
+      <w:bookmarkStart w:id="49" w:name="_Toc222958431"/>
+      <w:r>
+        <w:t>Kabelmanagement und Sicherheit</w:t>
       </w:r>
       <w:bookmarkEnd w:id="49"/>
     </w:p>
@@ -6992,30 +8334,30 @@
       <w:pPr>
         <w:pStyle w:val="berschrift2"/>
       </w:pPr>
-      <w:bookmarkStart w:id="50" w:name="_Toc222958431"/>
-      <w:r>
-        <w:t>Kabelmanagement und Sicherheit</w:t>
+      <w:bookmarkStart w:id="50" w:name="_Toc222958432"/>
+      <w:r>
+        <w:t>Designüberlegungen</w:t>
       </w:r>
       <w:bookmarkEnd w:id="50"/>
+    </w:p>
+    <w:p>
+      <w:pPr>
+        <w:pStyle w:val="berschrift1"/>
+      </w:pPr>
+      <w:bookmarkStart w:id="51" w:name="_Toc222958433"/>
+      <w:r>
+        <w:lastRenderedPageBreak/>
+        <w:t>Tests und Evaluierung</w:t>
+      </w:r>
+      <w:bookmarkEnd w:id="51"/>
     </w:p>
     <w:p>
       <w:pPr>
         <w:pStyle w:val="berschrift2"/>
       </w:pPr>
-      <w:bookmarkStart w:id="51" w:name="_Toc222958432"/>
-      <w:r>
-        <w:t>Designüberlegungen</w:t>
-      </w:r>
-      <w:bookmarkEnd w:id="51"/>
-    </w:p>
-    <w:p>
-      <w:pPr>
-        <w:pStyle w:val="berschrift1"/>
-      </w:pPr>
-      <w:bookmarkStart w:id="52" w:name="_Toc222958433"/>
-      <w:r>
-        <w:lastRenderedPageBreak/>
-        <w:t>Tests und Evaluierung</w:t>
+      <w:bookmarkStart w:id="52" w:name="_Toc222958434"/>
+      <w:r>
+        <w:t>Teststrategie und Testumgebung</w:t>
       </w:r>
       <w:bookmarkEnd w:id="52"/>
     </w:p>
@@ -7023,9 +8365,9 @@
       <w:pPr>
         <w:pStyle w:val="berschrift2"/>
       </w:pPr>
-      <w:bookmarkStart w:id="53" w:name="_Toc222958434"/>
-      <w:r>
-        <w:t>Teststrategie und Testumgebung</w:t>
+      <w:bookmarkStart w:id="53" w:name="_Toc222958435"/>
+      <w:r>
+        <w:t>Funktionstests</w:t>
       </w:r>
       <w:bookmarkEnd w:id="53"/>
     </w:p>
@@ -7033,9 +8375,13 @@
       <w:pPr>
         <w:pStyle w:val="berschrift2"/>
       </w:pPr>
-      <w:bookmarkStart w:id="54" w:name="_Toc222958435"/>
-      <w:r>
-        <w:t>Funktionstests</w:t>
+      <w:bookmarkStart w:id="54" w:name="_Toc222958436"/>
+      <w:r>
+        <w:t>Performance</w:t>
+      </w:r>
+      <w:r>
+        <w:noBreakHyphen/>
+        <w:t>Messungen</w:t>
       </w:r>
       <w:bookmarkEnd w:id="54"/>
     </w:p>
@@ -7043,34 +8389,30 @@
       <w:pPr>
         <w:pStyle w:val="berschrift2"/>
       </w:pPr>
-      <w:bookmarkStart w:id="55" w:name="_Toc222958436"/>
-      <w:r>
-        <w:t>Performance</w:t>
-      </w:r>
-      <w:r>
-        <w:noBreakHyphen/>
-        <w:t>Messungen</w:t>
+      <w:bookmarkStart w:id="55" w:name="_Toc222958437"/>
+      <w:r>
+        <w:t>Auswertung der Testergebnisse</w:t>
       </w:r>
       <w:bookmarkEnd w:id="55"/>
+    </w:p>
+    <w:p>
+      <w:pPr>
+        <w:pStyle w:val="berschrift1"/>
+      </w:pPr>
+      <w:bookmarkStart w:id="56" w:name="_Toc222958438"/>
+      <w:r>
+        <w:lastRenderedPageBreak/>
+        <w:t>Benutzeroberfläche und Bedienkonzept</w:t>
+      </w:r>
+      <w:bookmarkEnd w:id="56"/>
     </w:p>
     <w:p>
       <w:pPr>
         <w:pStyle w:val="berschrift2"/>
       </w:pPr>
-      <w:bookmarkStart w:id="56" w:name="_Toc222958437"/>
-      <w:r>
-        <w:t>Auswertung der Testergebnisse</w:t>
-      </w:r>
-      <w:bookmarkEnd w:id="56"/>
-    </w:p>
-    <w:p>
-      <w:pPr>
-        <w:pStyle w:val="berschrift1"/>
-      </w:pPr>
-      <w:bookmarkStart w:id="57" w:name="_Toc222958438"/>
-      <w:r>
-        <w:lastRenderedPageBreak/>
-        <w:t>Benutzeroberfläche und Bedienkonzept</w:t>
+      <w:bookmarkStart w:id="57" w:name="_Toc222958439"/>
+      <w:r>
+        <w:t>Starten und Beenden des Systems</w:t>
       </w:r>
       <w:bookmarkEnd w:id="57"/>
     </w:p>
@@ -7078,9 +8420,9 @@
       <w:pPr>
         <w:pStyle w:val="berschrift2"/>
       </w:pPr>
-      <w:bookmarkStart w:id="58" w:name="_Toc222958439"/>
-      <w:r>
-        <w:t>Starten und Beenden des Systems</w:t>
+      <w:bookmarkStart w:id="58" w:name="_Toc222958440"/>
+      <w:r>
+        <w:t>Konfigurationsmöglichkeiten</w:t>
       </w:r>
       <w:bookmarkEnd w:id="58"/>
     </w:p>
@@ -7088,40 +8430,6881 @@
       <w:pPr>
         <w:pStyle w:val="berschrift2"/>
       </w:pPr>
-      <w:bookmarkStart w:id="59" w:name="_Toc222958440"/>
-      <w:r>
-        <w:t>Konfigurationsmöglichkeiten</w:t>
+      <w:bookmarkStart w:id="59" w:name="_Toc222958441"/>
+      <w:r>
+        <w:t>Benutzerfeedback</w:t>
       </w:r>
       <w:bookmarkEnd w:id="59"/>
+    </w:p>
+    <w:p>
+      <w:pPr>
+        <w:pStyle w:val="berschrift1"/>
+      </w:pPr>
+      <w:bookmarkStart w:id="60" w:name="_Toc222958442"/>
+      <w:r>
+        <w:lastRenderedPageBreak/>
+        <w:t>Wirtschaftliche und gesellschaftliche Betrachtung</w:t>
+      </w:r>
+      <w:bookmarkEnd w:id="60"/>
     </w:p>
     <w:p>
       <w:pPr>
         <w:pStyle w:val="berschrift2"/>
       </w:pPr>
-      <w:bookmarkStart w:id="60" w:name="_Toc222958441"/>
-      <w:r>
-        <w:t>Benutzerfeedback</w:t>
-      </w:r>
-      <w:bookmarkEnd w:id="60"/>
-    </w:p>
-    <w:p>
-      <w:pPr>
-        <w:pStyle w:val="berschrift1"/>
-      </w:pPr>
-      <w:bookmarkStart w:id="61" w:name="_Toc222958442"/>
-      <w:r>
-        <w:lastRenderedPageBreak/>
-        <w:t>Wirtschaftliche und gesellschaftliche Betrachtung</w:t>
+      <w:bookmarkStart w:id="61" w:name="_Toc222958443"/>
+      <w:r>
+        <w:t xml:space="preserve">Kostenanalyse </w:t>
       </w:r>
       <w:bookmarkEnd w:id="61"/>
     </w:p>
     <w:p>
       <w:pPr>
+        <w:rPr>
+          <w:sz w:val="20"/>
+          <w:lang w:val="de-AT" w:eastAsia="de-AT"/>
+        </w:rPr>
+      </w:pPr>
+      <w:r>
+        <w:fldChar w:fldCharType="begin"/>
+      </w:r>
+      <w:r>
+        <w:instrText xml:space="preserve"> LINK </w:instrText>
+      </w:r>
+      <w:r>
+        <w:instrText xml:space="preserve">Excel.Sheet.12 C:\\Users\\rober\\Documents\\Diplomarbeit\\Simulationen_und_Dokumentationen\\Dokumentationen\\Kostentabelle.xlsx Tabelle1!Z1S1:Z18S10 </w:instrText>
+      </w:r>
+      <w:r>
+        <w:instrText xml:space="preserve">\a \f 4 \h  \* MERGEFORMAT </w:instrText>
+      </w:r>
+      <w:r>
+        <w:fldChar w:fldCharType="separate"/>
+      </w:r>
+    </w:p>
+    <w:tbl>
+      <w:tblPr>
+        <w:tblW w:w="9607" w:type="dxa"/>
+        <w:tblCellMar>
+          <w:left w:w="70" w:type="dxa"/>
+          <w:right w:w="70" w:type="dxa"/>
+        </w:tblCellMar>
+        <w:tblLook w:val="04A0" w:firstRow="1" w:lastRow="0" w:firstColumn="1" w:lastColumn="0" w:noHBand="0" w:noVBand="1"/>
+      </w:tblPr>
+      <w:tblGrid>
+        <w:gridCol w:w="201"/>
+        <w:gridCol w:w="756"/>
+        <w:gridCol w:w="326"/>
+        <w:gridCol w:w="973"/>
+        <w:gridCol w:w="697"/>
+        <w:gridCol w:w="391"/>
+        <w:gridCol w:w="4957"/>
+        <w:gridCol w:w="460"/>
+        <w:gridCol w:w="348"/>
+        <w:gridCol w:w="498"/>
+      </w:tblGrid>
+      <w:tr>
+        <w:trPr>
+          <w:trHeight w:val="312"/>
+        </w:trPr>
+        <w:tc>
+          <w:tcPr>
+            <w:tcW w:w="152" w:type="dxa"/>
+            <w:tcBorders>
+              <w:top w:val="single" w:sz="12" w:space="0" w:color="auto"/>
+              <w:left w:val="single" w:sz="12" w:space="0" w:color="auto"/>
+              <w:bottom w:val="single" w:sz="12" w:space="0" w:color="auto"/>
+              <w:right w:val="single" w:sz="12" w:space="0" w:color="auto"/>
+            </w:tcBorders>
+            <w:noWrap/>
+            <w:vAlign w:val="bottom"/>
+            <w:hideMark/>
+          </w:tcPr>
+          <w:p>
+            <w:pPr>
+              <w:spacing w:before="0" w:after="0" w:line="240" w:lineRule="auto"/>
+              <w:rPr>
+                <w:rFonts w:ascii="Aptos Narrow" w:hAnsi="Aptos Narrow"/>
+                <w:color w:val="000000"/>
+                <w:sz w:val="22"/>
+                <w:szCs w:val="22"/>
+                <w:lang w:val="de-AT" w:eastAsia="de-AT"/>
+              </w:rPr>
+            </w:pPr>
+            <w:r>
+              <w:rPr>
+                <w:rFonts w:ascii="Aptos Narrow" w:hAnsi="Aptos Narrow"/>
+                <w:color w:val="000000"/>
+                <w:sz w:val="22"/>
+                <w:szCs w:val="22"/>
+                <w:lang w:val="de-AT" w:eastAsia="de-AT"/>
+              </w:rPr>
+              <w:t> </w:t>
+            </w:r>
+          </w:p>
+        </w:tc>
+        <w:tc>
+          <w:tcPr>
+            <w:tcW w:w="1118" w:type="dxa"/>
+            <w:tcBorders>
+              <w:top w:val="single" w:sz="12" w:space="0" w:color="auto"/>
+              <w:left w:val="nil"/>
+              <w:bottom w:val="single" w:sz="12" w:space="0" w:color="auto"/>
+              <w:right w:val="single" w:sz="12" w:space="0" w:color="auto"/>
+            </w:tcBorders>
+            <w:noWrap/>
+            <w:vAlign w:val="bottom"/>
+            <w:hideMark/>
+          </w:tcPr>
+          <w:p>
+            <w:pPr>
+              <w:spacing w:before="0" w:after="0" w:line="240" w:lineRule="auto"/>
+              <w:rPr>
+                <w:rFonts w:ascii="Aptos Narrow" w:hAnsi="Aptos Narrow"/>
+                <w:b/>
+                <w:bCs/>
+                <w:color w:val="000000"/>
+                <w:sz w:val="22"/>
+                <w:szCs w:val="22"/>
+                <w:lang w:val="de-AT" w:eastAsia="de-AT"/>
+              </w:rPr>
+            </w:pPr>
+            <w:r>
+              <w:rPr>
+                <w:rFonts w:ascii="Aptos Narrow" w:hAnsi="Aptos Narrow"/>
+                <w:b/>
+                <w:bCs/>
+                <w:color w:val="000000"/>
+                <w:sz w:val="22"/>
+                <w:szCs w:val="22"/>
+                <w:lang w:val="de-AT" w:eastAsia="de-AT"/>
+              </w:rPr>
+              <w:t>BESCHREIBUNG</w:t>
+            </w:r>
+          </w:p>
+        </w:tc>
+        <w:tc>
+          <w:tcPr>
+            <w:tcW w:w="190" w:type="dxa"/>
+            <w:tcBorders>
+              <w:top w:val="single" w:sz="12" w:space="0" w:color="auto"/>
+              <w:left w:val="nil"/>
+              <w:bottom w:val="single" w:sz="12" w:space="0" w:color="auto"/>
+              <w:right w:val="single" w:sz="12" w:space="0" w:color="auto"/>
+            </w:tcBorders>
+            <w:noWrap/>
+            <w:vAlign w:val="bottom"/>
+            <w:hideMark/>
+          </w:tcPr>
+          <w:p>
+            <w:pPr>
+              <w:spacing w:before="0" w:after="0" w:line="240" w:lineRule="auto"/>
+              <w:rPr>
+                <w:rFonts w:ascii="Aptos Narrow" w:hAnsi="Aptos Narrow"/>
+                <w:b/>
+                <w:bCs/>
+                <w:color w:val="000000"/>
+                <w:sz w:val="22"/>
+                <w:szCs w:val="22"/>
+                <w:lang w:val="de-AT" w:eastAsia="de-AT"/>
+              </w:rPr>
+            </w:pPr>
+            <w:r>
+              <w:rPr>
+                <w:rFonts w:ascii="Aptos Narrow" w:hAnsi="Aptos Narrow"/>
+                <w:b/>
+                <w:bCs/>
+                <w:color w:val="000000"/>
+                <w:sz w:val="22"/>
+                <w:szCs w:val="22"/>
+                <w:lang w:val="de-AT" w:eastAsia="de-AT"/>
+              </w:rPr>
+              <w:t>MENGE</w:t>
+            </w:r>
+          </w:p>
+        </w:tc>
+        <w:tc>
+          <w:tcPr>
+            <w:tcW w:w="691" w:type="dxa"/>
+            <w:tcBorders>
+              <w:top w:val="single" w:sz="12" w:space="0" w:color="auto"/>
+              <w:left w:val="nil"/>
+              <w:bottom w:val="single" w:sz="12" w:space="0" w:color="auto"/>
+              <w:right w:val="single" w:sz="12" w:space="0" w:color="auto"/>
+            </w:tcBorders>
+            <w:noWrap/>
+            <w:vAlign w:val="bottom"/>
+            <w:hideMark/>
+          </w:tcPr>
+          <w:p>
+            <w:pPr>
+              <w:spacing w:before="0" w:after="0" w:line="240" w:lineRule="auto"/>
+              <w:rPr>
+                <w:rFonts w:ascii="Aptos Narrow" w:hAnsi="Aptos Narrow"/>
+                <w:b/>
+                <w:bCs/>
+                <w:color w:val="000000"/>
+                <w:sz w:val="22"/>
+                <w:szCs w:val="22"/>
+                <w:lang w:val="de-AT" w:eastAsia="de-AT"/>
+              </w:rPr>
+            </w:pPr>
+            <w:r>
+              <w:rPr>
+                <w:rFonts w:ascii="Aptos Narrow" w:hAnsi="Aptos Narrow"/>
+                <w:b/>
+                <w:bCs/>
+                <w:color w:val="000000"/>
+                <w:sz w:val="22"/>
+                <w:szCs w:val="22"/>
+                <w:lang w:val="de-AT" w:eastAsia="de-AT"/>
+              </w:rPr>
+              <w:t>MODELLNUMMER/TEILENUMMER</w:t>
+            </w:r>
+          </w:p>
+        </w:tc>
+        <w:tc>
+          <w:tcPr>
+            <w:tcW w:w="731" w:type="dxa"/>
+            <w:tcBorders>
+              <w:top w:val="single" w:sz="12" w:space="0" w:color="auto"/>
+              <w:left w:val="nil"/>
+              <w:bottom w:val="single" w:sz="12" w:space="0" w:color="auto"/>
+              <w:right w:val="single" w:sz="12" w:space="0" w:color="auto"/>
+            </w:tcBorders>
+            <w:noWrap/>
+            <w:vAlign w:val="bottom"/>
+            <w:hideMark/>
+          </w:tcPr>
+          <w:p>
+            <w:pPr>
+              <w:spacing w:before="0" w:after="0" w:line="240" w:lineRule="auto"/>
+              <w:rPr>
+                <w:rFonts w:ascii="Aptos Narrow" w:hAnsi="Aptos Narrow"/>
+                <w:b/>
+                <w:bCs/>
+                <w:color w:val="000000"/>
+                <w:sz w:val="22"/>
+                <w:szCs w:val="22"/>
+                <w:lang w:val="de-AT" w:eastAsia="de-AT"/>
+              </w:rPr>
+            </w:pPr>
+            <w:r>
+              <w:rPr>
+                <w:rFonts w:ascii="Aptos Narrow" w:hAnsi="Aptos Narrow"/>
+                <w:b/>
+                <w:bCs/>
+                <w:color w:val="000000"/>
+                <w:sz w:val="22"/>
+                <w:szCs w:val="22"/>
+                <w:lang w:val="de-AT" w:eastAsia="de-AT"/>
+              </w:rPr>
+              <w:t>HERSTELLER-TEILENUMMER</w:t>
+            </w:r>
+          </w:p>
+        </w:tc>
+        <w:tc>
+          <w:tcPr>
+            <w:tcW w:w="423" w:type="dxa"/>
+            <w:tcBorders>
+              <w:top w:val="single" w:sz="12" w:space="0" w:color="auto"/>
+              <w:left w:val="nil"/>
+              <w:bottom w:val="single" w:sz="12" w:space="0" w:color="auto"/>
+              <w:right w:val="single" w:sz="12" w:space="0" w:color="auto"/>
+            </w:tcBorders>
+            <w:noWrap/>
+            <w:vAlign w:val="bottom"/>
+            <w:hideMark/>
+          </w:tcPr>
+          <w:p>
+            <w:pPr>
+              <w:spacing w:before="0" w:after="0" w:line="240" w:lineRule="auto"/>
+              <w:rPr>
+                <w:rFonts w:ascii="Aptos Narrow" w:hAnsi="Aptos Narrow"/>
+                <w:b/>
+                <w:bCs/>
+                <w:color w:val="000000"/>
+                <w:sz w:val="22"/>
+                <w:szCs w:val="22"/>
+                <w:lang w:val="de-AT" w:eastAsia="de-AT"/>
+              </w:rPr>
+            </w:pPr>
+            <w:r>
+              <w:rPr>
+                <w:rFonts w:ascii="Aptos Narrow" w:hAnsi="Aptos Narrow"/>
+                <w:b/>
+                <w:bCs/>
+                <w:color w:val="000000"/>
+                <w:sz w:val="22"/>
+                <w:szCs w:val="22"/>
+                <w:lang w:val="de-AT" w:eastAsia="de-AT"/>
+              </w:rPr>
+              <w:t>Website</w:t>
+            </w:r>
+          </w:p>
+        </w:tc>
+        <w:tc>
+          <w:tcPr>
+            <w:tcW w:w="5280" w:type="dxa"/>
+            <w:tcBorders>
+              <w:top w:val="single" w:sz="12" w:space="0" w:color="auto"/>
+              <w:left w:val="nil"/>
+              <w:bottom w:val="single" w:sz="12" w:space="0" w:color="auto"/>
+              <w:right w:val="single" w:sz="12" w:space="0" w:color="auto"/>
+            </w:tcBorders>
+            <w:noWrap/>
+            <w:vAlign w:val="bottom"/>
+            <w:hideMark/>
+          </w:tcPr>
+          <w:p>
+            <w:pPr>
+              <w:spacing w:before="0" w:after="0" w:line="240" w:lineRule="auto"/>
+              <w:rPr>
+                <w:rFonts w:ascii="Aptos Narrow" w:hAnsi="Aptos Narrow"/>
+                <w:b/>
+                <w:bCs/>
+                <w:color w:val="000000"/>
+                <w:sz w:val="22"/>
+                <w:szCs w:val="22"/>
+                <w:lang w:val="de-AT" w:eastAsia="de-AT"/>
+              </w:rPr>
+            </w:pPr>
+            <w:r>
+              <w:rPr>
+                <w:rFonts w:ascii="Aptos Narrow" w:hAnsi="Aptos Narrow"/>
+                <w:b/>
+                <w:bCs/>
+                <w:color w:val="000000"/>
+                <w:sz w:val="22"/>
+                <w:szCs w:val="22"/>
+                <w:lang w:val="de-AT" w:eastAsia="de-AT"/>
+              </w:rPr>
+              <w:t>Link</w:t>
+            </w:r>
+          </w:p>
+        </w:tc>
+        <w:tc>
+          <w:tcPr>
+            <w:tcW w:w="312" w:type="dxa"/>
+            <w:tcBorders>
+              <w:top w:val="single" w:sz="12" w:space="0" w:color="auto"/>
+              <w:left w:val="nil"/>
+              <w:bottom w:val="single" w:sz="12" w:space="0" w:color="auto"/>
+              <w:right w:val="single" w:sz="12" w:space="0" w:color="auto"/>
+            </w:tcBorders>
+            <w:noWrap/>
+            <w:vAlign w:val="bottom"/>
+            <w:hideMark/>
+          </w:tcPr>
+          <w:p>
+            <w:pPr>
+              <w:spacing w:before="0" w:after="0" w:line="240" w:lineRule="auto"/>
+              <w:rPr>
+                <w:rFonts w:ascii="Aptos Narrow" w:hAnsi="Aptos Narrow"/>
+                <w:b/>
+                <w:bCs/>
+                <w:color w:val="000000"/>
+                <w:sz w:val="22"/>
+                <w:szCs w:val="22"/>
+                <w:lang w:val="de-AT" w:eastAsia="de-AT"/>
+              </w:rPr>
+            </w:pPr>
+            <w:r>
+              <w:rPr>
+                <w:rFonts w:ascii="Aptos Narrow" w:hAnsi="Aptos Narrow"/>
+                <w:b/>
+                <w:bCs/>
+                <w:color w:val="000000"/>
+                <w:sz w:val="22"/>
+                <w:szCs w:val="22"/>
+                <w:lang w:val="de-AT" w:eastAsia="de-AT"/>
+              </w:rPr>
+              <w:t>STÜCKPREIS</w:t>
+            </w:r>
+          </w:p>
+        </w:tc>
+        <w:tc>
+          <w:tcPr>
+            <w:tcW w:w="217" w:type="dxa"/>
+            <w:tcBorders>
+              <w:top w:val="single" w:sz="12" w:space="0" w:color="auto"/>
+              <w:left w:val="nil"/>
+              <w:bottom w:val="single" w:sz="12" w:space="0" w:color="auto"/>
+              <w:right w:val="single" w:sz="12" w:space="0" w:color="auto"/>
+            </w:tcBorders>
+            <w:noWrap/>
+            <w:vAlign w:val="bottom"/>
+            <w:hideMark/>
+          </w:tcPr>
+          <w:p>
+            <w:pPr>
+              <w:spacing w:before="0" w:after="0" w:line="240" w:lineRule="auto"/>
+              <w:rPr>
+                <w:rFonts w:ascii="Aptos Narrow" w:hAnsi="Aptos Narrow"/>
+                <w:b/>
+                <w:bCs/>
+                <w:color w:val="000000"/>
+                <w:sz w:val="22"/>
+                <w:szCs w:val="22"/>
+                <w:lang w:val="de-AT" w:eastAsia="de-AT"/>
+              </w:rPr>
+            </w:pPr>
+            <w:r>
+              <w:rPr>
+                <w:rFonts w:ascii="Aptos Narrow" w:hAnsi="Aptos Narrow"/>
+                <w:b/>
+                <w:bCs/>
+                <w:color w:val="000000"/>
+                <w:sz w:val="22"/>
+                <w:szCs w:val="22"/>
+                <w:lang w:val="de-AT" w:eastAsia="de-AT"/>
+              </w:rPr>
+              <w:t>Versand</w:t>
+            </w:r>
+          </w:p>
+        </w:tc>
+        <w:tc>
+          <w:tcPr>
+            <w:tcW w:w="493" w:type="dxa"/>
+            <w:tcBorders>
+              <w:top w:val="single" w:sz="12" w:space="0" w:color="auto"/>
+              <w:left w:val="nil"/>
+              <w:bottom w:val="single" w:sz="12" w:space="0" w:color="auto"/>
+              <w:right w:val="single" w:sz="12" w:space="0" w:color="auto"/>
+            </w:tcBorders>
+            <w:noWrap/>
+            <w:vAlign w:val="bottom"/>
+            <w:hideMark/>
+          </w:tcPr>
+          <w:p>
+            <w:pPr>
+              <w:spacing w:before="0" w:after="0" w:line="240" w:lineRule="auto"/>
+              <w:rPr>
+                <w:rFonts w:ascii="Aptos Narrow" w:hAnsi="Aptos Narrow"/>
+                <w:b/>
+                <w:bCs/>
+                <w:color w:val="000000"/>
+                <w:sz w:val="22"/>
+                <w:szCs w:val="22"/>
+                <w:lang w:val="de-AT" w:eastAsia="de-AT"/>
+              </w:rPr>
+            </w:pPr>
+            <w:r>
+              <w:rPr>
+                <w:rFonts w:ascii="Aptos Narrow" w:hAnsi="Aptos Narrow"/>
+                <w:b/>
+                <w:bCs/>
+                <w:color w:val="000000"/>
+                <w:sz w:val="22"/>
+                <w:szCs w:val="22"/>
+                <w:lang w:val="de-AT" w:eastAsia="de-AT"/>
+              </w:rPr>
+              <w:t xml:space="preserve"> GESAMTPREIS </w:t>
+            </w:r>
+          </w:p>
+        </w:tc>
+      </w:tr>
+      <w:tr>
+        <w:trPr>
+          <w:trHeight w:val="300"/>
+        </w:trPr>
+        <w:tc>
+          <w:tcPr>
+            <w:tcW w:w="152" w:type="dxa"/>
+            <w:tcBorders>
+              <w:top w:val="nil"/>
+              <w:left w:val="single" w:sz="8" w:space="0" w:color="auto"/>
+              <w:bottom w:val="single" w:sz="4" w:space="0" w:color="auto"/>
+              <w:right w:val="single" w:sz="4" w:space="0" w:color="auto"/>
+            </w:tcBorders>
+            <w:noWrap/>
+            <w:vAlign w:val="bottom"/>
+            <w:hideMark/>
+          </w:tcPr>
+          <w:p>
+            <w:pPr>
+              <w:spacing w:before="0" w:after="0" w:line="240" w:lineRule="auto"/>
+              <w:jc w:val="right"/>
+              <w:rPr>
+                <w:rFonts w:ascii="Aptos Narrow" w:hAnsi="Aptos Narrow"/>
+                <w:color w:val="000000"/>
+                <w:sz w:val="22"/>
+                <w:szCs w:val="22"/>
+                <w:lang w:val="de-AT" w:eastAsia="de-AT"/>
+              </w:rPr>
+            </w:pPr>
+            <w:r>
+              <w:rPr>
+                <w:rFonts w:ascii="Aptos Narrow" w:hAnsi="Aptos Narrow"/>
+                <w:color w:val="000000"/>
+                <w:sz w:val="22"/>
+                <w:szCs w:val="22"/>
+                <w:lang w:val="de-AT" w:eastAsia="de-AT"/>
+              </w:rPr>
+              <w:t>1</w:t>
+            </w:r>
+          </w:p>
+        </w:tc>
+        <w:tc>
+          <w:tcPr>
+            <w:tcW w:w="1118" w:type="dxa"/>
+            <w:tcBorders>
+              <w:top w:val="nil"/>
+              <w:left w:val="nil"/>
+              <w:bottom w:val="single" w:sz="4" w:space="0" w:color="auto"/>
+              <w:right w:val="single" w:sz="4" w:space="0" w:color="auto"/>
+            </w:tcBorders>
+            <w:noWrap/>
+            <w:vAlign w:val="bottom"/>
+            <w:hideMark/>
+          </w:tcPr>
+          <w:p>
+            <w:pPr>
+              <w:spacing w:before="0" w:after="0" w:line="240" w:lineRule="auto"/>
+              <w:rPr>
+                <w:rFonts w:ascii="Aptos Narrow" w:hAnsi="Aptos Narrow"/>
+                <w:color w:val="000000"/>
+                <w:sz w:val="22"/>
+                <w:szCs w:val="22"/>
+                <w:lang w:val="de-AT" w:eastAsia="de-AT"/>
+              </w:rPr>
+            </w:pPr>
+            <w:r>
+              <w:rPr>
+                <w:rFonts w:ascii="Aptos Narrow" w:hAnsi="Aptos Narrow"/>
+                <w:color w:val="000000"/>
+                <w:sz w:val="22"/>
+                <w:szCs w:val="22"/>
+                <w:lang w:val="de-AT" w:eastAsia="de-AT"/>
+              </w:rPr>
+              <w:t>Raspberry Pi 5 8 GB</w:t>
+            </w:r>
+          </w:p>
+        </w:tc>
+        <w:tc>
+          <w:tcPr>
+            <w:tcW w:w="190" w:type="dxa"/>
+            <w:tcBorders>
+              <w:top w:val="nil"/>
+              <w:left w:val="nil"/>
+              <w:bottom w:val="single" w:sz="4" w:space="0" w:color="auto"/>
+              <w:right w:val="single" w:sz="4" w:space="0" w:color="auto"/>
+            </w:tcBorders>
+            <w:noWrap/>
+            <w:vAlign w:val="bottom"/>
+            <w:hideMark/>
+          </w:tcPr>
+          <w:p>
+            <w:pPr>
+              <w:spacing w:before="0" w:after="0" w:line="240" w:lineRule="auto"/>
+              <w:jc w:val="right"/>
+              <w:rPr>
+                <w:rFonts w:ascii="Aptos Narrow" w:hAnsi="Aptos Narrow"/>
+                <w:color w:val="000000"/>
+                <w:sz w:val="22"/>
+                <w:szCs w:val="22"/>
+                <w:lang w:val="de-AT" w:eastAsia="de-AT"/>
+              </w:rPr>
+            </w:pPr>
+            <w:r>
+              <w:rPr>
+                <w:rFonts w:ascii="Aptos Narrow" w:hAnsi="Aptos Narrow"/>
+                <w:color w:val="000000"/>
+                <w:sz w:val="22"/>
+                <w:szCs w:val="22"/>
+                <w:lang w:val="de-AT" w:eastAsia="de-AT"/>
+              </w:rPr>
+              <w:t>1</w:t>
+            </w:r>
+          </w:p>
+        </w:tc>
+        <w:tc>
+          <w:tcPr>
+            <w:tcW w:w="691" w:type="dxa"/>
+            <w:tcBorders>
+              <w:top w:val="nil"/>
+              <w:left w:val="nil"/>
+              <w:bottom w:val="single" w:sz="4" w:space="0" w:color="auto"/>
+              <w:right w:val="single" w:sz="4" w:space="0" w:color="auto"/>
+            </w:tcBorders>
+            <w:noWrap/>
+            <w:vAlign w:val="bottom"/>
+            <w:hideMark/>
+          </w:tcPr>
+          <w:p>
+            <w:pPr>
+              <w:spacing w:before="0" w:after="0" w:line="240" w:lineRule="auto"/>
+              <w:rPr>
+                <w:rFonts w:ascii="Aptos Narrow" w:hAnsi="Aptos Narrow"/>
+                <w:color w:val="000000"/>
+                <w:sz w:val="22"/>
+                <w:szCs w:val="22"/>
+                <w:lang w:val="de-AT" w:eastAsia="de-AT"/>
+              </w:rPr>
+            </w:pPr>
+            <w:r>
+              <w:rPr>
+                <w:rFonts w:ascii="Aptos Narrow" w:hAnsi="Aptos Narrow"/>
+                <w:color w:val="000000"/>
+                <w:sz w:val="22"/>
+                <w:szCs w:val="22"/>
+                <w:lang w:val="de-AT" w:eastAsia="de-AT"/>
+              </w:rPr>
+              <w:t>Raspberry Pi 5</w:t>
+            </w:r>
+          </w:p>
+        </w:tc>
+        <w:tc>
+          <w:tcPr>
+            <w:tcW w:w="731" w:type="dxa"/>
+            <w:tcBorders>
+              <w:top w:val="nil"/>
+              <w:left w:val="nil"/>
+              <w:bottom w:val="single" w:sz="4" w:space="0" w:color="auto"/>
+              <w:right w:val="single" w:sz="4" w:space="0" w:color="auto"/>
+            </w:tcBorders>
+            <w:noWrap/>
+            <w:vAlign w:val="bottom"/>
+            <w:hideMark/>
+          </w:tcPr>
+          <w:p>
+            <w:pPr>
+              <w:spacing w:before="0" w:after="0" w:line="240" w:lineRule="auto"/>
+              <w:rPr>
+                <w:rFonts w:ascii="Aptos Narrow" w:hAnsi="Aptos Narrow"/>
+                <w:color w:val="000000"/>
+                <w:sz w:val="22"/>
+                <w:szCs w:val="22"/>
+                <w:lang w:val="de-AT" w:eastAsia="de-AT"/>
+              </w:rPr>
+            </w:pPr>
+            <w:r>
+              <w:rPr>
+                <w:rFonts w:ascii="Aptos Narrow" w:hAnsi="Aptos Narrow"/>
+                <w:color w:val="000000"/>
+                <w:sz w:val="22"/>
+                <w:szCs w:val="22"/>
+                <w:lang w:val="de-AT" w:eastAsia="de-AT"/>
+              </w:rPr>
+              <w:t>Raspberry Pi</w:t>
+            </w:r>
+          </w:p>
+        </w:tc>
+        <w:tc>
+          <w:tcPr>
+            <w:tcW w:w="423" w:type="dxa"/>
+            <w:tcBorders>
+              <w:top w:val="nil"/>
+              <w:left w:val="nil"/>
+              <w:bottom w:val="single" w:sz="4" w:space="0" w:color="auto"/>
+              <w:right w:val="single" w:sz="4" w:space="0" w:color="auto"/>
+            </w:tcBorders>
+            <w:noWrap/>
+            <w:vAlign w:val="bottom"/>
+            <w:hideMark/>
+          </w:tcPr>
+          <w:p>
+            <w:pPr>
+              <w:spacing w:before="0" w:after="0" w:line="240" w:lineRule="auto"/>
+              <w:rPr>
+                <w:rFonts w:ascii="Aptos Narrow" w:hAnsi="Aptos Narrow"/>
+                <w:color w:val="000000"/>
+                <w:sz w:val="22"/>
+                <w:szCs w:val="22"/>
+                <w:lang w:val="de-AT" w:eastAsia="de-AT"/>
+              </w:rPr>
+            </w:pPr>
+            <w:r>
+              <w:rPr>
+                <w:rFonts w:ascii="Aptos Narrow" w:hAnsi="Aptos Narrow"/>
+                <w:color w:val="000000"/>
+                <w:sz w:val="22"/>
+                <w:szCs w:val="22"/>
+                <w:lang w:val="de-AT" w:eastAsia="de-AT"/>
+              </w:rPr>
+              <w:t>Amazon</w:t>
+            </w:r>
+          </w:p>
+        </w:tc>
+        <w:tc>
+          <w:tcPr>
+            <w:tcW w:w="5280" w:type="dxa"/>
+            <w:tcBorders>
+              <w:top w:val="nil"/>
+              <w:left w:val="nil"/>
+              <w:bottom w:val="single" w:sz="4" w:space="0" w:color="auto"/>
+              <w:right w:val="single" w:sz="4" w:space="0" w:color="auto"/>
+            </w:tcBorders>
+            <w:noWrap/>
+            <w:vAlign w:val="bottom"/>
+            <w:hideMark/>
+          </w:tcPr>
+          <w:p>
+            <w:pPr>
+              <w:spacing w:before="0" w:after="0" w:line="240" w:lineRule="auto"/>
+              <w:rPr>
+                <w:rFonts w:ascii="Aptos Narrow" w:hAnsi="Aptos Narrow"/>
+                <w:color w:val="467886"/>
+                <w:sz w:val="22"/>
+                <w:szCs w:val="22"/>
+                <w:u w:val="single"/>
+                <w:lang w:val="de-AT" w:eastAsia="de-AT"/>
+              </w:rPr>
+            </w:pPr>
+            <w:hyperlink r:id="rId28" w:history="1">
+              <w:r>
+                <w:rPr>
+                  <w:rFonts w:ascii="Aptos Narrow" w:hAnsi="Aptos Narrow"/>
+                  <w:color w:val="467886"/>
+                  <w:sz w:val="22"/>
+                  <w:szCs w:val="22"/>
+                  <w:u w:val="single"/>
+                  <w:lang w:val="de-AT" w:eastAsia="de-AT"/>
+                </w:rPr>
+                <w:t>https://www.amazon.de/dp/B0CK2FCG1K?ref_=ppx_hzod_title_dt_b_fed_asin_title_0_0</w:t>
+              </w:r>
+            </w:hyperlink>
+          </w:p>
+        </w:tc>
+        <w:tc>
+          <w:tcPr>
+            <w:tcW w:w="312" w:type="dxa"/>
+            <w:tcBorders>
+              <w:top w:val="nil"/>
+              <w:left w:val="nil"/>
+              <w:bottom w:val="single" w:sz="4" w:space="0" w:color="auto"/>
+              <w:right w:val="single" w:sz="4" w:space="0" w:color="auto"/>
+            </w:tcBorders>
+            <w:noWrap/>
+            <w:vAlign w:val="bottom"/>
+            <w:hideMark/>
+          </w:tcPr>
+          <w:p>
+            <w:pPr>
+              <w:spacing w:before="0" w:after="0" w:line="240" w:lineRule="auto"/>
+              <w:rPr>
+                <w:rFonts w:ascii="Aptos Narrow" w:hAnsi="Aptos Narrow"/>
+                <w:color w:val="000000"/>
+                <w:sz w:val="22"/>
+                <w:szCs w:val="22"/>
+                <w:lang w:val="de-AT" w:eastAsia="de-AT"/>
+              </w:rPr>
+            </w:pPr>
+            <w:r>
+              <w:rPr>
+                <w:rFonts w:ascii="Aptos Narrow" w:hAnsi="Aptos Narrow"/>
+                <w:color w:val="000000"/>
+                <w:sz w:val="22"/>
+                <w:szCs w:val="22"/>
+                <w:lang w:val="de-AT" w:eastAsia="de-AT"/>
+              </w:rPr>
+              <w:t xml:space="preserve"> €               90,45 </w:t>
+            </w:r>
+          </w:p>
+        </w:tc>
+        <w:tc>
+          <w:tcPr>
+            <w:tcW w:w="217" w:type="dxa"/>
+            <w:tcBorders>
+              <w:top w:val="nil"/>
+              <w:left w:val="nil"/>
+              <w:bottom w:val="single" w:sz="4" w:space="0" w:color="auto"/>
+              <w:right w:val="single" w:sz="4" w:space="0" w:color="auto"/>
+            </w:tcBorders>
+            <w:noWrap/>
+            <w:vAlign w:val="bottom"/>
+            <w:hideMark/>
+          </w:tcPr>
+          <w:p>
+            <w:pPr>
+              <w:spacing w:before="0" w:after="0" w:line="240" w:lineRule="auto"/>
+              <w:rPr>
+                <w:rFonts w:ascii="Aptos Narrow" w:hAnsi="Aptos Narrow"/>
+                <w:color w:val="467886"/>
+                <w:sz w:val="22"/>
+                <w:szCs w:val="22"/>
+                <w:u w:val="single"/>
+                <w:lang w:val="de-AT" w:eastAsia="de-AT"/>
+              </w:rPr>
+            </w:pPr>
+            <w:r>
+              <w:rPr>
+                <w:rFonts w:ascii="Aptos Narrow" w:hAnsi="Aptos Narrow"/>
+                <w:color w:val="467886"/>
+                <w:sz w:val="22"/>
+                <w:szCs w:val="22"/>
+                <w:u w:val="single"/>
+                <w:lang w:val="de-AT" w:eastAsia="de-AT"/>
+              </w:rPr>
+              <w:t> </w:t>
+            </w:r>
+          </w:p>
+        </w:tc>
+        <w:tc>
+          <w:tcPr>
+            <w:tcW w:w="493" w:type="dxa"/>
+            <w:tcBorders>
+              <w:top w:val="nil"/>
+              <w:left w:val="nil"/>
+              <w:bottom w:val="single" w:sz="4" w:space="0" w:color="auto"/>
+              <w:right w:val="single" w:sz="8" w:space="0" w:color="auto"/>
+            </w:tcBorders>
+            <w:noWrap/>
+            <w:vAlign w:val="bottom"/>
+            <w:hideMark/>
+          </w:tcPr>
+          <w:p>
+            <w:pPr>
+              <w:spacing w:before="0" w:after="0" w:line="240" w:lineRule="auto"/>
+              <w:rPr>
+                <w:rFonts w:ascii="Aptos Narrow" w:hAnsi="Aptos Narrow"/>
+                <w:color w:val="000000"/>
+                <w:sz w:val="22"/>
+                <w:szCs w:val="22"/>
+                <w:lang w:val="de-AT" w:eastAsia="de-AT"/>
+              </w:rPr>
+            </w:pPr>
+            <w:r>
+              <w:rPr>
+                <w:rFonts w:ascii="Aptos Narrow" w:hAnsi="Aptos Narrow"/>
+                <w:color w:val="000000"/>
+                <w:sz w:val="22"/>
+                <w:szCs w:val="22"/>
+                <w:lang w:val="de-AT" w:eastAsia="de-AT"/>
+              </w:rPr>
+              <w:t xml:space="preserve"> €                                   90,45 </w:t>
+            </w:r>
+          </w:p>
+        </w:tc>
+      </w:tr>
+      <w:tr>
+        <w:trPr>
+          <w:trHeight w:val="288"/>
+        </w:trPr>
+        <w:tc>
+          <w:tcPr>
+            <w:tcW w:w="152" w:type="dxa"/>
+            <w:tcBorders>
+              <w:top w:val="nil"/>
+              <w:left w:val="single" w:sz="8" w:space="0" w:color="auto"/>
+              <w:bottom w:val="single" w:sz="4" w:space="0" w:color="auto"/>
+              <w:right w:val="single" w:sz="4" w:space="0" w:color="auto"/>
+            </w:tcBorders>
+            <w:noWrap/>
+            <w:vAlign w:val="bottom"/>
+            <w:hideMark/>
+          </w:tcPr>
+          <w:p>
+            <w:pPr>
+              <w:spacing w:before="0" w:after="0" w:line="240" w:lineRule="auto"/>
+              <w:jc w:val="right"/>
+              <w:rPr>
+                <w:rFonts w:ascii="Aptos Narrow" w:hAnsi="Aptos Narrow"/>
+                <w:color w:val="000000"/>
+                <w:sz w:val="22"/>
+                <w:szCs w:val="22"/>
+                <w:lang w:val="de-AT" w:eastAsia="de-AT"/>
+              </w:rPr>
+            </w:pPr>
+            <w:r>
+              <w:rPr>
+                <w:rFonts w:ascii="Aptos Narrow" w:hAnsi="Aptos Narrow"/>
+                <w:color w:val="000000"/>
+                <w:sz w:val="22"/>
+                <w:szCs w:val="22"/>
+                <w:lang w:val="de-AT" w:eastAsia="de-AT"/>
+              </w:rPr>
+              <w:t>2</w:t>
+            </w:r>
+          </w:p>
+        </w:tc>
+        <w:tc>
+          <w:tcPr>
+            <w:tcW w:w="1118" w:type="dxa"/>
+            <w:tcBorders>
+              <w:top w:val="nil"/>
+              <w:left w:val="nil"/>
+              <w:bottom w:val="single" w:sz="4" w:space="0" w:color="auto"/>
+              <w:right w:val="single" w:sz="4" w:space="0" w:color="auto"/>
+            </w:tcBorders>
+            <w:noWrap/>
+            <w:vAlign w:val="bottom"/>
+            <w:hideMark/>
+          </w:tcPr>
+          <w:p>
+            <w:pPr>
+              <w:spacing w:before="0" w:after="0" w:line="240" w:lineRule="auto"/>
+              <w:rPr>
+                <w:rFonts w:ascii="Aptos Narrow" w:hAnsi="Aptos Narrow"/>
+                <w:color w:val="000000"/>
+                <w:sz w:val="22"/>
+                <w:szCs w:val="22"/>
+                <w:lang w:val="de-AT" w:eastAsia="de-AT"/>
+              </w:rPr>
+            </w:pPr>
+            <w:proofErr w:type="spellStart"/>
+            <w:r>
+              <w:rPr>
+                <w:rFonts w:ascii="Aptos Narrow" w:hAnsi="Aptos Narrow"/>
+                <w:color w:val="000000"/>
+                <w:sz w:val="22"/>
+                <w:szCs w:val="22"/>
+                <w:lang w:val="de-AT" w:eastAsia="de-AT"/>
+              </w:rPr>
+              <w:t>Twozoh</w:t>
+            </w:r>
+            <w:proofErr w:type="spellEnd"/>
+            <w:r>
+              <w:rPr>
+                <w:rFonts w:ascii="Aptos Narrow" w:hAnsi="Aptos Narrow"/>
+                <w:color w:val="000000"/>
+                <w:sz w:val="22"/>
+                <w:szCs w:val="22"/>
+                <w:lang w:val="de-AT" w:eastAsia="de-AT"/>
+              </w:rPr>
+              <w:t xml:space="preserve"> Micro HDMI auf </w:t>
+            </w:r>
+            <w:proofErr w:type="gramStart"/>
+            <w:r>
+              <w:rPr>
+                <w:rFonts w:ascii="Aptos Narrow" w:hAnsi="Aptos Narrow"/>
+                <w:color w:val="000000"/>
+                <w:sz w:val="22"/>
+                <w:szCs w:val="22"/>
+                <w:lang w:val="de-AT" w:eastAsia="de-AT"/>
+              </w:rPr>
+              <w:t>HDMI Kabel</w:t>
+            </w:r>
+            <w:proofErr w:type="gramEnd"/>
+            <w:r>
+              <w:rPr>
+                <w:rFonts w:ascii="Aptos Narrow" w:hAnsi="Aptos Narrow"/>
+                <w:color w:val="000000"/>
+                <w:sz w:val="22"/>
+                <w:szCs w:val="22"/>
+                <w:lang w:val="de-AT" w:eastAsia="de-AT"/>
+              </w:rPr>
+              <w:t xml:space="preserve"> 1M</w:t>
+            </w:r>
+          </w:p>
+        </w:tc>
+        <w:tc>
+          <w:tcPr>
+            <w:tcW w:w="190" w:type="dxa"/>
+            <w:tcBorders>
+              <w:top w:val="nil"/>
+              <w:left w:val="nil"/>
+              <w:bottom w:val="single" w:sz="4" w:space="0" w:color="auto"/>
+              <w:right w:val="single" w:sz="4" w:space="0" w:color="auto"/>
+            </w:tcBorders>
+            <w:noWrap/>
+            <w:vAlign w:val="bottom"/>
+            <w:hideMark/>
+          </w:tcPr>
+          <w:p>
+            <w:pPr>
+              <w:spacing w:before="0" w:after="0" w:line="240" w:lineRule="auto"/>
+              <w:jc w:val="right"/>
+              <w:rPr>
+                <w:rFonts w:ascii="Aptos Narrow" w:hAnsi="Aptos Narrow"/>
+                <w:color w:val="000000"/>
+                <w:sz w:val="22"/>
+                <w:szCs w:val="22"/>
+                <w:lang w:val="de-AT" w:eastAsia="de-AT"/>
+              </w:rPr>
+            </w:pPr>
+            <w:r>
+              <w:rPr>
+                <w:rFonts w:ascii="Aptos Narrow" w:hAnsi="Aptos Narrow"/>
+                <w:color w:val="000000"/>
+                <w:sz w:val="22"/>
+                <w:szCs w:val="22"/>
+                <w:lang w:val="de-AT" w:eastAsia="de-AT"/>
+              </w:rPr>
+              <w:t>1</w:t>
+            </w:r>
+          </w:p>
+        </w:tc>
+        <w:tc>
+          <w:tcPr>
+            <w:tcW w:w="691" w:type="dxa"/>
+            <w:tcBorders>
+              <w:top w:val="nil"/>
+              <w:left w:val="nil"/>
+              <w:bottom w:val="single" w:sz="4" w:space="0" w:color="auto"/>
+              <w:right w:val="single" w:sz="4" w:space="0" w:color="auto"/>
+            </w:tcBorders>
+            <w:noWrap/>
+            <w:vAlign w:val="bottom"/>
+            <w:hideMark/>
+          </w:tcPr>
+          <w:p>
+            <w:pPr>
+              <w:spacing w:before="0" w:after="0" w:line="240" w:lineRule="auto"/>
+              <w:rPr>
+                <w:rFonts w:ascii="Aptos Narrow" w:hAnsi="Aptos Narrow"/>
+                <w:color w:val="000000"/>
+                <w:sz w:val="22"/>
+                <w:szCs w:val="22"/>
+                <w:lang w:val="de-AT" w:eastAsia="de-AT"/>
+              </w:rPr>
+            </w:pPr>
+            <w:r>
+              <w:rPr>
+                <w:rFonts w:ascii="Aptos Narrow" w:hAnsi="Aptos Narrow"/>
+                <w:color w:val="000000"/>
+                <w:sz w:val="22"/>
+                <w:szCs w:val="22"/>
+                <w:lang w:val="de-AT" w:eastAsia="de-AT"/>
+              </w:rPr>
+              <w:t>1M</w:t>
+            </w:r>
+          </w:p>
+        </w:tc>
+        <w:tc>
+          <w:tcPr>
+            <w:tcW w:w="731" w:type="dxa"/>
+            <w:tcBorders>
+              <w:top w:val="nil"/>
+              <w:left w:val="nil"/>
+              <w:bottom w:val="single" w:sz="4" w:space="0" w:color="auto"/>
+              <w:right w:val="single" w:sz="4" w:space="0" w:color="auto"/>
+            </w:tcBorders>
+            <w:noWrap/>
+            <w:vAlign w:val="bottom"/>
+            <w:hideMark/>
+          </w:tcPr>
+          <w:p>
+            <w:pPr>
+              <w:spacing w:before="0" w:after="0" w:line="240" w:lineRule="auto"/>
+              <w:rPr>
+                <w:rFonts w:ascii="Aptos Narrow" w:hAnsi="Aptos Narrow"/>
+                <w:color w:val="000000"/>
+                <w:sz w:val="22"/>
+                <w:szCs w:val="22"/>
+                <w:lang w:val="de-AT" w:eastAsia="de-AT"/>
+              </w:rPr>
+            </w:pPr>
+            <w:proofErr w:type="spellStart"/>
+            <w:r>
+              <w:rPr>
+                <w:rFonts w:ascii="Aptos Narrow" w:hAnsi="Aptos Narrow"/>
+                <w:color w:val="000000"/>
+                <w:sz w:val="22"/>
+                <w:szCs w:val="22"/>
+                <w:lang w:val="de-AT" w:eastAsia="de-AT"/>
+              </w:rPr>
+              <w:t>Twozoh</w:t>
+            </w:r>
+            <w:proofErr w:type="spellEnd"/>
+          </w:p>
+        </w:tc>
+        <w:tc>
+          <w:tcPr>
+            <w:tcW w:w="423" w:type="dxa"/>
+            <w:tcBorders>
+              <w:top w:val="nil"/>
+              <w:left w:val="nil"/>
+              <w:bottom w:val="single" w:sz="4" w:space="0" w:color="auto"/>
+              <w:right w:val="single" w:sz="4" w:space="0" w:color="auto"/>
+            </w:tcBorders>
+            <w:noWrap/>
+            <w:vAlign w:val="bottom"/>
+            <w:hideMark/>
+          </w:tcPr>
+          <w:p>
+            <w:pPr>
+              <w:spacing w:before="0" w:after="0" w:line="240" w:lineRule="auto"/>
+              <w:rPr>
+                <w:rFonts w:ascii="Aptos Narrow" w:hAnsi="Aptos Narrow"/>
+                <w:color w:val="000000"/>
+                <w:sz w:val="22"/>
+                <w:szCs w:val="22"/>
+                <w:lang w:val="de-AT" w:eastAsia="de-AT"/>
+              </w:rPr>
+            </w:pPr>
+            <w:r>
+              <w:rPr>
+                <w:rFonts w:ascii="Aptos Narrow" w:hAnsi="Aptos Narrow"/>
+                <w:color w:val="000000"/>
+                <w:sz w:val="22"/>
+                <w:szCs w:val="22"/>
+                <w:lang w:val="de-AT" w:eastAsia="de-AT"/>
+              </w:rPr>
+              <w:t>Amazon</w:t>
+            </w:r>
+          </w:p>
+        </w:tc>
+        <w:tc>
+          <w:tcPr>
+            <w:tcW w:w="5280" w:type="dxa"/>
+            <w:tcBorders>
+              <w:top w:val="nil"/>
+              <w:left w:val="nil"/>
+              <w:bottom w:val="single" w:sz="4" w:space="0" w:color="auto"/>
+              <w:right w:val="single" w:sz="4" w:space="0" w:color="auto"/>
+            </w:tcBorders>
+            <w:noWrap/>
+            <w:vAlign w:val="bottom"/>
+            <w:hideMark/>
+          </w:tcPr>
+          <w:p>
+            <w:pPr>
+              <w:spacing w:before="0" w:after="0" w:line="240" w:lineRule="auto"/>
+              <w:rPr>
+                <w:rFonts w:ascii="Aptos Narrow" w:hAnsi="Aptos Narrow"/>
+                <w:color w:val="467886"/>
+                <w:sz w:val="22"/>
+                <w:szCs w:val="22"/>
+                <w:u w:val="single"/>
+                <w:lang w:val="de-AT" w:eastAsia="de-AT"/>
+              </w:rPr>
+            </w:pPr>
+            <w:hyperlink r:id="rId29" w:history="1">
+              <w:r>
+                <w:rPr>
+                  <w:rFonts w:ascii="Aptos Narrow" w:hAnsi="Aptos Narrow"/>
+                  <w:color w:val="467886"/>
+                  <w:sz w:val="22"/>
+                  <w:szCs w:val="22"/>
+                  <w:u w:val="single"/>
+                  <w:lang w:val="de-AT" w:eastAsia="de-AT"/>
+                </w:rPr>
+                <w:t>https://www.amazon.de/dp/B08RB1HKKB?ref_=ppx_hzod_title_dt_b_fed_asin_title_0_2&amp;th=1</w:t>
+              </w:r>
+            </w:hyperlink>
+          </w:p>
+        </w:tc>
+        <w:tc>
+          <w:tcPr>
+            <w:tcW w:w="312" w:type="dxa"/>
+            <w:tcBorders>
+              <w:top w:val="nil"/>
+              <w:left w:val="nil"/>
+              <w:bottom w:val="single" w:sz="4" w:space="0" w:color="auto"/>
+              <w:right w:val="single" w:sz="4" w:space="0" w:color="auto"/>
+            </w:tcBorders>
+            <w:noWrap/>
+            <w:vAlign w:val="bottom"/>
+            <w:hideMark/>
+          </w:tcPr>
+          <w:p>
+            <w:pPr>
+              <w:spacing w:before="0" w:after="0" w:line="240" w:lineRule="auto"/>
+              <w:rPr>
+                <w:rFonts w:ascii="Aptos Narrow" w:hAnsi="Aptos Narrow"/>
+                <w:color w:val="000000"/>
+                <w:sz w:val="22"/>
+                <w:szCs w:val="22"/>
+                <w:lang w:val="de-AT" w:eastAsia="de-AT"/>
+              </w:rPr>
+            </w:pPr>
+            <w:r>
+              <w:rPr>
+                <w:rFonts w:ascii="Aptos Narrow" w:hAnsi="Aptos Narrow"/>
+                <w:color w:val="000000"/>
+                <w:sz w:val="22"/>
+                <w:szCs w:val="22"/>
+                <w:lang w:val="de-AT" w:eastAsia="de-AT"/>
+              </w:rPr>
+              <w:t xml:space="preserve"> €                  9,89 </w:t>
+            </w:r>
+          </w:p>
+        </w:tc>
+        <w:tc>
+          <w:tcPr>
+            <w:tcW w:w="217" w:type="dxa"/>
+            <w:tcBorders>
+              <w:top w:val="nil"/>
+              <w:left w:val="nil"/>
+              <w:bottom w:val="single" w:sz="4" w:space="0" w:color="auto"/>
+              <w:right w:val="single" w:sz="4" w:space="0" w:color="auto"/>
+            </w:tcBorders>
+            <w:noWrap/>
+            <w:vAlign w:val="bottom"/>
+            <w:hideMark/>
+          </w:tcPr>
+          <w:p>
+            <w:pPr>
+              <w:spacing w:before="0" w:after="0" w:line="240" w:lineRule="auto"/>
+              <w:rPr>
+                <w:rFonts w:ascii="Aptos Narrow" w:hAnsi="Aptos Narrow"/>
+                <w:color w:val="467886"/>
+                <w:sz w:val="22"/>
+                <w:szCs w:val="22"/>
+                <w:u w:val="single"/>
+                <w:lang w:val="de-AT" w:eastAsia="de-AT"/>
+              </w:rPr>
+            </w:pPr>
+            <w:r>
+              <w:rPr>
+                <w:rFonts w:ascii="Aptos Narrow" w:hAnsi="Aptos Narrow"/>
+                <w:color w:val="467886"/>
+                <w:sz w:val="22"/>
+                <w:szCs w:val="22"/>
+                <w:u w:val="single"/>
+                <w:lang w:val="de-AT" w:eastAsia="de-AT"/>
+              </w:rPr>
+              <w:t> </w:t>
+            </w:r>
+          </w:p>
+        </w:tc>
+        <w:tc>
+          <w:tcPr>
+            <w:tcW w:w="493" w:type="dxa"/>
+            <w:tcBorders>
+              <w:top w:val="nil"/>
+              <w:left w:val="nil"/>
+              <w:bottom w:val="single" w:sz="4" w:space="0" w:color="auto"/>
+              <w:right w:val="single" w:sz="8" w:space="0" w:color="auto"/>
+            </w:tcBorders>
+            <w:noWrap/>
+            <w:vAlign w:val="bottom"/>
+            <w:hideMark/>
+          </w:tcPr>
+          <w:p>
+            <w:pPr>
+              <w:spacing w:before="0" w:after="0" w:line="240" w:lineRule="auto"/>
+              <w:rPr>
+                <w:rFonts w:ascii="Aptos Narrow" w:hAnsi="Aptos Narrow"/>
+                <w:color w:val="000000"/>
+                <w:sz w:val="22"/>
+                <w:szCs w:val="22"/>
+                <w:lang w:val="de-AT" w:eastAsia="de-AT"/>
+              </w:rPr>
+            </w:pPr>
+            <w:r>
+              <w:rPr>
+                <w:rFonts w:ascii="Aptos Narrow" w:hAnsi="Aptos Narrow"/>
+                <w:color w:val="000000"/>
+                <w:sz w:val="22"/>
+                <w:szCs w:val="22"/>
+                <w:lang w:val="de-AT" w:eastAsia="de-AT"/>
+              </w:rPr>
+              <w:t xml:space="preserve"> €                                      9,89 </w:t>
+            </w:r>
+          </w:p>
+        </w:tc>
+      </w:tr>
+      <w:tr>
+        <w:trPr>
+          <w:trHeight w:val="288"/>
+        </w:trPr>
+        <w:tc>
+          <w:tcPr>
+            <w:tcW w:w="152" w:type="dxa"/>
+            <w:tcBorders>
+              <w:top w:val="nil"/>
+              <w:left w:val="single" w:sz="8" w:space="0" w:color="auto"/>
+              <w:bottom w:val="single" w:sz="4" w:space="0" w:color="auto"/>
+              <w:right w:val="single" w:sz="4" w:space="0" w:color="auto"/>
+            </w:tcBorders>
+            <w:noWrap/>
+            <w:vAlign w:val="bottom"/>
+            <w:hideMark/>
+          </w:tcPr>
+          <w:p>
+            <w:pPr>
+              <w:spacing w:before="0" w:after="0" w:line="240" w:lineRule="auto"/>
+              <w:jc w:val="right"/>
+              <w:rPr>
+                <w:rFonts w:ascii="Aptos Narrow" w:hAnsi="Aptos Narrow"/>
+                <w:color w:val="000000"/>
+                <w:sz w:val="22"/>
+                <w:szCs w:val="22"/>
+                <w:lang w:val="de-AT" w:eastAsia="de-AT"/>
+              </w:rPr>
+            </w:pPr>
+            <w:r>
+              <w:rPr>
+                <w:rFonts w:ascii="Aptos Narrow" w:hAnsi="Aptos Narrow"/>
+                <w:color w:val="000000"/>
+                <w:sz w:val="22"/>
+                <w:szCs w:val="22"/>
+                <w:lang w:val="de-AT" w:eastAsia="de-AT"/>
+              </w:rPr>
+              <w:t>3</w:t>
+            </w:r>
+          </w:p>
+        </w:tc>
+        <w:tc>
+          <w:tcPr>
+            <w:tcW w:w="1118" w:type="dxa"/>
+            <w:tcBorders>
+              <w:top w:val="nil"/>
+              <w:left w:val="nil"/>
+              <w:bottom w:val="single" w:sz="4" w:space="0" w:color="auto"/>
+              <w:right w:val="single" w:sz="4" w:space="0" w:color="auto"/>
+            </w:tcBorders>
+            <w:noWrap/>
+            <w:vAlign w:val="bottom"/>
+            <w:hideMark/>
+          </w:tcPr>
+          <w:p>
+            <w:pPr>
+              <w:spacing w:before="0" w:after="0" w:line="240" w:lineRule="auto"/>
+              <w:rPr>
+                <w:rFonts w:ascii="Aptos Narrow" w:hAnsi="Aptos Narrow"/>
+                <w:color w:val="000000"/>
+                <w:sz w:val="22"/>
+                <w:szCs w:val="22"/>
+                <w:lang w:val="de-AT" w:eastAsia="de-AT"/>
+              </w:rPr>
+            </w:pPr>
+            <w:r>
+              <w:rPr>
+                <w:rFonts w:ascii="Aptos Narrow" w:hAnsi="Aptos Narrow"/>
+                <w:color w:val="000000"/>
+                <w:sz w:val="22"/>
+                <w:szCs w:val="22"/>
+                <w:lang w:val="de-AT" w:eastAsia="de-AT"/>
+              </w:rPr>
+              <w:t>Raspberry Pi 5 USB-C Netzteil</w:t>
+            </w:r>
+          </w:p>
+        </w:tc>
+        <w:tc>
+          <w:tcPr>
+            <w:tcW w:w="190" w:type="dxa"/>
+            <w:tcBorders>
+              <w:top w:val="nil"/>
+              <w:left w:val="nil"/>
+              <w:bottom w:val="single" w:sz="4" w:space="0" w:color="auto"/>
+              <w:right w:val="single" w:sz="4" w:space="0" w:color="auto"/>
+            </w:tcBorders>
+            <w:noWrap/>
+            <w:vAlign w:val="bottom"/>
+            <w:hideMark/>
+          </w:tcPr>
+          <w:p>
+            <w:pPr>
+              <w:spacing w:before="0" w:after="0" w:line="240" w:lineRule="auto"/>
+              <w:jc w:val="right"/>
+              <w:rPr>
+                <w:rFonts w:ascii="Aptos Narrow" w:hAnsi="Aptos Narrow"/>
+                <w:color w:val="000000"/>
+                <w:sz w:val="22"/>
+                <w:szCs w:val="22"/>
+                <w:lang w:val="de-AT" w:eastAsia="de-AT"/>
+              </w:rPr>
+            </w:pPr>
+            <w:r>
+              <w:rPr>
+                <w:rFonts w:ascii="Aptos Narrow" w:hAnsi="Aptos Narrow"/>
+                <w:color w:val="000000"/>
+                <w:sz w:val="22"/>
+                <w:szCs w:val="22"/>
+                <w:lang w:val="de-AT" w:eastAsia="de-AT"/>
+              </w:rPr>
+              <w:t>1</w:t>
+            </w:r>
+          </w:p>
+        </w:tc>
+        <w:tc>
+          <w:tcPr>
+            <w:tcW w:w="691" w:type="dxa"/>
+            <w:tcBorders>
+              <w:top w:val="nil"/>
+              <w:left w:val="nil"/>
+              <w:bottom w:val="single" w:sz="4" w:space="0" w:color="auto"/>
+              <w:right w:val="single" w:sz="4" w:space="0" w:color="auto"/>
+            </w:tcBorders>
+            <w:noWrap/>
+            <w:vAlign w:val="bottom"/>
+            <w:hideMark/>
+          </w:tcPr>
+          <w:p>
+            <w:pPr>
+              <w:spacing w:before="0" w:after="0" w:line="240" w:lineRule="auto"/>
+              <w:rPr>
+                <w:rFonts w:ascii="Aptos Narrow" w:hAnsi="Aptos Narrow"/>
+                <w:color w:val="000000"/>
+                <w:sz w:val="22"/>
+                <w:szCs w:val="22"/>
+                <w:lang w:val="de-AT" w:eastAsia="de-AT"/>
+              </w:rPr>
+            </w:pPr>
+            <w:r>
+              <w:rPr>
+                <w:rFonts w:ascii="Aptos Narrow" w:hAnsi="Aptos Narrow"/>
+                <w:color w:val="000000"/>
+                <w:sz w:val="22"/>
+                <w:szCs w:val="22"/>
+                <w:lang w:val="de-AT" w:eastAsia="de-AT"/>
+              </w:rPr>
+              <w:t>EB82182</w:t>
+            </w:r>
+          </w:p>
+        </w:tc>
+        <w:tc>
+          <w:tcPr>
+            <w:tcW w:w="731" w:type="dxa"/>
+            <w:tcBorders>
+              <w:top w:val="nil"/>
+              <w:left w:val="nil"/>
+              <w:bottom w:val="single" w:sz="4" w:space="0" w:color="auto"/>
+              <w:right w:val="single" w:sz="4" w:space="0" w:color="auto"/>
+            </w:tcBorders>
+            <w:noWrap/>
+            <w:vAlign w:val="bottom"/>
+            <w:hideMark/>
+          </w:tcPr>
+          <w:p>
+            <w:pPr>
+              <w:spacing w:before="0" w:after="0" w:line="240" w:lineRule="auto"/>
+              <w:rPr>
+                <w:rFonts w:ascii="Aptos Narrow" w:hAnsi="Aptos Narrow"/>
+                <w:color w:val="000000"/>
+                <w:sz w:val="22"/>
+                <w:szCs w:val="22"/>
+                <w:lang w:val="de-AT" w:eastAsia="de-AT"/>
+              </w:rPr>
+            </w:pPr>
+            <w:r>
+              <w:rPr>
+                <w:rFonts w:ascii="Aptos Narrow" w:hAnsi="Aptos Narrow"/>
+                <w:color w:val="000000"/>
+                <w:sz w:val="22"/>
+                <w:szCs w:val="22"/>
+                <w:lang w:val="de-AT" w:eastAsia="de-AT"/>
+              </w:rPr>
+              <w:t>Raspberry Pi</w:t>
+            </w:r>
+          </w:p>
+        </w:tc>
+        <w:tc>
+          <w:tcPr>
+            <w:tcW w:w="423" w:type="dxa"/>
+            <w:tcBorders>
+              <w:top w:val="nil"/>
+              <w:left w:val="nil"/>
+              <w:bottom w:val="single" w:sz="4" w:space="0" w:color="auto"/>
+              <w:right w:val="single" w:sz="4" w:space="0" w:color="auto"/>
+            </w:tcBorders>
+            <w:noWrap/>
+            <w:vAlign w:val="bottom"/>
+            <w:hideMark/>
+          </w:tcPr>
+          <w:p>
+            <w:pPr>
+              <w:spacing w:before="0" w:after="0" w:line="240" w:lineRule="auto"/>
+              <w:rPr>
+                <w:rFonts w:ascii="Aptos Narrow" w:hAnsi="Aptos Narrow"/>
+                <w:color w:val="000000"/>
+                <w:sz w:val="22"/>
+                <w:szCs w:val="22"/>
+                <w:lang w:val="de-AT" w:eastAsia="de-AT"/>
+              </w:rPr>
+            </w:pPr>
+            <w:r>
+              <w:rPr>
+                <w:rFonts w:ascii="Aptos Narrow" w:hAnsi="Aptos Narrow"/>
+                <w:color w:val="000000"/>
+                <w:sz w:val="22"/>
+                <w:szCs w:val="22"/>
+                <w:lang w:val="de-AT" w:eastAsia="de-AT"/>
+              </w:rPr>
+              <w:t>Amazon</w:t>
+            </w:r>
+          </w:p>
+        </w:tc>
+        <w:tc>
+          <w:tcPr>
+            <w:tcW w:w="5280" w:type="dxa"/>
+            <w:tcBorders>
+              <w:top w:val="nil"/>
+              <w:left w:val="nil"/>
+              <w:bottom w:val="single" w:sz="4" w:space="0" w:color="auto"/>
+              <w:right w:val="single" w:sz="4" w:space="0" w:color="auto"/>
+            </w:tcBorders>
+            <w:noWrap/>
+            <w:vAlign w:val="bottom"/>
+            <w:hideMark/>
+          </w:tcPr>
+          <w:p>
+            <w:pPr>
+              <w:spacing w:before="0" w:after="0" w:line="240" w:lineRule="auto"/>
+              <w:rPr>
+                <w:rFonts w:ascii="Aptos Narrow" w:hAnsi="Aptos Narrow"/>
+                <w:color w:val="467886"/>
+                <w:sz w:val="22"/>
+                <w:szCs w:val="22"/>
+                <w:u w:val="single"/>
+                <w:lang w:val="de-AT" w:eastAsia="de-AT"/>
+              </w:rPr>
+            </w:pPr>
+            <w:hyperlink r:id="rId30" w:history="1">
+              <w:r>
+                <w:rPr>
+                  <w:rFonts w:ascii="Aptos Narrow" w:hAnsi="Aptos Narrow"/>
+                  <w:color w:val="467886"/>
+                  <w:sz w:val="22"/>
+                  <w:szCs w:val="22"/>
+                  <w:u w:val="single"/>
+                  <w:lang w:val="de-AT" w:eastAsia="de-AT"/>
+                </w:rPr>
+                <w:t>https://www.amazon.de/dp/B0CN3MRV16?ref_=ppx_hzod_title_dt_b_fed_asin_title_1_0</w:t>
+              </w:r>
+            </w:hyperlink>
+          </w:p>
+        </w:tc>
+        <w:tc>
+          <w:tcPr>
+            <w:tcW w:w="312" w:type="dxa"/>
+            <w:tcBorders>
+              <w:top w:val="nil"/>
+              <w:left w:val="nil"/>
+              <w:bottom w:val="single" w:sz="4" w:space="0" w:color="auto"/>
+              <w:right w:val="single" w:sz="4" w:space="0" w:color="auto"/>
+            </w:tcBorders>
+            <w:noWrap/>
+            <w:vAlign w:val="bottom"/>
+            <w:hideMark/>
+          </w:tcPr>
+          <w:p>
+            <w:pPr>
+              <w:spacing w:before="0" w:after="0" w:line="240" w:lineRule="auto"/>
+              <w:rPr>
+                <w:rFonts w:ascii="Aptos Narrow" w:hAnsi="Aptos Narrow"/>
+                <w:color w:val="000000"/>
+                <w:sz w:val="22"/>
+                <w:szCs w:val="22"/>
+                <w:lang w:val="de-AT" w:eastAsia="de-AT"/>
+              </w:rPr>
+            </w:pPr>
+            <w:r>
+              <w:rPr>
+                <w:rFonts w:ascii="Aptos Narrow" w:hAnsi="Aptos Narrow"/>
+                <w:color w:val="000000"/>
+                <w:sz w:val="22"/>
+                <w:szCs w:val="22"/>
+                <w:lang w:val="de-AT" w:eastAsia="de-AT"/>
+              </w:rPr>
+              <w:t xml:space="preserve"> €               15,90 </w:t>
+            </w:r>
+          </w:p>
+        </w:tc>
+        <w:tc>
+          <w:tcPr>
+            <w:tcW w:w="217" w:type="dxa"/>
+            <w:tcBorders>
+              <w:top w:val="nil"/>
+              <w:left w:val="nil"/>
+              <w:bottom w:val="single" w:sz="4" w:space="0" w:color="auto"/>
+              <w:right w:val="single" w:sz="4" w:space="0" w:color="auto"/>
+            </w:tcBorders>
+            <w:noWrap/>
+            <w:vAlign w:val="bottom"/>
+            <w:hideMark/>
+          </w:tcPr>
+          <w:p>
+            <w:pPr>
+              <w:spacing w:before="0" w:after="0" w:line="240" w:lineRule="auto"/>
+              <w:rPr>
+                <w:rFonts w:ascii="Aptos Narrow" w:hAnsi="Aptos Narrow"/>
+                <w:color w:val="467886"/>
+                <w:sz w:val="22"/>
+                <w:szCs w:val="22"/>
+                <w:u w:val="single"/>
+                <w:lang w:val="de-AT" w:eastAsia="de-AT"/>
+              </w:rPr>
+            </w:pPr>
+            <w:r>
+              <w:rPr>
+                <w:rFonts w:ascii="Aptos Narrow" w:hAnsi="Aptos Narrow"/>
+                <w:color w:val="467886"/>
+                <w:sz w:val="22"/>
+                <w:szCs w:val="22"/>
+                <w:u w:val="single"/>
+                <w:lang w:val="de-AT" w:eastAsia="de-AT"/>
+              </w:rPr>
+              <w:t> </w:t>
+            </w:r>
+          </w:p>
+        </w:tc>
+        <w:tc>
+          <w:tcPr>
+            <w:tcW w:w="493" w:type="dxa"/>
+            <w:tcBorders>
+              <w:top w:val="nil"/>
+              <w:left w:val="nil"/>
+              <w:bottom w:val="single" w:sz="4" w:space="0" w:color="auto"/>
+              <w:right w:val="single" w:sz="8" w:space="0" w:color="auto"/>
+            </w:tcBorders>
+            <w:noWrap/>
+            <w:vAlign w:val="bottom"/>
+            <w:hideMark/>
+          </w:tcPr>
+          <w:p>
+            <w:pPr>
+              <w:spacing w:before="0" w:after="0" w:line="240" w:lineRule="auto"/>
+              <w:rPr>
+                <w:rFonts w:ascii="Aptos Narrow" w:hAnsi="Aptos Narrow"/>
+                <w:color w:val="000000"/>
+                <w:sz w:val="22"/>
+                <w:szCs w:val="22"/>
+                <w:lang w:val="de-AT" w:eastAsia="de-AT"/>
+              </w:rPr>
+            </w:pPr>
+            <w:r>
+              <w:rPr>
+                <w:rFonts w:ascii="Aptos Narrow" w:hAnsi="Aptos Narrow"/>
+                <w:color w:val="000000"/>
+                <w:sz w:val="22"/>
+                <w:szCs w:val="22"/>
+                <w:lang w:val="de-AT" w:eastAsia="de-AT"/>
+              </w:rPr>
+              <w:t xml:space="preserve"> €                                   15,90 </w:t>
+            </w:r>
+          </w:p>
+        </w:tc>
+      </w:tr>
+      <w:tr>
+        <w:trPr>
+          <w:trHeight w:val="288"/>
+        </w:trPr>
+        <w:tc>
+          <w:tcPr>
+            <w:tcW w:w="152" w:type="dxa"/>
+            <w:tcBorders>
+              <w:top w:val="nil"/>
+              <w:left w:val="single" w:sz="8" w:space="0" w:color="auto"/>
+              <w:bottom w:val="single" w:sz="4" w:space="0" w:color="auto"/>
+              <w:right w:val="single" w:sz="4" w:space="0" w:color="auto"/>
+            </w:tcBorders>
+            <w:noWrap/>
+            <w:vAlign w:val="bottom"/>
+            <w:hideMark/>
+          </w:tcPr>
+          <w:p>
+            <w:pPr>
+              <w:spacing w:before="0" w:after="0" w:line="240" w:lineRule="auto"/>
+              <w:jc w:val="right"/>
+              <w:rPr>
+                <w:rFonts w:ascii="Aptos Narrow" w:hAnsi="Aptos Narrow"/>
+                <w:color w:val="000000"/>
+                <w:sz w:val="22"/>
+                <w:szCs w:val="22"/>
+                <w:lang w:val="de-AT" w:eastAsia="de-AT"/>
+              </w:rPr>
+            </w:pPr>
+            <w:r>
+              <w:rPr>
+                <w:rFonts w:ascii="Aptos Narrow" w:hAnsi="Aptos Narrow"/>
+                <w:color w:val="000000"/>
+                <w:sz w:val="22"/>
+                <w:szCs w:val="22"/>
+                <w:lang w:val="de-AT" w:eastAsia="de-AT"/>
+              </w:rPr>
+              <w:t>4</w:t>
+            </w:r>
+          </w:p>
+        </w:tc>
+        <w:tc>
+          <w:tcPr>
+            <w:tcW w:w="1118" w:type="dxa"/>
+            <w:tcBorders>
+              <w:top w:val="nil"/>
+              <w:left w:val="nil"/>
+              <w:bottom w:val="single" w:sz="4" w:space="0" w:color="auto"/>
+              <w:right w:val="single" w:sz="4" w:space="0" w:color="auto"/>
+            </w:tcBorders>
+            <w:noWrap/>
+            <w:vAlign w:val="bottom"/>
+            <w:hideMark/>
+          </w:tcPr>
+          <w:p>
+            <w:pPr>
+              <w:spacing w:before="0" w:after="0" w:line="240" w:lineRule="auto"/>
+              <w:rPr>
+                <w:rFonts w:ascii="Aptos Narrow" w:hAnsi="Aptos Narrow"/>
+                <w:color w:val="000000"/>
+                <w:sz w:val="22"/>
+                <w:szCs w:val="22"/>
+                <w:lang w:val="de-AT" w:eastAsia="de-AT"/>
+              </w:rPr>
+            </w:pPr>
+            <w:proofErr w:type="spellStart"/>
+            <w:r>
+              <w:rPr>
+                <w:rFonts w:ascii="Aptos Narrow" w:hAnsi="Aptos Narrow"/>
+                <w:color w:val="000000"/>
+                <w:sz w:val="22"/>
+                <w:szCs w:val="22"/>
+                <w:lang w:val="de-AT" w:eastAsia="de-AT"/>
+              </w:rPr>
+              <w:t>Miuzei</w:t>
+            </w:r>
+            <w:proofErr w:type="spellEnd"/>
+            <w:r>
+              <w:rPr>
+                <w:rFonts w:ascii="Aptos Narrow" w:hAnsi="Aptos Narrow"/>
+                <w:color w:val="000000"/>
+                <w:sz w:val="22"/>
+                <w:szCs w:val="22"/>
+                <w:lang w:val="de-AT" w:eastAsia="de-AT"/>
+              </w:rPr>
+              <w:t xml:space="preserve"> Gehäuse für Raspberry Pi 5</w:t>
+            </w:r>
+          </w:p>
+        </w:tc>
+        <w:tc>
+          <w:tcPr>
+            <w:tcW w:w="190" w:type="dxa"/>
+            <w:tcBorders>
+              <w:top w:val="nil"/>
+              <w:left w:val="nil"/>
+              <w:bottom w:val="single" w:sz="4" w:space="0" w:color="auto"/>
+              <w:right w:val="single" w:sz="4" w:space="0" w:color="auto"/>
+            </w:tcBorders>
+            <w:noWrap/>
+            <w:vAlign w:val="bottom"/>
+            <w:hideMark/>
+          </w:tcPr>
+          <w:p>
+            <w:pPr>
+              <w:spacing w:before="0" w:after="0" w:line="240" w:lineRule="auto"/>
+              <w:jc w:val="right"/>
+              <w:rPr>
+                <w:rFonts w:ascii="Aptos Narrow" w:hAnsi="Aptos Narrow"/>
+                <w:color w:val="000000"/>
+                <w:sz w:val="22"/>
+                <w:szCs w:val="22"/>
+                <w:lang w:val="de-AT" w:eastAsia="de-AT"/>
+              </w:rPr>
+            </w:pPr>
+            <w:r>
+              <w:rPr>
+                <w:rFonts w:ascii="Aptos Narrow" w:hAnsi="Aptos Narrow"/>
+                <w:color w:val="000000"/>
+                <w:sz w:val="22"/>
+                <w:szCs w:val="22"/>
+                <w:lang w:val="de-AT" w:eastAsia="de-AT"/>
+              </w:rPr>
+              <w:t>1</w:t>
+            </w:r>
+          </w:p>
+        </w:tc>
+        <w:tc>
+          <w:tcPr>
+            <w:tcW w:w="691" w:type="dxa"/>
+            <w:tcBorders>
+              <w:top w:val="nil"/>
+              <w:left w:val="nil"/>
+              <w:bottom w:val="single" w:sz="4" w:space="0" w:color="auto"/>
+              <w:right w:val="single" w:sz="4" w:space="0" w:color="auto"/>
+            </w:tcBorders>
+            <w:noWrap/>
+            <w:vAlign w:val="bottom"/>
+            <w:hideMark/>
+          </w:tcPr>
+          <w:p>
+            <w:pPr>
+              <w:spacing w:before="0" w:after="0" w:line="240" w:lineRule="auto"/>
+              <w:rPr>
+                <w:rFonts w:ascii="Aptos Narrow" w:hAnsi="Aptos Narrow"/>
+                <w:color w:val="000000"/>
+                <w:sz w:val="22"/>
+                <w:szCs w:val="22"/>
+                <w:lang w:val="de-AT" w:eastAsia="de-AT"/>
+              </w:rPr>
+            </w:pPr>
+            <w:proofErr w:type="spellStart"/>
+            <w:r>
+              <w:rPr>
+                <w:rFonts w:ascii="Aptos Narrow" w:hAnsi="Aptos Narrow"/>
+                <w:color w:val="000000"/>
+                <w:sz w:val="22"/>
+                <w:szCs w:val="22"/>
+                <w:lang w:val="de-AT" w:eastAsia="de-AT"/>
+              </w:rPr>
+              <w:t>Boîtier</w:t>
+            </w:r>
+            <w:proofErr w:type="spellEnd"/>
+            <w:r>
+              <w:rPr>
+                <w:rFonts w:ascii="Aptos Narrow" w:hAnsi="Aptos Narrow"/>
+                <w:color w:val="000000"/>
+                <w:sz w:val="22"/>
+                <w:szCs w:val="22"/>
+                <w:lang w:val="de-AT" w:eastAsia="de-AT"/>
+              </w:rPr>
+              <w:t xml:space="preserve"> </w:t>
+            </w:r>
+            <w:proofErr w:type="spellStart"/>
+            <w:r>
+              <w:rPr>
+                <w:rFonts w:ascii="Aptos Narrow" w:hAnsi="Aptos Narrow"/>
+                <w:color w:val="000000"/>
+                <w:sz w:val="22"/>
+                <w:szCs w:val="22"/>
+                <w:lang w:val="de-AT" w:eastAsia="de-AT"/>
+              </w:rPr>
+              <w:t>pour</w:t>
+            </w:r>
+            <w:proofErr w:type="spellEnd"/>
+            <w:r>
+              <w:rPr>
+                <w:rFonts w:ascii="Aptos Narrow" w:hAnsi="Aptos Narrow"/>
+                <w:color w:val="000000"/>
+                <w:sz w:val="22"/>
+                <w:szCs w:val="22"/>
+                <w:lang w:val="de-AT" w:eastAsia="de-AT"/>
+              </w:rPr>
+              <w:t xml:space="preserve"> Raspberry Pi 5</w:t>
+            </w:r>
+          </w:p>
+        </w:tc>
+        <w:tc>
+          <w:tcPr>
+            <w:tcW w:w="731" w:type="dxa"/>
+            <w:tcBorders>
+              <w:top w:val="nil"/>
+              <w:left w:val="nil"/>
+              <w:bottom w:val="single" w:sz="4" w:space="0" w:color="auto"/>
+              <w:right w:val="single" w:sz="4" w:space="0" w:color="auto"/>
+            </w:tcBorders>
+            <w:noWrap/>
+            <w:vAlign w:val="bottom"/>
+            <w:hideMark/>
+          </w:tcPr>
+          <w:p>
+            <w:pPr>
+              <w:spacing w:before="0" w:after="0" w:line="240" w:lineRule="auto"/>
+              <w:rPr>
+                <w:rFonts w:ascii="Aptos Narrow" w:hAnsi="Aptos Narrow"/>
+                <w:color w:val="000000"/>
+                <w:sz w:val="22"/>
+                <w:szCs w:val="22"/>
+                <w:lang w:val="de-AT" w:eastAsia="de-AT"/>
+              </w:rPr>
+            </w:pPr>
+            <w:proofErr w:type="spellStart"/>
+            <w:r>
+              <w:rPr>
+                <w:rFonts w:ascii="Aptos Narrow" w:hAnsi="Aptos Narrow"/>
+                <w:color w:val="000000"/>
+                <w:sz w:val="22"/>
+                <w:szCs w:val="22"/>
+                <w:lang w:val="de-AT" w:eastAsia="de-AT"/>
+              </w:rPr>
+              <w:t>Miuzei</w:t>
+            </w:r>
+            <w:proofErr w:type="spellEnd"/>
+          </w:p>
+        </w:tc>
+        <w:tc>
+          <w:tcPr>
+            <w:tcW w:w="423" w:type="dxa"/>
+            <w:tcBorders>
+              <w:top w:val="nil"/>
+              <w:left w:val="nil"/>
+              <w:bottom w:val="single" w:sz="4" w:space="0" w:color="auto"/>
+              <w:right w:val="single" w:sz="4" w:space="0" w:color="auto"/>
+            </w:tcBorders>
+            <w:noWrap/>
+            <w:vAlign w:val="bottom"/>
+            <w:hideMark/>
+          </w:tcPr>
+          <w:p>
+            <w:pPr>
+              <w:spacing w:before="0" w:after="0" w:line="240" w:lineRule="auto"/>
+              <w:rPr>
+                <w:rFonts w:ascii="Aptos Narrow" w:hAnsi="Aptos Narrow"/>
+                <w:color w:val="000000"/>
+                <w:sz w:val="22"/>
+                <w:szCs w:val="22"/>
+                <w:lang w:val="de-AT" w:eastAsia="de-AT"/>
+              </w:rPr>
+            </w:pPr>
+            <w:r>
+              <w:rPr>
+                <w:rFonts w:ascii="Aptos Narrow" w:hAnsi="Aptos Narrow"/>
+                <w:color w:val="000000"/>
+                <w:sz w:val="22"/>
+                <w:szCs w:val="22"/>
+                <w:lang w:val="de-AT" w:eastAsia="de-AT"/>
+              </w:rPr>
+              <w:t>Amazon</w:t>
+            </w:r>
+          </w:p>
+        </w:tc>
+        <w:tc>
+          <w:tcPr>
+            <w:tcW w:w="5280" w:type="dxa"/>
+            <w:tcBorders>
+              <w:top w:val="nil"/>
+              <w:left w:val="nil"/>
+              <w:bottom w:val="single" w:sz="4" w:space="0" w:color="auto"/>
+              <w:right w:val="single" w:sz="4" w:space="0" w:color="auto"/>
+            </w:tcBorders>
+            <w:noWrap/>
+            <w:vAlign w:val="bottom"/>
+            <w:hideMark/>
+          </w:tcPr>
+          <w:p>
+            <w:pPr>
+              <w:spacing w:before="0" w:after="0" w:line="240" w:lineRule="auto"/>
+              <w:rPr>
+                <w:rFonts w:ascii="Aptos Narrow" w:hAnsi="Aptos Narrow"/>
+                <w:color w:val="467886"/>
+                <w:sz w:val="22"/>
+                <w:szCs w:val="22"/>
+                <w:u w:val="single"/>
+                <w:lang w:val="de-AT" w:eastAsia="de-AT"/>
+              </w:rPr>
+            </w:pPr>
+            <w:hyperlink r:id="rId31" w:history="1">
+              <w:r>
+                <w:rPr>
+                  <w:rFonts w:ascii="Aptos Narrow" w:hAnsi="Aptos Narrow"/>
+                  <w:color w:val="467886"/>
+                  <w:sz w:val="22"/>
+                  <w:szCs w:val="22"/>
+                  <w:u w:val="single"/>
+                  <w:lang w:val="de-AT" w:eastAsia="de-AT"/>
+                </w:rPr>
+                <w:t>https://www.amazon.de/dp/B0CN3MRV16?ref_=ppx_hzod_title_dt_b_fed_asin_title_1_0</w:t>
+              </w:r>
+            </w:hyperlink>
+          </w:p>
+        </w:tc>
+        <w:tc>
+          <w:tcPr>
+            <w:tcW w:w="312" w:type="dxa"/>
+            <w:tcBorders>
+              <w:top w:val="nil"/>
+              <w:left w:val="nil"/>
+              <w:bottom w:val="single" w:sz="4" w:space="0" w:color="auto"/>
+              <w:right w:val="single" w:sz="4" w:space="0" w:color="auto"/>
+            </w:tcBorders>
+            <w:noWrap/>
+            <w:vAlign w:val="bottom"/>
+            <w:hideMark/>
+          </w:tcPr>
+          <w:p>
+            <w:pPr>
+              <w:spacing w:before="0" w:after="0" w:line="240" w:lineRule="auto"/>
+              <w:rPr>
+                <w:rFonts w:ascii="Aptos Narrow" w:hAnsi="Aptos Narrow"/>
+                <w:color w:val="000000"/>
+                <w:sz w:val="22"/>
+                <w:szCs w:val="22"/>
+                <w:lang w:val="de-AT" w:eastAsia="de-AT"/>
+              </w:rPr>
+            </w:pPr>
+            <w:r>
+              <w:rPr>
+                <w:rFonts w:ascii="Aptos Narrow" w:hAnsi="Aptos Narrow"/>
+                <w:color w:val="000000"/>
+                <w:sz w:val="22"/>
+                <w:szCs w:val="22"/>
+                <w:lang w:val="de-AT" w:eastAsia="de-AT"/>
+              </w:rPr>
+              <w:t xml:space="preserve"> €               10,99 </w:t>
+            </w:r>
+          </w:p>
+        </w:tc>
+        <w:tc>
+          <w:tcPr>
+            <w:tcW w:w="217" w:type="dxa"/>
+            <w:tcBorders>
+              <w:top w:val="nil"/>
+              <w:left w:val="nil"/>
+              <w:bottom w:val="single" w:sz="4" w:space="0" w:color="auto"/>
+              <w:right w:val="single" w:sz="4" w:space="0" w:color="auto"/>
+            </w:tcBorders>
+            <w:noWrap/>
+            <w:vAlign w:val="bottom"/>
+            <w:hideMark/>
+          </w:tcPr>
+          <w:p>
+            <w:pPr>
+              <w:spacing w:before="0" w:after="0" w:line="240" w:lineRule="auto"/>
+              <w:rPr>
+                <w:rFonts w:ascii="Aptos Narrow" w:hAnsi="Aptos Narrow"/>
+                <w:color w:val="467886"/>
+                <w:sz w:val="22"/>
+                <w:szCs w:val="22"/>
+                <w:u w:val="single"/>
+                <w:lang w:val="de-AT" w:eastAsia="de-AT"/>
+              </w:rPr>
+            </w:pPr>
+            <w:r>
+              <w:rPr>
+                <w:rFonts w:ascii="Aptos Narrow" w:hAnsi="Aptos Narrow"/>
+                <w:color w:val="467886"/>
+                <w:sz w:val="22"/>
+                <w:szCs w:val="22"/>
+                <w:u w:val="single"/>
+                <w:lang w:val="de-AT" w:eastAsia="de-AT"/>
+              </w:rPr>
+              <w:t> </w:t>
+            </w:r>
+          </w:p>
+        </w:tc>
+        <w:tc>
+          <w:tcPr>
+            <w:tcW w:w="493" w:type="dxa"/>
+            <w:tcBorders>
+              <w:top w:val="nil"/>
+              <w:left w:val="nil"/>
+              <w:bottom w:val="single" w:sz="4" w:space="0" w:color="auto"/>
+              <w:right w:val="single" w:sz="8" w:space="0" w:color="auto"/>
+            </w:tcBorders>
+            <w:noWrap/>
+            <w:vAlign w:val="bottom"/>
+            <w:hideMark/>
+          </w:tcPr>
+          <w:p>
+            <w:pPr>
+              <w:spacing w:before="0" w:after="0" w:line="240" w:lineRule="auto"/>
+              <w:rPr>
+                <w:rFonts w:ascii="Aptos Narrow" w:hAnsi="Aptos Narrow"/>
+                <w:color w:val="000000"/>
+                <w:sz w:val="22"/>
+                <w:szCs w:val="22"/>
+                <w:lang w:val="de-AT" w:eastAsia="de-AT"/>
+              </w:rPr>
+            </w:pPr>
+            <w:r>
+              <w:rPr>
+                <w:rFonts w:ascii="Aptos Narrow" w:hAnsi="Aptos Narrow"/>
+                <w:color w:val="000000"/>
+                <w:sz w:val="22"/>
+                <w:szCs w:val="22"/>
+                <w:lang w:val="de-AT" w:eastAsia="de-AT"/>
+              </w:rPr>
+              <w:t xml:space="preserve"> €                                   10,99 </w:t>
+            </w:r>
+          </w:p>
+        </w:tc>
+      </w:tr>
+      <w:tr>
+        <w:trPr>
+          <w:trHeight w:val="288"/>
+        </w:trPr>
+        <w:tc>
+          <w:tcPr>
+            <w:tcW w:w="152" w:type="dxa"/>
+            <w:tcBorders>
+              <w:top w:val="nil"/>
+              <w:left w:val="single" w:sz="8" w:space="0" w:color="auto"/>
+              <w:bottom w:val="single" w:sz="4" w:space="0" w:color="auto"/>
+              <w:right w:val="single" w:sz="4" w:space="0" w:color="auto"/>
+            </w:tcBorders>
+            <w:noWrap/>
+            <w:vAlign w:val="bottom"/>
+            <w:hideMark/>
+          </w:tcPr>
+          <w:p>
+            <w:pPr>
+              <w:spacing w:before="0" w:after="0" w:line="240" w:lineRule="auto"/>
+              <w:jc w:val="right"/>
+              <w:rPr>
+                <w:rFonts w:ascii="Aptos Narrow" w:hAnsi="Aptos Narrow"/>
+                <w:color w:val="000000"/>
+                <w:sz w:val="22"/>
+                <w:szCs w:val="22"/>
+                <w:lang w:val="de-AT" w:eastAsia="de-AT"/>
+              </w:rPr>
+            </w:pPr>
+            <w:r>
+              <w:rPr>
+                <w:rFonts w:ascii="Aptos Narrow" w:hAnsi="Aptos Narrow"/>
+                <w:color w:val="000000"/>
+                <w:sz w:val="22"/>
+                <w:szCs w:val="22"/>
+                <w:lang w:val="de-AT" w:eastAsia="de-AT"/>
+              </w:rPr>
+              <w:t>5</w:t>
+            </w:r>
+          </w:p>
+        </w:tc>
+        <w:tc>
+          <w:tcPr>
+            <w:tcW w:w="1118" w:type="dxa"/>
+            <w:tcBorders>
+              <w:top w:val="nil"/>
+              <w:left w:val="nil"/>
+              <w:bottom w:val="single" w:sz="4" w:space="0" w:color="auto"/>
+              <w:right w:val="single" w:sz="4" w:space="0" w:color="auto"/>
+            </w:tcBorders>
+            <w:noWrap/>
+            <w:vAlign w:val="bottom"/>
+            <w:hideMark/>
+          </w:tcPr>
+          <w:p>
+            <w:pPr>
+              <w:spacing w:before="0" w:after="0" w:line="240" w:lineRule="auto"/>
+              <w:rPr>
+                <w:rFonts w:ascii="Aptos Narrow" w:hAnsi="Aptos Narrow"/>
+                <w:color w:val="000000"/>
+                <w:sz w:val="22"/>
+                <w:szCs w:val="22"/>
+                <w:lang w:val="de-AT" w:eastAsia="de-AT"/>
+              </w:rPr>
+            </w:pPr>
+            <w:r>
+              <w:rPr>
+                <w:rFonts w:ascii="Aptos Narrow" w:hAnsi="Aptos Narrow"/>
+                <w:color w:val="000000"/>
+                <w:sz w:val="22"/>
+                <w:szCs w:val="22"/>
+                <w:lang w:val="de-AT" w:eastAsia="de-AT"/>
+              </w:rPr>
+              <w:t xml:space="preserve">ZDE 2 Stück Kamera Kabel CSI FFC </w:t>
+            </w:r>
+          </w:p>
+        </w:tc>
+        <w:tc>
+          <w:tcPr>
+            <w:tcW w:w="190" w:type="dxa"/>
+            <w:tcBorders>
+              <w:top w:val="nil"/>
+              <w:left w:val="nil"/>
+              <w:bottom w:val="single" w:sz="4" w:space="0" w:color="auto"/>
+              <w:right w:val="single" w:sz="4" w:space="0" w:color="auto"/>
+            </w:tcBorders>
+            <w:noWrap/>
+            <w:vAlign w:val="bottom"/>
+            <w:hideMark/>
+          </w:tcPr>
+          <w:p>
+            <w:pPr>
+              <w:spacing w:before="0" w:after="0" w:line="240" w:lineRule="auto"/>
+              <w:jc w:val="right"/>
+              <w:rPr>
+                <w:rFonts w:ascii="Aptos Narrow" w:hAnsi="Aptos Narrow"/>
+                <w:color w:val="000000"/>
+                <w:sz w:val="22"/>
+                <w:szCs w:val="22"/>
+                <w:lang w:val="de-AT" w:eastAsia="de-AT"/>
+              </w:rPr>
+            </w:pPr>
+            <w:r>
+              <w:rPr>
+                <w:rFonts w:ascii="Aptos Narrow" w:hAnsi="Aptos Narrow"/>
+                <w:color w:val="000000"/>
+                <w:sz w:val="22"/>
+                <w:szCs w:val="22"/>
+                <w:lang w:val="de-AT" w:eastAsia="de-AT"/>
+              </w:rPr>
+              <w:t>1</w:t>
+            </w:r>
+          </w:p>
+        </w:tc>
+        <w:tc>
+          <w:tcPr>
+            <w:tcW w:w="691" w:type="dxa"/>
+            <w:tcBorders>
+              <w:top w:val="nil"/>
+              <w:left w:val="nil"/>
+              <w:bottom w:val="single" w:sz="4" w:space="0" w:color="auto"/>
+              <w:right w:val="single" w:sz="4" w:space="0" w:color="auto"/>
+            </w:tcBorders>
+            <w:noWrap/>
+            <w:vAlign w:val="bottom"/>
+            <w:hideMark/>
+          </w:tcPr>
+          <w:p>
+            <w:pPr>
+              <w:spacing w:before="0" w:after="0" w:line="240" w:lineRule="auto"/>
+              <w:rPr>
+                <w:rFonts w:ascii="Aptos Narrow" w:hAnsi="Aptos Narrow"/>
+                <w:color w:val="000000"/>
+                <w:sz w:val="22"/>
+                <w:szCs w:val="22"/>
+                <w:lang w:val="de-AT" w:eastAsia="de-AT"/>
+              </w:rPr>
+            </w:pPr>
+            <w:r>
+              <w:rPr>
+                <w:rFonts w:ascii="Aptos Narrow" w:hAnsi="Aptos Narrow"/>
+                <w:color w:val="000000"/>
+                <w:sz w:val="22"/>
+                <w:szCs w:val="22"/>
+                <w:lang w:val="de-AT" w:eastAsia="de-AT"/>
+              </w:rPr>
+              <w:t>ZDE 2PCS</w:t>
+            </w:r>
+          </w:p>
+        </w:tc>
+        <w:tc>
+          <w:tcPr>
+            <w:tcW w:w="731" w:type="dxa"/>
+            <w:tcBorders>
+              <w:top w:val="nil"/>
+              <w:left w:val="nil"/>
+              <w:bottom w:val="single" w:sz="4" w:space="0" w:color="auto"/>
+              <w:right w:val="single" w:sz="4" w:space="0" w:color="auto"/>
+            </w:tcBorders>
+            <w:noWrap/>
+            <w:vAlign w:val="bottom"/>
+            <w:hideMark/>
+          </w:tcPr>
+          <w:p>
+            <w:pPr>
+              <w:spacing w:before="0" w:after="0" w:line="240" w:lineRule="auto"/>
+              <w:rPr>
+                <w:rFonts w:ascii="Aptos Narrow" w:hAnsi="Aptos Narrow"/>
+                <w:color w:val="000000"/>
+                <w:sz w:val="22"/>
+                <w:szCs w:val="22"/>
+                <w:lang w:val="de-AT" w:eastAsia="de-AT"/>
+              </w:rPr>
+            </w:pPr>
+            <w:r>
+              <w:rPr>
+                <w:rFonts w:ascii="Aptos Narrow" w:hAnsi="Aptos Narrow"/>
+                <w:color w:val="000000"/>
+                <w:sz w:val="22"/>
+                <w:szCs w:val="22"/>
+                <w:lang w:val="de-AT" w:eastAsia="de-AT"/>
+              </w:rPr>
+              <w:t>ZDE</w:t>
+            </w:r>
+          </w:p>
+        </w:tc>
+        <w:tc>
+          <w:tcPr>
+            <w:tcW w:w="423" w:type="dxa"/>
+            <w:tcBorders>
+              <w:top w:val="nil"/>
+              <w:left w:val="nil"/>
+              <w:bottom w:val="single" w:sz="4" w:space="0" w:color="auto"/>
+              <w:right w:val="single" w:sz="4" w:space="0" w:color="auto"/>
+            </w:tcBorders>
+            <w:noWrap/>
+            <w:vAlign w:val="bottom"/>
+            <w:hideMark/>
+          </w:tcPr>
+          <w:p>
+            <w:pPr>
+              <w:spacing w:before="0" w:after="0" w:line="240" w:lineRule="auto"/>
+              <w:rPr>
+                <w:rFonts w:ascii="Aptos Narrow" w:hAnsi="Aptos Narrow"/>
+                <w:color w:val="000000"/>
+                <w:sz w:val="22"/>
+                <w:szCs w:val="22"/>
+                <w:lang w:val="de-AT" w:eastAsia="de-AT"/>
+              </w:rPr>
+            </w:pPr>
+            <w:r>
+              <w:rPr>
+                <w:rFonts w:ascii="Aptos Narrow" w:hAnsi="Aptos Narrow"/>
+                <w:color w:val="000000"/>
+                <w:sz w:val="22"/>
+                <w:szCs w:val="22"/>
+                <w:lang w:val="de-AT" w:eastAsia="de-AT"/>
+              </w:rPr>
+              <w:t>Amazon</w:t>
+            </w:r>
+          </w:p>
+        </w:tc>
+        <w:tc>
+          <w:tcPr>
+            <w:tcW w:w="5280" w:type="dxa"/>
+            <w:tcBorders>
+              <w:top w:val="nil"/>
+              <w:left w:val="nil"/>
+              <w:bottom w:val="single" w:sz="4" w:space="0" w:color="auto"/>
+              <w:right w:val="single" w:sz="4" w:space="0" w:color="auto"/>
+            </w:tcBorders>
+            <w:noWrap/>
+            <w:vAlign w:val="bottom"/>
+            <w:hideMark/>
+          </w:tcPr>
+          <w:p>
+            <w:pPr>
+              <w:spacing w:before="0" w:after="0" w:line="240" w:lineRule="auto"/>
+              <w:rPr>
+                <w:rFonts w:ascii="Aptos Narrow" w:hAnsi="Aptos Narrow"/>
+                <w:color w:val="467886"/>
+                <w:sz w:val="22"/>
+                <w:szCs w:val="22"/>
+                <w:u w:val="single"/>
+                <w:lang w:val="de-AT" w:eastAsia="de-AT"/>
+              </w:rPr>
+            </w:pPr>
+            <w:hyperlink r:id="rId32" w:history="1">
+              <w:r>
+                <w:rPr>
+                  <w:rFonts w:ascii="Aptos Narrow" w:hAnsi="Aptos Narrow"/>
+                  <w:color w:val="467886"/>
+                  <w:sz w:val="22"/>
+                  <w:szCs w:val="22"/>
+                  <w:u w:val="single"/>
+                  <w:lang w:val="de-AT" w:eastAsia="de-AT"/>
+                </w:rPr>
+                <w:t>https://www.amazon.de/dp/B0DQ9KYNB3?ref_=ppx_hzod_title_dt_b_fed_asin_title_2_0</w:t>
+              </w:r>
+            </w:hyperlink>
+          </w:p>
+        </w:tc>
+        <w:tc>
+          <w:tcPr>
+            <w:tcW w:w="312" w:type="dxa"/>
+            <w:tcBorders>
+              <w:top w:val="nil"/>
+              <w:left w:val="nil"/>
+              <w:bottom w:val="single" w:sz="4" w:space="0" w:color="auto"/>
+              <w:right w:val="single" w:sz="4" w:space="0" w:color="auto"/>
+            </w:tcBorders>
+            <w:noWrap/>
+            <w:vAlign w:val="bottom"/>
+            <w:hideMark/>
+          </w:tcPr>
+          <w:p>
+            <w:pPr>
+              <w:spacing w:before="0" w:after="0" w:line="240" w:lineRule="auto"/>
+              <w:rPr>
+                <w:rFonts w:ascii="Aptos Narrow" w:hAnsi="Aptos Narrow"/>
+                <w:color w:val="000000"/>
+                <w:sz w:val="22"/>
+                <w:szCs w:val="22"/>
+                <w:lang w:val="de-AT" w:eastAsia="de-AT"/>
+              </w:rPr>
+            </w:pPr>
+            <w:r>
+              <w:rPr>
+                <w:rFonts w:ascii="Aptos Narrow" w:hAnsi="Aptos Narrow"/>
+                <w:color w:val="000000"/>
+                <w:sz w:val="22"/>
+                <w:szCs w:val="22"/>
+                <w:lang w:val="de-AT" w:eastAsia="de-AT"/>
+              </w:rPr>
+              <w:t xml:space="preserve"> €                  7,99 </w:t>
+            </w:r>
+          </w:p>
+        </w:tc>
+        <w:tc>
+          <w:tcPr>
+            <w:tcW w:w="217" w:type="dxa"/>
+            <w:tcBorders>
+              <w:top w:val="nil"/>
+              <w:left w:val="nil"/>
+              <w:bottom w:val="single" w:sz="4" w:space="0" w:color="auto"/>
+              <w:right w:val="single" w:sz="4" w:space="0" w:color="auto"/>
+            </w:tcBorders>
+            <w:noWrap/>
+            <w:vAlign w:val="bottom"/>
+            <w:hideMark/>
+          </w:tcPr>
+          <w:p>
+            <w:pPr>
+              <w:spacing w:before="0" w:after="0" w:line="240" w:lineRule="auto"/>
+              <w:rPr>
+                <w:rFonts w:ascii="Aptos Narrow" w:hAnsi="Aptos Narrow"/>
+                <w:color w:val="467886"/>
+                <w:sz w:val="22"/>
+                <w:szCs w:val="22"/>
+                <w:u w:val="single"/>
+                <w:lang w:val="de-AT" w:eastAsia="de-AT"/>
+              </w:rPr>
+            </w:pPr>
+            <w:r>
+              <w:rPr>
+                <w:rFonts w:ascii="Aptos Narrow" w:hAnsi="Aptos Narrow"/>
+                <w:color w:val="467886"/>
+                <w:sz w:val="22"/>
+                <w:szCs w:val="22"/>
+                <w:u w:val="single"/>
+                <w:lang w:val="de-AT" w:eastAsia="de-AT"/>
+              </w:rPr>
+              <w:t> </w:t>
+            </w:r>
+          </w:p>
+        </w:tc>
+        <w:tc>
+          <w:tcPr>
+            <w:tcW w:w="493" w:type="dxa"/>
+            <w:tcBorders>
+              <w:top w:val="nil"/>
+              <w:left w:val="nil"/>
+              <w:bottom w:val="single" w:sz="4" w:space="0" w:color="auto"/>
+              <w:right w:val="single" w:sz="8" w:space="0" w:color="auto"/>
+            </w:tcBorders>
+            <w:noWrap/>
+            <w:vAlign w:val="bottom"/>
+            <w:hideMark/>
+          </w:tcPr>
+          <w:p>
+            <w:pPr>
+              <w:spacing w:before="0" w:after="0" w:line="240" w:lineRule="auto"/>
+              <w:rPr>
+                <w:rFonts w:ascii="Aptos Narrow" w:hAnsi="Aptos Narrow"/>
+                <w:color w:val="000000"/>
+                <w:sz w:val="22"/>
+                <w:szCs w:val="22"/>
+                <w:lang w:val="de-AT" w:eastAsia="de-AT"/>
+              </w:rPr>
+            </w:pPr>
+            <w:r>
+              <w:rPr>
+                <w:rFonts w:ascii="Aptos Narrow" w:hAnsi="Aptos Narrow"/>
+                <w:color w:val="000000"/>
+                <w:sz w:val="22"/>
+                <w:szCs w:val="22"/>
+                <w:lang w:val="de-AT" w:eastAsia="de-AT"/>
+              </w:rPr>
+              <w:t xml:space="preserve"> €                                      7,99 </w:t>
+            </w:r>
+          </w:p>
+        </w:tc>
+      </w:tr>
+      <w:tr>
+        <w:trPr>
+          <w:trHeight w:val="288"/>
+        </w:trPr>
+        <w:tc>
+          <w:tcPr>
+            <w:tcW w:w="152" w:type="dxa"/>
+            <w:tcBorders>
+              <w:top w:val="nil"/>
+              <w:left w:val="single" w:sz="8" w:space="0" w:color="auto"/>
+              <w:bottom w:val="single" w:sz="4" w:space="0" w:color="auto"/>
+              <w:right w:val="single" w:sz="4" w:space="0" w:color="auto"/>
+            </w:tcBorders>
+            <w:noWrap/>
+            <w:vAlign w:val="bottom"/>
+            <w:hideMark/>
+          </w:tcPr>
+          <w:p>
+            <w:pPr>
+              <w:spacing w:before="0" w:after="0" w:line="240" w:lineRule="auto"/>
+              <w:jc w:val="right"/>
+              <w:rPr>
+                <w:rFonts w:ascii="Aptos Narrow" w:hAnsi="Aptos Narrow"/>
+                <w:color w:val="000000"/>
+                <w:sz w:val="22"/>
+                <w:szCs w:val="22"/>
+                <w:lang w:val="de-AT" w:eastAsia="de-AT"/>
+              </w:rPr>
+            </w:pPr>
+            <w:r>
+              <w:rPr>
+                <w:rFonts w:ascii="Aptos Narrow" w:hAnsi="Aptos Narrow"/>
+                <w:color w:val="000000"/>
+                <w:sz w:val="22"/>
+                <w:szCs w:val="22"/>
+                <w:lang w:val="de-AT" w:eastAsia="de-AT"/>
+              </w:rPr>
+              <w:t>6</w:t>
+            </w:r>
+          </w:p>
+        </w:tc>
+        <w:tc>
+          <w:tcPr>
+            <w:tcW w:w="1118" w:type="dxa"/>
+            <w:tcBorders>
+              <w:top w:val="nil"/>
+              <w:left w:val="nil"/>
+              <w:bottom w:val="single" w:sz="4" w:space="0" w:color="auto"/>
+              <w:right w:val="single" w:sz="4" w:space="0" w:color="auto"/>
+            </w:tcBorders>
+            <w:noWrap/>
+            <w:vAlign w:val="bottom"/>
+            <w:hideMark/>
+          </w:tcPr>
+          <w:p>
+            <w:pPr>
+              <w:spacing w:before="0" w:after="0" w:line="240" w:lineRule="auto"/>
+              <w:rPr>
+                <w:rFonts w:ascii="Aptos Narrow" w:hAnsi="Aptos Narrow"/>
+                <w:color w:val="000000"/>
+                <w:sz w:val="22"/>
+                <w:szCs w:val="22"/>
+                <w:lang w:val="en-GB" w:eastAsia="de-AT"/>
+              </w:rPr>
+            </w:pPr>
+            <w:r>
+              <w:rPr>
+                <w:rFonts w:ascii="Aptos Narrow" w:hAnsi="Aptos Narrow"/>
+                <w:color w:val="000000"/>
+                <w:sz w:val="22"/>
+                <w:szCs w:val="22"/>
+                <w:lang w:val="en-GB" w:eastAsia="de-AT"/>
+              </w:rPr>
+              <w:t xml:space="preserve">Raspberry Pi Camera Modul </w:t>
+            </w:r>
+            <w:r>
+              <w:rPr>
+                <w:rFonts w:ascii="Aptos Narrow" w:hAnsi="Aptos Narrow"/>
+                <w:color w:val="000000"/>
+                <w:sz w:val="22"/>
+                <w:szCs w:val="22"/>
+                <w:lang w:val="en-GB" w:eastAsia="de-AT"/>
+              </w:rPr>
+              <w:lastRenderedPageBreak/>
+              <w:t xml:space="preserve">3 Wide </w:t>
+            </w:r>
+            <w:proofErr w:type="spellStart"/>
+            <w:r>
+              <w:rPr>
+                <w:rFonts w:ascii="Aptos Narrow" w:hAnsi="Aptos Narrow"/>
+                <w:color w:val="000000"/>
+                <w:sz w:val="22"/>
+                <w:szCs w:val="22"/>
+                <w:lang w:val="en-GB" w:eastAsia="de-AT"/>
+              </w:rPr>
+              <w:t>NoIR</w:t>
+            </w:r>
+            <w:proofErr w:type="spellEnd"/>
+          </w:p>
+        </w:tc>
+        <w:tc>
+          <w:tcPr>
+            <w:tcW w:w="190" w:type="dxa"/>
+            <w:tcBorders>
+              <w:top w:val="nil"/>
+              <w:left w:val="nil"/>
+              <w:bottom w:val="single" w:sz="4" w:space="0" w:color="auto"/>
+              <w:right w:val="single" w:sz="4" w:space="0" w:color="auto"/>
+            </w:tcBorders>
+            <w:noWrap/>
+            <w:vAlign w:val="bottom"/>
+            <w:hideMark/>
+          </w:tcPr>
+          <w:p>
+            <w:pPr>
+              <w:spacing w:before="0" w:after="0" w:line="240" w:lineRule="auto"/>
+              <w:jc w:val="right"/>
+              <w:rPr>
+                <w:rFonts w:ascii="Aptos Narrow" w:hAnsi="Aptos Narrow"/>
+                <w:color w:val="000000"/>
+                <w:sz w:val="22"/>
+                <w:szCs w:val="22"/>
+                <w:lang w:val="de-AT" w:eastAsia="de-AT"/>
+              </w:rPr>
+            </w:pPr>
+            <w:r>
+              <w:rPr>
+                <w:rFonts w:ascii="Aptos Narrow" w:hAnsi="Aptos Narrow"/>
+                <w:color w:val="000000"/>
+                <w:sz w:val="22"/>
+                <w:szCs w:val="22"/>
+                <w:lang w:val="de-AT" w:eastAsia="de-AT"/>
+              </w:rPr>
+              <w:lastRenderedPageBreak/>
+              <w:t>1</w:t>
+            </w:r>
+          </w:p>
+        </w:tc>
+        <w:tc>
+          <w:tcPr>
+            <w:tcW w:w="691" w:type="dxa"/>
+            <w:tcBorders>
+              <w:top w:val="nil"/>
+              <w:left w:val="nil"/>
+              <w:bottom w:val="single" w:sz="4" w:space="0" w:color="auto"/>
+              <w:right w:val="single" w:sz="4" w:space="0" w:color="auto"/>
+            </w:tcBorders>
+            <w:noWrap/>
+            <w:vAlign w:val="bottom"/>
+            <w:hideMark/>
+          </w:tcPr>
+          <w:p>
+            <w:pPr>
+              <w:spacing w:before="0" w:after="0" w:line="240" w:lineRule="auto"/>
+              <w:rPr>
+                <w:rFonts w:ascii="Aptos Narrow" w:hAnsi="Aptos Narrow"/>
+                <w:color w:val="000000"/>
+                <w:sz w:val="22"/>
+                <w:szCs w:val="22"/>
+                <w:lang w:val="de-AT" w:eastAsia="de-AT"/>
+              </w:rPr>
+            </w:pPr>
+            <w:r>
+              <w:rPr>
+                <w:rFonts w:ascii="Aptos Narrow" w:hAnsi="Aptos Narrow"/>
+                <w:color w:val="000000"/>
+                <w:sz w:val="22"/>
+                <w:szCs w:val="22"/>
+                <w:lang w:val="de-AT" w:eastAsia="de-AT"/>
+              </w:rPr>
+              <w:t>SC0875</w:t>
+            </w:r>
+          </w:p>
+        </w:tc>
+        <w:tc>
+          <w:tcPr>
+            <w:tcW w:w="731" w:type="dxa"/>
+            <w:tcBorders>
+              <w:top w:val="nil"/>
+              <w:left w:val="nil"/>
+              <w:bottom w:val="single" w:sz="4" w:space="0" w:color="auto"/>
+              <w:right w:val="single" w:sz="4" w:space="0" w:color="auto"/>
+            </w:tcBorders>
+            <w:noWrap/>
+            <w:vAlign w:val="bottom"/>
+            <w:hideMark/>
+          </w:tcPr>
+          <w:p>
+            <w:pPr>
+              <w:spacing w:before="0" w:after="0" w:line="240" w:lineRule="auto"/>
+              <w:rPr>
+                <w:rFonts w:ascii="Aptos Narrow" w:hAnsi="Aptos Narrow"/>
+                <w:color w:val="000000"/>
+                <w:sz w:val="22"/>
+                <w:szCs w:val="22"/>
+                <w:lang w:val="de-AT" w:eastAsia="de-AT"/>
+              </w:rPr>
+            </w:pPr>
+            <w:r>
+              <w:rPr>
+                <w:rFonts w:ascii="Aptos Narrow" w:hAnsi="Aptos Narrow"/>
+                <w:color w:val="000000"/>
+                <w:sz w:val="22"/>
+                <w:szCs w:val="22"/>
+                <w:lang w:val="de-AT" w:eastAsia="de-AT"/>
+              </w:rPr>
+              <w:t>Raspberry Pi</w:t>
+            </w:r>
+          </w:p>
+        </w:tc>
+        <w:tc>
+          <w:tcPr>
+            <w:tcW w:w="423" w:type="dxa"/>
+            <w:tcBorders>
+              <w:top w:val="nil"/>
+              <w:left w:val="nil"/>
+              <w:bottom w:val="single" w:sz="4" w:space="0" w:color="auto"/>
+              <w:right w:val="single" w:sz="4" w:space="0" w:color="auto"/>
+            </w:tcBorders>
+            <w:noWrap/>
+            <w:vAlign w:val="bottom"/>
+            <w:hideMark/>
+          </w:tcPr>
+          <w:p>
+            <w:pPr>
+              <w:spacing w:before="0" w:after="0" w:line="240" w:lineRule="auto"/>
+              <w:rPr>
+                <w:rFonts w:ascii="Aptos Narrow" w:hAnsi="Aptos Narrow"/>
+                <w:color w:val="000000"/>
+                <w:sz w:val="22"/>
+                <w:szCs w:val="22"/>
+                <w:lang w:val="de-AT" w:eastAsia="de-AT"/>
+              </w:rPr>
+            </w:pPr>
+            <w:r>
+              <w:rPr>
+                <w:rFonts w:ascii="Aptos Narrow" w:hAnsi="Aptos Narrow"/>
+                <w:color w:val="000000"/>
+                <w:sz w:val="22"/>
+                <w:szCs w:val="22"/>
+                <w:lang w:val="de-AT" w:eastAsia="de-AT"/>
+              </w:rPr>
+              <w:t>Amazon</w:t>
+            </w:r>
+          </w:p>
+        </w:tc>
+        <w:tc>
+          <w:tcPr>
+            <w:tcW w:w="5280" w:type="dxa"/>
+            <w:tcBorders>
+              <w:top w:val="nil"/>
+              <w:left w:val="nil"/>
+              <w:bottom w:val="single" w:sz="4" w:space="0" w:color="auto"/>
+              <w:right w:val="single" w:sz="4" w:space="0" w:color="auto"/>
+            </w:tcBorders>
+            <w:noWrap/>
+            <w:vAlign w:val="bottom"/>
+            <w:hideMark/>
+          </w:tcPr>
+          <w:p>
+            <w:pPr>
+              <w:spacing w:before="0" w:after="0" w:line="240" w:lineRule="auto"/>
+              <w:rPr>
+                <w:rFonts w:ascii="Aptos Narrow" w:hAnsi="Aptos Narrow"/>
+                <w:color w:val="467886"/>
+                <w:sz w:val="22"/>
+                <w:szCs w:val="22"/>
+                <w:u w:val="single"/>
+                <w:lang w:val="de-AT" w:eastAsia="de-AT"/>
+              </w:rPr>
+            </w:pPr>
+            <w:hyperlink r:id="rId33" w:history="1">
+              <w:r>
+                <w:rPr>
+                  <w:rFonts w:ascii="Aptos Narrow" w:hAnsi="Aptos Narrow"/>
+                  <w:color w:val="467886"/>
+                  <w:sz w:val="22"/>
+                  <w:szCs w:val="22"/>
+                  <w:u w:val="single"/>
+                  <w:lang w:val="de-AT" w:eastAsia="de-AT"/>
+                </w:rPr>
+                <w:t>https://www.amazon.de/dp/B0BRY6VLR6?ref_=ppx_hzod_title_dt_b_fed_asin_title_3_1</w:t>
+              </w:r>
+            </w:hyperlink>
+          </w:p>
+        </w:tc>
+        <w:tc>
+          <w:tcPr>
+            <w:tcW w:w="312" w:type="dxa"/>
+            <w:tcBorders>
+              <w:top w:val="nil"/>
+              <w:left w:val="nil"/>
+              <w:bottom w:val="single" w:sz="4" w:space="0" w:color="auto"/>
+              <w:right w:val="single" w:sz="4" w:space="0" w:color="auto"/>
+            </w:tcBorders>
+            <w:noWrap/>
+            <w:vAlign w:val="bottom"/>
+            <w:hideMark/>
+          </w:tcPr>
+          <w:p>
+            <w:pPr>
+              <w:spacing w:before="0" w:after="0" w:line="240" w:lineRule="auto"/>
+              <w:rPr>
+                <w:rFonts w:ascii="Aptos Narrow" w:hAnsi="Aptos Narrow"/>
+                <w:color w:val="000000"/>
+                <w:sz w:val="22"/>
+                <w:szCs w:val="22"/>
+                <w:lang w:val="de-AT" w:eastAsia="de-AT"/>
+              </w:rPr>
+            </w:pPr>
+            <w:r>
+              <w:rPr>
+                <w:rFonts w:ascii="Aptos Narrow" w:hAnsi="Aptos Narrow"/>
+                <w:color w:val="000000"/>
+                <w:sz w:val="22"/>
+                <w:szCs w:val="22"/>
+                <w:lang w:val="de-AT" w:eastAsia="de-AT"/>
+              </w:rPr>
+              <w:t xml:space="preserve"> €               30,99 </w:t>
+            </w:r>
+          </w:p>
+        </w:tc>
+        <w:tc>
+          <w:tcPr>
+            <w:tcW w:w="217" w:type="dxa"/>
+            <w:tcBorders>
+              <w:top w:val="nil"/>
+              <w:left w:val="nil"/>
+              <w:bottom w:val="single" w:sz="4" w:space="0" w:color="auto"/>
+              <w:right w:val="single" w:sz="4" w:space="0" w:color="auto"/>
+            </w:tcBorders>
+            <w:noWrap/>
+            <w:vAlign w:val="bottom"/>
+            <w:hideMark/>
+          </w:tcPr>
+          <w:p>
+            <w:pPr>
+              <w:spacing w:before="0" w:after="0" w:line="240" w:lineRule="auto"/>
+              <w:rPr>
+                <w:rFonts w:ascii="Aptos Narrow" w:hAnsi="Aptos Narrow"/>
+                <w:color w:val="467886"/>
+                <w:sz w:val="22"/>
+                <w:szCs w:val="22"/>
+                <w:u w:val="single"/>
+                <w:lang w:val="de-AT" w:eastAsia="de-AT"/>
+              </w:rPr>
+            </w:pPr>
+            <w:r>
+              <w:rPr>
+                <w:rFonts w:ascii="Aptos Narrow" w:hAnsi="Aptos Narrow"/>
+                <w:color w:val="467886"/>
+                <w:sz w:val="22"/>
+                <w:szCs w:val="22"/>
+                <w:u w:val="single"/>
+                <w:lang w:val="de-AT" w:eastAsia="de-AT"/>
+              </w:rPr>
+              <w:t> </w:t>
+            </w:r>
+          </w:p>
+        </w:tc>
+        <w:tc>
+          <w:tcPr>
+            <w:tcW w:w="493" w:type="dxa"/>
+            <w:tcBorders>
+              <w:top w:val="nil"/>
+              <w:left w:val="nil"/>
+              <w:bottom w:val="single" w:sz="4" w:space="0" w:color="auto"/>
+              <w:right w:val="single" w:sz="8" w:space="0" w:color="auto"/>
+            </w:tcBorders>
+            <w:noWrap/>
+            <w:vAlign w:val="bottom"/>
+            <w:hideMark/>
+          </w:tcPr>
+          <w:p>
+            <w:pPr>
+              <w:spacing w:before="0" w:after="0" w:line="240" w:lineRule="auto"/>
+              <w:rPr>
+                <w:rFonts w:ascii="Aptos Narrow" w:hAnsi="Aptos Narrow"/>
+                <w:color w:val="000000"/>
+                <w:sz w:val="22"/>
+                <w:szCs w:val="22"/>
+                <w:lang w:val="de-AT" w:eastAsia="de-AT"/>
+              </w:rPr>
+            </w:pPr>
+            <w:r>
+              <w:rPr>
+                <w:rFonts w:ascii="Aptos Narrow" w:hAnsi="Aptos Narrow"/>
+                <w:color w:val="000000"/>
+                <w:sz w:val="22"/>
+                <w:szCs w:val="22"/>
+                <w:lang w:val="de-AT" w:eastAsia="de-AT"/>
+              </w:rPr>
+              <w:t xml:space="preserve"> €                                   30,99 </w:t>
+            </w:r>
+          </w:p>
+        </w:tc>
+      </w:tr>
+      <w:tr>
+        <w:trPr>
+          <w:trHeight w:val="288"/>
+        </w:trPr>
+        <w:tc>
+          <w:tcPr>
+            <w:tcW w:w="152" w:type="dxa"/>
+            <w:tcBorders>
+              <w:top w:val="nil"/>
+              <w:left w:val="single" w:sz="8" w:space="0" w:color="auto"/>
+              <w:bottom w:val="single" w:sz="4" w:space="0" w:color="auto"/>
+              <w:right w:val="single" w:sz="4" w:space="0" w:color="auto"/>
+            </w:tcBorders>
+            <w:noWrap/>
+            <w:vAlign w:val="bottom"/>
+            <w:hideMark/>
+          </w:tcPr>
+          <w:p>
+            <w:pPr>
+              <w:spacing w:before="0" w:after="0" w:line="240" w:lineRule="auto"/>
+              <w:jc w:val="right"/>
+              <w:rPr>
+                <w:rFonts w:ascii="Aptos Narrow" w:hAnsi="Aptos Narrow"/>
+                <w:color w:val="000000"/>
+                <w:sz w:val="22"/>
+                <w:szCs w:val="22"/>
+                <w:lang w:val="de-AT" w:eastAsia="de-AT"/>
+              </w:rPr>
+            </w:pPr>
+            <w:r>
+              <w:rPr>
+                <w:rFonts w:ascii="Aptos Narrow" w:hAnsi="Aptos Narrow"/>
+                <w:color w:val="000000"/>
+                <w:sz w:val="22"/>
+                <w:szCs w:val="22"/>
+                <w:lang w:val="de-AT" w:eastAsia="de-AT"/>
+              </w:rPr>
+              <w:t>7</w:t>
+            </w:r>
+          </w:p>
+        </w:tc>
+        <w:tc>
+          <w:tcPr>
+            <w:tcW w:w="1118" w:type="dxa"/>
+            <w:tcBorders>
+              <w:top w:val="nil"/>
+              <w:left w:val="nil"/>
+              <w:bottom w:val="single" w:sz="4" w:space="0" w:color="auto"/>
+              <w:right w:val="single" w:sz="4" w:space="0" w:color="auto"/>
+            </w:tcBorders>
+            <w:noWrap/>
+            <w:vAlign w:val="bottom"/>
+            <w:hideMark/>
+          </w:tcPr>
+          <w:p>
+            <w:pPr>
+              <w:spacing w:before="0" w:after="0" w:line="240" w:lineRule="auto"/>
+              <w:rPr>
+                <w:rFonts w:ascii="Aptos Narrow" w:hAnsi="Aptos Narrow"/>
+                <w:color w:val="000000"/>
+                <w:sz w:val="22"/>
+                <w:szCs w:val="22"/>
+                <w:lang w:val="en-GB" w:eastAsia="de-AT"/>
+              </w:rPr>
+            </w:pPr>
+            <w:r>
+              <w:rPr>
+                <w:rFonts w:ascii="Aptos Narrow" w:hAnsi="Aptos Narrow"/>
+                <w:color w:val="000000"/>
+                <w:sz w:val="22"/>
+                <w:szCs w:val="22"/>
+                <w:lang w:val="en-GB" w:eastAsia="de-AT"/>
+              </w:rPr>
+              <w:t>1 Stück MAX7219 Dot Matrix Modul</w:t>
+            </w:r>
+          </w:p>
+        </w:tc>
+        <w:tc>
+          <w:tcPr>
+            <w:tcW w:w="190" w:type="dxa"/>
+            <w:tcBorders>
+              <w:top w:val="nil"/>
+              <w:left w:val="nil"/>
+              <w:bottom w:val="single" w:sz="4" w:space="0" w:color="auto"/>
+              <w:right w:val="single" w:sz="4" w:space="0" w:color="auto"/>
+            </w:tcBorders>
+            <w:noWrap/>
+            <w:vAlign w:val="bottom"/>
+            <w:hideMark/>
+          </w:tcPr>
+          <w:p>
+            <w:pPr>
+              <w:spacing w:before="0" w:after="0" w:line="240" w:lineRule="auto"/>
+              <w:jc w:val="right"/>
+              <w:rPr>
+                <w:rFonts w:ascii="Aptos Narrow" w:hAnsi="Aptos Narrow"/>
+                <w:color w:val="000000"/>
+                <w:sz w:val="22"/>
+                <w:szCs w:val="22"/>
+                <w:lang w:val="de-AT" w:eastAsia="de-AT"/>
+              </w:rPr>
+            </w:pPr>
+            <w:r>
+              <w:rPr>
+                <w:rFonts w:ascii="Aptos Narrow" w:hAnsi="Aptos Narrow"/>
+                <w:color w:val="000000"/>
+                <w:sz w:val="22"/>
+                <w:szCs w:val="22"/>
+                <w:lang w:val="de-AT" w:eastAsia="de-AT"/>
+              </w:rPr>
+              <w:t>40</w:t>
+            </w:r>
+          </w:p>
+        </w:tc>
+        <w:tc>
+          <w:tcPr>
+            <w:tcW w:w="691" w:type="dxa"/>
+            <w:tcBorders>
+              <w:top w:val="nil"/>
+              <w:left w:val="nil"/>
+              <w:bottom w:val="single" w:sz="4" w:space="0" w:color="auto"/>
+              <w:right w:val="single" w:sz="4" w:space="0" w:color="auto"/>
+            </w:tcBorders>
+            <w:noWrap/>
+            <w:vAlign w:val="bottom"/>
+            <w:hideMark/>
+          </w:tcPr>
+          <w:p>
+            <w:pPr>
+              <w:spacing w:before="0" w:after="0" w:line="240" w:lineRule="auto"/>
+              <w:rPr>
+                <w:rFonts w:ascii="Aptos Narrow" w:hAnsi="Aptos Narrow"/>
+                <w:color w:val="000000"/>
+                <w:sz w:val="22"/>
+                <w:szCs w:val="22"/>
+                <w:lang w:val="de-AT" w:eastAsia="de-AT"/>
+              </w:rPr>
+            </w:pPr>
+            <w:r>
+              <w:rPr>
+                <w:rFonts w:ascii="Aptos Narrow" w:hAnsi="Aptos Narrow"/>
+                <w:color w:val="000000"/>
+                <w:sz w:val="22"/>
+                <w:szCs w:val="22"/>
+                <w:lang w:val="de-AT" w:eastAsia="de-AT"/>
+              </w:rPr>
+              <w:t>--------------------------------</w:t>
+            </w:r>
+          </w:p>
+        </w:tc>
+        <w:tc>
+          <w:tcPr>
+            <w:tcW w:w="731" w:type="dxa"/>
+            <w:tcBorders>
+              <w:top w:val="nil"/>
+              <w:left w:val="nil"/>
+              <w:bottom w:val="single" w:sz="4" w:space="0" w:color="auto"/>
+              <w:right w:val="single" w:sz="4" w:space="0" w:color="auto"/>
+            </w:tcBorders>
+            <w:noWrap/>
+            <w:vAlign w:val="bottom"/>
+            <w:hideMark/>
+          </w:tcPr>
+          <w:p>
+            <w:pPr>
+              <w:spacing w:before="0" w:after="0" w:line="240" w:lineRule="auto"/>
+              <w:rPr>
+                <w:rFonts w:ascii="Aptos Narrow" w:hAnsi="Aptos Narrow"/>
+                <w:color w:val="000000"/>
+                <w:sz w:val="22"/>
+                <w:szCs w:val="22"/>
+                <w:lang w:val="de-AT" w:eastAsia="de-AT"/>
+              </w:rPr>
+            </w:pPr>
+            <w:r>
+              <w:rPr>
+                <w:rFonts w:ascii="Aptos Narrow" w:hAnsi="Aptos Narrow"/>
+                <w:color w:val="000000"/>
+                <w:sz w:val="22"/>
+                <w:szCs w:val="22"/>
+                <w:lang w:val="de-AT" w:eastAsia="de-AT"/>
+              </w:rPr>
+              <w:t>---------------</w:t>
+            </w:r>
+          </w:p>
+        </w:tc>
+        <w:tc>
+          <w:tcPr>
+            <w:tcW w:w="423" w:type="dxa"/>
+            <w:tcBorders>
+              <w:top w:val="nil"/>
+              <w:left w:val="nil"/>
+              <w:bottom w:val="single" w:sz="4" w:space="0" w:color="auto"/>
+              <w:right w:val="single" w:sz="4" w:space="0" w:color="auto"/>
+            </w:tcBorders>
+            <w:noWrap/>
+            <w:vAlign w:val="bottom"/>
+            <w:hideMark/>
+          </w:tcPr>
+          <w:p>
+            <w:pPr>
+              <w:spacing w:before="0" w:after="0" w:line="240" w:lineRule="auto"/>
+              <w:rPr>
+                <w:rFonts w:ascii="Aptos Narrow" w:hAnsi="Aptos Narrow"/>
+                <w:color w:val="000000"/>
+                <w:sz w:val="22"/>
+                <w:szCs w:val="22"/>
+                <w:lang w:val="de-AT" w:eastAsia="de-AT"/>
+              </w:rPr>
+            </w:pPr>
+            <w:proofErr w:type="spellStart"/>
+            <w:r>
+              <w:rPr>
+                <w:rFonts w:ascii="Aptos Narrow" w:hAnsi="Aptos Narrow"/>
+                <w:color w:val="000000"/>
+                <w:sz w:val="22"/>
+                <w:szCs w:val="22"/>
+                <w:lang w:val="de-AT" w:eastAsia="de-AT"/>
+              </w:rPr>
+              <w:t>AliExpress</w:t>
+            </w:r>
+            <w:proofErr w:type="spellEnd"/>
+          </w:p>
+        </w:tc>
+        <w:tc>
+          <w:tcPr>
+            <w:tcW w:w="5280" w:type="dxa"/>
+            <w:tcBorders>
+              <w:top w:val="nil"/>
+              <w:left w:val="nil"/>
+              <w:bottom w:val="single" w:sz="4" w:space="0" w:color="auto"/>
+              <w:right w:val="single" w:sz="4" w:space="0" w:color="auto"/>
+            </w:tcBorders>
+            <w:noWrap/>
+            <w:vAlign w:val="bottom"/>
+            <w:hideMark/>
+          </w:tcPr>
+          <w:p>
+            <w:pPr>
+              <w:spacing w:before="0" w:after="0" w:line="240" w:lineRule="auto"/>
+              <w:rPr>
+                <w:rFonts w:ascii="Aptos Narrow" w:hAnsi="Aptos Narrow"/>
+                <w:color w:val="000000"/>
+                <w:sz w:val="22"/>
+                <w:szCs w:val="22"/>
+                <w:lang w:val="de-AT" w:eastAsia="de-AT"/>
+              </w:rPr>
+            </w:pPr>
+            <w:r>
+              <w:rPr>
+                <w:rFonts w:ascii="Aptos Narrow" w:hAnsi="Aptos Narrow"/>
+                <w:color w:val="000000"/>
+                <w:sz w:val="22"/>
+                <w:szCs w:val="22"/>
+                <w:lang w:val="de-AT" w:eastAsia="de-AT"/>
+              </w:rPr>
+              <w:t>---------------------------------------------------------------------------------------------------------------</w:t>
+            </w:r>
+          </w:p>
+        </w:tc>
+        <w:tc>
+          <w:tcPr>
+            <w:tcW w:w="312" w:type="dxa"/>
+            <w:tcBorders>
+              <w:top w:val="nil"/>
+              <w:left w:val="nil"/>
+              <w:bottom w:val="single" w:sz="4" w:space="0" w:color="auto"/>
+              <w:right w:val="single" w:sz="4" w:space="0" w:color="auto"/>
+            </w:tcBorders>
+            <w:noWrap/>
+            <w:vAlign w:val="bottom"/>
+            <w:hideMark/>
+          </w:tcPr>
+          <w:p>
+            <w:pPr>
+              <w:spacing w:before="0" w:after="0" w:line="240" w:lineRule="auto"/>
+              <w:jc w:val="right"/>
+              <w:rPr>
+                <w:rFonts w:ascii="Aptos Narrow" w:hAnsi="Aptos Narrow"/>
+                <w:color w:val="000000"/>
+                <w:sz w:val="22"/>
+                <w:szCs w:val="22"/>
+                <w:lang w:val="de-AT" w:eastAsia="de-AT"/>
+              </w:rPr>
+            </w:pPr>
+            <w:r>
+              <w:rPr>
+                <w:rFonts w:ascii="Aptos Narrow" w:hAnsi="Aptos Narrow"/>
+                <w:color w:val="000000"/>
+                <w:sz w:val="22"/>
+                <w:szCs w:val="22"/>
+                <w:lang w:val="de-AT" w:eastAsia="de-AT"/>
+              </w:rPr>
+              <w:t>2,65</w:t>
+            </w:r>
+          </w:p>
+        </w:tc>
+        <w:tc>
+          <w:tcPr>
+            <w:tcW w:w="217" w:type="dxa"/>
+            <w:tcBorders>
+              <w:top w:val="nil"/>
+              <w:left w:val="nil"/>
+              <w:bottom w:val="single" w:sz="4" w:space="0" w:color="auto"/>
+              <w:right w:val="single" w:sz="4" w:space="0" w:color="auto"/>
+            </w:tcBorders>
+            <w:noWrap/>
+            <w:vAlign w:val="bottom"/>
+            <w:hideMark/>
+          </w:tcPr>
+          <w:p>
+            <w:pPr>
+              <w:spacing w:before="0" w:after="0" w:line="240" w:lineRule="auto"/>
+              <w:rPr>
+                <w:rFonts w:ascii="Aptos Narrow" w:hAnsi="Aptos Narrow"/>
+                <w:color w:val="000000"/>
+                <w:sz w:val="22"/>
+                <w:szCs w:val="22"/>
+                <w:lang w:val="de-AT" w:eastAsia="de-AT"/>
+              </w:rPr>
+            </w:pPr>
+            <w:r>
+              <w:rPr>
+                <w:rFonts w:ascii="Aptos Narrow" w:hAnsi="Aptos Narrow"/>
+                <w:color w:val="000000"/>
+                <w:sz w:val="22"/>
+                <w:szCs w:val="22"/>
+                <w:lang w:val="de-AT" w:eastAsia="de-AT"/>
+              </w:rPr>
+              <w:t xml:space="preserve"> €   47,24 </w:t>
+            </w:r>
+          </w:p>
+        </w:tc>
+        <w:tc>
+          <w:tcPr>
+            <w:tcW w:w="493" w:type="dxa"/>
+            <w:tcBorders>
+              <w:top w:val="nil"/>
+              <w:left w:val="nil"/>
+              <w:bottom w:val="single" w:sz="4" w:space="0" w:color="auto"/>
+              <w:right w:val="single" w:sz="8" w:space="0" w:color="auto"/>
+            </w:tcBorders>
+            <w:noWrap/>
+            <w:vAlign w:val="bottom"/>
+            <w:hideMark/>
+          </w:tcPr>
+          <w:p>
+            <w:pPr>
+              <w:spacing w:before="0" w:after="0" w:line="240" w:lineRule="auto"/>
+              <w:rPr>
+                <w:rFonts w:ascii="Aptos Narrow" w:hAnsi="Aptos Narrow"/>
+                <w:color w:val="000000"/>
+                <w:sz w:val="22"/>
+                <w:szCs w:val="22"/>
+                <w:lang w:val="de-AT" w:eastAsia="de-AT"/>
+              </w:rPr>
+            </w:pPr>
+            <w:r>
+              <w:rPr>
+                <w:rFonts w:ascii="Aptos Narrow" w:hAnsi="Aptos Narrow"/>
+                <w:color w:val="000000"/>
+                <w:sz w:val="22"/>
+                <w:szCs w:val="22"/>
+                <w:lang w:val="de-AT" w:eastAsia="de-AT"/>
+              </w:rPr>
+              <w:t xml:space="preserve"> €                                152,63 </w:t>
+            </w:r>
+          </w:p>
+        </w:tc>
+      </w:tr>
+      <w:tr>
+        <w:trPr>
+          <w:trHeight w:val="288"/>
+        </w:trPr>
+        <w:tc>
+          <w:tcPr>
+            <w:tcW w:w="152" w:type="dxa"/>
+            <w:tcBorders>
+              <w:top w:val="nil"/>
+              <w:left w:val="single" w:sz="8" w:space="0" w:color="auto"/>
+              <w:bottom w:val="single" w:sz="4" w:space="0" w:color="auto"/>
+              <w:right w:val="single" w:sz="4" w:space="0" w:color="auto"/>
+            </w:tcBorders>
+            <w:noWrap/>
+            <w:vAlign w:val="bottom"/>
+            <w:hideMark/>
+          </w:tcPr>
+          <w:p>
+            <w:pPr>
+              <w:spacing w:before="0" w:after="0" w:line="240" w:lineRule="auto"/>
+              <w:jc w:val="right"/>
+              <w:rPr>
+                <w:rFonts w:ascii="Aptos Narrow" w:hAnsi="Aptos Narrow"/>
+                <w:color w:val="000000"/>
+                <w:sz w:val="22"/>
+                <w:szCs w:val="22"/>
+                <w:lang w:val="de-AT" w:eastAsia="de-AT"/>
+              </w:rPr>
+            </w:pPr>
+            <w:r>
+              <w:rPr>
+                <w:rFonts w:ascii="Aptos Narrow" w:hAnsi="Aptos Narrow"/>
+                <w:color w:val="000000"/>
+                <w:sz w:val="22"/>
+                <w:szCs w:val="22"/>
+                <w:lang w:val="de-AT" w:eastAsia="de-AT"/>
+              </w:rPr>
+              <w:t>8</w:t>
+            </w:r>
+          </w:p>
+        </w:tc>
+        <w:tc>
+          <w:tcPr>
+            <w:tcW w:w="1118" w:type="dxa"/>
+            <w:tcBorders>
+              <w:top w:val="nil"/>
+              <w:left w:val="nil"/>
+              <w:bottom w:val="single" w:sz="4" w:space="0" w:color="auto"/>
+              <w:right w:val="single" w:sz="4" w:space="0" w:color="auto"/>
+            </w:tcBorders>
+            <w:noWrap/>
+            <w:vAlign w:val="bottom"/>
+            <w:hideMark/>
+          </w:tcPr>
+          <w:p>
+            <w:pPr>
+              <w:spacing w:before="0" w:after="0" w:line="240" w:lineRule="auto"/>
+              <w:rPr>
+                <w:rFonts w:ascii="Aptos Narrow" w:hAnsi="Aptos Narrow"/>
+                <w:color w:val="000000"/>
+                <w:sz w:val="22"/>
+                <w:szCs w:val="22"/>
+                <w:lang w:val="de-AT" w:eastAsia="de-AT"/>
+              </w:rPr>
+            </w:pPr>
+            <w:r>
+              <w:rPr>
+                <w:rFonts w:ascii="Aptos Narrow" w:hAnsi="Aptos Narrow"/>
+                <w:color w:val="000000"/>
+                <w:sz w:val="22"/>
+                <w:szCs w:val="22"/>
+                <w:lang w:val="de-AT" w:eastAsia="de-AT"/>
+              </w:rPr>
+              <w:t>10 Stück 2,54mm/2mm u-Form einreihiger Stecker</w:t>
+            </w:r>
+          </w:p>
+        </w:tc>
+        <w:tc>
+          <w:tcPr>
+            <w:tcW w:w="190" w:type="dxa"/>
+            <w:tcBorders>
+              <w:top w:val="nil"/>
+              <w:left w:val="nil"/>
+              <w:bottom w:val="single" w:sz="4" w:space="0" w:color="auto"/>
+              <w:right w:val="single" w:sz="4" w:space="0" w:color="auto"/>
+            </w:tcBorders>
+            <w:noWrap/>
+            <w:vAlign w:val="bottom"/>
+            <w:hideMark/>
+          </w:tcPr>
+          <w:p>
+            <w:pPr>
+              <w:spacing w:before="0" w:after="0" w:line="240" w:lineRule="auto"/>
+              <w:jc w:val="right"/>
+              <w:rPr>
+                <w:rFonts w:ascii="Aptos Narrow" w:hAnsi="Aptos Narrow"/>
+                <w:color w:val="000000"/>
+                <w:sz w:val="22"/>
+                <w:szCs w:val="22"/>
+                <w:lang w:val="de-AT" w:eastAsia="de-AT"/>
+              </w:rPr>
+            </w:pPr>
+            <w:r>
+              <w:rPr>
+                <w:rFonts w:ascii="Aptos Narrow" w:hAnsi="Aptos Narrow"/>
+                <w:color w:val="000000"/>
+                <w:sz w:val="22"/>
+                <w:szCs w:val="22"/>
+                <w:lang w:val="de-AT" w:eastAsia="de-AT"/>
+              </w:rPr>
+              <w:t>1</w:t>
+            </w:r>
+          </w:p>
+        </w:tc>
+        <w:tc>
+          <w:tcPr>
+            <w:tcW w:w="691" w:type="dxa"/>
+            <w:tcBorders>
+              <w:top w:val="nil"/>
+              <w:left w:val="nil"/>
+              <w:bottom w:val="single" w:sz="4" w:space="0" w:color="auto"/>
+              <w:right w:val="single" w:sz="4" w:space="0" w:color="auto"/>
+            </w:tcBorders>
+            <w:noWrap/>
+            <w:vAlign w:val="bottom"/>
+            <w:hideMark/>
+          </w:tcPr>
+          <w:p>
+            <w:pPr>
+              <w:spacing w:before="0" w:after="0" w:line="240" w:lineRule="auto"/>
+              <w:rPr>
+                <w:rFonts w:ascii="Aptos Narrow" w:hAnsi="Aptos Narrow"/>
+                <w:color w:val="000000"/>
+                <w:sz w:val="22"/>
+                <w:szCs w:val="22"/>
+                <w:lang w:val="en-GB" w:eastAsia="de-AT"/>
+              </w:rPr>
+            </w:pPr>
+            <w:r>
+              <w:rPr>
+                <w:rFonts w:ascii="Aptos Narrow" w:hAnsi="Aptos Narrow"/>
+                <w:color w:val="000000"/>
+                <w:sz w:val="22"/>
+                <w:szCs w:val="22"/>
+                <w:lang w:val="en-GB" w:eastAsia="de-AT"/>
+              </w:rPr>
+              <w:t>RA DIP 2.54mm Pin Header</w:t>
+            </w:r>
+          </w:p>
+        </w:tc>
+        <w:tc>
+          <w:tcPr>
+            <w:tcW w:w="731" w:type="dxa"/>
+            <w:tcBorders>
+              <w:top w:val="nil"/>
+              <w:left w:val="nil"/>
+              <w:bottom w:val="single" w:sz="4" w:space="0" w:color="auto"/>
+              <w:right w:val="single" w:sz="4" w:space="0" w:color="auto"/>
+            </w:tcBorders>
+            <w:noWrap/>
+            <w:vAlign w:val="bottom"/>
+            <w:hideMark/>
+          </w:tcPr>
+          <w:p>
+            <w:pPr>
+              <w:spacing w:before="0" w:after="0" w:line="240" w:lineRule="auto"/>
+              <w:rPr>
+                <w:rFonts w:ascii="Aptos Narrow" w:hAnsi="Aptos Narrow"/>
+                <w:color w:val="000000"/>
+                <w:sz w:val="22"/>
+                <w:szCs w:val="22"/>
+                <w:lang w:val="de-AT" w:eastAsia="de-AT"/>
+              </w:rPr>
+            </w:pPr>
+            <w:proofErr w:type="spellStart"/>
+            <w:r>
+              <w:rPr>
+                <w:rFonts w:ascii="Aptos Narrow" w:hAnsi="Aptos Narrow"/>
+                <w:color w:val="000000"/>
+                <w:sz w:val="22"/>
+                <w:szCs w:val="22"/>
+                <w:lang w:val="de-AT" w:eastAsia="de-AT"/>
+              </w:rPr>
+              <w:t>Yu</w:t>
+            </w:r>
+            <w:proofErr w:type="spellEnd"/>
+            <w:r>
+              <w:rPr>
+                <w:rFonts w:ascii="Aptos Narrow" w:hAnsi="Aptos Narrow"/>
+                <w:color w:val="000000"/>
+                <w:sz w:val="22"/>
+                <w:szCs w:val="22"/>
+                <w:lang w:val="de-AT" w:eastAsia="de-AT"/>
+              </w:rPr>
+              <w:t xml:space="preserve"> Na Sheng</w:t>
+            </w:r>
+          </w:p>
+        </w:tc>
+        <w:tc>
+          <w:tcPr>
+            <w:tcW w:w="423" w:type="dxa"/>
+            <w:tcBorders>
+              <w:top w:val="nil"/>
+              <w:left w:val="nil"/>
+              <w:bottom w:val="single" w:sz="4" w:space="0" w:color="auto"/>
+              <w:right w:val="single" w:sz="4" w:space="0" w:color="auto"/>
+            </w:tcBorders>
+            <w:noWrap/>
+            <w:vAlign w:val="bottom"/>
+            <w:hideMark/>
+          </w:tcPr>
+          <w:p>
+            <w:pPr>
+              <w:spacing w:before="0" w:after="0" w:line="240" w:lineRule="auto"/>
+              <w:rPr>
+                <w:rFonts w:ascii="Aptos Narrow" w:hAnsi="Aptos Narrow"/>
+                <w:color w:val="000000"/>
+                <w:sz w:val="22"/>
+                <w:szCs w:val="22"/>
+                <w:lang w:val="de-AT" w:eastAsia="de-AT"/>
+              </w:rPr>
+            </w:pPr>
+            <w:proofErr w:type="spellStart"/>
+            <w:r>
+              <w:rPr>
+                <w:rFonts w:ascii="Aptos Narrow" w:hAnsi="Aptos Narrow"/>
+                <w:color w:val="000000"/>
+                <w:sz w:val="22"/>
+                <w:szCs w:val="22"/>
+                <w:lang w:val="de-AT" w:eastAsia="de-AT"/>
+              </w:rPr>
+              <w:t>AliExpress</w:t>
+            </w:r>
+            <w:proofErr w:type="spellEnd"/>
+          </w:p>
+        </w:tc>
+        <w:tc>
+          <w:tcPr>
+            <w:tcW w:w="5280" w:type="dxa"/>
+            <w:tcBorders>
+              <w:top w:val="nil"/>
+              <w:left w:val="nil"/>
+              <w:bottom w:val="single" w:sz="4" w:space="0" w:color="auto"/>
+              <w:right w:val="single" w:sz="4" w:space="0" w:color="auto"/>
+            </w:tcBorders>
+            <w:noWrap/>
+            <w:vAlign w:val="bottom"/>
+            <w:hideMark/>
+          </w:tcPr>
+          <w:p>
+            <w:pPr>
+              <w:spacing w:before="0" w:after="0" w:line="240" w:lineRule="auto"/>
+              <w:rPr>
+                <w:rFonts w:ascii="Aptos Narrow" w:hAnsi="Aptos Narrow"/>
+                <w:color w:val="467886"/>
+                <w:sz w:val="22"/>
+                <w:szCs w:val="22"/>
+                <w:u w:val="single"/>
+                <w:lang w:val="de-AT" w:eastAsia="de-AT"/>
+              </w:rPr>
+            </w:pPr>
+            <w:hyperlink r:id="rId34" w:anchor="nav-specification" w:history="1">
+              <w:r>
+                <w:rPr>
+                  <w:rFonts w:ascii="Aptos Narrow" w:hAnsi="Aptos Narrow"/>
+                  <w:color w:val="467886"/>
+                  <w:sz w:val="22"/>
+                  <w:szCs w:val="22"/>
+                  <w:u w:val="single"/>
+                  <w:lang w:val="de-AT" w:eastAsia="de-AT"/>
+                </w:rPr>
+                <w:t>https://de.aliexpress.com/item/1005007029727065.html?spm=a2g0o.order_detail.order_detail_item.3.b3266368sxlOR0&amp;gatewayAdapt=glo2deu#nav-specification</w:t>
+              </w:r>
+            </w:hyperlink>
+          </w:p>
+        </w:tc>
+        <w:tc>
+          <w:tcPr>
+            <w:tcW w:w="312" w:type="dxa"/>
+            <w:tcBorders>
+              <w:top w:val="nil"/>
+              <w:left w:val="nil"/>
+              <w:bottom w:val="single" w:sz="4" w:space="0" w:color="auto"/>
+              <w:right w:val="single" w:sz="4" w:space="0" w:color="auto"/>
+            </w:tcBorders>
+            <w:noWrap/>
+            <w:vAlign w:val="bottom"/>
+            <w:hideMark/>
+          </w:tcPr>
+          <w:p>
+            <w:pPr>
+              <w:spacing w:before="0" w:after="0" w:line="240" w:lineRule="auto"/>
+              <w:jc w:val="right"/>
+              <w:rPr>
+                <w:rFonts w:ascii="Aptos Narrow" w:hAnsi="Aptos Narrow"/>
+                <w:color w:val="000000"/>
+                <w:sz w:val="22"/>
+                <w:szCs w:val="22"/>
+                <w:lang w:val="de-AT" w:eastAsia="de-AT"/>
+              </w:rPr>
+            </w:pPr>
+            <w:r>
+              <w:rPr>
+                <w:rFonts w:ascii="Aptos Narrow" w:hAnsi="Aptos Narrow"/>
+                <w:color w:val="000000"/>
+                <w:sz w:val="22"/>
+                <w:szCs w:val="22"/>
+                <w:lang w:val="de-AT" w:eastAsia="de-AT"/>
+              </w:rPr>
+              <w:t>4,89</w:t>
+            </w:r>
+          </w:p>
+        </w:tc>
+        <w:tc>
+          <w:tcPr>
+            <w:tcW w:w="217" w:type="dxa"/>
+            <w:tcBorders>
+              <w:top w:val="nil"/>
+              <w:left w:val="nil"/>
+              <w:bottom w:val="single" w:sz="4" w:space="0" w:color="auto"/>
+              <w:right w:val="single" w:sz="4" w:space="0" w:color="auto"/>
+            </w:tcBorders>
+            <w:noWrap/>
+            <w:vAlign w:val="bottom"/>
+            <w:hideMark/>
+          </w:tcPr>
+          <w:p>
+            <w:pPr>
+              <w:spacing w:before="0" w:after="0" w:line="240" w:lineRule="auto"/>
+              <w:rPr>
+                <w:rFonts w:ascii="Aptos Narrow" w:hAnsi="Aptos Narrow"/>
+                <w:color w:val="467886"/>
+                <w:sz w:val="22"/>
+                <w:szCs w:val="22"/>
+                <w:u w:val="single"/>
+                <w:lang w:val="de-AT" w:eastAsia="de-AT"/>
+              </w:rPr>
+            </w:pPr>
+            <w:r>
+              <w:rPr>
+                <w:rFonts w:ascii="Aptos Narrow" w:hAnsi="Aptos Narrow"/>
+                <w:color w:val="467886"/>
+                <w:sz w:val="22"/>
+                <w:szCs w:val="22"/>
+                <w:u w:val="single"/>
+                <w:lang w:val="de-AT" w:eastAsia="de-AT"/>
+              </w:rPr>
+              <w:t xml:space="preserve"> €      4,00 </w:t>
+            </w:r>
+          </w:p>
+        </w:tc>
+        <w:tc>
+          <w:tcPr>
+            <w:tcW w:w="493" w:type="dxa"/>
+            <w:tcBorders>
+              <w:top w:val="nil"/>
+              <w:left w:val="nil"/>
+              <w:bottom w:val="single" w:sz="4" w:space="0" w:color="auto"/>
+              <w:right w:val="single" w:sz="8" w:space="0" w:color="auto"/>
+            </w:tcBorders>
+            <w:noWrap/>
+            <w:vAlign w:val="bottom"/>
+            <w:hideMark/>
+          </w:tcPr>
+          <w:p>
+            <w:pPr>
+              <w:spacing w:before="0" w:after="0" w:line="240" w:lineRule="auto"/>
+              <w:rPr>
+                <w:rFonts w:ascii="Aptos Narrow" w:hAnsi="Aptos Narrow"/>
+                <w:color w:val="000000"/>
+                <w:sz w:val="22"/>
+                <w:szCs w:val="22"/>
+                <w:lang w:val="de-AT" w:eastAsia="de-AT"/>
+              </w:rPr>
+            </w:pPr>
+            <w:r>
+              <w:rPr>
+                <w:rFonts w:ascii="Aptos Narrow" w:hAnsi="Aptos Narrow"/>
+                <w:color w:val="000000"/>
+                <w:sz w:val="22"/>
+                <w:szCs w:val="22"/>
+                <w:lang w:val="de-AT" w:eastAsia="de-AT"/>
+              </w:rPr>
+              <w:t xml:space="preserve"> €                                      8,89 </w:t>
+            </w:r>
+          </w:p>
+        </w:tc>
+      </w:tr>
+      <w:tr>
+        <w:trPr>
+          <w:trHeight w:val="288"/>
+        </w:trPr>
+        <w:tc>
+          <w:tcPr>
+            <w:tcW w:w="152" w:type="dxa"/>
+            <w:tcBorders>
+              <w:top w:val="nil"/>
+              <w:left w:val="single" w:sz="8" w:space="0" w:color="auto"/>
+              <w:bottom w:val="single" w:sz="4" w:space="0" w:color="auto"/>
+              <w:right w:val="single" w:sz="4" w:space="0" w:color="auto"/>
+            </w:tcBorders>
+            <w:noWrap/>
+            <w:vAlign w:val="bottom"/>
+            <w:hideMark/>
+          </w:tcPr>
+          <w:p>
+            <w:pPr>
+              <w:spacing w:before="0" w:after="0" w:line="240" w:lineRule="auto"/>
+              <w:jc w:val="right"/>
+              <w:rPr>
+                <w:rFonts w:ascii="Aptos Narrow" w:hAnsi="Aptos Narrow"/>
+                <w:color w:val="000000"/>
+                <w:sz w:val="22"/>
+                <w:szCs w:val="22"/>
+                <w:lang w:val="de-AT" w:eastAsia="de-AT"/>
+              </w:rPr>
+            </w:pPr>
+            <w:r>
+              <w:rPr>
+                <w:rFonts w:ascii="Aptos Narrow" w:hAnsi="Aptos Narrow"/>
+                <w:color w:val="000000"/>
+                <w:sz w:val="22"/>
+                <w:szCs w:val="22"/>
+                <w:lang w:val="de-AT" w:eastAsia="de-AT"/>
+              </w:rPr>
+              <w:t>9</w:t>
+            </w:r>
+          </w:p>
+        </w:tc>
+        <w:tc>
+          <w:tcPr>
+            <w:tcW w:w="1118" w:type="dxa"/>
+            <w:tcBorders>
+              <w:top w:val="nil"/>
+              <w:left w:val="nil"/>
+              <w:bottom w:val="single" w:sz="4" w:space="0" w:color="auto"/>
+              <w:right w:val="single" w:sz="4" w:space="0" w:color="auto"/>
+            </w:tcBorders>
+            <w:noWrap/>
+            <w:vAlign w:val="bottom"/>
+            <w:hideMark/>
+          </w:tcPr>
+          <w:p>
+            <w:pPr>
+              <w:spacing w:before="0" w:after="0" w:line="240" w:lineRule="auto"/>
+              <w:rPr>
+                <w:rFonts w:ascii="Aptos Narrow" w:hAnsi="Aptos Narrow"/>
+                <w:color w:val="000000"/>
+                <w:sz w:val="22"/>
+                <w:szCs w:val="22"/>
+                <w:lang w:val="de-AT" w:eastAsia="de-AT"/>
+              </w:rPr>
+            </w:pPr>
+            <w:r>
+              <w:rPr>
+                <w:rFonts w:ascii="Aptos Narrow" w:hAnsi="Aptos Narrow"/>
+                <w:color w:val="000000"/>
+                <w:sz w:val="22"/>
+                <w:szCs w:val="22"/>
+                <w:lang w:val="de-AT" w:eastAsia="de-AT"/>
+              </w:rPr>
+              <w:t xml:space="preserve">Arceli 120 Stück 2,54 mm Gerade einreihige </w:t>
+            </w:r>
+            <w:proofErr w:type="spellStart"/>
+            <w:r>
+              <w:rPr>
+                <w:rFonts w:ascii="Aptos Narrow" w:hAnsi="Aptos Narrow"/>
+                <w:color w:val="000000"/>
+                <w:sz w:val="22"/>
+                <w:szCs w:val="22"/>
+                <w:lang w:val="de-AT" w:eastAsia="de-AT"/>
+              </w:rPr>
+              <w:t>Stieftleisten</w:t>
+            </w:r>
+            <w:proofErr w:type="spellEnd"/>
+          </w:p>
+        </w:tc>
+        <w:tc>
+          <w:tcPr>
+            <w:tcW w:w="190" w:type="dxa"/>
+            <w:tcBorders>
+              <w:top w:val="nil"/>
+              <w:left w:val="nil"/>
+              <w:bottom w:val="single" w:sz="4" w:space="0" w:color="auto"/>
+              <w:right w:val="single" w:sz="4" w:space="0" w:color="auto"/>
+            </w:tcBorders>
+            <w:noWrap/>
+            <w:vAlign w:val="bottom"/>
+            <w:hideMark/>
+          </w:tcPr>
+          <w:p>
+            <w:pPr>
+              <w:spacing w:before="0" w:after="0" w:line="240" w:lineRule="auto"/>
+              <w:jc w:val="right"/>
+              <w:rPr>
+                <w:rFonts w:ascii="Aptos Narrow" w:hAnsi="Aptos Narrow"/>
+                <w:color w:val="000000"/>
+                <w:sz w:val="22"/>
+                <w:szCs w:val="22"/>
+                <w:lang w:val="de-AT" w:eastAsia="de-AT"/>
+              </w:rPr>
+            </w:pPr>
+            <w:r>
+              <w:rPr>
+                <w:rFonts w:ascii="Aptos Narrow" w:hAnsi="Aptos Narrow"/>
+                <w:color w:val="000000"/>
+                <w:sz w:val="22"/>
+                <w:szCs w:val="22"/>
+                <w:lang w:val="de-AT" w:eastAsia="de-AT"/>
+              </w:rPr>
+              <w:t>1</w:t>
+            </w:r>
+          </w:p>
+        </w:tc>
+        <w:tc>
+          <w:tcPr>
+            <w:tcW w:w="691" w:type="dxa"/>
+            <w:tcBorders>
+              <w:top w:val="nil"/>
+              <w:left w:val="nil"/>
+              <w:bottom w:val="single" w:sz="4" w:space="0" w:color="auto"/>
+              <w:right w:val="single" w:sz="4" w:space="0" w:color="auto"/>
+            </w:tcBorders>
+            <w:noWrap/>
+            <w:vAlign w:val="bottom"/>
+            <w:hideMark/>
+          </w:tcPr>
+          <w:p>
+            <w:pPr>
+              <w:spacing w:before="0" w:after="0" w:line="240" w:lineRule="auto"/>
+              <w:rPr>
+                <w:rFonts w:ascii="Arial" w:hAnsi="Arial" w:cs="Arial"/>
+                <w:color w:val="333333"/>
+                <w:sz w:val="22"/>
+                <w:szCs w:val="22"/>
+                <w:lang w:val="de-AT" w:eastAsia="de-AT"/>
+              </w:rPr>
+            </w:pPr>
+            <w:r>
+              <w:rPr>
+                <w:rFonts w:ascii="Arial" w:hAnsi="Arial" w:cs="Arial"/>
+                <w:color w:val="333333"/>
+                <w:sz w:val="22"/>
+                <w:szCs w:val="22"/>
+                <w:lang w:val="de-AT" w:eastAsia="de-AT"/>
+              </w:rPr>
+              <w:t>00 454</w:t>
+            </w:r>
+          </w:p>
+        </w:tc>
+        <w:tc>
+          <w:tcPr>
+            <w:tcW w:w="731" w:type="dxa"/>
+            <w:tcBorders>
+              <w:top w:val="nil"/>
+              <w:left w:val="nil"/>
+              <w:bottom w:val="single" w:sz="4" w:space="0" w:color="auto"/>
+              <w:right w:val="single" w:sz="4" w:space="0" w:color="auto"/>
+            </w:tcBorders>
+            <w:noWrap/>
+            <w:vAlign w:val="bottom"/>
+            <w:hideMark/>
+          </w:tcPr>
+          <w:p>
+            <w:pPr>
+              <w:spacing w:before="0" w:after="0" w:line="240" w:lineRule="auto"/>
+              <w:rPr>
+                <w:rFonts w:ascii="Aptos Narrow" w:hAnsi="Aptos Narrow"/>
+                <w:color w:val="000000"/>
+                <w:sz w:val="22"/>
+                <w:szCs w:val="22"/>
+                <w:lang w:val="de-AT" w:eastAsia="de-AT"/>
+              </w:rPr>
+            </w:pPr>
+            <w:r>
+              <w:rPr>
+                <w:rFonts w:ascii="Aptos Narrow" w:hAnsi="Aptos Narrow"/>
+                <w:color w:val="000000"/>
+                <w:sz w:val="22"/>
+                <w:szCs w:val="22"/>
+                <w:lang w:val="de-AT" w:eastAsia="de-AT"/>
+              </w:rPr>
+              <w:t>Arceli</w:t>
+            </w:r>
+          </w:p>
+        </w:tc>
+        <w:tc>
+          <w:tcPr>
+            <w:tcW w:w="423" w:type="dxa"/>
+            <w:tcBorders>
+              <w:top w:val="nil"/>
+              <w:left w:val="nil"/>
+              <w:bottom w:val="single" w:sz="4" w:space="0" w:color="auto"/>
+              <w:right w:val="single" w:sz="4" w:space="0" w:color="auto"/>
+            </w:tcBorders>
+            <w:noWrap/>
+            <w:vAlign w:val="bottom"/>
+            <w:hideMark/>
+          </w:tcPr>
+          <w:p>
+            <w:pPr>
+              <w:spacing w:before="0" w:after="0" w:line="240" w:lineRule="auto"/>
+              <w:rPr>
+                <w:rFonts w:ascii="Aptos Narrow" w:hAnsi="Aptos Narrow"/>
+                <w:color w:val="000000"/>
+                <w:sz w:val="22"/>
+                <w:szCs w:val="22"/>
+                <w:lang w:val="de-AT" w:eastAsia="de-AT"/>
+              </w:rPr>
+            </w:pPr>
+            <w:r>
+              <w:rPr>
+                <w:rFonts w:ascii="Aptos Narrow" w:hAnsi="Aptos Narrow"/>
+                <w:color w:val="000000"/>
+                <w:sz w:val="22"/>
+                <w:szCs w:val="22"/>
+                <w:lang w:val="de-AT" w:eastAsia="de-AT"/>
+              </w:rPr>
+              <w:t>Amazon</w:t>
+            </w:r>
+          </w:p>
+        </w:tc>
+        <w:tc>
+          <w:tcPr>
+            <w:tcW w:w="5280" w:type="dxa"/>
+            <w:tcBorders>
+              <w:top w:val="nil"/>
+              <w:left w:val="nil"/>
+              <w:bottom w:val="single" w:sz="4" w:space="0" w:color="auto"/>
+              <w:right w:val="single" w:sz="4" w:space="0" w:color="auto"/>
+            </w:tcBorders>
+            <w:noWrap/>
+            <w:vAlign w:val="bottom"/>
+            <w:hideMark/>
+          </w:tcPr>
+          <w:p>
+            <w:pPr>
+              <w:spacing w:before="0" w:after="0" w:line="240" w:lineRule="auto"/>
+              <w:rPr>
+                <w:rFonts w:ascii="Aptos Narrow" w:hAnsi="Aptos Narrow"/>
+                <w:color w:val="467886"/>
+                <w:sz w:val="22"/>
+                <w:szCs w:val="22"/>
+                <w:u w:val="single"/>
+                <w:lang w:val="de-AT" w:eastAsia="de-AT"/>
+              </w:rPr>
+            </w:pPr>
+            <w:hyperlink r:id="rId35" w:history="1">
+              <w:r>
+                <w:rPr>
+                  <w:rFonts w:ascii="Aptos Narrow" w:hAnsi="Aptos Narrow"/>
+                  <w:color w:val="467886"/>
+                  <w:sz w:val="22"/>
+                  <w:szCs w:val="22"/>
+                  <w:u w:val="single"/>
+                  <w:lang w:val="de-AT" w:eastAsia="de-AT"/>
+                </w:rPr>
+                <w:t>https://www.amazon.de/dp/B07Q1XBGFB?ref_=ppx_hzod_title_dt_b_fed_asin_title_0_0</w:t>
+              </w:r>
+            </w:hyperlink>
+          </w:p>
+        </w:tc>
+        <w:tc>
+          <w:tcPr>
+            <w:tcW w:w="312" w:type="dxa"/>
+            <w:tcBorders>
+              <w:top w:val="nil"/>
+              <w:left w:val="nil"/>
+              <w:bottom w:val="single" w:sz="4" w:space="0" w:color="auto"/>
+              <w:right w:val="single" w:sz="4" w:space="0" w:color="auto"/>
+            </w:tcBorders>
+            <w:noWrap/>
+            <w:vAlign w:val="bottom"/>
+            <w:hideMark/>
+          </w:tcPr>
+          <w:p>
+            <w:pPr>
+              <w:spacing w:before="0" w:after="0" w:line="240" w:lineRule="auto"/>
+              <w:rPr>
+                <w:rFonts w:ascii="Aptos Narrow" w:hAnsi="Aptos Narrow"/>
+                <w:color w:val="000000"/>
+                <w:sz w:val="22"/>
+                <w:szCs w:val="22"/>
+                <w:lang w:val="de-AT" w:eastAsia="de-AT"/>
+              </w:rPr>
+            </w:pPr>
+            <w:r>
+              <w:rPr>
+                <w:rFonts w:ascii="Aptos Narrow" w:hAnsi="Aptos Narrow"/>
+                <w:color w:val="000000"/>
+                <w:sz w:val="22"/>
+                <w:szCs w:val="22"/>
+                <w:lang w:val="de-AT" w:eastAsia="de-AT"/>
+              </w:rPr>
+              <w:t xml:space="preserve"> €                  9,99 </w:t>
+            </w:r>
+          </w:p>
+        </w:tc>
+        <w:tc>
+          <w:tcPr>
+            <w:tcW w:w="217" w:type="dxa"/>
+            <w:tcBorders>
+              <w:top w:val="nil"/>
+              <w:left w:val="nil"/>
+              <w:bottom w:val="single" w:sz="4" w:space="0" w:color="auto"/>
+              <w:right w:val="single" w:sz="4" w:space="0" w:color="auto"/>
+            </w:tcBorders>
+            <w:noWrap/>
+            <w:vAlign w:val="bottom"/>
+            <w:hideMark/>
+          </w:tcPr>
+          <w:p>
+            <w:pPr>
+              <w:spacing w:before="0" w:after="0" w:line="240" w:lineRule="auto"/>
+              <w:rPr>
+                <w:rFonts w:ascii="Aptos Narrow" w:hAnsi="Aptos Narrow"/>
+                <w:color w:val="467886"/>
+                <w:sz w:val="22"/>
+                <w:szCs w:val="22"/>
+                <w:u w:val="single"/>
+                <w:lang w:val="de-AT" w:eastAsia="de-AT"/>
+              </w:rPr>
+            </w:pPr>
+            <w:r>
+              <w:rPr>
+                <w:rFonts w:ascii="Aptos Narrow" w:hAnsi="Aptos Narrow"/>
+                <w:color w:val="467886"/>
+                <w:sz w:val="22"/>
+                <w:szCs w:val="22"/>
+                <w:u w:val="single"/>
+                <w:lang w:val="de-AT" w:eastAsia="de-AT"/>
+              </w:rPr>
+              <w:t> </w:t>
+            </w:r>
+          </w:p>
+        </w:tc>
+        <w:tc>
+          <w:tcPr>
+            <w:tcW w:w="493" w:type="dxa"/>
+            <w:tcBorders>
+              <w:top w:val="nil"/>
+              <w:left w:val="nil"/>
+              <w:bottom w:val="single" w:sz="4" w:space="0" w:color="auto"/>
+              <w:right w:val="single" w:sz="8" w:space="0" w:color="auto"/>
+            </w:tcBorders>
+            <w:noWrap/>
+            <w:vAlign w:val="bottom"/>
+            <w:hideMark/>
+          </w:tcPr>
+          <w:p>
+            <w:pPr>
+              <w:spacing w:before="0" w:after="0" w:line="240" w:lineRule="auto"/>
+              <w:rPr>
+                <w:rFonts w:ascii="Aptos Narrow" w:hAnsi="Aptos Narrow"/>
+                <w:color w:val="000000"/>
+                <w:sz w:val="22"/>
+                <w:szCs w:val="22"/>
+                <w:lang w:val="de-AT" w:eastAsia="de-AT"/>
+              </w:rPr>
+            </w:pPr>
+            <w:r>
+              <w:rPr>
+                <w:rFonts w:ascii="Aptos Narrow" w:hAnsi="Aptos Narrow"/>
+                <w:color w:val="000000"/>
+                <w:sz w:val="22"/>
+                <w:szCs w:val="22"/>
+                <w:lang w:val="de-AT" w:eastAsia="de-AT"/>
+              </w:rPr>
+              <w:t xml:space="preserve"> €                                      9,99 </w:t>
+            </w:r>
+          </w:p>
+        </w:tc>
+      </w:tr>
+      <w:tr>
+        <w:trPr>
+          <w:trHeight w:val="288"/>
+        </w:trPr>
+        <w:tc>
+          <w:tcPr>
+            <w:tcW w:w="152" w:type="dxa"/>
+            <w:tcBorders>
+              <w:top w:val="nil"/>
+              <w:left w:val="single" w:sz="8" w:space="0" w:color="auto"/>
+              <w:bottom w:val="single" w:sz="4" w:space="0" w:color="auto"/>
+              <w:right w:val="single" w:sz="4" w:space="0" w:color="auto"/>
+            </w:tcBorders>
+            <w:noWrap/>
+            <w:vAlign w:val="bottom"/>
+            <w:hideMark/>
+          </w:tcPr>
+          <w:p>
+            <w:pPr>
+              <w:spacing w:before="0" w:after="0" w:line="240" w:lineRule="auto"/>
+              <w:jc w:val="right"/>
+              <w:rPr>
+                <w:rFonts w:ascii="Aptos Narrow" w:hAnsi="Aptos Narrow"/>
+                <w:color w:val="000000"/>
+                <w:sz w:val="22"/>
+                <w:szCs w:val="22"/>
+                <w:lang w:val="de-AT" w:eastAsia="de-AT"/>
+              </w:rPr>
+            </w:pPr>
+            <w:r>
+              <w:rPr>
+                <w:rFonts w:ascii="Aptos Narrow" w:hAnsi="Aptos Narrow"/>
+                <w:color w:val="000000"/>
+                <w:sz w:val="22"/>
+                <w:szCs w:val="22"/>
+                <w:lang w:val="de-AT" w:eastAsia="de-AT"/>
+              </w:rPr>
+              <w:t>10</w:t>
+            </w:r>
+          </w:p>
+        </w:tc>
+        <w:tc>
+          <w:tcPr>
+            <w:tcW w:w="1118" w:type="dxa"/>
+            <w:tcBorders>
+              <w:top w:val="nil"/>
+              <w:left w:val="nil"/>
+              <w:bottom w:val="single" w:sz="4" w:space="0" w:color="auto"/>
+              <w:right w:val="single" w:sz="4" w:space="0" w:color="auto"/>
+            </w:tcBorders>
+            <w:noWrap/>
+            <w:vAlign w:val="bottom"/>
+            <w:hideMark/>
+          </w:tcPr>
+          <w:p>
+            <w:pPr>
+              <w:spacing w:before="0" w:after="0" w:line="240" w:lineRule="auto"/>
+              <w:rPr>
+                <w:rFonts w:ascii="Calibri" w:hAnsi="Calibri" w:cs="Calibri"/>
+                <w:sz w:val="22"/>
+                <w:szCs w:val="22"/>
+                <w:lang w:val="en-GB" w:eastAsia="de-AT"/>
+              </w:rPr>
+            </w:pPr>
+            <w:r>
+              <w:rPr>
+                <w:rFonts w:ascii="Calibri" w:hAnsi="Calibri" w:cs="Calibri"/>
+                <w:sz w:val="22"/>
+                <w:szCs w:val="22"/>
+                <w:lang w:val="en-GB" w:eastAsia="de-AT"/>
+              </w:rPr>
+              <w:t>IC OPAMP VFB 1 CIRCUIT SOT23-5</w:t>
+            </w:r>
+          </w:p>
+        </w:tc>
+        <w:tc>
+          <w:tcPr>
+            <w:tcW w:w="190" w:type="dxa"/>
+            <w:tcBorders>
+              <w:top w:val="nil"/>
+              <w:left w:val="nil"/>
+              <w:bottom w:val="single" w:sz="4" w:space="0" w:color="auto"/>
+              <w:right w:val="single" w:sz="4" w:space="0" w:color="auto"/>
+            </w:tcBorders>
+            <w:noWrap/>
+            <w:vAlign w:val="bottom"/>
+            <w:hideMark/>
+          </w:tcPr>
+          <w:p>
+            <w:pPr>
+              <w:spacing w:before="0" w:after="0" w:line="240" w:lineRule="auto"/>
+              <w:jc w:val="right"/>
+              <w:rPr>
+                <w:rFonts w:ascii="Calibri" w:hAnsi="Calibri" w:cs="Calibri"/>
+                <w:sz w:val="22"/>
+                <w:szCs w:val="22"/>
+                <w:lang w:val="de-AT" w:eastAsia="de-AT"/>
+              </w:rPr>
+            </w:pPr>
+            <w:r>
+              <w:rPr>
+                <w:rFonts w:ascii="Calibri" w:hAnsi="Calibri" w:cs="Calibri"/>
+                <w:sz w:val="22"/>
+                <w:szCs w:val="22"/>
+                <w:lang w:val="de-AT" w:eastAsia="de-AT"/>
+              </w:rPr>
+              <w:t>20</w:t>
+            </w:r>
+          </w:p>
+        </w:tc>
+        <w:tc>
+          <w:tcPr>
+            <w:tcW w:w="691" w:type="dxa"/>
+            <w:tcBorders>
+              <w:top w:val="nil"/>
+              <w:left w:val="nil"/>
+              <w:bottom w:val="single" w:sz="4" w:space="0" w:color="auto"/>
+              <w:right w:val="single" w:sz="4" w:space="0" w:color="auto"/>
+            </w:tcBorders>
+            <w:noWrap/>
+            <w:vAlign w:val="bottom"/>
+            <w:hideMark/>
+          </w:tcPr>
+          <w:p>
+            <w:pPr>
+              <w:spacing w:before="0" w:after="0" w:line="240" w:lineRule="auto"/>
+              <w:rPr>
+                <w:rFonts w:ascii="Calibri" w:hAnsi="Calibri" w:cs="Calibri"/>
+                <w:sz w:val="22"/>
+                <w:szCs w:val="22"/>
+                <w:lang w:val="de-AT" w:eastAsia="de-AT"/>
+              </w:rPr>
+            </w:pPr>
+            <w:r>
+              <w:rPr>
+                <w:rFonts w:ascii="Calibri" w:hAnsi="Calibri" w:cs="Calibri"/>
+                <w:sz w:val="22"/>
+                <w:szCs w:val="22"/>
+                <w:lang w:val="de-AT" w:eastAsia="de-AT"/>
+              </w:rPr>
+              <w:t>296-13033-1-ND</w:t>
+            </w:r>
+          </w:p>
+        </w:tc>
+        <w:tc>
+          <w:tcPr>
+            <w:tcW w:w="731" w:type="dxa"/>
+            <w:tcBorders>
+              <w:top w:val="nil"/>
+              <w:left w:val="nil"/>
+              <w:bottom w:val="single" w:sz="4" w:space="0" w:color="auto"/>
+              <w:right w:val="single" w:sz="4" w:space="0" w:color="auto"/>
+            </w:tcBorders>
+            <w:noWrap/>
+            <w:vAlign w:val="bottom"/>
+            <w:hideMark/>
+          </w:tcPr>
+          <w:p>
+            <w:pPr>
+              <w:spacing w:before="0" w:after="0" w:line="240" w:lineRule="auto"/>
+              <w:rPr>
+                <w:rFonts w:ascii="Calibri" w:hAnsi="Calibri" w:cs="Calibri"/>
+                <w:sz w:val="22"/>
+                <w:szCs w:val="22"/>
+                <w:lang w:val="de-AT" w:eastAsia="de-AT"/>
+              </w:rPr>
+            </w:pPr>
+            <w:r>
+              <w:rPr>
+                <w:rFonts w:ascii="Calibri" w:hAnsi="Calibri" w:cs="Calibri"/>
+                <w:sz w:val="22"/>
+                <w:szCs w:val="22"/>
+                <w:lang w:val="de-AT" w:eastAsia="de-AT"/>
+              </w:rPr>
+              <w:t>OPA354AIDBVT</w:t>
+            </w:r>
+          </w:p>
+        </w:tc>
+        <w:tc>
+          <w:tcPr>
+            <w:tcW w:w="423" w:type="dxa"/>
+            <w:tcBorders>
+              <w:top w:val="nil"/>
+              <w:left w:val="nil"/>
+              <w:bottom w:val="single" w:sz="4" w:space="0" w:color="auto"/>
+              <w:right w:val="single" w:sz="4" w:space="0" w:color="auto"/>
+            </w:tcBorders>
+            <w:noWrap/>
+            <w:vAlign w:val="bottom"/>
+            <w:hideMark/>
+          </w:tcPr>
+          <w:p>
+            <w:pPr>
+              <w:spacing w:before="0" w:after="0" w:line="240" w:lineRule="auto"/>
+              <w:rPr>
+                <w:rFonts w:ascii="Aptos Narrow" w:hAnsi="Aptos Narrow"/>
+                <w:color w:val="000000"/>
+                <w:sz w:val="22"/>
+                <w:szCs w:val="22"/>
+                <w:lang w:val="de-AT" w:eastAsia="de-AT"/>
+              </w:rPr>
+            </w:pPr>
+            <w:proofErr w:type="spellStart"/>
+            <w:r>
+              <w:rPr>
+                <w:rFonts w:ascii="Aptos Narrow" w:hAnsi="Aptos Narrow"/>
+                <w:color w:val="000000"/>
+                <w:sz w:val="22"/>
+                <w:szCs w:val="22"/>
+                <w:lang w:val="de-AT" w:eastAsia="de-AT"/>
+              </w:rPr>
+              <w:t>DigiKey</w:t>
+            </w:r>
+            <w:proofErr w:type="spellEnd"/>
+          </w:p>
+        </w:tc>
+        <w:tc>
+          <w:tcPr>
+            <w:tcW w:w="5280" w:type="dxa"/>
+            <w:tcBorders>
+              <w:top w:val="nil"/>
+              <w:left w:val="nil"/>
+              <w:bottom w:val="single" w:sz="4" w:space="0" w:color="auto"/>
+              <w:right w:val="single" w:sz="4" w:space="0" w:color="auto"/>
+            </w:tcBorders>
+            <w:noWrap/>
+            <w:vAlign w:val="bottom"/>
+            <w:hideMark/>
+          </w:tcPr>
+          <w:p>
+            <w:pPr>
+              <w:spacing w:before="0" w:after="0" w:line="240" w:lineRule="auto"/>
+              <w:rPr>
+                <w:rFonts w:ascii="Aptos Narrow" w:hAnsi="Aptos Narrow"/>
+                <w:color w:val="467886"/>
+                <w:sz w:val="22"/>
+                <w:szCs w:val="22"/>
+                <w:u w:val="single"/>
+                <w:lang w:val="de-AT" w:eastAsia="de-AT"/>
+              </w:rPr>
+            </w:pPr>
+            <w:hyperlink r:id="rId36" w:history="1">
+              <w:r>
+                <w:rPr>
+                  <w:rFonts w:ascii="Aptos Narrow" w:hAnsi="Aptos Narrow"/>
+                  <w:color w:val="467886"/>
+                  <w:sz w:val="22"/>
+                  <w:szCs w:val="22"/>
+                  <w:u w:val="single"/>
+                  <w:lang w:val="de-AT" w:eastAsia="de-AT"/>
+                </w:rPr>
+                <w:t>https://www.digikey.at/de/products/detail/texas-instruments/OPA354AIDBVT/480150?s=N4IgTCBcDa4JwDYC0BGAzABjW1SByAIoHAEABEQPIAKAgmgKwAs1AkgQEIBqAKqcwMIkq1ALKUSHAGJsSKEn2YAlPgFVmXEgGVyXMDjogAugF8gA</w:t>
+              </w:r>
+            </w:hyperlink>
+          </w:p>
+        </w:tc>
+        <w:tc>
+          <w:tcPr>
+            <w:tcW w:w="312" w:type="dxa"/>
+            <w:tcBorders>
+              <w:top w:val="nil"/>
+              <w:left w:val="nil"/>
+              <w:bottom w:val="single" w:sz="4" w:space="0" w:color="auto"/>
+              <w:right w:val="single" w:sz="4" w:space="0" w:color="auto"/>
+            </w:tcBorders>
+            <w:noWrap/>
+            <w:vAlign w:val="bottom"/>
+            <w:hideMark/>
+          </w:tcPr>
+          <w:p>
+            <w:pPr>
+              <w:spacing w:before="0" w:after="0" w:line="240" w:lineRule="auto"/>
+              <w:jc w:val="right"/>
+              <w:rPr>
+                <w:rFonts w:ascii="Calibri" w:hAnsi="Calibri" w:cs="Calibri"/>
+                <w:sz w:val="22"/>
+                <w:szCs w:val="22"/>
+                <w:lang w:val="de-AT" w:eastAsia="de-AT"/>
+              </w:rPr>
+            </w:pPr>
+            <w:r>
+              <w:rPr>
+                <w:rFonts w:ascii="Calibri" w:hAnsi="Calibri" w:cs="Calibri"/>
+                <w:sz w:val="22"/>
+                <w:szCs w:val="22"/>
+                <w:lang w:val="de-AT" w:eastAsia="de-AT"/>
+              </w:rPr>
+              <w:t>1,769</w:t>
+            </w:r>
+          </w:p>
+        </w:tc>
+        <w:tc>
+          <w:tcPr>
+            <w:tcW w:w="217" w:type="dxa"/>
+            <w:tcBorders>
+              <w:top w:val="nil"/>
+              <w:left w:val="nil"/>
+              <w:bottom w:val="single" w:sz="4" w:space="0" w:color="auto"/>
+              <w:right w:val="single" w:sz="4" w:space="0" w:color="auto"/>
+            </w:tcBorders>
+            <w:noWrap/>
+            <w:vAlign w:val="bottom"/>
+            <w:hideMark/>
+          </w:tcPr>
+          <w:p>
+            <w:pPr>
+              <w:spacing w:before="0" w:after="0" w:line="240" w:lineRule="auto"/>
+              <w:rPr>
+                <w:rFonts w:ascii="Aptos Narrow" w:hAnsi="Aptos Narrow"/>
+                <w:color w:val="467886"/>
+                <w:sz w:val="22"/>
+                <w:szCs w:val="22"/>
+                <w:u w:val="single"/>
+                <w:lang w:val="de-AT" w:eastAsia="de-AT"/>
+              </w:rPr>
+            </w:pPr>
+            <w:r>
+              <w:rPr>
+                <w:rFonts w:ascii="Aptos Narrow" w:hAnsi="Aptos Narrow"/>
+                <w:color w:val="467886"/>
+                <w:sz w:val="22"/>
+                <w:szCs w:val="22"/>
+                <w:u w:val="single"/>
+                <w:lang w:val="de-AT" w:eastAsia="de-AT"/>
+              </w:rPr>
+              <w:t> </w:t>
+            </w:r>
+          </w:p>
+        </w:tc>
+        <w:tc>
+          <w:tcPr>
+            <w:tcW w:w="493" w:type="dxa"/>
+            <w:tcBorders>
+              <w:top w:val="nil"/>
+              <w:left w:val="nil"/>
+              <w:bottom w:val="single" w:sz="4" w:space="0" w:color="auto"/>
+              <w:right w:val="single" w:sz="8" w:space="0" w:color="auto"/>
+            </w:tcBorders>
+            <w:noWrap/>
+            <w:vAlign w:val="bottom"/>
+            <w:hideMark/>
+          </w:tcPr>
+          <w:p>
+            <w:pPr>
+              <w:spacing w:before="0" w:after="0" w:line="240" w:lineRule="auto"/>
+              <w:rPr>
+                <w:rFonts w:ascii="Calibri" w:hAnsi="Calibri" w:cs="Calibri"/>
+                <w:sz w:val="22"/>
+                <w:szCs w:val="22"/>
+                <w:lang w:val="de-AT" w:eastAsia="de-AT"/>
+              </w:rPr>
+            </w:pPr>
+            <w:r>
+              <w:rPr>
+                <w:rFonts w:ascii="Calibri" w:hAnsi="Calibri" w:cs="Calibri"/>
+                <w:sz w:val="22"/>
+                <w:szCs w:val="22"/>
+                <w:lang w:val="de-AT" w:eastAsia="de-AT"/>
+              </w:rPr>
+              <w:t xml:space="preserve"> €                          35,38 </w:t>
+            </w:r>
+          </w:p>
+        </w:tc>
+      </w:tr>
+      <w:tr>
+        <w:trPr>
+          <w:trHeight w:val="288"/>
+        </w:trPr>
+        <w:tc>
+          <w:tcPr>
+            <w:tcW w:w="152" w:type="dxa"/>
+            <w:tcBorders>
+              <w:top w:val="nil"/>
+              <w:left w:val="single" w:sz="8" w:space="0" w:color="auto"/>
+              <w:bottom w:val="single" w:sz="4" w:space="0" w:color="auto"/>
+              <w:right w:val="single" w:sz="4" w:space="0" w:color="auto"/>
+            </w:tcBorders>
+            <w:noWrap/>
+            <w:vAlign w:val="bottom"/>
+            <w:hideMark/>
+          </w:tcPr>
+          <w:p>
+            <w:pPr>
+              <w:spacing w:before="0" w:after="0" w:line="240" w:lineRule="auto"/>
+              <w:jc w:val="right"/>
+              <w:rPr>
+                <w:rFonts w:ascii="Aptos Narrow" w:hAnsi="Aptos Narrow"/>
+                <w:color w:val="000000"/>
+                <w:sz w:val="22"/>
+                <w:szCs w:val="22"/>
+                <w:lang w:val="de-AT" w:eastAsia="de-AT"/>
+              </w:rPr>
+            </w:pPr>
+            <w:r>
+              <w:rPr>
+                <w:rFonts w:ascii="Aptos Narrow" w:hAnsi="Aptos Narrow"/>
+                <w:color w:val="000000"/>
+                <w:sz w:val="22"/>
+                <w:szCs w:val="22"/>
+                <w:lang w:val="de-AT" w:eastAsia="de-AT"/>
+              </w:rPr>
+              <w:t>11</w:t>
+            </w:r>
+          </w:p>
+        </w:tc>
+        <w:tc>
+          <w:tcPr>
+            <w:tcW w:w="1118" w:type="dxa"/>
+            <w:tcBorders>
+              <w:top w:val="nil"/>
+              <w:left w:val="nil"/>
+              <w:bottom w:val="single" w:sz="4" w:space="0" w:color="auto"/>
+              <w:right w:val="single" w:sz="4" w:space="0" w:color="auto"/>
+            </w:tcBorders>
+            <w:noWrap/>
+            <w:vAlign w:val="bottom"/>
+            <w:hideMark/>
+          </w:tcPr>
+          <w:p>
+            <w:pPr>
+              <w:spacing w:before="0" w:after="0" w:line="240" w:lineRule="auto"/>
+              <w:rPr>
+                <w:rFonts w:ascii="Calibri" w:hAnsi="Calibri" w:cs="Calibri"/>
+                <w:sz w:val="22"/>
+                <w:szCs w:val="22"/>
+                <w:lang w:val="de-AT" w:eastAsia="de-AT"/>
+              </w:rPr>
+            </w:pPr>
+            <w:r>
+              <w:rPr>
+                <w:rFonts w:ascii="Calibri" w:hAnsi="Calibri" w:cs="Calibri"/>
+                <w:sz w:val="22"/>
+                <w:szCs w:val="22"/>
+                <w:lang w:val="de-AT" w:eastAsia="de-AT"/>
+              </w:rPr>
+              <w:t>RES 10K OHM 5% 1/4W AXIAL</w:t>
+            </w:r>
+          </w:p>
+        </w:tc>
+        <w:tc>
+          <w:tcPr>
+            <w:tcW w:w="190" w:type="dxa"/>
+            <w:tcBorders>
+              <w:top w:val="nil"/>
+              <w:left w:val="nil"/>
+              <w:bottom w:val="single" w:sz="4" w:space="0" w:color="auto"/>
+              <w:right w:val="single" w:sz="4" w:space="0" w:color="auto"/>
+            </w:tcBorders>
+            <w:noWrap/>
+            <w:vAlign w:val="bottom"/>
+            <w:hideMark/>
+          </w:tcPr>
+          <w:p>
+            <w:pPr>
+              <w:spacing w:before="0" w:after="0" w:line="240" w:lineRule="auto"/>
+              <w:jc w:val="right"/>
+              <w:rPr>
+                <w:rFonts w:ascii="Calibri" w:hAnsi="Calibri" w:cs="Calibri"/>
+                <w:sz w:val="22"/>
+                <w:szCs w:val="22"/>
+                <w:lang w:val="de-AT" w:eastAsia="de-AT"/>
+              </w:rPr>
+            </w:pPr>
+            <w:r>
+              <w:rPr>
+                <w:rFonts w:ascii="Calibri" w:hAnsi="Calibri" w:cs="Calibri"/>
+                <w:sz w:val="22"/>
+                <w:szCs w:val="22"/>
+                <w:lang w:val="de-AT" w:eastAsia="de-AT"/>
+              </w:rPr>
+              <w:t>40</w:t>
+            </w:r>
+          </w:p>
+        </w:tc>
+        <w:tc>
+          <w:tcPr>
+            <w:tcW w:w="691" w:type="dxa"/>
+            <w:tcBorders>
+              <w:top w:val="nil"/>
+              <w:left w:val="nil"/>
+              <w:bottom w:val="single" w:sz="4" w:space="0" w:color="auto"/>
+              <w:right w:val="single" w:sz="4" w:space="0" w:color="auto"/>
+            </w:tcBorders>
+            <w:noWrap/>
+            <w:vAlign w:val="bottom"/>
+            <w:hideMark/>
+          </w:tcPr>
+          <w:p>
+            <w:pPr>
+              <w:spacing w:before="0" w:after="0" w:line="240" w:lineRule="auto"/>
+              <w:rPr>
+                <w:rFonts w:ascii="Calibri" w:hAnsi="Calibri" w:cs="Calibri"/>
+                <w:sz w:val="22"/>
+                <w:szCs w:val="22"/>
+                <w:lang w:val="de-AT" w:eastAsia="de-AT"/>
+              </w:rPr>
+            </w:pPr>
+            <w:r>
+              <w:rPr>
+                <w:rFonts w:ascii="Calibri" w:hAnsi="Calibri" w:cs="Calibri"/>
+                <w:sz w:val="22"/>
+                <w:szCs w:val="22"/>
+                <w:lang w:val="de-AT" w:eastAsia="de-AT"/>
+              </w:rPr>
+              <w:t>CF14JT10K0CT-ND</w:t>
+            </w:r>
+          </w:p>
+        </w:tc>
+        <w:tc>
+          <w:tcPr>
+            <w:tcW w:w="731" w:type="dxa"/>
+            <w:tcBorders>
+              <w:top w:val="nil"/>
+              <w:left w:val="nil"/>
+              <w:bottom w:val="single" w:sz="4" w:space="0" w:color="auto"/>
+              <w:right w:val="single" w:sz="4" w:space="0" w:color="auto"/>
+            </w:tcBorders>
+            <w:noWrap/>
+            <w:vAlign w:val="bottom"/>
+            <w:hideMark/>
+          </w:tcPr>
+          <w:p>
+            <w:pPr>
+              <w:spacing w:before="0" w:after="0" w:line="240" w:lineRule="auto"/>
+              <w:rPr>
+                <w:rFonts w:ascii="Calibri" w:hAnsi="Calibri" w:cs="Calibri"/>
+                <w:sz w:val="22"/>
+                <w:szCs w:val="22"/>
+                <w:lang w:val="de-AT" w:eastAsia="de-AT"/>
+              </w:rPr>
+            </w:pPr>
+            <w:r>
+              <w:rPr>
+                <w:rFonts w:ascii="Calibri" w:hAnsi="Calibri" w:cs="Calibri"/>
+                <w:sz w:val="22"/>
+                <w:szCs w:val="22"/>
+                <w:lang w:val="de-AT" w:eastAsia="de-AT"/>
+              </w:rPr>
+              <w:t>CF14JT10K0</w:t>
+            </w:r>
+          </w:p>
+        </w:tc>
+        <w:tc>
+          <w:tcPr>
+            <w:tcW w:w="423" w:type="dxa"/>
+            <w:tcBorders>
+              <w:top w:val="nil"/>
+              <w:left w:val="nil"/>
+              <w:bottom w:val="single" w:sz="4" w:space="0" w:color="auto"/>
+              <w:right w:val="single" w:sz="4" w:space="0" w:color="auto"/>
+            </w:tcBorders>
+            <w:noWrap/>
+            <w:vAlign w:val="bottom"/>
+            <w:hideMark/>
+          </w:tcPr>
+          <w:p>
+            <w:pPr>
+              <w:spacing w:before="0" w:after="0" w:line="240" w:lineRule="auto"/>
+              <w:rPr>
+                <w:rFonts w:ascii="Aptos Narrow" w:hAnsi="Aptos Narrow"/>
+                <w:color w:val="000000"/>
+                <w:sz w:val="22"/>
+                <w:szCs w:val="22"/>
+                <w:lang w:val="de-AT" w:eastAsia="de-AT"/>
+              </w:rPr>
+            </w:pPr>
+            <w:proofErr w:type="spellStart"/>
+            <w:r>
+              <w:rPr>
+                <w:rFonts w:ascii="Aptos Narrow" w:hAnsi="Aptos Narrow"/>
+                <w:color w:val="000000"/>
+                <w:sz w:val="22"/>
+                <w:szCs w:val="22"/>
+                <w:lang w:val="de-AT" w:eastAsia="de-AT"/>
+              </w:rPr>
+              <w:t>DigiKey</w:t>
+            </w:r>
+            <w:proofErr w:type="spellEnd"/>
+          </w:p>
+        </w:tc>
+        <w:tc>
+          <w:tcPr>
+            <w:tcW w:w="5280" w:type="dxa"/>
+            <w:tcBorders>
+              <w:top w:val="nil"/>
+              <w:left w:val="nil"/>
+              <w:bottom w:val="single" w:sz="4" w:space="0" w:color="auto"/>
+              <w:right w:val="single" w:sz="4" w:space="0" w:color="auto"/>
+            </w:tcBorders>
+            <w:noWrap/>
+            <w:vAlign w:val="bottom"/>
+            <w:hideMark/>
+          </w:tcPr>
+          <w:p>
+            <w:pPr>
+              <w:spacing w:before="0" w:after="0" w:line="240" w:lineRule="auto"/>
+              <w:rPr>
+                <w:rFonts w:ascii="Aptos Narrow" w:hAnsi="Aptos Narrow"/>
+                <w:color w:val="467886"/>
+                <w:sz w:val="22"/>
+                <w:szCs w:val="22"/>
+                <w:u w:val="single"/>
+                <w:lang w:val="de-AT" w:eastAsia="de-AT"/>
+              </w:rPr>
+            </w:pPr>
+            <w:hyperlink r:id="rId37" w:history="1">
+              <w:r>
+                <w:rPr>
+                  <w:rFonts w:ascii="Aptos Narrow" w:hAnsi="Aptos Narrow"/>
+                  <w:color w:val="467886"/>
+                  <w:sz w:val="22"/>
+                  <w:szCs w:val="22"/>
+                  <w:u w:val="single"/>
+                  <w:lang w:val="de-AT" w:eastAsia="de-AT"/>
+                </w:rPr>
+                <w:t>https://www.digikey.at/de/products/detail/stackpole-electronics-inc/CF14JT10K0/1741265?s=N4IgTCBcDaIMIDECMAWAUgFSQBgNLbgwFoA5AEUDgCAAgsVUx32oCUBRAZSsaoHkAJALJUArAFIuAehQB1KgEEAGgEk5AGRABdAL5A</w:t>
+              </w:r>
+            </w:hyperlink>
+          </w:p>
+        </w:tc>
+        <w:tc>
+          <w:tcPr>
+            <w:tcW w:w="312" w:type="dxa"/>
+            <w:tcBorders>
+              <w:top w:val="nil"/>
+              <w:left w:val="nil"/>
+              <w:bottom w:val="single" w:sz="4" w:space="0" w:color="auto"/>
+              <w:right w:val="single" w:sz="4" w:space="0" w:color="auto"/>
+            </w:tcBorders>
+            <w:noWrap/>
+            <w:vAlign w:val="bottom"/>
+            <w:hideMark/>
+          </w:tcPr>
+          <w:p>
+            <w:pPr>
+              <w:spacing w:before="0" w:after="0" w:line="240" w:lineRule="auto"/>
+              <w:jc w:val="right"/>
+              <w:rPr>
+                <w:rFonts w:ascii="Calibri" w:hAnsi="Calibri" w:cs="Calibri"/>
+                <w:sz w:val="22"/>
+                <w:szCs w:val="22"/>
+                <w:lang w:val="de-AT" w:eastAsia="de-AT"/>
+              </w:rPr>
+            </w:pPr>
+            <w:r>
+              <w:rPr>
+                <w:rFonts w:ascii="Calibri" w:hAnsi="Calibri" w:cs="Calibri"/>
+                <w:sz w:val="22"/>
+                <w:szCs w:val="22"/>
+                <w:lang w:val="de-AT" w:eastAsia="de-AT"/>
+              </w:rPr>
+              <w:t>0,0124</w:t>
+            </w:r>
+          </w:p>
+        </w:tc>
+        <w:tc>
+          <w:tcPr>
+            <w:tcW w:w="217" w:type="dxa"/>
+            <w:tcBorders>
+              <w:top w:val="nil"/>
+              <w:left w:val="nil"/>
+              <w:bottom w:val="single" w:sz="4" w:space="0" w:color="auto"/>
+              <w:right w:val="single" w:sz="4" w:space="0" w:color="auto"/>
+            </w:tcBorders>
+            <w:noWrap/>
+            <w:vAlign w:val="bottom"/>
+            <w:hideMark/>
+          </w:tcPr>
+          <w:p>
+            <w:pPr>
+              <w:spacing w:before="0" w:after="0" w:line="240" w:lineRule="auto"/>
+              <w:rPr>
+                <w:rFonts w:ascii="Aptos Narrow" w:hAnsi="Aptos Narrow"/>
+                <w:color w:val="467886"/>
+                <w:sz w:val="22"/>
+                <w:szCs w:val="22"/>
+                <w:u w:val="single"/>
+                <w:lang w:val="de-AT" w:eastAsia="de-AT"/>
+              </w:rPr>
+            </w:pPr>
+            <w:r>
+              <w:rPr>
+                <w:rFonts w:ascii="Aptos Narrow" w:hAnsi="Aptos Narrow"/>
+                <w:color w:val="467886"/>
+                <w:sz w:val="22"/>
+                <w:szCs w:val="22"/>
+                <w:u w:val="single"/>
+                <w:lang w:val="de-AT" w:eastAsia="de-AT"/>
+              </w:rPr>
+              <w:t> </w:t>
+            </w:r>
+          </w:p>
+        </w:tc>
+        <w:tc>
+          <w:tcPr>
+            <w:tcW w:w="493" w:type="dxa"/>
+            <w:tcBorders>
+              <w:top w:val="nil"/>
+              <w:left w:val="nil"/>
+              <w:bottom w:val="single" w:sz="4" w:space="0" w:color="auto"/>
+              <w:right w:val="single" w:sz="8" w:space="0" w:color="auto"/>
+            </w:tcBorders>
+            <w:noWrap/>
+            <w:vAlign w:val="bottom"/>
+            <w:hideMark/>
+          </w:tcPr>
+          <w:p>
+            <w:pPr>
+              <w:spacing w:before="0" w:after="0" w:line="240" w:lineRule="auto"/>
+              <w:rPr>
+                <w:rFonts w:ascii="Calibri" w:hAnsi="Calibri" w:cs="Calibri"/>
+                <w:sz w:val="22"/>
+                <w:szCs w:val="22"/>
+                <w:lang w:val="de-AT" w:eastAsia="de-AT"/>
+              </w:rPr>
+            </w:pPr>
+            <w:r>
+              <w:rPr>
+                <w:rFonts w:ascii="Calibri" w:hAnsi="Calibri" w:cs="Calibri"/>
+                <w:sz w:val="22"/>
+                <w:szCs w:val="22"/>
+                <w:lang w:val="de-AT" w:eastAsia="de-AT"/>
+              </w:rPr>
+              <w:t xml:space="preserve"> €                            0,50 </w:t>
+            </w:r>
+          </w:p>
+        </w:tc>
+      </w:tr>
+      <w:tr>
+        <w:trPr>
+          <w:trHeight w:val="288"/>
+        </w:trPr>
+        <w:tc>
+          <w:tcPr>
+            <w:tcW w:w="152" w:type="dxa"/>
+            <w:tcBorders>
+              <w:top w:val="nil"/>
+              <w:left w:val="single" w:sz="8" w:space="0" w:color="auto"/>
+              <w:bottom w:val="single" w:sz="4" w:space="0" w:color="auto"/>
+              <w:right w:val="single" w:sz="4" w:space="0" w:color="auto"/>
+            </w:tcBorders>
+            <w:noWrap/>
+            <w:vAlign w:val="bottom"/>
+            <w:hideMark/>
+          </w:tcPr>
+          <w:p>
+            <w:pPr>
+              <w:spacing w:before="0" w:after="0" w:line="240" w:lineRule="auto"/>
+              <w:jc w:val="right"/>
+              <w:rPr>
+                <w:rFonts w:ascii="Aptos Narrow" w:hAnsi="Aptos Narrow"/>
+                <w:color w:val="000000"/>
+                <w:sz w:val="22"/>
+                <w:szCs w:val="22"/>
+                <w:lang w:val="de-AT" w:eastAsia="de-AT"/>
+              </w:rPr>
+            </w:pPr>
+            <w:r>
+              <w:rPr>
+                <w:rFonts w:ascii="Aptos Narrow" w:hAnsi="Aptos Narrow"/>
+                <w:color w:val="000000"/>
+                <w:sz w:val="22"/>
+                <w:szCs w:val="22"/>
+                <w:lang w:val="de-AT" w:eastAsia="de-AT"/>
+              </w:rPr>
+              <w:t>12</w:t>
+            </w:r>
+          </w:p>
+        </w:tc>
+        <w:tc>
+          <w:tcPr>
+            <w:tcW w:w="1118" w:type="dxa"/>
+            <w:tcBorders>
+              <w:top w:val="nil"/>
+              <w:left w:val="nil"/>
+              <w:bottom w:val="single" w:sz="4" w:space="0" w:color="auto"/>
+              <w:right w:val="single" w:sz="4" w:space="0" w:color="auto"/>
+            </w:tcBorders>
+            <w:noWrap/>
+            <w:vAlign w:val="bottom"/>
+            <w:hideMark/>
+          </w:tcPr>
+          <w:p>
+            <w:pPr>
+              <w:spacing w:before="0" w:after="0" w:line="240" w:lineRule="auto"/>
+              <w:rPr>
+                <w:rFonts w:ascii="Calibri" w:hAnsi="Calibri" w:cs="Calibri"/>
+                <w:sz w:val="22"/>
+                <w:szCs w:val="22"/>
+                <w:lang w:val="de-AT" w:eastAsia="de-AT"/>
+              </w:rPr>
+            </w:pPr>
+            <w:r>
+              <w:rPr>
+                <w:rFonts w:ascii="Calibri" w:hAnsi="Calibri" w:cs="Calibri"/>
+                <w:sz w:val="22"/>
+                <w:szCs w:val="22"/>
+                <w:lang w:val="de-AT" w:eastAsia="de-AT"/>
+              </w:rPr>
+              <w:t>RES 47 OHM 10% 2W AXIAL</w:t>
+            </w:r>
+          </w:p>
+        </w:tc>
+        <w:tc>
+          <w:tcPr>
+            <w:tcW w:w="190" w:type="dxa"/>
+            <w:tcBorders>
+              <w:top w:val="nil"/>
+              <w:left w:val="nil"/>
+              <w:bottom w:val="single" w:sz="4" w:space="0" w:color="auto"/>
+              <w:right w:val="single" w:sz="4" w:space="0" w:color="auto"/>
+            </w:tcBorders>
+            <w:noWrap/>
+            <w:vAlign w:val="bottom"/>
+            <w:hideMark/>
+          </w:tcPr>
+          <w:p>
+            <w:pPr>
+              <w:spacing w:before="0" w:after="0" w:line="240" w:lineRule="auto"/>
+              <w:jc w:val="right"/>
+              <w:rPr>
+                <w:rFonts w:ascii="Calibri" w:hAnsi="Calibri" w:cs="Calibri"/>
+                <w:sz w:val="22"/>
+                <w:szCs w:val="22"/>
+                <w:lang w:val="de-AT" w:eastAsia="de-AT"/>
+              </w:rPr>
+            </w:pPr>
+            <w:r>
+              <w:rPr>
+                <w:rFonts w:ascii="Calibri" w:hAnsi="Calibri" w:cs="Calibri"/>
+                <w:sz w:val="22"/>
+                <w:szCs w:val="22"/>
+                <w:lang w:val="de-AT" w:eastAsia="de-AT"/>
+              </w:rPr>
+              <w:t>20</w:t>
+            </w:r>
+          </w:p>
+        </w:tc>
+        <w:tc>
+          <w:tcPr>
+            <w:tcW w:w="691" w:type="dxa"/>
+            <w:tcBorders>
+              <w:top w:val="nil"/>
+              <w:left w:val="nil"/>
+              <w:bottom w:val="single" w:sz="4" w:space="0" w:color="auto"/>
+              <w:right w:val="single" w:sz="4" w:space="0" w:color="auto"/>
+            </w:tcBorders>
+            <w:noWrap/>
+            <w:vAlign w:val="bottom"/>
+            <w:hideMark/>
+          </w:tcPr>
+          <w:p>
+            <w:pPr>
+              <w:spacing w:before="0" w:after="0" w:line="240" w:lineRule="auto"/>
+              <w:rPr>
+                <w:rFonts w:ascii="Calibri" w:hAnsi="Calibri" w:cs="Calibri"/>
+                <w:sz w:val="22"/>
+                <w:szCs w:val="22"/>
+                <w:lang w:val="de-AT" w:eastAsia="de-AT"/>
+              </w:rPr>
+            </w:pPr>
+            <w:r>
+              <w:rPr>
+                <w:rFonts w:ascii="Calibri" w:hAnsi="Calibri" w:cs="Calibri"/>
+                <w:sz w:val="22"/>
+                <w:szCs w:val="22"/>
+                <w:lang w:val="de-AT" w:eastAsia="de-AT"/>
+              </w:rPr>
+              <w:t>BC3362CT-ND</w:t>
+            </w:r>
+          </w:p>
+        </w:tc>
+        <w:tc>
+          <w:tcPr>
+            <w:tcW w:w="731" w:type="dxa"/>
+            <w:tcBorders>
+              <w:top w:val="nil"/>
+              <w:left w:val="nil"/>
+              <w:bottom w:val="single" w:sz="4" w:space="0" w:color="auto"/>
+              <w:right w:val="single" w:sz="4" w:space="0" w:color="auto"/>
+            </w:tcBorders>
+            <w:noWrap/>
+            <w:vAlign w:val="bottom"/>
+            <w:hideMark/>
+          </w:tcPr>
+          <w:p>
+            <w:pPr>
+              <w:spacing w:before="0" w:after="0" w:line="240" w:lineRule="auto"/>
+              <w:rPr>
+                <w:rFonts w:ascii="Calibri" w:hAnsi="Calibri" w:cs="Calibri"/>
+                <w:sz w:val="22"/>
+                <w:szCs w:val="22"/>
+                <w:lang w:val="de-AT" w:eastAsia="de-AT"/>
+              </w:rPr>
+            </w:pPr>
+            <w:r>
+              <w:rPr>
+                <w:rFonts w:ascii="Calibri" w:hAnsi="Calibri" w:cs="Calibri"/>
+                <w:sz w:val="22"/>
+                <w:szCs w:val="22"/>
+                <w:lang w:val="de-AT" w:eastAsia="de-AT"/>
+              </w:rPr>
+              <w:t>PR02FS0204709KR500</w:t>
+            </w:r>
+          </w:p>
+        </w:tc>
+        <w:tc>
+          <w:tcPr>
+            <w:tcW w:w="423" w:type="dxa"/>
+            <w:tcBorders>
+              <w:top w:val="nil"/>
+              <w:left w:val="nil"/>
+              <w:bottom w:val="single" w:sz="4" w:space="0" w:color="auto"/>
+              <w:right w:val="single" w:sz="4" w:space="0" w:color="auto"/>
+            </w:tcBorders>
+            <w:noWrap/>
+            <w:vAlign w:val="bottom"/>
+            <w:hideMark/>
+          </w:tcPr>
+          <w:p>
+            <w:pPr>
+              <w:spacing w:before="0" w:after="0" w:line="240" w:lineRule="auto"/>
+              <w:rPr>
+                <w:rFonts w:ascii="Aptos Narrow" w:hAnsi="Aptos Narrow"/>
+                <w:color w:val="000000"/>
+                <w:sz w:val="22"/>
+                <w:szCs w:val="22"/>
+                <w:lang w:val="de-AT" w:eastAsia="de-AT"/>
+              </w:rPr>
+            </w:pPr>
+            <w:proofErr w:type="spellStart"/>
+            <w:r>
+              <w:rPr>
+                <w:rFonts w:ascii="Aptos Narrow" w:hAnsi="Aptos Narrow"/>
+                <w:color w:val="000000"/>
+                <w:sz w:val="22"/>
+                <w:szCs w:val="22"/>
+                <w:lang w:val="de-AT" w:eastAsia="de-AT"/>
+              </w:rPr>
+              <w:t>DigiKey</w:t>
+            </w:r>
+            <w:proofErr w:type="spellEnd"/>
+          </w:p>
+        </w:tc>
+        <w:tc>
+          <w:tcPr>
+            <w:tcW w:w="5280" w:type="dxa"/>
+            <w:tcBorders>
+              <w:top w:val="nil"/>
+              <w:left w:val="nil"/>
+              <w:bottom w:val="single" w:sz="4" w:space="0" w:color="auto"/>
+              <w:right w:val="single" w:sz="4" w:space="0" w:color="auto"/>
+            </w:tcBorders>
+            <w:noWrap/>
+            <w:vAlign w:val="bottom"/>
+            <w:hideMark/>
+          </w:tcPr>
+          <w:p>
+            <w:pPr>
+              <w:spacing w:before="0" w:after="0" w:line="240" w:lineRule="auto"/>
+              <w:rPr>
+                <w:rFonts w:ascii="Aptos Narrow" w:hAnsi="Aptos Narrow"/>
+                <w:color w:val="467886"/>
+                <w:sz w:val="22"/>
+                <w:szCs w:val="22"/>
+                <w:u w:val="single"/>
+                <w:lang w:val="de-AT" w:eastAsia="de-AT"/>
+              </w:rPr>
+            </w:pPr>
+            <w:hyperlink r:id="rId38" w:history="1">
+              <w:r>
+                <w:rPr>
+                  <w:rFonts w:ascii="Aptos Narrow" w:hAnsi="Aptos Narrow"/>
+                  <w:color w:val="467886"/>
+                  <w:sz w:val="22"/>
+                  <w:szCs w:val="22"/>
+                  <w:u w:val="single"/>
+                  <w:lang w:val="de-AT" w:eastAsia="de-AT"/>
+                </w:rPr>
+                <w:t>https://www.digikey.at/de/products/detail/vishay-beyschlag-draloric-bc-components/PR02FS0204709KR500/6691138?s=N4IgTCBcDaIEIGEDMSBsYEBUC0A5AIoHAEABIQAoBKADGAGIDKNVALAOxUCcA0hQKxVUSFAKL1ibYgHkAEgFliARioBSYmADqxAIIANAJJaAMiAC6AXyA</w:t>
+              </w:r>
+            </w:hyperlink>
+          </w:p>
+        </w:tc>
+        <w:tc>
+          <w:tcPr>
+            <w:tcW w:w="312" w:type="dxa"/>
+            <w:tcBorders>
+              <w:top w:val="nil"/>
+              <w:left w:val="nil"/>
+              <w:bottom w:val="single" w:sz="4" w:space="0" w:color="auto"/>
+              <w:right w:val="single" w:sz="4" w:space="0" w:color="auto"/>
+            </w:tcBorders>
+            <w:noWrap/>
+            <w:vAlign w:val="bottom"/>
+            <w:hideMark/>
+          </w:tcPr>
+          <w:p>
+            <w:pPr>
+              <w:spacing w:before="0" w:after="0" w:line="240" w:lineRule="auto"/>
+              <w:jc w:val="right"/>
+              <w:rPr>
+                <w:rFonts w:ascii="Calibri" w:hAnsi="Calibri" w:cs="Calibri"/>
+                <w:sz w:val="22"/>
+                <w:szCs w:val="22"/>
+                <w:lang w:val="de-AT" w:eastAsia="de-AT"/>
+              </w:rPr>
+            </w:pPr>
+            <w:r>
+              <w:rPr>
+                <w:rFonts w:ascii="Calibri" w:hAnsi="Calibri" w:cs="Calibri"/>
+                <w:sz w:val="22"/>
+                <w:szCs w:val="22"/>
+                <w:lang w:val="de-AT" w:eastAsia="de-AT"/>
+              </w:rPr>
+              <w:t>0,239</w:t>
+            </w:r>
+          </w:p>
+        </w:tc>
+        <w:tc>
+          <w:tcPr>
+            <w:tcW w:w="217" w:type="dxa"/>
+            <w:tcBorders>
+              <w:top w:val="nil"/>
+              <w:left w:val="nil"/>
+              <w:bottom w:val="single" w:sz="4" w:space="0" w:color="auto"/>
+              <w:right w:val="single" w:sz="4" w:space="0" w:color="auto"/>
+            </w:tcBorders>
+            <w:noWrap/>
+            <w:vAlign w:val="bottom"/>
+            <w:hideMark/>
+          </w:tcPr>
+          <w:p>
+            <w:pPr>
+              <w:spacing w:before="0" w:after="0" w:line="240" w:lineRule="auto"/>
+              <w:rPr>
+                <w:rFonts w:ascii="Aptos Narrow" w:hAnsi="Aptos Narrow"/>
+                <w:color w:val="467886"/>
+                <w:sz w:val="22"/>
+                <w:szCs w:val="22"/>
+                <w:u w:val="single"/>
+                <w:lang w:val="de-AT" w:eastAsia="de-AT"/>
+              </w:rPr>
+            </w:pPr>
+            <w:r>
+              <w:rPr>
+                <w:rFonts w:ascii="Aptos Narrow" w:hAnsi="Aptos Narrow"/>
+                <w:color w:val="467886"/>
+                <w:sz w:val="22"/>
+                <w:szCs w:val="22"/>
+                <w:u w:val="single"/>
+                <w:lang w:val="de-AT" w:eastAsia="de-AT"/>
+              </w:rPr>
+              <w:t> </w:t>
+            </w:r>
+          </w:p>
+        </w:tc>
+        <w:tc>
+          <w:tcPr>
+            <w:tcW w:w="493" w:type="dxa"/>
+            <w:tcBorders>
+              <w:top w:val="nil"/>
+              <w:left w:val="nil"/>
+              <w:bottom w:val="single" w:sz="4" w:space="0" w:color="auto"/>
+              <w:right w:val="single" w:sz="8" w:space="0" w:color="auto"/>
+            </w:tcBorders>
+            <w:noWrap/>
+            <w:vAlign w:val="bottom"/>
+            <w:hideMark/>
+          </w:tcPr>
+          <w:p>
+            <w:pPr>
+              <w:spacing w:before="0" w:after="0" w:line="240" w:lineRule="auto"/>
+              <w:rPr>
+                <w:rFonts w:ascii="Calibri" w:hAnsi="Calibri" w:cs="Calibri"/>
+                <w:sz w:val="22"/>
+                <w:szCs w:val="22"/>
+                <w:lang w:val="de-AT" w:eastAsia="de-AT"/>
+              </w:rPr>
+            </w:pPr>
+            <w:r>
+              <w:rPr>
+                <w:rFonts w:ascii="Calibri" w:hAnsi="Calibri" w:cs="Calibri"/>
+                <w:sz w:val="22"/>
+                <w:szCs w:val="22"/>
+                <w:lang w:val="de-AT" w:eastAsia="de-AT"/>
+              </w:rPr>
+              <w:t xml:space="preserve"> €                            4,78 </w:t>
+            </w:r>
+          </w:p>
+        </w:tc>
+      </w:tr>
+      <w:tr>
+        <w:trPr>
+          <w:trHeight w:val="288"/>
+        </w:trPr>
+        <w:tc>
+          <w:tcPr>
+            <w:tcW w:w="152" w:type="dxa"/>
+            <w:tcBorders>
+              <w:top w:val="nil"/>
+              <w:left w:val="single" w:sz="8" w:space="0" w:color="auto"/>
+              <w:bottom w:val="single" w:sz="4" w:space="0" w:color="auto"/>
+              <w:right w:val="single" w:sz="4" w:space="0" w:color="auto"/>
+            </w:tcBorders>
+            <w:noWrap/>
+            <w:vAlign w:val="bottom"/>
+            <w:hideMark/>
+          </w:tcPr>
+          <w:p>
+            <w:pPr>
+              <w:spacing w:before="0" w:after="0" w:line="240" w:lineRule="auto"/>
+              <w:jc w:val="right"/>
+              <w:rPr>
+                <w:rFonts w:ascii="Aptos Narrow" w:hAnsi="Aptos Narrow"/>
+                <w:color w:val="000000"/>
+                <w:sz w:val="22"/>
+                <w:szCs w:val="22"/>
+                <w:lang w:val="de-AT" w:eastAsia="de-AT"/>
+              </w:rPr>
+            </w:pPr>
+            <w:r>
+              <w:rPr>
+                <w:rFonts w:ascii="Aptos Narrow" w:hAnsi="Aptos Narrow"/>
+                <w:color w:val="000000"/>
+                <w:sz w:val="22"/>
+                <w:szCs w:val="22"/>
+                <w:lang w:val="de-AT" w:eastAsia="de-AT"/>
+              </w:rPr>
+              <w:lastRenderedPageBreak/>
+              <w:t>13</w:t>
+            </w:r>
+          </w:p>
+        </w:tc>
+        <w:tc>
+          <w:tcPr>
+            <w:tcW w:w="1118" w:type="dxa"/>
+            <w:tcBorders>
+              <w:top w:val="nil"/>
+              <w:left w:val="nil"/>
+              <w:bottom w:val="single" w:sz="4" w:space="0" w:color="auto"/>
+              <w:right w:val="single" w:sz="4" w:space="0" w:color="auto"/>
+            </w:tcBorders>
+            <w:noWrap/>
+            <w:vAlign w:val="bottom"/>
+            <w:hideMark/>
+          </w:tcPr>
+          <w:p>
+            <w:pPr>
+              <w:spacing w:before="0" w:after="0" w:line="240" w:lineRule="auto"/>
+              <w:rPr>
+                <w:rFonts w:ascii="Calibri" w:hAnsi="Calibri" w:cs="Calibri"/>
+                <w:sz w:val="22"/>
+                <w:szCs w:val="22"/>
+                <w:lang w:val="en-GB" w:eastAsia="de-AT"/>
+              </w:rPr>
+            </w:pPr>
+            <w:r>
+              <w:rPr>
+                <w:rFonts w:ascii="Calibri" w:hAnsi="Calibri" w:cs="Calibri"/>
+                <w:sz w:val="22"/>
+                <w:szCs w:val="22"/>
+                <w:lang w:val="en-GB" w:eastAsia="de-AT"/>
+              </w:rPr>
+              <w:t>IC BUFF NON-INVERT 5.5V 14-PDIP</w:t>
+            </w:r>
+          </w:p>
+        </w:tc>
+        <w:tc>
+          <w:tcPr>
+            <w:tcW w:w="190" w:type="dxa"/>
+            <w:tcBorders>
+              <w:top w:val="nil"/>
+              <w:left w:val="nil"/>
+              <w:bottom w:val="single" w:sz="4" w:space="0" w:color="auto"/>
+              <w:right w:val="single" w:sz="4" w:space="0" w:color="auto"/>
+            </w:tcBorders>
+            <w:noWrap/>
+            <w:vAlign w:val="bottom"/>
+            <w:hideMark/>
+          </w:tcPr>
+          <w:p>
+            <w:pPr>
+              <w:spacing w:before="0" w:after="0" w:line="240" w:lineRule="auto"/>
+              <w:jc w:val="right"/>
+              <w:rPr>
+                <w:rFonts w:ascii="Calibri" w:hAnsi="Calibri" w:cs="Calibri"/>
+                <w:sz w:val="22"/>
+                <w:szCs w:val="22"/>
+                <w:lang w:val="de-AT" w:eastAsia="de-AT"/>
+              </w:rPr>
+            </w:pPr>
+            <w:r>
+              <w:rPr>
+                <w:rFonts w:ascii="Calibri" w:hAnsi="Calibri" w:cs="Calibri"/>
+                <w:sz w:val="22"/>
+                <w:szCs w:val="22"/>
+                <w:lang w:val="de-AT" w:eastAsia="de-AT"/>
+              </w:rPr>
+              <w:t>3</w:t>
+            </w:r>
+          </w:p>
+        </w:tc>
+        <w:tc>
+          <w:tcPr>
+            <w:tcW w:w="691" w:type="dxa"/>
+            <w:tcBorders>
+              <w:top w:val="nil"/>
+              <w:left w:val="nil"/>
+              <w:bottom w:val="single" w:sz="4" w:space="0" w:color="auto"/>
+              <w:right w:val="single" w:sz="4" w:space="0" w:color="auto"/>
+            </w:tcBorders>
+            <w:noWrap/>
+            <w:vAlign w:val="bottom"/>
+            <w:hideMark/>
+          </w:tcPr>
+          <w:p>
+            <w:pPr>
+              <w:spacing w:before="0" w:after="0" w:line="240" w:lineRule="auto"/>
+              <w:rPr>
+                <w:rFonts w:ascii="Calibri" w:hAnsi="Calibri" w:cs="Calibri"/>
+                <w:sz w:val="22"/>
+                <w:szCs w:val="22"/>
+                <w:lang w:val="de-AT" w:eastAsia="de-AT"/>
+              </w:rPr>
+            </w:pPr>
+            <w:r>
+              <w:rPr>
+                <w:rFonts w:ascii="Calibri" w:hAnsi="Calibri" w:cs="Calibri"/>
+                <w:sz w:val="22"/>
+                <w:szCs w:val="22"/>
+                <w:lang w:val="de-AT" w:eastAsia="de-AT"/>
+              </w:rPr>
+              <w:t>296-4655-5-ND</w:t>
+            </w:r>
+          </w:p>
+        </w:tc>
+        <w:tc>
+          <w:tcPr>
+            <w:tcW w:w="731" w:type="dxa"/>
+            <w:tcBorders>
+              <w:top w:val="nil"/>
+              <w:left w:val="nil"/>
+              <w:bottom w:val="single" w:sz="4" w:space="0" w:color="auto"/>
+              <w:right w:val="single" w:sz="4" w:space="0" w:color="auto"/>
+            </w:tcBorders>
+            <w:noWrap/>
+            <w:vAlign w:val="bottom"/>
+            <w:hideMark/>
+          </w:tcPr>
+          <w:p>
+            <w:pPr>
+              <w:spacing w:before="0" w:after="0" w:line="240" w:lineRule="auto"/>
+              <w:rPr>
+                <w:rFonts w:ascii="Calibri" w:hAnsi="Calibri" w:cs="Calibri"/>
+                <w:sz w:val="22"/>
+                <w:szCs w:val="22"/>
+                <w:lang w:val="de-AT" w:eastAsia="de-AT"/>
+              </w:rPr>
+            </w:pPr>
+            <w:r>
+              <w:rPr>
+                <w:rFonts w:ascii="Calibri" w:hAnsi="Calibri" w:cs="Calibri"/>
+                <w:sz w:val="22"/>
+                <w:szCs w:val="22"/>
+                <w:lang w:val="de-AT" w:eastAsia="de-AT"/>
+              </w:rPr>
+              <w:t>SN74AHCT125N</w:t>
+            </w:r>
+          </w:p>
+        </w:tc>
+        <w:tc>
+          <w:tcPr>
+            <w:tcW w:w="423" w:type="dxa"/>
+            <w:tcBorders>
+              <w:top w:val="nil"/>
+              <w:left w:val="nil"/>
+              <w:bottom w:val="single" w:sz="4" w:space="0" w:color="auto"/>
+              <w:right w:val="single" w:sz="4" w:space="0" w:color="auto"/>
+            </w:tcBorders>
+            <w:noWrap/>
+            <w:vAlign w:val="bottom"/>
+            <w:hideMark/>
+          </w:tcPr>
+          <w:p>
+            <w:pPr>
+              <w:spacing w:before="0" w:after="0" w:line="240" w:lineRule="auto"/>
+              <w:rPr>
+                <w:rFonts w:ascii="Aptos Narrow" w:hAnsi="Aptos Narrow"/>
+                <w:color w:val="000000"/>
+                <w:sz w:val="22"/>
+                <w:szCs w:val="22"/>
+                <w:lang w:val="de-AT" w:eastAsia="de-AT"/>
+              </w:rPr>
+            </w:pPr>
+            <w:proofErr w:type="spellStart"/>
+            <w:r>
+              <w:rPr>
+                <w:rFonts w:ascii="Aptos Narrow" w:hAnsi="Aptos Narrow"/>
+                <w:color w:val="000000"/>
+                <w:sz w:val="22"/>
+                <w:szCs w:val="22"/>
+                <w:lang w:val="de-AT" w:eastAsia="de-AT"/>
+              </w:rPr>
+              <w:t>DigiKey</w:t>
+            </w:r>
+            <w:proofErr w:type="spellEnd"/>
+          </w:p>
+        </w:tc>
+        <w:tc>
+          <w:tcPr>
+            <w:tcW w:w="5280" w:type="dxa"/>
+            <w:tcBorders>
+              <w:top w:val="nil"/>
+              <w:left w:val="nil"/>
+              <w:bottom w:val="single" w:sz="4" w:space="0" w:color="auto"/>
+              <w:right w:val="single" w:sz="4" w:space="0" w:color="auto"/>
+            </w:tcBorders>
+            <w:noWrap/>
+            <w:vAlign w:val="bottom"/>
+            <w:hideMark/>
+          </w:tcPr>
+          <w:p>
+            <w:pPr>
+              <w:spacing w:before="0" w:after="0" w:line="240" w:lineRule="auto"/>
+              <w:rPr>
+                <w:rFonts w:ascii="Aptos Narrow" w:hAnsi="Aptos Narrow"/>
+                <w:color w:val="467886"/>
+                <w:sz w:val="22"/>
+                <w:szCs w:val="22"/>
+                <w:u w:val="single"/>
+                <w:lang w:val="de-AT" w:eastAsia="de-AT"/>
+              </w:rPr>
+            </w:pPr>
+            <w:hyperlink r:id="rId39" w:history="1">
+              <w:r>
+                <w:rPr>
+                  <w:rFonts w:ascii="Aptos Narrow" w:hAnsi="Aptos Narrow"/>
+                  <w:color w:val="467886"/>
+                  <w:sz w:val="22"/>
+                  <w:szCs w:val="22"/>
+                  <w:u w:val="single"/>
+                  <w:lang w:val="de-AT" w:eastAsia="de-AT"/>
+                </w:rPr>
+                <w:t>https://www.digikey.at/de/products/detail/texas-instruments/SN74AHCT125N/375798?s=N4IgTCBcDa4JwDYC0AWBBWdSsDkAigcAQAEBAyjgOwoCCAEgMIAqAjGOjsQJL1EBCAqgDFBRHAHkcSTjgBqAUQBKjIugB06GUWYokABTyddIALoBfIA</w:t>
+              </w:r>
+            </w:hyperlink>
+          </w:p>
+        </w:tc>
+        <w:tc>
+          <w:tcPr>
+            <w:tcW w:w="312" w:type="dxa"/>
+            <w:tcBorders>
+              <w:top w:val="nil"/>
+              <w:left w:val="nil"/>
+              <w:bottom w:val="single" w:sz="4" w:space="0" w:color="auto"/>
+              <w:right w:val="single" w:sz="4" w:space="0" w:color="auto"/>
+            </w:tcBorders>
+            <w:noWrap/>
+            <w:vAlign w:val="bottom"/>
+            <w:hideMark/>
+          </w:tcPr>
+          <w:p>
+            <w:pPr>
+              <w:spacing w:before="0" w:after="0" w:line="240" w:lineRule="auto"/>
+              <w:jc w:val="right"/>
+              <w:rPr>
+                <w:rFonts w:ascii="Calibri" w:hAnsi="Calibri" w:cs="Calibri"/>
+                <w:sz w:val="22"/>
+                <w:szCs w:val="22"/>
+                <w:lang w:val="de-AT" w:eastAsia="de-AT"/>
+              </w:rPr>
+            </w:pPr>
+            <w:r>
+              <w:rPr>
+                <w:rFonts w:ascii="Calibri" w:hAnsi="Calibri" w:cs="Calibri"/>
+                <w:sz w:val="22"/>
+                <w:szCs w:val="22"/>
+                <w:lang w:val="de-AT" w:eastAsia="de-AT"/>
+              </w:rPr>
+              <w:t>0,69</w:t>
+            </w:r>
+          </w:p>
+        </w:tc>
+        <w:tc>
+          <w:tcPr>
+            <w:tcW w:w="217" w:type="dxa"/>
+            <w:tcBorders>
+              <w:top w:val="nil"/>
+              <w:left w:val="nil"/>
+              <w:bottom w:val="single" w:sz="4" w:space="0" w:color="auto"/>
+              <w:right w:val="single" w:sz="4" w:space="0" w:color="auto"/>
+            </w:tcBorders>
+            <w:noWrap/>
+            <w:vAlign w:val="bottom"/>
+            <w:hideMark/>
+          </w:tcPr>
+          <w:p>
+            <w:pPr>
+              <w:spacing w:before="0" w:after="0" w:line="240" w:lineRule="auto"/>
+              <w:rPr>
+                <w:rFonts w:ascii="Aptos Narrow" w:hAnsi="Aptos Narrow"/>
+                <w:color w:val="467886"/>
+                <w:sz w:val="22"/>
+                <w:szCs w:val="22"/>
+                <w:u w:val="single"/>
+                <w:lang w:val="de-AT" w:eastAsia="de-AT"/>
+              </w:rPr>
+            </w:pPr>
+            <w:r>
+              <w:rPr>
+                <w:rFonts w:ascii="Aptos Narrow" w:hAnsi="Aptos Narrow"/>
+                <w:color w:val="467886"/>
+                <w:sz w:val="22"/>
+                <w:szCs w:val="22"/>
+                <w:u w:val="single"/>
+                <w:lang w:val="de-AT" w:eastAsia="de-AT"/>
+              </w:rPr>
+              <w:t> </w:t>
+            </w:r>
+          </w:p>
+        </w:tc>
+        <w:tc>
+          <w:tcPr>
+            <w:tcW w:w="493" w:type="dxa"/>
+            <w:tcBorders>
+              <w:top w:val="nil"/>
+              <w:left w:val="nil"/>
+              <w:bottom w:val="single" w:sz="4" w:space="0" w:color="auto"/>
+              <w:right w:val="single" w:sz="8" w:space="0" w:color="auto"/>
+            </w:tcBorders>
+            <w:noWrap/>
+            <w:vAlign w:val="bottom"/>
+            <w:hideMark/>
+          </w:tcPr>
+          <w:p>
+            <w:pPr>
+              <w:spacing w:before="0" w:after="0" w:line="240" w:lineRule="auto"/>
+              <w:rPr>
+                <w:rFonts w:ascii="Calibri" w:hAnsi="Calibri" w:cs="Calibri"/>
+                <w:sz w:val="22"/>
+                <w:szCs w:val="22"/>
+                <w:lang w:val="de-AT" w:eastAsia="de-AT"/>
+              </w:rPr>
+            </w:pPr>
+            <w:r>
+              <w:rPr>
+                <w:rFonts w:ascii="Calibri" w:hAnsi="Calibri" w:cs="Calibri"/>
+                <w:sz w:val="22"/>
+                <w:szCs w:val="22"/>
+                <w:lang w:val="de-AT" w:eastAsia="de-AT"/>
+              </w:rPr>
+              <w:t xml:space="preserve"> €                            2,07 </w:t>
+            </w:r>
+          </w:p>
+        </w:tc>
+      </w:tr>
+      <w:tr>
+        <w:trPr>
+          <w:trHeight w:val="288"/>
+        </w:trPr>
+        <w:tc>
+          <w:tcPr>
+            <w:tcW w:w="152" w:type="dxa"/>
+            <w:tcBorders>
+              <w:top w:val="nil"/>
+              <w:left w:val="single" w:sz="8" w:space="0" w:color="auto"/>
+              <w:bottom w:val="single" w:sz="4" w:space="0" w:color="auto"/>
+              <w:right w:val="single" w:sz="4" w:space="0" w:color="auto"/>
+            </w:tcBorders>
+            <w:noWrap/>
+            <w:vAlign w:val="bottom"/>
+            <w:hideMark/>
+          </w:tcPr>
+          <w:p>
+            <w:pPr>
+              <w:spacing w:before="0" w:after="0" w:line="240" w:lineRule="auto"/>
+              <w:jc w:val="right"/>
+              <w:rPr>
+                <w:rFonts w:ascii="Aptos Narrow" w:hAnsi="Aptos Narrow"/>
+                <w:color w:val="000000"/>
+                <w:sz w:val="22"/>
+                <w:szCs w:val="22"/>
+                <w:lang w:val="de-AT" w:eastAsia="de-AT"/>
+              </w:rPr>
+            </w:pPr>
+            <w:r>
+              <w:rPr>
+                <w:rFonts w:ascii="Aptos Narrow" w:hAnsi="Aptos Narrow"/>
+                <w:color w:val="000000"/>
+                <w:sz w:val="22"/>
+                <w:szCs w:val="22"/>
+                <w:lang w:val="de-AT" w:eastAsia="de-AT"/>
+              </w:rPr>
+              <w:t>14</w:t>
+            </w:r>
+          </w:p>
+        </w:tc>
+        <w:tc>
+          <w:tcPr>
+            <w:tcW w:w="1118" w:type="dxa"/>
+            <w:tcBorders>
+              <w:top w:val="nil"/>
+              <w:left w:val="nil"/>
+              <w:bottom w:val="single" w:sz="4" w:space="0" w:color="auto"/>
+              <w:right w:val="single" w:sz="4" w:space="0" w:color="auto"/>
+            </w:tcBorders>
+            <w:noWrap/>
+            <w:vAlign w:val="bottom"/>
+            <w:hideMark/>
+          </w:tcPr>
+          <w:p>
+            <w:pPr>
+              <w:spacing w:before="0" w:after="0" w:line="240" w:lineRule="auto"/>
+              <w:rPr>
+                <w:rFonts w:ascii="Calibri" w:hAnsi="Calibri" w:cs="Calibri"/>
+                <w:sz w:val="22"/>
+                <w:szCs w:val="22"/>
+                <w:lang w:val="en-GB" w:eastAsia="de-AT"/>
+              </w:rPr>
+            </w:pPr>
+            <w:r>
+              <w:rPr>
+                <w:rFonts w:ascii="Calibri" w:hAnsi="Calibri" w:cs="Calibri"/>
+                <w:sz w:val="22"/>
+                <w:szCs w:val="22"/>
+                <w:lang w:val="en-GB" w:eastAsia="de-AT"/>
+              </w:rPr>
+              <w:t>SWITCH ROCKER SPST 10A 125V</w:t>
+            </w:r>
+          </w:p>
+        </w:tc>
+        <w:tc>
+          <w:tcPr>
+            <w:tcW w:w="190" w:type="dxa"/>
+            <w:tcBorders>
+              <w:top w:val="nil"/>
+              <w:left w:val="nil"/>
+              <w:bottom w:val="single" w:sz="4" w:space="0" w:color="auto"/>
+              <w:right w:val="single" w:sz="4" w:space="0" w:color="auto"/>
+            </w:tcBorders>
+            <w:noWrap/>
+            <w:vAlign w:val="bottom"/>
+            <w:hideMark/>
+          </w:tcPr>
+          <w:p>
+            <w:pPr>
+              <w:spacing w:before="0" w:after="0" w:line="240" w:lineRule="auto"/>
+              <w:jc w:val="right"/>
+              <w:rPr>
+                <w:rFonts w:ascii="Calibri" w:hAnsi="Calibri" w:cs="Calibri"/>
+                <w:sz w:val="22"/>
+                <w:szCs w:val="22"/>
+                <w:lang w:val="de-AT" w:eastAsia="de-AT"/>
+              </w:rPr>
+            </w:pPr>
+            <w:r>
+              <w:rPr>
+                <w:rFonts w:ascii="Calibri" w:hAnsi="Calibri" w:cs="Calibri"/>
+                <w:sz w:val="22"/>
+                <w:szCs w:val="22"/>
+                <w:lang w:val="de-AT" w:eastAsia="de-AT"/>
+              </w:rPr>
+              <w:t>1</w:t>
+            </w:r>
+          </w:p>
+        </w:tc>
+        <w:tc>
+          <w:tcPr>
+            <w:tcW w:w="691" w:type="dxa"/>
+            <w:tcBorders>
+              <w:top w:val="nil"/>
+              <w:left w:val="nil"/>
+              <w:bottom w:val="single" w:sz="4" w:space="0" w:color="auto"/>
+              <w:right w:val="single" w:sz="4" w:space="0" w:color="auto"/>
+            </w:tcBorders>
+            <w:noWrap/>
+            <w:vAlign w:val="bottom"/>
+            <w:hideMark/>
+          </w:tcPr>
+          <w:p>
+            <w:pPr>
+              <w:spacing w:before="0" w:after="0" w:line="240" w:lineRule="auto"/>
+              <w:rPr>
+                <w:rFonts w:ascii="Calibri" w:hAnsi="Calibri" w:cs="Calibri"/>
+                <w:sz w:val="22"/>
+                <w:szCs w:val="22"/>
+                <w:lang w:val="de-AT" w:eastAsia="de-AT"/>
+              </w:rPr>
+            </w:pPr>
+            <w:r>
+              <w:rPr>
+                <w:rFonts w:ascii="Calibri" w:hAnsi="Calibri" w:cs="Calibri"/>
+                <w:sz w:val="22"/>
+                <w:szCs w:val="22"/>
+                <w:lang w:val="de-AT" w:eastAsia="de-AT"/>
+              </w:rPr>
+              <w:t>EG5619-ND</w:t>
+            </w:r>
+          </w:p>
+        </w:tc>
+        <w:tc>
+          <w:tcPr>
+            <w:tcW w:w="731" w:type="dxa"/>
+            <w:tcBorders>
+              <w:top w:val="nil"/>
+              <w:left w:val="nil"/>
+              <w:bottom w:val="single" w:sz="4" w:space="0" w:color="auto"/>
+              <w:right w:val="single" w:sz="4" w:space="0" w:color="auto"/>
+            </w:tcBorders>
+            <w:noWrap/>
+            <w:vAlign w:val="bottom"/>
+            <w:hideMark/>
+          </w:tcPr>
+          <w:p>
+            <w:pPr>
+              <w:spacing w:before="0" w:after="0" w:line="240" w:lineRule="auto"/>
+              <w:rPr>
+                <w:rFonts w:ascii="Calibri" w:hAnsi="Calibri" w:cs="Calibri"/>
+                <w:sz w:val="22"/>
+                <w:szCs w:val="22"/>
+                <w:lang w:val="de-AT" w:eastAsia="de-AT"/>
+              </w:rPr>
+            </w:pPr>
+            <w:r>
+              <w:rPr>
+                <w:rFonts w:ascii="Calibri" w:hAnsi="Calibri" w:cs="Calibri"/>
+                <w:sz w:val="22"/>
+                <w:szCs w:val="22"/>
+                <w:lang w:val="de-AT" w:eastAsia="de-AT"/>
+              </w:rPr>
+              <w:t>RA1113112R</w:t>
+            </w:r>
+          </w:p>
+        </w:tc>
+        <w:tc>
+          <w:tcPr>
+            <w:tcW w:w="423" w:type="dxa"/>
+            <w:tcBorders>
+              <w:top w:val="nil"/>
+              <w:left w:val="nil"/>
+              <w:bottom w:val="single" w:sz="4" w:space="0" w:color="auto"/>
+              <w:right w:val="single" w:sz="4" w:space="0" w:color="auto"/>
+            </w:tcBorders>
+            <w:noWrap/>
+            <w:vAlign w:val="bottom"/>
+            <w:hideMark/>
+          </w:tcPr>
+          <w:p>
+            <w:pPr>
+              <w:spacing w:before="0" w:after="0" w:line="240" w:lineRule="auto"/>
+              <w:rPr>
+                <w:rFonts w:ascii="Aptos Narrow" w:hAnsi="Aptos Narrow"/>
+                <w:color w:val="000000"/>
+                <w:sz w:val="22"/>
+                <w:szCs w:val="22"/>
+                <w:lang w:val="de-AT" w:eastAsia="de-AT"/>
+              </w:rPr>
+            </w:pPr>
+            <w:proofErr w:type="spellStart"/>
+            <w:r>
+              <w:rPr>
+                <w:rFonts w:ascii="Aptos Narrow" w:hAnsi="Aptos Narrow"/>
+                <w:color w:val="000000"/>
+                <w:sz w:val="22"/>
+                <w:szCs w:val="22"/>
+                <w:lang w:val="de-AT" w:eastAsia="de-AT"/>
+              </w:rPr>
+              <w:t>DigiKey</w:t>
+            </w:r>
+            <w:proofErr w:type="spellEnd"/>
+          </w:p>
+        </w:tc>
+        <w:tc>
+          <w:tcPr>
+            <w:tcW w:w="5280" w:type="dxa"/>
+            <w:tcBorders>
+              <w:top w:val="nil"/>
+              <w:left w:val="nil"/>
+              <w:bottom w:val="single" w:sz="4" w:space="0" w:color="auto"/>
+              <w:right w:val="single" w:sz="4" w:space="0" w:color="auto"/>
+            </w:tcBorders>
+            <w:noWrap/>
+            <w:vAlign w:val="bottom"/>
+            <w:hideMark/>
+          </w:tcPr>
+          <w:p>
+            <w:pPr>
+              <w:spacing w:before="0" w:after="0" w:line="240" w:lineRule="auto"/>
+              <w:rPr>
+                <w:rFonts w:ascii="Aptos Narrow" w:hAnsi="Aptos Narrow"/>
+                <w:color w:val="467886"/>
+                <w:sz w:val="22"/>
+                <w:szCs w:val="22"/>
+                <w:u w:val="single"/>
+                <w:lang w:val="de-AT" w:eastAsia="de-AT"/>
+              </w:rPr>
+            </w:pPr>
+            <w:hyperlink r:id="rId40" w:history="1">
+              <w:r>
+                <w:rPr>
+                  <w:rFonts w:ascii="Aptos Narrow" w:hAnsi="Aptos Narrow"/>
+                  <w:color w:val="467886"/>
+                  <w:sz w:val="22"/>
+                  <w:szCs w:val="22"/>
+                  <w:u w:val="single"/>
+                  <w:lang w:val="de-AT" w:eastAsia="de-AT"/>
+                </w:rPr>
+                <w:t>https://www.digikey.at/de/products/detail/e-switch/RA1113112R/3778055?s=N4IgTCBcDaIKIHECsA2AjATgLQDkAigcAQAEBASgIJpUDMVYpxAygOoCSAKgMIASRpA8pwDScUkUYAFRuyJoADOVlgkANRABdAL5A</w:t>
+              </w:r>
+            </w:hyperlink>
+          </w:p>
+        </w:tc>
+        <w:tc>
+          <w:tcPr>
+            <w:tcW w:w="312" w:type="dxa"/>
+            <w:tcBorders>
+              <w:top w:val="nil"/>
+              <w:left w:val="nil"/>
+              <w:bottom w:val="single" w:sz="4" w:space="0" w:color="auto"/>
+              <w:right w:val="single" w:sz="4" w:space="0" w:color="auto"/>
+            </w:tcBorders>
+            <w:noWrap/>
+            <w:vAlign w:val="bottom"/>
+            <w:hideMark/>
+          </w:tcPr>
+          <w:p>
+            <w:pPr>
+              <w:spacing w:before="0" w:after="0" w:line="240" w:lineRule="auto"/>
+              <w:jc w:val="right"/>
+              <w:rPr>
+                <w:rFonts w:ascii="Calibri" w:hAnsi="Calibri" w:cs="Calibri"/>
+                <w:sz w:val="22"/>
+                <w:szCs w:val="22"/>
+                <w:lang w:val="de-AT" w:eastAsia="de-AT"/>
+              </w:rPr>
+            </w:pPr>
+            <w:r>
+              <w:rPr>
+                <w:rFonts w:ascii="Calibri" w:hAnsi="Calibri" w:cs="Calibri"/>
+                <w:sz w:val="22"/>
+                <w:szCs w:val="22"/>
+                <w:lang w:val="de-AT" w:eastAsia="de-AT"/>
+              </w:rPr>
+              <w:t>0,55</w:t>
+            </w:r>
+          </w:p>
+        </w:tc>
+        <w:tc>
+          <w:tcPr>
+            <w:tcW w:w="217" w:type="dxa"/>
+            <w:tcBorders>
+              <w:top w:val="nil"/>
+              <w:left w:val="nil"/>
+              <w:bottom w:val="single" w:sz="4" w:space="0" w:color="auto"/>
+              <w:right w:val="single" w:sz="4" w:space="0" w:color="auto"/>
+            </w:tcBorders>
+            <w:noWrap/>
+            <w:vAlign w:val="bottom"/>
+            <w:hideMark/>
+          </w:tcPr>
+          <w:p>
+            <w:pPr>
+              <w:spacing w:before="0" w:after="0" w:line="240" w:lineRule="auto"/>
+              <w:rPr>
+                <w:rFonts w:ascii="Aptos Narrow" w:hAnsi="Aptos Narrow"/>
+                <w:color w:val="467886"/>
+                <w:sz w:val="22"/>
+                <w:szCs w:val="22"/>
+                <w:u w:val="single"/>
+                <w:lang w:val="de-AT" w:eastAsia="de-AT"/>
+              </w:rPr>
+            </w:pPr>
+            <w:r>
+              <w:rPr>
+                <w:rFonts w:ascii="Aptos Narrow" w:hAnsi="Aptos Narrow"/>
+                <w:color w:val="467886"/>
+                <w:sz w:val="22"/>
+                <w:szCs w:val="22"/>
+                <w:u w:val="single"/>
+                <w:lang w:val="de-AT" w:eastAsia="de-AT"/>
+              </w:rPr>
+              <w:t> </w:t>
+            </w:r>
+          </w:p>
+        </w:tc>
+        <w:tc>
+          <w:tcPr>
+            <w:tcW w:w="493" w:type="dxa"/>
+            <w:tcBorders>
+              <w:top w:val="nil"/>
+              <w:left w:val="nil"/>
+              <w:bottom w:val="single" w:sz="4" w:space="0" w:color="auto"/>
+              <w:right w:val="single" w:sz="8" w:space="0" w:color="auto"/>
+            </w:tcBorders>
+            <w:noWrap/>
+            <w:vAlign w:val="bottom"/>
+            <w:hideMark/>
+          </w:tcPr>
+          <w:p>
+            <w:pPr>
+              <w:spacing w:before="0" w:after="0" w:line="240" w:lineRule="auto"/>
+              <w:rPr>
+                <w:rFonts w:ascii="Calibri" w:hAnsi="Calibri" w:cs="Calibri"/>
+                <w:sz w:val="22"/>
+                <w:szCs w:val="22"/>
+                <w:lang w:val="de-AT" w:eastAsia="de-AT"/>
+              </w:rPr>
+            </w:pPr>
+            <w:r>
+              <w:rPr>
+                <w:rFonts w:ascii="Calibri" w:hAnsi="Calibri" w:cs="Calibri"/>
+                <w:sz w:val="22"/>
+                <w:szCs w:val="22"/>
+                <w:lang w:val="de-AT" w:eastAsia="de-AT"/>
+              </w:rPr>
+              <w:t xml:space="preserve"> €                            0,55 </w:t>
+            </w:r>
+          </w:p>
+        </w:tc>
+      </w:tr>
+      <w:tr>
+        <w:trPr>
+          <w:trHeight w:val="288"/>
+        </w:trPr>
+        <w:tc>
+          <w:tcPr>
+            <w:tcW w:w="152" w:type="dxa"/>
+            <w:tcBorders>
+              <w:top w:val="nil"/>
+              <w:left w:val="single" w:sz="8" w:space="0" w:color="auto"/>
+              <w:bottom w:val="single" w:sz="4" w:space="0" w:color="auto"/>
+              <w:right w:val="single" w:sz="4" w:space="0" w:color="auto"/>
+            </w:tcBorders>
+            <w:noWrap/>
+            <w:vAlign w:val="bottom"/>
+            <w:hideMark/>
+          </w:tcPr>
+          <w:p>
+            <w:pPr>
+              <w:spacing w:before="0" w:after="0" w:line="240" w:lineRule="auto"/>
+              <w:jc w:val="right"/>
+              <w:rPr>
+                <w:rFonts w:ascii="Aptos Narrow" w:hAnsi="Aptos Narrow"/>
+                <w:color w:val="000000"/>
+                <w:sz w:val="22"/>
+                <w:szCs w:val="22"/>
+                <w:lang w:val="de-AT" w:eastAsia="de-AT"/>
+              </w:rPr>
+            </w:pPr>
+            <w:r>
+              <w:rPr>
+                <w:rFonts w:ascii="Aptos Narrow" w:hAnsi="Aptos Narrow"/>
+                <w:color w:val="000000"/>
+                <w:sz w:val="22"/>
+                <w:szCs w:val="22"/>
+                <w:lang w:val="de-AT" w:eastAsia="de-AT"/>
+              </w:rPr>
+              <w:t>15</w:t>
+            </w:r>
+          </w:p>
+        </w:tc>
+        <w:tc>
+          <w:tcPr>
+            <w:tcW w:w="1118" w:type="dxa"/>
+            <w:tcBorders>
+              <w:top w:val="nil"/>
+              <w:left w:val="nil"/>
+              <w:bottom w:val="single" w:sz="4" w:space="0" w:color="auto"/>
+              <w:right w:val="single" w:sz="4" w:space="0" w:color="auto"/>
+            </w:tcBorders>
+            <w:noWrap/>
+            <w:vAlign w:val="bottom"/>
+            <w:hideMark/>
+          </w:tcPr>
+          <w:p>
+            <w:pPr>
+              <w:spacing w:before="0" w:after="0" w:line="240" w:lineRule="auto"/>
+              <w:rPr>
+                <w:rFonts w:ascii="Calibri" w:hAnsi="Calibri" w:cs="Calibri"/>
+                <w:sz w:val="22"/>
+                <w:szCs w:val="22"/>
+                <w:lang w:val="de-AT" w:eastAsia="de-AT"/>
+              </w:rPr>
+            </w:pPr>
+            <w:r>
+              <w:rPr>
+                <w:rFonts w:ascii="Calibri" w:hAnsi="Calibri" w:cs="Calibri"/>
+                <w:sz w:val="22"/>
+                <w:szCs w:val="22"/>
+                <w:lang w:val="de-AT" w:eastAsia="de-AT"/>
+              </w:rPr>
+              <w:t>+5V2.4A;18AWG/150CM</w:t>
+            </w:r>
+          </w:p>
+        </w:tc>
+        <w:tc>
+          <w:tcPr>
+            <w:tcW w:w="190" w:type="dxa"/>
+            <w:tcBorders>
+              <w:top w:val="nil"/>
+              <w:left w:val="nil"/>
+              <w:bottom w:val="single" w:sz="4" w:space="0" w:color="auto"/>
+              <w:right w:val="single" w:sz="4" w:space="0" w:color="auto"/>
+            </w:tcBorders>
+            <w:noWrap/>
+            <w:vAlign w:val="bottom"/>
+            <w:hideMark/>
+          </w:tcPr>
+          <w:p>
+            <w:pPr>
+              <w:spacing w:before="0" w:after="0" w:line="240" w:lineRule="auto"/>
+              <w:jc w:val="right"/>
+              <w:rPr>
+                <w:rFonts w:ascii="Calibri" w:hAnsi="Calibri" w:cs="Calibri"/>
+                <w:sz w:val="22"/>
+                <w:szCs w:val="22"/>
+                <w:lang w:val="de-AT" w:eastAsia="de-AT"/>
+              </w:rPr>
+            </w:pPr>
+            <w:r>
+              <w:rPr>
+                <w:rFonts w:ascii="Calibri" w:hAnsi="Calibri" w:cs="Calibri"/>
+                <w:sz w:val="22"/>
+                <w:szCs w:val="22"/>
+                <w:lang w:val="de-AT" w:eastAsia="de-AT"/>
+              </w:rPr>
+              <w:t>1</w:t>
+            </w:r>
+          </w:p>
+        </w:tc>
+        <w:tc>
+          <w:tcPr>
+            <w:tcW w:w="691" w:type="dxa"/>
+            <w:tcBorders>
+              <w:top w:val="nil"/>
+              <w:left w:val="nil"/>
+              <w:bottom w:val="single" w:sz="4" w:space="0" w:color="auto"/>
+              <w:right w:val="single" w:sz="4" w:space="0" w:color="auto"/>
+            </w:tcBorders>
+            <w:noWrap/>
+            <w:vAlign w:val="bottom"/>
+            <w:hideMark/>
+          </w:tcPr>
+          <w:p>
+            <w:pPr>
+              <w:spacing w:before="0" w:after="0" w:line="240" w:lineRule="auto"/>
+              <w:rPr>
+                <w:rFonts w:ascii="Calibri" w:hAnsi="Calibri" w:cs="Calibri"/>
+                <w:sz w:val="22"/>
+                <w:szCs w:val="22"/>
+                <w:lang w:val="de-AT" w:eastAsia="de-AT"/>
+              </w:rPr>
+            </w:pPr>
+            <w:r>
+              <w:rPr>
+                <w:rFonts w:ascii="Calibri" w:hAnsi="Calibri" w:cs="Calibri"/>
+                <w:sz w:val="22"/>
+                <w:szCs w:val="22"/>
+                <w:lang w:val="de-AT" w:eastAsia="de-AT"/>
+              </w:rPr>
+              <w:t>1866-NGE12E05-P1J-ND</w:t>
+            </w:r>
+          </w:p>
+        </w:tc>
+        <w:tc>
+          <w:tcPr>
+            <w:tcW w:w="731" w:type="dxa"/>
+            <w:tcBorders>
+              <w:top w:val="nil"/>
+              <w:left w:val="nil"/>
+              <w:bottom w:val="single" w:sz="4" w:space="0" w:color="auto"/>
+              <w:right w:val="single" w:sz="4" w:space="0" w:color="auto"/>
+            </w:tcBorders>
+            <w:noWrap/>
+            <w:vAlign w:val="bottom"/>
+            <w:hideMark/>
+          </w:tcPr>
+          <w:p>
+            <w:pPr>
+              <w:spacing w:before="0" w:after="0" w:line="240" w:lineRule="auto"/>
+              <w:rPr>
+                <w:rFonts w:ascii="Calibri" w:hAnsi="Calibri" w:cs="Calibri"/>
+                <w:sz w:val="22"/>
+                <w:szCs w:val="22"/>
+                <w:lang w:val="de-AT" w:eastAsia="de-AT"/>
+              </w:rPr>
+            </w:pPr>
+            <w:r>
+              <w:rPr>
+                <w:rFonts w:ascii="Calibri" w:hAnsi="Calibri" w:cs="Calibri"/>
+                <w:sz w:val="22"/>
+                <w:szCs w:val="22"/>
+                <w:lang w:val="de-AT" w:eastAsia="de-AT"/>
+              </w:rPr>
+              <w:t>NGE12E05-P1J</w:t>
+            </w:r>
+          </w:p>
+        </w:tc>
+        <w:tc>
+          <w:tcPr>
+            <w:tcW w:w="423" w:type="dxa"/>
+            <w:tcBorders>
+              <w:top w:val="nil"/>
+              <w:left w:val="nil"/>
+              <w:bottom w:val="single" w:sz="4" w:space="0" w:color="auto"/>
+              <w:right w:val="single" w:sz="4" w:space="0" w:color="auto"/>
+            </w:tcBorders>
+            <w:noWrap/>
+            <w:vAlign w:val="bottom"/>
+            <w:hideMark/>
+          </w:tcPr>
+          <w:p>
+            <w:pPr>
+              <w:spacing w:before="0" w:after="0" w:line="240" w:lineRule="auto"/>
+              <w:rPr>
+                <w:rFonts w:ascii="Aptos Narrow" w:hAnsi="Aptos Narrow"/>
+                <w:color w:val="000000"/>
+                <w:sz w:val="22"/>
+                <w:szCs w:val="22"/>
+                <w:lang w:val="de-AT" w:eastAsia="de-AT"/>
+              </w:rPr>
+            </w:pPr>
+            <w:proofErr w:type="spellStart"/>
+            <w:r>
+              <w:rPr>
+                <w:rFonts w:ascii="Aptos Narrow" w:hAnsi="Aptos Narrow"/>
+                <w:color w:val="000000"/>
+                <w:sz w:val="22"/>
+                <w:szCs w:val="22"/>
+                <w:lang w:val="de-AT" w:eastAsia="de-AT"/>
+              </w:rPr>
+              <w:t>DigiKey</w:t>
+            </w:r>
+            <w:proofErr w:type="spellEnd"/>
+          </w:p>
+        </w:tc>
+        <w:tc>
+          <w:tcPr>
+            <w:tcW w:w="5280" w:type="dxa"/>
+            <w:tcBorders>
+              <w:top w:val="nil"/>
+              <w:left w:val="nil"/>
+              <w:bottom w:val="single" w:sz="4" w:space="0" w:color="auto"/>
+              <w:right w:val="single" w:sz="4" w:space="0" w:color="auto"/>
+            </w:tcBorders>
+            <w:noWrap/>
+            <w:vAlign w:val="bottom"/>
+            <w:hideMark/>
+          </w:tcPr>
+          <w:p>
+            <w:pPr>
+              <w:spacing w:before="0" w:after="0" w:line="240" w:lineRule="auto"/>
+              <w:rPr>
+                <w:rFonts w:ascii="Aptos Narrow" w:hAnsi="Aptos Narrow"/>
+                <w:color w:val="467886"/>
+                <w:sz w:val="22"/>
+                <w:szCs w:val="22"/>
+                <w:u w:val="single"/>
+                <w:lang w:val="de-AT" w:eastAsia="de-AT"/>
+              </w:rPr>
+            </w:pPr>
+            <w:hyperlink r:id="rId41" w:history="1">
+              <w:r>
+                <w:rPr>
+                  <w:rFonts w:ascii="Aptos Narrow" w:hAnsi="Aptos Narrow"/>
+                  <w:color w:val="467886"/>
+                  <w:sz w:val="22"/>
+                  <w:szCs w:val="22"/>
+                  <w:u w:val="single"/>
+                  <w:lang w:val="de-AT" w:eastAsia="de-AT"/>
+                </w:rPr>
+                <w:t>https://www.digikey.at/de/products/detail/mean-well-usa-inc/NGE12E05-P1J/22118921?s=N4IgTCBcDaKHAEBGAHANhQWgHIHECiCxcAGAVnQAUEApLAETgAI4d9DSLrGBqEgNTAB0AFgCCAbmQiA6tgD0CEkQDCAWRABdAL5A</w:t>
+              </w:r>
+            </w:hyperlink>
+          </w:p>
+        </w:tc>
+        <w:tc>
+          <w:tcPr>
+            <w:tcW w:w="312" w:type="dxa"/>
+            <w:tcBorders>
+              <w:top w:val="nil"/>
+              <w:left w:val="nil"/>
+              <w:bottom w:val="single" w:sz="4" w:space="0" w:color="auto"/>
+              <w:right w:val="single" w:sz="4" w:space="0" w:color="auto"/>
+            </w:tcBorders>
+            <w:noWrap/>
+            <w:vAlign w:val="bottom"/>
+            <w:hideMark/>
+          </w:tcPr>
+          <w:p>
+            <w:pPr>
+              <w:spacing w:before="0" w:after="0" w:line="240" w:lineRule="auto"/>
+              <w:jc w:val="right"/>
+              <w:rPr>
+                <w:rFonts w:ascii="Calibri" w:hAnsi="Calibri" w:cs="Calibri"/>
+                <w:sz w:val="22"/>
+                <w:szCs w:val="22"/>
+                <w:lang w:val="de-AT" w:eastAsia="de-AT"/>
+              </w:rPr>
+            </w:pPr>
+            <w:r>
+              <w:rPr>
+                <w:rFonts w:ascii="Calibri" w:hAnsi="Calibri" w:cs="Calibri"/>
+                <w:sz w:val="22"/>
+                <w:szCs w:val="22"/>
+                <w:lang w:val="de-AT" w:eastAsia="de-AT"/>
+              </w:rPr>
+              <w:t>9,08</w:t>
+            </w:r>
+          </w:p>
+        </w:tc>
+        <w:tc>
+          <w:tcPr>
+            <w:tcW w:w="217" w:type="dxa"/>
+            <w:tcBorders>
+              <w:top w:val="nil"/>
+              <w:left w:val="nil"/>
+              <w:bottom w:val="single" w:sz="4" w:space="0" w:color="auto"/>
+              <w:right w:val="single" w:sz="4" w:space="0" w:color="auto"/>
+            </w:tcBorders>
+            <w:noWrap/>
+            <w:vAlign w:val="bottom"/>
+            <w:hideMark/>
+          </w:tcPr>
+          <w:p>
+            <w:pPr>
+              <w:spacing w:before="0" w:after="0" w:line="240" w:lineRule="auto"/>
+              <w:rPr>
+                <w:rFonts w:ascii="Aptos Narrow" w:hAnsi="Aptos Narrow"/>
+                <w:color w:val="467886"/>
+                <w:sz w:val="22"/>
+                <w:szCs w:val="22"/>
+                <w:u w:val="single"/>
+                <w:lang w:val="de-AT" w:eastAsia="de-AT"/>
+              </w:rPr>
+            </w:pPr>
+            <w:r>
+              <w:rPr>
+                <w:rFonts w:ascii="Aptos Narrow" w:hAnsi="Aptos Narrow"/>
+                <w:color w:val="467886"/>
+                <w:sz w:val="22"/>
+                <w:szCs w:val="22"/>
+                <w:u w:val="single"/>
+                <w:lang w:val="de-AT" w:eastAsia="de-AT"/>
+              </w:rPr>
+              <w:t> </w:t>
+            </w:r>
+          </w:p>
+        </w:tc>
+        <w:tc>
+          <w:tcPr>
+            <w:tcW w:w="493" w:type="dxa"/>
+            <w:tcBorders>
+              <w:top w:val="nil"/>
+              <w:left w:val="nil"/>
+              <w:bottom w:val="single" w:sz="4" w:space="0" w:color="auto"/>
+              <w:right w:val="single" w:sz="8" w:space="0" w:color="auto"/>
+            </w:tcBorders>
+            <w:noWrap/>
+            <w:vAlign w:val="bottom"/>
+            <w:hideMark/>
+          </w:tcPr>
+          <w:p>
+            <w:pPr>
+              <w:spacing w:before="0" w:after="0" w:line="240" w:lineRule="auto"/>
+              <w:rPr>
+                <w:rFonts w:ascii="Calibri" w:hAnsi="Calibri" w:cs="Calibri"/>
+                <w:sz w:val="22"/>
+                <w:szCs w:val="22"/>
+                <w:lang w:val="de-AT" w:eastAsia="de-AT"/>
+              </w:rPr>
+            </w:pPr>
+            <w:r>
+              <w:rPr>
+                <w:rFonts w:ascii="Calibri" w:hAnsi="Calibri" w:cs="Calibri"/>
+                <w:sz w:val="22"/>
+                <w:szCs w:val="22"/>
+                <w:lang w:val="de-AT" w:eastAsia="de-AT"/>
+              </w:rPr>
+              <w:t xml:space="preserve"> €                            9,08 </w:t>
+            </w:r>
+          </w:p>
+        </w:tc>
+      </w:tr>
+      <w:tr>
+        <w:trPr>
+          <w:trHeight w:val="288"/>
+        </w:trPr>
+        <w:tc>
+          <w:tcPr>
+            <w:tcW w:w="152" w:type="dxa"/>
+            <w:tcBorders>
+              <w:top w:val="nil"/>
+              <w:left w:val="single" w:sz="8" w:space="0" w:color="auto"/>
+              <w:bottom w:val="single" w:sz="4" w:space="0" w:color="auto"/>
+              <w:right w:val="single" w:sz="4" w:space="0" w:color="auto"/>
+            </w:tcBorders>
+            <w:noWrap/>
+            <w:vAlign w:val="bottom"/>
+            <w:hideMark/>
+          </w:tcPr>
+          <w:p>
+            <w:pPr>
+              <w:spacing w:before="0" w:after="0" w:line="240" w:lineRule="auto"/>
+              <w:rPr>
+                <w:rFonts w:ascii="Calibri" w:hAnsi="Calibri" w:cs="Calibri"/>
+                <w:sz w:val="22"/>
+                <w:szCs w:val="22"/>
+                <w:lang w:val="de-AT" w:eastAsia="de-AT"/>
+              </w:rPr>
+            </w:pPr>
+            <w:r>
+              <w:rPr>
+                <w:rFonts w:ascii="Calibri" w:hAnsi="Calibri" w:cs="Calibri"/>
+                <w:sz w:val="22"/>
+                <w:szCs w:val="22"/>
+                <w:lang w:val="de-AT" w:eastAsia="de-AT"/>
+              </w:rPr>
+              <w:t> </w:t>
+            </w:r>
+          </w:p>
+        </w:tc>
+        <w:tc>
+          <w:tcPr>
+            <w:tcW w:w="1118" w:type="dxa"/>
+            <w:tcBorders>
+              <w:top w:val="nil"/>
+              <w:left w:val="nil"/>
+              <w:bottom w:val="single" w:sz="4" w:space="0" w:color="auto"/>
+              <w:right w:val="single" w:sz="4" w:space="0" w:color="auto"/>
+            </w:tcBorders>
+            <w:noWrap/>
+            <w:vAlign w:val="bottom"/>
+            <w:hideMark/>
+          </w:tcPr>
+          <w:p>
+            <w:pPr>
+              <w:spacing w:before="0" w:after="0" w:line="240" w:lineRule="auto"/>
+              <w:rPr>
+                <w:rFonts w:ascii="Aptos Narrow" w:hAnsi="Aptos Narrow"/>
+                <w:color w:val="000000"/>
+                <w:sz w:val="22"/>
+                <w:szCs w:val="22"/>
+                <w:lang w:val="de-AT" w:eastAsia="de-AT"/>
+              </w:rPr>
+            </w:pPr>
+            <w:r>
+              <w:rPr>
+                <w:rFonts w:ascii="Aptos Narrow" w:hAnsi="Aptos Narrow"/>
+                <w:color w:val="000000"/>
+                <w:sz w:val="22"/>
+                <w:szCs w:val="22"/>
+                <w:lang w:val="de-AT" w:eastAsia="de-AT"/>
+              </w:rPr>
+              <w:t> </w:t>
+            </w:r>
+          </w:p>
+        </w:tc>
+        <w:tc>
+          <w:tcPr>
+            <w:tcW w:w="190" w:type="dxa"/>
+            <w:tcBorders>
+              <w:top w:val="nil"/>
+              <w:left w:val="nil"/>
+              <w:bottom w:val="single" w:sz="4" w:space="0" w:color="auto"/>
+              <w:right w:val="single" w:sz="4" w:space="0" w:color="auto"/>
+            </w:tcBorders>
+            <w:noWrap/>
+            <w:vAlign w:val="bottom"/>
+            <w:hideMark/>
+          </w:tcPr>
+          <w:p>
+            <w:pPr>
+              <w:spacing w:before="0" w:after="0" w:line="240" w:lineRule="auto"/>
+              <w:rPr>
+                <w:rFonts w:ascii="Aptos Narrow" w:hAnsi="Aptos Narrow"/>
+                <w:color w:val="000000"/>
+                <w:sz w:val="22"/>
+                <w:szCs w:val="22"/>
+                <w:lang w:val="de-AT" w:eastAsia="de-AT"/>
+              </w:rPr>
+            </w:pPr>
+            <w:r>
+              <w:rPr>
+                <w:rFonts w:ascii="Aptos Narrow" w:hAnsi="Aptos Narrow"/>
+                <w:color w:val="000000"/>
+                <w:sz w:val="22"/>
+                <w:szCs w:val="22"/>
+                <w:lang w:val="de-AT" w:eastAsia="de-AT"/>
+              </w:rPr>
+              <w:t> </w:t>
+            </w:r>
+          </w:p>
+        </w:tc>
+        <w:tc>
+          <w:tcPr>
+            <w:tcW w:w="691" w:type="dxa"/>
+            <w:tcBorders>
+              <w:top w:val="nil"/>
+              <w:left w:val="nil"/>
+              <w:bottom w:val="single" w:sz="4" w:space="0" w:color="auto"/>
+              <w:right w:val="single" w:sz="4" w:space="0" w:color="auto"/>
+            </w:tcBorders>
+            <w:noWrap/>
+            <w:vAlign w:val="bottom"/>
+            <w:hideMark/>
+          </w:tcPr>
+          <w:p>
+            <w:pPr>
+              <w:spacing w:before="0" w:after="0" w:line="240" w:lineRule="auto"/>
+              <w:rPr>
+                <w:rFonts w:ascii="Aptos Narrow" w:hAnsi="Aptos Narrow"/>
+                <w:color w:val="000000"/>
+                <w:sz w:val="22"/>
+                <w:szCs w:val="22"/>
+                <w:lang w:val="de-AT" w:eastAsia="de-AT"/>
+              </w:rPr>
+            </w:pPr>
+            <w:r>
+              <w:rPr>
+                <w:rFonts w:ascii="Aptos Narrow" w:hAnsi="Aptos Narrow"/>
+                <w:color w:val="000000"/>
+                <w:sz w:val="22"/>
+                <w:szCs w:val="22"/>
+                <w:lang w:val="de-AT" w:eastAsia="de-AT"/>
+              </w:rPr>
+              <w:t> </w:t>
+            </w:r>
+          </w:p>
+        </w:tc>
+        <w:tc>
+          <w:tcPr>
+            <w:tcW w:w="731" w:type="dxa"/>
+            <w:tcBorders>
+              <w:top w:val="nil"/>
+              <w:left w:val="nil"/>
+              <w:bottom w:val="single" w:sz="4" w:space="0" w:color="auto"/>
+              <w:right w:val="single" w:sz="4" w:space="0" w:color="auto"/>
+            </w:tcBorders>
+            <w:noWrap/>
+            <w:vAlign w:val="bottom"/>
+            <w:hideMark/>
+          </w:tcPr>
+          <w:p>
+            <w:pPr>
+              <w:spacing w:before="0" w:after="0" w:line="240" w:lineRule="auto"/>
+              <w:rPr>
+                <w:rFonts w:ascii="Aptos Narrow" w:hAnsi="Aptos Narrow"/>
+                <w:color w:val="000000"/>
+                <w:sz w:val="22"/>
+                <w:szCs w:val="22"/>
+                <w:lang w:val="de-AT" w:eastAsia="de-AT"/>
+              </w:rPr>
+            </w:pPr>
+            <w:r>
+              <w:rPr>
+                <w:rFonts w:ascii="Aptos Narrow" w:hAnsi="Aptos Narrow"/>
+                <w:color w:val="000000"/>
+                <w:sz w:val="22"/>
+                <w:szCs w:val="22"/>
+                <w:lang w:val="de-AT" w:eastAsia="de-AT"/>
+              </w:rPr>
+              <w:t> </w:t>
+            </w:r>
+          </w:p>
+        </w:tc>
+        <w:tc>
+          <w:tcPr>
+            <w:tcW w:w="423" w:type="dxa"/>
+            <w:tcBorders>
+              <w:top w:val="nil"/>
+              <w:left w:val="nil"/>
+              <w:bottom w:val="single" w:sz="4" w:space="0" w:color="auto"/>
+              <w:right w:val="single" w:sz="4" w:space="0" w:color="auto"/>
+            </w:tcBorders>
+            <w:noWrap/>
+            <w:vAlign w:val="bottom"/>
+            <w:hideMark/>
+          </w:tcPr>
+          <w:p>
+            <w:pPr>
+              <w:spacing w:before="0" w:after="0" w:line="240" w:lineRule="auto"/>
+              <w:rPr>
+                <w:rFonts w:ascii="Calibri" w:hAnsi="Calibri" w:cs="Calibri"/>
+                <w:sz w:val="22"/>
+                <w:szCs w:val="22"/>
+                <w:lang w:val="de-AT" w:eastAsia="de-AT"/>
+              </w:rPr>
+            </w:pPr>
+            <w:r>
+              <w:rPr>
+                <w:rFonts w:ascii="Calibri" w:hAnsi="Calibri" w:cs="Calibri"/>
+                <w:sz w:val="22"/>
+                <w:szCs w:val="22"/>
+                <w:lang w:val="de-AT" w:eastAsia="de-AT"/>
+              </w:rPr>
+              <w:t> </w:t>
+            </w:r>
+          </w:p>
+        </w:tc>
+        <w:tc>
+          <w:tcPr>
+            <w:tcW w:w="5280" w:type="dxa"/>
+            <w:tcBorders>
+              <w:top w:val="nil"/>
+              <w:left w:val="nil"/>
+              <w:bottom w:val="single" w:sz="4" w:space="0" w:color="auto"/>
+              <w:right w:val="single" w:sz="4" w:space="0" w:color="auto"/>
+            </w:tcBorders>
+            <w:noWrap/>
+            <w:vAlign w:val="bottom"/>
+            <w:hideMark/>
+          </w:tcPr>
+          <w:p>
+            <w:pPr>
+              <w:spacing w:before="0" w:after="0" w:line="240" w:lineRule="auto"/>
+              <w:rPr>
+                <w:rFonts w:ascii="Calibri" w:hAnsi="Calibri" w:cs="Calibri"/>
+                <w:sz w:val="22"/>
+                <w:szCs w:val="22"/>
+                <w:lang w:val="de-AT" w:eastAsia="de-AT"/>
+              </w:rPr>
+            </w:pPr>
+            <w:r>
+              <w:rPr>
+                <w:rFonts w:ascii="Calibri" w:hAnsi="Calibri" w:cs="Calibri"/>
+                <w:sz w:val="22"/>
+                <w:szCs w:val="22"/>
+                <w:lang w:val="de-AT" w:eastAsia="de-AT"/>
+              </w:rPr>
+              <w:t> </w:t>
+            </w:r>
+          </w:p>
+        </w:tc>
+        <w:tc>
+          <w:tcPr>
+            <w:tcW w:w="312" w:type="dxa"/>
+            <w:tcBorders>
+              <w:top w:val="nil"/>
+              <w:left w:val="nil"/>
+              <w:bottom w:val="single" w:sz="4" w:space="0" w:color="auto"/>
+              <w:right w:val="single" w:sz="4" w:space="0" w:color="auto"/>
+            </w:tcBorders>
+            <w:noWrap/>
+            <w:vAlign w:val="bottom"/>
+            <w:hideMark/>
+          </w:tcPr>
+          <w:p>
+            <w:pPr>
+              <w:spacing w:before="0" w:after="0" w:line="240" w:lineRule="auto"/>
+              <w:rPr>
+                <w:rFonts w:ascii="Aptos Narrow" w:hAnsi="Aptos Narrow"/>
+                <w:color w:val="000000"/>
+                <w:sz w:val="22"/>
+                <w:szCs w:val="22"/>
+                <w:lang w:val="de-AT" w:eastAsia="de-AT"/>
+              </w:rPr>
+            </w:pPr>
+            <w:r>
+              <w:rPr>
+                <w:rFonts w:ascii="Aptos Narrow" w:hAnsi="Aptos Narrow"/>
+                <w:color w:val="000000"/>
+                <w:sz w:val="22"/>
+                <w:szCs w:val="22"/>
+                <w:lang w:val="de-AT" w:eastAsia="de-AT"/>
+              </w:rPr>
+              <w:t> </w:t>
+            </w:r>
+          </w:p>
+        </w:tc>
+        <w:tc>
+          <w:tcPr>
+            <w:tcW w:w="217" w:type="dxa"/>
+            <w:tcBorders>
+              <w:top w:val="nil"/>
+              <w:left w:val="nil"/>
+              <w:bottom w:val="single" w:sz="4" w:space="0" w:color="auto"/>
+              <w:right w:val="single" w:sz="4" w:space="0" w:color="auto"/>
+            </w:tcBorders>
+            <w:noWrap/>
+            <w:vAlign w:val="bottom"/>
+            <w:hideMark/>
+          </w:tcPr>
+          <w:p>
+            <w:pPr>
+              <w:spacing w:before="0" w:after="0" w:line="240" w:lineRule="auto"/>
+              <w:rPr>
+                <w:rFonts w:ascii="Calibri" w:hAnsi="Calibri" w:cs="Calibri"/>
+                <w:sz w:val="22"/>
+                <w:szCs w:val="22"/>
+                <w:lang w:val="de-AT" w:eastAsia="de-AT"/>
+              </w:rPr>
+            </w:pPr>
+            <w:proofErr w:type="spellStart"/>
+            <w:r>
+              <w:rPr>
+                <w:rFonts w:ascii="Calibri" w:hAnsi="Calibri" w:cs="Calibri"/>
+                <w:sz w:val="22"/>
+                <w:szCs w:val="22"/>
+                <w:lang w:val="de-AT" w:eastAsia="de-AT"/>
+              </w:rPr>
+              <w:t>mwst.</w:t>
+            </w:r>
+            <w:proofErr w:type="spellEnd"/>
+          </w:p>
+        </w:tc>
+        <w:tc>
+          <w:tcPr>
+            <w:tcW w:w="493" w:type="dxa"/>
+            <w:tcBorders>
+              <w:top w:val="nil"/>
+              <w:left w:val="nil"/>
+              <w:bottom w:val="single" w:sz="4" w:space="0" w:color="auto"/>
+              <w:right w:val="single" w:sz="8" w:space="0" w:color="auto"/>
+            </w:tcBorders>
+            <w:noWrap/>
+            <w:vAlign w:val="bottom"/>
+            <w:hideMark/>
+          </w:tcPr>
+          <w:p>
+            <w:pPr>
+              <w:spacing w:before="0" w:after="0" w:line="240" w:lineRule="auto"/>
+              <w:rPr>
+                <w:rFonts w:ascii="Calibri" w:hAnsi="Calibri" w:cs="Calibri"/>
+                <w:sz w:val="22"/>
+                <w:szCs w:val="22"/>
+                <w:lang w:val="de-AT" w:eastAsia="de-AT"/>
+              </w:rPr>
+            </w:pPr>
+            <w:r>
+              <w:rPr>
+                <w:rFonts w:ascii="Calibri" w:hAnsi="Calibri" w:cs="Calibri"/>
+                <w:sz w:val="22"/>
+                <w:szCs w:val="22"/>
+                <w:lang w:val="de-AT" w:eastAsia="de-AT"/>
+              </w:rPr>
+              <w:t xml:space="preserve"> €                          10,47 </w:t>
+            </w:r>
+          </w:p>
+        </w:tc>
+      </w:tr>
+      <w:tr>
+        <w:trPr>
+          <w:trHeight w:val="300"/>
+        </w:trPr>
+        <w:tc>
+          <w:tcPr>
+            <w:tcW w:w="152" w:type="dxa"/>
+            <w:tcBorders>
+              <w:top w:val="nil"/>
+              <w:left w:val="single" w:sz="8" w:space="0" w:color="auto"/>
+              <w:bottom w:val="single" w:sz="8" w:space="0" w:color="auto"/>
+              <w:right w:val="single" w:sz="4" w:space="0" w:color="auto"/>
+            </w:tcBorders>
+            <w:noWrap/>
+            <w:vAlign w:val="bottom"/>
+            <w:hideMark/>
+          </w:tcPr>
+          <w:p>
+            <w:pPr>
+              <w:spacing w:before="0" w:after="0" w:line="240" w:lineRule="auto"/>
+              <w:rPr>
+                <w:rFonts w:ascii="Calibri" w:hAnsi="Calibri" w:cs="Calibri"/>
+                <w:sz w:val="22"/>
+                <w:szCs w:val="22"/>
+                <w:lang w:val="de-AT" w:eastAsia="de-AT"/>
+              </w:rPr>
+            </w:pPr>
+            <w:r>
+              <w:rPr>
+                <w:rFonts w:ascii="Calibri" w:hAnsi="Calibri" w:cs="Calibri"/>
+                <w:sz w:val="22"/>
+                <w:szCs w:val="22"/>
+                <w:lang w:val="de-AT" w:eastAsia="de-AT"/>
+              </w:rPr>
+              <w:t> </w:t>
+            </w:r>
+          </w:p>
+        </w:tc>
+        <w:tc>
+          <w:tcPr>
+            <w:tcW w:w="1118" w:type="dxa"/>
+            <w:tcBorders>
+              <w:top w:val="nil"/>
+              <w:left w:val="nil"/>
+              <w:bottom w:val="single" w:sz="8" w:space="0" w:color="auto"/>
+              <w:right w:val="single" w:sz="4" w:space="0" w:color="auto"/>
+            </w:tcBorders>
+            <w:noWrap/>
+            <w:vAlign w:val="bottom"/>
+            <w:hideMark/>
+          </w:tcPr>
+          <w:p>
+            <w:pPr>
+              <w:spacing w:before="0" w:after="0" w:line="240" w:lineRule="auto"/>
+              <w:rPr>
+                <w:rFonts w:ascii="Aptos Narrow" w:hAnsi="Aptos Narrow"/>
+                <w:color w:val="000000"/>
+                <w:sz w:val="22"/>
+                <w:szCs w:val="22"/>
+                <w:lang w:val="de-AT" w:eastAsia="de-AT"/>
+              </w:rPr>
+            </w:pPr>
+            <w:r>
+              <w:rPr>
+                <w:rFonts w:ascii="Aptos Narrow" w:hAnsi="Aptos Narrow"/>
+                <w:color w:val="000000"/>
+                <w:sz w:val="22"/>
+                <w:szCs w:val="22"/>
+                <w:lang w:val="de-AT" w:eastAsia="de-AT"/>
+              </w:rPr>
+              <w:t> </w:t>
+            </w:r>
+          </w:p>
+        </w:tc>
+        <w:tc>
+          <w:tcPr>
+            <w:tcW w:w="190" w:type="dxa"/>
+            <w:tcBorders>
+              <w:top w:val="nil"/>
+              <w:left w:val="nil"/>
+              <w:bottom w:val="single" w:sz="8" w:space="0" w:color="auto"/>
+              <w:right w:val="single" w:sz="4" w:space="0" w:color="auto"/>
+            </w:tcBorders>
+            <w:noWrap/>
+            <w:vAlign w:val="bottom"/>
+            <w:hideMark/>
+          </w:tcPr>
+          <w:p>
+            <w:pPr>
+              <w:spacing w:before="0" w:after="0" w:line="240" w:lineRule="auto"/>
+              <w:rPr>
+                <w:rFonts w:ascii="Aptos Narrow" w:hAnsi="Aptos Narrow"/>
+                <w:color w:val="000000"/>
+                <w:sz w:val="22"/>
+                <w:szCs w:val="22"/>
+                <w:lang w:val="de-AT" w:eastAsia="de-AT"/>
+              </w:rPr>
+            </w:pPr>
+            <w:r>
+              <w:rPr>
+                <w:rFonts w:ascii="Aptos Narrow" w:hAnsi="Aptos Narrow"/>
+                <w:color w:val="000000"/>
+                <w:sz w:val="22"/>
+                <w:szCs w:val="22"/>
+                <w:lang w:val="de-AT" w:eastAsia="de-AT"/>
+              </w:rPr>
+              <w:t> </w:t>
+            </w:r>
+          </w:p>
+        </w:tc>
+        <w:tc>
+          <w:tcPr>
+            <w:tcW w:w="691" w:type="dxa"/>
+            <w:tcBorders>
+              <w:top w:val="nil"/>
+              <w:left w:val="nil"/>
+              <w:bottom w:val="single" w:sz="8" w:space="0" w:color="auto"/>
+              <w:right w:val="single" w:sz="4" w:space="0" w:color="auto"/>
+            </w:tcBorders>
+            <w:noWrap/>
+            <w:vAlign w:val="bottom"/>
+            <w:hideMark/>
+          </w:tcPr>
+          <w:p>
+            <w:pPr>
+              <w:spacing w:before="0" w:after="0" w:line="240" w:lineRule="auto"/>
+              <w:rPr>
+                <w:rFonts w:ascii="Aptos Narrow" w:hAnsi="Aptos Narrow"/>
+                <w:color w:val="000000"/>
+                <w:sz w:val="22"/>
+                <w:szCs w:val="22"/>
+                <w:lang w:val="de-AT" w:eastAsia="de-AT"/>
+              </w:rPr>
+            </w:pPr>
+            <w:r>
+              <w:rPr>
+                <w:rFonts w:ascii="Aptos Narrow" w:hAnsi="Aptos Narrow"/>
+                <w:color w:val="000000"/>
+                <w:sz w:val="22"/>
+                <w:szCs w:val="22"/>
+                <w:lang w:val="de-AT" w:eastAsia="de-AT"/>
+              </w:rPr>
+              <w:t> </w:t>
+            </w:r>
+          </w:p>
+        </w:tc>
+        <w:tc>
+          <w:tcPr>
+            <w:tcW w:w="731" w:type="dxa"/>
+            <w:tcBorders>
+              <w:top w:val="nil"/>
+              <w:left w:val="nil"/>
+              <w:bottom w:val="single" w:sz="8" w:space="0" w:color="auto"/>
+              <w:right w:val="single" w:sz="4" w:space="0" w:color="auto"/>
+            </w:tcBorders>
+            <w:noWrap/>
+            <w:vAlign w:val="bottom"/>
+            <w:hideMark/>
+          </w:tcPr>
+          <w:p>
+            <w:pPr>
+              <w:spacing w:before="0" w:after="0" w:line="240" w:lineRule="auto"/>
+              <w:rPr>
+                <w:rFonts w:ascii="Aptos Narrow" w:hAnsi="Aptos Narrow"/>
+                <w:color w:val="000000"/>
+                <w:sz w:val="22"/>
+                <w:szCs w:val="22"/>
+                <w:lang w:val="de-AT" w:eastAsia="de-AT"/>
+              </w:rPr>
+            </w:pPr>
+            <w:r>
+              <w:rPr>
+                <w:rFonts w:ascii="Aptos Narrow" w:hAnsi="Aptos Narrow"/>
+                <w:color w:val="000000"/>
+                <w:sz w:val="22"/>
+                <w:szCs w:val="22"/>
+                <w:lang w:val="de-AT" w:eastAsia="de-AT"/>
+              </w:rPr>
+              <w:t> </w:t>
+            </w:r>
+          </w:p>
+        </w:tc>
+        <w:tc>
+          <w:tcPr>
+            <w:tcW w:w="423" w:type="dxa"/>
+            <w:tcBorders>
+              <w:top w:val="nil"/>
+              <w:left w:val="nil"/>
+              <w:bottom w:val="single" w:sz="8" w:space="0" w:color="auto"/>
+              <w:right w:val="single" w:sz="4" w:space="0" w:color="auto"/>
+            </w:tcBorders>
+            <w:noWrap/>
+            <w:vAlign w:val="bottom"/>
+            <w:hideMark/>
+          </w:tcPr>
+          <w:p>
+            <w:pPr>
+              <w:spacing w:before="0" w:after="0" w:line="240" w:lineRule="auto"/>
+              <w:rPr>
+                <w:rFonts w:ascii="Calibri" w:hAnsi="Calibri" w:cs="Calibri"/>
+                <w:sz w:val="22"/>
+                <w:szCs w:val="22"/>
+                <w:lang w:val="de-AT" w:eastAsia="de-AT"/>
+              </w:rPr>
+            </w:pPr>
+            <w:r>
+              <w:rPr>
+                <w:rFonts w:ascii="Calibri" w:hAnsi="Calibri" w:cs="Calibri"/>
+                <w:sz w:val="22"/>
+                <w:szCs w:val="22"/>
+                <w:lang w:val="de-AT" w:eastAsia="de-AT"/>
+              </w:rPr>
+              <w:t> </w:t>
+            </w:r>
+          </w:p>
+        </w:tc>
+        <w:tc>
+          <w:tcPr>
+            <w:tcW w:w="5280" w:type="dxa"/>
+            <w:tcBorders>
+              <w:top w:val="nil"/>
+              <w:left w:val="nil"/>
+              <w:bottom w:val="single" w:sz="8" w:space="0" w:color="auto"/>
+              <w:right w:val="single" w:sz="4" w:space="0" w:color="auto"/>
+            </w:tcBorders>
+            <w:noWrap/>
+            <w:vAlign w:val="bottom"/>
+            <w:hideMark/>
+          </w:tcPr>
+          <w:p>
+            <w:pPr>
+              <w:spacing w:before="0" w:after="0" w:line="240" w:lineRule="auto"/>
+              <w:rPr>
+                <w:rFonts w:ascii="Calibri" w:hAnsi="Calibri" w:cs="Calibri"/>
+                <w:sz w:val="22"/>
+                <w:szCs w:val="22"/>
+                <w:lang w:val="de-AT" w:eastAsia="de-AT"/>
+              </w:rPr>
+            </w:pPr>
+            <w:r>
+              <w:rPr>
+                <w:rFonts w:ascii="Calibri" w:hAnsi="Calibri" w:cs="Calibri"/>
+                <w:sz w:val="22"/>
+                <w:szCs w:val="22"/>
+                <w:lang w:val="de-AT" w:eastAsia="de-AT"/>
+              </w:rPr>
+              <w:t> </w:t>
+            </w:r>
+          </w:p>
+        </w:tc>
+        <w:tc>
+          <w:tcPr>
+            <w:tcW w:w="312" w:type="dxa"/>
+            <w:tcBorders>
+              <w:top w:val="nil"/>
+              <w:left w:val="nil"/>
+              <w:bottom w:val="single" w:sz="8" w:space="0" w:color="auto"/>
+              <w:right w:val="single" w:sz="4" w:space="0" w:color="auto"/>
+            </w:tcBorders>
+            <w:noWrap/>
+            <w:vAlign w:val="bottom"/>
+            <w:hideMark/>
+          </w:tcPr>
+          <w:p>
+            <w:pPr>
+              <w:spacing w:before="0" w:after="0" w:line="240" w:lineRule="auto"/>
+              <w:rPr>
+                <w:rFonts w:ascii="Aptos Narrow" w:hAnsi="Aptos Narrow"/>
+                <w:color w:val="000000"/>
+                <w:sz w:val="22"/>
+                <w:szCs w:val="22"/>
+                <w:lang w:val="de-AT" w:eastAsia="de-AT"/>
+              </w:rPr>
+            </w:pPr>
+            <w:r>
+              <w:rPr>
+                <w:rFonts w:ascii="Aptos Narrow" w:hAnsi="Aptos Narrow"/>
+                <w:color w:val="000000"/>
+                <w:sz w:val="22"/>
+                <w:szCs w:val="22"/>
+                <w:lang w:val="de-AT" w:eastAsia="de-AT"/>
+              </w:rPr>
+              <w:t> </w:t>
+            </w:r>
+          </w:p>
+        </w:tc>
+        <w:tc>
+          <w:tcPr>
+            <w:tcW w:w="217" w:type="dxa"/>
+            <w:tcBorders>
+              <w:top w:val="nil"/>
+              <w:left w:val="nil"/>
+              <w:bottom w:val="single" w:sz="8" w:space="0" w:color="auto"/>
+              <w:right w:val="single" w:sz="4" w:space="0" w:color="auto"/>
+            </w:tcBorders>
+            <w:noWrap/>
+            <w:vAlign w:val="bottom"/>
+            <w:hideMark/>
+          </w:tcPr>
+          <w:p>
+            <w:pPr>
+              <w:spacing w:before="0" w:after="0" w:line="240" w:lineRule="auto"/>
+              <w:rPr>
+                <w:rFonts w:ascii="Calibri" w:hAnsi="Calibri" w:cs="Calibri"/>
+                <w:sz w:val="22"/>
+                <w:szCs w:val="22"/>
+                <w:lang w:val="de-AT" w:eastAsia="de-AT"/>
+              </w:rPr>
+            </w:pPr>
+            <w:r>
+              <w:rPr>
+                <w:rFonts w:ascii="Calibri" w:hAnsi="Calibri" w:cs="Calibri"/>
+                <w:sz w:val="22"/>
+                <w:szCs w:val="22"/>
+                <w:lang w:val="de-AT" w:eastAsia="de-AT"/>
+              </w:rPr>
+              <w:t> </w:t>
+            </w:r>
+          </w:p>
+        </w:tc>
+        <w:tc>
+          <w:tcPr>
+            <w:tcW w:w="493" w:type="dxa"/>
+            <w:tcBorders>
+              <w:top w:val="nil"/>
+              <w:left w:val="nil"/>
+              <w:bottom w:val="single" w:sz="8" w:space="0" w:color="auto"/>
+              <w:right w:val="single" w:sz="8" w:space="0" w:color="auto"/>
+            </w:tcBorders>
+            <w:noWrap/>
+            <w:vAlign w:val="bottom"/>
+            <w:hideMark/>
+          </w:tcPr>
+          <w:p>
+            <w:pPr>
+              <w:spacing w:before="0" w:after="0" w:line="240" w:lineRule="auto"/>
+              <w:jc w:val="right"/>
+              <w:rPr>
+                <w:rFonts w:ascii="Aptos Narrow" w:hAnsi="Aptos Narrow"/>
+                <w:color w:val="000000"/>
+                <w:sz w:val="22"/>
+                <w:szCs w:val="22"/>
+                <w:lang w:val="de-AT" w:eastAsia="de-AT"/>
+              </w:rPr>
+            </w:pPr>
+            <w:r>
+              <w:rPr>
+                <w:rFonts w:ascii="Aptos Narrow" w:hAnsi="Aptos Narrow"/>
+                <w:color w:val="000000"/>
+                <w:sz w:val="22"/>
+                <w:szCs w:val="22"/>
+                <w:lang w:val="de-AT" w:eastAsia="de-AT"/>
+              </w:rPr>
+              <w:t>400,55 €</w:t>
+            </w:r>
+          </w:p>
+        </w:tc>
+      </w:tr>
+    </w:tbl>
+    <w:p>
+      <w:r>
+        <w:fldChar w:fldCharType="end"/>
+      </w:r>
+    </w:p>
+    <w:p/>
+    <w:p>
+      <w:pPr>
         <w:pStyle w:val="berschrift2"/>
       </w:pPr>
-      <w:bookmarkStart w:id="62" w:name="_Toc222958443"/>
-      <w:r>
-        <w:t>Kostenanalyse der Hardware</w:t>
+      <w:bookmarkStart w:id="62" w:name="_Toc222958444"/>
+      <w:r>
+        <w:t>Mögliche Einsatzgebiete</w:t>
       </w:r>
       <w:bookmarkEnd w:id="62"/>
     </w:p>
@@ -7129,30 +15312,30 @@
       <w:pPr>
         <w:pStyle w:val="berschrift2"/>
       </w:pPr>
-      <w:bookmarkStart w:id="63" w:name="_Toc222958444"/>
-      <w:r>
-        <w:t>Mögliche Einsatzgebiete</w:t>
+      <w:bookmarkStart w:id="63" w:name="_Toc222958445"/>
+      <w:r>
+        <w:t>Datenschutz und ethische Aspekte</w:t>
       </w:r>
       <w:bookmarkEnd w:id="63"/>
+    </w:p>
+    <w:p>
+      <w:pPr>
+        <w:pStyle w:val="berschrift1"/>
+      </w:pPr>
+      <w:bookmarkStart w:id="64" w:name="_Toc222958446"/>
+      <w:r>
+        <w:lastRenderedPageBreak/>
+        <w:t>Zusammenfassung und Ausblick</w:t>
+      </w:r>
+      <w:bookmarkEnd w:id="64"/>
     </w:p>
     <w:p>
       <w:pPr>
         <w:pStyle w:val="berschrift2"/>
       </w:pPr>
-      <w:bookmarkStart w:id="64" w:name="_Toc222958445"/>
-      <w:r>
-        <w:t>Datenschutz und ethische Aspekte</w:t>
-      </w:r>
-      <w:bookmarkEnd w:id="64"/>
-    </w:p>
-    <w:p>
-      <w:pPr>
-        <w:pStyle w:val="berschrift1"/>
-      </w:pPr>
-      <w:bookmarkStart w:id="65" w:name="_Toc222958446"/>
-      <w:r>
-        <w:lastRenderedPageBreak/>
-        <w:t>Zusammenfassung und Ausblick</w:t>
+      <w:bookmarkStart w:id="65" w:name="_Toc222958447"/>
+      <w:r>
+        <w:t>Zusammenfassung der Ergebnisse</w:t>
       </w:r>
       <w:bookmarkEnd w:id="65"/>
     </w:p>
@@ -7160,9 +15343,9 @@
       <w:pPr>
         <w:pStyle w:val="berschrift2"/>
       </w:pPr>
-      <w:bookmarkStart w:id="66" w:name="_Toc222958447"/>
-      <w:r>
-        <w:t>Zusammenfassung der Ergebnisse</w:t>
+      <w:bookmarkStart w:id="66" w:name="_Toc222958448"/>
+      <w:r>
+        <w:t>Erfüllung der Zielsetzung</w:t>
       </w:r>
       <w:bookmarkEnd w:id="66"/>
     </w:p>
@@ -7170,9 +15353,9 @@
       <w:pPr>
         <w:pStyle w:val="berschrift2"/>
       </w:pPr>
-      <w:bookmarkStart w:id="67" w:name="_Toc222958448"/>
-      <w:r>
-        <w:t>Erfüllung der Zielsetzung</w:t>
+      <w:bookmarkStart w:id="67" w:name="_Toc222958449"/>
+      <w:r>
+        <w:t>Mögliche Erweiterungen</w:t>
       </w:r>
       <w:bookmarkEnd w:id="67"/>
     </w:p>
@@ -7180,19 +15363,20 @@
       <w:pPr>
         <w:pStyle w:val="berschrift2"/>
       </w:pPr>
-      <w:bookmarkStart w:id="68" w:name="_Toc222958449"/>
-      <w:r>
-        <w:t>Mögliche Erweiterungen</w:t>
+      <w:bookmarkStart w:id="68" w:name="_Toc222958450"/>
+      <w:r>
+        <w:t>Persönliche Reflexion</w:t>
       </w:r>
       <w:bookmarkEnd w:id="68"/>
     </w:p>
     <w:p>
       <w:pPr>
-        <w:pStyle w:val="berschrift2"/>
+        <w:pStyle w:val="berschrift1"/>
       </w:pPr>
-      <w:bookmarkStart w:id="69" w:name="_Toc222958450"/>
-      <w:r>
-        <w:t>Persönliche Reflexion</w:t>
+      <w:bookmarkStart w:id="69" w:name="_Toc222958451"/>
+      <w:r>
+        <w:lastRenderedPageBreak/>
+        <w:t>Literaturverzeichnis</w:t>
       </w:r>
       <w:bookmarkEnd w:id="69"/>
     </w:p>
@@ -7200,10 +15384,10 @@
       <w:pPr>
         <w:pStyle w:val="berschrift1"/>
       </w:pPr>
-      <w:bookmarkStart w:id="70" w:name="_Toc222958451"/>
+      <w:bookmarkStart w:id="70" w:name="_Toc222958452"/>
       <w:r>
         <w:lastRenderedPageBreak/>
-        <w:t>Literaturverzeichnis</w:t>
+        <w:t>Abbildungsverzeichnis</w:t>
       </w:r>
       <w:bookmarkEnd w:id="70"/>
     </w:p>
@@ -7211,23 +15395,12 @@
       <w:pPr>
         <w:pStyle w:val="berschrift1"/>
       </w:pPr>
-      <w:bookmarkStart w:id="71" w:name="_Toc222958452"/>
-      <w:r>
-        <w:lastRenderedPageBreak/>
-        <w:t>Abbildungsverzeichnis</w:t>
-      </w:r>
-      <w:bookmarkEnd w:id="71"/>
-    </w:p>
-    <w:p>
-      <w:pPr>
-        <w:pStyle w:val="berschrift1"/>
-      </w:pPr>
-      <w:bookmarkStart w:id="72" w:name="_Toc222958453"/>
+      <w:bookmarkStart w:id="71" w:name="_Toc222958453"/>
       <w:r>
         <w:lastRenderedPageBreak/>
         <w:t>Tabellenverzeichnis</w:t>
       </w:r>
-      <w:bookmarkEnd w:id="72"/>
+      <w:bookmarkEnd w:id="71"/>
     </w:p>
     <w:p>
       <w:pPr>
@@ -7237,15 +15410,15 @@
           <w:sz w:val="24"/>
         </w:rPr>
       </w:pPr>
-      <w:bookmarkStart w:id="73" w:name="_Toc222958454"/>
+      <w:bookmarkStart w:id="72" w:name="_Toc222958454"/>
       <w:r>
         <w:lastRenderedPageBreak/>
         <w:t>Anhang</w:t>
       </w:r>
-      <w:bookmarkEnd w:id="73"/>
+      <w:bookmarkEnd w:id="72"/>
     </w:p>
     <w:sectPr>
-      <w:footerReference w:type="default" r:id="rId15"/>
+      <w:footerReference w:type="default" r:id="rId42"/>
       <w:pgSz w:w="11906" w:h="16838" w:code="9"/>
       <w:pgMar w:top="1701" w:right="851" w:bottom="851" w:left="1134" w:header="1134" w:footer="851" w:gutter="284"/>
       <w:pgNumType w:start="1"/>
@@ -8786,7 +16959,6 @@
   <w:style w:type="character" w:default="1" w:styleId="Absatz-Standardschriftart">
     <w:name w:val="Default Paragraph Font"/>
     <w:uiPriority w:val="1"/>
-    <w:semiHidden/>
     <w:unhideWhenUsed/>
   </w:style>
   <w:style w:type="table" w:default="1" w:styleId="NormaleTabelle">

--- a/Diplomarbeit.docx
+++ b/Diplomarbeit.docx
@@ -6068,6 +6068,9 @@
         <w:pStyle w:val="Listenabsatz"/>
       </w:pPr>
       <w:r>
+        <w:rPr>
+          <w:noProof/>
+        </w:rPr>
         <w:drawing>
           <wp:anchor distT="0" distB="0" distL="114300" distR="114300" simplePos="0" relativeHeight="251665408" behindDoc="0" locked="0" layoutInCell="1" allowOverlap="1" wp14:anchorId="5CB70672" wp14:editId="787A96F9">
             <wp:simplePos x="0" y="0"/>
@@ -6594,6 +6597,7 @@
       </w:pPr>
       <w:r>
         <w:rPr>
+          <w:noProof/>
           <w:lang w:val="de-AT"/>
         </w:rPr>
         <w:drawing>
@@ -6791,6 +6795,7 @@
       </w:pPr>
       <w:r>
         <w:rPr>
+          <w:noProof/>
           <w:lang w:val="de-AT"/>
         </w:rPr>
         <w:drawing>
@@ -6886,6 +6891,9 @@
     </w:p>
     <w:p>
       <w:r>
+        <w:rPr>
+          <w:noProof/>
+        </w:rPr>
         <w:drawing>
           <wp:inline distT="0" distB="0" distL="0" distR="0" wp14:anchorId="66412E01" wp14:editId="1624D720">
             <wp:extent cx="2672600" cy="1790700"/>
@@ -7077,6 +7085,7 @@
       </w:pPr>
       <w:r>
         <w:rPr>
+          <w:noProof/>
           <w:lang w:val="de-AT"/>
         </w:rPr>
         <w:drawing>
@@ -7145,6 +7154,7 @@
       </w:r>
       <w:r>
         <w:rPr>
+          <w:noProof/>
           <w:lang w:val="de-AT"/>
         </w:rPr>
         <w:drawing>
@@ -7210,6 +7220,7 @@
       </w:r>
       <w:r>
         <w:rPr>
+          <w:noProof/>
           <w:lang w:val="de-AT"/>
         </w:rPr>
         <w:drawing>
@@ -7272,10 +7283,11 @@
       </w:r>
       <w:r>
         <w:rPr>
+          <w:noProof/>
           <w:lang w:val="de-AT"/>
         </w:rPr>
         <w:drawing>
-          <wp:anchor distT="0" distB="0" distL="114300" distR="114300" simplePos="0" relativeHeight="251668480" behindDoc="1" locked="0" layoutInCell="1" allowOverlap="1" wp14:anchorId="50386358" wp14:editId="6005C87A">
+          <wp:anchor distT="0" distB="0" distL="114300" distR="114300" simplePos="0" relativeHeight="251668480" behindDoc="1" locked="0" layoutInCell="1" allowOverlap="1" wp14:anchorId="50386358" wp14:editId="13298E8B">
             <wp:simplePos x="0" y="0"/>
             <wp:positionH relativeFrom="margin">
               <wp:align>left</wp:align>
@@ -7528,6 +7540,9 @@
     </w:p>
     <w:p>
       <w:r>
+        <w:rPr>
+          <w:noProof/>
+        </w:rPr>
         <w:drawing>
           <wp:anchor distT="0" distB="0" distL="114300" distR="114300" simplePos="0" relativeHeight="251666432" behindDoc="1" locked="0" layoutInCell="1" allowOverlap="1" wp14:anchorId="52BAE3B2" wp14:editId="5E18A14D">
             <wp:simplePos x="0" y="0"/>
@@ -7621,6 +7636,9 @@
     </w:p>
     <w:p>
       <w:r>
+        <w:rPr>
+          <w:noProof/>
+        </w:rPr>
         <w:drawing>
           <wp:anchor distT="0" distB="0" distL="114300" distR="114300" simplePos="0" relativeHeight="251667456" behindDoc="1" locked="0" layoutInCell="1" allowOverlap="1" wp14:anchorId="76756D35" wp14:editId="52339EF9">
             <wp:simplePos x="0" y="0"/>
@@ -7782,6 +7800,7 @@
     <w:p>
       <w:r>
         <w:rPr>
+          <w:noProof/>
           <w:lang w:val="de-AT"/>
         </w:rPr>
         <w:lastRenderedPageBreak/>
@@ -7980,6 +7999,7 @@
       </w:pPr>
       <w:r>
         <w:rPr>
+          <w:noProof/>
           <w:lang w:val="de-AT"/>
         </w:rPr>
         <w:drawing>
@@ -8034,6 +8054,7 @@
       </w:r>
       <w:r>
         <w:rPr>
+          <w:noProof/>
           <w:lang w:val="de-AT"/>
         </w:rPr>
         <w:drawing>
@@ -8457,125 +8478,77 @@
       </w:r>
       <w:bookmarkEnd w:id="61"/>
     </w:p>
-    <w:p>
-      <w:pPr>
-        <w:rPr>
-          <w:sz w:val="20"/>
-          <w:lang w:val="de-AT" w:eastAsia="de-AT"/>
-        </w:rPr>
-      </w:pPr>
-      <w:r>
-        <w:fldChar w:fldCharType="begin"/>
-      </w:r>
-      <w:r>
-        <w:instrText xml:space="preserve"> LINK </w:instrText>
-      </w:r>
-      <w:r>
-        <w:instrText xml:space="preserve">Excel.Sheet.12 C:\\Users\\rober\\Documents\\Diplomarbeit\\Simulationen_und_Dokumentationen\\Dokumentationen\\Kostentabelle.xlsx Tabelle1!Z1S1:Z18S10 </w:instrText>
-      </w:r>
-      <w:r>
-        <w:instrText xml:space="preserve">\a \f 4 \h  \* MERGEFORMAT </w:instrText>
-      </w:r>
-      <w:r>
-        <w:fldChar w:fldCharType="separate"/>
-      </w:r>
-    </w:p>
     <w:tbl>
       <w:tblPr>
-        <w:tblW w:w="9607" w:type="dxa"/>
-        <w:tblCellMar>
-          <w:left w:w="70" w:type="dxa"/>
-          <w:right w:w="70" w:type="dxa"/>
-        </w:tblCellMar>
+        <w:tblStyle w:val="EinfacheTabelle11"/>
+        <w:tblW w:w="11103" w:type="dxa"/>
+        <w:tblInd w:w="-738" w:type="dxa"/>
+        <w:tblLayout w:type="fixed"/>
         <w:tblLook w:val="04A0" w:firstRow="1" w:lastRow="0" w:firstColumn="1" w:lastColumn="0" w:noHBand="0" w:noVBand="1"/>
       </w:tblPr>
       <w:tblGrid>
-        <w:gridCol w:w="201"/>
-        <w:gridCol w:w="756"/>
-        <w:gridCol w:w="326"/>
-        <w:gridCol w:w="973"/>
-        <w:gridCol w:w="697"/>
-        <w:gridCol w:w="391"/>
-        <w:gridCol w:w="4957"/>
-        <w:gridCol w:w="460"/>
-        <w:gridCol w:w="348"/>
-        <w:gridCol w:w="498"/>
+        <w:gridCol w:w="456"/>
+        <w:gridCol w:w="1978"/>
+        <w:gridCol w:w="912"/>
+        <w:gridCol w:w="1521"/>
+        <w:gridCol w:w="1520"/>
+        <w:gridCol w:w="1064"/>
+        <w:gridCol w:w="1372"/>
+        <w:gridCol w:w="1064"/>
+        <w:gridCol w:w="1216"/>
       </w:tblGrid>
       <w:tr>
         <w:trPr>
-          <w:trHeight w:val="312"/>
+          <w:cnfStyle w:val="100000000000" w:firstRow="1" w:lastRow="0" w:firstColumn="0" w:lastColumn="0" w:oddVBand="0" w:evenVBand="0" w:oddHBand="0" w:evenHBand="0" w:firstRowFirstColumn="0" w:firstRowLastColumn="0" w:lastRowFirstColumn="0" w:lastRowLastColumn="0"/>
+          <w:trHeight w:val="17"/>
         </w:trPr>
         <w:tc>
           <w:tcPr>
-            <w:tcW w:w="152" w:type="dxa"/>
-            <w:tcBorders>
-              <w:top w:val="single" w:sz="12" w:space="0" w:color="auto"/>
-              <w:left w:val="single" w:sz="12" w:space="0" w:color="auto"/>
-              <w:bottom w:val="single" w:sz="12" w:space="0" w:color="auto"/>
-              <w:right w:val="single" w:sz="12" w:space="0" w:color="auto"/>
-            </w:tcBorders>
-            <w:noWrap/>
-            <w:vAlign w:val="bottom"/>
-            <w:hideMark/>
+            <w:cnfStyle w:val="001000000000" w:firstRow="0" w:lastRow="0" w:firstColumn="1" w:lastColumn="0" w:oddVBand="0" w:evenVBand="0" w:oddHBand="0" w:evenHBand="0" w:firstRowFirstColumn="0" w:firstRowLastColumn="0" w:lastRowFirstColumn="0" w:lastRowLastColumn="0"/>
+            <w:tcW w:w="456" w:type="dxa"/>
+            <w:vAlign w:val="center"/>
           </w:tcPr>
           <w:p>
             <w:pPr>
-              <w:spacing w:before="0" w:after="0" w:line="240" w:lineRule="auto"/>
-              <w:rPr>
-                <w:rFonts w:ascii="Aptos Narrow" w:hAnsi="Aptos Narrow"/>
-                <w:color w:val="000000"/>
-                <w:sz w:val="22"/>
-                <w:szCs w:val="22"/>
-                <w:lang w:val="de-AT" w:eastAsia="de-AT"/>
+              <w:spacing w:before="0" w:after="160" w:line="259" w:lineRule="auto"/>
+              <w:jc w:val="center"/>
+              <w:rPr>
+                <w:i/>
+                <w:iCs/>
+                <w:sz w:val="20"/>
+                <w:szCs w:val="20"/>
+                <w:lang w:val="de-AT" w:eastAsia="en-US"/>
               </w:rPr>
             </w:pPr>
-            <w:r>
-              <w:rPr>
-                <w:rFonts w:ascii="Aptos Narrow" w:hAnsi="Aptos Narrow"/>
-                <w:color w:val="000000"/>
-                <w:sz w:val="22"/>
-                <w:szCs w:val="22"/>
-                <w:lang w:val="de-AT" w:eastAsia="de-AT"/>
-              </w:rPr>
-              <w:t> </w:t>
-            </w:r>
           </w:p>
         </w:tc>
         <w:tc>
           <w:tcPr>
-            <w:tcW w:w="1118" w:type="dxa"/>
-            <w:tcBorders>
-              <w:top w:val="single" w:sz="12" w:space="0" w:color="auto"/>
-              <w:left w:val="nil"/>
-              <w:bottom w:val="single" w:sz="12" w:space="0" w:color="auto"/>
-              <w:right w:val="single" w:sz="12" w:space="0" w:color="auto"/>
-            </w:tcBorders>
-            <w:noWrap/>
-            <w:vAlign w:val="bottom"/>
-            <w:hideMark/>
+            <w:tcW w:w="1978" w:type="dxa"/>
+            <w:vAlign w:val="center"/>
           </w:tcPr>
           <w:p>
             <w:pPr>
-              <w:spacing w:before="0" w:after="0" w:line="240" w:lineRule="auto"/>
+              <w:spacing w:before="0" w:after="160" w:line="259" w:lineRule="auto"/>
+              <w:jc w:val="center"/>
+              <w:cnfStyle w:val="100000000000" w:firstRow="1" w:lastRow="0" w:firstColumn="0" w:lastColumn="0" w:oddVBand="0" w:evenVBand="0" w:oddHBand="0" w:evenHBand="0" w:firstRowFirstColumn="0" w:firstRowLastColumn="0" w:lastRowFirstColumn="0" w:lastRowLastColumn="0"/>
+              <w:rPr>
+                <w:i/>
+                <w:iCs/>
+                <w:sz w:val="20"/>
+                <w:szCs w:val="20"/>
+                <w:lang w:val="de-AT" w:eastAsia="en-US"/>
+              </w:rPr>
+            </w:pPr>
+            <w:r>
               <w:rPr>
                 <w:rFonts w:ascii="Aptos Narrow" w:hAnsi="Aptos Narrow"/>
-                <w:b/>
-                <w:bCs/>
+                <w:i/>
+                <w:iCs/>
                 <w:color w:val="000000"/>
-                <w:sz w:val="22"/>
-                <w:szCs w:val="22"/>
-                <w:lang w:val="de-AT" w:eastAsia="de-AT"/>
-              </w:rPr>
-            </w:pPr>
-            <w:r>
-              <w:rPr>
-                <w:rFonts w:ascii="Aptos Narrow" w:hAnsi="Aptos Narrow"/>
-                <w:b/>
-                <w:bCs/>
-                <w:color w:val="000000"/>
-                <w:sz w:val="22"/>
-                <w:szCs w:val="22"/>
-                <w:lang w:val="de-AT" w:eastAsia="de-AT"/>
+                <w:sz w:val="20"/>
+                <w:szCs w:val="20"/>
+                <w:lang w:val="de-AT" w:eastAsia="en-US"/>
               </w:rPr>
               <w:t>BESCHREIBUNG</w:t>
             </w:r>
@@ -8583,39 +8556,31 @@
         </w:tc>
         <w:tc>
           <w:tcPr>
-            <w:tcW w:w="190" w:type="dxa"/>
-            <w:tcBorders>
-              <w:top w:val="single" w:sz="12" w:space="0" w:color="auto"/>
-              <w:left w:val="nil"/>
-              <w:bottom w:val="single" w:sz="12" w:space="0" w:color="auto"/>
-              <w:right w:val="single" w:sz="12" w:space="0" w:color="auto"/>
-            </w:tcBorders>
-            <w:noWrap/>
-            <w:vAlign w:val="bottom"/>
-            <w:hideMark/>
+            <w:tcW w:w="912" w:type="dxa"/>
+            <w:vAlign w:val="center"/>
           </w:tcPr>
           <w:p>
             <w:pPr>
-              <w:spacing w:before="0" w:after="0" w:line="240" w:lineRule="auto"/>
+              <w:spacing w:before="0" w:after="160" w:line="259" w:lineRule="auto"/>
+              <w:jc w:val="center"/>
+              <w:cnfStyle w:val="100000000000" w:firstRow="1" w:lastRow="0" w:firstColumn="0" w:lastColumn="0" w:oddVBand="0" w:evenVBand="0" w:oddHBand="0" w:evenHBand="0" w:firstRowFirstColumn="0" w:firstRowLastColumn="0" w:lastRowFirstColumn="0" w:lastRowLastColumn="0"/>
+              <w:rPr>
+                <w:i/>
+                <w:iCs/>
+                <w:sz w:val="20"/>
+                <w:szCs w:val="20"/>
+                <w:lang w:val="de-AT" w:eastAsia="en-US"/>
+              </w:rPr>
+            </w:pPr>
+            <w:r>
               <w:rPr>
                 <w:rFonts w:ascii="Aptos Narrow" w:hAnsi="Aptos Narrow"/>
-                <w:b/>
-                <w:bCs/>
+                <w:i/>
+                <w:iCs/>
                 <w:color w:val="000000"/>
-                <w:sz w:val="22"/>
-                <w:szCs w:val="22"/>
-                <w:lang w:val="de-AT" w:eastAsia="de-AT"/>
-              </w:rPr>
-            </w:pPr>
-            <w:r>
-              <w:rPr>
-                <w:rFonts w:ascii="Aptos Narrow" w:hAnsi="Aptos Narrow"/>
-                <w:b/>
-                <w:bCs/>
-                <w:color w:val="000000"/>
-                <w:sz w:val="22"/>
-                <w:szCs w:val="22"/>
-                <w:lang w:val="de-AT" w:eastAsia="de-AT"/>
+                <w:sz w:val="20"/>
+                <w:szCs w:val="20"/>
+                <w:lang w:val="de-AT" w:eastAsia="en-US"/>
               </w:rPr>
               <w:t>MENGE</w:t>
             </w:r>
@@ -8623,79 +8588,63 @@
         </w:tc>
         <w:tc>
           <w:tcPr>
-            <w:tcW w:w="691" w:type="dxa"/>
-            <w:tcBorders>
-              <w:top w:val="single" w:sz="12" w:space="0" w:color="auto"/>
-              <w:left w:val="nil"/>
-              <w:bottom w:val="single" w:sz="12" w:space="0" w:color="auto"/>
-              <w:right w:val="single" w:sz="12" w:space="0" w:color="auto"/>
-            </w:tcBorders>
-            <w:noWrap/>
-            <w:vAlign w:val="bottom"/>
-            <w:hideMark/>
+            <w:tcW w:w="1521" w:type="dxa"/>
+            <w:vAlign w:val="center"/>
           </w:tcPr>
           <w:p>
             <w:pPr>
-              <w:spacing w:before="0" w:after="0" w:line="240" w:lineRule="auto"/>
+              <w:spacing w:before="0" w:after="160" w:line="259" w:lineRule="auto"/>
+              <w:jc w:val="center"/>
+              <w:cnfStyle w:val="100000000000" w:firstRow="1" w:lastRow="0" w:firstColumn="0" w:lastColumn="0" w:oddVBand="0" w:evenVBand="0" w:oddHBand="0" w:evenHBand="0" w:firstRowFirstColumn="0" w:firstRowLastColumn="0" w:lastRowFirstColumn="0" w:lastRowLastColumn="0"/>
+              <w:rPr>
+                <w:i/>
+                <w:iCs/>
+                <w:sz w:val="20"/>
+                <w:szCs w:val="20"/>
+                <w:lang w:val="de-AT" w:eastAsia="en-US"/>
+              </w:rPr>
+            </w:pPr>
+            <w:r>
               <w:rPr>
                 <w:rFonts w:ascii="Aptos Narrow" w:hAnsi="Aptos Narrow"/>
-                <w:b/>
-                <w:bCs/>
+                <w:i/>
+                <w:iCs/>
                 <w:color w:val="000000"/>
-                <w:sz w:val="22"/>
-                <w:szCs w:val="22"/>
-                <w:lang w:val="de-AT" w:eastAsia="de-AT"/>
-              </w:rPr>
-            </w:pPr>
-            <w:r>
-              <w:rPr>
-                <w:rFonts w:ascii="Aptos Narrow" w:hAnsi="Aptos Narrow"/>
-                <w:b/>
-                <w:bCs/>
-                <w:color w:val="000000"/>
-                <w:sz w:val="22"/>
-                <w:szCs w:val="22"/>
-                <w:lang w:val="de-AT" w:eastAsia="de-AT"/>
-              </w:rPr>
-              <w:t>MODELLNUMMER/TEILENUMMER</w:t>
+                <w:sz w:val="20"/>
+                <w:szCs w:val="20"/>
+                <w:lang w:val="de-AT" w:eastAsia="en-US"/>
+              </w:rPr>
+              <w:t>TEILENUMMER</w:t>
             </w:r>
           </w:p>
         </w:tc>
         <w:tc>
           <w:tcPr>
-            <w:tcW w:w="731" w:type="dxa"/>
-            <w:tcBorders>
-              <w:top w:val="single" w:sz="12" w:space="0" w:color="auto"/>
-              <w:left w:val="nil"/>
-              <w:bottom w:val="single" w:sz="12" w:space="0" w:color="auto"/>
-              <w:right w:val="single" w:sz="12" w:space="0" w:color="auto"/>
-            </w:tcBorders>
-            <w:noWrap/>
-            <w:vAlign w:val="bottom"/>
-            <w:hideMark/>
+            <w:tcW w:w="1520" w:type="dxa"/>
+            <w:vAlign w:val="center"/>
           </w:tcPr>
           <w:p>
             <w:pPr>
-              <w:spacing w:before="0" w:after="0" w:line="240" w:lineRule="auto"/>
+              <w:spacing w:before="0" w:after="160" w:line="259" w:lineRule="auto"/>
+              <w:jc w:val="center"/>
+              <w:cnfStyle w:val="100000000000" w:firstRow="1" w:lastRow="0" w:firstColumn="0" w:lastColumn="0" w:oddVBand="0" w:evenVBand="0" w:oddHBand="0" w:evenHBand="0" w:firstRowFirstColumn="0" w:firstRowLastColumn="0" w:lastRowFirstColumn="0" w:lastRowLastColumn="0"/>
+              <w:rPr>
+                <w:i/>
+                <w:iCs/>
+                <w:sz w:val="20"/>
+                <w:szCs w:val="20"/>
+                <w:lang w:val="de-AT" w:eastAsia="en-US"/>
+              </w:rPr>
+            </w:pPr>
+            <w:r>
               <w:rPr>
                 <w:rFonts w:ascii="Aptos Narrow" w:hAnsi="Aptos Narrow"/>
-                <w:b/>
-                <w:bCs/>
+                <w:i/>
+                <w:iCs/>
                 <w:color w:val="000000"/>
-                <w:sz w:val="22"/>
-                <w:szCs w:val="22"/>
-                <w:lang w:val="de-AT" w:eastAsia="de-AT"/>
-              </w:rPr>
-            </w:pPr>
-            <w:r>
-              <w:rPr>
-                <w:rFonts w:ascii="Aptos Narrow" w:hAnsi="Aptos Narrow"/>
-                <w:b/>
-                <w:bCs/>
-                <w:color w:val="000000"/>
-                <w:sz w:val="22"/>
-                <w:szCs w:val="22"/>
-                <w:lang w:val="de-AT" w:eastAsia="de-AT"/>
+                <w:sz w:val="20"/>
+                <w:szCs w:val="20"/>
+                <w:lang w:val="de-AT" w:eastAsia="en-US"/>
               </w:rPr>
               <w:t>HERSTELLER-TEILENUMMER</w:t>
             </w:r>
@@ -8703,39 +8652,31 @@
         </w:tc>
         <w:tc>
           <w:tcPr>
-            <w:tcW w:w="423" w:type="dxa"/>
-            <w:tcBorders>
-              <w:top w:val="single" w:sz="12" w:space="0" w:color="auto"/>
-              <w:left w:val="nil"/>
-              <w:bottom w:val="single" w:sz="12" w:space="0" w:color="auto"/>
-              <w:right w:val="single" w:sz="12" w:space="0" w:color="auto"/>
-            </w:tcBorders>
-            <w:noWrap/>
-            <w:vAlign w:val="bottom"/>
-            <w:hideMark/>
+            <w:tcW w:w="1064" w:type="dxa"/>
+            <w:vAlign w:val="center"/>
           </w:tcPr>
           <w:p>
             <w:pPr>
-              <w:spacing w:before="0" w:after="0" w:line="240" w:lineRule="auto"/>
+              <w:spacing w:before="0" w:after="160" w:line="259" w:lineRule="auto"/>
+              <w:jc w:val="center"/>
+              <w:cnfStyle w:val="100000000000" w:firstRow="1" w:lastRow="0" w:firstColumn="0" w:lastColumn="0" w:oddVBand="0" w:evenVBand="0" w:oddHBand="0" w:evenHBand="0" w:firstRowFirstColumn="0" w:firstRowLastColumn="0" w:lastRowFirstColumn="0" w:lastRowLastColumn="0"/>
+              <w:rPr>
+                <w:i/>
+                <w:iCs/>
+                <w:sz w:val="20"/>
+                <w:szCs w:val="20"/>
+                <w:lang w:val="de-AT" w:eastAsia="en-US"/>
+              </w:rPr>
+            </w:pPr>
+            <w:r>
               <w:rPr>
                 <w:rFonts w:ascii="Aptos Narrow" w:hAnsi="Aptos Narrow"/>
-                <w:b/>
-                <w:bCs/>
+                <w:i/>
+                <w:iCs/>
                 <w:color w:val="000000"/>
-                <w:sz w:val="22"/>
-                <w:szCs w:val="22"/>
-                <w:lang w:val="de-AT" w:eastAsia="de-AT"/>
-              </w:rPr>
-            </w:pPr>
-            <w:r>
-              <w:rPr>
-                <w:rFonts w:ascii="Aptos Narrow" w:hAnsi="Aptos Narrow"/>
-                <w:b/>
-                <w:bCs/>
-                <w:color w:val="000000"/>
-                <w:sz w:val="22"/>
-                <w:szCs w:val="22"/>
-                <w:lang w:val="de-AT" w:eastAsia="de-AT"/>
+                <w:sz w:val="20"/>
+                <w:szCs w:val="20"/>
+                <w:lang w:val="de-AT" w:eastAsia="en-US"/>
               </w:rPr>
               <w:t>Website</w:t>
             </w:r>
@@ -8743,201 +8684,129 @@
         </w:tc>
         <w:tc>
           <w:tcPr>
-            <w:tcW w:w="5280" w:type="dxa"/>
-            <w:tcBorders>
-              <w:top w:val="single" w:sz="12" w:space="0" w:color="auto"/>
-              <w:left w:val="nil"/>
-              <w:bottom w:val="single" w:sz="12" w:space="0" w:color="auto"/>
-              <w:right w:val="single" w:sz="12" w:space="0" w:color="auto"/>
-            </w:tcBorders>
-            <w:noWrap/>
-            <w:vAlign w:val="bottom"/>
-            <w:hideMark/>
+            <w:tcW w:w="1372" w:type="dxa"/>
+            <w:vAlign w:val="center"/>
           </w:tcPr>
           <w:p>
             <w:pPr>
-              <w:spacing w:before="0" w:after="0" w:line="240" w:lineRule="auto"/>
+              <w:spacing w:before="0" w:after="160" w:line="259" w:lineRule="auto"/>
+              <w:jc w:val="center"/>
+              <w:cnfStyle w:val="100000000000" w:firstRow="1" w:lastRow="0" w:firstColumn="0" w:lastColumn="0" w:oddVBand="0" w:evenVBand="0" w:oddHBand="0" w:evenHBand="0" w:firstRowFirstColumn="0" w:firstRowLastColumn="0" w:lastRowFirstColumn="0" w:lastRowLastColumn="0"/>
+              <w:rPr>
+                <w:i/>
+                <w:iCs/>
+                <w:sz w:val="20"/>
+                <w:szCs w:val="20"/>
+                <w:lang w:val="de-AT" w:eastAsia="en-US"/>
+              </w:rPr>
+            </w:pPr>
+            <w:r>
               <w:rPr>
                 <w:rFonts w:ascii="Aptos Narrow" w:hAnsi="Aptos Narrow"/>
-                <w:b/>
-                <w:bCs/>
+                <w:i/>
+                <w:iCs/>
                 <w:color w:val="000000"/>
-                <w:sz w:val="22"/>
-                <w:szCs w:val="22"/>
-                <w:lang w:val="de-AT" w:eastAsia="de-AT"/>
-              </w:rPr>
-            </w:pPr>
-            <w:r>
-              <w:rPr>
-                <w:rFonts w:ascii="Aptos Narrow" w:hAnsi="Aptos Narrow"/>
-                <w:b/>
-                <w:bCs/>
-                <w:color w:val="000000"/>
-                <w:sz w:val="22"/>
-                <w:szCs w:val="22"/>
-                <w:lang w:val="de-AT" w:eastAsia="de-AT"/>
-              </w:rPr>
-              <w:t>Link</w:t>
+                <w:sz w:val="20"/>
+                <w:szCs w:val="20"/>
+                <w:lang w:val="de-AT" w:eastAsia="en-US"/>
+              </w:rPr>
+              <w:t>STÜCKPREIS</w:t>
             </w:r>
           </w:p>
         </w:tc>
         <w:tc>
           <w:tcPr>
-            <w:tcW w:w="312" w:type="dxa"/>
-            <w:tcBorders>
-              <w:top w:val="single" w:sz="12" w:space="0" w:color="auto"/>
-              <w:left w:val="nil"/>
-              <w:bottom w:val="single" w:sz="12" w:space="0" w:color="auto"/>
-              <w:right w:val="single" w:sz="12" w:space="0" w:color="auto"/>
-            </w:tcBorders>
-            <w:noWrap/>
-            <w:vAlign w:val="bottom"/>
-            <w:hideMark/>
+            <w:tcW w:w="1064" w:type="dxa"/>
+            <w:vAlign w:val="center"/>
           </w:tcPr>
           <w:p>
             <w:pPr>
-              <w:spacing w:before="0" w:after="0" w:line="240" w:lineRule="auto"/>
+              <w:spacing w:before="0" w:after="160" w:line="259" w:lineRule="auto"/>
+              <w:jc w:val="center"/>
+              <w:cnfStyle w:val="100000000000" w:firstRow="1" w:lastRow="0" w:firstColumn="0" w:lastColumn="0" w:oddVBand="0" w:evenVBand="0" w:oddHBand="0" w:evenHBand="0" w:firstRowFirstColumn="0" w:firstRowLastColumn="0" w:lastRowFirstColumn="0" w:lastRowLastColumn="0"/>
+              <w:rPr>
+                <w:i/>
+                <w:iCs/>
+                <w:sz w:val="20"/>
+                <w:szCs w:val="20"/>
+                <w:lang w:val="de-AT" w:eastAsia="en-US"/>
+              </w:rPr>
+            </w:pPr>
+            <w:r>
               <w:rPr>
                 <w:rFonts w:ascii="Aptos Narrow" w:hAnsi="Aptos Narrow"/>
-                <w:b/>
-                <w:bCs/>
+                <w:i/>
+                <w:iCs/>
                 <w:color w:val="000000"/>
-                <w:sz w:val="22"/>
-                <w:szCs w:val="22"/>
-                <w:lang w:val="de-AT" w:eastAsia="de-AT"/>
-              </w:rPr>
-            </w:pPr>
-            <w:r>
-              <w:rPr>
-                <w:rFonts w:ascii="Aptos Narrow" w:hAnsi="Aptos Narrow"/>
-                <w:b/>
-                <w:bCs/>
-                <w:color w:val="000000"/>
-                <w:sz w:val="22"/>
-                <w:szCs w:val="22"/>
-                <w:lang w:val="de-AT" w:eastAsia="de-AT"/>
-              </w:rPr>
-              <w:t>STÜCKPREIS</w:t>
+                <w:sz w:val="20"/>
+                <w:szCs w:val="20"/>
+                <w:lang w:val="de-AT" w:eastAsia="en-US"/>
+              </w:rPr>
+              <w:t>Versand</w:t>
             </w:r>
           </w:p>
         </w:tc>
         <w:tc>
           <w:tcPr>
-            <w:tcW w:w="217" w:type="dxa"/>
-            <w:tcBorders>
-              <w:top w:val="single" w:sz="12" w:space="0" w:color="auto"/>
-              <w:left w:val="nil"/>
-              <w:bottom w:val="single" w:sz="12" w:space="0" w:color="auto"/>
-              <w:right w:val="single" w:sz="12" w:space="0" w:color="auto"/>
-            </w:tcBorders>
-            <w:noWrap/>
-            <w:vAlign w:val="bottom"/>
-            <w:hideMark/>
+            <w:tcW w:w="1216" w:type="dxa"/>
+            <w:vAlign w:val="center"/>
           </w:tcPr>
           <w:p>
             <w:pPr>
-              <w:spacing w:before="0" w:after="0" w:line="240" w:lineRule="auto"/>
+              <w:spacing w:before="0" w:after="160" w:line="259" w:lineRule="auto"/>
+              <w:jc w:val="center"/>
+              <w:cnfStyle w:val="100000000000" w:firstRow="1" w:lastRow="0" w:firstColumn="0" w:lastColumn="0" w:oddVBand="0" w:evenVBand="0" w:oddHBand="0" w:evenHBand="0" w:firstRowFirstColumn="0" w:firstRowLastColumn="0" w:lastRowFirstColumn="0" w:lastRowLastColumn="0"/>
+              <w:rPr>
+                <w:i/>
+                <w:iCs/>
+                <w:sz w:val="20"/>
+                <w:szCs w:val="20"/>
+                <w:lang w:val="de-AT" w:eastAsia="en-US"/>
+              </w:rPr>
+            </w:pPr>
+            <w:r>
               <w:rPr>
                 <w:rFonts w:ascii="Aptos Narrow" w:hAnsi="Aptos Narrow"/>
-                <w:b/>
-                <w:bCs/>
+                <w:i/>
+                <w:iCs/>
                 <w:color w:val="000000"/>
-                <w:sz w:val="22"/>
-                <w:szCs w:val="22"/>
-                <w:lang w:val="de-AT" w:eastAsia="de-AT"/>
-              </w:rPr>
-            </w:pPr>
-            <w:r>
-              <w:rPr>
-                <w:rFonts w:ascii="Aptos Narrow" w:hAnsi="Aptos Narrow"/>
-                <w:b/>
-                <w:bCs/>
-                <w:color w:val="000000"/>
-                <w:sz w:val="22"/>
-                <w:szCs w:val="22"/>
-                <w:lang w:val="de-AT" w:eastAsia="de-AT"/>
-              </w:rPr>
-              <w:t>Versand</w:t>
-            </w:r>
-          </w:p>
-        </w:tc>
-        <w:tc>
-          <w:tcPr>
-            <w:tcW w:w="493" w:type="dxa"/>
-            <w:tcBorders>
-              <w:top w:val="single" w:sz="12" w:space="0" w:color="auto"/>
-              <w:left w:val="nil"/>
-              <w:bottom w:val="single" w:sz="12" w:space="0" w:color="auto"/>
-              <w:right w:val="single" w:sz="12" w:space="0" w:color="auto"/>
-            </w:tcBorders>
-            <w:noWrap/>
-            <w:vAlign w:val="bottom"/>
-            <w:hideMark/>
-          </w:tcPr>
-          <w:p>
-            <w:pPr>
-              <w:spacing w:before="0" w:after="0" w:line="240" w:lineRule="auto"/>
-              <w:rPr>
-                <w:rFonts w:ascii="Aptos Narrow" w:hAnsi="Aptos Narrow"/>
-                <w:b/>
-                <w:bCs/>
-                <w:color w:val="000000"/>
-                <w:sz w:val="22"/>
-                <w:szCs w:val="22"/>
-                <w:lang w:val="de-AT" w:eastAsia="de-AT"/>
-              </w:rPr>
-            </w:pPr>
-            <w:r>
-              <w:rPr>
-                <w:rFonts w:ascii="Aptos Narrow" w:hAnsi="Aptos Narrow"/>
-                <w:b/>
-                <w:bCs/>
-                <w:color w:val="000000"/>
-                <w:sz w:val="22"/>
-                <w:szCs w:val="22"/>
-                <w:lang w:val="de-AT" w:eastAsia="de-AT"/>
-              </w:rPr>
-              <w:t xml:space="preserve"> GESAMTPREIS </w:t>
+                <w:sz w:val="20"/>
+                <w:szCs w:val="20"/>
+                <w:lang w:val="de-AT" w:eastAsia="en-US"/>
+              </w:rPr>
+              <w:t>GESAMT</w:t>
             </w:r>
           </w:p>
         </w:tc>
       </w:tr>
       <w:tr>
         <w:trPr>
-          <w:trHeight w:val="300"/>
+          <w:cnfStyle w:val="000000100000" w:firstRow="0" w:lastRow="0" w:firstColumn="0" w:lastColumn="0" w:oddVBand="0" w:evenVBand="0" w:oddHBand="1" w:evenHBand="0" w:firstRowFirstColumn="0" w:firstRowLastColumn="0" w:lastRowFirstColumn="0" w:lastRowLastColumn="0"/>
+          <w:trHeight w:val="153"/>
         </w:trPr>
         <w:tc>
           <w:tcPr>
-            <w:tcW w:w="152" w:type="dxa"/>
-            <w:tcBorders>
-              <w:top w:val="nil"/>
-              <w:left w:val="single" w:sz="8" w:space="0" w:color="auto"/>
-              <w:bottom w:val="single" w:sz="4" w:space="0" w:color="auto"/>
-              <w:right w:val="single" w:sz="4" w:space="0" w:color="auto"/>
-            </w:tcBorders>
-            <w:noWrap/>
-            <w:vAlign w:val="bottom"/>
-            <w:hideMark/>
+            <w:cnfStyle w:val="001000000000" w:firstRow="0" w:lastRow="0" w:firstColumn="1" w:lastColumn="0" w:oddVBand="0" w:evenVBand="0" w:oddHBand="0" w:evenHBand="0" w:firstRowFirstColumn="0" w:firstRowLastColumn="0" w:lastRowFirstColumn="0" w:lastRowLastColumn="0"/>
+            <w:tcW w:w="456" w:type="dxa"/>
+            <w:vAlign w:val="center"/>
           </w:tcPr>
           <w:p>
             <w:pPr>
-              <w:spacing w:before="0" w:after="0" w:line="240" w:lineRule="auto"/>
-              <w:jc w:val="right"/>
+              <w:spacing w:before="0" w:after="160" w:line="259" w:lineRule="auto"/>
+              <w:jc w:val="center"/>
+              <w:rPr>
+                <w:sz w:val="20"/>
+                <w:szCs w:val="20"/>
+                <w:lang w:val="de-AT" w:eastAsia="en-US"/>
+              </w:rPr>
+            </w:pPr>
+            <w:r>
               <w:rPr>
                 <w:rFonts w:ascii="Aptos Narrow" w:hAnsi="Aptos Narrow"/>
                 <w:color w:val="000000"/>
-                <w:sz w:val="22"/>
-                <w:szCs w:val="22"/>
-                <w:lang w:val="de-AT" w:eastAsia="de-AT"/>
-              </w:rPr>
-            </w:pPr>
-            <w:r>
-              <w:rPr>
-                <w:rFonts w:ascii="Aptos Narrow" w:hAnsi="Aptos Narrow"/>
-                <w:color w:val="000000"/>
-                <w:sz w:val="22"/>
-                <w:szCs w:val="22"/>
-                <w:lang w:val="de-AT" w:eastAsia="de-AT"/>
+                <w:sz w:val="20"/>
+                <w:szCs w:val="20"/>
+                <w:lang w:val="de-AT" w:eastAsia="en-US"/>
               </w:rPr>
               <w:t>1</w:t>
             </w:r>
@@ -8945,35 +8814,27 @@
         </w:tc>
         <w:tc>
           <w:tcPr>
-            <w:tcW w:w="1118" w:type="dxa"/>
-            <w:tcBorders>
-              <w:top w:val="nil"/>
-              <w:left w:val="nil"/>
-              <w:bottom w:val="single" w:sz="4" w:space="0" w:color="auto"/>
-              <w:right w:val="single" w:sz="4" w:space="0" w:color="auto"/>
-            </w:tcBorders>
-            <w:noWrap/>
-            <w:vAlign w:val="bottom"/>
-            <w:hideMark/>
+            <w:tcW w:w="1978" w:type="dxa"/>
+            <w:vAlign w:val="center"/>
           </w:tcPr>
           <w:p>
             <w:pPr>
-              <w:spacing w:before="0" w:after="0" w:line="240" w:lineRule="auto"/>
+              <w:spacing w:before="0" w:after="160" w:line="259" w:lineRule="auto"/>
+              <w:jc w:val="center"/>
+              <w:cnfStyle w:val="000000100000" w:firstRow="0" w:lastRow="0" w:firstColumn="0" w:lastColumn="0" w:oddVBand="0" w:evenVBand="0" w:oddHBand="1" w:evenHBand="0" w:firstRowFirstColumn="0" w:firstRowLastColumn="0" w:lastRowFirstColumn="0" w:lastRowLastColumn="0"/>
+              <w:rPr>
+                <w:sz w:val="20"/>
+                <w:szCs w:val="20"/>
+                <w:lang w:val="de-AT" w:eastAsia="en-US"/>
+              </w:rPr>
+            </w:pPr>
+            <w:r>
               <w:rPr>
                 <w:rFonts w:ascii="Aptos Narrow" w:hAnsi="Aptos Narrow"/>
                 <w:color w:val="000000"/>
-                <w:sz w:val="22"/>
-                <w:szCs w:val="22"/>
-                <w:lang w:val="de-AT" w:eastAsia="de-AT"/>
-              </w:rPr>
-            </w:pPr>
-            <w:r>
-              <w:rPr>
-                <w:rFonts w:ascii="Aptos Narrow" w:hAnsi="Aptos Narrow"/>
-                <w:color w:val="000000"/>
-                <w:sz w:val="22"/>
-                <w:szCs w:val="22"/>
-                <w:lang w:val="de-AT" w:eastAsia="de-AT"/>
+                <w:sz w:val="20"/>
+                <w:szCs w:val="20"/>
+                <w:lang w:val="de-AT" w:eastAsia="en-US"/>
               </w:rPr>
               <w:t>Raspberry Pi 5 8 GB</w:t>
             </w:r>
@@ -8981,36 +8842,27 @@
         </w:tc>
         <w:tc>
           <w:tcPr>
-            <w:tcW w:w="190" w:type="dxa"/>
-            <w:tcBorders>
-              <w:top w:val="nil"/>
-              <w:left w:val="nil"/>
-              <w:bottom w:val="single" w:sz="4" w:space="0" w:color="auto"/>
-              <w:right w:val="single" w:sz="4" w:space="0" w:color="auto"/>
-            </w:tcBorders>
-            <w:noWrap/>
-            <w:vAlign w:val="bottom"/>
-            <w:hideMark/>
+            <w:tcW w:w="912" w:type="dxa"/>
+            <w:vAlign w:val="center"/>
           </w:tcPr>
           <w:p>
             <w:pPr>
-              <w:spacing w:before="0" w:after="0" w:line="240" w:lineRule="auto"/>
-              <w:jc w:val="right"/>
+              <w:spacing w:before="0" w:after="160" w:line="259" w:lineRule="auto"/>
+              <w:jc w:val="center"/>
+              <w:cnfStyle w:val="000000100000" w:firstRow="0" w:lastRow="0" w:firstColumn="0" w:lastColumn="0" w:oddVBand="0" w:evenVBand="0" w:oddHBand="1" w:evenHBand="0" w:firstRowFirstColumn="0" w:firstRowLastColumn="0" w:lastRowFirstColumn="0" w:lastRowLastColumn="0"/>
+              <w:rPr>
+                <w:sz w:val="20"/>
+                <w:szCs w:val="20"/>
+                <w:lang w:val="de-AT" w:eastAsia="en-US"/>
+              </w:rPr>
+            </w:pPr>
+            <w:r>
               <w:rPr>
                 <w:rFonts w:ascii="Aptos Narrow" w:hAnsi="Aptos Narrow"/>
                 <w:color w:val="000000"/>
-                <w:sz w:val="22"/>
-                <w:szCs w:val="22"/>
-                <w:lang w:val="de-AT" w:eastAsia="de-AT"/>
-              </w:rPr>
-            </w:pPr>
-            <w:r>
-              <w:rPr>
-                <w:rFonts w:ascii="Aptos Narrow" w:hAnsi="Aptos Narrow"/>
-                <w:color w:val="000000"/>
-                <w:sz w:val="22"/>
-                <w:szCs w:val="22"/>
-                <w:lang w:val="de-AT" w:eastAsia="de-AT"/>
+                <w:sz w:val="20"/>
+                <w:szCs w:val="20"/>
+                <w:lang w:val="de-AT" w:eastAsia="en-US"/>
               </w:rPr>
               <w:t>1</w:t>
             </w:r>
@@ -9018,35 +8870,27 @@
         </w:tc>
         <w:tc>
           <w:tcPr>
-            <w:tcW w:w="691" w:type="dxa"/>
-            <w:tcBorders>
-              <w:top w:val="nil"/>
-              <w:left w:val="nil"/>
-              <w:bottom w:val="single" w:sz="4" w:space="0" w:color="auto"/>
-              <w:right w:val="single" w:sz="4" w:space="0" w:color="auto"/>
-            </w:tcBorders>
-            <w:noWrap/>
-            <w:vAlign w:val="bottom"/>
-            <w:hideMark/>
+            <w:tcW w:w="1521" w:type="dxa"/>
+            <w:vAlign w:val="center"/>
           </w:tcPr>
           <w:p>
             <w:pPr>
-              <w:spacing w:before="0" w:after="0" w:line="240" w:lineRule="auto"/>
+              <w:spacing w:before="0" w:after="160" w:line="259" w:lineRule="auto"/>
+              <w:jc w:val="center"/>
+              <w:cnfStyle w:val="000000100000" w:firstRow="0" w:lastRow="0" w:firstColumn="0" w:lastColumn="0" w:oddVBand="0" w:evenVBand="0" w:oddHBand="1" w:evenHBand="0" w:firstRowFirstColumn="0" w:firstRowLastColumn="0" w:lastRowFirstColumn="0" w:lastRowLastColumn="0"/>
+              <w:rPr>
+                <w:sz w:val="20"/>
+                <w:szCs w:val="20"/>
+                <w:lang w:val="de-AT" w:eastAsia="en-US"/>
+              </w:rPr>
+            </w:pPr>
+            <w:r>
               <w:rPr>
                 <w:rFonts w:ascii="Aptos Narrow" w:hAnsi="Aptos Narrow"/>
                 <w:color w:val="000000"/>
-                <w:sz w:val="22"/>
-                <w:szCs w:val="22"/>
-                <w:lang w:val="de-AT" w:eastAsia="de-AT"/>
-              </w:rPr>
-            </w:pPr>
-            <w:r>
-              <w:rPr>
-                <w:rFonts w:ascii="Aptos Narrow" w:hAnsi="Aptos Narrow"/>
-                <w:color w:val="000000"/>
-                <w:sz w:val="22"/>
-                <w:szCs w:val="22"/>
-                <w:lang w:val="de-AT" w:eastAsia="de-AT"/>
+                <w:sz w:val="20"/>
+                <w:szCs w:val="20"/>
+                <w:lang w:val="de-AT" w:eastAsia="en-US"/>
               </w:rPr>
               <w:t>Raspberry Pi 5</w:t>
             </w:r>
@@ -9054,35 +8898,27 @@
         </w:tc>
         <w:tc>
           <w:tcPr>
-            <w:tcW w:w="731" w:type="dxa"/>
-            <w:tcBorders>
-              <w:top w:val="nil"/>
-              <w:left w:val="nil"/>
-              <w:bottom w:val="single" w:sz="4" w:space="0" w:color="auto"/>
-              <w:right w:val="single" w:sz="4" w:space="0" w:color="auto"/>
-            </w:tcBorders>
-            <w:noWrap/>
-            <w:vAlign w:val="bottom"/>
-            <w:hideMark/>
+            <w:tcW w:w="1520" w:type="dxa"/>
+            <w:vAlign w:val="center"/>
           </w:tcPr>
           <w:p>
             <w:pPr>
-              <w:spacing w:before="0" w:after="0" w:line="240" w:lineRule="auto"/>
+              <w:spacing w:before="0" w:after="160" w:line="259" w:lineRule="auto"/>
+              <w:jc w:val="center"/>
+              <w:cnfStyle w:val="000000100000" w:firstRow="0" w:lastRow="0" w:firstColumn="0" w:lastColumn="0" w:oddVBand="0" w:evenVBand="0" w:oddHBand="1" w:evenHBand="0" w:firstRowFirstColumn="0" w:firstRowLastColumn="0" w:lastRowFirstColumn="0" w:lastRowLastColumn="0"/>
+              <w:rPr>
+                <w:sz w:val="20"/>
+                <w:szCs w:val="20"/>
+                <w:lang w:val="de-AT" w:eastAsia="en-US"/>
+              </w:rPr>
+            </w:pPr>
+            <w:r>
               <w:rPr>
                 <w:rFonts w:ascii="Aptos Narrow" w:hAnsi="Aptos Narrow"/>
                 <w:color w:val="000000"/>
-                <w:sz w:val="22"/>
-                <w:szCs w:val="22"/>
-                <w:lang w:val="de-AT" w:eastAsia="de-AT"/>
-              </w:rPr>
-            </w:pPr>
-            <w:r>
-              <w:rPr>
-                <w:rFonts w:ascii="Aptos Narrow" w:hAnsi="Aptos Narrow"/>
-                <w:color w:val="000000"/>
-                <w:sz w:val="22"/>
-                <w:szCs w:val="22"/>
-                <w:lang w:val="de-AT" w:eastAsia="de-AT"/>
+                <w:sz w:val="20"/>
+                <w:szCs w:val="20"/>
+                <w:lang w:val="de-AT" w:eastAsia="en-US"/>
               </w:rPr>
               <w:t>Raspberry Pi</w:t>
             </w:r>
@@ -9090,35 +8926,27 @@
         </w:tc>
         <w:tc>
           <w:tcPr>
-            <w:tcW w:w="423" w:type="dxa"/>
-            <w:tcBorders>
-              <w:top w:val="nil"/>
-              <w:left w:val="nil"/>
-              <w:bottom w:val="single" w:sz="4" w:space="0" w:color="auto"/>
-              <w:right w:val="single" w:sz="4" w:space="0" w:color="auto"/>
-            </w:tcBorders>
-            <w:noWrap/>
-            <w:vAlign w:val="bottom"/>
-            <w:hideMark/>
+            <w:tcW w:w="1064" w:type="dxa"/>
+            <w:vAlign w:val="center"/>
           </w:tcPr>
           <w:p>
             <w:pPr>
-              <w:spacing w:before="0" w:after="0" w:line="240" w:lineRule="auto"/>
+              <w:spacing w:before="0" w:after="160" w:line="259" w:lineRule="auto"/>
+              <w:jc w:val="center"/>
+              <w:cnfStyle w:val="000000100000" w:firstRow="0" w:lastRow="0" w:firstColumn="0" w:lastColumn="0" w:oddVBand="0" w:evenVBand="0" w:oddHBand="1" w:evenHBand="0" w:firstRowFirstColumn="0" w:firstRowLastColumn="0" w:lastRowFirstColumn="0" w:lastRowLastColumn="0"/>
+              <w:rPr>
+                <w:sz w:val="20"/>
+                <w:szCs w:val="20"/>
+                <w:lang w:val="de-AT" w:eastAsia="en-US"/>
+              </w:rPr>
+            </w:pPr>
+            <w:r>
               <w:rPr>
                 <w:rFonts w:ascii="Aptos Narrow" w:hAnsi="Aptos Narrow"/>
                 <w:color w:val="000000"/>
-                <w:sz w:val="22"/>
-                <w:szCs w:val="22"/>
-                <w:lang w:val="de-AT" w:eastAsia="de-AT"/>
-              </w:rPr>
-            </w:pPr>
-            <w:r>
-              <w:rPr>
-                <w:rFonts w:ascii="Aptos Narrow" w:hAnsi="Aptos Narrow"/>
-                <w:color w:val="000000"/>
-                <w:sz w:val="22"/>
-                <w:szCs w:val="22"/>
-                <w:lang w:val="de-AT" w:eastAsia="de-AT"/>
+                <w:sz w:val="20"/>
+                <w:szCs w:val="20"/>
+                <w:lang w:val="de-AT" w:eastAsia="en-US"/>
               </w:rPr>
               <w:t>Amazon</w:t>
             </w:r>
@@ -9126,191 +8954,106 @@
         </w:tc>
         <w:tc>
           <w:tcPr>
-            <w:tcW w:w="5280" w:type="dxa"/>
-            <w:tcBorders>
-              <w:top w:val="nil"/>
-              <w:left w:val="nil"/>
-              <w:bottom w:val="single" w:sz="4" w:space="0" w:color="auto"/>
-              <w:right w:val="single" w:sz="4" w:space="0" w:color="auto"/>
-            </w:tcBorders>
-            <w:noWrap/>
-            <w:vAlign w:val="bottom"/>
-            <w:hideMark/>
+            <w:tcW w:w="1372" w:type="dxa"/>
+            <w:vAlign w:val="center"/>
           </w:tcPr>
           <w:p>
             <w:pPr>
-              <w:spacing w:before="0" w:after="0" w:line="240" w:lineRule="auto"/>
+              <w:spacing w:before="0" w:after="160" w:line="259" w:lineRule="auto"/>
+              <w:jc w:val="center"/>
+              <w:cnfStyle w:val="000000100000" w:firstRow="0" w:lastRow="0" w:firstColumn="0" w:lastColumn="0" w:oddVBand="0" w:evenVBand="0" w:oddHBand="1" w:evenHBand="0" w:firstRowFirstColumn="0" w:firstRowLastColumn="0" w:lastRowFirstColumn="0" w:lastRowLastColumn="0"/>
+              <w:rPr>
+                <w:sz w:val="20"/>
+                <w:szCs w:val="20"/>
+                <w:lang w:val="de-AT" w:eastAsia="en-US"/>
+              </w:rPr>
+            </w:pPr>
+            <w:r>
               <w:rPr>
                 <w:rFonts w:ascii="Aptos Narrow" w:hAnsi="Aptos Narrow"/>
-                <w:color w:val="467886"/>
-                <w:sz w:val="22"/>
-                <w:szCs w:val="22"/>
-                <w:u w:val="single"/>
-                <w:lang w:val="de-AT" w:eastAsia="de-AT"/>
-              </w:rPr>
-            </w:pPr>
-            <w:hyperlink r:id="rId28" w:history="1">
-              <w:r>
-                <w:rPr>
-                  <w:rFonts w:ascii="Aptos Narrow" w:hAnsi="Aptos Narrow"/>
-                  <w:color w:val="467886"/>
-                  <w:sz w:val="22"/>
-                  <w:szCs w:val="22"/>
-                  <w:u w:val="single"/>
-                  <w:lang w:val="de-AT" w:eastAsia="de-AT"/>
-                </w:rPr>
-                <w:t>https://www.amazon.de/dp/B0CK2FCG1K?ref_=ppx_hzod_title_dt_b_fed_asin_title_0_0</w:t>
-              </w:r>
-            </w:hyperlink>
+                <w:color w:val="000000"/>
+                <w:sz w:val="20"/>
+                <w:szCs w:val="20"/>
+                <w:lang w:val="de-AT" w:eastAsia="en-US"/>
+              </w:rPr>
+              <w:t>€ 90,45</w:t>
+            </w:r>
           </w:p>
         </w:tc>
         <w:tc>
           <w:tcPr>
-            <w:tcW w:w="312" w:type="dxa"/>
-            <w:tcBorders>
-              <w:top w:val="nil"/>
-              <w:left w:val="nil"/>
-              <w:bottom w:val="single" w:sz="4" w:space="0" w:color="auto"/>
-              <w:right w:val="single" w:sz="4" w:space="0" w:color="auto"/>
-            </w:tcBorders>
-            <w:noWrap/>
-            <w:vAlign w:val="bottom"/>
-            <w:hideMark/>
+            <w:tcW w:w="1064" w:type="dxa"/>
+            <w:vAlign w:val="center"/>
           </w:tcPr>
           <w:p>
             <w:pPr>
-              <w:spacing w:before="0" w:after="0" w:line="240" w:lineRule="auto"/>
-              <w:rPr>
-                <w:rFonts w:ascii="Aptos Narrow" w:hAnsi="Aptos Narrow"/>
-                <w:color w:val="000000"/>
-                <w:sz w:val="22"/>
-                <w:szCs w:val="22"/>
-                <w:lang w:val="de-AT" w:eastAsia="de-AT"/>
+              <w:spacing w:before="0" w:after="160" w:line="259" w:lineRule="auto"/>
+              <w:jc w:val="center"/>
+              <w:cnfStyle w:val="000000100000" w:firstRow="0" w:lastRow="0" w:firstColumn="0" w:lastColumn="0" w:oddVBand="0" w:evenVBand="0" w:oddHBand="1" w:evenHBand="0" w:firstRowFirstColumn="0" w:firstRowLastColumn="0" w:lastRowFirstColumn="0" w:lastRowLastColumn="0"/>
+              <w:rPr>
+                <w:sz w:val="20"/>
+                <w:szCs w:val="20"/>
+                <w:lang w:val="de-AT" w:eastAsia="en-US"/>
               </w:rPr>
             </w:pPr>
-            <w:r>
-              <w:rPr>
-                <w:rFonts w:ascii="Aptos Narrow" w:hAnsi="Aptos Narrow"/>
-                <w:color w:val="000000"/>
-                <w:sz w:val="22"/>
-                <w:szCs w:val="22"/>
-                <w:lang w:val="de-AT" w:eastAsia="de-AT"/>
-              </w:rPr>
-              <w:t xml:space="preserve"> €               90,45 </w:t>
-            </w:r>
           </w:p>
         </w:tc>
         <w:tc>
           <w:tcPr>
-            <w:tcW w:w="217" w:type="dxa"/>
-            <w:tcBorders>
-              <w:top w:val="nil"/>
-              <w:left w:val="nil"/>
-              <w:bottom w:val="single" w:sz="4" w:space="0" w:color="auto"/>
-              <w:right w:val="single" w:sz="4" w:space="0" w:color="auto"/>
-            </w:tcBorders>
-            <w:noWrap/>
-            <w:vAlign w:val="bottom"/>
-            <w:hideMark/>
+            <w:tcW w:w="1216" w:type="dxa"/>
+            <w:vAlign w:val="center"/>
           </w:tcPr>
           <w:p>
             <w:pPr>
-              <w:spacing w:before="0" w:after="0" w:line="240" w:lineRule="auto"/>
-              <w:rPr>
-                <w:rFonts w:ascii="Aptos Narrow" w:hAnsi="Aptos Narrow"/>
-                <w:color w:val="467886"/>
-                <w:sz w:val="22"/>
-                <w:szCs w:val="22"/>
-                <w:u w:val="single"/>
-                <w:lang w:val="de-AT" w:eastAsia="de-AT"/>
+              <w:spacing w:before="0" w:after="160" w:line="259" w:lineRule="auto"/>
+              <w:jc w:val="center"/>
+              <w:cnfStyle w:val="000000100000" w:firstRow="0" w:lastRow="0" w:firstColumn="0" w:lastColumn="0" w:oddVBand="0" w:evenVBand="0" w:oddHBand="1" w:evenHBand="0" w:firstRowFirstColumn="0" w:firstRowLastColumn="0" w:lastRowFirstColumn="0" w:lastRowLastColumn="0"/>
+              <w:rPr>
+                <w:sz w:val="20"/>
+                <w:szCs w:val="20"/>
+                <w:lang w:val="de-AT" w:eastAsia="en-US"/>
               </w:rPr>
             </w:pPr>
             <w:r>
-              <w:rPr>
-                <w:rFonts w:ascii="Aptos Narrow" w:hAnsi="Aptos Narrow"/>
-                <w:color w:val="467886"/>
-                <w:sz w:val="22"/>
-                <w:szCs w:val="22"/>
-                <w:u w:val="single"/>
-                <w:lang w:val="de-AT" w:eastAsia="de-AT"/>
-              </w:rPr>
-              <w:t> </w:t>
-            </w:r>
-          </w:p>
-        </w:tc>
-        <w:tc>
-          <w:tcPr>
-            <w:tcW w:w="493" w:type="dxa"/>
-            <w:tcBorders>
-              <w:top w:val="nil"/>
-              <w:left w:val="nil"/>
-              <w:bottom w:val="single" w:sz="4" w:space="0" w:color="auto"/>
-              <w:right w:val="single" w:sz="8" w:space="0" w:color="auto"/>
-            </w:tcBorders>
-            <w:noWrap/>
-            <w:vAlign w:val="bottom"/>
-            <w:hideMark/>
-          </w:tcPr>
-          <w:p>
-            <w:pPr>
-              <w:spacing w:before="0" w:after="0" w:line="240" w:lineRule="auto"/>
               <w:rPr>
                 <w:rFonts w:ascii="Aptos Narrow" w:hAnsi="Aptos Narrow"/>
                 <w:color w:val="000000"/>
-                <w:sz w:val="22"/>
-                <w:szCs w:val="22"/>
-                <w:lang w:val="de-AT" w:eastAsia="de-AT"/>
-              </w:rPr>
-            </w:pPr>
-            <w:r>
-              <w:rPr>
-                <w:rFonts w:ascii="Aptos Narrow" w:hAnsi="Aptos Narrow"/>
-                <w:color w:val="000000"/>
-                <w:sz w:val="22"/>
-                <w:szCs w:val="22"/>
-                <w:lang w:val="de-AT" w:eastAsia="de-AT"/>
-              </w:rPr>
-              <w:t xml:space="preserve"> €                                   90,45 </w:t>
+                <w:sz w:val="20"/>
+                <w:szCs w:val="20"/>
+                <w:lang w:val="de-AT" w:eastAsia="en-US"/>
+              </w:rPr>
+              <w:t>€ 90,45</w:t>
             </w:r>
           </w:p>
         </w:tc>
       </w:tr>
       <w:tr>
         <w:trPr>
-          <w:trHeight w:val="288"/>
+          <w:trHeight w:val="153"/>
         </w:trPr>
         <w:tc>
           <w:tcPr>
-            <w:tcW w:w="152" w:type="dxa"/>
-            <w:tcBorders>
-              <w:top w:val="nil"/>
-              <w:left w:val="single" w:sz="8" w:space="0" w:color="auto"/>
-              <w:bottom w:val="single" w:sz="4" w:space="0" w:color="auto"/>
-              <w:right w:val="single" w:sz="4" w:space="0" w:color="auto"/>
-            </w:tcBorders>
-            <w:noWrap/>
-            <w:vAlign w:val="bottom"/>
-            <w:hideMark/>
+            <w:cnfStyle w:val="001000000000" w:firstRow="0" w:lastRow="0" w:firstColumn="1" w:lastColumn="0" w:oddVBand="0" w:evenVBand="0" w:oddHBand="0" w:evenHBand="0" w:firstRowFirstColumn="0" w:firstRowLastColumn="0" w:lastRowFirstColumn="0" w:lastRowLastColumn="0"/>
+            <w:tcW w:w="456" w:type="dxa"/>
+            <w:vAlign w:val="center"/>
           </w:tcPr>
           <w:p>
             <w:pPr>
-              <w:spacing w:before="0" w:after="0" w:line="240" w:lineRule="auto"/>
-              <w:jc w:val="right"/>
+              <w:spacing w:before="0" w:after="160" w:line="259" w:lineRule="auto"/>
+              <w:jc w:val="center"/>
+              <w:rPr>
+                <w:sz w:val="20"/>
+                <w:szCs w:val="20"/>
+                <w:lang w:val="de-AT" w:eastAsia="en-US"/>
+              </w:rPr>
+            </w:pPr>
+            <w:r>
               <w:rPr>
                 <w:rFonts w:ascii="Aptos Narrow" w:hAnsi="Aptos Narrow"/>
                 <w:color w:val="000000"/>
-                <w:sz w:val="22"/>
-                <w:szCs w:val="22"/>
-                <w:lang w:val="de-AT" w:eastAsia="de-AT"/>
-              </w:rPr>
-            </w:pPr>
-            <w:r>
-              <w:rPr>
-                <w:rFonts w:ascii="Aptos Narrow" w:hAnsi="Aptos Narrow"/>
-                <w:color w:val="000000"/>
-                <w:sz w:val="22"/>
-                <w:szCs w:val="22"/>
-                <w:lang w:val="de-AT" w:eastAsia="de-AT"/>
+                <w:sz w:val="20"/>
+                <w:szCs w:val="20"/>
+                <w:lang w:val="de-AT" w:eastAsia="en-US"/>
               </w:rPr>
               <w:t>2</w:t>
             </w:r>
@@ -9318,69 +9061,61 @@
         </w:tc>
         <w:tc>
           <w:tcPr>
-            <w:tcW w:w="1118" w:type="dxa"/>
-            <w:tcBorders>
-              <w:top w:val="nil"/>
-              <w:left w:val="nil"/>
-              <w:bottom w:val="single" w:sz="4" w:space="0" w:color="auto"/>
-              <w:right w:val="single" w:sz="4" w:space="0" w:color="auto"/>
-            </w:tcBorders>
-            <w:noWrap/>
-            <w:vAlign w:val="bottom"/>
-            <w:hideMark/>
+            <w:tcW w:w="1978" w:type="dxa"/>
+            <w:vAlign w:val="center"/>
           </w:tcPr>
           <w:p>
             <w:pPr>
-              <w:spacing w:before="0" w:after="0" w:line="240" w:lineRule="auto"/>
+              <w:spacing w:before="0" w:after="160" w:line="259" w:lineRule="auto"/>
+              <w:jc w:val="center"/>
+              <w:cnfStyle w:val="000000000000" w:firstRow="0" w:lastRow="0" w:firstColumn="0" w:lastColumn="0" w:oddVBand="0" w:evenVBand="0" w:oddHBand="0" w:evenHBand="0" w:firstRowFirstColumn="0" w:firstRowLastColumn="0" w:lastRowFirstColumn="0" w:lastRowLastColumn="0"/>
+              <w:rPr>
+                <w:sz w:val="20"/>
+                <w:szCs w:val="20"/>
+                <w:lang w:val="de-AT" w:eastAsia="en-US"/>
+              </w:rPr>
+            </w:pPr>
+            <w:proofErr w:type="spellStart"/>
+            <w:r>
               <w:rPr>
                 <w:rFonts w:ascii="Aptos Narrow" w:hAnsi="Aptos Narrow"/>
                 <w:color w:val="000000"/>
-                <w:sz w:val="22"/>
-                <w:szCs w:val="22"/>
-                <w:lang w:val="de-AT" w:eastAsia="de-AT"/>
-              </w:rPr>
-            </w:pPr>
-            <w:proofErr w:type="spellStart"/>
+                <w:sz w:val="20"/>
+                <w:szCs w:val="20"/>
+                <w:lang w:val="de-AT" w:eastAsia="en-US"/>
+              </w:rPr>
+              <w:t>Twozoh</w:t>
+            </w:r>
+            <w:proofErr w:type="spellEnd"/>
             <w:r>
               <w:rPr>
                 <w:rFonts w:ascii="Aptos Narrow" w:hAnsi="Aptos Narrow"/>
                 <w:color w:val="000000"/>
-                <w:sz w:val="22"/>
-                <w:szCs w:val="22"/>
-                <w:lang w:val="de-AT" w:eastAsia="de-AT"/>
-              </w:rPr>
-              <w:t>Twozoh</w:t>
-            </w:r>
-            <w:proofErr w:type="spellEnd"/>
+                <w:sz w:val="20"/>
+                <w:szCs w:val="20"/>
+                <w:lang w:val="de-AT" w:eastAsia="en-US"/>
+              </w:rPr>
+              <w:t xml:space="preserve"> Micro HDMI auf </w:t>
+            </w:r>
+            <w:proofErr w:type="gramStart"/>
             <w:r>
               <w:rPr>
                 <w:rFonts w:ascii="Aptos Narrow" w:hAnsi="Aptos Narrow"/>
                 <w:color w:val="000000"/>
-                <w:sz w:val="22"/>
-                <w:szCs w:val="22"/>
-                <w:lang w:val="de-AT" w:eastAsia="de-AT"/>
-              </w:rPr>
-              <w:t xml:space="preserve"> Micro HDMI auf </w:t>
-            </w:r>
-            <w:proofErr w:type="gramStart"/>
+                <w:sz w:val="20"/>
+                <w:szCs w:val="20"/>
+                <w:lang w:val="de-AT" w:eastAsia="en-US"/>
+              </w:rPr>
+              <w:t>HDMI Kabel</w:t>
+            </w:r>
+            <w:proofErr w:type="gramEnd"/>
             <w:r>
               <w:rPr>
                 <w:rFonts w:ascii="Aptos Narrow" w:hAnsi="Aptos Narrow"/>
                 <w:color w:val="000000"/>
-                <w:sz w:val="22"/>
-                <w:szCs w:val="22"/>
-                <w:lang w:val="de-AT" w:eastAsia="de-AT"/>
-              </w:rPr>
-              <w:t>HDMI Kabel</w:t>
-            </w:r>
-            <w:proofErr w:type="gramEnd"/>
-            <w:r>
-              <w:rPr>
-                <w:rFonts w:ascii="Aptos Narrow" w:hAnsi="Aptos Narrow"/>
-                <w:color w:val="000000"/>
-                <w:sz w:val="22"/>
-                <w:szCs w:val="22"/>
-                <w:lang w:val="de-AT" w:eastAsia="de-AT"/>
+                <w:sz w:val="20"/>
+                <w:szCs w:val="20"/>
+                <w:lang w:val="de-AT" w:eastAsia="en-US"/>
               </w:rPr>
               <w:t xml:space="preserve"> 1M</w:t>
             </w:r>
@@ -9388,36 +9123,27 @@
         </w:tc>
         <w:tc>
           <w:tcPr>
-            <w:tcW w:w="190" w:type="dxa"/>
-            <w:tcBorders>
-              <w:top w:val="nil"/>
-              <w:left w:val="nil"/>
-              <w:bottom w:val="single" w:sz="4" w:space="0" w:color="auto"/>
-              <w:right w:val="single" w:sz="4" w:space="0" w:color="auto"/>
-            </w:tcBorders>
-            <w:noWrap/>
-            <w:vAlign w:val="bottom"/>
-            <w:hideMark/>
+            <w:tcW w:w="912" w:type="dxa"/>
+            <w:vAlign w:val="center"/>
           </w:tcPr>
           <w:p>
             <w:pPr>
-              <w:spacing w:before="0" w:after="0" w:line="240" w:lineRule="auto"/>
-              <w:jc w:val="right"/>
+              <w:spacing w:before="0" w:after="160" w:line="259" w:lineRule="auto"/>
+              <w:jc w:val="center"/>
+              <w:cnfStyle w:val="000000000000" w:firstRow="0" w:lastRow="0" w:firstColumn="0" w:lastColumn="0" w:oddVBand="0" w:evenVBand="0" w:oddHBand="0" w:evenHBand="0" w:firstRowFirstColumn="0" w:firstRowLastColumn="0" w:lastRowFirstColumn="0" w:lastRowLastColumn="0"/>
+              <w:rPr>
+                <w:sz w:val="20"/>
+                <w:szCs w:val="20"/>
+                <w:lang w:val="de-AT" w:eastAsia="en-US"/>
+              </w:rPr>
+            </w:pPr>
+            <w:r>
               <w:rPr>
                 <w:rFonts w:ascii="Aptos Narrow" w:hAnsi="Aptos Narrow"/>
                 <w:color w:val="000000"/>
-                <w:sz w:val="22"/>
-                <w:szCs w:val="22"/>
-                <w:lang w:val="de-AT" w:eastAsia="de-AT"/>
-              </w:rPr>
-            </w:pPr>
-            <w:r>
-              <w:rPr>
-                <w:rFonts w:ascii="Aptos Narrow" w:hAnsi="Aptos Narrow"/>
-                <w:color w:val="000000"/>
-                <w:sz w:val="22"/>
-                <w:szCs w:val="22"/>
-                <w:lang w:val="de-AT" w:eastAsia="de-AT"/>
+                <w:sz w:val="20"/>
+                <w:szCs w:val="20"/>
+                <w:lang w:val="de-AT" w:eastAsia="en-US"/>
               </w:rPr>
               <w:t>1</w:t>
             </w:r>
@@ -9425,35 +9151,27 @@
         </w:tc>
         <w:tc>
           <w:tcPr>
-            <w:tcW w:w="691" w:type="dxa"/>
-            <w:tcBorders>
-              <w:top w:val="nil"/>
-              <w:left w:val="nil"/>
-              <w:bottom w:val="single" w:sz="4" w:space="0" w:color="auto"/>
-              <w:right w:val="single" w:sz="4" w:space="0" w:color="auto"/>
-            </w:tcBorders>
-            <w:noWrap/>
-            <w:vAlign w:val="bottom"/>
-            <w:hideMark/>
+            <w:tcW w:w="1521" w:type="dxa"/>
+            <w:vAlign w:val="center"/>
           </w:tcPr>
           <w:p>
             <w:pPr>
-              <w:spacing w:before="0" w:after="0" w:line="240" w:lineRule="auto"/>
+              <w:spacing w:before="0" w:after="160" w:line="259" w:lineRule="auto"/>
+              <w:jc w:val="center"/>
+              <w:cnfStyle w:val="000000000000" w:firstRow="0" w:lastRow="0" w:firstColumn="0" w:lastColumn="0" w:oddVBand="0" w:evenVBand="0" w:oddHBand="0" w:evenHBand="0" w:firstRowFirstColumn="0" w:firstRowLastColumn="0" w:lastRowFirstColumn="0" w:lastRowLastColumn="0"/>
+              <w:rPr>
+                <w:sz w:val="20"/>
+                <w:szCs w:val="20"/>
+                <w:lang w:val="de-AT" w:eastAsia="en-US"/>
+              </w:rPr>
+            </w:pPr>
+            <w:r>
               <w:rPr>
                 <w:rFonts w:ascii="Aptos Narrow" w:hAnsi="Aptos Narrow"/>
                 <w:color w:val="000000"/>
-                <w:sz w:val="22"/>
-                <w:szCs w:val="22"/>
-                <w:lang w:val="de-AT" w:eastAsia="de-AT"/>
-              </w:rPr>
-            </w:pPr>
-            <w:r>
-              <w:rPr>
-                <w:rFonts w:ascii="Aptos Narrow" w:hAnsi="Aptos Narrow"/>
-                <w:color w:val="000000"/>
-                <w:sz w:val="22"/>
-                <w:szCs w:val="22"/>
-                <w:lang w:val="de-AT" w:eastAsia="de-AT"/>
+                <w:sz w:val="20"/>
+                <w:szCs w:val="20"/>
+                <w:lang w:val="de-AT" w:eastAsia="en-US"/>
               </w:rPr>
               <w:t>1M</w:t>
             </w:r>
@@ -9461,36 +9179,28 @@
         </w:tc>
         <w:tc>
           <w:tcPr>
-            <w:tcW w:w="731" w:type="dxa"/>
-            <w:tcBorders>
-              <w:top w:val="nil"/>
-              <w:left w:val="nil"/>
-              <w:bottom w:val="single" w:sz="4" w:space="0" w:color="auto"/>
-              <w:right w:val="single" w:sz="4" w:space="0" w:color="auto"/>
-            </w:tcBorders>
-            <w:noWrap/>
-            <w:vAlign w:val="bottom"/>
-            <w:hideMark/>
+            <w:tcW w:w="1520" w:type="dxa"/>
+            <w:vAlign w:val="center"/>
           </w:tcPr>
           <w:p>
             <w:pPr>
-              <w:spacing w:before="0" w:after="0" w:line="240" w:lineRule="auto"/>
+              <w:spacing w:before="0" w:after="160" w:line="259" w:lineRule="auto"/>
+              <w:jc w:val="center"/>
+              <w:cnfStyle w:val="000000000000" w:firstRow="0" w:lastRow="0" w:firstColumn="0" w:lastColumn="0" w:oddVBand="0" w:evenVBand="0" w:oddHBand="0" w:evenHBand="0" w:firstRowFirstColumn="0" w:firstRowLastColumn="0" w:lastRowFirstColumn="0" w:lastRowLastColumn="0"/>
+              <w:rPr>
+                <w:sz w:val="20"/>
+                <w:szCs w:val="20"/>
+                <w:lang w:val="de-AT" w:eastAsia="en-US"/>
+              </w:rPr>
+            </w:pPr>
+            <w:proofErr w:type="spellStart"/>
+            <w:r>
               <w:rPr>
                 <w:rFonts w:ascii="Aptos Narrow" w:hAnsi="Aptos Narrow"/>
                 <w:color w:val="000000"/>
-                <w:sz w:val="22"/>
-                <w:szCs w:val="22"/>
-                <w:lang w:val="de-AT" w:eastAsia="de-AT"/>
-              </w:rPr>
-            </w:pPr>
-            <w:proofErr w:type="spellStart"/>
-            <w:r>
-              <w:rPr>
-                <w:rFonts w:ascii="Aptos Narrow" w:hAnsi="Aptos Narrow"/>
-                <w:color w:val="000000"/>
-                <w:sz w:val="22"/>
-                <w:szCs w:val="22"/>
-                <w:lang w:val="de-AT" w:eastAsia="de-AT"/>
+                <w:sz w:val="20"/>
+                <w:szCs w:val="20"/>
+                <w:lang w:val="de-AT" w:eastAsia="en-US"/>
               </w:rPr>
               <w:t>Twozoh</w:t>
             </w:r>
@@ -9499,35 +9209,27 @@
         </w:tc>
         <w:tc>
           <w:tcPr>
-            <w:tcW w:w="423" w:type="dxa"/>
-            <w:tcBorders>
-              <w:top w:val="nil"/>
-              <w:left w:val="nil"/>
-              <w:bottom w:val="single" w:sz="4" w:space="0" w:color="auto"/>
-              <w:right w:val="single" w:sz="4" w:space="0" w:color="auto"/>
-            </w:tcBorders>
-            <w:noWrap/>
-            <w:vAlign w:val="bottom"/>
-            <w:hideMark/>
+            <w:tcW w:w="1064" w:type="dxa"/>
+            <w:vAlign w:val="center"/>
           </w:tcPr>
           <w:p>
             <w:pPr>
-              <w:spacing w:before="0" w:after="0" w:line="240" w:lineRule="auto"/>
+              <w:spacing w:before="0" w:after="160" w:line="259" w:lineRule="auto"/>
+              <w:jc w:val="center"/>
+              <w:cnfStyle w:val="000000000000" w:firstRow="0" w:lastRow="0" w:firstColumn="0" w:lastColumn="0" w:oddVBand="0" w:evenVBand="0" w:oddHBand="0" w:evenHBand="0" w:firstRowFirstColumn="0" w:firstRowLastColumn="0" w:lastRowFirstColumn="0" w:lastRowLastColumn="0"/>
+              <w:rPr>
+                <w:sz w:val="20"/>
+                <w:szCs w:val="20"/>
+                <w:lang w:val="de-AT" w:eastAsia="en-US"/>
+              </w:rPr>
+            </w:pPr>
+            <w:r>
               <w:rPr>
                 <w:rFonts w:ascii="Aptos Narrow" w:hAnsi="Aptos Narrow"/>
                 <w:color w:val="000000"/>
-                <w:sz w:val="22"/>
-                <w:szCs w:val="22"/>
-                <w:lang w:val="de-AT" w:eastAsia="de-AT"/>
-              </w:rPr>
-            </w:pPr>
-            <w:r>
-              <w:rPr>
-                <w:rFonts w:ascii="Aptos Narrow" w:hAnsi="Aptos Narrow"/>
-                <w:color w:val="000000"/>
-                <w:sz w:val="22"/>
-                <w:szCs w:val="22"/>
-                <w:lang w:val="de-AT" w:eastAsia="de-AT"/>
+                <w:sz w:val="20"/>
+                <w:szCs w:val="20"/>
+                <w:lang w:val="de-AT" w:eastAsia="en-US"/>
               </w:rPr>
               <w:t>Amazon</w:t>
             </w:r>
@@ -9535,191 +9237,107 @@
         </w:tc>
         <w:tc>
           <w:tcPr>
-            <w:tcW w:w="5280" w:type="dxa"/>
-            <w:tcBorders>
-              <w:top w:val="nil"/>
-              <w:left w:val="nil"/>
-              <w:bottom w:val="single" w:sz="4" w:space="0" w:color="auto"/>
-              <w:right w:val="single" w:sz="4" w:space="0" w:color="auto"/>
-            </w:tcBorders>
-            <w:noWrap/>
-            <w:vAlign w:val="bottom"/>
-            <w:hideMark/>
+            <w:tcW w:w="1372" w:type="dxa"/>
+            <w:vAlign w:val="center"/>
           </w:tcPr>
           <w:p>
             <w:pPr>
-              <w:spacing w:before="0" w:after="0" w:line="240" w:lineRule="auto"/>
+              <w:spacing w:before="0" w:after="160" w:line="259" w:lineRule="auto"/>
+              <w:jc w:val="center"/>
+              <w:cnfStyle w:val="000000000000" w:firstRow="0" w:lastRow="0" w:firstColumn="0" w:lastColumn="0" w:oddVBand="0" w:evenVBand="0" w:oddHBand="0" w:evenHBand="0" w:firstRowFirstColumn="0" w:firstRowLastColumn="0" w:lastRowFirstColumn="0" w:lastRowLastColumn="0"/>
+              <w:rPr>
+                <w:sz w:val="20"/>
+                <w:szCs w:val="20"/>
+                <w:lang w:val="de-AT" w:eastAsia="en-US"/>
+              </w:rPr>
+            </w:pPr>
+            <w:r>
               <w:rPr>
                 <w:rFonts w:ascii="Aptos Narrow" w:hAnsi="Aptos Narrow"/>
-                <w:color w:val="467886"/>
-                <w:sz w:val="22"/>
-                <w:szCs w:val="22"/>
-                <w:u w:val="single"/>
-                <w:lang w:val="de-AT" w:eastAsia="de-AT"/>
-              </w:rPr>
-            </w:pPr>
-            <w:hyperlink r:id="rId29" w:history="1">
-              <w:r>
-                <w:rPr>
-                  <w:rFonts w:ascii="Aptos Narrow" w:hAnsi="Aptos Narrow"/>
-                  <w:color w:val="467886"/>
-                  <w:sz w:val="22"/>
-                  <w:szCs w:val="22"/>
-                  <w:u w:val="single"/>
-                  <w:lang w:val="de-AT" w:eastAsia="de-AT"/>
-                </w:rPr>
-                <w:t>https://www.amazon.de/dp/B08RB1HKKB?ref_=ppx_hzod_title_dt_b_fed_asin_title_0_2&amp;th=1</w:t>
-              </w:r>
-            </w:hyperlink>
+                <w:color w:val="000000"/>
+                <w:sz w:val="20"/>
+                <w:szCs w:val="20"/>
+                <w:lang w:val="de-AT" w:eastAsia="en-US"/>
+              </w:rPr>
+              <w:t>€ 9,89</w:t>
+            </w:r>
           </w:p>
         </w:tc>
         <w:tc>
           <w:tcPr>
-            <w:tcW w:w="312" w:type="dxa"/>
-            <w:tcBorders>
-              <w:top w:val="nil"/>
-              <w:left w:val="nil"/>
-              <w:bottom w:val="single" w:sz="4" w:space="0" w:color="auto"/>
-              <w:right w:val="single" w:sz="4" w:space="0" w:color="auto"/>
-            </w:tcBorders>
-            <w:noWrap/>
-            <w:vAlign w:val="bottom"/>
-            <w:hideMark/>
+            <w:tcW w:w="1064" w:type="dxa"/>
+            <w:vAlign w:val="center"/>
           </w:tcPr>
           <w:p>
             <w:pPr>
-              <w:spacing w:before="0" w:after="0" w:line="240" w:lineRule="auto"/>
-              <w:rPr>
-                <w:rFonts w:ascii="Aptos Narrow" w:hAnsi="Aptos Narrow"/>
-                <w:color w:val="000000"/>
-                <w:sz w:val="22"/>
-                <w:szCs w:val="22"/>
-                <w:lang w:val="de-AT" w:eastAsia="de-AT"/>
+              <w:spacing w:before="0" w:after="160" w:line="259" w:lineRule="auto"/>
+              <w:jc w:val="center"/>
+              <w:cnfStyle w:val="000000000000" w:firstRow="0" w:lastRow="0" w:firstColumn="0" w:lastColumn="0" w:oddVBand="0" w:evenVBand="0" w:oddHBand="0" w:evenHBand="0" w:firstRowFirstColumn="0" w:firstRowLastColumn="0" w:lastRowFirstColumn="0" w:lastRowLastColumn="0"/>
+              <w:rPr>
+                <w:sz w:val="20"/>
+                <w:szCs w:val="20"/>
+                <w:lang w:val="de-AT" w:eastAsia="en-US"/>
               </w:rPr>
             </w:pPr>
-            <w:r>
-              <w:rPr>
-                <w:rFonts w:ascii="Aptos Narrow" w:hAnsi="Aptos Narrow"/>
-                <w:color w:val="000000"/>
-                <w:sz w:val="22"/>
-                <w:szCs w:val="22"/>
-                <w:lang w:val="de-AT" w:eastAsia="de-AT"/>
-              </w:rPr>
-              <w:t xml:space="preserve"> €                  9,89 </w:t>
-            </w:r>
           </w:p>
         </w:tc>
         <w:tc>
           <w:tcPr>
-            <w:tcW w:w="217" w:type="dxa"/>
-            <w:tcBorders>
-              <w:top w:val="nil"/>
-              <w:left w:val="nil"/>
-              <w:bottom w:val="single" w:sz="4" w:space="0" w:color="auto"/>
-              <w:right w:val="single" w:sz="4" w:space="0" w:color="auto"/>
-            </w:tcBorders>
-            <w:noWrap/>
-            <w:vAlign w:val="bottom"/>
-            <w:hideMark/>
+            <w:tcW w:w="1216" w:type="dxa"/>
+            <w:vAlign w:val="center"/>
           </w:tcPr>
           <w:p>
             <w:pPr>
-              <w:spacing w:before="0" w:after="0" w:line="240" w:lineRule="auto"/>
-              <w:rPr>
-                <w:rFonts w:ascii="Aptos Narrow" w:hAnsi="Aptos Narrow"/>
-                <w:color w:val="467886"/>
-                <w:sz w:val="22"/>
-                <w:szCs w:val="22"/>
-                <w:u w:val="single"/>
-                <w:lang w:val="de-AT" w:eastAsia="de-AT"/>
+              <w:spacing w:before="0" w:after="160" w:line="259" w:lineRule="auto"/>
+              <w:jc w:val="center"/>
+              <w:cnfStyle w:val="000000000000" w:firstRow="0" w:lastRow="0" w:firstColumn="0" w:lastColumn="0" w:oddVBand="0" w:evenVBand="0" w:oddHBand="0" w:evenHBand="0" w:firstRowFirstColumn="0" w:firstRowLastColumn="0" w:lastRowFirstColumn="0" w:lastRowLastColumn="0"/>
+              <w:rPr>
+                <w:sz w:val="20"/>
+                <w:szCs w:val="20"/>
+                <w:lang w:val="de-AT" w:eastAsia="en-US"/>
               </w:rPr>
             </w:pPr>
             <w:r>
-              <w:rPr>
-                <w:rFonts w:ascii="Aptos Narrow" w:hAnsi="Aptos Narrow"/>
-                <w:color w:val="467886"/>
-                <w:sz w:val="22"/>
-                <w:szCs w:val="22"/>
-                <w:u w:val="single"/>
-                <w:lang w:val="de-AT" w:eastAsia="de-AT"/>
-              </w:rPr>
-              <w:t> </w:t>
-            </w:r>
-          </w:p>
-        </w:tc>
-        <w:tc>
-          <w:tcPr>
-            <w:tcW w:w="493" w:type="dxa"/>
-            <w:tcBorders>
-              <w:top w:val="nil"/>
-              <w:left w:val="nil"/>
-              <w:bottom w:val="single" w:sz="4" w:space="0" w:color="auto"/>
-              <w:right w:val="single" w:sz="8" w:space="0" w:color="auto"/>
-            </w:tcBorders>
-            <w:noWrap/>
-            <w:vAlign w:val="bottom"/>
-            <w:hideMark/>
-          </w:tcPr>
-          <w:p>
-            <w:pPr>
-              <w:spacing w:before="0" w:after="0" w:line="240" w:lineRule="auto"/>
               <w:rPr>
                 <w:rFonts w:ascii="Aptos Narrow" w:hAnsi="Aptos Narrow"/>
                 <w:color w:val="000000"/>
-                <w:sz w:val="22"/>
-                <w:szCs w:val="22"/>
-                <w:lang w:val="de-AT" w:eastAsia="de-AT"/>
-              </w:rPr>
-            </w:pPr>
-            <w:r>
-              <w:rPr>
-                <w:rFonts w:ascii="Aptos Narrow" w:hAnsi="Aptos Narrow"/>
-                <w:color w:val="000000"/>
-                <w:sz w:val="22"/>
-                <w:szCs w:val="22"/>
-                <w:lang w:val="de-AT" w:eastAsia="de-AT"/>
-              </w:rPr>
-              <w:t xml:space="preserve"> €                                      9,89 </w:t>
+                <w:sz w:val="20"/>
+                <w:szCs w:val="20"/>
+                <w:lang w:val="de-AT" w:eastAsia="en-US"/>
+              </w:rPr>
+              <w:t>€ 9,89</w:t>
             </w:r>
           </w:p>
         </w:tc>
       </w:tr>
       <w:tr>
         <w:trPr>
-          <w:trHeight w:val="288"/>
+          <w:cnfStyle w:val="000000100000" w:firstRow="0" w:lastRow="0" w:firstColumn="0" w:lastColumn="0" w:oddVBand="0" w:evenVBand="0" w:oddHBand="1" w:evenHBand="0" w:firstRowFirstColumn="0" w:firstRowLastColumn="0" w:lastRowFirstColumn="0" w:lastRowLastColumn="0"/>
+          <w:trHeight w:val="153"/>
         </w:trPr>
         <w:tc>
           <w:tcPr>
-            <w:tcW w:w="152" w:type="dxa"/>
-            <w:tcBorders>
-              <w:top w:val="nil"/>
-              <w:left w:val="single" w:sz="8" w:space="0" w:color="auto"/>
-              <w:bottom w:val="single" w:sz="4" w:space="0" w:color="auto"/>
-              <w:right w:val="single" w:sz="4" w:space="0" w:color="auto"/>
-            </w:tcBorders>
-            <w:noWrap/>
-            <w:vAlign w:val="bottom"/>
-            <w:hideMark/>
+            <w:cnfStyle w:val="001000000000" w:firstRow="0" w:lastRow="0" w:firstColumn="1" w:lastColumn="0" w:oddVBand="0" w:evenVBand="0" w:oddHBand="0" w:evenHBand="0" w:firstRowFirstColumn="0" w:firstRowLastColumn="0" w:lastRowFirstColumn="0" w:lastRowLastColumn="0"/>
+            <w:tcW w:w="456" w:type="dxa"/>
+            <w:vAlign w:val="center"/>
           </w:tcPr>
           <w:p>
             <w:pPr>
-              <w:spacing w:before="0" w:after="0" w:line="240" w:lineRule="auto"/>
-              <w:jc w:val="right"/>
+              <w:spacing w:before="0" w:after="160" w:line="259" w:lineRule="auto"/>
+              <w:jc w:val="center"/>
+              <w:rPr>
+                <w:sz w:val="20"/>
+                <w:szCs w:val="20"/>
+                <w:lang w:val="de-AT" w:eastAsia="en-US"/>
+              </w:rPr>
+            </w:pPr>
+            <w:r>
               <w:rPr>
                 <w:rFonts w:ascii="Aptos Narrow" w:hAnsi="Aptos Narrow"/>
                 <w:color w:val="000000"/>
-                <w:sz w:val="22"/>
-                <w:szCs w:val="22"/>
-                <w:lang w:val="de-AT" w:eastAsia="de-AT"/>
-              </w:rPr>
-            </w:pPr>
-            <w:r>
-              <w:rPr>
-                <w:rFonts w:ascii="Aptos Narrow" w:hAnsi="Aptos Narrow"/>
-                <w:color w:val="000000"/>
-                <w:sz w:val="22"/>
-                <w:szCs w:val="22"/>
-                <w:lang w:val="de-AT" w:eastAsia="de-AT"/>
+                <w:sz w:val="20"/>
+                <w:szCs w:val="20"/>
+                <w:lang w:val="de-AT" w:eastAsia="en-US"/>
               </w:rPr>
               <w:t>3</w:t>
             </w:r>
@@ -9727,35 +9345,27 @@
         </w:tc>
         <w:tc>
           <w:tcPr>
-            <w:tcW w:w="1118" w:type="dxa"/>
-            <w:tcBorders>
-              <w:top w:val="nil"/>
-              <w:left w:val="nil"/>
-              <w:bottom w:val="single" w:sz="4" w:space="0" w:color="auto"/>
-              <w:right w:val="single" w:sz="4" w:space="0" w:color="auto"/>
-            </w:tcBorders>
-            <w:noWrap/>
-            <w:vAlign w:val="bottom"/>
-            <w:hideMark/>
+            <w:tcW w:w="1978" w:type="dxa"/>
+            <w:vAlign w:val="center"/>
           </w:tcPr>
           <w:p>
             <w:pPr>
-              <w:spacing w:before="0" w:after="0" w:line="240" w:lineRule="auto"/>
+              <w:spacing w:before="0" w:after="160" w:line="259" w:lineRule="auto"/>
+              <w:jc w:val="center"/>
+              <w:cnfStyle w:val="000000100000" w:firstRow="0" w:lastRow="0" w:firstColumn="0" w:lastColumn="0" w:oddVBand="0" w:evenVBand="0" w:oddHBand="1" w:evenHBand="0" w:firstRowFirstColumn="0" w:firstRowLastColumn="0" w:lastRowFirstColumn="0" w:lastRowLastColumn="0"/>
+              <w:rPr>
+                <w:sz w:val="20"/>
+                <w:szCs w:val="20"/>
+                <w:lang w:val="de-AT" w:eastAsia="en-US"/>
+              </w:rPr>
+            </w:pPr>
+            <w:r>
               <w:rPr>
                 <w:rFonts w:ascii="Aptos Narrow" w:hAnsi="Aptos Narrow"/>
                 <w:color w:val="000000"/>
-                <w:sz w:val="22"/>
-                <w:szCs w:val="22"/>
-                <w:lang w:val="de-AT" w:eastAsia="de-AT"/>
-              </w:rPr>
-            </w:pPr>
-            <w:r>
-              <w:rPr>
-                <w:rFonts w:ascii="Aptos Narrow" w:hAnsi="Aptos Narrow"/>
-                <w:color w:val="000000"/>
-                <w:sz w:val="22"/>
-                <w:szCs w:val="22"/>
-                <w:lang w:val="de-AT" w:eastAsia="de-AT"/>
+                <w:sz w:val="20"/>
+                <w:szCs w:val="20"/>
+                <w:lang w:val="de-AT" w:eastAsia="en-US"/>
               </w:rPr>
               <w:t>Raspberry Pi 5 USB-C Netzteil</w:t>
             </w:r>
@@ -9763,36 +9373,27 @@
         </w:tc>
         <w:tc>
           <w:tcPr>
-            <w:tcW w:w="190" w:type="dxa"/>
-            <w:tcBorders>
-              <w:top w:val="nil"/>
-              <w:left w:val="nil"/>
-              <w:bottom w:val="single" w:sz="4" w:space="0" w:color="auto"/>
-              <w:right w:val="single" w:sz="4" w:space="0" w:color="auto"/>
-            </w:tcBorders>
-            <w:noWrap/>
-            <w:vAlign w:val="bottom"/>
-            <w:hideMark/>
+            <w:tcW w:w="912" w:type="dxa"/>
+            <w:vAlign w:val="center"/>
           </w:tcPr>
           <w:p>
             <w:pPr>
-              <w:spacing w:before="0" w:after="0" w:line="240" w:lineRule="auto"/>
-              <w:jc w:val="right"/>
+              <w:spacing w:before="0" w:after="160" w:line="259" w:lineRule="auto"/>
+              <w:jc w:val="center"/>
+              <w:cnfStyle w:val="000000100000" w:firstRow="0" w:lastRow="0" w:firstColumn="0" w:lastColumn="0" w:oddVBand="0" w:evenVBand="0" w:oddHBand="1" w:evenHBand="0" w:firstRowFirstColumn="0" w:firstRowLastColumn="0" w:lastRowFirstColumn="0" w:lastRowLastColumn="0"/>
+              <w:rPr>
+                <w:sz w:val="20"/>
+                <w:szCs w:val="20"/>
+                <w:lang w:val="de-AT" w:eastAsia="en-US"/>
+              </w:rPr>
+            </w:pPr>
+            <w:r>
               <w:rPr>
                 <w:rFonts w:ascii="Aptos Narrow" w:hAnsi="Aptos Narrow"/>
                 <w:color w:val="000000"/>
-                <w:sz w:val="22"/>
-                <w:szCs w:val="22"/>
-                <w:lang w:val="de-AT" w:eastAsia="de-AT"/>
-              </w:rPr>
-            </w:pPr>
-            <w:r>
-              <w:rPr>
-                <w:rFonts w:ascii="Aptos Narrow" w:hAnsi="Aptos Narrow"/>
-                <w:color w:val="000000"/>
-                <w:sz w:val="22"/>
-                <w:szCs w:val="22"/>
-                <w:lang w:val="de-AT" w:eastAsia="de-AT"/>
+                <w:sz w:val="20"/>
+                <w:szCs w:val="20"/>
+                <w:lang w:val="de-AT" w:eastAsia="en-US"/>
               </w:rPr>
               <w:t>1</w:t>
             </w:r>
@@ -9800,35 +9401,27 @@
         </w:tc>
         <w:tc>
           <w:tcPr>
-            <w:tcW w:w="691" w:type="dxa"/>
-            <w:tcBorders>
-              <w:top w:val="nil"/>
-              <w:left w:val="nil"/>
-              <w:bottom w:val="single" w:sz="4" w:space="0" w:color="auto"/>
-              <w:right w:val="single" w:sz="4" w:space="0" w:color="auto"/>
-            </w:tcBorders>
-            <w:noWrap/>
-            <w:vAlign w:val="bottom"/>
-            <w:hideMark/>
+            <w:tcW w:w="1521" w:type="dxa"/>
+            <w:vAlign w:val="center"/>
           </w:tcPr>
           <w:p>
             <w:pPr>
-              <w:spacing w:before="0" w:after="0" w:line="240" w:lineRule="auto"/>
+              <w:spacing w:before="0" w:after="160" w:line="259" w:lineRule="auto"/>
+              <w:jc w:val="center"/>
+              <w:cnfStyle w:val="000000100000" w:firstRow="0" w:lastRow="0" w:firstColumn="0" w:lastColumn="0" w:oddVBand="0" w:evenVBand="0" w:oddHBand="1" w:evenHBand="0" w:firstRowFirstColumn="0" w:firstRowLastColumn="0" w:lastRowFirstColumn="0" w:lastRowLastColumn="0"/>
+              <w:rPr>
+                <w:sz w:val="20"/>
+                <w:szCs w:val="20"/>
+                <w:lang w:val="de-AT" w:eastAsia="en-US"/>
+              </w:rPr>
+            </w:pPr>
+            <w:r>
               <w:rPr>
                 <w:rFonts w:ascii="Aptos Narrow" w:hAnsi="Aptos Narrow"/>
                 <w:color w:val="000000"/>
-                <w:sz w:val="22"/>
-                <w:szCs w:val="22"/>
-                <w:lang w:val="de-AT" w:eastAsia="de-AT"/>
-              </w:rPr>
-            </w:pPr>
-            <w:r>
-              <w:rPr>
-                <w:rFonts w:ascii="Aptos Narrow" w:hAnsi="Aptos Narrow"/>
-                <w:color w:val="000000"/>
-                <w:sz w:val="22"/>
-                <w:szCs w:val="22"/>
-                <w:lang w:val="de-AT" w:eastAsia="de-AT"/>
+                <w:sz w:val="20"/>
+                <w:szCs w:val="20"/>
+                <w:lang w:val="de-AT" w:eastAsia="en-US"/>
               </w:rPr>
               <w:t>EB82182</w:t>
             </w:r>
@@ -9836,35 +9429,27 @@
         </w:tc>
         <w:tc>
           <w:tcPr>
-            <w:tcW w:w="731" w:type="dxa"/>
-            <w:tcBorders>
-              <w:top w:val="nil"/>
-              <w:left w:val="nil"/>
-              <w:bottom w:val="single" w:sz="4" w:space="0" w:color="auto"/>
-              <w:right w:val="single" w:sz="4" w:space="0" w:color="auto"/>
-            </w:tcBorders>
-            <w:noWrap/>
-            <w:vAlign w:val="bottom"/>
-            <w:hideMark/>
+            <w:tcW w:w="1520" w:type="dxa"/>
+            <w:vAlign w:val="center"/>
           </w:tcPr>
           <w:p>
             <w:pPr>
-              <w:spacing w:before="0" w:after="0" w:line="240" w:lineRule="auto"/>
+              <w:spacing w:before="0" w:after="160" w:line="259" w:lineRule="auto"/>
+              <w:jc w:val="center"/>
+              <w:cnfStyle w:val="000000100000" w:firstRow="0" w:lastRow="0" w:firstColumn="0" w:lastColumn="0" w:oddVBand="0" w:evenVBand="0" w:oddHBand="1" w:evenHBand="0" w:firstRowFirstColumn="0" w:firstRowLastColumn="0" w:lastRowFirstColumn="0" w:lastRowLastColumn="0"/>
+              <w:rPr>
+                <w:sz w:val="20"/>
+                <w:szCs w:val="20"/>
+                <w:lang w:val="de-AT" w:eastAsia="en-US"/>
+              </w:rPr>
+            </w:pPr>
+            <w:r>
               <w:rPr>
                 <w:rFonts w:ascii="Aptos Narrow" w:hAnsi="Aptos Narrow"/>
                 <w:color w:val="000000"/>
-                <w:sz w:val="22"/>
-                <w:szCs w:val="22"/>
-                <w:lang w:val="de-AT" w:eastAsia="de-AT"/>
-              </w:rPr>
-            </w:pPr>
-            <w:r>
-              <w:rPr>
-                <w:rFonts w:ascii="Aptos Narrow" w:hAnsi="Aptos Narrow"/>
-                <w:color w:val="000000"/>
-                <w:sz w:val="22"/>
-                <w:szCs w:val="22"/>
-                <w:lang w:val="de-AT" w:eastAsia="de-AT"/>
+                <w:sz w:val="20"/>
+                <w:szCs w:val="20"/>
+                <w:lang w:val="de-AT" w:eastAsia="en-US"/>
               </w:rPr>
               <w:t>Raspberry Pi</w:t>
             </w:r>
@@ -9872,35 +9457,27 @@
         </w:tc>
         <w:tc>
           <w:tcPr>
-            <w:tcW w:w="423" w:type="dxa"/>
-            <w:tcBorders>
-              <w:top w:val="nil"/>
-              <w:left w:val="nil"/>
-              <w:bottom w:val="single" w:sz="4" w:space="0" w:color="auto"/>
-              <w:right w:val="single" w:sz="4" w:space="0" w:color="auto"/>
-            </w:tcBorders>
-            <w:noWrap/>
-            <w:vAlign w:val="bottom"/>
-            <w:hideMark/>
+            <w:tcW w:w="1064" w:type="dxa"/>
+            <w:vAlign w:val="center"/>
           </w:tcPr>
           <w:p>
             <w:pPr>
-              <w:spacing w:before="0" w:after="0" w:line="240" w:lineRule="auto"/>
+              <w:spacing w:before="0" w:after="160" w:line="259" w:lineRule="auto"/>
+              <w:jc w:val="center"/>
+              <w:cnfStyle w:val="000000100000" w:firstRow="0" w:lastRow="0" w:firstColumn="0" w:lastColumn="0" w:oddVBand="0" w:evenVBand="0" w:oddHBand="1" w:evenHBand="0" w:firstRowFirstColumn="0" w:firstRowLastColumn="0" w:lastRowFirstColumn="0" w:lastRowLastColumn="0"/>
+              <w:rPr>
+                <w:sz w:val="20"/>
+                <w:szCs w:val="20"/>
+                <w:lang w:val="de-AT" w:eastAsia="en-US"/>
+              </w:rPr>
+            </w:pPr>
+            <w:r>
               <w:rPr>
                 <w:rFonts w:ascii="Aptos Narrow" w:hAnsi="Aptos Narrow"/>
                 <w:color w:val="000000"/>
-                <w:sz w:val="22"/>
-                <w:szCs w:val="22"/>
-                <w:lang w:val="de-AT" w:eastAsia="de-AT"/>
-              </w:rPr>
-            </w:pPr>
-            <w:r>
-              <w:rPr>
-                <w:rFonts w:ascii="Aptos Narrow" w:hAnsi="Aptos Narrow"/>
-                <w:color w:val="000000"/>
-                <w:sz w:val="22"/>
-                <w:szCs w:val="22"/>
-                <w:lang w:val="de-AT" w:eastAsia="de-AT"/>
+                <w:sz w:val="20"/>
+                <w:szCs w:val="20"/>
+                <w:lang w:val="de-AT" w:eastAsia="en-US"/>
               </w:rPr>
               <w:t>Amazon</w:t>
             </w:r>
@@ -9908,191 +9485,106 @@
         </w:tc>
         <w:tc>
           <w:tcPr>
-            <w:tcW w:w="5280" w:type="dxa"/>
-            <w:tcBorders>
-              <w:top w:val="nil"/>
-              <w:left w:val="nil"/>
-              <w:bottom w:val="single" w:sz="4" w:space="0" w:color="auto"/>
-              <w:right w:val="single" w:sz="4" w:space="0" w:color="auto"/>
-            </w:tcBorders>
-            <w:noWrap/>
-            <w:vAlign w:val="bottom"/>
-            <w:hideMark/>
+            <w:tcW w:w="1372" w:type="dxa"/>
+            <w:vAlign w:val="center"/>
           </w:tcPr>
           <w:p>
             <w:pPr>
-              <w:spacing w:before="0" w:after="0" w:line="240" w:lineRule="auto"/>
+              <w:spacing w:before="0" w:after="160" w:line="259" w:lineRule="auto"/>
+              <w:jc w:val="center"/>
+              <w:cnfStyle w:val="000000100000" w:firstRow="0" w:lastRow="0" w:firstColumn="0" w:lastColumn="0" w:oddVBand="0" w:evenVBand="0" w:oddHBand="1" w:evenHBand="0" w:firstRowFirstColumn="0" w:firstRowLastColumn="0" w:lastRowFirstColumn="0" w:lastRowLastColumn="0"/>
+              <w:rPr>
+                <w:sz w:val="20"/>
+                <w:szCs w:val="20"/>
+                <w:lang w:val="de-AT" w:eastAsia="en-US"/>
+              </w:rPr>
+            </w:pPr>
+            <w:r>
               <w:rPr>
                 <w:rFonts w:ascii="Aptos Narrow" w:hAnsi="Aptos Narrow"/>
-                <w:color w:val="467886"/>
-                <w:sz w:val="22"/>
-                <w:szCs w:val="22"/>
-                <w:u w:val="single"/>
-                <w:lang w:val="de-AT" w:eastAsia="de-AT"/>
-              </w:rPr>
-            </w:pPr>
-            <w:hyperlink r:id="rId30" w:history="1">
-              <w:r>
-                <w:rPr>
-                  <w:rFonts w:ascii="Aptos Narrow" w:hAnsi="Aptos Narrow"/>
-                  <w:color w:val="467886"/>
-                  <w:sz w:val="22"/>
-                  <w:szCs w:val="22"/>
-                  <w:u w:val="single"/>
-                  <w:lang w:val="de-AT" w:eastAsia="de-AT"/>
-                </w:rPr>
-                <w:t>https://www.amazon.de/dp/B0CN3MRV16?ref_=ppx_hzod_title_dt_b_fed_asin_title_1_0</w:t>
-              </w:r>
-            </w:hyperlink>
+                <w:color w:val="000000"/>
+                <w:sz w:val="20"/>
+                <w:szCs w:val="20"/>
+                <w:lang w:val="de-AT" w:eastAsia="en-US"/>
+              </w:rPr>
+              <w:t>€ 15,90</w:t>
+            </w:r>
           </w:p>
         </w:tc>
         <w:tc>
           <w:tcPr>
-            <w:tcW w:w="312" w:type="dxa"/>
-            <w:tcBorders>
-              <w:top w:val="nil"/>
-              <w:left w:val="nil"/>
-              <w:bottom w:val="single" w:sz="4" w:space="0" w:color="auto"/>
-              <w:right w:val="single" w:sz="4" w:space="0" w:color="auto"/>
-            </w:tcBorders>
-            <w:noWrap/>
-            <w:vAlign w:val="bottom"/>
-            <w:hideMark/>
+            <w:tcW w:w="1064" w:type="dxa"/>
+            <w:vAlign w:val="center"/>
           </w:tcPr>
           <w:p>
             <w:pPr>
-              <w:spacing w:before="0" w:after="0" w:line="240" w:lineRule="auto"/>
-              <w:rPr>
-                <w:rFonts w:ascii="Aptos Narrow" w:hAnsi="Aptos Narrow"/>
-                <w:color w:val="000000"/>
-                <w:sz w:val="22"/>
-                <w:szCs w:val="22"/>
-                <w:lang w:val="de-AT" w:eastAsia="de-AT"/>
+              <w:spacing w:before="0" w:after="160" w:line="259" w:lineRule="auto"/>
+              <w:jc w:val="center"/>
+              <w:cnfStyle w:val="000000100000" w:firstRow="0" w:lastRow="0" w:firstColumn="0" w:lastColumn="0" w:oddVBand="0" w:evenVBand="0" w:oddHBand="1" w:evenHBand="0" w:firstRowFirstColumn="0" w:firstRowLastColumn="0" w:lastRowFirstColumn="0" w:lastRowLastColumn="0"/>
+              <w:rPr>
+                <w:sz w:val="20"/>
+                <w:szCs w:val="20"/>
+                <w:lang w:val="de-AT" w:eastAsia="en-US"/>
               </w:rPr>
             </w:pPr>
-            <w:r>
-              <w:rPr>
-                <w:rFonts w:ascii="Aptos Narrow" w:hAnsi="Aptos Narrow"/>
-                <w:color w:val="000000"/>
-                <w:sz w:val="22"/>
-                <w:szCs w:val="22"/>
-                <w:lang w:val="de-AT" w:eastAsia="de-AT"/>
-              </w:rPr>
-              <w:t xml:space="preserve"> €               15,90 </w:t>
-            </w:r>
           </w:p>
         </w:tc>
         <w:tc>
           <w:tcPr>
-            <w:tcW w:w="217" w:type="dxa"/>
-            <w:tcBorders>
-              <w:top w:val="nil"/>
-              <w:left w:val="nil"/>
-              <w:bottom w:val="single" w:sz="4" w:space="0" w:color="auto"/>
-              <w:right w:val="single" w:sz="4" w:space="0" w:color="auto"/>
-            </w:tcBorders>
-            <w:noWrap/>
-            <w:vAlign w:val="bottom"/>
-            <w:hideMark/>
+            <w:tcW w:w="1216" w:type="dxa"/>
+            <w:vAlign w:val="center"/>
           </w:tcPr>
           <w:p>
             <w:pPr>
-              <w:spacing w:before="0" w:after="0" w:line="240" w:lineRule="auto"/>
-              <w:rPr>
-                <w:rFonts w:ascii="Aptos Narrow" w:hAnsi="Aptos Narrow"/>
-                <w:color w:val="467886"/>
-                <w:sz w:val="22"/>
-                <w:szCs w:val="22"/>
-                <w:u w:val="single"/>
-                <w:lang w:val="de-AT" w:eastAsia="de-AT"/>
+              <w:spacing w:before="0" w:after="160" w:line="259" w:lineRule="auto"/>
+              <w:jc w:val="center"/>
+              <w:cnfStyle w:val="000000100000" w:firstRow="0" w:lastRow="0" w:firstColumn="0" w:lastColumn="0" w:oddVBand="0" w:evenVBand="0" w:oddHBand="1" w:evenHBand="0" w:firstRowFirstColumn="0" w:firstRowLastColumn="0" w:lastRowFirstColumn="0" w:lastRowLastColumn="0"/>
+              <w:rPr>
+                <w:sz w:val="20"/>
+                <w:szCs w:val="20"/>
+                <w:lang w:val="de-AT" w:eastAsia="en-US"/>
               </w:rPr>
             </w:pPr>
             <w:r>
-              <w:rPr>
-                <w:rFonts w:ascii="Aptos Narrow" w:hAnsi="Aptos Narrow"/>
-                <w:color w:val="467886"/>
-                <w:sz w:val="22"/>
-                <w:szCs w:val="22"/>
-                <w:u w:val="single"/>
-                <w:lang w:val="de-AT" w:eastAsia="de-AT"/>
-              </w:rPr>
-              <w:t> </w:t>
-            </w:r>
-          </w:p>
-        </w:tc>
-        <w:tc>
-          <w:tcPr>
-            <w:tcW w:w="493" w:type="dxa"/>
-            <w:tcBorders>
-              <w:top w:val="nil"/>
-              <w:left w:val="nil"/>
-              <w:bottom w:val="single" w:sz="4" w:space="0" w:color="auto"/>
-              <w:right w:val="single" w:sz="8" w:space="0" w:color="auto"/>
-            </w:tcBorders>
-            <w:noWrap/>
-            <w:vAlign w:val="bottom"/>
-            <w:hideMark/>
-          </w:tcPr>
-          <w:p>
-            <w:pPr>
-              <w:spacing w:before="0" w:after="0" w:line="240" w:lineRule="auto"/>
               <w:rPr>
                 <w:rFonts w:ascii="Aptos Narrow" w:hAnsi="Aptos Narrow"/>
                 <w:color w:val="000000"/>
-                <w:sz w:val="22"/>
-                <w:szCs w:val="22"/>
-                <w:lang w:val="de-AT" w:eastAsia="de-AT"/>
-              </w:rPr>
-            </w:pPr>
-            <w:r>
-              <w:rPr>
-                <w:rFonts w:ascii="Aptos Narrow" w:hAnsi="Aptos Narrow"/>
-                <w:color w:val="000000"/>
-                <w:sz w:val="22"/>
-                <w:szCs w:val="22"/>
-                <w:lang w:val="de-AT" w:eastAsia="de-AT"/>
-              </w:rPr>
-              <w:t xml:space="preserve"> €                                   15,90 </w:t>
+                <w:sz w:val="20"/>
+                <w:szCs w:val="20"/>
+                <w:lang w:val="de-AT" w:eastAsia="en-US"/>
+              </w:rPr>
+              <w:t>€ 15,90</w:t>
             </w:r>
           </w:p>
         </w:tc>
       </w:tr>
       <w:tr>
         <w:trPr>
-          <w:trHeight w:val="288"/>
+          <w:trHeight w:val="153"/>
         </w:trPr>
         <w:tc>
           <w:tcPr>
-            <w:tcW w:w="152" w:type="dxa"/>
-            <w:tcBorders>
-              <w:top w:val="nil"/>
-              <w:left w:val="single" w:sz="8" w:space="0" w:color="auto"/>
-              <w:bottom w:val="single" w:sz="4" w:space="0" w:color="auto"/>
-              <w:right w:val="single" w:sz="4" w:space="0" w:color="auto"/>
-            </w:tcBorders>
-            <w:noWrap/>
-            <w:vAlign w:val="bottom"/>
-            <w:hideMark/>
+            <w:cnfStyle w:val="001000000000" w:firstRow="0" w:lastRow="0" w:firstColumn="1" w:lastColumn="0" w:oddVBand="0" w:evenVBand="0" w:oddHBand="0" w:evenHBand="0" w:firstRowFirstColumn="0" w:firstRowLastColumn="0" w:lastRowFirstColumn="0" w:lastRowLastColumn="0"/>
+            <w:tcW w:w="456" w:type="dxa"/>
+            <w:vAlign w:val="center"/>
           </w:tcPr>
           <w:p>
             <w:pPr>
-              <w:spacing w:before="0" w:after="0" w:line="240" w:lineRule="auto"/>
-              <w:jc w:val="right"/>
+              <w:spacing w:before="0" w:after="160" w:line="259" w:lineRule="auto"/>
+              <w:jc w:val="center"/>
+              <w:rPr>
+                <w:sz w:val="20"/>
+                <w:szCs w:val="20"/>
+                <w:lang w:val="de-AT" w:eastAsia="en-US"/>
+              </w:rPr>
+            </w:pPr>
+            <w:r>
               <w:rPr>
                 <w:rFonts w:ascii="Aptos Narrow" w:hAnsi="Aptos Narrow"/>
                 <w:color w:val="000000"/>
-                <w:sz w:val="22"/>
-                <w:szCs w:val="22"/>
-                <w:lang w:val="de-AT" w:eastAsia="de-AT"/>
-              </w:rPr>
-            </w:pPr>
-            <w:r>
-              <w:rPr>
-                <w:rFonts w:ascii="Aptos Narrow" w:hAnsi="Aptos Narrow"/>
-                <w:color w:val="000000"/>
-                <w:sz w:val="22"/>
-                <w:szCs w:val="22"/>
-                <w:lang w:val="de-AT" w:eastAsia="de-AT"/>
+                <w:sz w:val="20"/>
+                <w:szCs w:val="20"/>
+                <w:lang w:val="de-AT" w:eastAsia="en-US"/>
               </w:rPr>
               <w:t>4</w:t>
             </w:r>
@@ -10100,47 +9592,39 @@
         </w:tc>
         <w:tc>
           <w:tcPr>
-            <w:tcW w:w="1118" w:type="dxa"/>
-            <w:tcBorders>
-              <w:top w:val="nil"/>
-              <w:left w:val="nil"/>
-              <w:bottom w:val="single" w:sz="4" w:space="0" w:color="auto"/>
-              <w:right w:val="single" w:sz="4" w:space="0" w:color="auto"/>
-            </w:tcBorders>
-            <w:noWrap/>
-            <w:vAlign w:val="bottom"/>
-            <w:hideMark/>
+            <w:tcW w:w="1978" w:type="dxa"/>
+            <w:vAlign w:val="center"/>
           </w:tcPr>
           <w:p>
             <w:pPr>
-              <w:spacing w:before="0" w:after="0" w:line="240" w:lineRule="auto"/>
+              <w:spacing w:before="0" w:after="160" w:line="259" w:lineRule="auto"/>
+              <w:jc w:val="center"/>
+              <w:cnfStyle w:val="000000000000" w:firstRow="0" w:lastRow="0" w:firstColumn="0" w:lastColumn="0" w:oddVBand="0" w:evenVBand="0" w:oddHBand="0" w:evenHBand="0" w:firstRowFirstColumn="0" w:firstRowLastColumn="0" w:lastRowFirstColumn="0" w:lastRowLastColumn="0"/>
+              <w:rPr>
+                <w:sz w:val="20"/>
+                <w:szCs w:val="20"/>
+                <w:lang w:val="de-AT" w:eastAsia="en-US"/>
+              </w:rPr>
+            </w:pPr>
+            <w:proofErr w:type="spellStart"/>
+            <w:r>
               <w:rPr>
                 <w:rFonts w:ascii="Aptos Narrow" w:hAnsi="Aptos Narrow"/>
                 <w:color w:val="000000"/>
-                <w:sz w:val="22"/>
-                <w:szCs w:val="22"/>
-                <w:lang w:val="de-AT" w:eastAsia="de-AT"/>
-              </w:rPr>
-            </w:pPr>
-            <w:proofErr w:type="spellStart"/>
+                <w:sz w:val="20"/>
+                <w:szCs w:val="20"/>
+                <w:lang w:val="de-AT" w:eastAsia="en-US"/>
+              </w:rPr>
+              <w:t>Miuzei</w:t>
+            </w:r>
+            <w:proofErr w:type="spellEnd"/>
             <w:r>
               <w:rPr>
                 <w:rFonts w:ascii="Aptos Narrow" w:hAnsi="Aptos Narrow"/>
                 <w:color w:val="000000"/>
-                <w:sz w:val="22"/>
-                <w:szCs w:val="22"/>
-                <w:lang w:val="de-AT" w:eastAsia="de-AT"/>
-              </w:rPr>
-              <w:t>Miuzei</w:t>
-            </w:r>
-            <w:proofErr w:type="spellEnd"/>
-            <w:r>
-              <w:rPr>
-                <w:rFonts w:ascii="Aptos Narrow" w:hAnsi="Aptos Narrow"/>
-                <w:color w:val="000000"/>
-                <w:sz w:val="22"/>
-                <w:szCs w:val="22"/>
-                <w:lang w:val="de-AT" w:eastAsia="de-AT"/>
+                <w:sz w:val="20"/>
+                <w:szCs w:val="20"/>
+                <w:lang w:val="de-AT" w:eastAsia="en-US"/>
               </w:rPr>
               <w:t xml:space="preserve"> Gehäuse für Raspberry Pi 5</w:t>
             </w:r>
@@ -10148,36 +9632,27 @@
         </w:tc>
         <w:tc>
           <w:tcPr>
-            <w:tcW w:w="190" w:type="dxa"/>
-            <w:tcBorders>
-              <w:top w:val="nil"/>
-              <w:left w:val="nil"/>
-              <w:bottom w:val="single" w:sz="4" w:space="0" w:color="auto"/>
-              <w:right w:val="single" w:sz="4" w:space="0" w:color="auto"/>
-            </w:tcBorders>
-            <w:noWrap/>
-            <w:vAlign w:val="bottom"/>
-            <w:hideMark/>
+            <w:tcW w:w="912" w:type="dxa"/>
+            <w:vAlign w:val="center"/>
           </w:tcPr>
           <w:p>
             <w:pPr>
-              <w:spacing w:before="0" w:after="0" w:line="240" w:lineRule="auto"/>
-              <w:jc w:val="right"/>
+              <w:spacing w:before="0" w:after="160" w:line="259" w:lineRule="auto"/>
+              <w:jc w:val="center"/>
+              <w:cnfStyle w:val="000000000000" w:firstRow="0" w:lastRow="0" w:firstColumn="0" w:lastColumn="0" w:oddVBand="0" w:evenVBand="0" w:oddHBand="0" w:evenHBand="0" w:firstRowFirstColumn="0" w:firstRowLastColumn="0" w:lastRowFirstColumn="0" w:lastRowLastColumn="0"/>
+              <w:rPr>
+                <w:sz w:val="20"/>
+                <w:szCs w:val="20"/>
+                <w:lang w:val="de-AT" w:eastAsia="en-US"/>
+              </w:rPr>
+            </w:pPr>
+            <w:r>
               <w:rPr>
                 <w:rFonts w:ascii="Aptos Narrow" w:hAnsi="Aptos Narrow"/>
                 <w:color w:val="000000"/>
-                <w:sz w:val="22"/>
-                <w:szCs w:val="22"/>
-                <w:lang w:val="de-AT" w:eastAsia="de-AT"/>
-              </w:rPr>
-            </w:pPr>
-            <w:r>
-              <w:rPr>
-                <w:rFonts w:ascii="Aptos Narrow" w:hAnsi="Aptos Narrow"/>
-                <w:color w:val="000000"/>
-                <w:sz w:val="22"/>
-                <w:szCs w:val="22"/>
-                <w:lang w:val="de-AT" w:eastAsia="de-AT"/>
+                <w:sz w:val="20"/>
+                <w:szCs w:val="20"/>
+                <w:lang w:val="de-AT" w:eastAsia="en-US"/>
               </w:rPr>
               <w:t>1</w:t>
             </w:r>
@@ -10185,69 +9660,61 @@
         </w:tc>
         <w:tc>
           <w:tcPr>
-            <w:tcW w:w="691" w:type="dxa"/>
-            <w:tcBorders>
-              <w:top w:val="nil"/>
-              <w:left w:val="nil"/>
-              <w:bottom w:val="single" w:sz="4" w:space="0" w:color="auto"/>
-              <w:right w:val="single" w:sz="4" w:space="0" w:color="auto"/>
-            </w:tcBorders>
-            <w:noWrap/>
-            <w:vAlign w:val="bottom"/>
-            <w:hideMark/>
+            <w:tcW w:w="1521" w:type="dxa"/>
+            <w:vAlign w:val="center"/>
           </w:tcPr>
           <w:p>
             <w:pPr>
-              <w:spacing w:before="0" w:after="0" w:line="240" w:lineRule="auto"/>
+              <w:spacing w:before="0" w:after="160" w:line="259" w:lineRule="auto"/>
+              <w:jc w:val="center"/>
+              <w:cnfStyle w:val="000000000000" w:firstRow="0" w:lastRow="0" w:firstColumn="0" w:lastColumn="0" w:oddVBand="0" w:evenVBand="0" w:oddHBand="0" w:evenHBand="0" w:firstRowFirstColumn="0" w:firstRowLastColumn="0" w:lastRowFirstColumn="0" w:lastRowLastColumn="0"/>
+              <w:rPr>
+                <w:sz w:val="20"/>
+                <w:szCs w:val="20"/>
+                <w:lang w:val="de-AT" w:eastAsia="en-US"/>
+              </w:rPr>
+            </w:pPr>
+            <w:proofErr w:type="spellStart"/>
+            <w:r>
               <w:rPr>
                 <w:rFonts w:ascii="Aptos Narrow" w:hAnsi="Aptos Narrow"/>
                 <w:color w:val="000000"/>
-                <w:sz w:val="22"/>
-                <w:szCs w:val="22"/>
-                <w:lang w:val="de-AT" w:eastAsia="de-AT"/>
-              </w:rPr>
-            </w:pPr>
-            <w:proofErr w:type="spellStart"/>
+                <w:sz w:val="20"/>
+                <w:szCs w:val="20"/>
+                <w:lang w:val="de-AT" w:eastAsia="en-US"/>
+              </w:rPr>
+              <w:t>Boîtier</w:t>
+            </w:r>
+            <w:proofErr w:type="spellEnd"/>
             <w:r>
               <w:rPr>
                 <w:rFonts w:ascii="Aptos Narrow" w:hAnsi="Aptos Narrow"/>
                 <w:color w:val="000000"/>
-                <w:sz w:val="22"/>
-                <w:szCs w:val="22"/>
-                <w:lang w:val="de-AT" w:eastAsia="de-AT"/>
-              </w:rPr>
-              <w:t>Boîtier</w:t>
-            </w:r>
-            <w:proofErr w:type="spellEnd"/>
+                <w:sz w:val="20"/>
+                <w:szCs w:val="20"/>
+                <w:lang w:val="de-AT" w:eastAsia="en-US"/>
+              </w:rPr>
+              <w:t xml:space="preserve"> </w:t>
+            </w:r>
+            <w:proofErr w:type="spellStart"/>
             <w:r>
               <w:rPr>
                 <w:rFonts w:ascii="Aptos Narrow" w:hAnsi="Aptos Narrow"/>
                 <w:color w:val="000000"/>
-                <w:sz w:val="22"/>
-                <w:szCs w:val="22"/>
-                <w:lang w:val="de-AT" w:eastAsia="de-AT"/>
-              </w:rPr>
-              <w:t xml:space="preserve"> </w:t>
-            </w:r>
-            <w:proofErr w:type="spellStart"/>
+                <w:sz w:val="20"/>
+                <w:szCs w:val="20"/>
+                <w:lang w:val="de-AT" w:eastAsia="en-US"/>
+              </w:rPr>
+              <w:t>pour</w:t>
+            </w:r>
+            <w:proofErr w:type="spellEnd"/>
             <w:r>
               <w:rPr>
                 <w:rFonts w:ascii="Aptos Narrow" w:hAnsi="Aptos Narrow"/>
                 <w:color w:val="000000"/>
-                <w:sz w:val="22"/>
-                <w:szCs w:val="22"/>
-                <w:lang w:val="de-AT" w:eastAsia="de-AT"/>
-              </w:rPr>
-              <w:t>pour</w:t>
-            </w:r>
-            <w:proofErr w:type="spellEnd"/>
-            <w:r>
-              <w:rPr>
-                <w:rFonts w:ascii="Aptos Narrow" w:hAnsi="Aptos Narrow"/>
-                <w:color w:val="000000"/>
-                <w:sz w:val="22"/>
-                <w:szCs w:val="22"/>
-                <w:lang w:val="de-AT" w:eastAsia="de-AT"/>
+                <w:sz w:val="20"/>
+                <w:szCs w:val="20"/>
+                <w:lang w:val="de-AT" w:eastAsia="en-US"/>
               </w:rPr>
               <w:t xml:space="preserve"> Raspberry Pi 5</w:t>
             </w:r>
@@ -10255,36 +9722,28 @@
         </w:tc>
         <w:tc>
           <w:tcPr>
-            <w:tcW w:w="731" w:type="dxa"/>
-            <w:tcBorders>
-              <w:top w:val="nil"/>
-              <w:left w:val="nil"/>
-              <w:bottom w:val="single" w:sz="4" w:space="0" w:color="auto"/>
-              <w:right w:val="single" w:sz="4" w:space="0" w:color="auto"/>
-            </w:tcBorders>
-            <w:noWrap/>
-            <w:vAlign w:val="bottom"/>
-            <w:hideMark/>
+            <w:tcW w:w="1520" w:type="dxa"/>
+            <w:vAlign w:val="center"/>
           </w:tcPr>
           <w:p>
             <w:pPr>
-              <w:spacing w:before="0" w:after="0" w:line="240" w:lineRule="auto"/>
+              <w:spacing w:before="0" w:after="160" w:line="259" w:lineRule="auto"/>
+              <w:jc w:val="center"/>
+              <w:cnfStyle w:val="000000000000" w:firstRow="0" w:lastRow="0" w:firstColumn="0" w:lastColumn="0" w:oddVBand="0" w:evenVBand="0" w:oddHBand="0" w:evenHBand="0" w:firstRowFirstColumn="0" w:firstRowLastColumn="0" w:lastRowFirstColumn="0" w:lastRowLastColumn="0"/>
+              <w:rPr>
+                <w:sz w:val="20"/>
+                <w:szCs w:val="20"/>
+                <w:lang w:val="de-AT" w:eastAsia="en-US"/>
+              </w:rPr>
+            </w:pPr>
+            <w:proofErr w:type="spellStart"/>
+            <w:r>
               <w:rPr>
                 <w:rFonts w:ascii="Aptos Narrow" w:hAnsi="Aptos Narrow"/>
                 <w:color w:val="000000"/>
-                <w:sz w:val="22"/>
-                <w:szCs w:val="22"/>
-                <w:lang w:val="de-AT" w:eastAsia="de-AT"/>
-              </w:rPr>
-            </w:pPr>
-            <w:proofErr w:type="spellStart"/>
-            <w:r>
-              <w:rPr>
-                <w:rFonts w:ascii="Aptos Narrow" w:hAnsi="Aptos Narrow"/>
-                <w:color w:val="000000"/>
-                <w:sz w:val="22"/>
-                <w:szCs w:val="22"/>
-                <w:lang w:val="de-AT" w:eastAsia="de-AT"/>
+                <w:sz w:val="20"/>
+                <w:szCs w:val="20"/>
+                <w:lang w:val="de-AT" w:eastAsia="en-US"/>
               </w:rPr>
               <w:t>Miuzei</w:t>
             </w:r>
@@ -10293,35 +9752,27 @@
         </w:tc>
         <w:tc>
           <w:tcPr>
-            <w:tcW w:w="423" w:type="dxa"/>
-            <w:tcBorders>
-              <w:top w:val="nil"/>
-              <w:left w:val="nil"/>
-              <w:bottom w:val="single" w:sz="4" w:space="0" w:color="auto"/>
-              <w:right w:val="single" w:sz="4" w:space="0" w:color="auto"/>
-            </w:tcBorders>
-            <w:noWrap/>
-            <w:vAlign w:val="bottom"/>
-            <w:hideMark/>
+            <w:tcW w:w="1064" w:type="dxa"/>
+            <w:vAlign w:val="center"/>
           </w:tcPr>
           <w:p>
             <w:pPr>
-              <w:spacing w:before="0" w:after="0" w:line="240" w:lineRule="auto"/>
+              <w:spacing w:before="0" w:after="160" w:line="259" w:lineRule="auto"/>
+              <w:jc w:val="center"/>
+              <w:cnfStyle w:val="000000000000" w:firstRow="0" w:lastRow="0" w:firstColumn="0" w:lastColumn="0" w:oddVBand="0" w:evenVBand="0" w:oddHBand="0" w:evenHBand="0" w:firstRowFirstColumn="0" w:firstRowLastColumn="0" w:lastRowFirstColumn="0" w:lastRowLastColumn="0"/>
+              <w:rPr>
+                <w:sz w:val="20"/>
+                <w:szCs w:val="20"/>
+                <w:lang w:val="de-AT" w:eastAsia="en-US"/>
+              </w:rPr>
+            </w:pPr>
+            <w:r>
               <w:rPr>
                 <w:rFonts w:ascii="Aptos Narrow" w:hAnsi="Aptos Narrow"/>
                 <w:color w:val="000000"/>
-                <w:sz w:val="22"/>
-                <w:szCs w:val="22"/>
-                <w:lang w:val="de-AT" w:eastAsia="de-AT"/>
-              </w:rPr>
-            </w:pPr>
-            <w:r>
-              <w:rPr>
-                <w:rFonts w:ascii="Aptos Narrow" w:hAnsi="Aptos Narrow"/>
-                <w:color w:val="000000"/>
-                <w:sz w:val="22"/>
-                <w:szCs w:val="22"/>
-                <w:lang w:val="de-AT" w:eastAsia="de-AT"/>
+                <w:sz w:val="20"/>
+                <w:szCs w:val="20"/>
+                <w:lang w:val="de-AT" w:eastAsia="en-US"/>
               </w:rPr>
               <w:t>Amazon</w:t>
             </w:r>
@@ -10329,191 +9780,107 @@
         </w:tc>
         <w:tc>
           <w:tcPr>
-            <w:tcW w:w="5280" w:type="dxa"/>
-            <w:tcBorders>
-              <w:top w:val="nil"/>
-              <w:left w:val="nil"/>
-              <w:bottom w:val="single" w:sz="4" w:space="0" w:color="auto"/>
-              <w:right w:val="single" w:sz="4" w:space="0" w:color="auto"/>
-            </w:tcBorders>
-            <w:noWrap/>
-            <w:vAlign w:val="bottom"/>
-            <w:hideMark/>
+            <w:tcW w:w="1372" w:type="dxa"/>
+            <w:vAlign w:val="center"/>
           </w:tcPr>
           <w:p>
             <w:pPr>
-              <w:spacing w:before="0" w:after="0" w:line="240" w:lineRule="auto"/>
+              <w:spacing w:before="0" w:after="160" w:line="259" w:lineRule="auto"/>
+              <w:jc w:val="center"/>
+              <w:cnfStyle w:val="000000000000" w:firstRow="0" w:lastRow="0" w:firstColumn="0" w:lastColumn="0" w:oddVBand="0" w:evenVBand="0" w:oddHBand="0" w:evenHBand="0" w:firstRowFirstColumn="0" w:firstRowLastColumn="0" w:lastRowFirstColumn="0" w:lastRowLastColumn="0"/>
+              <w:rPr>
+                <w:sz w:val="20"/>
+                <w:szCs w:val="20"/>
+                <w:lang w:val="de-AT" w:eastAsia="en-US"/>
+              </w:rPr>
+            </w:pPr>
+            <w:r>
               <w:rPr>
                 <w:rFonts w:ascii="Aptos Narrow" w:hAnsi="Aptos Narrow"/>
-                <w:color w:val="467886"/>
-                <w:sz w:val="22"/>
-                <w:szCs w:val="22"/>
-                <w:u w:val="single"/>
-                <w:lang w:val="de-AT" w:eastAsia="de-AT"/>
-              </w:rPr>
-            </w:pPr>
-            <w:hyperlink r:id="rId31" w:history="1">
-              <w:r>
-                <w:rPr>
-                  <w:rFonts w:ascii="Aptos Narrow" w:hAnsi="Aptos Narrow"/>
-                  <w:color w:val="467886"/>
-                  <w:sz w:val="22"/>
-                  <w:szCs w:val="22"/>
-                  <w:u w:val="single"/>
-                  <w:lang w:val="de-AT" w:eastAsia="de-AT"/>
-                </w:rPr>
-                <w:t>https://www.amazon.de/dp/B0CN3MRV16?ref_=ppx_hzod_title_dt_b_fed_asin_title_1_0</w:t>
-              </w:r>
-            </w:hyperlink>
+                <w:color w:val="000000"/>
+                <w:sz w:val="20"/>
+                <w:szCs w:val="20"/>
+                <w:lang w:val="de-AT" w:eastAsia="en-US"/>
+              </w:rPr>
+              <w:t>€ 10,99</w:t>
+            </w:r>
           </w:p>
         </w:tc>
         <w:tc>
           <w:tcPr>
-            <w:tcW w:w="312" w:type="dxa"/>
-            <w:tcBorders>
-              <w:top w:val="nil"/>
-              <w:left w:val="nil"/>
-              <w:bottom w:val="single" w:sz="4" w:space="0" w:color="auto"/>
-              <w:right w:val="single" w:sz="4" w:space="0" w:color="auto"/>
-            </w:tcBorders>
-            <w:noWrap/>
-            <w:vAlign w:val="bottom"/>
-            <w:hideMark/>
+            <w:tcW w:w="1064" w:type="dxa"/>
+            <w:vAlign w:val="center"/>
           </w:tcPr>
           <w:p>
             <w:pPr>
-              <w:spacing w:before="0" w:after="0" w:line="240" w:lineRule="auto"/>
-              <w:rPr>
-                <w:rFonts w:ascii="Aptos Narrow" w:hAnsi="Aptos Narrow"/>
-                <w:color w:val="000000"/>
-                <w:sz w:val="22"/>
-                <w:szCs w:val="22"/>
-                <w:lang w:val="de-AT" w:eastAsia="de-AT"/>
+              <w:spacing w:before="0" w:after="160" w:line="259" w:lineRule="auto"/>
+              <w:jc w:val="center"/>
+              <w:cnfStyle w:val="000000000000" w:firstRow="0" w:lastRow="0" w:firstColumn="0" w:lastColumn="0" w:oddVBand="0" w:evenVBand="0" w:oddHBand="0" w:evenHBand="0" w:firstRowFirstColumn="0" w:firstRowLastColumn="0" w:lastRowFirstColumn="0" w:lastRowLastColumn="0"/>
+              <w:rPr>
+                <w:sz w:val="20"/>
+                <w:szCs w:val="20"/>
+                <w:lang w:val="de-AT" w:eastAsia="en-US"/>
               </w:rPr>
             </w:pPr>
-            <w:r>
-              <w:rPr>
-                <w:rFonts w:ascii="Aptos Narrow" w:hAnsi="Aptos Narrow"/>
-                <w:color w:val="000000"/>
-                <w:sz w:val="22"/>
-                <w:szCs w:val="22"/>
-                <w:lang w:val="de-AT" w:eastAsia="de-AT"/>
-              </w:rPr>
-              <w:t xml:space="preserve"> €               10,99 </w:t>
-            </w:r>
           </w:p>
         </w:tc>
         <w:tc>
           <w:tcPr>
-            <w:tcW w:w="217" w:type="dxa"/>
-            <w:tcBorders>
-              <w:top w:val="nil"/>
-              <w:left w:val="nil"/>
-              <w:bottom w:val="single" w:sz="4" w:space="0" w:color="auto"/>
-              <w:right w:val="single" w:sz="4" w:space="0" w:color="auto"/>
-            </w:tcBorders>
-            <w:noWrap/>
-            <w:vAlign w:val="bottom"/>
-            <w:hideMark/>
+            <w:tcW w:w="1216" w:type="dxa"/>
+            <w:vAlign w:val="center"/>
           </w:tcPr>
           <w:p>
             <w:pPr>
-              <w:spacing w:before="0" w:after="0" w:line="240" w:lineRule="auto"/>
-              <w:rPr>
-                <w:rFonts w:ascii="Aptos Narrow" w:hAnsi="Aptos Narrow"/>
-                <w:color w:val="467886"/>
-                <w:sz w:val="22"/>
-                <w:szCs w:val="22"/>
-                <w:u w:val="single"/>
-                <w:lang w:val="de-AT" w:eastAsia="de-AT"/>
+              <w:spacing w:before="0" w:after="160" w:line="259" w:lineRule="auto"/>
+              <w:jc w:val="center"/>
+              <w:cnfStyle w:val="000000000000" w:firstRow="0" w:lastRow="0" w:firstColumn="0" w:lastColumn="0" w:oddVBand="0" w:evenVBand="0" w:oddHBand="0" w:evenHBand="0" w:firstRowFirstColumn="0" w:firstRowLastColumn="0" w:lastRowFirstColumn="0" w:lastRowLastColumn="0"/>
+              <w:rPr>
+                <w:sz w:val="20"/>
+                <w:szCs w:val="20"/>
+                <w:lang w:val="de-AT" w:eastAsia="en-US"/>
               </w:rPr>
             </w:pPr>
             <w:r>
-              <w:rPr>
-                <w:rFonts w:ascii="Aptos Narrow" w:hAnsi="Aptos Narrow"/>
-                <w:color w:val="467886"/>
-                <w:sz w:val="22"/>
-                <w:szCs w:val="22"/>
-                <w:u w:val="single"/>
-                <w:lang w:val="de-AT" w:eastAsia="de-AT"/>
-              </w:rPr>
-              <w:t> </w:t>
-            </w:r>
-          </w:p>
-        </w:tc>
-        <w:tc>
-          <w:tcPr>
-            <w:tcW w:w="493" w:type="dxa"/>
-            <w:tcBorders>
-              <w:top w:val="nil"/>
-              <w:left w:val="nil"/>
-              <w:bottom w:val="single" w:sz="4" w:space="0" w:color="auto"/>
-              <w:right w:val="single" w:sz="8" w:space="0" w:color="auto"/>
-            </w:tcBorders>
-            <w:noWrap/>
-            <w:vAlign w:val="bottom"/>
-            <w:hideMark/>
-          </w:tcPr>
-          <w:p>
-            <w:pPr>
-              <w:spacing w:before="0" w:after="0" w:line="240" w:lineRule="auto"/>
               <w:rPr>
                 <w:rFonts w:ascii="Aptos Narrow" w:hAnsi="Aptos Narrow"/>
                 <w:color w:val="000000"/>
-                <w:sz w:val="22"/>
-                <w:szCs w:val="22"/>
-                <w:lang w:val="de-AT" w:eastAsia="de-AT"/>
-              </w:rPr>
-            </w:pPr>
-            <w:r>
-              <w:rPr>
-                <w:rFonts w:ascii="Aptos Narrow" w:hAnsi="Aptos Narrow"/>
-                <w:color w:val="000000"/>
-                <w:sz w:val="22"/>
-                <w:szCs w:val="22"/>
-                <w:lang w:val="de-AT" w:eastAsia="de-AT"/>
-              </w:rPr>
-              <w:t xml:space="preserve"> €                                   10,99 </w:t>
+                <w:sz w:val="20"/>
+                <w:szCs w:val="20"/>
+                <w:lang w:val="de-AT" w:eastAsia="en-US"/>
+              </w:rPr>
+              <w:t>€ 10,99</w:t>
             </w:r>
           </w:p>
         </w:tc>
       </w:tr>
       <w:tr>
         <w:trPr>
-          <w:trHeight w:val="288"/>
+          <w:cnfStyle w:val="000000100000" w:firstRow="0" w:lastRow="0" w:firstColumn="0" w:lastColumn="0" w:oddVBand="0" w:evenVBand="0" w:oddHBand="1" w:evenHBand="0" w:firstRowFirstColumn="0" w:firstRowLastColumn="0" w:lastRowFirstColumn="0" w:lastRowLastColumn="0"/>
+          <w:trHeight w:val="149"/>
         </w:trPr>
         <w:tc>
           <w:tcPr>
-            <w:tcW w:w="152" w:type="dxa"/>
-            <w:tcBorders>
-              <w:top w:val="nil"/>
-              <w:left w:val="single" w:sz="8" w:space="0" w:color="auto"/>
-              <w:bottom w:val="single" w:sz="4" w:space="0" w:color="auto"/>
-              <w:right w:val="single" w:sz="4" w:space="0" w:color="auto"/>
-            </w:tcBorders>
-            <w:noWrap/>
-            <w:vAlign w:val="bottom"/>
-            <w:hideMark/>
+            <w:cnfStyle w:val="001000000000" w:firstRow="0" w:lastRow="0" w:firstColumn="1" w:lastColumn="0" w:oddVBand="0" w:evenVBand="0" w:oddHBand="0" w:evenHBand="0" w:firstRowFirstColumn="0" w:firstRowLastColumn="0" w:lastRowFirstColumn="0" w:lastRowLastColumn="0"/>
+            <w:tcW w:w="456" w:type="dxa"/>
+            <w:vAlign w:val="center"/>
           </w:tcPr>
           <w:p>
             <w:pPr>
-              <w:spacing w:before="0" w:after="0" w:line="240" w:lineRule="auto"/>
-              <w:jc w:val="right"/>
+              <w:spacing w:before="0" w:after="160" w:line="259" w:lineRule="auto"/>
+              <w:jc w:val="center"/>
+              <w:rPr>
+                <w:sz w:val="20"/>
+                <w:szCs w:val="20"/>
+                <w:lang w:val="de-AT" w:eastAsia="en-US"/>
+              </w:rPr>
+            </w:pPr>
+            <w:r>
               <w:rPr>
                 <w:rFonts w:ascii="Aptos Narrow" w:hAnsi="Aptos Narrow"/>
                 <w:color w:val="000000"/>
-                <w:sz w:val="22"/>
-                <w:szCs w:val="22"/>
-                <w:lang w:val="de-AT" w:eastAsia="de-AT"/>
-              </w:rPr>
-            </w:pPr>
-            <w:r>
-              <w:rPr>
-                <w:rFonts w:ascii="Aptos Narrow" w:hAnsi="Aptos Narrow"/>
-                <w:color w:val="000000"/>
-                <w:sz w:val="22"/>
-                <w:szCs w:val="22"/>
-                <w:lang w:val="de-AT" w:eastAsia="de-AT"/>
+                <w:sz w:val="20"/>
+                <w:szCs w:val="20"/>
+                <w:lang w:val="de-AT" w:eastAsia="en-US"/>
               </w:rPr>
               <w:t>5</w:t>
             </w:r>
@@ -10521,72 +9888,55 @@
         </w:tc>
         <w:tc>
           <w:tcPr>
-            <w:tcW w:w="1118" w:type="dxa"/>
-            <w:tcBorders>
-              <w:top w:val="nil"/>
-              <w:left w:val="nil"/>
-              <w:bottom w:val="single" w:sz="4" w:space="0" w:color="auto"/>
-              <w:right w:val="single" w:sz="4" w:space="0" w:color="auto"/>
-            </w:tcBorders>
-            <w:noWrap/>
-            <w:vAlign w:val="bottom"/>
-            <w:hideMark/>
+            <w:tcW w:w="1978" w:type="dxa"/>
+            <w:vAlign w:val="center"/>
           </w:tcPr>
           <w:p>
             <w:pPr>
-              <w:spacing w:before="0" w:after="0" w:line="240" w:lineRule="auto"/>
+              <w:spacing w:before="0" w:after="160" w:line="259" w:lineRule="auto"/>
+              <w:jc w:val="center"/>
+              <w:cnfStyle w:val="000000100000" w:firstRow="0" w:lastRow="0" w:firstColumn="0" w:lastColumn="0" w:oddVBand="0" w:evenVBand="0" w:oddHBand="1" w:evenHBand="0" w:firstRowFirstColumn="0" w:firstRowLastColumn="0" w:lastRowFirstColumn="0" w:lastRowLastColumn="0"/>
+              <w:rPr>
+                <w:sz w:val="20"/>
+                <w:szCs w:val="20"/>
+                <w:lang w:val="de-AT" w:eastAsia="en-US"/>
+              </w:rPr>
+            </w:pPr>
+            <w:r>
               <w:rPr>
                 <w:rFonts w:ascii="Aptos Narrow" w:hAnsi="Aptos Narrow"/>
                 <w:color w:val="000000"/>
-                <w:sz w:val="22"/>
-                <w:szCs w:val="22"/>
-                <w:lang w:val="de-AT" w:eastAsia="de-AT"/>
-              </w:rPr>
-            </w:pPr>
-            <w:r>
-              <w:rPr>
-                <w:rFonts w:ascii="Aptos Narrow" w:hAnsi="Aptos Narrow"/>
-                <w:color w:val="000000"/>
-                <w:sz w:val="22"/>
-                <w:szCs w:val="22"/>
-                <w:lang w:val="de-AT" w:eastAsia="de-AT"/>
-              </w:rPr>
-              <w:t xml:space="preserve">ZDE 2 Stück Kamera Kabel CSI FFC </w:t>
+                <w:sz w:val="20"/>
+                <w:szCs w:val="20"/>
+                <w:lang w:val="de-AT" w:eastAsia="en-US"/>
+              </w:rPr>
+              <w:t>ZDE 2 Stück Kamera Kabel CSI FFC</w:t>
             </w:r>
           </w:p>
         </w:tc>
         <w:tc>
           <w:tcPr>
-            <w:tcW w:w="190" w:type="dxa"/>
-            <w:tcBorders>
-              <w:top w:val="nil"/>
-              <w:left w:val="nil"/>
-              <w:bottom w:val="single" w:sz="4" w:space="0" w:color="auto"/>
-              <w:right w:val="single" w:sz="4" w:space="0" w:color="auto"/>
-            </w:tcBorders>
-            <w:noWrap/>
-            <w:vAlign w:val="bottom"/>
-            <w:hideMark/>
+            <w:tcW w:w="912" w:type="dxa"/>
+            <w:vAlign w:val="center"/>
           </w:tcPr>
           <w:p>
             <w:pPr>
-              <w:spacing w:before="0" w:after="0" w:line="240" w:lineRule="auto"/>
-              <w:jc w:val="right"/>
+              <w:spacing w:before="0" w:after="160" w:line="259" w:lineRule="auto"/>
+              <w:jc w:val="center"/>
+              <w:cnfStyle w:val="000000100000" w:firstRow="0" w:lastRow="0" w:firstColumn="0" w:lastColumn="0" w:oddVBand="0" w:evenVBand="0" w:oddHBand="1" w:evenHBand="0" w:firstRowFirstColumn="0" w:firstRowLastColumn="0" w:lastRowFirstColumn="0" w:lastRowLastColumn="0"/>
+              <w:rPr>
+                <w:sz w:val="20"/>
+                <w:szCs w:val="20"/>
+                <w:lang w:val="de-AT" w:eastAsia="en-US"/>
+              </w:rPr>
+            </w:pPr>
+            <w:r>
               <w:rPr>
                 <w:rFonts w:ascii="Aptos Narrow" w:hAnsi="Aptos Narrow"/>
                 <w:color w:val="000000"/>
-                <w:sz w:val="22"/>
-                <w:szCs w:val="22"/>
-                <w:lang w:val="de-AT" w:eastAsia="de-AT"/>
-              </w:rPr>
-            </w:pPr>
-            <w:r>
-              <w:rPr>
-                <w:rFonts w:ascii="Aptos Narrow" w:hAnsi="Aptos Narrow"/>
-                <w:color w:val="000000"/>
-                <w:sz w:val="22"/>
-                <w:szCs w:val="22"/>
-                <w:lang w:val="de-AT" w:eastAsia="de-AT"/>
+                <w:sz w:val="20"/>
+                <w:szCs w:val="20"/>
+                <w:lang w:val="de-AT" w:eastAsia="en-US"/>
               </w:rPr>
               <w:t>1</w:t>
             </w:r>
@@ -10594,35 +9944,27 @@
         </w:tc>
         <w:tc>
           <w:tcPr>
-            <w:tcW w:w="691" w:type="dxa"/>
-            <w:tcBorders>
-              <w:top w:val="nil"/>
-              <w:left w:val="nil"/>
-              <w:bottom w:val="single" w:sz="4" w:space="0" w:color="auto"/>
-              <w:right w:val="single" w:sz="4" w:space="0" w:color="auto"/>
-            </w:tcBorders>
-            <w:noWrap/>
-            <w:vAlign w:val="bottom"/>
-            <w:hideMark/>
+            <w:tcW w:w="1521" w:type="dxa"/>
+            <w:vAlign w:val="center"/>
           </w:tcPr>
           <w:p>
             <w:pPr>
-              <w:spacing w:before="0" w:after="0" w:line="240" w:lineRule="auto"/>
+              <w:spacing w:before="0" w:after="160" w:line="259" w:lineRule="auto"/>
+              <w:jc w:val="center"/>
+              <w:cnfStyle w:val="000000100000" w:firstRow="0" w:lastRow="0" w:firstColumn="0" w:lastColumn="0" w:oddVBand="0" w:evenVBand="0" w:oddHBand="1" w:evenHBand="0" w:firstRowFirstColumn="0" w:firstRowLastColumn="0" w:lastRowFirstColumn="0" w:lastRowLastColumn="0"/>
+              <w:rPr>
+                <w:sz w:val="20"/>
+                <w:szCs w:val="20"/>
+                <w:lang w:val="de-AT" w:eastAsia="en-US"/>
+              </w:rPr>
+            </w:pPr>
+            <w:r>
               <w:rPr>
                 <w:rFonts w:ascii="Aptos Narrow" w:hAnsi="Aptos Narrow"/>
                 <w:color w:val="000000"/>
-                <w:sz w:val="22"/>
-                <w:szCs w:val="22"/>
-                <w:lang w:val="de-AT" w:eastAsia="de-AT"/>
-              </w:rPr>
-            </w:pPr>
-            <w:r>
-              <w:rPr>
-                <w:rFonts w:ascii="Aptos Narrow" w:hAnsi="Aptos Narrow"/>
-                <w:color w:val="000000"/>
-                <w:sz w:val="22"/>
-                <w:szCs w:val="22"/>
-                <w:lang w:val="de-AT" w:eastAsia="de-AT"/>
+                <w:sz w:val="20"/>
+                <w:szCs w:val="20"/>
+                <w:lang w:val="de-AT" w:eastAsia="en-US"/>
               </w:rPr>
               <w:t>ZDE 2PCS</w:t>
             </w:r>
@@ -10630,35 +9972,27 @@
         </w:tc>
         <w:tc>
           <w:tcPr>
-            <w:tcW w:w="731" w:type="dxa"/>
-            <w:tcBorders>
-              <w:top w:val="nil"/>
-              <w:left w:val="nil"/>
-              <w:bottom w:val="single" w:sz="4" w:space="0" w:color="auto"/>
-              <w:right w:val="single" w:sz="4" w:space="0" w:color="auto"/>
-            </w:tcBorders>
-            <w:noWrap/>
-            <w:vAlign w:val="bottom"/>
-            <w:hideMark/>
+            <w:tcW w:w="1520" w:type="dxa"/>
+            <w:vAlign w:val="center"/>
           </w:tcPr>
           <w:p>
             <w:pPr>
-              <w:spacing w:before="0" w:after="0" w:line="240" w:lineRule="auto"/>
+              <w:spacing w:before="0" w:after="160" w:line="259" w:lineRule="auto"/>
+              <w:jc w:val="center"/>
+              <w:cnfStyle w:val="000000100000" w:firstRow="0" w:lastRow="0" w:firstColumn="0" w:lastColumn="0" w:oddVBand="0" w:evenVBand="0" w:oddHBand="1" w:evenHBand="0" w:firstRowFirstColumn="0" w:firstRowLastColumn="0" w:lastRowFirstColumn="0" w:lastRowLastColumn="0"/>
+              <w:rPr>
+                <w:sz w:val="20"/>
+                <w:szCs w:val="20"/>
+                <w:lang w:val="de-AT" w:eastAsia="en-US"/>
+              </w:rPr>
+            </w:pPr>
+            <w:r>
               <w:rPr>
                 <w:rFonts w:ascii="Aptos Narrow" w:hAnsi="Aptos Narrow"/>
                 <w:color w:val="000000"/>
-                <w:sz w:val="22"/>
-                <w:szCs w:val="22"/>
-                <w:lang w:val="de-AT" w:eastAsia="de-AT"/>
-              </w:rPr>
-            </w:pPr>
-            <w:r>
-              <w:rPr>
-                <w:rFonts w:ascii="Aptos Narrow" w:hAnsi="Aptos Narrow"/>
-                <w:color w:val="000000"/>
-                <w:sz w:val="22"/>
-                <w:szCs w:val="22"/>
-                <w:lang w:val="de-AT" w:eastAsia="de-AT"/>
+                <w:sz w:val="20"/>
+                <w:szCs w:val="20"/>
+                <w:lang w:val="de-AT" w:eastAsia="en-US"/>
               </w:rPr>
               <w:t>ZDE</w:t>
             </w:r>
@@ -10666,35 +10000,27 @@
         </w:tc>
         <w:tc>
           <w:tcPr>
-            <w:tcW w:w="423" w:type="dxa"/>
-            <w:tcBorders>
-              <w:top w:val="nil"/>
-              <w:left w:val="nil"/>
-              <w:bottom w:val="single" w:sz="4" w:space="0" w:color="auto"/>
-              <w:right w:val="single" w:sz="4" w:space="0" w:color="auto"/>
-            </w:tcBorders>
-            <w:noWrap/>
-            <w:vAlign w:val="bottom"/>
-            <w:hideMark/>
+            <w:tcW w:w="1064" w:type="dxa"/>
+            <w:vAlign w:val="center"/>
           </w:tcPr>
           <w:p>
             <w:pPr>
-              <w:spacing w:before="0" w:after="0" w:line="240" w:lineRule="auto"/>
+              <w:spacing w:before="0" w:after="160" w:line="259" w:lineRule="auto"/>
+              <w:jc w:val="center"/>
+              <w:cnfStyle w:val="000000100000" w:firstRow="0" w:lastRow="0" w:firstColumn="0" w:lastColumn="0" w:oddVBand="0" w:evenVBand="0" w:oddHBand="1" w:evenHBand="0" w:firstRowFirstColumn="0" w:firstRowLastColumn="0" w:lastRowFirstColumn="0" w:lastRowLastColumn="0"/>
+              <w:rPr>
+                <w:sz w:val="20"/>
+                <w:szCs w:val="20"/>
+                <w:lang w:val="de-AT" w:eastAsia="en-US"/>
+              </w:rPr>
+            </w:pPr>
+            <w:r>
               <w:rPr>
                 <w:rFonts w:ascii="Aptos Narrow" w:hAnsi="Aptos Narrow"/>
                 <w:color w:val="000000"/>
-                <w:sz w:val="22"/>
-                <w:szCs w:val="22"/>
-                <w:lang w:val="de-AT" w:eastAsia="de-AT"/>
-              </w:rPr>
-            </w:pPr>
-            <w:r>
-              <w:rPr>
-                <w:rFonts w:ascii="Aptos Narrow" w:hAnsi="Aptos Narrow"/>
-                <w:color w:val="000000"/>
-                <w:sz w:val="22"/>
-                <w:szCs w:val="22"/>
-                <w:lang w:val="de-AT" w:eastAsia="de-AT"/>
+                <w:sz w:val="20"/>
+                <w:szCs w:val="20"/>
+                <w:lang w:val="de-AT" w:eastAsia="en-US"/>
               </w:rPr>
               <w:t>Amazon</w:t>
             </w:r>
@@ -10702,191 +10028,106 @@
         </w:tc>
         <w:tc>
           <w:tcPr>
-            <w:tcW w:w="5280" w:type="dxa"/>
-            <w:tcBorders>
-              <w:top w:val="nil"/>
-              <w:left w:val="nil"/>
-              <w:bottom w:val="single" w:sz="4" w:space="0" w:color="auto"/>
-              <w:right w:val="single" w:sz="4" w:space="0" w:color="auto"/>
-            </w:tcBorders>
-            <w:noWrap/>
-            <w:vAlign w:val="bottom"/>
-            <w:hideMark/>
+            <w:tcW w:w="1372" w:type="dxa"/>
+            <w:vAlign w:val="center"/>
           </w:tcPr>
           <w:p>
             <w:pPr>
-              <w:spacing w:before="0" w:after="0" w:line="240" w:lineRule="auto"/>
+              <w:spacing w:before="0" w:after="160" w:line="259" w:lineRule="auto"/>
+              <w:jc w:val="center"/>
+              <w:cnfStyle w:val="000000100000" w:firstRow="0" w:lastRow="0" w:firstColumn="0" w:lastColumn="0" w:oddVBand="0" w:evenVBand="0" w:oddHBand="1" w:evenHBand="0" w:firstRowFirstColumn="0" w:firstRowLastColumn="0" w:lastRowFirstColumn="0" w:lastRowLastColumn="0"/>
+              <w:rPr>
+                <w:sz w:val="20"/>
+                <w:szCs w:val="20"/>
+                <w:lang w:val="de-AT" w:eastAsia="en-US"/>
+              </w:rPr>
+            </w:pPr>
+            <w:r>
               <w:rPr>
                 <w:rFonts w:ascii="Aptos Narrow" w:hAnsi="Aptos Narrow"/>
-                <w:color w:val="467886"/>
-                <w:sz w:val="22"/>
-                <w:szCs w:val="22"/>
-                <w:u w:val="single"/>
-                <w:lang w:val="de-AT" w:eastAsia="de-AT"/>
-              </w:rPr>
-            </w:pPr>
-            <w:hyperlink r:id="rId32" w:history="1">
-              <w:r>
-                <w:rPr>
-                  <w:rFonts w:ascii="Aptos Narrow" w:hAnsi="Aptos Narrow"/>
-                  <w:color w:val="467886"/>
-                  <w:sz w:val="22"/>
-                  <w:szCs w:val="22"/>
-                  <w:u w:val="single"/>
-                  <w:lang w:val="de-AT" w:eastAsia="de-AT"/>
-                </w:rPr>
-                <w:t>https://www.amazon.de/dp/B0DQ9KYNB3?ref_=ppx_hzod_title_dt_b_fed_asin_title_2_0</w:t>
-              </w:r>
-            </w:hyperlink>
+                <w:color w:val="000000"/>
+                <w:sz w:val="20"/>
+                <w:szCs w:val="20"/>
+                <w:lang w:val="de-AT" w:eastAsia="en-US"/>
+              </w:rPr>
+              <w:t>€ 7,99</w:t>
+            </w:r>
           </w:p>
         </w:tc>
         <w:tc>
           <w:tcPr>
-            <w:tcW w:w="312" w:type="dxa"/>
-            <w:tcBorders>
-              <w:top w:val="nil"/>
-              <w:left w:val="nil"/>
-              <w:bottom w:val="single" w:sz="4" w:space="0" w:color="auto"/>
-              <w:right w:val="single" w:sz="4" w:space="0" w:color="auto"/>
-            </w:tcBorders>
-            <w:noWrap/>
-            <w:vAlign w:val="bottom"/>
-            <w:hideMark/>
+            <w:tcW w:w="1064" w:type="dxa"/>
+            <w:vAlign w:val="center"/>
           </w:tcPr>
           <w:p>
             <w:pPr>
-              <w:spacing w:before="0" w:after="0" w:line="240" w:lineRule="auto"/>
-              <w:rPr>
-                <w:rFonts w:ascii="Aptos Narrow" w:hAnsi="Aptos Narrow"/>
-                <w:color w:val="000000"/>
-                <w:sz w:val="22"/>
-                <w:szCs w:val="22"/>
-                <w:lang w:val="de-AT" w:eastAsia="de-AT"/>
+              <w:spacing w:before="0" w:after="160" w:line="259" w:lineRule="auto"/>
+              <w:jc w:val="center"/>
+              <w:cnfStyle w:val="000000100000" w:firstRow="0" w:lastRow="0" w:firstColumn="0" w:lastColumn="0" w:oddVBand="0" w:evenVBand="0" w:oddHBand="1" w:evenHBand="0" w:firstRowFirstColumn="0" w:firstRowLastColumn="0" w:lastRowFirstColumn="0" w:lastRowLastColumn="0"/>
+              <w:rPr>
+                <w:sz w:val="20"/>
+                <w:szCs w:val="20"/>
+                <w:lang w:val="de-AT" w:eastAsia="en-US"/>
               </w:rPr>
             </w:pPr>
-            <w:r>
-              <w:rPr>
-                <w:rFonts w:ascii="Aptos Narrow" w:hAnsi="Aptos Narrow"/>
-                <w:color w:val="000000"/>
-                <w:sz w:val="22"/>
-                <w:szCs w:val="22"/>
-                <w:lang w:val="de-AT" w:eastAsia="de-AT"/>
-              </w:rPr>
-              <w:t xml:space="preserve"> €                  7,99 </w:t>
-            </w:r>
           </w:p>
         </w:tc>
         <w:tc>
           <w:tcPr>
-            <w:tcW w:w="217" w:type="dxa"/>
-            <w:tcBorders>
-              <w:top w:val="nil"/>
-              <w:left w:val="nil"/>
-              <w:bottom w:val="single" w:sz="4" w:space="0" w:color="auto"/>
-              <w:right w:val="single" w:sz="4" w:space="0" w:color="auto"/>
-            </w:tcBorders>
-            <w:noWrap/>
-            <w:vAlign w:val="bottom"/>
-            <w:hideMark/>
+            <w:tcW w:w="1216" w:type="dxa"/>
+            <w:vAlign w:val="center"/>
           </w:tcPr>
           <w:p>
             <w:pPr>
-              <w:spacing w:before="0" w:after="0" w:line="240" w:lineRule="auto"/>
-              <w:rPr>
-                <w:rFonts w:ascii="Aptos Narrow" w:hAnsi="Aptos Narrow"/>
-                <w:color w:val="467886"/>
-                <w:sz w:val="22"/>
-                <w:szCs w:val="22"/>
-                <w:u w:val="single"/>
-                <w:lang w:val="de-AT" w:eastAsia="de-AT"/>
+              <w:spacing w:before="0" w:after="160" w:line="259" w:lineRule="auto"/>
+              <w:jc w:val="center"/>
+              <w:cnfStyle w:val="000000100000" w:firstRow="0" w:lastRow="0" w:firstColumn="0" w:lastColumn="0" w:oddVBand="0" w:evenVBand="0" w:oddHBand="1" w:evenHBand="0" w:firstRowFirstColumn="0" w:firstRowLastColumn="0" w:lastRowFirstColumn="0" w:lastRowLastColumn="0"/>
+              <w:rPr>
+                <w:sz w:val="20"/>
+                <w:szCs w:val="20"/>
+                <w:lang w:val="de-AT" w:eastAsia="en-US"/>
               </w:rPr>
             </w:pPr>
             <w:r>
-              <w:rPr>
-                <w:rFonts w:ascii="Aptos Narrow" w:hAnsi="Aptos Narrow"/>
-                <w:color w:val="467886"/>
-                <w:sz w:val="22"/>
-                <w:szCs w:val="22"/>
-                <w:u w:val="single"/>
-                <w:lang w:val="de-AT" w:eastAsia="de-AT"/>
-              </w:rPr>
-              <w:t> </w:t>
-            </w:r>
-          </w:p>
-        </w:tc>
-        <w:tc>
-          <w:tcPr>
-            <w:tcW w:w="493" w:type="dxa"/>
-            <w:tcBorders>
-              <w:top w:val="nil"/>
-              <w:left w:val="nil"/>
-              <w:bottom w:val="single" w:sz="4" w:space="0" w:color="auto"/>
-              <w:right w:val="single" w:sz="8" w:space="0" w:color="auto"/>
-            </w:tcBorders>
-            <w:noWrap/>
-            <w:vAlign w:val="bottom"/>
-            <w:hideMark/>
-          </w:tcPr>
-          <w:p>
-            <w:pPr>
-              <w:spacing w:before="0" w:after="0" w:line="240" w:lineRule="auto"/>
               <w:rPr>
                 <w:rFonts w:ascii="Aptos Narrow" w:hAnsi="Aptos Narrow"/>
                 <w:color w:val="000000"/>
-                <w:sz w:val="22"/>
-                <w:szCs w:val="22"/>
-                <w:lang w:val="de-AT" w:eastAsia="de-AT"/>
-              </w:rPr>
-            </w:pPr>
-            <w:r>
-              <w:rPr>
-                <w:rFonts w:ascii="Aptos Narrow" w:hAnsi="Aptos Narrow"/>
-                <w:color w:val="000000"/>
-                <w:sz w:val="22"/>
-                <w:szCs w:val="22"/>
-                <w:lang w:val="de-AT" w:eastAsia="de-AT"/>
-              </w:rPr>
-              <w:t xml:space="preserve"> €                                      7,99 </w:t>
+                <w:sz w:val="20"/>
+                <w:szCs w:val="20"/>
+                <w:lang w:val="de-AT" w:eastAsia="en-US"/>
+              </w:rPr>
+              <w:t>€ 7,99</w:t>
             </w:r>
           </w:p>
         </w:tc>
       </w:tr>
       <w:tr>
         <w:trPr>
-          <w:trHeight w:val="288"/>
+          <w:trHeight w:val="153"/>
         </w:trPr>
         <w:tc>
           <w:tcPr>
-            <w:tcW w:w="152" w:type="dxa"/>
-            <w:tcBorders>
-              <w:top w:val="nil"/>
-              <w:left w:val="single" w:sz="8" w:space="0" w:color="auto"/>
-              <w:bottom w:val="single" w:sz="4" w:space="0" w:color="auto"/>
-              <w:right w:val="single" w:sz="4" w:space="0" w:color="auto"/>
-            </w:tcBorders>
-            <w:noWrap/>
-            <w:vAlign w:val="bottom"/>
-            <w:hideMark/>
+            <w:cnfStyle w:val="001000000000" w:firstRow="0" w:lastRow="0" w:firstColumn="1" w:lastColumn="0" w:oddVBand="0" w:evenVBand="0" w:oddHBand="0" w:evenHBand="0" w:firstRowFirstColumn="0" w:firstRowLastColumn="0" w:lastRowFirstColumn="0" w:lastRowLastColumn="0"/>
+            <w:tcW w:w="456" w:type="dxa"/>
+            <w:vAlign w:val="center"/>
           </w:tcPr>
           <w:p>
             <w:pPr>
-              <w:spacing w:before="0" w:after="0" w:line="240" w:lineRule="auto"/>
-              <w:jc w:val="right"/>
+              <w:spacing w:before="0" w:after="160" w:line="259" w:lineRule="auto"/>
+              <w:jc w:val="center"/>
+              <w:rPr>
+                <w:sz w:val="20"/>
+                <w:szCs w:val="20"/>
+                <w:lang w:val="de-AT" w:eastAsia="en-US"/>
+              </w:rPr>
+            </w:pPr>
+            <w:r>
               <w:rPr>
                 <w:rFonts w:ascii="Aptos Narrow" w:hAnsi="Aptos Narrow"/>
                 <w:color w:val="000000"/>
-                <w:sz w:val="22"/>
-                <w:szCs w:val="22"/>
-                <w:lang w:val="de-AT" w:eastAsia="de-AT"/>
-              </w:rPr>
-            </w:pPr>
-            <w:r>
-              <w:rPr>
-                <w:rFonts w:ascii="Aptos Narrow" w:hAnsi="Aptos Narrow"/>
-                <w:color w:val="000000"/>
-                <w:sz w:val="22"/>
-                <w:szCs w:val="22"/>
-                <w:lang w:val="de-AT" w:eastAsia="de-AT"/>
+                <w:sz w:val="20"/>
+                <w:szCs w:val="20"/>
+                <w:lang w:val="de-AT" w:eastAsia="en-US"/>
               </w:rPr>
               <w:t>6</w:t>
             </w:r>
@@ -10894,57 +10135,38 @@
         </w:tc>
         <w:tc>
           <w:tcPr>
-            <w:tcW w:w="1118" w:type="dxa"/>
-            <w:tcBorders>
-              <w:top w:val="nil"/>
-              <w:left w:val="nil"/>
-              <w:bottom w:val="single" w:sz="4" w:space="0" w:color="auto"/>
-              <w:right w:val="single" w:sz="4" w:space="0" w:color="auto"/>
-            </w:tcBorders>
-            <w:noWrap/>
-            <w:vAlign w:val="bottom"/>
-            <w:hideMark/>
+            <w:tcW w:w="1978" w:type="dxa"/>
+            <w:vAlign w:val="center"/>
           </w:tcPr>
           <w:p>
             <w:pPr>
-              <w:spacing w:before="0" w:after="0" w:line="240" w:lineRule="auto"/>
+              <w:spacing w:before="0" w:after="160" w:line="259" w:lineRule="auto"/>
+              <w:jc w:val="center"/>
+              <w:cnfStyle w:val="000000000000" w:firstRow="0" w:lastRow="0" w:firstColumn="0" w:lastColumn="0" w:oddVBand="0" w:evenVBand="0" w:oddHBand="0" w:evenHBand="0" w:firstRowFirstColumn="0" w:firstRowLastColumn="0" w:lastRowFirstColumn="0" w:lastRowLastColumn="0"/>
+              <w:rPr>
+                <w:sz w:val="20"/>
+                <w:szCs w:val="20"/>
+                <w:lang w:val="en-GB" w:eastAsia="en-US"/>
+              </w:rPr>
+            </w:pPr>
+            <w:r>
               <w:rPr>
                 <w:rFonts w:ascii="Aptos Narrow" w:hAnsi="Aptos Narrow"/>
                 <w:color w:val="000000"/>
-                <w:sz w:val="22"/>
-                <w:szCs w:val="22"/>
-                <w:lang w:val="en-GB" w:eastAsia="de-AT"/>
-              </w:rPr>
-            </w:pPr>
+                <w:sz w:val="20"/>
+                <w:szCs w:val="20"/>
+                <w:lang w:val="en-GB" w:eastAsia="en-US"/>
+              </w:rPr>
+              <w:t xml:space="preserve">Raspberry Pi Camera Modul 3 Wide </w:t>
+            </w:r>
+            <w:proofErr w:type="spellStart"/>
             <w:r>
               <w:rPr>
                 <w:rFonts w:ascii="Aptos Narrow" w:hAnsi="Aptos Narrow"/>
                 <w:color w:val="000000"/>
-                <w:sz w:val="22"/>
-                <w:szCs w:val="22"/>
-                <w:lang w:val="en-GB" w:eastAsia="de-AT"/>
-              </w:rPr>
-              <w:t xml:space="preserve">Raspberry Pi Camera Modul </w:t>
-            </w:r>
-            <w:r>
-              <w:rPr>
-                <w:rFonts w:ascii="Aptos Narrow" w:hAnsi="Aptos Narrow"/>
-                <w:color w:val="000000"/>
-                <w:sz w:val="22"/>
-                <w:szCs w:val="22"/>
-                <w:lang w:val="en-GB" w:eastAsia="de-AT"/>
-              </w:rPr>
-              <w:lastRenderedPageBreak/>
-              <w:t xml:space="preserve">3 Wide </w:t>
-            </w:r>
-            <w:proofErr w:type="spellStart"/>
-            <w:r>
-              <w:rPr>
-                <w:rFonts w:ascii="Aptos Narrow" w:hAnsi="Aptos Narrow"/>
-                <w:color w:val="000000"/>
-                <w:sz w:val="22"/>
-                <w:szCs w:val="22"/>
-                <w:lang w:val="en-GB" w:eastAsia="de-AT"/>
+                <w:sz w:val="20"/>
+                <w:szCs w:val="20"/>
+                <w:lang w:val="en-GB" w:eastAsia="en-US"/>
               </w:rPr>
               <w:t>NoIR</w:t>
             </w:r>
@@ -10953,73 +10175,55 @@
         </w:tc>
         <w:tc>
           <w:tcPr>
-            <w:tcW w:w="190" w:type="dxa"/>
-            <w:tcBorders>
-              <w:top w:val="nil"/>
-              <w:left w:val="nil"/>
-              <w:bottom w:val="single" w:sz="4" w:space="0" w:color="auto"/>
-              <w:right w:val="single" w:sz="4" w:space="0" w:color="auto"/>
-            </w:tcBorders>
-            <w:noWrap/>
-            <w:vAlign w:val="bottom"/>
-            <w:hideMark/>
+            <w:tcW w:w="912" w:type="dxa"/>
+            <w:vAlign w:val="center"/>
           </w:tcPr>
           <w:p>
             <w:pPr>
-              <w:spacing w:before="0" w:after="0" w:line="240" w:lineRule="auto"/>
-              <w:jc w:val="right"/>
+              <w:spacing w:before="0" w:after="160" w:line="259" w:lineRule="auto"/>
+              <w:jc w:val="center"/>
+              <w:cnfStyle w:val="000000000000" w:firstRow="0" w:lastRow="0" w:firstColumn="0" w:lastColumn="0" w:oddVBand="0" w:evenVBand="0" w:oddHBand="0" w:evenHBand="0" w:firstRowFirstColumn="0" w:firstRowLastColumn="0" w:lastRowFirstColumn="0" w:lastRowLastColumn="0"/>
+              <w:rPr>
+                <w:sz w:val="20"/>
+                <w:szCs w:val="20"/>
+                <w:lang w:val="de-AT" w:eastAsia="en-US"/>
+              </w:rPr>
+            </w:pPr>
+            <w:r>
               <w:rPr>
                 <w:rFonts w:ascii="Aptos Narrow" w:hAnsi="Aptos Narrow"/>
                 <w:color w:val="000000"/>
-                <w:sz w:val="22"/>
-                <w:szCs w:val="22"/>
-                <w:lang w:val="de-AT" w:eastAsia="de-AT"/>
-              </w:rPr>
-            </w:pPr>
-            <w:r>
-              <w:rPr>
-                <w:rFonts w:ascii="Aptos Narrow" w:hAnsi="Aptos Narrow"/>
-                <w:color w:val="000000"/>
-                <w:sz w:val="22"/>
-                <w:szCs w:val="22"/>
-                <w:lang w:val="de-AT" w:eastAsia="de-AT"/>
-              </w:rPr>
-              <w:lastRenderedPageBreak/>
+                <w:sz w:val="20"/>
+                <w:szCs w:val="20"/>
+                <w:lang w:val="de-AT" w:eastAsia="en-US"/>
+              </w:rPr>
               <w:t>1</w:t>
             </w:r>
           </w:p>
         </w:tc>
         <w:tc>
           <w:tcPr>
-            <w:tcW w:w="691" w:type="dxa"/>
-            <w:tcBorders>
-              <w:top w:val="nil"/>
-              <w:left w:val="nil"/>
-              <w:bottom w:val="single" w:sz="4" w:space="0" w:color="auto"/>
-              <w:right w:val="single" w:sz="4" w:space="0" w:color="auto"/>
-            </w:tcBorders>
-            <w:noWrap/>
-            <w:vAlign w:val="bottom"/>
-            <w:hideMark/>
+            <w:tcW w:w="1521" w:type="dxa"/>
+            <w:vAlign w:val="center"/>
           </w:tcPr>
           <w:p>
             <w:pPr>
-              <w:spacing w:before="0" w:after="0" w:line="240" w:lineRule="auto"/>
+              <w:spacing w:before="0" w:after="160" w:line="259" w:lineRule="auto"/>
+              <w:jc w:val="center"/>
+              <w:cnfStyle w:val="000000000000" w:firstRow="0" w:lastRow="0" w:firstColumn="0" w:lastColumn="0" w:oddVBand="0" w:evenVBand="0" w:oddHBand="0" w:evenHBand="0" w:firstRowFirstColumn="0" w:firstRowLastColumn="0" w:lastRowFirstColumn="0" w:lastRowLastColumn="0"/>
+              <w:rPr>
+                <w:sz w:val="20"/>
+                <w:szCs w:val="20"/>
+                <w:lang w:val="de-AT" w:eastAsia="en-US"/>
+              </w:rPr>
+            </w:pPr>
+            <w:r>
               <w:rPr>
                 <w:rFonts w:ascii="Aptos Narrow" w:hAnsi="Aptos Narrow"/>
                 <w:color w:val="000000"/>
-                <w:sz w:val="22"/>
-                <w:szCs w:val="22"/>
-                <w:lang w:val="de-AT" w:eastAsia="de-AT"/>
-              </w:rPr>
-            </w:pPr>
-            <w:r>
-              <w:rPr>
-                <w:rFonts w:ascii="Aptos Narrow" w:hAnsi="Aptos Narrow"/>
-                <w:color w:val="000000"/>
-                <w:sz w:val="22"/>
-                <w:szCs w:val="22"/>
-                <w:lang w:val="de-AT" w:eastAsia="de-AT"/>
+                <w:sz w:val="20"/>
+                <w:szCs w:val="20"/>
+                <w:lang w:val="de-AT" w:eastAsia="en-US"/>
               </w:rPr>
               <w:t>SC0875</w:t>
             </w:r>
@@ -11027,35 +10231,27 @@
         </w:tc>
         <w:tc>
           <w:tcPr>
-            <w:tcW w:w="731" w:type="dxa"/>
-            <w:tcBorders>
-              <w:top w:val="nil"/>
-              <w:left w:val="nil"/>
-              <w:bottom w:val="single" w:sz="4" w:space="0" w:color="auto"/>
-              <w:right w:val="single" w:sz="4" w:space="0" w:color="auto"/>
-            </w:tcBorders>
-            <w:noWrap/>
-            <w:vAlign w:val="bottom"/>
-            <w:hideMark/>
+            <w:tcW w:w="1520" w:type="dxa"/>
+            <w:vAlign w:val="center"/>
           </w:tcPr>
           <w:p>
             <w:pPr>
-              <w:spacing w:before="0" w:after="0" w:line="240" w:lineRule="auto"/>
+              <w:spacing w:before="0" w:after="160" w:line="259" w:lineRule="auto"/>
+              <w:jc w:val="center"/>
+              <w:cnfStyle w:val="000000000000" w:firstRow="0" w:lastRow="0" w:firstColumn="0" w:lastColumn="0" w:oddVBand="0" w:evenVBand="0" w:oddHBand="0" w:evenHBand="0" w:firstRowFirstColumn="0" w:firstRowLastColumn="0" w:lastRowFirstColumn="0" w:lastRowLastColumn="0"/>
+              <w:rPr>
+                <w:sz w:val="20"/>
+                <w:szCs w:val="20"/>
+                <w:lang w:val="de-AT" w:eastAsia="en-US"/>
+              </w:rPr>
+            </w:pPr>
+            <w:r>
               <w:rPr>
                 <w:rFonts w:ascii="Aptos Narrow" w:hAnsi="Aptos Narrow"/>
                 <w:color w:val="000000"/>
-                <w:sz w:val="22"/>
-                <w:szCs w:val="22"/>
-                <w:lang w:val="de-AT" w:eastAsia="de-AT"/>
-              </w:rPr>
-            </w:pPr>
-            <w:r>
-              <w:rPr>
-                <w:rFonts w:ascii="Aptos Narrow" w:hAnsi="Aptos Narrow"/>
-                <w:color w:val="000000"/>
-                <w:sz w:val="22"/>
-                <w:szCs w:val="22"/>
-                <w:lang w:val="de-AT" w:eastAsia="de-AT"/>
+                <w:sz w:val="20"/>
+                <w:szCs w:val="20"/>
+                <w:lang w:val="de-AT" w:eastAsia="en-US"/>
               </w:rPr>
               <w:t>Raspberry Pi</w:t>
             </w:r>
@@ -11063,35 +10259,27 @@
         </w:tc>
         <w:tc>
           <w:tcPr>
-            <w:tcW w:w="423" w:type="dxa"/>
-            <w:tcBorders>
-              <w:top w:val="nil"/>
-              <w:left w:val="nil"/>
-              <w:bottom w:val="single" w:sz="4" w:space="0" w:color="auto"/>
-              <w:right w:val="single" w:sz="4" w:space="0" w:color="auto"/>
-            </w:tcBorders>
-            <w:noWrap/>
-            <w:vAlign w:val="bottom"/>
-            <w:hideMark/>
+            <w:tcW w:w="1064" w:type="dxa"/>
+            <w:vAlign w:val="center"/>
           </w:tcPr>
           <w:p>
             <w:pPr>
-              <w:spacing w:before="0" w:after="0" w:line="240" w:lineRule="auto"/>
+              <w:spacing w:before="0" w:after="160" w:line="259" w:lineRule="auto"/>
+              <w:jc w:val="center"/>
+              <w:cnfStyle w:val="000000000000" w:firstRow="0" w:lastRow="0" w:firstColumn="0" w:lastColumn="0" w:oddVBand="0" w:evenVBand="0" w:oddHBand="0" w:evenHBand="0" w:firstRowFirstColumn="0" w:firstRowLastColumn="0" w:lastRowFirstColumn="0" w:lastRowLastColumn="0"/>
+              <w:rPr>
+                <w:sz w:val="20"/>
+                <w:szCs w:val="20"/>
+                <w:lang w:val="de-AT" w:eastAsia="en-US"/>
+              </w:rPr>
+            </w:pPr>
+            <w:r>
               <w:rPr>
                 <w:rFonts w:ascii="Aptos Narrow" w:hAnsi="Aptos Narrow"/>
                 <w:color w:val="000000"/>
-                <w:sz w:val="22"/>
-                <w:szCs w:val="22"/>
-                <w:lang w:val="de-AT" w:eastAsia="de-AT"/>
-              </w:rPr>
-            </w:pPr>
-            <w:r>
-              <w:rPr>
-                <w:rFonts w:ascii="Aptos Narrow" w:hAnsi="Aptos Narrow"/>
-                <w:color w:val="000000"/>
-                <w:sz w:val="22"/>
-                <w:szCs w:val="22"/>
-                <w:lang w:val="de-AT" w:eastAsia="de-AT"/>
+                <w:sz w:val="20"/>
+                <w:szCs w:val="20"/>
+                <w:lang w:val="de-AT" w:eastAsia="en-US"/>
               </w:rPr>
               <w:t>Amazon</w:t>
             </w:r>
@@ -11099,191 +10287,107 @@
         </w:tc>
         <w:tc>
           <w:tcPr>
-            <w:tcW w:w="5280" w:type="dxa"/>
-            <w:tcBorders>
-              <w:top w:val="nil"/>
-              <w:left w:val="nil"/>
-              <w:bottom w:val="single" w:sz="4" w:space="0" w:color="auto"/>
-              <w:right w:val="single" w:sz="4" w:space="0" w:color="auto"/>
-            </w:tcBorders>
-            <w:noWrap/>
-            <w:vAlign w:val="bottom"/>
-            <w:hideMark/>
+            <w:tcW w:w="1372" w:type="dxa"/>
+            <w:vAlign w:val="center"/>
           </w:tcPr>
           <w:p>
             <w:pPr>
-              <w:spacing w:before="0" w:after="0" w:line="240" w:lineRule="auto"/>
+              <w:spacing w:before="0" w:after="160" w:line="259" w:lineRule="auto"/>
+              <w:jc w:val="center"/>
+              <w:cnfStyle w:val="000000000000" w:firstRow="0" w:lastRow="0" w:firstColumn="0" w:lastColumn="0" w:oddVBand="0" w:evenVBand="0" w:oddHBand="0" w:evenHBand="0" w:firstRowFirstColumn="0" w:firstRowLastColumn="0" w:lastRowFirstColumn="0" w:lastRowLastColumn="0"/>
+              <w:rPr>
+                <w:sz w:val="20"/>
+                <w:szCs w:val="20"/>
+                <w:lang w:val="de-AT" w:eastAsia="en-US"/>
+              </w:rPr>
+            </w:pPr>
+            <w:r>
               <w:rPr>
                 <w:rFonts w:ascii="Aptos Narrow" w:hAnsi="Aptos Narrow"/>
-                <w:color w:val="467886"/>
-                <w:sz w:val="22"/>
-                <w:szCs w:val="22"/>
-                <w:u w:val="single"/>
-                <w:lang w:val="de-AT" w:eastAsia="de-AT"/>
-              </w:rPr>
-            </w:pPr>
-            <w:hyperlink r:id="rId33" w:history="1">
-              <w:r>
-                <w:rPr>
-                  <w:rFonts w:ascii="Aptos Narrow" w:hAnsi="Aptos Narrow"/>
-                  <w:color w:val="467886"/>
-                  <w:sz w:val="22"/>
-                  <w:szCs w:val="22"/>
-                  <w:u w:val="single"/>
-                  <w:lang w:val="de-AT" w:eastAsia="de-AT"/>
-                </w:rPr>
-                <w:t>https://www.amazon.de/dp/B0BRY6VLR6?ref_=ppx_hzod_title_dt_b_fed_asin_title_3_1</w:t>
-              </w:r>
-            </w:hyperlink>
+                <w:color w:val="000000"/>
+                <w:sz w:val="20"/>
+                <w:szCs w:val="20"/>
+                <w:lang w:val="de-AT" w:eastAsia="en-US"/>
+              </w:rPr>
+              <w:t>€ 30,99</w:t>
+            </w:r>
           </w:p>
         </w:tc>
         <w:tc>
           <w:tcPr>
-            <w:tcW w:w="312" w:type="dxa"/>
-            <w:tcBorders>
-              <w:top w:val="nil"/>
-              <w:left w:val="nil"/>
-              <w:bottom w:val="single" w:sz="4" w:space="0" w:color="auto"/>
-              <w:right w:val="single" w:sz="4" w:space="0" w:color="auto"/>
-            </w:tcBorders>
-            <w:noWrap/>
-            <w:vAlign w:val="bottom"/>
-            <w:hideMark/>
+            <w:tcW w:w="1064" w:type="dxa"/>
+            <w:vAlign w:val="center"/>
           </w:tcPr>
           <w:p>
             <w:pPr>
-              <w:spacing w:before="0" w:after="0" w:line="240" w:lineRule="auto"/>
-              <w:rPr>
-                <w:rFonts w:ascii="Aptos Narrow" w:hAnsi="Aptos Narrow"/>
-                <w:color w:val="000000"/>
-                <w:sz w:val="22"/>
-                <w:szCs w:val="22"/>
-                <w:lang w:val="de-AT" w:eastAsia="de-AT"/>
+              <w:spacing w:before="0" w:after="160" w:line="259" w:lineRule="auto"/>
+              <w:jc w:val="center"/>
+              <w:cnfStyle w:val="000000000000" w:firstRow="0" w:lastRow="0" w:firstColumn="0" w:lastColumn="0" w:oddVBand="0" w:evenVBand="0" w:oddHBand="0" w:evenHBand="0" w:firstRowFirstColumn="0" w:firstRowLastColumn="0" w:lastRowFirstColumn="0" w:lastRowLastColumn="0"/>
+              <w:rPr>
+                <w:sz w:val="20"/>
+                <w:szCs w:val="20"/>
+                <w:lang w:val="de-AT" w:eastAsia="en-US"/>
               </w:rPr>
             </w:pPr>
-            <w:r>
-              <w:rPr>
-                <w:rFonts w:ascii="Aptos Narrow" w:hAnsi="Aptos Narrow"/>
-                <w:color w:val="000000"/>
-                <w:sz w:val="22"/>
-                <w:szCs w:val="22"/>
-                <w:lang w:val="de-AT" w:eastAsia="de-AT"/>
-              </w:rPr>
-              <w:t xml:space="preserve"> €               30,99 </w:t>
-            </w:r>
           </w:p>
         </w:tc>
         <w:tc>
           <w:tcPr>
-            <w:tcW w:w="217" w:type="dxa"/>
-            <w:tcBorders>
-              <w:top w:val="nil"/>
-              <w:left w:val="nil"/>
-              <w:bottom w:val="single" w:sz="4" w:space="0" w:color="auto"/>
-              <w:right w:val="single" w:sz="4" w:space="0" w:color="auto"/>
-            </w:tcBorders>
-            <w:noWrap/>
-            <w:vAlign w:val="bottom"/>
-            <w:hideMark/>
+            <w:tcW w:w="1216" w:type="dxa"/>
+            <w:vAlign w:val="center"/>
           </w:tcPr>
           <w:p>
             <w:pPr>
-              <w:spacing w:before="0" w:after="0" w:line="240" w:lineRule="auto"/>
-              <w:rPr>
-                <w:rFonts w:ascii="Aptos Narrow" w:hAnsi="Aptos Narrow"/>
-                <w:color w:val="467886"/>
-                <w:sz w:val="22"/>
-                <w:szCs w:val="22"/>
-                <w:u w:val="single"/>
-                <w:lang w:val="de-AT" w:eastAsia="de-AT"/>
+              <w:spacing w:before="0" w:after="160" w:line="259" w:lineRule="auto"/>
+              <w:jc w:val="center"/>
+              <w:cnfStyle w:val="000000000000" w:firstRow="0" w:lastRow="0" w:firstColumn="0" w:lastColumn="0" w:oddVBand="0" w:evenVBand="0" w:oddHBand="0" w:evenHBand="0" w:firstRowFirstColumn="0" w:firstRowLastColumn="0" w:lastRowFirstColumn="0" w:lastRowLastColumn="0"/>
+              <w:rPr>
+                <w:sz w:val="20"/>
+                <w:szCs w:val="20"/>
+                <w:lang w:val="de-AT" w:eastAsia="en-US"/>
               </w:rPr>
             </w:pPr>
             <w:r>
-              <w:rPr>
-                <w:rFonts w:ascii="Aptos Narrow" w:hAnsi="Aptos Narrow"/>
-                <w:color w:val="467886"/>
-                <w:sz w:val="22"/>
-                <w:szCs w:val="22"/>
-                <w:u w:val="single"/>
-                <w:lang w:val="de-AT" w:eastAsia="de-AT"/>
-              </w:rPr>
-              <w:t> </w:t>
-            </w:r>
-          </w:p>
-        </w:tc>
-        <w:tc>
-          <w:tcPr>
-            <w:tcW w:w="493" w:type="dxa"/>
-            <w:tcBorders>
-              <w:top w:val="nil"/>
-              <w:left w:val="nil"/>
-              <w:bottom w:val="single" w:sz="4" w:space="0" w:color="auto"/>
-              <w:right w:val="single" w:sz="8" w:space="0" w:color="auto"/>
-            </w:tcBorders>
-            <w:noWrap/>
-            <w:vAlign w:val="bottom"/>
-            <w:hideMark/>
-          </w:tcPr>
-          <w:p>
-            <w:pPr>
-              <w:spacing w:before="0" w:after="0" w:line="240" w:lineRule="auto"/>
               <w:rPr>
                 <w:rFonts w:ascii="Aptos Narrow" w:hAnsi="Aptos Narrow"/>
                 <w:color w:val="000000"/>
-                <w:sz w:val="22"/>
-                <w:szCs w:val="22"/>
-                <w:lang w:val="de-AT" w:eastAsia="de-AT"/>
-              </w:rPr>
-            </w:pPr>
-            <w:r>
-              <w:rPr>
-                <w:rFonts w:ascii="Aptos Narrow" w:hAnsi="Aptos Narrow"/>
-                <w:color w:val="000000"/>
-                <w:sz w:val="22"/>
-                <w:szCs w:val="22"/>
-                <w:lang w:val="de-AT" w:eastAsia="de-AT"/>
-              </w:rPr>
-              <w:t xml:space="preserve"> €                                   30,99 </w:t>
+                <w:sz w:val="20"/>
+                <w:szCs w:val="20"/>
+                <w:lang w:val="de-AT" w:eastAsia="en-US"/>
+              </w:rPr>
+              <w:t>€ 30,99</w:t>
             </w:r>
           </w:p>
         </w:tc>
       </w:tr>
       <w:tr>
         <w:trPr>
-          <w:trHeight w:val="288"/>
+          <w:cnfStyle w:val="000000100000" w:firstRow="0" w:lastRow="0" w:firstColumn="0" w:lastColumn="0" w:oddVBand="0" w:evenVBand="0" w:oddHBand="1" w:evenHBand="0" w:firstRowFirstColumn="0" w:firstRowLastColumn="0" w:lastRowFirstColumn="0" w:lastRowLastColumn="0"/>
+          <w:trHeight w:val="153"/>
         </w:trPr>
         <w:tc>
           <w:tcPr>
-            <w:tcW w:w="152" w:type="dxa"/>
-            <w:tcBorders>
-              <w:top w:val="nil"/>
-              <w:left w:val="single" w:sz="8" w:space="0" w:color="auto"/>
-              <w:bottom w:val="single" w:sz="4" w:space="0" w:color="auto"/>
-              <w:right w:val="single" w:sz="4" w:space="0" w:color="auto"/>
-            </w:tcBorders>
-            <w:noWrap/>
-            <w:vAlign w:val="bottom"/>
-            <w:hideMark/>
+            <w:cnfStyle w:val="001000000000" w:firstRow="0" w:lastRow="0" w:firstColumn="1" w:lastColumn="0" w:oddVBand="0" w:evenVBand="0" w:oddHBand="0" w:evenHBand="0" w:firstRowFirstColumn="0" w:firstRowLastColumn="0" w:lastRowFirstColumn="0" w:lastRowLastColumn="0"/>
+            <w:tcW w:w="456" w:type="dxa"/>
+            <w:vAlign w:val="center"/>
           </w:tcPr>
           <w:p>
             <w:pPr>
-              <w:spacing w:before="0" w:after="0" w:line="240" w:lineRule="auto"/>
-              <w:jc w:val="right"/>
+              <w:spacing w:before="0" w:after="160" w:line="259" w:lineRule="auto"/>
+              <w:jc w:val="center"/>
+              <w:rPr>
+                <w:sz w:val="20"/>
+                <w:szCs w:val="20"/>
+                <w:lang w:val="de-AT" w:eastAsia="en-US"/>
+              </w:rPr>
+            </w:pPr>
+            <w:r>
               <w:rPr>
                 <w:rFonts w:ascii="Aptos Narrow" w:hAnsi="Aptos Narrow"/>
                 <w:color w:val="000000"/>
-                <w:sz w:val="22"/>
-                <w:szCs w:val="22"/>
-                <w:lang w:val="de-AT" w:eastAsia="de-AT"/>
-              </w:rPr>
-            </w:pPr>
-            <w:r>
-              <w:rPr>
-                <w:rFonts w:ascii="Aptos Narrow" w:hAnsi="Aptos Narrow"/>
-                <w:color w:val="000000"/>
-                <w:sz w:val="22"/>
-                <w:szCs w:val="22"/>
-                <w:lang w:val="de-AT" w:eastAsia="de-AT"/>
+                <w:sz w:val="20"/>
+                <w:szCs w:val="20"/>
+                <w:lang w:val="de-AT" w:eastAsia="en-US"/>
               </w:rPr>
               <w:t>7</w:t>
             </w:r>
@@ -11291,35 +10395,27 @@
         </w:tc>
         <w:tc>
           <w:tcPr>
-            <w:tcW w:w="1118" w:type="dxa"/>
-            <w:tcBorders>
-              <w:top w:val="nil"/>
-              <w:left w:val="nil"/>
-              <w:bottom w:val="single" w:sz="4" w:space="0" w:color="auto"/>
-              <w:right w:val="single" w:sz="4" w:space="0" w:color="auto"/>
-            </w:tcBorders>
-            <w:noWrap/>
-            <w:vAlign w:val="bottom"/>
-            <w:hideMark/>
+            <w:tcW w:w="1978" w:type="dxa"/>
+            <w:vAlign w:val="center"/>
           </w:tcPr>
           <w:p>
             <w:pPr>
-              <w:spacing w:before="0" w:after="0" w:line="240" w:lineRule="auto"/>
+              <w:spacing w:before="0" w:after="160" w:line="259" w:lineRule="auto"/>
+              <w:jc w:val="center"/>
+              <w:cnfStyle w:val="000000100000" w:firstRow="0" w:lastRow="0" w:firstColumn="0" w:lastColumn="0" w:oddVBand="0" w:evenVBand="0" w:oddHBand="1" w:evenHBand="0" w:firstRowFirstColumn="0" w:firstRowLastColumn="0" w:lastRowFirstColumn="0" w:lastRowLastColumn="0"/>
+              <w:rPr>
+                <w:sz w:val="20"/>
+                <w:szCs w:val="20"/>
+                <w:lang w:val="en-GB" w:eastAsia="en-US"/>
+              </w:rPr>
+            </w:pPr>
+            <w:r>
               <w:rPr>
                 <w:rFonts w:ascii="Aptos Narrow" w:hAnsi="Aptos Narrow"/>
                 <w:color w:val="000000"/>
-                <w:sz w:val="22"/>
-                <w:szCs w:val="22"/>
-                <w:lang w:val="en-GB" w:eastAsia="de-AT"/>
-              </w:rPr>
-            </w:pPr>
-            <w:r>
-              <w:rPr>
-                <w:rFonts w:ascii="Aptos Narrow" w:hAnsi="Aptos Narrow"/>
-                <w:color w:val="000000"/>
-                <w:sz w:val="22"/>
-                <w:szCs w:val="22"/>
-                <w:lang w:val="en-GB" w:eastAsia="de-AT"/>
+                <w:sz w:val="20"/>
+                <w:szCs w:val="20"/>
+                <w:lang w:val="en-GB" w:eastAsia="en-US"/>
               </w:rPr>
               <w:t>1 Stück MAX7219 Dot Matrix Modul</w:t>
             </w:r>
@@ -11327,36 +10423,27 @@
         </w:tc>
         <w:tc>
           <w:tcPr>
-            <w:tcW w:w="190" w:type="dxa"/>
-            <w:tcBorders>
-              <w:top w:val="nil"/>
-              <w:left w:val="nil"/>
-              <w:bottom w:val="single" w:sz="4" w:space="0" w:color="auto"/>
-              <w:right w:val="single" w:sz="4" w:space="0" w:color="auto"/>
-            </w:tcBorders>
-            <w:noWrap/>
-            <w:vAlign w:val="bottom"/>
-            <w:hideMark/>
+            <w:tcW w:w="912" w:type="dxa"/>
+            <w:vAlign w:val="center"/>
           </w:tcPr>
           <w:p>
             <w:pPr>
-              <w:spacing w:before="0" w:after="0" w:line="240" w:lineRule="auto"/>
-              <w:jc w:val="right"/>
+              <w:spacing w:before="0" w:after="160" w:line="259" w:lineRule="auto"/>
+              <w:jc w:val="center"/>
+              <w:cnfStyle w:val="000000100000" w:firstRow="0" w:lastRow="0" w:firstColumn="0" w:lastColumn="0" w:oddVBand="0" w:evenVBand="0" w:oddHBand="1" w:evenHBand="0" w:firstRowFirstColumn="0" w:firstRowLastColumn="0" w:lastRowFirstColumn="0" w:lastRowLastColumn="0"/>
+              <w:rPr>
+                <w:sz w:val="20"/>
+                <w:szCs w:val="20"/>
+                <w:lang w:val="en-GB" w:eastAsia="en-US"/>
+              </w:rPr>
+            </w:pPr>
+            <w:r>
               <w:rPr>
                 <w:rFonts w:ascii="Aptos Narrow" w:hAnsi="Aptos Narrow"/>
                 <w:color w:val="000000"/>
-                <w:sz w:val="22"/>
-                <w:szCs w:val="22"/>
-                <w:lang w:val="de-AT" w:eastAsia="de-AT"/>
-              </w:rPr>
-            </w:pPr>
-            <w:r>
-              <w:rPr>
-                <w:rFonts w:ascii="Aptos Narrow" w:hAnsi="Aptos Narrow"/>
-                <w:color w:val="000000"/>
-                <w:sz w:val="22"/>
-                <w:szCs w:val="22"/>
-                <w:lang w:val="de-AT" w:eastAsia="de-AT"/>
+                <w:sz w:val="20"/>
+                <w:szCs w:val="20"/>
+                <w:lang w:val="de-AT" w:eastAsia="en-US"/>
               </w:rPr>
               <w:t>40</w:t>
             </w:r>
@@ -11364,35 +10451,27 @@
         </w:tc>
         <w:tc>
           <w:tcPr>
-            <w:tcW w:w="691" w:type="dxa"/>
-            <w:tcBorders>
-              <w:top w:val="nil"/>
-              <w:left w:val="nil"/>
-              <w:bottom w:val="single" w:sz="4" w:space="0" w:color="auto"/>
-              <w:right w:val="single" w:sz="4" w:space="0" w:color="auto"/>
-            </w:tcBorders>
-            <w:noWrap/>
-            <w:vAlign w:val="bottom"/>
-            <w:hideMark/>
+            <w:tcW w:w="1521" w:type="dxa"/>
+            <w:vAlign w:val="center"/>
           </w:tcPr>
           <w:p>
             <w:pPr>
-              <w:spacing w:before="0" w:after="0" w:line="240" w:lineRule="auto"/>
+              <w:spacing w:before="0" w:after="160" w:line="259" w:lineRule="auto"/>
+              <w:jc w:val="center"/>
+              <w:cnfStyle w:val="000000100000" w:firstRow="0" w:lastRow="0" w:firstColumn="0" w:lastColumn="0" w:oddVBand="0" w:evenVBand="0" w:oddHBand="1" w:evenHBand="0" w:firstRowFirstColumn="0" w:firstRowLastColumn="0" w:lastRowFirstColumn="0" w:lastRowLastColumn="0"/>
+              <w:rPr>
+                <w:sz w:val="20"/>
+                <w:szCs w:val="20"/>
+                <w:lang w:val="en-GB" w:eastAsia="en-US"/>
+              </w:rPr>
+            </w:pPr>
+            <w:r>
               <w:rPr>
                 <w:rFonts w:ascii="Aptos Narrow" w:hAnsi="Aptos Narrow"/>
                 <w:color w:val="000000"/>
-                <w:sz w:val="22"/>
-                <w:szCs w:val="22"/>
-                <w:lang w:val="de-AT" w:eastAsia="de-AT"/>
-              </w:rPr>
-            </w:pPr>
-            <w:r>
-              <w:rPr>
-                <w:rFonts w:ascii="Aptos Narrow" w:hAnsi="Aptos Narrow"/>
-                <w:color w:val="000000"/>
-                <w:sz w:val="22"/>
-                <w:szCs w:val="22"/>
-                <w:lang w:val="de-AT" w:eastAsia="de-AT"/>
+                <w:sz w:val="20"/>
+                <w:szCs w:val="20"/>
+                <w:lang w:val="de-AT" w:eastAsia="en-US"/>
               </w:rPr>
               <w:t>--------------------------------</w:t>
             </w:r>
@@ -11400,35 +10479,27 @@
         </w:tc>
         <w:tc>
           <w:tcPr>
-            <w:tcW w:w="731" w:type="dxa"/>
-            <w:tcBorders>
-              <w:top w:val="nil"/>
-              <w:left w:val="nil"/>
-              <w:bottom w:val="single" w:sz="4" w:space="0" w:color="auto"/>
-              <w:right w:val="single" w:sz="4" w:space="0" w:color="auto"/>
-            </w:tcBorders>
-            <w:noWrap/>
-            <w:vAlign w:val="bottom"/>
-            <w:hideMark/>
+            <w:tcW w:w="1520" w:type="dxa"/>
+            <w:vAlign w:val="center"/>
           </w:tcPr>
           <w:p>
             <w:pPr>
-              <w:spacing w:before="0" w:after="0" w:line="240" w:lineRule="auto"/>
+              <w:spacing w:before="0" w:after="160" w:line="259" w:lineRule="auto"/>
+              <w:jc w:val="center"/>
+              <w:cnfStyle w:val="000000100000" w:firstRow="0" w:lastRow="0" w:firstColumn="0" w:lastColumn="0" w:oddVBand="0" w:evenVBand="0" w:oddHBand="1" w:evenHBand="0" w:firstRowFirstColumn="0" w:firstRowLastColumn="0" w:lastRowFirstColumn="0" w:lastRowLastColumn="0"/>
+              <w:rPr>
+                <w:sz w:val="20"/>
+                <w:szCs w:val="20"/>
+                <w:lang w:val="en-GB" w:eastAsia="en-US"/>
+              </w:rPr>
+            </w:pPr>
+            <w:r>
               <w:rPr>
                 <w:rFonts w:ascii="Aptos Narrow" w:hAnsi="Aptos Narrow"/>
                 <w:color w:val="000000"/>
-                <w:sz w:val="22"/>
-                <w:szCs w:val="22"/>
-                <w:lang w:val="de-AT" w:eastAsia="de-AT"/>
-              </w:rPr>
-            </w:pPr>
-            <w:r>
-              <w:rPr>
-                <w:rFonts w:ascii="Aptos Narrow" w:hAnsi="Aptos Narrow"/>
-                <w:color w:val="000000"/>
-                <w:sz w:val="22"/>
-                <w:szCs w:val="22"/>
-                <w:lang w:val="de-AT" w:eastAsia="de-AT"/>
+                <w:sz w:val="20"/>
+                <w:szCs w:val="20"/>
+                <w:lang w:val="de-AT" w:eastAsia="en-US"/>
               </w:rPr>
               <w:t>---------------</w:t>
             </w:r>
@@ -11436,36 +10507,28 @@
         </w:tc>
         <w:tc>
           <w:tcPr>
-            <w:tcW w:w="423" w:type="dxa"/>
-            <w:tcBorders>
-              <w:top w:val="nil"/>
-              <w:left w:val="nil"/>
-              <w:bottom w:val="single" w:sz="4" w:space="0" w:color="auto"/>
-              <w:right w:val="single" w:sz="4" w:space="0" w:color="auto"/>
-            </w:tcBorders>
-            <w:noWrap/>
-            <w:vAlign w:val="bottom"/>
-            <w:hideMark/>
+            <w:tcW w:w="1064" w:type="dxa"/>
+            <w:vAlign w:val="center"/>
           </w:tcPr>
           <w:p>
             <w:pPr>
-              <w:spacing w:before="0" w:after="0" w:line="240" w:lineRule="auto"/>
+              <w:spacing w:before="0" w:after="160" w:line="259" w:lineRule="auto"/>
+              <w:jc w:val="center"/>
+              <w:cnfStyle w:val="000000100000" w:firstRow="0" w:lastRow="0" w:firstColumn="0" w:lastColumn="0" w:oddVBand="0" w:evenVBand="0" w:oddHBand="1" w:evenHBand="0" w:firstRowFirstColumn="0" w:firstRowLastColumn="0" w:lastRowFirstColumn="0" w:lastRowLastColumn="0"/>
+              <w:rPr>
+                <w:sz w:val="20"/>
+                <w:szCs w:val="20"/>
+                <w:lang w:val="en-GB" w:eastAsia="en-US"/>
+              </w:rPr>
+            </w:pPr>
+            <w:proofErr w:type="spellStart"/>
+            <w:r>
               <w:rPr>
                 <w:rFonts w:ascii="Aptos Narrow" w:hAnsi="Aptos Narrow"/>
                 <w:color w:val="000000"/>
-                <w:sz w:val="22"/>
-                <w:szCs w:val="22"/>
-                <w:lang w:val="de-AT" w:eastAsia="de-AT"/>
-              </w:rPr>
-            </w:pPr>
-            <w:proofErr w:type="spellStart"/>
-            <w:r>
-              <w:rPr>
-                <w:rFonts w:ascii="Aptos Narrow" w:hAnsi="Aptos Narrow"/>
-                <w:color w:val="000000"/>
-                <w:sz w:val="22"/>
-                <w:szCs w:val="22"/>
-                <w:lang w:val="de-AT" w:eastAsia="de-AT"/>
+                <w:sz w:val="20"/>
+                <w:szCs w:val="20"/>
+                <w:lang w:val="de-AT" w:eastAsia="en-US"/>
               </w:rPr>
               <w:t>AliExpress</w:t>
             </w:r>
@@ -11474,186 +10537,116 @@
         </w:tc>
         <w:tc>
           <w:tcPr>
-            <w:tcW w:w="5280" w:type="dxa"/>
-            <w:tcBorders>
-              <w:top w:val="nil"/>
-              <w:left w:val="nil"/>
-              <w:bottom w:val="single" w:sz="4" w:space="0" w:color="auto"/>
-              <w:right w:val="single" w:sz="4" w:space="0" w:color="auto"/>
-            </w:tcBorders>
-            <w:noWrap/>
-            <w:vAlign w:val="bottom"/>
-            <w:hideMark/>
+            <w:tcW w:w="1372" w:type="dxa"/>
+            <w:vAlign w:val="center"/>
           </w:tcPr>
           <w:p>
             <w:pPr>
-              <w:spacing w:before="0" w:after="0" w:line="240" w:lineRule="auto"/>
+              <w:spacing w:before="0" w:after="160" w:line="259" w:lineRule="auto"/>
+              <w:jc w:val="center"/>
+              <w:cnfStyle w:val="000000100000" w:firstRow="0" w:lastRow="0" w:firstColumn="0" w:lastColumn="0" w:oddVBand="0" w:evenVBand="0" w:oddHBand="1" w:evenHBand="0" w:firstRowFirstColumn="0" w:firstRowLastColumn="0" w:lastRowFirstColumn="0" w:lastRowLastColumn="0"/>
+              <w:rPr>
+                <w:sz w:val="20"/>
+                <w:szCs w:val="20"/>
+                <w:lang w:val="en-GB" w:eastAsia="en-US"/>
+              </w:rPr>
+            </w:pPr>
+            <w:r>
               <w:rPr>
                 <w:rFonts w:ascii="Aptos Narrow" w:hAnsi="Aptos Narrow"/>
                 <w:color w:val="000000"/>
-                <w:sz w:val="22"/>
-                <w:szCs w:val="22"/>
-                <w:lang w:val="de-AT" w:eastAsia="de-AT"/>
-              </w:rPr>
-            </w:pPr>
-            <w:r>
-              <w:rPr>
-                <w:rFonts w:ascii="Aptos Narrow" w:hAnsi="Aptos Narrow"/>
-                <w:color w:val="000000"/>
-                <w:sz w:val="22"/>
-                <w:szCs w:val="22"/>
-                <w:lang w:val="de-AT" w:eastAsia="de-AT"/>
-              </w:rPr>
-              <w:t>---------------------------------------------------------------------------------------------------------------</w:t>
+                <w:sz w:val="20"/>
+                <w:szCs w:val="20"/>
+                <w:lang w:val="de-AT" w:eastAsia="en-US"/>
+              </w:rPr>
+              <w:t>€ 2,65</w:t>
             </w:r>
           </w:p>
         </w:tc>
         <w:tc>
           <w:tcPr>
-            <w:tcW w:w="312" w:type="dxa"/>
-            <w:tcBorders>
-              <w:top w:val="nil"/>
-              <w:left w:val="nil"/>
-              <w:bottom w:val="single" w:sz="4" w:space="0" w:color="auto"/>
-              <w:right w:val="single" w:sz="4" w:space="0" w:color="auto"/>
-            </w:tcBorders>
-            <w:noWrap/>
-            <w:vAlign w:val="bottom"/>
-            <w:hideMark/>
+            <w:tcW w:w="1064" w:type="dxa"/>
+            <w:vAlign w:val="center"/>
           </w:tcPr>
           <w:p>
             <w:pPr>
-              <w:spacing w:before="0" w:after="0" w:line="240" w:lineRule="auto"/>
-              <w:jc w:val="right"/>
+              <w:spacing w:before="0" w:after="160" w:line="259" w:lineRule="auto"/>
+              <w:jc w:val="center"/>
+              <w:cnfStyle w:val="000000100000" w:firstRow="0" w:lastRow="0" w:firstColumn="0" w:lastColumn="0" w:oddVBand="0" w:evenVBand="0" w:oddHBand="1" w:evenHBand="0" w:firstRowFirstColumn="0" w:firstRowLastColumn="0" w:lastRowFirstColumn="0" w:lastRowLastColumn="0"/>
+              <w:rPr>
+                <w:sz w:val="20"/>
+                <w:szCs w:val="20"/>
+                <w:lang w:val="en-GB" w:eastAsia="en-US"/>
+              </w:rPr>
+            </w:pPr>
+            <w:r>
               <w:rPr>
                 <w:rFonts w:ascii="Aptos Narrow" w:hAnsi="Aptos Narrow"/>
                 <w:color w:val="000000"/>
-                <w:sz w:val="22"/>
-                <w:szCs w:val="22"/>
-                <w:lang w:val="de-AT" w:eastAsia="de-AT"/>
-              </w:rPr>
-            </w:pPr>
-            <w:r>
-              <w:rPr>
-                <w:rFonts w:ascii="Aptos Narrow" w:hAnsi="Aptos Narrow"/>
-                <w:color w:val="000000"/>
-                <w:sz w:val="22"/>
-                <w:szCs w:val="22"/>
-                <w:lang w:val="de-AT" w:eastAsia="de-AT"/>
-              </w:rPr>
-              <w:t>2,65</w:t>
+                <w:sz w:val="20"/>
+                <w:szCs w:val="20"/>
+                <w:lang w:val="de-AT" w:eastAsia="en-US"/>
+              </w:rPr>
+              <w:t>€ 47,24</w:t>
             </w:r>
           </w:p>
         </w:tc>
         <w:tc>
           <w:tcPr>
-            <w:tcW w:w="217" w:type="dxa"/>
-            <w:tcBorders>
-              <w:top w:val="nil"/>
-              <w:left w:val="nil"/>
-              <w:bottom w:val="single" w:sz="4" w:space="0" w:color="auto"/>
-              <w:right w:val="single" w:sz="4" w:space="0" w:color="auto"/>
-            </w:tcBorders>
-            <w:noWrap/>
-            <w:vAlign w:val="bottom"/>
-            <w:hideMark/>
+            <w:tcW w:w="1216" w:type="dxa"/>
+            <w:vAlign w:val="center"/>
           </w:tcPr>
           <w:p>
             <w:pPr>
-              <w:spacing w:before="0" w:after="0" w:line="240" w:lineRule="auto"/>
+              <w:spacing w:before="0" w:after="160" w:line="259" w:lineRule="auto"/>
+              <w:jc w:val="center"/>
+              <w:cnfStyle w:val="000000100000" w:firstRow="0" w:lastRow="0" w:firstColumn="0" w:lastColumn="0" w:oddVBand="0" w:evenVBand="0" w:oddHBand="1" w:evenHBand="0" w:firstRowFirstColumn="0" w:firstRowLastColumn="0" w:lastRowFirstColumn="0" w:lastRowLastColumn="0"/>
+              <w:rPr>
+                <w:sz w:val="20"/>
+                <w:szCs w:val="20"/>
+                <w:lang w:val="en-GB" w:eastAsia="en-US"/>
+              </w:rPr>
+            </w:pPr>
+            <w:r>
               <w:rPr>
                 <w:rFonts w:ascii="Aptos Narrow" w:hAnsi="Aptos Narrow"/>
                 <w:color w:val="000000"/>
-                <w:sz w:val="22"/>
-                <w:szCs w:val="22"/>
-                <w:lang w:val="de-AT" w:eastAsia="de-AT"/>
-              </w:rPr>
-            </w:pPr>
-            <w:r>
-              <w:rPr>
-                <w:rFonts w:ascii="Aptos Narrow" w:hAnsi="Aptos Narrow"/>
-                <w:color w:val="000000"/>
-                <w:sz w:val="22"/>
-                <w:szCs w:val="22"/>
-                <w:lang w:val="de-AT" w:eastAsia="de-AT"/>
-              </w:rPr>
-              <w:t xml:space="preserve"> €   47,24 </w:t>
-            </w:r>
-          </w:p>
-        </w:tc>
-        <w:tc>
-          <w:tcPr>
-            <w:tcW w:w="493" w:type="dxa"/>
-            <w:tcBorders>
-              <w:top w:val="nil"/>
-              <w:left w:val="nil"/>
-              <w:bottom w:val="single" w:sz="4" w:space="0" w:color="auto"/>
-              <w:right w:val="single" w:sz="8" w:space="0" w:color="auto"/>
-            </w:tcBorders>
-            <w:noWrap/>
-            <w:vAlign w:val="bottom"/>
-            <w:hideMark/>
-          </w:tcPr>
-          <w:p>
-            <w:pPr>
-              <w:spacing w:before="0" w:after="0" w:line="240" w:lineRule="auto"/>
-              <w:rPr>
-                <w:rFonts w:ascii="Aptos Narrow" w:hAnsi="Aptos Narrow"/>
-                <w:color w:val="000000"/>
-                <w:sz w:val="22"/>
-                <w:szCs w:val="22"/>
-                <w:lang w:val="de-AT" w:eastAsia="de-AT"/>
-              </w:rPr>
-            </w:pPr>
-            <w:r>
-              <w:rPr>
-                <w:rFonts w:ascii="Aptos Narrow" w:hAnsi="Aptos Narrow"/>
-                <w:color w:val="000000"/>
-                <w:sz w:val="22"/>
-                <w:szCs w:val="22"/>
-                <w:lang w:val="de-AT" w:eastAsia="de-AT"/>
-              </w:rPr>
-              <w:t xml:space="preserve"> €                                152,63 </w:t>
+                <w:sz w:val="20"/>
+                <w:szCs w:val="20"/>
+                <w:lang w:val="de-AT" w:eastAsia="en-US"/>
+              </w:rPr>
+              <w:t>€ 152,63</w:t>
             </w:r>
           </w:p>
         </w:tc>
       </w:tr>
       <w:tr>
         <w:trPr>
-          <w:trHeight w:val="288"/>
+          <w:trHeight w:val="232"/>
         </w:trPr>
         <w:tc>
           <w:tcPr>
-            <w:tcW w:w="152" w:type="dxa"/>
-            <w:tcBorders>
-              <w:top w:val="nil"/>
-              <w:left w:val="single" w:sz="8" w:space="0" w:color="auto"/>
-              <w:bottom w:val="single" w:sz="4" w:space="0" w:color="auto"/>
-              <w:right w:val="single" w:sz="4" w:space="0" w:color="auto"/>
-            </w:tcBorders>
-            <w:noWrap/>
-            <w:vAlign w:val="bottom"/>
-            <w:hideMark/>
+            <w:cnfStyle w:val="001000000000" w:firstRow="0" w:lastRow="0" w:firstColumn="1" w:lastColumn="0" w:oddVBand="0" w:evenVBand="0" w:oddHBand="0" w:evenHBand="0" w:firstRowFirstColumn="0" w:firstRowLastColumn="0" w:lastRowFirstColumn="0" w:lastRowLastColumn="0"/>
+            <w:tcW w:w="456" w:type="dxa"/>
+            <w:vAlign w:val="center"/>
           </w:tcPr>
           <w:p>
             <w:pPr>
-              <w:spacing w:before="0" w:after="0" w:line="240" w:lineRule="auto"/>
-              <w:jc w:val="right"/>
+              <w:spacing w:before="0" w:after="160" w:line="259" w:lineRule="auto"/>
+              <w:jc w:val="center"/>
+              <w:rPr>
+                <w:sz w:val="20"/>
+                <w:szCs w:val="20"/>
+                <w:lang w:val="de-AT" w:eastAsia="en-US"/>
+              </w:rPr>
+            </w:pPr>
+            <w:r>
               <w:rPr>
                 <w:rFonts w:ascii="Aptos Narrow" w:hAnsi="Aptos Narrow"/>
                 <w:color w:val="000000"/>
-                <w:sz w:val="22"/>
-                <w:szCs w:val="22"/>
-                <w:lang w:val="de-AT" w:eastAsia="de-AT"/>
-              </w:rPr>
-            </w:pPr>
-            <w:r>
-              <w:rPr>
-                <w:rFonts w:ascii="Aptos Narrow" w:hAnsi="Aptos Narrow"/>
-                <w:color w:val="000000"/>
-                <w:sz w:val="22"/>
-                <w:szCs w:val="22"/>
-                <w:lang w:val="de-AT" w:eastAsia="de-AT"/>
+                <w:sz w:val="20"/>
+                <w:szCs w:val="20"/>
+                <w:lang w:val="de-AT" w:eastAsia="en-US"/>
               </w:rPr>
               <w:t>8</w:t>
             </w:r>
@@ -11661,35 +10654,27 @@
         </w:tc>
         <w:tc>
           <w:tcPr>
-            <w:tcW w:w="1118" w:type="dxa"/>
-            <w:tcBorders>
-              <w:top w:val="nil"/>
-              <w:left w:val="nil"/>
-              <w:bottom w:val="single" w:sz="4" w:space="0" w:color="auto"/>
-              <w:right w:val="single" w:sz="4" w:space="0" w:color="auto"/>
-            </w:tcBorders>
-            <w:noWrap/>
-            <w:vAlign w:val="bottom"/>
-            <w:hideMark/>
+            <w:tcW w:w="1978" w:type="dxa"/>
+            <w:vAlign w:val="center"/>
           </w:tcPr>
           <w:p>
             <w:pPr>
-              <w:spacing w:before="0" w:after="0" w:line="240" w:lineRule="auto"/>
+              <w:spacing w:before="0" w:after="160" w:line="259" w:lineRule="auto"/>
+              <w:jc w:val="center"/>
+              <w:cnfStyle w:val="000000000000" w:firstRow="0" w:lastRow="0" w:firstColumn="0" w:lastColumn="0" w:oddVBand="0" w:evenVBand="0" w:oddHBand="0" w:evenHBand="0" w:firstRowFirstColumn="0" w:firstRowLastColumn="0" w:lastRowFirstColumn="0" w:lastRowLastColumn="0"/>
+              <w:rPr>
+                <w:sz w:val="20"/>
+                <w:szCs w:val="20"/>
+                <w:lang w:val="de-AT" w:eastAsia="en-US"/>
+              </w:rPr>
+            </w:pPr>
+            <w:r>
               <w:rPr>
                 <w:rFonts w:ascii="Aptos Narrow" w:hAnsi="Aptos Narrow"/>
                 <w:color w:val="000000"/>
-                <w:sz w:val="22"/>
-                <w:szCs w:val="22"/>
-                <w:lang w:val="de-AT" w:eastAsia="de-AT"/>
-              </w:rPr>
-            </w:pPr>
-            <w:r>
-              <w:rPr>
-                <w:rFonts w:ascii="Aptos Narrow" w:hAnsi="Aptos Narrow"/>
-                <w:color w:val="000000"/>
-                <w:sz w:val="22"/>
-                <w:szCs w:val="22"/>
-                <w:lang w:val="de-AT" w:eastAsia="de-AT"/>
+                <w:sz w:val="20"/>
+                <w:szCs w:val="20"/>
+                <w:lang w:val="de-AT" w:eastAsia="en-US"/>
               </w:rPr>
               <w:t>10 Stück 2,54mm/2mm u-Form einreihiger Stecker</w:t>
             </w:r>
@@ -11697,36 +10682,27 @@
         </w:tc>
         <w:tc>
           <w:tcPr>
-            <w:tcW w:w="190" w:type="dxa"/>
-            <w:tcBorders>
-              <w:top w:val="nil"/>
-              <w:left w:val="nil"/>
-              <w:bottom w:val="single" w:sz="4" w:space="0" w:color="auto"/>
-              <w:right w:val="single" w:sz="4" w:space="0" w:color="auto"/>
-            </w:tcBorders>
-            <w:noWrap/>
-            <w:vAlign w:val="bottom"/>
-            <w:hideMark/>
+            <w:tcW w:w="912" w:type="dxa"/>
+            <w:vAlign w:val="center"/>
           </w:tcPr>
           <w:p>
             <w:pPr>
-              <w:spacing w:before="0" w:after="0" w:line="240" w:lineRule="auto"/>
-              <w:jc w:val="right"/>
+              <w:spacing w:before="0" w:after="160" w:line="259" w:lineRule="auto"/>
+              <w:jc w:val="center"/>
+              <w:cnfStyle w:val="000000000000" w:firstRow="0" w:lastRow="0" w:firstColumn="0" w:lastColumn="0" w:oddVBand="0" w:evenVBand="0" w:oddHBand="0" w:evenHBand="0" w:firstRowFirstColumn="0" w:firstRowLastColumn="0" w:lastRowFirstColumn="0" w:lastRowLastColumn="0"/>
+              <w:rPr>
+                <w:sz w:val="20"/>
+                <w:szCs w:val="20"/>
+                <w:lang w:val="en-GB" w:eastAsia="en-US"/>
+              </w:rPr>
+            </w:pPr>
+            <w:r>
               <w:rPr>
                 <w:rFonts w:ascii="Aptos Narrow" w:hAnsi="Aptos Narrow"/>
                 <w:color w:val="000000"/>
-                <w:sz w:val="22"/>
-                <w:szCs w:val="22"/>
-                <w:lang w:val="de-AT" w:eastAsia="de-AT"/>
-              </w:rPr>
-            </w:pPr>
-            <w:r>
-              <w:rPr>
-                <w:rFonts w:ascii="Aptos Narrow" w:hAnsi="Aptos Narrow"/>
-                <w:color w:val="000000"/>
-                <w:sz w:val="22"/>
-                <w:szCs w:val="22"/>
-                <w:lang w:val="de-AT" w:eastAsia="de-AT"/>
+                <w:sz w:val="20"/>
+                <w:szCs w:val="20"/>
+                <w:lang w:val="de-AT" w:eastAsia="en-US"/>
               </w:rPr>
               <w:t>1</w:t>
             </w:r>
@@ -11734,35 +10710,27 @@
         </w:tc>
         <w:tc>
           <w:tcPr>
-            <w:tcW w:w="691" w:type="dxa"/>
-            <w:tcBorders>
-              <w:top w:val="nil"/>
-              <w:left w:val="nil"/>
-              <w:bottom w:val="single" w:sz="4" w:space="0" w:color="auto"/>
-              <w:right w:val="single" w:sz="4" w:space="0" w:color="auto"/>
-            </w:tcBorders>
-            <w:noWrap/>
-            <w:vAlign w:val="bottom"/>
-            <w:hideMark/>
+            <w:tcW w:w="1521" w:type="dxa"/>
+            <w:vAlign w:val="center"/>
           </w:tcPr>
           <w:p>
             <w:pPr>
-              <w:spacing w:before="0" w:after="0" w:line="240" w:lineRule="auto"/>
+              <w:spacing w:before="0" w:after="160" w:line="259" w:lineRule="auto"/>
+              <w:jc w:val="center"/>
+              <w:cnfStyle w:val="000000000000" w:firstRow="0" w:lastRow="0" w:firstColumn="0" w:lastColumn="0" w:oddVBand="0" w:evenVBand="0" w:oddHBand="0" w:evenHBand="0" w:firstRowFirstColumn="0" w:firstRowLastColumn="0" w:lastRowFirstColumn="0" w:lastRowLastColumn="0"/>
+              <w:rPr>
+                <w:sz w:val="20"/>
+                <w:szCs w:val="20"/>
+                <w:lang w:val="en-GB" w:eastAsia="en-US"/>
+              </w:rPr>
+            </w:pPr>
+            <w:r>
               <w:rPr>
                 <w:rFonts w:ascii="Aptos Narrow" w:hAnsi="Aptos Narrow"/>
                 <w:color w:val="000000"/>
-                <w:sz w:val="22"/>
-                <w:szCs w:val="22"/>
-                <w:lang w:val="en-GB" w:eastAsia="de-AT"/>
-              </w:rPr>
-            </w:pPr>
-            <w:r>
-              <w:rPr>
-                <w:rFonts w:ascii="Aptos Narrow" w:hAnsi="Aptos Narrow"/>
-                <w:color w:val="000000"/>
-                <w:sz w:val="22"/>
-                <w:szCs w:val="22"/>
-                <w:lang w:val="en-GB" w:eastAsia="de-AT"/>
+                <w:sz w:val="20"/>
+                <w:szCs w:val="20"/>
+                <w:lang w:val="en-GB" w:eastAsia="en-US"/>
               </w:rPr>
               <w:t>RA DIP 2.54mm Pin Header</w:t>
             </w:r>
@@ -11770,47 +10738,39 @@
         </w:tc>
         <w:tc>
           <w:tcPr>
-            <w:tcW w:w="731" w:type="dxa"/>
-            <w:tcBorders>
-              <w:top w:val="nil"/>
-              <w:left w:val="nil"/>
-              <w:bottom w:val="single" w:sz="4" w:space="0" w:color="auto"/>
-              <w:right w:val="single" w:sz="4" w:space="0" w:color="auto"/>
-            </w:tcBorders>
-            <w:noWrap/>
-            <w:vAlign w:val="bottom"/>
-            <w:hideMark/>
+            <w:tcW w:w="1520" w:type="dxa"/>
+            <w:vAlign w:val="center"/>
           </w:tcPr>
           <w:p>
             <w:pPr>
-              <w:spacing w:before="0" w:after="0" w:line="240" w:lineRule="auto"/>
+              <w:spacing w:before="0" w:after="160" w:line="259" w:lineRule="auto"/>
+              <w:jc w:val="center"/>
+              <w:cnfStyle w:val="000000000000" w:firstRow="0" w:lastRow="0" w:firstColumn="0" w:lastColumn="0" w:oddVBand="0" w:evenVBand="0" w:oddHBand="0" w:evenHBand="0" w:firstRowFirstColumn="0" w:firstRowLastColumn="0" w:lastRowFirstColumn="0" w:lastRowLastColumn="0"/>
+              <w:rPr>
+                <w:sz w:val="20"/>
+                <w:szCs w:val="20"/>
+                <w:lang w:val="en-GB" w:eastAsia="en-US"/>
+              </w:rPr>
+            </w:pPr>
+            <w:proofErr w:type="spellStart"/>
+            <w:r>
               <w:rPr>
                 <w:rFonts w:ascii="Aptos Narrow" w:hAnsi="Aptos Narrow"/>
                 <w:color w:val="000000"/>
-                <w:sz w:val="22"/>
-                <w:szCs w:val="22"/>
-                <w:lang w:val="de-AT" w:eastAsia="de-AT"/>
-              </w:rPr>
-            </w:pPr>
-            <w:proofErr w:type="spellStart"/>
+                <w:sz w:val="20"/>
+                <w:szCs w:val="20"/>
+                <w:lang w:val="de-AT" w:eastAsia="en-US"/>
+              </w:rPr>
+              <w:t>Yu</w:t>
+            </w:r>
+            <w:proofErr w:type="spellEnd"/>
             <w:r>
               <w:rPr>
                 <w:rFonts w:ascii="Aptos Narrow" w:hAnsi="Aptos Narrow"/>
                 <w:color w:val="000000"/>
-                <w:sz w:val="22"/>
-                <w:szCs w:val="22"/>
-                <w:lang w:val="de-AT" w:eastAsia="de-AT"/>
-              </w:rPr>
-              <w:t>Yu</w:t>
-            </w:r>
-            <w:proofErr w:type="spellEnd"/>
-            <w:r>
-              <w:rPr>
-                <w:rFonts w:ascii="Aptos Narrow" w:hAnsi="Aptos Narrow"/>
-                <w:color w:val="000000"/>
-                <w:sz w:val="22"/>
-                <w:szCs w:val="22"/>
-                <w:lang w:val="de-AT" w:eastAsia="de-AT"/>
+                <w:sz w:val="20"/>
+                <w:szCs w:val="20"/>
+                <w:lang w:val="de-AT" w:eastAsia="en-US"/>
               </w:rPr>
               <w:t xml:space="preserve"> Na Sheng</w:t>
             </w:r>
@@ -11818,36 +10778,28 @@
         </w:tc>
         <w:tc>
           <w:tcPr>
-            <w:tcW w:w="423" w:type="dxa"/>
-            <w:tcBorders>
-              <w:top w:val="nil"/>
-              <w:left w:val="nil"/>
-              <w:bottom w:val="single" w:sz="4" w:space="0" w:color="auto"/>
-              <w:right w:val="single" w:sz="4" w:space="0" w:color="auto"/>
-            </w:tcBorders>
-            <w:noWrap/>
-            <w:vAlign w:val="bottom"/>
-            <w:hideMark/>
+            <w:tcW w:w="1064" w:type="dxa"/>
+            <w:vAlign w:val="center"/>
           </w:tcPr>
           <w:p>
             <w:pPr>
-              <w:spacing w:before="0" w:after="0" w:line="240" w:lineRule="auto"/>
+              <w:spacing w:before="0" w:after="160" w:line="259" w:lineRule="auto"/>
+              <w:jc w:val="center"/>
+              <w:cnfStyle w:val="000000000000" w:firstRow="0" w:lastRow="0" w:firstColumn="0" w:lastColumn="0" w:oddVBand="0" w:evenVBand="0" w:oddHBand="0" w:evenHBand="0" w:firstRowFirstColumn="0" w:firstRowLastColumn="0" w:lastRowFirstColumn="0" w:lastRowLastColumn="0"/>
+              <w:rPr>
+                <w:sz w:val="20"/>
+                <w:szCs w:val="20"/>
+                <w:lang w:val="en-GB" w:eastAsia="en-US"/>
+              </w:rPr>
+            </w:pPr>
+            <w:proofErr w:type="spellStart"/>
+            <w:r>
               <w:rPr>
                 <w:rFonts w:ascii="Aptos Narrow" w:hAnsi="Aptos Narrow"/>
                 <w:color w:val="000000"/>
-                <w:sz w:val="22"/>
-                <w:szCs w:val="22"/>
-                <w:lang w:val="de-AT" w:eastAsia="de-AT"/>
-              </w:rPr>
-            </w:pPr>
-            <w:proofErr w:type="spellStart"/>
-            <w:r>
-              <w:rPr>
-                <w:rFonts w:ascii="Aptos Narrow" w:hAnsi="Aptos Narrow"/>
-                <w:color w:val="000000"/>
-                <w:sz w:val="22"/>
-                <w:szCs w:val="22"/>
-                <w:lang w:val="de-AT" w:eastAsia="de-AT"/>
+                <w:sz w:val="20"/>
+                <w:szCs w:val="20"/>
+                <w:lang w:val="de-AT" w:eastAsia="en-US"/>
               </w:rPr>
               <w:t>AliExpress</w:t>
             </w:r>
@@ -11856,192 +10808,114 @@
         </w:tc>
         <w:tc>
           <w:tcPr>
-            <w:tcW w:w="5280" w:type="dxa"/>
-            <w:tcBorders>
-              <w:top w:val="nil"/>
-              <w:left w:val="nil"/>
-              <w:bottom w:val="single" w:sz="4" w:space="0" w:color="auto"/>
-              <w:right w:val="single" w:sz="4" w:space="0" w:color="auto"/>
-            </w:tcBorders>
-            <w:noWrap/>
-            <w:vAlign w:val="bottom"/>
-            <w:hideMark/>
+            <w:tcW w:w="1372" w:type="dxa"/>
+            <w:vAlign w:val="center"/>
           </w:tcPr>
           <w:p>
             <w:pPr>
-              <w:spacing w:before="0" w:after="0" w:line="240" w:lineRule="auto"/>
+              <w:spacing w:before="0" w:after="160" w:line="259" w:lineRule="auto"/>
+              <w:jc w:val="center"/>
+              <w:cnfStyle w:val="000000000000" w:firstRow="0" w:lastRow="0" w:firstColumn="0" w:lastColumn="0" w:oddVBand="0" w:evenVBand="0" w:oddHBand="0" w:evenHBand="0" w:firstRowFirstColumn="0" w:firstRowLastColumn="0" w:lastRowFirstColumn="0" w:lastRowLastColumn="0"/>
+              <w:rPr>
+                <w:sz w:val="20"/>
+                <w:szCs w:val="20"/>
+                <w:lang w:val="en-GB" w:eastAsia="en-US"/>
+              </w:rPr>
+            </w:pPr>
+            <w:r>
               <w:rPr>
                 <w:rFonts w:ascii="Aptos Narrow" w:hAnsi="Aptos Narrow"/>
-                <w:color w:val="467886"/>
-                <w:sz w:val="22"/>
-                <w:szCs w:val="22"/>
-                <w:u w:val="single"/>
-                <w:lang w:val="de-AT" w:eastAsia="de-AT"/>
-              </w:rPr>
-            </w:pPr>
-            <w:hyperlink r:id="rId34" w:anchor="nav-specification" w:history="1">
-              <w:r>
-                <w:rPr>
-                  <w:rFonts w:ascii="Aptos Narrow" w:hAnsi="Aptos Narrow"/>
-                  <w:color w:val="467886"/>
-                  <w:sz w:val="22"/>
-                  <w:szCs w:val="22"/>
-                  <w:u w:val="single"/>
-                  <w:lang w:val="de-AT" w:eastAsia="de-AT"/>
-                </w:rPr>
-                <w:t>https://de.aliexpress.com/item/1005007029727065.html?spm=a2g0o.order_detail.order_detail_item.3.b3266368sxlOR0&amp;gatewayAdapt=glo2deu#nav-specification</w:t>
-              </w:r>
-            </w:hyperlink>
+                <w:color w:val="000000"/>
+                <w:sz w:val="20"/>
+                <w:szCs w:val="20"/>
+                <w:lang w:val="de-AT" w:eastAsia="en-US"/>
+              </w:rPr>
+              <w:t>€ 4,89</w:t>
+            </w:r>
           </w:p>
         </w:tc>
         <w:tc>
           <w:tcPr>
-            <w:tcW w:w="312" w:type="dxa"/>
-            <w:tcBorders>
-              <w:top w:val="nil"/>
-              <w:left w:val="nil"/>
-              <w:bottom w:val="single" w:sz="4" w:space="0" w:color="auto"/>
-              <w:right w:val="single" w:sz="4" w:space="0" w:color="auto"/>
-            </w:tcBorders>
-            <w:noWrap/>
-            <w:vAlign w:val="bottom"/>
-            <w:hideMark/>
+            <w:tcW w:w="1064" w:type="dxa"/>
+            <w:vAlign w:val="center"/>
           </w:tcPr>
           <w:p>
             <w:pPr>
-              <w:spacing w:before="0" w:after="0" w:line="240" w:lineRule="auto"/>
-              <w:jc w:val="right"/>
-              <w:rPr>
-                <w:rFonts w:ascii="Aptos Narrow" w:hAnsi="Aptos Narrow"/>
-                <w:color w:val="000000"/>
-                <w:sz w:val="22"/>
-                <w:szCs w:val="22"/>
-                <w:lang w:val="de-AT" w:eastAsia="de-AT"/>
+              <w:spacing w:before="0" w:after="160" w:line="259" w:lineRule="auto"/>
+              <w:cnfStyle w:val="000000000000" w:firstRow="0" w:lastRow="0" w:firstColumn="0" w:lastColumn="0" w:oddVBand="0" w:evenVBand="0" w:oddHBand="0" w:evenHBand="0" w:firstRowFirstColumn="0" w:firstRowLastColumn="0" w:lastRowFirstColumn="0" w:lastRowLastColumn="0"/>
+              <w:rPr>
+                <w:sz w:val="20"/>
+                <w:szCs w:val="20"/>
+                <w:lang w:val="en-GB" w:eastAsia="en-US"/>
               </w:rPr>
             </w:pPr>
             <w:r>
               <w:rPr>
-                <w:rFonts w:ascii="Aptos Narrow" w:hAnsi="Aptos Narrow"/>
-                <w:color w:val="000000"/>
-                <w:sz w:val="22"/>
-                <w:szCs w:val="22"/>
-                <w:lang w:val="de-AT" w:eastAsia="de-AT"/>
-              </w:rPr>
-              <w:t>4,89</w:t>
+                <w:sz w:val="20"/>
+                <w:szCs w:val="20"/>
+                <w:lang w:val="en-GB" w:eastAsia="en-US"/>
+              </w:rPr>
+              <w:t>€ 4</w:t>
             </w:r>
           </w:p>
         </w:tc>
         <w:tc>
           <w:tcPr>
-            <w:tcW w:w="217" w:type="dxa"/>
-            <w:tcBorders>
-              <w:top w:val="nil"/>
-              <w:left w:val="nil"/>
-              <w:bottom w:val="single" w:sz="4" w:space="0" w:color="auto"/>
-              <w:right w:val="single" w:sz="4" w:space="0" w:color="auto"/>
-            </w:tcBorders>
-            <w:noWrap/>
-            <w:vAlign w:val="bottom"/>
-            <w:hideMark/>
+            <w:tcW w:w="1216" w:type="dxa"/>
+            <w:vAlign w:val="center"/>
           </w:tcPr>
           <w:p>
             <w:pPr>
-              <w:spacing w:before="0" w:after="0" w:line="240" w:lineRule="auto"/>
-              <w:rPr>
-                <w:rFonts w:ascii="Aptos Narrow" w:hAnsi="Aptos Narrow"/>
-                <w:color w:val="467886"/>
-                <w:sz w:val="22"/>
-                <w:szCs w:val="22"/>
-                <w:u w:val="single"/>
-                <w:lang w:val="de-AT" w:eastAsia="de-AT"/>
+              <w:spacing w:before="0" w:after="160" w:line="259" w:lineRule="auto"/>
+              <w:jc w:val="center"/>
+              <w:cnfStyle w:val="000000000000" w:firstRow="0" w:lastRow="0" w:firstColumn="0" w:lastColumn="0" w:oddVBand="0" w:evenVBand="0" w:oddHBand="0" w:evenHBand="0" w:firstRowFirstColumn="0" w:firstRowLastColumn="0" w:lastRowFirstColumn="0" w:lastRowLastColumn="0"/>
+              <w:rPr>
+                <w:sz w:val="20"/>
+                <w:szCs w:val="20"/>
+                <w:lang w:val="en-GB" w:eastAsia="en-US"/>
               </w:rPr>
             </w:pPr>
             <w:r>
-              <w:rPr>
-                <w:rFonts w:ascii="Aptos Narrow" w:hAnsi="Aptos Narrow"/>
-                <w:color w:val="467886"/>
-                <w:sz w:val="22"/>
-                <w:szCs w:val="22"/>
-                <w:u w:val="single"/>
-                <w:lang w:val="de-AT" w:eastAsia="de-AT"/>
-              </w:rPr>
-              <w:t xml:space="preserve"> €      4,00 </w:t>
-            </w:r>
-          </w:p>
-        </w:tc>
-        <w:tc>
-          <w:tcPr>
-            <w:tcW w:w="493" w:type="dxa"/>
-            <w:tcBorders>
-              <w:top w:val="nil"/>
-              <w:left w:val="nil"/>
-              <w:bottom w:val="single" w:sz="4" w:space="0" w:color="auto"/>
-              <w:right w:val="single" w:sz="8" w:space="0" w:color="auto"/>
-            </w:tcBorders>
-            <w:noWrap/>
-            <w:vAlign w:val="bottom"/>
-            <w:hideMark/>
-          </w:tcPr>
-          <w:p>
-            <w:pPr>
-              <w:spacing w:before="0" w:after="0" w:line="240" w:lineRule="auto"/>
               <w:rPr>
                 <w:rFonts w:ascii="Aptos Narrow" w:hAnsi="Aptos Narrow"/>
                 <w:color w:val="000000"/>
-                <w:sz w:val="22"/>
-                <w:szCs w:val="22"/>
-                <w:lang w:val="de-AT" w:eastAsia="de-AT"/>
-              </w:rPr>
-            </w:pPr>
-            <w:r>
-              <w:rPr>
-                <w:rFonts w:ascii="Aptos Narrow" w:hAnsi="Aptos Narrow"/>
-                <w:color w:val="000000"/>
-                <w:sz w:val="22"/>
-                <w:szCs w:val="22"/>
-                <w:lang w:val="de-AT" w:eastAsia="de-AT"/>
-              </w:rPr>
-              <w:t xml:space="preserve"> €                                      8,89 </w:t>
+                <w:sz w:val="20"/>
+                <w:szCs w:val="20"/>
+                <w:lang w:val="de-AT" w:eastAsia="en-US"/>
+              </w:rPr>
+              <w:t>€ 8,89</w:t>
             </w:r>
           </w:p>
         </w:tc>
       </w:tr>
       <w:tr>
         <w:trPr>
-          <w:trHeight w:val="288"/>
+          <w:cnfStyle w:val="000000100000" w:firstRow="0" w:lastRow="0" w:firstColumn="0" w:lastColumn="0" w:oddVBand="0" w:evenVBand="0" w:oddHBand="1" w:evenHBand="0" w:firstRowFirstColumn="0" w:firstRowLastColumn="0" w:lastRowFirstColumn="0" w:lastRowLastColumn="0"/>
+          <w:trHeight w:val="227"/>
         </w:trPr>
         <w:tc>
           <w:tcPr>
-            <w:tcW w:w="152" w:type="dxa"/>
-            <w:tcBorders>
-              <w:top w:val="nil"/>
-              <w:left w:val="single" w:sz="8" w:space="0" w:color="auto"/>
-              <w:bottom w:val="single" w:sz="4" w:space="0" w:color="auto"/>
-              <w:right w:val="single" w:sz="4" w:space="0" w:color="auto"/>
-            </w:tcBorders>
-            <w:noWrap/>
-            <w:vAlign w:val="bottom"/>
-            <w:hideMark/>
+            <w:cnfStyle w:val="001000000000" w:firstRow="0" w:lastRow="0" w:firstColumn="1" w:lastColumn="0" w:oddVBand="0" w:evenVBand="0" w:oddHBand="0" w:evenHBand="0" w:firstRowFirstColumn="0" w:firstRowLastColumn="0" w:lastRowFirstColumn="0" w:lastRowLastColumn="0"/>
+            <w:tcW w:w="456" w:type="dxa"/>
+            <w:vAlign w:val="center"/>
           </w:tcPr>
           <w:p>
             <w:pPr>
-              <w:spacing w:before="0" w:after="0" w:line="240" w:lineRule="auto"/>
-              <w:jc w:val="right"/>
+              <w:spacing w:before="0" w:after="160" w:line="259" w:lineRule="auto"/>
+              <w:jc w:val="center"/>
+              <w:rPr>
+                <w:sz w:val="20"/>
+                <w:szCs w:val="20"/>
+                <w:lang w:val="de-AT" w:eastAsia="en-US"/>
+              </w:rPr>
+            </w:pPr>
+            <w:r>
               <w:rPr>
                 <w:rFonts w:ascii="Aptos Narrow" w:hAnsi="Aptos Narrow"/>
                 <w:color w:val="000000"/>
-                <w:sz w:val="22"/>
-                <w:szCs w:val="22"/>
-                <w:lang w:val="de-AT" w:eastAsia="de-AT"/>
-              </w:rPr>
-            </w:pPr>
-            <w:r>
-              <w:rPr>
-                <w:rFonts w:ascii="Aptos Narrow" w:hAnsi="Aptos Narrow"/>
-                <w:color w:val="000000"/>
-                <w:sz w:val="22"/>
-                <w:szCs w:val="22"/>
-                <w:lang w:val="de-AT" w:eastAsia="de-AT"/>
+                <w:sz w:val="20"/>
+                <w:szCs w:val="20"/>
+                <w:lang w:val="de-AT" w:eastAsia="en-US"/>
               </w:rPr>
               <w:t>9</w:t>
             </w:r>
@@ -12049,46 +10923,38 @@
         </w:tc>
         <w:tc>
           <w:tcPr>
-            <w:tcW w:w="1118" w:type="dxa"/>
-            <w:tcBorders>
-              <w:top w:val="nil"/>
-              <w:left w:val="nil"/>
-              <w:bottom w:val="single" w:sz="4" w:space="0" w:color="auto"/>
-              <w:right w:val="single" w:sz="4" w:space="0" w:color="auto"/>
-            </w:tcBorders>
-            <w:noWrap/>
-            <w:vAlign w:val="bottom"/>
-            <w:hideMark/>
+            <w:tcW w:w="1978" w:type="dxa"/>
+            <w:vAlign w:val="center"/>
           </w:tcPr>
           <w:p>
             <w:pPr>
-              <w:spacing w:before="0" w:after="0" w:line="240" w:lineRule="auto"/>
+              <w:spacing w:before="0" w:after="160" w:line="259" w:lineRule="auto"/>
+              <w:jc w:val="center"/>
+              <w:cnfStyle w:val="000000100000" w:firstRow="0" w:lastRow="0" w:firstColumn="0" w:lastColumn="0" w:oddVBand="0" w:evenVBand="0" w:oddHBand="1" w:evenHBand="0" w:firstRowFirstColumn="0" w:firstRowLastColumn="0" w:lastRowFirstColumn="0" w:lastRowLastColumn="0"/>
+              <w:rPr>
+                <w:sz w:val="20"/>
+                <w:szCs w:val="20"/>
+                <w:lang w:val="de-AT" w:eastAsia="en-US"/>
+              </w:rPr>
+            </w:pPr>
+            <w:r>
               <w:rPr>
                 <w:rFonts w:ascii="Aptos Narrow" w:hAnsi="Aptos Narrow"/>
                 <w:color w:val="000000"/>
-                <w:sz w:val="22"/>
-                <w:szCs w:val="22"/>
-                <w:lang w:val="de-AT" w:eastAsia="de-AT"/>
-              </w:rPr>
-            </w:pPr>
+                <w:sz w:val="20"/>
+                <w:szCs w:val="20"/>
+                <w:lang w:val="de-AT" w:eastAsia="en-US"/>
+              </w:rPr>
+              <w:t xml:space="preserve">Arceli 120 Stück 2,54 mm Gerade einreihige </w:t>
+            </w:r>
+            <w:proofErr w:type="spellStart"/>
             <w:r>
               <w:rPr>
                 <w:rFonts w:ascii="Aptos Narrow" w:hAnsi="Aptos Narrow"/>
                 <w:color w:val="000000"/>
-                <w:sz w:val="22"/>
-                <w:szCs w:val="22"/>
-                <w:lang w:val="de-AT" w:eastAsia="de-AT"/>
-              </w:rPr>
-              <w:t xml:space="preserve">Arceli 120 Stück 2,54 mm Gerade einreihige </w:t>
-            </w:r>
-            <w:proofErr w:type="spellStart"/>
-            <w:r>
-              <w:rPr>
-                <w:rFonts w:ascii="Aptos Narrow" w:hAnsi="Aptos Narrow"/>
-                <w:color w:val="000000"/>
-                <w:sz w:val="22"/>
-                <w:szCs w:val="22"/>
-                <w:lang w:val="de-AT" w:eastAsia="de-AT"/>
+                <w:sz w:val="20"/>
+                <w:szCs w:val="20"/>
+                <w:lang w:val="de-AT" w:eastAsia="en-US"/>
               </w:rPr>
               <w:t>Stieftleisten</w:t>
             </w:r>
@@ -12097,36 +10963,27 @@
         </w:tc>
         <w:tc>
           <w:tcPr>
-            <w:tcW w:w="190" w:type="dxa"/>
-            <w:tcBorders>
-              <w:top w:val="nil"/>
-              <w:left w:val="nil"/>
-              <w:bottom w:val="single" w:sz="4" w:space="0" w:color="auto"/>
-              <w:right w:val="single" w:sz="4" w:space="0" w:color="auto"/>
-            </w:tcBorders>
-            <w:noWrap/>
-            <w:vAlign w:val="bottom"/>
-            <w:hideMark/>
+            <w:tcW w:w="912" w:type="dxa"/>
+            <w:vAlign w:val="center"/>
           </w:tcPr>
           <w:p>
             <w:pPr>
-              <w:spacing w:before="0" w:after="0" w:line="240" w:lineRule="auto"/>
-              <w:jc w:val="right"/>
+              <w:spacing w:before="0" w:after="160" w:line="259" w:lineRule="auto"/>
+              <w:jc w:val="center"/>
+              <w:cnfStyle w:val="000000100000" w:firstRow="0" w:lastRow="0" w:firstColumn="0" w:lastColumn="0" w:oddVBand="0" w:evenVBand="0" w:oddHBand="1" w:evenHBand="0" w:firstRowFirstColumn="0" w:firstRowLastColumn="0" w:lastRowFirstColumn="0" w:lastRowLastColumn="0"/>
+              <w:rPr>
+                <w:sz w:val="20"/>
+                <w:szCs w:val="20"/>
+                <w:lang w:val="de-AT" w:eastAsia="en-US"/>
+              </w:rPr>
+            </w:pPr>
+            <w:r>
               <w:rPr>
                 <w:rFonts w:ascii="Aptos Narrow" w:hAnsi="Aptos Narrow"/>
                 <w:color w:val="000000"/>
-                <w:sz w:val="22"/>
-                <w:szCs w:val="22"/>
-                <w:lang w:val="de-AT" w:eastAsia="de-AT"/>
-              </w:rPr>
-            </w:pPr>
-            <w:r>
-              <w:rPr>
-                <w:rFonts w:ascii="Aptos Narrow" w:hAnsi="Aptos Narrow"/>
-                <w:color w:val="000000"/>
-                <w:sz w:val="22"/>
-                <w:szCs w:val="22"/>
-                <w:lang w:val="de-AT" w:eastAsia="de-AT"/>
+                <w:sz w:val="20"/>
+                <w:szCs w:val="20"/>
+                <w:lang w:val="de-AT" w:eastAsia="en-US"/>
               </w:rPr>
               <w:t>1</w:t>
             </w:r>
@@ -12134,35 +10991,27 @@
         </w:tc>
         <w:tc>
           <w:tcPr>
-            <w:tcW w:w="691" w:type="dxa"/>
-            <w:tcBorders>
-              <w:top w:val="nil"/>
-              <w:left w:val="nil"/>
-              <w:bottom w:val="single" w:sz="4" w:space="0" w:color="auto"/>
-              <w:right w:val="single" w:sz="4" w:space="0" w:color="auto"/>
-            </w:tcBorders>
-            <w:noWrap/>
-            <w:vAlign w:val="bottom"/>
-            <w:hideMark/>
+            <w:tcW w:w="1521" w:type="dxa"/>
+            <w:vAlign w:val="center"/>
           </w:tcPr>
           <w:p>
             <w:pPr>
-              <w:spacing w:before="0" w:after="0" w:line="240" w:lineRule="auto"/>
-              <w:rPr>
-                <w:rFonts w:ascii="Arial" w:hAnsi="Arial" w:cs="Arial"/>
+              <w:spacing w:before="0" w:after="160" w:line="259" w:lineRule="auto"/>
+              <w:jc w:val="center"/>
+              <w:cnfStyle w:val="000000100000" w:firstRow="0" w:lastRow="0" w:firstColumn="0" w:lastColumn="0" w:oddVBand="0" w:evenVBand="0" w:oddHBand="1" w:evenHBand="0" w:firstRowFirstColumn="0" w:firstRowLastColumn="0" w:lastRowFirstColumn="0" w:lastRowLastColumn="0"/>
+              <w:rPr>
+                <w:sz w:val="20"/>
+                <w:szCs w:val="20"/>
+                <w:lang w:val="de-AT" w:eastAsia="en-US"/>
+              </w:rPr>
+            </w:pPr>
+            <w:r>
+              <w:rPr>
+                <w:rFonts w:ascii="Arial" w:hAnsi="Arial"/>
                 <w:color w:val="333333"/>
-                <w:sz w:val="22"/>
-                <w:szCs w:val="22"/>
-                <w:lang w:val="de-AT" w:eastAsia="de-AT"/>
-              </w:rPr>
-            </w:pPr>
-            <w:r>
-              <w:rPr>
-                <w:rFonts w:ascii="Arial" w:hAnsi="Arial" w:cs="Arial"/>
-                <w:color w:val="333333"/>
-                <w:sz w:val="22"/>
-                <w:szCs w:val="22"/>
-                <w:lang w:val="de-AT" w:eastAsia="de-AT"/>
+                <w:sz w:val="20"/>
+                <w:szCs w:val="20"/>
+                <w:lang w:val="de-AT" w:eastAsia="en-US"/>
               </w:rPr>
               <w:t>00 454</w:t>
             </w:r>
@@ -12170,35 +11019,27 @@
         </w:tc>
         <w:tc>
           <w:tcPr>
-            <w:tcW w:w="731" w:type="dxa"/>
-            <w:tcBorders>
-              <w:top w:val="nil"/>
-              <w:left w:val="nil"/>
-              <w:bottom w:val="single" w:sz="4" w:space="0" w:color="auto"/>
-              <w:right w:val="single" w:sz="4" w:space="0" w:color="auto"/>
-            </w:tcBorders>
-            <w:noWrap/>
-            <w:vAlign w:val="bottom"/>
-            <w:hideMark/>
+            <w:tcW w:w="1520" w:type="dxa"/>
+            <w:vAlign w:val="center"/>
           </w:tcPr>
           <w:p>
             <w:pPr>
-              <w:spacing w:before="0" w:after="0" w:line="240" w:lineRule="auto"/>
+              <w:spacing w:before="0" w:after="160" w:line="259" w:lineRule="auto"/>
+              <w:jc w:val="center"/>
+              <w:cnfStyle w:val="000000100000" w:firstRow="0" w:lastRow="0" w:firstColumn="0" w:lastColumn="0" w:oddVBand="0" w:evenVBand="0" w:oddHBand="1" w:evenHBand="0" w:firstRowFirstColumn="0" w:firstRowLastColumn="0" w:lastRowFirstColumn="0" w:lastRowLastColumn="0"/>
+              <w:rPr>
+                <w:sz w:val="20"/>
+                <w:szCs w:val="20"/>
+                <w:lang w:val="de-AT" w:eastAsia="en-US"/>
+              </w:rPr>
+            </w:pPr>
+            <w:r>
               <w:rPr>
                 <w:rFonts w:ascii="Aptos Narrow" w:hAnsi="Aptos Narrow"/>
                 <w:color w:val="000000"/>
-                <w:sz w:val="22"/>
-                <w:szCs w:val="22"/>
-                <w:lang w:val="de-AT" w:eastAsia="de-AT"/>
-              </w:rPr>
-            </w:pPr>
-            <w:r>
-              <w:rPr>
-                <w:rFonts w:ascii="Aptos Narrow" w:hAnsi="Aptos Narrow"/>
-                <w:color w:val="000000"/>
-                <w:sz w:val="22"/>
-                <w:szCs w:val="22"/>
-                <w:lang w:val="de-AT" w:eastAsia="de-AT"/>
+                <w:sz w:val="20"/>
+                <w:szCs w:val="20"/>
+                <w:lang w:val="de-AT" w:eastAsia="en-US"/>
               </w:rPr>
               <w:t>Arceli</w:t>
             </w:r>
@@ -12206,35 +11047,27 @@
         </w:tc>
         <w:tc>
           <w:tcPr>
-            <w:tcW w:w="423" w:type="dxa"/>
-            <w:tcBorders>
-              <w:top w:val="nil"/>
-              <w:left w:val="nil"/>
-              <w:bottom w:val="single" w:sz="4" w:space="0" w:color="auto"/>
-              <w:right w:val="single" w:sz="4" w:space="0" w:color="auto"/>
-            </w:tcBorders>
-            <w:noWrap/>
-            <w:vAlign w:val="bottom"/>
-            <w:hideMark/>
+            <w:tcW w:w="1064" w:type="dxa"/>
+            <w:vAlign w:val="center"/>
           </w:tcPr>
           <w:p>
             <w:pPr>
-              <w:spacing w:before="0" w:after="0" w:line="240" w:lineRule="auto"/>
+              <w:spacing w:before="0" w:after="160" w:line="259" w:lineRule="auto"/>
+              <w:jc w:val="center"/>
+              <w:cnfStyle w:val="000000100000" w:firstRow="0" w:lastRow="0" w:firstColumn="0" w:lastColumn="0" w:oddVBand="0" w:evenVBand="0" w:oddHBand="1" w:evenHBand="0" w:firstRowFirstColumn="0" w:firstRowLastColumn="0" w:lastRowFirstColumn="0" w:lastRowLastColumn="0"/>
+              <w:rPr>
+                <w:sz w:val="20"/>
+                <w:szCs w:val="20"/>
+                <w:lang w:val="de-AT" w:eastAsia="en-US"/>
+              </w:rPr>
+            </w:pPr>
+            <w:r>
               <w:rPr>
                 <w:rFonts w:ascii="Aptos Narrow" w:hAnsi="Aptos Narrow"/>
                 <w:color w:val="000000"/>
-                <w:sz w:val="22"/>
-                <w:szCs w:val="22"/>
-                <w:lang w:val="de-AT" w:eastAsia="de-AT"/>
-              </w:rPr>
-            </w:pPr>
-            <w:r>
-              <w:rPr>
-                <w:rFonts w:ascii="Aptos Narrow" w:hAnsi="Aptos Narrow"/>
-                <w:color w:val="000000"/>
-                <w:sz w:val="22"/>
-                <w:szCs w:val="22"/>
-                <w:lang w:val="de-AT" w:eastAsia="de-AT"/>
+                <w:sz w:val="20"/>
+                <w:szCs w:val="20"/>
+                <w:lang w:val="de-AT" w:eastAsia="en-US"/>
               </w:rPr>
               <w:t>Amazon</w:t>
             </w:r>
@@ -12242,191 +11075,106 @@
         </w:tc>
         <w:tc>
           <w:tcPr>
-            <w:tcW w:w="5280" w:type="dxa"/>
-            <w:tcBorders>
-              <w:top w:val="nil"/>
-              <w:left w:val="nil"/>
-              <w:bottom w:val="single" w:sz="4" w:space="0" w:color="auto"/>
-              <w:right w:val="single" w:sz="4" w:space="0" w:color="auto"/>
-            </w:tcBorders>
-            <w:noWrap/>
-            <w:vAlign w:val="bottom"/>
-            <w:hideMark/>
+            <w:tcW w:w="1372" w:type="dxa"/>
+            <w:vAlign w:val="center"/>
           </w:tcPr>
           <w:p>
             <w:pPr>
-              <w:spacing w:before="0" w:after="0" w:line="240" w:lineRule="auto"/>
+              <w:spacing w:before="0" w:after="160" w:line="259" w:lineRule="auto"/>
+              <w:jc w:val="center"/>
+              <w:cnfStyle w:val="000000100000" w:firstRow="0" w:lastRow="0" w:firstColumn="0" w:lastColumn="0" w:oddVBand="0" w:evenVBand="0" w:oddHBand="1" w:evenHBand="0" w:firstRowFirstColumn="0" w:firstRowLastColumn="0" w:lastRowFirstColumn="0" w:lastRowLastColumn="0"/>
+              <w:rPr>
+                <w:sz w:val="20"/>
+                <w:szCs w:val="20"/>
+                <w:lang w:val="de-AT" w:eastAsia="en-US"/>
+              </w:rPr>
+            </w:pPr>
+            <w:r>
               <w:rPr>
                 <w:rFonts w:ascii="Aptos Narrow" w:hAnsi="Aptos Narrow"/>
-                <w:color w:val="467886"/>
-                <w:sz w:val="22"/>
-                <w:szCs w:val="22"/>
-                <w:u w:val="single"/>
-                <w:lang w:val="de-AT" w:eastAsia="de-AT"/>
-              </w:rPr>
-            </w:pPr>
-            <w:hyperlink r:id="rId35" w:history="1">
-              <w:r>
-                <w:rPr>
-                  <w:rFonts w:ascii="Aptos Narrow" w:hAnsi="Aptos Narrow"/>
-                  <w:color w:val="467886"/>
-                  <w:sz w:val="22"/>
-                  <w:szCs w:val="22"/>
-                  <w:u w:val="single"/>
-                  <w:lang w:val="de-AT" w:eastAsia="de-AT"/>
-                </w:rPr>
-                <w:t>https://www.amazon.de/dp/B07Q1XBGFB?ref_=ppx_hzod_title_dt_b_fed_asin_title_0_0</w:t>
-              </w:r>
-            </w:hyperlink>
+                <w:color w:val="000000"/>
+                <w:sz w:val="20"/>
+                <w:szCs w:val="20"/>
+                <w:lang w:val="de-AT" w:eastAsia="en-US"/>
+              </w:rPr>
+              <w:t>€ 9,99</w:t>
+            </w:r>
           </w:p>
         </w:tc>
         <w:tc>
           <w:tcPr>
-            <w:tcW w:w="312" w:type="dxa"/>
-            <w:tcBorders>
-              <w:top w:val="nil"/>
-              <w:left w:val="nil"/>
-              <w:bottom w:val="single" w:sz="4" w:space="0" w:color="auto"/>
-              <w:right w:val="single" w:sz="4" w:space="0" w:color="auto"/>
-            </w:tcBorders>
-            <w:noWrap/>
-            <w:vAlign w:val="bottom"/>
-            <w:hideMark/>
+            <w:tcW w:w="1064" w:type="dxa"/>
+            <w:vAlign w:val="center"/>
           </w:tcPr>
           <w:p>
             <w:pPr>
-              <w:spacing w:before="0" w:after="0" w:line="240" w:lineRule="auto"/>
-              <w:rPr>
-                <w:rFonts w:ascii="Aptos Narrow" w:hAnsi="Aptos Narrow"/>
-                <w:color w:val="000000"/>
-                <w:sz w:val="22"/>
-                <w:szCs w:val="22"/>
-                <w:lang w:val="de-AT" w:eastAsia="de-AT"/>
+              <w:spacing w:before="0" w:after="160" w:line="259" w:lineRule="auto"/>
+              <w:jc w:val="center"/>
+              <w:cnfStyle w:val="000000100000" w:firstRow="0" w:lastRow="0" w:firstColumn="0" w:lastColumn="0" w:oddVBand="0" w:evenVBand="0" w:oddHBand="1" w:evenHBand="0" w:firstRowFirstColumn="0" w:firstRowLastColumn="0" w:lastRowFirstColumn="0" w:lastRowLastColumn="0"/>
+              <w:rPr>
+                <w:sz w:val="20"/>
+                <w:szCs w:val="20"/>
+                <w:lang w:val="de-AT" w:eastAsia="en-US"/>
               </w:rPr>
             </w:pPr>
-            <w:r>
-              <w:rPr>
-                <w:rFonts w:ascii="Aptos Narrow" w:hAnsi="Aptos Narrow"/>
-                <w:color w:val="000000"/>
-                <w:sz w:val="22"/>
-                <w:szCs w:val="22"/>
-                <w:lang w:val="de-AT" w:eastAsia="de-AT"/>
-              </w:rPr>
-              <w:t xml:space="preserve"> €                  9,99 </w:t>
-            </w:r>
           </w:p>
         </w:tc>
         <w:tc>
           <w:tcPr>
-            <w:tcW w:w="217" w:type="dxa"/>
-            <w:tcBorders>
-              <w:top w:val="nil"/>
-              <w:left w:val="nil"/>
-              <w:bottom w:val="single" w:sz="4" w:space="0" w:color="auto"/>
-              <w:right w:val="single" w:sz="4" w:space="0" w:color="auto"/>
-            </w:tcBorders>
-            <w:noWrap/>
-            <w:vAlign w:val="bottom"/>
-            <w:hideMark/>
+            <w:tcW w:w="1216" w:type="dxa"/>
+            <w:vAlign w:val="center"/>
           </w:tcPr>
           <w:p>
             <w:pPr>
-              <w:spacing w:before="0" w:after="0" w:line="240" w:lineRule="auto"/>
-              <w:rPr>
-                <w:rFonts w:ascii="Aptos Narrow" w:hAnsi="Aptos Narrow"/>
-                <w:color w:val="467886"/>
-                <w:sz w:val="22"/>
-                <w:szCs w:val="22"/>
-                <w:u w:val="single"/>
-                <w:lang w:val="de-AT" w:eastAsia="de-AT"/>
+              <w:spacing w:before="0" w:after="160" w:line="259" w:lineRule="auto"/>
+              <w:jc w:val="center"/>
+              <w:cnfStyle w:val="000000100000" w:firstRow="0" w:lastRow="0" w:firstColumn="0" w:lastColumn="0" w:oddVBand="0" w:evenVBand="0" w:oddHBand="1" w:evenHBand="0" w:firstRowFirstColumn="0" w:firstRowLastColumn="0" w:lastRowFirstColumn="0" w:lastRowLastColumn="0"/>
+              <w:rPr>
+                <w:sz w:val="20"/>
+                <w:szCs w:val="20"/>
+                <w:lang w:val="de-AT" w:eastAsia="en-US"/>
               </w:rPr>
             </w:pPr>
             <w:r>
-              <w:rPr>
-                <w:rFonts w:ascii="Aptos Narrow" w:hAnsi="Aptos Narrow"/>
-                <w:color w:val="467886"/>
-                <w:sz w:val="22"/>
-                <w:szCs w:val="22"/>
-                <w:u w:val="single"/>
-                <w:lang w:val="de-AT" w:eastAsia="de-AT"/>
-              </w:rPr>
-              <w:t> </w:t>
-            </w:r>
-          </w:p>
-        </w:tc>
-        <w:tc>
-          <w:tcPr>
-            <w:tcW w:w="493" w:type="dxa"/>
-            <w:tcBorders>
-              <w:top w:val="nil"/>
-              <w:left w:val="nil"/>
-              <w:bottom w:val="single" w:sz="4" w:space="0" w:color="auto"/>
-              <w:right w:val="single" w:sz="8" w:space="0" w:color="auto"/>
-            </w:tcBorders>
-            <w:noWrap/>
-            <w:vAlign w:val="bottom"/>
-            <w:hideMark/>
-          </w:tcPr>
-          <w:p>
-            <w:pPr>
-              <w:spacing w:before="0" w:after="0" w:line="240" w:lineRule="auto"/>
               <w:rPr>
                 <w:rFonts w:ascii="Aptos Narrow" w:hAnsi="Aptos Narrow"/>
                 <w:color w:val="000000"/>
-                <w:sz w:val="22"/>
-                <w:szCs w:val="22"/>
-                <w:lang w:val="de-AT" w:eastAsia="de-AT"/>
-              </w:rPr>
-            </w:pPr>
-            <w:r>
-              <w:rPr>
-                <w:rFonts w:ascii="Aptos Narrow" w:hAnsi="Aptos Narrow"/>
-                <w:color w:val="000000"/>
-                <w:sz w:val="22"/>
-                <w:szCs w:val="22"/>
-                <w:lang w:val="de-AT" w:eastAsia="de-AT"/>
-              </w:rPr>
-              <w:t xml:space="preserve"> €                                      9,99 </w:t>
+                <w:sz w:val="20"/>
+                <w:szCs w:val="20"/>
+                <w:lang w:val="de-AT" w:eastAsia="en-US"/>
+              </w:rPr>
+              <w:t>€ 9,99</w:t>
             </w:r>
           </w:p>
         </w:tc>
       </w:tr>
       <w:tr>
         <w:trPr>
-          <w:trHeight w:val="288"/>
+          <w:trHeight w:val="153"/>
         </w:trPr>
         <w:tc>
           <w:tcPr>
-            <w:tcW w:w="152" w:type="dxa"/>
-            <w:tcBorders>
-              <w:top w:val="nil"/>
-              <w:left w:val="single" w:sz="8" w:space="0" w:color="auto"/>
-              <w:bottom w:val="single" w:sz="4" w:space="0" w:color="auto"/>
-              <w:right w:val="single" w:sz="4" w:space="0" w:color="auto"/>
-            </w:tcBorders>
-            <w:noWrap/>
-            <w:vAlign w:val="bottom"/>
-            <w:hideMark/>
+            <w:cnfStyle w:val="001000000000" w:firstRow="0" w:lastRow="0" w:firstColumn="1" w:lastColumn="0" w:oddVBand="0" w:evenVBand="0" w:oddHBand="0" w:evenHBand="0" w:firstRowFirstColumn="0" w:firstRowLastColumn="0" w:lastRowFirstColumn="0" w:lastRowLastColumn="0"/>
+            <w:tcW w:w="456" w:type="dxa"/>
+            <w:vAlign w:val="center"/>
           </w:tcPr>
           <w:p>
             <w:pPr>
-              <w:spacing w:before="0" w:after="0" w:line="240" w:lineRule="auto"/>
-              <w:jc w:val="right"/>
+              <w:spacing w:before="0" w:after="160" w:line="259" w:lineRule="auto"/>
+              <w:jc w:val="center"/>
+              <w:rPr>
+                <w:sz w:val="20"/>
+                <w:szCs w:val="20"/>
+                <w:lang w:val="de-AT" w:eastAsia="en-US"/>
+              </w:rPr>
+            </w:pPr>
+            <w:r>
               <w:rPr>
                 <w:rFonts w:ascii="Aptos Narrow" w:hAnsi="Aptos Narrow"/>
                 <w:color w:val="000000"/>
-                <w:sz w:val="22"/>
-                <w:szCs w:val="22"/>
-                <w:lang w:val="de-AT" w:eastAsia="de-AT"/>
-              </w:rPr>
-            </w:pPr>
-            <w:r>
-              <w:rPr>
-                <w:rFonts w:ascii="Aptos Narrow" w:hAnsi="Aptos Narrow"/>
-                <w:color w:val="000000"/>
-                <w:sz w:val="22"/>
-                <w:szCs w:val="22"/>
-                <w:lang w:val="de-AT" w:eastAsia="de-AT"/>
+                <w:sz w:val="20"/>
+                <w:szCs w:val="20"/>
+                <w:lang w:val="de-AT" w:eastAsia="en-US"/>
               </w:rPr>
               <w:t>10</w:t>
             </w:r>
@@ -12434,33 +11182,26 @@
         </w:tc>
         <w:tc>
           <w:tcPr>
-            <w:tcW w:w="1118" w:type="dxa"/>
-            <w:tcBorders>
-              <w:top w:val="nil"/>
-              <w:left w:val="nil"/>
-              <w:bottom w:val="single" w:sz="4" w:space="0" w:color="auto"/>
-              <w:right w:val="single" w:sz="4" w:space="0" w:color="auto"/>
-            </w:tcBorders>
-            <w:noWrap/>
-            <w:vAlign w:val="bottom"/>
-            <w:hideMark/>
+            <w:tcW w:w="1978" w:type="dxa"/>
+            <w:vAlign w:val="center"/>
           </w:tcPr>
           <w:p>
             <w:pPr>
-              <w:spacing w:before="0" w:after="0" w:line="240" w:lineRule="auto"/>
+              <w:spacing w:before="0" w:after="160" w:line="259" w:lineRule="auto"/>
+              <w:jc w:val="center"/>
+              <w:cnfStyle w:val="000000000000" w:firstRow="0" w:lastRow="0" w:firstColumn="0" w:lastColumn="0" w:oddVBand="0" w:evenVBand="0" w:oddHBand="0" w:evenHBand="0" w:firstRowFirstColumn="0" w:firstRowLastColumn="0" w:lastRowFirstColumn="0" w:lastRowLastColumn="0"/>
+              <w:rPr>
+                <w:sz w:val="20"/>
+                <w:szCs w:val="20"/>
+                <w:lang w:val="en-GB" w:eastAsia="en-US"/>
+              </w:rPr>
+            </w:pPr>
+            <w:r>
               <w:rPr>
                 <w:rFonts w:ascii="Calibri" w:hAnsi="Calibri" w:cs="Calibri"/>
-                <w:sz w:val="22"/>
-                <w:szCs w:val="22"/>
-                <w:lang w:val="en-GB" w:eastAsia="de-AT"/>
-              </w:rPr>
-            </w:pPr>
-            <w:r>
-              <w:rPr>
-                <w:rFonts w:ascii="Calibri" w:hAnsi="Calibri" w:cs="Calibri"/>
-                <w:sz w:val="22"/>
-                <w:szCs w:val="22"/>
-                <w:lang w:val="en-GB" w:eastAsia="de-AT"/>
+                <w:sz w:val="20"/>
+                <w:szCs w:val="20"/>
+                <w:lang w:val="en-GB" w:eastAsia="en-US"/>
               </w:rPr>
               <w:t>IC OPAMP VFB 1 CIRCUIT SOT23-5</w:t>
             </w:r>
@@ -12468,34 +11209,26 @@
         </w:tc>
         <w:tc>
           <w:tcPr>
-            <w:tcW w:w="190" w:type="dxa"/>
-            <w:tcBorders>
-              <w:top w:val="nil"/>
-              <w:left w:val="nil"/>
-              <w:bottom w:val="single" w:sz="4" w:space="0" w:color="auto"/>
-              <w:right w:val="single" w:sz="4" w:space="0" w:color="auto"/>
-            </w:tcBorders>
-            <w:noWrap/>
-            <w:vAlign w:val="bottom"/>
-            <w:hideMark/>
+            <w:tcW w:w="912" w:type="dxa"/>
+            <w:vAlign w:val="center"/>
           </w:tcPr>
           <w:p>
             <w:pPr>
-              <w:spacing w:before="0" w:after="0" w:line="240" w:lineRule="auto"/>
-              <w:jc w:val="right"/>
+              <w:spacing w:before="0" w:after="160" w:line="259" w:lineRule="auto"/>
+              <w:jc w:val="center"/>
+              <w:cnfStyle w:val="000000000000" w:firstRow="0" w:lastRow="0" w:firstColumn="0" w:lastColumn="0" w:oddVBand="0" w:evenVBand="0" w:oddHBand="0" w:evenHBand="0" w:firstRowFirstColumn="0" w:firstRowLastColumn="0" w:lastRowFirstColumn="0" w:lastRowLastColumn="0"/>
+              <w:rPr>
+                <w:sz w:val="20"/>
+                <w:szCs w:val="20"/>
+                <w:lang w:val="de-AT" w:eastAsia="en-US"/>
+              </w:rPr>
+            </w:pPr>
+            <w:r>
               <w:rPr>
                 <w:rFonts w:ascii="Calibri" w:hAnsi="Calibri" w:cs="Calibri"/>
-                <w:sz w:val="22"/>
-                <w:szCs w:val="22"/>
-                <w:lang w:val="de-AT" w:eastAsia="de-AT"/>
-              </w:rPr>
-            </w:pPr>
-            <w:r>
-              <w:rPr>
-                <w:rFonts w:ascii="Calibri" w:hAnsi="Calibri" w:cs="Calibri"/>
-                <w:sz w:val="22"/>
-                <w:szCs w:val="22"/>
-                <w:lang w:val="de-AT" w:eastAsia="de-AT"/>
+                <w:sz w:val="20"/>
+                <w:szCs w:val="20"/>
+                <w:lang w:val="de-AT" w:eastAsia="en-US"/>
               </w:rPr>
               <w:t>20</w:t>
             </w:r>
@@ -12503,33 +11236,26 @@
         </w:tc>
         <w:tc>
           <w:tcPr>
-            <w:tcW w:w="691" w:type="dxa"/>
-            <w:tcBorders>
-              <w:top w:val="nil"/>
-              <w:left w:val="nil"/>
-              <w:bottom w:val="single" w:sz="4" w:space="0" w:color="auto"/>
-              <w:right w:val="single" w:sz="4" w:space="0" w:color="auto"/>
-            </w:tcBorders>
-            <w:noWrap/>
-            <w:vAlign w:val="bottom"/>
-            <w:hideMark/>
+            <w:tcW w:w="1521" w:type="dxa"/>
+            <w:vAlign w:val="center"/>
           </w:tcPr>
           <w:p>
             <w:pPr>
-              <w:spacing w:before="0" w:after="0" w:line="240" w:lineRule="auto"/>
+              <w:spacing w:before="0" w:after="160" w:line="259" w:lineRule="auto"/>
+              <w:jc w:val="center"/>
+              <w:cnfStyle w:val="000000000000" w:firstRow="0" w:lastRow="0" w:firstColumn="0" w:lastColumn="0" w:oddVBand="0" w:evenVBand="0" w:oddHBand="0" w:evenHBand="0" w:firstRowFirstColumn="0" w:firstRowLastColumn="0" w:lastRowFirstColumn="0" w:lastRowLastColumn="0"/>
+              <w:rPr>
+                <w:sz w:val="20"/>
+                <w:szCs w:val="20"/>
+                <w:lang w:val="de-AT" w:eastAsia="en-US"/>
+              </w:rPr>
+            </w:pPr>
+            <w:r>
               <w:rPr>
                 <w:rFonts w:ascii="Calibri" w:hAnsi="Calibri" w:cs="Calibri"/>
-                <w:sz w:val="22"/>
-                <w:szCs w:val="22"/>
-                <w:lang w:val="de-AT" w:eastAsia="de-AT"/>
-              </w:rPr>
-            </w:pPr>
-            <w:r>
-              <w:rPr>
-                <w:rFonts w:ascii="Calibri" w:hAnsi="Calibri" w:cs="Calibri"/>
-                <w:sz w:val="22"/>
-                <w:szCs w:val="22"/>
-                <w:lang w:val="de-AT" w:eastAsia="de-AT"/>
+                <w:sz w:val="20"/>
+                <w:szCs w:val="20"/>
+                <w:lang w:val="de-AT" w:eastAsia="en-US"/>
               </w:rPr>
               <w:t>296-13033-1-ND</w:t>
             </w:r>
@@ -12537,33 +11263,26 @@
         </w:tc>
         <w:tc>
           <w:tcPr>
-            <w:tcW w:w="731" w:type="dxa"/>
-            <w:tcBorders>
-              <w:top w:val="nil"/>
-              <w:left w:val="nil"/>
-              <w:bottom w:val="single" w:sz="4" w:space="0" w:color="auto"/>
-              <w:right w:val="single" w:sz="4" w:space="0" w:color="auto"/>
-            </w:tcBorders>
-            <w:noWrap/>
-            <w:vAlign w:val="bottom"/>
-            <w:hideMark/>
+            <w:tcW w:w="1520" w:type="dxa"/>
+            <w:vAlign w:val="center"/>
           </w:tcPr>
           <w:p>
             <w:pPr>
-              <w:spacing w:before="0" w:after="0" w:line="240" w:lineRule="auto"/>
+              <w:spacing w:before="0" w:after="160" w:line="259" w:lineRule="auto"/>
+              <w:jc w:val="center"/>
+              <w:cnfStyle w:val="000000000000" w:firstRow="0" w:lastRow="0" w:firstColumn="0" w:lastColumn="0" w:oddVBand="0" w:evenVBand="0" w:oddHBand="0" w:evenHBand="0" w:firstRowFirstColumn="0" w:firstRowLastColumn="0" w:lastRowFirstColumn="0" w:lastRowLastColumn="0"/>
+              <w:rPr>
+                <w:sz w:val="20"/>
+                <w:szCs w:val="20"/>
+                <w:lang w:val="de-AT" w:eastAsia="en-US"/>
+              </w:rPr>
+            </w:pPr>
+            <w:r>
               <w:rPr>
                 <w:rFonts w:ascii="Calibri" w:hAnsi="Calibri" w:cs="Calibri"/>
-                <w:sz w:val="22"/>
-                <w:szCs w:val="22"/>
-                <w:lang w:val="de-AT" w:eastAsia="de-AT"/>
-              </w:rPr>
-            </w:pPr>
-            <w:r>
-              <w:rPr>
-                <w:rFonts w:ascii="Calibri" w:hAnsi="Calibri" w:cs="Calibri"/>
-                <w:sz w:val="22"/>
-                <w:szCs w:val="22"/>
-                <w:lang w:val="de-AT" w:eastAsia="de-AT"/>
+                <w:sz w:val="20"/>
+                <w:szCs w:val="20"/>
+                <w:lang w:val="de-AT" w:eastAsia="en-US"/>
               </w:rPr>
               <w:t>OPA354AIDBVT</w:t>
             </w:r>
@@ -12571,36 +11290,28 @@
         </w:tc>
         <w:tc>
           <w:tcPr>
-            <w:tcW w:w="423" w:type="dxa"/>
-            <w:tcBorders>
-              <w:top w:val="nil"/>
-              <w:left w:val="nil"/>
-              <w:bottom w:val="single" w:sz="4" w:space="0" w:color="auto"/>
-              <w:right w:val="single" w:sz="4" w:space="0" w:color="auto"/>
-            </w:tcBorders>
-            <w:noWrap/>
-            <w:vAlign w:val="bottom"/>
-            <w:hideMark/>
+            <w:tcW w:w="1064" w:type="dxa"/>
+            <w:vAlign w:val="center"/>
           </w:tcPr>
           <w:p>
             <w:pPr>
-              <w:spacing w:before="0" w:after="0" w:line="240" w:lineRule="auto"/>
+              <w:spacing w:before="0" w:after="160" w:line="259" w:lineRule="auto"/>
+              <w:jc w:val="center"/>
+              <w:cnfStyle w:val="000000000000" w:firstRow="0" w:lastRow="0" w:firstColumn="0" w:lastColumn="0" w:oddVBand="0" w:evenVBand="0" w:oddHBand="0" w:evenHBand="0" w:firstRowFirstColumn="0" w:firstRowLastColumn="0" w:lastRowFirstColumn="0" w:lastRowLastColumn="0"/>
+              <w:rPr>
+                <w:sz w:val="20"/>
+                <w:szCs w:val="20"/>
+                <w:lang w:val="de-AT" w:eastAsia="en-US"/>
+              </w:rPr>
+            </w:pPr>
+            <w:proofErr w:type="spellStart"/>
+            <w:r>
               <w:rPr>
                 <w:rFonts w:ascii="Aptos Narrow" w:hAnsi="Aptos Narrow"/>
                 <w:color w:val="000000"/>
-                <w:sz w:val="22"/>
-                <w:szCs w:val="22"/>
-                <w:lang w:val="de-AT" w:eastAsia="de-AT"/>
-              </w:rPr>
-            </w:pPr>
-            <w:proofErr w:type="spellStart"/>
-            <w:r>
-              <w:rPr>
-                <w:rFonts w:ascii="Aptos Narrow" w:hAnsi="Aptos Narrow"/>
-                <w:color w:val="000000"/>
-                <w:sz w:val="22"/>
-                <w:szCs w:val="22"/>
-                <w:lang w:val="de-AT" w:eastAsia="de-AT"/>
+                <w:sz w:val="20"/>
+                <w:szCs w:val="20"/>
+                <w:lang w:val="de-AT" w:eastAsia="en-US"/>
               </w:rPr>
               <w:t>DigiKey</w:t>
             </w:r>
@@ -12609,188 +11320,105 @@
         </w:tc>
         <w:tc>
           <w:tcPr>
-            <w:tcW w:w="5280" w:type="dxa"/>
-            <w:tcBorders>
-              <w:top w:val="nil"/>
-              <w:left w:val="nil"/>
-              <w:bottom w:val="single" w:sz="4" w:space="0" w:color="auto"/>
-              <w:right w:val="single" w:sz="4" w:space="0" w:color="auto"/>
-            </w:tcBorders>
-            <w:noWrap/>
-            <w:vAlign w:val="bottom"/>
-            <w:hideMark/>
+            <w:tcW w:w="1372" w:type="dxa"/>
+            <w:vAlign w:val="center"/>
           </w:tcPr>
           <w:p>
             <w:pPr>
-              <w:spacing w:before="0" w:after="0" w:line="240" w:lineRule="auto"/>
-              <w:rPr>
-                <w:rFonts w:ascii="Aptos Narrow" w:hAnsi="Aptos Narrow"/>
-                <w:color w:val="467886"/>
-                <w:sz w:val="22"/>
-                <w:szCs w:val="22"/>
-                <w:u w:val="single"/>
-                <w:lang w:val="de-AT" w:eastAsia="de-AT"/>
+              <w:spacing w:before="0" w:after="160" w:line="259" w:lineRule="auto"/>
+              <w:jc w:val="center"/>
+              <w:cnfStyle w:val="000000000000" w:firstRow="0" w:lastRow="0" w:firstColumn="0" w:lastColumn="0" w:oddVBand="0" w:evenVBand="0" w:oddHBand="0" w:evenHBand="0" w:firstRowFirstColumn="0" w:firstRowLastColumn="0" w:lastRowFirstColumn="0" w:lastRowLastColumn="0"/>
+              <w:rPr>
+                <w:sz w:val="20"/>
+                <w:szCs w:val="20"/>
+                <w:lang w:val="de-AT" w:eastAsia="en-US"/>
               </w:rPr>
             </w:pPr>
-            <w:hyperlink r:id="rId36" w:history="1">
-              <w:r>
-                <w:rPr>
-                  <w:rFonts w:ascii="Aptos Narrow" w:hAnsi="Aptos Narrow"/>
-                  <w:color w:val="467886"/>
-                  <w:sz w:val="22"/>
-                  <w:szCs w:val="22"/>
-                  <w:u w:val="single"/>
-                  <w:lang w:val="de-AT" w:eastAsia="de-AT"/>
-                </w:rPr>
-                <w:t>https://www.digikey.at/de/products/detail/texas-instruments/OPA354AIDBVT/480150?s=N4IgTCBcDa4JwDYC0BGAzABjW1SByAIoHAEABEQPIAKAgmgKwAs1AkgQEIBqAKqcwMIkq1ALKUSHAGJsSKEn2YAlPgFVmXEgGVyXMDjogAugF8gA</w:t>
-              </w:r>
-            </w:hyperlink>
+            <w:r>
+              <w:rPr>
+                <w:rFonts w:ascii="Calibri" w:hAnsi="Calibri" w:cs="Calibri"/>
+                <w:sz w:val="20"/>
+                <w:szCs w:val="20"/>
+                <w:lang w:val="de-AT" w:eastAsia="en-US"/>
+              </w:rPr>
+              <w:t>€ 1,769</w:t>
+            </w:r>
           </w:p>
         </w:tc>
         <w:tc>
           <w:tcPr>
-            <w:tcW w:w="312" w:type="dxa"/>
-            <w:tcBorders>
-              <w:top w:val="nil"/>
-              <w:left w:val="nil"/>
-              <w:bottom w:val="single" w:sz="4" w:space="0" w:color="auto"/>
-              <w:right w:val="single" w:sz="4" w:space="0" w:color="auto"/>
-            </w:tcBorders>
-            <w:noWrap/>
-            <w:vAlign w:val="bottom"/>
-            <w:hideMark/>
+            <w:tcW w:w="1064" w:type="dxa"/>
+            <w:vAlign w:val="center"/>
           </w:tcPr>
           <w:p>
             <w:pPr>
-              <w:spacing w:before="0" w:after="0" w:line="240" w:lineRule="auto"/>
-              <w:jc w:val="right"/>
-              <w:rPr>
-                <w:rFonts w:ascii="Calibri" w:hAnsi="Calibri" w:cs="Calibri"/>
-                <w:sz w:val="22"/>
-                <w:szCs w:val="22"/>
-                <w:lang w:val="de-AT" w:eastAsia="de-AT"/>
+              <w:spacing w:before="0" w:after="160" w:line="259" w:lineRule="auto"/>
+              <w:jc w:val="center"/>
+              <w:cnfStyle w:val="000000000000" w:firstRow="0" w:lastRow="0" w:firstColumn="0" w:lastColumn="0" w:oddVBand="0" w:evenVBand="0" w:oddHBand="0" w:evenHBand="0" w:firstRowFirstColumn="0" w:firstRowLastColumn="0" w:lastRowFirstColumn="0" w:lastRowLastColumn="0"/>
+              <w:rPr>
+                <w:sz w:val="20"/>
+                <w:szCs w:val="20"/>
+                <w:lang w:val="de-AT" w:eastAsia="en-US"/>
               </w:rPr>
             </w:pPr>
-            <w:r>
-              <w:rPr>
-                <w:rFonts w:ascii="Calibri" w:hAnsi="Calibri" w:cs="Calibri"/>
-                <w:sz w:val="22"/>
-                <w:szCs w:val="22"/>
-                <w:lang w:val="de-AT" w:eastAsia="de-AT"/>
-              </w:rPr>
-              <w:t>1,769</w:t>
-            </w:r>
           </w:p>
         </w:tc>
         <w:tc>
           <w:tcPr>
-            <w:tcW w:w="217" w:type="dxa"/>
-            <w:tcBorders>
-              <w:top w:val="nil"/>
-              <w:left w:val="nil"/>
-              <w:bottom w:val="single" w:sz="4" w:space="0" w:color="auto"/>
-              <w:right w:val="single" w:sz="4" w:space="0" w:color="auto"/>
-            </w:tcBorders>
-            <w:noWrap/>
-            <w:vAlign w:val="bottom"/>
-            <w:hideMark/>
+            <w:tcW w:w="1216" w:type="dxa"/>
+            <w:vAlign w:val="center"/>
           </w:tcPr>
           <w:p>
             <w:pPr>
-              <w:spacing w:before="0" w:after="0" w:line="240" w:lineRule="auto"/>
-              <w:rPr>
-                <w:rFonts w:ascii="Aptos Narrow" w:hAnsi="Aptos Narrow"/>
-                <w:color w:val="467886"/>
-                <w:sz w:val="22"/>
-                <w:szCs w:val="22"/>
-                <w:u w:val="single"/>
-                <w:lang w:val="de-AT" w:eastAsia="de-AT"/>
+              <w:spacing w:before="0" w:after="160" w:line="259" w:lineRule="auto"/>
+              <w:jc w:val="center"/>
+              <w:cnfStyle w:val="000000000000" w:firstRow="0" w:lastRow="0" w:firstColumn="0" w:lastColumn="0" w:oddVBand="0" w:evenVBand="0" w:oddHBand="0" w:evenHBand="0" w:firstRowFirstColumn="0" w:firstRowLastColumn="0" w:lastRowFirstColumn="0" w:lastRowLastColumn="0"/>
+              <w:rPr>
+                <w:sz w:val="20"/>
+                <w:szCs w:val="20"/>
+                <w:lang w:val="de-AT" w:eastAsia="en-US"/>
               </w:rPr>
             </w:pPr>
             <w:r>
               <w:rPr>
-                <w:rFonts w:ascii="Aptos Narrow" w:hAnsi="Aptos Narrow"/>
-                <w:color w:val="467886"/>
-                <w:sz w:val="22"/>
-                <w:szCs w:val="22"/>
-                <w:u w:val="single"/>
-                <w:lang w:val="de-AT" w:eastAsia="de-AT"/>
-              </w:rPr>
-              <w:t> </w:t>
-            </w:r>
-          </w:p>
-        </w:tc>
-        <w:tc>
-          <w:tcPr>
-            <w:tcW w:w="493" w:type="dxa"/>
-            <w:tcBorders>
-              <w:top w:val="nil"/>
-              <w:left w:val="nil"/>
-              <w:bottom w:val="single" w:sz="4" w:space="0" w:color="auto"/>
-              <w:right w:val="single" w:sz="8" w:space="0" w:color="auto"/>
-            </w:tcBorders>
-            <w:noWrap/>
-            <w:vAlign w:val="bottom"/>
-            <w:hideMark/>
-          </w:tcPr>
-          <w:p>
-            <w:pPr>
-              <w:spacing w:before="0" w:after="0" w:line="240" w:lineRule="auto"/>
-              <w:rPr>
                 <w:rFonts w:ascii="Calibri" w:hAnsi="Calibri" w:cs="Calibri"/>
-                <w:sz w:val="22"/>
-                <w:szCs w:val="22"/>
-                <w:lang w:val="de-AT" w:eastAsia="de-AT"/>
-              </w:rPr>
-            </w:pPr>
-            <w:r>
-              <w:rPr>
-                <w:rFonts w:ascii="Calibri" w:hAnsi="Calibri" w:cs="Calibri"/>
-                <w:sz w:val="22"/>
-                <w:szCs w:val="22"/>
-                <w:lang w:val="de-AT" w:eastAsia="de-AT"/>
-              </w:rPr>
-              <w:t xml:space="preserve"> €                          35,38 </w:t>
+                <w:sz w:val="20"/>
+                <w:szCs w:val="20"/>
+                <w:lang w:val="de-AT" w:eastAsia="en-US"/>
+              </w:rPr>
+              <w:t>€ 35,38</w:t>
             </w:r>
           </w:p>
         </w:tc>
       </w:tr>
       <w:tr>
         <w:trPr>
-          <w:trHeight w:val="288"/>
+          <w:cnfStyle w:val="000000100000" w:firstRow="0" w:lastRow="0" w:firstColumn="0" w:lastColumn="0" w:oddVBand="0" w:evenVBand="0" w:oddHBand="1" w:evenHBand="0" w:firstRowFirstColumn="0" w:firstRowLastColumn="0" w:lastRowFirstColumn="0" w:lastRowLastColumn="0"/>
+          <w:trHeight w:val="153"/>
         </w:trPr>
         <w:tc>
           <w:tcPr>
-            <w:tcW w:w="152" w:type="dxa"/>
-            <w:tcBorders>
-              <w:top w:val="nil"/>
-              <w:left w:val="single" w:sz="8" w:space="0" w:color="auto"/>
-              <w:bottom w:val="single" w:sz="4" w:space="0" w:color="auto"/>
-              <w:right w:val="single" w:sz="4" w:space="0" w:color="auto"/>
-            </w:tcBorders>
-            <w:noWrap/>
-            <w:vAlign w:val="bottom"/>
-            <w:hideMark/>
+            <w:cnfStyle w:val="001000000000" w:firstRow="0" w:lastRow="0" w:firstColumn="1" w:lastColumn="0" w:oddVBand="0" w:evenVBand="0" w:oddHBand="0" w:evenHBand="0" w:firstRowFirstColumn="0" w:firstRowLastColumn="0" w:lastRowFirstColumn="0" w:lastRowLastColumn="0"/>
+            <w:tcW w:w="456" w:type="dxa"/>
+            <w:vAlign w:val="center"/>
           </w:tcPr>
           <w:p>
             <w:pPr>
-              <w:spacing w:before="0" w:after="0" w:line="240" w:lineRule="auto"/>
-              <w:jc w:val="right"/>
+              <w:spacing w:before="0" w:after="160" w:line="259" w:lineRule="auto"/>
+              <w:jc w:val="center"/>
+              <w:rPr>
+                <w:sz w:val="20"/>
+                <w:szCs w:val="20"/>
+                <w:lang w:val="de-AT" w:eastAsia="en-US"/>
+              </w:rPr>
+            </w:pPr>
+            <w:r>
               <w:rPr>
                 <w:rFonts w:ascii="Aptos Narrow" w:hAnsi="Aptos Narrow"/>
                 <w:color w:val="000000"/>
-                <w:sz w:val="22"/>
-                <w:szCs w:val="22"/>
-                <w:lang w:val="de-AT" w:eastAsia="de-AT"/>
-              </w:rPr>
-            </w:pPr>
-            <w:r>
-              <w:rPr>
-                <w:rFonts w:ascii="Aptos Narrow" w:hAnsi="Aptos Narrow"/>
-                <w:color w:val="000000"/>
-                <w:sz w:val="22"/>
-                <w:szCs w:val="22"/>
-                <w:lang w:val="de-AT" w:eastAsia="de-AT"/>
+                <w:sz w:val="20"/>
+                <w:szCs w:val="20"/>
+                <w:lang w:val="de-AT" w:eastAsia="en-US"/>
               </w:rPr>
               <w:t>11</w:t>
             </w:r>
@@ -12798,33 +11426,26 @@
         </w:tc>
         <w:tc>
           <w:tcPr>
-            <w:tcW w:w="1118" w:type="dxa"/>
-            <w:tcBorders>
-              <w:top w:val="nil"/>
-              <w:left w:val="nil"/>
-              <w:bottom w:val="single" w:sz="4" w:space="0" w:color="auto"/>
-              <w:right w:val="single" w:sz="4" w:space="0" w:color="auto"/>
-            </w:tcBorders>
-            <w:noWrap/>
-            <w:vAlign w:val="bottom"/>
-            <w:hideMark/>
+            <w:tcW w:w="1978" w:type="dxa"/>
+            <w:vAlign w:val="center"/>
           </w:tcPr>
           <w:p>
             <w:pPr>
-              <w:spacing w:before="0" w:after="0" w:line="240" w:lineRule="auto"/>
+              <w:spacing w:before="0" w:after="160" w:line="259" w:lineRule="auto"/>
+              <w:jc w:val="center"/>
+              <w:cnfStyle w:val="000000100000" w:firstRow="0" w:lastRow="0" w:firstColumn="0" w:lastColumn="0" w:oddVBand="0" w:evenVBand="0" w:oddHBand="1" w:evenHBand="0" w:firstRowFirstColumn="0" w:firstRowLastColumn="0" w:lastRowFirstColumn="0" w:lastRowLastColumn="0"/>
+              <w:rPr>
+                <w:sz w:val="20"/>
+                <w:szCs w:val="20"/>
+                <w:lang w:val="en-GB" w:eastAsia="en-US"/>
+              </w:rPr>
+            </w:pPr>
+            <w:r>
               <w:rPr>
                 <w:rFonts w:ascii="Calibri" w:hAnsi="Calibri" w:cs="Calibri"/>
-                <w:sz w:val="22"/>
-                <w:szCs w:val="22"/>
-                <w:lang w:val="de-AT" w:eastAsia="de-AT"/>
-              </w:rPr>
-            </w:pPr>
-            <w:r>
-              <w:rPr>
-                <w:rFonts w:ascii="Calibri" w:hAnsi="Calibri" w:cs="Calibri"/>
-                <w:sz w:val="22"/>
-                <w:szCs w:val="22"/>
-                <w:lang w:val="de-AT" w:eastAsia="de-AT"/>
+                <w:sz w:val="20"/>
+                <w:szCs w:val="20"/>
+                <w:lang w:val="de-AT" w:eastAsia="en-US"/>
               </w:rPr>
               <w:t>RES 10K OHM 5% 1/4W AXIAL</w:t>
             </w:r>
@@ -12832,34 +11453,26 @@
         </w:tc>
         <w:tc>
           <w:tcPr>
-            <w:tcW w:w="190" w:type="dxa"/>
-            <w:tcBorders>
-              <w:top w:val="nil"/>
-              <w:left w:val="nil"/>
-              <w:bottom w:val="single" w:sz="4" w:space="0" w:color="auto"/>
-              <w:right w:val="single" w:sz="4" w:space="0" w:color="auto"/>
-            </w:tcBorders>
-            <w:noWrap/>
-            <w:vAlign w:val="bottom"/>
-            <w:hideMark/>
+            <w:tcW w:w="912" w:type="dxa"/>
+            <w:vAlign w:val="center"/>
           </w:tcPr>
           <w:p>
             <w:pPr>
-              <w:spacing w:before="0" w:after="0" w:line="240" w:lineRule="auto"/>
-              <w:jc w:val="right"/>
+              <w:spacing w:before="0" w:after="160" w:line="259" w:lineRule="auto"/>
+              <w:jc w:val="center"/>
+              <w:cnfStyle w:val="000000100000" w:firstRow="0" w:lastRow="0" w:firstColumn="0" w:lastColumn="0" w:oddVBand="0" w:evenVBand="0" w:oddHBand="1" w:evenHBand="0" w:firstRowFirstColumn="0" w:firstRowLastColumn="0" w:lastRowFirstColumn="0" w:lastRowLastColumn="0"/>
+              <w:rPr>
+                <w:sz w:val="20"/>
+                <w:szCs w:val="20"/>
+                <w:lang w:val="en-GB" w:eastAsia="en-US"/>
+              </w:rPr>
+            </w:pPr>
+            <w:r>
               <w:rPr>
                 <w:rFonts w:ascii="Calibri" w:hAnsi="Calibri" w:cs="Calibri"/>
-                <w:sz w:val="22"/>
-                <w:szCs w:val="22"/>
-                <w:lang w:val="de-AT" w:eastAsia="de-AT"/>
-              </w:rPr>
-            </w:pPr>
-            <w:r>
-              <w:rPr>
-                <w:rFonts w:ascii="Calibri" w:hAnsi="Calibri" w:cs="Calibri"/>
-                <w:sz w:val="22"/>
-                <w:szCs w:val="22"/>
-                <w:lang w:val="de-AT" w:eastAsia="de-AT"/>
+                <w:sz w:val="20"/>
+                <w:szCs w:val="20"/>
+                <w:lang w:val="de-AT" w:eastAsia="en-US"/>
               </w:rPr>
               <w:t>40</w:t>
             </w:r>
@@ -12867,33 +11480,26 @@
         </w:tc>
         <w:tc>
           <w:tcPr>
-            <w:tcW w:w="691" w:type="dxa"/>
-            <w:tcBorders>
-              <w:top w:val="nil"/>
-              <w:left w:val="nil"/>
-              <w:bottom w:val="single" w:sz="4" w:space="0" w:color="auto"/>
-              <w:right w:val="single" w:sz="4" w:space="0" w:color="auto"/>
-            </w:tcBorders>
-            <w:noWrap/>
-            <w:vAlign w:val="bottom"/>
-            <w:hideMark/>
+            <w:tcW w:w="1521" w:type="dxa"/>
+            <w:vAlign w:val="center"/>
           </w:tcPr>
           <w:p>
             <w:pPr>
-              <w:spacing w:before="0" w:after="0" w:line="240" w:lineRule="auto"/>
+              <w:spacing w:before="0" w:after="160" w:line="259" w:lineRule="auto"/>
+              <w:jc w:val="center"/>
+              <w:cnfStyle w:val="000000100000" w:firstRow="0" w:lastRow="0" w:firstColumn="0" w:lastColumn="0" w:oddVBand="0" w:evenVBand="0" w:oddHBand="1" w:evenHBand="0" w:firstRowFirstColumn="0" w:firstRowLastColumn="0" w:lastRowFirstColumn="0" w:lastRowLastColumn="0"/>
+              <w:rPr>
+                <w:sz w:val="20"/>
+                <w:szCs w:val="20"/>
+                <w:lang w:val="en-GB" w:eastAsia="en-US"/>
+              </w:rPr>
+            </w:pPr>
+            <w:r>
               <w:rPr>
                 <w:rFonts w:ascii="Calibri" w:hAnsi="Calibri" w:cs="Calibri"/>
-                <w:sz w:val="22"/>
-                <w:szCs w:val="22"/>
-                <w:lang w:val="de-AT" w:eastAsia="de-AT"/>
-              </w:rPr>
-            </w:pPr>
-            <w:r>
-              <w:rPr>
-                <w:rFonts w:ascii="Calibri" w:hAnsi="Calibri" w:cs="Calibri"/>
-                <w:sz w:val="22"/>
-                <w:szCs w:val="22"/>
-                <w:lang w:val="de-AT" w:eastAsia="de-AT"/>
+                <w:sz w:val="20"/>
+                <w:szCs w:val="20"/>
+                <w:lang w:val="de-AT" w:eastAsia="en-US"/>
               </w:rPr>
               <w:t>CF14JT10K0CT-ND</w:t>
             </w:r>
@@ -12901,33 +11507,26 @@
         </w:tc>
         <w:tc>
           <w:tcPr>
-            <w:tcW w:w="731" w:type="dxa"/>
-            <w:tcBorders>
-              <w:top w:val="nil"/>
-              <w:left w:val="nil"/>
-              <w:bottom w:val="single" w:sz="4" w:space="0" w:color="auto"/>
-              <w:right w:val="single" w:sz="4" w:space="0" w:color="auto"/>
-            </w:tcBorders>
-            <w:noWrap/>
-            <w:vAlign w:val="bottom"/>
-            <w:hideMark/>
+            <w:tcW w:w="1520" w:type="dxa"/>
+            <w:vAlign w:val="center"/>
           </w:tcPr>
           <w:p>
             <w:pPr>
-              <w:spacing w:before="0" w:after="0" w:line="240" w:lineRule="auto"/>
+              <w:spacing w:before="0" w:after="160" w:line="259" w:lineRule="auto"/>
+              <w:jc w:val="center"/>
+              <w:cnfStyle w:val="000000100000" w:firstRow="0" w:lastRow="0" w:firstColumn="0" w:lastColumn="0" w:oddVBand="0" w:evenVBand="0" w:oddHBand="1" w:evenHBand="0" w:firstRowFirstColumn="0" w:firstRowLastColumn="0" w:lastRowFirstColumn="0" w:lastRowLastColumn="0"/>
+              <w:rPr>
+                <w:sz w:val="20"/>
+                <w:szCs w:val="20"/>
+                <w:lang w:val="en-GB" w:eastAsia="en-US"/>
+              </w:rPr>
+            </w:pPr>
+            <w:r>
               <w:rPr>
                 <w:rFonts w:ascii="Calibri" w:hAnsi="Calibri" w:cs="Calibri"/>
-                <w:sz w:val="22"/>
-                <w:szCs w:val="22"/>
-                <w:lang w:val="de-AT" w:eastAsia="de-AT"/>
-              </w:rPr>
-            </w:pPr>
-            <w:r>
-              <w:rPr>
-                <w:rFonts w:ascii="Calibri" w:hAnsi="Calibri" w:cs="Calibri"/>
-                <w:sz w:val="22"/>
-                <w:szCs w:val="22"/>
-                <w:lang w:val="de-AT" w:eastAsia="de-AT"/>
+                <w:sz w:val="20"/>
+                <w:szCs w:val="20"/>
+                <w:lang w:val="de-AT" w:eastAsia="en-US"/>
               </w:rPr>
               <w:t>CF14JT10K0</w:t>
             </w:r>
@@ -12935,36 +11534,28 @@
         </w:tc>
         <w:tc>
           <w:tcPr>
-            <w:tcW w:w="423" w:type="dxa"/>
-            <w:tcBorders>
-              <w:top w:val="nil"/>
-              <w:left w:val="nil"/>
-              <w:bottom w:val="single" w:sz="4" w:space="0" w:color="auto"/>
-              <w:right w:val="single" w:sz="4" w:space="0" w:color="auto"/>
-            </w:tcBorders>
-            <w:noWrap/>
-            <w:vAlign w:val="bottom"/>
-            <w:hideMark/>
+            <w:tcW w:w="1064" w:type="dxa"/>
+            <w:vAlign w:val="center"/>
           </w:tcPr>
           <w:p>
             <w:pPr>
-              <w:spacing w:before="0" w:after="0" w:line="240" w:lineRule="auto"/>
+              <w:spacing w:before="0" w:after="160" w:line="259" w:lineRule="auto"/>
+              <w:jc w:val="center"/>
+              <w:cnfStyle w:val="000000100000" w:firstRow="0" w:lastRow="0" w:firstColumn="0" w:lastColumn="0" w:oddVBand="0" w:evenVBand="0" w:oddHBand="1" w:evenHBand="0" w:firstRowFirstColumn="0" w:firstRowLastColumn="0" w:lastRowFirstColumn="0" w:lastRowLastColumn="0"/>
+              <w:rPr>
+                <w:sz w:val="20"/>
+                <w:szCs w:val="20"/>
+                <w:lang w:val="en-GB" w:eastAsia="en-US"/>
+              </w:rPr>
+            </w:pPr>
+            <w:proofErr w:type="spellStart"/>
+            <w:r>
               <w:rPr>
                 <w:rFonts w:ascii="Aptos Narrow" w:hAnsi="Aptos Narrow"/>
                 <w:color w:val="000000"/>
-                <w:sz w:val="22"/>
-                <w:szCs w:val="22"/>
-                <w:lang w:val="de-AT" w:eastAsia="de-AT"/>
-              </w:rPr>
-            </w:pPr>
-            <w:proofErr w:type="spellStart"/>
-            <w:r>
-              <w:rPr>
-                <w:rFonts w:ascii="Aptos Narrow" w:hAnsi="Aptos Narrow"/>
-                <w:color w:val="000000"/>
-                <w:sz w:val="22"/>
-                <w:szCs w:val="22"/>
-                <w:lang w:val="de-AT" w:eastAsia="de-AT"/>
+                <w:sz w:val="20"/>
+                <w:szCs w:val="20"/>
+                <w:lang w:val="de-AT" w:eastAsia="en-US"/>
               </w:rPr>
               <w:t>DigiKey</w:t>
             </w:r>
@@ -12973,188 +11564,104 @@
         </w:tc>
         <w:tc>
           <w:tcPr>
-            <w:tcW w:w="5280" w:type="dxa"/>
-            <w:tcBorders>
-              <w:top w:val="nil"/>
-              <w:left w:val="nil"/>
-              <w:bottom w:val="single" w:sz="4" w:space="0" w:color="auto"/>
-              <w:right w:val="single" w:sz="4" w:space="0" w:color="auto"/>
-            </w:tcBorders>
-            <w:noWrap/>
-            <w:vAlign w:val="bottom"/>
-            <w:hideMark/>
+            <w:tcW w:w="1372" w:type="dxa"/>
+            <w:vAlign w:val="center"/>
           </w:tcPr>
           <w:p>
             <w:pPr>
-              <w:spacing w:before="0" w:after="0" w:line="240" w:lineRule="auto"/>
-              <w:rPr>
-                <w:rFonts w:ascii="Aptos Narrow" w:hAnsi="Aptos Narrow"/>
-                <w:color w:val="467886"/>
-                <w:sz w:val="22"/>
-                <w:szCs w:val="22"/>
-                <w:u w:val="single"/>
-                <w:lang w:val="de-AT" w:eastAsia="de-AT"/>
+              <w:spacing w:before="0" w:after="160" w:line="259" w:lineRule="auto"/>
+              <w:jc w:val="center"/>
+              <w:cnfStyle w:val="000000100000" w:firstRow="0" w:lastRow="0" w:firstColumn="0" w:lastColumn="0" w:oddVBand="0" w:evenVBand="0" w:oddHBand="1" w:evenHBand="0" w:firstRowFirstColumn="0" w:firstRowLastColumn="0" w:lastRowFirstColumn="0" w:lastRowLastColumn="0"/>
+              <w:rPr>
+                <w:sz w:val="20"/>
+                <w:szCs w:val="20"/>
+                <w:lang w:val="en-GB" w:eastAsia="en-US"/>
               </w:rPr>
             </w:pPr>
-            <w:hyperlink r:id="rId37" w:history="1">
-              <w:r>
-                <w:rPr>
-                  <w:rFonts w:ascii="Aptos Narrow" w:hAnsi="Aptos Narrow"/>
-                  <w:color w:val="467886"/>
-                  <w:sz w:val="22"/>
-                  <w:szCs w:val="22"/>
-                  <w:u w:val="single"/>
-                  <w:lang w:val="de-AT" w:eastAsia="de-AT"/>
-                </w:rPr>
-                <w:t>https://www.digikey.at/de/products/detail/stackpole-electronics-inc/CF14JT10K0/1741265?s=N4IgTCBcDaIMIDECMAWAUgFSQBgNLbgwFoA5AEUDgCAAgsVUx32oCUBRAZSsaoHkAJALJUArAFIuAehQB1KgEEAGgEk5AGRABdAL5A</w:t>
-              </w:r>
-            </w:hyperlink>
+            <w:r>
+              <w:rPr>
+                <w:rFonts w:ascii="Calibri" w:hAnsi="Calibri" w:cs="Calibri"/>
+                <w:sz w:val="20"/>
+                <w:szCs w:val="20"/>
+                <w:lang w:val="de-AT" w:eastAsia="en-US"/>
+              </w:rPr>
+              <w:t>€ 0,0124</w:t>
+            </w:r>
           </w:p>
         </w:tc>
         <w:tc>
           <w:tcPr>
-            <w:tcW w:w="312" w:type="dxa"/>
-            <w:tcBorders>
-              <w:top w:val="nil"/>
-              <w:left w:val="nil"/>
-              <w:bottom w:val="single" w:sz="4" w:space="0" w:color="auto"/>
-              <w:right w:val="single" w:sz="4" w:space="0" w:color="auto"/>
-            </w:tcBorders>
-            <w:noWrap/>
-            <w:vAlign w:val="bottom"/>
-            <w:hideMark/>
+            <w:tcW w:w="1064" w:type="dxa"/>
+            <w:vAlign w:val="center"/>
           </w:tcPr>
           <w:p>
             <w:pPr>
-              <w:spacing w:before="0" w:after="0" w:line="240" w:lineRule="auto"/>
-              <w:jc w:val="right"/>
-              <w:rPr>
-                <w:rFonts w:ascii="Calibri" w:hAnsi="Calibri" w:cs="Calibri"/>
-                <w:sz w:val="22"/>
-                <w:szCs w:val="22"/>
-                <w:lang w:val="de-AT" w:eastAsia="de-AT"/>
+              <w:spacing w:before="0" w:after="160" w:line="259" w:lineRule="auto"/>
+              <w:jc w:val="center"/>
+              <w:cnfStyle w:val="000000100000" w:firstRow="0" w:lastRow="0" w:firstColumn="0" w:lastColumn="0" w:oddVBand="0" w:evenVBand="0" w:oddHBand="1" w:evenHBand="0" w:firstRowFirstColumn="0" w:firstRowLastColumn="0" w:lastRowFirstColumn="0" w:lastRowLastColumn="0"/>
+              <w:rPr>
+                <w:sz w:val="20"/>
+                <w:szCs w:val="20"/>
+                <w:lang w:val="en-GB" w:eastAsia="en-US"/>
               </w:rPr>
             </w:pPr>
-            <w:r>
-              <w:rPr>
-                <w:rFonts w:ascii="Calibri" w:hAnsi="Calibri" w:cs="Calibri"/>
-                <w:sz w:val="22"/>
-                <w:szCs w:val="22"/>
-                <w:lang w:val="de-AT" w:eastAsia="de-AT"/>
-              </w:rPr>
-              <w:t>0,0124</w:t>
-            </w:r>
           </w:p>
         </w:tc>
         <w:tc>
           <w:tcPr>
-            <w:tcW w:w="217" w:type="dxa"/>
-            <w:tcBorders>
-              <w:top w:val="nil"/>
-              <w:left w:val="nil"/>
-              <w:bottom w:val="single" w:sz="4" w:space="0" w:color="auto"/>
-              <w:right w:val="single" w:sz="4" w:space="0" w:color="auto"/>
-            </w:tcBorders>
-            <w:noWrap/>
-            <w:vAlign w:val="bottom"/>
-            <w:hideMark/>
+            <w:tcW w:w="1216" w:type="dxa"/>
+            <w:vAlign w:val="center"/>
           </w:tcPr>
           <w:p>
             <w:pPr>
-              <w:spacing w:before="0" w:after="0" w:line="240" w:lineRule="auto"/>
-              <w:rPr>
-                <w:rFonts w:ascii="Aptos Narrow" w:hAnsi="Aptos Narrow"/>
-                <w:color w:val="467886"/>
-                <w:sz w:val="22"/>
-                <w:szCs w:val="22"/>
-                <w:u w:val="single"/>
-                <w:lang w:val="de-AT" w:eastAsia="de-AT"/>
+              <w:spacing w:before="0" w:after="160" w:line="259" w:lineRule="auto"/>
+              <w:jc w:val="center"/>
+              <w:cnfStyle w:val="000000100000" w:firstRow="0" w:lastRow="0" w:firstColumn="0" w:lastColumn="0" w:oddVBand="0" w:evenVBand="0" w:oddHBand="1" w:evenHBand="0" w:firstRowFirstColumn="0" w:firstRowLastColumn="0" w:lastRowFirstColumn="0" w:lastRowLastColumn="0"/>
+              <w:rPr>
+                <w:sz w:val="20"/>
+                <w:szCs w:val="20"/>
+                <w:lang w:val="en-GB" w:eastAsia="en-US"/>
               </w:rPr>
             </w:pPr>
             <w:r>
               <w:rPr>
-                <w:rFonts w:ascii="Aptos Narrow" w:hAnsi="Aptos Narrow"/>
-                <w:color w:val="467886"/>
-                <w:sz w:val="22"/>
-                <w:szCs w:val="22"/>
-                <w:u w:val="single"/>
-                <w:lang w:val="de-AT" w:eastAsia="de-AT"/>
-              </w:rPr>
-              <w:t> </w:t>
-            </w:r>
-          </w:p>
-        </w:tc>
-        <w:tc>
-          <w:tcPr>
-            <w:tcW w:w="493" w:type="dxa"/>
-            <w:tcBorders>
-              <w:top w:val="nil"/>
-              <w:left w:val="nil"/>
-              <w:bottom w:val="single" w:sz="4" w:space="0" w:color="auto"/>
-              <w:right w:val="single" w:sz="8" w:space="0" w:color="auto"/>
-            </w:tcBorders>
-            <w:noWrap/>
-            <w:vAlign w:val="bottom"/>
-            <w:hideMark/>
-          </w:tcPr>
-          <w:p>
-            <w:pPr>
-              <w:spacing w:before="0" w:after="0" w:line="240" w:lineRule="auto"/>
-              <w:rPr>
                 <w:rFonts w:ascii="Calibri" w:hAnsi="Calibri" w:cs="Calibri"/>
-                <w:sz w:val="22"/>
-                <w:szCs w:val="22"/>
-                <w:lang w:val="de-AT" w:eastAsia="de-AT"/>
-              </w:rPr>
-            </w:pPr>
-            <w:r>
-              <w:rPr>
-                <w:rFonts w:ascii="Calibri" w:hAnsi="Calibri" w:cs="Calibri"/>
-                <w:sz w:val="22"/>
-                <w:szCs w:val="22"/>
-                <w:lang w:val="de-AT" w:eastAsia="de-AT"/>
-              </w:rPr>
-              <w:t xml:space="preserve"> €                            0,50 </w:t>
+                <w:sz w:val="20"/>
+                <w:szCs w:val="20"/>
+                <w:lang w:val="de-AT" w:eastAsia="en-US"/>
+              </w:rPr>
+              <w:t>€ 0,50</w:t>
             </w:r>
           </w:p>
         </w:tc>
       </w:tr>
       <w:tr>
         <w:trPr>
-          <w:trHeight w:val="288"/>
+          <w:trHeight w:val="153"/>
         </w:trPr>
         <w:tc>
           <w:tcPr>
-            <w:tcW w:w="152" w:type="dxa"/>
-            <w:tcBorders>
-              <w:top w:val="nil"/>
-              <w:left w:val="single" w:sz="8" w:space="0" w:color="auto"/>
-              <w:bottom w:val="single" w:sz="4" w:space="0" w:color="auto"/>
-              <w:right w:val="single" w:sz="4" w:space="0" w:color="auto"/>
-            </w:tcBorders>
-            <w:noWrap/>
-            <w:vAlign w:val="bottom"/>
-            <w:hideMark/>
+            <w:cnfStyle w:val="001000000000" w:firstRow="0" w:lastRow="0" w:firstColumn="1" w:lastColumn="0" w:oddVBand="0" w:evenVBand="0" w:oddHBand="0" w:evenHBand="0" w:firstRowFirstColumn="0" w:firstRowLastColumn="0" w:lastRowFirstColumn="0" w:lastRowLastColumn="0"/>
+            <w:tcW w:w="456" w:type="dxa"/>
+            <w:vAlign w:val="center"/>
           </w:tcPr>
           <w:p>
             <w:pPr>
-              <w:spacing w:before="0" w:after="0" w:line="240" w:lineRule="auto"/>
-              <w:jc w:val="right"/>
+              <w:spacing w:before="0" w:after="160" w:line="259" w:lineRule="auto"/>
+              <w:jc w:val="center"/>
+              <w:rPr>
+                <w:sz w:val="20"/>
+                <w:szCs w:val="20"/>
+                <w:lang w:val="de-AT" w:eastAsia="en-US"/>
+              </w:rPr>
+            </w:pPr>
+            <w:r>
               <w:rPr>
                 <w:rFonts w:ascii="Aptos Narrow" w:hAnsi="Aptos Narrow"/>
                 <w:color w:val="000000"/>
-                <w:sz w:val="22"/>
-                <w:szCs w:val="22"/>
-                <w:lang w:val="de-AT" w:eastAsia="de-AT"/>
-              </w:rPr>
-            </w:pPr>
-            <w:r>
-              <w:rPr>
-                <w:rFonts w:ascii="Aptos Narrow" w:hAnsi="Aptos Narrow"/>
-                <w:color w:val="000000"/>
-                <w:sz w:val="22"/>
-                <w:szCs w:val="22"/>
-                <w:lang w:val="de-AT" w:eastAsia="de-AT"/>
+                <w:sz w:val="20"/>
+                <w:szCs w:val="20"/>
+                <w:lang w:val="de-AT" w:eastAsia="en-US"/>
               </w:rPr>
               <w:t>12</w:t>
             </w:r>
@@ -13162,33 +11669,26 @@
         </w:tc>
         <w:tc>
           <w:tcPr>
-            <w:tcW w:w="1118" w:type="dxa"/>
-            <w:tcBorders>
-              <w:top w:val="nil"/>
-              <w:left w:val="nil"/>
-              <w:bottom w:val="single" w:sz="4" w:space="0" w:color="auto"/>
-              <w:right w:val="single" w:sz="4" w:space="0" w:color="auto"/>
-            </w:tcBorders>
-            <w:noWrap/>
-            <w:vAlign w:val="bottom"/>
-            <w:hideMark/>
+            <w:tcW w:w="1978" w:type="dxa"/>
+            <w:vAlign w:val="center"/>
           </w:tcPr>
           <w:p>
             <w:pPr>
-              <w:spacing w:before="0" w:after="0" w:line="240" w:lineRule="auto"/>
+              <w:spacing w:before="0" w:after="160" w:line="259" w:lineRule="auto"/>
+              <w:jc w:val="center"/>
+              <w:cnfStyle w:val="000000000000" w:firstRow="0" w:lastRow="0" w:firstColumn="0" w:lastColumn="0" w:oddVBand="0" w:evenVBand="0" w:oddHBand="0" w:evenHBand="0" w:firstRowFirstColumn="0" w:firstRowLastColumn="0" w:lastRowFirstColumn="0" w:lastRowLastColumn="0"/>
+              <w:rPr>
+                <w:sz w:val="20"/>
+                <w:szCs w:val="20"/>
+                <w:lang w:val="de-AT" w:eastAsia="en-US"/>
+              </w:rPr>
+            </w:pPr>
+            <w:r>
               <w:rPr>
                 <w:rFonts w:ascii="Calibri" w:hAnsi="Calibri" w:cs="Calibri"/>
-                <w:sz w:val="22"/>
-                <w:szCs w:val="22"/>
-                <w:lang w:val="de-AT" w:eastAsia="de-AT"/>
-              </w:rPr>
-            </w:pPr>
-            <w:r>
-              <w:rPr>
-                <w:rFonts w:ascii="Calibri" w:hAnsi="Calibri" w:cs="Calibri"/>
-                <w:sz w:val="22"/>
-                <w:szCs w:val="22"/>
-                <w:lang w:val="de-AT" w:eastAsia="de-AT"/>
+                <w:sz w:val="20"/>
+                <w:szCs w:val="20"/>
+                <w:lang w:val="de-AT" w:eastAsia="en-US"/>
               </w:rPr>
               <w:t>RES 47 OHM 10% 2W AXIAL</w:t>
             </w:r>
@@ -13196,34 +11696,26 @@
         </w:tc>
         <w:tc>
           <w:tcPr>
-            <w:tcW w:w="190" w:type="dxa"/>
-            <w:tcBorders>
-              <w:top w:val="nil"/>
-              <w:left w:val="nil"/>
-              <w:bottom w:val="single" w:sz="4" w:space="0" w:color="auto"/>
-              <w:right w:val="single" w:sz="4" w:space="0" w:color="auto"/>
-            </w:tcBorders>
-            <w:noWrap/>
-            <w:vAlign w:val="bottom"/>
-            <w:hideMark/>
+            <w:tcW w:w="912" w:type="dxa"/>
+            <w:vAlign w:val="center"/>
           </w:tcPr>
           <w:p>
             <w:pPr>
-              <w:spacing w:before="0" w:after="0" w:line="240" w:lineRule="auto"/>
-              <w:jc w:val="right"/>
+              <w:spacing w:before="0" w:after="160" w:line="259" w:lineRule="auto"/>
+              <w:jc w:val="center"/>
+              <w:cnfStyle w:val="000000000000" w:firstRow="0" w:lastRow="0" w:firstColumn="0" w:lastColumn="0" w:oddVBand="0" w:evenVBand="0" w:oddHBand="0" w:evenHBand="0" w:firstRowFirstColumn="0" w:firstRowLastColumn="0" w:lastRowFirstColumn="0" w:lastRowLastColumn="0"/>
+              <w:rPr>
+                <w:sz w:val="20"/>
+                <w:szCs w:val="20"/>
+                <w:lang w:val="de-AT" w:eastAsia="en-US"/>
+              </w:rPr>
+            </w:pPr>
+            <w:r>
               <w:rPr>
                 <w:rFonts w:ascii="Calibri" w:hAnsi="Calibri" w:cs="Calibri"/>
-                <w:sz w:val="22"/>
-                <w:szCs w:val="22"/>
-                <w:lang w:val="de-AT" w:eastAsia="de-AT"/>
-              </w:rPr>
-            </w:pPr>
-            <w:r>
-              <w:rPr>
-                <w:rFonts w:ascii="Calibri" w:hAnsi="Calibri" w:cs="Calibri"/>
-                <w:sz w:val="22"/>
-                <w:szCs w:val="22"/>
-                <w:lang w:val="de-AT" w:eastAsia="de-AT"/>
+                <w:sz w:val="20"/>
+                <w:szCs w:val="20"/>
+                <w:lang w:val="de-AT" w:eastAsia="en-US"/>
               </w:rPr>
               <w:t>20</w:t>
             </w:r>
@@ -13231,33 +11723,26 @@
         </w:tc>
         <w:tc>
           <w:tcPr>
-            <w:tcW w:w="691" w:type="dxa"/>
-            <w:tcBorders>
-              <w:top w:val="nil"/>
-              <w:left w:val="nil"/>
-              <w:bottom w:val="single" w:sz="4" w:space="0" w:color="auto"/>
-              <w:right w:val="single" w:sz="4" w:space="0" w:color="auto"/>
-            </w:tcBorders>
-            <w:noWrap/>
-            <w:vAlign w:val="bottom"/>
-            <w:hideMark/>
+            <w:tcW w:w="1521" w:type="dxa"/>
+            <w:vAlign w:val="center"/>
           </w:tcPr>
           <w:p>
             <w:pPr>
-              <w:spacing w:before="0" w:after="0" w:line="240" w:lineRule="auto"/>
+              <w:spacing w:before="0" w:after="160" w:line="259" w:lineRule="auto"/>
+              <w:jc w:val="center"/>
+              <w:cnfStyle w:val="000000000000" w:firstRow="0" w:lastRow="0" w:firstColumn="0" w:lastColumn="0" w:oddVBand="0" w:evenVBand="0" w:oddHBand="0" w:evenHBand="0" w:firstRowFirstColumn="0" w:firstRowLastColumn="0" w:lastRowFirstColumn="0" w:lastRowLastColumn="0"/>
+              <w:rPr>
+                <w:sz w:val="20"/>
+                <w:szCs w:val="20"/>
+                <w:lang w:val="de-AT" w:eastAsia="en-US"/>
+              </w:rPr>
+            </w:pPr>
+            <w:r>
               <w:rPr>
                 <w:rFonts w:ascii="Calibri" w:hAnsi="Calibri" w:cs="Calibri"/>
-                <w:sz w:val="22"/>
-                <w:szCs w:val="22"/>
-                <w:lang w:val="de-AT" w:eastAsia="de-AT"/>
-              </w:rPr>
-            </w:pPr>
-            <w:r>
-              <w:rPr>
-                <w:rFonts w:ascii="Calibri" w:hAnsi="Calibri" w:cs="Calibri"/>
-                <w:sz w:val="22"/>
-                <w:szCs w:val="22"/>
-                <w:lang w:val="de-AT" w:eastAsia="de-AT"/>
+                <w:sz w:val="20"/>
+                <w:szCs w:val="20"/>
+                <w:lang w:val="de-AT" w:eastAsia="en-US"/>
               </w:rPr>
               <w:t>BC3362CT-ND</w:t>
             </w:r>
@@ -13265,33 +11750,26 @@
         </w:tc>
         <w:tc>
           <w:tcPr>
-            <w:tcW w:w="731" w:type="dxa"/>
-            <w:tcBorders>
-              <w:top w:val="nil"/>
-              <w:left w:val="nil"/>
-              <w:bottom w:val="single" w:sz="4" w:space="0" w:color="auto"/>
-              <w:right w:val="single" w:sz="4" w:space="0" w:color="auto"/>
-            </w:tcBorders>
-            <w:noWrap/>
-            <w:vAlign w:val="bottom"/>
-            <w:hideMark/>
+            <w:tcW w:w="1520" w:type="dxa"/>
+            <w:vAlign w:val="center"/>
           </w:tcPr>
           <w:p>
             <w:pPr>
-              <w:spacing w:before="0" w:after="0" w:line="240" w:lineRule="auto"/>
+              <w:spacing w:before="0" w:after="160" w:line="259" w:lineRule="auto"/>
+              <w:jc w:val="center"/>
+              <w:cnfStyle w:val="000000000000" w:firstRow="0" w:lastRow="0" w:firstColumn="0" w:lastColumn="0" w:oddVBand="0" w:evenVBand="0" w:oddHBand="0" w:evenHBand="0" w:firstRowFirstColumn="0" w:firstRowLastColumn="0" w:lastRowFirstColumn="0" w:lastRowLastColumn="0"/>
+              <w:rPr>
+                <w:sz w:val="20"/>
+                <w:szCs w:val="20"/>
+                <w:lang w:val="de-AT" w:eastAsia="en-US"/>
+              </w:rPr>
+            </w:pPr>
+            <w:r>
               <w:rPr>
                 <w:rFonts w:ascii="Calibri" w:hAnsi="Calibri" w:cs="Calibri"/>
-                <w:sz w:val="22"/>
-                <w:szCs w:val="22"/>
-                <w:lang w:val="de-AT" w:eastAsia="de-AT"/>
-              </w:rPr>
-            </w:pPr>
-            <w:r>
-              <w:rPr>
-                <w:rFonts w:ascii="Calibri" w:hAnsi="Calibri" w:cs="Calibri"/>
-                <w:sz w:val="22"/>
-                <w:szCs w:val="22"/>
-                <w:lang w:val="de-AT" w:eastAsia="de-AT"/>
+                <w:sz w:val="20"/>
+                <w:szCs w:val="20"/>
+                <w:lang w:val="de-AT" w:eastAsia="en-US"/>
               </w:rPr>
               <w:t>PR02FS0204709KR500</w:t>
             </w:r>
@@ -13299,36 +11777,28 @@
         </w:tc>
         <w:tc>
           <w:tcPr>
-            <w:tcW w:w="423" w:type="dxa"/>
-            <w:tcBorders>
-              <w:top w:val="nil"/>
-              <w:left w:val="nil"/>
-              <w:bottom w:val="single" w:sz="4" w:space="0" w:color="auto"/>
-              <w:right w:val="single" w:sz="4" w:space="0" w:color="auto"/>
-            </w:tcBorders>
-            <w:noWrap/>
-            <w:vAlign w:val="bottom"/>
-            <w:hideMark/>
+            <w:tcW w:w="1064" w:type="dxa"/>
+            <w:vAlign w:val="center"/>
           </w:tcPr>
           <w:p>
             <w:pPr>
-              <w:spacing w:before="0" w:after="0" w:line="240" w:lineRule="auto"/>
+              <w:spacing w:before="0" w:after="160" w:line="259" w:lineRule="auto"/>
+              <w:jc w:val="center"/>
+              <w:cnfStyle w:val="000000000000" w:firstRow="0" w:lastRow="0" w:firstColumn="0" w:lastColumn="0" w:oddVBand="0" w:evenVBand="0" w:oddHBand="0" w:evenHBand="0" w:firstRowFirstColumn="0" w:firstRowLastColumn="0" w:lastRowFirstColumn="0" w:lastRowLastColumn="0"/>
+              <w:rPr>
+                <w:sz w:val="20"/>
+                <w:szCs w:val="20"/>
+                <w:lang w:val="de-AT" w:eastAsia="en-US"/>
+              </w:rPr>
+            </w:pPr>
+            <w:proofErr w:type="spellStart"/>
+            <w:r>
               <w:rPr>
                 <w:rFonts w:ascii="Aptos Narrow" w:hAnsi="Aptos Narrow"/>
                 <w:color w:val="000000"/>
-                <w:sz w:val="22"/>
-                <w:szCs w:val="22"/>
-                <w:lang w:val="de-AT" w:eastAsia="de-AT"/>
-              </w:rPr>
-            </w:pPr>
-            <w:proofErr w:type="spellStart"/>
-            <w:r>
-              <w:rPr>
-                <w:rFonts w:ascii="Aptos Narrow" w:hAnsi="Aptos Narrow"/>
-                <w:color w:val="000000"/>
-                <w:sz w:val="22"/>
-                <w:szCs w:val="22"/>
-                <w:lang w:val="de-AT" w:eastAsia="de-AT"/>
+                <w:sz w:val="20"/>
+                <w:szCs w:val="20"/>
+                <w:lang w:val="de-AT" w:eastAsia="en-US"/>
               </w:rPr>
               <w:t>DigiKey</w:t>
             </w:r>
@@ -13337,223 +11807,132 @@
         </w:tc>
         <w:tc>
           <w:tcPr>
-            <w:tcW w:w="5280" w:type="dxa"/>
-            <w:tcBorders>
-              <w:top w:val="nil"/>
-              <w:left w:val="nil"/>
-              <w:bottom w:val="single" w:sz="4" w:space="0" w:color="auto"/>
-              <w:right w:val="single" w:sz="4" w:space="0" w:color="auto"/>
-            </w:tcBorders>
-            <w:noWrap/>
-            <w:vAlign w:val="bottom"/>
-            <w:hideMark/>
+            <w:tcW w:w="1372" w:type="dxa"/>
+            <w:vAlign w:val="center"/>
           </w:tcPr>
           <w:p>
             <w:pPr>
-              <w:spacing w:before="0" w:after="0" w:line="240" w:lineRule="auto"/>
-              <w:rPr>
-                <w:rFonts w:ascii="Aptos Narrow" w:hAnsi="Aptos Narrow"/>
-                <w:color w:val="467886"/>
-                <w:sz w:val="22"/>
-                <w:szCs w:val="22"/>
-                <w:u w:val="single"/>
-                <w:lang w:val="de-AT" w:eastAsia="de-AT"/>
+              <w:spacing w:before="0" w:after="160" w:line="259" w:lineRule="auto"/>
+              <w:jc w:val="center"/>
+              <w:cnfStyle w:val="000000000000" w:firstRow="0" w:lastRow="0" w:firstColumn="0" w:lastColumn="0" w:oddVBand="0" w:evenVBand="0" w:oddHBand="0" w:evenHBand="0" w:firstRowFirstColumn="0" w:firstRowLastColumn="0" w:lastRowFirstColumn="0" w:lastRowLastColumn="0"/>
+              <w:rPr>
+                <w:sz w:val="20"/>
+                <w:szCs w:val="20"/>
+                <w:lang w:val="de-AT" w:eastAsia="en-US"/>
               </w:rPr>
             </w:pPr>
-            <w:hyperlink r:id="rId38" w:history="1">
-              <w:r>
-                <w:rPr>
-                  <w:rFonts w:ascii="Aptos Narrow" w:hAnsi="Aptos Narrow"/>
-                  <w:color w:val="467886"/>
-                  <w:sz w:val="22"/>
-                  <w:szCs w:val="22"/>
-                  <w:u w:val="single"/>
-                  <w:lang w:val="de-AT" w:eastAsia="de-AT"/>
-                </w:rPr>
-                <w:t>https://www.digikey.at/de/products/detail/vishay-beyschlag-draloric-bc-components/PR02FS0204709KR500/6691138?s=N4IgTCBcDaIEIGEDMSBsYEBUC0A5AIoHAEABIQAoBKADGAGIDKNVALAOxUCcA0hQKxVUSFAKL1ibYgHkAEgFliARioBSYmADqxAIIANAJJaAMiAC6AXyA</w:t>
-              </w:r>
-            </w:hyperlink>
+            <w:r>
+              <w:rPr>
+                <w:rFonts w:ascii="Calibri" w:hAnsi="Calibri" w:cs="Calibri"/>
+                <w:sz w:val="20"/>
+                <w:szCs w:val="20"/>
+                <w:lang w:val="de-AT" w:eastAsia="en-US"/>
+              </w:rPr>
+              <w:t>€ 0,239</w:t>
+            </w:r>
           </w:p>
         </w:tc>
         <w:tc>
           <w:tcPr>
-            <w:tcW w:w="312" w:type="dxa"/>
-            <w:tcBorders>
-              <w:top w:val="nil"/>
-              <w:left w:val="nil"/>
-              <w:bottom w:val="single" w:sz="4" w:space="0" w:color="auto"/>
-              <w:right w:val="single" w:sz="4" w:space="0" w:color="auto"/>
-            </w:tcBorders>
-            <w:noWrap/>
-            <w:vAlign w:val="bottom"/>
-            <w:hideMark/>
+            <w:tcW w:w="1064" w:type="dxa"/>
+            <w:vAlign w:val="center"/>
           </w:tcPr>
           <w:p>
             <w:pPr>
-              <w:spacing w:before="0" w:after="0" w:line="240" w:lineRule="auto"/>
-              <w:jc w:val="right"/>
-              <w:rPr>
-                <w:rFonts w:ascii="Calibri" w:hAnsi="Calibri" w:cs="Calibri"/>
-                <w:sz w:val="22"/>
-                <w:szCs w:val="22"/>
-                <w:lang w:val="de-AT" w:eastAsia="de-AT"/>
+              <w:spacing w:before="0" w:after="160" w:line="259" w:lineRule="auto"/>
+              <w:jc w:val="center"/>
+              <w:cnfStyle w:val="000000000000" w:firstRow="0" w:lastRow="0" w:firstColumn="0" w:lastColumn="0" w:oddVBand="0" w:evenVBand="0" w:oddHBand="0" w:evenHBand="0" w:firstRowFirstColumn="0" w:firstRowLastColumn="0" w:lastRowFirstColumn="0" w:lastRowLastColumn="0"/>
+              <w:rPr>
+                <w:sz w:val="20"/>
+                <w:szCs w:val="20"/>
+                <w:lang w:val="de-AT" w:eastAsia="en-US"/>
               </w:rPr>
             </w:pPr>
-            <w:r>
-              <w:rPr>
-                <w:rFonts w:ascii="Calibri" w:hAnsi="Calibri" w:cs="Calibri"/>
-                <w:sz w:val="22"/>
-                <w:szCs w:val="22"/>
-                <w:lang w:val="de-AT" w:eastAsia="de-AT"/>
-              </w:rPr>
-              <w:t>0,239</w:t>
-            </w:r>
           </w:p>
         </w:tc>
         <w:tc>
           <w:tcPr>
-            <w:tcW w:w="217" w:type="dxa"/>
-            <w:tcBorders>
-              <w:top w:val="nil"/>
-              <w:left w:val="nil"/>
-              <w:bottom w:val="single" w:sz="4" w:space="0" w:color="auto"/>
-              <w:right w:val="single" w:sz="4" w:space="0" w:color="auto"/>
-            </w:tcBorders>
-            <w:noWrap/>
-            <w:vAlign w:val="bottom"/>
-            <w:hideMark/>
+            <w:tcW w:w="1216" w:type="dxa"/>
+            <w:vAlign w:val="center"/>
           </w:tcPr>
           <w:p>
             <w:pPr>
-              <w:spacing w:before="0" w:after="0" w:line="240" w:lineRule="auto"/>
-              <w:rPr>
-                <w:rFonts w:ascii="Aptos Narrow" w:hAnsi="Aptos Narrow"/>
-                <w:color w:val="467886"/>
-                <w:sz w:val="22"/>
-                <w:szCs w:val="22"/>
-                <w:u w:val="single"/>
-                <w:lang w:val="de-AT" w:eastAsia="de-AT"/>
+              <w:spacing w:before="0" w:after="160" w:line="259" w:lineRule="auto"/>
+              <w:jc w:val="center"/>
+              <w:cnfStyle w:val="000000000000" w:firstRow="0" w:lastRow="0" w:firstColumn="0" w:lastColumn="0" w:oddVBand="0" w:evenVBand="0" w:oddHBand="0" w:evenHBand="0" w:firstRowFirstColumn="0" w:firstRowLastColumn="0" w:lastRowFirstColumn="0" w:lastRowLastColumn="0"/>
+              <w:rPr>
+                <w:sz w:val="20"/>
+                <w:szCs w:val="20"/>
+                <w:lang w:val="de-AT" w:eastAsia="en-US"/>
               </w:rPr>
             </w:pPr>
             <w:r>
               <w:rPr>
-                <w:rFonts w:ascii="Aptos Narrow" w:hAnsi="Aptos Narrow"/>
-                <w:color w:val="467886"/>
-                <w:sz w:val="22"/>
-                <w:szCs w:val="22"/>
-                <w:u w:val="single"/>
-                <w:lang w:val="de-AT" w:eastAsia="de-AT"/>
-              </w:rPr>
-              <w:t> </w:t>
-            </w:r>
-          </w:p>
-        </w:tc>
-        <w:tc>
-          <w:tcPr>
-            <w:tcW w:w="493" w:type="dxa"/>
-            <w:tcBorders>
-              <w:top w:val="nil"/>
-              <w:left w:val="nil"/>
-              <w:bottom w:val="single" w:sz="4" w:space="0" w:color="auto"/>
-              <w:right w:val="single" w:sz="8" w:space="0" w:color="auto"/>
-            </w:tcBorders>
-            <w:noWrap/>
-            <w:vAlign w:val="bottom"/>
-            <w:hideMark/>
-          </w:tcPr>
-          <w:p>
-            <w:pPr>
-              <w:spacing w:before="0" w:after="0" w:line="240" w:lineRule="auto"/>
-              <w:rPr>
                 <w:rFonts w:ascii="Calibri" w:hAnsi="Calibri" w:cs="Calibri"/>
-                <w:sz w:val="22"/>
-                <w:szCs w:val="22"/>
-                <w:lang w:val="de-AT" w:eastAsia="de-AT"/>
-              </w:rPr>
-            </w:pPr>
-            <w:r>
-              <w:rPr>
-                <w:rFonts w:ascii="Calibri" w:hAnsi="Calibri" w:cs="Calibri"/>
-                <w:sz w:val="22"/>
-                <w:szCs w:val="22"/>
-                <w:lang w:val="de-AT" w:eastAsia="de-AT"/>
-              </w:rPr>
-              <w:t xml:space="preserve"> €                            4,78 </w:t>
+                <w:sz w:val="20"/>
+                <w:szCs w:val="20"/>
+                <w:lang w:val="de-AT" w:eastAsia="en-US"/>
+              </w:rPr>
+              <w:t>€ 4,78</w:t>
             </w:r>
           </w:p>
         </w:tc>
       </w:tr>
       <w:tr>
         <w:trPr>
-          <w:trHeight w:val="288"/>
+          <w:cnfStyle w:val="000000100000" w:firstRow="0" w:lastRow="0" w:firstColumn="0" w:lastColumn="0" w:oddVBand="0" w:evenVBand="0" w:oddHBand="1" w:evenHBand="0" w:firstRowFirstColumn="0" w:firstRowLastColumn="0" w:lastRowFirstColumn="0" w:lastRowLastColumn="0"/>
+          <w:trHeight w:val="149"/>
         </w:trPr>
         <w:tc>
           <w:tcPr>
-            <w:tcW w:w="152" w:type="dxa"/>
-            <w:tcBorders>
-              <w:top w:val="nil"/>
-              <w:left w:val="single" w:sz="8" w:space="0" w:color="auto"/>
-              <w:bottom w:val="single" w:sz="4" w:space="0" w:color="auto"/>
-              <w:right w:val="single" w:sz="4" w:space="0" w:color="auto"/>
-            </w:tcBorders>
-            <w:noWrap/>
-            <w:vAlign w:val="bottom"/>
-            <w:hideMark/>
+            <w:cnfStyle w:val="001000000000" w:firstRow="0" w:lastRow="0" w:firstColumn="1" w:lastColumn="0" w:oddVBand="0" w:evenVBand="0" w:oddHBand="0" w:evenHBand="0" w:firstRowFirstColumn="0" w:firstRowLastColumn="0" w:lastRowFirstColumn="0" w:lastRowLastColumn="0"/>
+            <w:tcW w:w="456" w:type="dxa"/>
+            <w:vAlign w:val="center"/>
           </w:tcPr>
           <w:p>
             <w:pPr>
-              <w:spacing w:before="0" w:after="0" w:line="240" w:lineRule="auto"/>
-              <w:jc w:val="right"/>
+              <w:spacing w:before="0" w:after="160" w:line="259" w:lineRule="auto"/>
+              <w:jc w:val="center"/>
+              <w:rPr>
+                <w:sz w:val="20"/>
+                <w:szCs w:val="20"/>
+                <w:lang w:val="de-AT" w:eastAsia="en-US"/>
+              </w:rPr>
+            </w:pPr>
+            <w:r>
               <w:rPr>
                 <w:rFonts w:ascii="Aptos Narrow" w:hAnsi="Aptos Narrow"/>
                 <w:color w:val="000000"/>
-                <w:sz w:val="22"/>
-                <w:szCs w:val="22"/>
-                <w:lang w:val="de-AT" w:eastAsia="de-AT"/>
-              </w:rPr>
-            </w:pPr>
-            <w:r>
-              <w:rPr>
-                <w:rFonts w:ascii="Aptos Narrow" w:hAnsi="Aptos Narrow"/>
-                <w:color w:val="000000"/>
-                <w:sz w:val="22"/>
-                <w:szCs w:val="22"/>
-                <w:lang w:val="de-AT" w:eastAsia="de-AT"/>
-              </w:rPr>
-              <w:lastRenderedPageBreak/>
+                <w:sz w:val="20"/>
+                <w:szCs w:val="20"/>
+                <w:lang w:val="de-AT" w:eastAsia="en-US"/>
+              </w:rPr>
               <w:t>13</w:t>
             </w:r>
           </w:p>
         </w:tc>
         <w:tc>
           <w:tcPr>
-            <w:tcW w:w="1118" w:type="dxa"/>
-            <w:tcBorders>
-              <w:top w:val="nil"/>
-              <w:left w:val="nil"/>
-              <w:bottom w:val="single" w:sz="4" w:space="0" w:color="auto"/>
-              <w:right w:val="single" w:sz="4" w:space="0" w:color="auto"/>
-            </w:tcBorders>
-            <w:noWrap/>
-            <w:vAlign w:val="bottom"/>
-            <w:hideMark/>
+            <w:tcW w:w="1978" w:type="dxa"/>
+            <w:vAlign w:val="center"/>
           </w:tcPr>
           <w:p>
             <w:pPr>
-              <w:spacing w:before="0" w:after="0" w:line="240" w:lineRule="auto"/>
+              <w:spacing w:before="0" w:after="160" w:line="259" w:lineRule="auto"/>
+              <w:jc w:val="center"/>
+              <w:cnfStyle w:val="000000100000" w:firstRow="0" w:lastRow="0" w:firstColumn="0" w:lastColumn="0" w:oddVBand="0" w:evenVBand="0" w:oddHBand="1" w:evenHBand="0" w:firstRowFirstColumn="0" w:firstRowLastColumn="0" w:lastRowFirstColumn="0" w:lastRowLastColumn="0"/>
+              <w:rPr>
+                <w:sz w:val="20"/>
+                <w:szCs w:val="20"/>
+                <w:lang w:val="en-GB" w:eastAsia="en-US"/>
+              </w:rPr>
+            </w:pPr>
+            <w:r>
               <w:rPr>
                 <w:rFonts w:ascii="Calibri" w:hAnsi="Calibri" w:cs="Calibri"/>
-                <w:sz w:val="22"/>
-                <w:szCs w:val="22"/>
-                <w:lang w:val="en-GB" w:eastAsia="de-AT"/>
-              </w:rPr>
-            </w:pPr>
-            <w:r>
-              <w:rPr>
-                <w:rFonts w:ascii="Calibri" w:hAnsi="Calibri" w:cs="Calibri"/>
-                <w:sz w:val="22"/>
-                <w:szCs w:val="22"/>
-                <w:lang w:val="en-GB" w:eastAsia="de-AT"/>
+                <w:sz w:val="20"/>
+                <w:szCs w:val="20"/>
+                <w:lang w:val="en-GB" w:eastAsia="en-US"/>
               </w:rPr>
               <w:t>IC BUFF NON-INVERT 5.5V 14-PDIP</w:t>
             </w:r>
@@ -13561,34 +11940,26 @@
         </w:tc>
         <w:tc>
           <w:tcPr>
-            <w:tcW w:w="190" w:type="dxa"/>
-            <w:tcBorders>
-              <w:top w:val="nil"/>
-              <w:left w:val="nil"/>
-              <w:bottom w:val="single" w:sz="4" w:space="0" w:color="auto"/>
-              <w:right w:val="single" w:sz="4" w:space="0" w:color="auto"/>
-            </w:tcBorders>
-            <w:noWrap/>
-            <w:vAlign w:val="bottom"/>
-            <w:hideMark/>
+            <w:tcW w:w="912" w:type="dxa"/>
+            <w:vAlign w:val="center"/>
           </w:tcPr>
           <w:p>
             <w:pPr>
-              <w:spacing w:before="0" w:after="0" w:line="240" w:lineRule="auto"/>
-              <w:jc w:val="right"/>
+              <w:spacing w:before="0" w:after="160" w:line="259" w:lineRule="auto"/>
+              <w:jc w:val="center"/>
+              <w:cnfStyle w:val="000000100000" w:firstRow="0" w:lastRow="0" w:firstColumn="0" w:lastColumn="0" w:oddVBand="0" w:evenVBand="0" w:oddHBand="1" w:evenHBand="0" w:firstRowFirstColumn="0" w:firstRowLastColumn="0" w:lastRowFirstColumn="0" w:lastRowLastColumn="0"/>
+              <w:rPr>
+                <w:sz w:val="20"/>
+                <w:szCs w:val="20"/>
+                <w:lang w:val="de-AT" w:eastAsia="en-US"/>
+              </w:rPr>
+            </w:pPr>
+            <w:r>
               <w:rPr>
                 <w:rFonts w:ascii="Calibri" w:hAnsi="Calibri" w:cs="Calibri"/>
-                <w:sz w:val="22"/>
-                <w:szCs w:val="22"/>
-                <w:lang w:val="de-AT" w:eastAsia="de-AT"/>
-              </w:rPr>
-            </w:pPr>
-            <w:r>
-              <w:rPr>
-                <w:rFonts w:ascii="Calibri" w:hAnsi="Calibri" w:cs="Calibri"/>
-                <w:sz w:val="22"/>
-                <w:szCs w:val="22"/>
-                <w:lang w:val="de-AT" w:eastAsia="de-AT"/>
+                <w:sz w:val="20"/>
+                <w:szCs w:val="20"/>
+                <w:lang w:val="de-AT" w:eastAsia="en-US"/>
               </w:rPr>
               <w:t>3</w:t>
             </w:r>
@@ -13596,33 +11967,26 @@
         </w:tc>
         <w:tc>
           <w:tcPr>
-            <w:tcW w:w="691" w:type="dxa"/>
-            <w:tcBorders>
-              <w:top w:val="nil"/>
-              <w:left w:val="nil"/>
-              <w:bottom w:val="single" w:sz="4" w:space="0" w:color="auto"/>
-              <w:right w:val="single" w:sz="4" w:space="0" w:color="auto"/>
-            </w:tcBorders>
-            <w:noWrap/>
-            <w:vAlign w:val="bottom"/>
-            <w:hideMark/>
+            <w:tcW w:w="1521" w:type="dxa"/>
+            <w:vAlign w:val="center"/>
           </w:tcPr>
           <w:p>
             <w:pPr>
-              <w:spacing w:before="0" w:after="0" w:line="240" w:lineRule="auto"/>
+              <w:spacing w:before="0" w:after="160" w:line="259" w:lineRule="auto"/>
+              <w:jc w:val="center"/>
+              <w:cnfStyle w:val="000000100000" w:firstRow="0" w:lastRow="0" w:firstColumn="0" w:lastColumn="0" w:oddVBand="0" w:evenVBand="0" w:oddHBand="1" w:evenHBand="0" w:firstRowFirstColumn="0" w:firstRowLastColumn="0" w:lastRowFirstColumn="0" w:lastRowLastColumn="0"/>
+              <w:rPr>
+                <w:sz w:val="20"/>
+                <w:szCs w:val="20"/>
+                <w:lang w:val="de-AT" w:eastAsia="en-US"/>
+              </w:rPr>
+            </w:pPr>
+            <w:r>
               <w:rPr>
                 <w:rFonts w:ascii="Calibri" w:hAnsi="Calibri" w:cs="Calibri"/>
-                <w:sz w:val="22"/>
-                <w:szCs w:val="22"/>
-                <w:lang w:val="de-AT" w:eastAsia="de-AT"/>
-              </w:rPr>
-            </w:pPr>
-            <w:r>
-              <w:rPr>
-                <w:rFonts w:ascii="Calibri" w:hAnsi="Calibri" w:cs="Calibri"/>
-                <w:sz w:val="22"/>
-                <w:szCs w:val="22"/>
-                <w:lang w:val="de-AT" w:eastAsia="de-AT"/>
+                <w:sz w:val="20"/>
+                <w:szCs w:val="20"/>
+                <w:lang w:val="de-AT" w:eastAsia="en-US"/>
               </w:rPr>
               <w:t>296-4655-5-ND</w:t>
             </w:r>
@@ -13630,33 +11994,26 @@
         </w:tc>
         <w:tc>
           <w:tcPr>
-            <w:tcW w:w="731" w:type="dxa"/>
-            <w:tcBorders>
-              <w:top w:val="nil"/>
-              <w:left w:val="nil"/>
-              <w:bottom w:val="single" w:sz="4" w:space="0" w:color="auto"/>
-              <w:right w:val="single" w:sz="4" w:space="0" w:color="auto"/>
-            </w:tcBorders>
-            <w:noWrap/>
-            <w:vAlign w:val="bottom"/>
-            <w:hideMark/>
+            <w:tcW w:w="1520" w:type="dxa"/>
+            <w:vAlign w:val="center"/>
           </w:tcPr>
           <w:p>
             <w:pPr>
-              <w:spacing w:before="0" w:after="0" w:line="240" w:lineRule="auto"/>
+              <w:spacing w:before="0" w:after="160" w:line="259" w:lineRule="auto"/>
+              <w:jc w:val="center"/>
+              <w:cnfStyle w:val="000000100000" w:firstRow="0" w:lastRow="0" w:firstColumn="0" w:lastColumn="0" w:oddVBand="0" w:evenVBand="0" w:oddHBand="1" w:evenHBand="0" w:firstRowFirstColumn="0" w:firstRowLastColumn="0" w:lastRowFirstColumn="0" w:lastRowLastColumn="0"/>
+              <w:rPr>
+                <w:sz w:val="20"/>
+                <w:szCs w:val="20"/>
+                <w:lang w:val="de-AT" w:eastAsia="en-US"/>
+              </w:rPr>
+            </w:pPr>
+            <w:r>
               <w:rPr>
                 <w:rFonts w:ascii="Calibri" w:hAnsi="Calibri" w:cs="Calibri"/>
-                <w:sz w:val="22"/>
-                <w:szCs w:val="22"/>
-                <w:lang w:val="de-AT" w:eastAsia="de-AT"/>
-              </w:rPr>
-            </w:pPr>
-            <w:r>
-              <w:rPr>
-                <w:rFonts w:ascii="Calibri" w:hAnsi="Calibri" w:cs="Calibri"/>
-                <w:sz w:val="22"/>
-                <w:szCs w:val="22"/>
-                <w:lang w:val="de-AT" w:eastAsia="de-AT"/>
+                <w:sz w:val="20"/>
+                <w:szCs w:val="20"/>
+                <w:lang w:val="de-AT" w:eastAsia="en-US"/>
               </w:rPr>
               <w:t>SN74AHCT125N</w:t>
             </w:r>
@@ -13664,36 +12021,28 @@
         </w:tc>
         <w:tc>
           <w:tcPr>
-            <w:tcW w:w="423" w:type="dxa"/>
-            <w:tcBorders>
-              <w:top w:val="nil"/>
-              <w:left w:val="nil"/>
-              <w:bottom w:val="single" w:sz="4" w:space="0" w:color="auto"/>
-              <w:right w:val="single" w:sz="4" w:space="0" w:color="auto"/>
-            </w:tcBorders>
-            <w:noWrap/>
-            <w:vAlign w:val="bottom"/>
-            <w:hideMark/>
+            <w:tcW w:w="1064" w:type="dxa"/>
+            <w:vAlign w:val="center"/>
           </w:tcPr>
           <w:p>
             <w:pPr>
-              <w:spacing w:before="0" w:after="0" w:line="240" w:lineRule="auto"/>
+              <w:spacing w:before="0" w:after="160" w:line="259" w:lineRule="auto"/>
+              <w:jc w:val="center"/>
+              <w:cnfStyle w:val="000000100000" w:firstRow="0" w:lastRow="0" w:firstColumn="0" w:lastColumn="0" w:oddVBand="0" w:evenVBand="0" w:oddHBand="1" w:evenHBand="0" w:firstRowFirstColumn="0" w:firstRowLastColumn="0" w:lastRowFirstColumn="0" w:lastRowLastColumn="0"/>
+              <w:rPr>
+                <w:sz w:val="20"/>
+                <w:szCs w:val="20"/>
+                <w:lang w:val="de-AT" w:eastAsia="en-US"/>
+              </w:rPr>
+            </w:pPr>
+            <w:proofErr w:type="spellStart"/>
+            <w:r>
               <w:rPr>
                 <w:rFonts w:ascii="Aptos Narrow" w:hAnsi="Aptos Narrow"/>
                 <w:color w:val="000000"/>
-                <w:sz w:val="22"/>
-                <w:szCs w:val="22"/>
-                <w:lang w:val="de-AT" w:eastAsia="de-AT"/>
-              </w:rPr>
-            </w:pPr>
-            <w:proofErr w:type="spellStart"/>
-            <w:r>
-              <w:rPr>
-                <w:rFonts w:ascii="Aptos Narrow" w:hAnsi="Aptos Narrow"/>
-                <w:color w:val="000000"/>
-                <w:sz w:val="22"/>
-                <w:szCs w:val="22"/>
-                <w:lang w:val="de-AT" w:eastAsia="de-AT"/>
+                <w:sz w:val="20"/>
+                <w:szCs w:val="20"/>
+                <w:lang w:val="de-AT" w:eastAsia="en-US"/>
               </w:rPr>
               <w:t>DigiKey</w:t>
             </w:r>
@@ -13702,188 +12051,104 @@
         </w:tc>
         <w:tc>
           <w:tcPr>
-            <w:tcW w:w="5280" w:type="dxa"/>
-            <w:tcBorders>
-              <w:top w:val="nil"/>
-              <w:left w:val="nil"/>
-              <w:bottom w:val="single" w:sz="4" w:space="0" w:color="auto"/>
-              <w:right w:val="single" w:sz="4" w:space="0" w:color="auto"/>
-            </w:tcBorders>
-            <w:noWrap/>
-            <w:vAlign w:val="bottom"/>
-            <w:hideMark/>
+            <w:tcW w:w="1372" w:type="dxa"/>
+            <w:vAlign w:val="center"/>
           </w:tcPr>
           <w:p>
             <w:pPr>
-              <w:spacing w:before="0" w:after="0" w:line="240" w:lineRule="auto"/>
-              <w:rPr>
-                <w:rFonts w:ascii="Aptos Narrow" w:hAnsi="Aptos Narrow"/>
-                <w:color w:val="467886"/>
-                <w:sz w:val="22"/>
-                <w:szCs w:val="22"/>
-                <w:u w:val="single"/>
-                <w:lang w:val="de-AT" w:eastAsia="de-AT"/>
+              <w:spacing w:before="0" w:after="160" w:line="259" w:lineRule="auto"/>
+              <w:jc w:val="center"/>
+              <w:cnfStyle w:val="000000100000" w:firstRow="0" w:lastRow="0" w:firstColumn="0" w:lastColumn="0" w:oddVBand="0" w:evenVBand="0" w:oddHBand="1" w:evenHBand="0" w:firstRowFirstColumn="0" w:firstRowLastColumn="0" w:lastRowFirstColumn="0" w:lastRowLastColumn="0"/>
+              <w:rPr>
+                <w:sz w:val="20"/>
+                <w:szCs w:val="20"/>
+                <w:lang w:val="de-AT" w:eastAsia="en-US"/>
               </w:rPr>
             </w:pPr>
-            <w:hyperlink r:id="rId39" w:history="1">
-              <w:r>
-                <w:rPr>
-                  <w:rFonts w:ascii="Aptos Narrow" w:hAnsi="Aptos Narrow"/>
-                  <w:color w:val="467886"/>
-                  <w:sz w:val="22"/>
-                  <w:szCs w:val="22"/>
-                  <w:u w:val="single"/>
-                  <w:lang w:val="de-AT" w:eastAsia="de-AT"/>
-                </w:rPr>
-                <w:t>https://www.digikey.at/de/products/detail/texas-instruments/SN74AHCT125N/375798?s=N4IgTCBcDa4JwDYC0AWBBWdSsDkAigcAQAEBAyjgOwoCCAEgMIAqAjGOjsQJL1EBCAqgDFBRHAHkcSTjgBqAUQBKjIugB06GUWYokABTyddIALoBfIA</w:t>
-              </w:r>
-            </w:hyperlink>
+            <w:r>
+              <w:rPr>
+                <w:rFonts w:ascii="Calibri" w:hAnsi="Calibri" w:cs="Calibri"/>
+                <w:sz w:val="20"/>
+                <w:szCs w:val="20"/>
+                <w:lang w:val="de-AT" w:eastAsia="en-US"/>
+              </w:rPr>
+              <w:t>€ 0,69</w:t>
+            </w:r>
           </w:p>
         </w:tc>
         <w:tc>
           <w:tcPr>
-            <w:tcW w:w="312" w:type="dxa"/>
-            <w:tcBorders>
-              <w:top w:val="nil"/>
-              <w:left w:val="nil"/>
-              <w:bottom w:val="single" w:sz="4" w:space="0" w:color="auto"/>
-              <w:right w:val="single" w:sz="4" w:space="0" w:color="auto"/>
-            </w:tcBorders>
-            <w:noWrap/>
-            <w:vAlign w:val="bottom"/>
-            <w:hideMark/>
+            <w:tcW w:w="1064" w:type="dxa"/>
+            <w:vAlign w:val="center"/>
           </w:tcPr>
           <w:p>
             <w:pPr>
-              <w:spacing w:before="0" w:after="0" w:line="240" w:lineRule="auto"/>
-              <w:jc w:val="right"/>
-              <w:rPr>
-                <w:rFonts w:ascii="Calibri" w:hAnsi="Calibri" w:cs="Calibri"/>
-                <w:sz w:val="22"/>
-                <w:szCs w:val="22"/>
-                <w:lang w:val="de-AT" w:eastAsia="de-AT"/>
+              <w:spacing w:before="0" w:after="160" w:line="259" w:lineRule="auto"/>
+              <w:jc w:val="center"/>
+              <w:cnfStyle w:val="000000100000" w:firstRow="0" w:lastRow="0" w:firstColumn="0" w:lastColumn="0" w:oddVBand="0" w:evenVBand="0" w:oddHBand="1" w:evenHBand="0" w:firstRowFirstColumn="0" w:firstRowLastColumn="0" w:lastRowFirstColumn="0" w:lastRowLastColumn="0"/>
+              <w:rPr>
+                <w:sz w:val="20"/>
+                <w:szCs w:val="20"/>
+                <w:lang w:val="de-AT" w:eastAsia="en-US"/>
               </w:rPr>
             </w:pPr>
-            <w:r>
-              <w:rPr>
-                <w:rFonts w:ascii="Calibri" w:hAnsi="Calibri" w:cs="Calibri"/>
-                <w:sz w:val="22"/>
-                <w:szCs w:val="22"/>
-                <w:lang w:val="de-AT" w:eastAsia="de-AT"/>
-              </w:rPr>
-              <w:t>0,69</w:t>
-            </w:r>
           </w:p>
         </w:tc>
         <w:tc>
           <w:tcPr>
-            <w:tcW w:w="217" w:type="dxa"/>
-            <w:tcBorders>
-              <w:top w:val="nil"/>
-              <w:left w:val="nil"/>
-              <w:bottom w:val="single" w:sz="4" w:space="0" w:color="auto"/>
-              <w:right w:val="single" w:sz="4" w:space="0" w:color="auto"/>
-            </w:tcBorders>
-            <w:noWrap/>
-            <w:vAlign w:val="bottom"/>
-            <w:hideMark/>
+            <w:tcW w:w="1216" w:type="dxa"/>
+            <w:vAlign w:val="center"/>
           </w:tcPr>
           <w:p>
             <w:pPr>
-              <w:spacing w:before="0" w:after="0" w:line="240" w:lineRule="auto"/>
-              <w:rPr>
-                <w:rFonts w:ascii="Aptos Narrow" w:hAnsi="Aptos Narrow"/>
-                <w:color w:val="467886"/>
-                <w:sz w:val="22"/>
-                <w:szCs w:val="22"/>
-                <w:u w:val="single"/>
-                <w:lang w:val="de-AT" w:eastAsia="de-AT"/>
+              <w:spacing w:before="0" w:after="160" w:line="259" w:lineRule="auto"/>
+              <w:jc w:val="center"/>
+              <w:cnfStyle w:val="000000100000" w:firstRow="0" w:lastRow="0" w:firstColumn="0" w:lastColumn="0" w:oddVBand="0" w:evenVBand="0" w:oddHBand="1" w:evenHBand="0" w:firstRowFirstColumn="0" w:firstRowLastColumn="0" w:lastRowFirstColumn="0" w:lastRowLastColumn="0"/>
+              <w:rPr>
+                <w:sz w:val="20"/>
+                <w:szCs w:val="20"/>
+                <w:lang w:val="de-AT" w:eastAsia="en-US"/>
               </w:rPr>
             </w:pPr>
             <w:r>
               <w:rPr>
-                <w:rFonts w:ascii="Aptos Narrow" w:hAnsi="Aptos Narrow"/>
-                <w:color w:val="467886"/>
-                <w:sz w:val="22"/>
-                <w:szCs w:val="22"/>
-                <w:u w:val="single"/>
-                <w:lang w:val="de-AT" w:eastAsia="de-AT"/>
-              </w:rPr>
-              <w:t> </w:t>
-            </w:r>
-          </w:p>
-        </w:tc>
-        <w:tc>
-          <w:tcPr>
-            <w:tcW w:w="493" w:type="dxa"/>
-            <w:tcBorders>
-              <w:top w:val="nil"/>
-              <w:left w:val="nil"/>
-              <w:bottom w:val="single" w:sz="4" w:space="0" w:color="auto"/>
-              <w:right w:val="single" w:sz="8" w:space="0" w:color="auto"/>
-            </w:tcBorders>
-            <w:noWrap/>
-            <w:vAlign w:val="bottom"/>
-            <w:hideMark/>
-          </w:tcPr>
-          <w:p>
-            <w:pPr>
-              <w:spacing w:before="0" w:after="0" w:line="240" w:lineRule="auto"/>
-              <w:rPr>
                 <w:rFonts w:ascii="Calibri" w:hAnsi="Calibri" w:cs="Calibri"/>
-                <w:sz w:val="22"/>
-                <w:szCs w:val="22"/>
-                <w:lang w:val="de-AT" w:eastAsia="de-AT"/>
-              </w:rPr>
-            </w:pPr>
-            <w:r>
-              <w:rPr>
-                <w:rFonts w:ascii="Calibri" w:hAnsi="Calibri" w:cs="Calibri"/>
-                <w:sz w:val="22"/>
-                <w:szCs w:val="22"/>
-                <w:lang w:val="de-AT" w:eastAsia="de-AT"/>
-              </w:rPr>
-              <w:t xml:space="preserve"> €                            2,07 </w:t>
+                <w:sz w:val="20"/>
+                <w:szCs w:val="20"/>
+                <w:lang w:val="de-AT" w:eastAsia="en-US"/>
+              </w:rPr>
+              <w:t>€ 2,07</w:t>
             </w:r>
           </w:p>
         </w:tc>
       </w:tr>
       <w:tr>
         <w:trPr>
-          <w:trHeight w:val="288"/>
+          <w:trHeight w:val="153"/>
         </w:trPr>
         <w:tc>
           <w:tcPr>
-            <w:tcW w:w="152" w:type="dxa"/>
-            <w:tcBorders>
-              <w:top w:val="nil"/>
-              <w:left w:val="single" w:sz="8" w:space="0" w:color="auto"/>
-              <w:bottom w:val="single" w:sz="4" w:space="0" w:color="auto"/>
-              <w:right w:val="single" w:sz="4" w:space="0" w:color="auto"/>
-            </w:tcBorders>
-            <w:noWrap/>
-            <w:vAlign w:val="bottom"/>
-            <w:hideMark/>
+            <w:cnfStyle w:val="001000000000" w:firstRow="0" w:lastRow="0" w:firstColumn="1" w:lastColumn="0" w:oddVBand="0" w:evenVBand="0" w:oddHBand="0" w:evenHBand="0" w:firstRowFirstColumn="0" w:firstRowLastColumn="0" w:lastRowFirstColumn="0" w:lastRowLastColumn="0"/>
+            <w:tcW w:w="456" w:type="dxa"/>
+            <w:vAlign w:val="center"/>
           </w:tcPr>
           <w:p>
             <w:pPr>
-              <w:spacing w:before="0" w:after="0" w:line="240" w:lineRule="auto"/>
-              <w:jc w:val="right"/>
+              <w:spacing w:before="0" w:after="160" w:line="259" w:lineRule="auto"/>
+              <w:jc w:val="center"/>
+              <w:rPr>
+                <w:sz w:val="20"/>
+                <w:szCs w:val="20"/>
+                <w:lang w:val="de-AT" w:eastAsia="en-US"/>
+              </w:rPr>
+            </w:pPr>
+            <w:r>
               <w:rPr>
                 <w:rFonts w:ascii="Aptos Narrow" w:hAnsi="Aptos Narrow"/>
                 <w:color w:val="000000"/>
-                <w:sz w:val="22"/>
-                <w:szCs w:val="22"/>
-                <w:lang w:val="de-AT" w:eastAsia="de-AT"/>
-              </w:rPr>
-            </w:pPr>
-            <w:r>
-              <w:rPr>
-                <w:rFonts w:ascii="Aptos Narrow" w:hAnsi="Aptos Narrow"/>
-                <w:color w:val="000000"/>
-                <w:sz w:val="22"/>
-                <w:szCs w:val="22"/>
-                <w:lang w:val="de-AT" w:eastAsia="de-AT"/>
+                <w:sz w:val="20"/>
+                <w:szCs w:val="20"/>
+                <w:lang w:val="de-AT" w:eastAsia="en-US"/>
               </w:rPr>
               <w:t>14</w:t>
             </w:r>
@@ -13891,33 +12156,26 @@
         </w:tc>
         <w:tc>
           <w:tcPr>
-            <w:tcW w:w="1118" w:type="dxa"/>
-            <w:tcBorders>
-              <w:top w:val="nil"/>
-              <w:left w:val="nil"/>
-              <w:bottom w:val="single" w:sz="4" w:space="0" w:color="auto"/>
-              <w:right w:val="single" w:sz="4" w:space="0" w:color="auto"/>
-            </w:tcBorders>
-            <w:noWrap/>
-            <w:vAlign w:val="bottom"/>
-            <w:hideMark/>
+            <w:tcW w:w="1978" w:type="dxa"/>
+            <w:vAlign w:val="center"/>
           </w:tcPr>
           <w:p>
             <w:pPr>
-              <w:spacing w:before="0" w:after="0" w:line="240" w:lineRule="auto"/>
+              <w:spacing w:before="0" w:after="160" w:line="259" w:lineRule="auto"/>
+              <w:jc w:val="center"/>
+              <w:cnfStyle w:val="000000000000" w:firstRow="0" w:lastRow="0" w:firstColumn="0" w:lastColumn="0" w:oddVBand="0" w:evenVBand="0" w:oddHBand="0" w:evenHBand="0" w:firstRowFirstColumn="0" w:firstRowLastColumn="0" w:lastRowFirstColumn="0" w:lastRowLastColumn="0"/>
+              <w:rPr>
+                <w:sz w:val="20"/>
+                <w:szCs w:val="20"/>
+                <w:lang w:val="en-GB" w:eastAsia="en-US"/>
+              </w:rPr>
+            </w:pPr>
+            <w:r>
               <w:rPr>
                 <w:rFonts w:ascii="Calibri" w:hAnsi="Calibri" w:cs="Calibri"/>
-                <w:sz w:val="22"/>
-                <w:szCs w:val="22"/>
-                <w:lang w:val="en-GB" w:eastAsia="de-AT"/>
-              </w:rPr>
-            </w:pPr>
-            <w:r>
-              <w:rPr>
-                <w:rFonts w:ascii="Calibri" w:hAnsi="Calibri" w:cs="Calibri"/>
-                <w:sz w:val="22"/>
-                <w:szCs w:val="22"/>
-                <w:lang w:val="en-GB" w:eastAsia="de-AT"/>
+                <w:sz w:val="20"/>
+                <w:szCs w:val="20"/>
+                <w:lang w:val="en-GB" w:eastAsia="en-US"/>
               </w:rPr>
               <w:t>SWITCH ROCKER SPST 10A 125V</w:t>
             </w:r>
@@ -13925,34 +12183,26 @@
         </w:tc>
         <w:tc>
           <w:tcPr>
-            <w:tcW w:w="190" w:type="dxa"/>
-            <w:tcBorders>
-              <w:top w:val="nil"/>
-              <w:left w:val="nil"/>
-              <w:bottom w:val="single" w:sz="4" w:space="0" w:color="auto"/>
-              <w:right w:val="single" w:sz="4" w:space="0" w:color="auto"/>
-            </w:tcBorders>
-            <w:noWrap/>
-            <w:vAlign w:val="bottom"/>
-            <w:hideMark/>
+            <w:tcW w:w="912" w:type="dxa"/>
+            <w:vAlign w:val="center"/>
           </w:tcPr>
           <w:p>
             <w:pPr>
-              <w:spacing w:before="0" w:after="0" w:line="240" w:lineRule="auto"/>
-              <w:jc w:val="right"/>
+              <w:spacing w:before="0" w:after="160" w:line="259" w:lineRule="auto"/>
+              <w:jc w:val="center"/>
+              <w:cnfStyle w:val="000000000000" w:firstRow="0" w:lastRow="0" w:firstColumn="0" w:lastColumn="0" w:oddVBand="0" w:evenVBand="0" w:oddHBand="0" w:evenHBand="0" w:firstRowFirstColumn="0" w:firstRowLastColumn="0" w:lastRowFirstColumn="0" w:lastRowLastColumn="0"/>
+              <w:rPr>
+                <w:sz w:val="20"/>
+                <w:szCs w:val="20"/>
+                <w:lang w:val="en-GB" w:eastAsia="en-US"/>
+              </w:rPr>
+            </w:pPr>
+            <w:r>
               <w:rPr>
                 <w:rFonts w:ascii="Calibri" w:hAnsi="Calibri" w:cs="Calibri"/>
-                <w:sz w:val="22"/>
-                <w:szCs w:val="22"/>
-                <w:lang w:val="de-AT" w:eastAsia="de-AT"/>
-              </w:rPr>
-            </w:pPr>
-            <w:r>
-              <w:rPr>
-                <w:rFonts w:ascii="Calibri" w:hAnsi="Calibri" w:cs="Calibri"/>
-                <w:sz w:val="22"/>
-                <w:szCs w:val="22"/>
-                <w:lang w:val="de-AT" w:eastAsia="de-AT"/>
+                <w:sz w:val="20"/>
+                <w:szCs w:val="20"/>
+                <w:lang w:val="de-AT" w:eastAsia="en-US"/>
               </w:rPr>
               <w:t>1</w:t>
             </w:r>
@@ -13960,33 +12210,26 @@
         </w:tc>
         <w:tc>
           <w:tcPr>
-            <w:tcW w:w="691" w:type="dxa"/>
-            <w:tcBorders>
-              <w:top w:val="nil"/>
-              <w:left w:val="nil"/>
-              <w:bottom w:val="single" w:sz="4" w:space="0" w:color="auto"/>
-              <w:right w:val="single" w:sz="4" w:space="0" w:color="auto"/>
-            </w:tcBorders>
-            <w:noWrap/>
-            <w:vAlign w:val="bottom"/>
-            <w:hideMark/>
+            <w:tcW w:w="1521" w:type="dxa"/>
+            <w:vAlign w:val="center"/>
           </w:tcPr>
           <w:p>
             <w:pPr>
-              <w:spacing w:before="0" w:after="0" w:line="240" w:lineRule="auto"/>
+              <w:spacing w:before="0" w:after="160" w:line="259" w:lineRule="auto"/>
+              <w:jc w:val="center"/>
+              <w:cnfStyle w:val="000000000000" w:firstRow="0" w:lastRow="0" w:firstColumn="0" w:lastColumn="0" w:oddVBand="0" w:evenVBand="0" w:oddHBand="0" w:evenHBand="0" w:firstRowFirstColumn="0" w:firstRowLastColumn="0" w:lastRowFirstColumn="0" w:lastRowLastColumn="0"/>
+              <w:rPr>
+                <w:sz w:val="20"/>
+                <w:szCs w:val="20"/>
+                <w:lang w:val="en-GB" w:eastAsia="en-US"/>
+              </w:rPr>
+            </w:pPr>
+            <w:r>
               <w:rPr>
                 <w:rFonts w:ascii="Calibri" w:hAnsi="Calibri" w:cs="Calibri"/>
-                <w:sz w:val="22"/>
-                <w:szCs w:val="22"/>
-                <w:lang w:val="de-AT" w:eastAsia="de-AT"/>
-              </w:rPr>
-            </w:pPr>
-            <w:r>
-              <w:rPr>
-                <w:rFonts w:ascii="Calibri" w:hAnsi="Calibri" w:cs="Calibri"/>
-                <w:sz w:val="22"/>
-                <w:szCs w:val="22"/>
-                <w:lang w:val="de-AT" w:eastAsia="de-AT"/>
+                <w:sz w:val="20"/>
+                <w:szCs w:val="20"/>
+                <w:lang w:val="de-AT" w:eastAsia="en-US"/>
               </w:rPr>
               <w:t>EG5619-ND</w:t>
             </w:r>
@@ -13994,33 +12237,26 @@
         </w:tc>
         <w:tc>
           <w:tcPr>
-            <w:tcW w:w="731" w:type="dxa"/>
-            <w:tcBorders>
-              <w:top w:val="nil"/>
-              <w:left w:val="nil"/>
-              <w:bottom w:val="single" w:sz="4" w:space="0" w:color="auto"/>
-              <w:right w:val="single" w:sz="4" w:space="0" w:color="auto"/>
-            </w:tcBorders>
-            <w:noWrap/>
-            <w:vAlign w:val="bottom"/>
-            <w:hideMark/>
+            <w:tcW w:w="1520" w:type="dxa"/>
+            <w:vAlign w:val="center"/>
           </w:tcPr>
           <w:p>
             <w:pPr>
-              <w:spacing w:before="0" w:after="0" w:line="240" w:lineRule="auto"/>
+              <w:spacing w:before="0" w:after="160" w:line="259" w:lineRule="auto"/>
+              <w:jc w:val="center"/>
+              <w:cnfStyle w:val="000000000000" w:firstRow="0" w:lastRow="0" w:firstColumn="0" w:lastColumn="0" w:oddVBand="0" w:evenVBand="0" w:oddHBand="0" w:evenHBand="0" w:firstRowFirstColumn="0" w:firstRowLastColumn="0" w:lastRowFirstColumn="0" w:lastRowLastColumn="0"/>
+              <w:rPr>
+                <w:sz w:val="20"/>
+                <w:szCs w:val="20"/>
+                <w:lang w:val="en-GB" w:eastAsia="en-US"/>
+              </w:rPr>
+            </w:pPr>
+            <w:r>
               <w:rPr>
                 <w:rFonts w:ascii="Calibri" w:hAnsi="Calibri" w:cs="Calibri"/>
-                <w:sz w:val="22"/>
-                <w:szCs w:val="22"/>
-                <w:lang w:val="de-AT" w:eastAsia="de-AT"/>
-              </w:rPr>
-            </w:pPr>
-            <w:r>
-              <w:rPr>
-                <w:rFonts w:ascii="Calibri" w:hAnsi="Calibri" w:cs="Calibri"/>
-                <w:sz w:val="22"/>
-                <w:szCs w:val="22"/>
-                <w:lang w:val="de-AT" w:eastAsia="de-AT"/>
+                <w:sz w:val="20"/>
+                <w:szCs w:val="20"/>
+                <w:lang w:val="de-AT" w:eastAsia="en-US"/>
               </w:rPr>
               <w:t>RA1113112R</w:t>
             </w:r>
@@ -14028,36 +12264,28 @@
         </w:tc>
         <w:tc>
           <w:tcPr>
-            <w:tcW w:w="423" w:type="dxa"/>
-            <w:tcBorders>
-              <w:top w:val="nil"/>
-              <w:left w:val="nil"/>
-              <w:bottom w:val="single" w:sz="4" w:space="0" w:color="auto"/>
-              <w:right w:val="single" w:sz="4" w:space="0" w:color="auto"/>
-            </w:tcBorders>
-            <w:noWrap/>
-            <w:vAlign w:val="bottom"/>
-            <w:hideMark/>
+            <w:tcW w:w="1064" w:type="dxa"/>
+            <w:vAlign w:val="center"/>
           </w:tcPr>
           <w:p>
             <w:pPr>
-              <w:spacing w:before="0" w:after="0" w:line="240" w:lineRule="auto"/>
+              <w:spacing w:before="0" w:after="160" w:line="259" w:lineRule="auto"/>
+              <w:jc w:val="center"/>
+              <w:cnfStyle w:val="000000000000" w:firstRow="0" w:lastRow="0" w:firstColumn="0" w:lastColumn="0" w:oddVBand="0" w:evenVBand="0" w:oddHBand="0" w:evenHBand="0" w:firstRowFirstColumn="0" w:firstRowLastColumn="0" w:lastRowFirstColumn="0" w:lastRowLastColumn="0"/>
+              <w:rPr>
+                <w:sz w:val="20"/>
+                <w:szCs w:val="20"/>
+                <w:lang w:val="en-GB" w:eastAsia="en-US"/>
+              </w:rPr>
+            </w:pPr>
+            <w:proofErr w:type="spellStart"/>
+            <w:r>
               <w:rPr>
                 <w:rFonts w:ascii="Aptos Narrow" w:hAnsi="Aptos Narrow"/>
                 <w:color w:val="000000"/>
-                <w:sz w:val="22"/>
-                <w:szCs w:val="22"/>
-                <w:lang w:val="de-AT" w:eastAsia="de-AT"/>
-              </w:rPr>
-            </w:pPr>
-            <w:proofErr w:type="spellStart"/>
-            <w:r>
-              <w:rPr>
-                <w:rFonts w:ascii="Aptos Narrow" w:hAnsi="Aptos Narrow"/>
-                <w:color w:val="000000"/>
-                <w:sz w:val="22"/>
-                <w:szCs w:val="22"/>
-                <w:lang w:val="de-AT" w:eastAsia="de-AT"/>
+                <w:sz w:val="20"/>
+                <w:szCs w:val="20"/>
+                <w:lang w:val="de-AT" w:eastAsia="en-US"/>
               </w:rPr>
               <w:t>DigiKey</w:t>
             </w:r>
@@ -14066,188 +12294,105 @@
         </w:tc>
         <w:tc>
           <w:tcPr>
-            <w:tcW w:w="5280" w:type="dxa"/>
-            <w:tcBorders>
-              <w:top w:val="nil"/>
-              <w:left w:val="nil"/>
-              <w:bottom w:val="single" w:sz="4" w:space="0" w:color="auto"/>
-              <w:right w:val="single" w:sz="4" w:space="0" w:color="auto"/>
-            </w:tcBorders>
-            <w:noWrap/>
-            <w:vAlign w:val="bottom"/>
-            <w:hideMark/>
+            <w:tcW w:w="1372" w:type="dxa"/>
+            <w:vAlign w:val="center"/>
           </w:tcPr>
           <w:p>
             <w:pPr>
-              <w:spacing w:before="0" w:after="0" w:line="240" w:lineRule="auto"/>
-              <w:rPr>
-                <w:rFonts w:ascii="Aptos Narrow" w:hAnsi="Aptos Narrow"/>
-                <w:color w:val="467886"/>
-                <w:sz w:val="22"/>
-                <w:szCs w:val="22"/>
-                <w:u w:val="single"/>
-                <w:lang w:val="de-AT" w:eastAsia="de-AT"/>
+              <w:spacing w:before="0" w:after="160" w:line="259" w:lineRule="auto"/>
+              <w:jc w:val="center"/>
+              <w:cnfStyle w:val="000000000000" w:firstRow="0" w:lastRow="0" w:firstColumn="0" w:lastColumn="0" w:oddVBand="0" w:evenVBand="0" w:oddHBand="0" w:evenHBand="0" w:firstRowFirstColumn="0" w:firstRowLastColumn="0" w:lastRowFirstColumn="0" w:lastRowLastColumn="0"/>
+              <w:rPr>
+                <w:sz w:val="20"/>
+                <w:szCs w:val="20"/>
+                <w:lang w:val="en-GB" w:eastAsia="en-US"/>
               </w:rPr>
             </w:pPr>
-            <w:hyperlink r:id="rId40" w:history="1">
-              <w:r>
-                <w:rPr>
-                  <w:rFonts w:ascii="Aptos Narrow" w:hAnsi="Aptos Narrow"/>
-                  <w:color w:val="467886"/>
-                  <w:sz w:val="22"/>
-                  <w:szCs w:val="22"/>
-                  <w:u w:val="single"/>
-                  <w:lang w:val="de-AT" w:eastAsia="de-AT"/>
-                </w:rPr>
-                <w:t>https://www.digikey.at/de/products/detail/e-switch/RA1113112R/3778055?s=N4IgTCBcDaIKIHECsA2AjATgLQDkAigcAQAEBASgIJpUDMVYpxAygOoCSAKgMIASRpA8pwDScUkUYAFRuyJoADOVlgkANRABdAL5A</w:t>
-              </w:r>
-            </w:hyperlink>
+            <w:r>
+              <w:rPr>
+                <w:rFonts w:ascii="Calibri" w:hAnsi="Calibri" w:cs="Calibri"/>
+                <w:sz w:val="20"/>
+                <w:szCs w:val="20"/>
+                <w:lang w:val="de-AT" w:eastAsia="en-US"/>
+              </w:rPr>
+              <w:t>€ 0,55</w:t>
+            </w:r>
           </w:p>
         </w:tc>
         <w:tc>
           <w:tcPr>
-            <w:tcW w:w="312" w:type="dxa"/>
-            <w:tcBorders>
-              <w:top w:val="nil"/>
-              <w:left w:val="nil"/>
-              <w:bottom w:val="single" w:sz="4" w:space="0" w:color="auto"/>
-              <w:right w:val="single" w:sz="4" w:space="0" w:color="auto"/>
-            </w:tcBorders>
-            <w:noWrap/>
-            <w:vAlign w:val="bottom"/>
-            <w:hideMark/>
+            <w:tcW w:w="1064" w:type="dxa"/>
+            <w:vAlign w:val="center"/>
           </w:tcPr>
           <w:p>
             <w:pPr>
-              <w:spacing w:before="0" w:after="0" w:line="240" w:lineRule="auto"/>
-              <w:jc w:val="right"/>
-              <w:rPr>
-                <w:rFonts w:ascii="Calibri" w:hAnsi="Calibri" w:cs="Calibri"/>
-                <w:sz w:val="22"/>
-                <w:szCs w:val="22"/>
-                <w:lang w:val="de-AT" w:eastAsia="de-AT"/>
+              <w:spacing w:before="0" w:after="160" w:line="259" w:lineRule="auto"/>
+              <w:jc w:val="center"/>
+              <w:cnfStyle w:val="000000000000" w:firstRow="0" w:lastRow="0" w:firstColumn="0" w:lastColumn="0" w:oddVBand="0" w:evenVBand="0" w:oddHBand="0" w:evenHBand="0" w:firstRowFirstColumn="0" w:firstRowLastColumn="0" w:lastRowFirstColumn="0" w:lastRowLastColumn="0"/>
+              <w:rPr>
+                <w:sz w:val="20"/>
+                <w:szCs w:val="20"/>
+                <w:lang w:val="en-GB" w:eastAsia="en-US"/>
               </w:rPr>
             </w:pPr>
-            <w:r>
-              <w:rPr>
-                <w:rFonts w:ascii="Calibri" w:hAnsi="Calibri" w:cs="Calibri"/>
-                <w:sz w:val="22"/>
-                <w:szCs w:val="22"/>
-                <w:lang w:val="de-AT" w:eastAsia="de-AT"/>
-              </w:rPr>
-              <w:t>0,55</w:t>
-            </w:r>
           </w:p>
         </w:tc>
         <w:tc>
           <w:tcPr>
-            <w:tcW w:w="217" w:type="dxa"/>
-            <w:tcBorders>
-              <w:top w:val="nil"/>
-              <w:left w:val="nil"/>
-              <w:bottom w:val="single" w:sz="4" w:space="0" w:color="auto"/>
-              <w:right w:val="single" w:sz="4" w:space="0" w:color="auto"/>
-            </w:tcBorders>
-            <w:noWrap/>
-            <w:vAlign w:val="bottom"/>
-            <w:hideMark/>
+            <w:tcW w:w="1216" w:type="dxa"/>
+            <w:vAlign w:val="center"/>
           </w:tcPr>
           <w:p>
             <w:pPr>
-              <w:spacing w:before="0" w:after="0" w:line="240" w:lineRule="auto"/>
-              <w:rPr>
-                <w:rFonts w:ascii="Aptos Narrow" w:hAnsi="Aptos Narrow"/>
-                <w:color w:val="467886"/>
-                <w:sz w:val="22"/>
-                <w:szCs w:val="22"/>
-                <w:u w:val="single"/>
-                <w:lang w:val="de-AT" w:eastAsia="de-AT"/>
+              <w:spacing w:before="0" w:after="160" w:line="259" w:lineRule="auto"/>
+              <w:jc w:val="center"/>
+              <w:cnfStyle w:val="000000000000" w:firstRow="0" w:lastRow="0" w:firstColumn="0" w:lastColumn="0" w:oddVBand="0" w:evenVBand="0" w:oddHBand="0" w:evenHBand="0" w:firstRowFirstColumn="0" w:firstRowLastColumn="0" w:lastRowFirstColumn="0" w:lastRowLastColumn="0"/>
+              <w:rPr>
+                <w:sz w:val="20"/>
+                <w:szCs w:val="20"/>
+                <w:lang w:val="en-GB" w:eastAsia="en-US"/>
               </w:rPr>
             </w:pPr>
             <w:r>
               <w:rPr>
-                <w:rFonts w:ascii="Aptos Narrow" w:hAnsi="Aptos Narrow"/>
-                <w:color w:val="467886"/>
-                <w:sz w:val="22"/>
-                <w:szCs w:val="22"/>
-                <w:u w:val="single"/>
-                <w:lang w:val="de-AT" w:eastAsia="de-AT"/>
-              </w:rPr>
-              <w:t> </w:t>
-            </w:r>
-          </w:p>
-        </w:tc>
-        <w:tc>
-          <w:tcPr>
-            <w:tcW w:w="493" w:type="dxa"/>
-            <w:tcBorders>
-              <w:top w:val="nil"/>
-              <w:left w:val="nil"/>
-              <w:bottom w:val="single" w:sz="4" w:space="0" w:color="auto"/>
-              <w:right w:val="single" w:sz="8" w:space="0" w:color="auto"/>
-            </w:tcBorders>
-            <w:noWrap/>
-            <w:vAlign w:val="bottom"/>
-            <w:hideMark/>
-          </w:tcPr>
-          <w:p>
-            <w:pPr>
-              <w:spacing w:before="0" w:after="0" w:line="240" w:lineRule="auto"/>
-              <w:rPr>
                 <w:rFonts w:ascii="Calibri" w:hAnsi="Calibri" w:cs="Calibri"/>
-                <w:sz w:val="22"/>
-                <w:szCs w:val="22"/>
-                <w:lang w:val="de-AT" w:eastAsia="de-AT"/>
-              </w:rPr>
-            </w:pPr>
-            <w:r>
-              <w:rPr>
-                <w:rFonts w:ascii="Calibri" w:hAnsi="Calibri" w:cs="Calibri"/>
-                <w:sz w:val="22"/>
-                <w:szCs w:val="22"/>
-                <w:lang w:val="de-AT" w:eastAsia="de-AT"/>
-              </w:rPr>
-              <w:t xml:space="preserve"> €                            0,55 </w:t>
+                <w:sz w:val="20"/>
+                <w:szCs w:val="20"/>
+                <w:lang w:val="de-AT" w:eastAsia="en-US"/>
+              </w:rPr>
+              <w:t>€ 0,55</w:t>
             </w:r>
           </w:p>
         </w:tc>
       </w:tr>
       <w:tr>
         <w:trPr>
-          <w:trHeight w:val="288"/>
+          <w:cnfStyle w:val="000000100000" w:firstRow="0" w:lastRow="0" w:firstColumn="0" w:lastColumn="0" w:oddVBand="0" w:evenVBand="0" w:oddHBand="1" w:evenHBand="0" w:firstRowFirstColumn="0" w:firstRowLastColumn="0" w:lastRowFirstColumn="0" w:lastRowLastColumn="0"/>
+          <w:trHeight w:val="153"/>
         </w:trPr>
         <w:tc>
           <w:tcPr>
-            <w:tcW w:w="152" w:type="dxa"/>
-            <w:tcBorders>
-              <w:top w:val="nil"/>
-              <w:left w:val="single" w:sz="8" w:space="0" w:color="auto"/>
-              <w:bottom w:val="single" w:sz="4" w:space="0" w:color="auto"/>
-              <w:right w:val="single" w:sz="4" w:space="0" w:color="auto"/>
-            </w:tcBorders>
-            <w:noWrap/>
-            <w:vAlign w:val="bottom"/>
-            <w:hideMark/>
+            <w:cnfStyle w:val="001000000000" w:firstRow="0" w:lastRow="0" w:firstColumn="1" w:lastColumn="0" w:oddVBand="0" w:evenVBand="0" w:oddHBand="0" w:evenHBand="0" w:firstRowFirstColumn="0" w:firstRowLastColumn="0" w:lastRowFirstColumn="0" w:lastRowLastColumn="0"/>
+            <w:tcW w:w="456" w:type="dxa"/>
+            <w:vAlign w:val="center"/>
           </w:tcPr>
           <w:p>
             <w:pPr>
-              <w:spacing w:before="0" w:after="0" w:line="240" w:lineRule="auto"/>
-              <w:jc w:val="right"/>
+              <w:spacing w:before="0" w:after="160" w:line="259" w:lineRule="auto"/>
+              <w:jc w:val="center"/>
+              <w:rPr>
+                <w:sz w:val="20"/>
+                <w:szCs w:val="20"/>
+                <w:lang w:val="de-AT" w:eastAsia="en-US"/>
+              </w:rPr>
+            </w:pPr>
+            <w:r>
               <w:rPr>
                 <w:rFonts w:ascii="Aptos Narrow" w:hAnsi="Aptos Narrow"/>
                 <w:color w:val="000000"/>
-                <w:sz w:val="22"/>
-                <w:szCs w:val="22"/>
-                <w:lang w:val="de-AT" w:eastAsia="de-AT"/>
-              </w:rPr>
-            </w:pPr>
-            <w:r>
-              <w:rPr>
-                <w:rFonts w:ascii="Aptos Narrow" w:hAnsi="Aptos Narrow"/>
-                <w:color w:val="000000"/>
-                <w:sz w:val="22"/>
-                <w:szCs w:val="22"/>
-                <w:lang w:val="de-AT" w:eastAsia="de-AT"/>
+                <w:sz w:val="20"/>
+                <w:szCs w:val="20"/>
+                <w:lang w:val="de-AT" w:eastAsia="en-US"/>
               </w:rPr>
               <w:t>15</w:t>
             </w:r>
@@ -14255,33 +12400,26 @@
         </w:tc>
         <w:tc>
           <w:tcPr>
-            <w:tcW w:w="1118" w:type="dxa"/>
-            <w:tcBorders>
-              <w:top w:val="nil"/>
-              <w:left w:val="nil"/>
-              <w:bottom w:val="single" w:sz="4" w:space="0" w:color="auto"/>
-              <w:right w:val="single" w:sz="4" w:space="0" w:color="auto"/>
-            </w:tcBorders>
-            <w:noWrap/>
-            <w:vAlign w:val="bottom"/>
-            <w:hideMark/>
+            <w:tcW w:w="1978" w:type="dxa"/>
+            <w:vAlign w:val="center"/>
           </w:tcPr>
           <w:p>
             <w:pPr>
-              <w:spacing w:before="0" w:after="0" w:line="240" w:lineRule="auto"/>
+              <w:spacing w:before="0" w:after="160" w:line="259" w:lineRule="auto"/>
+              <w:jc w:val="center"/>
+              <w:cnfStyle w:val="000000100000" w:firstRow="0" w:lastRow="0" w:firstColumn="0" w:lastColumn="0" w:oddVBand="0" w:evenVBand="0" w:oddHBand="1" w:evenHBand="0" w:firstRowFirstColumn="0" w:firstRowLastColumn="0" w:lastRowFirstColumn="0" w:lastRowLastColumn="0"/>
+              <w:rPr>
+                <w:sz w:val="20"/>
+                <w:szCs w:val="20"/>
+                <w:lang w:val="en-GB" w:eastAsia="en-US"/>
+              </w:rPr>
+            </w:pPr>
+            <w:r>
               <w:rPr>
                 <w:rFonts w:ascii="Calibri" w:hAnsi="Calibri" w:cs="Calibri"/>
-                <w:sz w:val="22"/>
-                <w:szCs w:val="22"/>
-                <w:lang w:val="de-AT" w:eastAsia="de-AT"/>
-              </w:rPr>
-            </w:pPr>
-            <w:r>
-              <w:rPr>
-                <w:rFonts w:ascii="Calibri" w:hAnsi="Calibri" w:cs="Calibri"/>
-                <w:sz w:val="22"/>
-                <w:szCs w:val="22"/>
-                <w:lang w:val="de-AT" w:eastAsia="de-AT"/>
+                <w:sz w:val="20"/>
+                <w:szCs w:val="20"/>
+                <w:lang w:val="de-AT" w:eastAsia="en-US"/>
               </w:rPr>
               <w:t>+5V2.4A;18AWG/150CM</w:t>
             </w:r>
@@ -14289,34 +12427,26 @@
         </w:tc>
         <w:tc>
           <w:tcPr>
-            <w:tcW w:w="190" w:type="dxa"/>
-            <w:tcBorders>
-              <w:top w:val="nil"/>
-              <w:left w:val="nil"/>
-              <w:bottom w:val="single" w:sz="4" w:space="0" w:color="auto"/>
-              <w:right w:val="single" w:sz="4" w:space="0" w:color="auto"/>
-            </w:tcBorders>
-            <w:noWrap/>
-            <w:vAlign w:val="bottom"/>
-            <w:hideMark/>
+            <w:tcW w:w="912" w:type="dxa"/>
+            <w:vAlign w:val="center"/>
           </w:tcPr>
           <w:p>
             <w:pPr>
-              <w:spacing w:before="0" w:after="0" w:line="240" w:lineRule="auto"/>
-              <w:jc w:val="right"/>
+              <w:spacing w:before="0" w:after="160" w:line="259" w:lineRule="auto"/>
+              <w:jc w:val="center"/>
+              <w:cnfStyle w:val="000000100000" w:firstRow="0" w:lastRow="0" w:firstColumn="0" w:lastColumn="0" w:oddVBand="0" w:evenVBand="0" w:oddHBand="1" w:evenHBand="0" w:firstRowFirstColumn="0" w:firstRowLastColumn="0" w:lastRowFirstColumn="0" w:lastRowLastColumn="0"/>
+              <w:rPr>
+                <w:sz w:val="20"/>
+                <w:szCs w:val="20"/>
+                <w:lang w:val="en-GB" w:eastAsia="en-US"/>
+              </w:rPr>
+            </w:pPr>
+            <w:r>
               <w:rPr>
                 <w:rFonts w:ascii="Calibri" w:hAnsi="Calibri" w:cs="Calibri"/>
-                <w:sz w:val="22"/>
-                <w:szCs w:val="22"/>
-                <w:lang w:val="de-AT" w:eastAsia="de-AT"/>
-              </w:rPr>
-            </w:pPr>
-            <w:r>
-              <w:rPr>
-                <w:rFonts w:ascii="Calibri" w:hAnsi="Calibri" w:cs="Calibri"/>
-                <w:sz w:val="22"/>
-                <w:szCs w:val="22"/>
-                <w:lang w:val="de-AT" w:eastAsia="de-AT"/>
+                <w:sz w:val="20"/>
+                <w:szCs w:val="20"/>
+                <w:lang w:val="de-AT" w:eastAsia="en-US"/>
               </w:rPr>
               <w:t>1</w:t>
             </w:r>
@@ -14324,33 +12454,26 @@
         </w:tc>
         <w:tc>
           <w:tcPr>
-            <w:tcW w:w="691" w:type="dxa"/>
-            <w:tcBorders>
-              <w:top w:val="nil"/>
-              <w:left w:val="nil"/>
-              <w:bottom w:val="single" w:sz="4" w:space="0" w:color="auto"/>
-              <w:right w:val="single" w:sz="4" w:space="0" w:color="auto"/>
-            </w:tcBorders>
-            <w:noWrap/>
-            <w:vAlign w:val="bottom"/>
-            <w:hideMark/>
+            <w:tcW w:w="1521" w:type="dxa"/>
+            <w:vAlign w:val="center"/>
           </w:tcPr>
           <w:p>
             <w:pPr>
-              <w:spacing w:before="0" w:after="0" w:line="240" w:lineRule="auto"/>
+              <w:spacing w:before="0" w:after="160" w:line="259" w:lineRule="auto"/>
+              <w:jc w:val="center"/>
+              <w:cnfStyle w:val="000000100000" w:firstRow="0" w:lastRow="0" w:firstColumn="0" w:lastColumn="0" w:oddVBand="0" w:evenVBand="0" w:oddHBand="1" w:evenHBand="0" w:firstRowFirstColumn="0" w:firstRowLastColumn="0" w:lastRowFirstColumn="0" w:lastRowLastColumn="0"/>
+              <w:rPr>
+                <w:sz w:val="20"/>
+                <w:szCs w:val="20"/>
+                <w:lang w:val="en-GB" w:eastAsia="en-US"/>
+              </w:rPr>
+            </w:pPr>
+            <w:r>
               <w:rPr>
                 <w:rFonts w:ascii="Calibri" w:hAnsi="Calibri" w:cs="Calibri"/>
-                <w:sz w:val="22"/>
-                <w:szCs w:val="22"/>
-                <w:lang w:val="de-AT" w:eastAsia="de-AT"/>
-              </w:rPr>
-            </w:pPr>
-            <w:r>
-              <w:rPr>
-                <w:rFonts w:ascii="Calibri" w:hAnsi="Calibri" w:cs="Calibri"/>
-                <w:sz w:val="22"/>
-                <w:szCs w:val="22"/>
-                <w:lang w:val="de-AT" w:eastAsia="de-AT"/>
+                <w:sz w:val="20"/>
+                <w:szCs w:val="20"/>
+                <w:lang w:val="de-AT" w:eastAsia="en-US"/>
               </w:rPr>
               <w:t>1866-NGE12E05-P1J-ND</w:t>
             </w:r>
@@ -14358,33 +12481,26 @@
         </w:tc>
         <w:tc>
           <w:tcPr>
-            <w:tcW w:w="731" w:type="dxa"/>
-            <w:tcBorders>
-              <w:top w:val="nil"/>
-              <w:left w:val="nil"/>
-              <w:bottom w:val="single" w:sz="4" w:space="0" w:color="auto"/>
-              <w:right w:val="single" w:sz="4" w:space="0" w:color="auto"/>
-            </w:tcBorders>
-            <w:noWrap/>
-            <w:vAlign w:val="bottom"/>
-            <w:hideMark/>
+            <w:tcW w:w="1520" w:type="dxa"/>
+            <w:vAlign w:val="center"/>
           </w:tcPr>
           <w:p>
             <w:pPr>
-              <w:spacing w:before="0" w:after="0" w:line="240" w:lineRule="auto"/>
+              <w:spacing w:before="0" w:after="160" w:line="259" w:lineRule="auto"/>
+              <w:jc w:val="center"/>
+              <w:cnfStyle w:val="000000100000" w:firstRow="0" w:lastRow="0" w:firstColumn="0" w:lastColumn="0" w:oddVBand="0" w:evenVBand="0" w:oddHBand="1" w:evenHBand="0" w:firstRowFirstColumn="0" w:firstRowLastColumn="0" w:lastRowFirstColumn="0" w:lastRowLastColumn="0"/>
+              <w:rPr>
+                <w:sz w:val="20"/>
+                <w:szCs w:val="20"/>
+                <w:lang w:val="en-GB" w:eastAsia="en-US"/>
+              </w:rPr>
+            </w:pPr>
+            <w:r>
               <w:rPr>
                 <w:rFonts w:ascii="Calibri" w:hAnsi="Calibri" w:cs="Calibri"/>
-                <w:sz w:val="22"/>
-                <w:szCs w:val="22"/>
-                <w:lang w:val="de-AT" w:eastAsia="de-AT"/>
-              </w:rPr>
-            </w:pPr>
-            <w:r>
-              <w:rPr>
-                <w:rFonts w:ascii="Calibri" w:hAnsi="Calibri" w:cs="Calibri"/>
-                <w:sz w:val="22"/>
-                <w:szCs w:val="22"/>
-                <w:lang w:val="de-AT" w:eastAsia="de-AT"/>
+                <w:sz w:val="20"/>
+                <w:szCs w:val="20"/>
+                <w:lang w:val="de-AT" w:eastAsia="en-US"/>
               </w:rPr>
               <w:t>NGE12E05-P1J</w:t>
             </w:r>
@@ -14392,36 +12508,28 @@
         </w:tc>
         <w:tc>
           <w:tcPr>
-            <w:tcW w:w="423" w:type="dxa"/>
-            <w:tcBorders>
-              <w:top w:val="nil"/>
-              <w:left w:val="nil"/>
-              <w:bottom w:val="single" w:sz="4" w:space="0" w:color="auto"/>
-              <w:right w:val="single" w:sz="4" w:space="0" w:color="auto"/>
-            </w:tcBorders>
-            <w:noWrap/>
-            <w:vAlign w:val="bottom"/>
-            <w:hideMark/>
+            <w:tcW w:w="1064" w:type="dxa"/>
+            <w:vAlign w:val="center"/>
           </w:tcPr>
           <w:p>
             <w:pPr>
-              <w:spacing w:before="0" w:after="0" w:line="240" w:lineRule="auto"/>
+              <w:spacing w:before="0" w:after="160" w:line="259" w:lineRule="auto"/>
+              <w:jc w:val="center"/>
+              <w:cnfStyle w:val="000000100000" w:firstRow="0" w:lastRow="0" w:firstColumn="0" w:lastColumn="0" w:oddVBand="0" w:evenVBand="0" w:oddHBand="1" w:evenHBand="0" w:firstRowFirstColumn="0" w:firstRowLastColumn="0" w:lastRowFirstColumn="0" w:lastRowLastColumn="0"/>
+              <w:rPr>
+                <w:sz w:val="20"/>
+                <w:szCs w:val="20"/>
+                <w:lang w:val="en-GB" w:eastAsia="en-US"/>
+              </w:rPr>
+            </w:pPr>
+            <w:proofErr w:type="spellStart"/>
+            <w:r>
               <w:rPr>
                 <w:rFonts w:ascii="Aptos Narrow" w:hAnsi="Aptos Narrow"/>
                 <w:color w:val="000000"/>
-                <w:sz w:val="22"/>
-                <w:szCs w:val="22"/>
-                <w:lang w:val="de-AT" w:eastAsia="de-AT"/>
-              </w:rPr>
-            </w:pPr>
-            <w:proofErr w:type="spellStart"/>
-            <w:r>
-              <w:rPr>
-                <w:rFonts w:ascii="Aptos Narrow" w:hAnsi="Aptos Narrow"/>
-                <w:color w:val="000000"/>
-                <w:sz w:val="22"/>
-                <w:szCs w:val="22"/>
-                <w:lang w:val="de-AT" w:eastAsia="de-AT"/>
+                <w:sz w:val="20"/>
+                <w:szCs w:val="20"/>
+                <w:lang w:val="de-AT" w:eastAsia="en-US"/>
               </w:rPr>
               <w:t>DigiKey</w:t>
             </w:r>
@@ -14430,863 +12538,247 @@
         </w:tc>
         <w:tc>
           <w:tcPr>
-            <w:tcW w:w="5280" w:type="dxa"/>
-            <w:tcBorders>
-              <w:top w:val="nil"/>
-              <w:left w:val="nil"/>
-              <w:bottom w:val="single" w:sz="4" w:space="0" w:color="auto"/>
-              <w:right w:val="single" w:sz="4" w:space="0" w:color="auto"/>
-            </w:tcBorders>
-            <w:noWrap/>
-            <w:vAlign w:val="bottom"/>
-            <w:hideMark/>
+            <w:tcW w:w="1372" w:type="dxa"/>
+            <w:vAlign w:val="center"/>
           </w:tcPr>
           <w:p>
             <w:pPr>
-              <w:spacing w:before="0" w:after="0" w:line="240" w:lineRule="auto"/>
-              <w:rPr>
-                <w:rFonts w:ascii="Aptos Narrow" w:hAnsi="Aptos Narrow"/>
-                <w:color w:val="467886"/>
-                <w:sz w:val="22"/>
-                <w:szCs w:val="22"/>
-                <w:u w:val="single"/>
-                <w:lang w:val="de-AT" w:eastAsia="de-AT"/>
+              <w:spacing w:before="0" w:after="160" w:line="259" w:lineRule="auto"/>
+              <w:jc w:val="center"/>
+              <w:cnfStyle w:val="000000100000" w:firstRow="0" w:lastRow="0" w:firstColumn="0" w:lastColumn="0" w:oddVBand="0" w:evenVBand="0" w:oddHBand="1" w:evenHBand="0" w:firstRowFirstColumn="0" w:firstRowLastColumn="0" w:lastRowFirstColumn="0" w:lastRowLastColumn="0"/>
+              <w:rPr>
+                <w:sz w:val="20"/>
+                <w:szCs w:val="20"/>
+                <w:lang w:val="en-GB" w:eastAsia="en-US"/>
               </w:rPr>
             </w:pPr>
-            <w:hyperlink r:id="rId41" w:history="1">
-              <w:r>
-                <w:rPr>
-                  <w:rFonts w:ascii="Aptos Narrow" w:hAnsi="Aptos Narrow"/>
-                  <w:color w:val="467886"/>
-                  <w:sz w:val="22"/>
-                  <w:szCs w:val="22"/>
-                  <w:u w:val="single"/>
-                  <w:lang w:val="de-AT" w:eastAsia="de-AT"/>
-                </w:rPr>
-                <w:t>https://www.digikey.at/de/products/detail/mean-well-usa-inc/NGE12E05-P1J/22118921?s=N4IgTCBcDaKHAEBGAHANhQWgHIHECiCxcAGAVnQAUEApLAETgAI4d9DSLrGBqEgNTAB0AFgCCAbmQiA6tgD0CEkQDCAWRABdAL5A</w:t>
-              </w:r>
-            </w:hyperlink>
+            <w:r>
+              <w:rPr>
+                <w:rFonts w:ascii="Calibri" w:hAnsi="Calibri" w:cs="Calibri"/>
+                <w:sz w:val="20"/>
+                <w:szCs w:val="20"/>
+                <w:lang w:val="de-AT" w:eastAsia="en-US"/>
+              </w:rPr>
+              <w:t>€ 9,08</w:t>
+            </w:r>
           </w:p>
         </w:tc>
         <w:tc>
           <w:tcPr>
-            <w:tcW w:w="312" w:type="dxa"/>
-            <w:tcBorders>
-              <w:top w:val="nil"/>
-              <w:left w:val="nil"/>
-              <w:bottom w:val="single" w:sz="4" w:space="0" w:color="auto"/>
-              <w:right w:val="single" w:sz="4" w:space="0" w:color="auto"/>
-            </w:tcBorders>
-            <w:noWrap/>
-            <w:vAlign w:val="bottom"/>
-            <w:hideMark/>
+            <w:tcW w:w="1064" w:type="dxa"/>
+            <w:vAlign w:val="center"/>
           </w:tcPr>
           <w:p>
             <w:pPr>
-              <w:spacing w:before="0" w:after="0" w:line="240" w:lineRule="auto"/>
-              <w:jc w:val="right"/>
-              <w:rPr>
-                <w:rFonts w:ascii="Calibri" w:hAnsi="Calibri" w:cs="Calibri"/>
-                <w:sz w:val="22"/>
-                <w:szCs w:val="22"/>
-                <w:lang w:val="de-AT" w:eastAsia="de-AT"/>
+              <w:spacing w:before="0" w:after="160" w:line="259" w:lineRule="auto"/>
+              <w:jc w:val="center"/>
+              <w:cnfStyle w:val="000000100000" w:firstRow="0" w:lastRow="0" w:firstColumn="0" w:lastColumn="0" w:oddVBand="0" w:evenVBand="0" w:oddHBand="1" w:evenHBand="0" w:firstRowFirstColumn="0" w:firstRowLastColumn="0" w:lastRowFirstColumn="0" w:lastRowLastColumn="0"/>
+              <w:rPr>
+                <w:sz w:val="20"/>
+                <w:szCs w:val="20"/>
+                <w:lang w:val="en-GB" w:eastAsia="en-US"/>
               </w:rPr>
             </w:pPr>
-            <w:r>
-              <w:rPr>
-                <w:rFonts w:ascii="Calibri" w:hAnsi="Calibri" w:cs="Calibri"/>
-                <w:sz w:val="22"/>
-                <w:szCs w:val="22"/>
-                <w:lang w:val="de-AT" w:eastAsia="de-AT"/>
-              </w:rPr>
-              <w:t>9,08</w:t>
-            </w:r>
           </w:p>
         </w:tc>
         <w:tc>
           <w:tcPr>
-            <w:tcW w:w="217" w:type="dxa"/>
-            <w:tcBorders>
-              <w:top w:val="nil"/>
-              <w:left w:val="nil"/>
-              <w:bottom w:val="single" w:sz="4" w:space="0" w:color="auto"/>
-              <w:right w:val="single" w:sz="4" w:space="0" w:color="auto"/>
-            </w:tcBorders>
-            <w:noWrap/>
-            <w:vAlign w:val="bottom"/>
-            <w:hideMark/>
+            <w:tcW w:w="1216" w:type="dxa"/>
+            <w:vAlign w:val="center"/>
           </w:tcPr>
           <w:p>
             <w:pPr>
-              <w:spacing w:before="0" w:after="0" w:line="240" w:lineRule="auto"/>
-              <w:rPr>
-                <w:rFonts w:ascii="Aptos Narrow" w:hAnsi="Aptos Narrow"/>
-                <w:color w:val="467886"/>
-                <w:sz w:val="22"/>
-                <w:szCs w:val="22"/>
-                <w:u w:val="single"/>
-                <w:lang w:val="de-AT" w:eastAsia="de-AT"/>
+              <w:spacing w:before="0" w:after="160" w:line="259" w:lineRule="auto"/>
+              <w:jc w:val="center"/>
+              <w:cnfStyle w:val="000000100000" w:firstRow="0" w:lastRow="0" w:firstColumn="0" w:lastColumn="0" w:oddVBand="0" w:evenVBand="0" w:oddHBand="1" w:evenHBand="0" w:firstRowFirstColumn="0" w:firstRowLastColumn="0" w:lastRowFirstColumn="0" w:lastRowLastColumn="0"/>
+              <w:rPr>
+                <w:sz w:val="20"/>
+                <w:szCs w:val="20"/>
+                <w:lang w:val="en-GB" w:eastAsia="en-US"/>
               </w:rPr>
             </w:pPr>
             <w:r>
               <w:rPr>
-                <w:rFonts w:ascii="Aptos Narrow" w:hAnsi="Aptos Narrow"/>
-                <w:color w:val="467886"/>
-                <w:sz w:val="22"/>
-                <w:szCs w:val="22"/>
-                <w:u w:val="single"/>
-                <w:lang w:val="de-AT" w:eastAsia="de-AT"/>
-              </w:rPr>
-              <w:t> </w:t>
+                <w:rFonts w:ascii="Calibri" w:hAnsi="Calibri" w:cs="Calibri"/>
+                <w:sz w:val="20"/>
+                <w:szCs w:val="20"/>
+                <w:lang w:val="de-AT" w:eastAsia="en-US"/>
+              </w:rPr>
+              <w:t>€ 9,08</w:t>
+            </w:r>
+          </w:p>
+        </w:tc>
+      </w:tr>
+    </w:tbl>
+    <w:tbl>
+      <w:tblPr>
+        <w:tblStyle w:val="EinfacheTabelle11"/>
+        <w:tblpPr w:leftFromText="141" w:rightFromText="141" w:vertAnchor="text" w:horzAnchor="margin" w:tblpXSpec="right" w:tblpY="108"/>
+        <w:tblW w:w="2555" w:type="dxa"/>
+        <w:tblLayout w:type="fixed"/>
+        <w:tblLook w:val="04A0" w:firstRow="1" w:lastRow="0" w:firstColumn="1" w:lastColumn="0" w:noHBand="0" w:noVBand="1"/>
+      </w:tblPr>
+      <w:tblGrid>
+        <w:gridCol w:w="1534"/>
+        <w:gridCol w:w="1021"/>
+      </w:tblGrid>
+      <w:tr>
+        <w:trPr>
+          <w:cnfStyle w:val="100000000000" w:firstRow="1" w:lastRow="0" w:firstColumn="0" w:lastColumn="0" w:oddVBand="0" w:evenVBand="0" w:oddHBand="0" w:evenHBand="0" w:firstRowFirstColumn="0" w:firstRowLastColumn="0" w:lastRowFirstColumn="0" w:lastRowLastColumn="0"/>
+          <w:trHeight w:val="153"/>
+        </w:trPr>
+        <w:tc>
+          <w:tcPr>
+            <w:cnfStyle w:val="001000000000" w:firstRow="0" w:lastRow="0" w:firstColumn="1" w:lastColumn="0" w:oddVBand="0" w:evenVBand="0" w:oddHBand="0" w:evenHBand="0" w:firstRowFirstColumn="0" w:firstRowLastColumn="0" w:lastRowFirstColumn="0" w:lastRowLastColumn="0"/>
+            <w:tcW w:w="1534" w:type="dxa"/>
+            <w:vAlign w:val="center"/>
+          </w:tcPr>
+          <w:p>
+            <w:pPr>
+              <w:spacing w:before="0" w:after="160" w:line="259" w:lineRule="auto"/>
+              <w:jc w:val="center"/>
+              <w:rPr>
+                <w:sz w:val="20"/>
+                <w:szCs w:val="20"/>
+                <w:lang w:val="en-GB" w:eastAsia="en-US"/>
+              </w:rPr>
+            </w:pPr>
+            <w:proofErr w:type="spellStart"/>
+            <w:r>
+              <w:rPr>
+                <w:rFonts w:ascii="Calibri" w:hAnsi="Calibri" w:cs="Calibri"/>
+                <w:sz w:val="20"/>
+                <w:szCs w:val="20"/>
+                <w:lang w:val="de-AT" w:eastAsia="en-US"/>
+              </w:rPr>
+              <w:lastRenderedPageBreak/>
+              <w:t>D</w:t>
+            </w:r>
+            <w:r>
+              <w:rPr>
+                <w:rFonts w:ascii="Calibri" w:hAnsi="Calibri" w:cs="Calibri"/>
+                <w:sz w:val="20"/>
+                <w:szCs w:val="20"/>
+                <w:lang w:val="de-AT" w:eastAsia="en-US"/>
+              </w:rPr>
+              <w:t>igi</w:t>
+            </w:r>
+            <w:r>
+              <w:rPr>
+                <w:rFonts w:ascii="Calibri" w:hAnsi="Calibri" w:cs="Calibri"/>
+                <w:sz w:val="20"/>
+                <w:szCs w:val="20"/>
+                <w:lang w:val="de-AT" w:eastAsia="en-US"/>
+              </w:rPr>
+              <w:t>K</w:t>
+            </w:r>
+            <w:r>
+              <w:rPr>
+                <w:rFonts w:ascii="Calibri" w:hAnsi="Calibri" w:cs="Calibri"/>
+                <w:sz w:val="20"/>
+                <w:szCs w:val="20"/>
+                <w:lang w:val="de-AT" w:eastAsia="en-US"/>
+              </w:rPr>
+              <w:t>ey</w:t>
+            </w:r>
+            <w:proofErr w:type="spellEnd"/>
+            <w:r>
+              <w:rPr>
+                <w:rFonts w:ascii="Calibri" w:hAnsi="Calibri" w:cs="Calibri"/>
+                <w:sz w:val="20"/>
+                <w:szCs w:val="20"/>
+                <w:lang w:val="de-AT" w:eastAsia="en-US"/>
+              </w:rPr>
+              <w:t xml:space="preserve"> MwSt.</w:t>
             </w:r>
           </w:p>
         </w:tc>
         <w:tc>
           <w:tcPr>
-            <w:tcW w:w="493" w:type="dxa"/>
-            <w:tcBorders>
-              <w:top w:val="nil"/>
-              <w:left w:val="nil"/>
-              <w:bottom w:val="single" w:sz="4" w:space="0" w:color="auto"/>
-              <w:right w:val="single" w:sz="8" w:space="0" w:color="auto"/>
-            </w:tcBorders>
-            <w:noWrap/>
-            <w:vAlign w:val="bottom"/>
-            <w:hideMark/>
+            <w:tcW w:w="1021" w:type="dxa"/>
+            <w:vAlign w:val="center"/>
           </w:tcPr>
           <w:p>
             <w:pPr>
-              <w:spacing w:before="0" w:after="0" w:line="240" w:lineRule="auto"/>
+              <w:spacing w:before="0" w:after="160" w:line="259" w:lineRule="auto"/>
+              <w:jc w:val="center"/>
+              <w:cnfStyle w:val="100000000000" w:firstRow="1" w:lastRow="0" w:firstColumn="0" w:lastColumn="0" w:oddVBand="0" w:evenVBand="0" w:oddHBand="0" w:evenHBand="0" w:firstRowFirstColumn="0" w:firstRowLastColumn="0" w:lastRowFirstColumn="0" w:lastRowLastColumn="0"/>
+              <w:rPr>
+                <w:sz w:val="20"/>
+                <w:szCs w:val="20"/>
+                <w:lang w:val="en-GB" w:eastAsia="en-US"/>
+              </w:rPr>
+            </w:pPr>
+            <w:r>
               <w:rPr>
                 <w:rFonts w:ascii="Calibri" w:hAnsi="Calibri" w:cs="Calibri"/>
-                <w:sz w:val="22"/>
-                <w:szCs w:val="22"/>
-                <w:lang w:val="de-AT" w:eastAsia="de-AT"/>
-              </w:rPr>
-            </w:pPr>
-            <w:r>
-              <w:rPr>
-                <w:rFonts w:ascii="Calibri" w:hAnsi="Calibri" w:cs="Calibri"/>
-                <w:sz w:val="22"/>
-                <w:szCs w:val="22"/>
-                <w:lang w:val="de-AT" w:eastAsia="de-AT"/>
-              </w:rPr>
-              <w:t xml:space="preserve"> €                            9,08 </w:t>
+                <w:sz w:val="20"/>
+                <w:szCs w:val="20"/>
+                <w:lang w:val="de-AT" w:eastAsia="en-US"/>
+              </w:rPr>
+              <w:t>€ 10,47</w:t>
             </w:r>
           </w:p>
         </w:tc>
       </w:tr>
       <w:tr>
         <w:trPr>
-          <w:trHeight w:val="288"/>
+          <w:cnfStyle w:val="000000100000" w:firstRow="0" w:lastRow="0" w:firstColumn="0" w:lastColumn="0" w:oddVBand="0" w:evenVBand="0" w:oddHBand="1" w:evenHBand="0" w:firstRowFirstColumn="0" w:firstRowLastColumn="0" w:lastRowFirstColumn="0" w:lastRowLastColumn="0"/>
+          <w:trHeight w:val="72"/>
         </w:trPr>
         <w:tc>
           <w:tcPr>
-            <w:tcW w:w="152" w:type="dxa"/>
-            <w:tcBorders>
-              <w:top w:val="nil"/>
-              <w:left w:val="single" w:sz="8" w:space="0" w:color="auto"/>
-              <w:bottom w:val="single" w:sz="4" w:space="0" w:color="auto"/>
-              <w:right w:val="single" w:sz="4" w:space="0" w:color="auto"/>
-            </w:tcBorders>
-            <w:noWrap/>
-            <w:vAlign w:val="bottom"/>
-            <w:hideMark/>
+            <w:cnfStyle w:val="001000000000" w:firstRow="0" w:lastRow="0" w:firstColumn="1" w:lastColumn="0" w:oddVBand="0" w:evenVBand="0" w:oddHBand="0" w:evenHBand="0" w:firstRowFirstColumn="0" w:firstRowLastColumn="0" w:lastRowFirstColumn="0" w:lastRowLastColumn="0"/>
+            <w:tcW w:w="1534" w:type="dxa"/>
+            <w:vAlign w:val="center"/>
           </w:tcPr>
           <w:p>
             <w:pPr>
-              <w:spacing w:before="0" w:after="0" w:line="240" w:lineRule="auto"/>
-              <w:rPr>
-                <w:rFonts w:ascii="Calibri" w:hAnsi="Calibri" w:cs="Calibri"/>
-                <w:sz w:val="22"/>
-                <w:szCs w:val="22"/>
-                <w:lang w:val="de-AT" w:eastAsia="de-AT"/>
-              </w:rPr>
-            </w:pPr>
-            <w:r>
-              <w:rPr>
-                <w:rFonts w:ascii="Calibri" w:hAnsi="Calibri" w:cs="Calibri"/>
-                <w:sz w:val="22"/>
-                <w:szCs w:val="22"/>
-                <w:lang w:val="de-AT" w:eastAsia="de-AT"/>
-              </w:rPr>
-              <w:t> </w:t>
-            </w:r>
-          </w:p>
-        </w:tc>
-        <w:tc>
-          <w:tcPr>
-            <w:tcW w:w="1118" w:type="dxa"/>
-            <w:tcBorders>
-              <w:top w:val="nil"/>
-              <w:left w:val="nil"/>
-              <w:bottom w:val="single" w:sz="4" w:space="0" w:color="auto"/>
-              <w:right w:val="single" w:sz="4" w:space="0" w:color="auto"/>
-            </w:tcBorders>
-            <w:noWrap/>
-            <w:vAlign w:val="bottom"/>
-            <w:hideMark/>
-          </w:tcPr>
-          <w:p>
-            <w:pPr>
-              <w:spacing w:before="0" w:after="0" w:line="240" w:lineRule="auto"/>
-              <w:rPr>
-                <w:rFonts w:ascii="Aptos Narrow" w:hAnsi="Aptos Narrow"/>
-                <w:color w:val="000000"/>
-                <w:sz w:val="22"/>
-                <w:szCs w:val="22"/>
-                <w:lang w:val="de-AT" w:eastAsia="de-AT"/>
-              </w:rPr>
-            </w:pPr>
-            <w:r>
-              <w:rPr>
-                <w:rFonts w:ascii="Aptos Narrow" w:hAnsi="Aptos Narrow"/>
-                <w:color w:val="000000"/>
-                <w:sz w:val="22"/>
-                <w:szCs w:val="22"/>
-                <w:lang w:val="de-AT" w:eastAsia="de-AT"/>
-              </w:rPr>
-              <w:t> </w:t>
-            </w:r>
-          </w:p>
-        </w:tc>
-        <w:tc>
-          <w:tcPr>
-            <w:tcW w:w="190" w:type="dxa"/>
-            <w:tcBorders>
-              <w:top w:val="nil"/>
-              <w:left w:val="nil"/>
-              <w:bottom w:val="single" w:sz="4" w:space="0" w:color="auto"/>
-              <w:right w:val="single" w:sz="4" w:space="0" w:color="auto"/>
-            </w:tcBorders>
-            <w:noWrap/>
-            <w:vAlign w:val="bottom"/>
-            <w:hideMark/>
-          </w:tcPr>
-          <w:p>
-            <w:pPr>
-              <w:spacing w:before="0" w:after="0" w:line="240" w:lineRule="auto"/>
-              <w:rPr>
-                <w:rFonts w:ascii="Aptos Narrow" w:hAnsi="Aptos Narrow"/>
-                <w:color w:val="000000"/>
-                <w:sz w:val="22"/>
-                <w:szCs w:val="22"/>
-                <w:lang w:val="de-AT" w:eastAsia="de-AT"/>
-              </w:rPr>
-            </w:pPr>
-            <w:r>
-              <w:rPr>
-                <w:rFonts w:ascii="Aptos Narrow" w:hAnsi="Aptos Narrow"/>
-                <w:color w:val="000000"/>
-                <w:sz w:val="22"/>
-                <w:szCs w:val="22"/>
-                <w:lang w:val="de-AT" w:eastAsia="de-AT"/>
-              </w:rPr>
-              <w:t> </w:t>
-            </w:r>
-          </w:p>
-        </w:tc>
-        <w:tc>
-          <w:tcPr>
-            <w:tcW w:w="691" w:type="dxa"/>
-            <w:tcBorders>
-              <w:top w:val="nil"/>
-              <w:left w:val="nil"/>
-              <w:bottom w:val="single" w:sz="4" w:space="0" w:color="auto"/>
-              <w:right w:val="single" w:sz="4" w:space="0" w:color="auto"/>
-            </w:tcBorders>
-            <w:noWrap/>
-            <w:vAlign w:val="bottom"/>
-            <w:hideMark/>
-          </w:tcPr>
-          <w:p>
-            <w:pPr>
-              <w:spacing w:before="0" w:after="0" w:line="240" w:lineRule="auto"/>
-              <w:rPr>
-                <w:rFonts w:ascii="Aptos Narrow" w:hAnsi="Aptos Narrow"/>
-                <w:color w:val="000000"/>
-                <w:sz w:val="22"/>
-                <w:szCs w:val="22"/>
-                <w:lang w:val="de-AT" w:eastAsia="de-AT"/>
-              </w:rPr>
-            </w:pPr>
-            <w:r>
-              <w:rPr>
-                <w:rFonts w:ascii="Aptos Narrow" w:hAnsi="Aptos Narrow"/>
-                <w:color w:val="000000"/>
-                <w:sz w:val="22"/>
-                <w:szCs w:val="22"/>
-                <w:lang w:val="de-AT" w:eastAsia="de-AT"/>
-              </w:rPr>
-              <w:t> </w:t>
-            </w:r>
-          </w:p>
-        </w:tc>
-        <w:tc>
-          <w:tcPr>
-            <w:tcW w:w="731" w:type="dxa"/>
-            <w:tcBorders>
-              <w:top w:val="nil"/>
-              <w:left w:val="nil"/>
-              <w:bottom w:val="single" w:sz="4" w:space="0" w:color="auto"/>
-              <w:right w:val="single" w:sz="4" w:space="0" w:color="auto"/>
-            </w:tcBorders>
-            <w:noWrap/>
-            <w:vAlign w:val="bottom"/>
-            <w:hideMark/>
-          </w:tcPr>
-          <w:p>
-            <w:pPr>
-              <w:spacing w:before="0" w:after="0" w:line="240" w:lineRule="auto"/>
-              <w:rPr>
-                <w:rFonts w:ascii="Aptos Narrow" w:hAnsi="Aptos Narrow"/>
-                <w:color w:val="000000"/>
-                <w:sz w:val="22"/>
-                <w:szCs w:val="22"/>
-                <w:lang w:val="de-AT" w:eastAsia="de-AT"/>
-              </w:rPr>
-            </w:pPr>
-            <w:r>
-              <w:rPr>
-                <w:rFonts w:ascii="Aptos Narrow" w:hAnsi="Aptos Narrow"/>
-                <w:color w:val="000000"/>
-                <w:sz w:val="22"/>
-                <w:szCs w:val="22"/>
-                <w:lang w:val="de-AT" w:eastAsia="de-AT"/>
-              </w:rPr>
-              <w:t> </w:t>
-            </w:r>
-          </w:p>
-        </w:tc>
-        <w:tc>
-          <w:tcPr>
-            <w:tcW w:w="423" w:type="dxa"/>
-            <w:tcBorders>
-              <w:top w:val="nil"/>
-              <w:left w:val="nil"/>
-              <w:bottom w:val="single" w:sz="4" w:space="0" w:color="auto"/>
-              <w:right w:val="single" w:sz="4" w:space="0" w:color="auto"/>
-            </w:tcBorders>
-            <w:noWrap/>
-            <w:vAlign w:val="bottom"/>
-            <w:hideMark/>
-          </w:tcPr>
-          <w:p>
-            <w:pPr>
-              <w:spacing w:before="0" w:after="0" w:line="240" w:lineRule="auto"/>
-              <w:rPr>
-                <w:rFonts w:ascii="Calibri" w:hAnsi="Calibri" w:cs="Calibri"/>
-                <w:sz w:val="22"/>
-                <w:szCs w:val="22"/>
-                <w:lang w:val="de-AT" w:eastAsia="de-AT"/>
-              </w:rPr>
-            </w:pPr>
-            <w:r>
-              <w:rPr>
-                <w:rFonts w:ascii="Calibri" w:hAnsi="Calibri" w:cs="Calibri"/>
-                <w:sz w:val="22"/>
-                <w:szCs w:val="22"/>
-                <w:lang w:val="de-AT" w:eastAsia="de-AT"/>
-              </w:rPr>
-              <w:t> </w:t>
-            </w:r>
-          </w:p>
-        </w:tc>
-        <w:tc>
-          <w:tcPr>
-            <w:tcW w:w="5280" w:type="dxa"/>
-            <w:tcBorders>
-              <w:top w:val="nil"/>
-              <w:left w:val="nil"/>
-              <w:bottom w:val="single" w:sz="4" w:space="0" w:color="auto"/>
-              <w:right w:val="single" w:sz="4" w:space="0" w:color="auto"/>
-            </w:tcBorders>
-            <w:noWrap/>
-            <w:vAlign w:val="bottom"/>
-            <w:hideMark/>
-          </w:tcPr>
-          <w:p>
-            <w:pPr>
-              <w:spacing w:before="0" w:after="0" w:line="240" w:lineRule="auto"/>
-              <w:rPr>
-                <w:rFonts w:ascii="Calibri" w:hAnsi="Calibri" w:cs="Calibri"/>
-                <w:sz w:val="22"/>
-                <w:szCs w:val="22"/>
-                <w:lang w:val="de-AT" w:eastAsia="de-AT"/>
-              </w:rPr>
-            </w:pPr>
-            <w:r>
-              <w:rPr>
-                <w:rFonts w:ascii="Calibri" w:hAnsi="Calibri" w:cs="Calibri"/>
-                <w:sz w:val="22"/>
-                <w:szCs w:val="22"/>
-                <w:lang w:val="de-AT" w:eastAsia="de-AT"/>
-              </w:rPr>
-              <w:t> </w:t>
-            </w:r>
-          </w:p>
-        </w:tc>
-        <w:tc>
-          <w:tcPr>
-            <w:tcW w:w="312" w:type="dxa"/>
-            <w:tcBorders>
-              <w:top w:val="nil"/>
-              <w:left w:val="nil"/>
-              <w:bottom w:val="single" w:sz="4" w:space="0" w:color="auto"/>
-              <w:right w:val="single" w:sz="4" w:space="0" w:color="auto"/>
-            </w:tcBorders>
-            <w:noWrap/>
-            <w:vAlign w:val="bottom"/>
-            <w:hideMark/>
-          </w:tcPr>
-          <w:p>
-            <w:pPr>
-              <w:spacing w:before="0" w:after="0" w:line="240" w:lineRule="auto"/>
-              <w:rPr>
-                <w:rFonts w:ascii="Aptos Narrow" w:hAnsi="Aptos Narrow"/>
-                <w:color w:val="000000"/>
-                <w:sz w:val="22"/>
-                <w:szCs w:val="22"/>
-                <w:lang w:val="de-AT" w:eastAsia="de-AT"/>
-              </w:rPr>
-            </w:pPr>
-            <w:r>
-              <w:rPr>
-                <w:rFonts w:ascii="Aptos Narrow" w:hAnsi="Aptos Narrow"/>
-                <w:color w:val="000000"/>
-                <w:sz w:val="22"/>
-                <w:szCs w:val="22"/>
-                <w:lang w:val="de-AT" w:eastAsia="de-AT"/>
-              </w:rPr>
-              <w:t> </w:t>
-            </w:r>
-          </w:p>
-        </w:tc>
-        <w:tc>
-          <w:tcPr>
-            <w:tcW w:w="217" w:type="dxa"/>
-            <w:tcBorders>
-              <w:top w:val="nil"/>
-              <w:left w:val="nil"/>
-              <w:bottom w:val="single" w:sz="4" w:space="0" w:color="auto"/>
-              <w:right w:val="single" w:sz="4" w:space="0" w:color="auto"/>
-            </w:tcBorders>
-            <w:noWrap/>
-            <w:vAlign w:val="bottom"/>
-            <w:hideMark/>
-          </w:tcPr>
-          <w:p>
-            <w:pPr>
-              <w:spacing w:before="0" w:after="0" w:line="240" w:lineRule="auto"/>
-              <w:rPr>
-                <w:rFonts w:ascii="Calibri" w:hAnsi="Calibri" w:cs="Calibri"/>
-                <w:sz w:val="22"/>
-                <w:szCs w:val="22"/>
-                <w:lang w:val="de-AT" w:eastAsia="de-AT"/>
+              <w:spacing w:before="0" w:after="160" w:line="259" w:lineRule="auto"/>
+              <w:jc w:val="center"/>
+              <w:rPr>
+                <w:sz w:val="20"/>
+                <w:szCs w:val="20"/>
+                <w:lang w:val="en-GB" w:eastAsia="en-US"/>
               </w:rPr>
             </w:pPr>
             <w:proofErr w:type="spellStart"/>
             <w:r>
               <w:rPr>
-                <w:rFonts w:ascii="Calibri" w:hAnsi="Calibri" w:cs="Calibri"/>
-                <w:sz w:val="22"/>
-                <w:szCs w:val="22"/>
-                <w:lang w:val="de-AT" w:eastAsia="de-AT"/>
-              </w:rPr>
-              <w:t>mwst.</w:t>
+                <w:sz w:val="20"/>
+                <w:szCs w:val="20"/>
+                <w:lang w:val="en-GB" w:eastAsia="en-US"/>
+              </w:rPr>
+              <w:t>Gesamtpreis</w:t>
             </w:r>
             <w:proofErr w:type="spellEnd"/>
           </w:p>
         </w:tc>
         <w:tc>
           <w:tcPr>
-            <w:tcW w:w="493" w:type="dxa"/>
-            <w:tcBorders>
-              <w:top w:val="nil"/>
-              <w:left w:val="nil"/>
-              <w:bottom w:val="single" w:sz="4" w:space="0" w:color="auto"/>
-              <w:right w:val="single" w:sz="8" w:space="0" w:color="auto"/>
-            </w:tcBorders>
-            <w:noWrap/>
-            <w:vAlign w:val="bottom"/>
-            <w:hideMark/>
+            <w:tcW w:w="1021" w:type="dxa"/>
+            <w:vAlign w:val="center"/>
           </w:tcPr>
           <w:p>
             <w:pPr>
-              <w:spacing w:before="0" w:after="0" w:line="240" w:lineRule="auto"/>
-              <w:rPr>
-                <w:rFonts w:ascii="Calibri" w:hAnsi="Calibri" w:cs="Calibri"/>
-                <w:sz w:val="22"/>
-                <w:szCs w:val="22"/>
-                <w:lang w:val="de-AT" w:eastAsia="de-AT"/>
+              <w:spacing w:before="0" w:after="160" w:line="259" w:lineRule="auto"/>
+              <w:jc w:val="center"/>
+              <w:cnfStyle w:val="000000100000" w:firstRow="0" w:lastRow="0" w:firstColumn="0" w:lastColumn="0" w:oddVBand="0" w:evenVBand="0" w:oddHBand="1" w:evenHBand="0" w:firstRowFirstColumn="0" w:firstRowLastColumn="0" w:lastRowFirstColumn="0" w:lastRowLastColumn="0"/>
+              <w:rPr>
+                <w:sz w:val="20"/>
+                <w:szCs w:val="20"/>
+                <w:lang w:val="en-GB" w:eastAsia="en-US"/>
               </w:rPr>
             </w:pPr>
             <w:r>
-              <w:rPr>
-                <w:rFonts w:ascii="Calibri" w:hAnsi="Calibri" w:cs="Calibri"/>
-                <w:sz w:val="22"/>
-                <w:szCs w:val="22"/>
-                <w:lang w:val="de-AT" w:eastAsia="de-AT"/>
-              </w:rPr>
-              <w:t xml:space="preserve"> €                          10,47 </w:t>
-            </w:r>
-          </w:p>
-        </w:tc>
-      </w:tr>
-      <w:tr>
-        <w:trPr>
-          <w:trHeight w:val="300"/>
-        </w:trPr>
-        <w:tc>
-          <w:tcPr>
-            <w:tcW w:w="152" w:type="dxa"/>
-            <w:tcBorders>
-              <w:top w:val="nil"/>
-              <w:left w:val="single" w:sz="8" w:space="0" w:color="auto"/>
-              <w:bottom w:val="single" w:sz="8" w:space="0" w:color="auto"/>
-              <w:right w:val="single" w:sz="4" w:space="0" w:color="auto"/>
-            </w:tcBorders>
-            <w:noWrap/>
-            <w:vAlign w:val="bottom"/>
-            <w:hideMark/>
-          </w:tcPr>
-          <w:p>
-            <w:pPr>
-              <w:spacing w:before="0" w:after="0" w:line="240" w:lineRule="auto"/>
-              <w:rPr>
-                <w:rFonts w:ascii="Calibri" w:hAnsi="Calibri" w:cs="Calibri"/>
-                <w:sz w:val="22"/>
-                <w:szCs w:val="22"/>
-                <w:lang w:val="de-AT" w:eastAsia="de-AT"/>
-              </w:rPr>
-            </w:pPr>
-            <w:r>
-              <w:rPr>
-                <w:rFonts w:ascii="Calibri" w:hAnsi="Calibri" w:cs="Calibri"/>
-                <w:sz w:val="22"/>
-                <w:szCs w:val="22"/>
-                <w:lang w:val="de-AT" w:eastAsia="de-AT"/>
-              </w:rPr>
-              <w:t> </w:t>
-            </w:r>
-          </w:p>
-        </w:tc>
-        <w:tc>
-          <w:tcPr>
-            <w:tcW w:w="1118" w:type="dxa"/>
-            <w:tcBorders>
-              <w:top w:val="nil"/>
-              <w:left w:val="nil"/>
-              <w:bottom w:val="single" w:sz="8" w:space="0" w:color="auto"/>
-              <w:right w:val="single" w:sz="4" w:space="0" w:color="auto"/>
-            </w:tcBorders>
-            <w:noWrap/>
-            <w:vAlign w:val="bottom"/>
-            <w:hideMark/>
-          </w:tcPr>
-          <w:p>
-            <w:pPr>
-              <w:spacing w:before="0" w:after="0" w:line="240" w:lineRule="auto"/>
               <w:rPr>
                 <w:rFonts w:ascii="Aptos Narrow" w:hAnsi="Aptos Narrow"/>
                 <w:color w:val="000000"/>
-                <w:sz w:val="22"/>
-                <w:szCs w:val="22"/>
-                <w:lang w:val="de-AT" w:eastAsia="de-AT"/>
-              </w:rPr>
-            </w:pPr>
-            <w:r>
-              <w:rPr>
-                <w:rFonts w:ascii="Aptos Narrow" w:hAnsi="Aptos Narrow"/>
-                <w:color w:val="000000"/>
-                <w:sz w:val="22"/>
-                <w:szCs w:val="22"/>
-                <w:lang w:val="de-AT" w:eastAsia="de-AT"/>
-              </w:rPr>
-              <w:t> </w:t>
-            </w:r>
-          </w:p>
-        </w:tc>
-        <w:tc>
-          <w:tcPr>
-            <w:tcW w:w="190" w:type="dxa"/>
-            <w:tcBorders>
-              <w:top w:val="nil"/>
-              <w:left w:val="nil"/>
-              <w:bottom w:val="single" w:sz="8" w:space="0" w:color="auto"/>
-              <w:right w:val="single" w:sz="4" w:space="0" w:color="auto"/>
-            </w:tcBorders>
-            <w:noWrap/>
-            <w:vAlign w:val="bottom"/>
-            <w:hideMark/>
-          </w:tcPr>
-          <w:p>
-            <w:pPr>
-              <w:spacing w:before="0" w:after="0" w:line="240" w:lineRule="auto"/>
-              <w:rPr>
-                <w:rFonts w:ascii="Aptos Narrow" w:hAnsi="Aptos Narrow"/>
-                <w:color w:val="000000"/>
-                <w:sz w:val="22"/>
-                <w:szCs w:val="22"/>
-                <w:lang w:val="de-AT" w:eastAsia="de-AT"/>
-              </w:rPr>
-            </w:pPr>
-            <w:r>
-              <w:rPr>
-                <w:rFonts w:ascii="Aptos Narrow" w:hAnsi="Aptos Narrow"/>
-                <w:color w:val="000000"/>
-                <w:sz w:val="22"/>
-                <w:szCs w:val="22"/>
-                <w:lang w:val="de-AT" w:eastAsia="de-AT"/>
-              </w:rPr>
-              <w:t> </w:t>
-            </w:r>
-          </w:p>
-        </w:tc>
-        <w:tc>
-          <w:tcPr>
-            <w:tcW w:w="691" w:type="dxa"/>
-            <w:tcBorders>
-              <w:top w:val="nil"/>
-              <w:left w:val="nil"/>
-              <w:bottom w:val="single" w:sz="8" w:space="0" w:color="auto"/>
-              <w:right w:val="single" w:sz="4" w:space="0" w:color="auto"/>
-            </w:tcBorders>
-            <w:noWrap/>
-            <w:vAlign w:val="bottom"/>
-            <w:hideMark/>
-          </w:tcPr>
-          <w:p>
-            <w:pPr>
-              <w:spacing w:before="0" w:after="0" w:line="240" w:lineRule="auto"/>
-              <w:rPr>
-                <w:rFonts w:ascii="Aptos Narrow" w:hAnsi="Aptos Narrow"/>
-                <w:color w:val="000000"/>
-                <w:sz w:val="22"/>
-                <w:szCs w:val="22"/>
-                <w:lang w:val="de-AT" w:eastAsia="de-AT"/>
-              </w:rPr>
-            </w:pPr>
-            <w:r>
-              <w:rPr>
-                <w:rFonts w:ascii="Aptos Narrow" w:hAnsi="Aptos Narrow"/>
-                <w:color w:val="000000"/>
-                <w:sz w:val="22"/>
-                <w:szCs w:val="22"/>
-                <w:lang w:val="de-AT" w:eastAsia="de-AT"/>
-              </w:rPr>
-              <w:t> </w:t>
-            </w:r>
-          </w:p>
-        </w:tc>
-        <w:tc>
-          <w:tcPr>
-            <w:tcW w:w="731" w:type="dxa"/>
-            <w:tcBorders>
-              <w:top w:val="nil"/>
-              <w:left w:val="nil"/>
-              <w:bottom w:val="single" w:sz="8" w:space="0" w:color="auto"/>
-              <w:right w:val="single" w:sz="4" w:space="0" w:color="auto"/>
-            </w:tcBorders>
-            <w:noWrap/>
-            <w:vAlign w:val="bottom"/>
-            <w:hideMark/>
-          </w:tcPr>
-          <w:p>
-            <w:pPr>
-              <w:spacing w:before="0" w:after="0" w:line="240" w:lineRule="auto"/>
-              <w:rPr>
-                <w:rFonts w:ascii="Aptos Narrow" w:hAnsi="Aptos Narrow"/>
-                <w:color w:val="000000"/>
-                <w:sz w:val="22"/>
-                <w:szCs w:val="22"/>
-                <w:lang w:val="de-AT" w:eastAsia="de-AT"/>
-              </w:rPr>
-            </w:pPr>
-            <w:r>
-              <w:rPr>
-                <w:rFonts w:ascii="Aptos Narrow" w:hAnsi="Aptos Narrow"/>
-                <w:color w:val="000000"/>
-                <w:sz w:val="22"/>
-                <w:szCs w:val="22"/>
-                <w:lang w:val="de-AT" w:eastAsia="de-AT"/>
-              </w:rPr>
-              <w:t> </w:t>
-            </w:r>
-          </w:p>
-        </w:tc>
-        <w:tc>
-          <w:tcPr>
-            <w:tcW w:w="423" w:type="dxa"/>
-            <w:tcBorders>
-              <w:top w:val="nil"/>
-              <w:left w:val="nil"/>
-              <w:bottom w:val="single" w:sz="8" w:space="0" w:color="auto"/>
-              <w:right w:val="single" w:sz="4" w:space="0" w:color="auto"/>
-            </w:tcBorders>
-            <w:noWrap/>
-            <w:vAlign w:val="bottom"/>
-            <w:hideMark/>
-          </w:tcPr>
-          <w:p>
-            <w:pPr>
-              <w:spacing w:before="0" w:after="0" w:line="240" w:lineRule="auto"/>
-              <w:rPr>
-                <w:rFonts w:ascii="Calibri" w:hAnsi="Calibri" w:cs="Calibri"/>
-                <w:sz w:val="22"/>
-                <w:szCs w:val="22"/>
-                <w:lang w:val="de-AT" w:eastAsia="de-AT"/>
-              </w:rPr>
-            </w:pPr>
-            <w:r>
-              <w:rPr>
-                <w:rFonts w:ascii="Calibri" w:hAnsi="Calibri" w:cs="Calibri"/>
-                <w:sz w:val="22"/>
-                <w:szCs w:val="22"/>
-                <w:lang w:val="de-AT" w:eastAsia="de-AT"/>
-              </w:rPr>
-              <w:t> </w:t>
-            </w:r>
-          </w:p>
-        </w:tc>
-        <w:tc>
-          <w:tcPr>
-            <w:tcW w:w="5280" w:type="dxa"/>
-            <w:tcBorders>
-              <w:top w:val="nil"/>
-              <w:left w:val="nil"/>
-              <w:bottom w:val="single" w:sz="8" w:space="0" w:color="auto"/>
-              <w:right w:val="single" w:sz="4" w:space="0" w:color="auto"/>
-            </w:tcBorders>
-            <w:noWrap/>
-            <w:vAlign w:val="bottom"/>
-            <w:hideMark/>
-          </w:tcPr>
-          <w:p>
-            <w:pPr>
-              <w:spacing w:before="0" w:after="0" w:line="240" w:lineRule="auto"/>
-              <w:rPr>
-                <w:rFonts w:ascii="Calibri" w:hAnsi="Calibri" w:cs="Calibri"/>
-                <w:sz w:val="22"/>
-                <w:szCs w:val="22"/>
-                <w:lang w:val="de-AT" w:eastAsia="de-AT"/>
-              </w:rPr>
-            </w:pPr>
-            <w:r>
-              <w:rPr>
-                <w:rFonts w:ascii="Calibri" w:hAnsi="Calibri" w:cs="Calibri"/>
-                <w:sz w:val="22"/>
-                <w:szCs w:val="22"/>
-                <w:lang w:val="de-AT" w:eastAsia="de-AT"/>
-              </w:rPr>
-              <w:t> </w:t>
-            </w:r>
-          </w:p>
-        </w:tc>
-        <w:tc>
-          <w:tcPr>
-            <w:tcW w:w="312" w:type="dxa"/>
-            <w:tcBorders>
-              <w:top w:val="nil"/>
-              <w:left w:val="nil"/>
-              <w:bottom w:val="single" w:sz="8" w:space="0" w:color="auto"/>
-              <w:right w:val="single" w:sz="4" w:space="0" w:color="auto"/>
-            </w:tcBorders>
-            <w:noWrap/>
-            <w:vAlign w:val="bottom"/>
-            <w:hideMark/>
-          </w:tcPr>
-          <w:p>
-            <w:pPr>
-              <w:spacing w:before="0" w:after="0" w:line="240" w:lineRule="auto"/>
-              <w:rPr>
-                <w:rFonts w:ascii="Aptos Narrow" w:hAnsi="Aptos Narrow"/>
-                <w:color w:val="000000"/>
-                <w:sz w:val="22"/>
-                <w:szCs w:val="22"/>
-                <w:lang w:val="de-AT" w:eastAsia="de-AT"/>
-              </w:rPr>
-            </w:pPr>
-            <w:r>
-              <w:rPr>
-                <w:rFonts w:ascii="Aptos Narrow" w:hAnsi="Aptos Narrow"/>
-                <w:color w:val="000000"/>
-                <w:sz w:val="22"/>
-                <w:szCs w:val="22"/>
-                <w:lang w:val="de-AT" w:eastAsia="de-AT"/>
-              </w:rPr>
-              <w:t> </w:t>
-            </w:r>
-          </w:p>
-        </w:tc>
-        <w:tc>
-          <w:tcPr>
-            <w:tcW w:w="217" w:type="dxa"/>
-            <w:tcBorders>
-              <w:top w:val="nil"/>
-              <w:left w:val="nil"/>
-              <w:bottom w:val="single" w:sz="8" w:space="0" w:color="auto"/>
-              <w:right w:val="single" w:sz="4" w:space="0" w:color="auto"/>
-            </w:tcBorders>
-            <w:noWrap/>
-            <w:vAlign w:val="bottom"/>
-            <w:hideMark/>
-          </w:tcPr>
-          <w:p>
-            <w:pPr>
-              <w:spacing w:before="0" w:after="0" w:line="240" w:lineRule="auto"/>
-              <w:rPr>
-                <w:rFonts w:ascii="Calibri" w:hAnsi="Calibri" w:cs="Calibri"/>
-                <w:sz w:val="22"/>
-                <w:szCs w:val="22"/>
-                <w:lang w:val="de-AT" w:eastAsia="de-AT"/>
-              </w:rPr>
-            </w:pPr>
-            <w:r>
-              <w:rPr>
-                <w:rFonts w:ascii="Calibri" w:hAnsi="Calibri" w:cs="Calibri"/>
-                <w:sz w:val="22"/>
-                <w:szCs w:val="22"/>
-                <w:lang w:val="de-AT" w:eastAsia="de-AT"/>
-              </w:rPr>
-              <w:t> </w:t>
-            </w:r>
-          </w:p>
-        </w:tc>
-        <w:tc>
-          <w:tcPr>
-            <w:tcW w:w="493" w:type="dxa"/>
-            <w:tcBorders>
-              <w:top w:val="nil"/>
-              <w:left w:val="nil"/>
-              <w:bottom w:val="single" w:sz="8" w:space="0" w:color="auto"/>
-              <w:right w:val="single" w:sz="8" w:space="0" w:color="auto"/>
-            </w:tcBorders>
-            <w:noWrap/>
-            <w:vAlign w:val="bottom"/>
-            <w:hideMark/>
-          </w:tcPr>
-          <w:p>
-            <w:pPr>
-              <w:spacing w:before="0" w:after="0" w:line="240" w:lineRule="auto"/>
-              <w:jc w:val="right"/>
-              <w:rPr>
-                <w:rFonts w:ascii="Aptos Narrow" w:hAnsi="Aptos Narrow"/>
-                <w:color w:val="000000"/>
-                <w:sz w:val="22"/>
-                <w:szCs w:val="22"/>
-                <w:lang w:val="de-AT" w:eastAsia="de-AT"/>
-              </w:rPr>
-            </w:pPr>
-            <w:r>
-              <w:rPr>
-                <w:rFonts w:ascii="Aptos Narrow" w:hAnsi="Aptos Narrow"/>
-                <w:color w:val="000000"/>
-                <w:sz w:val="22"/>
-                <w:szCs w:val="22"/>
-                <w:lang w:val="de-AT" w:eastAsia="de-AT"/>
-              </w:rPr>
-              <w:t>400,55 €</w:t>
+                <w:sz w:val="20"/>
+                <w:szCs w:val="20"/>
+                <w:lang w:val="de-AT" w:eastAsia="en-US"/>
+              </w:rPr>
+              <w:t>€ 400,55</w:t>
             </w:r>
           </w:p>
         </w:tc>
@@ -15294,38 +12786,73 @@
     </w:tbl>
     <w:p>
       <w:r>
+        <w:t xml:space="preserve">Die Bestellung bei </w:t>
+      </w:r>
+      <w:proofErr w:type="spellStart"/>
+      <w:r>
+        <w:t>DigiKey</w:t>
+      </w:r>
+      <w:proofErr w:type="spellEnd"/>
+      <w:r>
+        <w:t xml:space="preserve"> hat zusätzlich noch </w:t>
+      </w:r>
+      <w:r>
+        <w:t xml:space="preserve">eine Mehrwertsteuer von 10,47 Euro gekostet. Das Projekt kostet ins gesamt 400,55 Euro. Diese Kosten </w:t>
+      </w:r>
+      <w:r>
+        <w:t>in dieser Höhe waren zu erwarten.</w:t>
+      </w:r>
+      <w:r>
+        <w:t xml:space="preserve"> </w:t>
+      </w:r>
+      <w:r>
+        <w:fldChar w:fldCharType="begin"/>
+      </w:r>
+      <w:r>
+        <w:instrText xml:space="preserve"> LINK </w:instrText>
+      </w:r>
+      <w:r>
+        <w:instrText xml:space="preserve">Excel.Sheet.12 C:\\Users\\rober\\Documents\\Diplomarbeit\\Simulationen_und_Dokumentationen\\Dokumentationen\\Kostentabelle.xlsx Tabelle1!Z1S1:Z18S10 </w:instrText>
+      </w:r>
+      <w:r>
+        <w:instrText xml:space="preserve">\a \f 4 \h  \* MERGEFORMAT </w:instrText>
+      </w:r>
+      <w:r>
+        <w:fldChar w:fldCharType="separate"/>
+      </w:r>
+      <w:r>
         <w:fldChar w:fldCharType="end"/>
       </w:r>
+    </w:p>
+    <w:p>
+      <w:pPr>
+        <w:pStyle w:val="berschrift2"/>
+      </w:pPr>
+      <w:bookmarkStart w:id="62" w:name="_Toc222958444"/>
+      <w:r>
+        <w:t>Mögliche Einsatzgebiete</w:t>
+      </w:r>
+      <w:bookmarkEnd w:id="62"/>
     </w:p>
     <w:p/>
     <w:p>
       <w:pPr>
-        <w:pStyle w:val="berschrift2"/>
-      </w:pPr>
-      <w:bookmarkStart w:id="62" w:name="_Toc222958444"/>
-      <w:r>
-        <w:t>Mögliche Einsatzgebiete</w:t>
-      </w:r>
-      <w:bookmarkEnd w:id="62"/>
-    </w:p>
-    <w:p>
-      <w:pPr>
-        <w:pStyle w:val="berschrift2"/>
-      </w:pPr>
-      <w:bookmarkStart w:id="63" w:name="_Toc222958445"/>
-      <w:r>
-        <w:t>Datenschutz und ethische Aspekte</w:t>
+        <w:pStyle w:val="berschrift1"/>
+      </w:pPr>
+      <w:bookmarkStart w:id="63" w:name="_Toc222958446"/>
+      <w:r>
+        <w:lastRenderedPageBreak/>
+        <w:t>Zusammenfassung und Ausblick</w:t>
       </w:r>
       <w:bookmarkEnd w:id="63"/>
     </w:p>
     <w:p>
       <w:pPr>
-        <w:pStyle w:val="berschrift1"/>
-      </w:pPr>
-      <w:bookmarkStart w:id="64" w:name="_Toc222958446"/>
-      <w:r>
-        <w:lastRenderedPageBreak/>
-        <w:t>Zusammenfassung und Ausblick</w:t>
+        <w:pStyle w:val="berschrift2"/>
+      </w:pPr>
+      <w:bookmarkStart w:id="64" w:name="_Toc222958447"/>
+      <w:r>
+        <w:t>Zusammenfassung der Ergebnisse</w:t>
       </w:r>
       <w:bookmarkEnd w:id="64"/>
     </w:p>
@@ -15333,9 +12860,9 @@
       <w:pPr>
         <w:pStyle w:val="berschrift2"/>
       </w:pPr>
-      <w:bookmarkStart w:id="65" w:name="_Toc222958447"/>
-      <w:r>
-        <w:t>Zusammenfassung der Ergebnisse</w:t>
+      <w:bookmarkStart w:id="65" w:name="_Toc222958448"/>
+      <w:r>
+        <w:t>Erfüllung der Zielsetzung</w:t>
       </w:r>
       <w:bookmarkEnd w:id="65"/>
     </w:p>
@@ -15343,9 +12870,9 @@
       <w:pPr>
         <w:pStyle w:val="berschrift2"/>
       </w:pPr>
-      <w:bookmarkStart w:id="66" w:name="_Toc222958448"/>
-      <w:r>
-        <w:t>Erfüllung der Zielsetzung</w:t>
+      <w:bookmarkStart w:id="66" w:name="_Toc222958449"/>
+      <w:r>
+        <w:t>Mögliche Erweiterungen</w:t>
       </w:r>
       <w:bookmarkEnd w:id="66"/>
     </w:p>
@@ -15353,19 +12880,20 @@
       <w:pPr>
         <w:pStyle w:val="berschrift2"/>
       </w:pPr>
-      <w:bookmarkStart w:id="67" w:name="_Toc222958449"/>
-      <w:r>
-        <w:t>Mögliche Erweiterungen</w:t>
+      <w:bookmarkStart w:id="67" w:name="_Toc222958450"/>
+      <w:r>
+        <w:t>Persönliche Reflexion</w:t>
       </w:r>
       <w:bookmarkEnd w:id="67"/>
     </w:p>
     <w:p>
       <w:pPr>
-        <w:pStyle w:val="berschrift2"/>
-      </w:pPr>
-      <w:bookmarkStart w:id="68" w:name="_Toc222958450"/>
-      <w:r>
-        <w:t>Persönliche Reflexion</w:t>
+        <w:pStyle w:val="berschrift1"/>
+      </w:pPr>
+      <w:bookmarkStart w:id="68" w:name="_Toc222958451"/>
+      <w:r>
+        <w:lastRenderedPageBreak/>
+        <w:t>Literaturverzeichnis</w:t>
       </w:r>
       <w:bookmarkEnd w:id="68"/>
     </w:p>
@@ -15373,10 +12901,10 @@
       <w:pPr>
         <w:pStyle w:val="berschrift1"/>
       </w:pPr>
-      <w:bookmarkStart w:id="69" w:name="_Toc222958451"/>
+      <w:bookmarkStart w:id="69" w:name="_Toc222958452"/>
       <w:r>
         <w:lastRenderedPageBreak/>
-        <w:t>Literaturverzeichnis</w:t>
+        <w:t>Abbildungsverzeichnis</w:t>
       </w:r>
       <w:bookmarkEnd w:id="69"/>
     </w:p>
@@ -15384,41 +12912,30 @@
       <w:pPr>
         <w:pStyle w:val="berschrift1"/>
       </w:pPr>
-      <w:bookmarkStart w:id="70" w:name="_Toc222958452"/>
+      <w:bookmarkStart w:id="70" w:name="_Toc222958453"/>
       <w:r>
         <w:lastRenderedPageBreak/>
-        <w:t>Abbildungsverzeichnis</w:t>
+        <w:t>Tabellenverzeichnis</w:t>
       </w:r>
       <w:bookmarkEnd w:id="70"/>
     </w:p>
     <w:p>
       <w:pPr>
         <w:pStyle w:val="berschrift1"/>
-      </w:pPr>
-      <w:bookmarkStart w:id="71" w:name="_Toc222958453"/>
+        <w:rPr>
+          <w:rFonts w:cs="Arial"/>
+          <w:sz w:val="24"/>
+        </w:rPr>
+      </w:pPr>
+      <w:bookmarkStart w:id="71" w:name="_Toc222958454"/>
       <w:r>
         <w:lastRenderedPageBreak/>
-        <w:t>Tabellenverzeichnis</w:t>
+        <w:t>Anhang</w:t>
       </w:r>
       <w:bookmarkEnd w:id="71"/>
     </w:p>
-    <w:p>
-      <w:pPr>
-        <w:pStyle w:val="berschrift1"/>
-        <w:rPr>
-          <w:rFonts w:cs="Arial"/>
-          <w:sz w:val="24"/>
-        </w:rPr>
-      </w:pPr>
-      <w:bookmarkStart w:id="72" w:name="_Toc222958454"/>
-      <w:r>
-        <w:lastRenderedPageBreak/>
-        <w:t>Anhang</w:t>
-      </w:r>
-      <w:bookmarkEnd w:id="72"/>
-    </w:p>
     <w:sectPr>
-      <w:footerReference w:type="default" r:id="rId42"/>
+      <w:footerReference w:type="default" r:id="rId28"/>
       <w:pgSz w:w="11906" w:h="16838" w:code="9"/>
       <w:pgMar w:top="1701" w:right="851" w:bottom="851" w:left="1134" w:header="1134" w:footer="851" w:gutter="284"/>
       <w:pgNumType w:start="1"/>
@@ -16959,6 +14476,7 @@
   <w:style w:type="character" w:default="1" w:styleId="Absatz-Standardschriftart">
     <w:name w:val="Default Paragraph Font"/>
     <w:uiPriority w:val="1"/>
+    <w:semiHidden/>
     <w:unhideWhenUsed/>
   </w:style>
   <w:style w:type="table" w:default="1" w:styleId="NormaleTabelle">
@@ -17403,6 +14921,149 @@
       <w:szCs w:val="24"/>
     </w:rPr>
   </w:style>
+  <w:style w:type="table" w:styleId="Tabellenraster">
+    <w:name w:val="Table Grid"/>
+    <w:basedOn w:val="NormaleTabelle"/>
+    <w:rsid w:val="001C7AD8"/>
+    <w:tblPr>
+      <w:tblBorders>
+        <w:top w:val="single" w:sz="4" w:space="0" w:color="auto"/>
+        <w:left w:val="single" w:sz="4" w:space="0" w:color="auto"/>
+        <w:bottom w:val="single" w:sz="4" w:space="0" w:color="auto"/>
+        <w:right w:val="single" w:sz="4" w:space="0" w:color="auto"/>
+        <w:insideH w:val="single" w:sz="4" w:space="0" w:color="auto"/>
+        <w:insideV w:val="single" w:sz="4" w:space="0" w:color="auto"/>
+      </w:tblBorders>
+    </w:tblPr>
+  </w:style>
+  <w:style w:type="table" w:customStyle="1" w:styleId="EinfacheTabelle11">
+    <w:name w:val="Einfache Tabelle 11"/>
+    <w:basedOn w:val="NormaleTabelle"/>
+    <w:next w:val="EinfacheTabelle1"/>
+    <w:uiPriority w:val="41"/>
+    <w:rsid w:val="00A164FD"/>
+    <w:rPr>
+      <w:rFonts w:ascii="Aptos" w:eastAsia="Aptos" w:hAnsi="Aptos" w:cs="Arial"/>
+      <w:sz w:val="22"/>
+      <w:szCs w:val="22"/>
+      <w:lang w:eastAsia="en-US"/>
+      <w14:ligatures w14:val="standardContextual"/>
+    </w:rPr>
+    <w:tblPr>
+      <w:tblStyleRowBandSize w:val="1"/>
+      <w:tblStyleColBandSize w:val="1"/>
+      <w:tblBorders>
+        <w:top w:val="single" w:sz="4" w:space="0" w:color="BFBFBF"/>
+        <w:left w:val="single" w:sz="4" w:space="0" w:color="BFBFBF"/>
+        <w:bottom w:val="single" w:sz="4" w:space="0" w:color="BFBFBF"/>
+        <w:right w:val="single" w:sz="4" w:space="0" w:color="BFBFBF"/>
+        <w:insideH w:val="single" w:sz="4" w:space="0" w:color="BFBFBF"/>
+        <w:insideV w:val="single" w:sz="4" w:space="0" w:color="BFBFBF"/>
+      </w:tblBorders>
+    </w:tblPr>
+    <w:tblStylePr w:type="firstRow">
+      <w:rPr>
+        <w:b/>
+        <w:bCs/>
+      </w:rPr>
+    </w:tblStylePr>
+    <w:tblStylePr w:type="lastRow">
+      <w:rPr>
+        <w:b/>
+        <w:bCs/>
+      </w:rPr>
+      <w:tblPr/>
+      <w:tcPr>
+        <w:tcBorders>
+          <w:top w:val="double" w:sz="4" w:space="0" w:color="BFBFBF"/>
+        </w:tcBorders>
+      </w:tcPr>
+    </w:tblStylePr>
+    <w:tblStylePr w:type="firstCol">
+      <w:rPr>
+        <w:b/>
+        <w:bCs/>
+      </w:rPr>
+    </w:tblStylePr>
+    <w:tblStylePr w:type="lastCol">
+      <w:rPr>
+        <w:b/>
+        <w:bCs/>
+      </w:rPr>
+    </w:tblStylePr>
+    <w:tblStylePr w:type="band1Vert">
+      <w:tblPr/>
+      <w:tcPr>
+        <w:shd w:val="clear" w:color="auto" w:fill="F2F2F2"/>
+      </w:tcPr>
+    </w:tblStylePr>
+    <w:tblStylePr w:type="band1Horz">
+      <w:tblPr/>
+      <w:tcPr>
+        <w:shd w:val="clear" w:color="auto" w:fill="F2F2F2"/>
+      </w:tcPr>
+    </w:tblStylePr>
+  </w:style>
+  <w:style w:type="table" w:styleId="EinfacheTabelle1">
+    <w:name w:val="Plain Table 1"/>
+    <w:basedOn w:val="NormaleTabelle"/>
+    <w:uiPriority w:val="41"/>
+    <w:rsid w:val="00A164FD"/>
+    <w:tblPr>
+      <w:tblStyleRowBandSize w:val="1"/>
+      <w:tblStyleColBandSize w:val="1"/>
+      <w:tblBorders>
+        <w:top w:val="single" w:sz="4" w:space="0" w:color="BFBFBF" w:themeColor="background1" w:themeShade="BF"/>
+        <w:left w:val="single" w:sz="4" w:space="0" w:color="BFBFBF" w:themeColor="background1" w:themeShade="BF"/>
+        <w:bottom w:val="single" w:sz="4" w:space="0" w:color="BFBFBF" w:themeColor="background1" w:themeShade="BF"/>
+        <w:right w:val="single" w:sz="4" w:space="0" w:color="BFBFBF" w:themeColor="background1" w:themeShade="BF"/>
+        <w:insideH w:val="single" w:sz="4" w:space="0" w:color="BFBFBF" w:themeColor="background1" w:themeShade="BF"/>
+        <w:insideV w:val="single" w:sz="4" w:space="0" w:color="BFBFBF" w:themeColor="background1" w:themeShade="BF"/>
+      </w:tblBorders>
+    </w:tblPr>
+    <w:tblStylePr w:type="firstRow">
+      <w:rPr>
+        <w:b/>
+        <w:bCs/>
+      </w:rPr>
+    </w:tblStylePr>
+    <w:tblStylePr w:type="lastRow">
+      <w:rPr>
+        <w:b/>
+        <w:bCs/>
+      </w:rPr>
+      <w:tblPr/>
+      <w:tcPr>
+        <w:tcBorders>
+          <w:top w:val="double" w:sz="4" w:space="0" w:color="BFBFBF" w:themeColor="background1" w:themeShade="BF"/>
+        </w:tcBorders>
+      </w:tcPr>
+    </w:tblStylePr>
+    <w:tblStylePr w:type="firstCol">
+      <w:rPr>
+        <w:b/>
+        <w:bCs/>
+      </w:rPr>
+    </w:tblStylePr>
+    <w:tblStylePr w:type="lastCol">
+      <w:rPr>
+        <w:b/>
+        <w:bCs/>
+      </w:rPr>
+    </w:tblStylePr>
+    <w:tblStylePr w:type="band1Vert">
+      <w:tblPr/>
+      <w:tcPr>
+        <w:shd w:val="clear" w:color="auto" w:fill="F2F2F2" w:themeFill="background1" w:themeFillShade="F2"/>
+      </w:tcPr>
+    </w:tblStylePr>
+    <w:tblStylePr w:type="band1Horz">
+      <w:tblPr/>
+      <w:tcPr>
+        <w:shd w:val="clear" w:color="auto" w:fill="F2F2F2" w:themeFill="background1" w:themeFillShade="F2"/>
+      </w:tcPr>
+    </w:tblStylePr>
+  </w:style>
 </w:styles>
 </file>
 

--- a/Diplomarbeit.docx
+++ b/Diplomarbeit.docx
@@ -861,7 +861,7 @@
           <w:r>
             <w:fldChar w:fldCharType="separate"/>
           </w:r>
-          <w:hyperlink w:anchor="_Toc224202876" w:history="1">
+          <w:hyperlink w:anchor="_Toc224739529" w:history="1">
             <w:r>
               <w:rPr>
                 <w:rStyle w:val="Hyperlink"/>
@@ -884,7 +884,7 @@
               <w:rPr>
                 <w:webHidden/>
               </w:rPr>
-              <w:instrText xml:space="preserve"> PAGEREF _Toc224202876 \h </w:instrText>
+              <w:instrText xml:space="preserve"> PAGEREF _Toc224739529 \h </w:instrText>
             </w:r>
             <w:r>
               <w:rPr>
@@ -922,7 +922,7 @@
               <w14:ligatures w14:val="standardContextual"/>
             </w:rPr>
           </w:pPr>
-          <w:hyperlink w:anchor="_Toc224202877" w:history="1">
+          <w:hyperlink w:anchor="_Toc224739530" w:history="1">
             <w:r>
               <w:rPr>
                 <w:rStyle w:val="Hyperlink"/>
@@ -945,7 +945,7 @@
               <w:rPr>
                 <w:webHidden/>
               </w:rPr>
-              <w:instrText xml:space="preserve"> PAGEREF _Toc224202877 \h </w:instrText>
+              <w:instrText xml:space="preserve"> PAGEREF _Toc224739530 \h </w:instrText>
             </w:r>
             <w:r>
               <w:rPr>
@@ -983,7 +983,7 @@
               <w14:ligatures w14:val="standardContextual"/>
             </w:rPr>
           </w:pPr>
-          <w:hyperlink w:anchor="_Toc224202878" w:history="1">
+          <w:hyperlink w:anchor="_Toc224739531" w:history="1">
             <w:r>
               <w:rPr>
                 <w:rStyle w:val="Hyperlink"/>
@@ -1007,7 +1007,7 @@
               <w:rPr>
                 <w:webHidden/>
               </w:rPr>
-              <w:instrText xml:space="preserve"> PAGEREF _Toc224202878 \h </w:instrText>
+              <w:instrText xml:space="preserve"> PAGEREF _Toc224739531 \h </w:instrText>
             </w:r>
             <w:r>
               <w:rPr>
@@ -1047,7 +1047,7 @@
               <w14:ligatures w14:val="standardContextual"/>
             </w:rPr>
           </w:pPr>
-          <w:hyperlink w:anchor="_Toc224202879" w:history="1">
+          <w:hyperlink w:anchor="_Toc224739532" w:history="1">
             <w:r>
               <w:rPr>
                 <w:rStyle w:val="Hyperlink"/>
@@ -1070,7 +1070,7 @@
               <w:rPr>
                 <w:webHidden/>
               </w:rPr>
-              <w:instrText xml:space="preserve"> PAGEREF _Toc224202879 \h </w:instrText>
+              <w:instrText xml:space="preserve"> PAGEREF _Toc224739532 \h </w:instrText>
             </w:r>
             <w:r>
               <w:rPr>
@@ -1108,7 +1108,7 @@
               <w14:ligatures w14:val="standardContextual"/>
             </w:rPr>
           </w:pPr>
-          <w:hyperlink w:anchor="_Toc224202880" w:history="1">
+          <w:hyperlink w:anchor="_Toc224739533" w:history="1">
             <w:r>
               <w:rPr>
                 <w:rStyle w:val="Hyperlink"/>
@@ -1131,7 +1131,7 @@
               <w:rPr>
                 <w:webHidden/>
               </w:rPr>
-              <w:instrText xml:space="preserve"> PAGEREF _Toc224202880 \h </w:instrText>
+              <w:instrText xml:space="preserve"> PAGEREF _Toc224739533 \h </w:instrText>
             </w:r>
             <w:r>
               <w:rPr>
@@ -1169,7 +1169,7 @@
               <w14:ligatures w14:val="standardContextual"/>
             </w:rPr>
           </w:pPr>
-          <w:hyperlink w:anchor="_Toc224202881" w:history="1">
+          <w:hyperlink w:anchor="_Toc224739534" w:history="1">
             <w:r>
               <w:rPr>
                 <w:rStyle w:val="Hyperlink"/>
@@ -1192,7 +1192,7 @@
               <w:rPr>
                 <w:webHidden/>
               </w:rPr>
-              <w:instrText xml:space="preserve"> PAGEREF _Toc224202881 \h </w:instrText>
+              <w:instrText xml:space="preserve"> PAGEREF _Toc224739534 \h </w:instrText>
             </w:r>
             <w:r>
               <w:rPr>
@@ -1230,7 +1230,7 @@
               <w14:ligatures w14:val="standardContextual"/>
             </w:rPr>
           </w:pPr>
-          <w:hyperlink w:anchor="_Toc224202882" w:history="1">
+          <w:hyperlink w:anchor="_Toc224739535" w:history="1">
             <w:r>
               <w:rPr>
                 <w:rStyle w:val="Hyperlink"/>
@@ -1253,7 +1253,7 @@
               <w:rPr>
                 <w:webHidden/>
               </w:rPr>
-              <w:instrText xml:space="preserve"> PAGEREF _Toc224202882 \h </w:instrText>
+              <w:instrText xml:space="preserve"> PAGEREF _Toc224739535 \h </w:instrText>
             </w:r>
             <w:r>
               <w:rPr>
@@ -1291,7 +1291,7 @@
               <w14:ligatures w14:val="standardContextual"/>
             </w:rPr>
           </w:pPr>
-          <w:hyperlink w:anchor="_Toc224202883" w:history="1">
+          <w:hyperlink w:anchor="_Toc224739536" w:history="1">
             <w:r>
               <w:rPr>
                 <w:rStyle w:val="Hyperlink"/>
@@ -1314,7 +1314,7 @@
               <w:rPr>
                 <w:webHidden/>
               </w:rPr>
-              <w:instrText xml:space="preserve"> PAGEREF _Toc224202883 \h </w:instrText>
+              <w:instrText xml:space="preserve"> PAGEREF _Toc224739536 \h </w:instrText>
             </w:r>
             <w:r>
               <w:rPr>
@@ -1352,7 +1352,7 @@
               <w14:ligatures w14:val="standardContextual"/>
             </w:rPr>
           </w:pPr>
-          <w:hyperlink w:anchor="_Toc224202884" w:history="1">
+          <w:hyperlink w:anchor="_Toc224739537" w:history="1">
             <w:r>
               <w:rPr>
                 <w:rStyle w:val="Hyperlink"/>
@@ -1375,7 +1375,7 @@
               <w:rPr>
                 <w:webHidden/>
               </w:rPr>
-              <w:instrText xml:space="preserve"> PAGEREF _Toc224202884 \h </w:instrText>
+              <w:instrText xml:space="preserve"> PAGEREF _Toc224739537 \h </w:instrText>
             </w:r>
             <w:r>
               <w:rPr>
@@ -1415,7 +1415,7 @@
               <w14:ligatures w14:val="standardContextual"/>
             </w:rPr>
           </w:pPr>
-          <w:hyperlink w:anchor="_Toc224202885" w:history="1">
+          <w:hyperlink w:anchor="_Toc224739538" w:history="1">
             <w:r>
               <w:rPr>
                 <w:rStyle w:val="Hyperlink"/>
@@ -1438,7 +1438,7 @@
               <w:rPr>
                 <w:webHidden/>
               </w:rPr>
-              <w:instrText xml:space="preserve"> PAGEREF _Toc224202885 \h </w:instrText>
+              <w:instrText xml:space="preserve"> PAGEREF _Toc224739538 \h </w:instrText>
             </w:r>
             <w:r>
               <w:rPr>
@@ -1476,7 +1476,7 @@
               <w14:ligatures w14:val="standardContextual"/>
             </w:rPr>
           </w:pPr>
-          <w:hyperlink w:anchor="_Toc224202886" w:history="1">
+          <w:hyperlink w:anchor="_Toc224739539" w:history="1">
             <w:r>
               <w:rPr>
                 <w:rStyle w:val="Hyperlink"/>
@@ -1499,7 +1499,7 @@
               <w:rPr>
                 <w:webHidden/>
               </w:rPr>
-              <w:instrText xml:space="preserve"> PAGEREF _Toc224202886 \h </w:instrText>
+              <w:instrText xml:space="preserve"> PAGEREF _Toc224739539 \h </w:instrText>
             </w:r>
             <w:r>
               <w:rPr>
@@ -1539,7 +1539,7 @@
               <w14:ligatures w14:val="standardContextual"/>
             </w:rPr>
           </w:pPr>
-          <w:hyperlink w:anchor="_Toc224202887" w:history="1">
+          <w:hyperlink w:anchor="_Toc224739540" w:history="1">
             <w:r>
               <w:rPr>
                 <w:rStyle w:val="Hyperlink"/>
@@ -1562,7 +1562,7 @@
               <w:rPr>
                 <w:webHidden/>
               </w:rPr>
-              <w:instrText xml:space="preserve"> PAGEREF _Toc224202887 \h </w:instrText>
+              <w:instrText xml:space="preserve"> PAGEREF _Toc224739540 \h </w:instrText>
             </w:r>
             <w:r>
               <w:rPr>
@@ -1600,7 +1600,7 @@
               <w14:ligatures w14:val="standardContextual"/>
             </w:rPr>
           </w:pPr>
-          <w:hyperlink w:anchor="_Toc224202888" w:history="1">
+          <w:hyperlink w:anchor="_Toc224739541" w:history="1">
             <w:r>
               <w:rPr>
                 <w:rStyle w:val="Hyperlink"/>
@@ -1623,7 +1623,7 @@
               <w:rPr>
                 <w:webHidden/>
               </w:rPr>
-              <w:instrText xml:space="preserve"> PAGEREF _Toc224202888 \h </w:instrText>
+              <w:instrText xml:space="preserve"> PAGEREF _Toc224739541 \h </w:instrText>
             </w:r>
             <w:r>
               <w:rPr>
@@ -1662,7 +1662,7 @@
               <w14:ligatures w14:val="standardContextual"/>
             </w:rPr>
           </w:pPr>
-          <w:hyperlink w:anchor="_Toc224202889" w:history="1">
+          <w:hyperlink w:anchor="_Toc224739542" w:history="1">
             <w:r>
               <w:rPr>
                 <w:rStyle w:val="Hyperlink"/>
@@ -1702,7 +1702,7 @@
               <w:rPr>
                 <w:webHidden/>
               </w:rPr>
-              <w:instrText xml:space="preserve"> PAGEREF _Toc224202889 \h </w:instrText>
+              <w:instrText xml:space="preserve"> PAGEREF _Toc224739542 \h </w:instrText>
             </w:r>
             <w:r>
               <w:rPr>
@@ -1741,7 +1741,7 @@
               <w14:ligatures w14:val="standardContextual"/>
             </w:rPr>
           </w:pPr>
-          <w:hyperlink w:anchor="_Toc224202890" w:history="1">
+          <w:hyperlink w:anchor="_Toc224739543" w:history="1">
             <w:r>
               <w:rPr>
                 <w:rStyle w:val="Hyperlink"/>
@@ -1781,7 +1781,7 @@
               <w:rPr>
                 <w:webHidden/>
               </w:rPr>
-              <w:instrText xml:space="preserve"> PAGEREF _Toc224202890 \h </w:instrText>
+              <w:instrText xml:space="preserve"> PAGEREF _Toc224739543 \h </w:instrText>
             </w:r>
             <w:r>
               <w:rPr>
@@ -1820,7 +1820,7 @@
               <w14:ligatures w14:val="standardContextual"/>
             </w:rPr>
           </w:pPr>
-          <w:hyperlink w:anchor="_Toc224202891" w:history="1">
+          <w:hyperlink w:anchor="_Toc224739544" w:history="1">
             <w:r>
               <w:rPr>
                 <w:rStyle w:val="Hyperlink"/>
@@ -1862,7 +1862,7 @@
               <w:rPr>
                 <w:webHidden/>
               </w:rPr>
-              <w:instrText xml:space="preserve"> PAGEREF _Toc224202891 \h </w:instrText>
+              <w:instrText xml:space="preserve"> PAGEREF _Toc224739544 \h </w:instrText>
             </w:r>
             <w:r>
               <w:rPr>
@@ -1901,7 +1901,7 @@
               <w14:ligatures w14:val="standardContextual"/>
             </w:rPr>
           </w:pPr>
-          <w:hyperlink w:anchor="_Toc224202892" w:history="1">
+          <w:hyperlink w:anchor="_Toc224739545" w:history="1">
             <w:r>
               <w:rPr>
                 <w:rStyle w:val="Hyperlink"/>
@@ -1943,7 +1943,7 @@
               <w:rPr>
                 <w:webHidden/>
               </w:rPr>
-              <w:instrText xml:space="preserve"> PAGEREF _Toc224202892 \h </w:instrText>
+              <w:instrText xml:space="preserve"> PAGEREF _Toc224739545 \h </w:instrText>
             </w:r>
             <w:r>
               <w:rPr>
@@ -1981,7 +1981,7 @@
               <w14:ligatures w14:val="standardContextual"/>
             </w:rPr>
           </w:pPr>
-          <w:hyperlink w:anchor="_Toc224202893" w:history="1">
+          <w:hyperlink w:anchor="_Toc224739546" w:history="1">
             <w:r>
               <w:rPr>
                 <w:rStyle w:val="Hyperlink"/>
@@ -2004,7 +2004,7 @@
               <w:rPr>
                 <w:webHidden/>
               </w:rPr>
-              <w:instrText xml:space="preserve"> PAGEREF _Toc224202893 \h </w:instrText>
+              <w:instrText xml:space="preserve"> PAGEREF _Toc224739546 \h </w:instrText>
             </w:r>
             <w:r>
               <w:rPr>
@@ -2043,7 +2043,7 @@
               <w14:ligatures w14:val="standardContextual"/>
             </w:rPr>
           </w:pPr>
-          <w:hyperlink w:anchor="_Toc224202894" w:history="1">
+          <w:hyperlink w:anchor="_Toc224739547" w:history="1">
             <w:r>
               <w:rPr>
                 <w:rStyle w:val="Hyperlink"/>
@@ -2083,7 +2083,7 @@
               <w:rPr>
                 <w:webHidden/>
               </w:rPr>
-              <w:instrText xml:space="preserve"> PAGEREF _Toc224202894 \h </w:instrText>
+              <w:instrText xml:space="preserve"> PAGEREF _Toc224739547 \h </w:instrText>
             </w:r>
             <w:r>
               <w:rPr>
@@ -2122,7 +2122,7 @@
               <w14:ligatures w14:val="standardContextual"/>
             </w:rPr>
           </w:pPr>
-          <w:hyperlink w:anchor="_Toc224202895" w:history="1">
+          <w:hyperlink w:anchor="_Toc224739548" w:history="1">
             <w:r>
               <w:rPr>
                 <w:rStyle w:val="Hyperlink"/>
@@ -2162,7 +2162,7 @@
               <w:rPr>
                 <w:webHidden/>
               </w:rPr>
-              <w:instrText xml:space="preserve"> PAGEREF _Toc224202895 \h </w:instrText>
+              <w:instrText xml:space="preserve"> PAGEREF _Toc224739548 \h </w:instrText>
             </w:r>
             <w:r>
               <w:rPr>
@@ -2200,7 +2200,7 @@
               <w14:ligatures w14:val="standardContextual"/>
             </w:rPr>
           </w:pPr>
-          <w:hyperlink w:anchor="_Toc224202896" w:history="1">
+          <w:hyperlink w:anchor="_Toc224739549" w:history="1">
             <w:r>
               <w:rPr>
                 <w:rStyle w:val="Hyperlink"/>
@@ -2237,7 +2237,7 @@
               <w:rPr>
                 <w:webHidden/>
               </w:rPr>
-              <w:instrText xml:space="preserve"> PAGEREF _Toc224202896 \h </w:instrText>
+              <w:instrText xml:space="preserve"> PAGEREF _Toc224739549 \h </w:instrText>
             </w:r>
             <w:r>
               <w:rPr>
@@ -2275,7 +2275,7 @@
               <w14:ligatures w14:val="standardContextual"/>
             </w:rPr>
           </w:pPr>
-          <w:hyperlink w:anchor="_Toc224202897" w:history="1">
+          <w:hyperlink w:anchor="_Toc224739550" w:history="1">
             <w:r>
               <w:rPr>
                 <w:rStyle w:val="Hyperlink"/>
@@ -2298,7 +2298,7 @@
               <w:rPr>
                 <w:webHidden/>
               </w:rPr>
-              <w:instrText xml:space="preserve"> PAGEREF _Toc224202897 \h </w:instrText>
+              <w:instrText xml:space="preserve"> PAGEREF _Toc224739550 \h </w:instrText>
             </w:r>
             <w:r>
               <w:rPr>
@@ -2338,7 +2338,7 @@
               <w14:ligatures w14:val="standardContextual"/>
             </w:rPr>
           </w:pPr>
-          <w:hyperlink w:anchor="_Toc224202898" w:history="1">
+          <w:hyperlink w:anchor="_Toc224739551" w:history="1">
             <w:r>
               <w:rPr>
                 <w:rStyle w:val="Hyperlink"/>
@@ -2361,7 +2361,7 @@
               <w:rPr>
                 <w:webHidden/>
               </w:rPr>
-              <w:instrText xml:space="preserve"> PAGEREF _Toc224202898 \h </w:instrText>
+              <w:instrText xml:space="preserve"> PAGEREF _Toc224739551 \h </w:instrText>
             </w:r>
             <w:r>
               <w:rPr>
@@ -2399,7 +2399,7 @@
               <w14:ligatures w14:val="standardContextual"/>
             </w:rPr>
           </w:pPr>
-          <w:hyperlink w:anchor="_Toc224202899" w:history="1">
+          <w:hyperlink w:anchor="_Toc224739552" w:history="1">
             <w:r>
               <w:rPr>
                 <w:rStyle w:val="Hyperlink"/>
@@ -2422,7 +2422,7 @@
               <w:rPr>
                 <w:webHidden/>
               </w:rPr>
-              <w:instrText xml:space="preserve"> PAGEREF _Toc224202899 \h </w:instrText>
+              <w:instrText xml:space="preserve"> PAGEREF _Toc224739552 \h </w:instrText>
             </w:r>
             <w:r>
               <w:rPr>
@@ -2460,7 +2460,7 @@
               <w14:ligatures w14:val="standardContextual"/>
             </w:rPr>
           </w:pPr>
-          <w:hyperlink w:anchor="_Toc224202900" w:history="1">
+          <w:hyperlink w:anchor="_Toc224739553" w:history="1">
             <w:r>
               <w:rPr>
                 <w:rStyle w:val="Hyperlink"/>
@@ -2483,7 +2483,7 @@
               <w:rPr>
                 <w:webHidden/>
               </w:rPr>
-              <w:instrText xml:space="preserve"> PAGEREF _Toc224202900 \h </w:instrText>
+              <w:instrText xml:space="preserve"> PAGEREF _Toc224739553 \h </w:instrText>
             </w:r>
             <w:r>
               <w:rPr>
@@ -2521,7 +2521,7 @@
               <w14:ligatures w14:val="standardContextual"/>
             </w:rPr>
           </w:pPr>
-          <w:hyperlink w:anchor="_Toc224202901" w:history="1">
+          <w:hyperlink w:anchor="_Toc224739554" w:history="1">
             <w:r>
               <w:rPr>
                 <w:rStyle w:val="Hyperlink"/>
@@ -2544,7 +2544,7 @@
               <w:rPr>
                 <w:webHidden/>
               </w:rPr>
-              <w:instrText xml:space="preserve"> PAGEREF _Toc224202901 \h </w:instrText>
+              <w:instrText xml:space="preserve"> PAGEREF _Toc224739554 \h </w:instrText>
             </w:r>
             <w:r>
               <w:rPr>
@@ -2582,7 +2582,7 @@
               <w14:ligatures w14:val="standardContextual"/>
             </w:rPr>
           </w:pPr>
-          <w:hyperlink w:anchor="_Toc224202902" w:history="1">
+          <w:hyperlink w:anchor="_Toc224739555" w:history="1">
             <w:r>
               <w:rPr>
                 <w:rStyle w:val="Hyperlink"/>
@@ -2605,7 +2605,7 @@
               <w:rPr>
                 <w:webHidden/>
               </w:rPr>
-              <w:instrText xml:space="preserve"> PAGEREF _Toc224202902 \h </w:instrText>
+              <w:instrText xml:space="preserve"> PAGEREF _Toc224739555 \h </w:instrText>
             </w:r>
             <w:r>
               <w:rPr>
@@ -2645,7 +2645,7 @@
               <w14:ligatures w14:val="standardContextual"/>
             </w:rPr>
           </w:pPr>
-          <w:hyperlink w:anchor="_Toc224202903" w:history="1">
+          <w:hyperlink w:anchor="_Toc224739556" w:history="1">
             <w:r>
               <w:rPr>
                 <w:rStyle w:val="Hyperlink"/>
@@ -2668,7 +2668,7 @@
               <w:rPr>
                 <w:webHidden/>
               </w:rPr>
-              <w:instrText xml:space="preserve"> PAGEREF _Toc224202903 \h </w:instrText>
+              <w:instrText xml:space="preserve"> PAGEREF _Toc224739556 \h </w:instrText>
             </w:r>
             <w:r>
               <w:rPr>
@@ -2706,7 +2706,7 @@
               <w14:ligatures w14:val="standardContextual"/>
             </w:rPr>
           </w:pPr>
-          <w:hyperlink w:anchor="_Toc224202904" w:history="1">
+          <w:hyperlink w:anchor="_Toc224739557" w:history="1">
             <w:r>
               <w:rPr>
                 <w:rStyle w:val="Hyperlink"/>
@@ -2729,7 +2729,7 @@
               <w:rPr>
                 <w:webHidden/>
               </w:rPr>
-              <w:instrText xml:space="preserve"> PAGEREF _Toc224202904 \h </w:instrText>
+              <w:instrText xml:space="preserve"> PAGEREF _Toc224739557 \h </w:instrText>
             </w:r>
             <w:r>
               <w:rPr>
@@ -2768,7 +2768,7 @@
               <w14:ligatures w14:val="standardContextual"/>
             </w:rPr>
           </w:pPr>
-          <w:hyperlink w:anchor="_Toc224202905" w:history="1">
+          <w:hyperlink w:anchor="_Toc224739558" w:history="1">
             <w:r>
               <w:rPr>
                 <w:rStyle w:val="Hyperlink"/>
@@ -2808,7 +2808,7 @@
               <w:rPr>
                 <w:webHidden/>
               </w:rPr>
-              <w:instrText xml:space="preserve"> PAGEREF _Toc224202905 \h </w:instrText>
+              <w:instrText xml:space="preserve"> PAGEREF _Toc224739558 \h </w:instrText>
             </w:r>
             <w:r>
               <w:rPr>
@@ -2847,7 +2847,7 @@
               <w14:ligatures w14:val="standardContextual"/>
             </w:rPr>
           </w:pPr>
-          <w:hyperlink w:anchor="_Toc224202906" w:history="1">
+          <w:hyperlink w:anchor="_Toc224739559" w:history="1">
             <w:r>
               <w:rPr>
                 <w:rStyle w:val="Hyperlink"/>
@@ -2887,7 +2887,7 @@
               <w:rPr>
                 <w:webHidden/>
               </w:rPr>
-              <w:instrText xml:space="preserve"> PAGEREF _Toc224202906 \h </w:instrText>
+              <w:instrText xml:space="preserve"> PAGEREF _Toc224739559 \h </w:instrText>
             </w:r>
             <w:r>
               <w:rPr>
@@ -2926,7 +2926,7 @@
               <w14:ligatures w14:val="standardContextual"/>
             </w:rPr>
           </w:pPr>
-          <w:hyperlink w:anchor="_Toc224202907" w:history="1">
+          <w:hyperlink w:anchor="_Toc224739560" w:history="1">
             <w:r>
               <w:rPr>
                 <w:rStyle w:val="Hyperlink"/>
@@ -2966,7 +2966,7 @@
               <w:rPr>
                 <w:webHidden/>
               </w:rPr>
-              <w:instrText xml:space="preserve"> PAGEREF _Toc224202907 \h </w:instrText>
+              <w:instrText xml:space="preserve"> PAGEREF _Toc224739560 \h </w:instrText>
             </w:r>
             <w:r>
               <w:rPr>
@@ -3004,7 +3004,7 @@
               <w14:ligatures w14:val="standardContextual"/>
             </w:rPr>
           </w:pPr>
-          <w:hyperlink w:anchor="_Toc224202908" w:history="1">
+          <w:hyperlink w:anchor="_Toc224739561" w:history="1">
             <w:r>
               <w:rPr>
                 <w:rStyle w:val="Hyperlink"/>
@@ -3027,7 +3027,7 @@
               <w:rPr>
                 <w:webHidden/>
               </w:rPr>
-              <w:instrText xml:space="preserve"> PAGEREF _Toc224202908 \h </w:instrText>
+              <w:instrText xml:space="preserve"> PAGEREF _Toc224739561 \h </w:instrText>
             </w:r>
             <w:r>
               <w:rPr>
@@ -3066,7 +3066,7 @@
               <w14:ligatures w14:val="standardContextual"/>
             </w:rPr>
           </w:pPr>
-          <w:hyperlink w:anchor="_Toc224202909" w:history="1">
+          <w:hyperlink w:anchor="_Toc224739562" w:history="1">
             <w:r>
               <w:rPr>
                 <w:rStyle w:val="Hyperlink"/>
@@ -3106,7 +3106,7 @@
               <w:rPr>
                 <w:webHidden/>
               </w:rPr>
-              <w:instrText xml:space="preserve"> PAGEREF _Toc224202909 \h </w:instrText>
+              <w:instrText xml:space="preserve"> PAGEREF _Toc224739562 \h </w:instrText>
             </w:r>
             <w:r>
               <w:rPr>
@@ -3145,7 +3145,7 @@
               <w14:ligatures w14:val="standardContextual"/>
             </w:rPr>
           </w:pPr>
-          <w:hyperlink w:anchor="_Toc224202910" w:history="1">
+          <w:hyperlink w:anchor="_Toc224739563" w:history="1">
             <w:r>
               <w:rPr>
                 <w:rStyle w:val="Hyperlink"/>
@@ -3185,86 +3185,7 @@
               <w:rPr>
                 <w:webHidden/>
               </w:rPr>
-              <w:instrText xml:space="preserve"> PAGEREF _Toc224202910 \h </w:instrText>
-            </w:r>
-            <w:r>
-              <w:rPr>
-                <w:webHidden/>
-              </w:rPr>
-            </w:r>
-            <w:r>
-              <w:rPr>
-                <w:webHidden/>
-              </w:rPr>
-              <w:fldChar w:fldCharType="separate"/>
-            </w:r>
-            <w:r>
-              <w:rPr>
-                <w:webHidden/>
-              </w:rPr>
-              <w:t>14</w:t>
-            </w:r>
-            <w:r>
-              <w:rPr>
-                <w:webHidden/>
-              </w:rPr>
-              <w:fldChar w:fldCharType="end"/>
-            </w:r>
-          </w:hyperlink>
-        </w:p>
-        <w:p>
-          <w:pPr>
-            <w:pStyle w:val="Verzeichnis3"/>
-            <w:rPr>
-              <w:rFonts w:asciiTheme="minorHAnsi" w:eastAsiaTheme="minorEastAsia" w:hAnsiTheme="minorHAnsi" w:cstheme="minorBidi"/>
-              <w:iCs w:val="0"/>
-              <w:kern w:val="2"/>
-              <w:szCs w:val="24"/>
-              <w:lang w:val="de-AT" w:eastAsia="de-AT"/>
-              <w14:ligatures w14:val="standardContextual"/>
-            </w:rPr>
-          </w:pPr>
-          <w:hyperlink w:anchor="_Toc224202911" w:history="1">
-            <w:r>
-              <w:rPr>
-                <w:rStyle w:val="Hyperlink"/>
-              </w:rPr>
-              <w:t>6.2.3</w:t>
-            </w:r>
-            <w:r>
-              <w:rPr>
-                <w:rFonts w:asciiTheme="minorHAnsi" w:eastAsiaTheme="minorEastAsia" w:hAnsiTheme="minorHAnsi" w:cstheme="minorBidi"/>
-                <w:iCs w:val="0"/>
-                <w:kern w:val="2"/>
-                <w:szCs w:val="24"/>
-                <w:lang w:val="de-AT" w:eastAsia="de-AT"/>
-                <w14:ligatures w14:val="standardContextual"/>
-              </w:rPr>
-              <w:tab/>
-            </w:r>
-            <w:r>
-              <w:rPr>
-                <w:rStyle w:val="Hyperlink"/>
-              </w:rPr>
-              <w:t>Clk und Data In Parallel einspeisen</w:t>
-            </w:r>
-            <w:r>
-              <w:rPr>
-                <w:webHidden/>
-              </w:rPr>
-              <w:tab/>
-            </w:r>
-            <w:r>
-              <w:rPr>
-                <w:webHidden/>
-              </w:rPr>
-              <w:fldChar w:fldCharType="begin"/>
-            </w:r>
-            <w:r>
-              <w:rPr>
-                <w:webHidden/>
-              </w:rPr>
-              <w:instrText xml:space="preserve"> PAGEREF _Toc224202911 \h </w:instrText>
+              <w:instrText xml:space="preserve"> PAGEREF _Toc224739563 \h </w:instrText>
             </w:r>
             <w:r>
               <w:rPr>
@@ -3302,12 +3223,12 @@
               <w14:ligatures w14:val="standardContextual"/>
             </w:rPr>
           </w:pPr>
-          <w:hyperlink w:anchor="_Toc224202912" w:history="1">
+          <w:hyperlink w:anchor="_Toc224739564" w:history="1">
             <w:r>
               <w:rPr>
                 <w:rStyle w:val="Hyperlink"/>
               </w:rPr>
-              <w:t>6.3 Finale Entscheidung</w:t>
+              <w:t>6.3 Finaler Algorithmus</w:t>
             </w:r>
             <w:r>
               <w:rPr>
@@ -3325,7 +3246,7 @@
               <w:rPr>
                 <w:webHidden/>
               </w:rPr>
-              <w:instrText xml:space="preserve"> PAGEREF _Toc224202912 \h </w:instrText>
+              <w:instrText xml:space="preserve"> PAGEREF _Toc224739564 \h </w:instrText>
             </w:r>
             <w:r>
               <w:rPr>
@@ -3342,7 +3263,7 @@
               <w:rPr>
                 <w:webHidden/>
               </w:rPr>
-              <w:t>14</w:t>
+              <w:t>16</w:t>
             </w:r>
             <w:r>
               <w:rPr>
@@ -3365,7 +3286,7 @@
               <w14:ligatures w14:val="standardContextual"/>
             </w:rPr>
           </w:pPr>
-          <w:hyperlink w:anchor="_Toc224202913" w:history="1">
+          <w:hyperlink w:anchor="_Toc224739565" w:history="1">
             <w:r>
               <w:rPr>
                 <w:rStyle w:val="Hyperlink"/>
@@ -3388,7 +3309,7 @@
               <w:rPr>
                 <w:webHidden/>
               </w:rPr>
-              <w:instrText xml:space="preserve"> PAGEREF _Toc224202913 \h </w:instrText>
+              <w:instrText xml:space="preserve"> PAGEREF _Toc224739565 \h </w:instrText>
             </w:r>
             <w:r>
               <w:rPr>
@@ -3405,7 +3326,7 @@
               <w:rPr>
                 <w:webHidden/>
               </w:rPr>
-              <w:t>15</w:t>
+              <w:t>17</w:t>
             </w:r>
             <w:r>
               <w:rPr>
@@ -3426,7 +3347,7 @@
               <w14:ligatures w14:val="standardContextual"/>
             </w:rPr>
           </w:pPr>
-          <w:hyperlink w:anchor="_Toc224202914" w:history="1">
+          <w:hyperlink w:anchor="_Toc224739566" w:history="1">
             <w:r>
               <w:rPr>
                 <w:rStyle w:val="Hyperlink"/>
@@ -3449,7 +3370,7 @@
               <w:rPr>
                 <w:webHidden/>
               </w:rPr>
-              <w:instrText xml:space="preserve"> PAGEREF _Toc224202914 \h </w:instrText>
+              <w:instrText xml:space="preserve"> PAGEREF _Toc224739566 \h </w:instrText>
             </w:r>
             <w:r>
               <w:rPr>
@@ -3466,7 +3387,7 @@
               <w:rPr>
                 <w:webHidden/>
               </w:rPr>
-              <w:t>15</w:t>
+              <w:t>17</w:t>
             </w:r>
             <w:r>
               <w:rPr>
@@ -3487,7 +3408,7 @@
               <w14:ligatures w14:val="standardContextual"/>
             </w:rPr>
           </w:pPr>
-          <w:hyperlink w:anchor="_Toc224202915" w:history="1">
+          <w:hyperlink w:anchor="_Toc224739567" w:history="1">
             <w:r>
               <w:rPr>
                 <w:rStyle w:val="Hyperlink"/>
@@ -3511,7 +3432,7 @@
               <w:rPr>
                 <w:webHidden/>
               </w:rPr>
-              <w:instrText xml:space="preserve"> PAGEREF _Toc224202915 \h </w:instrText>
+              <w:instrText xml:space="preserve"> PAGEREF _Toc224739567 \h </w:instrText>
             </w:r>
             <w:r>
               <w:rPr>
@@ -3528,7 +3449,7 @@
               <w:rPr>
                 <w:webHidden/>
               </w:rPr>
-              <w:t>15</w:t>
+              <w:t>17</w:t>
             </w:r>
             <w:r>
               <w:rPr>
@@ -3549,7 +3470,7 @@
               <w14:ligatures w14:val="standardContextual"/>
             </w:rPr>
           </w:pPr>
-          <w:hyperlink w:anchor="_Toc224202916" w:history="1">
+          <w:hyperlink w:anchor="_Toc224739568" w:history="1">
             <w:r>
               <w:rPr>
                 <w:rStyle w:val="Hyperlink"/>
@@ -3572,7 +3493,7 @@
               <w:rPr>
                 <w:webHidden/>
               </w:rPr>
-              <w:instrText xml:space="preserve"> PAGEREF _Toc224202916 \h </w:instrText>
+              <w:instrText xml:space="preserve"> PAGEREF _Toc224739568 \h </w:instrText>
             </w:r>
             <w:r>
               <w:rPr>
@@ -3589,7 +3510,7 @@
               <w:rPr>
                 <w:webHidden/>
               </w:rPr>
-              <w:t>16</w:t>
+              <w:t>18</w:t>
             </w:r>
             <w:r>
               <w:rPr>
@@ -3610,7 +3531,7 @@
               <w14:ligatures w14:val="standardContextual"/>
             </w:rPr>
           </w:pPr>
-          <w:hyperlink w:anchor="_Toc224202917" w:history="1">
+          <w:hyperlink w:anchor="_Toc224739569" w:history="1">
             <w:r>
               <w:rPr>
                 <w:rStyle w:val="Hyperlink"/>
@@ -3640,7 +3561,7 @@
               <w:rPr>
                 <w:webHidden/>
               </w:rPr>
-              <w:instrText xml:space="preserve"> PAGEREF _Toc224202917 \h </w:instrText>
+              <w:instrText xml:space="preserve"> PAGEREF _Toc224739569 \h </w:instrText>
             </w:r>
             <w:r>
               <w:rPr>
@@ -3657,7 +3578,7 @@
               <w:rPr>
                 <w:webHidden/>
               </w:rPr>
-              <w:t>16</w:t>
+              <w:t>18</w:t>
             </w:r>
             <w:r>
               <w:rPr>
@@ -3678,7 +3599,7 @@
               <w14:ligatures w14:val="standardContextual"/>
             </w:rPr>
           </w:pPr>
-          <w:hyperlink w:anchor="_Toc224202918" w:history="1">
+          <w:hyperlink w:anchor="_Toc224739570" w:history="1">
             <w:r>
               <w:rPr>
                 <w:rStyle w:val="Hyperlink"/>
@@ -3701,7 +3622,7 @@
               <w:rPr>
                 <w:webHidden/>
               </w:rPr>
-              <w:instrText xml:space="preserve"> PAGEREF _Toc224202918 \h </w:instrText>
+              <w:instrText xml:space="preserve"> PAGEREF _Toc224739570 \h </w:instrText>
             </w:r>
             <w:r>
               <w:rPr>
@@ -3718,7 +3639,7 @@
               <w:rPr>
                 <w:webHidden/>
               </w:rPr>
-              <w:t>16</w:t>
+              <w:t>18</w:t>
             </w:r>
             <w:r>
               <w:rPr>
@@ -3741,7 +3662,7 @@
               <w14:ligatures w14:val="standardContextual"/>
             </w:rPr>
           </w:pPr>
-          <w:hyperlink w:anchor="_Toc224202919" w:history="1">
+          <w:hyperlink w:anchor="_Toc224739571" w:history="1">
             <w:r>
               <w:rPr>
                 <w:rStyle w:val="Hyperlink"/>
@@ -3764,7 +3685,7 @@
               <w:rPr>
                 <w:webHidden/>
               </w:rPr>
-              <w:instrText xml:space="preserve"> PAGEREF _Toc224202919 \h </w:instrText>
+              <w:instrText xml:space="preserve"> PAGEREF _Toc224739571 \h </w:instrText>
             </w:r>
             <w:r>
               <w:rPr>
@@ -3781,7 +3702,7 @@
               <w:rPr>
                 <w:webHidden/>
               </w:rPr>
-              <w:t>17</w:t>
+              <w:t>19</w:t>
             </w:r>
             <w:r>
               <w:rPr>
@@ -3802,7 +3723,7 @@
               <w14:ligatures w14:val="standardContextual"/>
             </w:rPr>
           </w:pPr>
-          <w:hyperlink w:anchor="_Toc224202920" w:history="1">
+          <w:hyperlink w:anchor="_Toc224739572" w:history="1">
             <w:r>
               <w:rPr>
                 <w:rStyle w:val="Hyperlink"/>
@@ -3825,7 +3746,7 @@
               <w:rPr>
                 <w:webHidden/>
               </w:rPr>
-              <w:instrText xml:space="preserve"> PAGEREF _Toc224202920 \h </w:instrText>
+              <w:instrText xml:space="preserve"> PAGEREF _Toc224739572 \h </w:instrText>
             </w:r>
             <w:r>
               <w:rPr>
@@ -3842,7 +3763,7 @@
               <w:rPr>
                 <w:webHidden/>
               </w:rPr>
-              <w:t>17</w:t>
+              <w:t>19</w:t>
             </w:r>
             <w:r>
               <w:rPr>
@@ -3863,7 +3784,7 @@
               <w14:ligatures w14:val="standardContextual"/>
             </w:rPr>
           </w:pPr>
-          <w:hyperlink w:anchor="_Toc224202921" w:history="1">
+          <w:hyperlink w:anchor="_Toc224739573" w:history="1">
             <w:r>
               <w:rPr>
                 <w:rStyle w:val="Hyperlink"/>
@@ -3886,7 +3807,7 @@
               <w:rPr>
                 <w:webHidden/>
               </w:rPr>
-              <w:instrText xml:space="preserve"> PAGEREF _Toc224202921 \h </w:instrText>
+              <w:instrText xml:space="preserve"> PAGEREF _Toc224739573 \h </w:instrText>
             </w:r>
             <w:r>
               <w:rPr>
@@ -3903,7 +3824,7 @@
               <w:rPr>
                 <w:webHidden/>
               </w:rPr>
-              <w:t>17</w:t>
+              <w:t>19</w:t>
             </w:r>
             <w:r>
               <w:rPr>
@@ -3925,7 +3846,7 @@
               <w14:ligatures w14:val="standardContextual"/>
             </w:rPr>
           </w:pPr>
-          <w:hyperlink w:anchor="_Toc224202922" w:history="1">
+          <w:hyperlink w:anchor="_Toc224739574" w:history="1">
             <w:r>
               <w:rPr>
                 <w:rStyle w:val="Hyperlink"/>
@@ -3965,7 +3886,7 @@
               <w:rPr>
                 <w:webHidden/>
               </w:rPr>
-              <w:instrText xml:space="preserve"> PAGEREF _Toc224202922 \h </w:instrText>
+              <w:instrText xml:space="preserve"> PAGEREF _Toc224739574 \h </w:instrText>
             </w:r>
             <w:r>
               <w:rPr>
@@ -3982,7 +3903,7 @@
               <w:rPr>
                 <w:webHidden/>
               </w:rPr>
-              <w:t>17</w:t>
+              <w:t>19</w:t>
             </w:r>
             <w:r>
               <w:rPr>
@@ -4004,7 +3925,7 @@
               <w14:ligatures w14:val="standardContextual"/>
             </w:rPr>
           </w:pPr>
-          <w:hyperlink w:anchor="_Toc224202923" w:history="1">
+          <w:hyperlink w:anchor="_Toc224739575" w:history="1">
             <w:r>
               <w:rPr>
                 <w:rStyle w:val="Hyperlink"/>
@@ -4046,7 +3967,7 @@
               <w:rPr>
                 <w:webHidden/>
               </w:rPr>
-              <w:instrText xml:space="preserve"> PAGEREF _Toc224202923 \h </w:instrText>
+              <w:instrText xml:space="preserve"> PAGEREF _Toc224739575 \h </w:instrText>
             </w:r>
             <w:r>
               <w:rPr>
@@ -4063,7 +3984,7 @@
               <w:rPr>
                 <w:webHidden/>
               </w:rPr>
-              <w:t>18</w:t>
+              <w:t>20</w:t>
             </w:r>
             <w:r>
               <w:rPr>
@@ -4085,7 +4006,7 @@
               <w14:ligatures w14:val="standardContextual"/>
             </w:rPr>
           </w:pPr>
-          <w:hyperlink w:anchor="_Toc224202924" w:history="1">
+          <w:hyperlink w:anchor="_Toc224739576" w:history="1">
             <w:r>
               <w:rPr>
                 <w:rStyle w:val="Hyperlink"/>
@@ -4125,7 +4046,7 @@
               <w:rPr>
                 <w:webHidden/>
               </w:rPr>
-              <w:instrText xml:space="preserve"> PAGEREF _Toc224202924 \h </w:instrText>
+              <w:instrText xml:space="preserve"> PAGEREF _Toc224739576 \h </w:instrText>
             </w:r>
             <w:r>
               <w:rPr>
@@ -4142,7 +4063,7 @@
               <w:rPr>
                 <w:webHidden/>
               </w:rPr>
-              <w:t>18</w:t>
+              <w:t>20</w:t>
             </w:r>
             <w:r>
               <w:rPr>
@@ -4164,7 +4085,7 @@
               <w14:ligatures w14:val="standardContextual"/>
             </w:rPr>
           </w:pPr>
-          <w:hyperlink w:anchor="_Toc224202925" w:history="1">
+          <w:hyperlink w:anchor="_Toc224739577" w:history="1">
             <w:r>
               <w:rPr>
                 <w:rStyle w:val="Hyperlink"/>
@@ -4204,7 +4125,7 @@
               <w:rPr>
                 <w:webHidden/>
               </w:rPr>
-              <w:instrText xml:space="preserve"> PAGEREF _Toc224202925 \h </w:instrText>
+              <w:instrText xml:space="preserve"> PAGEREF _Toc224739577 \h </w:instrText>
             </w:r>
             <w:r>
               <w:rPr>
@@ -4221,7 +4142,7 @@
               <w:rPr>
                 <w:webHidden/>
               </w:rPr>
-              <w:t>19</w:t>
+              <w:t>21</w:t>
             </w:r>
             <w:r>
               <w:rPr>
@@ -4243,7 +4164,7 @@
               <w14:ligatures w14:val="standardContextual"/>
             </w:rPr>
           </w:pPr>
-          <w:hyperlink w:anchor="_Toc224202926" w:history="1">
+          <w:hyperlink w:anchor="_Toc224739578" w:history="1">
             <w:r>
               <w:rPr>
                 <w:rStyle w:val="Hyperlink"/>
@@ -4283,7 +4204,7 @@
               <w:rPr>
                 <w:webHidden/>
               </w:rPr>
-              <w:instrText xml:space="preserve"> PAGEREF _Toc224202926 \h </w:instrText>
+              <w:instrText xml:space="preserve"> PAGEREF _Toc224739578 \h </w:instrText>
             </w:r>
             <w:r>
               <w:rPr>
@@ -4300,7 +4221,7 @@
               <w:rPr>
                 <w:webHidden/>
               </w:rPr>
-              <w:t>19</w:t>
+              <w:t>21</w:t>
             </w:r>
             <w:r>
               <w:rPr>
@@ -4321,7 +4242,7 @@
               <w14:ligatures w14:val="standardContextual"/>
             </w:rPr>
           </w:pPr>
-          <w:hyperlink w:anchor="_Toc224202927" w:history="1">
+          <w:hyperlink w:anchor="_Toc224739579" w:history="1">
             <w:r>
               <w:rPr>
                 <w:rStyle w:val="Hyperlink"/>
@@ -4344,7 +4265,7 @@
               <w:rPr>
                 <w:webHidden/>
               </w:rPr>
-              <w:instrText xml:space="preserve"> PAGEREF _Toc224202927 \h </w:instrText>
+              <w:instrText xml:space="preserve"> PAGEREF _Toc224739579 \h </w:instrText>
             </w:r>
             <w:r>
               <w:rPr>
@@ -4361,7 +4282,7 @@
               <w:rPr>
                 <w:webHidden/>
               </w:rPr>
-              <w:t>20</w:t>
+              <w:t>22</w:t>
             </w:r>
             <w:r>
               <w:rPr>
@@ -4383,7 +4304,7 @@
               <w14:ligatures w14:val="standardContextual"/>
             </w:rPr>
           </w:pPr>
-          <w:hyperlink w:anchor="_Toc224202928" w:history="1">
+          <w:hyperlink w:anchor="_Toc224739580" w:history="1">
             <w:r>
               <w:rPr>
                 <w:rStyle w:val="Hyperlink"/>
@@ -4425,7 +4346,7 @@
               <w:rPr>
                 <w:webHidden/>
               </w:rPr>
-              <w:instrText xml:space="preserve"> PAGEREF _Toc224202928 \h </w:instrText>
+              <w:instrText xml:space="preserve"> PAGEREF _Toc224739580 \h </w:instrText>
             </w:r>
             <w:r>
               <w:rPr>
@@ -4442,7 +4363,7 @@
               <w:rPr>
                 <w:webHidden/>
               </w:rPr>
-              <w:t>20</w:t>
+              <w:t>22</w:t>
             </w:r>
             <w:r>
               <w:rPr>
@@ -4464,7 +4385,7 @@
               <w14:ligatures w14:val="standardContextual"/>
             </w:rPr>
           </w:pPr>
-          <w:hyperlink w:anchor="_Toc224202929" w:history="1">
+          <w:hyperlink w:anchor="_Toc224739581" w:history="1">
             <w:r>
               <w:rPr>
                 <w:rStyle w:val="Hyperlink"/>
@@ -4506,7 +4427,7 @@
               <w:rPr>
                 <w:webHidden/>
               </w:rPr>
-              <w:instrText xml:space="preserve"> PAGEREF _Toc224202929 \h </w:instrText>
+              <w:instrText xml:space="preserve"> PAGEREF _Toc224739581 \h </w:instrText>
             </w:r>
             <w:r>
               <w:rPr>
@@ -4523,7 +4444,7 @@
               <w:rPr>
                 <w:webHidden/>
               </w:rPr>
-              <w:t>20</w:t>
+              <w:t>22</w:t>
             </w:r>
             <w:r>
               <w:rPr>
@@ -4544,7 +4465,7 @@
               <w14:ligatures w14:val="standardContextual"/>
             </w:rPr>
           </w:pPr>
-          <w:hyperlink w:anchor="_Toc224202930" w:history="1">
+          <w:hyperlink w:anchor="_Toc224739582" w:history="1">
             <w:r>
               <w:rPr>
                 <w:rStyle w:val="Hyperlink"/>
@@ -4568,7 +4489,7 @@
               <w:rPr>
                 <w:webHidden/>
               </w:rPr>
-              <w:instrText xml:space="preserve"> PAGEREF _Toc224202930 \h </w:instrText>
+              <w:instrText xml:space="preserve"> PAGEREF _Toc224739582 \h </w:instrText>
             </w:r>
             <w:r>
               <w:rPr>
@@ -4585,7 +4506,7 @@
               <w:rPr>
                 <w:webHidden/>
               </w:rPr>
-              <w:t>20</w:t>
+              <w:t>22</w:t>
             </w:r>
             <w:r>
               <w:rPr>
@@ -4608,7 +4529,7 @@
               <w14:ligatures w14:val="standardContextual"/>
             </w:rPr>
           </w:pPr>
-          <w:hyperlink w:anchor="_Toc224202931" w:history="1">
+          <w:hyperlink w:anchor="_Toc224739583" w:history="1">
             <w:r>
               <w:rPr>
                 <w:rStyle w:val="Hyperlink"/>
@@ -4631,7 +4552,7 @@
               <w:rPr>
                 <w:webHidden/>
               </w:rPr>
-              <w:instrText xml:space="preserve"> PAGEREF _Toc224202931 \h </w:instrText>
+              <w:instrText xml:space="preserve"> PAGEREF _Toc224739583 \h </w:instrText>
             </w:r>
             <w:r>
               <w:rPr>
@@ -4648,7 +4569,7 @@
               <w:rPr>
                 <w:webHidden/>
               </w:rPr>
-              <w:t>21</w:t>
+              <w:t>23</w:t>
             </w:r>
             <w:r>
               <w:rPr>
@@ -4669,7 +4590,7 @@
               <w14:ligatures w14:val="standardContextual"/>
             </w:rPr>
           </w:pPr>
-          <w:hyperlink w:anchor="_Toc224202932" w:history="1">
+          <w:hyperlink w:anchor="_Toc224739584" w:history="1">
             <w:r>
               <w:rPr>
                 <w:rStyle w:val="Hyperlink"/>
@@ -4692,7 +4613,7 @@
               <w:rPr>
                 <w:webHidden/>
               </w:rPr>
-              <w:instrText xml:space="preserve"> PAGEREF _Toc224202932 \h </w:instrText>
+              <w:instrText xml:space="preserve"> PAGEREF _Toc224739584 \h </w:instrText>
             </w:r>
             <w:r>
               <w:rPr>
@@ -4709,7 +4630,7 @@
               <w:rPr>
                 <w:webHidden/>
               </w:rPr>
-              <w:t>21</w:t>
+              <w:t>23</w:t>
             </w:r>
             <w:r>
               <w:rPr>
@@ -4730,7 +4651,7 @@
               <w14:ligatures w14:val="standardContextual"/>
             </w:rPr>
           </w:pPr>
-          <w:hyperlink w:anchor="_Toc224202933" w:history="1">
+          <w:hyperlink w:anchor="_Toc224739585" w:history="1">
             <w:r>
               <w:rPr>
                 <w:rStyle w:val="Hyperlink"/>
@@ -4753,7 +4674,7 @@
               <w:rPr>
                 <w:webHidden/>
               </w:rPr>
-              <w:instrText xml:space="preserve"> PAGEREF _Toc224202933 \h </w:instrText>
+              <w:instrText xml:space="preserve"> PAGEREF _Toc224739585 \h </w:instrText>
             </w:r>
             <w:r>
               <w:rPr>
@@ -4770,7 +4691,7 @@
               <w:rPr>
                 <w:webHidden/>
               </w:rPr>
-              <w:t>21</w:t>
+              <w:t>23</w:t>
             </w:r>
             <w:r>
               <w:rPr>
@@ -4791,7 +4712,7 @@
               <w14:ligatures w14:val="standardContextual"/>
             </w:rPr>
           </w:pPr>
-          <w:hyperlink w:anchor="_Toc224202934" w:history="1">
+          <w:hyperlink w:anchor="_Toc224739586" w:history="1">
             <w:r>
               <w:rPr>
                 <w:rStyle w:val="Hyperlink"/>
@@ -4814,7 +4735,7 @@
               <w:rPr>
                 <w:webHidden/>
               </w:rPr>
-              <w:instrText xml:space="preserve"> PAGEREF _Toc224202934 \h </w:instrText>
+              <w:instrText xml:space="preserve"> PAGEREF _Toc224739586 \h </w:instrText>
             </w:r>
             <w:r>
               <w:rPr>
@@ -4831,7 +4752,7 @@
               <w:rPr>
                 <w:webHidden/>
               </w:rPr>
-              <w:t>21</w:t>
+              <w:t>24</w:t>
             </w:r>
             <w:r>
               <w:rPr>
@@ -4852,12 +4773,12 @@
               <w14:ligatures w14:val="standardContextual"/>
             </w:rPr>
           </w:pPr>
-          <w:hyperlink w:anchor="_Toc224202935" w:history="1">
+          <w:hyperlink w:anchor="_Toc224739587" w:history="1">
             <w:r>
               <w:rPr>
                 <w:rStyle w:val="Hyperlink"/>
               </w:rPr>
-              <w:t>9.4 Personensegmentierung mit MediaPipe</w:t>
+              <w:t>9.4 Kalibrierung</w:t>
             </w:r>
             <w:r>
               <w:rPr>
@@ -4875,7 +4796,7 @@
               <w:rPr>
                 <w:webHidden/>
               </w:rPr>
-              <w:instrText xml:space="preserve"> PAGEREF _Toc224202935 \h </w:instrText>
+              <w:instrText xml:space="preserve"> PAGEREF _Toc224739587 \h </w:instrText>
             </w:r>
             <w:r>
               <w:rPr>
@@ -4892,7 +4813,7 @@
               <w:rPr>
                 <w:webHidden/>
               </w:rPr>
-              <w:t>21</w:t>
+              <w:t>24</w:t>
             </w:r>
             <w:r>
               <w:rPr>
@@ -4913,12 +4834,12 @@
               <w14:ligatures w14:val="standardContextual"/>
             </w:rPr>
           </w:pPr>
-          <w:hyperlink w:anchor="_Toc224202936" w:history="1">
+          <w:hyperlink w:anchor="_Toc224739588" w:history="1">
             <w:r>
               <w:rPr>
                 <w:rStyle w:val="Hyperlink"/>
               </w:rPr>
-              <w:t>9.5 Hand- und Fingererkennung</w:t>
+              <w:t>9.5 Hand und Personenerfassung</w:t>
             </w:r>
             <w:r>
               <w:rPr>
@@ -4936,7 +4857,7 @@
               <w:rPr>
                 <w:webHidden/>
               </w:rPr>
-              <w:instrText xml:space="preserve"> PAGEREF _Toc224202936 \h </w:instrText>
+              <w:instrText xml:space="preserve"> PAGEREF _Toc224739588 \h </w:instrText>
             </w:r>
             <w:r>
               <w:rPr>
@@ -4953,7 +4874,7 @@
               <w:rPr>
                 <w:webHidden/>
               </w:rPr>
-              <w:t>21</w:t>
+              <w:t>25</w:t>
             </w:r>
             <w:r>
               <w:rPr>
@@ -4974,12 +4895,12 @@
               <w14:ligatures w14:val="standardContextual"/>
             </w:rPr>
           </w:pPr>
-          <w:hyperlink w:anchor="_Toc224202937" w:history="1">
+          <w:hyperlink w:anchor="_Toc224739589" w:history="1">
             <w:r>
               <w:rPr>
                 <w:rStyle w:val="Hyperlink"/>
               </w:rPr>
-              <w:t>9.6 Hintergrundmodell und Bewegungserkennung</w:t>
+              <w:t>9.6 Nachverarbeitung der Maske (Morphologie, Konturen, Glättung)</w:t>
             </w:r>
             <w:r>
               <w:rPr>
@@ -4997,7 +4918,7 @@
               <w:rPr>
                 <w:webHidden/>
               </w:rPr>
-              <w:instrText xml:space="preserve"> PAGEREF _Toc224202937 \h </w:instrText>
+              <w:instrText xml:space="preserve"> PAGEREF _Toc224739589 \h </w:instrText>
             </w:r>
             <w:r>
               <w:rPr>
@@ -5014,7 +4935,7 @@
               <w:rPr>
                 <w:webHidden/>
               </w:rPr>
-              <w:t>21</w:t>
+              <w:t>26</w:t>
             </w:r>
             <w:r>
               <w:rPr>
@@ -5035,73 +4956,12 @@
               <w14:ligatures w14:val="standardContextual"/>
             </w:rPr>
           </w:pPr>
-          <w:hyperlink w:anchor="_Toc224202938" w:history="1">
+          <w:hyperlink w:anchor="_Toc224739590" w:history="1">
             <w:r>
               <w:rPr>
                 <w:rStyle w:val="Hyperlink"/>
               </w:rPr>
-              <w:t>9.7 Nachverarbeitung der Maske (Morphologie, Konturen, Glättung)</w:t>
-            </w:r>
-            <w:r>
-              <w:rPr>
-                <w:webHidden/>
-              </w:rPr>
-              <w:tab/>
-            </w:r>
-            <w:r>
-              <w:rPr>
-                <w:webHidden/>
-              </w:rPr>
-              <w:fldChar w:fldCharType="begin"/>
-            </w:r>
-            <w:r>
-              <w:rPr>
-                <w:webHidden/>
-              </w:rPr>
-              <w:instrText xml:space="preserve"> PAGEREF _Toc224202938 \h </w:instrText>
-            </w:r>
-            <w:r>
-              <w:rPr>
-                <w:webHidden/>
-              </w:rPr>
-            </w:r>
-            <w:r>
-              <w:rPr>
-                <w:webHidden/>
-              </w:rPr>
-              <w:fldChar w:fldCharType="separate"/>
-            </w:r>
-            <w:r>
-              <w:rPr>
-                <w:webHidden/>
-              </w:rPr>
-              <w:t>21</w:t>
-            </w:r>
-            <w:r>
-              <w:rPr>
-                <w:webHidden/>
-              </w:rPr>
-              <w:fldChar w:fldCharType="end"/>
-            </w:r>
-          </w:hyperlink>
-        </w:p>
-        <w:p>
-          <w:pPr>
-            <w:pStyle w:val="Verzeichnis2"/>
-            <w:rPr>
-              <w:rFonts w:asciiTheme="minorHAnsi" w:eastAsiaTheme="minorEastAsia" w:hAnsiTheme="minorHAnsi" w:cstheme="minorBidi"/>
-              <w:kern w:val="2"/>
-              <w:szCs w:val="24"/>
-              <w:lang w:val="de-AT" w:eastAsia="de-AT"/>
-              <w14:ligatures w14:val="standardContextual"/>
-            </w:rPr>
-          </w:pPr>
-          <w:hyperlink w:anchor="_Toc224202939" w:history="1">
-            <w:r>
-              <w:rPr>
-                <w:rStyle w:val="Hyperlink"/>
-              </w:rPr>
-              <w:t>9.8 Mapping auf die LED</w:t>
+              <w:t>9.7 Mapping auf die LED</w:t>
             </w:r>
             <w:r>
               <w:rPr>
@@ -5126,7 +4986,7 @@
               <w:rPr>
                 <w:webHidden/>
               </w:rPr>
-              <w:instrText xml:space="preserve"> PAGEREF _Toc224202939 \h </w:instrText>
+              <w:instrText xml:space="preserve"> PAGEREF _Toc224739590 \h </w:instrText>
             </w:r>
             <w:r>
               <w:rPr>
@@ -5143,7 +5003,7 @@
               <w:rPr>
                 <w:webHidden/>
               </w:rPr>
-              <w:t>21</w:t>
+              <w:t>26</w:t>
             </w:r>
             <w:r>
               <w:rPr>
@@ -5166,7 +5026,7 @@
               <w14:ligatures w14:val="standardContextual"/>
             </w:rPr>
           </w:pPr>
-          <w:hyperlink w:anchor="_Toc224202940" w:history="1">
+          <w:hyperlink w:anchor="_Toc224739591" w:history="1">
             <w:r>
               <w:rPr>
                 <w:rStyle w:val="Hyperlink"/>
@@ -5189,7 +5049,7 @@
               <w:rPr>
                 <w:webHidden/>
               </w:rPr>
-              <w:instrText xml:space="preserve"> PAGEREF _Toc224202940 \h </w:instrText>
+              <w:instrText xml:space="preserve"> PAGEREF _Toc224739591 \h </w:instrText>
             </w:r>
             <w:r>
               <w:rPr>
@@ -5206,7 +5066,7 @@
               <w:rPr>
                 <w:webHidden/>
               </w:rPr>
-              <w:t>22</w:t>
+              <w:t>27</w:t>
             </w:r>
             <w:r>
               <w:rPr>
@@ -5227,7 +5087,7 @@
               <w14:ligatures w14:val="standardContextual"/>
             </w:rPr>
           </w:pPr>
-          <w:hyperlink w:anchor="_Toc224202941" w:history="1">
+          <w:hyperlink w:anchor="_Toc224739592" w:history="1">
             <w:r>
               <w:rPr>
                 <w:rStyle w:val="Hyperlink"/>
@@ -5250,7 +5110,7 @@
               <w:rPr>
                 <w:webHidden/>
               </w:rPr>
-              <w:instrText xml:space="preserve"> PAGEREF _Toc224202941 \h </w:instrText>
+              <w:instrText xml:space="preserve"> PAGEREF _Toc224739592 \h </w:instrText>
             </w:r>
             <w:r>
               <w:rPr>
@@ -5267,7 +5127,7 @@
               <w:rPr>
                 <w:webHidden/>
               </w:rPr>
-              <w:t>22</w:t>
+              <w:t>27</w:t>
             </w:r>
             <w:r>
               <w:rPr>
@@ -5289,7 +5149,7 @@
               <w14:ligatures w14:val="standardContextual"/>
             </w:rPr>
           </w:pPr>
-          <w:hyperlink w:anchor="_Toc224202942" w:history="1">
+          <w:hyperlink w:anchor="_Toc224739593" w:history="1">
             <w:r>
               <w:rPr>
                 <w:rStyle w:val="Hyperlink"/>
@@ -5329,7 +5189,7 @@
               <w:rPr>
                 <w:webHidden/>
               </w:rPr>
-              <w:instrText xml:space="preserve"> PAGEREF _Toc224202942 \h </w:instrText>
+              <w:instrText xml:space="preserve"> PAGEREF _Toc224739593 \h </w:instrText>
             </w:r>
             <w:r>
               <w:rPr>
@@ -5346,7 +5206,7 @@
               <w:rPr>
                 <w:webHidden/>
               </w:rPr>
-              <w:t>22</w:t>
+              <w:t>27</w:t>
             </w:r>
             <w:r>
               <w:rPr>
@@ -5368,7 +5228,7 @@
               <w14:ligatures w14:val="standardContextual"/>
             </w:rPr>
           </w:pPr>
-          <w:hyperlink w:anchor="_Toc224202943" w:history="1">
+          <w:hyperlink w:anchor="_Toc224739594" w:history="1">
             <w:r>
               <w:rPr>
                 <w:rStyle w:val="Hyperlink"/>
@@ -5408,7 +5268,7 @@
               <w:rPr>
                 <w:webHidden/>
               </w:rPr>
-              <w:instrText xml:space="preserve"> PAGEREF _Toc224202943 \h </w:instrText>
+              <w:instrText xml:space="preserve"> PAGEREF _Toc224739594 \h </w:instrText>
             </w:r>
             <w:r>
               <w:rPr>
@@ -5425,7 +5285,7 @@
               <w:rPr>
                 <w:webHidden/>
               </w:rPr>
-              <w:t>22</w:t>
+              <w:t>27</w:t>
             </w:r>
             <w:r>
               <w:rPr>
@@ -5446,7 +5306,7 @@
               <w14:ligatures w14:val="standardContextual"/>
             </w:rPr>
           </w:pPr>
-          <w:hyperlink w:anchor="_Toc224202944" w:history="1">
+          <w:hyperlink w:anchor="_Toc224739595" w:history="1">
             <w:r>
               <w:rPr>
                 <w:rStyle w:val="Hyperlink"/>
@@ -5469,7 +5329,7 @@
               <w:rPr>
                 <w:webHidden/>
               </w:rPr>
-              <w:instrText xml:space="preserve"> PAGEREF _Toc224202944 \h </w:instrText>
+              <w:instrText xml:space="preserve"> PAGEREF _Toc224739595 \h </w:instrText>
             </w:r>
             <w:r>
               <w:rPr>
@@ -5486,7 +5346,7 @@
               <w:rPr>
                 <w:webHidden/>
               </w:rPr>
-              <w:t>22</w:t>
+              <w:t>27</w:t>
             </w:r>
             <w:r>
               <w:rPr>
@@ -5508,7 +5368,7 @@
               <w14:ligatures w14:val="standardContextual"/>
             </w:rPr>
           </w:pPr>
-          <w:hyperlink w:anchor="_Toc224202945" w:history="1">
+          <w:hyperlink w:anchor="_Toc224739596" w:history="1">
             <w:r>
               <w:rPr>
                 <w:rStyle w:val="Hyperlink"/>
@@ -5548,7 +5408,7 @@
               <w:rPr>
                 <w:webHidden/>
               </w:rPr>
-              <w:instrText xml:space="preserve"> PAGEREF _Toc224202945 \h </w:instrText>
+              <w:instrText xml:space="preserve"> PAGEREF _Toc224739596 \h </w:instrText>
             </w:r>
             <w:r>
               <w:rPr>
@@ -5565,7 +5425,7 @@
               <w:rPr>
                 <w:webHidden/>
               </w:rPr>
-              <w:t>22</w:t>
+              <w:t>27</w:t>
             </w:r>
             <w:r>
               <w:rPr>
@@ -5587,7 +5447,7 @@
               <w14:ligatures w14:val="standardContextual"/>
             </w:rPr>
           </w:pPr>
-          <w:hyperlink w:anchor="_Toc224202946" w:history="1">
+          <w:hyperlink w:anchor="_Toc224739597" w:history="1">
             <w:r>
               <w:rPr>
                 <w:rStyle w:val="Hyperlink"/>
@@ -5609,7 +5469,7 @@
               <w:rPr>
                 <w:rStyle w:val="Hyperlink"/>
               </w:rPr>
-              <w:t>Verstärkerschaltung</w:t>
+              <w:t>Schaltung auf Multisim</w:t>
             </w:r>
             <w:r>
               <w:rPr>
@@ -5627,7 +5487,7 @@
               <w:rPr>
                 <w:webHidden/>
               </w:rPr>
-              <w:instrText xml:space="preserve"> PAGEREF _Toc224202946 \h </w:instrText>
+              <w:instrText xml:space="preserve"> PAGEREF _Toc224739597 \h </w:instrText>
             </w:r>
             <w:r>
               <w:rPr>
@@ -5644,7 +5504,7 @@
               <w:rPr>
                 <w:webHidden/>
               </w:rPr>
-              <w:t>22</w:t>
+              <w:t>28</w:t>
             </w:r>
             <w:r>
               <w:rPr>
@@ -5666,7 +5526,7 @@
               <w14:ligatures w14:val="standardContextual"/>
             </w:rPr>
           </w:pPr>
-          <w:hyperlink w:anchor="_Toc224202947" w:history="1">
+          <w:hyperlink w:anchor="_Toc224739598" w:history="1">
             <w:r>
               <w:rPr>
                 <w:rStyle w:val="Hyperlink"/>
@@ -5688,7 +5548,7 @@
               <w:rPr>
                 <w:rStyle w:val="Hyperlink"/>
               </w:rPr>
-              <w:t>Verstärkerschaltung auf Multisim</w:t>
+              <w:t>Simulation der Verstärkerschaltung</w:t>
             </w:r>
             <w:r>
               <w:rPr>
@@ -5706,7 +5566,7 @@
               <w:rPr>
                 <w:webHidden/>
               </w:rPr>
-              <w:instrText xml:space="preserve"> PAGEREF _Toc224202947 \h </w:instrText>
+              <w:instrText xml:space="preserve"> PAGEREF _Toc224739598 \h </w:instrText>
             </w:r>
             <w:r>
               <w:rPr>
@@ -5723,7 +5583,7 @@
               <w:rPr>
                 <w:webHidden/>
               </w:rPr>
-              <w:t>22</w:t>
+              <w:t>28</w:t>
             </w:r>
             <w:r>
               <w:rPr>
@@ -5745,7 +5605,7 @@
               <w14:ligatures w14:val="standardContextual"/>
             </w:rPr>
           </w:pPr>
-          <w:hyperlink w:anchor="_Toc224202948" w:history="1">
+          <w:hyperlink w:anchor="_Toc224739599" w:history="1">
             <w:r>
               <w:rPr>
                 <w:rStyle w:val="Hyperlink"/>
@@ -5767,7 +5627,7 @@
               <w:rPr>
                 <w:rStyle w:val="Hyperlink"/>
               </w:rPr>
-              <w:t>Simulation der Verstärkerschaltung</w:t>
+              <w:t>Layout</w:t>
             </w:r>
             <w:r>
               <w:rPr>
@@ -5785,7 +5645,7 @@
               <w:rPr>
                 <w:webHidden/>
               </w:rPr>
-              <w:instrText xml:space="preserve"> PAGEREF _Toc224202948 \h </w:instrText>
+              <w:instrText xml:space="preserve"> PAGEREF _Toc224739599 \h </w:instrText>
             </w:r>
             <w:r>
               <w:rPr>
@@ -5802,7 +5662,7 @@
               <w:rPr>
                 <w:webHidden/>
               </w:rPr>
-              <w:t>22</w:t>
+              <w:t>29</w:t>
             </w:r>
             <w:r>
               <w:rPr>
@@ -5824,7 +5684,7 @@
               <w14:ligatures w14:val="standardContextual"/>
             </w:rPr>
           </w:pPr>
-          <w:hyperlink w:anchor="_Toc224202949" w:history="1">
+          <w:hyperlink w:anchor="_Toc224739600" w:history="1">
             <w:r>
               <w:rPr>
                 <w:rStyle w:val="Hyperlink"/>
@@ -5846,7 +5706,7 @@
               <w:rPr>
                 <w:rStyle w:val="Hyperlink"/>
               </w:rPr>
-              <w:t>Layout</w:t>
+              <w:t>Platine</w:t>
             </w:r>
             <w:r>
               <w:rPr>
@@ -5864,7 +5724,7 @@
               <w:rPr>
                 <w:webHidden/>
               </w:rPr>
-              <w:instrText xml:space="preserve"> PAGEREF _Toc224202949 \h </w:instrText>
+              <w:instrText xml:space="preserve"> PAGEREF _Toc224739600 \h </w:instrText>
             </w:r>
             <w:r>
               <w:rPr>
@@ -5881,7 +5741,68 @@
               <w:rPr>
                 <w:webHidden/>
               </w:rPr>
-              <w:t>22</w:t>
+              <w:t>29</w:t>
+            </w:r>
+            <w:r>
+              <w:rPr>
+                <w:webHidden/>
+              </w:rPr>
+              <w:fldChar w:fldCharType="end"/>
+            </w:r>
+          </w:hyperlink>
+        </w:p>
+        <w:p>
+          <w:pPr>
+            <w:pStyle w:val="Verzeichnis2"/>
+            <w:rPr>
+              <w:rFonts w:asciiTheme="minorHAnsi" w:eastAsiaTheme="minorEastAsia" w:hAnsiTheme="minorHAnsi" w:cstheme="minorBidi"/>
+              <w:kern w:val="2"/>
+              <w:szCs w:val="24"/>
+              <w:lang w:val="de-AT" w:eastAsia="de-AT"/>
+              <w14:ligatures w14:val="standardContextual"/>
+            </w:rPr>
+          </w:pPr>
+          <w:hyperlink w:anchor="_Toc224739601" w:history="1">
+            <w:r>
+              <w:rPr>
+                <w:rStyle w:val="Hyperlink"/>
+              </w:rPr>
+              <w:t>10.3 Levelshifterplatine</w:t>
+            </w:r>
+            <w:r>
+              <w:rPr>
+                <w:webHidden/>
+              </w:rPr>
+              <w:tab/>
+            </w:r>
+            <w:r>
+              <w:rPr>
+                <w:webHidden/>
+              </w:rPr>
+              <w:fldChar w:fldCharType="begin"/>
+            </w:r>
+            <w:r>
+              <w:rPr>
+                <w:webHidden/>
+              </w:rPr>
+              <w:instrText xml:space="preserve"> PAGEREF _Toc224739601 \h </w:instrText>
+            </w:r>
+            <w:r>
+              <w:rPr>
+                <w:webHidden/>
+              </w:rPr>
+            </w:r>
+            <w:r>
+              <w:rPr>
+                <w:webHidden/>
+              </w:rPr>
+              <w:fldChar w:fldCharType="separate"/>
+            </w:r>
+            <w:r>
+              <w:rPr>
+                <w:webHidden/>
+              </w:rPr>
+              <w:t>29</w:t>
             </w:r>
             <w:r>
               <w:rPr>
@@ -5903,12 +5824,12 @@
               <w14:ligatures w14:val="standardContextual"/>
             </w:rPr>
           </w:pPr>
-          <w:hyperlink w:anchor="_Toc224202950" w:history="1">
+          <w:hyperlink w:anchor="_Toc224739602" w:history="1">
             <w:r>
               <w:rPr>
                 <w:rStyle w:val="Hyperlink"/>
               </w:rPr>
-              <w:t>10.2.6</w:t>
+              <w:t>10.3.1</w:t>
             </w:r>
             <w:r>
               <w:rPr>
@@ -5925,7 +5846,7 @@
               <w:rPr>
                 <w:rStyle w:val="Hyperlink"/>
               </w:rPr>
-              <w:t>Platine</w:t>
+              <w:t>SN74AHCT125N</w:t>
             </w:r>
             <w:r>
               <w:rPr>
@@ -5943,7 +5864,7 @@
               <w:rPr>
                 <w:webHidden/>
               </w:rPr>
-              <w:instrText xml:space="preserve"> PAGEREF _Toc224202950 \h </w:instrText>
+              <w:instrText xml:space="preserve"> PAGEREF _Toc224739602 \h </w:instrText>
             </w:r>
             <w:r>
               <w:rPr>
@@ -5960,68 +5881,7 @@
               <w:rPr>
                 <w:webHidden/>
               </w:rPr>
-              <w:t>22</w:t>
-            </w:r>
-            <w:r>
-              <w:rPr>
-                <w:webHidden/>
-              </w:rPr>
-              <w:fldChar w:fldCharType="end"/>
-            </w:r>
-          </w:hyperlink>
-        </w:p>
-        <w:p>
-          <w:pPr>
-            <w:pStyle w:val="Verzeichnis2"/>
-            <w:rPr>
-              <w:rFonts w:asciiTheme="minorHAnsi" w:eastAsiaTheme="minorEastAsia" w:hAnsiTheme="minorHAnsi" w:cstheme="minorBidi"/>
-              <w:kern w:val="2"/>
-              <w:szCs w:val="24"/>
-              <w:lang w:val="de-AT" w:eastAsia="de-AT"/>
-              <w14:ligatures w14:val="standardContextual"/>
-            </w:rPr>
-          </w:pPr>
-          <w:hyperlink w:anchor="_Toc224202951" w:history="1">
-            <w:r>
-              <w:rPr>
-                <w:rStyle w:val="Hyperlink"/>
-              </w:rPr>
-              <w:t>10.3 Levelshifterplatine</w:t>
-            </w:r>
-            <w:r>
-              <w:rPr>
-                <w:webHidden/>
-              </w:rPr>
-              <w:tab/>
-            </w:r>
-            <w:r>
-              <w:rPr>
-                <w:webHidden/>
-              </w:rPr>
-              <w:fldChar w:fldCharType="begin"/>
-            </w:r>
-            <w:r>
-              <w:rPr>
-                <w:webHidden/>
-              </w:rPr>
-              <w:instrText xml:space="preserve"> PAGEREF _Toc224202951 \h </w:instrText>
-            </w:r>
-            <w:r>
-              <w:rPr>
-                <w:webHidden/>
-              </w:rPr>
-            </w:r>
-            <w:r>
-              <w:rPr>
-                <w:webHidden/>
-              </w:rPr>
-              <w:fldChar w:fldCharType="separate"/>
-            </w:r>
-            <w:r>
-              <w:rPr>
-                <w:webHidden/>
-              </w:rPr>
-              <w:t>22</w:t>
+              <w:t>29</w:t>
             </w:r>
             <w:r>
               <w:rPr>
@@ -6043,12 +5903,12 @@
               <w14:ligatures w14:val="standardContextual"/>
             </w:rPr>
           </w:pPr>
-          <w:hyperlink w:anchor="_Toc224202952" w:history="1">
+          <w:hyperlink w:anchor="_Toc224739603" w:history="1">
             <w:r>
               <w:rPr>
                 <w:rStyle w:val="Hyperlink"/>
               </w:rPr>
-              <w:t>10.3.1</w:t>
+              <w:t>10.3.2</w:t>
             </w:r>
             <w:r>
               <w:rPr>
@@ -6065,7 +5925,7 @@
               <w:rPr>
                 <w:rStyle w:val="Hyperlink"/>
               </w:rPr>
-              <w:t>SN74AHCT125N</w:t>
+              <w:t>Schaltung auf Multisim</w:t>
             </w:r>
             <w:r>
               <w:rPr>
@@ -6083,7 +5943,7 @@
               <w:rPr>
                 <w:webHidden/>
               </w:rPr>
-              <w:instrText xml:space="preserve"> PAGEREF _Toc224202952 \h </w:instrText>
+              <w:instrText xml:space="preserve"> PAGEREF _Toc224739603 \h </w:instrText>
             </w:r>
             <w:r>
               <w:rPr>
@@ -6100,7 +5960,7 @@
               <w:rPr>
                 <w:webHidden/>
               </w:rPr>
-              <w:t>22</w:t>
+              <w:t>29</w:t>
             </w:r>
             <w:r>
               <w:rPr>
@@ -6122,12 +5982,12 @@
               <w14:ligatures w14:val="standardContextual"/>
             </w:rPr>
           </w:pPr>
-          <w:hyperlink w:anchor="_Toc224202953" w:history="1">
+          <w:hyperlink w:anchor="_Toc224739604" w:history="1">
             <w:r>
               <w:rPr>
                 <w:rStyle w:val="Hyperlink"/>
               </w:rPr>
-              <w:t>10.3.2</w:t>
+              <w:t>10.3.3</w:t>
             </w:r>
             <w:r>
               <w:rPr>
@@ -6144,7 +6004,7 @@
               <w:rPr>
                 <w:rStyle w:val="Hyperlink"/>
               </w:rPr>
-              <w:t>Schaltung auf Multisim</w:t>
+              <w:t>Simulation</w:t>
             </w:r>
             <w:r>
               <w:rPr>
@@ -6162,7 +6022,7 @@
               <w:rPr>
                 <w:webHidden/>
               </w:rPr>
-              <w:instrText xml:space="preserve"> PAGEREF _Toc224202953 \h </w:instrText>
+              <w:instrText xml:space="preserve"> PAGEREF _Toc224739604 \h </w:instrText>
             </w:r>
             <w:r>
               <w:rPr>
@@ -6179,7 +6039,7 @@
               <w:rPr>
                 <w:webHidden/>
               </w:rPr>
-              <w:t>23</w:t>
+              <w:t>29</w:t>
             </w:r>
             <w:r>
               <w:rPr>
@@ -6201,12 +6061,12 @@
               <w14:ligatures w14:val="standardContextual"/>
             </w:rPr>
           </w:pPr>
-          <w:hyperlink w:anchor="_Toc224202954" w:history="1">
+          <w:hyperlink w:anchor="_Toc224739605" w:history="1">
             <w:r>
               <w:rPr>
                 <w:rStyle w:val="Hyperlink"/>
               </w:rPr>
-              <w:t>10.3.3</w:t>
+              <w:t>10.3.4</w:t>
             </w:r>
             <w:r>
               <w:rPr>
@@ -6223,7 +6083,7 @@
               <w:rPr>
                 <w:rStyle w:val="Hyperlink"/>
               </w:rPr>
-              <w:t>Simulation</w:t>
+              <w:t>Layout</w:t>
             </w:r>
             <w:r>
               <w:rPr>
@@ -6241,7 +6101,7 @@
               <w:rPr>
                 <w:webHidden/>
               </w:rPr>
-              <w:instrText xml:space="preserve"> PAGEREF _Toc224202954 \h </w:instrText>
+              <w:instrText xml:space="preserve"> PAGEREF _Toc224739605 \h </w:instrText>
             </w:r>
             <w:r>
               <w:rPr>
@@ -6258,7 +6118,7 @@
               <w:rPr>
                 <w:webHidden/>
               </w:rPr>
-              <w:t>23</w:t>
+              <w:t>30</w:t>
             </w:r>
             <w:r>
               <w:rPr>
@@ -6280,12 +6140,12 @@
               <w14:ligatures w14:val="standardContextual"/>
             </w:rPr>
           </w:pPr>
-          <w:hyperlink w:anchor="_Toc224202955" w:history="1">
+          <w:hyperlink w:anchor="_Toc224739606" w:history="1">
             <w:r>
               <w:rPr>
                 <w:rStyle w:val="Hyperlink"/>
               </w:rPr>
-              <w:t>10.3.4</w:t>
+              <w:t>10.3.5</w:t>
             </w:r>
             <w:r>
               <w:rPr>
@@ -6302,7 +6162,7 @@
               <w:rPr>
                 <w:rStyle w:val="Hyperlink"/>
               </w:rPr>
-              <w:t>Layout</w:t>
+              <w:t>Platine</w:t>
             </w:r>
             <w:r>
               <w:rPr>
@@ -6320,7 +6180,7 @@
               <w:rPr>
                 <w:webHidden/>
               </w:rPr>
-              <w:instrText xml:space="preserve"> PAGEREF _Toc224202955 \h </w:instrText>
+              <w:instrText xml:space="preserve"> PAGEREF _Toc224739606 \h </w:instrText>
             </w:r>
             <w:r>
               <w:rPr>
@@ -6337,86 +6197,7 @@
               <w:rPr>
                 <w:webHidden/>
               </w:rPr>
-              <w:t>23</w:t>
-            </w:r>
-            <w:r>
-              <w:rPr>
-                <w:webHidden/>
-              </w:rPr>
-              <w:fldChar w:fldCharType="end"/>
-            </w:r>
-          </w:hyperlink>
-        </w:p>
-        <w:p>
-          <w:pPr>
-            <w:pStyle w:val="Verzeichnis3"/>
-            <w:rPr>
-              <w:rFonts w:asciiTheme="minorHAnsi" w:eastAsiaTheme="minorEastAsia" w:hAnsiTheme="minorHAnsi" w:cstheme="minorBidi"/>
-              <w:iCs w:val="0"/>
-              <w:kern w:val="2"/>
-              <w:szCs w:val="24"/>
-              <w:lang w:val="de-AT" w:eastAsia="de-AT"/>
-              <w14:ligatures w14:val="standardContextual"/>
-            </w:rPr>
-          </w:pPr>
-          <w:hyperlink w:anchor="_Toc224202956" w:history="1">
-            <w:r>
-              <w:rPr>
-                <w:rStyle w:val="Hyperlink"/>
-              </w:rPr>
-              <w:t>10.3.5</w:t>
-            </w:r>
-            <w:r>
-              <w:rPr>
-                <w:rFonts w:asciiTheme="minorHAnsi" w:eastAsiaTheme="minorEastAsia" w:hAnsiTheme="minorHAnsi" w:cstheme="minorBidi"/>
-                <w:iCs w:val="0"/>
-                <w:kern w:val="2"/>
-                <w:szCs w:val="24"/>
-                <w:lang w:val="de-AT" w:eastAsia="de-AT"/>
-                <w14:ligatures w14:val="standardContextual"/>
-              </w:rPr>
-              <w:tab/>
-            </w:r>
-            <w:r>
-              <w:rPr>
-                <w:rStyle w:val="Hyperlink"/>
-              </w:rPr>
-              <w:t>Platine</w:t>
-            </w:r>
-            <w:r>
-              <w:rPr>
-                <w:webHidden/>
-              </w:rPr>
-              <w:tab/>
-            </w:r>
-            <w:r>
-              <w:rPr>
-                <w:webHidden/>
-              </w:rPr>
-              <w:fldChar w:fldCharType="begin"/>
-            </w:r>
-            <w:r>
-              <w:rPr>
-                <w:webHidden/>
-              </w:rPr>
-              <w:instrText xml:space="preserve"> PAGEREF _Toc224202956 \h </w:instrText>
-            </w:r>
-            <w:r>
-              <w:rPr>
-                <w:webHidden/>
-              </w:rPr>
-            </w:r>
-            <w:r>
-              <w:rPr>
-                <w:webHidden/>
-              </w:rPr>
-              <w:fldChar w:fldCharType="separate"/>
-            </w:r>
-            <w:r>
-              <w:rPr>
-                <w:webHidden/>
-              </w:rPr>
-              <w:t>23</w:t>
+              <w:t>30</w:t>
             </w:r>
             <w:r>
               <w:rPr>
@@ -6439,7 +6220,7 @@
               <w14:ligatures w14:val="standardContextual"/>
             </w:rPr>
           </w:pPr>
-          <w:hyperlink w:anchor="_Toc224202957" w:history="1">
+          <w:hyperlink w:anchor="_Toc224739607" w:history="1">
             <w:r>
               <w:rPr>
                 <w:rStyle w:val="Hyperlink"/>
@@ -6462,7 +6243,7 @@
               <w:rPr>
                 <w:webHidden/>
               </w:rPr>
-              <w:instrText xml:space="preserve"> PAGEREF _Toc224202957 \h </w:instrText>
+              <w:instrText xml:space="preserve"> PAGEREF _Toc224739607 \h </w:instrText>
             </w:r>
             <w:r>
               <w:rPr>
@@ -6479,7 +6260,7 @@
               <w:rPr>
                 <w:webHidden/>
               </w:rPr>
-              <w:t>24</w:t>
+              <w:t>31</w:t>
             </w:r>
             <w:r>
               <w:rPr>
@@ -6500,7 +6281,7 @@
               <w14:ligatures w14:val="standardContextual"/>
             </w:rPr>
           </w:pPr>
-          <w:hyperlink w:anchor="_Toc224202958" w:history="1">
+          <w:hyperlink w:anchor="_Toc224739608" w:history="1">
             <w:r>
               <w:rPr>
                 <w:rStyle w:val="Hyperlink"/>
@@ -6523,7 +6304,7 @@
               <w:rPr>
                 <w:webHidden/>
               </w:rPr>
-              <w:instrText xml:space="preserve"> PAGEREF _Toc224202958 \h </w:instrText>
+              <w:instrText xml:space="preserve"> PAGEREF _Toc224739608 \h </w:instrText>
             </w:r>
             <w:r>
               <w:rPr>
@@ -6540,7 +6321,7 @@
               <w:rPr>
                 <w:webHidden/>
               </w:rPr>
-              <w:t>24</w:t>
+              <w:t>31</w:t>
             </w:r>
             <w:r>
               <w:rPr>
@@ -6561,7 +6342,7 @@
               <w14:ligatures w14:val="standardContextual"/>
             </w:rPr>
           </w:pPr>
-          <w:hyperlink w:anchor="_Toc224202959" w:history="1">
+          <w:hyperlink w:anchor="_Toc224739609" w:history="1">
             <w:r>
               <w:rPr>
                 <w:rStyle w:val="Hyperlink"/>
@@ -6591,7 +6372,7 @@
               <w:rPr>
                 <w:webHidden/>
               </w:rPr>
-              <w:instrText xml:space="preserve"> PAGEREF _Toc224202959 \h </w:instrText>
+              <w:instrText xml:space="preserve"> PAGEREF _Toc224739609 \h </w:instrText>
             </w:r>
             <w:r>
               <w:rPr>
@@ -6608,7 +6389,7 @@
               <w:rPr>
                 <w:webHidden/>
               </w:rPr>
-              <w:t>24</w:t>
+              <w:t>31</w:t>
             </w:r>
             <w:r>
               <w:rPr>
@@ -6629,7 +6410,7 @@
               <w14:ligatures w14:val="standardContextual"/>
             </w:rPr>
           </w:pPr>
-          <w:hyperlink w:anchor="_Toc224202960" w:history="1">
+          <w:hyperlink w:anchor="_Toc224739610" w:history="1">
             <w:r>
               <w:rPr>
                 <w:rStyle w:val="Hyperlink"/>
@@ -6652,7 +6433,7 @@
               <w:rPr>
                 <w:webHidden/>
               </w:rPr>
-              <w:instrText xml:space="preserve"> PAGEREF _Toc224202960 \h </w:instrText>
+              <w:instrText xml:space="preserve"> PAGEREF _Toc224739610 \h </w:instrText>
             </w:r>
             <w:r>
               <w:rPr>
@@ -6669,7 +6450,7 @@
               <w:rPr>
                 <w:webHidden/>
               </w:rPr>
-              <w:t>24</w:t>
+              <w:t>31</w:t>
             </w:r>
             <w:r>
               <w:rPr>
@@ -6690,7 +6471,7 @@
               <w14:ligatures w14:val="standardContextual"/>
             </w:rPr>
           </w:pPr>
-          <w:hyperlink w:anchor="_Toc224202961" w:history="1">
+          <w:hyperlink w:anchor="_Toc224739611" w:history="1">
             <w:r>
               <w:rPr>
                 <w:rStyle w:val="Hyperlink"/>
@@ -6713,7 +6494,7 @@
               <w:rPr>
                 <w:webHidden/>
               </w:rPr>
-              <w:instrText xml:space="preserve"> PAGEREF _Toc224202961 \h </w:instrText>
+              <w:instrText xml:space="preserve"> PAGEREF _Toc224739611 \h </w:instrText>
             </w:r>
             <w:r>
               <w:rPr>
@@ -6730,7 +6511,7 @@
               <w:rPr>
                 <w:webHidden/>
               </w:rPr>
-              <w:t>24</w:t>
+              <w:t>31</w:t>
             </w:r>
             <w:r>
               <w:rPr>
@@ -6753,7 +6534,7 @@
               <w14:ligatures w14:val="standardContextual"/>
             </w:rPr>
           </w:pPr>
-          <w:hyperlink w:anchor="_Toc224202962" w:history="1">
+          <w:hyperlink w:anchor="_Toc224739612" w:history="1">
             <w:r>
               <w:rPr>
                 <w:rStyle w:val="Hyperlink"/>
@@ -6776,7 +6557,7 @@
               <w:rPr>
                 <w:webHidden/>
               </w:rPr>
-              <w:instrText xml:space="preserve"> PAGEREF _Toc224202962 \h </w:instrText>
+              <w:instrText xml:space="preserve"> PAGEREF _Toc224739612 \h </w:instrText>
             </w:r>
             <w:r>
               <w:rPr>
@@ -6793,7 +6574,7 @@
               <w:rPr>
                 <w:webHidden/>
               </w:rPr>
-              <w:t>25</w:t>
+              <w:t>32</w:t>
             </w:r>
             <w:r>
               <w:rPr>
@@ -6814,7 +6595,7 @@
               <w14:ligatures w14:val="standardContextual"/>
             </w:rPr>
           </w:pPr>
-          <w:hyperlink w:anchor="_Toc224202963" w:history="1">
+          <w:hyperlink w:anchor="_Toc224739613" w:history="1">
             <w:r>
               <w:rPr>
                 <w:rStyle w:val="Hyperlink"/>
@@ -6837,7 +6618,7 @@
               <w:rPr>
                 <w:webHidden/>
               </w:rPr>
-              <w:instrText xml:space="preserve"> PAGEREF _Toc224202963 \h </w:instrText>
+              <w:instrText xml:space="preserve"> PAGEREF _Toc224739613 \h </w:instrText>
             </w:r>
             <w:r>
               <w:rPr>
@@ -6854,7 +6635,7 @@
               <w:rPr>
                 <w:webHidden/>
               </w:rPr>
-              <w:t>25</w:t>
+              <w:t>32</w:t>
             </w:r>
             <w:r>
               <w:rPr>
@@ -6875,7 +6656,7 @@
               <w14:ligatures w14:val="standardContextual"/>
             </w:rPr>
           </w:pPr>
-          <w:hyperlink w:anchor="_Toc224202964" w:history="1">
+          <w:hyperlink w:anchor="_Toc224739614" w:history="1">
             <w:r>
               <w:rPr>
                 <w:rStyle w:val="Hyperlink"/>
@@ -6898,7 +6679,7 @@
               <w:rPr>
                 <w:webHidden/>
               </w:rPr>
-              <w:instrText xml:space="preserve"> PAGEREF _Toc224202964 \h </w:instrText>
+              <w:instrText xml:space="preserve"> PAGEREF _Toc224739614 \h </w:instrText>
             </w:r>
             <w:r>
               <w:rPr>
@@ -6915,7 +6696,7 @@
               <w:rPr>
                 <w:webHidden/>
               </w:rPr>
-              <w:t>25</w:t>
+              <w:t>32</w:t>
             </w:r>
             <w:r>
               <w:rPr>
@@ -6936,7 +6717,7 @@
               <w14:ligatures w14:val="standardContextual"/>
             </w:rPr>
           </w:pPr>
-          <w:hyperlink w:anchor="_Toc224202965" w:history="1">
+          <w:hyperlink w:anchor="_Toc224739615" w:history="1">
             <w:r>
               <w:rPr>
                 <w:rStyle w:val="Hyperlink"/>
@@ -6966,7 +6747,7 @@
               <w:rPr>
                 <w:webHidden/>
               </w:rPr>
-              <w:instrText xml:space="preserve"> PAGEREF _Toc224202965 \h </w:instrText>
+              <w:instrText xml:space="preserve"> PAGEREF _Toc224739615 \h </w:instrText>
             </w:r>
             <w:r>
               <w:rPr>
@@ -6983,7 +6764,7 @@
               <w:rPr>
                 <w:webHidden/>
               </w:rPr>
-              <w:t>25</w:t>
+              <w:t>32</w:t>
             </w:r>
             <w:r>
               <w:rPr>
@@ -7004,7 +6785,7 @@
               <w14:ligatures w14:val="standardContextual"/>
             </w:rPr>
           </w:pPr>
-          <w:hyperlink w:anchor="_Toc224202966" w:history="1">
+          <w:hyperlink w:anchor="_Toc224739616" w:history="1">
             <w:r>
               <w:rPr>
                 <w:rStyle w:val="Hyperlink"/>
@@ -7027,7 +6808,7 @@
               <w:rPr>
                 <w:webHidden/>
               </w:rPr>
-              <w:instrText xml:space="preserve"> PAGEREF _Toc224202966 \h </w:instrText>
+              <w:instrText xml:space="preserve"> PAGEREF _Toc224739616 \h </w:instrText>
             </w:r>
             <w:r>
               <w:rPr>
@@ -7044,7 +6825,7 @@
               <w:rPr>
                 <w:webHidden/>
               </w:rPr>
-              <w:t>25</w:t>
+              <w:t>32</w:t>
             </w:r>
             <w:r>
               <w:rPr>
@@ -7067,7 +6848,7 @@
               <w14:ligatures w14:val="standardContextual"/>
             </w:rPr>
           </w:pPr>
-          <w:hyperlink w:anchor="_Toc224202967" w:history="1">
+          <w:hyperlink w:anchor="_Toc224739617" w:history="1">
             <w:r>
               <w:rPr>
                 <w:rStyle w:val="Hyperlink"/>
@@ -7090,7 +6871,7 @@
               <w:rPr>
                 <w:webHidden/>
               </w:rPr>
-              <w:instrText xml:space="preserve"> PAGEREF _Toc224202967 \h </w:instrText>
+              <w:instrText xml:space="preserve"> PAGEREF _Toc224739617 \h </w:instrText>
             </w:r>
             <w:r>
               <w:rPr>
@@ -7107,7 +6888,7 @@
               <w:rPr>
                 <w:webHidden/>
               </w:rPr>
-              <w:t>26</w:t>
+              <w:t>33</w:t>
             </w:r>
             <w:r>
               <w:rPr>
@@ -7128,7 +6909,7 @@
               <w14:ligatures w14:val="standardContextual"/>
             </w:rPr>
           </w:pPr>
-          <w:hyperlink w:anchor="_Toc224202968" w:history="1">
+          <w:hyperlink w:anchor="_Toc224739618" w:history="1">
             <w:r>
               <w:rPr>
                 <w:rStyle w:val="Hyperlink"/>
@@ -7151,7 +6932,7 @@
               <w:rPr>
                 <w:webHidden/>
               </w:rPr>
-              <w:instrText xml:space="preserve"> PAGEREF _Toc224202968 \h </w:instrText>
+              <w:instrText xml:space="preserve"> PAGEREF _Toc224739618 \h </w:instrText>
             </w:r>
             <w:r>
               <w:rPr>
@@ -7168,7 +6949,7 @@
               <w:rPr>
                 <w:webHidden/>
               </w:rPr>
-              <w:t>26</w:t>
+              <w:t>33</w:t>
             </w:r>
             <w:r>
               <w:rPr>
@@ -7191,7 +6972,7 @@
               <w14:ligatures w14:val="standardContextual"/>
             </w:rPr>
           </w:pPr>
-          <w:hyperlink w:anchor="_Toc224202969" w:history="1">
+          <w:hyperlink w:anchor="_Toc224739619" w:history="1">
             <w:r>
               <w:rPr>
                 <w:rStyle w:val="Hyperlink"/>
@@ -7214,7 +6995,7 @@
               <w:rPr>
                 <w:webHidden/>
               </w:rPr>
-              <w:instrText xml:space="preserve"> PAGEREF _Toc224202969 \h </w:instrText>
+              <w:instrText xml:space="preserve"> PAGEREF _Toc224739619 \h </w:instrText>
             </w:r>
             <w:r>
               <w:rPr>
@@ -7231,7 +7012,7 @@
               <w:rPr>
                 <w:webHidden/>
               </w:rPr>
-              <w:t>28</w:t>
+              <w:t>35</w:t>
             </w:r>
             <w:r>
               <w:rPr>
@@ -7252,7 +7033,7 @@
               <w14:ligatures w14:val="standardContextual"/>
             </w:rPr>
           </w:pPr>
-          <w:hyperlink w:anchor="_Toc224202970" w:history="1">
+          <w:hyperlink w:anchor="_Toc224739620" w:history="1">
             <w:r>
               <w:rPr>
                 <w:rStyle w:val="Hyperlink"/>
@@ -7275,7 +7056,7 @@
               <w:rPr>
                 <w:webHidden/>
               </w:rPr>
-              <w:instrText xml:space="preserve"> PAGEREF _Toc224202970 \h </w:instrText>
+              <w:instrText xml:space="preserve"> PAGEREF _Toc224739620 \h </w:instrText>
             </w:r>
             <w:r>
               <w:rPr>
@@ -7292,7 +7073,7 @@
               <w:rPr>
                 <w:webHidden/>
               </w:rPr>
-              <w:t>28</w:t>
+              <w:t>35</w:t>
             </w:r>
             <w:r>
               <w:rPr>
@@ -7313,7 +7094,7 @@
               <w14:ligatures w14:val="standardContextual"/>
             </w:rPr>
           </w:pPr>
-          <w:hyperlink w:anchor="_Toc224202971" w:history="1">
+          <w:hyperlink w:anchor="_Toc224739621" w:history="1">
             <w:r>
               <w:rPr>
                 <w:rStyle w:val="Hyperlink"/>
@@ -7336,7 +7117,7 @@
               <w:rPr>
                 <w:webHidden/>
               </w:rPr>
-              <w:instrText xml:space="preserve"> PAGEREF _Toc224202971 \h </w:instrText>
+              <w:instrText xml:space="preserve"> PAGEREF _Toc224739621 \h </w:instrText>
             </w:r>
             <w:r>
               <w:rPr>
@@ -7353,7 +7134,7 @@
               <w:rPr>
                 <w:webHidden/>
               </w:rPr>
-              <w:t>28</w:t>
+              <w:t>35</w:t>
             </w:r>
             <w:r>
               <w:rPr>
@@ -7374,7 +7155,7 @@
               <w14:ligatures w14:val="standardContextual"/>
             </w:rPr>
           </w:pPr>
-          <w:hyperlink w:anchor="_Toc224202972" w:history="1">
+          <w:hyperlink w:anchor="_Toc224739622" w:history="1">
             <w:r>
               <w:rPr>
                 <w:rStyle w:val="Hyperlink"/>
@@ -7397,7 +7178,7 @@
               <w:rPr>
                 <w:webHidden/>
               </w:rPr>
-              <w:instrText xml:space="preserve"> PAGEREF _Toc224202972 \h </w:instrText>
+              <w:instrText xml:space="preserve"> PAGEREF _Toc224739622 \h </w:instrText>
             </w:r>
             <w:r>
               <w:rPr>
@@ -7414,7 +7195,7 @@
               <w:rPr>
                 <w:webHidden/>
               </w:rPr>
-              <w:t>28</w:t>
+              <w:t>35</w:t>
             </w:r>
             <w:r>
               <w:rPr>
@@ -7435,7 +7216,7 @@
               <w14:ligatures w14:val="standardContextual"/>
             </w:rPr>
           </w:pPr>
-          <w:hyperlink w:anchor="_Toc224202973" w:history="1">
+          <w:hyperlink w:anchor="_Toc224739623" w:history="1">
             <w:r>
               <w:rPr>
                 <w:rStyle w:val="Hyperlink"/>
@@ -7458,7 +7239,7 @@
               <w:rPr>
                 <w:webHidden/>
               </w:rPr>
-              <w:instrText xml:space="preserve"> PAGEREF _Toc224202973 \h </w:instrText>
+              <w:instrText xml:space="preserve"> PAGEREF _Toc224739623 \h </w:instrText>
             </w:r>
             <w:r>
               <w:rPr>
@@ -7475,7 +7256,7 @@
               <w:rPr>
                 <w:webHidden/>
               </w:rPr>
-              <w:t>28</w:t>
+              <w:t>35</w:t>
             </w:r>
             <w:r>
               <w:rPr>
@@ -7498,7 +7279,7 @@
               <w14:ligatures w14:val="standardContextual"/>
             </w:rPr>
           </w:pPr>
-          <w:hyperlink w:anchor="_Toc224202974" w:history="1">
+          <w:hyperlink w:anchor="_Toc224739624" w:history="1">
             <w:r>
               <w:rPr>
                 <w:rStyle w:val="Hyperlink"/>
@@ -7521,7 +7302,7 @@
               <w:rPr>
                 <w:webHidden/>
               </w:rPr>
-              <w:instrText xml:space="preserve"> PAGEREF _Toc224202974 \h </w:instrText>
+              <w:instrText xml:space="preserve"> PAGEREF _Toc224739624 \h </w:instrText>
             </w:r>
             <w:r>
               <w:rPr>
@@ -7538,7 +7319,7 @@
               <w:rPr>
                 <w:webHidden/>
               </w:rPr>
-              <w:t>29</w:t>
+              <w:t>36</w:t>
             </w:r>
             <w:r>
               <w:rPr>
@@ -7561,7 +7342,7 @@
               <w14:ligatures w14:val="standardContextual"/>
             </w:rPr>
           </w:pPr>
-          <w:hyperlink w:anchor="_Toc224202975" w:history="1">
+          <w:hyperlink w:anchor="_Toc224739625" w:history="1">
             <w:r>
               <w:rPr>
                 <w:rStyle w:val="Hyperlink"/>
@@ -7584,7 +7365,7 @@
               <w:rPr>
                 <w:webHidden/>
               </w:rPr>
-              <w:instrText xml:space="preserve"> PAGEREF _Toc224202975 \h </w:instrText>
+              <w:instrText xml:space="preserve"> PAGEREF _Toc224739625 \h </w:instrText>
             </w:r>
             <w:r>
               <w:rPr>
@@ -7601,7 +7382,7 @@
               <w:rPr>
                 <w:webHidden/>
               </w:rPr>
-              <w:t>30</w:t>
+              <w:t>37</w:t>
             </w:r>
             <w:r>
               <w:rPr>
@@ -7624,7 +7405,7 @@
               <w14:ligatures w14:val="standardContextual"/>
             </w:rPr>
           </w:pPr>
-          <w:hyperlink w:anchor="_Toc224202976" w:history="1">
+          <w:hyperlink w:anchor="_Toc224739626" w:history="1">
             <w:r>
               <w:rPr>
                 <w:rStyle w:val="Hyperlink"/>
@@ -7647,7 +7428,7 @@
               <w:rPr>
                 <w:webHidden/>
               </w:rPr>
-              <w:instrText xml:space="preserve"> PAGEREF _Toc224202976 \h </w:instrText>
+              <w:instrText xml:space="preserve"> PAGEREF _Toc224739626 \h </w:instrText>
             </w:r>
             <w:r>
               <w:rPr>
@@ -7664,7 +7445,7 @@
               <w:rPr>
                 <w:webHidden/>
               </w:rPr>
-              <w:t>31</w:t>
+              <w:t>38</w:t>
             </w:r>
             <w:r>
               <w:rPr>
@@ -7687,7 +7468,7 @@
               <w14:ligatures w14:val="standardContextual"/>
             </w:rPr>
           </w:pPr>
-          <w:hyperlink w:anchor="_Toc224202977" w:history="1">
+          <w:hyperlink w:anchor="_Toc224739627" w:history="1">
             <w:r>
               <w:rPr>
                 <w:rStyle w:val="Hyperlink"/>
@@ -7710,7 +7491,7 @@
               <w:rPr>
                 <w:webHidden/>
               </w:rPr>
-              <w:instrText xml:space="preserve"> PAGEREF _Toc224202977 \h </w:instrText>
+              <w:instrText xml:space="preserve"> PAGEREF _Toc224739627 \h </w:instrText>
             </w:r>
             <w:r>
               <w:rPr>
@@ -7727,7 +7508,7 @@
               <w:rPr>
                 <w:webHidden/>
               </w:rPr>
-              <w:t>32</w:t>
+              <w:t>39</w:t>
             </w:r>
             <w:r>
               <w:rPr>
@@ -7760,7 +7541,7 @@
       <w:pPr>
         <w:pStyle w:val="berschrift1"/>
       </w:pPr>
-      <w:bookmarkStart w:id="0" w:name="_Toc224202876"/>
+      <w:bookmarkStart w:id="0" w:name="_Toc224739529"/>
       <w:r>
         <w:lastRenderedPageBreak/>
         <w:t>Einleitung</w:t>
@@ -7772,7 +7553,7 @@
       <w:pPr>
         <w:pStyle w:val="berschrift2"/>
       </w:pPr>
-      <w:bookmarkStart w:id="1" w:name="_Toc224202877"/>
+      <w:bookmarkStart w:id="1" w:name="_Toc224739530"/>
       <w:r>
         <w:t>Kurzfassung</w:t>
       </w:r>
@@ -7875,7 +7656,7 @@
           <w:lang w:val="de-AT"/>
         </w:rPr>
       </w:pPr>
-      <w:bookmarkStart w:id="2" w:name="_Toc224202878"/>
+      <w:bookmarkStart w:id="2" w:name="_Toc224739531"/>
       <w:r>
         <w:rPr>
           <w:lang w:val="de-AT"/>
@@ -7915,7 +7696,7 @@
       <w:pPr>
         <w:pStyle w:val="berschrift1"/>
       </w:pPr>
-      <w:bookmarkStart w:id="3" w:name="_Toc224202879"/>
+      <w:bookmarkStart w:id="3" w:name="_Toc224739532"/>
       <w:r>
         <w:lastRenderedPageBreak/>
         <w:t>Lastenheft</w:t>
@@ -7926,7 +7707,7 @@
       <w:pPr>
         <w:pStyle w:val="berschrift2"/>
       </w:pPr>
-      <w:bookmarkStart w:id="4" w:name="_Toc224202880"/>
+      <w:bookmarkStart w:id="4" w:name="_Toc224739533"/>
       <w:r>
         <w:rPr>
           <w:noProof/>
@@ -8053,7 +7834,7 @@
       <w:pPr>
         <w:pStyle w:val="berschrift2"/>
       </w:pPr>
-      <w:bookmarkStart w:id="5" w:name="_Toc224202881"/>
+      <w:bookmarkStart w:id="5" w:name="_Toc224739534"/>
       <w:r>
         <w:t>Nutzen des Produkts</w:t>
       </w:r>
@@ -8098,7 +7879,7 @@
       <w:pPr>
         <w:pStyle w:val="berschrift2"/>
       </w:pPr>
-      <w:bookmarkStart w:id="6" w:name="_Toc224202882"/>
+      <w:bookmarkStart w:id="6" w:name="_Toc224739535"/>
       <w:r>
         <w:lastRenderedPageBreak/>
         <w:t>Randbedingungen</w:t>
@@ -8124,7 +7905,7 @@
       <w:pPr>
         <w:pStyle w:val="berschrift2"/>
       </w:pPr>
-      <w:bookmarkStart w:id="7" w:name="_Toc224202883"/>
+      <w:bookmarkStart w:id="7" w:name="_Toc224739536"/>
       <w:r>
         <w:t>Chancen und Risiken</w:t>
       </w:r>
@@ -8143,7 +7924,7 @@
       <w:pPr>
         <w:pStyle w:val="berschrift2"/>
       </w:pPr>
-      <w:bookmarkStart w:id="8" w:name="_Toc224202884"/>
+      <w:bookmarkStart w:id="8" w:name="_Toc224739537"/>
       <w:r>
         <w:t>Aufwandsabschätzung</w:t>
       </w:r>
@@ -8169,7 +7950,7 @@
       <w:pPr>
         <w:pStyle w:val="berschrift1"/>
       </w:pPr>
-      <w:bookmarkStart w:id="9" w:name="_Toc224202885"/>
+      <w:bookmarkStart w:id="9" w:name="_Toc224739538"/>
       <w:r>
         <w:lastRenderedPageBreak/>
         <w:t>Projektplanung</w:t>
@@ -8181,7 +7962,7 @@
       <w:pPr>
         <w:pStyle w:val="berschrift2"/>
       </w:pPr>
-      <w:bookmarkStart w:id="10" w:name="_Toc224202886"/>
+      <w:bookmarkStart w:id="10" w:name="_Toc224739539"/>
       <w:r>
         <w:t>Aufgabenteilung</w:t>
       </w:r>
@@ -8211,7 +7992,7 @@
       <w:pPr>
         <w:pStyle w:val="berschrift1"/>
       </w:pPr>
-      <w:bookmarkStart w:id="11" w:name="_Toc224202887"/>
+      <w:bookmarkStart w:id="11" w:name="_Toc224739540"/>
       <w:r>
         <w:lastRenderedPageBreak/>
         <w:t>Grundlagen</w:t>
@@ -8222,7 +8003,7 @@
       <w:pPr>
         <w:pStyle w:val="berschrift2"/>
       </w:pPr>
-      <w:bookmarkStart w:id="12" w:name="_Toc224202888"/>
+      <w:bookmarkStart w:id="12" w:name="_Toc224739541"/>
       <w:r>
         <w:t>Bildverarbeitung</w:t>
       </w:r>
@@ -8232,7 +8013,7 @@
       <w:pPr>
         <w:pStyle w:val="berschrift3"/>
       </w:pPr>
-      <w:bookmarkStart w:id="13" w:name="_Toc224202889"/>
+      <w:bookmarkStart w:id="13" w:name="_Toc224739542"/>
       <w:r>
         <w:t>Grauwertbild</w:t>
       </w:r>
@@ -8257,7 +8038,7 @@
       <w:pPr>
         <w:pStyle w:val="berschrift3"/>
       </w:pPr>
-      <w:bookmarkStart w:id="14" w:name="_Toc224202890"/>
+      <w:bookmarkStart w:id="14" w:name="_Toc224739543"/>
       <w:r>
         <w:t>Klassische Bildverarbeitung</w:t>
       </w:r>
@@ -8517,7 +8298,7 @@
           <w:lang w:val="de-AT"/>
         </w:rPr>
       </w:pPr>
-      <w:bookmarkStart w:id="15" w:name="_Toc224202891"/>
+      <w:bookmarkStart w:id="15" w:name="_Toc224739544"/>
       <w:r>
         <w:rPr>
           <w:lang w:val="de-AT"/>
@@ -8571,7 +8352,7 @@
           <w:lang w:val="de-AT"/>
         </w:rPr>
       </w:pPr>
-      <w:bookmarkStart w:id="16" w:name="_Toc224202892"/>
+      <w:bookmarkStart w:id="16" w:name="_Toc224739545"/>
       <w:r>
         <w:rPr>
           <w:lang w:val="de-AT"/>
@@ -8628,7 +8409,7 @@
       <w:pPr>
         <w:pStyle w:val="berschrift2"/>
       </w:pPr>
-      <w:bookmarkStart w:id="17" w:name="_Toc224202893"/>
+      <w:bookmarkStart w:id="17" w:name="_Toc224739546"/>
       <w:r>
         <w:t>Künstliche Intelligenz in der Bildanalyse</w:t>
       </w:r>
@@ -8638,7 +8419,7 @@
       <w:pPr>
         <w:pStyle w:val="berschrift3"/>
       </w:pPr>
-      <w:bookmarkStart w:id="18" w:name="_Toc224202894"/>
+      <w:bookmarkStart w:id="18" w:name="_Toc224739547"/>
       <w:r>
         <w:t>Mediapipe</w:t>
       </w:r>
@@ -8674,7 +8455,7 @@
       <w:pPr>
         <w:pStyle w:val="berschrift3"/>
       </w:pPr>
-      <w:bookmarkStart w:id="19" w:name="_Toc224202895"/>
+      <w:bookmarkStart w:id="19" w:name="_Toc224739548"/>
       <w:r>
         <w:lastRenderedPageBreak/>
         <w:t>Mediapipe Hand</w:t>
@@ -8697,7 +8478,7 @@
       <w:pPr>
         <w:pStyle w:val="berschrift2"/>
       </w:pPr>
-      <w:bookmarkStart w:id="20" w:name="_Toc224202896"/>
+      <w:bookmarkStart w:id="20" w:name="_Toc224739549"/>
       <w:r>
         <w:t>Medien- und LED</w:t>
       </w:r>
@@ -8715,7 +8496,7 @@
       <w:pPr>
         <w:pStyle w:val="berschrift2"/>
       </w:pPr>
-      <w:bookmarkStart w:id="21" w:name="_Toc224202897"/>
+      <w:bookmarkStart w:id="21" w:name="_Toc224739550"/>
       <w:proofErr w:type="spellStart"/>
       <w:r>
         <w:t>Git</w:t>
@@ -8730,7 +8511,7 @@
       <w:pPr>
         <w:pStyle w:val="berschrift1"/>
       </w:pPr>
-      <w:bookmarkStart w:id="22" w:name="_Toc224202898"/>
+      <w:bookmarkStart w:id="22" w:name="_Toc224739551"/>
       <w:r>
         <w:lastRenderedPageBreak/>
         <w:t>Analyse und Anforderungen</w:t>
@@ -8742,7 +8523,7 @@
       <w:pPr>
         <w:pStyle w:val="berschrift2"/>
       </w:pPr>
-      <w:bookmarkStart w:id="23" w:name="_Toc224202899"/>
+      <w:bookmarkStart w:id="23" w:name="_Toc224739552"/>
       <w:r>
         <w:t>Ausgangssituation und Ideenfindung Black Mirror</w:t>
       </w:r>
@@ -8766,7 +8547,7 @@
       <w:pPr>
         <w:pStyle w:val="berschrift2"/>
       </w:pPr>
-      <w:bookmarkStart w:id="24" w:name="_Toc224202900"/>
+      <w:bookmarkStart w:id="24" w:name="_Toc224739553"/>
       <w:r>
         <w:t>Funktionale Anforderungen</w:t>
       </w:r>
@@ -8791,7 +8572,7 @@
       <w:pPr>
         <w:pStyle w:val="berschrift2"/>
       </w:pPr>
-      <w:bookmarkStart w:id="25" w:name="_Toc224202901"/>
+      <w:bookmarkStart w:id="25" w:name="_Toc224739554"/>
       <w:r>
         <w:t>Use Cases und Szenarien</w:t>
       </w:r>
@@ -8807,7 +8588,7 @@
       <w:pPr>
         <w:pStyle w:val="berschrift2"/>
       </w:pPr>
-      <w:bookmarkStart w:id="26" w:name="_Toc224202902"/>
+      <w:bookmarkStart w:id="26" w:name="_Toc224739555"/>
       <w:r>
         <w:t>Systemgrenzen und Annahmen</w:t>
       </w:r>
@@ -8850,7 +8631,7 @@
       <w:pPr>
         <w:pStyle w:val="berschrift1"/>
       </w:pPr>
-      <w:bookmarkStart w:id="27" w:name="_Toc224202903"/>
+      <w:bookmarkStart w:id="27" w:name="_Toc224739556"/>
       <w:r>
         <w:lastRenderedPageBreak/>
         <w:t>Evaluierte Lösungsansätze</w:t>
@@ -8861,7 +8642,7 @@
       <w:pPr>
         <w:pStyle w:val="berschrift2"/>
       </w:pPr>
-      <w:bookmarkStart w:id="28" w:name="_Toc224202904"/>
+      <w:bookmarkStart w:id="28" w:name="_Toc224739557"/>
       <w:r>
         <w:t>Personenerfassung</w:t>
       </w:r>
@@ -8871,7 +8652,7 @@
       <w:pPr>
         <w:pStyle w:val="berschrift3"/>
       </w:pPr>
-      <w:bookmarkStart w:id="29" w:name="_Toc224202905"/>
+      <w:bookmarkStart w:id="29" w:name="_Toc224739558"/>
       <w:proofErr w:type="spellStart"/>
       <w:r>
         <w:t>Bewegungs</w:t>
@@ -8900,7 +8681,7 @@
       <w:pPr>
         <w:pStyle w:val="berschrift3"/>
       </w:pPr>
-      <w:bookmarkStart w:id="30" w:name="_Toc224202906"/>
+      <w:bookmarkStart w:id="30" w:name="_Toc224739559"/>
       <w:proofErr w:type="spellStart"/>
       <w:r>
         <w:t>BodyPix</w:t>
@@ -8953,7 +8734,7 @@
       <w:pPr>
         <w:pStyle w:val="berschrift3"/>
       </w:pPr>
-      <w:bookmarkStart w:id="31" w:name="_Toc224202907"/>
+      <w:bookmarkStart w:id="31" w:name="_Toc224739560"/>
       <w:r>
         <w:rPr>
           <w:noProof/>
@@ -9038,7 +8819,7 @@
       <w:pPr>
         <w:pStyle w:val="berschrift2"/>
       </w:pPr>
-      <w:bookmarkStart w:id="32" w:name="_Toc224202908"/>
+      <w:bookmarkStart w:id="32" w:name="_Toc224739561"/>
       <w:r>
         <w:lastRenderedPageBreak/>
         <w:t>Led-Signal</w:t>
@@ -9049,7 +8830,7 @@
       <w:pPr>
         <w:pStyle w:val="berschrift3"/>
       </w:pPr>
-      <w:bookmarkStart w:id="33" w:name="_Toc224202909"/>
+      <w:bookmarkStart w:id="33" w:name="_Toc224739562"/>
       <w:r>
         <w:rPr>
           <w:noProof/>
@@ -9149,7 +8930,7 @@
       <w:pPr>
         <w:pStyle w:val="berschrift3"/>
       </w:pPr>
-      <w:bookmarkStart w:id="34" w:name="_Toc224202910"/>
+      <w:bookmarkStart w:id="34" w:name="_Toc224739563"/>
       <w:r>
         <w:t>Schmitt Trigger Verstärkerschaltung</w:t>
       </w:r>
@@ -9363,15 +9144,15 @@
       <w:pPr>
         <w:pStyle w:val="berschrift2"/>
       </w:pPr>
-      <w:bookmarkStart w:id="35" w:name="_Toc224202912"/>
+      <w:bookmarkStart w:id="35" w:name="_Toc224739564"/>
       <w:r>
         <w:lastRenderedPageBreak/>
         <w:t>Finale</w:t>
       </w:r>
+      <w:r>
+        <w:t>r Algorithmus</w:t>
+      </w:r>
       <w:bookmarkEnd w:id="35"/>
-      <w:r>
-        <w:t>r Algorithmus</w:t>
-      </w:r>
     </w:p>
     <w:p>
       <w:r>
@@ -9415,7 +9196,7 @@
       <w:pPr>
         <w:pStyle w:val="berschrift1"/>
       </w:pPr>
-      <w:bookmarkStart w:id="36" w:name="_Toc224202913"/>
+      <w:bookmarkStart w:id="36" w:name="_Toc224739565"/>
       <w:r>
         <w:lastRenderedPageBreak/>
         <w:t>Verwendete Technologien</w:t>
@@ -9426,7 +9207,7 @@
       <w:pPr>
         <w:pStyle w:val="berschrift2"/>
       </w:pPr>
-      <w:bookmarkStart w:id="37" w:name="_Toc224202914"/>
+      <w:bookmarkStart w:id="37" w:name="_Toc224739566"/>
       <w:r>
         <w:t xml:space="preserve">Programmiersprache und Bibliotheken (Python, </w:t>
       </w:r>
@@ -9644,7 +9425,7 @@
           <w:lang w:val="en-GB"/>
         </w:rPr>
       </w:pPr>
-      <w:bookmarkStart w:id="38" w:name="_Toc224202915"/>
+      <w:bookmarkStart w:id="38" w:name="_Toc224739567"/>
       <w:proofErr w:type="spellStart"/>
       <w:r>
         <w:rPr>
@@ -9790,7 +9571,7 @@
       <w:pPr>
         <w:pStyle w:val="berschrift2"/>
       </w:pPr>
-      <w:bookmarkStart w:id="39" w:name="_Toc224202916"/>
+      <w:bookmarkStart w:id="39" w:name="_Toc224739568"/>
       <w:r>
         <w:lastRenderedPageBreak/>
         <w:t>Bildverarbeitungs- und Filterverfahren</w:t>
@@ -9827,7 +9608,7 @@
       <w:pPr>
         <w:pStyle w:val="berschrift2"/>
       </w:pPr>
-      <w:bookmarkStart w:id="40" w:name="_Toc224202917"/>
+      <w:bookmarkStart w:id="40" w:name="_Toc224739569"/>
       <w:r>
         <w:t>L</w:t>
       </w:r>
@@ -9850,7 +9631,7 @@
       <w:pPr>
         <w:pStyle w:val="berschrift2"/>
       </w:pPr>
-      <w:bookmarkStart w:id="41" w:name="_Toc224202918"/>
+      <w:bookmarkStart w:id="41" w:name="_Toc224739570"/>
       <w:r>
         <w:t>Entwicklungswerkzeuge</w:t>
       </w:r>
@@ -10047,7 +9828,7 @@
       <w:pPr>
         <w:pStyle w:val="berschrift1"/>
       </w:pPr>
-      <w:bookmarkStart w:id="42" w:name="_Toc224202919"/>
+      <w:bookmarkStart w:id="42" w:name="_Toc224739571"/>
       <w:r>
         <w:lastRenderedPageBreak/>
         <w:t>Systemkonzept und Architektur</w:t>
@@ -10058,7 +9839,7 @@
       <w:pPr>
         <w:pStyle w:val="berschrift2"/>
       </w:pPr>
-      <w:bookmarkStart w:id="43" w:name="_Toc224202920"/>
+      <w:bookmarkStart w:id="43" w:name="_Toc224739572"/>
       <w:r>
         <w:t>Gesamtüberblick des Systems</w:t>
       </w:r>
@@ -10163,7 +9944,7 @@
       <w:pPr>
         <w:pStyle w:val="berschrift2"/>
       </w:pPr>
-      <w:bookmarkStart w:id="44" w:name="_Toc224202921"/>
+      <w:bookmarkStart w:id="44" w:name="_Toc224739573"/>
       <w:r>
         <w:t>Hardwarearchitektur</w:t>
       </w:r>
@@ -10173,7 +9954,7 @@
       <w:pPr>
         <w:pStyle w:val="berschrift3"/>
       </w:pPr>
-      <w:bookmarkStart w:id="45" w:name="_Toc224202922"/>
+      <w:bookmarkStart w:id="45" w:name="_Toc224739574"/>
       <w:r>
         <w:t>Kamera</w:t>
       </w:r>
@@ -10351,7 +10132,7 @@
           <w:lang w:val="de-AT"/>
         </w:rPr>
       </w:pPr>
-      <w:bookmarkStart w:id="46" w:name="_Toc224202923"/>
+      <w:bookmarkStart w:id="46" w:name="_Toc224739575"/>
       <w:r>
         <w:rPr>
           <w:lang w:val="de-AT"/>
@@ -10446,7 +10227,7 @@
       <w:pPr>
         <w:pStyle w:val="berschrift3"/>
       </w:pPr>
-      <w:bookmarkStart w:id="47" w:name="_Toc224202924"/>
+      <w:bookmarkStart w:id="47" w:name="_Toc224739576"/>
       <w:r>
         <w:t>LED-Matrix</w:t>
       </w:r>
@@ -10547,7 +10328,7 @@
       <w:pPr>
         <w:pStyle w:val="berschrift3"/>
       </w:pPr>
-      <w:bookmarkStart w:id="48" w:name="_Toc224202925"/>
+      <w:bookmarkStart w:id="48" w:name="_Toc224739577"/>
       <w:r>
         <w:lastRenderedPageBreak/>
         <w:t>Case</w:t>
@@ -10579,7 +10360,7 @@
       <w:pPr>
         <w:pStyle w:val="berschrift3"/>
       </w:pPr>
-      <w:bookmarkStart w:id="49" w:name="_Toc224202926"/>
+      <w:bookmarkStart w:id="49" w:name="_Toc224739578"/>
       <w:r>
         <w:t>Weiter Komponente</w:t>
       </w:r>
@@ -10946,7 +10727,7 @@
       <w:pPr>
         <w:pStyle w:val="berschrift2"/>
       </w:pPr>
-      <w:bookmarkStart w:id="50" w:name="_Toc224202927"/>
+      <w:bookmarkStart w:id="50" w:name="_Toc224739579"/>
       <w:r>
         <w:lastRenderedPageBreak/>
         <w:t>Softwarearchitektur</w:t>
@@ -10963,7 +10744,7 @@
           <w:lang w:val="de-AT"/>
         </w:rPr>
       </w:pPr>
-      <w:bookmarkStart w:id="51" w:name="_Toc224202928"/>
+      <w:bookmarkStart w:id="51" w:name="_Toc224739580"/>
       <w:r>
         <w:rPr>
           <w:lang w:val="de-AT"/>
@@ -11087,7 +10868,7 @@
           <w:lang w:val="de-AT"/>
         </w:rPr>
       </w:pPr>
-      <w:bookmarkStart w:id="52" w:name="_Toc224202929"/>
+      <w:bookmarkStart w:id="52" w:name="_Toc224739581"/>
       <w:r>
         <w:rPr>
           <w:lang w:val="de-AT"/>
@@ -11103,7 +10884,7 @@
           <w:lang w:val="de-AT"/>
         </w:rPr>
       </w:pPr>
-      <w:bookmarkStart w:id="53" w:name="_Toc224202930"/>
+      <w:bookmarkStart w:id="53" w:name="_Toc224739582"/>
       <w:r>
         <w:rPr>
           <w:lang w:val="de-AT"/>
@@ -11116,7 +10897,7 @@
       <w:pPr>
         <w:pStyle w:val="berschrift1"/>
       </w:pPr>
-      <w:bookmarkStart w:id="54" w:name="_Toc224202931"/>
+      <w:bookmarkStart w:id="54" w:name="_Toc224739583"/>
       <w:r>
         <w:lastRenderedPageBreak/>
         <w:t>Personenerfassung</w:t>
@@ -11130,7 +10911,7 @@
       <w:pPr>
         <w:pStyle w:val="berschrift2"/>
       </w:pPr>
-      <w:bookmarkStart w:id="55" w:name="_Toc224202932"/>
+      <w:bookmarkStart w:id="55" w:name="_Toc224739584"/>
       <w:r>
         <w:t>Erster Versuch</w:t>
       </w:r>
@@ -11173,7 +10954,7 @@
       <w:pPr>
         <w:pStyle w:val="berschrift2"/>
       </w:pPr>
-      <w:bookmarkStart w:id="56" w:name="_Toc224202933"/>
+      <w:bookmarkStart w:id="56" w:name="_Toc224739585"/>
       <w:r>
         <w:t>Finaler Code</w:t>
       </w:r>
@@ -11190,7 +10971,7 @@
       <w:pPr>
         <w:pStyle w:val="berschrift2"/>
       </w:pPr>
-      <w:bookmarkStart w:id="57" w:name="_Toc224202934"/>
+      <w:bookmarkStart w:id="57" w:name="_Toc224739586"/>
       <w:r>
         <w:rPr>
           <w:noProof/>
@@ -11272,9 +11053,11 @@
       <w:pPr>
         <w:pStyle w:val="berschrift2"/>
       </w:pPr>
+      <w:bookmarkStart w:id="58" w:name="_Toc224739587"/>
       <w:r>
         <w:t>Kalibrierung</w:t>
       </w:r>
+      <w:bookmarkEnd w:id="58"/>
     </w:p>
     <w:p>
       <w:r>
@@ -11359,10 +11142,12 @@
       <w:pPr>
         <w:pStyle w:val="berschrift2"/>
       </w:pPr>
+      <w:bookmarkStart w:id="59" w:name="_Toc224739588"/>
       <w:r>
         <w:lastRenderedPageBreak/>
         <w:t>Hand und Personenerfassung</w:t>
       </w:r>
+      <w:bookmarkEnd w:id="59"/>
     </w:p>
     <w:p>
       <w:r>
@@ -11461,6 +11246,7 @@
       <w:pPr>
         <w:pStyle w:val="berschrift2"/>
       </w:pPr>
+      <w:bookmarkStart w:id="60" w:name="_Toc224739589"/>
       <w:r>
         <w:lastRenderedPageBreak/>
         <w:t>N</w:t>
@@ -11468,6 +11254,7 @@
       <w:r>
         <w:t>achverarbeitung der Maske (Morphologie, Konturen, Glättung)</w:t>
       </w:r>
+      <w:bookmarkEnd w:id="60"/>
     </w:p>
     <w:p>
       <w:r>
@@ -11549,7 +11336,7 @@
       <w:pPr>
         <w:pStyle w:val="berschrift2"/>
       </w:pPr>
-      <w:bookmarkStart w:id="58" w:name="_Toc224202939"/>
+      <w:bookmarkStart w:id="61" w:name="_Toc224739590"/>
       <w:r>
         <w:t>Mapping auf die LED</w:t>
       </w:r>
@@ -11557,59 +11344,59 @@
         <w:noBreakHyphen/>
         <w:t>Matrix</w:t>
       </w:r>
-      <w:bookmarkEnd w:id="58"/>
+      <w:bookmarkEnd w:id="61"/>
     </w:p>
     <w:p/>
     <w:p>
       <w:pPr>
         <w:pStyle w:val="berschrift1"/>
       </w:pPr>
-      <w:bookmarkStart w:id="59" w:name="_Toc224202940"/>
+      <w:bookmarkStart w:id="62" w:name="_Toc224739591"/>
       <w:r>
         <w:lastRenderedPageBreak/>
         <w:t>Elektronische Umsetzung der Led-Matrix</w:t>
       </w:r>
-      <w:bookmarkEnd w:id="59"/>
+      <w:bookmarkEnd w:id="62"/>
     </w:p>
     <w:p>
       <w:pPr>
         <w:pStyle w:val="berschrift2"/>
       </w:pPr>
-      <w:bookmarkStart w:id="60" w:name="_Toc224202941"/>
+      <w:bookmarkStart w:id="63" w:name="_Toc224739592"/>
       <w:r>
         <w:t>Verbindungsplatine</w:t>
       </w:r>
-      <w:bookmarkEnd w:id="60"/>
+      <w:bookmarkEnd w:id="63"/>
     </w:p>
     <w:p>
       <w:pPr>
         <w:pStyle w:val="berschrift3"/>
       </w:pPr>
-      <w:bookmarkStart w:id="61" w:name="_Toc224202942"/>
+      <w:bookmarkStart w:id="64" w:name="_Toc224739593"/>
       <w:r>
         <w:t>Layout</w:t>
       </w:r>
-      <w:bookmarkEnd w:id="61"/>
+      <w:bookmarkEnd w:id="64"/>
     </w:p>
     <w:p>
       <w:pPr>
         <w:pStyle w:val="berschrift3"/>
       </w:pPr>
-      <w:bookmarkStart w:id="62" w:name="_Toc224202943"/>
+      <w:bookmarkStart w:id="65" w:name="_Toc224739594"/>
       <w:r>
         <w:t>Platine</w:t>
       </w:r>
-      <w:bookmarkEnd w:id="62"/>
+      <w:bookmarkEnd w:id="65"/>
     </w:p>
     <w:p>
       <w:pPr>
         <w:pStyle w:val="berschrift2"/>
       </w:pPr>
-      <w:bookmarkStart w:id="63" w:name="_Toc224202944"/>
+      <w:bookmarkStart w:id="66" w:name="_Toc224739595"/>
       <w:r>
         <w:t>Verstärkerplatine</w:t>
       </w:r>
-      <w:bookmarkEnd w:id="63"/>
+      <w:bookmarkEnd w:id="66"/>
     </w:p>
     <w:p>
       <w:r>
@@ -11701,11 +11488,11 @@
       <w:pPr>
         <w:pStyle w:val="berschrift3"/>
       </w:pPr>
-      <w:bookmarkStart w:id="64" w:name="_Toc224202945"/>
+      <w:bookmarkStart w:id="67" w:name="_Toc224739596"/>
       <w:r>
         <w:t>OPA354AIDBVT</w:t>
       </w:r>
-      <w:bookmarkEnd w:id="64"/>
+      <w:bookmarkEnd w:id="67"/>
     </w:p>
     <w:p>
       <w:r>
@@ -11912,153 +11699,406 @@
       <w:pPr>
         <w:pStyle w:val="berschrift3"/>
       </w:pPr>
-      <w:bookmarkStart w:id="65" w:name="_Toc224202946"/>
-      <w:r>
-        <w:t>Verstärkerschaltung</w:t>
-      </w:r>
-      <w:bookmarkEnd w:id="65"/>
-    </w:p>
+      <w:bookmarkStart w:id="68" w:name="_Toc224739597"/>
+      <w:r>
+        <w:t xml:space="preserve">Schaltung auf </w:t>
+      </w:r>
+      <w:proofErr w:type="spellStart"/>
+      <w:r>
+        <w:t>Multisim</w:t>
+      </w:r>
+      <w:bookmarkEnd w:id="68"/>
+      <w:proofErr w:type="spellEnd"/>
+    </w:p>
+    <w:p>
+      <w:r>
+        <w:t xml:space="preserve">Ziel dieser Schaltung ist es das übertragene Signal zu verstärken und die Signalform möglichst unverändert zu übertragen. Bei vielen </w:t>
+      </w:r>
+      <w:r>
+        <w:t>Led-Matrizen</w:t>
+      </w:r>
+      <w:r>
+        <w:t xml:space="preserve"> oder langen </w:t>
+      </w:r>
+      <w:r>
+        <w:t>Leitungen</w:t>
+      </w:r>
+      <w:r>
+        <w:t xml:space="preserve"> treten parasitäre Kapazitäten auf, welche das Signal verzerren.</w:t>
+      </w:r>
+    </w:p>
+    <w:p>
+      <w:r>
+        <w:t>Der OPV wird als nicht-invertierender Verstärker beschalten. Die Verstärkung wird durch das Verhältnis des Widerstands</w:t>
+      </w:r>
+      <w:r>
+        <w:t xml:space="preserve"> R7</w:t>
+      </w:r>
+      <w:r>
+        <w:t xml:space="preserve"> in der Rückkopplung zum</w:t>
+      </w:r>
+      <w:r>
+        <w:t xml:space="preserve"> Spannungsteiler, welches durch die die zwei Widerstände R1 und R5 erreicht werden. Der Kondensator C5 wirkt als Abblockkondensator, der hochfrequente Störungen unterdrückt, und dient zur Stabilisierung des Versorgungsspannung. </w:t>
+      </w:r>
+      <w:r>
+        <w:t xml:space="preserve">Der Spannungsteiler wird für die Definition der High und Low Pegel eingesetzt. Das ist bei Rechtecksignale besonders wichtig, sodass das Signal symmetrisch um ein definiertes Mittel verarbeitet werden kann. Auf der Eingangsseite wurde ein RC-Netzwerk modelliert, welches die parasitären Eigenschaften einer Led-Reihe darstellen. </w:t>
+      </w:r>
+      <w:r>
+        <w:t xml:space="preserve">Messpunkte PR1, PR2 und PR3 ermöglichen die Simulation vor und nach der Übertragung. </w:t>
+      </w:r>
+    </w:p>
+    <w:p>
+      <w:r>
+        <w:drawing>
+          <wp:anchor distT="0" distB="0" distL="114300" distR="114300" simplePos="0" relativeHeight="251689984" behindDoc="1" locked="0" layoutInCell="1" allowOverlap="1" wp14:anchorId="29CBFD6F" wp14:editId="03EE1A34">
+            <wp:simplePos x="0" y="0"/>
+            <wp:positionH relativeFrom="page">
+              <wp:align>center</wp:align>
+            </wp:positionH>
+            <wp:positionV relativeFrom="paragraph">
+              <wp:posOffset>227663</wp:posOffset>
+            </wp:positionV>
+            <wp:extent cx="4392930" cy="3465830"/>
+            <wp:effectExtent l="0" t="0" r="7620" b="1270"/>
+            <wp:wrapTight wrapText="bothSides">
+              <wp:wrapPolygon edited="0">
+                <wp:start x="0" y="0"/>
+                <wp:lineTo x="0" y="21489"/>
+                <wp:lineTo x="21544" y="21489"/>
+                <wp:lineTo x="21544" y="0"/>
+                <wp:lineTo x="0" y="0"/>
+              </wp:wrapPolygon>
+            </wp:wrapTight>
+            <wp:docPr id="1358772869" name="Grafik 1"/>
+            <wp:cNvGraphicFramePr>
+              <a:graphicFrameLocks xmlns:a="http://schemas.openxmlformats.org/drawingml/2006/main" noChangeAspect="1"/>
+            </wp:cNvGraphicFramePr>
+            <a:graphic xmlns:a="http://schemas.openxmlformats.org/drawingml/2006/main">
+              <a:graphicData uri="http://schemas.openxmlformats.org/drawingml/2006/picture">
+                <pic:pic xmlns:pic="http://schemas.openxmlformats.org/drawingml/2006/picture">
+                  <pic:nvPicPr>
+                    <pic:cNvPr id="1358772869" name=""/>
+                    <pic:cNvPicPr/>
+                  </pic:nvPicPr>
+                  <pic:blipFill>
+                    <a:blip r:embed="rId37">
+                      <a:extLst>
+                        <a:ext uri="{28A0092B-C50C-407E-A947-70E740481C1C}">
+                          <a14:useLocalDpi xmlns:a14="http://schemas.microsoft.com/office/drawing/2010/main" val="0"/>
+                        </a:ext>
+                      </a:extLst>
+                    </a:blip>
+                    <a:stretch>
+                      <a:fillRect/>
+                    </a:stretch>
+                  </pic:blipFill>
+                  <pic:spPr>
+                    <a:xfrm>
+                      <a:off x="0" y="0"/>
+                      <a:ext cx="4392930" cy="3465830"/>
+                    </a:xfrm>
+                    <a:prstGeom prst="rect">
+                      <a:avLst/>
+                    </a:prstGeom>
+                  </pic:spPr>
+                </pic:pic>
+              </a:graphicData>
+            </a:graphic>
+            <wp14:sizeRelH relativeFrom="margin">
+              <wp14:pctWidth>0</wp14:pctWidth>
+            </wp14:sizeRelH>
+            <wp14:sizeRelV relativeFrom="margin">
+              <wp14:pctHeight>0</wp14:pctHeight>
+            </wp14:sizeRelV>
+          </wp:anchor>
+        </w:drawing>
+      </w:r>
+    </w:p>
+    <w:p/>
+    <w:p/>
+    <w:p/>
+    <w:p/>
+    <w:p/>
+    <w:p/>
+    <w:p/>
+    <w:p/>
+    <w:p/>
+    <w:p/>
     <w:p>
       <w:pPr>
         <w:pStyle w:val="berschrift3"/>
       </w:pPr>
-      <w:bookmarkStart w:id="66" w:name="_Toc224202947"/>
-      <w:r>
-        <w:t xml:space="preserve">Verstärkerschaltung auf </w:t>
-      </w:r>
+      <w:bookmarkStart w:id="69" w:name="_Toc224739598"/>
+      <w:r>
+        <w:lastRenderedPageBreak/>
+        <w:t>Simulation der Verstärkerschaltung</w:t>
+      </w:r>
+      <w:bookmarkEnd w:id="69"/>
+    </w:p>
+    <w:p/>
+    <w:p/>
+    <w:p/>
+    <w:p/>
+    <w:p>
+      <w:r>
+        <w:drawing>
+          <wp:anchor distT="0" distB="0" distL="114300" distR="114300" simplePos="0" relativeHeight="251691008" behindDoc="1" locked="0" layoutInCell="1" allowOverlap="1" wp14:anchorId="00253EA1" wp14:editId="3AD10F9A">
+            <wp:simplePos x="0" y="0"/>
+            <wp:positionH relativeFrom="column">
+              <wp:posOffset>-37732</wp:posOffset>
+            </wp:positionH>
+            <wp:positionV relativeFrom="paragraph">
+              <wp:posOffset>123510</wp:posOffset>
+            </wp:positionV>
+            <wp:extent cx="5205046" cy="2802717"/>
+            <wp:effectExtent l="0" t="0" r="0" b="0"/>
+            <wp:wrapTight wrapText="bothSides">
+              <wp:wrapPolygon edited="0">
+                <wp:start x="0" y="0"/>
+                <wp:lineTo x="0" y="21438"/>
+                <wp:lineTo x="21505" y="21438"/>
+                <wp:lineTo x="21505" y="0"/>
+                <wp:lineTo x="0" y="0"/>
+              </wp:wrapPolygon>
+            </wp:wrapTight>
+            <wp:docPr id="1753040020" name="Grafik 1"/>
+            <wp:cNvGraphicFramePr>
+              <a:graphicFrameLocks xmlns:a="http://schemas.openxmlformats.org/drawingml/2006/main" noChangeAspect="1"/>
+            </wp:cNvGraphicFramePr>
+            <a:graphic xmlns:a="http://schemas.openxmlformats.org/drawingml/2006/main">
+              <a:graphicData uri="http://schemas.openxmlformats.org/drawingml/2006/picture">
+                <pic:pic xmlns:pic="http://schemas.openxmlformats.org/drawingml/2006/picture">
+                  <pic:nvPicPr>
+                    <pic:cNvPr id="1753040020" name=""/>
+                    <pic:cNvPicPr/>
+                  </pic:nvPicPr>
+                  <pic:blipFill>
+                    <a:blip r:embed="rId38">
+                      <a:extLst>
+                        <a:ext uri="{28A0092B-C50C-407E-A947-70E740481C1C}">
+                          <a14:useLocalDpi xmlns:a14="http://schemas.microsoft.com/office/drawing/2010/main" val="0"/>
+                        </a:ext>
+                      </a:extLst>
+                    </a:blip>
+                    <a:stretch>
+                      <a:fillRect/>
+                    </a:stretch>
+                  </pic:blipFill>
+                  <pic:spPr>
+                    <a:xfrm>
+                      <a:off x="0" y="0"/>
+                      <a:ext cx="5205046" cy="2802717"/>
+                    </a:xfrm>
+                    <a:prstGeom prst="rect">
+                      <a:avLst/>
+                    </a:prstGeom>
+                  </pic:spPr>
+                </pic:pic>
+              </a:graphicData>
+            </a:graphic>
+          </wp:anchor>
+        </w:drawing>
+      </w:r>
+    </w:p>
+    <w:p/>
+    <w:p/>
+    <w:p>
+      <w:pPr>
+        <w:pStyle w:val="berschrift3"/>
+      </w:pPr>
+      <w:bookmarkStart w:id="70" w:name="_Toc224739599"/>
+      <w:r>
+        <w:t>Layout</w:t>
+      </w:r>
+      <w:bookmarkEnd w:id="70"/>
+    </w:p>
+    <w:p/>
+    <w:p>
+      <w:pPr>
+        <w:pStyle w:val="berschrift3"/>
+      </w:pPr>
+      <w:bookmarkStart w:id="71" w:name="_Toc224739600"/>
+      <w:r>
+        <w:t>Platine</w:t>
+      </w:r>
+      <w:bookmarkEnd w:id="71"/>
+    </w:p>
+    <w:p/>
+    <w:p>
+      <w:pPr>
+        <w:pStyle w:val="berschrift2"/>
+      </w:pPr>
+      <w:bookmarkStart w:id="72" w:name="_Toc224739601"/>
       <w:proofErr w:type="spellStart"/>
       <w:r>
-        <w:t>Multisim</w:t>
-      </w:r>
-      <w:bookmarkEnd w:id="66"/>
-      <w:proofErr w:type="spellEnd"/>
-    </w:p>
-    <w:p>
-      <w:pPr>
-        <w:pStyle w:val="berschrift3"/>
-      </w:pPr>
-      <w:bookmarkStart w:id="67" w:name="_Toc224202948"/>
-      <w:r>
-        <w:t>Simulation der Verstärkerschaltung</w:t>
-      </w:r>
-      <w:bookmarkEnd w:id="67"/>
-    </w:p>
-    <w:p>
-      <w:pPr>
-        <w:pStyle w:val="berschrift3"/>
-      </w:pPr>
-      <w:bookmarkStart w:id="68" w:name="_Toc224202949"/>
-      <w:r>
-        <w:t>Layout</w:t>
-      </w:r>
-      <w:bookmarkEnd w:id="68"/>
-    </w:p>
-    <w:p>
-      <w:pPr>
-        <w:pStyle w:val="berschrift3"/>
-      </w:pPr>
-      <w:bookmarkStart w:id="69" w:name="_Toc224202950"/>
-      <w:r>
-        <w:t>Platine</w:t>
-      </w:r>
-      <w:bookmarkEnd w:id="69"/>
-    </w:p>
-    <w:p>
-      <w:pPr>
-        <w:pStyle w:val="berschrift2"/>
-      </w:pPr>
-      <w:bookmarkStart w:id="70" w:name="_Toc224202951"/>
-      <w:proofErr w:type="spellStart"/>
-      <w:r>
         <w:t>Levelshifterplatine</w:t>
-      </w:r>
-      <w:bookmarkEnd w:id="70"/>
-      <w:proofErr w:type="spellEnd"/>
-    </w:p>
-    <w:p>
-      <w:pPr>
-        <w:pStyle w:val="berschrift3"/>
-      </w:pPr>
-      <w:bookmarkStart w:id="71" w:name="_Toc224202952"/>
-      <w:r>
-        <w:t>SN74AHCT125N</w:t>
-      </w:r>
-      <w:bookmarkEnd w:id="71"/>
-    </w:p>
-    <w:p/>
-    <w:p>
-      <w:pPr>
-        <w:pStyle w:val="berschrift3"/>
-      </w:pPr>
-      <w:bookmarkStart w:id="72" w:name="_Toc224202953"/>
-      <w:r>
-        <w:t xml:space="preserve">Schaltung auf </w:t>
-      </w:r>
-      <w:proofErr w:type="spellStart"/>
-      <w:r>
-        <w:t>Multisim</w:t>
       </w:r>
       <w:bookmarkEnd w:id="72"/>
       <w:proofErr w:type="spellEnd"/>
     </w:p>
+    <w:p>
+      <w:pPr>
+        <w:pStyle w:val="berschrift3"/>
+      </w:pPr>
+      <w:bookmarkStart w:id="73" w:name="_Toc224739602"/>
+      <w:r>
+        <w:t>SN74AHCT125N</w:t>
+      </w:r>
+      <w:bookmarkEnd w:id="73"/>
+    </w:p>
     <w:p/>
     <w:p>
       <w:pPr>
         <w:pStyle w:val="berschrift3"/>
       </w:pPr>
-      <w:bookmarkStart w:id="73" w:name="_Toc224202954"/>
+      <w:bookmarkStart w:id="74" w:name="_Toc224739603"/>
+      <w:r>
+        <w:lastRenderedPageBreak/>
+        <w:t xml:space="preserve">Schaltung auf </w:t>
+      </w:r>
+      <w:proofErr w:type="spellStart"/>
+      <w:r>
+        <w:t>Multisim</w:t>
+      </w:r>
+      <w:bookmarkEnd w:id="74"/>
+      <w:proofErr w:type="spellEnd"/>
+    </w:p>
+    <w:p>
+      <w:r>
+        <w:drawing>
+          <wp:inline distT="0" distB="0" distL="0" distR="0" wp14:anchorId="1FA2FD35" wp14:editId="4AD8A57B">
+            <wp:extent cx="4282811" cy="1531753"/>
+            <wp:effectExtent l="0" t="0" r="3810" b="0"/>
+            <wp:docPr id="735051422" name="Grafik 1"/>
+            <wp:cNvGraphicFramePr>
+              <a:graphicFrameLocks xmlns:a="http://schemas.openxmlformats.org/drawingml/2006/main" noChangeAspect="1"/>
+            </wp:cNvGraphicFramePr>
+            <a:graphic xmlns:a="http://schemas.openxmlformats.org/drawingml/2006/main">
+              <a:graphicData uri="http://schemas.openxmlformats.org/drawingml/2006/picture">
+                <pic:pic xmlns:pic="http://schemas.openxmlformats.org/drawingml/2006/picture">
+                  <pic:nvPicPr>
+                    <pic:cNvPr id="735051422" name=""/>
+                    <pic:cNvPicPr/>
+                  </pic:nvPicPr>
+                  <pic:blipFill>
+                    <a:blip r:embed="rId39"/>
+                    <a:stretch>
+                      <a:fillRect/>
+                    </a:stretch>
+                  </pic:blipFill>
+                  <pic:spPr>
+                    <a:xfrm>
+                      <a:off x="0" y="0"/>
+                      <a:ext cx="4282811" cy="1531753"/>
+                    </a:xfrm>
+                    <a:prstGeom prst="rect">
+                      <a:avLst/>
+                    </a:prstGeom>
+                  </pic:spPr>
+                </pic:pic>
+              </a:graphicData>
+            </a:graphic>
+          </wp:inline>
+        </w:drawing>
+      </w:r>
+    </w:p>
+    <w:p>
+      <w:pPr>
+        <w:pStyle w:val="berschrift3"/>
+      </w:pPr>
+      <w:bookmarkStart w:id="75" w:name="_Toc224739604"/>
       <w:r>
         <w:t>Simulation</w:t>
       </w:r>
-      <w:bookmarkEnd w:id="73"/>
+      <w:bookmarkEnd w:id="75"/>
+    </w:p>
+    <w:p>
+      <w:r>
+        <w:drawing>
+          <wp:inline distT="0" distB="0" distL="0" distR="0" wp14:anchorId="4285D325" wp14:editId="5D8F9952">
+            <wp:extent cx="4731860" cy="2529200"/>
+            <wp:effectExtent l="0" t="0" r="0" b="5080"/>
+            <wp:docPr id="705029008" name="Grafik 1"/>
+            <wp:cNvGraphicFramePr>
+              <a:graphicFrameLocks xmlns:a="http://schemas.openxmlformats.org/drawingml/2006/main" noChangeAspect="1"/>
+            </wp:cNvGraphicFramePr>
+            <a:graphic xmlns:a="http://schemas.openxmlformats.org/drawingml/2006/main">
+              <a:graphicData uri="http://schemas.openxmlformats.org/drawingml/2006/picture">
+                <pic:pic xmlns:pic="http://schemas.openxmlformats.org/drawingml/2006/picture">
+                  <pic:nvPicPr>
+                    <pic:cNvPr id="705029008" name=""/>
+                    <pic:cNvPicPr/>
+                  </pic:nvPicPr>
+                  <pic:blipFill>
+                    <a:blip r:embed="rId40"/>
+                    <a:stretch>
+                      <a:fillRect/>
+                    </a:stretch>
+                  </pic:blipFill>
+                  <pic:spPr>
+                    <a:xfrm>
+                      <a:off x="0" y="0"/>
+                      <a:ext cx="4747222" cy="2537411"/>
+                    </a:xfrm>
+                    <a:prstGeom prst="rect">
+                      <a:avLst/>
+                    </a:prstGeom>
+                  </pic:spPr>
+                </pic:pic>
+              </a:graphicData>
+            </a:graphic>
+          </wp:inline>
+        </w:drawing>
+      </w:r>
     </w:p>
     <w:p>
       <w:pPr>
         <w:pStyle w:val="berschrift3"/>
       </w:pPr>
-      <w:bookmarkStart w:id="74" w:name="_Toc224202955"/>
+      <w:bookmarkStart w:id="76" w:name="_Toc224739605"/>
       <w:r>
         <w:t>Layout</w:t>
       </w:r>
-      <w:bookmarkEnd w:id="74"/>
-    </w:p>
+      <w:bookmarkEnd w:id="76"/>
+    </w:p>
+    <w:p/>
     <w:p>
       <w:pPr>
         <w:pStyle w:val="berschrift3"/>
       </w:pPr>
-      <w:bookmarkStart w:id="75" w:name="_Toc224202956"/>
+      <w:bookmarkStart w:id="77" w:name="_Toc224739606"/>
       <w:r>
         <w:t>Platine</w:t>
       </w:r>
-      <w:bookmarkEnd w:id="75"/>
+      <w:bookmarkEnd w:id="77"/>
     </w:p>
     <w:p/>
     <w:p>
       <w:pPr>
         <w:pStyle w:val="berschrift1"/>
       </w:pPr>
-      <w:bookmarkStart w:id="76" w:name="_Toc224202957"/>
+      <w:bookmarkStart w:id="78" w:name="_Toc224739607"/>
       <w:r>
         <w:lastRenderedPageBreak/>
         <w:t>Mechanischer Aufbau und Design</w:t>
       </w:r>
-      <w:bookmarkEnd w:id="76"/>
+      <w:bookmarkEnd w:id="78"/>
     </w:p>
     <w:p>
       <w:pPr>
         <w:pStyle w:val="berschrift2"/>
       </w:pPr>
-      <w:bookmarkStart w:id="77" w:name="_Toc224202958"/>
+      <w:bookmarkStart w:id="79" w:name="_Toc224739608"/>
       <w:r>
         <w:t>Gehäusekonzept und Spiegelaufbau</w:t>
       </w:r>
-      <w:bookmarkEnd w:id="77"/>
+      <w:bookmarkEnd w:id="79"/>
     </w:p>
     <w:p>
       <w:pPr>
         <w:pStyle w:val="berschrift2"/>
       </w:pPr>
-      <w:bookmarkStart w:id="78" w:name="_Toc224202959"/>
+      <w:bookmarkStart w:id="80" w:name="_Toc224739609"/>
       <w:r>
         <w:t>Montage von Kamera und LED</w:t>
       </w:r>
@@ -12066,64 +12106,64 @@
         <w:noBreakHyphen/>
         <w:t>Matrix</w:t>
       </w:r>
-      <w:bookmarkEnd w:id="78"/>
+      <w:bookmarkEnd w:id="80"/>
     </w:p>
     <w:p>
       <w:pPr>
         <w:pStyle w:val="berschrift2"/>
       </w:pPr>
-      <w:bookmarkStart w:id="79" w:name="_Toc224202960"/>
+      <w:bookmarkStart w:id="81" w:name="_Toc224739610"/>
       <w:r>
         <w:t>Kabelmanagement und Sicherheit</w:t>
       </w:r>
-      <w:bookmarkEnd w:id="79"/>
+      <w:bookmarkEnd w:id="81"/>
     </w:p>
     <w:p>
       <w:pPr>
         <w:pStyle w:val="berschrift2"/>
       </w:pPr>
-      <w:bookmarkStart w:id="80" w:name="_Toc224202961"/>
+      <w:bookmarkStart w:id="82" w:name="_Toc224739611"/>
       <w:r>
         <w:t>Designüberlegungen</w:t>
       </w:r>
-      <w:bookmarkEnd w:id="80"/>
+      <w:bookmarkEnd w:id="82"/>
     </w:p>
     <w:p>
       <w:pPr>
         <w:pStyle w:val="berschrift1"/>
       </w:pPr>
-      <w:bookmarkStart w:id="81" w:name="_Toc224202962"/>
+      <w:bookmarkStart w:id="83" w:name="_Toc224739612"/>
       <w:r>
         <w:lastRenderedPageBreak/>
         <w:t>Tests und Evaluierung</w:t>
       </w:r>
-      <w:bookmarkEnd w:id="81"/>
+      <w:bookmarkEnd w:id="83"/>
     </w:p>
     <w:p>
       <w:pPr>
         <w:pStyle w:val="berschrift2"/>
       </w:pPr>
-      <w:bookmarkStart w:id="82" w:name="_Toc224202963"/>
+      <w:bookmarkStart w:id="84" w:name="_Toc224739613"/>
       <w:r>
         <w:t>Teststrategie und Testumgebung</w:t>
       </w:r>
-      <w:bookmarkEnd w:id="82"/>
+      <w:bookmarkEnd w:id="84"/>
     </w:p>
     <w:p>
       <w:pPr>
         <w:pStyle w:val="berschrift2"/>
       </w:pPr>
-      <w:bookmarkStart w:id="83" w:name="_Toc224202964"/>
+      <w:bookmarkStart w:id="85" w:name="_Toc224739614"/>
       <w:r>
         <w:t>Funktionstests</w:t>
       </w:r>
-      <w:bookmarkEnd w:id="83"/>
+      <w:bookmarkEnd w:id="85"/>
     </w:p>
     <w:p>
       <w:pPr>
         <w:pStyle w:val="berschrift2"/>
       </w:pPr>
-      <w:bookmarkStart w:id="84" w:name="_Toc224202965"/>
+      <w:bookmarkStart w:id="86" w:name="_Toc224739615"/>
       <w:r>
         <w:t>Performance</w:t>
       </w:r>
@@ -12131,23 +12171,23 @@
         <w:noBreakHyphen/>
         <w:t>Messungen</w:t>
       </w:r>
-      <w:bookmarkEnd w:id="84"/>
+      <w:bookmarkEnd w:id="86"/>
     </w:p>
     <w:p>
       <w:pPr>
         <w:pStyle w:val="berschrift2"/>
       </w:pPr>
-      <w:bookmarkStart w:id="85" w:name="_Toc224202966"/>
+      <w:bookmarkStart w:id="87" w:name="_Toc224739616"/>
       <w:r>
         <w:t>Auswertung der Testergebnisse</w:t>
       </w:r>
-      <w:bookmarkEnd w:id="85"/>
+      <w:bookmarkEnd w:id="87"/>
     </w:p>
     <w:p>
       <w:pPr>
         <w:pStyle w:val="berschrift1"/>
       </w:pPr>
-      <w:bookmarkStart w:id="86" w:name="_Toc224202967"/>
+      <w:bookmarkStart w:id="88" w:name="_Toc224739617"/>
       <w:r>
         <w:lastRenderedPageBreak/>
         <w:t xml:space="preserve">Wirtschaftliche </w:t>
@@ -12155,17 +12195,17 @@
       <w:r>
         <w:t>Betrachtung</w:t>
       </w:r>
-      <w:bookmarkEnd w:id="86"/>
+      <w:bookmarkEnd w:id="88"/>
     </w:p>
     <w:p>
       <w:pPr>
         <w:pStyle w:val="berschrift2"/>
       </w:pPr>
-      <w:bookmarkStart w:id="87" w:name="_Toc224202968"/>
+      <w:bookmarkStart w:id="89" w:name="_Toc224739618"/>
       <w:r>
         <w:t>Kostenanalyse</w:t>
       </w:r>
-      <w:bookmarkEnd w:id="87"/>
+      <w:bookmarkEnd w:id="89"/>
       <w:r>
         <w:t xml:space="preserve"> </w:t>
       </w:r>
@@ -16522,99 +16562,99 @@
       <w:pPr>
         <w:pStyle w:val="berschrift1"/>
       </w:pPr>
-      <w:bookmarkStart w:id="88" w:name="_Toc224202969"/>
+      <w:bookmarkStart w:id="90" w:name="_Toc224739619"/>
       <w:r>
         <w:lastRenderedPageBreak/>
         <w:t>Zusammenfassung und Ausblick</w:t>
       </w:r>
-      <w:bookmarkEnd w:id="88"/>
+      <w:bookmarkEnd w:id="90"/>
     </w:p>
     <w:p>
       <w:pPr>
         <w:pStyle w:val="berschrift2"/>
       </w:pPr>
-      <w:bookmarkStart w:id="89" w:name="_Toc224202970"/>
+      <w:bookmarkStart w:id="91" w:name="_Toc224739620"/>
       <w:r>
         <w:t>Zusammenfassung der Ergebnisse</w:t>
       </w:r>
-      <w:bookmarkEnd w:id="89"/>
+      <w:bookmarkEnd w:id="91"/>
     </w:p>
     <w:p>
       <w:pPr>
         <w:pStyle w:val="berschrift2"/>
       </w:pPr>
-      <w:bookmarkStart w:id="90" w:name="_Toc224202971"/>
+      <w:bookmarkStart w:id="92" w:name="_Toc224739621"/>
       <w:r>
         <w:t>Erfüllung der Zielsetzung</w:t>
       </w:r>
-      <w:bookmarkEnd w:id="90"/>
+      <w:bookmarkEnd w:id="92"/>
     </w:p>
     <w:p>
       <w:pPr>
         <w:pStyle w:val="berschrift2"/>
       </w:pPr>
-      <w:bookmarkStart w:id="91" w:name="_Toc224202972"/>
+      <w:bookmarkStart w:id="93" w:name="_Toc224739622"/>
       <w:r>
         <w:t>Mögliche Erweiterungen</w:t>
       </w:r>
-      <w:bookmarkEnd w:id="91"/>
+      <w:bookmarkEnd w:id="93"/>
     </w:p>
     <w:p>
       <w:pPr>
         <w:pStyle w:val="berschrift2"/>
       </w:pPr>
-      <w:bookmarkStart w:id="92" w:name="_Toc224202973"/>
+      <w:bookmarkStart w:id="94" w:name="_Toc224739623"/>
       <w:r>
         <w:t>Persönliche Reflexion</w:t>
       </w:r>
-      <w:bookmarkEnd w:id="92"/>
+      <w:bookmarkEnd w:id="94"/>
     </w:p>
     <w:p>
       <w:pPr>
         <w:pStyle w:val="berschrift1"/>
       </w:pPr>
-      <w:bookmarkStart w:id="93" w:name="_Toc224202974"/>
+      <w:bookmarkStart w:id="95" w:name="_Toc224739624"/>
       <w:r>
         <w:lastRenderedPageBreak/>
         <w:t>Literaturverzeichnis</w:t>
       </w:r>
-      <w:bookmarkEnd w:id="93"/>
+      <w:bookmarkEnd w:id="95"/>
     </w:p>
     <w:p>
       <w:pPr>
         <w:pStyle w:val="berschrift1"/>
       </w:pPr>
-      <w:bookmarkStart w:id="94" w:name="_Toc224202975"/>
+      <w:bookmarkStart w:id="96" w:name="_Toc224739625"/>
       <w:r>
         <w:lastRenderedPageBreak/>
         <w:t>Abbildungsverzeichnis</w:t>
       </w:r>
-      <w:bookmarkEnd w:id="94"/>
+      <w:bookmarkEnd w:id="96"/>
     </w:p>
     <w:p>
       <w:pPr>
         <w:pStyle w:val="berschrift1"/>
       </w:pPr>
-      <w:bookmarkStart w:id="95" w:name="_Toc224202976"/>
+      <w:bookmarkStart w:id="97" w:name="_Toc224739626"/>
       <w:r>
         <w:lastRenderedPageBreak/>
         <w:t>Tabellenverzeichnis</w:t>
       </w:r>
-      <w:bookmarkEnd w:id="95"/>
+      <w:bookmarkEnd w:id="97"/>
     </w:p>
     <w:p>
       <w:pPr>
         <w:pStyle w:val="berschrift1"/>
       </w:pPr>
-      <w:bookmarkStart w:id="96" w:name="_Toc224202977"/>
+      <w:bookmarkStart w:id="98" w:name="_Toc224739627"/>
       <w:r>
         <w:lastRenderedPageBreak/>
         <w:t>Anhang</w:t>
       </w:r>
-      <w:bookmarkEnd w:id="96"/>
+      <w:bookmarkEnd w:id="98"/>
     </w:p>
     <w:sectPr>
-      <w:footerReference w:type="default" r:id="rId37"/>
+      <w:footerReference w:type="default" r:id="rId41"/>
       <w:pgSz w:w="11906" w:h="16838" w:code="9"/>
       <w:pgMar w:top="1701" w:right="851" w:bottom="851" w:left="1134" w:header="1134" w:footer="851" w:gutter="284"/>
       <w:pgNumType w:start="1"/>

--- a/Diplomarbeit.docx
+++ b/Diplomarbeit.docx
@@ -11749,6 +11749,9 @@
     </w:p>
     <w:p>
       <w:r>
+        <w:rPr>
+          <w:noProof/>
+        </w:rPr>
         <w:drawing>
           <wp:anchor distT="0" distB="0" distL="114300" distR="114300" simplePos="0" relativeHeight="251689984" behindDoc="1" locked="0" layoutInCell="1" allowOverlap="1" wp14:anchorId="29CBFD6F" wp14:editId="03EE1A34">
             <wp:simplePos x="0" y="0"/>
@@ -11835,29 +11838,65 @@
       </w:r>
       <w:bookmarkEnd w:id="69"/>
     </w:p>
-    <w:p/>
-    <w:p/>
-    <w:p/>
-    <w:p/>
-    <w:p>
-      <w:r>
+    <w:p>
+      <w:r>
+        <w:t xml:space="preserve">Die Schaltung wurde durch die Transient-Simulation analysiert. </w:t>
+      </w:r>
+      <w:r>
+        <w:t>Durch diese Analyse</w:t>
+      </w:r>
+      <w:r>
+        <w:t xml:space="preserve"> wurde die Wirksamkeit der Signal Korrektur untersucht. Das Diagramm zeigt drei Signalverläufe. </w:t>
+      </w:r>
+      <w:r>
+        <w:t xml:space="preserve">Das Rote Signal </w:t>
+      </w:r>
+      <w:r>
+        <w:t>SIGIN</w:t>
+      </w:r>
+      <w:r>
+        <w:t xml:space="preserve"> stellt ein Rechtecksignal, welches mit einem Sinus gestört wurde, dar. </w:t>
+      </w:r>
+      <w:r>
+        <w:t xml:space="preserve">Das grüne Signal REIHE1 zeigt, wie sich das Eingangssignal durch das RC-Netzwerk verzerrt und deutlich verändert. Flankenveränderungen und Verzögerungen treten </w:t>
+      </w:r>
+      <w:r>
+        <w:t xml:space="preserve">ins Besonderes da auf. </w:t>
+      </w:r>
+    </w:p>
+    <w:p>
+      <w:r>
+        <w:t>Das Ausgangssignal der OPV-Schaltung zeigt eine ideales Rechteck Signal. Das Signal weist höhere Stabilität Verzerrung und geringere Verzerrung auf. Die Simulation</w:t>
+      </w:r>
+      <w:r>
+        <w:t xml:space="preserve"> zeigt, dass bei der Ansteuerung langer Led-Ketten eine geeignete Schaltung zur Korrektur des Signals. </w:t>
+      </w:r>
+      <w:r>
+        <w:t xml:space="preserve"> </w:t>
+      </w:r>
+    </w:p>
+    <w:p>
+      <w:r>
+        <w:rPr>
+          <w:noProof/>
+        </w:rPr>
         <w:drawing>
-          <wp:anchor distT="0" distB="0" distL="114300" distR="114300" simplePos="0" relativeHeight="251691008" behindDoc="1" locked="0" layoutInCell="1" allowOverlap="1" wp14:anchorId="00253EA1" wp14:editId="3AD10F9A">
+          <wp:anchor distT="0" distB="0" distL="114300" distR="114300" simplePos="0" relativeHeight="251691008" behindDoc="1" locked="0" layoutInCell="1" allowOverlap="1" wp14:anchorId="00253EA1" wp14:editId="038F7F9D">
             <wp:simplePos x="0" y="0"/>
             <wp:positionH relativeFrom="column">
-              <wp:posOffset>-37732</wp:posOffset>
+              <wp:posOffset>-157480</wp:posOffset>
             </wp:positionH>
             <wp:positionV relativeFrom="paragraph">
-              <wp:posOffset>123510</wp:posOffset>
+              <wp:posOffset>24765</wp:posOffset>
             </wp:positionV>
-            <wp:extent cx="5205046" cy="2802717"/>
-            <wp:effectExtent l="0" t="0" r="0" b="0"/>
+            <wp:extent cx="5721350" cy="3080385"/>
+            <wp:effectExtent l="0" t="0" r="0" b="5715"/>
             <wp:wrapTight wrapText="bothSides">
               <wp:wrapPolygon edited="0">
                 <wp:start x="0" y="0"/>
-                <wp:lineTo x="0" y="21438"/>
-                <wp:lineTo x="21505" y="21438"/>
-                <wp:lineTo x="21505" y="0"/>
+                <wp:lineTo x="0" y="21506"/>
+                <wp:lineTo x="21504" y="21506"/>
+                <wp:lineTo x="21504" y="0"/>
                 <wp:lineTo x="0" y="0"/>
               </wp:wrapPolygon>
             </wp:wrapTight>
@@ -11887,7 +11926,7 @@
                   <pic:spPr>
                     <a:xfrm>
                       <a:off x="0" y="0"/>
-                      <a:ext cx="5205046" cy="2802717"/>
+                      <a:ext cx="5721350" cy="3080385"/>
                     </a:xfrm>
                     <a:prstGeom prst="rect">
                       <a:avLst/>
@@ -11896,12 +11935,21 @@
                 </pic:pic>
               </a:graphicData>
             </a:graphic>
+            <wp14:sizeRelH relativeFrom="margin">
+              <wp14:pctWidth>0</wp14:pctWidth>
+            </wp14:sizeRelH>
+            <wp14:sizeRelV relativeFrom="margin">
+              <wp14:pctHeight>0</wp14:pctHeight>
+            </wp14:sizeRelV>
           </wp:anchor>
         </w:drawing>
       </w:r>
     </w:p>
     <w:p/>
     <w:p/>
+    <w:p/>
+    <w:p/>
+    <w:p/>
     <w:p>
       <w:pPr>
         <w:pStyle w:val="berschrift3"/>
@@ -11931,6 +11979,7 @@
       <w:bookmarkStart w:id="72" w:name="_Toc224739601"/>
       <w:proofErr w:type="spellStart"/>
       <w:r>
+        <w:lastRenderedPageBreak/>
         <w:t>Levelshifterplatine</w:t>
       </w:r>
       <w:bookmarkEnd w:id="72"/>
@@ -11953,7 +12002,6 @@
       </w:pPr>
       <w:bookmarkStart w:id="74" w:name="_Toc224739603"/>
       <w:r>
-        <w:lastRenderedPageBreak/>
         <w:t xml:space="preserve">Schaltung auf </w:t>
       </w:r>
       <w:proofErr w:type="spellStart"/>
@@ -11963,8 +12011,12 @@
       <w:bookmarkEnd w:id="74"/>
       <w:proofErr w:type="spellEnd"/>
     </w:p>
-    <w:p>
-      <w:r>
+    <w:p/>
+    <w:p>
+      <w:r>
+        <w:rPr>
+          <w:noProof/>
+        </w:rPr>
         <w:drawing>
           <wp:inline distT="0" distB="0" distL="0" distR="0" wp14:anchorId="1FA2FD35" wp14:editId="4AD8A57B">
             <wp:extent cx="4282811" cy="1531753"/>
@@ -12014,6 +12066,9 @@
     </w:p>
     <w:p>
       <w:r>
+        <w:rPr>
+          <w:noProof/>
+        </w:rPr>
         <w:drawing>
           <wp:inline distT="0" distB="0" distL="0" distR="0" wp14:anchorId="4285D325" wp14:editId="5D8F9952">
             <wp:extent cx="4731860" cy="2529200"/>
@@ -16536,26 +16591,6 @@
       </w:r>
       <w:r>
         <w:t xml:space="preserve"> </w:t>
-      </w:r>
-    </w:p>
-    <w:p>
-      <w:r>
-        <w:fldChar w:fldCharType="begin"/>
-      </w:r>
-      <w:r>
-        <w:instrText xml:space="preserve"> LINK </w:instrText>
-      </w:r>
-      <w:r>
-        <w:instrText xml:space="preserve">Excel.Sheet.12 C:\\Users\\rober\\Documents\\Diplomarbeit\\Simulationen_und_Dokumentationen\\Dokumentationen\\Kostentabelle.xlsx Tabelle1!Z1S1:Z18S10 </w:instrText>
-      </w:r>
-      <w:r>
-        <w:instrText xml:space="preserve">\a \f 4 \h  \* MERGEFORMAT </w:instrText>
-      </w:r>
-      <w:r>
-        <w:fldChar w:fldCharType="separate"/>
-      </w:r>
-      <w:r>
-        <w:fldChar w:fldCharType="end"/>
       </w:r>
     </w:p>
     <w:p>

--- a/Diplomarbeit.docx
+++ b/Diplomarbeit.docx
@@ -7982,11 +7982,25 @@
       </w:r>
     </w:p>
     <w:p>
-      <w:r>
-        <w:t xml:space="preserve">Manuel war für die </w:t>
-      </w:r>
-    </w:p>
-    <w:p/>
+      <w:pPr>
+        <w:rPr>
+          <w:lang w:val="de-AT"/>
+        </w:rPr>
+      </w:pPr>
+      <w:r>
+        <w:rPr>
+          <w:lang w:val="de-AT"/>
+        </w:rPr>
+        <w:t>Manuel war für die Live-Übertragung des Kamerabildes auf die Led-Matrix sowie für das Design und die Erstellung des Gehäuses („Case“) und verschiedener Platinen verantwortlich. Darüber hinaus übernahm er die Dokumentation. Die Bildübertragung umfasste die Entwicklung eines funktionierenden Python-Codes sowie dessen optimale Abstimmung auf die Led-Matrix. Der Designe Vorgang der Platinen wurde hauptsächlich in Fusion360 fabriziert. Die Dokumentation erfolgte sowohl auf den von der Schule vorgegebenen Plattformen als auch in einem vom Team erstellten GitHub-Projekt.</w:t>
+      </w:r>
+    </w:p>
+    <w:p>
+      <w:pPr>
+        <w:rPr>
+          <w:lang w:val="de-AT"/>
+        </w:rPr>
+      </w:pPr>
+    </w:p>
     <w:p/>
     <w:p>
       <w:pPr>
@@ -8506,6 +8520,89 @@
         <w:t>, Versionsverwaltung und Entwicklungsumgebung</w:t>
       </w:r>
       <w:bookmarkEnd w:id="21"/>
+    </w:p>
+    <w:p>
+      <w:pPr>
+        <w:rPr>
+          <w:lang w:val="de-AT"/>
+        </w:rPr>
+      </w:pPr>
+      <w:r>
+        <w:rPr>
+          <w:lang w:val="de-AT"/>
+        </w:rPr>
+        <w:t xml:space="preserve">Das GitHub-Projekt wurde ursprünglich zur Dokumentation und Aufgabenverwaltung erstellt. Nach einiger Zeit wurde die Aufgabenverwaltung jedoch vernachlässigt, sodass das Repository schließlich ausschließlich zur Dokumentation sowie zur Archivierung veralteter Codes und Prototypenzeichnungen genutzt wurde. Im weiteren Verlauf wurde ein </w:t>
+      </w:r>
+      <w:proofErr w:type="spellStart"/>
+      <w:r>
+        <w:rPr>
+          <w:lang w:val="de-AT"/>
+        </w:rPr>
+        <w:t>Rework</w:t>
+      </w:r>
+      <w:proofErr w:type="spellEnd"/>
+      <w:r>
+        <w:rPr>
+          <w:lang w:val="de-AT"/>
+        </w:rPr>
+        <w:t xml:space="preserve"> des Main-</w:t>
+      </w:r>
+      <w:proofErr w:type="spellStart"/>
+      <w:r>
+        <w:rPr>
+          <w:lang w:val="de-AT"/>
+        </w:rPr>
+        <w:t>Branches</w:t>
+      </w:r>
+      <w:proofErr w:type="spellEnd"/>
+      <w:r>
+        <w:rPr>
+          <w:lang w:val="de-AT"/>
+        </w:rPr>
+        <w:t xml:space="preserve"> durchgeführt. Dabei wurden insbesondere die Übersichtlichkeit und die Struktur grundlegend überarbeitet. Seitdem fungiert ein neuer Branch mit der Bezeichnung „main-</w:t>
+      </w:r>
+      <w:proofErr w:type="spellStart"/>
+      <w:r>
+        <w:rPr>
+          <w:lang w:val="de-AT"/>
+        </w:rPr>
+        <w:t>branch</w:t>
+      </w:r>
+      <w:proofErr w:type="spellEnd"/>
+      <w:r>
+        <w:rPr>
+          <w:lang w:val="de-AT"/>
+        </w:rPr>
+        <w:t>-</w:t>
+      </w:r>
+      <w:proofErr w:type="spellStart"/>
+      <w:r>
+        <w:rPr>
+          <w:lang w:val="de-AT"/>
+        </w:rPr>
+        <w:t>rework</w:t>
+      </w:r>
+      <w:proofErr w:type="spellEnd"/>
+      <w:r>
+        <w:rPr>
+          <w:lang w:val="de-AT"/>
+        </w:rPr>
+        <w:t xml:space="preserve">“ als </w:t>
+      </w:r>
+      <w:proofErr w:type="spellStart"/>
+      <w:r>
+        <w:rPr>
+          <w:lang w:val="de-AT"/>
+        </w:rPr>
+        <w:t>Hauptbranch</w:t>
+      </w:r>
+      <w:proofErr w:type="spellEnd"/>
+      <w:r>
+        <w:rPr>
+          <w:lang w:val="de-AT"/>
+        </w:rPr>
+        <w:t>. Dieser enthält ein neu strukturiertes und übersichtliches Archiv für veraltete Softwarecodes, Simulationen und Dokumentationen sowie einen Setup-Guide, der beschreibt, wie das Projekt eingerichtet werden kann, um es zu reproduzieren.</w:t>
+      </w:r>
     </w:p>
     <w:p>
       <w:pPr>
@@ -10868,132 +10965,40 @@
           <w:lang w:val="de-AT"/>
         </w:rPr>
       </w:pPr>
-      <w:bookmarkStart w:id="52" w:name="_Toc224739581"/>
       <w:r>
         <w:rPr>
           <w:lang w:val="de-AT"/>
         </w:rPr>
-        <w:t>LED-Ansteuerung</w:t>
-      </w:r>
-      <w:bookmarkEnd w:id="52"/>
-    </w:p>
-    <w:p>
-      <w:pPr>
-        <w:pStyle w:val="berschrift2"/>
+        <w:t>Initialisierung</w:t>
+      </w:r>
+    </w:p>
+    <w:p>
+      <w:pPr>
         <w:rPr>
           <w:lang w:val="de-AT"/>
         </w:rPr>
       </w:pPr>
-      <w:bookmarkStart w:id="53" w:name="_Toc224739582"/>
-      <w:r>
-        <w:rPr>
-          <w:lang w:val="de-AT"/>
-        </w:rPr>
-        <w:t>Datenfluss</w:t>
-      </w:r>
-      <w:bookmarkEnd w:id="53"/>
-    </w:p>
-    <w:p>
-      <w:pPr>
-        <w:pStyle w:val="berschrift1"/>
-      </w:pPr>
-      <w:bookmarkStart w:id="54" w:name="_Toc224739583"/>
-      <w:r>
-        <w:lastRenderedPageBreak/>
-        <w:t>Personenerfassung</w:t>
-      </w:r>
-      <w:r>
-        <w:t xml:space="preserve"> Implementierung</w:t>
-      </w:r>
-      <w:bookmarkEnd w:id="54"/>
-    </w:p>
-    <w:p>
-      <w:pPr>
-        <w:pStyle w:val="berschrift2"/>
-      </w:pPr>
-      <w:bookmarkStart w:id="55" w:name="_Toc224739584"/>
-      <w:r>
-        <w:t>Erster Versuch</w:t>
-      </w:r>
-      <w:bookmarkEnd w:id="55"/>
-    </w:p>
-    <w:p>
-      <w:r>
-        <w:t xml:space="preserve">Die Idee für die Personenerkennung war anfänglich nur auf Bewegung und Kantenerkennung zu achten und am Anfang des Codes wurde ein </w:t>
-      </w:r>
-      <w:proofErr w:type="spellStart"/>
-      <w:r>
-        <w:t>KNNBackground</w:t>
-      </w:r>
-      <w:proofErr w:type="spellEnd"/>
-      <w:r>
-        <w:t xml:space="preserve"> </w:t>
-      </w:r>
-      <w:proofErr w:type="spellStart"/>
-      <w:r>
-        <w:t>Subtractor</w:t>
-      </w:r>
-      <w:proofErr w:type="spellEnd"/>
-      <w:r>
-        <w:t xml:space="preserve"> verwendet, der dann die Unterscheidung zwischen Person und Hintergrund machen soll. Dazu wurden Algorithmen wie Erode und Dilate oder Morphologie </w:t>
-      </w:r>
-      <w:r>
-        <w:t>verwendet,</w:t>
-      </w:r>
-      <w:r>
-        <w:t xml:space="preserve"> um das Bild dann auf schwarz-weiß zu bekommen. Das haben wir für den Black Mirror nicht verwendet, da wir gegen Ende gemerkt </w:t>
-      </w:r>
-      <w:r>
-        <w:t>haben, dass</w:t>
-      </w:r>
-      <w:r>
-        <w:t xml:space="preserve"> durch die Algorithmen viel Rauschen oder falsche Kantenerkennung, nicht komplettes Ausfüllen der Person und Bewegungserkennung passierten. Im Endeffekt gab es die Möglichkeit den Code mit einer genauen Personenerkennung und eine volle Füllung zu machen, jedoch mit viel Rauschen, Delay und einem ordentlichen Geist Effekt haben.</w:t>
-      </w:r>
-    </w:p>
-    <w:p>
-      <w:pPr>
-        <w:pStyle w:val="berschrift2"/>
-      </w:pPr>
-      <w:bookmarkStart w:id="56" w:name="_Toc224739585"/>
-      <w:r>
-        <w:t>Finaler Code</w:t>
-      </w:r>
-      <w:bookmarkEnd w:id="56"/>
-    </w:p>
-    <w:p/>
-    <w:p/>
-    <w:p/>
-    <w:p/>
-    <w:p/>
-    <w:p/>
-    <w:p/>
-    <w:p>
-      <w:pPr>
-        <w:pStyle w:val="berschrift2"/>
-      </w:pPr>
-      <w:bookmarkStart w:id="57" w:name="_Toc224739586"/>
       <w:r>
         <w:rPr>
           <w:noProof/>
         </w:rPr>
-        <w:lastRenderedPageBreak/>
         <w:drawing>
-          <wp:anchor distT="0" distB="0" distL="114300" distR="114300" simplePos="0" relativeHeight="251683840" behindDoc="1" locked="0" layoutInCell="1" allowOverlap="1" wp14:anchorId="33C16CFE" wp14:editId="67B94275">
+          <wp:anchor distT="0" distB="0" distL="114300" distR="114300" simplePos="0" relativeHeight="251693056" behindDoc="1" locked="0" layoutInCell="1" allowOverlap="1" wp14:anchorId="5C83B3BB" wp14:editId="4DA394E7">
             <wp:simplePos x="0" y="0"/>
-            <wp:positionH relativeFrom="column">
-              <wp:posOffset>4088634</wp:posOffset>
+            <wp:positionH relativeFrom="margin">
+              <wp:posOffset>4288734</wp:posOffset>
             </wp:positionH>
             <wp:positionV relativeFrom="paragraph">
-              <wp:posOffset>257</wp:posOffset>
+              <wp:posOffset>111627</wp:posOffset>
             </wp:positionV>
-            <wp:extent cx="2167759" cy="3677883"/>
-            <wp:effectExtent l="0" t="0" r="4445" b="0"/>
+            <wp:extent cx="2111375" cy="3582035"/>
+            <wp:effectExtent l="0" t="0" r="3175" b="0"/>
             <wp:wrapTight wrapText="bothSides">
               <wp:wrapPolygon edited="0">
                 <wp:start x="0" y="0"/>
-                <wp:lineTo x="0" y="21484"/>
-                <wp:lineTo x="21454" y="21484"/>
-                <wp:lineTo x="21454" y="0"/>
+                <wp:lineTo x="0" y="21481"/>
+                <wp:lineTo x="21438" y="21481"/>
+                <wp:lineTo x="21438" y="0"/>
                 <wp:lineTo x="0" y="0"/>
               </wp:wrapPolygon>
             </wp:wrapTight>
@@ -11009,7 +11014,7 @@
                     <pic:cNvPicPr/>
                   </pic:nvPicPr>
                   <pic:blipFill>
-                    <a:blip r:embed="rId33">
+                    <a:blip r:embed="rId33" cstate="print">
                       <a:extLst>
                         <a:ext uri="{28A0092B-C50C-407E-A947-70E740481C1C}">
                           <a14:useLocalDpi xmlns:a14="http://schemas.microsoft.com/office/drawing/2010/main" val="0"/>
@@ -11023,94 +11028,7 @@
                   <pic:spPr>
                     <a:xfrm>
                       <a:off x="0" y="0"/>
-                      <a:ext cx="2167759" cy="3677883"/>
-                    </a:xfrm>
-                    <a:prstGeom prst="rect">
-                      <a:avLst/>
-                    </a:prstGeom>
-                  </pic:spPr>
-                </pic:pic>
-              </a:graphicData>
-            </a:graphic>
-          </wp:anchor>
-        </w:drawing>
-      </w:r>
-      <w:r>
-        <w:t>Kamerainitialisierung und Vorverarbeitung</w:t>
-      </w:r>
-      <w:bookmarkEnd w:id="57"/>
-    </w:p>
-    <w:p/>
-    <w:p/>
-    <w:p/>
-    <w:p/>
-    <w:p/>
-    <w:p/>
-    <w:p/>
-    <w:p/>
-    <w:p/>
-    <w:p>
-      <w:pPr>
-        <w:pStyle w:val="berschrift2"/>
-      </w:pPr>
-      <w:bookmarkStart w:id="58" w:name="_Toc224739587"/>
-      <w:r>
-        <w:t>Kalibrierung</w:t>
-      </w:r>
-      <w:bookmarkEnd w:id="58"/>
-    </w:p>
-    <w:p>
-      <w:r>
-        <w:rPr>
-          <w:noProof/>
-        </w:rPr>
-        <w:drawing>
-          <wp:anchor distT="0" distB="0" distL="114300" distR="114300" simplePos="0" relativeHeight="251684864" behindDoc="1" locked="0" layoutInCell="1" allowOverlap="1" wp14:anchorId="55156822" wp14:editId="258B5E1A">
-            <wp:simplePos x="0" y="0"/>
-            <wp:positionH relativeFrom="column">
-              <wp:posOffset>4033717</wp:posOffset>
-            </wp:positionH>
-            <wp:positionV relativeFrom="paragraph">
-              <wp:posOffset>123956</wp:posOffset>
-            </wp:positionV>
-            <wp:extent cx="2206625" cy="3415030"/>
-            <wp:effectExtent l="0" t="0" r="3175" b="0"/>
-            <wp:wrapTight wrapText="bothSides">
-              <wp:wrapPolygon edited="0">
-                <wp:start x="0" y="0"/>
-                <wp:lineTo x="0" y="21447"/>
-                <wp:lineTo x="21445" y="21447"/>
-                <wp:lineTo x="21445" y="0"/>
-                <wp:lineTo x="0" y="0"/>
-              </wp:wrapPolygon>
-            </wp:wrapTight>
-            <wp:docPr id="1301823027" name="Grafik 1"/>
-            <wp:cNvGraphicFramePr>
-              <a:graphicFrameLocks xmlns:a="http://schemas.openxmlformats.org/drawingml/2006/main" noChangeAspect="1"/>
-            </wp:cNvGraphicFramePr>
-            <a:graphic xmlns:a="http://schemas.openxmlformats.org/drawingml/2006/main">
-              <a:graphicData uri="http://schemas.openxmlformats.org/drawingml/2006/picture">
-                <pic:pic xmlns:pic="http://schemas.openxmlformats.org/drawingml/2006/picture">
-                  <pic:nvPicPr>
-                    <pic:cNvPr id="1301823027" name=""/>
-                    <pic:cNvPicPr/>
-                  </pic:nvPicPr>
-                  <pic:blipFill>
-                    <a:blip r:embed="rId34">
-                      <a:extLst>
-                        <a:ext uri="{28A0092B-C50C-407E-A947-70E740481C1C}">
-                          <a14:useLocalDpi xmlns:a14="http://schemas.microsoft.com/office/drawing/2010/main" val="0"/>
-                        </a:ext>
-                      </a:extLst>
-                    </a:blip>
-                    <a:stretch>
-                      <a:fillRect/>
-                    </a:stretch>
-                  </pic:blipFill>
-                  <pic:spPr>
-                    <a:xfrm>
-                      <a:off x="0" y="0"/>
-                      <a:ext cx="2206625" cy="3415030"/>
+                      <a:ext cx="2111375" cy="3582035"/>
                     </a:xfrm>
                     <a:prstGeom prst="rect">
                       <a:avLst/>
@@ -11129,52 +11047,115 @@
         </w:drawing>
       </w:r>
     </w:p>
-    <w:p/>
-    <w:p/>
-    <w:p/>
-    <w:p/>
-    <w:p/>
-    <w:p/>
-    <w:p/>
-    <w:p/>
-    <w:p/>
-    <w:p>
-      <w:pPr>
-        <w:pStyle w:val="berschrift2"/>
-      </w:pPr>
-      <w:bookmarkStart w:id="59" w:name="_Toc224739588"/>
-      <w:r>
+    <w:p>
+      <w:pPr>
+        <w:rPr>
+          <w:lang w:val="de-AT"/>
+        </w:rPr>
+      </w:pPr>
+    </w:p>
+    <w:p>
+      <w:pPr>
+        <w:rPr>
+          <w:lang w:val="de-AT"/>
+        </w:rPr>
+      </w:pPr>
+    </w:p>
+    <w:p>
+      <w:pPr>
+        <w:rPr>
+          <w:lang w:val="de-AT"/>
+        </w:rPr>
+      </w:pPr>
+    </w:p>
+    <w:p>
+      <w:pPr>
+        <w:rPr>
+          <w:lang w:val="de-AT"/>
+        </w:rPr>
+      </w:pPr>
+    </w:p>
+    <w:p>
+      <w:pPr>
+        <w:rPr>
+          <w:lang w:val="de-AT"/>
+        </w:rPr>
+      </w:pPr>
+    </w:p>
+    <w:p>
+      <w:pPr>
+        <w:rPr>
+          <w:lang w:val="de-AT"/>
+        </w:rPr>
+      </w:pPr>
+    </w:p>
+    <w:p>
+      <w:pPr>
+        <w:rPr>
+          <w:lang w:val="de-AT"/>
+        </w:rPr>
+      </w:pPr>
+    </w:p>
+    <w:p>
+      <w:pPr>
+        <w:rPr>
+          <w:lang w:val="de-AT"/>
+        </w:rPr>
+      </w:pPr>
+    </w:p>
+    <w:p>
+      <w:pPr>
+        <w:rPr>
+          <w:lang w:val="de-AT"/>
+        </w:rPr>
+      </w:pPr>
+    </w:p>
+    <w:p>
+      <w:pPr>
+        <w:pStyle w:val="berschrift3"/>
+        <w:rPr>
+          <w:lang w:val="de-AT"/>
+        </w:rPr>
+      </w:pPr>
+      <w:r>
+        <w:rPr>
+          <w:lang w:val="de-AT"/>
+        </w:rPr>
         <w:lastRenderedPageBreak/>
-        <w:t>Hand und Personenerfassung</w:t>
-      </w:r>
-      <w:bookmarkEnd w:id="59"/>
-    </w:p>
-    <w:p>
+        <w:t>Kalibrierung</w:t>
+      </w:r>
+    </w:p>
+    <w:p>
+      <w:pPr>
+        <w:rPr>
+          <w:lang w:val="de-AT"/>
+        </w:rPr>
+      </w:pPr>
       <w:r>
         <w:rPr>
           <w:noProof/>
         </w:rPr>
         <w:drawing>
-          <wp:anchor distT="0" distB="0" distL="114300" distR="114300" simplePos="0" relativeHeight="251685888" behindDoc="1" locked="0" layoutInCell="1" allowOverlap="1" wp14:anchorId="7D2DB033" wp14:editId="4CF244F3">
+          <wp:anchor distT="0" distB="0" distL="114300" distR="114300" simplePos="0" relativeHeight="251695104" behindDoc="1" locked="0" layoutInCell="1" allowOverlap="1" wp14:anchorId="6FBA79BE" wp14:editId="09F64FAB">
             <wp:simplePos x="0" y="0"/>
             <wp:positionH relativeFrom="margin">
-              <wp:posOffset>2772826</wp:posOffset>
+              <wp:align>right</wp:align>
             </wp:positionH>
             <wp:positionV relativeFrom="paragraph">
-              <wp:posOffset>52727</wp:posOffset>
+              <wp:posOffset>121939</wp:posOffset>
             </wp:positionV>
-            <wp:extent cx="3711575" cy="3996055"/>
-            <wp:effectExtent l="0" t="0" r="3175" b="4445"/>
+            <wp:extent cx="2272030" cy="3516630"/>
+            <wp:effectExtent l="0" t="0" r="0" b="7620"/>
             <wp:wrapTight wrapText="bothSides">
               <wp:wrapPolygon edited="0">
                 <wp:start x="0" y="0"/>
-                <wp:lineTo x="0" y="21521"/>
-                <wp:lineTo x="21508" y="21521"/>
-                <wp:lineTo x="21508" y="0"/>
+                <wp:lineTo x="0" y="21530"/>
+                <wp:lineTo x="21371" y="21530"/>
+                <wp:lineTo x="21371" y="0"/>
                 <wp:lineTo x="0" y="0"/>
               </wp:wrapPolygon>
             </wp:wrapTight>
-            <wp:docPr id="1993121740" name="Grafik 2"/>
+            <wp:docPr id="1301823027" name="Grafik 1"/>
             <wp:cNvGraphicFramePr>
               <a:graphicFrameLocks xmlns:a="http://schemas.openxmlformats.org/drawingml/2006/main" noChangeAspect="1"/>
             </wp:cNvGraphicFramePr>
@@ -11182,118 +11163,11 @@
               <a:graphicData uri="http://schemas.openxmlformats.org/drawingml/2006/picture">
                 <pic:pic xmlns:pic="http://schemas.openxmlformats.org/drawingml/2006/picture">
                   <pic:nvPicPr>
-                    <pic:cNvPr id="0" name="Picture 2"/>
-                    <pic:cNvPicPr>
-                      <a:picLocks noChangeAspect="1" noChangeArrowheads="1"/>
-                    </pic:cNvPicPr>
-                  </pic:nvPicPr>
-                  <pic:blipFill>
-                    <a:blip r:embed="rId35">
-                      <a:extLst>
-                        <a:ext uri="{28A0092B-C50C-407E-A947-70E740481C1C}">
-                          <a14:useLocalDpi xmlns:a14="http://schemas.microsoft.com/office/drawing/2010/main" val="0"/>
-                        </a:ext>
-                      </a:extLst>
-                    </a:blip>
-                    <a:srcRect/>
-                    <a:stretch>
-                      <a:fillRect/>
-                    </a:stretch>
-                  </pic:blipFill>
-                  <pic:spPr bwMode="auto">
-                    <a:xfrm>
-                      <a:off x="0" y="0"/>
-                      <a:ext cx="3711575" cy="3996055"/>
-                    </a:xfrm>
-                    <a:prstGeom prst="rect">
-                      <a:avLst/>
-                    </a:prstGeom>
-                    <a:noFill/>
-                  </pic:spPr>
-                </pic:pic>
-              </a:graphicData>
-            </a:graphic>
-            <wp14:sizeRelH relativeFrom="margin">
-              <wp14:pctWidth>0</wp14:pctWidth>
-            </wp14:sizeRelH>
-            <wp14:sizeRelV relativeFrom="margin">
-              <wp14:pctHeight>0</wp14:pctHeight>
-            </wp14:sizeRelV>
-          </wp:anchor>
-        </w:drawing>
-      </w:r>
-    </w:p>
-    <w:p/>
-    <w:p/>
-    <w:p/>
-    <w:p/>
-    <w:p/>
-    <w:p/>
-    <w:p/>
-    <w:p/>
-    <w:p/>
-    <w:p/>
-    <w:p/>
-    <w:p/>
-    <w:p/>
-    <w:p/>
-    <w:p/>
-    <w:p/>
-    <w:p/>
-    <w:p/>
-    <w:p/>
-    <w:p>
-      <w:pPr>
-        <w:pStyle w:val="berschrift2"/>
-      </w:pPr>
-      <w:bookmarkStart w:id="60" w:name="_Toc224739589"/>
-      <w:r>
-        <w:lastRenderedPageBreak/>
-        <w:t>N</w:t>
-      </w:r>
-      <w:r>
-        <w:t>achverarbeitung der Maske (Morphologie, Konturen, Glättung)</w:t>
-      </w:r>
-      <w:bookmarkEnd w:id="60"/>
-    </w:p>
-    <w:p>
-      <w:r>
-        <w:rPr>
-          <w:noProof/>
-        </w:rPr>
-        <w:drawing>
-          <wp:anchor distT="0" distB="0" distL="114300" distR="114300" simplePos="0" relativeHeight="251686912" behindDoc="1" locked="0" layoutInCell="1" allowOverlap="1" wp14:anchorId="73A46A1D" wp14:editId="13A481D9">
-            <wp:simplePos x="0" y="0"/>
-            <wp:positionH relativeFrom="page">
-              <wp:posOffset>4326299</wp:posOffset>
-            </wp:positionH>
-            <wp:positionV relativeFrom="paragraph">
-              <wp:posOffset>2803</wp:posOffset>
-            </wp:positionV>
-            <wp:extent cx="3021330" cy="4674235"/>
-            <wp:effectExtent l="0" t="0" r="7620" b="0"/>
-            <wp:wrapTight wrapText="bothSides">
-              <wp:wrapPolygon edited="0">
-                <wp:start x="0" y="0"/>
-                <wp:lineTo x="0" y="21480"/>
-                <wp:lineTo x="21518" y="21480"/>
-                <wp:lineTo x="21518" y="0"/>
-                <wp:lineTo x="0" y="0"/>
-              </wp:wrapPolygon>
-            </wp:wrapTight>
-            <wp:docPr id="1373885610" name="Grafik 1"/>
-            <wp:cNvGraphicFramePr>
-              <a:graphicFrameLocks xmlns:a="http://schemas.openxmlformats.org/drawingml/2006/main" noChangeAspect="1"/>
-            </wp:cNvGraphicFramePr>
-            <a:graphic xmlns:a="http://schemas.openxmlformats.org/drawingml/2006/main">
-              <a:graphicData uri="http://schemas.openxmlformats.org/drawingml/2006/picture">
-                <pic:pic xmlns:pic="http://schemas.openxmlformats.org/drawingml/2006/picture">
-                  <pic:nvPicPr>
-                    <pic:cNvPr id="1373885610" name=""/>
+                    <pic:cNvPr id="1301823027" name=""/>
                     <pic:cNvPicPr/>
                   </pic:nvPicPr>
                   <pic:blipFill>
-                    <a:blip r:embed="rId36">
+                    <a:blip r:embed="rId34" cstate="print">
                       <a:extLst>
                         <a:ext uri="{28A0092B-C50C-407E-A947-70E740481C1C}">
                           <a14:useLocalDpi xmlns:a14="http://schemas.microsoft.com/office/drawing/2010/main" val="0"/>
@@ -11307,7 +11181,7 @@
                   <pic:spPr>
                     <a:xfrm>
                       <a:off x="0" y="0"/>
-                      <a:ext cx="3021330" cy="4674235"/>
+                      <a:ext cx="2272030" cy="3516630"/>
                     </a:xfrm>
                     <a:prstGeom prst="rect">
                       <a:avLst/>
@@ -11316,463 +11190,105 @@
                 </pic:pic>
               </a:graphicData>
             </a:graphic>
+            <wp14:sizeRelH relativeFrom="margin">
+              <wp14:pctWidth>0</wp14:pctWidth>
+            </wp14:sizeRelH>
+            <wp14:sizeRelV relativeFrom="margin">
+              <wp14:pctHeight>0</wp14:pctHeight>
+            </wp14:sizeRelV>
           </wp:anchor>
         </w:drawing>
       </w:r>
     </w:p>
-    <w:p/>
-    <w:p/>
-    <w:p/>
-    <w:p/>
-    <w:p/>
-    <w:p/>
-    <w:p/>
-    <w:p/>
-    <w:p/>
-    <w:p/>
-    <w:p/>
-    <w:p/>
-    <w:p>
-      <w:pPr>
-        <w:pStyle w:val="berschrift2"/>
-      </w:pPr>
-      <w:bookmarkStart w:id="61" w:name="_Toc224739590"/>
-      <w:r>
-        <w:t>Mapping auf die LED</w:t>
-      </w:r>
-      <w:r>
-        <w:noBreakHyphen/>
-        <w:t>Matrix</w:t>
-      </w:r>
-      <w:bookmarkEnd w:id="61"/>
-    </w:p>
-    <w:p/>
-    <w:p>
-      <w:pPr>
-        <w:pStyle w:val="berschrift1"/>
-      </w:pPr>
-      <w:bookmarkStart w:id="62" w:name="_Toc224739591"/>
-      <w:r>
+    <w:p>
+      <w:pPr>
+        <w:rPr>
+          <w:lang w:val="de-AT"/>
+        </w:rPr>
+      </w:pPr>
+    </w:p>
+    <w:p>
+      <w:pPr>
+        <w:rPr>
+          <w:lang w:val="de-AT"/>
+        </w:rPr>
+      </w:pPr>
+    </w:p>
+    <w:p>
+      <w:pPr>
+        <w:rPr>
+          <w:lang w:val="de-AT"/>
+        </w:rPr>
+      </w:pPr>
+    </w:p>
+    <w:p>
+      <w:pPr>
+        <w:rPr>
+          <w:lang w:val="de-AT"/>
+        </w:rPr>
+      </w:pPr>
+    </w:p>
+    <w:p>
+      <w:pPr>
+        <w:rPr>
+          <w:lang w:val="de-AT"/>
+        </w:rPr>
+      </w:pPr>
+    </w:p>
+    <w:p>
+      <w:pPr>
+        <w:rPr>
+          <w:lang w:val="de-AT"/>
+        </w:rPr>
+      </w:pPr>
+    </w:p>
+    <w:p>
+      <w:pPr>
+        <w:spacing w:before="0" w:after="0" w:line="240" w:lineRule="auto"/>
+        <w:rPr>
+          <w:lang w:val="de-AT"/>
+        </w:rPr>
+      </w:pPr>
+      <w:r>
+        <w:rPr>
+          <w:lang w:val="de-AT"/>
+        </w:rPr>
+        <w:br w:type="page"/>
+      </w:r>
+    </w:p>
+    <w:p>
+      <w:pPr>
+        <w:pStyle w:val="berschrift3"/>
+        <w:rPr>
+          <w:lang w:val="de-AT"/>
+        </w:rPr>
+      </w:pPr>
+      <w:r>
+        <w:rPr>
+          <w:lang w:val="de-AT"/>
+        </w:rPr>
         <w:lastRenderedPageBreak/>
-        <w:t>Elektronische Umsetzung der Led-Matrix</w:t>
-      </w:r>
-      <w:bookmarkEnd w:id="62"/>
-    </w:p>
-    <w:p>
-      <w:pPr>
-        <w:pStyle w:val="berschrift2"/>
-      </w:pPr>
-      <w:bookmarkStart w:id="63" w:name="_Toc224739592"/>
-      <w:r>
-        <w:t>Verbindungsplatine</w:t>
-      </w:r>
-      <w:bookmarkEnd w:id="63"/>
-    </w:p>
-    <w:p>
-      <w:pPr>
-        <w:pStyle w:val="berschrift3"/>
-      </w:pPr>
-      <w:bookmarkStart w:id="64" w:name="_Toc224739593"/>
-      <w:r>
-        <w:t>Layout</w:t>
-      </w:r>
-      <w:bookmarkEnd w:id="64"/>
-    </w:p>
-    <w:p>
-      <w:pPr>
-        <w:pStyle w:val="berschrift3"/>
-      </w:pPr>
-      <w:bookmarkStart w:id="65" w:name="_Toc224739594"/>
-      <w:r>
-        <w:t>Platine</w:t>
-      </w:r>
-      <w:bookmarkEnd w:id="65"/>
-    </w:p>
-    <w:p>
-      <w:pPr>
-        <w:pStyle w:val="berschrift2"/>
-      </w:pPr>
-      <w:bookmarkStart w:id="66" w:name="_Toc224739595"/>
-      <w:r>
-        <w:t>Verstärkerplatine</w:t>
-      </w:r>
-      <w:bookmarkEnd w:id="66"/>
-    </w:p>
-    <w:p>
-      <w:r>
-        <w:t>Die fünf Signale, welche an jed</w:t>
-      </w:r>
-      <w:r>
-        <w:t>em</w:t>
-      </w:r>
-      <w:r>
-        <w:t xml:space="preserve"> Led M</w:t>
-      </w:r>
-      <w:r>
-        <w:t>odul</w:t>
-      </w:r>
-      <w:r>
-        <w:t xml:space="preserve"> serielle geschickt w</w:t>
-      </w:r>
-      <w:r>
-        <w:t>erden</w:t>
-      </w:r>
-      <w:r>
-        <w:t>,</w:t>
-      </w:r>
-      <w:r>
-        <w:t xml:space="preserve"> müssen möglichst rauschfrei nach jedem Modul aussehen</w:t>
-      </w:r>
-      <w:r>
-        <w:t xml:space="preserve">. Das </w:t>
-      </w:r>
-      <w:proofErr w:type="spellStart"/>
-      <w:r>
-        <w:t>Clk</w:t>
-      </w:r>
-      <w:proofErr w:type="spellEnd"/>
-      <w:r>
-        <w:t xml:space="preserve"> Signal vom Raspberry Pi soll gleich aussehen wie das </w:t>
-      </w:r>
-      <w:proofErr w:type="spellStart"/>
-      <w:r>
-        <w:t>Clk</w:t>
-      </w:r>
-      <w:proofErr w:type="spellEnd"/>
-      <w:r>
-        <w:t xml:space="preserve"> Signal nach dem vierten Led-Modul. Jedoch ändert sich das </w:t>
-      </w:r>
-      <w:proofErr w:type="spellStart"/>
-      <w:r>
-        <w:t>Clk</w:t>
-      </w:r>
-      <w:proofErr w:type="spellEnd"/>
-      <w:r>
-        <w:t xml:space="preserve"> sowie das Data In Signal schon nach dem vierten Modul und wird unerkennbar zum Anfangssignale. </w:t>
-      </w:r>
-    </w:p>
-    <w:p>
-      <w:r>
-        <w:t xml:space="preserve">Das </w:t>
-      </w:r>
-      <w:r>
-        <w:t>folgende</w:t>
-      </w:r>
-      <w:r>
-        <w:t xml:space="preserve"> Bild beschreibt das </w:t>
-      </w:r>
-      <w:proofErr w:type="spellStart"/>
-      <w:r>
-        <w:t>Clk</w:t>
-      </w:r>
-      <w:proofErr w:type="spellEnd"/>
-      <w:r>
-        <w:t xml:space="preserve"> </w:t>
-      </w:r>
-      <w:r>
-        <w:t>Signal nach dem vierten Led Modul</w:t>
-      </w:r>
-      <w:r>
-        <w:t xml:space="preserve">. Im Bild erkennt man wie das eigentliche </w:t>
-      </w:r>
-      <w:proofErr w:type="spellStart"/>
-      <w:r>
-        <w:t>Clk</w:t>
-      </w:r>
-      <w:proofErr w:type="spellEnd"/>
-      <w:r>
-        <w:t xml:space="preserve"> Signal (Bild links) nach der vierten Reihe sich schon in einem Sinus verwandelt hat. Das ist schlecht für die Led Module, da beispielsweise das fünfte Led Modul ein verwaschenes Rechtecksignal. Dadurch dass die  </w:t>
-      </w:r>
-    </w:p>
-    <w:p>
-      <w:pPr>
-        <w:pStyle w:val="berschrift3"/>
-      </w:pPr>
-      <w:bookmarkStart w:id="67" w:name="_Toc224739596"/>
-      <w:r>
-        <w:t>OPA354AIDBVT</w:t>
-      </w:r>
-      <w:bookmarkEnd w:id="67"/>
-    </w:p>
-    <w:p>
-      <w:r>
-        <w:t xml:space="preserve">Für die Signalaufbereitung für die Led-Matrix wurde ein Operationsverstärker (OPA354AIDBVT) ausgewählt. Ein OPV ist ein analoges Bauteil, welches die Spannungsdifferenz zwischen zwei Eingängen verstärkt. Ein OPV wird </w:t>
-      </w:r>
-      <w:r>
-        <w:t>häufig</w:t>
-      </w:r>
-      <w:r>
-        <w:t xml:space="preserve"> </w:t>
-      </w:r>
-      <w:r>
-        <w:t>in der Form</w:t>
-      </w:r>
-      <w:r>
-        <w:t xml:space="preserve"> einer Schaltung </w:t>
-      </w:r>
-      <w:r>
-        <w:t>als Stabilisierung von Signalen oder Pegelverluste auszugleichen.</w:t>
-      </w:r>
-    </w:p>
-    <w:p>
-      <w:r>
-        <w:t xml:space="preserve">Der OPA354 wurde gewählt, da dieser besonders für Anwendungen mit hoher Bandbreite und schnellen Signalflanken geeignet ist. So ein OPV ist sehr wichtig bei serieller Ansteuerung von </w:t>
-      </w:r>
-      <w:r>
-        <w:t xml:space="preserve">Led-Matrizen, da ein Signal sowie </w:t>
-      </w:r>
-      <w:proofErr w:type="spellStart"/>
-      <w:r>
-        <w:t>Clk</w:t>
-      </w:r>
-      <w:proofErr w:type="spellEnd"/>
-      <w:r>
-        <w:t xml:space="preserve"> auch nach mehreren Led Modulen die gleiche Form behalten.</w:t>
-      </w:r>
-    </w:p>
-    <w:p>
-      <w:r>
-        <w:t>Eigenschaften OPA354:</w:t>
-      </w:r>
-    </w:p>
-    <w:p>
-      <w:pPr>
-        <w:pStyle w:val="Listenabsatz"/>
-        <w:numPr>
-          <w:ilvl w:val="0"/>
-          <w:numId w:val="5"/>
-        </w:numPr>
-      </w:pPr>
-      <w:r>
-        <w:t>Versorgungsspannung: 2,5V bis 5,5V</w:t>
-      </w:r>
-    </w:p>
-    <w:p>
-      <w:pPr>
-        <w:pStyle w:val="Listenabsatz"/>
-        <w:numPr>
-          <w:ilvl w:val="0"/>
-          <w:numId w:val="5"/>
-        </w:numPr>
-        <w:rPr>
-          <w:lang w:val="en-GB"/>
-        </w:rPr>
-      </w:pPr>
-      <w:r>
-        <w:rPr>
-          <w:lang w:val="en-GB"/>
-        </w:rPr>
-        <w:t>Gain-Bandwidth-Product: ca .100 MHz</w:t>
-      </w:r>
-    </w:p>
-    <w:p>
-      <w:pPr>
-        <w:pStyle w:val="Listenabsatz"/>
-        <w:numPr>
-          <w:ilvl w:val="0"/>
-          <w:numId w:val="5"/>
-        </w:numPr>
-        <w:rPr>
-          <w:lang w:val="en-GB"/>
-        </w:rPr>
-      </w:pPr>
-      <w:r>
-        <w:rPr>
-          <w:lang w:val="en-GB"/>
-        </w:rPr>
-        <w:t>Slew Rate: ca. 150 V/µs</w:t>
-      </w:r>
-    </w:p>
-    <w:p>
-      <w:pPr>
-        <w:pStyle w:val="Listenabsatz"/>
-        <w:numPr>
-          <w:ilvl w:val="0"/>
-          <w:numId w:val="5"/>
-        </w:numPr>
-        <w:rPr>
-          <w:lang w:val="en-GB"/>
-        </w:rPr>
-      </w:pPr>
-      <w:r>
-        <w:rPr>
-          <w:lang w:val="en-GB"/>
-        </w:rPr>
-        <w:t xml:space="preserve">Rail-to-Rail </w:t>
-      </w:r>
-      <w:proofErr w:type="spellStart"/>
-      <w:r>
-        <w:rPr>
-          <w:lang w:val="en-GB"/>
-        </w:rPr>
-        <w:t>Ausgang</w:t>
-      </w:r>
-      <w:proofErr w:type="spellEnd"/>
-    </w:p>
-    <w:p>
-      <w:pPr>
-        <w:pStyle w:val="Listenabsatz"/>
-        <w:numPr>
-          <w:ilvl w:val="0"/>
-          <w:numId w:val="5"/>
-        </w:numPr>
-        <w:rPr>
-          <w:lang w:val="en-GB"/>
-        </w:rPr>
-      </w:pPr>
-      <w:proofErr w:type="spellStart"/>
-      <w:r>
-        <w:rPr>
-          <w:lang w:val="en-GB"/>
-        </w:rPr>
-        <w:t>Gering</w:t>
-      </w:r>
-      <w:r>
-        <w:rPr>
-          <w:lang w:val="en-GB"/>
-        </w:rPr>
-        <w:t>e</w:t>
-      </w:r>
-      <w:proofErr w:type="spellEnd"/>
-      <w:r>
-        <w:rPr>
-          <w:lang w:val="en-GB"/>
-        </w:rPr>
-        <w:t xml:space="preserve"> </w:t>
-      </w:r>
-      <w:proofErr w:type="spellStart"/>
-      <w:r>
-        <w:rPr>
-          <w:lang w:val="en-GB"/>
-        </w:rPr>
-        <w:t>Offsetspannung</w:t>
-      </w:r>
-      <w:proofErr w:type="spellEnd"/>
-    </w:p>
-    <w:p>
-      <w:pPr>
-        <w:rPr>
-          <w:lang w:val="de-AT"/>
-        </w:rPr>
-      </w:pPr>
-      <w:r>
-        <w:rPr>
-          <w:lang w:val="de-AT"/>
-        </w:rPr>
-        <w:lastRenderedPageBreak/>
-        <w:t xml:space="preserve">Durch die hohe </w:t>
-      </w:r>
-      <w:proofErr w:type="spellStart"/>
-      <w:r>
-        <w:rPr>
-          <w:lang w:val="de-AT"/>
-        </w:rPr>
-        <w:t>Slew</w:t>
-      </w:r>
-      <w:proofErr w:type="spellEnd"/>
-      <w:r>
-        <w:rPr>
-          <w:lang w:val="de-AT"/>
-        </w:rPr>
-        <w:t>-R</w:t>
-      </w:r>
-      <w:r>
-        <w:rPr>
-          <w:lang w:val="de-AT"/>
-        </w:rPr>
-        <w:t>ate kann der OPV schnelle Signaländerung sauber übertragen.</w:t>
-      </w:r>
-      <w:r>
-        <w:rPr>
-          <w:lang w:val="de-AT"/>
-        </w:rPr>
-        <w:t xml:space="preserve"> </w:t>
-      </w:r>
-      <w:r>
-        <w:rPr>
-          <w:lang w:val="de-AT"/>
-        </w:rPr>
-        <w:t xml:space="preserve">Dadurch das der OPV eine große Bandbreite hat, </w:t>
-      </w:r>
-    </w:p>
-    <w:p>
-      <w:pPr>
-        <w:pStyle w:val="berschrift3"/>
-      </w:pPr>
-      <w:bookmarkStart w:id="68" w:name="_Toc224739597"/>
-      <w:r>
-        <w:t xml:space="preserve">Schaltung auf </w:t>
-      </w:r>
-      <w:proofErr w:type="spellStart"/>
-      <w:r>
-        <w:t>Multisim</w:t>
-      </w:r>
-      <w:bookmarkEnd w:id="68"/>
-      <w:proofErr w:type="spellEnd"/>
-    </w:p>
-    <w:p>
-      <w:r>
-        <w:t xml:space="preserve">Ziel dieser Schaltung ist es das übertragene Signal zu verstärken und die Signalform möglichst unverändert zu übertragen. Bei vielen </w:t>
-      </w:r>
-      <w:r>
-        <w:t>Led-Matrizen</w:t>
-      </w:r>
-      <w:r>
-        <w:t xml:space="preserve"> oder langen </w:t>
-      </w:r>
-      <w:r>
-        <w:t>Leitungen</w:t>
-      </w:r>
-      <w:r>
-        <w:t xml:space="preserve"> treten parasitäre Kapazitäten auf, welche das Signal verzerren.</w:t>
-      </w:r>
-    </w:p>
-    <w:p>
-      <w:r>
-        <w:t>Der OPV wird als nicht-invertierender Verstärker beschalten. Die Verstärkung wird durch das Verhältnis des Widerstands</w:t>
-      </w:r>
-      <w:r>
-        <w:t xml:space="preserve"> R7</w:t>
-      </w:r>
-      <w:r>
-        <w:t xml:space="preserve"> in der Rückkopplung zum</w:t>
-      </w:r>
-      <w:r>
-        <w:t xml:space="preserve"> Spannungsteiler, welches durch die die zwei Widerstände R1 und R5 erreicht werden. Der Kondensator C5 wirkt als Abblockkondensator, der hochfrequente Störungen unterdrückt, und dient zur Stabilisierung des Versorgungsspannung. </w:t>
-      </w:r>
-      <w:r>
-        <w:t xml:space="preserve">Der Spannungsteiler wird für die Definition der High und Low Pegel eingesetzt. Das ist bei Rechtecksignale besonders wichtig, sodass das Signal symmetrisch um ein definiertes Mittel verarbeitet werden kann. Auf der Eingangsseite wurde ein RC-Netzwerk modelliert, welches die parasitären Eigenschaften einer Led-Reihe darstellen. </w:t>
-      </w:r>
-      <w:r>
-        <w:t xml:space="preserve">Messpunkte PR1, PR2 und PR3 ermöglichen die Simulation vor und nach der Übertragung. </w:t>
-      </w:r>
-    </w:p>
-    <w:p>
-      <w:r>
-        <w:rPr>
-          <w:noProof/>
-        </w:rPr>
         <w:drawing>
-          <wp:anchor distT="0" distB="0" distL="114300" distR="114300" simplePos="0" relativeHeight="251689984" behindDoc="1" locked="0" layoutInCell="1" allowOverlap="1" wp14:anchorId="29CBFD6F" wp14:editId="03EE1A34">
+          <wp:anchor distT="0" distB="0" distL="114300" distR="114300" simplePos="0" relativeHeight="251697152" behindDoc="1" locked="0" layoutInCell="1" allowOverlap="1" wp14:anchorId="1663ADBF" wp14:editId="19B4E437">
             <wp:simplePos x="0" y="0"/>
-            <wp:positionH relativeFrom="page">
-              <wp:align>center</wp:align>
+            <wp:positionH relativeFrom="column">
+              <wp:posOffset>2988945</wp:posOffset>
             </wp:positionH>
             <wp:positionV relativeFrom="paragraph">
-              <wp:posOffset>227663</wp:posOffset>
+              <wp:posOffset>4445</wp:posOffset>
             </wp:positionV>
-            <wp:extent cx="4392930" cy="3465830"/>
-            <wp:effectExtent l="0" t="0" r="7620" b="1270"/>
+            <wp:extent cx="3342640" cy="8009890"/>
+            <wp:effectExtent l="0" t="0" r="0" b="0"/>
             <wp:wrapTight wrapText="bothSides">
               <wp:wrapPolygon edited="0">
                 <wp:start x="0" y="0"/>
-                <wp:lineTo x="0" y="21489"/>
-                <wp:lineTo x="21544" y="21489"/>
-                <wp:lineTo x="21544" y="0"/>
+                <wp:lineTo x="0" y="21525"/>
+                <wp:lineTo x="21419" y="21525"/>
+                <wp:lineTo x="21419" y="0"/>
                 <wp:lineTo x="0" y="0"/>
               </wp:wrapPolygon>
             </wp:wrapTight>
-            <wp:docPr id="1358772869" name="Grafik 1"/>
+            <wp:docPr id="821476807" name="Grafik 1"/>
             <wp:cNvGraphicFramePr>
               <a:graphicFrameLocks xmlns:a="http://schemas.openxmlformats.org/drawingml/2006/main" noChangeAspect="1"/>
             </wp:cNvGraphicFramePr>
@@ -11780,8 +11296,486 @@
               <a:graphicData uri="http://schemas.openxmlformats.org/drawingml/2006/picture">
                 <pic:pic xmlns:pic="http://schemas.openxmlformats.org/drawingml/2006/picture">
                   <pic:nvPicPr>
-                    <pic:cNvPr id="1358772869" name=""/>
+                    <pic:cNvPr id="821476807" name=""/>
                     <pic:cNvPicPr/>
+                  </pic:nvPicPr>
+                  <pic:blipFill>
+                    <a:blip r:embed="rId35">
+                      <a:extLst>
+                        <a:ext uri="{28A0092B-C50C-407E-A947-70E740481C1C}">
+                          <a14:useLocalDpi xmlns:a14="http://schemas.microsoft.com/office/drawing/2010/main" val="0"/>
+                        </a:ext>
+                      </a:extLst>
+                    </a:blip>
+                    <a:stretch>
+                      <a:fillRect/>
+                    </a:stretch>
+                  </pic:blipFill>
+                  <pic:spPr>
+                    <a:xfrm>
+                      <a:off x="0" y="0"/>
+                      <a:ext cx="3342640" cy="8009890"/>
+                    </a:xfrm>
+                    <a:prstGeom prst="rect">
+                      <a:avLst/>
+                    </a:prstGeom>
+                  </pic:spPr>
+                </pic:pic>
+              </a:graphicData>
+            </a:graphic>
+            <wp14:sizeRelH relativeFrom="margin">
+              <wp14:pctWidth>0</wp14:pctWidth>
+            </wp14:sizeRelH>
+            <wp14:sizeRelV relativeFrom="margin">
+              <wp14:pctHeight>0</wp14:pctHeight>
+            </wp14:sizeRelV>
+          </wp:anchor>
+        </w:drawing>
+      </w:r>
+      <w:r>
+        <w:rPr>
+          <w:lang w:val="de-AT"/>
+        </w:rPr>
+        <w:t>Erfassung und Nachverarbeitung</w:t>
+      </w:r>
+    </w:p>
+    <w:p>
+      <w:pPr>
+        <w:rPr>
+          <w:lang w:val="de-AT"/>
+        </w:rPr>
+      </w:pPr>
+    </w:p>
+    <w:p>
+      <w:pPr>
+        <w:rPr>
+          <w:lang w:val="de-AT"/>
+        </w:rPr>
+      </w:pPr>
+    </w:p>
+    <w:p>
+      <w:pPr>
+        <w:rPr>
+          <w:lang w:val="de-AT"/>
+        </w:rPr>
+      </w:pPr>
+    </w:p>
+    <w:p>
+      <w:pPr>
+        <w:rPr>
+          <w:lang w:val="de-AT"/>
+        </w:rPr>
+      </w:pPr>
+    </w:p>
+    <w:p>
+      <w:pPr>
+        <w:rPr>
+          <w:lang w:val="de-AT"/>
+        </w:rPr>
+      </w:pPr>
+    </w:p>
+    <w:p>
+      <w:pPr>
+        <w:rPr>
+          <w:lang w:val="de-AT"/>
+        </w:rPr>
+      </w:pPr>
+    </w:p>
+    <w:p>
+      <w:pPr>
+        <w:rPr>
+          <w:lang w:val="de-AT"/>
+        </w:rPr>
+      </w:pPr>
+    </w:p>
+    <w:p>
+      <w:pPr>
+        <w:rPr>
+          <w:lang w:val="de-AT"/>
+        </w:rPr>
+      </w:pPr>
+    </w:p>
+    <w:p>
+      <w:pPr>
+        <w:rPr>
+          <w:lang w:val="de-AT"/>
+        </w:rPr>
+      </w:pPr>
+    </w:p>
+    <w:p>
+      <w:pPr>
+        <w:rPr>
+          <w:lang w:val="de-AT"/>
+        </w:rPr>
+      </w:pPr>
+    </w:p>
+    <w:p>
+      <w:pPr>
+        <w:rPr>
+          <w:lang w:val="de-AT"/>
+        </w:rPr>
+      </w:pPr>
+    </w:p>
+    <w:p>
+      <w:pPr>
+        <w:rPr>
+          <w:lang w:val="de-AT"/>
+        </w:rPr>
+      </w:pPr>
+    </w:p>
+    <w:p>
+      <w:pPr>
+        <w:rPr>
+          <w:lang w:val="de-AT"/>
+        </w:rPr>
+      </w:pPr>
+    </w:p>
+    <w:p>
+      <w:pPr>
+        <w:rPr>
+          <w:lang w:val="de-AT"/>
+        </w:rPr>
+      </w:pPr>
+    </w:p>
+    <w:p>
+      <w:pPr>
+        <w:rPr>
+          <w:lang w:val="de-AT"/>
+        </w:rPr>
+      </w:pPr>
+    </w:p>
+    <w:p>
+      <w:pPr>
+        <w:rPr>
+          <w:lang w:val="de-AT"/>
+        </w:rPr>
+      </w:pPr>
+    </w:p>
+    <w:p>
+      <w:pPr>
+        <w:rPr>
+          <w:lang w:val="de-AT"/>
+        </w:rPr>
+      </w:pPr>
+    </w:p>
+    <w:p>
+      <w:pPr>
+        <w:rPr>
+          <w:lang w:val="de-AT"/>
+        </w:rPr>
+      </w:pPr>
+    </w:p>
+    <w:p>
+      <w:pPr>
+        <w:rPr>
+          <w:lang w:val="de-AT"/>
+        </w:rPr>
+      </w:pPr>
+    </w:p>
+    <w:p>
+      <w:pPr>
+        <w:rPr>
+          <w:lang w:val="de-AT"/>
+        </w:rPr>
+      </w:pPr>
+    </w:p>
+    <w:p>
+      <w:pPr>
+        <w:rPr>
+          <w:lang w:val="de-AT"/>
+        </w:rPr>
+      </w:pPr>
+    </w:p>
+    <w:p>
+      <w:pPr>
+        <w:pStyle w:val="berschrift3"/>
+        <w:rPr>
+          <w:lang w:val="de-AT"/>
+        </w:rPr>
+      </w:pPr>
+      <w:bookmarkStart w:id="52" w:name="_Toc224739581"/>
+      <w:r>
+        <w:rPr>
+          <w:lang w:val="de-AT"/>
+        </w:rPr>
+        <w:lastRenderedPageBreak/>
+        <w:t>LED-Ansteuerung</w:t>
+      </w:r>
+      <w:bookmarkEnd w:id="52"/>
+    </w:p>
+    <w:p>
+      <w:pPr>
+        <w:pStyle w:val="berschrift1"/>
+      </w:pPr>
+      <w:bookmarkStart w:id="53" w:name="_Toc224739583"/>
+      <w:r>
+        <w:lastRenderedPageBreak/>
+        <w:t>Personenerfassung</w:t>
+      </w:r>
+      <w:r>
+        <w:t xml:space="preserve"> Implementierung</w:t>
+      </w:r>
+      <w:bookmarkEnd w:id="53"/>
+    </w:p>
+    <w:p>
+      <w:pPr>
+        <w:pStyle w:val="berschrift2"/>
+      </w:pPr>
+      <w:bookmarkStart w:id="54" w:name="_Toc224739584"/>
+      <w:r>
+        <w:t>Erster Versuch</w:t>
+      </w:r>
+      <w:bookmarkEnd w:id="54"/>
+    </w:p>
+    <w:p>
+      <w:r>
+        <w:t xml:space="preserve">Die Idee für die Personenerkennung war anfänglich nur auf Bewegung und Kantenerkennung zu achten und am Anfang des Codes wurde ein </w:t>
+      </w:r>
+      <w:proofErr w:type="spellStart"/>
+      <w:r>
+        <w:t>KNNBackground</w:t>
+      </w:r>
+      <w:proofErr w:type="spellEnd"/>
+      <w:r>
+        <w:t xml:space="preserve"> </w:t>
+      </w:r>
+      <w:proofErr w:type="spellStart"/>
+      <w:r>
+        <w:t>Subtractor</w:t>
+      </w:r>
+      <w:proofErr w:type="spellEnd"/>
+      <w:r>
+        <w:t xml:space="preserve"> verwendet, der dann die Unterscheidung zwischen Person und Hintergrund machen soll. Dazu wurden Algorithmen wie Erode und Dilate oder Morphologie </w:t>
+      </w:r>
+      <w:r>
+        <w:t>verwendet,</w:t>
+      </w:r>
+      <w:r>
+        <w:t xml:space="preserve"> um das Bild dann auf schwarz-weiß zu bekommen. Das haben wir für den Black Mirror nicht verwendet, da wir gegen Ende gemerkt </w:t>
+      </w:r>
+      <w:r>
+        <w:t>haben, dass</w:t>
+      </w:r>
+      <w:r>
+        <w:t xml:space="preserve"> durch die Algorithmen viel Rauschen oder falsche Kantenerkennung, nicht komplettes Ausfüllen der Person und Bewegungserkennung passierten. Im Endeffekt gab es die Möglichkeit den Code mit einer genauen Personenerkennung und eine volle Füllung zu machen, jedoch mit viel Rauschen, Delay und einem ordentlichen Geist Effekt haben.</w:t>
+      </w:r>
+    </w:p>
+    <w:p/>
+    <w:p>
+      <w:pPr>
+        <w:pStyle w:val="berschrift2"/>
+      </w:pPr>
+      <w:bookmarkStart w:id="55" w:name="_Toc224739585"/>
+      <w:r>
+        <w:t>Finaler Code</w:t>
+      </w:r>
+      <w:bookmarkEnd w:id="55"/>
+    </w:p>
+    <w:p>
+      <w:pPr>
+        <w:pStyle w:val="berschrift2"/>
+      </w:pPr>
+      <w:bookmarkStart w:id="56" w:name="_Toc224739586"/>
+      <w:r>
+        <w:t>Kamerainitialisierung und Vorverarbeitung</w:t>
+      </w:r>
+      <w:bookmarkEnd w:id="56"/>
+    </w:p>
+    <w:p>
+      <w:pPr>
+        <w:pStyle w:val="berschrift2"/>
+      </w:pPr>
+      <w:bookmarkStart w:id="57" w:name="_Toc224739587"/>
+      <w:r>
+        <w:t>Kalibrierung</w:t>
+      </w:r>
+      <w:bookmarkEnd w:id="57"/>
+    </w:p>
+    <w:p>
+      <w:pPr>
+        <w:pStyle w:val="berschrift2"/>
+      </w:pPr>
+      <w:bookmarkStart w:id="58" w:name="_Toc224739588"/>
+      <w:r>
+        <w:t>Hand und Personenerfassung</w:t>
+      </w:r>
+      <w:bookmarkEnd w:id="58"/>
+    </w:p>
+    <w:p>
+      <w:pPr>
+        <w:pStyle w:val="berschrift2"/>
+      </w:pPr>
+      <w:bookmarkStart w:id="59" w:name="_Toc224739589"/>
+      <w:r>
+        <w:t>N</w:t>
+      </w:r>
+      <w:r>
+        <w:t>achverarbeitung der Maske (Morphologie, Konturen, Glättung)</w:t>
+      </w:r>
+      <w:bookmarkEnd w:id="59"/>
+    </w:p>
+    <w:p>
+      <w:pPr>
+        <w:pStyle w:val="berschrift2"/>
+      </w:pPr>
+      <w:bookmarkStart w:id="60" w:name="_Toc224739590"/>
+      <w:r>
+        <w:t>Mapping auf die LED</w:t>
+      </w:r>
+      <w:r>
+        <w:noBreakHyphen/>
+        <w:t>Matrix</w:t>
+      </w:r>
+      <w:bookmarkEnd w:id="60"/>
+    </w:p>
+    <w:p/>
+    <w:p>
+      <w:pPr>
+        <w:pStyle w:val="berschrift1"/>
+      </w:pPr>
+      <w:bookmarkStart w:id="61" w:name="_Toc224739591"/>
+      <w:r>
+        <w:lastRenderedPageBreak/>
+        <w:t>Elektronische Umsetzung der Led-Matrix</w:t>
+      </w:r>
+      <w:bookmarkEnd w:id="61"/>
+    </w:p>
+    <w:p>
+      <w:pPr>
+        <w:pStyle w:val="berschrift2"/>
+      </w:pPr>
+      <w:bookmarkStart w:id="62" w:name="_Toc224739592"/>
+      <w:r>
+        <w:t>Verbindungsplatine</w:t>
+      </w:r>
+      <w:bookmarkEnd w:id="62"/>
+    </w:p>
+    <w:p>
+      <w:r>
+        <w:t xml:space="preserve">Die Verbindung zwischen den Led Modulen erfolgt durch sogenannte Zwischenplatinen/Verbindungsplatinen. </w:t>
+      </w:r>
+      <w:r>
+        <w:t>Diese ersetzt die ursprünglichen U-</w:t>
+      </w:r>
+      <w:r>
+        <w:t>förmige</w:t>
+      </w:r>
+      <w:r>
+        <w:t xml:space="preserve"> </w:t>
+      </w:r>
+      <w:proofErr w:type="gramStart"/>
+      <w:r>
+        <w:t>Pin Header</w:t>
+      </w:r>
+      <w:proofErr w:type="gramEnd"/>
+      <w:r>
+        <w:t xml:space="preserve">, da die Zwischenplatinen ermöglichen eine deutlich stabilere Verbindung zwischen den Modulen. Die </w:t>
+      </w:r>
+      <w:r>
+        <w:t>Bauform der Platine wurde so entworfen, dass die Led-Module enger zueinander positioniert, wodurch ein flüssiges Gesamtbild entsteht. Zusätzlich verbessert die feste Lötverbindung die Kontaktqualität und reduziert mögliche Kontaktprobleme</w:t>
+      </w:r>
+    </w:p>
+    <w:p>
+      <w:pPr>
+        <w:pStyle w:val="berschrift3"/>
+      </w:pPr>
+      <w:bookmarkStart w:id="63" w:name="_Toc224739593"/>
+      <w:r>
+        <w:t>Layout</w:t>
+      </w:r>
+      <w:bookmarkEnd w:id="63"/>
+    </w:p>
+    <w:p>
+      <w:r>
+        <w:rPr>
+          <w:noProof/>
+        </w:rPr>
+        <w:drawing>
+          <wp:inline distT="0" distB="0" distL="0" distR="0" wp14:anchorId="248E9F88" wp14:editId="0E8AF243">
+            <wp:extent cx="1751330" cy="2653030"/>
+            <wp:effectExtent l="0" t="0" r="1270" b="0"/>
+            <wp:docPr id="680003316" name="Grafik 1"/>
+            <wp:cNvGraphicFramePr>
+              <a:graphicFrameLocks xmlns:a="http://schemas.openxmlformats.org/drawingml/2006/main" noChangeAspect="1"/>
+            </wp:cNvGraphicFramePr>
+            <a:graphic xmlns:a="http://schemas.openxmlformats.org/drawingml/2006/main">
+              <a:graphicData uri="http://schemas.openxmlformats.org/drawingml/2006/picture">
+                <pic:pic xmlns:pic="http://schemas.openxmlformats.org/drawingml/2006/picture">
+                  <pic:nvPicPr>
+                    <pic:cNvPr id="680003316" name="Grafik 1"/>
+                    <pic:cNvPicPr>
+                      <a:picLocks noChangeAspect="1"/>
+                    </pic:cNvPicPr>
+                  </pic:nvPicPr>
+                  <pic:blipFill>
+                    <a:blip r:embed="rId36"/>
+                    <a:stretch>
+                      <a:fillRect/>
+                    </a:stretch>
+                  </pic:blipFill>
+                  <pic:spPr>
+                    <a:xfrm>
+                      <a:off x="0" y="0"/>
+                      <a:ext cx="1751330" cy="2653030"/>
+                    </a:xfrm>
+                    <a:prstGeom prst="rect">
+                      <a:avLst/>
+                    </a:prstGeom>
+                  </pic:spPr>
+                </pic:pic>
+              </a:graphicData>
+            </a:graphic>
+          </wp:inline>
+        </w:drawing>
+      </w:r>
+    </w:p>
+    <w:p>
+      <w:pPr>
+        <w:pStyle w:val="berschrift3"/>
+      </w:pPr>
+      <w:bookmarkStart w:id="64" w:name="_Toc224739594"/>
+      <w:r>
+        <w:t>Platine</w:t>
+      </w:r>
+      <w:bookmarkEnd w:id="64"/>
+    </w:p>
+    <w:p>
+      <w:r>
+        <w:rPr>
+          <w:noProof/>
+        </w:rPr>
+        <w:drawing>
+          <wp:anchor distT="0" distB="0" distL="114300" distR="114300" simplePos="0" relativeHeight="251698176" behindDoc="1" locked="0" layoutInCell="1" allowOverlap="1" wp14:anchorId="097BE8C0" wp14:editId="0FEBA68A">
+            <wp:simplePos x="0" y="0"/>
+            <wp:positionH relativeFrom="column">
+              <wp:posOffset>102595</wp:posOffset>
+            </wp:positionH>
+            <wp:positionV relativeFrom="paragraph">
+              <wp:posOffset>123977</wp:posOffset>
+            </wp:positionV>
+            <wp:extent cx="2459355" cy="2004060"/>
+            <wp:effectExtent l="0" t="0" r="0" b="0"/>
+            <wp:wrapTight wrapText="bothSides">
+              <wp:wrapPolygon edited="0">
+                <wp:start x="0" y="0"/>
+                <wp:lineTo x="0" y="21354"/>
+                <wp:lineTo x="21416" y="21354"/>
+                <wp:lineTo x="21416" y="0"/>
+                <wp:lineTo x="0" y="0"/>
+              </wp:wrapPolygon>
+            </wp:wrapTight>
+            <wp:docPr id="406709877" name="Grafik 1"/>
+            <wp:cNvGraphicFramePr>
+              <a:graphicFrameLocks xmlns:a="http://schemas.openxmlformats.org/drawingml/2006/main" noChangeAspect="1"/>
+            </wp:cNvGraphicFramePr>
+            <a:graphic xmlns:a="http://schemas.openxmlformats.org/drawingml/2006/main">
+              <a:graphicData uri="http://schemas.openxmlformats.org/drawingml/2006/picture">
+                <pic:pic xmlns:pic="http://schemas.openxmlformats.org/drawingml/2006/picture">
+                  <pic:nvPicPr>
+                    <pic:cNvPr id="406709877" name="Grafik 1"/>
+                    <pic:cNvPicPr>
+                      <a:picLocks noChangeAspect="1"/>
+                    </pic:cNvPicPr>
                   </pic:nvPicPr>
                   <pic:blipFill>
                     <a:blip r:embed="rId37">
@@ -11798,7 +11792,7 @@
                   <pic:spPr>
                     <a:xfrm>
                       <a:off x="0" y="0"/>
-                      <a:ext cx="4392930" cy="3465830"/>
+                      <a:ext cx="2459355" cy="2004060"/>
                     </a:xfrm>
                     <a:prstGeom prst="rect">
                       <a:avLst/>
@@ -11807,12 +11801,6 @@
                 </pic:pic>
               </a:graphicData>
             </a:graphic>
-            <wp14:sizeRelH relativeFrom="margin">
-              <wp14:pctWidth>0</wp14:pctWidth>
-            </wp14:sizeRelH>
-            <wp14:sizeRelV relativeFrom="margin">
-              <wp14:pctHeight>0</wp14:pctHeight>
-            </wp14:sizeRelV>
           </wp:anchor>
         </w:drawing>
       </w:r>
@@ -11821,86 +11809,407 @@
     <w:p/>
     <w:p/>
     <w:p/>
+    <w:p>
+      <w:pPr>
+        <w:pStyle w:val="berschrift2"/>
+      </w:pPr>
+      <w:bookmarkStart w:id="65" w:name="_Toc224739595"/>
+      <w:r>
+        <w:lastRenderedPageBreak/>
+        <w:t>Verstärkerplatine</w:t>
+      </w:r>
+      <w:bookmarkEnd w:id="65"/>
+    </w:p>
+    <w:p>
+      <w:r>
+        <w:t>Die fünf Signale, welche an jed</w:t>
+      </w:r>
+      <w:r>
+        <w:t>em</w:t>
+      </w:r>
+      <w:r>
+        <w:t xml:space="preserve"> Led M</w:t>
+      </w:r>
+      <w:r>
+        <w:t>odul</w:t>
+      </w:r>
+      <w:r>
+        <w:t xml:space="preserve"> serielle geschickt w</w:t>
+      </w:r>
+      <w:r>
+        <w:t>erden</w:t>
+      </w:r>
+      <w:r>
+        <w:t>,</w:t>
+      </w:r>
+      <w:r>
+        <w:t xml:space="preserve"> müssen möglichst rauschfrei nach jedem Modul aussehen</w:t>
+      </w:r>
+      <w:r>
+        <w:t xml:space="preserve">. Das </w:t>
+      </w:r>
+      <w:proofErr w:type="spellStart"/>
+      <w:r>
+        <w:t>Clk</w:t>
+      </w:r>
+      <w:proofErr w:type="spellEnd"/>
+      <w:r>
+        <w:t xml:space="preserve"> Signal vom Raspberry Pi soll gleich aussehen wie das </w:t>
+      </w:r>
+      <w:proofErr w:type="spellStart"/>
+      <w:r>
+        <w:t>Clk</w:t>
+      </w:r>
+      <w:proofErr w:type="spellEnd"/>
+      <w:r>
+        <w:t xml:space="preserve"> Signal nach dem vierten Led-Modul. Jedoch ändert sich das </w:t>
+      </w:r>
+      <w:proofErr w:type="spellStart"/>
+      <w:r>
+        <w:t>Clk</w:t>
+      </w:r>
+      <w:proofErr w:type="spellEnd"/>
+      <w:r>
+        <w:t xml:space="preserve"> sowie das Data In Signal schon nach dem vierten Modul und wird unerkennbar zum Anfangssignale. </w:t>
+      </w:r>
+    </w:p>
+    <w:p>
+      <w:r>
+        <w:t xml:space="preserve">Das </w:t>
+      </w:r>
+      <w:r>
+        <w:t>folgende</w:t>
+      </w:r>
+      <w:r>
+        <w:t xml:space="preserve"> Bild beschreibt das </w:t>
+      </w:r>
+      <w:proofErr w:type="spellStart"/>
+      <w:r>
+        <w:t>Clk</w:t>
+      </w:r>
+      <w:proofErr w:type="spellEnd"/>
+      <w:r>
+        <w:t xml:space="preserve"> </w:t>
+      </w:r>
+      <w:r>
+        <w:t>Signal nach dem vierten Led Modul</w:t>
+      </w:r>
+      <w:r>
+        <w:t xml:space="preserve">. Im Bild erkennt man wie das eigentliche </w:t>
+      </w:r>
+      <w:proofErr w:type="spellStart"/>
+      <w:r>
+        <w:t>Clk</w:t>
+      </w:r>
+      <w:proofErr w:type="spellEnd"/>
+      <w:r>
+        <w:t xml:space="preserve"> Signal (Bild links) nach der vierten Reihe sich schon in einem Sinus verwandelt hat. Das ist schlecht für die Led Module, da beispielsweise das fünfte Led Modul ein verwaschenes Rechtecksignal. Dadurch dass die  </w:t>
+      </w:r>
+    </w:p>
+    <w:p>
+      <w:pPr>
+        <w:pStyle w:val="berschrift3"/>
+      </w:pPr>
+      <w:bookmarkStart w:id="66" w:name="_Toc224739596"/>
+      <w:r>
+        <w:t>OPA354AIDBVT</w:t>
+      </w:r>
+      <w:bookmarkEnd w:id="66"/>
+    </w:p>
+    <w:p>
+      <w:r>
+        <w:t xml:space="preserve">Für die Signalaufbereitung für die Led-Matrix wurde ein Operationsverstärker (OPA354AIDBVT) ausgewählt. Ein OPV ist ein analoges Bauteil, welches die Spannungsdifferenz zwischen zwei Eingängen verstärkt. Ein OPV wird </w:t>
+      </w:r>
+      <w:r>
+        <w:t>häufig</w:t>
+      </w:r>
+      <w:r>
+        <w:t xml:space="preserve"> </w:t>
+      </w:r>
+      <w:r>
+        <w:t>in der Form</w:t>
+      </w:r>
+      <w:r>
+        <w:t xml:space="preserve"> einer Schaltung </w:t>
+      </w:r>
+      <w:r>
+        <w:t>als Stabilisierung von Signalen oder Pegelverluste auszugleichen.</w:t>
+      </w:r>
+    </w:p>
+    <w:p>
+      <w:r>
+        <w:t xml:space="preserve">Der OPA354 wurde gewählt, da dieser besonders für Anwendungen mit hoher Bandbreite und schnellen Signalflanken geeignet ist. So ein OPV ist sehr wichtig bei serieller Ansteuerung von </w:t>
+      </w:r>
+      <w:r>
+        <w:t xml:space="preserve">Led-Matrizen, da ein Signal sowie </w:t>
+      </w:r>
+      <w:proofErr w:type="spellStart"/>
+      <w:r>
+        <w:t>Clk</w:t>
+      </w:r>
+      <w:proofErr w:type="spellEnd"/>
+      <w:r>
+        <w:t xml:space="preserve"> auch nach mehreren Led Modulen die gleiche Form behalten.</w:t>
+      </w:r>
+    </w:p>
+    <w:p>
+      <w:r>
+        <w:t>Eigenschaften OPA354:</w:t>
+      </w:r>
+    </w:p>
+    <w:p>
+      <w:pPr>
+        <w:pStyle w:val="Listenabsatz"/>
+        <w:numPr>
+          <w:ilvl w:val="0"/>
+          <w:numId w:val="5"/>
+        </w:numPr>
+      </w:pPr>
+      <w:r>
+        <w:t>Versorgungsspannung: 2,5V bis 5,5V</w:t>
+      </w:r>
+    </w:p>
+    <w:p>
+      <w:pPr>
+        <w:pStyle w:val="Listenabsatz"/>
+        <w:numPr>
+          <w:ilvl w:val="0"/>
+          <w:numId w:val="5"/>
+        </w:numPr>
+        <w:rPr>
+          <w:lang w:val="en-GB"/>
+        </w:rPr>
+      </w:pPr>
+      <w:r>
+        <w:rPr>
+          <w:lang w:val="en-GB"/>
+        </w:rPr>
+        <w:t>Gain-Bandwidth-Product: ca .100 MHz</w:t>
+      </w:r>
+    </w:p>
+    <w:p>
+      <w:pPr>
+        <w:pStyle w:val="Listenabsatz"/>
+        <w:numPr>
+          <w:ilvl w:val="0"/>
+          <w:numId w:val="5"/>
+        </w:numPr>
+        <w:rPr>
+          <w:lang w:val="en-GB"/>
+        </w:rPr>
+      </w:pPr>
+      <w:r>
+        <w:rPr>
+          <w:lang w:val="en-GB"/>
+        </w:rPr>
+        <w:t>Slew Rate: ca. 150 V/µs</w:t>
+      </w:r>
+    </w:p>
+    <w:p>
+      <w:pPr>
+        <w:pStyle w:val="Listenabsatz"/>
+        <w:numPr>
+          <w:ilvl w:val="0"/>
+          <w:numId w:val="5"/>
+        </w:numPr>
+        <w:rPr>
+          <w:lang w:val="en-GB"/>
+        </w:rPr>
+      </w:pPr>
+      <w:r>
+        <w:rPr>
+          <w:lang w:val="en-GB"/>
+        </w:rPr>
+        <w:t xml:space="preserve">Rail-to-Rail </w:t>
+      </w:r>
+      <w:proofErr w:type="spellStart"/>
+      <w:r>
+        <w:rPr>
+          <w:lang w:val="en-GB"/>
+        </w:rPr>
+        <w:t>Ausgang</w:t>
+      </w:r>
+      <w:proofErr w:type="spellEnd"/>
+    </w:p>
+    <w:p>
+      <w:pPr>
+        <w:pStyle w:val="Listenabsatz"/>
+        <w:numPr>
+          <w:ilvl w:val="0"/>
+          <w:numId w:val="5"/>
+        </w:numPr>
+        <w:rPr>
+          <w:lang w:val="en-GB"/>
+        </w:rPr>
+      </w:pPr>
+      <w:proofErr w:type="spellStart"/>
+      <w:r>
+        <w:rPr>
+          <w:lang w:val="en-GB"/>
+        </w:rPr>
+        <w:t>Gering</w:t>
+      </w:r>
+      <w:r>
+        <w:rPr>
+          <w:lang w:val="en-GB"/>
+        </w:rPr>
+        <w:t>e</w:t>
+      </w:r>
+      <w:proofErr w:type="spellEnd"/>
+      <w:r>
+        <w:rPr>
+          <w:lang w:val="en-GB"/>
+        </w:rPr>
+        <w:t xml:space="preserve"> </w:t>
+      </w:r>
+      <w:proofErr w:type="spellStart"/>
+      <w:r>
+        <w:rPr>
+          <w:lang w:val="en-GB"/>
+        </w:rPr>
+        <w:t>Offsetspannung</w:t>
+      </w:r>
+      <w:proofErr w:type="spellEnd"/>
+    </w:p>
+    <w:p>
+      <w:pPr>
+        <w:rPr>
+          <w:lang w:val="de-AT"/>
+        </w:rPr>
+      </w:pPr>
+      <w:r>
+        <w:rPr>
+          <w:lang w:val="de-AT"/>
+        </w:rPr>
+        <w:t xml:space="preserve">Durch die hohe </w:t>
+      </w:r>
+      <w:proofErr w:type="spellStart"/>
+      <w:r>
+        <w:rPr>
+          <w:lang w:val="de-AT"/>
+        </w:rPr>
+        <w:t>Slew</w:t>
+      </w:r>
+      <w:proofErr w:type="spellEnd"/>
+      <w:r>
+        <w:rPr>
+          <w:lang w:val="de-AT"/>
+        </w:rPr>
+        <w:t>-R</w:t>
+      </w:r>
+      <w:r>
+        <w:rPr>
+          <w:lang w:val="de-AT"/>
+        </w:rPr>
+        <w:t>ate kann der OPV schnelle Signaländerung sauber übertragen.</w:t>
+      </w:r>
+      <w:r>
+        <w:rPr>
+          <w:lang w:val="de-AT"/>
+        </w:rPr>
+        <w:t xml:space="preserve"> </w:t>
+      </w:r>
+      <w:r>
+        <w:rPr>
+          <w:lang w:val="de-AT"/>
+        </w:rPr>
+        <w:t xml:space="preserve">Dadurch das der OPV eine große Bandbreite hat, </w:t>
+      </w:r>
+    </w:p>
+    <w:p>
+      <w:pPr>
+        <w:rPr>
+          <w:lang w:val="de-AT"/>
+        </w:rPr>
+      </w:pPr>
+    </w:p>
+    <w:p>
+      <w:pPr>
+        <w:rPr>
+          <w:lang w:val="de-AT"/>
+        </w:rPr>
+      </w:pPr>
+    </w:p>
+    <w:p>
+      <w:pPr>
+        <w:pStyle w:val="berschrift3"/>
+      </w:pPr>
+      <w:bookmarkStart w:id="67" w:name="_Toc224739597"/>
+      <w:r>
+        <w:lastRenderedPageBreak/>
+        <w:t xml:space="preserve">Schaltung auf </w:t>
+      </w:r>
+      <w:proofErr w:type="spellStart"/>
+      <w:r>
+        <w:t>Multisim</w:t>
+      </w:r>
+      <w:bookmarkEnd w:id="67"/>
+      <w:proofErr w:type="spellEnd"/>
+    </w:p>
+    <w:p>
+      <w:r>
+        <w:t xml:space="preserve">Ziel dieser Schaltung ist es das übertragene Signal zu verstärken und die Signalform möglichst unverändert zu übertragen. Bei vielen </w:t>
+      </w:r>
+      <w:r>
+        <w:t>Led-Matrizen</w:t>
+      </w:r>
+      <w:r>
+        <w:t xml:space="preserve"> oder langen </w:t>
+      </w:r>
+      <w:r>
+        <w:t>Leitungen</w:t>
+      </w:r>
+      <w:r>
+        <w:t xml:space="preserve"> treten parasitäre Kapazitäten auf, welche das Signal verzerren.</w:t>
+      </w:r>
+    </w:p>
+    <w:p>
+      <w:r>
+        <w:t>Der OPV wird als nicht-invertierender Verstärker beschalten. Die Verstärkung wird durch das Verhältnis des Widerstands</w:t>
+      </w:r>
+      <w:r>
+        <w:t xml:space="preserve"> R7</w:t>
+      </w:r>
+      <w:r>
+        <w:t xml:space="preserve"> in der Rückkopplung zum</w:t>
+      </w:r>
+      <w:r>
+        <w:t xml:space="preserve"> Spannungsteiler, welches durch die die zwei Widerstände R1 und R5 erreicht werden. Der Kondensator C5 wirkt als Abblockkondensator, der hochfrequente Störungen unterdrückt, und dient zur Stabilisierung des Versorgungsspannung. </w:t>
+      </w:r>
+      <w:r>
+        <w:t xml:space="preserve">Der Spannungsteiler wird für die Definition der High und Low Pegel eingesetzt. Das ist bei Rechtecksignale besonders wichtig, sodass das Signal symmetrisch um ein definiertes Mittel verarbeitet werden kann. Auf der Eingangsseite wurde ein RC-Netzwerk modelliert, welches die parasitären Eigenschaften einer Led-Reihe darstellen. </w:t>
+      </w:r>
+      <w:r>
+        <w:t xml:space="preserve">Messpunkte PR1, PR2 und PR3 ermöglichen die Simulation vor und nach der Übertragung. </w:t>
+      </w:r>
+    </w:p>
     <w:p/>
-    <w:p/>
-    <w:p/>
-    <w:p/>
-    <w:p/>
-    <w:p/>
-    <w:p>
-      <w:pPr>
-        <w:pStyle w:val="berschrift3"/>
-      </w:pPr>
-      <w:bookmarkStart w:id="69" w:name="_Toc224739598"/>
-      <w:r>
-        <w:lastRenderedPageBreak/>
-        <w:t>Simulation der Verstärkerschaltung</w:t>
-      </w:r>
-      <w:bookmarkEnd w:id="69"/>
-    </w:p>
-    <w:p>
-      <w:r>
-        <w:t xml:space="preserve">Die Schaltung wurde durch die Transient-Simulation analysiert. </w:t>
-      </w:r>
-      <w:r>
-        <w:t>Durch diese Analyse</w:t>
-      </w:r>
-      <w:r>
-        <w:t xml:space="preserve"> wurde die Wirksamkeit der Signal Korrektur untersucht. Das Diagramm zeigt drei Signalverläufe. </w:t>
-      </w:r>
-      <w:r>
-        <w:t xml:space="preserve">Das Rote Signal </w:t>
-      </w:r>
-      <w:r>
-        <w:t>SIGIN</w:t>
-      </w:r>
-      <w:r>
-        <w:t xml:space="preserve"> stellt ein Rechtecksignal, welches mit einem Sinus gestört wurde, dar. </w:t>
-      </w:r>
-      <w:r>
-        <w:t xml:space="preserve">Das grüne Signal REIHE1 zeigt, wie sich das Eingangssignal durch das RC-Netzwerk verzerrt und deutlich verändert. Flankenveränderungen und Verzögerungen treten </w:t>
-      </w:r>
-      <w:r>
-        <w:t xml:space="preserve">ins Besonderes da auf. </w:t>
-      </w:r>
-    </w:p>
-    <w:p>
-      <w:r>
-        <w:t>Das Ausgangssignal der OPV-Schaltung zeigt eine ideales Rechteck Signal. Das Signal weist höhere Stabilität Verzerrung und geringere Verzerrung auf. Die Simulation</w:t>
-      </w:r>
-      <w:r>
-        <w:t xml:space="preserve"> zeigt, dass bei der Ansteuerung langer Led-Ketten eine geeignete Schaltung zur Korrektur des Signals. </w:t>
-      </w:r>
-      <w:r>
-        <w:t xml:space="preserve"> </w:t>
-      </w:r>
-    </w:p>
     <w:p>
       <w:r>
         <w:rPr>
           <w:noProof/>
         </w:rPr>
         <w:drawing>
-          <wp:anchor distT="0" distB="0" distL="114300" distR="114300" simplePos="0" relativeHeight="251691008" behindDoc="1" locked="0" layoutInCell="1" allowOverlap="1" wp14:anchorId="00253EA1" wp14:editId="038F7F9D">
+          <wp:anchor distT="0" distB="0" distL="114300" distR="114300" simplePos="0" relativeHeight="251689984" behindDoc="1" locked="0" layoutInCell="1" allowOverlap="1" wp14:anchorId="29CBFD6F" wp14:editId="450F5982">
             <wp:simplePos x="0" y="0"/>
-            <wp:positionH relativeFrom="column">
-              <wp:posOffset>-157480</wp:posOffset>
+            <wp:positionH relativeFrom="page">
+              <wp:posOffset>1207552</wp:posOffset>
             </wp:positionH>
             <wp:positionV relativeFrom="paragraph">
-              <wp:posOffset>24765</wp:posOffset>
+              <wp:posOffset>61965</wp:posOffset>
             </wp:positionV>
-            <wp:extent cx="5721350" cy="3080385"/>
-            <wp:effectExtent l="0" t="0" r="0" b="5715"/>
+            <wp:extent cx="5163820" cy="4073525"/>
+            <wp:effectExtent l="0" t="0" r="0" b="3175"/>
             <wp:wrapTight wrapText="bothSides">
               <wp:wrapPolygon edited="0">
                 <wp:start x="0" y="0"/>
-                <wp:lineTo x="0" y="21506"/>
-                <wp:lineTo x="21504" y="21506"/>
-                <wp:lineTo x="21504" y="0"/>
+                <wp:lineTo x="0" y="21516"/>
+                <wp:lineTo x="21515" y="21516"/>
+                <wp:lineTo x="21515" y="0"/>
                 <wp:lineTo x="0" y="0"/>
               </wp:wrapPolygon>
             </wp:wrapTight>
-            <wp:docPr id="1753040020" name="Grafik 1"/>
+            <wp:docPr id="1358772869" name="Grafik 1"/>
             <wp:cNvGraphicFramePr>
               <a:graphicFrameLocks xmlns:a="http://schemas.openxmlformats.org/drawingml/2006/main" noChangeAspect="1"/>
             </wp:cNvGraphicFramePr>
@@ -11908,7 +12217,7 @@
               <a:graphicData uri="http://schemas.openxmlformats.org/drawingml/2006/picture">
                 <pic:pic xmlns:pic="http://schemas.openxmlformats.org/drawingml/2006/picture">
                   <pic:nvPicPr>
-                    <pic:cNvPr id="1753040020" name=""/>
+                    <pic:cNvPr id="1358772869" name=""/>
                     <pic:cNvPicPr/>
                   </pic:nvPicPr>
                   <pic:blipFill>
@@ -11926,7 +12235,7 @@
                   <pic:spPr>
                     <a:xfrm>
                       <a:off x="0" y="0"/>
-                      <a:ext cx="5721350" cy="3080385"/>
+                      <a:ext cx="5163820" cy="4073525"/>
                     </a:xfrm>
                     <a:prstGeom prst="rect">
                       <a:avLst/>
@@ -11950,77 +12259,368 @@
     <w:p/>
     <w:p/>
     <w:p/>
+    <w:p/>
+    <w:p/>
+    <w:p/>
+    <w:p/>
+    <w:p/>
     <w:p>
       <w:pPr>
         <w:pStyle w:val="berschrift3"/>
       </w:pPr>
-      <w:bookmarkStart w:id="70" w:name="_Toc224739599"/>
-      <w:r>
+      <w:bookmarkStart w:id="68" w:name="_Toc224739598"/>
+      <w:r>
+        <w:lastRenderedPageBreak/>
+        <w:t>Simulation der Verstärkerschaltung</w:t>
+      </w:r>
+      <w:bookmarkEnd w:id="68"/>
+    </w:p>
+    <w:p>
+      <w:r>
+        <w:t xml:space="preserve">Die Schaltung wurde durch die Transient-Simulation analysiert. </w:t>
+      </w:r>
+      <w:r>
+        <w:t>Durch diese Analyse</w:t>
+      </w:r>
+      <w:r>
+        <w:t xml:space="preserve"> wurde die Wirksamkeit der Signal Korrektur untersucht. Das Diagramm zeigt drei Signalverläufe. </w:t>
+      </w:r>
+      <w:r>
+        <w:t xml:space="preserve">Das Rote Signal </w:t>
+      </w:r>
+      <w:r>
+        <w:t>SIGIN</w:t>
+      </w:r>
+      <w:r>
+        <w:t xml:space="preserve"> stellt ein Rechtecksignal, welches mit einem Sinus gestört wurde, dar. </w:t>
+      </w:r>
+      <w:r>
+        <w:t xml:space="preserve">Das grüne Signal REIHE1 zeigt, wie sich das Eingangssignal durch das RC-Netzwerk verzerrt und deutlich verändert. Flankenveränderungen und Verzögerungen treten </w:t>
+      </w:r>
+      <w:r>
+        <w:t xml:space="preserve">ins Besonderes da auf. </w:t>
+      </w:r>
+    </w:p>
+    <w:p>
+      <w:r>
+        <w:rPr>
+          <w:noProof/>
+        </w:rPr>
+        <w:drawing>
+          <wp:anchor distT="0" distB="0" distL="114300" distR="114300" simplePos="0" relativeHeight="251691008" behindDoc="1" locked="0" layoutInCell="1" allowOverlap="1" wp14:anchorId="00253EA1" wp14:editId="27F8D08C">
+            <wp:simplePos x="0" y="0"/>
+            <wp:positionH relativeFrom="margin">
+              <wp:align>right</wp:align>
+            </wp:positionH>
+            <wp:positionV relativeFrom="paragraph">
+              <wp:posOffset>1049257</wp:posOffset>
+            </wp:positionV>
+            <wp:extent cx="6349365" cy="3418205"/>
+            <wp:effectExtent l="0" t="0" r="0" b="0"/>
+            <wp:wrapTight wrapText="bothSides">
+              <wp:wrapPolygon edited="0">
+                <wp:start x="0" y="0"/>
+                <wp:lineTo x="0" y="21427"/>
+                <wp:lineTo x="21516" y="21427"/>
+                <wp:lineTo x="21516" y="0"/>
+                <wp:lineTo x="0" y="0"/>
+              </wp:wrapPolygon>
+            </wp:wrapTight>
+            <wp:docPr id="1753040020" name="Grafik 1"/>
+            <wp:cNvGraphicFramePr>
+              <a:graphicFrameLocks xmlns:a="http://schemas.openxmlformats.org/drawingml/2006/main" noChangeAspect="1"/>
+            </wp:cNvGraphicFramePr>
+            <a:graphic xmlns:a="http://schemas.openxmlformats.org/drawingml/2006/main">
+              <a:graphicData uri="http://schemas.openxmlformats.org/drawingml/2006/picture">
+                <pic:pic xmlns:pic="http://schemas.openxmlformats.org/drawingml/2006/picture">
+                  <pic:nvPicPr>
+                    <pic:cNvPr id="1753040020" name=""/>
+                    <pic:cNvPicPr/>
+                  </pic:nvPicPr>
+                  <pic:blipFill>
+                    <a:blip r:embed="rId39">
+                      <a:extLst>
+                        <a:ext uri="{28A0092B-C50C-407E-A947-70E740481C1C}">
+                          <a14:useLocalDpi xmlns:a14="http://schemas.microsoft.com/office/drawing/2010/main" val="0"/>
+                        </a:ext>
+                      </a:extLst>
+                    </a:blip>
+                    <a:stretch>
+                      <a:fillRect/>
+                    </a:stretch>
+                  </pic:blipFill>
+                  <pic:spPr>
+                    <a:xfrm>
+                      <a:off x="0" y="0"/>
+                      <a:ext cx="6349365" cy="3418205"/>
+                    </a:xfrm>
+                    <a:prstGeom prst="rect">
+                      <a:avLst/>
+                    </a:prstGeom>
+                  </pic:spPr>
+                </pic:pic>
+              </a:graphicData>
+            </a:graphic>
+            <wp14:sizeRelH relativeFrom="margin">
+              <wp14:pctWidth>0</wp14:pctWidth>
+            </wp14:sizeRelH>
+            <wp14:sizeRelV relativeFrom="margin">
+              <wp14:pctHeight>0</wp14:pctHeight>
+            </wp14:sizeRelV>
+          </wp:anchor>
+        </w:drawing>
+      </w:r>
+      <w:r>
+        <w:t>Das Ausgangssignal der OPV-Schaltung zeigt eine ideales Rechteck Signal. Das Signal weist höhere Stabilität Verzerrung und geringere Verzerrung auf. Die Simulation</w:t>
+      </w:r>
+      <w:r>
+        <w:t xml:space="preserve"> zeigt, dass bei der Ansteuerung langer Led-Ketten eine geeignete Schaltung zur Korrektur des Signals. </w:t>
+      </w:r>
+      <w:r>
+        <w:t xml:space="preserve"> </w:t>
+      </w:r>
+    </w:p>
+    <w:p/>
+    <w:p/>
+    <w:p/>
+    <w:p/>
+    <w:p/>
+    <w:p/>
+    <w:p>
+      <w:pPr>
+        <w:pStyle w:val="berschrift3"/>
+      </w:pPr>
+      <w:bookmarkStart w:id="69" w:name="_Toc224739599"/>
+      <w:r>
+        <w:lastRenderedPageBreak/>
         <w:t>Layout</w:t>
       </w:r>
+      <w:bookmarkEnd w:id="69"/>
+    </w:p>
+    <w:p>
+      <w:r>
+        <w:rPr>
+          <w:noProof/>
+        </w:rPr>
+        <w:drawing>
+          <wp:inline distT="0" distB="0" distL="0" distR="0" wp14:anchorId="7A96FD3F" wp14:editId="0D7E663B">
+            <wp:extent cx="3734435" cy="4124960"/>
+            <wp:effectExtent l="0" t="0" r="0" b="8890"/>
+            <wp:docPr id="732860855" name="Grafik 1"/>
+            <wp:cNvGraphicFramePr>
+              <a:graphicFrameLocks xmlns:a="http://schemas.openxmlformats.org/drawingml/2006/main" noChangeAspect="1"/>
+            </wp:cNvGraphicFramePr>
+            <a:graphic xmlns:a="http://schemas.openxmlformats.org/drawingml/2006/main">
+              <a:graphicData uri="http://schemas.openxmlformats.org/drawingml/2006/picture">
+                <pic:pic xmlns:pic="http://schemas.openxmlformats.org/drawingml/2006/picture">
+                  <pic:nvPicPr>
+                    <pic:cNvPr id="732860855" name="Grafik 1"/>
+                    <pic:cNvPicPr>
+                      <a:picLocks noChangeAspect="1"/>
+                    </pic:cNvPicPr>
+                  </pic:nvPicPr>
+                  <pic:blipFill>
+                    <a:blip r:embed="rId40"/>
+                    <a:stretch>
+                      <a:fillRect/>
+                    </a:stretch>
+                  </pic:blipFill>
+                  <pic:spPr>
+                    <a:xfrm>
+                      <a:off x="0" y="0"/>
+                      <a:ext cx="3734435" cy="4124960"/>
+                    </a:xfrm>
+                    <a:prstGeom prst="rect">
+                      <a:avLst/>
+                    </a:prstGeom>
+                  </pic:spPr>
+                </pic:pic>
+              </a:graphicData>
+            </a:graphic>
+          </wp:inline>
+        </w:drawing>
+      </w:r>
+    </w:p>
+    <w:p>
+      <w:pPr>
+        <w:pStyle w:val="berschrift3"/>
+      </w:pPr>
+      <w:bookmarkStart w:id="70" w:name="_Toc224739600"/>
+      <w:r>
+        <w:t>Platine</w:t>
+      </w:r>
       <w:bookmarkEnd w:id="70"/>
     </w:p>
-    <w:p/>
-    <w:p>
-      <w:pPr>
-        <w:pStyle w:val="berschrift3"/>
-      </w:pPr>
-      <w:bookmarkStart w:id="71" w:name="_Toc224739600"/>
-      <w:r>
-        <w:t>Platine</w:t>
-      </w:r>
-      <w:bookmarkEnd w:id="71"/>
-    </w:p>
-    <w:p/>
+    <w:p>
+      <w:r>
+        <w:rPr>
+          <w:noProof/>
+        </w:rPr>
+        <w:drawing>
+          <wp:inline distT="0" distB="0" distL="0" distR="0" wp14:anchorId="7AA21375" wp14:editId="36D1563B">
+            <wp:extent cx="4461510" cy="3283585"/>
+            <wp:effectExtent l="0" t="0" r="0" b="0"/>
+            <wp:docPr id="1164861642" name="Grafik 1"/>
+            <wp:cNvGraphicFramePr>
+              <a:graphicFrameLocks xmlns:a="http://schemas.openxmlformats.org/drawingml/2006/main" noChangeAspect="1"/>
+            </wp:cNvGraphicFramePr>
+            <a:graphic xmlns:a="http://schemas.openxmlformats.org/drawingml/2006/main">
+              <a:graphicData uri="http://schemas.openxmlformats.org/drawingml/2006/picture">
+                <pic:pic xmlns:pic="http://schemas.openxmlformats.org/drawingml/2006/picture">
+                  <pic:nvPicPr>
+                    <pic:cNvPr id="1164861642" name="Grafik 1"/>
+                    <pic:cNvPicPr>
+                      <a:picLocks noChangeAspect="1"/>
+                    </pic:cNvPicPr>
+                  </pic:nvPicPr>
+                  <pic:blipFill>
+                    <a:blip r:embed="rId41"/>
+                    <a:stretch>
+                      <a:fillRect/>
+                    </a:stretch>
+                  </pic:blipFill>
+                  <pic:spPr>
+                    <a:xfrm>
+                      <a:off x="0" y="0"/>
+                      <a:ext cx="4461510" cy="3283585"/>
+                    </a:xfrm>
+                    <a:prstGeom prst="rect">
+                      <a:avLst/>
+                    </a:prstGeom>
+                  </pic:spPr>
+                </pic:pic>
+              </a:graphicData>
+            </a:graphic>
+          </wp:inline>
+        </w:drawing>
+      </w:r>
+    </w:p>
     <w:p>
       <w:pPr>
         <w:pStyle w:val="berschrift2"/>
       </w:pPr>
-      <w:bookmarkStart w:id="72" w:name="_Toc224739601"/>
+      <w:bookmarkStart w:id="71" w:name="_Toc224739601"/>
       <w:proofErr w:type="spellStart"/>
       <w:r>
         <w:lastRenderedPageBreak/>
         <w:t>Levelshifterplatine</w:t>
       </w:r>
+      <w:bookmarkEnd w:id="71"/>
+      <w:proofErr w:type="spellEnd"/>
+    </w:p>
+    <w:p>
+      <w:r>
+        <w:t xml:space="preserve">Zur stabilen Signalübertragung zwischen dem Raspberry und der Led-Matrix wurde eine </w:t>
+      </w:r>
+      <w:proofErr w:type="spellStart"/>
+      <w:r>
+        <w:t>Levelshifterplatine</w:t>
+      </w:r>
+      <w:proofErr w:type="spellEnd"/>
+      <w:r>
+        <w:t xml:space="preserve"> eingesetzt. Dadurch, dass der Raspberry Pi mit einer Logikspannung von 3,3 V arbeitet, die Led-Matrix jedoch 5 V benötigt, ist eine Pegelanpassung durch den Level-Shifter erforderlich. Der Level-Shifter wandelt das Signal vom Raspberry auf eine geeignete Spannung für die Led-Matrix, sodass eine stabile Signalübertragung ermöglicht wird. Zusätzlich verbessert die Platine die Signalqualität, indem sie Signalverzerrungen durch lange Leitungen mindert.</w:t>
+      </w:r>
+    </w:p>
+    <w:p>
+      <w:pPr>
+        <w:pStyle w:val="berschrift3"/>
+      </w:pPr>
+      <w:bookmarkStart w:id="72" w:name="_Toc224739602"/>
+      <w:r>
+        <w:t>SN74AHCT125N</w:t>
+      </w:r>
       <w:bookmarkEnd w:id="72"/>
+    </w:p>
+    <w:p>
+      <w:r>
+        <w:t xml:space="preserve">Als zentraler Baustein der Platine wurde der Bus-Buffer SN74AHCT125N verwendet. Dieser ermöglicht eine schnelle Pegelanpassung von 3,3 V auf 5 V. Der </w:t>
+      </w:r>
+      <w:r>
+        <w:t>SN74AHCT125N</w:t>
+      </w:r>
+      <w:r>
+        <w:t xml:space="preserve"> eignet sich besonders für hohe </w:t>
+      </w:r>
+      <w:r>
+        <w:t>Datenraten</w:t>
+      </w:r>
+      <w:r>
+        <w:t xml:space="preserve">, wie bei der Ansteuerung von Led-Matrizen. </w:t>
+      </w:r>
+    </w:p>
+    <w:p>
+      <w:pPr>
+        <w:pStyle w:val="berschrift3"/>
+      </w:pPr>
+      <w:bookmarkStart w:id="73" w:name="_Toc224739603"/>
+      <w:r>
+        <w:t xml:space="preserve">Schaltung auf </w:t>
+      </w:r>
+      <w:proofErr w:type="spellStart"/>
+      <w:r>
+        <w:t>Multisim</w:t>
+      </w:r>
+      <w:bookmarkEnd w:id="73"/>
       <w:proofErr w:type="spellEnd"/>
     </w:p>
     <w:p>
-      <w:pPr>
-        <w:pStyle w:val="berschrift3"/>
-      </w:pPr>
-      <w:bookmarkStart w:id="73" w:name="_Toc224739602"/>
-      <w:r>
-        <w:t>SN74AHCT125N</w:t>
-      </w:r>
-      <w:bookmarkEnd w:id="73"/>
+      <w:r>
+        <w:t>Die simulierte Schaltung besteht aus ein 5V Versorgung, einem Pulsgenerator und ein Level-Shifter. Die Spannungsquelle V2 legt ein Spannungsnive</w:t>
+      </w:r>
+      <w:r>
+        <w:t>a</w:t>
+      </w:r>
+      <w:r>
+        <w:t>u von 5 V des Ausgangsignals vom Level-Shifter fest.</w:t>
+      </w:r>
+      <w:r>
+        <w:t xml:space="preserve"> Der Pulsgenerator V1 erstellt das Eingangssignal. Dieser liefert ein Rechtecksignal </w:t>
+      </w:r>
+      <w:r>
+        <w:t>von 0 V bis 3,3 V und</w:t>
+      </w:r>
+      <w:r>
+        <w:t xml:space="preserve"> stellt das Ausgangssignal vom Raspberry Pi dar</w:t>
+      </w:r>
+      <w:r>
+        <w:t xml:space="preserve">. Dieses Signal wird an den Level-Shifter übertragen. Neben den Eingangs -und Ausgangssignal gibt es noch den OE-Pin (Output </w:t>
+      </w:r>
+      <w:proofErr w:type="spellStart"/>
+      <w:r>
+        <w:t>Enable</w:t>
+      </w:r>
+      <w:proofErr w:type="spellEnd"/>
+      <w:r>
+        <w:t xml:space="preserve">). Dieser steuert, ob </w:t>
+      </w:r>
+      <w:r>
+        <w:t>der Ausgang</w:t>
+      </w:r>
+      <w:r>
+        <w:t xml:space="preserve"> aktiv ist oder sich hochohmigen Zustand befindet. In der Schaltung ist der </w:t>
+      </w:r>
+      <w:r>
+        <w:t xml:space="preserve">Ausgang dauerhaft auf aktiv. Am Ausgangspunkt </w:t>
+      </w:r>
+      <w:proofErr w:type="spellStart"/>
+      <w:r>
+        <w:t>SigOut</w:t>
+      </w:r>
+      <w:proofErr w:type="spellEnd"/>
+      <w:r>
+        <w:t xml:space="preserve"> wird das vom Baustein ausgegeben Signal gemessen. Da der Level-Shifter mit 5 V versorgt wird, änderst sich das Spannungsniveau von 3,3 V auf 5 V.</w:t>
+      </w:r>
     </w:p>
     <w:p/>
     <w:p>
-      <w:pPr>
-        <w:pStyle w:val="berschrift3"/>
-      </w:pPr>
-      <w:bookmarkStart w:id="74" w:name="_Toc224739603"/>
-      <w:r>
-        <w:t xml:space="preserve">Schaltung auf </w:t>
-      </w:r>
-      <w:proofErr w:type="spellStart"/>
-      <w:r>
-        <w:t>Multisim</w:t>
-      </w:r>
-      <w:bookmarkEnd w:id="74"/>
-      <w:proofErr w:type="spellEnd"/>
-    </w:p>
-    <w:p/>
-    <w:p>
       <w:r>
         <w:rPr>
           <w:noProof/>
         </w:rPr>
         <w:drawing>
-          <wp:inline distT="0" distB="0" distL="0" distR="0" wp14:anchorId="1FA2FD35" wp14:editId="4AD8A57B">
-            <wp:extent cx="4282811" cy="1531753"/>
-            <wp:effectExtent l="0" t="0" r="3810" b="0"/>
+          <wp:inline distT="0" distB="0" distL="0" distR="0" wp14:anchorId="1FA2FD35" wp14:editId="31129877">
+            <wp:extent cx="5545007" cy="1983179"/>
+            <wp:effectExtent l="0" t="0" r="0" b="0"/>
             <wp:docPr id="735051422" name="Grafik 1"/>
             <wp:cNvGraphicFramePr>
               <a:graphicFrameLocks xmlns:a="http://schemas.openxmlformats.org/drawingml/2006/main" noChangeAspect="1"/>
@@ -12033,7 +12633,7 @@
                     <pic:cNvPicPr/>
                   </pic:nvPicPr>
                   <pic:blipFill>
-                    <a:blip r:embed="rId39"/>
+                    <a:blip r:embed="rId42"/>
                     <a:stretch>
                       <a:fillRect/>
                     </a:stretch>
@@ -12041,7 +12641,7 @@
                   <pic:spPr>
                     <a:xfrm>
                       <a:off x="0" y="0"/>
-                      <a:ext cx="4282811" cy="1531753"/>
+                      <a:ext cx="5553532" cy="1986228"/>
                     </a:xfrm>
                     <a:prstGeom prst="rect">
                       <a:avLst/>
@@ -12058,11 +12658,72 @@
       <w:pPr>
         <w:pStyle w:val="berschrift3"/>
       </w:pPr>
-      <w:bookmarkStart w:id="75" w:name="_Toc224739604"/>
-      <w:r>
+      <w:bookmarkStart w:id="74" w:name="_Toc224739604"/>
+      <w:r>
+        <w:lastRenderedPageBreak/>
         <w:t>Simulation</w:t>
       </w:r>
-      <w:bookmarkEnd w:id="75"/>
+      <w:bookmarkEnd w:id="74"/>
+    </w:p>
+    <w:p>
+      <w:r>
+        <w:t xml:space="preserve">Zur Analyse der Schaltung </w:t>
+      </w:r>
+      <w:r>
+        <w:t>wurde eine Transienten-Simulation durchgeführt. Hierbei wurde das Eingangssignal des Pulsgenerators mit dem Ausgangssignal des Level-</w:t>
+      </w:r>
+      <w:proofErr w:type="spellStart"/>
+      <w:r>
+        <w:t>Shifters</w:t>
+      </w:r>
+      <w:proofErr w:type="spellEnd"/>
+      <w:r>
+        <w:t xml:space="preserve"> verglichen. Das Signal </w:t>
+      </w:r>
+      <w:proofErr w:type="spellStart"/>
+      <w:r>
+        <w:rPr>
+          <w:i/>
+          <w:iCs/>
+        </w:rPr>
+        <w:t>Sigin</w:t>
+      </w:r>
+      <w:proofErr w:type="spellEnd"/>
+      <w:r>
+        <w:t xml:space="preserve"> erreicht, wie in der Darstellung zu sehen ist, eine Spannung von 3,3 V. Gleichzeitig ist zu erkennen, wie das Ausgangsignal </w:t>
+      </w:r>
+      <w:proofErr w:type="spellStart"/>
+      <w:r>
+        <w:t>SigOut</w:t>
+      </w:r>
+      <w:proofErr w:type="spellEnd"/>
+      <w:r>
+        <w:t xml:space="preserve"> eine deutlich höhere Spannung erreicht. Da in der verwendeten Schaltung kein </w:t>
+      </w:r>
+      <w:proofErr w:type="spellStart"/>
+      <w:r>
+        <w:t>identischs</w:t>
+      </w:r>
+      <w:proofErr w:type="spellEnd"/>
+      <w:r>
+        <w:t xml:space="preserve"> Modell des realen Bausteins verfügbar war, wurde ein </w:t>
+      </w:r>
+      <w:proofErr w:type="spellStart"/>
+      <w:r>
+        <w:t>änliches</w:t>
+      </w:r>
+      <w:proofErr w:type="spellEnd"/>
+      <w:r>
+        <w:t xml:space="preserve"> Modell verwendet. Dieses erzeugt im Gegensatz zum echten Baustein ein Spannungsniveau von 6 V. Das reale Verhalten des Level-</w:t>
+      </w:r>
+      <w:proofErr w:type="spellStart"/>
+      <w:r>
+        <w:t>Shifters</w:t>
+      </w:r>
+      <w:proofErr w:type="spellEnd"/>
+      <w:r>
+        <w:t xml:space="preserve"> erzeugt jedoch eine Spannung von 5 V. Trotzdem zeigt die Simulation die gewünschte Funktion: Das 3,3 V Eingangssignal wird durch den Level-Shifter auf ein höheres Ausgangssignal umgesetzt. </w:t>
+      </w:r>
     </w:p>
     <w:p>
       <w:r>
@@ -12070,9 +12731,9 @@
           <w:noProof/>
         </w:rPr>
         <w:drawing>
-          <wp:inline distT="0" distB="0" distL="0" distR="0" wp14:anchorId="4285D325" wp14:editId="5D8F9952">
-            <wp:extent cx="4731860" cy="2529200"/>
-            <wp:effectExtent l="0" t="0" r="0" b="5080"/>
+          <wp:inline distT="0" distB="0" distL="0" distR="0" wp14:anchorId="4285D325" wp14:editId="3D776199">
+            <wp:extent cx="5889009" cy="3147701"/>
+            <wp:effectExtent l="0" t="0" r="0" b="0"/>
             <wp:docPr id="705029008" name="Grafik 1"/>
             <wp:cNvGraphicFramePr>
               <a:graphicFrameLocks xmlns:a="http://schemas.openxmlformats.org/drawingml/2006/main" noChangeAspect="1"/>
@@ -12085,7 +12746,7 @@
                     <pic:cNvPicPr/>
                   </pic:nvPicPr>
                   <pic:blipFill>
-                    <a:blip r:embed="rId40"/>
+                    <a:blip r:embed="rId43"/>
                     <a:stretch>
                       <a:fillRect/>
                     </a:stretch>
@@ -12093,7 +12754,7 @@
                   <pic:spPr>
                     <a:xfrm>
                       <a:off x="0" y="0"/>
-                      <a:ext cx="4747222" cy="2537411"/>
+                      <a:ext cx="5926999" cy="3168007"/>
                     </a:xfrm>
                     <a:prstGeom prst="rect">
                       <a:avLst/>
@@ -12110,50 +12771,159 @@
       <w:pPr>
         <w:pStyle w:val="berschrift3"/>
       </w:pPr>
-      <w:bookmarkStart w:id="76" w:name="_Toc224739605"/>
-      <w:r>
+      <w:bookmarkStart w:id="75" w:name="_Toc224739605"/>
+      <w:r>
+        <w:lastRenderedPageBreak/>
         <w:t>Layout</w:t>
       </w:r>
+      <w:bookmarkEnd w:id="75"/>
+    </w:p>
+    <w:p>
+      <w:r>
+        <w:rPr>
+          <w:noProof/>
+        </w:rPr>
+        <w:drawing>
+          <wp:inline distT="0" distB="0" distL="0" distR="0" wp14:anchorId="2B230EA2" wp14:editId="7AF51E7C">
+            <wp:extent cx="4753610" cy="4305300"/>
+            <wp:effectExtent l="0" t="0" r="8890" b="0"/>
+            <wp:docPr id="1018754160" name="Grafik 1"/>
+            <wp:cNvGraphicFramePr>
+              <a:graphicFrameLocks xmlns:a="http://schemas.openxmlformats.org/drawingml/2006/main" noChangeAspect="1"/>
+            </wp:cNvGraphicFramePr>
+            <a:graphic xmlns:a="http://schemas.openxmlformats.org/drawingml/2006/main">
+              <a:graphicData uri="http://schemas.openxmlformats.org/drawingml/2006/picture">
+                <pic:pic xmlns:pic="http://schemas.openxmlformats.org/drawingml/2006/picture">
+                  <pic:nvPicPr>
+                    <pic:cNvPr id="1018754160" name="Grafik 1"/>
+                    <pic:cNvPicPr>
+                      <a:picLocks noChangeAspect="1"/>
+                    </pic:cNvPicPr>
+                  </pic:nvPicPr>
+                  <pic:blipFill>
+                    <a:blip r:embed="rId44"/>
+                    <a:stretch>
+                      <a:fillRect/>
+                    </a:stretch>
+                  </pic:blipFill>
+                  <pic:spPr>
+                    <a:xfrm>
+                      <a:off x="0" y="0"/>
+                      <a:ext cx="4753610" cy="4305300"/>
+                    </a:xfrm>
+                    <a:prstGeom prst="rect">
+                      <a:avLst/>
+                    </a:prstGeom>
+                  </pic:spPr>
+                </pic:pic>
+              </a:graphicData>
+            </a:graphic>
+          </wp:inline>
+        </w:drawing>
+      </w:r>
+    </w:p>
+    <w:p>
+      <w:pPr>
+        <w:pStyle w:val="berschrift3"/>
+      </w:pPr>
+      <w:bookmarkStart w:id="76" w:name="_Toc224739606"/>
+      <w:r>
+        <w:t>Platine</w:t>
+      </w:r>
       <w:bookmarkEnd w:id="76"/>
     </w:p>
-    <w:p/>
-    <w:p>
-      <w:pPr>
-        <w:pStyle w:val="berschrift3"/>
-      </w:pPr>
-      <w:bookmarkStart w:id="77" w:name="_Toc224739606"/>
-      <w:r>
-        <w:t>Platine</w:t>
-      </w:r>
-      <w:bookmarkEnd w:id="77"/>
-    </w:p>
-    <w:p/>
+    <w:p>
+      <w:r>
+        <w:rPr>
+          <w:noProof/>
+        </w:rPr>
+        <w:drawing>
+          <wp:anchor distT="0" distB="0" distL="114300" distR="114300" simplePos="0" relativeHeight="251699200" behindDoc="1" locked="0" layoutInCell="1" allowOverlap="1" wp14:anchorId="1BB93EC6" wp14:editId="4FCF1C0F">
+            <wp:simplePos x="0" y="0"/>
+            <wp:positionH relativeFrom="column">
+              <wp:posOffset>382137</wp:posOffset>
+            </wp:positionH>
+            <wp:positionV relativeFrom="paragraph">
+              <wp:posOffset>110954</wp:posOffset>
+            </wp:positionV>
+            <wp:extent cx="4694830" cy="2993938"/>
+            <wp:effectExtent l="0" t="0" r="0" b="0"/>
+            <wp:wrapTight wrapText="bothSides">
+              <wp:wrapPolygon edited="0">
+                <wp:start x="0" y="0"/>
+                <wp:lineTo x="0" y="21444"/>
+                <wp:lineTo x="21474" y="21444"/>
+                <wp:lineTo x="21474" y="0"/>
+                <wp:lineTo x="0" y="0"/>
+              </wp:wrapPolygon>
+            </wp:wrapTight>
+            <wp:docPr id="611719645" name="Grafik 1"/>
+            <wp:cNvGraphicFramePr>
+              <a:graphicFrameLocks xmlns:a="http://schemas.openxmlformats.org/drawingml/2006/main" noChangeAspect="1"/>
+            </wp:cNvGraphicFramePr>
+            <a:graphic xmlns:a="http://schemas.openxmlformats.org/drawingml/2006/main">
+              <a:graphicData uri="http://schemas.openxmlformats.org/drawingml/2006/picture">
+                <pic:pic xmlns:pic="http://schemas.openxmlformats.org/drawingml/2006/picture">
+                  <pic:nvPicPr>
+                    <pic:cNvPr id="611719645" name="Grafik 1"/>
+                    <pic:cNvPicPr>
+                      <a:picLocks noChangeAspect="1"/>
+                    </pic:cNvPicPr>
+                  </pic:nvPicPr>
+                  <pic:blipFill>
+                    <a:blip r:embed="rId45">
+                      <a:extLst>
+                        <a:ext uri="{28A0092B-C50C-407E-A947-70E740481C1C}">
+                          <a14:useLocalDpi xmlns:a14="http://schemas.microsoft.com/office/drawing/2010/main" val="0"/>
+                        </a:ext>
+                      </a:extLst>
+                    </a:blip>
+                    <a:stretch>
+                      <a:fillRect/>
+                    </a:stretch>
+                  </pic:blipFill>
+                  <pic:spPr>
+                    <a:xfrm>
+                      <a:off x="0" y="0"/>
+                      <a:ext cx="4694830" cy="2993938"/>
+                    </a:xfrm>
+                    <a:prstGeom prst="rect">
+                      <a:avLst/>
+                    </a:prstGeom>
+                  </pic:spPr>
+                </pic:pic>
+              </a:graphicData>
+            </a:graphic>
+          </wp:anchor>
+        </w:drawing>
+      </w:r>
+    </w:p>
     <w:p>
       <w:pPr>
         <w:pStyle w:val="berschrift1"/>
       </w:pPr>
-      <w:bookmarkStart w:id="78" w:name="_Toc224739607"/>
+      <w:bookmarkStart w:id="77" w:name="_Toc224739607"/>
       <w:r>
         <w:lastRenderedPageBreak/>
         <w:t>Mechanischer Aufbau und Design</w:t>
       </w:r>
+      <w:bookmarkEnd w:id="77"/>
+    </w:p>
+    <w:p>
+      <w:pPr>
+        <w:pStyle w:val="berschrift2"/>
+      </w:pPr>
+      <w:bookmarkStart w:id="78" w:name="_Toc224739608"/>
+      <w:r>
+        <w:t>Gehäusekonzept und Spiegelaufbau</w:t>
+      </w:r>
       <w:bookmarkEnd w:id="78"/>
     </w:p>
     <w:p>
       <w:pPr>
         <w:pStyle w:val="berschrift2"/>
       </w:pPr>
-      <w:bookmarkStart w:id="79" w:name="_Toc224739608"/>
-      <w:r>
-        <w:t>Gehäusekonzept und Spiegelaufbau</w:t>
-      </w:r>
-      <w:bookmarkEnd w:id="79"/>
-    </w:p>
-    <w:p>
-      <w:pPr>
-        <w:pStyle w:val="berschrift2"/>
-      </w:pPr>
-      <w:bookmarkStart w:id="80" w:name="_Toc224739609"/>
+      <w:bookmarkStart w:id="79" w:name="_Toc224739609"/>
       <w:r>
         <w:t>Montage von Kamera und LED</w:t>
       </w:r>
@@ -12161,46 +12931,56 @@
         <w:noBreakHyphen/>
         <w:t>Matrix</w:t>
       </w:r>
+      <w:bookmarkEnd w:id="79"/>
+    </w:p>
+    <w:p>
+      <w:pPr>
+        <w:pStyle w:val="berschrift2"/>
+      </w:pPr>
+      <w:bookmarkStart w:id="80" w:name="_Toc224739610"/>
+      <w:r>
+        <w:t>Kabelmanagement und Sicherheit</w:t>
+      </w:r>
       <w:bookmarkEnd w:id="80"/>
     </w:p>
     <w:p>
       <w:pPr>
         <w:pStyle w:val="berschrift2"/>
       </w:pPr>
-      <w:bookmarkStart w:id="81" w:name="_Toc224739610"/>
-      <w:r>
-        <w:t>Kabelmanagement und Sicherheit</w:t>
+      <w:bookmarkStart w:id="81" w:name="_Toc224739611"/>
+      <w:r>
+        <w:t>Designüberlegungen</w:t>
       </w:r>
       <w:bookmarkEnd w:id="81"/>
     </w:p>
     <w:p>
       <w:pPr>
-        <w:pStyle w:val="berschrift2"/>
-      </w:pPr>
-      <w:bookmarkStart w:id="82" w:name="_Toc224739611"/>
-      <w:r>
-        <w:t>Designüberlegungen</w:t>
-      </w:r>
-      <w:bookmarkEnd w:id="82"/>
-    </w:p>
-    <w:p>
-      <w:pPr>
         <w:pStyle w:val="berschrift1"/>
       </w:pPr>
-      <w:bookmarkStart w:id="83" w:name="_Toc224739612"/>
+      <w:bookmarkStart w:id="82" w:name="_Toc224739612"/>
       <w:r>
         <w:lastRenderedPageBreak/>
         <w:t>Tests und Evaluierung</w:t>
       </w:r>
+      <w:bookmarkEnd w:id="82"/>
+    </w:p>
+    <w:p>
+      <w:pPr>
+        <w:pStyle w:val="berschrift2"/>
+      </w:pPr>
+      <w:bookmarkStart w:id="83" w:name="_Toc224739613"/>
+      <w:r>
+        <w:t>Teststrategie und Testumgebung</w:t>
+      </w:r>
       <w:bookmarkEnd w:id="83"/>
     </w:p>
     <w:p>
       <w:pPr>
         <w:pStyle w:val="berschrift2"/>
       </w:pPr>
-      <w:bookmarkStart w:id="84" w:name="_Toc224739613"/>
-      <w:r>
-        <w:t>Teststrategie und Testumgebung</w:t>
+      <w:bookmarkStart w:id="84" w:name="_Toc224739614"/>
+      <w:r>
+        <w:t>Funktionstests</w:t>
       </w:r>
       <w:bookmarkEnd w:id="84"/>
     </w:p>
@@ -12208,17 +12988,7 @@
       <w:pPr>
         <w:pStyle w:val="berschrift2"/>
       </w:pPr>
-      <w:bookmarkStart w:id="85" w:name="_Toc224739614"/>
-      <w:r>
-        <w:t>Funktionstests</w:t>
-      </w:r>
-      <w:bookmarkEnd w:id="85"/>
-    </w:p>
-    <w:p>
-      <w:pPr>
-        <w:pStyle w:val="berschrift2"/>
-      </w:pPr>
-      <w:bookmarkStart w:id="86" w:name="_Toc224739615"/>
+      <w:bookmarkStart w:id="85" w:name="_Toc224739615"/>
       <w:r>
         <w:t>Performance</w:t>
       </w:r>
@@ -12226,23 +12996,23 @@
         <w:noBreakHyphen/>
         <w:t>Messungen</w:t>
       </w:r>
+      <w:bookmarkEnd w:id="85"/>
+    </w:p>
+    <w:p>
+      <w:pPr>
+        <w:pStyle w:val="berschrift2"/>
+      </w:pPr>
+      <w:bookmarkStart w:id="86" w:name="_Toc224739616"/>
+      <w:r>
+        <w:t>Auswertung der Testergebnisse</w:t>
+      </w:r>
       <w:bookmarkEnd w:id="86"/>
     </w:p>
     <w:p>
       <w:pPr>
-        <w:pStyle w:val="berschrift2"/>
-      </w:pPr>
-      <w:bookmarkStart w:id="87" w:name="_Toc224739616"/>
-      <w:r>
-        <w:t>Auswertung der Testergebnisse</w:t>
-      </w:r>
-      <w:bookmarkEnd w:id="87"/>
-    </w:p>
-    <w:p>
-      <w:pPr>
         <w:pStyle w:val="berschrift1"/>
       </w:pPr>
-      <w:bookmarkStart w:id="88" w:name="_Toc224739617"/>
+      <w:bookmarkStart w:id="87" w:name="_Toc224739617"/>
       <w:r>
         <w:lastRenderedPageBreak/>
         <w:t xml:space="preserve">Wirtschaftliche </w:t>
@@ -12250,17 +13020,17 @@
       <w:r>
         <w:t>Betrachtung</w:t>
       </w:r>
+      <w:bookmarkEnd w:id="87"/>
+    </w:p>
+    <w:p>
+      <w:pPr>
+        <w:pStyle w:val="berschrift2"/>
+      </w:pPr>
+      <w:bookmarkStart w:id="88" w:name="_Toc224739618"/>
+      <w:r>
+        <w:t>Kostenanalyse</w:t>
+      </w:r>
       <w:bookmarkEnd w:id="88"/>
-    </w:p>
-    <w:p>
-      <w:pPr>
-        <w:pStyle w:val="berschrift2"/>
-      </w:pPr>
-      <w:bookmarkStart w:id="89" w:name="_Toc224739618"/>
-      <w:r>
-        <w:t>Kostenanalyse</w:t>
-      </w:r>
-      <w:bookmarkEnd w:id="89"/>
       <w:r>
         <w:t xml:space="preserve"> </w:t>
       </w:r>
@@ -16597,20 +17367,30 @@
       <w:pPr>
         <w:pStyle w:val="berschrift1"/>
       </w:pPr>
-      <w:bookmarkStart w:id="90" w:name="_Toc224739619"/>
+      <w:bookmarkStart w:id="89" w:name="_Toc224739619"/>
       <w:r>
         <w:lastRenderedPageBreak/>
         <w:t>Zusammenfassung und Ausblick</w:t>
       </w:r>
+      <w:bookmarkEnd w:id="89"/>
+    </w:p>
+    <w:p>
+      <w:pPr>
+        <w:pStyle w:val="berschrift2"/>
+      </w:pPr>
+      <w:bookmarkStart w:id="90" w:name="_Toc224739620"/>
+      <w:r>
+        <w:t>Zusammenfassung der Ergebnisse</w:t>
+      </w:r>
       <w:bookmarkEnd w:id="90"/>
     </w:p>
     <w:p>
       <w:pPr>
         <w:pStyle w:val="berschrift2"/>
       </w:pPr>
-      <w:bookmarkStart w:id="91" w:name="_Toc224739620"/>
-      <w:r>
-        <w:t>Zusammenfassung der Ergebnisse</w:t>
+      <w:bookmarkStart w:id="91" w:name="_Toc224739621"/>
+      <w:r>
+        <w:t>Erfüllung der Zielsetzung</w:t>
       </w:r>
       <w:bookmarkEnd w:id="91"/>
     </w:p>
@@ -16618,9 +17398,9 @@
       <w:pPr>
         <w:pStyle w:val="berschrift2"/>
       </w:pPr>
-      <w:bookmarkStart w:id="92" w:name="_Toc224739621"/>
-      <w:r>
-        <w:t>Erfüllung der Zielsetzung</w:t>
+      <w:bookmarkStart w:id="92" w:name="_Toc224739622"/>
+      <w:r>
+        <w:t>Mögliche Erweiterungen</w:t>
       </w:r>
       <w:bookmarkEnd w:id="92"/>
     </w:p>
@@ -16628,68 +17408,58 @@
       <w:pPr>
         <w:pStyle w:val="berschrift2"/>
       </w:pPr>
-      <w:bookmarkStart w:id="93" w:name="_Toc224739622"/>
-      <w:r>
-        <w:t>Mögliche Erweiterungen</w:t>
+      <w:bookmarkStart w:id="93" w:name="_Toc224739623"/>
+      <w:r>
+        <w:t>Persönliche Reflexion</w:t>
       </w:r>
       <w:bookmarkEnd w:id="93"/>
     </w:p>
     <w:p>
       <w:pPr>
-        <w:pStyle w:val="berschrift2"/>
-      </w:pPr>
-      <w:bookmarkStart w:id="94" w:name="_Toc224739623"/>
-      <w:r>
-        <w:t>Persönliche Reflexion</w:t>
-      </w:r>
-      <w:bookmarkEnd w:id="94"/>
-    </w:p>
-    <w:p>
-      <w:pPr>
         <w:pStyle w:val="berschrift1"/>
       </w:pPr>
-      <w:bookmarkStart w:id="95" w:name="_Toc224739624"/>
+      <w:bookmarkStart w:id="94" w:name="_Toc224739624"/>
       <w:r>
         <w:lastRenderedPageBreak/>
         <w:t>Literaturverzeichnis</w:t>
       </w:r>
-      <w:bookmarkEnd w:id="95"/>
+      <w:bookmarkEnd w:id="94"/>
     </w:p>
     <w:p>
       <w:pPr>
         <w:pStyle w:val="berschrift1"/>
       </w:pPr>
-      <w:bookmarkStart w:id="96" w:name="_Toc224739625"/>
+      <w:bookmarkStart w:id="95" w:name="_Toc224739625"/>
       <w:r>
         <w:lastRenderedPageBreak/>
         <w:t>Abbildungsverzeichnis</w:t>
       </w:r>
-      <w:bookmarkEnd w:id="96"/>
+      <w:bookmarkEnd w:id="95"/>
     </w:p>
     <w:p>
       <w:pPr>
         <w:pStyle w:val="berschrift1"/>
       </w:pPr>
-      <w:bookmarkStart w:id="97" w:name="_Toc224739626"/>
+      <w:bookmarkStart w:id="96" w:name="_Toc224739626"/>
       <w:r>
         <w:lastRenderedPageBreak/>
         <w:t>Tabellenverzeichnis</w:t>
       </w:r>
-      <w:bookmarkEnd w:id="97"/>
+      <w:bookmarkEnd w:id="96"/>
     </w:p>
     <w:p>
       <w:pPr>
         <w:pStyle w:val="berschrift1"/>
       </w:pPr>
-      <w:bookmarkStart w:id="98" w:name="_Toc224739627"/>
+      <w:bookmarkStart w:id="97" w:name="_Toc224739627"/>
       <w:r>
         <w:lastRenderedPageBreak/>
         <w:t>Anhang</w:t>
       </w:r>
-      <w:bookmarkEnd w:id="98"/>
+      <w:bookmarkEnd w:id="97"/>
     </w:p>
     <w:sectPr>
-      <w:footerReference w:type="default" r:id="rId41"/>
+      <w:footerReference w:type="default" r:id="rId46"/>
       <w:pgSz w:w="11906" w:h="16838" w:code="9"/>
       <w:pgMar w:top="1701" w:right="851" w:bottom="851" w:left="1134" w:header="1134" w:footer="851" w:gutter="284"/>
       <w:pgNumType w:start="1"/>
@@ -17156,9 +17926,9 @@
       <w:lvlJc w:val="left"/>
       <w:pPr>
         <w:tabs>
-          <w:tab w:val="num" w:pos="0"/>
+          <w:tab w:val="num" w:pos="426"/>
         </w:tabs>
-        <w:ind w:left="0" w:firstLine="0"/>
+        <w:ind w:left="426" w:firstLine="0"/>
       </w:pPr>
     </w:lvl>
     <w:lvl w:ilvl="3">
@@ -18138,9 +18908,12 @@
         <w:numId w:val="1"/>
       </w:numPr>
       <w:tabs>
+        <w:tab w:val="clear" w:pos="426"/>
+        <w:tab w:val="num" w:pos="0"/>
         <w:tab w:val="left" w:pos="851"/>
       </w:tabs>
       <w:spacing w:before="300" w:line="240" w:lineRule="auto"/>
+      <w:ind w:left="0"/>
       <w:outlineLvl w:val="2"/>
     </w:pPr>
     <w:rPr>
@@ -18267,7 +19040,6 @@
   <w:style w:type="character" w:default="1" w:styleId="Absatz-Standardschriftart">
     <w:name w:val="Default Paragraph Font"/>
     <w:uiPriority w:val="1"/>
-    <w:semiHidden/>
     <w:unhideWhenUsed/>
   </w:style>
   <w:style w:type="table" w:default="1" w:styleId="NormaleTabelle">

--- a/Diplomarbeit.docx
+++ b/Diplomarbeit.docx
@@ -35,19 +35,11 @@
                 <w:rFonts w:ascii="Helvetica" w:hAnsi="Helvetica"/>
               </w:rPr>
             </w:pPr>
-            <w:proofErr w:type="spellStart"/>
             <w:r>
               <w:rPr>
                 <w:rFonts w:ascii="Helvetica" w:hAnsi="Helvetica"/>
               </w:rPr>
-              <w:t>HTBLuVA</w:t>
-            </w:r>
-            <w:proofErr w:type="spellEnd"/>
-            <w:r>
-              <w:rPr>
-                <w:rFonts w:ascii="Helvetica" w:hAnsi="Helvetica"/>
-              </w:rPr>
-              <w:t xml:space="preserve"> Graz –Gösting</w:t>
+              <w:t>HTBLuVA Graz –Gösting</w:t>
             </w:r>
           </w:p>
           <w:p>
@@ -59,19 +51,11 @@
                 <w:rFonts w:ascii="Helvetica" w:hAnsi="Helvetica"/>
               </w:rPr>
             </w:pPr>
-            <w:proofErr w:type="spellStart"/>
             <w:r>
               <w:rPr>
                 <w:rFonts w:ascii="Helvetica" w:hAnsi="Helvetica"/>
               </w:rPr>
-              <w:t>Ibererstraße</w:t>
-            </w:r>
-            <w:proofErr w:type="spellEnd"/>
-            <w:r>
-              <w:rPr>
-                <w:rFonts w:ascii="Helvetica" w:hAnsi="Helvetica"/>
-              </w:rPr>
-              <w:t xml:space="preserve"> 15-21</w:t>
+              <w:t>Ibererstraße 15-21</w:t>
             </w:r>
           </w:p>
           <w:p>
@@ -594,39 +578,8 @@
           <w:bCs/>
           <w:sz w:val="28"/>
         </w:rPr>
-        <w:t xml:space="preserve">am </w:t>
-      </w:r>
-      <w:proofErr w:type="spellStart"/>
-      <w:r>
-        <w:rPr>
-          <w:rFonts w:ascii="Helvetica" w:hAnsi="Helvetica"/>
-          <w:b w:val="0"/>
-          <w:bCs/>
-          <w:sz w:val="28"/>
-        </w:rPr>
-        <w:t>tt</w:t>
-      </w:r>
-      <w:proofErr w:type="spellEnd"/>
-      <w:r>
-        <w:rPr>
-          <w:rFonts w:ascii="Helvetica" w:hAnsi="Helvetica"/>
-          <w:b w:val="0"/>
-          <w:bCs/>
-          <w:sz w:val="28"/>
-        </w:rPr>
-        <w:t xml:space="preserve">. Monat </w:t>
-      </w:r>
-      <w:proofErr w:type="spellStart"/>
-      <w:r>
-        <w:rPr>
-          <w:rFonts w:ascii="Helvetica" w:hAnsi="Helvetica"/>
-          <w:b w:val="0"/>
-          <w:bCs/>
-          <w:sz w:val="28"/>
-        </w:rPr>
-        <w:t>jjjj</w:t>
-      </w:r>
-      <w:proofErr w:type="spellEnd"/>
+        <w:t>am tt. Monat jjjj</w:t>
+      </w:r>
     </w:p>
     <w:p>
       <w:pPr>
@@ -7569,98 +7522,28 @@
         <w:rPr>
           <w:lang w:val="de-AT"/>
         </w:rPr>
-        <w:t>Unsere Diplomarbeit ist die Entwicklung der Hardware und Software für unseren Black Mirror. Der Black Mirror ist eine LED-Fläche mit einem Kameramodul, welche die Person in Form eines abstrahierten Spiegelbildes darstellt. Durch das gezielte Ein- und Ausschalten der LEDs entsteht ein visueller Effekt, der dem Prinzip des ASCII-</w:t>
-      </w:r>
-      <w:proofErr w:type="spellStart"/>
-      <w:r>
+        <w:t>Unsere Diplomarbeit ist die Entwicklung der Hardware und Software für unseren Black Mirror. Der Black Mirror ist eine LED-Fläche mit einem Kameramodul, welche die Person in Form eines abstrahierten Spiegelbildes darstellt. Durch das gezielte Ein- und Ausschalten der LEDs entsteht ein visueller Effekt, der dem Prinzip des ASCII-Mirrors ähnelt. Anstatt Zeichen zu verwenden, nutzen wir LED-Matrizen, wodurch eine physische und hardwarebasierte Umsetzung entsteht. Wir haben uns für die Entwicklung des Black Mirrors entschieden, da wir dafür sowohl Software- als auch Hardwareentwicklung umsetzen mussten. Eines unserer wichtigsten Ziele ist es, die LEDs mit so wenig Verzögerung wie möglich anzusteuern, dabei aber dennoch effizient zu arbeiten. Das Herz des Black Mirrors, welches alle Bauteile miteinander verbindet, ist der Raspberry Pi 5. Für das Kameramodul haben wir uns für das Camera Module 3 Wide NoIR entschieden, welches von Raspberry Pi entwickelt wurde.</w:t>
+      </w:r>
+    </w:p>
+    <w:p>
+      <w:pPr>
         <w:rPr>
           <w:lang w:val="de-AT"/>
         </w:rPr>
-        <w:t>Mirrors</w:t>
-      </w:r>
-      <w:proofErr w:type="spellEnd"/>
-      <w:r>
+      </w:pPr>
+    </w:p>
+    <w:p>
+      <w:pPr>
+        <w:pStyle w:val="berschrift2"/>
         <w:rPr>
           <w:lang w:val="de-AT"/>
         </w:rPr>
-        <w:t xml:space="preserve"> ähnelt. Anstatt Zeichen zu verwenden, nutzen wir LED-Matrizen, wodurch eine physische und hardwarebasierte Umsetzung entsteht. Wir haben uns für die Entwicklung des Black </w:t>
-      </w:r>
-      <w:proofErr w:type="spellStart"/>
+      </w:pPr>
+      <w:bookmarkStart w:id="2" w:name="_Toc224739531"/>
       <w:r>
         <w:rPr>
           <w:lang w:val="de-AT"/>
         </w:rPr>
-        <w:t>Mirrors</w:t>
-      </w:r>
-      <w:proofErr w:type="spellEnd"/>
-      <w:r>
-        <w:rPr>
-          <w:lang w:val="de-AT"/>
-        </w:rPr>
-        <w:t xml:space="preserve"> entschieden, da wir dafür sowohl Software- als auch Hardwareentwicklung umsetzen mussten. Eines unserer wichtigsten Ziele ist es, die LEDs mit so wenig Verzögerung wie möglich anzusteuern, dabei aber dennoch effizient zu arbeiten. Das Herz des Black </w:t>
-      </w:r>
-      <w:proofErr w:type="spellStart"/>
-      <w:r>
-        <w:rPr>
-          <w:lang w:val="de-AT"/>
-        </w:rPr>
-        <w:t>Mirrors</w:t>
-      </w:r>
-      <w:proofErr w:type="spellEnd"/>
-      <w:r>
-        <w:rPr>
-          <w:lang w:val="de-AT"/>
-        </w:rPr>
-        <w:t xml:space="preserve">, welches alle Bauteile miteinander verbindet, ist der Raspberry Pi 5. Für das Kameramodul haben wir uns für das </w:t>
-      </w:r>
-      <w:proofErr w:type="spellStart"/>
-      <w:r>
-        <w:rPr>
-          <w:lang w:val="de-AT"/>
-        </w:rPr>
-        <w:t>Camera</w:t>
-      </w:r>
-      <w:proofErr w:type="spellEnd"/>
-      <w:r>
-        <w:rPr>
-          <w:lang w:val="de-AT"/>
-        </w:rPr>
-        <w:t xml:space="preserve"> Module 3 Wide </w:t>
-      </w:r>
-      <w:proofErr w:type="spellStart"/>
-      <w:r>
-        <w:rPr>
-          <w:lang w:val="de-AT"/>
-        </w:rPr>
-        <w:t>NoIR</w:t>
-      </w:r>
-      <w:proofErr w:type="spellEnd"/>
-      <w:r>
-        <w:rPr>
-          <w:lang w:val="de-AT"/>
-        </w:rPr>
-        <w:t xml:space="preserve"> entschieden, welches von Raspberry Pi entwickelt wurde.</w:t>
-      </w:r>
-    </w:p>
-    <w:p>
-      <w:pPr>
-        <w:rPr>
-          <w:lang w:val="de-AT"/>
-        </w:rPr>
-      </w:pPr>
-    </w:p>
-    <w:p>
-      <w:pPr>
-        <w:pStyle w:val="berschrift2"/>
-        <w:rPr>
-          <w:lang w:val="de-AT"/>
-        </w:rPr>
-      </w:pPr>
-      <w:bookmarkStart w:id="2" w:name="_Toc224739531"/>
-      <w:r>
-        <w:rPr>
-          <w:lang w:val="de-AT"/>
-        </w:rPr>
         <w:t>Abstract</w:t>
       </w:r>
       <w:bookmarkEnd w:id="2"/>
@@ -7675,21 +7558,7 @@
         <w:rPr>
           <w:lang w:val="en-GB"/>
         </w:rPr>
-        <w:t xml:space="preserve">Our diploma thesis is the development of the hardware and software for our Black Mirror. The Black Mirror is an LED surface with a camera module that represents the person in the form of an abstract mirror image. By selectively turning the LEDs on and off, a visual effect is created that resembles the principle of the ASCII mirror. Instead of using characters, we use LED matrices, resulting in a physical and hardware-based implementation. We decided to develop the Black Mirror because it required us to carry out both software and hardware development. One of our most important goals is to control the LEDs with as little delay as possible while still maintaining efficiency. The heart of the Black Mirror, which connects all components, is the Raspberry Pi 5. For the camera module, we chose the Camera Module 3 Wide </w:t>
-      </w:r>
-      <w:proofErr w:type="spellStart"/>
-      <w:r>
-        <w:rPr>
-          <w:lang w:val="en-GB"/>
-        </w:rPr>
-        <w:t>NoIR</w:t>
-      </w:r>
-      <w:proofErr w:type="spellEnd"/>
-      <w:r>
-        <w:rPr>
-          <w:lang w:val="en-GB"/>
-        </w:rPr>
-        <w:t>, which was developed by Raspberry Pi.</w:t>
+        <w:t>Our diploma thesis is the development of the hardware and software for our Black Mirror. The Black Mirror is an LED surface with a camera module that represents the person in the form of an abstract mirror image. By selectively turning the LEDs on and off, a visual effect is created that resembles the principle of the ASCII mirror. Instead of using characters, we use LED matrices, resulting in a physical and hardware-based implementation. We decided to develop the Black Mirror because it required us to carry out both software and hardware development. One of our most important goals is to control the LEDs with as little delay as possible while still maintaining efficiency. The heart of the Black Mirror, which connects all components, is the Raspberry Pi 5. For the camera module, we chose the Camera Module 3 Wide NoIR, which was developed by Raspberry Pi.</w:t>
       </w:r>
     </w:p>
     <w:p>
@@ -8062,13 +7931,8 @@
       <w:r>
         <w:t xml:space="preserve">Zu den klassischen Bildverarbeitungen gehören Filter, </w:t>
       </w:r>
-      <w:proofErr w:type="spellStart"/>
-      <w:r>
-        <w:t>Thresholding</w:t>
-      </w:r>
-      <w:proofErr w:type="spellEnd"/>
-      <w:r>
-        <w:t xml:space="preserve"> und morphologische Filter. </w:t>
+      <w:r>
+        <w:t xml:space="preserve">Thresholding und morphologische Filter. </w:t>
       </w:r>
     </w:p>
     <w:p>
@@ -8079,11 +7943,9 @@
           <w:numId w:val="5"/>
         </w:numPr>
       </w:pPr>
-      <w:proofErr w:type="spellStart"/>
       <w:r>
         <w:t>Thresholding</w:t>
       </w:r>
-      <w:proofErr w:type="spellEnd"/>
       <w:r>
         <w:t xml:space="preserve"> </w:t>
       </w:r>
@@ -8453,15 +8315,7 @@
         <w:t xml:space="preserve"> </w:t>
       </w:r>
       <w:r>
-        <w:t xml:space="preserve">In Kombination mit </w:t>
-      </w:r>
-      <w:proofErr w:type="spellStart"/>
-      <w:r>
-        <w:t>Thresholds</w:t>
-      </w:r>
-      <w:proofErr w:type="spellEnd"/>
-      <w:r>
-        <w:t xml:space="preserve"> wird eine Binärmaske erstellt.</w:t>
+        <w:t>In Kombination mit Thresholds wird eine Binärmaske erstellt.</w:t>
       </w:r>
     </w:p>
     <w:p/>
@@ -8511,13 +8365,8 @@
         <w:pStyle w:val="berschrift2"/>
       </w:pPr>
       <w:bookmarkStart w:id="21" w:name="_Toc224739550"/>
-      <w:proofErr w:type="spellStart"/>
-      <w:r>
-        <w:t>Git</w:t>
-      </w:r>
-      <w:proofErr w:type="spellEnd"/>
-      <w:r>
-        <w:t>, Versionsverwaltung und Entwicklungsumgebung</w:t>
+      <w:r>
+        <w:t>Git, Versionsverwaltung und Entwicklungsumgebung</w:t>
       </w:r>
       <w:bookmarkEnd w:id="21"/>
     </w:p>
@@ -8531,77 +8380,7 @@
         <w:rPr>
           <w:lang w:val="de-AT"/>
         </w:rPr>
-        <w:t xml:space="preserve">Das GitHub-Projekt wurde ursprünglich zur Dokumentation und Aufgabenverwaltung erstellt. Nach einiger Zeit wurde die Aufgabenverwaltung jedoch vernachlässigt, sodass das Repository schließlich ausschließlich zur Dokumentation sowie zur Archivierung veralteter Codes und Prototypenzeichnungen genutzt wurde. Im weiteren Verlauf wurde ein </w:t>
-      </w:r>
-      <w:proofErr w:type="spellStart"/>
-      <w:r>
-        <w:rPr>
-          <w:lang w:val="de-AT"/>
-        </w:rPr>
-        <w:t>Rework</w:t>
-      </w:r>
-      <w:proofErr w:type="spellEnd"/>
-      <w:r>
-        <w:rPr>
-          <w:lang w:val="de-AT"/>
-        </w:rPr>
-        <w:t xml:space="preserve"> des Main-</w:t>
-      </w:r>
-      <w:proofErr w:type="spellStart"/>
-      <w:r>
-        <w:rPr>
-          <w:lang w:val="de-AT"/>
-        </w:rPr>
-        <w:t>Branches</w:t>
-      </w:r>
-      <w:proofErr w:type="spellEnd"/>
-      <w:r>
-        <w:rPr>
-          <w:lang w:val="de-AT"/>
-        </w:rPr>
-        <w:t xml:space="preserve"> durchgeführt. Dabei wurden insbesondere die Übersichtlichkeit und die Struktur grundlegend überarbeitet. Seitdem fungiert ein neuer Branch mit der Bezeichnung „main-</w:t>
-      </w:r>
-      <w:proofErr w:type="spellStart"/>
-      <w:r>
-        <w:rPr>
-          <w:lang w:val="de-AT"/>
-        </w:rPr>
-        <w:t>branch</w:t>
-      </w:r>
-      <w:proofErr w:type="spellEnd"/>
-      <w:r>
-        <w:rPr>
-          <w:lang w:val="de-AT"/>
-        </w:rPr>
-        <w:t>-</w:t>
-      </w:r>
-      <w:proofErr w:type="spellStart"/>
-      <w:r>
-        <w:rPr>
-          <w:lang w:val="de-AT"/>
-        </w:rPr>
-        <w:t>rework</w:t>
-      </w:r>
-      <w:proofErr w:type="spellEnd"/>
-      <w:r>
-        <w:rPr>
-          <w:lang w:val="de-AT"/>
-        </w:rPr>
-        <w:t xml:space="preserve">“ als </w:t>
-      </w:r>
-      <w:proofErr w:type="spellStart"/>
-      <w:r>
-        <w:rPr>
-          <w:lang w:val="de-AT"/>
-        </w:rPr>
-        <w:t>Hauptbranch</w:t>
-      </w:r>
-      <w:proofErr w:type="spellEnd"/>
-      <w:r>
-        <w:rPr>
-          <w:lang w:val="de-AT"/>
-        </w:rPr>
-        <w:t>. Dieser enthält ein neu strukturiertes und übersichtliches Archiv für veraltete Softwarecodes, Simulationen und Dokumentationen sowie einen Setup-Guide, der beschreibt, wie das Projekt eingerichtet werden kann, um es zu reproduzieren.</w:t>
+        <w:t>Das GitHub-Projekt wurde ursprünglich zur Dokumentation und Aufgabenverwaltung erstellt. Nach einiger Zeit wurde die Aufgabenverwaltung jedoch vernachlässigt, sodass das Repository schließlich ausschließlich zur Dokumentation sowie zur Archivierung veralteter Codes und Prototypenzeichnungen genutzt wurde. Im weiteren Verlauf wurde ein Rework des Main-Branches durchgeführt. Dabei wurden insbesondere die Übersichtlichkeit und die Struktur grundlegend überarbeitet. Seitdem fungiert ein neuer Branch mit der Bezeichnung „main-branch-rework“ als Hauptbranch. Dieser enthält ein neu strukturiertes und übersichtliches Archiv für veraltete Softwarecodes, Simulationen und Dokumentationen sowie einen Setup-Guide, der beschreibt, wie das Projekt eingerichtet werden kann, um es zu reproduzieren.</w:t>
       </w:r>
     </w:p>
     <w:p>
@@ -8628,15 +8407,7 @@
     </w:p>
     <w:p>
       <w:r>
-        <w:t xml:space="preserve">Die Idee hinter dem Projekt Black Mirror entstand aus einem Video auf </w:t>
-      </w:r>
-      <w:proofErr w:type="spellStart"/>
-      <w:r>
-        <w:t>Social</w:t>
-      </w:r>
-      <w:proofErr w:type="spellEnd"/>
-      <w:r>
-        <w:t xml:space="preserve"> Media, in welchem ein Spiegel aus vielen mechanischen Sieben-Segmentanzeigen das Spiegelbild der Person darstellte. Dadurch das die mechanischen Sieben Segment Anzeigen langsam und ungenau die Person spiegelten, entstand die Idee die Person auf einer großen LED-Matrix zu spiegeln.</w:t>
+        <w:t>Die Idee hinter dem Projekt Black Mirror entstand aus einem Video auf Social Media, in welchem ein Spiegel aus vielen mechanischen Sieben-Segmentanzeigen das Spiegelbild der Person darstellte. Dadurch das die mechanischen Sieben Segment Anzeigen langsam und ungenau die Person spiegelten, entstand die Idee die Person auf einer großen LED-Matrix zu spiegeln.</w:t>
       </w:r>
     </w:p>
     <w:p/>
@@ -8696,15 +8467,7 @@
         <w:t xml:space="preserve">Der Black Mirror ist </w:t>
       </w:r>
       <w:r>
-        <w:t xml:space="preserve">für eine stationäre Kamera mit einem definierten Erfassungsbereich ausgelegt. Änderungen der Lichtverhältnisse oder Spiegelungen im Hintergrund könnend dazu führen </w:t>
-      </w:r>
-      <w:proofErr w:type="gramStart"/>
-      <w:r>
-        <w:t>das</w:t>
-      </w:r>
-      <w:proofErr w:type="gramEnd"/>
-      <w:r>
-        <w:t xml:space="preserve"> die Erkennungsqualität oder Hintergrundtrennung suboptimal verläuft.</w:t>
+        <w:t>für eine stationäre Kamera mit einem definierten Erfassungsbereich ausgelegt. Änderungen der Lichtverhältnisse oder Spiegelungen im Hintergrund könnend dazu führen das die Erkennungsqualität oder Hintergrundtrennung suboptimal verläuft.</w:t>
       </w:r>
       <w:r>
         <w:t xml:space="preserve"> Aufgrund der begrenzten Auflösung der </w:t>
@@ -8750,27 +8513,14 @@
         <w:pStyle w:val="berschrift3"/>
       </w:pPr>
       <w:bookmarkStart w:id="29" w:name="_Toc224739558"/>
-      <w:proofErr w:type="spellStart"/>
-      <w:r>
-        <w:t>Bewegungs</w:t>
-      </w:r>
-      <w:proofErr w:type="spellEnd"/>
-      <w:r>
-        <w:t xml:space="preserve"> -und Kantenerkennung</w:t>
+      <w:r>
+        <w:t>Bewegungs -und Kantenerkennung</w:t>
       </w:r>
       <w:bookmarkEnd w:id="29"/>
     </w:p>
     <w:p>
       <w:r>
-        <w:t xml:space="preserve">Bei dieser Lösungsmethode wird die Person klassische Bildverarbeitungsoperationen erkannt. Hierbei wird die Person primär mit Bewegungserkennung erkannt. Hierbei wird anfänglich ein Hintergrundmodell mithilfe dem KNN erstellt. Zusätzlich werden </w:t>
-      </w:r>
-      <w:proofErr w:type="spellStart"/>
-      <w:r>
-        <w:t>Kantenerkennungs</w:t>
-      </w:r>
-      <w:proofErr w:type="spellEnd"/>
-      <w:r>
-        <w:t xml:space="preserve"> -und morphologische Verfahren, für die Stabilisierung der Silhouette und Reduzierung von Störungen.</w:t>
+        <w:t>Bei dieser Lösungsmethode wird die Person klassische Bildverarbeitungsoperationen erkannt. Hierbei wird die Person primär mit Bewegungserkennung erkannt. Hierbei wird anfänglich ein Hintergrundmodell mithilfe dem KNN erstellt. Zusätzlich werden Kantenerkennungs -und morphologische Verfahren, für die Stabilisierung der Silhouette und Reduzierung von Störungen.</w:t>
       </w:r>
     </w:p>
     <w:p/>
@@ -8779,51 +8529,14 @@
         <w:pStyle w:val="berschrift3"/>
       </w:pPr>
       <w:bookmarkStart w:id="30" w:name="_Toc224739559"/>
-      <w:proofErr w:type="spellStart"/>
-      <w:r>
-        <w:t>BodyPix</w:t>
-      </w:r>
-      <w:proofErr w:type="spellEnd"/>
-      <w:r>
-        <w:t xml:space="preserve"> KI-Segmentierung</w:t>
+      <w:r>
+        <w:t>BodyPix KI-Segmentierung</w:t>
       </w:r>
       <w:bookmarkEnd w:id="30"/>
     </w:p>
     <w:p>
       <w:r>
-        <w:t xml:space="preserve">Im Gegensatz zum Finalcode des Black </w:t>
-      </w:r>
-      <w:proofErr w:type="spellStart"/>
-      <w:r>
-        <w:t>Mirrors</w:t>
-      </w:r>
-      <w:proofErr w:type="spellEnd"/>
-      <w:r>
-        <w:t xml:space="preserve">, wird in dieser Lösungsvariante das KI Modell </w:t>
-      </w:r>
-      <w:proofErr w:type="spellStart"/>
-      <w:r>
-        <w:t>BodyPix</w:t>
-      </w:r>
-      <w:proofErr w:type="spellEnd"/>
-      <w:r>
-        <w:t xml:space="preserve"> verwendet. Das </w:t>
-      </w:r>
-      <w:proofErr w:type="spellStart"/>
-      <w:r>
-        <w:t>BodyPix</w:t>
-      </w:r>
-      <w:proofErr w:type="spellEnd"/>
-      <w:r>
-        <w:t xml:space="preserve">-Modell trennt die Person vom Hintergrund, indem es ein neuronales Netzwerk einsetzt. </w:t>
-      </w:r>
-      <w:proofErr w:type="spellStart"/>
-      <w:r>
-        <w:t>BodyPix</w:t>
-      </w:r>
-      <w:proofErr w:type="spellEnd"/>
-      <w:r>
-        <w:t xml:space="preserve"> erstellt eine Wahrscheinlichkeitsmaske. Aus dieser wird dann eine binäre Silhouette erstellt. Diese Methode benötigt mehr Rechenleistung.</w:t>
+        <w:t>Im Gegensatz zum Finalcode des Black Mirrors, wird in dieser Lösungsvariante das KI Modell BodyPix verwendet. Das BodyPix-Modell trennt die Person vom Hintergrund, indem es ein neuronales Netzwerk einsetzt. BodyPix erstellt eine Wahrscheinlichkeitsmaske. Aus dieser wird dann eine binäre Silhouette erstellt. Diese Methode benötigt mehr Rechenleistung.</w:t>
       </w:r>
     </w:p>
     <w:p/>
@@ -9010,15 +8723,7 @@
     </w:p>
     <w:p>
       <w:r>
-        <w:t xml:space="preserve">Für diese Lösungsmethode werden die Signale </w:t>
-      </w:r>
-      <w:proofErr w:type="spellStart"/>
-      <w:r>
-        <w:t>Clk</w:t>
-      </w:r>
-      <w:proofErr w:type="spellEnd"/>
-      <w:r>
-        <w:t>, MOSI und CS von verschiedenen SPI-Schnittstellen vom Raspberry Pi 5 verwendet. Da drei Reihen der LED-Matrix mit seriell geschickten Signalen grenzwertig funktioniert, entstand die Idee drei SPI-Schnittstellen zu verwenden. Die erste drei Reihen werden mit SPI 0 angesteuert, die nächsten drei mit SPI 1 und die restlichen drei mit SPI 2. Bei diesem Verfahren entstand das Problem, dass das Ansprechen der anderen SPIs nicht funktionierte. Dazu wird das Mapping für die Led-Anzeige dadurch wesentlich schwerer.</w:t>
+        <w:t>Für diese Lösungsmethode werden die Signale Clk, MOSI und CS von verschiedenen SPI-Schnittstellen vom Raspberry Pi 5 verwendet. Da drei Reihen der LED-Matrix mit seriell geschickten Signalen grenzwertig funktioniert, entstand die Idee drei SPI-Schnittstellen zu verwenden. Die erste drei Reihen werden mit SPI 0 angesteuert, die nächsten drei mit SPI 1 und die restlichen drei mit SPI 2. Bei diesem Verfahren entstand das Problem, dass das Ansprechen der anderen SPIs nicht funktionierte. Dazu wird das Mapping für die Led-Anzeige dadurch wesentlich schwerer.</w:t>
       </w:r>
     </w:p>
     <w:p/>
@@ -9038,15 +8743,7 @@
         <w:t xml:space="preserve">Ein weiterer Lösungsansatz bestand in der Verwendung einer Verstärkerschaltung mit einem Schmitt Trigger. Ein Schmitt Trigger wird meistens für die Korrektur verrauschter Signale eingesetzt. Der Schmitt Trigger </w:t>
       </w:r>
       <w:r>
-        <w:t xml:space="preserve">besitzt unterschiedliche Schaltschwellen für steigende/fallende Flanken, wodurch eine höhere Störsicherheit entsteht. Dadurch werden Signale stabilisiert. Für diesen Ansatz wurde eine Schaltung auf </w:t>
-      </w:r>
-      <w:proofErr w:type="spellStart"/>
-      <w:r>
-        <w:t>Multisim</w:t>
-      </w:r>
-      <w:proofErr w:type="spellEnd"/>
-      <w:r>
-        <w:t xml:space="preserve"> erstellt, welche anschließend </w:t>
+        <w:t xml:space="preserve">besitzt unterschiedliche Schaltschwellen für steigende/fallende Flanken, wodurch eine höhere Störsicherheit entsteht. Dadurch werden Signale stabilisiert. Für diesen Ansatz wurde eine Schaltung auf Multisim erstellt, welche anschließend </w:t>
       </w:r>
       <w:r>
         <w:t>simuliert</w:t>
@@ -9306,23 +9003,7 @@
       </w:pPr>
       <w:bookmarkStart w:id="37" w:name="_Toc224739566"/>
       <w:r>
-        <w:t xml:space="preserve">Programmiersprache und Bibliotheken (Python, </w:t>
-      </w:r>
-      <w:proofErr w:type="spellStart"/>
-      <w:r>
-        <w:t>OpenCV</w:t>
-      </w:r>
-      <w:proofErr w:type="spellEnd"/>
-      <w:r>
-        <w:t xml:space="preserve">, </w:t>
-      </w:r>
-      <w:proofErr w:type="spellStart"/>
-      <w:r>
-        <w:t>NumPy</w:t>
-      </w:r>
-      <w:proofErr w:type="spellEnd"/>
-      <w:r>
-        <w:t>)</w:t>
+        <w:t>Programmiersprache und Bibliotheken (Python, OpenCV, NumPy)</w:t>
       </w:r>
       <w:bookmarkEnd w:id="37"/>
     </w:p>
@@ -9396,15 +9077,7 @@
         </w:drawing>
       </w:r>
       <w:r>
-        <w:t>Für Personenerfassung und die Led-Ansteuerung wurde hauptsächlich nur die Programmiersprache Python verwendet. Python ist besonders gut für Anwendungen im Themen Bereich der Bildverarbeitung und Künstlicher Intelligenz, da es eine Menge spezialisierten Bibliotheken (</w:t>
-      </w:r>
-      <w:proofErr w:type="spellStart"/>
-      <w:r>
-        <w:t>packages</w:t>
-      </w:r>
-      <w:proofErr w:type="spellEnd"/>
-      <w:r>
-        <w:t>) zur Verfügung stehen.</w:t>
+        <w:t>Für Personenerfassung und die Led-Ansteuerung wurde hauptsächlich nur die Programmiersprache Python verwendet. Python ist besonders gut für Anwendungen im Themen Bereich der Bildverarbeitung und Künstlicher Intelligenz, da es eine Menge spezialisierten Bibliotheken (packages) zur Verfügung stehen.</w:t>
       </w:r>
       <w:r>
         <w:rPr>
@@ -9483,36 +9156,12 @@
         </w:drawing>
       </w:r>
       <w:r>
-        <w:t xml:space="preserve">Für die Kamerasteuerung und Kamerabildverarbeitung wurde die Bibliothek </w:t>
-      </w:r>
-      <w:proofErr w:type="spellStart"/>
-      <w:r>
-        <w:t>OpenCV</w:t>
-      </w:r>
-      <w:proofErr w:type="spellEnd"/>
-      <w:r>
-        <w:t xml:space="preserve"> verwendet. </w:t>
-      </w:r>
-      <w:proofErr w:type="spellStart"/>
-      <w:r>
-        <w:t>OpenCv</w:t>
-      </w:r>
-      <w:proofErr w:type="spellEnd"/>
-      <w:r>
-        <w:t xml:space="preserve"> ist eine Bibliothek bekannt für ihre umfangreiche Funktion für Bildverarbeitung, Kameraansteuerung und Filteroptionen.</w:t>
-      </w:r>
-    </w:p>
-    <w:p>
-      <w:r>
-        <w:t xml:space="preserve">Da Bilddaten intern als Pixelmatrizen gespeichert werden, ermöglicht die Bibliothek </w:t>
-      </w:r>
-      <w:proofErr w:type="spellStart"/>
-      <w:r>
-        <w:t>NumPY</w:t>
-      </w:r>
-      <w:proofErr w:type="spellEnd"/>
-      <w:r>
-        <w:t xml:space="preserve"> schnelle mathematische Operationen, um die Bilddaten effizient als Matrizen zu verarbeiten.</w:t>
+        <w:t>Für die Kamerasteuerung und Kamerabildverarbeitung wurde die Bibliothek OpenCV verwendet. OpenCv ist eine Bibliothek bekannt für ihre umfangreiche Funktion für Bildverarbeitung, Kameraansteuerung und Filteroptionen.</w:t>
+      </w:r>
+    </w:p>
+    <w:p>
+      <w:r>
+        <w:t>Da Bilddaten intern als Pixelmatrizen gespeichert werden, ermöglicht die Bibliothek NumPY schnelle mathematische Operationen, um die Bilddaten effizient als Matrizen zu verarbeiten.</w:t>
       </w:r>
     </w:p>
     <w:p>
@@ -9523,19 +9172,11 @@
         </w:rPr>
       </w:pPr>
       <w:bookmarkStart w:id="38" w:name="_Toc224739567"/>
-      <w:proofErr w:type="spellStart"/>
       <w:r>
         <w:rPr>
           <w:lang w:val="en-GB"/>
         </w:rPr>
-        <w:t>MediaPipe</w:t>
-      </w:r>
-      <w:proofErr w:type="spellEnd"/>
-      <w:r>
-        <w:rPr>
-          <w:lang w:val="en-GB"/>
-        </w:rPr>
-        <w:t xml:space="preserve"> Selfie Segmentation und Hands</w:t>
+        <w:t>MediaPipe Selfie Segmentation und Hands</w:t>
       </w:r>
       <w:bookmarkEnd w:id="38"/>
     </w:p>
@@ -9862,49 +9503,7 @@
         <w:rPr>
           <w:lang w:val="de-AT"/>
         </w:rPr>
-        <w:t xml:space="preserve">Es gibt eine Menge an Auswahlmöglichkeiten für die Entwicklung und Verwaltung des Projekts. Der Balck Mirror wurde hauptsächlich in Py Charm entwickelt. Zur Verwaltung, Organisation und Dokumentation wurde </w:t>
-      </w:r>
-      <w:proofErr w:type="spellStart"/>
-      <w:r>
-        <w:rPr>
-          <w:lang w:val="de-AT"/>
-        </w:rPr>
-        <w:t>Git</w:t>
-      </w:r>
-      <w:proofErr w:type="spellEnd"/>
-      <w:r>
-        <w:rPr>
-          <w:lang w:val="de-AT"/>
-        </w:rPr>
-        <w:t xml:space="preserve"> Hub verwendet. </w:t>
-      </w:r>
-      <w:proofErr w:type="spellStart"/>
-      <w:r>
-        <w:rPr>
-          <w:lang w:val="de-AT"/>
-        </w:rPr>
-        <w:t>Git</w:t>
-      </w:r>
-      <w:proofErr w:type="spellEnd"/>
-      <w:r>
-        <w:rPr>
-          <w:lang w:val="de-AT"/>
-        </w:rPr>
-        <w:t xml:space="preserve"> Hub ist genau für solche Projekte sehr </w:t>
-      </w:r>
-      <w:proofErr w:type="spellStart"/>
-      <w:r>
-        <w:rPr>
-          <w:lang w:val="de-AT"/>
-        </w:rPr>
-        <w:t>nutzvoll</w:t>
-      </w:r>
-      <w:proofErr w:type="spellEnd"/>
-      <w:r>
-        <w:rPr>
-          <w:lang w:val="de-AT"/>
-        </w:rPr>
-        <w:t>, da Änderungen am Code nachvollgezogen werden können und verschiedene Stände in der Entwicklung verwaltet werden können.</w:t>
+        <w:t>Es gibt eine Menge an Auswahlmöglichkeiten für die Entwicklung und Verwaltung des Projekts. Der Balck Mirror wurde hauptsächlich in Py Charm entwickelt. Zur Verwaltung, Organisation und Dokumentation wurde Git Hub verwendet. Git Hub ist genau für solche Projekte sehr nutzvoll, da Änderungen am Code nachvollgezogen werden können und verschiedene Stände in der Entwicklung verwaltet werden können.</w:t>
       </w:r>
     </w:p>
     <w:p>
@@ -10006,11 +9605,9 @@
       <w:r>
         <w:t xml:space="preserve">Nachdem Einschalten des Black </w:t>
       </w:r>
-      <w:proofErr w:type="spellStart"/>
       <w:r>
         <w:t>Mirrors</w:t>
       </w:r>
-      <w:proofErr w:type="spellEnd"/>
       <w:r>
         <w:t xml:space="preserve"> erfolgen diese Prozesse, um am Ende ein </w:t>
       </w:r>
@@ -10076,75 +9673,25 @@
         <w:rPr>
           <w:lang w:val="de-AT"/>
         </w:rPr>
-        <w:t xml:space="preserve">Pi </w:t>
-      </w:r>
-      <w:proofErr w:type="spellStart"/>
+        <w:t>Pi Camera Modul 3 Wide NoIR</w:t>
+      </w:r>
       <w:r>
         <w:rPr>
           <w:lang w:val="de-AT"/>
         </w:rPr>
-        <w:t>Camera</w:t>
-      </w:r>
-      <w:proofErr w:type="spellEnd"/>
+        <w:t xml:space="preserve"> ist ein wichtiger Bestandpunkt des Black Mirrors. Das Modul ist zuständig für Aufnahme der Person in Echtzeit.</w:t>
+      </w:r>
       <w:r>
         <w:rPr>
           <w:lang w:val="de-AT"/>
         </w:rPr>
-        <w:t xml:space="preserve"> Modul 3 Wide </w:t>
-      </w:r>
-      <w:proofErr w:type="spellStart"/>
+        <w:t xml:space="preserve"> Das Modul ist klein, weshalb auch ein spezielles Case dafür entwickelt werden musste.</w:t>
+      </w:r>
       <w:r>
         <w:rPr>
           <w:lang w:val="de-AT"/>
         </w:rPr>
-        <w:t>NoIR</w:t>
-      </w:r>
-      <w:proofErr w:type="spellEnd"/>
-      <w:r>
-        <w:rPr>
-          <w:lang w:val="de-AT"/>
-        </w:rPr>
-        <w:t xml:space="preserve"> ist ein wichtiger Bestandpunkt des Black </w:t>
-      </w:r>
-      <w:proofErr w:type="spellStart"/>
-      <w:r>
-        <w:rPr>
-          <w:lang w:val="de-AT"/>
-        </w:rPr>
-        <w:t>Mirrors</w:t>
-      </w:r>
-      <w:proofErr w:type="spellEnd"/>
-      <w:r>
-        <w:rPr>
-          <w:lang w:val="de-AT"/>
-        </w:rPr>
-        <w:t>. Das Modul ist zuständig für Aufnahme der Person in Echtzeit.</w:t>
-      </w:r>
-      <w:r>
-        <w:rPr>
-          <w:lang w:val="de-AT"/>
-        </w:rPr>
-        <w:t xml:space="preserve"> Das Modul ist klein, weshalb auch ein spezielles Case dafür entwickelt werden musste.</w:t>
-      </w:r>
-      <w:r>
-        <w:rPr>
-          <w:lang w:val="de-AT"/>
-        </w:rPr>
-        <w:t xml:space="preserve"> Wir haben dieses Kamera Modul ausgewählt, da dieses Modul größere Winkel aufnehmen kann und durch den </w:t>
-      </w:r>
-      <w:proofErr w:type="spellStart"/>
-      <w:r>
-        <w:rPr>
-          <w:lang w:val="de-AT"/>
-        </w:rPr>
-        <w:t>NoIR</w:t>
-      </w:r>
-      <w:proofErr w:type="spellEnd"/>
-      <w:r>
-        <w:rPr>
-          <w:lang w:val="de-AT"/>
-        </w:rPr>
-        <w:t>-Filter werden die Personen in einem Lila-Ton aufgezeichnet.</w:t>
+        <w:t xml:space="preserve"> Wir haben dieses Kamera Modul ausgewählt, da dieses Modul größere Winkel aufnehmen kann und durch den NoIR-Filter werden die Personen in einem Lila-Ton aufgezeichnet.</w:t>
       </w:r>
     </w:p>
     <w:p>
@@ -10341,15 +9888,7 @@
         <w:t xml:space="preserve"> Ein Modul ist 12,8 cm hoch und 3,2 cm breit.</w:t>
       </w:r>
       <w:r>
-        <w:t xml:space="preserve"> Die LED-Matrix ist 53,6 cm hoch und 29,5 cm breit. Sie werden über die </w:t>
-      </w:r>
-      <w:proofErr w:type="gramStart"/>
-      <w:r>
-        <w:t>GPIO Pins</w:t>
-      </w:r>
-      <w:proofErr w:type="gramEnd"/>
-      <w:r>
-        <w:t xml:space="preserve"> des </w:t>
+        <w:t xml:space="preserve"> Die LED-Matrix ist 53,6 cm hoch und 29,5 cm breit. Sie werden über die GPIO Pins des </w:t>
       </w:r>
       <w:r>
         <w:t>Raspberry</w:t>
@@ -11529,23 +11068,7 @@
     </w:p>
     <w:p>
       <w:r>
-        <w:t xml:space="preserve">Die Idee für die Personenerkennung war anfänglich nur auf Bewegung und Kantenerkennung zu achten und am Anfang des Codes wurde ein </w:t>
-      </w:r>
-      <w:proofErr w:type="spellStart"/>
-      <w:r>
-        <w:t>KNNBackground</w:t>
-      </w:r>
-      <w:proofErr w:type="spellEnd"/>
-      <w:r>
-        <w:t xml:space="preserve"> </w:t>
-      </w:r>
-      <w:proofErr w:type="spellStart"/>
-      <w:r>
-        <w:t>Subtractor</w:t>
-      </w:r>
-      <w:proofErr w:type="spellEnd"/>
-      <w:r>
-        <w:t xml:space="preserve"> verwendet, der dann die Unterscheidung zwischen Person und Hintergrund machen soll. Dazu wurden Algorithmen wie Erode und Dilate oder Morphologie </w:t>
+        <w:t xml:space="preserve">Die Idee für die Personenerkennung war anfänglich nur auf Bewegung und Kantenerkennung zu achten und am Anfang des Codes wurde ein KNNBackground Subtractor verwendet, der dann die Unterscheidung zwischen Person und Hintergrund machen soll. Dazu wurden Algorithmen wie Erode und Dilate oder Morphologie </w:t>
       </w:r>
       <w:r>
         <w:t>verwendet,</w:t>
@@ -11661,15 +11184,7 @@
         <w:t>förmige</w:t>
       </w:r>
       <w:r>
-        <w:t xml:space="preserve"> </w:t>
-      </w:r>
-      <w:proofErr w:type="gramStart"/>
-      <w:r>
-        <w:t>Pin Header</w:t>
-      </w:r>
-      <w:proofErr w:type="gramEnd"/>
-      <w:r>
-        <w:t xml:space="preserve">, da die Zwischenplatinen ermöglichen eine deutlich stabilere Verbindung zwischen den Modulen. Die </w:t>
+        <w:t xml:space="preserve"> Pin Header, da die Zwischenplatinen ermöglichen eine deutlich stabilere Verbindung zwischen den Modulen. Die </w:t>
       </w:r>
       <w:r>
         <w:t>Bauform der Platine wurde so entworfen, dass die Led-Module enger zueinander positioniert, wodurch ein flüssiges Gesamtbild entsteht. Zusätzlich verbessert die feste Lötverbindung die Kontaktqualität und reduziert mögliche Kontaktprobleme</w:t>
@@ -11846,31 +11361,7 @@
         <w:t xml:space="preserve"> müssen möglichst rauschfrei nach jedem Modul aussehen</w:t>
       </w:r>
       <w:r>
-        <w:t xml:space="preserve">. Das </w:t>
-      </w:r>
-      <w:proofErr w:type="spellStart"/>
-      <w:r>
-        <w:t>Clk</w:t>
-      </w:r>
-      <w:proofErr w:type="spellEnd"/>
-      <w:r>
-        <w:t xml:space="preserve"> Signal vom Raspberry Pi soll gleich aussehen wie das </w:t>
-      </w:r>
-      <w:proofErr w:type="spellStart"/>
-      <w:r>
-        <w:t>Clk</w:t>
-      </w:r>
-      <w:proofErr w:type="spellEnd"/>
-      <w:r>
-        <w:t xml:space="preserve"> Signal nach dem vierten Led-Modul. Jedoch ändert sich das </w:t>
-      </w:r>
-      <w:proofErr w:type="spellStart"/>
-      <w:r>
-        <w:t>Clk</w:t>
-      </w:r>
-      <w:proofErr w:type="spellEnd"/>
-      <w:r>
-        <w:t xml:space="preserve"> sowie das Data In Signal schon nach dem vierten Modul und wird unerkennbar zum Anfangssignale. </w:t>
+        <w:t xml:space="preserve">. Das Clk Signal vom Raspberry Pi soll gleich aussehen wie das Clk Signal nach dem vierten Led-Modul. Jedoch ändert sich das Clk sowie das Data In Signal schon nach dem vierten Modul und wird unerkennbar zum Anfangssignale. </w:t>
       </w:r>
     </w:p>
     <w:p>
@@ -11883,50 +11374,37 @@
       <w:r>
         <w:t xml:space="preserve"> Bild beschreibt das </w:t>
       </w:r>
-      <w:proofErr w:type="spellStart"/>
-      <w:r>
-        <w:t>Clk</w:t>
-      </w:r>
-      <w:proofErr w:type="spellEnd"/>
+      <w:r>
+        <w:t xml:space="preserve">Clk </w:t>
+      </w:r>
+      <w:r>
+        <w:t>Signal nach dem vierten Led Modul</w:t>
+      </w:r>
+      <w:r>
+        <w:t xml:space="preserve">. Im Bild erkennt man wie das eigentliche Clk Signal (Bild links) nach der vierten Reihe sich schon in einem Sinus verwandelt hat. Das ist schlecht für die Led Module, da beispielsweise das fünfte Led Modul ein verwaschenes Rechtecksignal. Dadurch dass die  </w:t>
+      </w:r>
+    </w:p>
+    <w:p>
+      <w:pPr>
+        <w:pStyle w:val="berschrift3"/>
+      </w:pPr>
+      <w:bookmarkStart w:id="66" w:name="_Toc224739596"/>
+      <w:r>
+        <w:t>OPA354AIDBVT</w:t>
+      </w:r>
+      <w:bookmarkEnd w:id="66"/>
+    </w:p>
+    <w:p>
+      <w:r>
+        <w:t xml:space="preserve">Für die Signalaufbereitung für die Led-Matrix wurde ein Operationsverstärker (OPA354AIDBVT) ausgewählt. Ein OPV ist ein analoges Bauteil, welches die Spannungsdifferenz zwischen zwei Eingängen verstärkt. Ein OPV wird </w:t>
+      </w:r>
+      <w:r>
+        <w:t>häufig</w:t>
+      </w:r>
       <w:r>
         <w:t xml:space="preserve"> </w:t>
       </w:r>
       <w:r>
-        <w:t>Signal nach dem vierten Led Modul</w:t>
-      </w:r>
-      <w:r>
-        <w:t xml:space="preserve">. Im Bild erkennt man wie das eigentliche </w:t>
-      </w:r>
-      <w:proofErr w:type="spellStart"/>
-      <w:r>
-        <w:t>Clk</w:t>
-      </w:r>
-      <w:proofErr w:type="spellEnd"/>
-      <w:r>
-        <w:t xml:space="preserve"> Signal (Bild links) nach der vierten Reihe sich schon in einem Sinus verwandelt hat. Das ist schlecht für die Led Module, da beispielsweise das fünfte Led Modul ein verwaschenes Rechtecksignal. Dadurch dass die  </w:t>
-      </w:r>
-    </w:p>
-    <w:p>
-      <w:pPr>
-        <w:pStyle w:val="berschrift3"/>
-      </w:pPr>
-      <w:bookmarkStart w:id="66" w:name="_Toc224739596"/>
-      <w:r>
-        <w:t>OPA354AIDBVT</w:t>
-      </w:r>
-      <w:bookmarkEnd w:id="66"/>
-    </w:p>
-    <w:p>
-      <w:r>
-        <w:t xml:space="preserve">Für die Signalaufbereitung für die Led-Matrix wurde ein Operationsverstärker (OPA354AIDBVT) ausgewählt. Ein OPV ist ein analoges Bauteil, welches die Spannungsdifferenz zwischen zwei Eingängen verstärkt. Ein OPV wird </w:t>
-      </w:r>
-      <w:r>
-        <w:t>häufig</w:t>
-      </w:r>
-      <w:r>
-        <w:t xml:space="preserve"> </w:t>
-      </w:r>
-      <w:r>
         <w:t>in der Form</w:t>
       </w:r>
       <w:r>
@@ -11941,15 +11419,7 @@
         <w:t xml:space="preserve">Der OPA354 wurde gewählt, da dieser besonders für Anwendungen mit hoher Bandbreite und schnellen Signalflanken geeignet ist. So ein OPV ist sehr wichtig bei serieller Ansteuerung von </w:t>
       </w:r>
       <w:r>
-        <w:t xml:space="preserve">Led-Matrizen, da ein Signal sowie </w:t>
-      </w:r>
-      <w:proofErr w:type="spellStart"/>
-      <w:r>
-        <w:t>Clk</w:t>
-      </w:r>
-      <w:proofErr w:type="spellEnd"/>
-      <w:r>
-        <w:t xml:space="preserve"> auch nach mehreren Led Modulen die gleiche Form behalten.</w:t>
+        <w:t>Led-Matrizen, da ein Signal sowie Clk auch nach mehreren Led Modulen die gleiche Form behalten.</w:t>
       </w:r>
     </w:p>
     <w:p>
@@ -12020,16 +11490,8 @@
         <w:rPr>
           <w:lang w:val="en-GB"/>
         </w:rPr>
-        <w:t xml:space="preserve">Rail-to-Rail </w:t>
-      </w:r>
-      <w:proofErr w:type="spellStart"/>
-      <w:r>
-        <w:rPr>
-          <w:lang w:val="en-GB"/>
-        </w:rPr>
-        <w:t>Ausgang</w:t>
-      </w:r>
-      <w:proofErr w:type="spellEnd"/>
+        <w:t>Rail-to-Rail Ausgang</w:t>
+      </w:r>
     </w:p>
     <w:p>
       <w:pPr>
@@ -12042,7 +11504,6 @@
           <w:lang w:val="en-GB"/>
         </w:rPr>
       </w:pPr>
-      <w:proofErr w:type="spellStart"/>
       <w:r>
         <w:rPr>
           <w:lang w:val="en-GB"/>
@@ -12055,79 +11516,62 @@
         </w:rPr>
         <w:t>e</w:t>
       </w:r>
-      <w:proofErr w:type="spellEnd"/>
       <w:r>
         <w:rPr>
           <w:lang w:val="en-GB"/>
         </w:rPr>
+        <w:t xml:space="preserve"> Offsetspannung</w:t>
+      </w:r>
+    </w:p>
+    <w:p>
+      <w:pPr>
+        <w:rPr>
+          <w:lang w:val="de-AT"/>
+        </w:rPr>
+      </w:pPr>
+      <w:r>
+        <w:rPr>
+          <w:lang w:val="de-AT"/>
+        </w:rPr>
+        <w:t>Durch die hohe Slew-R</w:t>
+      </w:r>
+      <w:r>
+        <w:rPr>
+          <w:lang w:val="de-AT"/>
+        </w:rPr>
+        <w:t>ate kann der OPV schnelle Signaländerung sauber übertragen.</w:t>
+      </w:r>
+      <w:r>
+        <w:rPr>
+          <w:lang w:val="de-AT"/>
+        </w:rPr>
         <w:t xml:space="preserve"> </w:t>
       </w:r>
-      <w:proofErr w:type="spellStart"/>
-      <w:r>
-        <w:rPr>
-          <w:lang w:val="en-GB"/>
-        </w:rPr>
-        <w:t>Offsetspannung</w:t>
-      </w:r>
-      <w:proofErr w:type="spellEnd"/>
-    </w:p>
-    <w:p>
-      <w:pPr>
+      <w:r>
         <w:rPr>
           <w:lang w:val="de-AT"/>
         </w:rPr>
-      </w:pPr>
+        <w:t xml:space="preserve">Dadurch das der OPV eine große Bandbreite hat, </w:t>
+      </w:r>
       <w:r>
         <w:rPr>
           <w:lang w:val="de-AT"/>
         </w:rPr>
-        <w:t xml:space="preserve">Durch die hohe </w:t>
-      </w:r>
-      <w:proofErr w:type="spellStart"/>
-      <w:r>
+        <w:t>treten auch keine starken Signalverzerrungen vor. Der OPV wurde in einer nicht-invertierenden Verstärkerschaltung eingesetzt, um das Signal nach mehreren Led Modulen aufzubereiten und eine passende Signalform wiederherstellen.</w:t>
+      </w:r>
+    </w:p>
+    <w:p>
+      <w:pPr>
         <w:rPr>
           <w:lang w:val="de-AT"/>
         </w:rPr>
-        <w:t>Slew</w:t>
-      </w:r>
-      <w:proofErr w:type="spellEnd"/>
-      <w:r>
+      </w:pPr>
+    </w:p>
+    <w:p>
+      <w:pPr>
         <w:rPr>
           <w:lang w:val="de-AT"/>
         </w:rPr>
-        <w:t>-R</w:t>
-      </w:r>
-      <w:r>
-        <w:rPr>
-          <w:lang w:val="de-AT"/>
-        </w:rPr>
-        <w:t>ate kann der OPV schnelle Signaländerung sauber übertragen.</w:t>
-      </w:r>
-      <w:r>
-        <w:rPr>
-          <w:lang w:val="de-AT"/>
-        </w:rPr>
-        <w:t xml:space="preserve"> </w:t>
-      </w:r>
-      <w:r>
-        <w:rPr>
-          <w:lang w:val="de-AT"/>
-        </w:rPr>
-        <w:t xml:space="preserve">Dadurch das der OPV eine große Bandbreite hat, </w:t>
-      </w:r>
-    </w:p>
-    <w:p>
-      <w:pPr>
-        <w:rPr>
-          <w:lang w:val="de-AT"/>
-        </w:rPr>
-      </w:pPr>
-    </w:p>
-    <w:p>
-      <w:pPr>
-        <w:rPr>
-          <w:lang w:val="de-AT"/>
-        </w:rPr>
       </w:pPr>
     </w:p>
     <w:p>
@@ -12137,14 +11581,9 @@
       <w:bookmarkStart w:id="67" w:name="_Toc224739597"/>
       <w:r>
         <w:lastRenderedPageBreak/>
-        <w:t xml:space="preserve">Schaltung auf </w:t>
-      </w:r>
-      <w:proofErr w:type="spellStart"/>
-      <w:r>
-        <w:t>Multisim</w:t>
+        <w:t>Schaltung auf Multisim</w:t>
       </w:r>
       <w:bookmarkEnd w:id="67"/>
-      <w:proofErr w:type="spellEnd"/>
     </w:p>
     <w:p>
       <w:r>
@@ -12303,17 +11742,28 @@
     </w:p>
     <w:p>
       <w:r>
+        <w:t>Das Ausgangssignal der OPV-Schaltung zeigt eine ideales Rechteck Signal. Das Signal weist höhere Stabilität Verzerrung und geringere Verzerrung auf. Die Simulation</w:t>
+      </w:r>
+      <w:r>
+        <w:t xml:space="preserve"> zeigt, dass bei der Ansteuerung langer Led-Ketten eine geeignete Schaltung zur Korrektur des Signals. </w:t>
+      </w:r>
+      <w:r>
+        <w:t xml:space="preserve"> </w:t>
+      </w:r>
+    </w:p>
+    <w:p>
+      <w:r>
         <w:rPr>
           <w:noProof/>
         </w:rPr>
         <w:drawing>
-          <wp:anchor distT="0" distB="0" distL="114300" distR="114300" simplePos="0" relativeHeight="251691008" behindDoc="1" locked="0" layoutInCell="1" allowOverlap="1" wp14:anchorId="00253EA1" wp14:editId="27F8D08C">
+          <wp:anchor distT="0" distB="0" distL="114300" distR="114300" simplePos="0" relativeHeight="251691008" behindDoc="1" locked="0" layoutInCell="1" allowOverlap="1" wp14:anchorId="00253EA1" wp14:editId="35E45838">
             <wp:simplePos x="0" y="0"/>
             <wp:positionH relativeFrom="margin">
-              <wp:align>right</wp:align>
+              <wp:posOffset>-243518</wp:posOffset>
             </wp:positionH>
             <wp:positionV relativeFrom="paragraph">
-              <wp:posOffset>1049257</wp:posOffset>
+              <wp:posOffset>468081</wp:posOffset>
             </wp:positionV>
             <wp:extent cx="6349365" cy="3418205"/>
             <wp:effectExtent l="0" t="0" r="0" b="0"/>
@@ -12370,17 +11820,7 @@
           </wp:anchor>
         </w:drawing>
       </w:r>
-      <w:r>
-        <w:t>Das Ausgangssignal der OPV-Schaltung zeigt eine ideales Rechteck Signal. Das Signal weist höhere Stabilität Verzerrung und geringere Verzerrung auf. Die Simulation</w:t>
-      </w:r>
-      <w:r>
-        <w:t xml:space="preserve"> zeigt, dass bei der Ansteuerung langer Led-Ketten eine geeignete Schaltung zur Korrektur des Signals. </w:t>
-      </w:r>
-      <w:r>
-        <w:t xml:space="preserve"> </w:t>
-      </w:r>
-    </w:p>
-    <w:p/>
+    </w:p>
     <w:p/>
     <w:p/>
     <w:p/>
@@ -12500,25 +11940,15 @@
         <w:pStyle w:val="berschrift2"/>
       </w:pPr>
       <w:bookmarkStart w:id="71" w:name="_Toc224739601"/>
-      <w:proofErr w:type="spellStart"/>
       <w:r>
         <w:lastRenderedPageBreak/>
         <w:t>Levelshifterplatine</w:t>
       </w:r>
       <w:bookmarkEnd w:id="71"/>
-      <w:proofErr w:type="spellEnd"/>
-    </w:p>
-    <w:p>
-      <w:r>
-        <w:t xml:space="preserve">Zur stabilen Signalübertragung zwischen dem Raspberry und der Led-Matrix wurde eine </w:t>
-      </w:r>
-      <w:proofErr w:type="spellStart"/>
-      <w:r>
-        <w:t>Levelshifterplatine</w:t>
-      </w:r>
-      <w:proofErr w:type="spellEnd"/>
-      <w:r>
-        <w:t xml:space="preserve"> eingesetzt. Dadurch, dass der Raspberry Pi mit einer Logikspannung von 3,3 V arbeitet, die Led-Matrix jedoch 5 V benötigt, ist eine Pegelanpassung durch den Level-Shifter erforderlich. Der Level-Shifter wandelt das Signal vom Raspberry auf eine geeignete Spannung für die Led-Matrix, sodass eine stabile Signalübertragung ermöglicht wird. Zusätzlich verbessert die Platine die Signalqualität, indem sie Signalverzerrungen durch lange Leitungen mindert.</w:t>
+    </w:p>
+    <w:p>
+      <w:r>
+        <w:t>Zur stabilen Signalübertragung zwischen dem Raspberry und der Led-Matrix wurde eine Levelshifterplatine eingesetzt. Dadurch, dass der Raspberry Pi mit einer Logikspannung von 3,3 V arbeitet, die Led-Matrix jedoch 5 V benötigt, ist eine Pegelanpassung durch den Level-Shifter erforderlich. Der Level-Shifter wandelt das Signal vom Raspberry auf eine geeignete Spannung für die Led-Matrix, sodass eine stabile Signalübertragung ermöglicht wird. Zusätzlich verbessert die Platine die Signalqualität, indem sie Signalverzerrungen durch lange Leitungen mindert.</w:t>
       </w:r>
     </w:p>
     <w:p>
@@ -12554,14 +11984,9 @@
       </w:pPr>
       <w:bookmarkStart w:id="73" w:name="_Toc224739603"/>
       <w:r>
-        <w:t xml:space="preserve">Schaltung auf </w:t>
-      </w:r>
-      <w:proofErr w:type="spellStart"/>
-      <w:r>
-        <w:t>Multisim</w:t>
+        <w:t>Schaltung auf Multisim</w:t>
       </w:r>
       <w:bookmarkEnd w:id="73"/>
-      <w:proofErr w:type="spellEnd"/>
     </w:p>
     <w:p>
       <w:r>
@@ -12583,15 +12008,7 @@
         <w:t xml:space="preserve"> stellt das Ausgangssignal vom Raspberry Pi dar</w:t>
       </w:r>
       <w:r>
-        <w:t xml:space="preserve">. Dieses Signal wird an den Level-Shifter übertragen. Neben den Eingangs -und Ausgangssignal gibt es noch den OE-Pin (Output </w:t>
-      </w:r>
-      <w:proofErr w:type="spellStart"/>
-      <w:r>
-        <w:t>Enable</w:t>
-      </w:r>
-      <w:proofErr w:type="spellEnd"/>
-      <w:r>
-        <w:t xml:space="preserve">). Dieser steuert, ob </w:t>
+        <w:t xml:space="preserve">. Dieses Signal wird an den Level-Shifter übertragen. Neben den Eingangs -und Ausgangssignal gibt es noch den OE-Pin (Output Enable). Dieser steuert, ob </w:t>
       </w:r>
       <w:r>
         <w:t>der Ausgang</w:t>
@@ -12600,15 +12017,7 @@
         <w:t xml:space="preserve"> aktiv ist oder sich hochohmigen Zustand befindet. In der Schaltung ist der </w:t>
       </w:r>
       <w:r>
-        <w:t xml:space="preserve">Ausgang dauerhaft auf aktiv. Am Ausgangspunkt </w:t>
-      </w:r>
-      <w:proofErr w:type="spellStart"/>
-      <w:r>
-        <w:t>SigOut</w:t>
-      </w:r>
-      <w:proofErr w:type="spellEnd"/>
-      <w:r>
-        <w:t xml:space="preserve"> wird das vom Baustein ausgegeben Signal gemessen. Da der Level-Shifter mit 5 V versorgt wird, änderst sich das Spannungsniveau von 3,3 V auf 5 V.</w:t>
+        <w:t>Ausgang dauerhaft auf aktiv. Am Ausgangspunkt SigOut wird das vom Baustein ausgegeben Signal gemessen. Da der Level-Shifter mit 5 V versorgt wird, änderst sich das Spannungsniveau von 3,3 V auf 5 V.</w:t>
       </w:r>
     </w:p>
     <w:p/>
@@ -12670,17 +12079,8 @@
         <w:t xml:space="preserve">Zur Analyse der Schaltung </w:t>
       </w:r>
       <w:r>
-        <w:t>wurde eine Transienten-Simulation durchgeführt. Hierbei wurde das Eingangssignal des Pulsgenerators mit dem Ausgangssignal des Level-</w:t>
-      </w:r>
-      <w:proofErr w:type="spellStart"/>
-      <w:r>
-        <w:t>Shifters</w:t>
-      </w:r>
-      <w:proofErr w:type="spellEnd"/>
-      <w:r>
-        <w:t xml:space="preserve"> verglichen. Das Signal </w:t>
-      </w:r>
-      <w:proofErr w:type="spellStart"/>
+        <w:t xml:space="preserve">wurde eine Transienten-Simulation durchgeführt. Hierbei wurde das Eingangssignal des Pulsgenerators mit dem Ausgangssignal des Level-Shifters verglichen. Das Signal </w:t>
+      </w:r>
       <w:r>
         <w:rPr>
           <w:i/>
@@ -12688,41 +12088,8 @@
         </w:rPr>
         <w:t>Sigin</w:t>
       </w:r>
-      <w:proofErr w:type="spellEnd"/>
-      <w:r>
-        <w:t xml:space="preserve"> erreicht, wie in der Darstellung zu sehen ist, eine Spannung von 3,3 V. Gleichzeitig ist zu erkennen, wie das Ausgangsignal </w:t>
-      </w:r>
-      <w:proofErr w:type="spellStart"/>
-      <w:r>
-        <w:t>SigOut</w:t>
-      </w:r>
-      <w:proofErr w:type="spellEnd"/>
-      <w:r>
-        <w:t xml:space="preserve"> eine deutlich höhere Spannung erreicht. Da in der verwendeten Schaltung kein </w:t>
-      </w:r>
-      <w:proofErr w:type="spellStart"/>
-      <w:r>
-        <w:t>identischs</w:t>
-      </w:r>
-      <w:proofErr w:type="spellEnd"/>
-      <w:r>
-        <w:t xml:space="preserve"> Modell des realen Bausteins verfügbar war, wurde ein </w:t>
-      </w:r>
-      <w:proofErr w:type="spellStart"/>
-      <w:r>
-        <w:t>änliches</w:t>
-      </w:r>
-      <w:proofErr w:type="spellEnd"/>
-      <w:r>
-        <w:t xml:space="preserve"> Modell verwendet. Dieses erzeugt im Gegensatz zum echten Baustein ein Spannungsniveau von 6 V. Das reale Verhalten des Level-</w:t>
-      </w:r>
-      <w:proofErr w:type="spellStart"/>
-      <w:r>
-        <w:t>Shifters</w:t>
-      </w:r>
-      <w:proofErr w:type="spellEnd"/>
-      <w:r>
-        <w:t xml:space="preserve"> erzeugt jedoch eine Spannung von 5 V. Trotzdem zeigt die Simulation die gewünschte Funktion: Das 3,3 V Eingangssignal wird durch den Level-Shifter auf ein höheres Ausgangssignal umgesetzt. </w:t>
+      <w:r>
+        <w:t xml:space="preserve"> erreicht, wie in der Darstellung zu sehen ist, eine Spannung von 3,3 V. Gleichzeitig ist zu erkennen, wie das Ausgangsignal SigOut eine deutlich höhere Spannung erreicht. Da in der verwendeten Schaltung kein identischs Modell des realen Bausteins verfügbar war, wurde ein änliches Modell verwendet. Dieses erzeugt im Gegensatz zum echten Baustein ein Spannungsniveau von 6 V. Das reale Verhalten des Level-Shifters erzeugt jedoch eine Spannung von 5 V. Trotzdem zeigt die Simulation die gewünschte Funktion: Das 3,3 V Eingangssignal wird durch den Level-Shifter auf ein höheres Ausgangssignal umgesetzt. </w:t>
       </w:r>
     </w:p>
     <w:p>
@@ -12731,9 +12098,25 @@
           <w:noProof/>
         </w:rPr>
         <w:drawing>
-          <wp:inline distT="0" distB="0" distL="0" distR="0" wp14:anchorId="4285D325" wp14:editId="3D776199">
-            <wp:extent cx="5889009" cy="3147701"/>
-            <wp:effectExtent l="0" t="0" r="0" b="0"/>
+          <wp:anchor distT="0" distB="0" distL="114300" distR="114300" simplePos="0" relativeHeight="251700224" behindDoc="1" locked="0" layoutInCell="1" allowOverlap="1" wp14:anchorId="4285D325" wp14:editId="55AD182A">
+            <wp:simplePos x="0" y="0"/>
+            <wp:positionH relativeFrom="page">
+              <wp:posOffset>832485</wp:posOffset>
+            </wp:positionH>
+            <wp:positionV relativeFrom="paragraph">
+              <wp:posOffset>605790</wp:posOffset>
+            </wp:positionV>
+            <wp:extent cx="6236970" cy="3333115"/>
+            <wp:effectExtent l="0" t="0" r="0" b="635"/>
+            <wp:wrapTight wrapText="bothSides">
+              <wp:wrapPolygon edited="0">
+                <wp:start x="0" y="0"/>
+                <wp:lineTo x="0" y="21481"/>
+                <wp:lineTo x="21508" y="21481"/>
+                <wp:lineTo x="21508" y="0"/>
+                <wp:lineTo x="0" y="0"/>
+              </wp:wrapPolygon>
+            </wp:wrapTight>
             <wp:docPr id="705029008" name="Grafik 1"/>
             <wp:cNvGraphicFramePr>
               <a:graphicFrameLocks xmlns:a="http://schemas.openxmlformats.org/drawingml/2006/main" noChangeAspect="1"/>
@@ -12746,7 +12129,13 @@
                     <pic:cNvPicPr/>
                   </pic:nvPicPr>
                   <pic:blipFill>
-                    <a:blip r:embed="rId43"/>
+                    <a:blip r:embed="rId43">
+                      <a:extLst>
+                        <a:ext uri="{28A0092B-C50C-407E-A947-70E740481C1C}">
+                          <a14:useLocalDpi xmlns:a14="http://schemas.microsoft.com/office/drawing/2010/main" val="0"/>
+                        </a:ext>
+                      </a:extLst>
+                    </a:blip>
                     <a:stretch>
                       <a:fillRect/>
                     </a:stretch>
@@ -12754,7 +12143,7 @@
                   <pic:spPr>
                     <a:xfrm>
                       <a:off x="0" y="0"/>
-                      <a:ext cx="5926999" cy="3168007"/>
+                      <a:ext cx="6236970" cy="3333115"/>
                     </a:xfrm>
                     <a:prstGeom prst="rect">
                       <a:avLst/>
@@ -12763,7 +12152,13 @@
                 </pic:pic>
               </a:graphicData>
             </a:graphic>
-          </wp:inline>
+            <wp14:sizeRelH relativeFrom="margin">
+              <wp14:pctWidth>0</wp14:pctWidth>
+            </wp14:sizeRelH>
+            <wp14:sizeRelV relativeFrom="margin">
+              <wp14:pctHeight>0</wp14:pctHeight>
+            </wp14:sizeRelV>
+          </wp:anchor>
         </w:drawing>
       </w:r>
     </w:p>
@@ -13632,7 +13027,6 @@
                 <w:lang w:val="de-AT" w:eastAsia="en-US"/>
               </w:rPr>
             </w:pPr>
-            <w:proofErr w:type="spellStart"/>
             <w:r>
               <w:rPr>
                 <w:rFonts w:ascii="Aptos Narrow" w:hAnsi="Aptos Narrow"/>
@@ -13641,40 +13035,7 @@
                 <w:szCs w:val="20"/>
                 <w:lang w:val="de-AT" w:eastAsia="en-US"/>
               </w:rPr>
-              <w:t>Twozoh</w:t>
-            </w:r>
-            <w:proofErr w:type="spellEnd"/>
-            <w:r>
-              <w:rPr>
-                <w:rFonts w:ascii="Aptos Narrow" w:hAnsi="Aptos Narrow"/>
-                <w:color w:val="000000"/>
-                <w:sz w:val="20"/>
-                <w:szCs w:val="20"/>
-                <w:lang w:val="de-AT" w:eastAsia="en-US"/>
-              </w:rPr>
-              <w:t xml:space="preserve"> Micro HDMI auf </w:t>
-            </w:r>
-            <w:proofErr w:type="gramStart"/>
-            <w:r>
-              <w:rPr>
-                <w:rFonts w:ascii="Aptos Narrow" w:hAnsi="Aptos Narrow"/>
-                <w:color w:val="000000"/>
-                <w:sz w:val="20"/>
-                <w:szCs w:val="20"/>
-                <w:lang w:val="de-AT" w:eastAsia="en-US"/>
-              </w:rPr>
-              <w:t>HDMI Kabel</w:t>
-            </w:r>
-            <w:proofErr w:type="gramEnd"/>
-            <w:r>
-              <w:rPr>
-                <w:rFonts w:ascii="Aptos Narrow" w:hAnsi="Aptos Narrow"/>
-                <w:color w:val="000000"/>
-                <w:sz w:val="20"/>
-                <w:szCs w:val="20"/>
-                <w:lang w:val="de-AT" w:eastAsia="en-US"/>
-              </w:rPr>
-              <w:t xml:space="preserve"> 1M</w:t>
+              <w:t>Twozoh Micro HDMI auf HDMI Kabel 1M</w:t>
             </w:r>
           </w:p>
         </w:tc>
@@ -13750,7 +13111,6 @@
                 <w:lang w:val="de-AT" w:eastAsia="en-US"/>
               </w:rPr>
             </w:pPr>
-            <w:proofErr w:type="spellStart"/>
             <w:r>
               <w:rPr>
                 <w:rFonts w:ascii="Aptos Narrow" w:hAnsi="Aptos Narrow"/>
@@ -13761,7 +13121,6 @@
               </w:rPr>
               <w:t>Twozoh</w:t>
             </w:r>
-            <w:proofErr w:type="spellEnd"/>
           </w:p>
         </w:tc>
         <w:tc>
@@ -14163,7 +13522,6 @@
                 <w:lang w:val="de-AT" w:eastAsia="en-US"/>
               </w:rPr>
             </w:pPr>
-            <w:proofErr w:type="spellStart"/>
             <w:r>
               <w:rPr>
                 <w:rFonts w:ascii="Aptos Narrow" w:hAnsi="Aptos Narrow"/>
@@ -14172,18 +13530,7 @@
                 <w:szCs w:val="20"/>
                 <w:lang w:val="de-AT" w:eastAsia="en-US"/>
               </w:rPr>
-              <w:t>Miuzei</w:t>
-            </w:r>
-            <w:proofErr w:type="spellEnd"/>
-            <w:r>
-              <w:rPr>
-                <w:rFonts w:ascii="Aptos Narrow" w:hAnsi="Aptos Narrow"/>
-                <w:color w:val="000000"/>
-                <w:sz w:val="20"/>
-                <w:szCs w:val="20"/>
-                <w:lang w:val="de-AT" w:eastAsia="en-US"/>
-              </w:rPr>
-              <w:t xml:space="preserve"> Gehäuse für Raspberry Pi 5</w:t>
+              <w:t>Miuzei Gehäuse für Raspberry Pi 5</w:t>
             </w:r>
           </w:p>
         </w:tc>
@@ -14231,7 +13578,6 @@
                 <w:lang w:val="de-AT" w:eastAsia="en-US"/>
               </w:rPr>
             </w:pPr>
-            <w:proofErr w:type="spellStart"/>
             <w:r>
               <w:rPr>
                 <w:rFonts w:ascii="Aptos Narrow" w:hAnsi="Aptos Narrow"/>
@@ -14240,40 +13586,7 @@
                 <w:szCs w:val="20"/>
                 <w:lang w:val="de-AT" w:eastAsia="en-US"/>
               </w:rPr>
-              <w:t>Boîtier</w:t>
-            </w:r>
-            <w:proofErr w:type="spellEnd"/>
-            <w:r>
-              <w:rPr>
-                <w:rFonts w:ascii="Aptos Narrow" w:hAnsi="Aptos Narrow"/>
-                <w:color w:val="000000"/>
-                <w:sz w:val="20"/>
-                <w:szCs w:val="20"/>
-                <w:lang w:val="de-AT" w:eastAsia="en-US"/>
-              </w:rPr>
-              <w:t xml:space="preserve"> </w:t>
-            </w:r>
-            <w:proofErr w:type="spellStart"/>
-            <w:r>
-              <w:rPr>
-                <w:rFonts w:ascii="Aptos Narrow" w:hAnsi="Aptos Narrow"/>
-                <w:color w:val="000000"/>
-                <w:sz w:val="20"/>
-                <w:szCs w:val="20"/>
-                <w:lang w:val="de-AT" w:eastAsia="en-US"/>
-              </w:rPr>
-              <w:t>pour</w:t>
-            </w:r>
-            <w:proofErr w:type="spellEnd"/>
-            <w:r>
-              <w:rPr>
-                <w:rFonts w:ascii="Aptos Narrow" w:hAnsi="Aptos Narrow"/>
-                <w:color w:val="000000"/>
-                <w:sz w:val="20"/>
-                <w:szCs w:val="20"/>
-                <w:lang w:val="de-AT" w:eastAsia="en-US"/>
-              </w:rPr>
-              <w:t xml:space="preserve"> Raspberry Pi 5</w:t>
+              <w:t>Boîtier pour Raspberry Pi 5</w:t>
             </w:r>
           </w:p>
         </w:tc>
@@ -14293,7 +13606,6 @@
                 <w:lang w:val="de-AT" w:eastAsia="en-US"/>
               </w:rPr>
             </w:pPr>
-            <w:proofErr w:type="spellStart"/>
             <w:r>
               <w:rPr>
                 <w:rFonts w:ascii="Aptos Narrow" w:hAnsi="Aptos Narrow"/>
@@ -14304,7 +13616,6 @@
               </w:rPr>
               <w:t>Miuzei</w:t>
             </w:r>
-            <w:proofErr w:type="spellEnd"/>
           </w:p>
         </w:tc>
         <w:tc>
@@ -14714,20 +14025,8 @@
                 <w:szCs w:val="20"/>
                 <w:lang w:val="en-GB" w:eastAsia="en-US"/>
               </w:rPr>
-              <w:t xml:space="preserve">Raspberry Pi Camera Modul 3 Wide </w:t>
-            </w:r>
-            <w:proofErr w:type="spellStart"/>
-            <w:r>
-              <w:rPr>
-                <w:rFonts w:ascii="Aptos Narrow" w:hAnsi="Aptos Narrow"/>
-                <w:color w:val="000000"/>
-                <w:sz w:val="20"/>
-                <w:szCs w:val="20"/>
-                <w:lang w:val="en-GB" w:eastAsia="en-US"/>
-              </w:rPr>
-              <w:t>NoIR</w:t>
-            </w:r>
-            <w:proofErr w:type="spellEnd"/>
+              <w:t>Raspberry Pi Camera Modul 3 Wide NoIR</w:t>
+            </w:r>
           </w:p>
         </w:tc>
         <w:tc>
@@ -15078,7 +14377,6 @@
                 <w:lang w:val="en-GB" w:eastAsia="en-US"/>
               </w:rPr>
             </w:pPr>
-            <w:proofErr w:type="spellStart"/>
             <w:r>
               <w:rPr>
                 <w:rFonts w:ascii="Aptos Narrow" w:hAnsi="Aptos Narrow"/>
@@ -15089,7 +14387,6 @@
               </w:rPr>
               <w:t>AliExpress</w:t>
             </w:r>
-            <w:proofErr w:type="spellEnd"/>
           </w:p>
         </w:tc>
         <w:tc>
@@ -15309,7 +14606,6 @@
                 <w:lang w:val="en-GB" w:eastAsia="en-US"/>
               </w:rPr>
             </w:pPr>
-            <w:proofErr w:type="spellStart"/>
             <w:r>
               <w:rPr>
                 <w:rFonts w:ascii="Aptos Narrow" w:hAnsi="Aptos Narrow"/>
@@ -15318,18 +14614,7 @@
                 <w:szCs w:val="20"/>
                 <w:lang w:val="de-AT" w:eastAsia="en-US"/>
               </w:rPr>
-              <w:t>Yu</w:t>
-            </w:r>
-            <w:proofErr w:type="spellEnd"/>
-            <w:r>
-              <w:rPr>
-                <w:rFonts w:ascii="Aptos Narrow" w:hAnsi="Aptos Narrow"/>
-                <w:color w:val="000000"/>
-                <w:sz w:val="20"/>
-                <w:szCs w:val="20"/>
-                <w:lang w:val="de-AT" w:eastAsia="en-US"/>
-              </w:rPr>
-              <w:t xml:space="preserve"> Na Sheng</w:t>
+              <w:t>Yu Na Sheng</w:t>
             </w:r>
           </w:p>
         </w:tc>
@@ -15349,7 +14634,6 @@
                 <w:lang w:val="en-GB" w:eastAsia="en-US"/>
               </w:rPr>
             </w:pPr>
-            <w:proofErr w:type="spellStart"/>
             <w:r>
               <w:rPr>
                 <w:rFonts w:ascii="Aptos Narrow" w:hAnsi="Aptos Narrow"/>
@@ -15360,7 +14644,6 @@
               </w:rPr>
               <w:t>AliExpress</w:t>
             </w:r>
-            <w:proofErr w:type="spellEnd"/>
           </w:p>
         </w:tc>
         <w:tc>
@@ -15502,20 +14785,8 @@
                 <w:szCs w:val="20"/>
                 <w:lang w:val="de-AT" w:eastAsia="en-US"/>
               </w:rPr>
-              <w:t xml:space="preserve">Arceli 120 Stück 2,54 mm Gerade einreihige </w:t>
-            </w:r>
-            <w:proofErr w:type="spellStart"/>
-            <w:r>
-              <w:rPr>
-                <w:rFonts w:ascii="Aptos Narrow" w:hAnsi="Aptos Narrow"/>
-                <w:color w:val="000000"/>
-                <w:sz w:val="20"/>
-                <w:szCs w:val="20"/>
-                <w:lang w:val="de-AT" w:eastAsia="en-US"/>
-              </w:rPr>
-              <w:t>Stieftleisten</w:t>
-            </w:r>
-            <w:proofErr w:type="spellEnd"/>
+              <w:t>Arceli 120 Stück 2,54 mm Gerade einreihige Stieftleisten</w:t>
+            </w:r>
           </w:p>
         </w:tc>
         <w:tc>
@@ -15861,7 +15132,6 @@
                 <w:lang w:val="de-AT" w:eastAsia="en-US"/>
               </w:rPr>
             </w:pPr>
-            <w:proofErr w:type="spellStart"/>
             <w:r>
               <w:rPr>
                 <w:rFonts w:ascii="Aptos Narrow" w:hAnsi="Aptos Narrow"/>
@@ -15872,7 +15142,6 @@
               </w:rPr>
               <w:t>DigiKey</w:t>
             </w:r>
-            <w:proofErr w:type="spellEnd"/>
           </w:p>
         </w:tc>
         <w:tc>
@@ -16105,7 +15374,6 @@
                 <w:lang w:val="en-GB" w:eastAsia="en-US"/>
               </w:rPr>
             </w:pPr>
-            <w:proofErr w:type="spellStart"/>
             <w:r>
               <w:rPr>
                 <w:rFonts w:ascii="Aptos Narrow" w:hAnsi="Aptos Narrow"/>
@@ -16116,7 +15384,6 @@
               </w:rPr>
               <w:t>DigiKey</w:t>
             </w:r>
-            <w:proofErr w:type="spellEnd"/>
           </w:p>
         </w:tc>
         <w:tc>
@@ -16348,7 +15615,6 @@
                 <w:lang w:val="de-AT" w:eastAsia="en-US"/>
               </w:rPr>
             </w:pPr>
-            <w:proofErr w:type="spellStart"/>
             <w:r>
               <w:rPr>
                 <w:rFonts w:ascii="Aptos Narrow" w:hAnsi="Aptos Narrow"/>
@@ -16359,7 +15625,6 @@
               </w:rPr>
               <w:t>DigiKey</w:t>
             </w:r>
-            <w:proofErr w:type="spellEnd"/>
           </w:p>
         </w:tc>
         <w:tc>
@@ -16592,7 +15857,6 @@
                 <w:lang w:val="de-AT" w:eastAsia="en-US"/>
               </w:rPr>
             </w:pPr>
-            <w:proofErr w:type="spellStart"/>
             <w:r>
               <w:rPr>
                 <w:rFonts w:ascii="Aptos Narrow" w:hAnsi="Aptos Narrow"/>
@@ -16603,7 +15867,6 @@
               </w:rPr>
               <w:t>DigiKey</w:t>
             </w:r>
-            <w:proofErr w:type="spellEnd"/>
           </w:p>
         </w:tc>
         <w:tc>
@@ -16835,7 +16098,6 @@
                 <w:lang w:val="en-GB" w:eastAsia="en-US"/>
               </w:rPr>
             </w:pPr>
-            <w:proofErr w:type="spellStart"/>
             <w:r>
               <w:rPr>
                 <w:rFonts w:ascii="Aptos Narrow" w:hAnsi="Aptos Narrow"/>
@@ -16846,7 +16108,6 @@
               </w:rPr>
               <w:t>DigiKey</w:t>
             </w:r>
-            <w:proofErr w:type="spellEnd"/>
           </w:p>
         </w:tc>
         <w:tc>
@@ -17079,7 +16340,6 @@
                 <w:lang w:val="en-GB" w:eastAsia="en-US"/>
               </w:rPr>
             </w:pPr>
-            <w:proofErr w:type="spellStart"/>
             <w:r>
               <w:rPr>
                 <w:rFonts w:ascii="Aptos Narrow" w:hAnsi="Aptos Narrow"/>
@@ -17090,7 +16350,6 @@
               </w:rPr>
               <w:t>DigiKey</w:t>
             </w:r>
-            <w:proofErr w:type="spellEnd"/>
           </w:p>
         </w:tc>
         <w:tc>
@@ -17200,7 +16459,6 @@
                 <w:lang w:val="en-GB" w:eastAsia="en-US"/>
               </w:rPr>
             </w:pPr>
-            <w:proofErr w:type="spellStart"/>
             <w:r>
               <w:rPr>
                 <w:rFonts w:ascii="Calibri" w:hAnsi="Calibri" w:cs="Calibri"/>
@@ -17238,7 +16496,6 @@
               </w:rPr>
               <w:t>ey</w:t>
             </w:r>
-            <w:proofErr w:type="spellEnd"/>
             <w:r>
               <w:rPr>
                 <w:rFonts w:ascii="Calibri" w:hAnsi="Calibri" w:cs="Calibri"/>
@@ -17299,7 +16556,6 @@
                 <w:lang w:val="en-GB" w:eastAsia="en-US"/>
               </w:rPr>
             </w:pPr>
-            <w:proofErr w:type="spellStart"/>
             <w:r>
               <w:rPr>
                 <w:sz w:val="20"/>
@@ -17308,7 +16564,6 @@
               </w:rPr>
               <w:t>Gesamtpreis</w:t>
             </w:r>
-            <w:proofErr w:type="spellEnd"/>
           </w:p>
         </w:tc>
         <w:tc>
@@ -17343,15 +16598,7 @@
     </w:tbl>
     <w:p>
       <w:r>
-        <w:t xml:space="preserve">Die Bestellung bei </w:t>
-      </w:r>
-      <w:proofErr w:type="spellStart"/>
-      <w:r>
-        <w:t>DigiKey</w:t>
-      </w:r>
-      <w:proofErr w:type="spellEnd"/>
-      <w:r>
-        <w:t xml:space="preserve"> hat zusätzlich noch </w:t>
+        <w:t xml:space="preserve">Die Bestellung bei DigiKey hat zusätzlich noch </w:t>
       </w:r>
       <w:r>
         <w:t xml:space="preserve">eine Mehrwertsteuer von 10,47 Euro gekostet. Das Projekt kostet ins gesamt 400,55 Euro. Diese Kosten </w:t>

--- a/Diplomarbeit.docx
+++ b/Diplomarbeit.docx
@@ -35,11 +35,19 @@
                 <w:rFonts w:ascii="Helvetica" w:hAnsi="Helvetica"/>
               </w:rPr>
             </w:pPr>
+            <w:proofErr w:type="spellStart"/>
             <w:r>
               <w:rPr>
                 <w:rFonts w:ascii="Helvetica" w:hAnsi="Helvetica"/>
               </w:rPr>
-              <w:t>HTBLuVA Graz –Gösting</w:t>
+              <w:t>HTBLuVA</w:t>
+            </w:r>
+            <w:proofErr w:type="spellEnd"/>
+            <w:r>
+              <w:rPr>
+                <w:rFonts w:ascii="Helvetica" w:hAnsi="Helvetica"/>
+              </w:rPr>
+              <w:t xml:space="preserve"> Graz –Gösting</w:t>
             </w:r>
           </w:p>
           <w:p>
@@ -51,11 +59,19 @@
                 <w:rFonts w:ascii="Helvetica" w:hAnsi="Helvetica"/>
               </w:rPr>
             </w:pPr>
+            <w:proofErr w:type="spellStart"/>
             <w:r>
               <w:rPr>
                 <w:rFonts w:ascii="Helvetica" w:hAnsi="Helvetica"/>
               </w:rPr>
-              <w:t>Ibererstraße 15-21</w:t>
+              <w:t>Ibererstraße</w:t>
+            </w:r>
+            <w:proofErr w:type="spellEnd"/>
+            <w:r>
+              <w:rPr>
+                <w:rFonts w:ascii="Helvetica" w:hAnsi="Helvetica"/>
+              </w:rPr>
+              <w:t xml:space="preserve"> 15-21</w:t>
             </w:r>
           </w:p>
           <w:p>
@@ -578,8 +594,39 @@
           <w:bCs/>
           <w:sz w:val="28"/>
         </w:rPr>
-        <w:t>am tt. Monat jjjj</w:t>
-      </w:r>
+        <w:t xml:space="preserve">am </w:t>
+      </w:r>
+      <w:proofErr w:type="spellStart"/>
+      <w:r>
+        <w:rPr>
+          <w:rFonts w:ascii="Helvetica" w:hAnsi="Helvetica"/>
+          <w:b w:val="0"/>
+          <w:bCs/>
+          <w:sz w:val="28"/>
+        </w:rPr>
+        <w:t>tt</w:t>
+      </w:r>
+      <w:proofErr w:type="spellEnd"/>
+      <w:r>
+        <w:rPr>
+          <w:rFonts w:ascii="Helvetica" w:hAnsi="Helvetica"/>
+          <w:b w:val="0"/>
+          <w:bCs/>
+          <w:sz w:val="28"/>
+        </w:rPr>
+        <w:t xml:space="preserve">. Monat </w:t>
+      </w:r>
+      <w:proofErr w:type="spellStart"/>
+      <w:r>
+        <w:rPr>
+          <w:rFonts w:ascii="Helvetica" w:hAnsi="Helvetica"/>
+          <w:b w:val="0"/>
+          <w:bCs/>
+          <w:sz w:val="28"/>
+        </w:rPr>
+        <w:t>jjjj</w:t>
+      </w:r>
+      <w:proofErr w:type="spellEnd"/>
     </w:p>
     <w:p>
       <w:pPr>
@@ -7522,14 +7569,84 @@
         <w:rPr>
           <w:lang w:val="de-AT"/>
         </w:rPr>
-        <w:t>Unsere Diplomarbeit ist die Entwicklung der Hardware und Software für unseren Black Mirror. Der Black Mirror ist eine LED-Fläche mit einem Kameramodul, welche die Person in Form eines abstrahierten Spiegelbildes darstellt. Durch das gezielte Ein- und Ausschalten der LEDs entsteht ein visueller Effekt, der dem Prinzip des ASCII-Mirrors ähnelt. Anstatt Zeichen zu verwenden, nutzen wir LED-Matrizen, wodurch eine physische und hardwarebasierte Umsetzung entsteht. Wir haben uns für die Entwicklung des Black Mirrors entschieden, da wir dafür sowohl Software- als auch Hardwareentwicklung umsetzen mussten. Eines unserer wichtigsten Ziele ist es, die LEDs mit so wenig Verzögerung wie möglich anzusteuern, dabei aber dennoch effizient zu arbeiten. Das Herz des Black Mirrors, welches alle Bauteile miteinander verbindet, ist der Raspberry Pi 5. Für das Kameramodul haben wir uns für das Camera Module 3 Wide NoIR entschieden, welches von Raspberry Pi entwickelt wurde.</w:t>
-      </w:r>
-    </w:p>
-    <w:p>
-      <w:pPr>
+        <w:t>Unsere Diplomarbeit ist die Entwicklung der Hardware und Software für unseren Black Mirror. Der Black Mirror ist eine LED-Fläche mit einem Kameramodul, welche die Person in Form eines abstrahierten Spiegelbildes darstellt. Durch das gezielte Ein- und Ausschalten der LEDs entsteht ein visueller Effekt, der dem Prinzip des ASCII-</w:t>
+      </w:r>
+      <w:proofErr w:type="spellStart"/>
+      <w:r>
         <w:rPr>
           <w:lang w:val="de-AT"/>
         </w:rPr>
+        <w:t>Mirrors</w:t>
+      </w:r>
+      <w:proofErr w:type="spellEnd"/>
+      <w:r>
+        <w:rPr>
+          <w:lang w:val="de-AT"/>
+        </w:rPr>
+        <w:t xml:space="preserve"> ähnelt. Anstatt Zeichen zu verwenden, nutzen wir LED-Matrizen, wodurch eine physische und hardwarebasierte Umsetzung entsteht. Wir haben uns für die Entwicklung des Black </w:t>
+      </w:r>
+      <w:proofErr w:type="spellStart"/>
+      <w:r>
+        <w:rPr>
+          <w:lang w:val="de-AT"/>
+        </w:rPr>
+        <w:t>Mirrors</w:t>
+      </w:r>
+      <w:proofErr w:type="spellEnd"/>
+      <w:r>
+        <w:rPr>
+          <w:lang w:val="de-AT"/>
+        </w:rPr>
+        <w:t xml:space="preserve"> entschieden, da wir dafür sowohl Software- als auch Hardwareentwicklung umsetzen mussten. Eines unserer wichtigsten Ziele ist es, die LEDs mit so wenig Verzögerung wie möglich anzusteuern, dabei aber dennoch effizient zu arbeiten. Das Herz des Black </w:t>
+      </w:r>
+      <w:proofErr w:type="spellStart"/>
+      <w:r>
+        <w:rPr>
+          <w:lang w:val="de-AT"/>
+        </w:rPr>
+        <w:t>Mirrors</w:t>
+      </w:r>
+      <w:proofErr w:type="spellEnd"/>
+      <w:r>
+        <w:rPr>
+          <w:lang w:val="de-AT"/>
+        </w:rPr>
+        <w:t xml:space="preserve">, welches alle Bauteile miteinander verbindet, ist der Raspberry Pi 5. Für das Kameramodul haben wir uns für das </w:t>
+      </w:r>
+      <w:proofErr w:type="spellStart"/>
+      <w:r>
+        <w:rPr>
+          <w:lang w:val="de-AT"/>
+        </w:rPr>
+        <w:t>Camera</w:t>
+      </w:r>
+      <w:proofErr w:type="spellEnd"/>
+      <w:r>
+        <w:rPr>
+          <w:lang w:val="de-AT"/>
+        </w:rPr>
+        <w:t xml:space="preserve"> Module 3 Wide </w:t>
+      </w:r>
+      <w:proofErr w:type="spellStart"/>
+      <w:r>
+        <w:rPr>
+          <w:lang w:val="de-AT"/>
+        </w:rPr>
+        <w:t>NoIR</w:t>
+      </w:r>
+      <w:proofErr w:type="spellEnd"/>
+      <w:r>
+        <w:rPr>
+          <w:lang w:val="de-AT"/>
+        </w:rPr>
+        <w:t xml:space="preserve"> entschieden, welches von Raspberry Pi entwickelt wurde.</w:t>
+      </w:r>
+    </w:p>
+    <w:p>
+      <w:pPr>
+        <w:rPr>
+          <w:lang w:val="de-AT"/>
+        </w:rPr>
       </w:pPr>
     </w:p>
     <w:p>
@@ -7558,7 +7675,21 @@
         <w:rPr>
           <w:lang w:val="en-GB"/>
         </w:rPr>
-        <w:t>Our diploma thesis is the development of the hardware and software for our Black Mirror. The Black Mirror is an LED surface with a camera module that represents the person in the form of an abstract mirror image. By selectively turning the LEDs on and off, a visual effect is created that resembles the principle of the ASCII mirror. Instead of using characters, we use LED matrices, resulting in a physical and hardware-based implementation. We decided to develop the Black Mirror because it required us to carry out both software and hardware development. One of our most important goals is to control the LEDs with as little delay as possible while still maintaining efficiency. The heart of the Black Mirror, which connects all components, is the Raspberry Pi 5. For the camera module, we chose the Camera Module 3 Wide NoIR, which was developed by Raspberry Pi.</w:t>
+        <w:t xml:space="preserve">Our diploma thesis is the development of the hardware and software for our Black Mirror. The Black Mirror is an LED surface with a camera module that represents the person in the form of an abstract mirror image. By selectively turning the LEDs on and off, a visual effect is created that resembles the principle of the ASCII mirror. Instead of using characters, we use LED matrices, resulting in a physical and hardware-based implementation. We decided to develop the Black Mirror because it required us to carry out both software and hardware development. One of our most important goals is to control the LEDs with as little delay as possible while still maintaining efficiency. The heart of the Black Mirror, which connects all components, is the Raspberry Pi 5. For the camera module, we chose the Camera Module 3 Wide </w:t>
+      </w:r>
+      <w:proofErr w:type="spellStart"/>
+      <w:r>
+        <w:rPr>
+          <w:lang w:val="en-GB"/>
+        </w:rPr>
+        <w:t>NoIR</w:t>
+      </w:r>
+      <w:proofErr w:type="spellEnd"/>
+      <w:r>
+        <w:rPr>
+          <w:lang w:val="en-GB"/>
+        </w:rPr>
+        <w:t>, which was developed by Raspberry Pi.</w:t>
       </w:r>
     </w:p>
     <w:p>
@@ -7931,8 +8062,13 @@
       <w:r>
         <w:t xml:space="preserve">Zu den klassischen Bildverarbeitungen gehören Filter, </w:t>
       </w:r>
-      <w:r>
-        <w:t xml:space="preserve">Thresholding und morphologische Filter. </w:t>
+      <w:proofErr w:type="spellStart"/>
+      <w:r>
+        <w:t>Thresholding</w:t>
+      </w:r>
+      <w:proofErr w:type="spellEnd"/>
+      <w:r>
+        <w:t xml:space="preserve"> und morphologische Filter. </w:t>
       </w:r>
     </w:p>
     <w:p>
@@ -7943,9 +8079,11 @@
           <w:numId w:val="5"/>
         </w:numPr>
       </w:pPr>
+      <w:proofErr w:type="spellStart"/>
       <w:r>
         <w:t>Thresholding</w:t>
       </w:r>
+      <w:proofErr w:type="spellEnd"/>
       <w:r>
         <w:t xml:space="preserve"> </w:t>
       </w:r>
@@ -8315,7 +8453,15 @@
         <w:t xml:space="preserve"> </w:t>
       </w:r>
       <w:r>
-        <w:t>In Kombination mit Thresholds wird eine Binärmaske erstellt.</w:t>
+        <w:t xml:space="preserve">In Kombination mit </w:t>
+      </w:r>
+      <w:proofErr w:type="spellStart"/>
+      <w:r>
+        <w:t>Thresholds</w:t>
+      </w:r>
+      <w:proofErr w:type="spellEnd"/>
+      <w:r>
+        <w:t xml:space="preserve"> wird eine Binärmaske erstellt.</w:t>
       </w:r>
     </w:p>
     <w:p/>
@@ -8365,8 +8511,13 @@
         <w:pStyle w:val="berschrift2"/>
       </w:pPr>
       <w:bookmarkStart w:id="21" w:name="_Toc224739550"/>
-      <w:r>
-        <w:t>Git, Versionsverwaltung und Entwicklungsumgebung</w:t>
+      <w:proofErr w:type="spellStart"/>
+      <w:r>
+        <w:t>Git</w:t>
+      </w:r>
+      <w:proofErr w:type="spellEnd"/>
+      <w:r>
+        <w:t>, Versionsverwaltung und Entwicklungsumgebung</w:t>
       </w:r>
       <w:bookmarkEnd w:id="21"/>
     </w:p>
@@ -8380,7 +8531,77 @@
         <w:rPr>
           <w:lang w:val="de-AT"/>
         </w:rPr>
-        <w:t>Das GitHub-Projekt wurde ursprünglich zur Dokumentation und Aufgabenverwaltung erstellt. Nach einiger Zeit wurde die Aufgabenverwaltung jedoch vernachlässigt, sodass das Repository schließlich ausschließlich zur Dokumentation sowie zur Archivierung veralteter Codes und Prototypenzeichnungen genutzt wurde. Im weiteren Verlauf wurde ein Rework des Main-Branches durchgeführt. Dabei wurden insbesondere die Übersichtlichkeit und die Struktur grundlegend überarbeitet. Seitdem fungiert ein neuer Branch mit der Bezeichnung „main-branch-rework“ als Hauptbranch. Dieser enthält ein neu strukturiertes und übersichtliches Archiv für veraltete Softwarecodes, Simulationen und Dokumentationen sowie einen Setup-Guide, der beschreibt, wie das Projekt eingerichtet werden kann, um es zu reproduzieren.</w:t>
+        <w:t xml:space="preserve">Das GitHub-Projekt wurde ursprünglich zur Dokumentation und Aufgabenverwaltung erstellt. Nach einiger Zeit wurde die Aufgabenverwaltung jedoch vernachlässigt, sodass das Repository schließlich ausschließlich zur Dokumentation sowie zur Archivierung veralteter Codes und Prototypenzeichnungen genutzt wurde. Im weiteren Verlauf wurde ein </w:t>
+      </w:r>
+      <w:proofErr w:type="spellStart"/>
+      <w:r>
+        <w:rPr>
+          <w:lang w:val="de-AT"/>
+        </w:rPr>
+        <w:t>Rework</w:t>
+      </w:r>
+      <w:proofErr w:type="spellEnd"/>
+      <w:r>
+        <w:rPr>
+          <w:lang w:val="de-AT"/>
+        </w:rPr>
+        <w:t xml:space="preserve"> des Main-</w:t>
+      </w:r>
+      <w:proofErr w:type="spellStart"/>
+      <w:r>
+        <w:rPr>
+          <w:lang w:val="de-AT"/>
+        </w:rPr>
+        <w:t>Branches</w:t>
+      </w:r>
+      <w:proofErr w:type="spellEnd"/>
+      <w:r>
+        <w:rPr>
+          <w:lang w:val="de-AT"/>
+        </w:rPr>
+        <w:t xml:space="preserve"> durchgeführt. Dabei wurden insbesondere die Übersichtlichkeit und die Struktur grundlegend überarbeitet. Seitdem fungiert ein neuer Branch mit der Bezeichnung „main-</w:t>
+      </w:r>
+      <w:proofErr w:type="spellStart"/>
+      <w:r>
+        <w:rPr>
+          <w:lang w:val="de-AT"/>
+        </w:rPr>
+        <w:t>branch</w:t>
+      </w:r>
+      <w:proofErr w:type="spellEnd"/>
+      <w:r>
+        <w:rPr>
+          <w:lang w:val="de-AT"/>
+        </w:rPr>
+        <w:t>-</w:t>
+      </w:r>
+      <w:proofErr w:type="spellStart"/>
+      <w:r>
+        <w:rPr>
+          <w:lang w:val="de-AT"/>
+        </w:rPr>
+        <w:t>rework</w:t>
+      </w:r>
+      <w:proofErr w:type="spellEnd"/>
+      <w:r>
+        <w:rPr>
+          <w:lang w:val="de-AT"/>
+        </w:rPr>
+        <w:t xml:space="preserve">“ als </w:t>
+      </w:r>
+      <w:proofErr w:type="spellStart"/>
+      <w:r>
+        <w:rPr>
+          <w:lang w:val="de-AT"/>
+        </w:rPr>
+        <w:t>Hauptbranch</w:t>
+      </w:r>
+      <w:proofErr w:type="spellEnd"/>
+      <w:r>
+        <w:rPr>
+          <w:lang w:val="de-AT"/>
+        </w:rPr>
+        <w:t>. Dieser enthält ein neu strukturiertes und übersichtliches Archiv für veraltete Softwarecodes, Simulationen und Dokumentationen sowie einen Setup-Guide, der beschreibt, wie das Projekt eingerichtet werden kann, um es zu reproduzieren.</w:t>
       </w:r>
     </w:p>
     <w:p>
@@ -8407,7 +8628,15 @@
     </w:p>
     <w:p>
       <w:r>
-        <w:t>Die Idee hinter dem Projekt Black Mirror entstand aus einem Video auf Social Media, in welchem ein Spiegel aus vielen mechanischen Sieben-Segmentanzeigen das Spiegelbild der Person darstellte. Dadurch das die mechanischen Sieben Segment Anzeigen langsam und ungenau die Person spiegelten, entstand die Idee die Person auf einer großen LED-Matrix zu spiegeln.</w:t>
+        <w:t xml:space="preserve">Die Idee hinter dem Projekt Black Mirror entstand aus einem Video auf </w:t>
+      </w:r>
+      <w:proofErr w:type="spellStart"/>
+      <w:r>
+        <w:t>Social</w:t>
+      </w:r>
+      <w:proofErr w:type="spellEnd"/>
+      <w:r>
+        <w:t xml:space="preserve"> Media, in welchem ein Spiegel aus vielen mechanischen Sieben-Segmentanzeigen das Spiegelbild der Person darstellte. Dadurch das die mechanischen Sieben Segment Anzeigen langsam und ungenau die Person spiegelten, entstand die Idee die Person auf einer großen LED-Matrix zu spiegeln.</w:t>
       </w:r>
     </w:p>
     <w:p/>
@@ -8513,14 +8742,27 @@
         <w:pStyle w:val="berschrift3"/>
       </w:pPr>
       <w:bookmarkStart w:id="29" w:name="_Toc224739558"/>
-      <w:r>
-        <w:t>Bewegungs -und Kantenerkennung</w:t>
+      <w:proofErr w:type="spellStart"/>
+      <w:r>
+        <w:t>Bewegungs</w:t>
+      </w:r>
+      <w:proofErr w:type="spellEnd"/>
+      <w:r>
+        <w:t xml:space="preserve"> -und Kantenerkennung</w:t>
       </w:r>
       <w:bookmarkEnd w:id="29"/>
     </w:p>
     <w:p>
       <w:r>
-        <w:t>Bei dieser Lösungsmethode wird die Person klassische Bildverarbeitungsoperationen erkannt. Hierbei wird die Person primär mit Bewegungserkennung erkannt. Hierbei wird anfänglich ein Hintergrundmodell mithilfe dem KNN erstellt. Zusätzlich werden Kantenerkennungs -und morphologische Verfahren, für die Stabilisierung der Silhouette und Reduzierung von Störungen.</w:t>
+        <w:t xml:space="preserve">Bei dieser Lösungsmethode wird die Person klassische Bildverarbeitungsoperationen erkannt. Hierbei wird die Person primär mit Bewegungserkennung erkannt. Hierbei wird anfänglich ein Hintergrundmodell mithilfe dem KNN erstellt. Zusätzlich werden </w:t>
+      </w:r>
+      <w:proofErr w:type="spellStart"/>
+      <w:r>
+        <w:t>Kantenerkennungs</w:t>
+      </w:r>
+      <w:proofErr w:type="spellEnd"/>
+      <w:r>
+        <w:t xml:space="preserve"> -und morphologische Verfahren, für die Stabilisierung der Silhouette und Reduzierung von Störungen.</w:t>
       </w:r>
     </w:p>
     <w:p/>
@@ -8529,14 +8771,51 @@
         <w:pStyle w:val="berschrift3"/>
       </w:pPr>
       <w:bookmarkStart w:id="30" w:name="_Toc224739559"/>
-      <w:r>
-        <w:t>BodyPix KI-Segmentierung</w:t>
+      <w:proofErr w:type="spellStart"/>
+      <w:r>
+        <w:t>BodyPix</w:t>
+      </w:r>
+      <w:proofErr w:type="spellEnd"/>
+      <w:r>
+        <w:t xml:space="preserve"> KI-Segmentierung</w:t>
       </w:r>
       <w:bookmarkEnd w:id="30"/>
     </w:p>
     <w:p>
       <w:r>
-        <w:t>Im Gegensatz zum Finalcode des Black Mirrors, wird in dieser Lösungsvariante das KI Modell BodyPix verwendet. Das BodyPix-Modell trennt die Person vom Hintergrund, indem es ein neuronales Netzwerk einsetzt. BodyPix erstellt eine Wahrscheinlichkeitsmaske. Aus dieser wird dann eine binäre Silhouette erstellt. Diese Methode benötigt mehr Rechenleistung.</w:t>
+        <w:t xml:space="preserve">Im Gegensatz zum Finalcode des Black </w:t>
+      </w:r>
+      <w:proofErr w:type="spellStart"/>
+      <w:r>
+        <w:t>Mirrors</w:t>
+      </w:r>
+      <w:proofErr w:type="spellEnd"/>
+      <w:r>
+        <w:t xml:space="preserve">, wird in dieser Lösungsvariante das KI Modell </w:t>
+      </w:r>
+      <w:proofErr w:type="spellStart"/>
+      <w:r>
+        <w:t>BodyPix</w:t>
+      </w:r>
+      <w:proofErr w:type="spellEnd"/>
+      <w:r>
+        <w:t xml:space="preserve"> verwendet. Das </w:t>
+      </w:r>
+      <w:proofErr w:type="spellStart"/>
+      <w:r>
+        <w:t>BodyPix</w:t>
+      </w:r>
+      <w:proofErr w:type="spellEnd"/>
+      <w:r>
+        <w:t xml:space="preserve">-Modell trennt die Person vom Hintergrund, indem es ein neuronales Netzwerk einsetzt. </w:t>
+      </w:r>
+      <w:proofErr w:type="spellStart"/>
+      <w:r>
+        <w:t>BodyPix</w:t>
+      </w:r>
+      <w:proofErr w:type="spellEnd"/>
+      <w:r>
+        <w:t xml:space="preserve"> erstellt eine Wahrscheinlichkeitsmaske. Aus dieser wird dann eine binäre Silhouette erstellt. Diese Methode benötigt mehr Rechenleistung.</w:t>
       </w:r>
     </w:p>
     <w:p/>
@@ -8723,7 +9002,15 @@
     </w:p>
     <w:p>
       <w:r>
-        <w:t>Für diese Lösungsmethode werden die Signale Clk, MOSI und CS von verschiedenen SPI-Schnittstellen vom Raspberry Pi 5 verwendet. Da drei Reihen der LED-Matrix mit seriell geschickten Signalen grenzwertig funktioniert, entstand die Idee drei SPI-Schnittstellen zu verwenden. Die erste drei Reihen werden mit SPI 0 angesteuert, die nächsten drei mit SPI 1 und die restlichen drei mit SPI 2. Bei diesem Verfahren entstand das Problem, dass das Ansprechen der anderen SPIs nicht funktionierte. Dazu wird das Mapping für die Led-Anzeige dadurch wesentlich schwerer.</w:t>
+        <w:t xml:space="preserve">Für diese Lösungsmethode werden die Signale </w:t>
+      </w:r>
+      <w:proofErr w:type="spellStart"/>
+      <w:r>
+        <w:t>Clk</w:t>
+      </w:r>
+      <w:proofErr w:type="spellEnd"/>
+      <w:r>
+        <w:t>, MOSI und CS von verschiedenen SPI-Schnittstellen vom Raspberry Pi 5 verwendet. Da drei Reihen der LED-Matrix mit seriell geschickten Signalen grenzwertig funktioniert, entstand die Idee drei SPI-Schnittstellen zu verwenden. Die erste drei Reihen werden mit SPI 0 angesteuert, die nächsten drei mit SPI 1 und die restlichen drei mit SPI 2. Bei diesem Verfahren entstand das Problem, dass das Ansprechen der anderen SPIs nicht funktionierte. Dazu wird das Mapping für die Led-Anzeige dadurch wesentlich schwerer.</w:t>
       </w:r>
     </w:p>
     <w:p/>
@@ -8743,7 +9030,15 @@
         <w:t xml:space="preserve">Ein weiterer Lösungsansatz bestand in der Verwendung einer Verstärkerschaltung mit einem Schmitt Trigger. Ein Schmitt Trigger wird meistens für die Korrektur verrauschter Signale eingesetzt. Der Schmitt Trigger </w:t>
       </w:r>
       <w:r>
-        <w:t xml:space="preserve">besitzt unterschiedliche Schaltschwellen für steigende/fallende Flanken, wodurch eine höhere Störsicherheit entsteht. Dadurch werden Signale stabilisiert. Für diesen Ansatz wurde eine Schaltung auf Multisim erstellt, welche anschließend </w:t>
+        <w:t xml:space="preserve">besitzt unterschiedliche Schaltschwellen für steigende/fallende Flanken, wodurch eine höhere Störsicherheit entsteht. Dadurch werden Signale stabilisiert. Für diesen Ansatz wurde eine Schaltung auf </w:t>
+      </w:r>
+      <w:proofErr w:type="spellStart"/>
+      <w:r>
+        <w:t>Multisim</w:t>
+      </w:r>
+      <w:proofErr w:type="spellEnd"/>
+      <w:r>
+        <w:t xml:space="preserve"> erstellt, welche anschließend </w:t>
       </w:r>
       <w:r>
         <w:t>simuliert</w:t>
@@ -9003,7 +9298,23 @@
       </w:pPr>
       <w:bookmarkStart w:id="37" w:name="_Toc224739566"/>
       <w:r>
-        <w:t>Programmiersprache und Bibliotheken (Python, OpenCV, NumPy)</w:t>
+        <w:t xml:space="preserve">Programmiersprache und Bibliotheken (Python, </w:t>
+      </w:r>
+      <w:proofErr w:type="spellStart"/>
+      <w:r>
+        <w:t>OpenCV</w:t>
+      </w:r>
+      <w:proofErr w:type="spellEnd"/>
+      <w:r>
+        <w:t xml:space="preserve">, </w:t>
+      </w:r>
+      <w:proofErr w:type="spellStart"/>
+      <w:r>
+        <w:t>NumPy</w:t>
+      </w:r>
+      <w:proofErr w:type="spellEnd"/>
+      <w:r>
+        <w:t>)</w:t>
       </w:r>
       <w:bookmarkEnd w:id="37"/>
     </w:p>
@@ -9077,7 +9388,15 @@
         </w:drawing>
       </w:r>
       <w:r>
-        <w:t>Für Personenerfassung und die Led-Ansteuerung wurde hauptsächlich nur die Programmiersprache Python verwendet. Python ist besonders gut für Anwendungen im Themen Bereich der Bildverarbeitung und Künstlicher Intelligenz, da es eine Menge spezialisierten Bibliotheken (packages) zur Verfügung stehen.</w:t>
+        <w:t>Für Personenerfassung und die Led-Ansteuerung wurde hauptsächlich nur die Programmiersprache Python verwendet. Python ist besonders gut für Anwendungen im Themen Bereich der Bildverarbeitung und Künstlicher Intelligenz, da es eine Menge spezialisierten Bibliotheken (</w:t>
+      </w:r>
+      <w:proofErr w:type="spellStart"/>
+      <w:r>
+        <w:t>packages</w:t>
+      </w:r>
+      <w:proofErr w:type="spellEnd"/>
+      <w:r>
+        <w:t>) zur Verfügung stehen.</w:t>
       </w:r>
       <w:r>
         <w:rPr>
@@ -9156,12 +9475,36 @@
         </w:drawing>
       </w:r>
       <w:r>
-        <w:t>Für die Kamerasteuerung und Kamerabildverarbeitung wurde die Bibliothek OpenCV verwendet. OpenCv ist eine Bibliothek bekannt für ihre umfangreiche Funktion für Bildverarbeitung, Kameraansteuerung und Filteroptionen.</w:t>
-      </w:r>
-    </w:p>
-    <w:p>
-      <w:r>
-        <w:t>Da Bilddaten intern als Pixelmatrizen gespeichert werden, ermöglicht die Bibliothek NumPY schnelle mathematische Operationen, um die Bilddaten effizient als Matrizen zu verarbeiten.</w:t>
+        <w:t xml:space="preserve">Für die Kamerasteuerung und Kamerabildverarbeitung wurde die Bibliothek </w:t>
+      </w:r>
+      <w:proofErr w:type="spellStart"/>
+      <w:r>
+        <w:t>OpenCV</w:t>
+      </w:r>
+      <w:proofErr w:type="spellEnd"/>
+      <w:r>
+        <w:t xml:space="preserve"> verwendet. </w:t>
+      </w:r>
+      <w:proofErr w:type="spellStart"/>
+      <w:r>
+        <w:t>OpenCv</w:t>
+      </w:r>
+      <w:proofErr w:type="spellEnd"/>
+      <w:r>
+        <w:t xml:space="preserve"> ist eine Bibliothek bekannt für ihre umfangreiche Funktion für Bildverarbeitung, Kameraansteuerung und Filteroptionen.</w:t>
+      </w:r>
+    </w:p>
+    <w:p>
+      <w:r>
+        <w:t xml:space="preserve">Da Bilddaten intern als Pixelmatrizen gespeichert werden, ermöglicht die Bibliothek </w:t>
+      </w:r>
+      <w:proofErr w:type="spellStart"/>
+      <w:r>
+        <w:t>NumPY</w:t>
+      </w:r>
+      <w:proofErr w:type="spellEnd"/>
+      <w:r>
+        <w:t xml:space="preserve"> schnelle mathematische Operationen, um die Bilddaten effizient als Matrizen zu verarbeiten.</w:t>
       </w:r>
     </w:p>
     <w:p>
@@ -9172,11 +9515,19 @@
         </w:rPr>
       </w:pPr>
       <w:bookmarkStart w:id="38" w:name="_Toc224739567"/>
+      <w:proofErr w:type="spellStart"/>
       <w:r>
         <w:rPr>
           <w:lang w:val="en-GB"/>
         </w:rPr>
-        <w:t>MediaPipe Selfie Segmentation und Hands</w:t>
+        <w:t>MediaPipe</w:t>
+      </w:r>
+      <w:proofErr w:type="spellEnd"/>
+      <w:r>
+        <w:rPr>
+          <w:lang w:val="en-GB"/>
+        </w:rPr>
+        <w:t xml:space="preserve"> Selfie Segmentation und Hands</w:t>
       </w:r>
       <w:bookmarkEnd w:id="38"/>
     </w:p>
@@ -9503,7 +9854,49 @@
         <w:rPr>
           <w:lang w:val="de-AT"/>
         </w:rPr>
-        <w:t>Es gibt eine Menge an Auswahlmöglichkeiten für die Entwicklung und Verwaltung des Projekts. Der Balck Mirror wurde hauptsächlich in Py Charm entwickelt. Zur Verwaltung, Organisation und Dokumentation wurde Git Hub verwendet. Git Hub ist genau für solche Projekte sehr nutzvoll, da Änderungen am Code nachvollgezogen werden können und verschiedene Stände in der Entwicklung verwaltet werden können.</w:t>
+        <w:t xml:space="preserve">Es gibt eine Menge an Auswahlmöglichkeiten für die Entwicklung und Verwaltung des Projekts. Der Balck Mirror wurde hauptsächlich in Py Charm entwickelt. Zur Verwaltung, Organisation und Dokumentation wurde </w:t>
+      </w:r>
+      <w:proofErr w:type="spellStart"/>
+      <w:r>
+        <w:rPr>
+          <w:lang w:val="de-AT"/>
+        </w:rPr>
+        <w:t>Git</w:t>
+      </w:r>
+      <w:proofErr w:type="spellEnd"/>
+      <w:r>
+        <w:rPr>
+          <w:lang w:val="de-AT"/>
+        </w:rPr>
+        <w:t xml:space="preserve"> Hub verwendet. </w:t>
+      </w:r>
+      <w:proofErr w:type="spellStart"/>
+      <w:r>
+        <w:rPr>
+          <w:lang w:val="de-AT"/>
+        </w:rPr>
+        <w:t>Git</w:t>
+      </w:r>
+      <w:proofErr w:type="spellEnd"/>
+      <w:r>
+        <w:rPr>
+          <w:lang w:val="de-AT"/>
+        </w:rPr>
+        <w:t xml:space="preserve"> Hub ist genau für solche Projekte sehr </w:t>
+      </w:r>
+      <w:proofErr w:type="spellStart"/>
+      <w:r>
+        <w:rPr>
+          <w:lang w:val="de-AT"/>
+        </w:rPr>
+        <w:t>nutzvoll</w:t>
+      </w:r>
+      <w:proofErr w:type="spellEnd"/>
+      <w:r>
+        <w:rPr>
+          <w:lang w:val="de-AT"/>
+        </w:rPr>
+        <w:t>, da Änderungen am Code nachvollgezogen werden können und verschiedene Stände in der Entwicklung verwaltet werden können.</w:t>
       </w:r>
     </w:p>
     <w:p>
@@ -9605,9 +9998,11 @@
       <w:r>
         <w:t xml:space="preserve">Nachdem Einschalten des Black </w:t>
       </w:r>
+      <w:proofErr w:type="spellStart"/>
       <w:r>
         <w:t>Mirrors</w:t>
       </w:r>
+      <w:proofErr w:type="spellEnd"/>
       <w:r>
         <w:t xml:space="preserve"> erfolgen diese Prozesse, um am Ende ein </w:t>
       </w:r>
@@ -9673,25 +10068,75 @@
         <w:rPr>
           <w:lang w:val="de-AT"/>
         </w:rPr>
-        <w:t>Pi Camera Modul 3 Wide NoIR</w:t>
-      </w:r>
+        <w:t xml:space="preserve">Pi </w:t>
+      </w:r>
+      <w:proofErr w:type="spellStart"/>
       <w:r>
         <w:rPr>
           <w:lang w:val="de-AT"/>
         </w:rPr>
-        <w:t xml:space="preserve"> ist ein wichtiger Bestandpunkt des Black Mirrors. Das Modul ist zuständig für Aufnahme der Person in Echtzeit.</w:t>
-      </w:r>
+        <w:t>Camera</w:t>
+      </w:r>
+      <w:proofErr w:type="spellEnd"/>
       <w:r>
         <w:rPr>
           <w:lang w:val="de-AT"/>
         </w:rPr>
+        <w:t xml:space="preserve"> Modul 3 Wide </w:t>
+      </w:r>
+      <w:proofErr w:type="spellStart"/>
+      <w:r>
+        <w:rPr>
+          <w:lang w:val="de-AT"/>
+        </w:rPr>
+        <w:t>NoIR</w:t>
+      </w:r>
+      <w:proofErr w:type="spellEnd"/>
+      <w:r>
+        <w:rPr>
+          <w:lang w:val="de-AT"/>
+        </w:rPr>
+        <w:t xml:space="preserve"> ist ein wichtiger Bestandpunkt des Black </w:t>
+      </w:r>
+      <w:proofErr w:type="spellStart"/>
+      <w:r>
+        <w:rPr>
+          <w:lang w:val="de-AT"/>
+        </w:rPr>
+        <w:t>Mirrors</w:t>
+      </w:r>
+      <w:proofErr w:type="spellEnd"/>
+      <w:r>
+        <w:rPr>
+          <w:lang w:val="de-AT"/>
+        </w:rPr>
+        <w:t>. Das Modul ist zuständig für Aufnahme der Person in Echtzeit.</w:t>
+      </w:r>
+      <w:r>
+        <w:rPr>
+          <w:lang w:val="de-AT"/>
+        </w:rPr>
         <w:t xml:space="preserve"> Das Modul ist klein, weshalb auch ein spezielles Case dafür entwickelt werden musste.</w:t>
       </w:r>
       <w:r>
         <w:rPr>
           <w:lang w:val="de-AT"/>
         </w:rPr>
-        <w:t xml:space="preserve"> Wir haben dieses Kamera Modul ausgewählt, da dieses Modul größere Winkel aufnehmen kann und durch den NoIR-Filter werden die Personen in einem Lila-Ton aufgezeichnet.</w:t>
+        <w:t xml:space="preserve"> Wir haben dieses Kamera Modul ausgewählt, da dieses Modul größere Winkel aufnehmen kann und durch den </w:t>
+      </w:r>
+      <w:proofErr w:type="spellStart"/>
+      <w:r>
+        <w:rPr>
+          <w:lang w:val="de-AT"/>
+        </w:rPr>
+        <w:t>NoIR</w:t>
+      </w:r>
+      <w:proofErr w:type="spellEnd"/>
+      <w:r>
+        <w:rPr>
+          <w:lang w:val="de-AT"/>
+        </w:rPr>
+        <w:t>-Filter werden die Personen in einem Lila-Ton aufgezeichnet.</w:t>
       </w:r>
     </w:p>
     <w:p>
@@ -10388,69 +10833,6 @@
         <w:t>Personenerfassung</w:t>
       </w:r>
       <w:bookmarkEnd w:id="51"/>
-    </w:p>
-    <w:p>
-      <w:pPr>
-        <w:rPr>
-          <w:lang w:val="de-AT"/>
-        </w:rPr>
-      </w:pPr>
-      <w:r>
-        <w:rPr>
-          <w:b/>
-          <w:noProof/>
-          <w:lang w:val="de-AT"/>
-        </w:rPr>
-        <w:drawing>
-          <wp:anchor distT="0" distB="0" distL="114300" distR="114300" simplePos="0" relativeHeight="251659264" behindDoc="0" locked="0" layoutInCell="1" allowOverlap="1" wp14:anchorId="2EC4461C" wp14:editId="35096BAC">
-            <wp:simplePos x="0" y="0"/>
-            <wp:positionH relativeFrom="margin">
-              <wp:posOffset>-8238</wp:posOffset>
-            </wp:positionH>
-            <wp:positionV relativeFrom="paragraph">
-              <wp:posOffset>835660</wp:posOffset>
-            </wp:positionV>
-            <wp:extent cx="6119495" cy="1530985"/>
-            <wp:effectExtent l="0" t="0" r="0" b="0"/>
-            <wp:wrapTopAndBottom/>
-            <wp:docPr id="608510150" name="Grafik 1" descr="Ein Bild, das Text, Reihe, Diagramm, Schrift enthält.&#10;&#10;KI-generierte Inhalte können fehlerhaft sein."/>
-            <wp:cNvGraphicFramePr>
-              <a:graphicFrameLocks xmlns:a="http://schemas.openxmlformats.org/drawingml/2006/main" noChangeAspect="1"/>
-            </wp:cNvGraphicFramePr>
-            <a:graphic xmlns:a="http://schemas.openxmlformats.org/drawingml/2006/main">
-              <a:graphicData uri="http://schemas.openxmlformats.org/drawingml/2006/picture">
-                <pic:pic xmlns:pic="http://schemas.openxmlformats.org/drawingml/2006/picture">
-                  <pic:nvPicPr>
-                    <pic:cNvPr id="608510150" name="Grafik 1" descr="Ein Bild, das Text, Reihe, Diagramm, Schrift enthält.&#10;&#10;KI-generierte Inhalte können fehlerhaft sein."/>
-                    <pic:cNvPicPr/>
-                  </pic:nvPicPr>
-                  <pic:blipFill>
-                    <a:blip r:embed="rId32">
-                      <a:extLst>
-                        <a:ext uri="{28A0092B-C50C-407E-A947-70E740481C1C}">
-                          <a14:useLocalDpi xmlns:a14="http://schemas.microsoft.com/office/drawing/2010/main" val="0"/>
-                        </a:ext>
-                      </a:extLst>
-                    </a:blip>
-                    <a:stretch>
-                      <a:fillRect/>
-                    </a:stretch>
-                  </pic:blipFill>
-                  <pic:spPr>
-                    <a:xfrm>
-                      <a:off x="0" y="0"/>
-                      <a:ext cx="6119495" cy="1530985"/>
-                    </a:xfrm>
-                    <a:prstGeom prst="rect">
-                      <a:avLst/>
-                    </a:prstGeom>
-                  </pic:spPr>
-                </pic:pic>
-              </a:graphicData>
-            </a:graphic>
-          </wp:anchor>
-        </w:drawing>
-      </w:r>
       <w:r>
         <w:rPr>
           <w:szCs w:val="24"/>
@@ -10458,48 +10840,10 @@
         </w:rPr>
         <w:t xml:space="preserve"> </w:t>
       </w:r>
-      <w:r>
-        <w:rPr>
-          <w:lang w:val="de-AT"/>
-        </w:rPr>
-        <w:t>Sobald der Prozess der Personenerfassung startet, wird die Kamera aktiviert und erfasst ein Bild. Dieses wird an die Hintergrundsegmentierung sowie an MediaPipe Selfie Segmentation und das Hand-Tracking übergeben, um die Person im Bild zu erkennen.</w:t>
-      </w:r>
-    </w:p>
-    <w:p>
-      <w:pPr>
-        <w:rPr>
-          <w:lang w:val="de-AT"/>
-        </w:rPr>
-      </w:pPr>
-      <w:r>
-        <w:rPr>
-          <w:lang w:val="de-AT"/>
-        </w:rPr>
-        <w:t xml:space="preserve">Nach einer RGB-Umwandlung und Filterkorrektur wird eine </w:t>
-      </w:r>
-      <w:r>
-        <w:rPr>
-          <w:lang w:val="de-AT"/>
-        </w:rPr>
-        <w:t>Silhouetten Maske</w:t>
-      </w:r>
-      <w:r>
-        <w:rPr>
-          <w:lang w:val="de-AT"/>
-        </w:rPr>
-        <w:t xml:space="preserve"> erzeugt. Das Ergebnis wird anschließend auf die Auflösung der LED-Matrix skaliert und an die LED-Ansteuerung weitergegeben.</w:t>
-      </w:r>
-    </w:p>
-    <w:p>
-      <w:pPr>
-        <w:rPr>
-          <w:lang w:val="de-AT"/>
-        </w:rPr>
-      </w:pPr>
-    </w:p>
-    <w:p>
-      <w:pPr>
-        <w:pStyle w:val="berschrift3"/>
+    </w:p>
+    <w:p>
+      <w:pPr>
+        <w:pStyle w:val="berschrift4"/>
         <w:rPr>
           <w:lang w:val="de-AT"/>
         </w:rPr>
@@ -10553,7 +10897,7 @@
                     <pic:cNvPicPr/>
                   </pic:nvPicPr>
                   <pic:blipFill>
-                    <a:blip r:embed="rId33" cstate="print">
+                    <a:blip r:embed="rId32" cstate="print">
                       <a:extLst>
                         <a:ext uri="{28A0092B-C50C-407E-A947-70E740481C1C}">
                           <a14:useLocalDpi xmlns:a14="http://schemas.microsoft.com/office/drawing/2010/main" val="0"/>
@@ -10651,7 +10995,7 @@
     </w:p>
     <w:p>
       <w:pPr>
-        <w:pStyle w:val="berschrift3"/>
+        <w:pStyle w:val="berschrift4"/>
         <w:rPr>
           <w:lang w:val="de-AT"/>
         </w:rPr>
@@ -10706,7 +11050,7 @@
                     <pic:cNvPicPr/>
                   </pic:nvPicPr>
                   <pic:blipFill>
-                    <a:blip r:embed="rId34" cstate="print">
+                    <a:blip r:embed="rId33" cstate="print">
                       <a:extLst>
                         <a:ext uri="{28A0092B-C50C-407E-A947-70E740481C1C}">
                           <a14:useLocalDpi xmlns:a14="http://schemas.microsoft.com/office/drawing/2010/main" val="0"/>
@@ -10797,13 +11141,14 @@
     </w:p>
     <w:p>
       <w:pPr>
-        <w:pStyle w:val="berschrift3"/>
+        <w:pStyle w:val="berschrift4"/>
         <w:rPr>
           <w:lang w:val="de-AT"/>
         </w:rPr>
       </w:pPr>
       <w:r>
         <w:rPr>
+          <w:noProof/>
           <w:lang w:val="de-AT"/>
         </w:rPr>
         <w:lastRenderedPageBreak/>
@@ -10839,7 +11184,7 @@
                     <pic:cNvPicPr/>
                   </pic:nvPicPr>
                   <pic:blipFill>
-                    <a:blip r:embed="rId35">
+                    <a:blip r:embed="rId34">
                       <a:extLst>
                         <a:ext uri="{28A0092B-C50C-407E-A947-70E740481C1C}">
                           <a14:useLocalDpi xmlns:a14="http://schemas.microsoft.com/office/drawing/2010/main" val="0"/>
@@ -11027,6 +11372,13 @@
     </w:p>
     <w:p>
       <w:pPr>
+        <w:rPr>
+          <w:lang w:val="de-AT"/>
+        </w:rPr>
+      </w:pPr>
+    </w:p>
+    <w:p>
+      <w:pPr>
         <w:pStyle w:val="berschrift3"/>
         <w:rPr>
           <w:lang w:val="de-AT"/>
@@ -11068,7 +11420,23 @@
     </w:p>
     <w:p>
       <w:r>
-        <w:t xml:space="preserve">Die Idee für die Personenerkennung war anfänglich nur auf Bewegung und Kantenerkennung zu achten und am Anfang des Codes wurde ein KNNBackground Subtractor verwendet, der dann die Unterscheidung zwischen Person und Hintergrund machen soll. Dazu wurden Algorithmen wie Erode und Dilate oder Morphologie </w:t>
+        <w:t xml:space="preserve">Die Idee für die Personenerkennung war anfänglich nur auf Bewegung und Kantenerkennung zu achten und am Anfang des Codes wurde ein </w:t>
+      </w:r>
+      <w:proofErr w:type="spellStart"/>
+      <w:r>
+        <w:t>KNNBackground</w:t>
+      </w:r>
+      <w:proofErr w:type="spellEnd"/>
+      <w:r>
+        <w:t xml:space="preserve"> </w:t>
+      </w:r>
+      <w:proofErr w:type="spellStart"/>
+      <w:r>
+        <w:t>Subtractor</w:t>
+      </w:r>
+      <w:proofErr w:type="spellEnd"/>
+      <w:r>
+        <w:t xml:space="preserve"> verwendet, der dann die Unterscheidung zwischen Person und Hintergrund machen soll. Dazu wurden Algorithmen wie Erode und Dilate oder Morphologie </w:t>
       </w:r>
       <w:r>
         <w:t>verwendet,</w:t>
@@ -11223,7 +11591,7 @@
                     </pic:cNvPicPr>
                   </pic:nvPicPr>
                   <pic:blipFill>
-                    <a:blip r:embed="rId36"/>
+                    <a:blip r:embed="rId35"/>
                     <a:stretch>
                       <a:fillRect/>
                     </a:stretch>
@@ -11293,7 +11661,7 @@
                     </pic:cNvPicPr>
                   </pic:nvPicPr>
                   <pic:blipFill>
-                    <a:blip r:embed="rId37">
+                    <a:blip r:embed="rId36">
                       <a:extLst>
                         <a:ext uri="{28A0092B-C50C-407E-A947-70E740481C1C}">
                           <a14:useLocalDpi xmlns:a14="http://schemas.microsoft.com/office/drawing/2010/main" val="0"/>
@@ -11361,7 +11729,31 @@
         <w:t xml:space="preserve"> müssen möglichst rauschfrei nach jedem Modul aussehen</w:t>
       </w:r>
       <w:r>
-        <w:t xml:space="preserve">. Das Clk Signal vom Raspberry Pi soll gleich aussehen wie das Clk Signal nach dem vierten Led-Modul. Jedoch ändert sich das Clk sowie das Data In Signal schon nach dem vierten Modul und wird unerkennbar zum Anfangssignale. </w:t>
+        <w:t xml:space="preserve">. Das </w:t>
+      </w:r>
+      <w:proofErr w:type="spellStart"/>
+      <w:r>
+        <w:t>Clk</w:t>
+      </w:r>
+      <w:proofErr w:type="spellEnd"/>
+      <w:r>
+        <w:t xml:space="preserve"> Signal vom Raspberry Pi soll gleich aussehen wie das </w:t>
+      </w:r>
+      <w:proofErr w:type="spellStart"/>
+      <w:r>
+        <w:t>Clk</w:t>
+      </w:r>
+      <w:proofErr w:type="spellEnd"/>
+      <w:r>
+        <w:t xml:space="preserve"> Signal nach dem vierten Led-Modul. Jedoch ändert sich das </w:t>
+      </w:r>
+      <w:proofErr w:type="spellStart"/>
+      <w:r>
+        <w:t>Clk</w:t>
+      </w:r>
+      <w:proofErr w:type="spellEnd"/>
+      <w:r>
+        <w:t xml:space="preserve"> sowie das Data In Signal schon nach dem vierten Modul und wird unerkennbar zum Anfangssignale. </w:t>
       </w:r>
     </w:p>
     <w:p>
@@ -11374,14 +11766,27 @@
       <w:r>
         <w:t xml:space="preserve"> Bild beschreibt das </w:t>
       </w:r>
-      <w:r>
-        <w:t xml:space="preserve">Clk </w:t>
+      <w:proofErr w:type="spellStart"/>
+      <w:r>
+        <w:t>Clk</w:t>
+      </w:r>
+      <w:proofErr w:type="spellEnd"/>
+      <w:r>
+        <w:t xml:space="preserve"> </w:t>
       </w:r>
       <w:r>
         <w:t>Signal nach dem vierten Led Modul</w:t>
       </w:r>
       <w:r>
-        <w:t xml:space="preserve">. Im Bild erkennt man wie das eigentliche Clk Signal (Bild links) nach der vierten Reihe sich schon in einem Sinus verwandelt hat. Das ist schlecht für die Led Module, da beispielsweise das fünfte Led Modul ein verwaschenes Rechtecksignal. Dadurch dass die  </w:t>
+        <w:t xml:space="preserve">. Im Bild erkennt man wie das eigentliche </w:t>
+      </w:r>
+      <w:proofErr w:type="spellStart"/>
+      <w:r>
+        <w:t>Clk</w:t>
+      </w:r>
+      <w:proofErr w:type="spellEnd"/>
+      <w:r>
+        <w:t xml:space="preserve"> Signal (Bild links) nach der vierten Reihe sich schon in einem Sinus verwandelt hat. Das ist schlecht für die Led Module, da beispielsweise das fünfte Led Modul ein verwaschenes Rechtecksignal. Dadurch dass die  </w:t>
       </w:r>
     </w:p>
     <w:p>
@@ -11419,7 +11824,15 @@
         <w:t xml:space="preserve">Der OPA354 wurde gewählt, da dieser besonders für Anwendungen mit hoher Bandbreite und schnellen Signalflanken geeignet ist. So ein OPV ist sehr wichtig bei serieller Ansteuerung von </w:t>
       </w:r>
       <w:r>
-        <w:t>Led-Matrizen, da ein Signal sowie Clk auch nach mehreren Led Modulen die gleiche Form behalten.</w:t>
+        <w:t xml:space="preserve">Led-Matrizen, da ein Signal sowie </w:t>
+      </w:r>
+      <w:proofErr w:type="spellStart"/>
+      <w:r>
+        <w:t>Clk</w:t>
+      </w:r>
+      <w:proofErr w:type="spellEnd"/>
+      <w:r>
+        <w:t xml:space="preserve"> auch nach mehreren Led Modulen die gleiche Form behalten.</w:t>
       </w:r>
     </w:p>
     <w:p>
@@ -11490,8 +11903,16 @@
         <w:rPr>
           <w:lang w:val="en-GB"/>
         </w:rPr>
-        <w:t>Rail-to-Rail Ausgang</w:t>
-      </w:r>
+        <w:t xml:space="preserve">Rail-to-Rail </w:t>
+      </w:r>
+      <w:proofErr w:type="spellStart"/>
+      <w:r>
+        <w:rPr>
+          <w:lang w:val="en-GB"/>
+        </w:rPr>
+        <w:t>Ausgang</w:t>
+      </w:r>
+      <w:proofErr w:type="spellEnd"/>
     </w:p>
     <w:p>
       <w:pPr>
@@ -11504,6 +11925,7 @@
           <w:lang w:val="en-GB"/>
         </w:rPr>
       </w:pPr>
+      <w:proofErr w:type="spellStart"/>
       <w:r>
         <w:rPr>
           <w:lang w:val="en-GB"/>
@@ -11516,12 +11938,21 @@
         </w:rPr>
         <w:t>e</w:t>
       </w:r>
+      <w:proofErr w:type="spellEnd"/>
       <w:r>
         <w:rPr>
           <w:lang w:val="en-GB"/>
         </w:rPr>
-        <w:t xml:space="preserve"> Offsetspannung</w:t>
-      </w:r>
+        <w:t xml:space="preserve"> </w:t>
+      </w:r>
+      <w:proofErr w:type="spellStart"/>
+      <w:r>
+        <w:rPr>
+          <w:lang w:val="en-GB"/>
+        </w:rPr>
+        <w:t>Offsetspannung</w:t>
+      </w:r>
+      <w:proofErr w:type="spellEnd"/>
     </w:p>
     <w:p>
       <w:pPr>
@@ -11533,12 +11964,26 @@
         <w:rPr>
           <w:lang w:val="de-AT"/>
         </w:rPr>
-        <w:t>Durch die hohe Slew-R</w:t>
-      </w:r>
+        <w:t xml:space="preserve">Durch die hohe </w:t>
+      </w:r>
+      <w:proofErr w:type="spellStart"/>
       <w:r>
         <w:rPr>
           <w:lang w:val="de-AT"/>
         </w:rPr>
+        <w:t>Slew</w:t>
+      </w:r>
+      <w:proofErr w:type="spellEnd"/>
+      <w:r>
+        <w:rPr>
+          <w:lang w:val="de-AT"/>
+        </w:rPr>
+        <w:t>-R</w:t>
+      </w:r>
+      <w:r>
+        <w:rPr>
+          <w:lang w:val="de-AT"/>
+        </w:rPr>
         <w:t>ate kann der OPV schnelle Signaländerung sauber übertragen.</w:t>
       </w:r>
       <w:r>
@@ -11581,9 +12026,14 @@
       <w:bookmarkStart w:id="67" w:name="_Toc224739597"/>
       <w:r>
         <w:lastRenderedPageBreak/>
-        <w:t>Schaltung auf Multisim</w:t>
+        <w:t xml:space="preserve">Schaltung auf </w:t>
+      </w:r>
+      <w:proofErr w:type="spellStart"/>
+      <w:r>
+        <w:t>Multisim</w:t>
       </w:r>
       <w:bookmarkEnd w:id="67"/>
+      <w:proofErr w:type="spellEnd"/>
     </w:p>
     <w:p>
       <w:r>
@@ -11660,7 +12110,7 @@
                     <pic:cNvPicPr/>
                   </pic:nvPicPr>
                   <pic:blipFill>
-                    <a:blip r:embed="rId38">
+                    <a:blip r:embed="rId37">
                       <a:extLst>
                         <a:ext uri="{28A0092B-C50C-407E-A947-70E740481C1C}">
                           <a14:useLocalDpi xmlns:a14="http://schemas.microsoft.com/office/drawing/2010/main" val="0"/>
@@ -11788,7 +12238,7 @@
                     <pic:cNvPicPr/>
                   </pic:nvPicPr>
                   <pic:blipFill>
-                    <a:blip r:embed="rId39">
+                    <a:blip r:embed="rId38">
                       <a:extLst>
                         <a:ext uri="{28A0092B-C50C-407E-A947-70E740481C1C}">
                           <a14:useLocalDpi xmlns:a14="http://schemas.microsoft.com/office/drawing/2010/main" val="0"/>
@@ -11860,7 +12310,7 @@
                     </pic:cNvPicPr>
                   </pic:nvPicPr>
                   <pic:blipFill>
-                    <a:blip r:embed="rId40"/>
+                    <a:blip r:embed="rId39"/>
                     <a:stretch>
                       <a:fillRect/>
                     </a:stretch>
@@ -11914,7 +12364,7 @@
                     </pic:cNvPicPr>
                   </pic:nvPicPr>
                   <pic:blipFill>
-                    <a:blip r:embed="rId41"/>
+                    <a:blip r:embed="rId40"/>
                     <a:stretch>
                       <a:fillRect/>
                     </a:stretch>
@@ -11940,15 +12390,25 @@
         <w:pStyle w:val="berschrift2"/>
       </w:pPr>
       <w:bookmarkStart w:id="71" w:name="_Toc224739601"/>
+      <w:proofErr w:type="spellStart"/>
       <w:r>
         <w:lastRenderedPageBreak/>
         <w:t>Levelshifterplatine</w:t>
       </w:r>
       <w:bookmarkEnd w:id="71"/>
-    </w:p>
-    <w:p>
-      <w:r>
-        <w:t>Zur stabilen Signalübertragung zwischen dem Raspberry und der Led-Matrix wurde eine Levelshifterplatine eingesetzt. Dadurch, dass der Raspberry Pi mit einer Logikspannung von 3,3 V arbeitet, die Led-Matrix jedoch 5 V benötigt, ist eine Pegelanpassung durch den Level-Shifter erforderlich. Der Level-Shifter wandelt das Signal vom Raspberry auf eine geeignete Spannung für die Led-Matrix, sodass eine stabile Signalübertragung ermöglicht wird. Zusätzlich verbessert die Platine die Signalqualität, indem sie Signalverzerrungen durch lange Leitungen mindert.</w:t>
+      <w:proofErr w:type="spellEnd"/>
+    </w:p>
+    <w:p>
+      <w:r>
+        <w:t xml:space="preserve">Zur stabilen Signalübertragung zwischen dem Raspberry und der Led-Matrix wurde eine </w:t>
+      </w:r>
+      <w:proofErr w:type="spellStart"/>
+      <w:r>
+        <w:t>Levelshifterplatine</w:t>
+      </w:r>
+      <w:proofErr w:type="spellEnd"/>
+      <w:r>
+        <w:t xml:space="preserve"> eingesetzt. Dadurch, dass der Raspberry Pi mit einer Logikspannung von 3,3 V arbeitet, die Led-Matrix jedoch 5 V benötigt, ist eine Pegelanpassung durch den Level-Shifter erforderlich. Der Level-Shifter wandelt das Signal vom Raspberry auf eine geeignete Spannung für die Led-Matrix, sodass eine stabile Signalübertragung ermöglicht wird. Zusätzlich verbessert die Platine die Signalqualität, indem sie Signalverzerrungen durch lange Leitungen mindert.</w:t>
       </w:r>
     </w:p>
     <w:p>
@@ -11963,13 +12423,7 @@
     </w:p>
     <w:p>
       <w:r>
-        <w:t xml:space="preserve">Als zentraler Baustein der Platine wurde der Bus-Buffer SN74AHCT125N verwendet. Dieser ermöglicht eine schnelle Pegelanpassung von 3,3 V auf 5 V. Der </w:t>
-      </w:r>
-      <w:r>
-        <w:t>SN74AHCT125N</w:t>
-      </w:r>
-      <w:r>
-        <w:t xml:space="preserve"> eignet sich besonders für hohe </w:t>
+        <w:t xml:space="preserve">Als zentraler Baustein der Platine wurde der Bus-Buffer SN74AHCT125N verwendet. Dieser ermöglicht eine schnelle Pegelanpassung von 3,3 V auf 5 V. Der SN74AHCT125N eignet sich besonders für hohe </w:t>
       </w:r>
       <w:r>
         <w:t>Datenraten</w:t>
@@ -11984,9 +12438,14 @@
       </w:pPr>
       <w:bookmarkStart w:id="73" w:name="_Toc224739603"/>
       <w:r>
-        <w:t>Schaltung auf Multisim</w:t>
+        <w:t xml:space="preserve">Schaltung auf </w:t>
+      </w:r>
+      <w:proofErr w:type="spellStart"/>
+      <w:r>
+        <w:t>Multisim</w:t>
       </w:r>
       <w:bookmarkEnd w:id="73"/>
+      <w:proofErr w:type="spellEnd"/>
     </w:p>
     <w:p>
       <w:r>
@@ -12008,7 +12467,15 @@
         <w:t xml:space="preserve"> stellt das Ausgangssignal vom Raspberry Pi dar</w:t>
       </w:r>
       <w:r>
-        <w:t xml:space="preserve">. Dieses Signal wird an den Level-Shifter übertragen. Neben den Eingangs -und Ausgangssignal gibt es noch den OE-Pin (Output Enable). Dieser steuert, ob </w:t>
+        <w:t xml:space="preserve">. Dieses Signal wird an den Level-Shifter übertragen. Neben den Eingangs -und Ausgangssignal gibt es noch den OE-Pin (Output </w:t>
+      </w:r>
+      <w:proofErr w:type="spellStart"/>
+      <w:r>
+        <w:t>Enable</w:t>
+      </w:r>
+      <w:proofErr w:type="spellEnd"/>
+      <w:r>
+        <w:t xml:space="preserve">). Dieser steuert, ob </w:t>
       </w:r>
       <w:r>
         <w:t>der Ausgang</w:t>
@@ -12017,7 +12484,15 @@
         <w:t xml:space="preserve"> aktiv ist oder sich hochohmigen Zustand befindet. In der Schaltung ist der </w:t>
       </w:r>
       <w:r>
-        <w:t>Ausgang dauerhaft auf aktiv. Am Ausgangspunkt SigOut wird das vom Baustein ausgegeben Signal gemessen. Da der Level-Shifter mit 5 V versorgt wird, änderst sich das Spannungsniveau von 3,3 V auf 5 V.</w:t>
+        <w:t xml:space="preserve">Ausgang dauerhaft auf aktiv. Am Ausgangspunkt </w:t>
+      </w:r>
+      <w:proofErr w:type="spellStart"/>
+      <w:r>
+        <w:t>SigOut</w:t>
+      </w:r>
+      <w:proofErr w:type="spellEnd"/>
+      <w:r>
+        <w:t xml:space="preserve"> wird das vom Baustein ausgegeben Signal gemessen. Da der Level-Shifter mit 5 V versorgt wird, änderst sich das Spannungsniveau von 3,3 V auf 5 V.</w:t>
       </w:r>
     </w:p>
     <w:p/>
@@ -12042,7 +12517,7 @@
                     <pic:cNvPicPr/>
                   </pic:nvPicPr>
                   <pic:blipFill>
-                    <a:blip r:embed="rId42"/>
+                    <a:blip r:embed="rId41"/>
                     <a:stretch>
                       <a:fillRect/>
                     </a:stretch>
@@ -12079,8 +12554,17 @@
         <w:t xml:space="preserve">Zur Analyse der Schaltung </w:t>
       </w:r>
       <w:r>
-        <w:t xml:space="preserve">wurde eine Transienten-Simulation durchgeführt. Hierbei wurde das Eingangssignal des Pulsgenerators mit dem Ausgangssignal des Level-Shifters verglichen. Das Signal </w:t>
-      </w:r>
+        <w:t>wurde eine Transienten-Simulation durchgeführt. Hierbei wurde das Eingangssignal des Pulsgenerators mit dem Ausgangssignal des Level-</w:t>
+      </w:r>
+      <w:proofErr w:type="spellStart"/>
+      <w:r>
+        <w:t>Shifters</w:t>
+      </w:r>
+      <w:proofErr w:type="spellEnd"/>
+      <w:r>
+        <w:t xml:space="preserve"> verglichen. Das Signal </w:t>
+      </w:r>
+      <w:proofErr w:type="spellStart"/>
       <w:r>
         <w:rPr>
           <w:i/>
@@ -12088,8 +12572,41 @@
         </w:rPr>
         <w:t>Sigin</w:t>
       </w:r>
-      <w:r>
-        <w:t xml:space="preserve"> erreicht, wie in der Darstellung zu sehen ist, eine Spannung von 3,3 V. Gleichzeitig ist zu erkennen, wie das Ausgangsignal SigOut eine deutlich höhere Spannung erreicht. Da in der verwendeten Schaltung kein identischs Modell des realen Bausteins verfügbar war, wurde ein änliches Modell verwendet. Dieses erzeugt im Gegensatz zum echten Baustein ein Spannungsniveau von 6 V. Das reale Verhalten des Level-Shifters erzeugt jedoch eine Spannung von 5 V. Trotzdem zeigt die Simulation die gewünschte Funktion: Das 3,3 V Eingangssignal wird durch den Level-Shifter auf ein höheres Ausgangssignal umgesetzt. </w:t>
+      <w:proofErr w:type="spellEnd"/>
+      <w:r>
+        <w:t xml:space="preserve"> erreicht, wie in der Darstellung zu sehen ist, eine Spannung von 3,3 V. Gleichzeitig ist zu erkennen, wie das Ausgangsignal </w:t>
+      </w:r>
+      <w:proofErr w:type="spellStart"/>
+      <w:r>
+        <w:t>SigOut</w:t>
+      </w:r>
+      <w:proofErr w:type="spellEnd"/>
+      <w:r>
+        <w:t xml:space="preserve"> eine deutlich höhere Spannung erreicht. Da in der verwendeten Schaltung kein </w:t>
+      </w:r>
+      <w:proofErr w:type="spellStart"/>
+      <w:r>
+        <w:t>identischs</w:t>
+      </w:r>
+      <w:proofErr w:type="spellEnd"/>
+      <w:r>
+        <w:t xml:space="preserve"> Modell des realen Bausteins verfügbar war, wurde ein </w:t>
+      </w:r>
+      <w:proofErr w:type="spellStart"/>
+      <w:r>
+        <w:t>änliches</w:t>
+      </w:r>
+      <w:proofErr w:type="spellEnd"/>
+      <w:r>
+        <w:t xml:space="preserve"> Modell verwendet. Dieses erzeugt im Gegensatz zum echten Baustein ein Spannungsniveau von 6 V. Das reale Verhalten des Level-</w:t>
+      </w:r>
+      <w:proofErr w:type="spellStart"/>
+      <w:r>
+        <w:t>Shifters</w:t>
+      </w:r>
+      <w:proofErr w:type="spellEnd"/>
+      <w:r>
+        <w:t xml:space="preserve"> erzeugt jedoch eine Spannung von 5 V. Trotzdem zeigt die Simulation die gewünschte Funktion: Das 3,3 V Eingangssignal wird durch den Level-Shifter auf ein höheres Ausgangssignal umgesetzt. </w:t>
       </w:r>
     </w:p>
     <w:p>
@@ -12129,7 +12646,7 @@
                     <pic:cNvPicPr/>
                   </pic:nvPicPr>
                   <pic:blipFill>
-                    <a:blip r:embed="rId43">
+                    <a:blip r:embed="rId42">
                       <a:extLst>
                         <a:ext uri="{28A0092B-C50C-407E-A947-70E740481C1C}">
                           <a14:useLocalDpi xmlns:a14="http://schemas.microsoft.com/office/drawing/2010/main" val="0"/>
@@ -12196,7 +12713,7 @@
                     </pic:cNvPicPr>
                   </pic:nvPicPr>
                   <pic:blipFill>
-                    <a:blip r:embed="rId44"/>
+                    <a:blip r:embed="rId43"/>
                     <a:stretch>
                       <a:fillRect/>
                     </a:stretch>
@@ -12266,7 +12783,7 @@
                     </pic:cNvPicPr>
                   </pic:nvPicPr>
                   <pic:blipFill>
-                    <a:blip r:embed="rId45">
+                    <a:blip r:embed="rId44">
                       <a:extLst>
                         <a:ext uri="{28A0092B-C50C-407E-A947-70E740481C1C}">
                           <a14:useLocalDpi xmlns:a14="http://schemas.microsoft.com/office/drawing/2010/main" val="0"/>
@@ -13027,6 +13544,7 @@
                 <w:lang w:val="de-AT" w:eastAsia="en-US"/>
               </w:rPr>
             </w:pPr>
+            <w:proofErr w:type="spellStart"/>
             <w:r>
               <w:rPr>
                 <w:rFonts w:ascii="Aptos Narrow" w:hAnsi="Aptos Narrow"/>
@@ -13035,7 +13553,18 @@
                 <w:szCs w:val="20"/>
                 <w:lang w:val="de-AT" w:eastAsia="en-US"/>
               </w:rPr>
-              <w:t>Twozoh Micro HDMI auf HDMI Kabel 1M</w:t>
+              <w:t>Twozoh</w:t>
+            </w:r>
+            <w:proofErr w:type="spellEnd"/>
+            <w:r>
+              <w:rPr>
+                <w:rFonts w:ascii="Aptos Narrow" w:hAnsi="Aptos Narrow"/>
+                <w:color w:val="000000"/>
+                <w:sz w:val="20"/>
+                <w:szCs w:val="20"/>
+                <w:lang w:val="de-AT" w:eastAsia="en-US"/>
+              </w:rPr>
+              <w:t xml:space="preserve"> Micro HDMI auf HDMI Kabel 1M</w:t>
             </w:r>
           </w:p>
         </w:tc>
@@ -13111,6 +13640,7 @@
                 <w:lang w:val="de-AT" w:eastAsia="en-US"/>
               </w:rPr>
             </w:pPr>
+            <w:proofErr w:type="spellStart"/>
             <w:r>
               <w:rPr>
                 <w:rFonts w:ascii="Aptos Narrow" w:hAnsi="Aptos Narrow"/>
@@ -13121,6 +13651,7 @@
               </w:rPr>
               <w:t>Twozoh</w:t>
             </w:r>
+            <w:proofErr w:type="spellEnd"/>
           </w:p>
         </w:tc>
         <w:tc>
@@ -13522,6 +14053,7 @@
                 <w:lang w:val="de-AT" w:eastAsia="en-US"/>
               </w:rPr>
             </w:pPr>
+            <w:proofErr w:type="spellStart"/>
             <w:r>
               <w:rPr>
                 <w:rFonts w:ascii="Aptos Narrow" w:hAnsi="Aptos Narrow"/>
@@ -13530,7 +14062,18 @@
                 <w:szCs w:val="20"/>
                 <w:lang w:val="de-AT" w:eastAsia="en-US"/>
               </w:rPr>
-              <w:t>Miuzei Gehäuse für Raspberry Pi 5</w:t>
+              <w:t>Miuzei</w:t>
+            </w:r>
+            <w:proofErr w:type="spellEnd"/>
+            <w:r>
+              <w:rPr>
+                <w:rFonts w:ascii="Aptos Narrow" w:hAnsi="Aptos Narrow"/>
+                <w:color w:val="000000"/>
+                <w:sz w:val="20"/>
+                <w:szCs w:val="20"/>
+                <w:lang w:val="de-AT" w:eastAsia="en-US"/>
+              </w:rPr>
+              <w:t xml:space="preserve"> Gehäuse für Raspberry Pi 5</w:t>
             </w:r>
           </w:p>
         </w:tc>
@@ -13578,6 +14121,7 @@
                 <w:lang w:val="de-AT" w:eastAsia="en-US"/>
               </w:rPr>
             </w:pPr>
+            <w:proofErr w:type="spellStart"/>
             <w:r>
               <w:rPr>
                 <w:rFonts w:ascii="Aptos Narrow" w:hAnsi="Aptos Narrow"/>
@@ -13586,7 +14130,40 @@
                 <w:szCs w:val="20"/>
                 <w:lang w:val="de-AT" w:eastAsia="en-US"/>
               </w:rPr>
-              <w:t>Boîtier pour Raspberry Pi 5</w:t>
+              <w:t>Boîtier</w:t>
+            </w:r>
+            <w:proofErr w:type="spellEnd"/>
+            <w:r>
+              <w:rPr>
+                <w:rFonts w:ascii="Aptos Narrow" w:hAnsi="Aptos Narrow"/>
+                <w:color w:val="000000"/>
+                <w:sz w:val="20"/>
+                <w:szCs w:val="20"/>
+                <w:lang w:val="de-AT" w:eastAsia="en-US"/>
+              </w:rPr>
+              <w:t xml:space="preserve"> </w:t>
+            </w:r>
+            <w:proofErr w:type="spellStart"/>
+            <w:r>
+              <w:rPr>
+                <w:rFonts w:ascii="Aptos Narrow" w:hAnsi="Aptos Narrow"/>
+                <w:color w:val="000000"/>
+                <w:sz w:val="20"/>
+                <w:szCs w:val="20"/>
+                <w:lang w:val="de-AT" w:eastAsia="en-US"/>
+              </w:rPr>
+              <w:t>pour</w:t>
+            </w:r>
+            <w:proofErr w:type="spellEnd"/>
+            <w:r>
+              <w:rPr>
+                <w:rFonts w:ascii="Aptos Narrow" w:hAnsi="Aptos Narrow"/>
+                <w:color w:val="000000"/>
+                <w:sz w:val="20"/>
+                <w:szCs w:val="20"/>
+                <w:lang w:val="de-AT" w:eastAsia="en-US"/>
+              </w:rPr>
+              <w:t xml:space="preserve"> Raspberry Pi 5</w:t>
             </w:r>
           </w:p>
         </w:tc>
@@ -13606,6 +14183,7 @@
                 <w:lang w:val="de-AT" w:eastAsia="en-US"/>
               </w:rPr>
             </w:pPr>
+            <w:proofErr w:type="spellStart"/>
             <w:r>
               <w:rPr>
                 <w:rFonts w:ascii="Aptos Narrow" w:hAnsi="Aptos Narrow"/>
@@ -13616,6 +14194,7 @@
               </w:rPr>
               <w:t>Miuzei</w:t>
             </w:r>
+            <w:proofErr w:type="spellEnd"/>
           </w:p>
         </w:tc>
         <w:tc>
@@ -14025,8 +14604,20 @@
                 <w:szCs w:val="20"/>
                 <w:lang w:val="en-GB" w:eastAsia="en-US"/>
               </w:rPr>
-              <w:t>Raspberry Pi Camera Modul 3 Wide NoIR</w:t>
-            </w:r>
+              <w:t xml:space="preserve">Raspberry Pi Camera Modul 3 Wide </w:t>
+            </w:r>
+            <w:proofErr w:type="spellStart"/>
+            <w:r>
+              <w:rPr>
+                <w:rFonts w:ascii="Aptos Narrow" w:hAnsi="Aptos Narrow"/>
+                <w:color w:val="000000"/>
+                <w:sz w:val="20"/>
+                <w:szCs w:val="20"/>
+                <w:lang w:val="en-GB" w:eastAsia="en-US"/>
+              </w:rPr>
+              <w:t>NoIR</w:t>
+            </w:r>
+            <w:proofErr w:type="spellEnd"/>
           </w:p>
         </w:tc>
         <w:tc>
@@ -14377,6 +14968,7 @@
                 <w:lang w:val="en-GB" w:eastAsia="en-US"/>
               </w:rPr>
             </w:pPr>
+            <w:proofErr w:type="spellStart"/>
             <w:r>
               <w:rPr>
                 <w:rFonts w:ascii="Aptos Narrow" w:hAnsi="Aptos Narrow"/>
@@ -14387,6 +14979,7 @@
               </w:rPr>
               <w:t>AliExpress</w:t>
             </w:r>
+            <w:proofErr w:type="spellEnd"/>
           </w:p>
         </w:tc>
         <w:tc>
@@ -14606,6 +15199,7 @@
                 <w:lang w:val="en-GB" w:eastAsia="en-US"/>
               </w:rPr>
             </w:pPr>
+            <w:proofErr w:type="spellStart"/>
             <w:r>
               <w:rPr>
                 <w:rFonts w:ascii="Aptos Narrow" w:hAnsi="Aptos Narrow"/>
@@ -14614,7 +15208,18 @@
                 <w:szCs w:val="20"/>
                 <w:lang w:val="de-AT" w:eastAsia="en-US"/>
               </w:rPr>
-              <w:t>Yu Na Sheng</w:t>
+              <w:t>Yu</w:t>
+            </w:r>
+            <w:proofErr w:type="spellEnd"/>
+            <w:r>
+              <w:rPr>
+                <w:rFonts w:ascii="Aptos Narrow" w:hAnsi="Aptos Narrow"/>
+                <w:color w:val="000000"/>
+                <w:sz w:val="20"/>
+                <w:szCs w:val="20"/>
+                <w:lang w:val="de-AT" w:eastAsia="en-US"/>
+              </w:rPr>
+              <w:t xml:space="preserve"> Na Sheng</w:t>
             </w:r>
           </w:p>
         </w:tc>
@@ -14634,6 +15239,7 @@
                 <w:lang w:val="en-GB" w:eastAsia="en-US"/>
               </w:rPr>
             </w:pPr>
+            <w:proofErr w:type="spellStart"/>
             <w:r>
               <w:rPr>
                 <w:rFonts w:ascii="Aptos Narrow" w:hAnsi="Aptos Narrow"/>
@@ -14644,6 +15250,7 @@
               </w:rPr>
               <w:t>AliExpress</w:t>
             </w:r>
+            <w:proofErr w:type="spellEnd"/>
           </w:p>
         </w:tc>
         <w:tc>
@@ -14785,8 +15392,20 @@
                 <w:szCs w:val="20"/>
                 <w:lang w:val="de-AT" w:eastAsia="en-US"/>
               </w:rPr>
-              <w:t>Arceli 120 Stück 2,54 mm Gerade einreihige Stieftleisten</w:t>
-            </w:r>
+              <w:t xml:space="preserve">Arceli 120 Stück 2,54 mm Gerade einreihige </w:t>
+            </w:r>
+            <w:proofErr w:type="spellStart"/>
+            <w:r>
+              <w:rPr>
+                <w:rFonts w:ascii="Aptos Narrow" w:hAnsi="Aptos Narrow"/>
+                <w:color w:val="000000"/>
+                <w:sz w:val="20"/>
+                <w:szCs w:val="20"/>
+                <w:lang w:val="de-AT" w:eastAsia="en-US"/>
+              </w:rPr>
+              <w:t>Stieftleisten</w:t>
+            </w:r>
+            <w:proofErr w:type="spellEnd"/>
           </w:p>
         </w:tc>
         <w:tc>
@@ -15132,6 +15751,7 @@
                 <w:lang w:val="de-AT" w:eastAsia="en-US"/>
               </w:rPr>
             </w:pPr>
+            <w:proofErr w:type="spellStart"/>
             <w:r>
               <w:rPr>
                 <w:rFonts w:ascii="Aptos Narrow" w:hAnsi="Aptos Narrow"/>
@@ -15142,6 +15762,7 @@
               </w:rPr>
               <w:t>DigiKey</w:t>
             </w:r>
+            <w:proofErr w:type="spellEnd"/>
           </w:p>
         </w:tc>
         <w:tc>
@@ -15374,6 +15995,7 @@
                 <w:lang w:val="en-GB" w:eastAsia="en-US"/>
               </w:rPr>
             </w:pPr>
+            <w:proofErr w:type="spellStart"/>
             <w:r>
               <w:rPr>
                 <w:rFonts w:ascii="Aptos Narrow" w:hAnsi="Aptos Narrow"/>
@@ -15384,6 +16006,7 @@
               </w:rPr>
               <w:t>DigiKey</w:t>
             </w:r>
+            <w:proofErr w:type="spellEnd"/>
           </w:p>
         </w:tc>
         <w:tc>
@@ -15615,6 +16238,7 @@
                 <w:lang w:val="de-AT" w:eastAsia="en-US"/>
               </w:rPr>
             </w:pPr>
+            <w:proofErr w:type="spellStart"/>
             <w:r>
               <w:rPr>
                 <w:rFonts w:ascii="Aptos Narrow" w:hAnsi="Aptos Narrow"/>
@@ -15625,6 +16249,7 @@
               </w:rPr>
               <w:t>DigiKey</w:t>
             </w:r>
+            <w:proofErr w:type="spellEnd"/>
           </w:p>
         </w:tc>
         <w:tc>
@@ -15857,6 +16482,7 @@
                 <w:lang w:val="de-AT" w:eastAsia="en-US"/>
               </w:rPr>
             </w:pPr>
+            <w:proofErr w:type="spellStart"/>
             <w:r>
               <w:rPr>
                 <w:rFonts w:ascii="Aptos Narrow" w:hAnsi="Aptos Narrow"/>
@@ -15867,6 +16493,7 @@
               </w:rPr>
               <w:t>DigiKey</w:t>
             </w:r>
+            <w:proofErr w:type="spellEnd"/>
           </w:p>
         </w:tc>
         <w:tc>
@@ -16098,6 +16725,7 @@
                 <w:lang w:val="en-GB" w:eastAsia="en-US"/>
               </w:rPr>
             </w:pPr>
+            <w:proofErr w:type="spellStart"/>
             <w:r>
               <w:rPr>
                 <w:rFonts w:ascii="Aptos Narrow" w:hAnsi="Aptos Narrow"/>
@@ -16108,6 +16736,7 @@
               </w:rPr>
               <w:t>DigiKey</w:t>
             </w:r>
+            <w:proofErr w:type="spellEnd"/>
           </w:p>
         </w:tc>
         <w:tc>
@@ -16340,6 +16969,7 @@
                 <w:lang w:val="en-GB" w:eastAsia="en-US"/>
               </w:rPr>
             </w:pPr>
+            <w:proofErr w:type="spellStart"/>
             <w:r>
               <w:rPr>
                 <w:rFonts w:ascii="Aptos Narrow" w:hAnsi="Aptos Narrow"/>
@@ -16350,6 +16980,7 @@
               </w:rPr>
               <w:t>DigiKey</w:t>
             </w:r>
+            <w:proofErr w:type="spellEnd"/>
           </w:p>
         </w:tc>
         <w:tc>
@@ -16459,6 +17090,7 @@
                 <w:lang w:val="en-GB" w:eastAsia="en-US"/>
               </w:rPr>
             </w:pPr>
+            <w:proofErr w:type="spellStart"/>
             <w:r>
               <w:rPr>
                 <w:rFonts w:ascii="Calibri" w:hAnsi="Calibri" w:cs="Calibri"/>
@@ -16496,6 +17128,7 @@
               </w:rPr>
               <w:t>ey</w:t>
             </w:r>
+            <w:proofErr w:type="spellEnd"/>
             <w:r>
               <w:rPr>
                 <w:rFonts w:ascii="Calibri" w:hAnsi="Calibri" w:cs="Calibri"/>
@@ -16556,6 +17189,7 @@
                 <w:lang w:val="en-GB" w:eastAsia="en-US"/>
               </w:rPr>
             </w:pPr>
+            <w:proofErr w:type="spellStart"/>
             <w:r>
               <w:rPr>
                 <w:sz w:val="20"/>
@@ -16564,6 +17198,7 @@
               </w:rPr>
               <w:t>Gesamtpreis</w:t>
             </w:r>
+            <w:proofErr w:type="spellEnd"/>
           </w:p>
         </w:tc>
         <w:tc>
@@ -16598,7 +17233,15 @@
     </w:tbl>
     <w:p>
       <w:r>
-        <w:t xml:space="preserve">Die Bestellung bei DigiKey hat zusätzlich noch </w:t>
+        <w:t xml:space="preserve">Die Bestellung bei </w:t>
+      </w:r>
+      <w:proofErr w:type="spellStart"/>
+      <w:r>
+        <w:t>DigiKey</w:t>
+      </w:r>
+      <w:proofErr w:type="spellEnd"/>
+      <w:r>
+        <w:t xml:space="preserve"> hat zusätzlich noch </w:t>
       </w:r>
       <w:r>
         <w:t xml:space="preserve">eine Mehrwertsteuer von 10,47 Euro gekostet. Das Projekt kostet ins gesamt 400,55 Euro. Diese Kosten </w:t>
@@ -16706,7 +17349,7 @@
       <w:bookmarkEnd w:id="97"/>
     </w:p>
     <w:sectPr>
-      <w:footerReference w:type="default" r:id="rId46"/>
+      <w:footerReference w:type="default" r:id="rId45"/>
       <w:pgSz w:w="11906" w:h="16838" w:code="9"/>
       <w:pgMar w:top="1701" w:right="851" w:bottom="851" w:left="1134" w:header="1134" w:footer="851" w:gutter="284"/>
       <w:pgNumType w:start="1"/>
@@ -18287,6 +18930,7 @@
   <w:style w:type="character" w:default="1" w:styleId="Absatz-Standardschriftart">
     <w:name w:val="Default Paragraph Font"/>
     <w:uiPriority w:val="1"/>
+    <w:semiHidden/>
     <w:unhideWhenUsed/>
   </w:style>
   <w:style w:type="table" w:default="1" w:styleId="NormaleTabelle">

--- a/Diplomarbeit.docx
+++ b/Diplomarbeit.docx
@@ -758,7 +758,7 @@
             </w:rPr>
             <w:fldChar w:fldCharType="separate"/>
           </w:r>
-          <w:hyperlink w:anchor="_Toc226143880" w:history="1">
+          <w:hyperlink w:anchor="_Toc226287377" w:history="1">
             <w:r>
               <w:rPr>
                 <w:rStyle w:val="Hyperlink"/>
@@ -781,7 +781,7 @@
               <w:rPr>
                 <w:webHidden/>
               </w:rPr>
-              <w:instrText xml:space="preserve"> PAGEREF _Toc226143880 \h </w:instrText>
+              <w:instrText xml:space="preserve"> PAGEREF _Toc226287377 \h </w:instrText>
             </w:r>
             <w:r>
               <w:rPr>
@@ -819,7 +819,7 @@
               <w14:ligatures w14:val="standardContextual"/>
             </w:rPr>
           </w:pPr>
-          <w:hyperlink w:anchor="_Toc226143881" w:history="1">
+          <w:hyperlink w:anchor="_Toc226287378" w:history="1">
             <w:r>
               <w:rPr>
                 <w:rStyle w:val="Hyperlink"/>
@@ -842,7 +842,7 @@
               <w:rPr>
                 <w:webHidden/>
               </w:rPr>
-              <w:instrText xml:space="preserve"> PAGEREF _Toc226143881 \h </w:instrText>
+              <w:instrText xml:space="preserve"> PAGEREF _Toc226287378 \h </w:instrText>
             </w:r>
             <w:r>
               <w:rPr>
@@ -880,7 +880,7 @@
               <w14:ligatures w14:val="standardContextual"/>
             </w:rPr>
           </w:pPr>
-          <w:hyperlink w:anchor="_Toc226143882" w:history="1">
+          <w:hyperlink w:anchor="_Toc226287379" w:history="1">
             <w:r>
               <w:rPr>
                 <w:rStyle w:val="Hyperlink"/>
@@ -903,7 +903,7 @@
               <w:rPr>
                 <w:webHidden/>
               </w:rPr>
-              <w:instrText xml:space="preserve"> PAGEREF _Toc226143882 \h </w:instrText>
+              <w:instrText xml:space="preserve"> PAGEREF _Toc226287379 \h </w:instrText>
             </w:r>
             <w:r>
               <w:rPr>
@@ -943,7 +943,7 @@
               <w14:ligatures w14:val="standardContextual"/>
             </w:rPr>
           </w:pPr>
-          <w:hyperlink w:anchor="_Toc226143883" w:history="1">
+          <w:hyperlink w:anchor="_Toc226287380" w:history="1">
             <w:r>
               <w:rPr>
                 <w:rStyle w:val="Hyperlink"/>
@@ -966,7 +966,7 @@
               <w:rPr>
                 <w:webHidden/>
               </w:rPr>
-              <w:instrText xml:space="preserve"> PAGEREF _Toc226143883 \h </w:instrText>
+              <w:instrText xml:space="preserve"> PAGEREF _Toc226287380 \h </w:instrText>
             </w:r>
             <w:r>
               <w:rPr>
@@ -1004,7 +1004,7 @@
               <w14:ligatures w14:val="standardContextual"/>
             </w:rPr>
           </w:pPr>
-          <w:hyperlink w:anchor="_Toc226143884" w:history="1">
+          <w:hyperlink w:anchor="_Toc226287381" w:history="1">
             <w:r>
               <w:rPr>
                 <w:rStyle w:val="Hyperlink"/>
@@ -1027,7 +1027,7 @@
               <w:rPr>
                 <w:webHidden/>
               </w:rPr>
-              <w:instrText xml:space="preserve"> PAGEREF _Toc226143884 \h </w:instrText>
+              <w:instrText xml:space="preserve"> PAGEREF _Toc226287381 \h </w:instrText>
             </w:r>
             <w:r>
               <w:rPr>
@@ -1065,7 +1065,7 @@
               <w14:ligatures w14:val="standardContextual"/>
             </w:rPr>
           </w:pPr>
-          <w:hyperlink w:anchor="_Toc226143885" w:history="1">
+          <w:hyperlink w:anchor="_Toc226287382" w:history="1">
             <w:r>
               <w:rPr>
                 <w:rStyle w:val="Hyperlink"/>
@@ -1088,7 +1088,7 @@
               <w:rPr>
                 <w:webHidden/>
               </w:rPr>
-              <w:instrText xml:space="preserve"> PAGEREF _Toc226143885 \h </w:instrText>
+              <w:instrText xml:space="preserve"> PAGEREF _Toc226287382 \h </w:instrText>
             </w:r>
             <w:r>
               <w:rPr>
@@ -1126,7 +1126,7 @@
               <w14:ligatures w14:val="standardContextual"/>
             </w:rPr>
           </w:pPr>
-          <w:hyperlink w:anchor="_Toc226143886" w:history="1">
+          <w:hyperlink w:anchor="_Toc226287383" w:history="1">
             <w:r>
               <w:rPr>
                 <w:rStyle w:val="Hyperlink"/>
@@ -1149,7 +1149,7 @@
               <w:rPr>
                 <w:webHidden/>
               </w:rPr>
-              <w:instrText xml:space="preserve"> PAGEREF _Toc226143886 \h </w:instrText>
+              <w:instrText xml:space="preserve"> PAGEREF _Toc226287383 \h </w:instrText>
             </w:r>
             <w:r>
               <w:rPr>
@@ -1187,7 +1187,7 @@
               <w14:ligatures w14:val="standardContextual"/>
             </w:rPr>
           </w:pPr>
-          <w:hyperlink w:anchor="_Toc226143887" w:history="1">
+          <w:hyperlink w:anchor="_Toc226287384" w:history="1">
             <w:r>
               <w:rPr>
                 <w:rStyle w:val="Hyperlink"/>
@@ -1210,7 +1210,7 @@
               <w:rPr>
                 <w:webHidden/>
               </w:rPr>
-              <w:instrText xml:space="preserve"> PAGEREF _Toc226143887 \h </w:instrText>
+              <w:instrText xml:space="preserve"> PAGEREF _Toc226287384 \h </w:instrText>
             </w:r>
             <w:r>
               <w:rPr>
@@ -1248,7 +1248,7 @@
               <w14:ligatures w14:val="standardContextual"/>
             </w:rPr>
           </w:pPr>
-          <w:hyperlink w:anchor="_Toc226143888" w:history="1">
+          <w:hyperlink w:anchor="_Toc226287385" w:history="1">
             <w:r>
               <w:rPr>
                 <w:rStyle w:val="Hyperlink"/>
@@ -1271,7 +1271,7 @@
               <w:rPr>
                 <w:webHidden/>
               </w:rPr>
-              <w:instrText xml:space="preserve"> PAGEREF _Toc226143888 \h </w:instrText>
+              <w:instrText xml:space="preserve"> PAGEREF _Toc226287385 \h </w:instrText>
             </w:r>
             <w:r>
               <w:rPr>
@@ -1311,7 +1311,7 @@
               <w14:ligatures w14:val="standardContextual"/>
             </w:rPr>
           </w:pPr>
-          <w:hyperlink w:anchor="_Toc226143889" w:history="1">
+          <w:hyperlink w:anchor="_Toc226287386" w:history="1">
             <w:r>
               <w:rPr>
                 <w:rStyle w:val="Hyperlink"/>
@@ -1334,7 +1334,7 @@
               <w:rPr>
                 <w:webHidden/>
               </w:rPr>
-              <w:instrText xml:space="preserve"> PAGEREF _Toc226143889 \h </w:instrText>
+              <w:instrText xml:space="preserve"> PAGEREF _Toc226287386 \h </w:instrText>
             </w:r>
             <w:r>
               <w:rPr>
@@ -1372,7 +1372,7 @@
               <w14:ligatures w14:val="standardContextual"/>
             </w:rPr>
           </w:pPr>
-          <w:hyperlink w:anchor="_Toc226143890" w:history="1">
+          <w:hyperlink w:anchor="_Toc226287387" w:history="1">
             <w:r>
               <w:rPr>
                 <w:rStyle w:val="Hyperlink"/>
@@ -1395,7 +1395,7 @@
               <w:rPr>
                 <w:webHidden/>
               </w:rPr>
-              <w:instrText xml:space="preserve"> PAGEREF _Toc226143890 \h </w:instrText>
+              <w:instrText xml:space="preserve"> PAGEREF _Toc226287387 \h </w:instrText>
             </w:r>
             <w:r>
               <w:rPr>
@@ -1435,7 +1435,7 @@
               <w14:ligatures w14:val="standardContextual"/>
             </w:rPr>
           </w:pPr>
-          <w:hyperlink w:anchor="_Toc226143891" w:history="1">
+          <w:hyperlink w:anchor="_Toc226287388" w:history="1">
             <w:r>
               <w:rPr>
                 <w:rStyle w:val="Hyperlink"/>
@@ -1458,7 +1458,7 @@
               <w:rPr>
                 <w:webHidden/>
               </w:rPr>
-              <w:instrText xml:space="preserve"> PAGEREF _Toc226143891 \h </w:instrText>
+              <w:instrText xml:space="preserve"> PAGEREF _Toc226287388 \h </w:instrText>
             </w:r>
             <w:r>
               <w:rPr>
@@ -1496,7 +1496,7 @@
               <w14:ligatures w14:val="standardContextual"/>
             </w:rPr>
           </w:pPr>
-          <w:hyperlink w:anchor="_Toc226143892" w:history="1">
+          <w:hyperlink w:anchor="_Toc226287389" w:history="1">
             <w:r>
               <w:rPr>
                 <w:rStyle w:val="Hyperlink"/>
@@ -1519,7 +1519,7 @@
               <w:rPr>
                 <w:webHidden/>
               </w:rPr>
-              <w:instrText xml:space="preserve"> PAGEREF _Toc226143892 \h </w:instrText>
+              <w:instrText xml:space="preserve"> PAGEREF _Toc226287389 \h </w:instrText>
             </w:r>
             <w:r>
               <w:rPr>
@@ -1558,7 +1558,7 @@
               <w14:ligatures w14:val="standardContextual"/>
             </w:rPr>
           </w:pPr>
-          <w:hyperlink w:anchor="_Toc226143893" w:history="1">
+          <w:hyperlink w:anchor="_Toc226287390" w:history="1">
             <w:r>
               <w:rPr>
                 <w:rStyle w:val="Hyperlink"/>
@@ -1598,7 +1598,7 @@
               <w:rPr>
                 <w:webHidden/>
               </w:rPr>
-              <w:instrText xml:space="preserve"> PAGEREF _Toc226143893 \h </w:instrText>
+              <w:instrText xml:space="preserve"> PAGEREF _Toc226287390 \h </w:instrText>
             </w:r>
             <w:r>
               <w:rPr>
@@ -1637,7 +1637,7 @@
               <w14:ligatures w14:val="standardContextual"/>
             </w:rPr>
           </w:pPr>
-          <w:hyperlink w:anchor="_Toc226143894" w:history="1">
+          <w:hyperlink w:anchor="_Toc226287391" w:history="1">
             <w:r>
               <w:rPr>
                 <w:rStyle w:val="Hyperlink"/>
@@ -1677,7 +1677,7 @@
               <w:rPr>
                 <w:webHidden/>
               </w:rPr>
-              <w:instrText xml:space="preserve"> PAGEREF _Toc226143894 \h </w:instrText>
+              <w:instrText xml:space="preserve"> PAGEREF _Toc226287391 \h </w:instrText>
             </w:r>
             <w:r>
               <w:rPr>
@@ -1716,7 +1716,7 @@
               <w14:ligatures w14:val="standardContextual"/>
             </w:rPr>
           </w:pPr>
-          <w:hyperlink w:anchor="_Toc226143895" w:history="1">
+          <w:hyperlink w:anchor="_Toc226287392" w:history="1">
             <w:r>
               <w:rPr>
                 <w:rStyle w:val="Hyperlink"/>
@@ -1756,7 +1756,7 @@
               <w:rPr>
                 <w:webHidden/>
               </w:rPr>
-              <w:instrText xml:space="preserve"> PAGEREF _Toc226143895 \h </w:instrText>
+              <w:instrText xml:space="preserve"> PAGEREF _Toc226287392 \h </w:instrText>
             </w:r>
             <w:r>
               <w:rPr>
@@ -1795,7 +1795,7 @@
               <w14:ligatures w14:val="standardContextual"/>
             </w:rPr>
           </w:pPr>
-          <w:hyperlink w:anchor="_Toc226143896" w:history="1">
+          <w:hyperlink w:anchor="_Toc226287393" w:history="1">
             <w:r>
               <w:rPr>
                 <w:rStyle w:val="Hyperlink"/>
@@ -1835,7 +1835,7 @@
               <w:rPr>
                 <w:webHidden/>
               </w:rPr>
-              <w:instrText xml:space="preserve"> PAGEREF _Toc226143896 \h </w:instrText>
+              <w:instrText xml:space="preserve"> PAGEREF _Toc226287393 \h </w:instrText>
             </w:r>
             <w:r>
               <w:rPr>
@@ -1873,7 +1873,7 @@
               <w14:ligatures w14:val="standardContextual"/>
             </w:rPr>
           </w:pPr>
-          <w:hyperlink w:anchor="_Toc226143897" w:history="1">
+          <w:hyperlink w:anchor="_Toc226287394" w:history="1">
             <w:r>
               <w:rPr>
                 <w:rStyle w:val="Hyperlink"/>
@@ -1896,7 +1896,7 @@
               <w:rPr>
                 <w:webHidden/>
               </w:rPr>
-              <w:instrText xml:space="preserve"> PAGEREF _Toc226143897 \h </w:instrText>
+              <w:instrText xml:space="preserve"> PAGEREF _Toc226287394 \h </w:instrText>
             </w:r>
             <w:r>
               <w:rPr>
@@ -1935,7 +1935,7 @@
               <w14:ligatures w14:val="standardContextual"/>
             </w:rPr>
           </w:pPr>
-          <w:hyperlink w:anchor="_Toc226143898" w:history="1">
+          <w:hyperlink w:anchor="_Toc226287395" w:history="1">
             <w:r>
               <w:rPr>
                 <w:rStyle w:val="Hyperlink"/>
@@ -1975,7 +1975,7 @@
               <w:rPr>
                 <w:webHidden/>
               </w:rPr>
-              <w:instrText xml:space="preserve"> PAGEREF _Toc226143898 \h </w:instrText>
+              <w:instrText xml:space="preserve"> PAGEREF _Toc226287395 \h </w:instrText>
             </w:r>
             <w:r>
               <w:rPr>
@@ -2014,7 +2014,7 @@
               <w14:ligatures w14:val="standardContextual"/>
             </w:rPr>
           </w:pPr>
-          <w:hyperlink w:anchor="_Toc226143899" w:history="1">
+          <w:hyperlink w:anchor="_Toc226287396" w:history="1">
             <w:r>
               <w:rPr>
                 <w:rStyle w:val="Hyperlink"/>
@@ -2054,7 +2054,7 @@
               <w:rPr>
                 <w:webHidden/>
               </w:rPr>
-              <w:instrText xml:space="preserve"> PAGEREF _Toc226143899 \h </w:instrText>
+              <w:instrText xml:space="preserve"> PAGEREF _Toc226287396 \h </w:instrText>
             </w:r>
             <w:r>
               <w:rPr>
@@ -2092,7 +2092,7 @@
               <w14:ligatures w14:val="standardContextual"/>
             </w:rPr>
           </w:pPr>
-          <w:hyperlink w:anchor="_Toc226143900" w:history="1">
+          <w:hyperlink w:anchor="_Toc226287397" w:history="1">
             <w:r>
               <w:rPr>
                 <w:rStyle w:val="Hyperlink"/>
@@ -2129,7 +2129,7 @@
               <w:rPr>
                 <w:webHidden/>
               </w:rPr>
-              <w:instrText xml:space="preserve"> PAGEREF _Toc226143900 \h </w:instrText>
+              <w:instrText xml:space="preserve"> PAGEREF _Toc226287397 \h </w:instrText>
             </w:r>
             <w:r>
               <w:rPr>
@@ -2167,7 +2167,7 @@
               <w14:ligatures w14:val="standardContextual"/>
             </w:rPr>
           </w:pPr>
-          <w:hyperlink w:anchor="_Toc226143901" w:history="1">
+          <w:hyperlink w:anchor="_Toc226287398" w:history="1">
             <w:r>
               <w:rPr>
                 <w:rStyle w:val="Hyperlink"/>
@@ -2190,7 +2190,7 @@
               <w:rPr>
                 <w:webHidden/>
               </w:rPr>
-              <w:instrText xml:space="preserve"> PAGEREF _Toc226143901 \h </w:instrText>
+              <w:instrText xml:space="preserve"> PAGEREF _Toc226287398 \h </w:instrText>
             </w:r>
             <w:r>
               <w:rPr>
@@ -2230,7 +2230,7 @@
               <w14:ligatures w14:val="standardContextual"/>
             </w:rPr>
           </w:pPr>
-          <w:hyperlink w:anchor="_Toc226143902" w:history="1">
+          <w:hyperlink w:anchor="_Toc226287399" w:history="1">
             <w:r>
               <w:rPr>
                 <w:rStyle w:val="Hyperlink"/>
@@ -2253,7 +2253,7 @@
               <w:rPr>
                 <w:webHidden/>
               </w:rPr>
-              <w:instrText xml:space="preserve"> PAGEREF _Toc226143902 \h </w:instrText>
+              <w:instrText xml:space="preserve"> PAGEREF _Toc226287399 \h </w:instrText>
             </w:r>
             <w:r>
               <w:rPr>
@@ -2291,7 +2291,7 @@
               <w14:ligatures w14:val="standardContextual"/>
             </w:rPr>
           </w:pPr>
-          <w:hyperlink w:anchor="_Toc226143903" w:history="1">
+          <w:hyperlink w:anchor="_Toc226287400" w:history="1">
             <w:r>
               <w:rPr>
                 <w:rStyle w:val="Hyperlink"/>
@@ -2314,7 +2314,7 @@
               <w:rPr>
                 <w:webHidden/>
               </w:rPr>
-              <w:instrText xml:space="preserve"> PAGEREF _Toc226143903 \h </w:instrText>
+              <w:instrText xml:space="preserve"> PAGEREF _Toc226287400 \h </w:instrText>
             </w:r>
             <w:r>
               <w:rPr>
@@ -2352,7 +2352,7 @@
               <w14:ligatures w14:val="standardContextual"/>
             </w:rPr>
           </w:pPr>
-          <w:hyperlink w:anchor="_Toc226143904" w:history="1">
+          <w:hyperlink w:anchor="_Toc226287401" w:history="1">
             <w:r>
               <w:rPr>
                 <w:rStyle w:val="Hyperlink"/>
@@ -2375,7 +2375,7 @@
               <w:rPr>
                 <w:webHidden/>
               </w:rPr>
-              <w:instrText xml:space="preserve"> PAGEREF _Toc226143904 \h </w:instrText>
+              <w:instrText xml:space="preserve"> PAGEREF _Toc226287401 \h </w:instrText>
             </w:r>
             <w:r>
               <w:rPr>
@@ -2413,7 +2413,7 @@
               <w14:ligatures w14:val="standardContextual"/>
             </w:rPr>
           </w:pPr>
-          <w:hyperlink w:anchor="_Toc226143905" w:history="1">
+          <w:hyperlink w:anchor="_Toc226287402" w:history="1">
             <w:r>
               <w:rPr>
                 <w:rStyle w:val="Hyperlink"/>
@@ -2436,7 +2436,7 @@
               <w:rPr>
                 <w:webHidden/>
               </w:rPr>
-              <w:instrText xml:space="preserve"> PAGEREF _Toc226143905 \h </w:instrText>
+              <w:instrText xml:space="preserve"> PAGEREF _Toc226287402 \h </w:instrText>
             </w:r>
             <w:r>
               <w:rPr>
@@ -2474,7 +2474,7 @@
               <w14:ligatures w14:val="standardContextual"/>
             </w:rPr>
           </w:pPr>
-          <w:hyperlink w:anchor="_Toc226143906" w:history="1">
+          <w:hyperlink w:anchor="_Toc226287403" w:history="1">
             <w:r>
               <w:rPr>
                 <w:rStyle w:val="Hyperlink"/>
@@ -2497,7 +2497,7 @@
               <w:rPr>
                 <w:webHidden/>
               </w:rPr>
-              <w:instrText xml:space="preserve"> PAGEREF _Toc226143906 \h </w:instrText>
+              <w:instrText xml:space="preserve"> PAGEREF _Toc226287403 \h </w:instrText>
             </w:r>
             <w:r>
               <w:rPr>
@@ -2537,7 +2537,7 @@
               <w14:ligatures w14:val="standardContextual"/>
             </w:rPr>
           </w:pPr>
-          <w:hyperlink w:anchor="_Toc226143907" w:history="1">
+          <w:hyperlink w:anchor="_Toc226287404" w:history="1">
             <w:r>
               <w:rPr>
                 <w:rStyle w:val="Hyperlink"/>
@@ -2560,7 +2560,7 @@
               <w:rPr>
                 <w:webHidden/>
               </w:rPr>
-              <w:instrText xml:space="preserve"> PAGEREF _Toc226143907 \h </w:instrText>
+              <w:instrText xml:space="preserve"> PAGEREF _Toc226287404 \h </w:instrText>
             </w:r>
             <w:r>
               <w:rPr>
@@ -2598,7 +2598,7 @@
               <w14:ligatures w14:val="standardContextual"/>
             </w:rPr>
           </w:pPr>
-          <w:hyperlink w:anchor="_Toc226143908" w:history="1">
+          <w:hyperlink w:anchor="_Toc226287405" w:history="1">
             <w:r>
               <w:rPr>
                 <w:rStyle w:val="Hyperlink"/>
@@ -2621,7 +2621,7 @@
               <w:rPr>
                 <w:webHidden/>
               </w:rPr>
-              <w:instrText xml:space="preserve"> PAGEREF _Toc226143908 \h </w:instrText>
+              <w:instrText xml:space="preserve"> PAGEREF _Toc226287405 \h </w:instrText>
             </w:r>
             <w:r>
               <w:rPr>
@@ -2660,7 +2660,7 @@
               <w14:ligatures w14:val="standardContextual"/>
             </w:rPr>
           </w:pPr>
-          <w:hyperlink w:anchor="_Toc226143909" w:history="1">
+          <w:hyperlink w:anchor="_Toc226287406" w:history="1">
             <w:r>
               <w:rPr>
                 <w:rStyle w:val="Hyperlink"/>
@@ -2700,7 +2700,7 @@
               <w:rPr>
                 <w:webHidden/>
               </w:rPr>
-              <w:instrText xml:space="preserve"> PAGEREF _Toc226143909 \h </w:instrText>
+              <w:instrText xml:space="preserve"> PAGEREF _Toc226287406 \h </w:instrText>
             </w:r>
             <w:r>
               <w:rPr>
@@ -2739,7 +2739,7 @@
               <w14:ligatures w14:val="standardContextual"/>
             </w:rPr>
           </w:pPr>
-          <w:hyperlink w:anchor="_Toc226143910" w:history="1">
+          <w:hyperlink w:anchor="_Toc226287407" w:history="1">
             <w:r>
               <w:rPr>
                 <w:rStyle w:val="Hyperlink"/>
@@ -2779,7 +2779,7 @@
               <w:rPr>
                 <w:webHidden/>
               </w:rPr>
-              <w:instrText xml:space="preserve"> PAGEREF _Toc226143910 \h </w:instrText>
+              <w:instrText xml:space="preserve"> PAGEREF _Toc226287407 \h </w:instrText>
             </w:r>
             <w:r>
               <w:rPr>
@@ -2818,7 +2818,7 @@
               <w14:ligatures w14:val="standardContextual"/>
             </w:rPr>
           </w:pPr>
-          <w:hyperlink w:anchor="_Toc226143911" w:history="1">
+          <w:hyperlink w:anchor="_Toc226287408" w:history="1">
             <w:r>
               <w:rPr>
                 <w:rStyle w:val="Hyperlink"/>
@@ -2858,7 +2858,7 @@
               <w:rPr>
                 <w:webHidden/>
               </w:rPr>
-              <w:instrText xml:space="preserve"> PAGEREF _Toc226143911 \h </w:instrText>
+              <w:instrText xml:space="preserve"> PAGEREF _Toc226287408 \h </w:instrText>
             </w:r>
             <w:r>
               <w:rPr>
@@ -2896,7 +2896,7 @@
               <w14:ligatures w14:val="standardContextual"/>
             </w:rPr>
           </w:pPr>
-          <w:hyperlink w:anchor="_Toc226143912" w:history="1">
+          <w:hyperlink w:anchor="_Toc226287409" w:history="1">
             <w:r>
               <w:rPr>
                 <w:rStyle w:val="Hyperlink"/>
@@ -2919,7 +2919,7 @@
               <w:rPr>
                 <w:webHidden/>
               </w:rPr>
-              <w:instrText xml:space="preserve"> PAGEREF _Toc226143912 \h </w:instrText>
+              <w:instrText xml:space="preserve"> PAGEREF _Toc226287409 \h </w:instrText>
             </w:r>
             <w:r>
               <w:rPr>
@@ -2958,7 +2958,7 @@
               <w14:ligatures w14:val="standardContextual"/>
             </w:rPr>
           </w:pPr>
-          <w:hyperlink w:anchor="_Toc226143913" w:history="1">
+          <w:hyperlink w:anchor="_Toc226287410" w:history="1">
             <w:r>
               <w:rPr>
                 <w:rStyle w:val="Hyperlink"/>
@@ -2998,7 +2998,7 @@
               <w:rPr>
                 <w:webHidden/>
               </w:rPr>
-              <w:instrText xml:space="preserve"> PAGEREF _Toc226143913 \h </w:instrText>
+              <w:instrText xml:space="preserve"> PAGEREF _Toc226287410 \h </w:instrText>
             </w:r>
             <w:r>
               <w:rPr>
@@ -3037,7 +3037,7 @@
               <w14:ligatures w14:val="standardContextual"/>
             </w:rPr>
           </w:pPr>
-          <w:hyperlink w:anchor="_Toc226143914" w:history="1">
+          <w:hyperlink w:anchor="_Toc226287411" w:history="1">
             <w:r>
               <w:rPr>
                 <w:rStyle w:val="Hyperlink"/>
@@ -3077,7 +3077,7 @@
               <w:rPr>
                 <w:webHidden/>
               </w:rPr>
-              <w:instrText xml:space="preserve"> PAGEREF _Toc226143914 \h </w:instrText>
+              <w:instrText xml:space="preserve"> PAGEREF _Toc226287411 \h </w:instrText>
             </w:r>
             <w:r>
               <w:rPr>
@@ -3115,7 +3115,7 @@
               <w14:ligatures w14:val="standardContextual"/>
             </w:rPr>
           </w:pPr>
-          <w:hyperlink w:anchor="_Toc226143915" w:history="1">
+          <w:hyperlink w:anchor="_Toc226287412" w:history="1">
             <w:r>
               <w:rPr>
                 <w:rStyle w:val="Hyperlink"/>
@@ -3138,7 +3138,7 @@
               <w:rPr>
                 <w:webHidden/>
               </w:rPr>
-              <w:instrText xml:space="preserve"> PAGEREF _Toc226143915 \h </w:instrText>
+              <w:instrText xml:space="preserve"> PAGEREF _Toc226287412 \h </w:instrText>
             </w:r>
             <w:r>
               <w:rPr>
@@ -3176,7 +3176,7 @@
               <w14:ligatures w14:val="standardContextual"/>
             </w:rPr>
           </w:pPr>
-          <w:hyperlink w:anchor="_Toc226143916" w:history="1">
+          <w:hyperlink w:anchor="_Toc226287413" w:history="1">
             <w:r>
               <w:rPr>
                 <w:rStyle w:val="Hyperlink"/>
@@ -3199,7 +3199,7 @@
               <w:rPr>
                 <w:webHidden/>
               </w:rPr>
-              <w:instrText xml:space="preserve"> PAGEREF _Toc226143916 \h </w:instrText>
+              <w:instrText xml:space="preserve"> PAGEREF _Toc226287413 \h </w:instrText>
             </w:r>
             <w:r>
               <w:rPr>
@@ -3239,7 +3239,7 @@
               <w14:ligatures w14:val="standardContextual"/>
             </w:rPr>
           </w:pPr>
-          <w:hyperlink w:anchor="_Toc226143917" w:history="1">
+          <w:hyperlink w:anchor="_Toc226287414" w:history="1">
             <w:r>
               <w:rPr>
                 <w:rStyle w:val="Hyperlink"/>
@@ -3262,7 +3262,7 @@
               <w:rPr>
                 <w:webHidden/>
               </w:rPr>
-              <w:instrText xml:space="preserve"> PAGEREF _Toc226143917 \h </w:instrText>
+              <w:instrText xml:space="preserve"> PAGEREF _Toc226287414 \h </w:instrText>
             </w:r>
             <w:r>
               <w:rPr>
@@ -3300,7 +3300,7 @@
               <w14:ligatures w14:val="standardContextual"/>
             </w:rPr>
           </w:pPr>
-          <w:hyperlink w:anchor="_Toc226143918" w:history="1">
+          <w:hyperlink w:anchor="_Toc226287415" w:history="1">
             <w:r>
               <w:rPr>
                 <w:rStyle w:val="Hyperlink"/>
@@ -3323,7 +3323,7 @@
               <w:rPr>
                 <w:webHidden/>
               </w:rPr>
-              <w:instrText xml:space="preserve"> PAGEREF _Toc226143918 \h </w:instrText>
+              <w:instrText xml:space="preserve"> PAGEREF _Toc226287415 \h </w:instrText>
             </w:r>
             <w:r>
               <w:rPr>
@@ -3361,7 +3361,7 @@
               <w14:ligatures w14:val="standardContextual"/>
             </w:rPr>
           </w:pPr>
-          <w:hyperlink w:anchor="_Toc226143919" w:history="1">
+          <w:hyperlink w:anchor="_Toc226287416" w:history="1">
             <w:r>
               <w:rPr>
                 <w:rStyle w:val="Hyperlink"/>
@@ -3384,7 +3384,7 @@
               <w:rPr>
                 <w:webHidden/>
               </w:rPr>
-              <w:instrText xml:space="preserve"> PAGEREF _Toc226143919 \h </w:instrText>
+              <w:instrText xml:space="preserve"> PAGEREF _Toc226287416 \h </w:instrText>
             </w:r>
             <w:r>
               <w:rPr>
@@ -3422,7 +3422,7 @@
               <w14:ligatures w14:val="standardContextual"/>
             </w:rPr>
           </w:pPr>
-          <w:hyperlink w:anchor="_Toc226143920" w:history="1">
+          <w:hyperlink w:anchor="_Toc226287417" w:history="1">
             <w:r>
               <w:rPr>
                 <w:rStyle w:val="Hyperlink"/>
@@ -3445,7 +3445,7 @@
               <w:rPr>
                 <w:webHidden/>
               </w:rPr>
-              <w:instrText xml:space="preserve"> PAGEREF _Toc226143920 \h </w:instrText>
+              <w:instrText xml:space="preserve"> PAGEREF _Toc226287417 \h </w:instrText>
             </w:r>
             <w:r>
               <w:rPr>
@@ -3483,7 +3483,7 @@
               <w14:ligatures w14:val="standardContextual"/>
             </w:rPr>
           </w:pPr>
-          <w:hyperlink w:anchor="_Toc226143921" w:history="1">
+          <w:hyperlink w:anchor="_Toc226287418" w:history="1">
             <w:r>
               <w:rPr>
                 <w:rStyle w:val="Hyperlink"/>
@@ -3513,7 +3513,7 @@
               <w:rPr>
                 <w:webHidden/>
               </w:rPr>
-              <w:instrText xml:space="preserve"> PAGEREF _Toc226143921 \h </w:instrText>
+              <w:instrText xml:space="preserve"> PAGEREF _Toc226287418 \h </w:instrText>
             </w:r>
             <w:r>
               <w:rPr>
@@ -3551,7 +3551,7 @@
               <w14:ligatures w14:val="standardContextual"/>
             </w:rPr>
           </w:pPr>
-          <w:hyperlink w:anchor="_Toc226143922" w:history="1">
+          <w:hyperlink w:anchor="_Toc226287419" w:history="1">
             <w:r>
               <w:rPr>
                 <w:rStyle w:val="Hyperlink"/>
@@ -3574,7 +3574,7 @@
               <w:rPr>
                 <w:webHidden/>
               </w:rPr>
-              <w:instrText xml:space="preserve"> PAGEREF _Toc226143922 \h </w:instrText>
+              <w:instrText xml:space="preserve"> PAGEREF _Toc226287419 \h </w:instrText>
             </w:r>
             <w:r>
               <w:rPr>
@@ -3614,7 +3614,7 @@
               <w14:ligatures w14:val="standardContextual"/>
             </w:rPr>
           </w:pPr>
-          <w:hyperlink w:anchor="_Toc226143923" w:history="1">
+          <w:hyperlink w:anchor="_Toc226287420" w:history="1">
             <w:r>
               <w:rPr>
                 <w:rStyle w:val="Hyperlink"/>
@@ -3637,7 +3637,7 @@
               <w:rPr>
                 <w:webHidden/>
               </w:rPr>
-              <w:instrText xml:space="preserve"> PAGEREF _Toc226143923 \h </w:instrText>
+              <w:instrText xml:space="preserve"> PAGEREF _Toc226287420 \h </w:instrText>
             </w:r>
             <w:r>
               <w:rPr>
@@ -3675,7 +3675,7 @@
               <w14:ligatures w14:val="standardContextual"/>
             </w:rPr>
           </w:pPr>
-          <w:hyperlink w:anchor="_Toc226143924" w:history="1">
+          <w:hyperlink w:anchor="_Toc226287421" w:history="1">
             <w:r>
               <w:rPr>
                 <w:rStyle w:val="Hyperlink"/>
@@ -3698,7 +3698,7 @@
               <w:rPr>
                 <w:webHidden/>
               </w:rPr>
-              <w:instrText xml:space="preserve"> PAGEREF _Toc226143924 \h </w:instrText>
+              <w:instrText xml:space="preserve"> PAGEREF _Toc226287421 \h </w:instrText>
             </w:r>
             <w:r>
               <w:rPr>
@@ -3736,7 +3736,7 @@
               <w14:ligatures w14:val="standardContextual"/>
             </w:rPr>
           </w:pPr>
-          <w:hyperlink w:anchor="_Toc226143925" w:history="1">
+          <w:hyperlink w:anchor="_Toc226287422" w:history="1">
             <w:r>
               <w:rPr>
                 <w:rStyle w:val="Hyperlink"/>
@@ -3759,7 +3759,7 @@
               <w:rPr>
                 <w:webHidden/>
               </w:rPr>
-              <w:instrText xml:space="preserve"> PAGEREF _Toc226143925 \h </w:instrText>
+              <w:instrText xml:space="preserve"> PAGEREF _Toc226287422 \h </w:instrText>
             </w:r>
             <w:r>
               <w:rPr>
@@ -3798,7 +3798,7 @@
               <w14:ligatures w14:val="standardContextual"/>
             </w:rPr>
           </w:pPr>
-          <w:hyperlink w:anchor="_Toc226143926" w:history="1">
+          <w:hyperlink w:anchor="_Toc226287423" w:history="1">
             <w:r>
               <w:rPr>
                 <w:rStyle w:val="Hyperlink"/>
@@ -3838,7 +3838,7 @@
               <w:rPr>
                 <w:webHidden/>
               </w:rPr>
-              <w:instrText xml:space="preserve"> PAGEREF _Toc226143926 \h </w:instrText>
+              <w:instrText xml:space="preserve"> PAGEREF _Toc226287423 \h </w:instrText>
             </w:r>
             <w:r>
               <w:rPr>
@@ -3877,7 +3877,7 @@
               <w14:ligatures w14:val="standardContextual"/>
             </w:rPr>
           </w:pPr>
-          <w:hyperlink w:anchor="_Toc226143927" w:history="1">
+          <w:hyperlink w:anchor="_Toc226287424" w:history="1">
             <w:r>
               <w:rPr>
                 <w:rStyle w:val="Hyperlink"/>
@@ -3917,7 +3917,7 @@
               <w:rPr>
                 <w:webHidden/>
               </w:rPr>
-              <w:instrText xml:space="preserve"> PAGEREF _Toc226143927 \h </w:instrText>
+              <w:instrText xml:space="preserve"> PAGEREF _Toc226287424 \h </w:instrText>
             </w:r>
             <w:r>
               <w:rPr>
@@ -3956,7 +3956,7 @@
               <w14:ligatures w14:val="standardContextual"/>
             </w:rPr>
           </w:pPr>
-          <w:hyperlink w:anchor="_Toc226143928" w:history="1">
+          <w:hyperlink w:anchor="_Toc226287425" w:history="1">
             <w:r>
               <w:rPr>
                 <w:rStyle w:val="Hyperlink"/>
@@ -3996,7 +3996,7 @@
               <w:rPr>
                 <w:webHidden/>
               </w:rPr>
-              <w:instrText xml:space="preserve"> PAGEREF _Toc226143928 \h </w:instrText>
+              <w:instrText xml:space="preserve"> PAGEREF _Toc226287425 \h </w:instrText>
             </w:r>
             <w:r>
               <w:rPr>
@@ -4035,7 +4035,7 @@
               <w14:ligatures w14:val="standardContextual"/>
             </w:rPr>
           </w:pPr>
-          <w:hyperlink w:anchor="_Toc226143929" w:history="1">
+          <w:hyperlink w:anchor="_Toc226287426" w:history="1">
             <w:r>
               <w:rPr>
                 <w:rStyle w:val="Hyperlink"/>
@@ -4075,7 +4075,7 @@
               <w:rPr>
                 <w:webHidden/>
               </w:rPr>
-              <w:instrText xml:space="preserve"> PAGEREF _Toc226143929 \h </w:instrText>
+              <w:instrText xml:space="preserve"> PAGEREF _Toc226287426 \h </w:instrText>
             </w:r>
             <w:r>
               <w:rPr>
@@ -4114,7 +4114,7 @@
               <w14:ligatures w14:val="standardContextual"/>
             </w:rPr>
           </w:pPr>
-          <w:hyperlink w:anchor="_Toc226143930" w:history="1">
+          <w:hyperlink w:anchor="_Toc226287427" w:history="1">
             <w:r>
               <w:rPr>
                 <w:rStyle w:val="Hyperlink"/>
@@ -4154,7 +4154,7 @@
               <w:rPr>
                 <w:webHidden/>
               </w:rPr>
-              <w:instrText xml:space="preserve"> PAGEREF _Toc226143930 \h </w:instrText>
+              <w:instrText xml:space="preserve"> PAGEREF _Toc226287427 \h </w:instrText>
             </w:r>
             <w:r>
               <w:rPr>
@@ -4192,7 +4192,7 @@
               <w14:ligatures w14:val="standardContextual"/>
             </w:rPr>
           </w:pPr>
-          <w:hyperlink w:anchor="_Toc226143931" w:history="1">
+          <w:hyperlink w:anchor="_Toc226287428" w:history="1">
             <w:r>
               <w:rPr>
                 <w:rStyle w:val="Hyperlink"/>
@@ -4215,7 +4215,7 @@
               <w:rPr>
                 <w:webHidden/>
               </w:rPr>
-              <w:instrText xml:space="preserve"> PAGEREF _Toc226143931 \h </w:instrText>
+              <w:instrText xml:space="preserve"> PAGEREF _Toc226287428 \h </w:instrText>
             </w:r>
             <w:r>
               <w:rPr>
@@ -4254,7 +4254,7 @@
               <w14:ligatures w14:val="standardContextual"/>
             </w:rPr>
           </w:pPr>
-          <w:hyperlink w:anchor="_Toc226143932" w:history="1">
+          <w:hyperlink w:anchor="_Toc226287429" w:history="1">
             <w:r>
               <w:rPr>
                 <w:rStyle w:val="Hyperlink"/>
@@ -4294,7 +4294,7 @@
               <w:rPr>
                 <w:webHidden/>
               </w:rPr>
-              <w:instrText xml:space="preserve"> PAGEREF _Toc226143932 \h </w:instrText>
+              <w:instrText xml:space="preserve"> PAGEREF _Toc226287429 \h </w:instrText>
             </w:r>
             <w:r>
               <w:rPr>
@@ -4333,7 +4333,7 @@
               <w14:ligatures w14:val="standardContextual"/>
             </w:rPr>
           </w:pPr>
-          <w:hyperlink w:anchor="_Toc226143933" w:history="1">
+          <w:hyperlink w:anchor="_Toc226287430" w:history="1">
             <w:r>
               <w:rPr>
                 <w:rStyle w:val="Hyperlink"/>
@@ -4373,7 +4373,7 @@
               <w:rPr>
                 <w:webHidden/>
               </w:rPr>
-              <w:instrText xml:space="preserve"> PAGEREF _Toc226143933 \h </w:instrText>
+              <w:instrText xml:space="preserve"> PAGEREF _Toc226287430 \h </w:instrText>
             </w:r>
             <w:r>
               <w:rPr>
@@ -4413,7 +4413,7 @@
               <w14:ligatures w14:val="standardContextual"/>
             </w:rPr>
           </w:pPr>
-          <w:hyperlink w:anchor="_Toc226143934" w:history="1">
+          <w:hyperlink w:anchor="_Toc226287431" w:history="1">
             <w:r>
               <w:rPr>
                 <w:rStyle w:val="Hyperlink"/>
@@ -4436,7 +4436,7 @@
               <w:rPr>
                 <w:webHidden/>
               </w:rPr>
-              <w:instrText xml:space="preserve"> PAGEREF _Toc226143934 \h </w:instrText>
+              <w:instrText xml:space="preserve"> PAGEREF _Toc226287431 \h </w:instrText>
             </w:r>
             <w:r>
               <w:rPr>
@@ -4474,7 +4474,7 @@
               <w14:ligatures w14:val="standardContextual"/>
             </w:rPr>
           </w:pPr>
-          <w:hyperlink w:anchor="_Toc226143935" w:history="1">
+          <w:hyperlink w:anchor="_Toc226287432" w:history="1">
             <w:r>
               <w:rPr>
                 <w:rStyle w:val="Hyperlink"/>
@@ -4497,7 +4497,7 @@
               <w:rPr>
                 <w:webHidden/>
               </w:rPr>
-              <w:instrText xml:space="preserve"> PAGEREF _Toc226143935 \h </w:instrText>
+              <w:instrText xml:space="preserve"> PAGEREF _Toc226287432 \h </w:instrText>
             </w:r>
             <w:r>
               <w:rPr>
@@ -4535,7 +4535,7 @@
               <w14:ligatures w14:val="standardContextual"/>
             </w:rPr>
           </w:pPr>
-          <w:hyperlink w:anchor="_Toc226143936" w:history="1">
+          <w:hyperlink w:anchor="_Toc226287433" w:history="1">
             <w:r>
               <w:rPr>
                 <w:rStyle w:val="Hyperlink"/>
@@ -4558,7 +4558,7 @@
               <w:rPr>
                 <w:webHidden/>
               </w:rPr>
-              <w:instrText xml:space="preserve"> PAGEREF _Toc226143936 \h </w:instrText>
+              <w:instrText xml:space="preserve"> PAGEREF _Toc226287433 \h </w:instrText>
             </w:r>
             <w:r>
               <w:rPr>
@@ -4596,7 +4596,7 @@
               <w14:ligatures w14:val="standardContextual"/>
             </w:rPr>
           </w:pPr>
-          <w:hyperlink w:anchor="_Toc226143937" w:history="1">
+          <w:hyperlink w:anchor="_Toc226287434" w:history="1">
             <w:r>
               <w:rPr>
                 <w:rStyle w:val="Hyperlink"/>
@@ -4619,7 +4619,7 @@
               <w:rPr>
                 <w:webHidden/>
               </w:rPr>
-              <w:instrText xml:space="preserve"> PAGEREF _Toc226143937 \h </w:instrText>
+              <w:instrText xml:space="preserve"> PAGEREF _Toc226287434 \h </w:instrText>
             </w:r>
             <w:r>
               <w:rPr>
@@ -4657,7 +4657,7 @@
               <w14:ligatures w14:val="standardContextual"/>
             </w:rPr>
           </w:pPr>
-          <w:hyperlink w:anchor="_Toc226143938" w:history="1">
+          <w:hyperlink w:anchor="_Toc226287435" w:history="1">
             <w:r>
               <w:rPr>
                 <w:rStyle w:val="Hyperlink"/>
@@ -4680,7 +4680,7 @@
               <w:rPr>
                 <w:webHidden/>
               </w:rPr>
-              <w:instrText xml:space="preserve"> PAGEREF _Toc226143938 \h </w:instrText>
+              <w:instrText xml:space="preserve"> PAGEREF _Toc226287435 \h </w:instrText>
             </w:r>
             <w:r>
               <w:rPr>
@@ -4718,7 +4718,7 @@
               <w14:ligatures w14:val="standardContextual"/>
             </w:rPr>
           </w:pPr>
-          <w:hyperlink w:anchor="_Toc226143939" w:history="1">
+          <w:hyperlink w:anchor="_Toc226287436" w:history="1">
             <w:r>
               <w:rPr>
                 <w:rStyle w:val="Hyperlink"/>
@@ -4741,7 +4741,7 @@
               <w:rPr>
                 <w:webHidden/>
               </w:rPr>
-              <w:instrText xml:space="preserve"> PAGEREF _Toc226143939 \h </w:instrText>
+              <w:instrText xml:space="preserve"> PAGEREF _Toc226287436 \h </w:instrText>
             </w:r>
             <w:r>
               <w:rPr>
@@ -4779,7 +4779,7 @@
               <w14:ligatures w14:val="standardContextual"/>
             </w:rPr>
           </w:pPr>
-          <w:hyperlink w:anchor="_Toc226143940" w:history="1">
+          <w:hyperlink w:anchor="_Toc226287437" w:history="1">
             <w:r>
               <w:rPr>
                 <w:rStyle w:val="Hyperlink"/>
@@ -4803,7 +4803,7 @@
               <w:rPr>
                 <w:webHidden/>
               </w:rPr>
-              <w:instrText xml:space="preserve"> PAGEREF _Toc226143940 \h </w:instrText>
+              <w:instrText xml:space="preserve"> PAGEREF _Toc226287437 \h </w:instrText>
             </w:r>
             <w:r>
               <w:rPr>
@@ -4841,7 +4841,7 @@
               <w14:ligatures w14:val="standardContextual"/>
             </w:rPr>
           </w:pPr>
-          <w:hyperlink w:anchor="_Toc226143941" w:history="1">
+          <w:hyperlink w:anchor="_Toc226287438" w:history="1">
             <w:r>
               <w:rPr>
                 <w:rStyle w:val="Hyperlink"/>
@@ -4865,7 +4865,7 @@
               <w:rPr>
                 <w:webHidden/>
               </w:rPr>
-              <w:instrText xml:space="preserve"> PAGEREF _Toc226143941 \h </w:instrText>
+              <w:instrText xml:space="preserve"> PAGEREF _Toc226287438 \h </w:instrText>
             </w:r>
             <w:r>
               <w:rPr>
@@ -4903,7 +4903,7 @@
               <w14:ligatures w14:val="standardContextual"/>
             </w:rPr>
           </w:pPr>
-          <w:hyperlink w:anchor="_Toc226143942" w:history="1">
+          <w:hyperlink w:anchor="_Toc226287439" w:history="1">
             <w:r>
               <w:rPr>
                 <w:rStyle w:val="Hyperlink"/>
@@ -4927,7 +4927,7 @@
               <w:rPr>
                 <w:webHidden/>
               </w:rPr>
-              <w:instrText xml:space="preserve"> PAGEREF _Toc226143942 \h </w:instrText>
+              <w:instrText xml:space="preserve"> PAGEREF _Toc226287439 \h </w:instrText>
             </w:r>
             <w:r>
               <w:rPr>
@@ -4965,7 +4965,7 @@
               <w14:ligatures w14:val="standardContextual"/>
             </w:rPr>
           </w:pPr>
-          <w:hyperlink w:anchor="_Toc226143943" w:history="1">
+          <w:hyperlink w:anchor="_Toc226287440" w:history="1">
             <w:r>
               <w:rPr>
                 <w:rStyle w:val="Hyperlink"/>
@@ -4988,7 +4988,7 @@
               <w:rPr>
                 <w:webHidden/>
               </w:rPr>
-              <w:instrText xml:space="preserve"> PAGEREF _Toc226143943 \h </w:instrText>
+              <w:instrText xml:space="preserve"> PAGEREF _Toc226287440 \h </w:instrText>
             </w:r>
             <w:r>
               <w:rPr>
@@ -5026,7 +5026,7 @@
               <w14:ligatures w14:val="standardContextual"/>
             </w:rPr>
           </w:pPr>
-          <w:hyperlink w:anchor="_Toc226143944" w:history="1">
+          <w:hyperlink w:anchor="_Toc226287441" w:history="1">
             <w:r>
               <w:rPr>
                 <w:rStyle w:val="Hyperlink"/>
@@ -5049,7 +5049,7 @@
               <w:rPr>
                 <w:webHidden/>
               </w:rPr>
-              <w:instrText xml:space="preserve"> PAGEREF _Toc226143944 \h </w:instrText>
+              <w:instrText xml:space="preserve"> PAGEREF _Toc226287441 \h </w:instrText>
             </w:r>
             <w:r>
               <w:rPr>
@@ -5087,7 +5087,7 @@
               <w14:ligatures w14:val="standardContextual"/>
             </w:rPr>
           </w:pPr>
-          <w:hyperlink w:anchor="_Toc226143945" w:history="1">
+          <w:hyperlink w:anchor="_Toc226287442" w:history="1">
             <w:r>
               <w:rPr>
                 <w:rStyle w:val="Hyperlink"/>
@@ -5110,7 +5110,7 @@
               <w:rPr>
                 <w:webHidden/>
               </w:rPr>
-              <w:instrText xml:space="preserve"> PAGEREF _Toc226143945 \h </w:instrText>
+              <w:instrText xml:space="preserve"> PAGEREF _Toc226287442 \h </w:instrText>
             </w:r>
             <w:r>
               <w:rPr>
@@ -5148,7 +5148,7 @@
               <w14:ligatures w14:val="standardContextual"/>
             </w:rPr>
           </w:pPr>
-          <w:hyperlink w:anchor="_Toc226143946" w:history="1">
+          <w:hyperlink w:anchor="_Toc226287443" w:history="1">
             <w:r>
               <w:rPr>
                 <w:rStyle w:val="Hyperlink"/>
@@ -5172,7 +5172,7 @@
               <w:rPr>
                 <w:webHidden/>
               </w:rPr>
-              <w:instrText xml:space="preserve"> PAGEREF _Toc226143946 \h </w:instrText>
+              <w:instrText xml:space="preserve"> PAGEREF _Toc226287443 \h </w:instrText>
             </w:r>
             <w:r>
               <w:rPr>
@@ -5210,7 +5210,7 @@
               <w14:ligatures w14:val="standardContextual"/>
             </w:rPr>
           </w:pPr>
-          <w:hyperlink w:anchor="_Toc226143947" w:history="1">
+          <w:hyperlink w:anchor="_Toc226287444" w:history="1">
             <w:r>
               <w:rPr>
                 <w:rStyle w:val="Hyperlink"/>
@@ -5233,7 +5233,7 @@
               <w:rPr>
                 <w:webHidden/>
               </w:rPr>
-              <w:instrText xml:space="preserve"> PAGEREF _Toc226143947 \h </w:instrText>
+              <w:instrText xml:space="preserve"> PAGEREF _Toc226287444 \h </w:instrText>
             </w:r>
             <w:r>
               <w:rPr>
@@ -5271,7 +5271,7 @@
               <w14:ligatures w14:val="standardContextual"/>
             </w:rPr>
           </w:pPr>
-          <w:hyperlink w:anchor="_Toc226143948" w:history="1">
+          <w:hyperlink w:anchor="_Toc226287445" w:history="1">
             <w:r>
               <w:rPr>
                 <w:rStyle w:val="Hyperlink"/>
@@ -5294,7 +5294,7 @@
               <w:rPr>
                 <w:webHidden/>
               </w:rPr>
-              <w:instrText xml:space="preserve"> PAGEREF _Toc226143948 \h </w:instrText>
+              <w:instrText xml:space="preserve"> PAGEREF _Toc226287445 \h </w:instrText>
             </w:r>
             <w:r>
               <w:rPr>
@@ -5332,7 +5332,7 @@
               <w14:ligatures w14:val="standardContextual"/>
             </w:rPr>
           </w:pPr>
-          <w:hyperlink w:anchor="_Toc226143949" w:history="1">
+          <w:hyperlink w:anchor="_Toc226287446" w:history="1">
             <w:r>
               <w:rPr>
                 <w:rStyle w:val="Hyperlink"/>
@@ -5355,7 +5355,7 @@
               <w:rPr>
                 <w:webHidden/>
               </w:rPr>
-              <w:instrText xml:space="preserve"> PAGEREF _Toc226143949 \h </w:instrText>
+              <w:instrText xml:space="preserve"> PAGEREF _Toc226287446 \h </w:instrText>
             </w:r>
             <w:r>
               <w:rPr>
@@ -5393,7 +5393,7 @@
               <w14:ligatures w14:val="standardContextual"/>
             </w:rPr>
           </w:pPr>
-          <w:hyperlink w:anchor="_Toc226143950" w:history="1">
+          <w:hyperlink w:anchor="_Toc226287447" w:history="1">
             <w:r>
               <w:rPr>
                 <w:rStyle w:val="Hyperlink"/>
@@ -5416,7 +5416,7 @@
               <w:rPr>
                 <w:webHidden/>
               </w:rPr>
-              <w:instrText xml:space="preserve"> PAGEREF _Toc226143950 \h </w:instrText>
+              <w:instrText xml:space="preserve"> PAGEREF _Toc226287447 \h </w:instrText>
             </w:r>
             <w:r>
               <w:rPr>
@@ -5456,7 +5456,7 @@
               <w14:ligatures w14:val="standardContextual"/>
             </w:rPr>
           </w:pPr>
-          <w:hyperlink w:anchor="_Toc226143951" w:history="1">
+          <w:hyperlink w:anchor="_Toc226287448" w:history="1">
             <w:r>
               <w:rPr>
                 <w:rStyle w:val="Hyperlink"/>
@@ -5479,7 +5479,7 @@
               <w:rPr>
                 <w:webHidden/>
               </w:rPr>
-              <w:instrText xml:space="preserve"> PAGEREF _Toc226143951 \h </w:instrText>
+              <w:instrText xml:space="preserve"> PAGEREF _Toc226287448 \h </w:instrText>
             </w:r>
             <w:r>
               <w:rPr>
@@ -5519,7 +5519,7 @@
               <w14:ligatures w14:val="standardContextual"/>
             </w:rPr>
           </w:pPr>
-          <w:hyperlink w:anchor="_Toc226143952" w:history="1">
+          <w:hyperlink w:anchor="_Toc226287449" w:history="1">
             <w:r>
               <w:rPr>
                 <w:rStyle w:val="Hyperlink"/>
@@ -5542,7 +5542,7 @@
               <w:rPr>
                 <w:webHidden/>
               </w:rPr>
-              <w:instrText xml:space="preserve"> PAGEREF _Toc226143952 \h </w:instrText>
+              <w:instrText xml:space="preserve"> PAGEREF _Toc226287449 \h </w:instrText>
             </w:r>
             <w:r>
               <w:rPr>
@@ -5580,7 +5580,7 @@
               <w14:ligatures w14:val="standardContextual"/>
             </w:rPr>
           </w:pPr>
-          <w:hyperlink w:anchor="_Toc226143953" w:history="1">
+          <w:hyperlink w:anchor="_Toc226287450" w:history="1">
             <w:r>
               <w:rPr>
                 <w:rStyle w:val="Hyperlink"/>
@@ -5603,7 +5603,7 @@
               <w:rPr>
                 <w:webHidden/>
               </w:rPr>
-              <w:instrText xml:space="preserve"> PAGEREF _Toc226143953 \h </w:instrText>
+              <w:instrText xml:space="preserve"> PAGEREF _Toc226287450 \h </w:instrText>
             </w:r>
             <w:r>
               <w:rPr>
@@ -5642,7 +5642,7 @@
               <w14:ligatures w14:val="standardContextual"/>
             </w:rPr>
           </w:pPr>
-          <w:hyperlink w:anchor="_Toc226143954" w:history="1">
+          <w:hyperlink w:anchor="_Toc226287451" w:history="1">
             <w:r>
               <w:rPr>
                 <w:rStyle w:val="Hyperlink"/>
@@ -5682,7 +5682,7 @@
               <w:rPr>
                 <w:webHidden/>
               </w:rPr>
-              <w:instrText xml:space="preserve"> PAGEREF _Toc226143954 \h </w:instrText>
+              <w:instrText xml:space="preserve"> PAGEREF _Toc226287451 \h </w:instrText>
             </w:r>
             <w:r>
               <w:rPr>
@@ -5721,7 +5721,7 @@
               <w14:ligatures w14:val="standardContextual"/>
             </w:rPr>
           </w:pPr>
-          <w:hyperlink w:anchor="_Toc226143955" w:history="1">
+          <w:hyperlink w:anchor="_Toc226287452" w:history="1">
             <w:r>
               <w:rPr>
                 <w:rStyle w:val="Hyperlink"/>
@@ -5761,7 +5761,7 @@
               <w:rPr>
                 <w:webHidden/>
               </w:rPr>
-              <w:instrText xml:space="preserve"> PAGEREF _Toc226143955 \h </w:instrText>
+              <w:instrText xml:space="preserve"> PAGEREF _Toc226287452 \h </w:instrText>
             </w:r>
             <w:r>
               <w:rPr>
@@ -5799,7 +5799,7 @@
               <w14:ligatures w14:val="standardContextual"/>
             </w:rPr>
           </w:pPr>
-          <w:hyperlink w:anchor="_Toc226143956" w:history="1">
+          <w:hyperlink w:anchor="_Toc226287453" w:history="1">
             <w:r>
               <w:rPr>
                 <w:rStyle w:val="Hyperlink"/>
@@ -5822,7 +5822,7 @@
               <w:rPr>
                 <w:webHidden/>
               </w:rPr>
-              <w:instrText xml:space="preserve"> PAGEREF _Toc226143956 \h </w:instrText>
+              <w:instrText xml:space="preserve"> PAGEREF _Toc226287453 \h </w:instrText>
             </w:r>
             <w:r>
               <w:rPr>
@@ -5861,7 +5861,7 @@
               <w14:ligatures w14:val="standardContextual"/>
             </w:rPr>
           </w:pPr>
-          <w:hyperlink w:anchor="_Toc226143957" w:history="1">
+          <w:hyperlink w:anchor="_Toc226287454" w:history="1">
             <w:r>
               <w:rPr>
                 <w:rStyle w:val="Hyperlink"/>
@@ -5901,7 +5901,7 @@
               <w:rPr>
                 <w:webHidden/>
               </w:rPr>
-              <w:instrText xml:space="preserve"> PAGEREF _Toc226143957 \h </w:instrText>
+              <w:instrText xml:space="preserve"> PAGEREF _Toc226287454 \h </w:instrText>
             </w:r>
             <w:r>
               <w:rPr>
@@ -5940,7 +5940,7 @@
               <w14:ligatures w14:val="standardContextual"/>
             </w:rPr>
           </w:pPr>
-          <w:hyperlink w:anchor="_Toc226143958" w:history="1">
+          <w:hyperlink w:anchor="_Toc226287455" w:history="1">
             <w:r>
               <w:rPr>
                 <w:rStyle w:val="Hyperlink"/>
@@ -5980,7 +5980,7 @@
               <w:rPr>
                 <w:webHidden/>
               </w:rPr>
-              <w:instrText xml:space="preserve"> PAGEREF _Toc226143958 \h </w:instrText>
+              <w:instrText xml:space="preserve"> PAGEREF _Toc226287455 \h </w:instrText>
             </w:r>
             <w:r>
               <w:rPr>
@@ -6019,7 +6019,7 @@
               <w14:ligatures w14:val="standardContextual"/>
             </w:rPr>
           </w:pPr>
-          <w:hyperlink w:anchor="_Toc226143959" w:history="1">
+          <w:hyperlink w:anchor="_Toc226287456" w:history="1">
             <w:r>
               <w:rPr>
                 <w:rStyle w:val="Hyperlink"/>
@@ -6059,7 +6059,7 @@
               <w:rPr>
                 <w:webHidden/>
               </w:rPr>
-              <w:instrText xml:space="preserve"> PAGEREF _Toc226143959 \h </w:instrText>
+              <w:instrText xml:space="preserve"> PAGEREF _Toc226287456 \h </w:instrText>
             </w:r>
             <w:r>
               <w:rPr>
@@ -6098,7 +6098,7 @@
               <w14:ligatures w14:val="standardContextual"/>
             </w:rPr>
           </w:pPr>
-          <w:hyperlink w:anchor="_Toc226143960" w:history="1">
+          <w:hyperlink w:anchor="_Toc226287457" w:history="1">
             <w:r>
               <w:rPr>
                 <w:rStyle w:val="Hyperlink"/>
@@ -6138,7 +6138,7 @@
               <w:rPr>
                 <w:webHidden/>
               </w:rPr>
-              <w:instrText xml:space="preserve"> PAGEREF _Toc226143960 \h </w:instrText>
+              <w:instrText xml:space="preserve"> PAGEREF _Toc226287457 \h </w:instrText>
             </w:r>
             <w:r>
               <w:rPr>
@@ -6177,7 +6177,7 @@
               <w14:ligatures w14:val="standardContextual"/>
             </w:rPr>
           </w:pPr>
-          <w:hyperlink w:anchor="_Toc226143961" w:history="1">
+          <w:hyperlink w:anchor="_Toc226287458" w:history="1">
             <w:r>
               <w:rPr>
                 <w:rStyle w:val="Hyperlink"/>
@@ -6217,7 +6217,7 @@
               <w:rPr>
                 <w:webHidden/>
               </w:rPr>
-              <w:instrText xml:space="preserve"> PAGEREF _Toc226143961 \h </w:instrText>
+              <w:instrText xml:space="preserve"> PAGEREF _Toc226287458 \h </w:instrText>
             </w:r>
             <w:r>
               <w:rPr>
@@ -6255,7 +6255,7 @@
               <w14:ligatures w14:val="standardContextual"/>
             </w:rPr>
           </w:pPr>
-          <w:hyperlink w:anchor="_Toc226143962" w:history="1">
+          <w:hyperlink w:anchor="_Toc226287459" w:history="1">
             <w:r>
               <w:rPr>
                 <w:rStyle w:val="Hyperlink"/>
@@ -6278,7 +6278,7 @@
               <w:rPr>
                 <w:webHidden/>
               </w:rPr>
-              <w:instrText xml:space="preserve"> PAGEREF _Toc226143962 \h </w:instrText>
+              <w:instrText xml:space="preserve"> PAGEREF _Toc226287459 \h </w:instrText>
             </w:r>
             <w:r>
               <w:rPr>
@@ -6317,7 +6317,7 @@
               <w14:ligatures w14:val="standardContextual"/>
             </w:rPr>
           </w:pPr>
-          <w:hyperlink w:anchor="_Toc226143963" w:history="1">
+          <w:hyperlink w:anchor="_Toc226287460" w:history="1">
             <w:r>
               <w:rPr>
                 <w:rStyle w:val="Hyperlink"/>
@@ -6357,7 +6357,7 @@
               <w:rPr>
                 <w:webHidden/>
               </w:rPr>
-              <w:instrText xml:space="preserve"> PAGEREF _Toc226143963 \h </w:instrText>
+              <w:instrText xml:space="preserve"> PAGEREF _Toc226287460 \h </w:instrText>
             </w:r>
             <w:r>
               <w:rPr>
@@ -6396,7 +6396,7 @@
               <w14:ligatures w14:val="standardContextual"/>
             </w:rPr>
           </w:pPr>
-          <w:hyperlink w:anchor="_Toc226143964" w:history="1">
+          <w:hyperlink w:anchor="_Toc226287461" w:history="1">
             <w:r>
               <w:rPr>
                 <w:rStyle w:val="Hyperlink"/>
@@ -6436,7 +6436,7 @@
               <w:rPr>
                 <w:webHidden/>
               </w:rPr>
-              <w:instrText xml:space="preserve"> PAGEREF _Toc226143964 \h </w:instrText>
+              <w:instrText xml:space="preserve"> PAGEREF _Toc226287461 \h </w:instrText>
             </w:r>
             <w:r>
               <w:rPr>
@@ -6475,7 +6475,7 @@
               <w14:ligatures w14:val="standardContextual"/>
             </w:rPr>
           </w:pPr>
-          <w:hyperlink w:anchor="_Toc226143965" w:history="1">
+          <w:hyperlink w:anchor="_Toc226287462" w:history="1">
             <w:r>
               <w:rPr>
                 <w:rStyle w:val="Hyperlink"/>
@@ -6515,7 +6515,7 @@
               <w:rPr>
                 <w:webHidden/>
               </w:rPr>
-              <w:instrText xml:space="preserve"> PAGEREF _Toc226143965 \h </w:instrText>
+              <w:instrText xml:space="preserve"> PAGEREF _Toc226287462 \h </w:instrText>
             </w:r>
             <w:r>
               <w:rPr>
@@ -6554,7 +6554,7 @@
               <w14:ligatures w14:val="standardContextual"/>
             </w:rPr>
           </w:pPr>
-          <w:hyperlink w:anchor="_Toc226143966" w:history="1">
+          <w:hyperlink w:anchor="_Toc226287463" w:history="1">
             <w:r>
               <w:rPr>
                 <w:rStyle w:val="Hyperlink"/>
@@ -6594,7 +6594,7 @@
               <w:rPr>
                 <w:webHidden/>
               </w:rPr>
-              <w:instrText xml:space="preserve"> PAGEREF _Toc226143966 \h </w:instrText>
+              <w:instrText xml:space="preserve"> PAGEREF _Toc226287463 \h </w:instrText>
             </w:r>
             <w:r>
               <w:rPr>
@@ -6633,7 +6633,7 @@
               <w14:ligatures w14:val="standardContextual"/>
             </w:rPr>
           </w:pPr>
-          <w:hyperlink w:anchor="_Toc226143967" w:history="1">
+          <w:hyperlink w:anchor="_Toc226287464" w:history="1">
             <w:r>
               <w:rPr>
                 <w:rStyle w:val="Hyperlink"/>
@@ -6673,7 +6673,7 @@
               <w:rPr>
                 <w:webHidden/>
               </w:rPr>
-              <w:instrText xml:space="preserve"> PAGEREF _Toc226143967 \h </w:instrText>
+              <w:instrText xml:space="preserve"> PAGEREF _Toc226287464 \h </w:instrText>
             </w:r>
             <w:r>
               <w:rPr>
@@ -6713,7 +6713,7 @@
               <w14:ligatures w14:val="standardContextual"/>
             </w:rPr>
           </w:pPr>
-          <w:hyperlink w:anchor="_Toc226143968" w:history="1">
+          <w:hyperlink w:anchor="_Toc226287465" w:history="1">
             <w:r>
               <w:rPr>
                 <w:rStyle w:val="Hyperlink"/>
@@ -6736,7 +6736,7 @@
               <w:rPr>
                 <w:webHidden/>
               </w:rPr>
-              <w:instrText xml:space="preserve"> PAGEREF _Toc226143968 \h </w:instrText>
+              <w:instrText xml:space="preserve"> PAGEREF _Toc226287465 \h </w:instrText>
             </w:r>
             <w:r>
               <w:rPr>
@@ -6774,7 +6774,7 @@
               <w14:ligatures w14:val="standardContextual"/>
             </w:rPr>
           </w:pPr>
-          <w:hyperlink w:anchor="_Toc226143969" w:history="1">
+          <w:hyperlink w:anchor="_Toc226287466" w:history="1">
             <w:r>
               <w:rPr>
                 <w:rStyle w:val="Hyperlink"/>
@@ -6797,7 +6797,7 @@
               <w:rPr>
                 <w:webHidden/>
               </w:rPr>
-              <w:instrText xml:space="preserve"> PAGEREF _Toc226143969 \h </w:instrText>
+              <w:instrText xml:space="preserve"> PAGEREF _Toc226287466 \h </w:instrText>
             </w:r>
             <w:r>
               <w:rPr>
@@ -6835,7 +6835,7 @@
               <w14:ligatures w14:val="standardContextual"/>
             </w:rPr>
           </w:pPr>
-          <w:hyperlink w:anchor="_Toc226143970" w:history="1">
+          <w:hyperlink w:anchor="_Toc226287467" w:history="1">
             <w:r>
               <w:rPr>
                 <w:rStyle w:val="Hyperlink"/>
@@ -6865,7 +6865,7 @@
               <w:rPr>
                 <w:webHidden/>
               </w:rPr>
-              <w:instrText xml:space="preserve"> PAGEREF _Toc226143970 \h </w:instrText>
+              <w:instrText xml:space="preserve"> PAGEREF _Toc226287467 \h </w:instrText>
             </w:r>
             <w:r>
               <w:rPr>
@@ -6903,7 +6903,7 @@
               <w14:ligatures w14:val="standardContextual"/>
             </w:rPr>
           </w:pPr>
-          <w:hyperlink w:anchor="_Toc226143971" w:history="1">
+          <w:hyperlink w:anchor="_Toc226287468" w:history="1">
             <w:r>
               <w:rPr>
                 <w:rStyle w:val="Hyperlink"/>
@@ -6926,7 +6926,7 @@
               <w:rPr>
                 <w:webHidden/>
               </w:rPr>
-              <w:instrText xml:space="preserve"> PAGEREF _Toc226143971 \h </w:instrText>
+              <w:instrText xml:space="preserve"> PAGEREF _Toc226287468 \h </w:instrText>
             </w:r>
             <w:r>
               <w:rPr>
@@ -6964,7 +6964,7 @@
               <w14:ligatures w14:val="standardContextual"/>
             </w:rPr>
           </w:pPr>
-          <w:hyperlink w:anchor="_Toc226143972" w:history="1">
+          <w:hyperlink w:anchor="_Toc226287469" w:history="1">
             <w:r>
               <w:rPr>
                 <w:rStyle w:val="Hyperlink"/>
@@ -6987,7 +6987,7 @@
               <w:rPr>
                 <w:webHidden/>
               </w:rPr>
-              <w:instrText xml:space="preserve"> PAGEREF _Toc226143972 \h </w:instrText>
+              <w:instrText xml:space="preserve"> PAGEREF _Toc226287469 \h </w:instrText>
             </w:r>
             <w:r>
               <w:rPr>
@@ -7027,7 +7027,7 @@
               <w14:ligatures w14:val="standardContextual"/>
             </w:rPr>
           </w:pPr>
-          <w:hyperlink w:anchor="_Toc226143973" w:history="1">
+          <w:hyperlink w:anchor="_Toc226287470" w:history="1">
             <w:r>
               <w:rPr>
                 <w:rStyle w:val="Hyperlink"/>
@@ -7050,7 +7050,7 @@
               <w:rPr>
                 <w:webHidden/>
               </w:rPr>
-              <w:instrText xml:space="preserve"> PAGEREF _Toc226143973 \h </w:instrText>
+              <w:instrText xml:space="preserve"> PAGEREF _Toc226287470 \h </w:instrText>
             </w:r>
             <w:r>
               <w:rPr>
@@ -7088,7 +7088,7 @@
               <w14:ligatures w14:val="standardContextual"/>
             </w:rPr>
           </w:pPr>
-          <w:hyperlink w:anchor="_Toc226143974" w:history="1">
+          <w:hyperlink w:anchor="_Toc226287471" w:history="1">
             <w:r>
               <w:rPr>
                 <w:rStyle w:val="Hyperlink"/>
@@ -7111,7 +7111,7 @@
               <w:rPr>
                 <w:webHidden/>
               </w:rPr>
-              <w:instrText xml:space="preserve"> PAGEREF _Toc226143974 \h </w:instrText>
+              <w:instrText xml:space="preserve"> PAGEREF _Toc226287471 \h </w:instrText>
             </w:r>
             <w:r>
               <w:rPr>
@@ -7149,7 +7149,7 @@
               <w14:ligatures w14:val="standardContextual"/>
             </w:rPr>
           </w:pPr>
-          <w:hyperlink w:anchor="_Toc226143975" w:history="1">
+          <w:hyperlink w:anchor="_Toc226287472" w:history="1">
             <w:r>
               <w:rPr>
                 <w:rStyle w:val="Hyperlink"/>
@@ -7172,7 +7172,7 @@
               <w:rPr>
                 <w:webHidden/>
               </w:rPr>
-              <w:instrText xml:space="preserve"> PAGEREF _Toc226143975 \h </w:instrText>
+              <w:instrText xml:space="preserve"> PAGEREF _Toc226287472 \h </w:instrText>
             </w:r>
             <w:r>
               <w:rPr>
@@ -7210,7 +7210,7 @@
               <w14:ligatures w14:val="standardContextual"/>
             </w:rPr>
           </w:pPr>
-          <w:hyperlink w:anchor="_Toc226143976" w:history="1">
+          <w:hyperlink w:anchor="_Toc226287473" w:history="1">
             <w:r>
               <w:rPr>
                 <w:rStyle w:val="Hyperlink"/>
@@ -7240,7 +7240,7 @@
               <w:rPr>
                 <w:webHidden/>
               </w:rPr>
-              <w:instrText xml:space="preserve"> PAGEREF _Toc226143976 \h </w:instrText>
+              <w:instrText xml:space="preserve"> PAGEREF _Toc226287473 \h </w:instrText>
             </w:r>
             <w:r>
               <w:rPr>
@@ -7278,7 +7278,7 @@
               <w14:ligatures w14:val="standardContextual"/>
             </w:rPr>
           </w:pPr>
-          <w:hyperlink w:anchor="_Toc226143977" w:history="1">
+          <w:hyperlink w:anchor="_Toc226287474" w:history="1">
             <w:r>
               <w:rPr>
                 <w:rStyle w:val="Hyperlink"/>
@@ -7301,7 +7301,7 @@
               <w:rPr>
                 <w:webHidden/>
               </w:rPr>
-              <w:instrText xml:space="preserve"> PAGEREF _Toc226143977 \h </w:instrText>
+              <w:instrText xml:space="preserve"> PAGEREF _Toc226287474 \h </w:instrText>
             </w:r>
             <w:r>
               <w:rPr>
@@ -7341,7 +7341,7 @@
               <w14:ligatures w14:val="standardContextual"/>
             </w:rPr>
           </w:pPr>
-          <w:hyperlink w:anchor="_Toc226143978" w:history="1">
+          <w:hyperlink w:anchor="_Toc226287475" w:history="1">
             <w:r>
               <w:rPr>
                 <w:rStyle w:val="Hyperlink"/>
@@ -7364,7 +7364,7 @@
               <w:rPr>
                 <w:webHidden/>
               </w:rPr>
-              <w:instrText xml:space="preserve"> PAGEREF _Toc226143978 \h </w:instrText>
+              <w:instrText xml:space="preserve"> PAGEREF _Toc226287475 \h </w:instrText>
             </w:r>
             <w:r>
               <w:rPr>
@@ -7402,7 +7402,7 @@
               <w14:ligatures w14:val="standardContextual"/>
             </w:rPr>
           </w:pPr>
-          <w:hyperlink w:anchor="_Toc226143979" w:history="1">
+          <w:hyperlink w:anchor="_Toc226287476" w:history="1">
             <w:r>
               <w:rPr>
                 <w:rStyle w:val="Hyperlink"/>
@@ -7425,7 +7425,7 @@
               <w:rPr>
                 <w:webHidden/>
               </w:rPr>
-              <w:instrText xml:space="preserve"> PAGEREF _Toc226143979 \h </w:instrText>
+              <w:instrText xml:space="preserve"> PAGEREF _Toc226287476 \h </w:instrText>
             </w:r>
             <w:r>
               <w:rPr>
@@ -7465,7 +7465,7 @@
               <w14:ligatures w14:val="standardContextual"/>
             </w:rPr>
           </w:pPr>
-          <w:hyperlink w:anchor="_Toc226143980" w:history="1">
+          <w:hyperlink w:anchor="_Toc226287477" w:history="1">
             <w:r>
               <w:rPr>
                 <w:rStyle w:val="Hyperlink"/>
@@ -7488,7 +7488,7 @@
               <w:rPr>
                 <w:webHidden/>
               </w:rPr>
-              <w:instrText xml:space="preserve"> PAGEREF _Toc226143980 \h </w:instrText>
+              <w:instrText xml:space="preserve"> PAGEREF _Toc226287477 \h </w:instrText>
             </w:r>
             <w:r>
               <w:rPr>
@@ -7526,7 +7526,7 @@
               <w14:ligatures w14:val="standardContextual"/>
             </w:rPr>
           </w:pPr>
-          <w:hyperlink w:anchor="_Toc226143981" w:history="1">
+          <w:hyperlink w:anchor="_Toc226287478" w:history="1">
             <w:r>
               <w:rPr>
                 <w:rStyle w:val="Hyperlink"/>
@@ -7549,7 +7549,7 @@
               <w:rPr>
                 <w:webHidden/>
               </w:rPr>
-              <w:instrText xml:space="preserve"> PAGEREF _Toc226143981 \h </w:instrText>
+              <w:instrText xml:space="preserve"> PAGEREF _Toc226287478 \h </w:instrText>
             </w:r>
             <w:r>
               <w:rPr>
@@ -7587,7 +7587,7 @@
               <w14:ligatures w14:val="standardContextual"/>
             </w:rPr>
           </w:pPr>
-          <w:hyperlink w:anchor="_Toc226143982" w:history="1">
+          <w:hyperlink w:anchor="_Toc226287479" w:history="1">
             <w:r>
               <w:rPr>
                 <w:rStyle w:val="Hyperlink"/>
@@ -7610,7 +7610,7 @@
               <w:rPr>
                 <w:webHidden/>
               </w:rPr>
-              <w:instrText xml:space="preserve"> PAGEREF _Toc226143982 \h </w:instrText>
+              <w:instrText xml:space="preserve"> PAGEREF _Toc226287479 \h </w:instrText>
             </w:r>
             <w:r>
               <w:rPr>
@@ -7648,7 +7648,7 @@
               <w14:ligatures w14:val="standardContextual"/>
             </w:rPr>
           </w:pPr>
-          <w:hyperlink w:anchor="_Toc226143983" w:history="1">
+          <w:hyperlink w:anchor="_Toc226287480" w:history="1">
             <w:r>
               <w:rPr>
                 <w:rStyle w:val="Hyperlink"/>
@@ -7671,7 +7671,7 @@
               <w:rPr>
                 <w:webHidden/>
               </w:rPr>
-              <w:instrText xml:space="preserve"> PAGEREF _Toc226143983 \h </w:instrText>
+              <w:instrText xml:space="preserve"> PAGEREF _Toc226287480 \h </w:instrText>
             </w:r>
             <w:r>
               <w:rPr>
@@ -7709,7 +7709,7 @@
               <w14:ligatures w14:val="standardContextual"/>
             </w:rPr>
           </w:pPr>
-          <w:hyperlink w:anchor="_Toc226143984" w:history="1">
+          <w:hyperlink w:anchor="_Toc226287481" w:history="1">
             <w:r>
               <w:rPr>
                 <w:rStyle w:val="Hyperlink"/>
@@ -7732,7 +7732,7 @@
               <w:rPr>
                 <w:webHidden/>
               </w:rPr>
-              <w:instrText xml:space="preserve"> PAGEREF _Toc226143984 \h </w:instrText>
+              <w:instrText xml:space="preserve"> PAGEREF _Toc226287481 \h </w:instrText>
             </w:r>
             <w:r>
               <w:rPr>
@@ -7772,7 +7772,7 @@
               <w14:ligatures w14:val="standardContextual"/>
             </w:rPr>
           </w:pPr>
-          <w:hyperlink w:anchor="_Toc226143985" w:history="1">
+          <w:hyperlink w:anchor="_Toc226287482" w:history="1">
             <w:r>
               <w:rPr>
                 <w:rStyle w:val="Hyperlink"/>
@@ -7795,7 +7795,7 @@
               <w:rPr>
                 <w:webHidden/>
               </w:rPr>
-              <w:instrText xml:space="preserve"> PAGEREF _Toc226143985 \h </w:instrText>
+              <w:instrText xml:space="preserve"> PAGEREF _Toc226287482 \h </w:instrText>
             </w:r>
             <w:r>
               <w:rPr>
@@ -7835,7 +7835,7 @@
               <w14:ligatures w14:val="standardContextual"/>
             </w:rPr>
           </w:pPr>
-          <w:hyperlink w:anchor="_Toc226143986" w:history="1">
+          <w:hyperlink w:anchor="_Toc226287483" w:history="1">
             <w:r>
               <w:rPr>
                 <w:rStyle w:val="Hyperlink"/>
@@ -7858,7 +7858,7 @@
               <w:rPr>
                 <w:webHidden/>
               </w:rPr>
-              <w:instrText xml:space="preserve"> PAGEREF _Toc226143986 \h </w:instrText>
+              <w:instrText xml:space="preserve"> PAGEREF _Toc226287483 \h </w:instrText>
             </w:r>
             <w:r>
               <w:rPr>
@@ -7898,7 +7898,7 @@
               <w14:ligatures w14:val="standardContextual"/>
             </w:rPr>
           </w:pPr>
-          <w:hyperlink w:anchor="_Toc226143987" w:history="1">
+          <w:hyperlink w:anchor="_Toc226287484" w:history="1">
             <w:r>
               <w:rPr>
                 <w:rStyle w:val="Hyperlink"/>
@@ -7921,7 +7921,7 @@
               <w:rPr>
                 <w:webHidden/>
               </w:rPr>
-              <w:instrText xml:space="preserve"> PAGEREF _Toc226143987 \h </w:instrText>
+              <w:instrText xml:space="preserve"> PAGEREF _Toc226287484 \h </w:instrText>
             </w:r>
             <w:r>
               <w:rPr>
@@ -7961,7 +7961,7 @@
               <w14:ligatures w14:val="standardContextual"/>
             </w:rPr>
           </w:pPr>
-          <w:hyperlink w:anchor="_Toc226143988" w:history="1">
+          <w:hyperlink w:anchor="_Toc226287485" w:history="1">
             <w:r>
               <w:rPr>
                 <w:rStyle w:val="Hyperlink"/>
@@ -7984,7 +7984,7 @@
               <w:rPr>
                 <w:webHidden/>
               </w:rPr>
-              <w:instrText xml:space="preserve"> PAGEREF _Toc226143988 \h </w:instrText>
+              <w:instrText xml:space="preserve"> PAGEREF _Toc226287485 \h </w:instrText>
             </w:r>
             <w:r>
               <w:rPr>
@@ -8034,7 +8034,7 @@
       <w:pPr>
         <w:pStyle w:val="berschrift1"/>
       </w:pPr>
-      <w:bookmarkStart w:id="0" w:name="_Toc226143880"/>
+      <w:bookmarkStart w:id="0" w:name="_Toc226287377"/>
       <w:r>
         <w:lastRenderedPageBreak/>
         <w:t>Einleitung</w:t>
@@ -8046,7 +8046,7 @@
       <w:pPr>
         <w:pStyle w:val="berschrift2"/>
       </w:pPr>
-      <w:bookmarkStart w:id="1" w:name="_Toc226143881"/>
+      <w:bookmarkStart w:id="1" w:name="_Toc226287378"/>
       <w:r>
         <w:t>Kurzfassung</w:t>
       </w:r>
@@ -8062,7 +8062,7 @@
       <w:pPr>
         <w:pStyle w:val="berschrift2"/>
       </w:pPr>
-      <w:bookmarkStart w:id="2" w:name="_Toc226143882"/>
+      <w:bookmarkStart w:id="2" w:name="_Toc226287379"/>
       <w:r>
         <w:t>Abstract</w:t>
       </w:r>
@@ -8085,7 +8085,7 @@
       <w:pPr>
         <w:pStyle w:val="berschrift1"/>
       </w:pPr>
-      <w:bookmarkStart w:id="3" w:name="_Toc226143883"/>
+      <w:bookmarkStart w:id="3" w:name="_Toc226287380"/>
       <w:r>
         <w:lastRenderedPageBreak/>
         <w:t>Lastenheft</w:t>
@@ -8096,7 +8096,7 @@
       <w:pPr>
         <w:pStyle w:val="berschrift2"/>
       </w:pPr>
-      <w:bookmarkStart w:id="4" w:name="_Toc226143884"/>
+      <w:bookmarkStart w:id="4" w:name="_Toc226287381"/>
       <w:r>
         <w:rPr>
           <w:noProof/>
@@ -8457,7 +8457,7 @@
       <w:pPr>
         <w:pStyle w:val="berschrift2"/>
       </w:pPr>
-      <w:bookmarkStart w:id="7" w:name="_Toc226143885"/>
+      <w:bookmarkStart w:id="7" w:name="_Toc226287382"/>
       <w:r>
         <w:t>Nutzen des Produkts</w:t>
       </w:r>
@@ -8502,7 +8502,7 @@
       <w:pPr>
         <w:pStyle w:val="berschrift2"/>
       </w:pPr>
-      <w:bookmarkStart w:id="8" w:name="_Toc226143886"/>
+      <w:bookmarkStart w:id="8" w:name="_Toc226287383"/>
       <w:r>
         <w:lastRenderedPageBreak/>
         <w:t>Randbedingungen</w:t>
@@ -8528,7 +8528,7 @@
       <w:pPr>
         <w:pStyle w:val="berschrift2"/>
       </w:pPr>
-      <w:bookmarkStart w:id="9" w:name="_Toc226143887"/>
+      <w:bookmarkStart w:id="9" w:name="_Toc226287384"/>
       <w:r>
         <w:t>Chancen und Risiken</w:t>
       </w:r>
@@ -8547,7 +8547,7 @@
       <w:pPr>
         <w:pStyle w:val="berschrift2"/>
       </w:pPr>
-      <w:bookmarkStart w:id="10" w:name="_Toc226143888"/>
+      <w:bookmarkStart w:id="10" w:name="_Toc226287385"/>
       <w:r>
         <w:t>Aufwandsabschätzung</w:t>
       </w:r>
@@ -8573,7 +8573,7 @@
       <w:pPr>
         <w:pStyle w:val="berschrift1"/>
       </w:pPr>
-      <w:bookmarkStart w:id="11" w:name="_Toc226143889"/>
+      <w:bookmarkStart w:id="11" w:name="_Toc226287386"/>
       <w:r>
         <w:lastRenderedPageBreak/>
         <w:t>Projektplanung</w:t>
@@ -8585,7 +8585,7 @@
       <w:pPr>
         <w:pStyle w:val="berschrift2"/>
       </w:pPr>
-      <w:bookmarkStart w:id="12" w:name="_Toc226143890"/>
+      <w:bookmarkStart w:id="12" w:name="_Toc226287387"/>
       <w:r>
         <w:t>Aufgabenteilung</w:t>
       </w:r>
@@ -8615,7 +8615,7 @@
       <w:pPr>
         <w:pStyle w:val="berschrift1"/>
       </w:pPr>
-      <w:bookmarkStart w:id="13" w:name="_Toc226143891"/>
+      <w:bookmarkStart w:id="13" w:name="_Toc226287388"/>
       <w:r>
         <w:lastRenderedPageBreak/>
         <w:t>Grundlagen</w:t>
@@ -8626,7 +8626,7 @@
       <w:pPr>
         <w:pStyle w:val="berschrift2"/>
       </w:pPr>
-      <w:bookmarkStart w:id="14" w:name="_Toc226143892"/>
+      <w:bookmarkStart w:id="14" w:name="_Toc226287389"/>
       <w:r>
         <w:t>Bildverarbeitung</w:t>
       </w:r>
@@ -8636,7 +8636,7 @@
       <w:pPr>
         <w:pStyle w:val="berschrift3"/>
       </w:pPr>
-      <w:bookmarkStart w:id="15" w:name="_Toc226143893"/>
+      <w:bookmarkStart w:id="15" w:name="_Toc226287390"/>
       <w:r>
         <w:t>Grauwertbild</w:t>
       </w:r>
@@ -8661,7 +8661,7 @@
       <w:pPr>
         <w:pStyle w:val="berschrift3"/>
       </w:pPr>
-      <w:bookmarkStart w:id="16" w:name="_Toc226143894"/>
+      <w:bookmarkStart w:id="16" w:name="_Toc226287391"/>
       <w:r>
         <w:t>Klassische Bildverarbeitung</w:t>
       </w:r>
@@ -9117,7 +9117,7 @@
       <w:pPr>
         <w:pStyle w:val="berschrift3"/>
       </w:pPr>
-      <w:bookmarkStart w:id="17" w:name="_Toc226143895"/>
+      <w:bookmarkStart w:id="17" w:name="_Toc226287392"/>
       <w:r>
         <w:t>Segmentierung</w:t>
       </w:r>
@@ -9142,7 +9142,7 @@
       <w:pPr>
         <w:pStyle w:val="berschrift3"/>
       </w:pPr>
-      <w:bookmarkStart w:id="18" w:name="_Toc226143896"/>
+      <w:bookmarkStart w:id="18" w:name="_Toc226287393"/>
       <w:r>
         <w:t>Zeitliche Glättung</w:t>
       </w:r>
@@ -9170,7 +9170,7 @@
       <w:pPr>
         <w:pStyle w:val="berschrift2"/>
       </w:pPr>
-      <w:bookmarkStart w:id="19" w:name="_Toc226143897"/>
+      <w:bookmarkStart w:id="19" w:name="_Toc226287394"/>
       <w:r>
         <w:t>Künstliche Intelligenz in der Bildanalyse</w:t>
       </w:r>
@@ -9180,7 +9180,7 @@
       <w:pPr>
         <w:pStyle w:val="berschrift3"/>
       </w:pPr>
-      <w:bookmarkStart w:id="20" w:name="_Toc226143898"/>
+      <w:bookmarkStart w:id="20" w:name="_Toc226287395"/>
       <w:r>
         <w:t>Mediapipe</w:t>
       </w:r>
@@ -9208,7 +9208,7 @@
       <w:pPr>
         <w:pStyle w:val="berschrift3"/>
       </w:pPr>
-      <w:bookmarkStart w:id="21" w:name="_Toc226143899"/>
+      <w:bookmarkStart w:id="21" w:name="_Toc226287396"/>
       <w:r>
         <w:lastRenderedPageBreak/>
         <w:t>Mediapipe Hand</w:t>
@@ -9231,7 +9231,7 @@
       <w:pPr>
         <w:pStyle w:val="berschrift2"/>
       </w:pPr>
-      <w:bookmarkStart w:id="22" w:name="_Toc226143900"/>
+      <w:bookmarkStart w:id="22" w:name="_Toc226287397"/>
       <w:r>
         <w:t>LED</w:t>
       </w:r>
@@ -9257,7 +9257,7 @@
       <w:pPr>
         <w:pStyle w:val="berschrift2"/>
       </w:pPr>
-      <w:bookmarkStart w:id="23" w:name="_Toc226143901"/>
+      <w:bookmarkStart w:id="23" w:name="_Toc226287398"/>
       <w:r>
         <w:t>Git, Versionsverwaltung und Entwicklungsumgebung</w:t>
       </w:r>
@@ -9272,7 +9272,7 @@
       <w:pPr>
         <w:pStyle w:val="berschrift1"/>
       </w:pPr>
-      <w:bookmarkStart w:id="24" w:name="_Toc226143902"/>
+      <w:bookmarkStart w:id="24" w:name="_Toc226287399"/>
       <w:r>
         <w:lastRenderedPageBreak/>
         <w:t>Analyse und Anforderungen</w:t>
@@ -9284,7 +9284,7 @@
       <w:pPr>
         <w:pStyle w:val="berschrift2"/>
       </w:pPr>
-      <w:bookmarkStart w:id="25" w:name="_Toc226143903"/>
+      <w:bookmarkStart w:id="25" w:name="_Toc226287400"/>
       <w:r>
         <w:t>Ausgangssituation und Ideenfindung Black Mirror</w:t>
       </w:r>
@@ -9300,7 +9300,7 @@
       <w:pPr>
         <w:pStyle w:val="berschrift2"/>
       </w:pPr>
-      <w:bookmarkStart w:id="26" w:name="_Toc226143904"/>
+      <w:bookmarkStart w:id="26" w:name="_Toc226287401"/>
       <w:r>
         <w:t>Funktionale Anforderungen</w:t>
       </w:r>
@@ -9325,7 +9325,7 @@
       <w:pPr>
         <w:pStyle w:val="berschrift2"/>
       </w:pPr>
-      <w:bookmarkStart w:id="27" w:name="_Toc226143905"/>
+      <w:bookmarkStart w:id="27" w:name="_Toc226287402"/>
       <w:r>
         <w:t>Use Cases und Szenarien</w:t>
       </w:r>
@@ -9341,7 +9341,7 @@
       <w:pPr>
         <w:pStyle w:val="berschrift2"/>
       </w:pPr>
-      <w:bookmarkStart w:id="28" w:name="_Toc226143906"/>
+      <w:bookmarkStart w:id="28" w:name="_Toc226287403"/>
       <w:r>
         <w:t>Systemgrenzen und Annahmen</w:t>
       </w:r>
@@ -9376,7 +9376,7 @@
       <w:pPr>
         <w:pStyle w:val="berschrift1"/>
       </w:pPr>
-      <w:bookmarkStart w:id="29" w:name="_Toc226143907"/>
+      <w:bookmarkStart w:id="29" w:name="_Toc226287404"/>
       <w:r>
         <w:lastRenderedPageBreak/>
         <w:t>Evaluierte Lösungsansätze</w:t>
@@ -9387,7 +9387,7 @@
       <w:pPr>
         <w:pStyle w:val="berschrift2"/>
       </w:pPr>
-      <w:bookmarkStart w:id="30" w:name="_Toc226143908"/>
+      <w:bookmarkStart w:id="30" w:name="_Toc226287405"/>
       <w:r>
         <w:t>Personenerfassung</w:t>
       </w:r>
@@ -9397,7 +9397,7 @@
       <w:pPr>
         <w:pStyle w:val="berschrift3"/>
       </w:pPr>
-      <w:bookmarkStart w:id="31" w:name="_Toc226143909"/>
+      <w:bookmarkStart w:id="31" w:name="_Toc226287406"/>
       <w:r>
         <w:t>Bewegungs -und Kantenerkennung</w:t>
       </w:r>
@@ -9413,7 +9413,7 @@
       <w:pPr>
         <w:pStyle w:val="berschrift3"/>
       </w:pPr>
-      <w:bookmarkStart w:id="32" w:name="_Toc226143910"/>
+      <w:bookmarkStart w:id="32" w:name="_Toc226287407"/>
       <w:r>
         <w:t>BodyPix KI-Segmentierung</w:t>
       </w:r>
@@ -9429,7 +9429,7 @@
       <w:pPr>
         <w:pStyle w:val="berschrift3"/>
       </w:pPr>
-      <w:bookmarkStart w:id="33" w:name="_Toc226143911"/>
+      <w:bookmarkStart w:id="33" w:name="_Toc226287408"/>
       <w:r>
         <w:drawing>
           <wp:anchor distT="0" distB="0" distL="114300" distR="114300" simplePos="0" relativeHeight="251674624" behindDoc="1" locked="0" layoutInCell="1" allowOverlap="1" wp14:anchorId="6759C8C0" wp14:editId="57EC2700">
@@ -9740,7 +9740,7 @@
       <w:pPr>
         <w:pStyle w:val="berschrift2"/>
       </w:pPr>
-      <w:bookmarkStart w:id="34" w:name="_Toc226143912"/>
+      <w:bookmarkStart w:id="34" w:name="_Toc226287409"/>
       <w:r>
         <w:lastRenderedPageBreak/>
         <w:t>Led-Signal</w:t>
@@ -9751,7 +9751,7 @@
       <w:pPr>
         <w:pStyle w:val="berschrift3"/>
       </w:pPr>
-      <w:bookmarkStart w:id="35" w:name="_Toc226143913"/>
+      <w:bookmarkStart w:id="35" w:name="_Toc226287410"/>
       <w:r>
         <w:rPr>
           <w:noProof/>
@@ -10069,7 +10069,7 @@
       <w:pPr>
         <w:pStyle w:val="berschrift3"/>
       </w:pPr>
-      <w:bookmarkStart w:id="36" w:name="_Toc226143914"/>
+      <w:bookmarkStart w:id="36" w:name="_Toc226287411"/>
       <w:r>
         <w:t>Schmitt Trigger Verstärkerschaltung</w:t>
       </w:r>
@@ -10729,7 +10729,7 @@
       <w:pPr>
         <w:pStyle w:val="berschrift2"/>
       </w:pPr>
-      <w:bookmarkStart w:id="37" w:name="_Toc226143915"/>
+      <w:bookmarkStart w:id="37" w:name="_Toc226287412"/>
       <w:r>
         <w:lastRenderedPageBreak/>
         <w:t>Finale</w:t>
@@ -10773,7 +10773,7 @@
       <w:pPr>
         <w:pStyle w:val="berschrift2"/>
       </w:pPr>
-      <w:bookmarkStart w:id="38" w:name="_Toc226143916"/>
+      <w:bookmarkStart w:id="38" w:name="_Toc226287413"/>
       <w:r>
         <w:t>Case</w:t>
       </w:r>
@@ -10796,7 +10796,7 @@
       <w:pPr>
         <w:pStyle w:val="berschrift1"/>
       </w:pPr>
-      <w:bookmarkStart w:id="39" w:name="_Toc226143917"/>
+      <w:bookmarkStart w:id="39" w:name="_Toc226287414"/>
       <w:r>
         <w:lastRenderedPageBreak/>
         <w:t>Verwendete Technologien</w:t>
@@ -10807,7 +10807,7 @@
       <w:pPr>
         <w:pStyle w:val="berschrift2"/>
       </w:pPr>
-      <w:bookmarkStart w:id="40" w:name="_Toc226143918"/>
+      <w:bookmarkStart w:id="40" w:name="_Toc226287415"/>
       <w:r>
         <w:t>Programmiersprache und Bibliotheken (Python, OpenCV, NumPy)</w:t>
       </w:r>
@@ -10962,7 +10962,7 @@
       <w:pPr>
         <w:pStyle w:val="berschrift2"/>
       </w:pPr>
-      <w:bookmarkStart w:id="41" w:name="_Toc226143919"/>
+      <w:bookmarkStart w:id="41" w:name="_Toc226287416"/>
       <w:r>
         <w:t>MediaPipe Selfie Segmentation und Hands</w:t>
       </w:r>
@@ -11061,7 +11061,7 @@
       <w:pPr>
         <w:pStyle w:val="berschrift2"/>
       </w:pPr>
-      <w:bookmarkStart w:id="42" w:name="_Toc226143920"/>
+      <w:bookmarkStart w:id="42" w:name="_Toc226287417"/>
       <w:r>
         <w:lastRenderedPageBreak/>
         <w:t>Bildverarbeitungs- und Filterverfahren</w:t>
@@ -11078,7 +11078,7 @@
       <w:pPr>
         <w:pStyle w:val="berschrift2"/>
       </w:pPr>
-      <w:bookmarkStart w:id="43" w:name="_Toc226143921"/>
+      <w:bookmarkStart w:id="43" w:name="_Toc226287418"/>
       <w:r>
         <w:t>LED</w:t>
       </w:r>
@@ -11098,7 +11098,7 @@
       <w:pPr>
         <w:pStyle w:val="berschrift2"/>
       </w:pPr>
-      <w:bookmarkStart w:id="44" w:name="_Toc226143922"/>
+      <w:bookmarkStart w:id="44" w:name="_Toc226287419"/>
       <w:r>
         <w:t>Entwicklungswerkzeuge</w:t>
       </w:r>
@@ -11225,7 +11225,7 @@
       <w:pPr>
         <w:pStyle w:val="berschrift1"/>
       </w:pPr>
-      <w:bookmarkStart w:id="45" w:name="_Toc226143923"/>
+      <w:bookmarkStart w:id="45" w:name="_Toc226287420"/>
       <w:r>
         <w:lastRenderedPageBreak/>
         <w:t>Systemkonzept und Architektur</w:t>
@@ -11236,7 +11236,7 @@
       <w:pPr>
         <w:pStyle w:val="berschrift2"/>
       </w:pPr>
-      <w:bookmarkStart w:id="46" w:name="_Toc226143924"/>
+      <w:bookmarkStart w:id="46" w:name="_Toc226287421"/>
       <w:r>
         <w:t>Gesamtüberblick des Systems</w:t>
       </w:r>
@@ -11336,7 +11336,7 @@
       <w:pPr>
         <w:pStyle w:val="berschrift2"/>
       </w:pPr>
-      <w:bookmarkStart w:id="47" w:name="_Toc226143925"/>
+      <w:bookmarkStart w:id="47" w:name="_Toc226287422"/>
       <w:r>
         <w:t>Hardwarearchitektur</w:t>
       </w:r>
@@ -11346,7 +11346,7 @@
       <w:pPr>
         <w:pStyle w:val="berschrift3"/>
       </w:pPr>
-      <w:bookmarkStart w:id="48" w:name="_Toc226143926"/>
+      <w:bookmarkStart w:id="48" w:name="_Toc226287423"/>
       <w:r>
         <w:t>Kamera</w:t>
       </w:r>
@@ -11441,7 +11441,7 @@
       <w:pPr>
         <w:pStyle w:val="berschrift3"/>
       </w:pPr>
-      <w:bookmarkStart w:id="49" w:name="_Toc226143927"/>
+      <w:bookmarkStart w:id="49" w:name="_Toc226287424"/>
       <w:r>
         <w:lastRenderedPageBreak/>
         <w:t>Raspberry Pi</w:t>
@@ -11513,7 +11513,7 @@
       <w:pPr>
         <w:pStyle w:val="berschrift3"/>
       </w:pPr>
-      <w:bookmarkStart w:id="50" w:name="_Toc226143928"/>
+      <w:bookmarkStart w:id="50" w:name="_Toc226287425"/>
       <w:r>
         <w:t>LED-Matrix</w:t>
       </w:r>
@@ -11603,7 +11603,7 @@
       <w:pPr>
         <w:pStyle w:val="berschrift3"/>
       </w:pPr>
-      <w:bookmarkStart w:id="51" w:name="_Toc226143929"/>
+      <w:bookmarkStart w:id="51" w:name="_Toc226287426"/>
       <w:r>
         <w:lastRenderedPageBreak/>
         <w:t>Case</w:t>
@@ -11639,7 +11639,7 @@
       <w:pPr>
         <w:pStyle w:val="berschrift3"/>
       </w:pPr>
-      <w:bookmarkStart w:id="52" w:name="_Toc226143930"/>
+      <w:bookmarkStart w:id="52" w:name="_Toc226287427"/>
       <w:r>
         <w:t>Weiter Komponente</w:t>
       </w:r>
@@ -11913,7 +11913,7 @@
       <w:pPr>
         <w:pStyle w:val="berschrift2"/>
       </w:pPr>
-      <w:bookmarkStart w:id="53" w:name="_Toc226143931"/>
+      <w:bookmarkStart w:id="53" w:name="_Toc226287428"/>
       <w:r>
         <w:lastRenderedPageBreak/>
         <w:t>Softwarearchitektur</w:t>
@@ -11927,7 +11927,7 @@
       <w:pPr>
         <w:pStyle w:val="berschrift3"/>
       </w:pPr>
-      <w:bookmarkStart w:id="54" w:name="_Toc226143932"/>
+      <w:bookmarkStart w:id="54" w:name="_Toc226287429"/>
       <w:r>
         <w:rPr>
           <w:rFonts w:ascii="Times New Roman" w:hAnsi="Times New Roman" w:cs="Times New Roman"/>
@@ -12012,7 +12012,7 @@
       <w:pPr>
         <w:pStyle w:val="berschrift3"/>
       </w:pPr>
-      <w:bookmarkStart w:id="55" w:name="_Toc226143933"/>
+      <w:bookmarkStart w:id="55" w:name="_Toc226287430"/>
       <w:r>
         <w:t>LED-Ansteuerung</w:t>
       </w:r>
@@ -12027,7 +12027,7 @@
       <w:pPr>
         <w:pStyle w:val="berschrift1"/>
       </w:pPr>
-      <w:bookmarkStart w:id="56" w:name="_Toc226143934"/>
+      <w:bookmarkStart w:id="56" w:name="_Toc226287431"/>
       <w:r>
         <w:lastRenderedPageBreak/>
         <w:t>Personenerfassung</w:t>
@@ -12046,7 +12046,7 @@
       <w:pPr>
         <w:pStyle w:val="berschrift2"/>
       </w:pPr>
-      <w:bookmarkStart w:id="57" w:name="_Toc226143935"/>
+      <w:bookmarkStart w:id="57" w:name="_Toc226287432"/>
       <w:r>
         <w:t>Importe und Kameraauswahl</w:t>
       </w:r>
@@ -12230,7 +12230,7 @@
       <w:pPr>
         <w:pStyle w:val="berschrift2"/>
       </w:pPr>
-      <w:bookmarkStart w:id="58" w:name="_Toc226143936"/>
+      <w:bookmarkStart w:id="58" w:name="_Toc226287433"/>
       <w:r>
         <w:t>Kameraauswahl</w:t>
       </w:r>
@@ -12491,7 +12491,7 @@
       <w:pPr>
         <w:pStyle w:val="berschrift2"/>
       </w:pPr>
-      <w:bookmarkStart w:id="59" w:name="_Toc226143937"/>
+      <w:bookmarkStart w:id="59" w:name="_Toc226287434"/>
       <w:r>
         <w:lastRenderedPageBreak/>
         <w:t>Kamerainitialisierung &amp; Auflösung</w:t>
@@ -13047,7 +13047,7 @@
       <w:pPr>
         <w:pStyle w:val="berschrift2"/>
       </w:pPr>
-      <w:bookmarkStart w:id="60" w:name="_Toc226143938"/>
+      <w:bookmarkStart w:id="60" w:name="_Toc226287435"/>
       <w:r>
         <w:t>Selfie Segmentation</w:t>
       </w:r>
@@ -13175,7 +13175,7 @@
       <w:pPr>
         <w:pStyle w:val="berschrift2"/>
       </w:pPr>
-      <w:bookmarkStart w:id="61" w:name="_Toc226143939"/>
+      <w:bookmarkStart w:id="61" w:name="_Toc226287436"/>
       <w:r>
         <w:lastRenderedPageBreak/>
         <w:t>Hand-Tracking</w:t>
@@ -13449,7 +13449,7 @@
           <w:lang w:val="en-GB"/>
         </w:rPr>
       </w:pPr>
-      <w:bookmarkStart w:id="62" w:name="_Toc226143940"/>
+      <w:bookmarkStart w:id="62" w:name="_Toc226287437"/>
       <w:r>
         <w:rPr>
           <w:lang w:val="en-GB"/>
@@ -13840,7 +13840,7 @@
           <w:lang w:val="en-GB"/>
         </w:rPr>
       </w:pPr>
-      <w:bookmarkStart w:id="63" w:name="_Toc226143941"/>
+      <w:bookmarkStart w:id="63" w:name="_Toc226287438"/>
       <w:r>
         <w:rPr>
           <w:lang w:val="en-GB"/>
@@ -13977,7 +13977,7 @@
           <w:lang w:val="en-GB"/>
         </w:rPr>
       </w:pPr>
-      <w:bookmarkStart w:id="64" w:name="_Toc226143942"/>
+      <w:bookmarkStart w:id="64" w:name="_Toc226287439"/>
       <w:r>
         <w:rPr>
           <w:lang w:val="en-GB"/>
@@ -14124,7 +14124,7 @@
       <w:pPr>
         <w:pStyle w:val="berschrift2"/>
       </w:pPr>
-      <w:bookmarkStart w:id="65" w:name="_Toc226143943"/>
+      <w:bookmarkStart w:id="65" w:name="_Toc226287440"/>
       <w:r>
         <w:lastRenderedPageBreak/>
         <w:t>Handerkennung &amp; Umrechnung der Landmarken</w:t>
@@ -14376,7 +14376,7 @@
       <w:pPr>
         <w:pStyle w:val="berschrift2"/>
       </w:pPr>
-      <w:bookmarkStart w:id="66" w:name="_Toc226143944"/>
+      <w:bookmarkStart w:id="66" w:name="_Toc226287441"/>
       <w:r>
         <w:t>Handflächenaufbau</w:t>
       </w:r>
@@ -14641,7 +14641,7 @@
       <w:pPr>
         <w:pStyle w:val="berschrift2"/>
       </w:pPr>
-      <w:bookmarkStart w:id="67" w:name="_Toc226143945"/>
+      <w:bookmarkStart w:id="67" w:name="_Toc226287442"/>
       <w:r>
         <w:lastRenderedPageBreak/>
         <w:t>Finger, Verbindungen und Gelenke</w:t>
@@ -15062,7 +15062,7 @@
           <w:lang w:val="en-GB"/>
         </w:rPr>
       </w:pPr>
-      <w:bookmarkStart w:id="68" w:name="_Toc226143946"/>
+      <w:bookmarkStart w:id="68" w:name="_Toc226287443"/>
       <w:r>
         <w:rPr>
           <w:lang w:val="en-GB"/>
@@ -15431,7 +15431,7 @@
       <w:pPr>
         <w:pStyle w:val="berschrift2"/>
       </w:pPr>
-      <w:bookmarkStart w:id="69" w:name="_Toc226143947"/>
+      <w:bookmarkStart w:id="69" w:name="_Toc226287444"/>
       <w:r>
         <w:lastRenderedPageBreak/>
         <w:t>Zeitliche Glättung</w:t>
@@ -15749,7 +15749,7 @@
       <w:pPr>
         <w:pStyle w:val="berschrift2"/>
       </w:pPr>
-      <w:bookmarkStart w:id="70" w:name="_Toc226143948"/>
+      <w:bookmarkStart w:id="70" w:name="_Toc226287445"/>
       <w:r>
         <w:t>Maskenfusion &amp; Berein</w:t>
       </w:r>
@@ -15935,7 +15935,7 @@
       <w:pPr>
         <w:pStyle w:val="berschrift2"/>
       </w:pPr>
-      <w:bookmarkStart w:id="71" w:name="_Toc226143949"/>
+      <w:bookmarkStart w:id="71" w:name="_Toc226287446"/>
       <w:r>
         <w:lastRenderedPageBreak/>
         <w:t>Konturen &amp; finale Glättung</w:t>
@@ -16349,7 +16349,7 @@
       <w:pPr>
         <w:pStyle w:val="berschrift2"/>
       </w:pPr>
-      <w:bookmarkStart w:id="72" w:name="_Toc226143950"/>
+      <w:bookmarkStart w:id="72" w:name="_Toc226287447"/>
       <w:r>
         <w:lastRenderedPageBreak/>
         <w:t>Ausgabe</w:t>
@@ -16694,7 +16694,7 @@
       <w:pPr>
         <w:pStyle w:val="berschrift1"/>
       </w:pPr>
-      <w:bookmarkStart w:id="73" w:name="_Toc226143951"/>
+      <w:bookmarkStart w:id="73" w:name="_Toc226287448"/>
       <w:r>
         <w:lastRenderedPageBreak/>
         <w:t>Led-Ansteuerung Implementierung</w:t>
@@ -16710,7 +16710,7 @@
       <w:pPr>
         <w:pStyle w:val="berschrift1"/>
       </w:pPr>
-      <w:bookmarkStart w:id="74" w:name="_Toc226143952"/>
+      <w:bookmarkStart w:id="74" w:name="_Toc226287449"/>
       <w:r>
         <w:lastRenderedPageBreak/>
         <w:t>Elektronische Umsetzung der Led-Matrix</w:t>
@@ -16721,7 +16721,7 @@
       <w:pPr>
         <w:pStyle w:val="berschrift2"/>
       </w:pPr>
-      <w:bookmarkStart w:id="75" w:name="_Toc226143953"/>
+      <w:bookmarkStart w:id="75" w:name="_Toc226287450"/>
       <w:r>
         <w:t>Verbindungsplatine</w:t>
       </w:r>
@@ -16754,7 +16754,7 @@
       <w:pPr>
         <w:pStyle w:val="berschrift3"/>
       </w:pPr>
-      <w:bookmarkStart w:id="76" w:name="_Toc226143954"/>
+      <w:bookmarkStart w:id="76" w:name="_Toc226287451"/>
       <w:r>
         <w:t>Layout</w:t>
       </w:r>
@@ -16805,7 +16805,7 @@
       <w:pPr>
         <w:pStyle w:val="berschrift3"/>
       </w:pPr>
-      <w:bookmarkStart w:id="77" w:name="_Toc226143955"/>
+      <w:bookmarkStart w:id="77" w:name="_Toc226287452"/>
       <w:r>
         <w:t>Platine</w:t>
       </w:r>
@@ -16882,7 +16882,7 @@
       <w:pPr>
         <w:pStyle w:val="berschrift2"/>
       </w:pPr>
-      <w:bookmarkStart w:id="78" w:name="_Toc226143956"/>
+      <w:bookmarkStart w:id="78" w:name="_Toc226287453"/>
       <w:r>
         <w:lastRenderedPageBreak/>
         <w:t>Verstärkerplatine</w:t>
@@ -16943,7 +16943,7 @@
       <w:pPr>
         <w:pStyle w:val="berschrift3"/>
       </w:pPr>
-      <w:bookmarkStart w:id="79" w:name="_Toc226143957"/>
+      <w:bookmarkStart w:id="79" w:name="_Toc226287454"/>
       <w:r>
         <w:t>OPA354AIDBVT</w:t>
       </w:r>
@@ -17121,7 +17121,7 @@
       <w:pPr>
         <w:pStyle w:val="berschrift3"/>
       </w:pPr>
-      <w:bookmarkStart w:id="80" w:name="_Toc226143958"/>
+      <w:bookmarkStart w:id="80" w:name="_Toc226287455"/>
       <w:r>
         <w:lastRenderedPageBreak/>
         <w:t>Schaltung auf Multisim</w:t>
@@ -17247,7 +17247,7 @@
       <w:pPr>
         <w:pStyle w:val="berschrift3"/>
       </w:pPr>
-      <w:bookmarkStart w:id="81" w:name="_Toc226143959"/>
+      <w:bookmarkStart w:id="81" w:name="_Toc226287456"/>
       <w:r>
         <w:lastRenderedPageBreak/>
         <w:t>Simulation der Verstärkerschaltung</w:t>
@@ -17367,7 +17367,7 @@
       <w:pPr>
         <w:pStyle w:val="berschrift3"/>
       </w:pPr>
-      <w:bookmarkStart w:id="82" w:name="_Toc226143960"/>
+      <w:bookmarkStart w:id="82" w:name="_Toc226287457"/>
       <w:r>
         <w:lastRenderedPageBreak/>
         <w:t>Layout</w:t>
@@ -17419,7 +17419,7 @@
       <w:pPr>
         <w:pStyle w:val="berschrift3"/>
       </w:pPr>
-      <w:bookmarkStart w:id="83" w:name="_Toc226143961"/>
+      <w:bookmarkStart w:id="83" w:name="_Toc226287458"/>
       <w:r>
         <w:t>Platine</w:t>
       </w:r>
@@ -17470,7 +17470,7 @@
       <w:pPr>
         <w:pStyle w:val="berschrift2"/>
       </w:pPr>
-      <w:bookmarkStart w:id="84" w:name="_Toc226143962"/>
+      <w:bookmarkStart w:id="84" w:name="_Toc226287459"/>
       <w:r>
         <w:lastRenderedPageBreak/>
         <w:t>Levelshifterplatine</w:t>
@@ -17551,7 +17551,7 @@
       <w:pPr>
         <w:pStyle w:val="berschrift3"/>
       </w:pPr>
-      <w:bookmarkStart w:id="85" w:name="_Toc226143963"/>
+      <w:bookmarkStart w:id="85" w:name="_Toc226287460"/>
       <w:r>
         <w:t>SN74AHCT125N</w:t>
       </w:r>
@@ -17569,7 +17569,7 @@
       <w:pPr>
         <w:pStyle w:val="berschrift3"/>
       </w:pPr>
-      <w:bookmarkStart w:id="86" w:name="_Toc226143964"/>
+      <w:bookmarkStart w:id="86" w:name="_Toc226287461"/>
       <w:r>
         <w:t>Schaltung auf Multisim</w:t>
       </w:r>
@@ -17650,7 +17650,7 @@
       <w:pPr>
         <w:pStyle w:val="berschrift3"/>
       </w:pPr>
-      <w:bookmarkStart w:id="87" w:name="_Toc226143965"/>
+      <w:bookmarkStart w:id="87" w:name="_Toc226287462"/>
       <w:r>
         <w:lastRenderedPageBreak/>
         <w:t>Simulation</w:t>
@@ -17746,7 +17746,7 @@
       <w:pPr>
         <w:pStyle w:val="berschrift3"/>
       </w:pPr>
-      <w:bookmarkStart w:id="88" w:name="_Toc226143966"/>
+      <w:bookmarkStart w:id="88" w:name="_Toc226287463"/>
       <w:r>
         <w:lastRenderedPageBreak/>
         <w:t>Layout</w:t>
@@ -17798,7 +17798,7 @@
       <w:pPr>
         <w:pStyle w:val="berschrift3"/>
       </w:pPr>
-      <w:bookmarkStart w:id="89" w:name="_Toc226143967"/>
+      <w:bookmarkStart w:id="89" w:name="_Toc226287464"/>
       <w:r>
         <w:t>Platine</w:t>
       </w:r>
@@ -17871,7 +17871,7 @@
       <w:pPr>
         <w:pStyle w:val="berschrift1"/>
       </w:pPr>
-      <w:bookmarkStart w:id="90" w:name="_Toc226143968"/>
+      <w:bookmarkStart w:id="90" w:name="_Toc226287465"/>
       <w:r>
         <w:lastRenderedPageBreak/>
         <w:t>Mechanischer Aufbau und Design</w:t>
@@ -17882,7 +17882,7 @@
       <w:pPr>
         <w:pStyle w:val="berschrift2"/>
       </w:pPr>
-      <w:bookmarkStart w:id="91" w:name="_Toc226143969"/>
+      <w:bookmarkStart w:id="91" w:name="_Toc226287466"/>
       <w:r>
         <w:t>Gehäusekonzept und Spiegelaufbau</w:t>
       </w:r>
@@ -17892,7 +17892,7 @@
       <w:pPr>
         <w:pStyle w:val="berschrift2"/>
       </w:pPr>
-      <w:bookmarkStart w:id="92" w:name="_Toc226143970"/>
+      <w:bookmarkStart w:id="92" w:name="_Toc226287467"/>
       <w:r>
         <w:t>Montage von Kamera und LED</w:t>
       </w:r>
@@ -17906,7 +17906,7 @@
       <w:pPr>
         <w:pStyle w:val="berschrift2"/>
       </w:pPr>
-      <w:bookmarkStart w:id="93" w:name="_Toc226143971"/>
+      <w:bookmarkStart w:id="93" w:name="_Toc226287468"/>
       <w:r>
         <w:t>Kabelmanagement und Sicherheit</w:t>
       </w:r>
@@ -17916,7 +17916,7 @@
       <w:pPr>
         <w:pStyle w:val="berschrift2"/>
       </w:pPr>
-      <w:bookmarkStart w:id="94" w:name="_Toc226143972"/>
+      <w:bookmarkStart w:id="94" w:name="_Toc226287469"/>
       <w:r>
         <w:t>Designüberlegungen</w:t>
       </w:r>
@@ -17931,7 +17931,7 @@
       <w:pPr>
         <w:pStyle w:val="berschrift1"/>
       </w:pPr>
-      <w:bookmarkStart w:id="95" w:name="_Toc226143973"/>
+      <w:bookmarkStart w:id="95" w:name="_Toc226287470"/>
       <w:r>
         <w:lastRenderedPageBreak/>
         <w:t>Tests und Evaluierung</w:t>
@@ -17942,7 +17942,7 @@
       <w:pPr>
         <w:pStyle w:val="berschrift2"/>
       </w:pPr>
-      <w:bookmarkStart w:id="96" w:name="_Toc226143974"/>
+      <w:bookmarkStart w:id="96" w:name="_Toc226287471"/>
       <w:r>
         <w:t>Teststrategie und Testumgebung</w:t>
       </w:r>
@@ -17952,7 +17952,7 @@
       <w:pPr>
         <w:pStyle w:val="berschrift2"/>
       </w:pPr>
-      <w:bookmarkStart w:id="97" w:name="_Toc226143975"/>
+      <w:bookmarkStart w:id="97" w:name="_Toc226287472"/>
       <w:r>
         <w:t>Funktionstests</w:t>
       </w:r>
@@ -17962,7 +17962,7 @@
       <w:pPr>
         <w:pStyle w:val="berschrift2"/>
       </w:pPr>
-      <w:bookmarkStart w:id="98" w:name="_Toc226143976"/>
+      <w:bookmarkStart w:id="98" w:name="_Toc226287473"/>
       <w:r>
         <w:t>Performance</w:t>
       </w:r>
@@ -17976,7 +17976,7 @@
       <w:pPr>
         <w:pStyle w:val="berschrift2"/>
       </w:pPr>
-      <w:bookmarkStart w:id="99" w:name="_Toc226143977"/>
+      <w:bookmarkStart w:id="99" w:name="_Toc226287474"/>
       <w:r>
         <w:t>Auswertung der Testergebnisse</w:t>
       </w:r>
@@ -17991,7 +17991,7 @@
       <w:pPr>
         <w:pStyle w:val="berschrift1"/>
       </w:pPr>
-      <w:bookmarkStart w:id="100" w:name="_Toc226143978"/>
+      <w:bookmarkStart w:id="100" w:name="_Toc226287475"/>
       <w:r>
         <w:lastRenderedPageBreak/>
         <w:t xml:space="preserve">Wirtschaftliche </w:t>
@@ -18005,7 +18005,7 @@
       <w:pPr>
         <w:pStyle w:val="berschrift2"/>
       </w:pPr>
-      <w:bookmarkStart w:id="101" w:name="_Toc226143979"/>
+      <w:bookmarkStart w:id="101" w:name="_Toc226287476"/>
       <w:r>
         <w:t>Kostenanalyse</w:t>
       </w:r>
@@ -22167,7 +22167,7 @@
       <w:pPr>
         <w:pStyle w:val="berschrift1"/>
       </w:pPr>
-      <w:bookmarkStart w:id="102" w:name="_Toc226143980"/>
+      <w:bookmarkStart w:id="102" w:name="_Toc226287477"/>
       <w:r>
         <w:lastRenderedPageBreak/>
         <w:t>Zusammenfassung und Ausblick</w:t>
@@ -22178,7 +22178,7 @@
       <w:pPr>
         <w:pStyle w:val="berschrift2"/>
       </w:pPr>
-      <w:bookmarkStart w:id="103" w:name="_Toc226143981"/>
+      <w:bookmarkStart w:id="103" w:name="_Toc226287478"/>
       <w:r>
         <w:t>Zusammenfassung der Ergebnisse</w:t>
       </w:r>
@@ -22188,7 +22188,7 @@
       <w:pPr>
         <w:pStyle w:val="berschrift2"/>
       </w:pPr>
-      <w:bookmarkStart w:id="104" w:name="_Toc226143982"/>
+      <w:bookmarkStart w:id="104" w:name="_Toc226287479"/>
       <w:r>
         <w:t>Erfüllung der Zielsetzung</w:t>
       </w:r>
@@ -22198,7 +22198,7 @@
       <w:pPr>
         <w:pStyle w:val="berschrift2"/>
       </w:pPr>
-      <w:bookmarkStart w:id="105" w:name="_Toc226143983"/>
+      <w:bookmarkStart w:id="105" w:name="_Toc226287480"/>
       <w:r>
         <w:t>Mögliche Erweiterungen</w:t>
       </w:r>
@@ -22208,7 +22208,7 @@
       <w:pPr>
         <w:pStyle w:val="berschrift2"/>
       </w:pPr>
-      <w:bookmarkStart w:id="106" w:name="_Toc226143984"/>
+      <w:bookmarkStart w:id="106" w:name="_Toc226287481"/>
       <w:r>
         <w:t>Persönliche Reflexion</w:t>
       </w:r>
@@ -22218,7 +22218,7 @@
       <w:pPr>
         <w:pStyle w:val="berschrift1"/>
       </w:pPr>
-      <w:bookmarkStart w:id="107" w:name="_Toc226143985"/>
+      <w:bookmarkStart w:id="107" w:name="_Toc226287482"/>
       <w:r>
         <w:lastRenderedPageBreak/>
         <w:t>Literaturverzeichnis</w:t>
@@ -22229,7 +22229,7 @@
       <w:pPr>
         <w:pStyle w:val="berschrift1"/>
       </w:pPr>
-      <w:bookmarkStart w:id="108" w:name="_Toc226143986"/>
+      <w:bookmarkStart w:id="108" w:name="_Toc226287483"/>
       <w:r>
         <w:lastRenderedPageBreak/>
         <w:t>Abbildungsverzeichnis</w:t>
@@ -22327,7 +22327,7 @@
       <w:pPr>
         <w:pStyle w:val="berschrift1"/>
       </w:pPr>
-      <w:bookmarkStart w:id="109" w:name="_Toc226143987"/>
+      <w:bookmarkStart w:id="109" w:name="_Toc226287484"/>
       <w:r>
         <w:lastRenderedPageBreak/>
         <w:t>Tabellenverzeichnis</w:t>
@@ -22338,7 +22338,7 @@
       <w:pPr>
         <w:pStyle w:val="berschrift1"/>
       </w:pPr>
-      <w:bookmarkStart w:id="110" w:name="_Toc226143988"/>
+      <w:bookmarkStart w:id="110" w:name="_Toc226287485"/>
       <w:r>
         <w:lastRenderedPageBreak/>
         <w:t>Anhang</w:t>

--- a/Diplomarbeit.docx
+++ b/Diplomarbeit.docx
@@ -35,11 +35,19 @@
                 <w:rFonts w:ascii="Helvetica" w:hAnsi="Helvetica"/>
               </w:rPr>
             </w:pPr>
+            <w:proofErr w:type="spellStart"/>
             <w:r>
               <w:rPr>
                 <w:rFonts w:ascii="Helvetica" w:hAnsi="Helvetica"/>
               </w:rPr>
-              <w:t>HTBLuVA Graz –Gösting</w:t>
+              <w:t>HTBLuVA</w:t>
+            </w:r>
+            <w:proofErr w:type="spellEnd"/>
+            <w:r>
+              <w:rPr>
+                <w:rFonts w:ascii="Helvetica" w:hAnsi="Helvetica"/>
+              </w:rPr>
+              <w:t xml:space="preserve"> Graz –Gösting</w:t>
             </w:r>
           </w:p>
           <w:p>
@@ -51,11 +59,19 @@
                 <w:rFonts w:ascii="Helvetica" w:hAnsi="Helvetica"/>
               </w:rPr>
             </w:pPr>
+            <w:proofErr w:type="spellStart"/>
             <w:r>
               <w:rPr>
                 <w:rFonts w:ascii="Helvetica" w:hAnsi="Helvetica"/>
               </w:rPr>
-              <w:t>Ibererstraße 15-21</w:t>
+              <w:t>Ibererstraße</w:t>
+            </w:r>
+            <w:proofErr w:type="spellEnd"/>
+            <w:r>
+              <w:rPr>
+                <w:rFonts w:ascii="Helvetica" w:hAnsi="Helvetica"/>
+              </w:rPr>
+              <w:t xml:space="preserve"> 15-21</w:t>
             </w:r>
           </w:p>
           <w:p>
@@ -92,6 +108,7 @@
             <w:r>
               <w:rPr>
                 <w:rFonts w:ascii="Arial" w:hAnsi="Arial"/>
+                <w:noProof/>
                 <w:sz w:val="52"/>
               </w:rPr>
               <w:drawing>
@@ -577,8 +594,39 @@
           <w:bCs/>
           <w:sz w:val="28"/>
         </w:rPr>
-        <w:t>am tt. Monat jjjj</w:t>
-      </w:r>
+        <w:t xml:space="preserve">am </w:t>
+      </w:r>
+      <w:proofErr w:type="spellStart"/>
+      <w:r>
+        <w:rPr>
+          <w:rFonts w:ascii="Helvetica" w:hAnsi="Helvetica"/>
+          <w:b w:val="0"/>
+          <w:bCs/>
+          <w:sz w:val="28"/>
+        </w:rPr>
+        <w:t>tt</w:t>
+      </w:r>
+      <w:proofErr w:type="spellEnd"/>
+      <w:r>
+        <w:rPr>
+          <w:rFonts w:ascii="Helvetica" w:hAnsi="Helvetica"/>
+          <w:b w:val="0"/>
+          <w:bCs/>
+          <w:sz w:val="28"/>
+        </w:rPr>
+        <w:t xml:space="preserve">. Monat </w:t>
+      </w:r>
+      <w:proofErr w:type="spellStart"/>
+      <w:r>
+        <w:rPr>
+          <w:rFonts w:ascii="Helvetica" w:hAnsi="Helvetica"/>
+          <w:b w:val="0"/>
+          <w:bCs/>
+          <w:sz w:val="28"/>
+        </w:rPr>
+        <w:t>jjjj</w:t>
+      </w:r>
+      <w:proofErr w:type="spellEnd"/>
     </w:p>
     <w:p>
       <w:pPr>
@@ -8054,7 +8102,47 @@
     </w:p>
     <w:p>
       <w:r>
-        <w:t>Unsere Diplomarbeit ist die Entwicklung der Hardware und Software für unseren Black Mirror. Der Black Mirror ist eine LED-Fläche mit einem Kameramodul, welche die Person in Form eines abstrahierten Spiegelbildes darstellt. Durch das gezielte Ein- und Ausschalten der LEDs entsteht ein visueller Effekt, der dem Prinzip des ASCII-Mirrors ähnelt. Anstatt Zeichen zu verwenden, nutzen wir LED-Matrizen, wodurch eine physische und hardwarebasierte Umsetzung entsteht. Wir haben uns für die Entwicklung des Black Mirrors entschieden, da wir dafür sowohl Software- als auch Hardwareentwicklung umsetzen mussten. Eines unserer wichtigsten Ziele ist es, die LEDs mit so wenig Verzögerung wie möglich anzusteuern, dabei aber dennoch effizient zu arbeiten. Das Herz des Black Mirrors, welches alle Bauteile miteinander verbindet, ist der Raspberry Pi 5. Für das Kameramodul haben wir uns für das Camera Module 3 Wide NoIR entschieden, welches von Raspberry Pi entwickelt wurde.</w:t>
+        <w:t>Unsere Diplomarbeit ist die Entwicklung der Hardware und Software für unseren Black Mirror. Der Black Mirror ist eine LED-Fläche mit einem Kameramodul, welche die Person in Form eines abstrahierten Spiegelbildes darstellt. Durch das gezielte Ein- und Ausschalten der LEDs entsteht ein visueller Effekt, der dem Prinzip des ASCII-</w:t>
+      </w:r>
+      <w:proofErr w:type="spellStart"/>
+      <w:r>
+        <w:t>Mirrors</w:t>
+      </w:r>
+      <w:proofErr w:type="spellEnd"/>
+      <w:r>
+        <w:t xml:space="preserve"> ähnelt. Anstatt Zeichen zu verwenden, nutzen wir LED-Matrizen, wodurch eine physische und hardwarebasierte Umsetzung entsteht. Wir haben uns für die Entwicklung des Black </w:t>
+      </w:r>
+      <w:proofErr w:type="spellStart"/>
+      <w:r>
+        <w:t>Mirrors</w:t>
+      </w:r>
+      <w:proofErr w:type="spellEnd"/>
+      <w:r>
+        <w:t xml:space="preserve"> entschieden, da wir dafür sowohl Software- als auch Hardwareentwicklung umsetzen mussten. Eines unserer wichtigsten Ziele ist es, die LEDs mit so wenig Verzögerung wie möglich anzusteuern, dabei aber dennoch effizient zu arbeiten. Das Herz des Black </w:t>
+      </w:r>
+      <w:proofErr w:type="spellStart"/>
+      <w:r>
+        <w:t>Mirrors</w:t>
+      </w:r>
+      <w:proofErr w:type="spellEnd"/>
+      <w:r>
+        <w:t xml:space="preserve">, welches alle Bauteile miteinander verbindet, ist der Raspberry Pi 5. Für das Kameramodul haben wir uns für das </w:t>
+      </w:r>
+      <w:proofErr w:type="spellStart"/>
+      <w:r>
+        <w:t>Camera</w:t>
+      </w:r>
+      <w:proofErr w:type="spellEnd"/>
+      <w:r>
+        <w:t xml:space="preserve"> Module 3 Wide </w:t>
+      </w:r>
+      <w:proofErr w:type="spellStart"/>
+      <w:r>
+        <w:t>NoIR</w:t>
+      </w:r>
+      <w:proofErr w:type="spellEnd"/>
+      <w:r>
+        <w:t xml:space="preserve"> entschieden, welches von Raspberry Pi entwickelt wurde.</w:t>
       </w:r>
     </w:p>
     <w:p/>
@@ -8078,7 +8166,21 @@
         <w:rPr>
           <w:lang w:val="en-GB"/>
         </w:rPr>
-        <w:t>Our diploma thesis is the development of the hardware and software for our Black Mirror. The Black Mirror is an LED surface with a camera module that represents the person in the form of an abstract mirror image. By selectively turning the LEDs on and off, a visual effect is created that resembles the principle of the ASCII mirror. Instead of using characters, we use LED matrices, resulting in a physical and hardware-based implementation. We decided to develop the Black Mirror because it required us to carry out both software and hardware development. One of our most important goals is to control the LEDs with as little delay as possible while still maintaining efficiency. The heart of the Black Mirror, which connects all components, is the Raspberry Pi 5. For the camera module, we chose the Camera Module 3 Wide NoIR, which was developed by Raspberry Pi.</w:t>
+        <w:t xml:space="preserve">Our diploma thesis is the development of the hardware and software for our Black Mirror. The Black Mirror is an LED surface with a camera module that represents the person in the form of an abstract mirror image. By selectively turning the LEDs on and off, a visual effect is created that resembles the principle of the ASCII mirror. Instead of using characters, we use LED matrices, resulting in a physical and hardware-based implementation. We decided to develop the Black Mirror because it required us to carry out both software and hardware development. One of our most important goals is to control the LEDs with as little delay as possible while still maintaining efficiency. The heart of the Black Mirror, which connects all components, is the Raspberry Pi 5. For the camera module, we chose the Camera Module 3 Wide </w:t>
+      </w:r>
+      <w:proofErr w:type="spellStart"/>
+      <w:r>
+        <w:rPr>
+          <w:lang w:val="en-GB"/>
+        </w:rPr>
+        <w:t>NoIR</w:t>
+      </w:r>
+      <w:proofErr w:type="spellEnd"/>
+      <w:r>
+        <w:rPr>
+          <w:lang w:val="en-GB"/>
+        </w:rPr>
+        <w:t>, which was developed by Raspberry Pi.</w:t>
       </w:r>
     </w:p>
     <w:p>
@@ -8335,6 +8437,9 @@
         </mc:AlternateContent>
       </w:r>
       <w:r>
+        <w:rPr>
+          <w:noProof/>
+        </w:rPr>
         <w:drawing>
           <wp:anchor distT="0" distB="0" distL="114300" distR="114300" simplePos="0" relativeHeight="251672576" behindDoc="1" locked="0" layoutInCell="1" allowOverlap="1" wp14:anchorId="122AB9A5" wp14:editId="1311FC0F">
             <wp:simplePos x="0" y="0"/>
@@ -8598,7 +8703,13 @@
     </w:p>
     <w:p>
       <w:r>
-        <w:t>Robert war hauptsächlich für die Entwicklung Personenerfassung verantwortlich. Zur Personenerkennung gehört die Optimierung der Bildverarbeitungsverfahren sowie die Integration KI-basierten Segmentierungen. Dazu war seine Aufgabe die Auswahl der benötigten Bauteile</w:t>
+        <w:t xml:space="preserve">Robert war hauptsächlich für die Entwicklung </w:t>
+      </w:r>
+      <w:r>
+        <w:t xml:space="preserve">der </w:t>
+      </w:r>
+      <w:r>
+        <w:t>Personenerfassung verantwortlich. Zur Personenerkennung gehört die Optimierung der Bildverarbeitungsverfahren sowie die Integration KI-basierten Segmentierungen. Dazu war seine Aufgabe die Auswahl der benötigten Bauteile</w:t>
       </w:r>
       <w:r>
         <w:t xml:space="preserve"> für den Black Mirror und die Simulation sowie der Integration der Hardwaremodule, besonders bei den Led-Matrizen und die dazugehörige Elektronik. </w:t>
@@ -8671,8 +8782,13 @@
       <w:r>
         <w:t xml:space="preserve">Zu den klassischen Bildverarbeitungen gehören Filter, </w:t>
       </w:r>
-      <w:r>
-        <w:t xml:space="preserve">Thresholding und morphologische Filter. </w:t>
+      <w:proofErr w:type="spellStart"/>
+      <w:r>
+        <w:t>Thresholding</w:t>
+      </w:r>
+      <w:proofErr w:type="spellEnd"/>
+      <w:r>
+        <w:t xml:space="preserve"> und morphologische Filter. </w:t>
       </w:r>
     </w:p>
     <w:p>
@@ -8683,9 +8799,11 @@
           <w:numId w:val="5"/>
         </w:numPr>
       </w:pPr>
+      <w:proofErr w:type="spellStart"/>
       <w:r>
         <w:t>Thresholding</w:t>
       </w:r>
+      <w:proofErr w:type="spellEnd"/>
       <w:r>
         <w:t xml:space="preserve"> </w:t>
       </w:r>
@@ -8743,7 +8861,15 @@
         </w:numPr>
       </w:pPr>
       <w:r>
-        <w:t>Morphologische Filter wie Erode, Dilate, Opening und Closing</w:t>
+        <w:t xml:space="preserve">Morphologische Filter wie Erode, </w:t>
+      </w:r>
+      <w:proofErr w:type="spellStart"/>
+      <w:r>
+        <w:t>Dilate</w:t>
+      </w:r>
+      <w:proofErr w:type="spellEnd"/>
+      <w:r>
+        <w:t>, Opening und Closing</w:t>
       </w:r>
       <w:r>
         <w:t xml:space="preserve"> sowie Kantenerkennung</w:t>
@@ -8771,8 +8897,13 @@
           <w:numId w:val="5"/>
         </w:numPr>
       </w:pPr>
-      <w:r>
-        <w:t xml:space="preserve">Dilate ist eine Operation, bei welchem die weißen Bereiche </w:t>
+      <w:proofErr w:type="spellStart"/>
+      <w:r>
+        <w:t>Dilate</w:t>
+      </w:r>
+      <w:proofErr w:type="spellEnd"/>
+      <w:r>
+        <w:t xml:space="preserve"> ist eine Operation, bei welchem die weißen Bereiche </w:t>
       </w:r>
       <w:r>
         <w:t xml:space="preserve">eines Binärbildes </w:t>
@@ -8801,7 +8932,15 @@
         </w:numPr>
       </w:pPr>
       <w:r>
-        <w:t xml:space="preserve">Erode ist das Gegenstück zu Dilate. Ein Pixel bleibt nur weiß, wenn sich innerhalb des gesamten Fenters ausschließlich weiße Pixel befinden. </w:t>
+        <w:t xml:space="preserve">Erode ist das Gegenstück zu </w:t>
+      </w:r>
+      <w:proofErr w:type="spellStart"/>
+      <w:r>
+        <w:t>Dilate</w:t>
+      </w:r>
+      <w:proofErr w:type="spellEnd"/>
+      <w:r>
+        <w:t xml:space="preserve">. Ein Pixel bleibt nur weiß, wenn sich innerhalb des gesamten Fenters ausschließlich weiße Pixel befinden. </w:t>
       </w:r>
       <w:r>
         <w:t>Der Rest ist schwarz.</w:t>
@@ -8927,8 +9066,19 @@
                                 <w:sz w:val="18"/>
                                 <w:szCs w:val="18"/>
                               </w:rPr>
-                              <w:t>: Erode &amp; Dilate</w:t>
+                              <w:t xml:space="preserve">: Erode &amp; </w:t>
                             </w:r>
+                            <w:proofErr w:type="spellStart"/>
+                            <w:r>
+                              <w:rPr>
+                                <w:i/>
+                                <w:iCs/>
+                                <w:sz w:val="18"/>
+                                <w:szCs w:val="18"/>
+                              </w:rPr>
+                              <w:t>Dilate</w:t>
+                            </w:r>
+                            <w:proofErr w:type="spellEnd"/>
                           </w:p>
                         </w:txbxContent>
                       </wps:txbx>
@@ -9024,8 +9174,19 @@
                           <w:sz w:val="18"/>
                           <w:szCs w:val="18"/>
                         </w:rPr>
-                        <w:t>: Erode &amp; Dilate</w:t>
+                        <w:t xml:space="preserve">: Erode &amp; </w:t>
                       </w:r>
+                      <w:proofErr w:type="spellStart"/>
+                      <w:r>
+                        <w:rPr>
+                          <w:i/>
+                          <w:iCs/>
+                          <w:sz w:val="18"/>
+                          <w:szCs w:val="18"/>
+                        </w:rPr>
+                        <w:t>Dilate</w:t>
+                      </w:r>
+                      <w:proofErr w:type="spellEnd"/>
                     </w:p>
                   </w:txbxContent>
                 </v:textbox>
@@ -9036,6 +9197,9 @@
         </mc:AlternateContent>
       </w:r>
       <w:r>
+        <w:rPr>
+          <w:noProof/>
+        </w:rPr>
         <w:drawing>
           <wp:anchor distT="0" distB="0" distL="114300" distR="114300" simplePos="0" relativeHeight="251665408" behindDoc="0" locked="0" layoutInCell="1" allowOverlap="1" wp14:anchorId="5CB70672" wp14:editId="3CB5BC84">
             <wp:simplePos x="0" y="0"/>
@@ -9105,7 +9269,31 @@
         <w:t xml:space="preserve">Das Opening und </w:t>
       </w:r>
       <w:r>
-        <w:t>Closing sind eine Kombination aus Erode und Dilate. Das Opening läuft so ab, dass zuerst ein Erode gemacht wird und anschließend ein Dilate. Das hilft mit der Entfernung kleiner weißen Störungen. Closing ist genau umgekehrt zuerst Dilate dann Erode. Closing wird verwendet, um kleine Unterbrechungen oder schwarze Löcher in einer weißen Silhouette auszufüllen.</w:t>
+        <w:t xml:space="preserve">Closing sind eine Kombination aus Erode und </w:t>
+      </w:r>
+      <w:proofErr w:type="spellStart"/>
+      <w:r>
+        <w:t>Dilate</w:t>
+      </w:r>
+      <w:proofErr w:type="spellEnd"/>
+      <w:r>
+        <w:t xml:space="preserve">. Das Opening läuft so ab, dass zuerst ein Erode gemacht wird und anschließend ein </w:t>
+      </w:r>
+      <w:proofErr w:type="spellStart"/>
+      <w:r>
+        <w:t>Dilate</w:t>
+      </w:r>
+      <w:proofErr w:type="spellEnd"/>
+      <w:r>
+        <w:t xml:space="preserve">. Das hilft mit der Entfernung kleiner weißen Störungen. Closing ist genau umgekehrt zuerst </w:t>
+      </w:r>
+      <w:proofErr w:type="spellStart"/>
+      <w:r>
+        <w:t>Dilate</w:t>
+      </w:r>
+      <w:proofErr w:type="spellEnd"/>
+      <w:r>
+        <w:t xml:space="preserve"> dann Erode. Closing wird verwendet, um kleine Unterbrechungen oder schwarze Löcher in einer weißen Silhouette auszufüllen.</w:t>
       </w:r>
     </w:p>
     <w:p>
@@ -9200,7 +9388,15 @@
         <w:t xml:space="preserve"> </w:t>
       </w:r>
       <w:r>
-        <w:t>In Kombination mit Thresholds wird eine Binärmaske erstellt.</w:t>
+        <w:t xml:space="preserve">In Kombination mit </w:t>
+      </w:r>
+      <w:proofErr w:type="spellStart"/>
+      <w:r>
+        <w:t>Thresholds</w:t>
+      </w:r>
+      <w:proofErr w:type="spellEnd"/>
+      <w:r>
+        <w:t xml:space="preserve"> wird eine Binärmaske erstellt.</w:t>
       </w:r>
     </w:p>
     <w:p/>
@@ -9258,14 +9454,59 @@
         <w:pStyle w:val="berschrift2"/>
       </w:pPr>
       <w:bookmarkStart w:id="23" w:name="_Toc226287398"/>
-      <w:r>
-        <w:t>Git, Versionsverwaltung und Entwicklungsumgebung</w:t>
+      <w:proofErr w:type="spellStart"/>
+      <w:r>
+        <w:t>Git</w:t>
+      </w:r>
+      <w:proofErr w:type="spellEnd"/>
+      <w:r>
+        <w:t>, Versionsverwaltung und Entwicklungsumgebung</w:t>
       </w:r>
       <w:bookmarkEnd w:id="23"/>
     </w:p>
     <w:p>
       <w:r>
-        <w:t>Das GitHub-Projekt wurde ursprünglich zur Dokumentation und Aufgabenverwaltung erstellt. Nach einiger Zeit wurde die Aufgabenverwaltung jedoch vernachlässigt, sodass das Repository schließlich ausschließlich zur Dokumentation sowie zur Archivierung veralteter Codes und Prototypenzeichnungen genutzt wurde. Im weiteren Verlauf wurde ein Rework des Main-Branches durchgeführt. Dabei wurden insbesondere die Übersichtlichkeit und die Struktur grundlegend überarbeitet. Seitdem fungiert ein neuer Branch mit der Bezeichnung „main-branch-rework“ als Hauptbranch. Dieser enthält ein neu strukturiertes und übersichtliches Archiv für veraltete Softwarecodes, Simulationen und Dokumentationen sowie einen Setup-Guide, der beschreibt, wie das Projekt eingerichtet werden kann, um es zu reproduzieren.</w:t>
+        <w:t xml:space="preserve">Das GitHub-Projekt wurde ursprünglich zur Dokumentation und Aufgabenverwaltung erstellt. Nach einiger Zeit wurde die Aufgabenverwaltung jedoch vernachlässigt, sodass das Repository schließlich ausschließlich zur Dokumentation sowie zur Archivierung veralteter Codes und Prototypenzeichnungen genutzt wurde. Im weiteren Verlauf wurde ein </w:t>
+      </w:r>
+      <w:proofErr w:type="spellStart"/>
+      <w:r>
+        <w:t>Rework</w:t>
+      </w:r>
+      <w:proofErr w:type="spellEnd"/>
+      <w:r>
+        <w:t xml:space="preserve"> des Main-</w:t>
+      </w:r>
+      <w:proofErr w:type="spellStart"/>
+      <w:r>
+        <w:t>Branches</w:t>
+      </w:r>
+      <w:proofErr w:type="spellEnd"/>
+      <w:r>
+        <w:t xml:space="preserve"> durchgeführt. Dabei wurden insbesondere die Übersichtlichkeit und die Struktur grundlegend überarbeitet. Seitdem fungiert ein neuer Branch mit der Bezeichnung „main-</w:t>
+      </w:r>
+      <w:proofErr w:type="spellStart"/>
+      <w:r>
+        <w:t>branch</w:t>
+      </w:r>
+      <w:proofErr w:type="spellEnd"/>
+      <w:r>
+        <w:t>-</w:t>
+      </w:r>
+      <w:proofErr w:type="spellStart"/>
+      <w:r>
+        <w:t>rework</w:t>
+      </w:r>
+      <w:proofErr w:type="spellEnd"/>
+      <w:r>
+        <w:t xml:space="preserve">“ als </w:t>
+      </w:r>
+      <w:proofErr w:type="spellStart"/>
+      <w:r>
+        <w:t>Hauptbranch</w:t>
+      </w:r>
+      <w:proofErr w:type="spellEnd"/>
+      <w:r>
+        <w:t>. Dieser enthält ein neu strukturiertes und übersichtliches Archiv für veraltete Softwarecodes, Simulationen und Dokumentationen sowie einen Setup-Guide, der beschreibt, wie das Projekt eingerichtet werden kann, um es zu reproduzieren.</w:t>
       </w:r>
     </w:p>
     <w:p>
@@ -9292,7 +9533,15 @@
     </w:p>
     <w:p>
       <w:r>
-        <w:t>Die Idee hinter dem Projekt Black Mirror entstand aus einem Video auf Social Media, in welchem ein Spiegel aus vielen mechanischen Sieben-Segmentanzeigen das Spiegelbild der Person darstellte. Dadurch das die mechanischen Sieben Segment Anzeigen langsam und ungenau die Person spiegelten, entstand die Idee die Person auf einer großen LED-Matrix zu spiegeln.</w:t>
+        <w:t xml:space="preserve">Die Idee hinter dem Projekt Black Mirror entstand aus einem Video auf </w:t>
+      </w:r>
+      <w:proofErr w:type="spellStart"/>
+      <w:r>
+        <w:t>Social</w:t>
+      </w:r>
+      <w:proofErr w:type="spellEnd"/>
+      <w:r>
+        <w:t xml:space="preserve"> Media, in welchem ein Spiegel aus vielen mechanischen Sieben-Segmentanzeigen das Spiegelbild der Person darstellte. Dadurch das die mechanischen Sieben Segment Anzeigen langsam und ungenau die Person spiegelten, entstand die Idee die Person auf einer großen LED-Matrix zu spiegeln.</w:t>
       </w:r>
     </w:p>
     <w:p/>
@@ -9352,7 +9601,15 @@
         <w:t xml:space="preserve">Der Black Mirror ist </w:t>
       </w:r>
       <w:r>
-        <w:t>für eine stationäre Kamera mit einem definierten Erfassungsbereich ausgelegt. Änderungen der Lichtverhältnisse oder Spiegelungen im Hintergrund könnend dazu führen das die Erkennungsqualität oder Hintergrundtrennung suboptimal verläuft.</w:t>
+        <w:t xml:space="preserve">für eine stationäre Kamera mit einem definierten Erfassungsbereich ausgelegt. Änderungen der Lichtverhältnisse oder Spiegelungen im Hintergrund könnend dazu führen </w:t>
+      </w:r>
+      <w:proofErr w:type="gramStart"/>
+      <w:r>
+        <w:t>das</w:t>
+      </w:r>
+      <w:proofErr w:type="gramEnd"/>
+      <w:r>
+        <w:t xml:space="preserve"> die Erkennungsqualität oder Hintergrundtrennung suboptimal verläuft.</w:t>
       </w:r>
       <w:r>
         <w:t xml:space="preserve"> Aufgrund der begrenzten Auflösung der </w:t>
@@ -9398,14 +9655,27 @@
         <w:pStyle w:val="berschrift3"/>
       </w:pPr>
       <w:bookmarkStart w:id="31" w:name="_Toc226287406"/>
-      <w:r>
-        <w:t>Bewegungs -und Kantenerkennung</w:t>
+      <w:proofErr w:type="spellStart"/>
+      <w:r>
+        <w:t>Bewegungs</w:t>
+      </w:r>
+      <w:proofErr w:type="spellEnd"/>
+      <w:r>
+        <w:t xml:space="preserve"> -und Kantenerkennung</w:t>
       </w:r>
       <w:bookmarkEnd w:id="31"/>
     </w:p>
     <w:p>
       <w:r>
-        <w:t>Bei dieser Lösungsmethode wird die Person klassische Bildverarbeitungsoperationen erkannt. Hierbei wird die Person primär mit Bewegungserkennung erkannt. Hierbei wird anfänglich ein Hintergrundmodell mithilfe dem KNN erstellt. Zusätzlich werden Kantenerkennungs -und morphologische Verfahren, für die Stabilisierung der Silhouette und Reduzierung von Störungen.</w:t>
+        <w:t xml:space="preserve">Bei dieser Lösungsmethode wird die Person klassische Bildverarbeitungsoperationen erkannt. Hierbei wird die Person primär mit Bewegungserkennung erkannt. Hierbei wird anfänglich ein Hintergrundmodell mithilfe dem KNN erstellt. Zusätzlich werden </w:t>
+      </w:r>
+      <w:proofErr w:type="spellStart"/>
+      <w:r>
+        <w:t>Kantenerkennungs</w:t>
+      </w:r>
+      <w:proofErr w:type="spellEnd"/>
+      <w:r>
+        <w:t xml:space="preserve"> -und morphologische Verfahren, für die Stabilisierung der Silhouette und Reduzierung von Störungen.</w:t>
       </w:r>
     </w:p>
     <w:p/>
@@ -9414,14 +9684,51 @@
         <w:pStyle w:val="berschrift3"/>
       </w:pPr>
       <w:bookmarkStart w:id="32" w:name="_Toc226287407"/>
-      <w:r>
-        <w:t>BodyPix KI-Segmentierung</w:t>
+      <w:proofErr w:type="spellStart"/>
+      <w:r>
+        <w:t>BodyPix</w:t>
+      </w:r>
+      <w:proofErr w:type="spellEnd"/>
+      <w:r>
+        <w:t xml:space="preserve"> KI-Segmentierung</w:t>
       </w:r>
       <w:bookmarkEnd w:id="32"/>
     </w:p>
     <w:p>
       <w:r>
-        <w:t>Im Gegensatz zum Finalcode des Black Mirrors, wird in dieser Lösungsvariante das KI Modell BodyPix verwendet. Das BodyPix-Modell trennt die Person vom Hintergrund, indem es ein neuronales Netzwerk einsetzt. BodyPix erstellt eine Wahrscheinlichkeitsmaske. Aus dieser wird dann eine binäre Silhouette erstellt. Diese Methode benötigt mehr Rechenleistung.</w:t>
+        <w:t xml:space="preserve">Im Gegensatz zum Finalcode des Black </w:t>
+      </w:r>
+      <w:proofErr w:type="spellStart"/>
+      <w:r>
+        <w:t>Mirrors</w:t>
+      </w:r>
+      <w:proofErr w:type="spellEnd"/>
+      <w:r>
+        <w:t xml:space="preserve">, wird in dieser Lösungsvariante das KI Modell </w:t>
+      </w:r>
+      <w:proofErr w:type="spellStart"/>
+      <w:r>
+        <w:t>BodyPix</w:t>
+      </w:r>
+      <w:proofErr w:type="spellEnd"/>
+      <w:r>
+        <w:t xml:space="preserve"> verwendet. Das </w:t>
+      </w:r>
+      <w:proofErr w:type="spellStart"/>
+      <w:r>
+        <w:t>BodyPix</w:t>
+      </w:r>
+      <w:proofErr w:type="spellEnd"/>
+      <w:r>
+        <w:t xml:space="preserve">-Modell trennt die Person vom Hintergrund, indem es ein neuronales Netzwerk einsetzt. </w:t>
+      </w:r>
+      <w:proofErr w:type="spellStart"/>
+      <w:r>
+        <w:t>BodyPix</w:t>
+      </w:r>
+      <w:proofErr w:type="spellEnd"/>
+      <w:r>
+        <w:t xml:space="preserve"> erstellt eine Wahrscheinlichkeitsmaske. Aus dieser wird dann eine binäre Silhouette erstellt. Diese Methode benötigt mehr Rechenleistung.</w:t>
       </w:r>
     </w:p>
     <w:p/>
@@ -9431,6 +9738,9 @@
       </w:pPr>
       <w:bookmarkStart w:id="33" w:name="_Toc226287408"/>
       <w:r>
+        <w:rPr>
+          <w:noProof/>
+        </w:rPr>
         <w:drawing>
           <wp:anchor distT="0" distB="0" distL="114300" distR="114300" simplePos="0" relativeHeight="251674624" behindDoc="1" locked="0" layoutInCell="1" allowOverlap="1" wp14:anchorId="6759C8C0" wp14:editId="57EC2700">
             <wp:simplePos x="0" y="0"/>
@@ -9568,7 +9878,16 @@
                                 <w:sz w:val="18"/>
                                 <w:szCs w:val="18"/>
                               </w:rPr>
-                              <w:t xml:space="preserve">Abbildung </w:t>
+                              <w:t>Abbildung</w:t>
+                            </w:r>
+                            <w:r>
+                              <w:rPr>
+                                <w:i/>
+                                <w:iCs/>
+                                <w:sz w:val="18"/>
+                                <w:szCs w:val="18"/>
+                              </w:rPr>
+                              <w:t xml:space="preserve"> </w:t>
                             </w:r>
                             <w:r>
                               <w:rPr>
@@ -9664,7 +9983,16 @@
                           <w:sz w:val="18"/>
                           <w:szCs w:val="18"/>
                         </w:rPr>
-                        <w:t xml:space="preserve">Abbildung </w:t>
+                        <w:t>Abbildung</w:t>
+                      </w:r>
+                      <w:r>
+                        <w:rPr>
+                          <w:i/>
+                          <w:iCs/>
+                          <w:sz w:val="18"/>
+                          <w:szCs w:val="18"/>
+                        </w:rPr>
+                        <w:t xml:space="preserve"> </w:t>
                       </w:r>
                       <w:r>
                         <w:rPr>
@@ -9982,6 +10310,9 @@
         </mc:AlternateContent>
       </w:r>
       <w:r>
+        <w:rPr>
+          <w:noProof/>
+        </w:rPr>
         <w:drawing>
           <wp:anchor distT="0" distB="0" distL="114300" distR="114300" simplePos="0" relativeHeight="251675648" behindDoc="1" locked="0" layoutInCell="1" allowOverlap="1" wp14:anchorId="4F60C23D" wp14:editId="589160A7">
             <wp:simplePos x="0" y="0"/>
@@ -10060,7 +10391,15 @@
     </w:p>
     <w:p>
       <w:r>
-        <w:t>Für diese Lösungsmethode werden die Signale Clk, MOSI und CS von verschiedenen SPI-Schnittstellen vom Raspberry Pi 5 verwendet. Da drei Reihen der LED-Matrix mit seriell geschickten Signalen grenzwertig funktioniert, entstand die Idee drei SPI-Schnittstellen zu verwenden. Die erste drei Reihen werden mit SPI 0 angesteuert, die nächsten drei mit SPI 1 und die restlichen drei mit SPI 2. Bei diesem Verfahren entstand das Problem, dass das Ansprechen der anderen SPIs nicht funktionierte. Dazu wird das Mapping für die Led-Anzeige dadurch wesentlich schwerer.</w:t>
+        <w:t xml:space="preserve">Für diese Lösungsmethode werden die Signale </w:t>
+      </w:r>
+      <w:proofErr w:type="spellStart"/>
+      <w:r>
+        <w:t>Clk</w:t>
+      </w:r>
+      <w:proofErr w:type="spellEnd"/>
+      <w:r>
+        <w:t>, MOSI und CS von verschiedenen SPI-Schnittstellen vom Raspberry Pi 5 verwendet. Da drei Reihen der LED-Matrix mit seriell geschickten Signalen grenzwertig funktioniert, entstand die Idee drei SPI-Schnittstellen zu verwenden. Die erste drei Reihen werden mit SPI 0 angesteuert, die nächsten drei mit SPI 1 und die restlichen drei mit SPI 2. Bei diesem Verfahren entstand das Problem, dass das Ansprechen der anderen SPIs nicht funktionierte. Dazu wird das Mapping für die Led-Anzeige dadurch wesentlich schwerer.</w:t>
       </w:r>
     </w:p>
     <w:p/>
@@ -10080,7 +10419,15 @@
         <w:t xml:space="preserve">Ein weiterer Lösungsansatz bestand in der Verwendung einer Verstärkerschaltung mit einem Schmitt Trigger. Ein Schmitt Trigger wird meistens für die Korrektur verrauschter Signale eingesetzt. Der Schmitt Trigger </w:t>
       </w:r>
       <w:r>
-        <w:t xml:space="preserve">besitzt unterschiedliche Schaltschwellen für steigende/fallende Flanken, wodurch eine höhere Störsicherheit entsteht. Dadurch werden Signale stabilisiert. Für diesen Ansatz wurde eine Schaltung auf Multisim erstellt, welche anschließend </w:t>
+        <w:t xml:space="preserve">besitzt unterschiedliche Schaltschwellen für steigende/fallende Flanken, wodurch eine höhere Störsicherheit entsteht. Dadurch werden Signale stabilisiert. Für diesen Ansatz wurde eine Schaltung auf </w:t>
+      </w:r>
+      <w:proofErr w:type="spellStart"/>
+      <w:r>
+        <w:t>Multisim</w:t>
+      </w:r>
+      <w:proofErr w:type="spellEnd"/>
+      <w:r>
+        <w:t xml:space="preserve"> erstellt, welche anschließend </w:t>
       </w:r>
       <w:r>
         <w:t>simuliert</w:t>
@@ -10329,6 +10676,9 @@
         </mc:AlternateContent>
       </w:r>
       <w:r>
+        <w:rPr>
+          <w:noProof/>
+        </w:rPr>
         <w:drawing>
           <wp:anchor distT="0" distB="0" distL="114300" distR="114300" simplePos="0" relativeHeight="251682816" behindDoc="1" locked="0" layoutInCell="1" allowOverlap="1" wp14:anchorId="60A77EC9" wp14:editId="4063EDAF">
             <wp:simplePos x="0" y="0"/>
@@ -10421,6 +10771,9 @@
     </w:p>
     <w:p>
       <w:r>
+        <w:rPr>
+          <w:noProof/>
+        </w:rPr>
         <w:drawing>
           <wp:anchor distT="0" distB="0" distL="114300" distR="114300" simplePos="0" relativeHeight="251688960" behindDoc="1" locked="0" layoutInCell="1" allowOverlap="1" wp14:anchorId="0DC6FB07" wp14:editId="6460CA95">
             <wp:simplePos x="0" y="0"/>
@@ -10809,12 +11162,31 @@
       </w:pPr>
       <w:bookmarkStart w:id="40" w:name="_Toc226287415"/>
       <w:r>
-        <w:t>Programmiersprache und Bibliotheken (Python, OpenCV, NumPy)</w:t>
+        <w:t xml:space="preserve">Programmiersprache und Bibliotheken (Python, </w:t>
+      </w:r>
+      <w:proofErr w:type="spellStart"/>
+      <w:r>
+        <w:t>OpenCV</w:t>
+      </w:r>
+      <w:proofErr w:type="spellEnd"/>
+      <w:r>
+        <w:t xml:space="preserve">, </w:t>
+      </w:r>
+      <w:proofErr w:type="spellStart"/>
+      <w:r>
+        <w:t>NumPy</w:t>
+      </w:r>
+      <w:proofErr w:type="spellEnd"/>
+      <w:r>
+        <w:t>)</w:t>
       </w:r>
       <w:bookmarkEnd w:id="40"/>
     </w:p>
     <w:p>
       <w:r>
+        <w:rPr>
+          <w:noProof/>
+        </w:rPr>
         <w:drawing>
           <wp:anchor distT="0" distB="0" distL="114300" distR="114300" simplePos="0" relativeHeight="251680768" behindDoc="1" locked="0" layoutInCell="1" allowOverlap="1" wp14:anchorId="2B208282" wp14:editId="193B7166">
             <wp:simplePos x="0" y="0"/>
@@ -10880,11 +11252,22 @@
         </w:drawing>
       </w:r>
       <w:r>
-        <w:t xml:space="preserve">Für Personenerfassung und die Led-Ansteuerung wurde hauptsächlich nur die Programmiersprache Python verwendet. Python ist besonders gut für Anwendungen im Themen Bereich der Bildverarbeitung und Künstlicher Intelligenz, da es eine Menge spezialisierten Bibliotheken (packages) zur Verfügung stehen. </w:t>
-      </w:r>
-    </w:p>
-    <w:p>
-      <w:r>
+        <w:t>Für Personenerfassung und die Led-Ansteuerung wurde hauptsächlich nur die Programmiersprache Python verwendet. Python ist besonders gut für Anwendungen im Themen Bereich der Bildverarbeitung und Künstlicher Intelligenz, da es eine Menge spezialisierten Bibliotheken (</w:t>
+      </w:r>
+      <w:proofErr w:type="spellStart"/>
+      <w:r>
+        <w:t>packages</w:t>
+      </w:r>
+      <w:proofErr w:type="spellEnd"/>
+      <w:r>
+        <w:t xml:space="preserve">) zur Verfügung stehen. </w:t>
+      </w:r>
+    </w:p>
+    <w:p>
+      <w:r>
+        <w:rPr>
+          <w:noProof/>
+        </w:rPr>
         <w:drawing>
           <wp:anchor distT="0" distB="0" distL="114300" distR="114300" simplePos="0" relativeHeight="251681792" behindDoc="1" locked="0" layoutInCell="1" allowOverlap="1" wp14:anchorId="187A0410" wp14:editId="45E31E0F">
             <wp:simplePos x="0" y="0"/>
@@ -10950,12 +11333,36 @@
         </w:drawing>
       </w:r>
       <w:r>
-        <w:t>Für die Kamerasteuerung und Kamerabildverarbeitung wurde die Bibliothek OpenCV verwendet. OpenCv ist eine Bibliothek bekannt für ihre umfangreiche Funktion für Bildverarbeitung, Kameraansteuerung und Filteroptionen.</w:t>
-      </w:r>
-    </w:p>
-    <w:p>
-      <w:r>
-        <w:t>Da Bilddaten intern als Pixelmatrizen gespeichert werden, ermöglicht die Bibliothek NumPY schnelle mathematische Operationen, um die Bilddaten effizient als Matrizen zu verarbeiten.</w:t>
+        <w:t xml:space="preserve">Für die Kamerasteuerung und Kamerabildverarbeitung wurde die Bibliothek </w:t>
+      </w:r>
+      <w:proofErr w:type="spellStart"/>
+      <w:r>
+        <w:t>OpenCV</w:t>
+      </w:r>
+      <w:proofErr w:type="spellEnd"/>
+      <w:r>
+        <w:t xml:space="preserve"> verwendet. </w:t>
+      </w:r>
+      <w:proofErr w:type="spellStart"/>
+      <w:r>
+        <w:t>OpenCv</w:t>
+      </w:r>
+      <w:proofErr w:type="spellEnd"/>
+      <w:r>
+        <w:t xml:space="preserve"> ist eine Bibliothek bekannt für ihre umfangreiche Funktion für Bildverarbeitung, Kameraansteuerung und Filteroptionen.</w:t>
+      </w:r>
+    </w:p>
+    <w:p>
+      <w:r>
+        <w:t xml:space="preserve">Da Bilddaten intern als Pixelmatrizen gespeichert werden, ermöglicht die Bibliothek </w:t>
+      </w:r>
+      <w:proofErr w:type="spellStart"/>
+      <w:r>
+        <w:t>NumPY</w:t>
+      </w:r>
+      <w:proofErr w:type="spellEnd"/>
+      <w:r>
+        <w:t xml:space="preserve"> schnelle mathematische Operationen, um die Bilddaten effizient als Matrizen zu verarbeiten.</w:t>
       </w:r>
     </w:p>
     <w:p>
@@ -10963,8 +11370,13 @@
         <w:pStyle w:val="berschrift2"/>
       </w:pPr>
       <w:bookmarkStart w:id="41" w:name="_Toc226287416"/>
-      <w:r>
-        <w:t>MediaPipe Selfie Segmentation und Hands</w:t>
+      <w:proofErr w:type="spellStart"/>
+      <w:r>
+        <w:t>MediaPipe</w:t>
+      </w:r>
+      <w:proofErr w:type="spellEnd"/>
+      <w:r>
+        <w:t xml:space="preserve"> Selfie Segmentation und Hands</w:t>
       </w:r>
       <w:bookmarkEnd w:id="41"/>
     </w:p>
@@ -10980,6 +11392,9 @@
     </w:p>
     <w:p>
       <w:r>
+        <w:rPr>
+          <w:noProof/>
+        </w:rPr>
         <w:drawing>
           <wp:anchor distT="0" distB="0" distL="114300" distR="114300" simplePos="0" relativeHeight="251679744" behindDoc="1" locked="0" layoutInCell="1" allowOverlap="1" wp14:anchorId="79133EA2" wp14:editId="7256CC74">
             <wp:simplePos x="0" y="0"/>
@@ -11070,7 +11485,15 @@
     </w:p>
     <w:p>
       <w:r>
-        <w:t>Damit die KI erzeugte Segmentierungsmaske verbessert wird, werden zusätzlich Verfahren für Bildverarbeitung eingesetzt. Zu diesen Verfahren gehören morphologische Operationen wie Dilate und Erode, welche Störungen und kleine Löcher korrigieren. Außerdem werden Verfahren für die Glättung von Kanten und das Reduzieren von Rauschen verwendet. Ebenso wird eine zeitliche Glättung über mehrere Frames verwendet, um eine stabile Darstellung zu erzeugen.</w:t>
+        <w:t xml:space="preserve">Damit die KI erzeugte Segmentierungsmaske verbessert wird, werden zusätzlich Verfahren für Bildverarbeitung eingesetzt. Zu diesen Verfahren gehören morphologische Operationen wie </w:t>
+      </w:r>
+      <w:proofErr w:type="spellStart"/>
+      <w:r>
+        <w:t>Dilate</w:t>
+      </w:r>
+      <w:proofErr w:type="spellEnd"/>
+      <w:r>
+        <w:t xml:space="preserve"> und Erode, welche Störungen und kleine Löcher korrigieren. Außerdem werden Verfahren für die Glättung von Kanten und das Reduzieren von Rauschen verwendet. Ebenso wird eine zeitliche Glättung über mehrere Frames verwendet, um eine stabile Darstellung zu erzeugen.</w:t>
       </w:r>
     </w:p>
     <w:p/>
@@ -11106,6 +11529,9 @@
     </w:p>
     <w:p>
       <w:r>
+        <w:rPr>
+          <w:noProof/>
+        </w:rPr>
         <w:drawing>
           <wp:anchor distT="0" distB="0" distL="114300" distR="114300" simplePos="0" relativeHeight="251677696" behindDoc="0" locked="0" layoutInCell="1" allowOverlap="1" wp14:anchorId="06EE64DF" wp14:editId="02A073B1">
             <wp:simplePos x="0" y="0"/>
@@ -11157,6 +11583,9 @@
         </w:drawing>
       </w:r>
       <w:r>
+        <w:rPr>
+          <w:noProof/>
+        </w:rPr>
         <w:drawing>
           <wp:anchor distT="0" distB="0" distL="114300" distR="114300" simplePos="0" relativeHeight="251678720" behindDoc="1" locked="0" layoutInCell="1" allowOverlap="1" wp14:anchorId="6082F503" wp14:editId="1AFE5846">
             <wp:simplePos x="0" y="0"/>
@@ -11216,7 +11645,31 @@
         </w:drawing>
       </w:r>
       <w:r>
-        <w:t>Es gibt eine Menge an Auswahlmöglichkeiten für die Entwicklung und Verwaltung des Projekts. Der Balck Mirror wurde hauptsächlich in Py Charm entwickelt. Zur Verwaltung, Organisation und Dokumentation wurde Git Hub verwendet. Git Hub ist genau für solche Projekte sehr nutzvoll, da Änderungen am Code nachvollgezogen werden können und verschiedene Stände in der Entwicklung verwaltet werden können.</w:t>
+        <w:t xml:space="preserve">Es gibt eine Menge an Auswahlmöglichkeiten für die Entwicklung und Verwaltung des Projekts. Der Balck Mirror wurde hauptsächlich in Py Charm entwickelt. Zur Verwaltung, Organisation und Dokumentation wurde </w:t>
+      </w:r>
+      <w:proofErr w:type="spellStart"/>
+      <w:r>
+        <w:t>Git</w:t>
+      </w:r>
+      <w:proofErr w:type="spellEnd"/>
+      <w:r>
+        <w:t xml:space="preserve"> Hub verwendet. </w:t>
+      </w:r>
+      <w:proofErr w:type="spellStart"/>
+      <w:r>
+        <w:t>Git</w:t>
+      </w:r>
+      <w:proofErr w:type="spellEnd"/>
+      <w:r>
+        <w:t xml:space="preserve"> Hub ist genau für solche Projekte sehr </w:t>
+      </w:r>
+      <w:proofErr w:type="spellStart"/>
+      <w:r>
+        <w:t>nutzvoll</w:t>
+      </w:r>
+      <w:proofErr w:type="spellEnd"/>
+      <w:r>
+        <w:t>, da Änderungen am Code nachvollgezogen werden können und verschiedene Stände in der Entwicklung verwaltet werden können.</w:t>
       </w:r>
     </w:p>
     <w:p/>
@@ -11244,6 +11697,9 @@
     </w:p>
     <w:p>
       <w:r>
+        <w:rPr>
+          <w:noProof/>
+        </w:rPr>
         <w:drawing>
           <wp:anchor distT="0" distB="0" distL="114300" distR="114300" simplePos="0" relativeHeight="251658240" behindDoc="0" locked="0" layoutInCell="1" allowOverlap="1" wp14:anchorId="79410F6E" wp14:editId="22D8D280">
             <wp:simplePos x="0" y="0"/>
@@ -11303,9 +11759,11 @@
       <w:r>
         <w:t xml:space="preserve">Nachdem Einschalten des Black </w:t>
       </w:r>
+      <w:proofErr w:type="spellStart"/>
       <w:r>
         <w:t>Mirrors</w:t>
       </w:r>
+      <w:proofErr w:type="spellEnd"/>
       <w:r>
         <w:t xml:space="preserve"> erfolgen diese Prozesse, um am Ende ein </w:t>
       </w:r>
@@ -11360,16 +11818,45 @@
         <w:t xml:space="preserve">Das </w:t>
       </w:r>
       <w:r>
-        <w:t>Pi Camera Modul 3 Wide NoIR</w:t>
-      </w:r>
-      <w:r>
-        <w:t xml:space="preserve"> ist ein wichtiger Bestandpunkt des Black Mirrors. Das Modul ist zuständig für Aufnahme der Person in Echtzeit.</w:t>
+        <w:t xml:space="preserve">Pi </w:t>
+      </w:r>
+      <w:proofErr w:type="spellStart"/>
+      <w:r>
+        <w:t>Camera</w:t>
+      </w:r>
+      <w:proofErr w:type="spellEnd"/>
+      <w:r>
+        <w:t xml:space="preserve"> Modul 3 Wide </w:t>
+      </w:r>
+      <w:proofErr w:type="spellStart"/>
+      <w:r>
+        <w:t>NoIR</w:t>
+      </w:r>
+      <w:proofErr w:type="spellEnd"/>
+      <w:r>
+        <w:t xml:space="preserve"> ist ein wichtiger Bestandpunkt des Black </w:t>
+      </w:r>
+      <w:proofErr w:type="spellStart"/>
+      <w:r>
+        <w:t>Mirrors</w:t>
+      </w:r>
+      <w:proofErr w:type="spellEnd"/>
+      <w:r>
+        <w:t>. Das Modul ist zuständig für Aufnahme der Person in Echtzeit.</w:t>
       </w:r>
       <w:r>
         <w:t xml:space="preserve"> Das Modul ist klein, weshalb auch ein spezielles Case dafür entwickelt werden musste.</w:t>
       </w:r>
       <w:r>
-        <w:t xml:space="preserve"> Wir haben dieses Kamera Modul ausgewählt, da dieses Modul größere Winkel aufnehmen kann und durch den NoIR-Filter werden die Personen in einem Lila-Ton aufgezeichnet.</w:t>
+        <w:t xml:space="preserve"> Wir haben dieses Kamera Modul ausgewählt, da dieses Modul größere Winkel aufnehmen kann und durch den </w:t>
+      </w:r>
+      <w:proofErr w:type="spellStart"/>
+      <w:r>
+        <w:t>NoIR</w:t>
+      </w:r>
+      <w:proofErr w:type="spellEnd"/>
+      <w:r>
+        <w:t>-Filter werden die Personen in einem Lila-Ton aufgezeichnet.</w:t>
       </w:r>
     </w:p>
     <w:p>
@@ -11377,6 +11864,9 @@
         <w:spacing w:before="0" w:after="0" w:line="240" w:lineRule="auto"/>
       </w:pPr>
       <w:r>
+        <w:rPr>
+          <w:noProof/>
+        </w:rPr>
         <w:drawing>
           <wp:anchor distT="0" distB="0" distL="114300" distR="114300" simplePos="0" relativeHeight="251660288" behindDoc="0" locked="0" layoutInCell="1" allowOverlap="1" wp14:anchorId="46088723" wp14:editId="12D470D6">
             <wp:simplePos x="0" y="0"/>
@@ -11458,6 +11948,9 @@
     </w:p>
     <w:p>
       <w:r>
+        <w:rPr>
+          <w:noProof/>
+        </w:rPr>
         <w:drawing>
           <wp:anchor distT="0" distB="0" distL="114300" distR="114300" simplePos="0" relativeHeight="251661312" behindDoc="0" locked="0" layoutInCell="1" allowOverlap="1" wp14:anchorId="5AC866EC" wp14:editId="5AABD007">
             <wp:simplePos x="0" y="0"/>
@@ -11530,7 +12023,15 @@
         <w:t xml:space="preserve"> Ein Modul ist 12,8 cm hoch und 3,2 cm breit.</w:t>
       </w:r>
       <w:r>
-        <w:t xml:space="preserve"> Die LED-Matrix ist 53,6 cm hoch und 29,5 cm breit. Sie werden über die GPIO Pins des </w:t>
+        <w:t xml:space="preserve"> Die LED-Matrix ist 53,6 cm hoch und 29,5 cm breit. Sie werden über die </w:t>
+      </w:r>
+      <w:proofErr w:type="gramStart"/>
+      <w:r>
+        <w:t>GPIO Pins</w:t>
+      </w:r>
+      <w:proofErr w:type="gramEnd"/>
+      <w:r>
+        <w:t xml:space="preserve"> des </w:t>
       </w:r>
       <w:r>
         <w:t>Raspberry</w:t>
@@ -11541,6 +12042,9 @@
     </w:p>
     <w:p>
       <w:r>
+        <w:rPr>
+          <w:noProof/>
+        </w:rPr>
         <w:drawing>
           <wp:inline distT="0" distB="0" distL="0" distR="0" wp14:anchorId="66412E01" wp14:editId="1624D720">
             <wp:extent cx="2672600" cy="1790700"/>
@@ -11661,6 +12165,9 @@
         <w:spacing w:before="0" w:after="0" w:line="240" w:lineRule="auto"/>
       </w:pPr>
       <w:r>
+        <w:rPr>
+          <w:noProof/>
+        </w:rPr>
         <w:drawing>
           <wp:anchor distT="0" distB="0" distL="114300" distR="114300" simplePos="0" relativeHeight="251671552" behindDoc="1" locked="0" layoutInCell="1" allowOverlap="1" wp14:anchorId="60CAAC37" wp14:editId="55FDBBB0">
             <wp:simplePos x="0" y="0"/>
@@ -11726,6 +12233,9 @@
         </w:drawing>
       </w:r>
       <w:r>
+        <w:rPr>
+          <w:noProof/>
+        </w:rPr>
         <w:drawing>
           <wp:anchor distT="0" distB="0" distL="114300" distR="114300" simplePos="0" relativeHeight="251670528" behindDoc="1" locked="0" layoutInCell="1" allowOverlap="1" wp14:anchorId="4E175EAB" wp14:editId="79914B2B">
             <wp:simplePos x="0" y="0"/>
@@ -11788,6 +12298,9 @@
         </w:drawing>
       </w:r>
       <w:r>
+        <w:rPr>
+          <w:noProof/>
+        </w:rPr>
         <w:drawing>
           <wp:anchor distT="0" distB="0" distL="114300" distR="114300" simplePos="0" relativeHeight="251669504" behindDoc="1" locked="0" layoutInCell="1" allowOverlap="1" wp14:anchorId="3C92E9E8" wp14:editId="58E8E475">
             <wp:simplePos x="0" y="0"/>
@@ -11847,6 +12360,9 @@
         </w:drawing>
       </w:r>
       <w:r>
+        <w:rPr>
+          <w:noProof/>
+        </w:rPr>
         <w:drawing>
           <wp:anchor distT="0" distB="0" distL="114300" distR="114300" simplePos="0" relativeHeight="251668480" behindDoc="1" locked="0" layoutInCell="1" allowOverlap="1" wp14:anchorId="50386358" wp14:editId="13298E8B">
             <wp:simplePos x="0" y="0"/>
@@ -11999,12 +12515,28 @@
         <w:t xml:space="preserve"> </w:t>
       </w:r>
       <w:r>
-        <w:t>Sobald der Prozess der Personenerfassung startet, wird die Kamera aktiviert und erfasst ein Bild. Dieses wird an die Hintergrundsegmentierung sowie an MediaPipe Selfie Segmentation und das Hand-Tracking übergeben, um die Person im Bild zu erkennen.</w:t>
-      </w:r>
-    </w:p>
-    <w:p>
-      <w:r>
-        <w:t>Nach einer RGB-Umwandlung und Filterkorrektur wird eine Silhouettenmaske erzeugt. Das Ergebnis wird anschließend auf die Auflösung der LED-Matrix skaliert und an die LED-Ansteuerung weitergegeben.</w:t>
+        <w:t xml:space="preserve">Sobald der Prozess der Personenerfassung startet, wird die Kamera aktiviert und erfasst ein Bild. Dieses wird an die Hintergrundsegmentierung sowie an </w:t>
+      </w:r>
+      <w:proofErr w:type="spellStart"/>
+      <w:r>
+        <w:t>MediaPipe</w:t>
+      </w:r>
+      <w:proofErr w:type="spellEnd"/>
+      <w:r>
+        <w:t xml:space="preserve"> Selfie Segmentation und das Hand-Tracking übergeben, um die Person im Bild zu erkennen.</w:t>
+      </w:r>
+    </w:p>
+    <w:p>
+      <w:r>
+        <w:t xml:space="preserve">Nach einer RGB-Umwandlung und Filterkorrektur wird eine </w:t>
+      </w:r>
+      <w:proofErr w:type="spellStart"/>
+      <w:r>
+        <w:t>Silhouettenmaske</w:t>
+      </w:r>
+      <w:proofErr w:type="spellEnd"/>
+      <w:r>
+        <w:t xml:space="preserve"> erzeugt. Das Ergebnis wird anschließend auf die Auflösung der LED-Matrix skaliert und an die LED-Ansteuerung weitergegeben.</w:t>
       </w:r>
     </w:p>
     <w:p/>
@@ -12020,8 +12552,13 @@
     </w:p>
     <w:p>
       <w:r>
-        <w:t>!!!!!! Manuel Code bei fertige MAtrix</w:t>
-      </w:r>
+        <w:t xml:space="preserve">!!!!!! Manuel Code bei fertige </w:t>
+      </w:r>
+      <w:proofErr w:type="spellStart"/>
+      <w:r>
+        <w:t>MAtrix</w:t>
+      </w:r>
+      <w:proofErr w:type="spellEnd"/>
     </w:p>
     <w:p>
       <w:pPr>
@@ -12054,7 +12591,39 @@
     </w:p>
     <w:p>
       <w:r>
-        <w:t xml:space="preserve">Dieser Abschnitt lädt die Bibliotheken des Systems. OpenCV übernimmt die Bildverarbeitung, NumPy die Arbeit mit Pixelmatrizen und MediaPipe die KI-Modelle für Segmentierung und Handtracking. Das Modul ImagetoMatrix </w:t>
+        <w:t xml:space="preserve">Dieser Abschnitt lädt die Bibliotheken des Systems. </w:t>
+      </w:r>
+      <w:proofErr w:type="spellStart"/>
+      <w:r>
+        <w:t>OpenCV</w:t>
+      </w:r>
+      <w:proofErr w:type="spellEnd"/>
+      <w:r>
+        <w:t xml:space="preserve"> übernimmt die Bildverarbeitung, </w:t>
+      </w:r>
+      <w:proofErr w:type="spellStart"/>
+      <w:r>
+        <w:t>NumPy</w:t>
+      </w:r>
+      <w:proofErr w:type="spellEnd"/>
+      <w:r>
+        <w:t xml:space="preserve"> die Arbeit mit Pixelmatrizen und </w:t>
+      </w:r>
+      <w:proofErr w:type="spellStart"/>
+      <w:r>
+        <w:t>MediaPipe</w:t>
+      </w:r>
+      <w:proofErr w:type="spellEnd"/>
+      <w:r>
+        <w:t xml:space="preserve"> die KI-Modelle für Segmentierung und Handtracking. Das Modul </w:t>
+      </w:r>
+      <w:proofErr w:type="spellStart"/>
+      <w:r>
+        <w:t>ImagetoMatrix</w:t>
+      </w:r>
+      <w:proofErr w:type="spellEnd"/>
+      <w:r>
+        <w:t xml:space="preserve"> </w:t>
       </w:r>
       <w:r>
         <w:t>stellt die Verbindung für die Ausgabe an der Led-Matrix</w:t>
@@ -12070,6 +12639,7 @@
         </w:pBdr>
         <w:shd w:val="clear" w:color="auto" w:fill="F2F2F2" w:themeFill="background1" w:themeFillShade="F2"/>
       </w:pPr>
+      <w:proofErr w:type="spellStart"/>
       <w:r>
         <w:rPr>
           <w:rFonts w:ascii="Consolas" w:eastAsia="Consolas" w:hAnsi="Consolas"/>
@@ -12078,6 +12648,7 @@
         </w:rPr>
         <w:t>import</w:t>
       </w:r>
+      <w:proofErr w:type="spellEnd"/>
       <w:r>
         <w:rPr>
           <w:rFonts w:ascii="Consolas" w:eastAsia="Consolas" w:hAnsi="Consolas"/>
@@ -12092,11 +12663,30 @@
           <w:color w:val="808080"/>
           <w:sz w:val="18"/>
         </w:rPr>
-        <w:t># OpenCV für Bildverarbeitung und mathematische Matrix-Operationen</w:t>
+        <w:t xml:space="preserve"># </w:t>
+      </w:r>
+      <w:proofErr w:type="spellStart"/>
+      <w:r>
+        <w:rPr>
+          <w:rFonts w:ascii="Consolas" w:eastAsia="Consolas" w:hAnsi="Consolas"/>
+          <w:color w:val="808080"/>
+          <w:sz w:val="18"/>
+        </w:rPr>
+        <w:t>OpenCV</w:t>
+      </w:r>
+      <w:proofErr w:type="spellEnd"/>
+      <w:r>
+        <w:rPr>
+          <w:rFonts w:ascii="Consolas" w:eastAsia="Consolas" w:hAnsi="Consolas"/>
+          <w:color w:val="808080"/>
+          <w:sz w:val="18"/>
+        </w:rPr>
+        <w:t xml:space="preserve"> für Bildverarbeitung und mathematische Matrix-Operationen</w:t>
       </w:r>
       <w:r>
         <w:br/>
       </w:r>
+      <w:proofErr w:type="spellStart"/>
       <w:r>
         <w:rPr>
           <w:rFonts w:ascii="Consolas" w:eastAsia="Consolas" w:hAnsi="Consolas"/>
@@ -12105,14 +12695,34 @@
         </w:rPr>
         <w:t>import</w:t>
       </w:r>
-      <w:r>
-        <w:rPr>
-          <w:rFonts w:ascii="Consolas" w:eastAsia="Consolas" w:hAnsi="Consolas"/>
-          <w:color w:val="282828"/>
-          <w:sz w:val="18"/>
-        </w:rPr>
-        <w:t xml:space="preserve"> numpy </w:t>
-      </w:r>
+      <w:proofErr w:type="spellEnd"/>
+      <w:r>
+        <w:rPr>
+          <w:rFonts w:ascii="Consolas" w:eastAsia="Consolas" w:hAnsi="Consolas"/>
+          <w:color w:val="282828"/>
+          <w:sz w:val="18"/>
+        </w:rPr>
+        <w:t xml:space="preserve"> </w:t>
+      </w:r>
+      <w:proofErr w:type="spellStart"/>
+      <w:r>
+        <w:rPr>
+          <w:rFonts w:ascii="Consolas" w:eastAsia="Consolas" w:hAnsi="Consolas"/>
+          <w:color w:val="282828"/>
+          <w:sz w:val="18"/>
+        </w:rPr>
+        <w:t>numpy</w:t>
+      </w:r>
+      <w:proofErr w:type="spellEnd"/>
+      <w:r>
+        <w:rPr>
+          <w:rFonts w:ascii="Consolas" w:eastAsia="Consolas" w:hAnsi="Consolas"/>
+          <w:color w:val="282828"/>
+          <w:sz w:val="18"/>
+        </w:rPr>
+        <w:t xml:space="preserve"> </w:t>
+      </w:r>
+      <w:proofErr w:type="spellStart"/>
       <w:r>
         <w:rPr>
           <w:rFonts w:ascii="Consolas" w:eastAsia="Consolas" w:hAnsi="Consolas"/>
@@ -12121,13 +12731,32 @@
         </w:rPr>
         <w:t>as</w:t>
       </w:r>
-      <w:r>
-        <w:rPr>
-          <w:rFonts w:ascii="Consolas" w:eastAsia="Consolas" w:hAnsi="Consolas"/>
-          <w:color w:val="282828"/>
-          <w:sz w:val="18"/>
-        </w:rPr>
-        <w:t xml:space="preserve"> np          </w:t>
+      <w:proofErr w:type="spellEnd"/>
+      <w:r>
+        <w:rPr>
+          <w:rFonts w:ascii="Consolas" w:eastAsia="Consolas" w:hAnsi="Consolas"/>
+          <w:color w:val="282828"/>
+          <w:sz w:val="18"/>
+        </w:rPr>
+        <w:t xml:space="preserve"> </w:t>
+      </w:r>
+      <w:proofErr w:type="spellStart"/>
+      <w:r>
+        <w:rPr>
+          <w:rFonts w:ascii="Consolas" w:eastAsia="Consolas" w:hAnsi="Consolas"/>
+          <w:color w:val="282828"/>
+          <w:sz w:val="18"/>
+        </w:rPr>
+        <w:t>np</w:t>
+      </w:r>
+      <w:proofErr w:type="spellEnd"/>
+      <w:r>
+        <w:rPr>
+          <w:rFonts w:ascii="Consolas" w:eastAsia="Consolas" w:hAnsi="Consolas"/>
+          <w:color w:val="282828"/>
+          <w:sz w:val="18"/>
+        </w:rPr>
+        <w:t xml:space="preserve">          </w:t>
       </w:r>
       <w:r>
         <w:rPr>
@@ -12135,11 +12764,30 @@
           <w:color w:val="808080"/>
           <w:sz w:val="18"/>
         </w:rPr>
-        <w:t># NumPy für schnelle numerische Berechnungen von Arrays</w:t>
+        <w:t xml:space="preserve"># </w:t>
+      </w:r>
+      <w:proofErr w:type="spellStart"/>
+      <w:r>
+        <w:rPr>
+          <w:rFonts w:ascii="Consolas" w:eastAsia="Consolas" w:hAnsi="Consolas"/>
+          <w:color w:val="808080"/>
+          <w:sz w:val="18"/>
+        </w:rPr>
+        <w:t>NumPy</w:t>
+      </w:r>
+      <w:proofErr w:type="spellEnd"/>
+      <w:r>
+        <w:rPr>
+          <w:rFonts w:ascii="Consolas" w:eastAsia="Consolas" w:hAnsi="Consolas"/>
+          <w:color w:val="808080"/>
+          <w:sz w:val="18"/>
+        </w:rPr>
+        <w:t xml:space="preserve"> für schnelle numerische Berechnungen von Arrays</w:t>
       </w:r>
       <w:r>
         <w:br/>
       </w:r>
+      <w:proofErr w:type="spellStart"/>
       <w:r>
         <w:rPr>
           <w:rFonts w:ascii="Consolas" w:eastAsia="Consolas" w:hAnsi="Consolas"/>
@@ -12148,14 +12796,34 @@
         </w:rPr>
         <w:t>import</w:t>
       </w:r>
-      <w:r>
-        <w:rPr>
-          <w:rFonts w:ascii="Consolas" w:eastAsia="Consolas" w:hAnsi="Consolas"/>
-          <w:color w:val="282828"/>
-          <w:sz w:val="18"/>
-        </w:rPr>
-        <w:t xml:space="preserve"> mediapipe </w:t>
-      </w:r>
+      <w:proofErr w:type="spellEnd"/>
+      <w:r>
+        <w:rPr>
+          <w:rFonts w:ascii="Consolas" w:eastAsia="Consolas" w:hAnsi="Consolas"/>
+          <w:color w:val="282828"/>
+          <w:sz w:val="18"/>
+        </w:rPr>
+        <w:t xml:space="preserve"> </w:t>
+      </w:r>
+      <w:proofErr w:type="spellStart"/>
+      <w:r>
+        <w:rPr>
+          <w:rFonts w:ascii="Consolas" w:eastAsia="Consolas" w:hAnsi="Consolas"/>
+          <w:color w:val="282828"/>
+          <w:sz w:val="18"/>
+        </w:rPr>
+        <w:t>mediapipe</w:t>
+      </w:r>
+      <w:proofErr w:type="spellEnd"/>
+      <w:r>
+        <w:rPr>
+          <w:rFonts w:ascii="Consolas" w:eastAsia="Consolas" w:hAnsi="Consolas"/>
+          <w:color w:val="282828"/>
+          <w:sz w:val="18"/>
+        </w:rPr>
+        <w:t xml:space="preserve"> </w:t>
+      </w:r>
+      <w:proofErr w:type="spellStart"/>
       <w:r>
         <w:rPr>
           <w:rFonts w:ascii="Consolas" w:eastAsia="Consolas" w:hAnsi="Consolas"/>
@@ -12164,6 +12832,7 @@
         </w:rPr>
         <w:t>as</w:t>
       </w:r>
+      <w:proofErr w:type="spellEnd"/>
       <w:r>
         <w:rPr>
           <w:rFonts w:ascii="Consolas" w:eastAsia="Consolas" w:hAnsi="Consolas"/>
@@ -12178,11 +12847,30 @@
           <w:color w:val="808080"/>
           <w:sz w:val="18"/>
         </w:rPr>
-        <w:t># MediaPipe für ML-basierte Körper- und Handerkennung</w:t>
+        <w:t xml:space="preserve"># </w:t>
+      </w:r>
+      <w:proofErr w:type="spellStart"/>
+      <w:r>
+        <w:rPr>
+          <w:rFonts w:ascii="Consolas" w:eastAsia="Consolas" w:hAnsi="Consolas"/>
+          <w:color w:val="808080"/>
+          <w:sz w:val="18"/>
+        </w:rPr>
+        <w:t>MediaPipe</w:t>
+      </w:r>
+      <w:proofErr w:type="spellEnd"/>
+      <w:r>
+        <w:rPr>
+          <w:rFonts w:ascii="Consolas" w:eastAsia="Consolas" w:hAnsi="Consolas"/>
+          <w:color w:val="808080"/>
+          <w:sz w:val="18"/>
+        </w:rPr>
+        <w:t xml:space="preserve"> für ML-basierte Körper- und Handerkennung</w:t>
       </w:r>
       <w:r>
         <w:br/>
       </w:r>
+      <w:proofErr w:type="spellStart"/>
       <w:r>
         <w:rPr>
           <w:rFonts w:ascii="Consolas" w:eastAsia="Consolas" w:hAnsi="Consolas"/>
@@ -12191,14 +12879,34 @@
         </w:rPr>
         <w:t>import</w:t>
       </w:r>
-      <w:r>
-        <w:rPr>
-          <w:rFonts w:ascii="Consolas" w:eastAsia="Consolas" w:hAnsi="Consolas"/>
-          <w:color w:val="282828"/>
-          <w:sz w:val="18"/>
-        </w:rPr>
-        <w:t xml:space="preserve"> Software.LED_Matrix.ImagetoMatrix </w:t>
-      </w:r>
+      <w:proofErr w:type="spellEnd"/>
+      <w:r>
+        <w:rPr>
+          <w:rFonts w:ascii="Consolas" w:eastAsia="Consolas" w:hAnsi="Consolas"/>
+          <w:color w:val="282828"/>
+          <w:sz w:val="18"/>
+        </w:rPr>
+        <w:t xml:space="preserve"> </w:t>
+      </w:r>
+      <w:proofErr w:type="spellStart"/>
+      <w:r>
+        <w:rPr>
+          <w:rFonts w:ascii="Consolas" w:eastAsia="Consolas" w:hAnsi="Consolas"/>
+          <w:color w:val="282828"/>
+          <w:sz w:val="18"/>
+        </w:rPr>
+        <w:t>Software.LED_Matrix.ImagetoMatrix</w:t>
+      </w:r>
+      <w:proofErr w:type="spellEnd"/>
+      <w:r>
+        <w:rPr>
+          <w:rFonts w:ascii="Consolas" w:eastAsia="Consolas" w:hAnsi="Consolas"/>
+          <w:color w:val="282828"/>
+          <w:sz w:val="18"/>
+        </w:rPr>
+        <w:t xml:space="preserve"> </w:t>
+      </w:r>
+      <w:proofErr w:type="spellStart"/>
       <w:r>
         <w:rPr>
           <w:rFonts w:ascii="Consolas" w:eastAsia="Consolas" w:hAnsi="Consolas"/>
@@ -12207,13 +12915,33 @@
         </w:rPr>
         <w:t>as</w:t>
       </w:r>
-      <w:r>
-        <w:rPr>
-          <w:rFonts w:ascii="Consolas" w:eastAsia="Consolas" w:hAnsi="Consolas"/>
-          <w:color w:val="282828"/>
-          <w:sz w:val="18"/>
-        </w:rPr>
-        <w:t xml:space="preserve"> ImagetoMatrix  </w:t>
+      <w:proofErr w:type="spellEnd"/>
+      <w:r>
+        <w:rPr>
+          <w:rFonts w:ascii="Consolas" w:eastAsia="Consolas" w:hAnsi="Consolas"/>
+          <w:color w:val="282828"/>
+          <w:sz w:val="18"/>
+        </w:rPr>
+        <w:t xml:space="preserve"> </w:t>
+      </w:r>
+      <w:proofErr w:type="spellStart"/>
+      <w:proofErr w:type="gramStart"/>
+      <w:r>
+        <w:rPr>
+          <w:rFonts w:ascii="Consolas" w:eastAsia="Consolas" w:hAnsi="Consolas"/>
+          <w:color w:val="282828"/>
+          <w:sz w:val="18"/>
+        </w:rPr>
+        <w:t>ImagetoMatrix</w:t>
+      </w:r>
+      <w:proofErr w:type="spellEnd"/>
+      <w:r>
+        <w:rPr>
+          <w:rFonts w:ascii="Consolas" w:eastAsia="Consolas" w:hAnsi="Consolas"/>
+          <w:color w:val="282828"/>
+          <w:sz w:val="18"/>
+        </w:rPr>
+        <w:t xml:space="preserve">  </w:t>
       </w:r>
       <w:r>
         <w:rPr>
@@ -12221,7 +12949,16 @@
           <w:color w:val="808080"/>
           <w:sz w:val="18"/>
         </w:rPr>
-        <w:t># Eigenes Modul zur LED-Matrix-Ansteuerung</w:t>
+        <w:t>#</w:t>
+      </w:r>
+      <w:proofErr w:type="gramEnd"/>
+      <w:r>
+        <w:rPr>
+          <w:rFonts w:ascii="Consolas" w:eastAsia="Consolas" w:hAnsi="Consolas"/>
+          <w:color w:val="808080"/>
+          <w:sz w:val="18"/>
+        </w:rPr>
+        <w:t xml:space="preserve"> Eigenes Modul zur LED-Matrix-Ansteuerung</w:t>
       </w:r>
     </w:p>
     <w:p/>
@@ -12259,6 +12996,7 @@
         </w:rPr>
         <w:t xml:space="preserve">USE_PI = </w:t>
       </w:r>
+      <w:proofErr w:type="spellStart"/>
       <w:r>
         <w:rPr>
           <w:rFonts w:ascii="Consolas" w:eastAsia="Consolas" w:hAnsi="Consolas"/>
@@ -12267,9 +13005,11 @@
         </w:rPr>
         <w:t>False</w:t>
       </w:r>
+      <w:proofErr w:type="spellEnd"/>
       <w:r>
         <w:br/>
       </w:r>
+      <w:proofErr w:type="spellStart"/>
       <w:r>
         <w:rPr>
           <w:rFonts w:ascii="Consolas" w:eastAsia="Consolas" w:hAnsi="Consolas"/>
@@ -12278,6 +13018,7 @@
         </w:rPr>
         <w:t>try</w:t>
       </w:r>
+      <w:proofErr w:type="spellEnd"/>
       <w:r>
         <w:rPr>
           <w:rFonts w:ascii="Consolas" w:eastAsia="Consolas" w:hAnsi="Consolas"/>
@@ -12316,6 +13057,7 @@
         </w:rPr>
         <w:t xml:space="preserve">    </w:t>
       </w:r>
+      <w:proofErr w:type="spellStart"/>
       <w:r>
         <w:rPr>
           <w:rFonts w:ascii="Consolas" w:eastAsia="Consolas" w:hAnsi="Consolas"/>
@@ -12324,6 +13066,7 @@
         </w:rPr>
         <w:t>from</w:t>
       </w:r>
+      <w:proofErr w:type="spellEnd"/>
       <w:r>
         <w:rPr>
           <w:rFonts w:ascii="Consolas" w:eastAsia="Consolas" w:hAnsi="Consolas"/>
@@ -12332,6 +13075,7 @@
         </w:rPr>
         <w:t xml:space="preserve"> picamera2 </w:t>
       </w:r>
+      <w:proofErr w:type="spellStart"/>
       <w:r>
         <w:rPr>
           <w:rFonts w:ascii="Consolas" w:eastAsia="Consolas" w:hAnsi="Consolas"/>
@@ -12340,6 +13084,7 @@
         </w:rPr>
         <w:t>import</w:t>
       </w:r>
+      <w:proofErr w:type="spellEnd"/>
       <w:r>
         <w:rPr>
           <w:rFonts w:ascii="Consolas" w:eastAsia="Consolas" w:hAnsi="Consolas"/>
@@ -12376,8 +13121,28 @@
           <w:color w:val="282828"/>
           <w:sz w:val="18"/>
         </w:rPr>
-        <w:t xml:space="preserve">    print(</w:t>
-      </w:r>
+        <w:t xml:space="preserve">    </w:t>
+      </w:r>
+      <w:proofErr w:type="spellStart"/>
+      <w:proofErr w:type="gramStart"/>
+      <w:r>
+        <w:rPr>
+          <w:rFonts w:ascii="Consolas" w:eastAsia="Consolas" w:hAnsi="Consolas"/>
+          <w:color w:val="282828"/>
+          <w:sz w:val="18"/>
+        </w:rPr>
+        <w:t>print</w:t>
+      </w:r>
+      <w:proofErr w:type="spellEnd"/>
+      <w:r>
+        <w:rPr>
+          <w:rFonts w:ascii="Consolas" w:eastAsia="Consolas" w:hAnsi="Consolas"/>
+          <w:color w:val="282828"/>
+          <w:sz w:val="18"/>
+        </w:rPr>
+        <w:t>(</w:t>
+      </w:r>
+      <w:proofErr w:type="gramEnd"/>
       <w:r>
         <w:rPr>
           <w:rFonts w:ascii="Consolas" w:eastAsia="Consolas" w:hAnsi="Consolas"/>
@@ -12397,6 +13162,7 @@
       <w:r>
         <w:br/>
       </w:r>
+      <w:proofErr w:type="spellStart"/>
       <w:r>
         <w:rPr>
           <w:rFonts w:ascii="Consolas" w:eastAsia="Consolas" w:hAnsi="Consolas"/>
@@ -12405,13 +13171,32 @@
         </w:rPr>
         <w:t>except</w:t>
       </w:r>
-      <w:r>
-        <w:rPr>
-          <w:rFonts w:ascii="Consolas" w:eastAsia="Consolas" w:hAnsi="Consolas"/>
-          <w:color w:val="282828"/>
-          <w:sz w:val="18"/>
-        </w:rPr>
-        <w:t xml:space="preserve"> ImportError:</w:t>
+      <w:proofErr w:type="spellEnd"/>
+      <w:r>
+        <w:rPr>
+          <w:rFonts w:ascii="Consolas" w:eastAsia="Consolas" w:hAnsi="Consolas"/>
+          <w:color w:val="282828"/>
+          <w:sz w:val="18"/>
+        </w:rPr>
+        <w:t xml:space="preserve"> </w:t>
+      </w:r>
+      <w:proofErr w:type="spellStart"/>
+      <w:r>
+        <w:rPr>
+          <w:rFonts w:ascii="Consolas" w:eastAsia="Consolas" w:hAnsi="Consolas"/>
+          <w:color w:val="282828"/>
+          <w:sz w:val="18"/>
+        </w:rPr>
+        <w:t>ImportError</w:t>
+      </w:r>
+      <w:proofErr w:type="spellEnd"/>
+      <w:r>
+        <w:rPr>
+          <w:rFonts w:ascii="Consolas" w:eastAsia="Consolas" w:hAnsi="Consolas"/>
+          <w:color w:val="282828"/>
+          <w:sz w:val="18"/>
+        </w:rPr>
+        <w:t>:</w:t>
       </w:r>
       <w:r>
         <w:br/>
@@ -12430,7 +13215,25 @@
           <w:color w:val="808080"/>
           <w:sz w:val="18"/>
         </w:rPr>
-        <w:t># Fallback für die Entwicklung auf normalen Laptops oder PCs</w:t>
+        <w:t xml:space="preserve"># </w:t>
+      </w:r>
+      <w:proofErr w:type="spellStart"/>
+      <w:r>
+        <w:rPr>
+          <w:rFonts w:ascii="Consolas" w:eastAsia="Consolas" w:hAnsi="Consolas"/>
+          <w:color w:val="808080"/>
+          <w:sz w:val="18"/>
+        </w:rPr>
+        <w:t>Fallback</w:t>
+      </w:r>
+      <w:proofErr w:type="spellEnd"/>
+      <w:r>
+        <w:rPr>
+          <w:rFonts w:ascii="Consolas" w:eastAsia="Consolas" w:hAnsi="Consolas"/>
+          <w:color w:val="808080"/>
+          <w:sz w:val="18"/>
+        </w:rPr>
+        <w:t xml:space="preserve"> für die Entwicklung auf normalen Laptops oder PCs</w:t>
       </w:r>
       <w:r>
         <w:br/>
@@ -12443,6 +13246,7 @@
         </w:rPr>
         <w:t xml:space="preserve">    USE_PI = </w:t>
       </w:r>
+      <w:proofErr w:type="spellStart"/>
       <w:r>
         <w:rPr>
           <w:rFonts w:ascii="Consolas" w:eastAsia="Consolas" w:hAnsi="Consolas"/>
@@ -12451,6 +13255,7 @@
         </w:rPr>
         <w:t>False</w:t>
       </w:r>
+      <w:proofErr w:type="spellEnd"/>
       <w:r>
         <w:br/>
       </w:r>
@@ -12460,8 +13265,28 @@
           <w:color w:val="282828"/>
           <w:sz w:val="18"/>
         </w:rPr>
-        <w:t xml:space="preserve">    print(</w:t>
-      </w:r>
+        <w:t xml:space="preserve">    </w:t>
+      </w:r>
+      <w:proofErr w:type="spellStart"/>
+      <w:proofErr w:type="gramStart"/>
+      <w:r>
+        <w:rPr>
+          <w:rFonts w:ascii="Consolas" w:eastAsia="Consolas" w:hAnsi="Consolas"/>
+          <w:color w:val="282828"/>
+          <w:sz w:val="18"/>
+        </w:rPr>
+        <w:t>print</w:t>
+      </w:r>
+      <w:proofErr w:type="spellEnd"/>
+      <w:r>
+        <w:rPr>
+          <w:rFonts w:ascii="Consolas" w:eastAsia="Consolas" w:hAnsi="Consolas"/>
+          <w:color w:val="282828"/>
+          <w:sz w:val="18"/>
+        </w:rPr>
+        <w:t>(</w:t>
+      </w:r>
+      <w:proofErr w:type="gramEnd"/>
       <w:r>
         <w:rPr>
           <w:rFonts w:ascii="Consolas" w:eastAsia="Consolas" w:hAnsi="Consolas"/>
@@ -12512,7 +13337,15 @@
         <w:t>e wurden mit Absicht so gewählt. Das Programm soll eine hohe Bildrate haben aber gleichzeitig ohne möglichst viel Latenz</w:t>
       </w:r>
       <w:r>
-        <w:t>. Das Format BGR888 bedeutet, dass drei Farbkanäle mit jeweils 8 Bit verwendet werden, was dem Standardformat von OpenCV entspricht.</w:t>
+        <w:t xml:space="preserve">. Das Format BGR888 bedeutet, dass drei Farbkanäle mit jeweils 8 Bit verwendet werden, was dem Standardformat von </w:t>
+      </w:r>
+      <w:proofErr w:type="spellStart"/>
+      <w:r>
+        <w:t>OpenCV</w:t>
+      </w:r>
+      <w:proofErr w:type="spellEnd"/>
+      <w:r>
+        <w:t xml:space="preserve"> entspricht.</w:t>
       </w:r>
     </w:p>
     <w:p>
@@ -12528,6 +13361,7 @@
           <w:lang w:val="en-GB"/>
         </w:rPr>
       </w:pPr>
+      <w:proofErr w:type="spellStart"/>
       <w:r>
         <w:rPr>
           <w:rFonts w:ascii="Consolas" w:eastAsia="Consolas" w:hAnsi="Consolas"/>
@@ -12536,13 +13370,50 @@
         </w:rPr>
         <w:t>def</w:t>
       </w:r>
-      <w:r>
-        <w:rPr>
-          <w:rFonts w:ascii="Consolas" w:eastAsia="Consolas" w:hAnsi="Consolas"/>
-          <w:color w:val="282828"/>
-          <w:sz w:val="18"/>
-        </w:rPr>
-        <w:t xml:space="preserve"> init_camera():</w:t>
+      <w:proofErr w:type="spellEnd"/>
+      <w:r>
+        <w:rPr>
+          <w:rFonts w:ascii="Consolas" w:eastAsia="Consolas" w:hAnsi="Consolas"/>
+          <w:color w:val="282828"/>
+          <w:sz w:val="18"/>
+        </w:rPr>
+        <w:t xml:space="preserve"> </w:t>
+      </w:r>
+      <w:proofErr w:type="spellStart"/>
+      <w:r>
+        <w:rPr>
+          <w:rFonts w:ascii="Consolas" w:eastAsia="Consolas" w:hAnsi="Consolas"/>
+          <w:color w:val="282828"/>
+          <w:sz w:val="18"/>
+        </w:rPr>
+        <w:t>init_</w:t>
+      </w:r>
+      <w:proofErr w:type="gramStart"/>
+      <w:r>
+        <w:rPr>
+          <w:rFonts w:ascii="Consolas" w:eastAsia="Consolas" w:hAnsi="Consolas"/>
+          <w:color w:val="282828"/>
+          <w:sz w:val="18"/>
+        </w:rPr>
+        <w:t>camera</w:t>
+      </w:r>
+      <w:proofErr w:type="spellEnd"/>
+      <w:r>
+        <w:rPr>
+          <w:rFonts w:ascii="Consolas" w:eastAsia="Consolas" w:hAnsi="Consolas"/>
+          <w:color w:val="282828"/>
+          <w:sz w:val="18"/>
+        </w:rPr>
+        <w:t>(</w:t>
+      </w:r>
+      <w:proofErr w:type="gramEnd"/>
+      <w:r>
+        <w:rPr>
+          <w:rFonts w:ascii="Consolas" w:eastAsia="Consolas" w:hAnsi="Consolas"/>
+          <w:color w:val="282828"/>
+          <w:sz w:val="18"/>
+        </w:rPr>
+        <w:t>):</w:t>
       </w:r>
       <w:r>
         <w:br/>
@@ -12633,12 +13504,43 @@
           <w:sz w:val="18"/>
           <w:lang w:val="en-GB"/>
         </w:rPr>
-        <w:t># Auflösung auf 640x480 festlegen</w:t>
-      </w:r>
-      <w:r>
-        <w:rPr>
+        <w:t xml:space="preserve"># </w:t>
+      </w:r>
+      <w:proofErr w:type="spellStart"/>
+      <w:r>
+        <w:rPr>
+          <w:rFonts w:ascii="Consolas" w:eastAsia="Consolas" w:hAnsi="Consolas"/>
+          <w:color w:val="808080"/>
+          <w:sz w:val="18"/>
           <w:lang w:val="en-GB"/>
         </w:rPr>
+        <w:t>Auflösung</w:t>
+      </w:r>
+      <w:proofErr w:type="spellEnd"/>
+      <w:r>
+        <w:rPr>
+          <w:rFonts w:ascii="Consolas" w:eastAsia="Consolas" w:hAnsi="Consolas"/>
+          <w:color w:val="808080"/>
+          <w:sz w:val="18"/>
+          <w:lang w:val="en-GB"/>
+        </w:rPr>
+        <w:t xml:space="preserve"> auf 640x480 </w:t>
+      </w:r>
+      <w:proofErr w:type="spellStart"/>
+      <w:r>
+        <w:rPr>
+          <w:rFonts w:ascii="Consolas" w:eastAsia="Consolas" w:hAnsi="Consolas"/>
+          <w:color w:val="808080"/>
+          <w:sz w:val="18"/>
+          <w:lang w:val="en-GB"/>
+        </w:rPr>
+        <w:t>festlegen</w:t>
+      </w:r>
+      <w:proofErr w:type="spellEnd"/>
+      <w:r>
+        <w:rPr>
+          <w:lang w:val="en-GB"/>
+        </w:rPr>
         <w:t xml:space="preserve"> </w:t>
       </w:r>
       <w:r>
@@ -12894,12 +13796,32 @@
           <w:sz w:val="18"/>
           <w:lang w:val="en-GB"/>
         </w:rPr>
-        <w:t># Standard OpenCV Methode für allgemeine Webcams</w:t>
-      </w:r>
-      <w:r>
-        <w:rPr>
+        <w:t xml:space="preserve"># Standard OpenCV Methode für </w:t>
+      </w:r>
+      <w:proofErr w:type="spellStart"/>
+      <w:r>
+        <w:rPr>
+          <w:rFonts w:ascii="Consolas" w:eastAsia="Consolas" w:hAnsi="Consolas"/>
+          <w:color w:val="808080"/>
+          <w:sz w:val="18"/>
           <w:lang w:val="en-GB"/>
         </w:rPr>
+        <w:t>allgemeine</w:t>
+      </w:r>
+      <w:proofErr w:type="spellEnd"/>
+      <w:r>
+        <w:rPr>
+          <w:rFonts w:ascii="Consolas" w:eastAsia="Consolas" w:hAnsi="Consolas"/>
+          <w:color w:val="808080"/>
+          <w:sz w:val="18"/>
+          <w:lang w:val="en-GB"/>
+        </w:rPr>
+        <w:t xml:space="preserve"> Webcams</w:t>
+      </w:r>
+      <w:r>
+        <w:rPr>
+          <w:lang w:val="en-GB"/>
+        </w:rPr>
         <w:br/>
       </w:r>
       <w:r>
@@ -12942,7 +13864,27 @@
           <w:sz w:val="18"/>
           <w:lang w:val="en-GB"/>
         </w:rPr>
-        <w:t xml:space="preserve">        cap.set(cv2.CAP_PROP_FRAME_WIDTH, </w:t>
+        <w:t xml:space="preserve">        </w:t>
+      </w:r>
+      <w:proofErr w:type="spellStart"/>
+      <w:r>
+        <w:rPr>
+          <w:rFonts w:ascii="Consolas" w:eastAsia="Consolas" w:hAnsi="Consolas"/>
+          <w:color w:val="282828"/>
+          <w:sz w:val="18"/>
+          <w:lang w:val="en-GB"/>
+        </w:rPr>
+        <w:t>cap.set</w:t>
+      </w:r>
+      <w:proofErr w:type="spellEnd"/>
+      <w:r>
+        <w:rPr>
+          <w:rFonts w:ascii="Consolas" w:eastAsia="Consolas" w:hAnsi="Consolas"/>
+          <w:color w:val="282828"/>
+          <w:sz w:val="18"/>
+          <w:lang w:val="en-GB"/>
+        </w:rPr>
+        <w:t xml:space="preserve">(cv2.CAP_PROP_FRAME_WIDTH, </w:t>
       </w:r>
       <w:r>
         <w:rPr>
@@ -12975,7 +13917,27 @@
           <w:sz w:val="18"/>
           <w:lang w:val="en-GB"/>
         </w:rPr>
-        <w:t xml:space="preserve">        cap.set(cv2.CAP_PROP_FRAME_HEIGHT, </w:t>
+        <w:t xml:space="preserve">        </w:t>
+      </w:r>
+      <w:proofErr w:type="spellStart"/>
+      <w:r>
+        <w:rPr>
+          <w:rFonts w:ascii="Consolas" w:eastAsia="Consolas" w:hAnsi="Consolas"/>
+          <w:color w:val="282828"/>
+          <w:sz w:val="18"/>
+          <w:lang w:val="en-GB"/>
+        </w:rPr>
+        <w:t>cap.set</w:t>
+      </w:r>
+      <w:proofErr w:type="spellEnd"/>
+      <w:r>
+        <w:rPr>
+          <w:rFonts w:ascii="Consolas" w:eastAsia="Consolas" w:hAnsi="Consolas"/>
+          <w:color w:val="282828"/>
+          <w:sz w:val="18"/>
+          <w:lang w:val="en-GB"/>
+        </w:rPr>
+        <w:t xml:space="preserve">(cv2.CAP_PROP_FRAME_HEIGHT, </w:t>
       </w:r>
       <w:r>
         <w:rPr>
@@ -13055,7 +14017,23 @@
     </w:p>
     <w:p>
       <w:r>
-        <w:t>Mit SelfieSegmentation wird das KI-Modell zur Personenerkennung initialisiert. Der Parameter model_selection = 1 aktiviert das allgemeinere Modell</w:t>
+        <w:t xml:space="preserve">Mit </w:t>
+      </w:r>
+      <w:proofErr w:type="spellStart"/>
+      <w:r>
+        <w:t>SelfieSegmentation</w:t>
+      </w:r>
+      <w:proofErr w:type="spellEnd"/>
+      <w:r>
+        <w:t xml:space="preserve"> wird das KI-Modell zur Personenerkennung initialisiert. Der Parameter </w:t>
+      </w:r>
+      <w:proofErr w:type="spellStart"/>
+      <w:r>
+        <w:t>model_selection</w:t>
+      </w:r>
+      <w:proofErr w:type="spellEnd"/>
+      <w:r>
+        <w:t xml:space="preserve"> = 1 aktiviert das allgemeinere Modell</w:t>
       </w:r>
       <w:r>
         <w:t xml:space="preserve"> der KI, welcher </w:t>
@@ -13087,6 +14065,7 @@
           <w:szCs w:val="18"/>
         </w:rPr>
       </w:pPr>
+      <w:proofErr w:type="spellStart"/>
       <w:r>
         <w:rPr>
           <w:rFonts w:ascii="Consolas" w:eastAsia="Consolas" w:hAnsi="Consolas"/>
@@ -13094,8 +14073,40 @@
           <w:sz w:val="18"/>
           <w:szCs w:val="22"/>
         </w:rPr>
-        <w:t>mp_selfie = mp.solutions.selfie_segmentation</w:t>
-      </w:r>
+        <w:t>mp_selfie</w:t>
+      </w:r>
+      <w:proofErr w:type="spellEnd"/>
+      <w:r>
+        <w:rPr>
+          <w:rFonts w:ascii="Consolas" w:eastAsia="Consolas" w:hAnsi="Consolas"/>
+          <w:color w:val="282828"/>
+          <w:sz w:val="18"/>
+          <w:szCs w:val="22"/>
+        </w:rPr>
+        <w:t xml:space="preserve"> = </w:t>
+      </w:r>
+      <w:proofErr w:type="spellStart"/>
+      <w:proofErr w:type="gramStart"/>
+      <w:r>
+        <w:rPr>
+          <w:rFonts w:ascii="Consolas" w:eastAsia="Consolas" w:hAnsi="Consolas"/>
+          <w:color w:val="282828"/>
+          <w:sz w:val="18"/>
+          <w:szCs w:val="22"/>
+        </w:rPr>
+        <w:t>mp.solutions</w:t>
+      </w:r>
+      <w:proofErr w:type="gramEnd"/>
+      <w:r>
+        <w:rPr>
+          <w:rFonts w:ascii="Consolas" w:eastAsia="Consolas" w:hAnsi="Consolas"/>
+          <w:color w:val="282828"/>
+          <w:sz w:val="18"/>
+          <w:szCs w:val="22"/>
+        </w:rPr>
+        <w:t>.selfie_segmentation</w:t>
+      </w:r>
+      <w:proofErr w:type="spellEnd"/>
       <w:r>
         <w:rPr>
           <w:sz w:val="22"/>
@@ -13110,7 +14121,27 @@
           <w:sz w:val="18"/>
           <w:szCs w:val="22"/>
         </w:rPr>
-        <w:t># model_selection=1 verwendet das allgemeinere Modell für vollständige Personenerkennung</w:t>
+        <w:t xml:space="preserve"># </w:t>
+      </w:r>
+      <w:proofErr w:type="spellStart"/>
+      <w:r>
+        <w:rPr>
+          <w:rFonts w:ascii="Consolas" w:eastAsia="Consolas" w:hAnsi="Consolas"/>
+          <w:color w:val="808080"/>
+          <w:sz w:val="18"/>
+          <w:szCs w:val="22"/>
+        </w:rPr>
+        <w:t>model_selection</w:t>
+      </w:r>
+      <w:proofErr w:type="spellEnd"/>
+      <w:r>
+        <w:rPr>
+          <w:rFonts w:ascii="Consolas" w:eastAsia="Consolas" w:hAnsi="Consolas"/>
+          <w:color w:val="808080"/>
+          <w:sz w:val="18"/>
+          <w:szCs w:val="22"/>
+        </w:rPr>
+        <w:t>=1 verwendet das allgemeinere Modell für vollständige Personenerkennung</w:t>
       </w:r>
       <w:r>
         <w:rPr>
@@ -13119,6 +14150,7 @@
         </w:rPr>
         <w:br/>
       </w:r>
+      <w:proofErr w:type="spellStart"/>
       <w:r>
         <w:rPr>
           <w:rFonts w:ascii="Consolas" w:eastAsia="Consolas" w:hAnsi="Consolas"/>
@@ -13126,7 +14158,68 @@
           <w:sz w:val="18"/>
           <w:szCs w:val="22"/>
         </w:rPr>
-        <w:t>segmenter = mp_selfie.SelfieSegmentation(model_selection=</w:t>
+        <w:t>segmenter</w:t>
+      </w:r>
+      <w:proofErr w:type="spellEnd"/>
+      <w:r>
+        <w:rPr>
+          <w:rFonts w:ascii="Consolas" w:eastAsia="Consolas" w:hAnsi="Consolas"/>
+          <w:color w:val="282828"/>
+          <w:sz w:val="18"/>
+          <w:szCs w:val="22"/>
+        </w:rPr>
+        <w:t xml:space="preserve"> = </w:t>
+      </w:r>
+      <w:proofErr w:type="spellStart"/>
+      <w:r>
+        <w:rPr>
+          <w:rFonts w:ascii="Consolas" w:eastAsia="Consolas" w:hAnsi="Consolas"/>
+          <w:color w:val="282828"/>
+          <w:sz w:val="18"/>
+          <w:szCs w:val="22"/>
+        </w:rPr>
+        <w:t>mp_</w:t>
+      </w:r>
+      <w:proofErr w:type="gramStart"/>
+      <w:r>
+        <w:rPr>
+          <w:rFonts w:ascii="Consolas" w:eastAsia="Consolas" w:hAnsi="Consolas"/>
+          <w:color w:val="282828"/>
+          <w:sz w:val="18"/>
+          <w:szCs w:val="22"/>
+        </w:rPr>
+        <w:t>selfie.SelfieSegmentation</w:t>
+      </w:r>
+      <w:proofErr w:type="spellEnd"/>
+      <w:proofErr w:type="gramEnd"/>
+      <w:r>
+        <w:rPr>
+          <w:rFonts w:ascii="Consolas" w:eastAsia="Consolas" w:hAnsi="Consolas"/>
+          <w:color w:val="282828"/>
+          <w:sz w:val="18"/>
+          <w:szCs w:val="22"/>
+        </w:rPr>
+        <w:t>(</w:t>
+      </w:r>
+      <w:proofErr w:type="spellStart"/>
+      <w:r>
+        <w:rPr>
+          <w:rFonts w:ascii="Consolas" w:eastAsia="Consolas" w:hAnsi="Consolas"/>
+          <w:color w:val="282828"/>
+          <w:sz w:val="18"/>
+          <w:szCs w:val="22"/>
+        </w:rPr>
+        <w:t>model_selection</w:t>
+      </w:r>
+      <w:proofErr w:type="spellEnd"/>
+      <w:r>
+        <w:rPr>
+          <w:rFonts w:ascii="Consolas" w:eastAsia="Consolas" w:hAnsi="Consolas"/>
+          <w:color w:val="282828"/>
+          <w:sz w:val="18"/>
+          <w:szCs w:val="22"/>
+        </w:rPr>
+        <w:t>=</w:t>
       </w:r>
       <w:r>
         <w:rPr>
@@ -13184,7 +14277,23 @@
     </w:p>
     <w:p>
       <w:r>
-        <w:t xml:space="preserve">Dieses Modell erkennt Hände und ihre Landmarken. static_image_mode = False schaltet in den Videomodus, wodurch erkannte Hände </w:t>
+        <w:t xml:space="preserve">Dieses Modell erkennt Hände und ihre Landmarken. </w:t>
+      </w:r>
+      <w:proofErr w:type="spellStart"/>
+      <w:r>
+        <w:t>static_image_mode</w:t>
+      </w:r>
+      <w:proofErr w:type="spellEnd"/>
+      <w:r>
+        <w:t xml:space="preserve"> = </w:t>
+      </w:r>
+      <w:proofErr w:type="spellStart"/>
+      <w:r>
+        <w:t>False</w:t>
+      </w:r>
+      <w:proofErr w:type="spellEnd"/>
+      <w:r>
+        <w:t xml:space="preserve"> schaltet in den Videomodus, wodurch erkannte Hände </w:t>
       </w:r>
       <w:r>
         <w:t>in mehreren Frames</w:t>
@@ -13196,13 +14305,29 @@
         <w:t xml:space="preserve"> wird</w:t>
       </w:r>
       <w:r>
-        <w:t>. min_detection_confidence = 0.5 bestimmt</w:t>
+        <w:t xml:space="preserve">. </w:t>
+      </w:r>
+      <w:proofErr w:type="spellStart"/>
+      <w:r>
+        <w:t>min_detection_confidence</w:t>
+      </w:r>
+      <w:proofErr w:type="spellEnd"/>
+      <w:r>
+        <w:t xml:space="preserve"> = 0.5 bestimmt</w:t>
       </w:r>
       <w:r>
         <w:t xml:space="preserve"> die Sicherheit, ab welche eine Hand als erkannt gilt.</w:t>
       </w:r>
       <w:r>
-        <w:t xml:space="preserve">  min_tracking_confidence = 0.6 </w:t>
+        <w:t xml:space="preserve">  </w:t>
+      </w:r>
+      <w:proofErr w:type="spellStart"/>
+      <w:r>
+        <w:t>min_tracking_confidence</w:t>
+      </w:r>
+      <w:proofErr w:type="spellEnd"/>
+      <w:r>
+        <w:t xml:space="preserve"> = 0.6 </w:t>
       </w:r>
       <w:r>
         <w:t xml:space="preserve">erklärt </w:t>
@@ -13239,6 +14364,7 @@
         </w:pBdr>
         <w:shd w:val="clear" w:color="auto" w:fill="F2F2F2" w:themeFill="background1" w:themeFillShade="F2"/>
       </w:pPr>
+      <w:proofErr w:type="spellStart"/>
       <w:r>
         <w:rPr>
           <w:rFonts w:ascii="Consolas" w:eastAsia="Consolas" w:hAnsi="Consolas"/>
@@ -13246,8 +14372,40 @@
           <w:sz w:val="18"/>
           <w:szCs w:val="22"/>
         </w:rPr>
-        <w:t>mp_hands = mp.solutions.hands</w:t>
-      </w:r>
+        <w:t>mp_hands</w:t>
+      </w:r>
+      <w:proofErr w:type="spellEnd"/>
+      <w:r>
+        <w:rPr>
+          <w:rFonts w:ascii="Consolas" w:eastAsia="Consolas" w:hAnsi="Consolas"/>
+          <w:color w:val="282828"/>
+          <w:sz w:val="18"/>
+          <w:szCs w:val="22"/>
+        </w:rPr>
+        <w:t xml:space="preserve"> = </w:t>
+      </w:r>
+      <w:proofErr w:type="spellStart"/>
+      <w:proofErr w:type="gramStart"/>
+      <w:r>
+        <w:rPr>
+          <w:rFonts w:ascii="Consolas" w:eastAsia="Consolas" w:hAnsi="Consolas"/>
+          <w:color w:val="282828"/>
+          <w:sz w:val="18"/>
+          <w:szCs w:val="22"/>
+        </w:rPr>
+        <w:t>mp.solutions</w:t>
+      </w:r>
+      <w:proofErr w:type="gramEnd"/>
+      <w:r>
+        <w:rPr>
+          <w:rFonts w:ascii="Consolas" w:eastAsia="Consolas" w:hAnsi="Consolas"/>
+          <w:color w:val="282828"/>
+          <w:sz w:val="18"/>
+          <w:szCs w:val="22"/>
+        </w:rPr>
+        <w:t>.hands</w:t>
+      </w:r>
+      <w:proofErr w:type="spellEnd"/>
       <w:r>
         <w:rPr>
           <w:sz w:val="22"/>
@@ -13255,6 +14413,7 @@
         </w:rPr>
         <w:br/>
       </w:r>
+      <w:proofErr w:type="spellStart"/>
       <w:r>
         <w:rPr>
           <w:rFonts w:ascii="Consolas" w:eastAsia="Consolas" w:hAnsi="Consolas"/>
@@ -13262,7 +14421,48 @@
           <w:sz w:val="18"/>
           <w:szCs w:val="22"/>
         </w:rPr>
-        <w:t>hands = mp_hands.Hands(</w:t>
+        <w:t>hands</w:t>
+      </w:r>
+      <w:proofErr w:type="spellEnd"/>
+      <w:r>
+        <w:rPr>
+          <w:rFonts w:ascii="Consolas" w:eastAsia="Consolas" w:hAnsi="Consolas"/>
+          <w:color w:val="282828"/>
+          <w:sz w:val="18"/>
+          <w:szCs w:val="22"/>
+        </w:rPr>
+        <w:t xml:space="preserve"> = </w:t>
+      </w:r>
+      <w:proofErr w:type="spellStart"/>
+      <w:r>
+        <w:rPr>
+          <w:rFonts w:ascii="Consolas" w:eastAsia="Consolas" w:hAnsi="Consolas"/>
+          <w:color w:val="282828"/>
+          <w:sz w:val="18"/>
+          <w:szCs w:val="22"/>
+        </w:rPr>
+        <w:t>mp_</w:t>
+      </w:r>
+      <w:proofErr w:type="gramStart"/>
+      <w:r>
+        <w:rPr>
+          <w:rFonts w:ascii="Consolas" w:eastAsia="Consolas" w:hAnsi="Consolas"/>
+          <w:color w:val="282828"/>
+          <w:sz w:val="18"/>
+          <w:szCs w:val="22"/>
+        </w:rPr>
+        <w:t>hands.Hands</w:t>
+      </w:r>
+      <w:proofErr w:type="spellEnd"/>
+      <w:proofErr w:type="gramEnd"/>
+      <w:r>
+        <w:rPr>
+          <w:rFonts w:ascii="Consolas" w:eastAsia="Consolas" w:hAnsi="Consolas"/>
+          <w:color w:val="282828"/>
+          <w:sz w:val="18"/>
+          <w:szCs w:val="22"/>
+        </w:rPr>
+        <w:t>(</w:t>
       </w:r>
       <w:r>
         <w:rPr>
@@ -13278,8 +14478,30 @@
           <w:sz w:val="18"/>
           <w:szCs w:val="22"/>
         </w:rPr>
-        <w:t xml:space="preserve">    static_image_mode=</w:t>
-      </w:r>
+        <w:t xml:space="preserve">    </w:t>
+      </w:r>
+      <w:proofErr w:type="spellStart"/>
+      <w:r>
+        <w:rPr>
+          <w:rFonts w:ascii="Consolas" w:eastAsia="Consolas" w:hAnsi="Consolas"/>
+          <w:color w:val="282828"/>
+          <w:sz w:val="18"/>
+          <w:szCs w:val="22"/>
+        </w:rPr>
+        <w:t>static_image_mode</w:t>
+      </w:r>
+      <w:proofErr w:type="spellEnd"/>
+      <w:r>
+        <w:rPr>
+          <w:rFonts w:ascii="Consolas" w:eastAsia="Consolas" w:hAnsi="Consolas"/>
+          <w:color w:val="282828"/>
+          <w:sz w:val="18"/>
+          <w:szCs w:val="22"/>
+        </w:rPr>
+        <w:t>=</w:t>
+      </w:r>
+      <w:proofErr w:type="spellStart"/>
+      <w:proofErr w:type="gramStart"/>
       <w:r>
         <w:rPr>
           <w:rFonts w:ascii="Consolas" w:eastAsia="Consolas" w:hAnsi="Consolas"/>
@@ -13289,6 +14511,7 @@
         </w:rPr>
         <w:t>False</w:t>
       </w:r>
+      <w:proofErr w:type="spellEnd"/>
       <w:r>
         <w:rPr>
           <w:rFonts w:ascii="Consolas" w:eastAsia="Consolas" w:hAnsi="Consolas"/>
@@ -13296,7 +14519,17 @@
           <w:sz w:val="18"/>
           <w:szCs w:val="22"/>
         </w:rPr>
-        <w:t xml:space="preserve">,        </w:t>
+        <w:t xml:space="preserve">,   </w:t>
+      </w:r>
+      <w:proofErr w:type="gramEnd"/>
+      <w:r>
+        <w:rPr>
+          <w:rFonts w:ascii="Consolas" w:eastAsia="Consolas" w:hAnsi="Consolas"/>
+          <w:color w:val="282828"/>
+          <w:sz w:val="18"/>
+          <w:szCs w:val="22"/>
+        </w:rPr>
+        <w:t xml:space="preserve">     </w:t>
       </w:r>
       <w:r>
         <w:rPr>
@@ -13321,8 +14554,29 @@
           <w:sz w:val="18"/>
           <w:szCs w:val="22"/>
         </w:rPr>
-        <w:t xml:space="preserve">    max_num_hands=</w:t>
-      </w:r>
+        <w:t xml:space="preserve">    </w:t>
+      </w:r>
+      <w:proofErr w:type="spellStart"/>
+      <w:r>
+        <w:rPr>
+          <w:rFonts w:ascii="Consolas" w:eastAsia="Consolas" w:hAnsi="Consolas"/>
+          <w:color w:val="282828"/>
+          <w:sz w:val="18"/>
+          <w:szCs w:val="22"/>
+        </w:rPr>
+        <w:t>max_num_hands</w:t>
+      </w:r>
+      <w:proofErr w:type="spellEnd"/>
+      <w:r>
+        <w:rPr>
+          <w:rFonts w:ascii="Consolas" w:eastAsia="Consolas" w:hAnsi="Consolas"/>
+          <w:color w:val="282828"/>
+          <w:sz w:val="18"/>
+          <w:szCs w:val="22"/>
+        </w:rPr>
+        <w:t>=</w:t>
+      </w:r>
+      <w:proofErr w:type="gramStart"/>
       <w:r>
         <w:rPr>
           <w:rFonts w:ascii="Consolas" w:eastAsia="Consolas" w:hAnsi="Consolas"/>
@@ -13339,7 +14593,17 @@
           <w:sz w:val="18"/>
           <w:szCs w:val="22"/>
         </w:rPr>
-        <w:t xml:space="preserve">,                </w:t>
+        <w:t xml:space="preserve">,   </w:t>
+      </w:r>
+      <w:proofErr w:type="gramEnd"/>
+      <w:r>
+        <w:rPr>
+          <w:rFonts w:ascii="Consolas" w:eastAsia="Consolas" w:hAnsi="Consolas"/>
+          <w:color w:val="282828"/>
+          <w:sz w:val="18"/>
+          <w:szCs w:val="22"/>
+        </w:rPr>
+        <w:t xml:space="preserve">             </w:t>
       </w:r>
       <w:r>
         <w:rPr>
@@ -13364,7 +14628,27 @@
           <w:sz w:val="18"/>
           <w:szCs w:val="22"/>
         </w:rPr>
-        <w:t xml:space="preserve">    min_detection_confidence=</w:t>
+        <w:t xml:space="preserve">    </w:t>
+      </w:r>
+      <w:proofErr w:type="spellStart"/>
+      <w:r>
+        <w:rPr>
+          <w:rFonts w:ascii="Consolas" w:eastAsia="Consolas" w:hAnsi="Consolas"/>
+          <w:color w:val="282828"/>
+          <w:sz w:val="18"/>
+          <w:szCs w:val="22"/>
+        </w:rPr>
+        <w:t>min_detection_confidence</w:t>
+      </w:r>
+      <w:proofErr w:type="spellEnd"/>
+      <w:r>
+        <w:rPr>
+          <w:rFonts w:ascii="Consolas" w:eastAsia="Consolas" w:hAnsi="Consolas"/>
+          <w:color w:val="282828"/>
+          <w:sz w:val="18"/>
+          <w:szCs w:val="22"/>
+        </w:rPr>
+        <w:t>=</w:t>
       </w:r>
       <w:r>
         <w:rPr>
@@ -13373,17 +14657,28 @@
           <w:sz w:val="18"/>
           <w:szCs w:val="22"/>
         </w:rPr>
-        <w:t>0.5</w:t>
-      </w:r>
-      <w:r>
-        <w:rPr>
-          <w:rFonts w:ascii="Consolas" w:eastAsia="Consolas" w:hAnsi="Consolas"/>
-          <w:color w:val="282828"/>
+        <w:t>0.</w:t>
+      </w:r>
+      <w:proofErr w:type="gramStart"/>
+      <w:r>
+        <w:rPr>
+          <w:rFonts w:ascii="Consolas" w:eastAsia="Consolas" w:hAnsi="Consolas"/>
+          <w:color w:val="6897BB"/>
           <w:sz w:val="18"/>
           <w:szCs w:val="22"/>
         </w:rPr>
+        <w:t>5</w:t>
+      </w:r>
+      <w:r>
+        <w:rPr>
+          <w:rFonts w:ascii="Consolas" w:eastAsia="Consolas" w:hAnsi="Consolas"/>
+          <w:color w:val="282828"/>
+          <w:sz w:val="18"/>
+          <w:szCs w:val="22"/>
+        </w:rPr>
         <w:t xml:space="preserve">,   </w:t>
       </w:r>
+      <w:proofErr w:type="gramEnd"/>
       <w:r>
         <w:rPr>
           <w:rFonts w:ascii="Consolas" w:eastAsia="Consolas" w:hAnsi="Consolas"/>
@@ -13407,7 +14702,27 @@
           <w:sz w:val="18"/>
           <w:szCs w:val="22"/>
         </w:rPr>
-        <w:t xml:space="preserve">    min_tracking_confidence=</w:t>
+        <w:t xml:space="preserve">    </w:t>
+      </w:r>
+      <w:proofErr w:type="spellStart"/>
+      <w:r>
+        <w:rPr>
+          <w:rFonts w:ascii="Consolas" w:eastAsia="Consolas" w:hAnsi="Consolas"/>
+          <w:color w:val="282828"/>
+          <w:sz w:val="18"/>
+          <w:szCs w:val="22"/>
+        </w:rPr>
+        <w:t>min_tracking_confidence</w:t>
+      </w:r>
+      <w:proofErr w:type="spellEnd"/>
+      <w:r>
+        <w:rPr>
+          <w:rFonts w:ascii="Consolas" w:eastAsia="Consolas" w:hAnsi="Consolas"/>
+          <w:color w:val="282828"/>
+          <w:sz w:val="18"/>
+          <w:szCs w:val="22"/>
+        </w:rPr>
+        <w:t>=</w:t>
       </w:r>
       <w:r>
         <w:rPr>
@@ -13450,17 +14765,41 @@
         </w:rPr>
       </w:pPr>
       <w:bookmarkStart w:id="62" w:name="_Toc226287437"/>
+      <w:proofErr w:type="spellStart"/>
       <w:r>
         <w:rPr>
           <w:lang w:val="en-GB"/>
         </w:rPr>
-        <w:t>Hintergrundmodell &amp; Kalibrierungsphase</w:t>
+        <w:t>Hintergrundmodell</w:t>
+      </w:r>
+      <w:proofErr w:type="spellEnd"/>
+      <w:r>
+        <w:rPr>
+          <w:lang w:val="en-GB"/>
+        </w:rPr>
+        <w:t xml:space="preserve"> &amp; </w:t>
+      </w:r>
+      <w:proofErr w:type="spellStart"/>
+      <w:r>
+        <w:rPr>
+          <w:lang w:val="en-GB"/>
+        </w:rPr>
+        <w:t>Kalibrierungsphase</w:t>
       </w:r>
       <w:bookmarkEnd w:id="62"/>
-    </w:p>
-    <w:p>
-      <w:r>
-        <w:t>Dieser Abschnitt erzeugt ein klassisches Hintergrundmodell auf Basis des KNN-Verfahrens. history = 150 legt fest, wie viele frühere Frames zum Lernen des Hintergrunds berücksichtigt werden. dist2Threshold = 400 bestimmt die Empfindlichkeit gegenüber Abweichungen vom Hintergrund</w:t>
+      <w:proofErr w:type="spellEnd"/>
+    </w:p>
+    <w:p>
+      <w:r>
+        <w:t xml:space="preserve">Dieser Abschnitt erzeugt ein klassisches Hintergrundmodell auf Basis des KNN-Verfahrens. </w:t>
+      </w:r>
+      <w:proofErr w:type="spellStart"/>
+      <w:r>
+        <w:t>history</w:t>
+      </w:r>
+      <w:proofErr w:type="spellEnd"/>
+      <w:r>
+        <w:t xml:space="preserve"> = 150 legt fest, wie viele frühere Frames zum Lernen des Hintergrunds berücksichtigt werden. dist2Threshold = 400 bestimmt die Empfindlichkeit gegenüber Abweichungen vom Hintergrund</w:t>
       </w:r>
       <w:r>
         <w:t>:</w:t>
@@ -13478,7 +14817,23 @@
         <w:t>=</w:t>
       </w:r>
       <w:r>
-        <w:t xml:space="preserve"> robuster gegen Bildrauschen. detectShadows = False deaktiviert die Schattenerkennung, da für die Schwarz-Weiß-Silhouette </w:t>
+        <w:t xml:space="preserve"> robuster gegen Bildrauschen. </w:t>
+      </w:r>
+      <w:proofErr w:type="spellStart"/>
+      <w:r>
+        <w:t>detectShadows</w:t>
+      </w:r>
+      <w:proofErr w:type="spellEnd"/>
+      <w:r>
+        <w:t xml:space="preserve"> = </w:t>
+      </w:r>
+      <w:proofErr w:type="spellStart"/>
+      <w:r>
+        <w:t>False</w:t>
+      </w:r>
+      <w:proofErr w:type="spellEnd"/>
+      <w:r>
+        <w:t xml:space="preserve"> deaktiviert die Schattenerkennung, da für die Schwarz-Weiß-Silhouette </w:t>
       </w:r>
       <w:r>
         <w:t>dies nicht nötig ist.</w:t>
@@ -13494,13 +14849,23 @@
         </w:pBdr>
         <w:shd w:val="clear" w:color="auto" w:fill="F2F2F2" w:themeFill="background1" w:themeFillShade="F2"/>
       </w:pPr>
-      <w:r>
-        <w:rPr>
-          <w:rFonts w:ascii="Consolas" w:eastAsia="Consolas" w:hAnsi="Consolas"/>
-          <w:color w:val="282828"/>
-          <w:sz w:val="18"/>
-        </w:rPr>
-        <w:t>fgbg = cv2.createBackgroundSubtractorKNN(</w:t>
+      <w:proofErr w:type="spellStart"/>
+      <w:r>
+        <w:rPr>
+          <w:rFonts w:ascii="Consolas" w:eastAsia="Consolas" w:hAnsi="Consolas"/>
+          <w:color w:val="282828"/>
+          <w:sz w:val="18"/>
+        </w:rPr>
+        <w:t>fgbg</w:t>
+      </w:r>
+      <w:proofErr w:type="spellEnd"/>
+      <w:r>
+        <w:rPr>
+          <w:rFonts w:ascii="Consolas" w:eastAsia="Consolas" w:hAnsi="Consolas"/>
+          <w:color w:val="282828"/>
+          <w:sz w:val="18"/>
+        </w:rPr>
+        <w:t xml:space="preserve"> = cv2.createBackgroundSubtractorKNN(</w:t>
       </w:r>
       <w:r>
         <w:br/>
@@ -13511,8 +14876,27 @@
           <w:color w:val="282828"/>
           <w:sz w:val="18"/>
         </w:rPr>
-        <w:t xml:space="preserve">    history=</w:t>
-      </w:r>
+        <w:t xml:space="preserve">    </w:t>
+      </w:r>
+      <w:proofErr w:type="spellStart"/>
+      <w:r>
+        <w:rPr>
+          <w:rFonts w:ascii="Consolas" w:eastAsia="Consolas" w:hAnsi="Consolas"/>
+          <w:color w:val="282828"/>
+          <w:sz w:val="18"/>
+        </w:rPr>
+        <w:t>history</w:t>
+      </w:r>
+      <w:proofErr w:type="spellEnd"/>
+      <w:r>
+        <w:rPr>
+          <w:rFonts w:ascii="Consolas" w:eastAsia="Consolas" w:hAnsi="Consolas"/>
+          <w:color w:val="282828"/>
+          <w:sz w:val="18"/>
+        </w:rPr>
+        <w:t>=</w:t>
+      </w:r>
+      <w:proofErr w:type="gramStart"/>
       <w:r>
         <w:rPr>
           <w:rFonts w:ascii="Consolas" w:eastAsia="Consolas" w:hAnsi="Consolas"/>
@@ -13527,7 +14911,16 @@
           <w:color w:val="282828"/>
           <w:sz w:val="18"/>
         </w:rPr>
-        <w:t xml:space="preserve">,               </w:t>
+        <w:t xml:space="preserve">,   </w:t>
+      </w:r>
+      <w:proofErr w:type="gramEnd"/>
+      <w:r>
+        <w:rPr>
+          <w:rFonts w:ascii="Consolas" w:eastAsia="Consolas" w:hAnsi="Consolas"/>
+          <w:color w:val="282828"/>
+          <w:sz w:val="18"/>
+        </w:rPr>
+        <w:t xml:space="preserve">            </w:t>
       </w:r>
       <w:r>
         <w:rPr>
@@ -13548,6 +14941,7 @@
         </w:rPr>
         <w:t xml:space="preserve">    dist2Threshold=</w:t>
       </w:r>
+      <w:proofErr w:type="gramStart"/>
       <w:r>
         <w:rPr>
           <w:rFonts w:ascii="Consolas" w:eastAsia="Consolas" w:hAnsi="Consolas"/>
@@ -13562,7 +14956,16 @@
           <w:color w:val="282828"/>
           <w:sz w:val="18"/>
         </w:rPr>
-        <w:t xml:space="preserve">,        </w:t>
+        <w:t xml:space="preserve">,   </w:t>
+      </w:r>
+      <w:proofErr w:type="gramEnd"/>
+      <w:r>
+        <w:rPr>
+          <w:rFonts w:ascii="Consolas" w:eastAsia="Consolas" w:hAnsi="Consolas"/>
+          <w:color w:val="282828"/>
+          <w:sz w:val="18"/>
+        </w:rPr>
+        <w:t xml:space="preserve">     </w:t>
       </w:r>
       <w:r>
         <w:rPr>
@@ -13581,8 +14984,27 @@
           <w:color w:val="282828"/>
           <w:sz w:val="18"/>
         </w:rPr>
-        <w:t xml:space="preserve">    detectShadows=</w:t>
-      </w:r>
+        <w:t xml:space="preserve">    </w:t>
+      </w:r>
+      <w:proofErr w:type="spellStart"/>
+      <w:r>
+        <w:rPr>
+          <w:rFonts w:ascii="Consolas" w:eastAsia="Consolas" w:hAnsi="Consolas"/>
+          <w:color w:val="282828"/>
+          <w:sz w:val="18"/>
+        </w:rPr>
+        <w:t>detectShadows</w:t>
+      </w:r>
+      <w:proofErr w:type="spellEnd"/>
+      <w:r>
+        <w:rPr>
+          <w:rFonts w:ascii="Consolas" w:eastAsia="Consolas" w:hAnsi="Consolas"/>
+          <w:color w:val="282828"/>
+          <w:sz w:val="18"/>
+        </w:rPr>
+        <w:t>=</w:t>
+      </w:r>
+      <w:proofErr w:type="spellStart"/>
       <w:r>
         <w:rPr>
           <w:rFonts w:ascii="Consolas" w:eastAsia="Consolas" w:hAnsi="Consolas"/>
@@ -13591,6 +15013,7 @@
         </w:rPr>
         <w:t>False</w:t>
       </w:r>
+      <w:proofErr w:type="spellEnd"/>
       <w:r>
         <w:rPr>
           <w:rFonts w:ascii="Consolas" w:eastAsia="Consolas" w:hAnsi="Consolas"/>
@@ -13621,13 +15044,23 @@
       <w:r>
         <w:br/>
       </w:r>
-      <w:r>
-        <w:rPr>
-          <w:rFonts w:ascii="Consolas" w:eastAsia="Consolas" w:hAnsi="Consolas"/>
-          <w:color w:val="282828"/>
-          <w:sz w:val="18"/>
-        </w:rPr>
-        <w:t xml:space="preserve">calibration_frames = </w:t>
+      <w:proofErr w:type="spellStart"/>
+      <w:r>
+        <w:rPr>
+          <w:rFonts w:ascii="Consolas" w:eastAsia="Consolas" w:hAnsi="Consolas"/>
+          <w:color w:val="282828"/>
+          <w:sz w:val="18"/>
+        </w:rPr>
+        <w:t>calibration_frames</w:t>
+      </w:r>
+      <w:proofErr w:type="spellEnd"/>
+      <w:r>
+        <w:rPr>
+          <w:rFonts w:ascii="Consolas" w:eastAsia="Consolas" w:hAnsi="Consolas"/>
+          <w:color w:val="282828"/>
+          <w:sz w:val="18"/>
+        </w:rPr>
+        <w:t xml:space="preserve"> = </w:t>
       </w:r>
       <w:r>
         <w:rPr>
@@ -13640,14 +15073,26 @@
       <w:r>
         <w:br/>
       </w:r>
-      <w:r>
-        <w:rPr>
-          <w:rFonts w:ascii="Consolas" w:eastAsia="Consolas" w:hAnsi="Consolas"/>
-          <w:color w:val="282828"/>
-          <w:sz w:val="18"/>
-        </w:rPr>
-        <w:t>print(</w:t>
-      </w:r>
+      <w:proofErr w:type="spellStart"/>
+      <w:proofErr w:type="gramStart"/>
+      <w:r>
+        <w:rPr>
+          <w:rFonts w:ascii="Consolas" w:eastAsia="Consolas" w:hAnsi="Consolas"/>
+          <w:color w:val="282828"/>
+          <w:sz w:val="18"/>
+        </w:rPr>
+        <w:t>print</w:t>
+      </w:r>
+      <w:proofErr w:type="spellEnd"/>
+      <w:r>
+        <w:rPr>
+          <w:rFonts w:ascii="Consolas" w:eastAsia="Consolas" w:hAnsi="Consolas"/>
+          <w:color w:val="282828"/>
+          <w:sz w:val="18"/>
+        </w:rPr>
+        <w:t>(</w:t>
+      </w:r>
+      <w:proofErr w:type="gramEnd"/>
       <w:r>
         <w:rPr>
           <w:rFonts w:ascii="Consolas" w:eastAsia="Consolas" w:hAnsi="Consolas"/>
@@ -13670,6 +15115,7 @@
       <w:r>
         <w:br/>
       </w:r>
+      <w:proofErr w:type="spellStart"/>
       <w:r>
         <w:rPr>
           <w:rFonts w:ascii="Consolas" w:eastAsia="Consolas" w:hAnsi="Consolas"/>
@@ -13678,6 +15124,7 @@
         </w:rPr>
         <w:t>for</w:t>
       </w:r>
+      <w:proofErr w:type="spellEnd"/>
       <w:r>
         <w:rPr>
           <w:rFonts w:ascii="Consolas" w:eastAsia="Consolas" w:hAnsi="Consolas"/>
@@ -13700,7 +15147,43 @@
           <w:color w:val="282828"/>
           <w:sz w:val="18"/>
         </w:rPr>
-        <w:t xml:space="preserve"> range(calibration_frames):</w:t>
+        <w:t xml:space="preserve"> </w:t>
+      </w:r>
+      <w:proofErr w:type="spellStart"/>
+      <w:r>
+        <w:rPr>
+          <w:rFonts w:ascii="Consolas" w:eastAsia="Consolas" w:hAnsi="Consolas"/>
+          <w:color w:val="282828"/>
+          <w:sz w:val="18"/>
+        </w:rPr>
+        <w:t>range</w:t>
+      </w:r>
+      <w:proofErr w:type="spellEnd"/>
+      <w:r>
+        <w:rPr>
+          <w:rFonts w:ascii="Consolas" w:eastAsia="Consolas" w:hAnsi="Consolas"/>
+          <w:color w:val="282828"/>
+          <w:sz w:val="18"/>
+        </w:rPr>
+        <w:t>(</w:t>
+      </w:r>
+      <w:proofErr w:type="spellStart"/>
+      <w:r>
+        <w:rPr>
+          <w:rFonts w:ascii="Consolas" w:eastAsia="Consolas" w:hAnsi="Consolas"/>
+          <w:color w:val="282828"/>
+          <w:sz w:val="18"/>
+        </w:rPr>
+        <w:t>calibration_frames</w:t>
+      </w:r>
+      <w:proofErr w:type="spellEnd"/>
+      <w:r>
+        <w:rPr>
+          <w:rFonts w:ascii="Consolas" w:eastAsia="Consolas" w:hAnsi="Consolas"/>
+          <w:color w:val="282828"/>
+          <w:sz w:val="18"/>
+        </w:rPr>
+        <w:t>):</w:t>
       </w:r>
       <w:r>
         <w:br/>
@@ -13711,7 +15194,61 @@
           <w:color w:val="282828"/>
           <w:sz w:val="18"/>
         </w:rPr>
-        <w:t xml:space="preserve">    ret, frame = get_frame(cam)</w:t>
+        <w:t xml:space="preserve">    </w:t>
+      </w:r>
+      <w:proofErr w:type="spellStart"/>
+      <w:r>
+        <w:rPr>
+          <w:rFonts w:ascii="Consolas" w:eastAsia="Consolas" w:hAnsi="Consolas"/>
+          <w:color w:val="282828"/>
+          <w:sz w:val="18"/>
+        </w:rPr>
+        <w:t>ret</w:t>
+      </w:r>
+      <w:proofErr w:type="spellEnd"/>
+      <w:r>
+        <w:rPr>
+          <w:rFonts w:ascii="Consolas" w:eastAsia="Consolas" w:hAnsi="Consolas"/>
+          <w:color w:val="282828"/>
+          <w:sz w:val="18"/>
+        </w:rPr>
+        <w:t xml:space="preserve">, frame = </w:t>
+      </w:r>
+      <w:proofErr w:type="spellStart"/>
+      <w:r>
+        <w:rPr>
+          <w:rFonts w:ascii="Consolas" w:eastAsia="Consolas" w:hAnsi="Consolas"/>
+          <w:color w:val="282828"/>
+          <w:sz w:val="18"/>
+        </w:rPr>
+        <w:t>get_frame</w:t>
+      </w:r>
+      <w:proofErr w:type="spellEnd"/>
+      <w:r>
+        <w:rPr>
+          <w:rFonts w:ascii="Consolas" w:eastAsia="Consolas" w:hAnsi="Consolas"/>
+          <w:color w:val="282828"/>
+          <w:sz w:val="18"/>
+        </w:rPr>
+        <w:t>(</w:t>
+      </w:r>
+      <w:proofErr w:type="spellStart"/>
+      <w:r>
+        <w:rPr>
+          <w:rFonts w:ascii="Consolas" w:eastAsia="Consolas" w:hAnsi="Consolas"/>
+          <w:color w:val="282828"/>
+          <w:sz w:val="18"/>
+        </w:rPr>
+        <w:t>cam</w:t>
+      </w:r>
+      <w:proofErr w:type="spellEnd"/>
+      <w:r>
+        <w:rPr>
+          <w:rFonts w:ascii="Consolas" w:eastAsia="Consolas" w:hAnsi="Consolas"/>
+          <w:color w:val="282828"/>
+          <w:sz w:val="18"/>
+        </w:rPr>
+        <w:t>)</w:t>
       </w:r>
       <w:r>
         <w:br/>
@@ -13724,6 +15261,7 @@
         </w:rPr>
         <w:t xml:space="preserve">    </w:t>
       </w:r>
+      <w:proofErr w:type="spellStart"/>
       <w:r>
         <w:rPr>
           <w:rFonts w:ascii="Consolas" w:eastAsia="Consolas" w:hAnsi="Consolas"/>
@@ -13732,6 +15270,7 @@
         </w:rPr>
         <w:t>if</w:t>
       </w:r>
+      <w:proofErr w:type="spellEnd"/>
       <w:r>
         <w:rPr>
           <w:rFonts w:ascii="Consolas" w:eastAsia="Consolas" w:hAnsi="Consolas"/>
@@ -13754,7 +15293,25 @@
           <w:color w:val="282828"/>
           <w:sz w:val="18"/>
         </w:rPr>
-        <w:t xml:space="preserve"> ret:</w:t>
+        <w:t xml:space="preserve"> </w:t>
+      </w:r>
+      <w:proofErr w:type="spellStart"/>
+      <w:r>
+        <w:rPr>
+          <w:rFonts w:ascii="Consolas" w:eastAsia="Consolas" w:hAnsi="Consolas"/>
+          <w:color w:val="282828"/>
+          <w:sz w:val="18"/>
+        </w:rPr>
+        <w:t>ret</w:t>
+      </w:r>
+      <w:proofErr w:type="spellEnd"/>
+      <w:r>
+        <w:rPr>
+          <w:rFonts w:ascii="Consolas" w:eastAsia="Consolas" w:hAnsi="Consolas"/>
+          <w:color w:val="282828"/>
+          <w:sz w:val="18"/>
+        </w:rPr>
+        <w:t>:</w:t>
       </w:r>
       <w:r>
         <w:br/>
@@ -13787,7 +15344,34 @@
           <w:color w:val="282828"/>
           <w:sz w:val="18"/>
         </w:rPr>
-        <w:t xml:space="preserve">    gray = cv2.cvtColor(frame, cv2.COLOR_BGR2GRAY)  </w:t>
+        <w:t xml:space="preserve">    </w:t>
+      </w:r>
+      <w:proofErr w:type="spellStart"/>
+      <w:r>
+        <w:rPr>
+          <w:rFonts w:ascii="Consolas" w:eastAsia="Consolas" w:hAnsi="Consolas"/>
+          <w:color w:val="282828"/>
+          <w:sz w:val="18"/>
+        </w:rPr>
+        <w:t>gray</w:t>
+      </w:r>
+      <w:proofErr w:type="spellEnd"/>
+      <w:r>
+        <w:rPr>
+          <w:rFonts w:ascii="Consolas" w:eastAsia="Consolas" w:hAnsi="Consolas"/>
+          <w:color w:val="282828"/>
+          <w:sz w:val="18"/>
+        </w:rPr>
+        <w:t xml:space="preserve"> = cv2.cvtColor(frame, cv2.COLOR_BGR2</w:t>
+      </w:r>
+      <w:proofErr w:type="gramStart"/>
+      <w:r>
+        <w:rPr>
+          <w:rFonts w:ascii="Consolas" w:eastAsia="Consolas" w:hAnsi="Consolas"/>
+          <w:color w:val="282828"/>
+          <w:sz w:val="18"/>
+        </w:rPr>
+        <w:t xml:space="preserve">GRAY)  </w:t>
       </w:r>
       <w:r>
         <w:rPr>
@@ -13795,8 +15379,27 @@
           <w:color w:val="808080"/>
           <w:sz w:val="18"/>
         </w:rPr>
-        <w:t># Graustufenbild für den Subtractor</w:t>
-      </w:r>
+        <w:t>#</w:t>
+      </w:r>
+      <w:proofErr w:type="gramEnd"/>
+      <w:r>
+        <w:rPr>
+          <w:rFonts w:ascii="Consolas" w:eastAsia="Consolas" w:hAnsi="Consolas"/>
+          <w:color w:val="808080"/>
+          <w:sz w:val="18"/>
+        </w:rPr>
+        <w:t xml:space="preserve"> Graustufenbild für den </w:t>
+      </w:r>
+      <w:proofErr w:type="spellStart"/>
+      <w:r>
+        <w:rPr>
+          <w:rFonts w:ascii="Consolas" w:eastAsia="Consolas" w:hAnsi="Consolas"/>
+          <w:color w:val="808080"/>
+          <w:sz w:val="18"/>
+        </w:rPr>
+        <w:t>Subtractor</w:t>
+      </w:r>
+      <w:proofErr w:type="spellEnd"/>
       <w:r>
         <w:br/>
       </w:r>
@@ -13806,7 +15409,63 @@
           <w:color w:val="282828"/>
           <w:sz w:val="18"/>
         </w:rPr>
-        <w:t xml:space="preserve">    fgbg.apply(gray, learningRate=</w:t>
+        <w:t xml:space="preserve">    </w:t>
+      </w:r>
+      <w:proofErr w:type="spellStart"/>
+      <w:proofErr w:type="gramStart"/>
+      <w:r>
+        <w:rPr>
+          <w:rFonts w:ascii="Consolas" w:eastAsia="Consolas" w:hAnsi="Consolas"/>
+          <w:color w:val="282828"/>
+          <w:sz w:val="18"/>
+        </w:rPr>
+        <w:t>fgbg.apply</w:t>
+      </w:r>
+      <w:proofErr w:type="spellEnd"/>
+      <w:proofErr w:type="gramEnd"/>
+      <w:r>
+        <w:rPr>
+          <w:rFonts w:ascii="Consolas" w:eastAsia="Consolas" w:hAnsi="Consolas"/>
+          <w:color w:val="282828"/>
+          <w:sz w:val="18"/>
+        </w:rPr>
+        <w:t>(</w:t>
+      </w:r>
+      <w:proofErr w:type="spellStart"/>
+      <w:r>
+        <w:rPr>
+          <w:rFonts w:ascii="Consolas" w:eastAsia="Consolas" w:hAnsi="Consolas"/>
+          <w:color w:val="282828"/>
+          <w:sz w:val="18"/>
+        </w:rPr>
+        <w:t>gray</w:t>
+      </w:r>
+      <w:proofErr w:type="spellEnd"/>
+      <w:r>
+        <w:rPr>
+          <w:rFonts w:ascii="Consolas" w:eastAsia="Consolas" w:hAnsi="Consolas"/>
+          <w:color w:val="282828"/>
+          <w:sz w:val="18"/>
+        </w:rPr>
+        <w:t xml:space="preserve">, </w:t>
+      </w:r>
+      <w:proofErr w:type="spellStart"/>
+      <w:r>
+        <w:rPr>
+          <w:rFonts w:ascii="Consolas" w:eastAsia="Consolas" w:hAnsi="Consolas"/>
+          <w:color w:val="282828"/>
+          <w:sz w:val="18"/>
+        </w:rPr>
+        <w:t>learningRate</w:t>
+      </w:r>
+      <w:proofErr w:type="spellEnd"/>
+      <w:r>
+        <w:rPr>
+          <w:rFonts w:ascii="Consolas" w:eastAsia="Consolas" w:hAnsi="Consolas"/>
+          <w:color w:val="282828"/>
+          <w:sz w:val="18"/>
+        </w:rPr>
+        <w:t>=</w:t>
       </w:r>
       <w:r>
         <w:rPr>
@@ -13830,7 +15489,25 @@
           <w:color w:val="808080"/>
           <w:sz w:val="18"/>
         </w:rPr>
-        <w:t># Hohe Lernrate für schnelles Einlernen des Hintergrunds</w:t>
+        <w:t xml:space="preserve"># Hohe </w:t>
+      </w:r>
+      <w:proofErr w:type="spellStart"/>
+      <w:r>
+        <w:rPr>
+          <w:rFonts w:ascii="Consolas" w:eastAsia="Consolas" w:hAnsi="Consolas"/>
+          <w:color w:val="808080"/>
+          <w:sz w:val="18"/>
+        </w:rPr>
+        <w:t>Lernrate</w:t>
+      </w:r>
+      <w:proofErr w:type="spellEnd"/>
+      <w:r>
+        <w:rPr>
+          <w:rFonts w:ascii="Consolas" w:eastAsia="Consolas" w:hAnsi="Consolas"/>
+          <w:color w:val="808080"/>
+          <w:sz w:val="18"/>
+        </w:rPr>
+        <w:t xml:space="preserve"> für schnelles Einlernen des Hintergrunds</w:t>
       </w:r>
     </w:p>
     <w:p>
@@ -13841,6 +15518,7 @@
         </w:rPr>
       </w:pPr>
       <w:bookmarkStart w:id="63" w:name="_Toc226287438"/>
+      <w:proofErr w:type="spellStart"/>
       <w:r>
         <w:rPr>
           <w:lang w:val="en-GB"/>
@@ -13849,10 +15527,27 @@
         <w:t>Helligkeitsanpassung</w:t>
       </w:r>
       <w:bookmarkEnd w:id="63"/>
-    </w:p>
-    <w:p>
-      <w:r>
-        <w:t>Mit dieser Transformation werden Helligkeit und Kontrast angepasst. alpha_bright = 1.3 verstärkt den Kontrast, indem die Pixelwerte mit 1.3 multipliziert werden. beta_bright = 20 addiert zusätzlich eine konstante Aufhellung. Diese Kombination verbessert die Sichtbarkeit der Person bei sch</w:t>
+      <w:proofErr w:type="spellEnd"/>
+    </w:p>
+    <w:p>
+      <w:r>
+        <w:t xml:space="preserve">Mit dieser Transformation werden Helligkeit und Kontrast angepasst. </w:t>
+      </w:r>
+      <w:proofErr w:type="spellStart"/>
+      <w:r>
+        <w:t>alpha_bright</w:t>
+      </w:r>
+      <w:proofErr w:type="spellEnd"/>
+      <w:r>
+        <w:t xml:space="preserve"> = 1.3 verstärkt den Kontrast, indem die Pixelwerte mit 1.3 multipliziert werden. </w:t>
+      </w:r>
+      <w:proofErr w:type="spellStart"/>
+      <w:r>
+        <w:t>beta_bright</w:t>
+      </w:r>
+      <w:proofErr w:type="spellEnd"/>
+      <w:r>
+        <w:t xml:space="preserve"> = 20 addiert zusätzlich eine konstante Aufhellung. Diese Kombination verbessert die Sichtbarkeit der Person bei sch</w:t>
       </w:r>
       <w:r>
         <w:t>wachen Lichtverhältnissen</w:t>
@@ -13872,6 +15567,7 @@
           <w:szCs w:val="22"/>
         </w:rPr>
       </w:pPr>
+      <w:proofErr w:type="spellStart"/>
       <w:r>
         <w:rPr>
           <w:rFonts w:ascii="Consolas" w:eastAsia="Consolas" w:hAnsi="Consolas"/>
@@ -13879,7 +15575,17 @@
           <w:sz w:val="18"/>
           <w:szCs w:val="22"/>
         </w:rPr>
-        <w:t xml:space="preserve">alpha_bright = </w:t>
+        <w:t>alpha_bright</w:t>
+      </w:r>
+      <w:proofErr w:type="spellEnd"/>
+      <w:r>
+        <w:rPr>
+          <w:rFonts w:ascii="Consolas" w:eastAsia="Consolas" w:hAnsi="Consolas"/>
+          <w:color w:val="282828"/>
+          <w:sz w:val="18"/>
+          <w:szCs w:val="22"/>
+        </w:rPr>
+        <w:t xml:space="preserve"> = </w:t>
       </w:r>
       <w:r>
         <w:rPr>
@@ -13915,6 +15621,7 @@
         </w:rPr>
         <w:br/>
       </w:r>
+      <w:proofErr w:type="spellStart"/>
       <w:r>
         <w:rPr>
           <w:rFonts w:ascii="Consolas" w:eastAsia="Consolas" w:hAnsi="Consolas"/>
@@ -13922,7 +15629,17 @@
           <w:sz w:val="18"/>
           <w:szCs w:val="22"/>
         </w:rPr>
-        <w:t xml:space="preserve">beta_bright = </w:t>
+        <w:t>beta_bright</w:t>
+      </w:r>
+      <w:proofErr w:type="spellEnd"/>
+      <w:r>
+        <w:rPr>
+          <w:rFonts w:ascii="Consolas" w:eastAsia="Consolas" w:hAnsi="Consolas"/>
+          <w:color w:val="282828"/>
+          <w:sz w:val="18"/>
+          <w:szCs w:val="22"/>
+        </w:rPr>
+        <w:t xml:space="preserve"> = </w:t>
       </w:r>
       <w:r>
         <w:rPr>
@@ -13958,6 +15675,7 @@
         </w:rPr>
         <w:br/>
       </w:r>
+      <w:proofErr w:type="spellStart"/>
       <w:r>
         <w:rPr>
           <w:rFonts w:ascii="Consolas" w:eastAsia="Consolas" w:hAnsi="Consolas"/>
@@ -13965,7 +15683,97 @@
           <w:sz w:val="18"/>
           <w:szCs w:val="22"/>
         </w:rPr>
-        <w:t>frame_enh = cv2.convertScaleAbs(frame, alpha=alpha_bright, beta=beta_bright)</w:t>
+        <w:t>frame_enh</w:t>
+      </w:r>
+      <w:proofErr w:type="spellEnd"/>
+      <w:r>
+        <w:rPr>
+          <w:rFonts w:ascii="Consolas" w:eastAsia="Consolas" w:hAnsi="Consolas"/>
+          <w:color w:val="282828"/>
+          <w:sz w:val="18"/>
+          <w:szCs w:val="22"/>
+        </w:rPr>
+        <w:t xml:space="preserve"> = cv2.convertScaleAbs(frame, </w:t>
+      </w:r>
+      <w:proofErr w:type="spellStart"/>
+      <w:r>
+        <w:rPr>
+          <w:rFonts w:ascii="Consolas" w:eastAsia="Consolas" w:hAnsi="Consolas"/>
+          <w:color w:val="282828"/>
+          <w:sz w:val="18"/>
+          <w:szCs w:val="22"/>
+        </w:rPr>
+        <w:t>alpha</w:t>
+      </w:r>
+      <w:proofErr w:type="spellEnd"/>
+      <w:r>
+        <w:rPr>
+          <w:rFonts w:ascii="Consolas" w:eastAsia="Consolas" w:hAnsi="Consolas"/>
+          <w:color w:val="282828"/>
+          <w:sz w:val="18"/>
+          <w:szCs w:val="22"/>
+        </w:rPr>
+        <w:t>=</w:t>
+      </w:r>
+      <w:proofErr w:type="spellStart"/>
+      <w:r>
+        <w:rPr>
+          <w:rFonts w:ascii="Consolas" w:eastAsia="Consolas" w:hAnsi="Consolas"/>
+          <w:color w:val="282828"/>
+          <w:sz w:val="18"/>
+          <w:szCs w:val="22"/>
+        </w:rPr>
+        <w:t>alpha_bright</w:t>
+      </w:r>
+      <w:proofErr w:type="spellEnd"/>
+      <w:r>
+        <w:rPr>
+          <w:rFonts w:ascii="Consolas" w:eastAsia="Consolas" w:hAnsi="Consolas"/>
+          <w:color w:val="282828"/>
+          <w:sz w:val="18"/>
+          <w:szCs w:val="22"/>
+        </w:rPr>
+        <w:t xml:space="preserve">, </w:t>
+      </w:r>
+      <w:proofErr w:type="spellStart"/>
+      <w:r>
+        <w:rPr>
+          <w:rFonts w:ascii="Consolas" w:eastAsia="Consolas" w:hAnsi="Consolas"/>
+          <w:color w:val="282828"/>
+          <w:sz w:val="18"/>
+          <w:szCs w:val="22"/>
+        </w:rPr>
+        <w:t>beta</w:t>
+      </w:r>
+      <w:proofErr w:type="spellEnd"/>
+      <w:r>
+        <w:rPr>
+          <w:rFonts w:ascii="Consolas" w:eastAsia="Consolas" w:hAnsi="Consolas"/>
+          <w:color w:val="282828"/>
+          <w:sz w:val="18"/>
+          <w:szCs w:val="22"/>
+        </w:rPr>
+        <w:t>=</w:t>
+      </w:r>
+      <w:proofErr w:type="spellStart"/>
+      <w:r>
+        <w:rPr>
+          <w:rFonts w:ascii="Consolas" w:eastAsia="Consolas" w:hAnsi="Consolas"/>
+          <w:color w:val="282828"/>
+          <w:sz w:val="18"/>
+          <w:szCs w:val="22"/>
+        </w:rPr>
+        <w:t>beta_bright</w:t>
+      </w:r>
+      <w:proofErr w:type="spellEnd"/>
+      <w:r>
+        <w:rPr>
+          <w:rFonts w:ascii="Consolas" w:eastAsia="Consolas" w:hAnsi="Consolas"/>
+          <w:color w:val="282828"/>
+          <w:sz w:val="18"/>
+          <w:szCs w:val="22"/>
+        </w:rPr>
+        <w:t>)</w:t>
       </w:r>
     </w:p>
     <w:p/>
@@ -13987,20 +15795,65 @@
       <w:bookmarkEnd w:id="64"/>
     </w:p>
     <w:p>
-      <w:r>
-        <w:t>OpenCV arbeitet standardmäßig im BGR-Farbraum, MediaPipe erwartet jedoch RGB</w:t>
+      <w:proofErr w:type="spellStart"/>
+      <w:r>
+        <w:t>OpenCV</w:t>
+      </w:r>
+      <w:proofErr w:type="spellEnd"/>
+      <w:r>
+        <w:t xml:space="preserve"> arbeitet standardmäßig im BGR-Farbraum, </w:t>
+      </w:r>
+      <w:proofErr w:type="spellStart"/>
+      <w:r>
+        <w:t>MediaPipe</w:t>
+      </w:r>
+      <w:proofErr w:type="spellEnd"/>
+      <w:r>
+        <w:t xml:space="preserve"> erwartet jedoch RGB</w:t>
       </w:r>
       <w:r>
         <w:t xml:space="preserve">, weshalb </w:t>
       </w:r>
       <w:r>
-        <w:t>die Umwandlung mit cvtColor erforderlich</w:t>
+        <w:t xml:space="preserve">die Umwandlung mit </w:t>
+      </w:r>
+      <w:proofErr w:type="spellStart"/>
+      <w:r>
+        <w:t>cvtColor</w:t>
+      </w:r>
+      <w:proofErr w:type="spellEnd"/>
+      <w:r>
+        <w:t xml:space="preserve"> erforderlich</w:t>
       </w:r>
       <w:r>
         <w:t xml:space="preserve"> ist</w:t>
       </w:r>
       <w:r>
-        <w:t>. Mit dem Threshold 0.4 wird entschieden, ab welcher Wahrscheinlichkeit ein Pixel zur Person gehört. Ein niedrigerer Schwellenwert würde mehr Hintergrund mitnehmen, ein höherer Wert könnte feine Körperbereiche abschneiden. Durch astype(np.uint8) und die Multiplikation mit 255 entsteht eine Binärmaske im OpenCV-Format mit den Werten 0 und 255.</w:t>
+        <w:t xml:space="preserve">. Mit dem Threshold 0.4 wird entschieden, ab welcher Wahrscheinlichkeit ein Pixel zur Person gehört. Ein niedrigerer Schwellenwert würde mehr Hintergrund mitnehmen, ein höherer Wert könnte feine Körperbereiche abschneiden. Durch </w:t>
+      </w:r>
+      <w:proofErr w:type="spellStart"/>
+      <w:r>
+        <w:t>astype</w:t>
+      </w:r>
+      <w:proofErr w:type="spellEnd"/>
+      <w:r>
+        <w:t>(</w:t>
+      </w:r>
+      <w:proofErr w:type="gramStart"/>
+      <w:r>
+        <w:t>np.uint</w:t>
+      </w:r>
+      <w:proofErr w:type="gramEnd"/>
+      <w:r>
+        <w:t xml:space="preserve">8) und die Multiplikation mit 255 entsteht eine Binärmaske im </w:t>
+      </w:r>
+      <w:proofErr w:type="spellStart"/>
+      <w:r>
+        <w:t>OpenCV</w:t>
+      </w:r>
+      <w:proofErr w:type="spellEnd"/>
+      <w:r>
+        <w:t>-Format mit den Werten 0 und 255.</w:t>
       </w:r>
     </w:p>
     <w:p>
@@ -14013,13 +15866,23 @@
         </w:pBdr>
         <w:shd w:val="clear" w:color="auto" w:fill="F2F2F2" w:themeFill="background1" w:themeFillShade="F2"/>
       </w:pPr>
-      <w:r>
-        <w:rPr>
-          <w:rFonts w:ascii="Consolas" w:eastAsia="Consolas" w:hAnsi="Consolas"/>
-          <w:color w:val="282828"/>
-          <w:sz w:val="18"/>
-        </w:rPr>
-        <w:t>rgb = cv2.cvtColor(frame, cv2.COLOR_BGR2RGB)</w:t>
+      <w:proofErr w:type="spellStart"/>
+      <w:r>
+        <w:rPr>
+          <w:rFonts w:ascii="Consolas" w:eastAsia="Consolas" w:hAnsi="Consolas"/>
+          <w:color w:val="282828"/>
+          <w:sz w:val="18"/>
+        </w:rPr>
+        <w:t>rgb</w:t>
+      </w:r>
+      <w:proofErr w:type="spellEnd"/>
+      <w:r>
+        <w:rPr>
+          <w:rFonts w:ascii="Consolas" w:eastAsia="Consolas" w:hAnsi="Consolas"/>
+          <w:color w:val="282828"/>
+          <w:sz w:val="18"/>
+        </w:rPr>
+        <w:t xml:space="preserve"> = cv2.cvtColor(frame, cv2.COLOR_BGR2RGB)</w:t>
       </w:r>
       <w:r>
         <w:rPr>
@@ -14036,18 +15899,86 @@
           <w:sz w:val="18"/>
           <w:szCs w:val="22"/>
         </w:rPr>
-        <w:t># MediaPipe erwartet RGB statt BGR</w:t>
+        <w:t xml:space="preserve"># </w:t>
+      </w:r>
+      <w:proofErr w:type="spellStart"/>
+      <w:r>
+        <w:rPr>
+          <w:rFonts w:ascii="Consolas" w:eastAsia="Consolas" w:hAnsi="Consolas"/>
+          <w:color w:val="808080"/>
+          <w:sz w:val="18"/>
+          <w:szCs w:val="22"/>
+        </w:rPr>
+        <w:t>MediaPipe</w:t>
+      </w:r>
+      <w:proofErr w:type="spellEnd"/>
+      <w:r>
+        <w:rPr>
+          <w:rFonts w:ascii="Consolas" w:eastAsia="Consolas" w:hAnsi="Consolas"/>
+          <w:color w:val="808080"/>
+          <w:sz w:val="18"/>
+          <w:szCs w:val="22"/>
+        </w:rPr>
+        <w:t xml:space="preserve"> erwartet RGB statt BGR</w:t>
       </w:r>
       <w:r>
         <w:br/>
       </w:r>
-      <w:r>
-        <w:rPr>
-          <w:rFonts w:ascii="Consolas" w:eastAsia="Consolas" w:hAnsi="Consolas"/>
-          <w:color w:val="282828"/>
-          <w:sz w:val="18"/>
-        </w:rPr>
-        <w:t>res = segmenter.process(rgb)</w:t>
+      <w:proofErr w:type="spellStart"/>
+      <w:r>
+        <w:rPr>
+          <w:rFonts w:ascii="Consolas" w:eastAsia="Consolas" w:hAnsi="Consolas"/>
+          <w:color w:val="282828"/>
+          <w:sz w:val="18"/>
+        </w:rPr>
+        <w:t>res</w:t>
+      </w:r>
+      <w:proofErr w:type="spellEnd"/>
+      <w:r>
+        <w:rPr>
+          <w:rFonts w:ascii="Consolas" w:eastAsia="Consolas" w:hAnsi="Consolas"/>
+          <w:color w:val="282828"/>
+          <w:sz w:val="18"/>
+        </w:rPr>
+        <w:t xml:space="preserve"> = </w:t>
+      </w:r>
+      <w:proofErr w:type="spellStart"/>
+      <w:proofErr w:type="gramStart"/>
+      <w:r>
+        <w:rPr>
+          <w:rFonts w:ascii="Consolas" w:eastAsia="Consolas" w:hAnsi="Consolas"/>
+          <w:color w:val="282828"/>
+          <w:sz w:val="18"/>
+        </w:rPr>
+        <w:t>segmenter.process</w:t>
+      </w:r>
+      <w:proofErr w:type="spellEnd"/>
+      <w:proofErr w:type="gramEnd"/>
+      <w:r>
+        <w:rPr>
+          <w:rFonts w:ascii="Consolas" w:eastAsia="Consolas" w:hAnsi="Consolas"/>
+          <w:color w:val="282828"/>
+          <w:sz w:val="18"/>
+        </w:rPr>
+        <w:t>(</w:t>
+      </w:r>
+      <w:proofErr w:type="spellStart"/>
+      <w:r>
+        <w:rPr>
+          <w:rFonts w:ascii="Consolas" w:eastAsia="Consolas" w:hAnsi="Consolas"/>
+          <w:color w:val="282828"/>
+          <w:sz w:val="18"/>
+        </w:rPr>
+        <w:t>rgb</w:t>
+      </w:r>
+      <w:proofErr w:type="spellEnd"/>
+      <w:r>
+        <w:rPr>
+          <w:rFonts w:ascii="Consolas" w:eastAsia="Consolas" w:hAnsi="Consolas"/>
+          <w:color w:val="282828"/>
+          <w:sz w:val="18"/>
+        </w:rPr>
+        <w:t>)</w:t>
       </w:r>
       <w:r>
         <w:br/>
@@ -14063,13 +15994,51 @@
       <w:r>
         <w:br/>
       </w:r>
-      <w:r>
-        <w:rPr>
-          <w:rFonts w:ascii="Consolas" w:eastAsia="Consolas" w:hAnsi="Consolas"/>
-          <w:color w:val="282828"/>
-          <w:sz w:val="18"/>
-        </w:rPr>
-        <w:t xml:space="preserve">ki_mask = (res.segmentation_mask &gt; </w:t>
+      <w:proofErr w:type="spellStart"/>
+      <w:r>
+        <w:rPr>
+          <w:rFonts w:ascii="Consolas" w:eastAsia="Consolas" w:hAnsi="Consolas"/>
+          <w:color w:val="282828"/>
+          <w:sz w:val="18"/>
+        </w:rPr>
+        <w:t>ki_mask</w:t>
+      </w:r>
+      <w:proofErr w:type="spellEnd"/>
+      <w:r>
+        <w:rPr>
+          <w:rFonts w:ascii="Consolas" w:eastAsia="Consolas" w:hAnsi="Consolas"/>
+          <w:color w:val="282828"/>
+          <w:sz w:val="18"/>
+        </w:rPr>
+        <w:t xml:space="preserve"> = (</w:t>
+      </w:r>
+      <w:proofErr w:type="spellStart"/>
+      <w:proofErr w:type="gramStart"/>
+      <w:r>
+        <w:rPr>
+          <w:rFonts w:ascii="Consolas" w:eastAsia="Consolas" w:hAnsi="Consolas"/>
+          <w:color w:val="282828"/>
+          <w:sz w:val="18"/>
+        </w:rPr>
+        <w:t>res.segmentation</w:t>
+      </w:r>
+      <w:proofErr w:type="gramEnd"/>
+      <w:r>
+        <w:rPr>
+          <w:rFonts w:ascii="Consolas" w:eastAsia="Consolas" w:hAnsi="Consolas"/>
+          <w:color w:val="282828"/>
+          <w:sz w:val="18"/>
+        </w:rPr>
+        <w:t>_mask</w:t>
+      </w:r>
+      <w:proofErr w:type="spellEnd"/>
+      <w:r>
+        <w:rPr>
+          <w:rFonts w:ascii="Consolas" w:eastAsia="Consolas" w:hAnsi="Consolas"/>
+          <w:color w:val="282828"/>
+          <w:sz w:val="18"/>
+        </w:rPr>
+        <w:t xml:space="preserve"> &gt; </w:t>
       </w:r>
       <w:r>
         <w:rPr>
@@ -14079,14 +16048,53 @@
         </w:rPr>
         <w:t>0.4</w:t>
       </w:r>
-      <w:r>
-        <w:rPr>
-          <w:rFonts w:ascii="Consolas" w:eastAsia="Consolas" w:hAnsi="Consolas"/>
-          <w:color w:val="282828"/>
-          <w:sz w:val="18"/>
-        </w:rPr>
-        <w:t xml:space="preserve">).astype(np.uint8) * </w:t>
-      </w:r>
+      <w:proofErr w:type="gramStart"/>
+      <w:r>
+        <w:rPr>
+          <w:rFonts w:ascii="Consolas" w:eastAsia="Consolas" w:hAnsi="Consolas"/>
+          <w:color w:val="282828"/>
+          <w:sz w:val="18"/>
+        </w:rPr>
+        <w:t>).</w:t>
+      </w:r>
+      <w:proofErr w:type="spellStart"/>
+      <w:r>
+        <w:rPr>
+          <w:rFonts w:ascii="Consolas" w:eastAsia="Consolas" w:hAnsi="Consolas"/>
+          <w:color w:val="282828"/>
+          <w:sz w:val="18"/>
+        </w:rPr>
+        <w:t>astype</w:t>
+      </w:r>
+      <w:proofErr w:type="spellEnd"/>
+      <w:proofErr w:type="gramEnd"/>
+      <w:r>
+        <w:rPr>
+          <w:rFonts w:ascii="Consolas" w:eastAsia="Consolas" w:hAnsi="Consolas"/>
+          <w:color w:val="282828"/>
+          <w:sz w:val="18"/>
+        </w:rPr>
+        <w:t>(</w:t>
+      </w:r>
+      <w:proofErr w:type="gramStart"/>
+      <w:r>
+        <w:rPr>
+          <w:rFonts w:ascii="Consolas" w:eastAsia="Consolas" w:hAnsi="Consolas"/>
+          <w:color w:val="282828"/>
+          <w:sz w:val="18"/>
+        </w:rPr>
+        <w:t>np.uint</w:t>
+      </w:r>
+      <w:proofErr w:type="gramEnd"/>
+      <w:r>
+        <w:rPr>
+          <w:rFonts w:ascii="Consolas" w:eastAsia="Consolas" w:hAnsi="Consolas"/>
+          <w:color w:val="282828"/>
+          <w:sz w:val="18"/>
+        </w:rPr>
+        <w:t xml:space="preserve">8) * </w:t>
+      </w:r>
+      <w:proofErr w:type="gramStart"/>
       <w:r>
         <w:rPr>
           <w:rFonts w:ascii="Consolas" w:eastAsia="Consolas" w:hAnsi="Consolas"/>
@@ -14109,7 +16117,16 @@
           <w:color w:val="808080"/>
           <w:sz w:val="18"/>
         </w:rPr>
-        <w:t># Binärmaske mit Werten 0 oder 255</w:t>
+        <w:t>#</w:t>
+      </w:r>
+      <w:proofErr w:type="gramEnd"/>
+      <w:r>
+        <w:rPr>
+          <w:rFonts w:ascii="Consolas" w:eastAsia="Consolas" w:hAnsi="Consolas"/>
+          <w:color w:val="808080"/>
+          <w:sz w:val="18"/>
+        </w:rPr>
+        <w:t xml:space="preserve"> Binärmaske mit Werten 0 oder 255</w:t>
       </w:r>
     </w:p>
     <w:p>
@@ -14155,13 +16172,59 @@
         </w:pBdr>
         <w:shd w:val="clear" w:color="auto" w:fill="F2F2F2" w:themeFill="background1" w:themeFillShade="F2"/>
       </w:pPr>
-      <w:r>
-        <w:rPr>
-          <w:rFonts w:ascii="Consolas" w:eastAsia="Consolas" w:hAnsi="Consolas"/>
-          <w:color w:val="282828"/>
-          <w:sz w:val="18"/>
-        </w:rPr>
-        <w:t xml:space="preserve">hand_res = hands.process(rgb)      </w:t>
+      <w:proofErr w:type="spellStart"/>
+      <w:r>
+        <w:rPr>
+          <w:rFonts w:ascii="Consolas" w:eastAsia="Consolas" w:hAnsi="Consolas"/>
+          <w:color w:val="282828"/>
+          <w:sz w:val="18"/>
+        </w:rPr>
+        <w:t>hand_res</w:t>
+      </w:r>
+      <w:proofErr w:type="spellEnd"/>
+      <w:r>
+        <w:rPr>
+          <w:rFonts w:ascii="Consolas" w:eastAsia="Consolas" w:hAnsi="Consolas"/>
+          <w:color w:val="282828"/>
+          <w:sz w:val="18"/>
+        </w:rPr>
+        <w:t xml:space="preserve"> = </w:t>
+      </w:r>
+      <w:proofErr w:type="spellStart"/>
+      <w:r>
+        <w:rPr>
+          <w:rFonts w:ascii="Consolas" w:eastAsia="Consolas" w:hAnsi="Consolas"/>
+          <w:color w:val="282828"/>
+          <w:sz w:val="18"/>
+        </w:rPr>
+        <w:t>hands.process</w:t>
+      </w:r>
+      <w:proofErr w:type="spellEnd"/>
+      <w:r>
+        <w:rPr>
+          <w:rFonts w:ascii="Consolas" w:eastAsia="Consolas" w:hAnsi="Consolas"/>
+          <w:color w:val="282828"/>
+          <w:sz w:val="18"/>
+        </w:rPr>
+        <w:t>(</w:t>
+      </w:r>
+      <w:proofErr w:type="spellStart"/>
+      <w:r>
+        <w:rPr>
+          <w:rFonts w:ascii="Consolas" w:eastAsia="Consolas" w:hAnsi="Consolas"/>
+          <w:color w:val="282828"/>
+          <w:sz w:val="18"/>
+        </w:rPr>
+        <w:t>rgb</w:t>
+      </w:r>
+      <w:proofErr w:type="spellEnd"/>
+      <w:r>
+        <w:rPr>
+          <w:rFonts w:ascii="Consolas" w:eastAsia="Consolas" w:hAnsi="Consolas"/>
+          <w:color w:val="282828"/>
+          <w:sz w:val="18"/>
+        </w:rPr>
+        <w:t xml:space="preserve">)      </w:t>
       </w:r>
       <w:r>
         <w:rPr>
@@ -14174,13 +16237,59 @@
       <w:r>
         <w:br/>
       </w:r>
-      <w:r>
-        <w:rPr>
-          <w:rFonts w:ascii="Consolas" w:eastAsia="Consolas" w:hAnsi="Consolas"/>
-          <w:color w:val="282828"/>
-          <w:sz w:val="18"/>
-        </w:rPr>
-        <w:t xml:space="preserve">hand_mask = np.zeros_like(ki_mask) </w:t>
+      <w:proofErr w:type="spellStart"/>
+      <w:r>
+        <w:rPr>
+          <w:rFonts w:ascii="Consolas" w:eastAsia="Consolas" w:hAnsi="Consolas"/>
+          <w:color w:val="282828"/>
+          <w:sz w:val="18"/>
+        </w:rPr>
+        <w:t>hand_mask</w:t>
+      </w:r>
+      <w:proofErr w:type="spellEnd"/>
+      <w:r>
+        <w:rPr>
+          <w:rFonts w:ascii="Consolas" w:eastAsia="Consolas" w:hAnsi="Consolas"/>
+          <w:color w:val="282828"/>
+          <w:sz w:val="18"/>
+        </w:rPr>
+        <w:t xml:space="preserve"> = </w:t>
+      </w:r>
+      <w:proofErr w:type="spellStart"/>
+      <w:r>
+        <w:rPr>
+          <w:rFonts w:ascii="Consolas" w:eastAsia="Consolas" w:hAnsi="Consolas"/>
+          <w:color w:val="282828"/>
+          <w:sz w:val="18"/>
+        </w:rPr>
+        <w:t>np.zeros_like</w:t>
+      </w:r>
+      <w:proofErr w:type="spellEnd"/>
+      <w:r>
+        <w:rPr>
+          <w:rFonts w:ascii="Consolas" w:eastAsia="Consolas" w:hAnsi="Consolas"/>
+          <w:color w:val="282828"/>
+          <w:sz w:val="18"/>
+        </w:rPr>
+        <w:t>(</w:t>
+      </w:r>
+      <w:proofErr w:type="spellStart"/>
+      <w:r>
+        <w:rPr>
+          <w:rFonts w:ascii="Consolas" w:eastAsia="Consolas" w:hAnsi="Consolas"/>
+          <w:color w:val="282828"/>
+          <w:sz w:val="18"/>
+        </w:rPr>
+        <w:t>ki_mask</w:t>
+      </w:r>
+      <w:proofErr w:type="spellEnd"/>
+      <w:r>
+        <w:rPr>
+          <w:rFonts w:ascii="Consolas" w:eastAsia="Consolas" w:hAnsi="Consolas"/>
+          <w:color w:val="282828"/>
+          <w:sz w:val="18"/>
+        </w:rPr>
+        <w:t xml:space="preserve">) </w:t>
       </w:r>
       <w:r>
         <w:rPr>
@@ -14196,6 +16305,7 @@
       <w:r>
         <w:br/>
       </w:r>
+      <w:proofErr w:type="spellStart"/>
       <w:r>
         <w:rPr>
           <w:rFonts w:ascii="Consolas" w:eastAsia="Consolas" w:hAnsi="Consolas"/>
@@ -14204,13 +16314,32 @@
         </w:rPr>
         <w:t>if</w:t>
       </w:r>
-      <w:r>
-        <w:rPr>
-          <w:rFonts w:ascii="Consolas" w:eastAsia="Consolas" w:hAnsi="Consolas"/>
-          <w:color w:val="282828"/>
-          <w:sz w:val="18"/>
-        </w:rPr>
-        <w:t xml:space="preserve"> hand_res.multi_hand_landmarks:</w:t>
+      <w:proofErr w:type="spellEnd"/>
+      <w:r>
+        <w:rPr>
+          <w:rFonts w:ascii="Consolas" w:eastAsia="Consolas" w:hAnsi="Consolas"/>
+          <w:color w:val="282828"/>
+          <w:sz w:val="18"/>
+        </w:rPr>
+        <w:t xml:space="preserve"> </w:t>
+      </w:r>
+      <w:proofErr w:type="spellStart"/>
+      <w:r>
+        <w:rPr>
+          <w:rFonts w:ascii="Consolas" w:eastAsia="Consolas" w:hAnsi="Consolas"/>
+          <w:color w:val="282828"/>
+          <w:sz w:val="18"/>
+        </w:rPr>
+        <w:t>hand_res.multi_hand_landmarks</w:t>
+      </w:r>
+      <w:proofErr w:type="spellEnd"/>
+      <w:r>
+        <w:rPr>
+          <w:rFonts w:ascii="Consolas" w:eastAsia="Consolas" w:hAnsi="Consolas"/>
+          <w:color w:val="282828"/>
+          <w:sz w:val="18"/>
+        </w:rPr>
+        <w:t>:</w:t>
       </w:r>
       <w:r>
         <w:br/>
@@ -14221,8 +16350,18 @@
           <w:color w:val="282828"/>
           <w:sz w:val="18"/>
         </w:rPr>
-        <w:t xml:space="preserve">    h, w, _ = frame.shape</w:t>
-      </w:r>
+        <w:t xml:space="preserve">    h, w, _ = </w:t>
+      </w:r>
+      <w:proofErr w:type="spellStart"/>
+      <w:r>
+        <w:rPr>
+          <w:rFonts w:ascii="Consolas" w:eastAsia="Consolas" w:hAnsi="Consolas"/>
+          <w:color w:val="282828"/>
+          <w:sz w:val="18"/>
+        </w:rPr>
+        <w:t>frame.shape</w:t>
+      </w:r>
+      <w:proofErr w:type="spellEnd"/>
       <w:r>
         <w:br/>
       </w:r>
@@ -14234,6 +16373,7 @@
         </w:rPr>
         <w:t xml:space="preserve">    </w:t>
       </w:r>
+      <w:proofErr w:type="spellStart"/>
       <w:r>
         <w:rPr>
           <w:rFonts w:ascii="Consolas" w:eastAsia="Consolas" w:hAnsi="Consolas"/>
@@ -14242,13 +16382,32 @@
         </w:rPr>
         <w:t>for</w:t>
       </w:r>
-      <w:r>
-        <w:rPr>
-          <w:rFonts w:ascii="Consolas" w:eastAsia="Consolas" w:hAnsi="Consolas"/>
-          <w:color w:val="282828"/>
-          <w:sz w:val="18"/>
-        </w:rPr>
-        <w:t xml:space="preserve"> handLms </w:t>
+      <w:proofErr w:type="spellEnd"/>
+      <w:r>
+        <w:rPr>
+          <w:rFonts w:ascii="Consolas" w:eastAsia="Consolas" w:hAnsi="Consolas"/>
+          <w:color w:val="282828"/>
+          <w:sz w:val="18"/>
+        </w:rPr>
+        <w:t xml:space="preserve"> </w:t>
+      </w:r>
+      <w:proofErr w:type="spellStart"/>
+      <w:r>
+        <w:rPr>
+          <w:rFonts w:ascii="Consolas" w:eastAsia="Consolas" w:hAnsi="Consolas"/>
+          <w:color w:val="282828"/>
+          <w:sz w:val="18"/>
+        </w:rPr>
+        <w:t>handLms</w:t>
+      </w:r>
+      <w:proofErr w:type="spellEnd"/>
+      <w:r>
+        <w:rPr>
+          <w:rFonts w:ascii="Consolas" w:eastAsia="Consolas" w:hAnsi="Consolas"/>
+          <w:color w:val="282828"/>
+          <w:sz w:val="18"/>
+        </w:rPr>
+        <w:t xml:space="preserve"> </w:t>
       </w:r>
       <w:r>
         <w:rPr>
@@ -14264,7 +16423,25 @@
           <w:color w:val="282828"/>
           <w:sz w:val="18"/>
         </w:rPr>
-        <w:t xml:space="preserve"> hand_res.multi_hand_landmarks:</w:t>
+        <w:t xml:space="preserve"> </w:t>
+      </w:r>
+      <w:proofErr w:type="spellStart"/>
+      <w:r>
+        <w:rPr>
+          <w:rFonts w:ascii="Consolas" w:eastAsia="Consolas" w:hAnsi="Consolas"/>
+          <w:color w:val="282828"/>
+          <w:sz w:val="18"/>
+        </w:rPr>
+        <w:t>hand_res.multi_hand_landmarks</w:t>
+      </w:r>
+      <w:proofErr w:type="spellEnd"/>
+      <w:r>
+        <w:rPr>
+          <w:rFonts w:ascii="Consolas" w:eastAsia="Consolas" w:hAnsi="Consolas"/>
+          <w:color w:val="282828"/>
+          <w:sz w:val="18"/>
+        </w:rPr>
+        <w:t>:</w:t>
       </w:r>
       <w:r>
         <w:br/>
@@ -14275,7 +16452,25 @@
           <w:color w:val="282828"/>
           <w:sz w:val="18"/>
         </w:rPr>
-        <w:t xml:space="preserve">        hand_points = []</w:t>
+        <w:t xml:space="preserve">        </w:t>
+      </w:r>
+      <w:proofErr w:type="spellStart"/>
+      <w:r>
+        <w:rPr>
+          <w:rFonts w:ascii="Consolas" w:eastAsia="Consolas" w:hAnsi="Consolas"/>
+          <w:color w:val="282828"/>
+          <w:sz w:val="18"/>
+        </w:rPr>
+        <w:t>hand_points</w:t>
+      </w:r>
+      <w:proofErr w:type="spellEnd"/>
+      <w:r>
+        <w:rPr>
+          <w:rFonts w:ascii="Consolas" w:eastAsia="Consolas" w:hAnsi="Consolas"/>
+          <w:color w:val="282828"/>
+          <w:sz w:val="18"/>
+        </w:rPr>
+        <w:t xml:space="preserve"> = []</w:t>
       </w:r>
       <w:r>
         <w:br/>
@@ -14288,6 +16483,7 @@
         </w:rPr>
         <w:t xml:space="preserve">        </w:t>
       </w:r>
+      <w:proofErr w:type="spellStart"/>
       <w:r>
         <w:rPr>
           <w:rFonts w:ascii="Consolas" w:eastAsia="Consolas" w:hAnsi="Consolas"/>
@@ -14296,6 +16492,7 @@
         </w:rPr>
         <w:t>for</w:t>
       </w:r>
+      <w:proofErr w:type="spellEnd"/>
       <w:r>
         <w:rPr>
           <w:rFonts w:ascii="Consolas" w:eastAsia="Consolas" w:hAnsi="Consolas"/>
@@ -14318,7 +16515,25 @@
           <w:color w:val="282828"/>
           <w:sz w:val="18"/>
         </w:rPr>
-        <w:t xml:space="preserve"> handLms.landmark:</w:t>
+        <w:t xml:space="preserve"> </w:t>
+      </w:r>
+      <w:proofErr w:type="spellStart"/>
+      <w:r>
+        <w:rPr>
+          <w:rFonts w:ascii="Consolas" w:eastAsia="Consolas" w:hAnsi="Consolas"/>
+          <w:color w:val="282828"/>
+          <w:sz w:val="18"/>
+        </w:rPr>
+        <w:t>handLms.landmark</w:t>
+      </w:r>
+      <w:proofErr w:type="spellEnd"/>
+      <w:r>
+        <w:rPr>
+          <w:rFonts w:ascii="Consolas" w:eastAsia="Consolas" w:hAnsi="Consolas"/>
+          <w:color w:val="282828"/>
+          <w:sz w:val="18"/>
+        </w:rPr>
+        <w:t>:</w:t>
       </w:r>
       <w:r>
         <w:br/>
@@ -14329,7 +16544,43 @@
           <w:color w:val="282828"/>
           <w:sz w:val="18"/>
         </w:rPr>
-        <w:t xml:space="preserve">            cx = int(lm.x * w)     </w:t>
+        <w:t xml:space="preserve">            cx = </w:t>
+      </w:r>
+      <w:proofErr w:type="spellStart"/>
+      <w:r>
+        <w:rPr>
+          <w:rFonts w:ascii="Consolas" w:eastAsia="Consolas" w:hAnsi="Consolas"/>
+          <w:color w:val="282828"/>
+          <w:sz w:val="18"/>
+        </w:rPr>
+        <w:t>int</w:t>
+      </w:r>
+      <w:proofErr w:type="spellEnd"/>
+      <w:r>
+        <w:rPr>
+          <w:rFonts w:ascii="Consolas" w:eastAsia="Consolas" w:hAnsi="Consolas"/>
+          <w:color w:val="282828"/>
+          <w:sz w:val="18"/>
+        </w:rPr>
+        <w:t>(</w:t>
+      </w:r>
+      <w:proofErr w:type="spellStart"/>
+      <w:r>
+        <w:rPr>
+          <w:rFonts w:ascii="Consolas" w:eastAsia="Consolas" w:hAnsi="Consolas"/>
+          <w:color w:val="282828"/>
+          <w:sz w:val="18"/>
+        </w:rPr>
+        <w:t>lm.x</w:t>
+      </w:r>
+      <w:proofErr w:type="spellEnd"/>
+      <w:r>
+        <w:rPr>
+          <w:rFonts w:ascii="Consolas" w:eastAsia="Consolas" w:hAnsi="Consolas"/>
+          <w:color w:val="282828"/>
+          <w:sz w:val="18"/>
+        </w:rPr>
+        <w:t xml:space="preserve"> * w)     </w:t>
       </w:r>
       <w:r>
         <w:rPr>
@@ -14348,7 +16599,61 @@
           <w:color w:val="282828"/>
           <w:sz w:val="18"/>
         </w:rPr>
-        <w:t xml:space="preserve">            cy = int(lm.y * h)     </w:t>
+        <w:t xml:space="preserve">            </w:t>
+      </w:r>
+      <w:proofErr w:type="spellStart"/>
+      <w:r>
+        <w:rPr>
+          <w:rFonts w:ascii="Consolas" w:eastAsia="Consolas" w:hAnsi="Consolas"/>
+          <w:color w:val="282828"/>
+          <w:sz w:val="18"/>
+        </w:rPr>
+        <w:t>cy</w:t>
+      </w:r>
+      <w:proofErr w:type="spellEnd"/>
+      <w:r>
+        <w:rPr>
+          <w:rFonts w:ascii="Consolas" w:eastAsia="Consolas" w:hAnsi="Consolas"/>
+          <w:color w:val="282828"/>
+          <w:sz w:val="18"/>
+        </w:rPr>
+        <w:t xml:space="preserve"> = </w:t>
+      </w:r>
+      <w:proofErr w:type="spellStart"/>
+      <w:r>
+        <w:rPr>
+          <w:rFonts w:ascii="Consolas" w:eastAsia="Consolas" w:hAnsi="Consolas"/>
+          <w:color w:val="282828"/>
+          <w:sz w:val="18"/>
+        </w:rPr>
+        <w:t>int</w:t>
+      </w:r>
+      <w:proofErr w:type="spellEnd"/>
+      <w:r>
+        <w:rPr>
+          <w:rFonts w:ascii="Consolas" w:eastAsia="Consolas" w:hAnsi="Consolas"/>
+          <w:color w:val="282828"/>
+          <w:sz w:val="18"/>
+        </w:rPr>
+        <w:t>(</w:t>
+      </w:r>
+      <w:proofErr w:type="spellStart"/>
+      <w:r>
+        <w:rPr>
+          <w:rFonts w:ascii="Consolas" w:eastAsia="Consolas" w:hAnsi="Consolas"/>
+          <w:color w:val="282828"/>
+          <w:sz w:val="18"/>
+        </w:rPr>
+        <w:t>lm.y</w:t>
+      </w:r>
+      <w:proofErr w:type="spellEnd"/>
+      <w:r>
+        <w:rPr>
+          <w:rFonts w:ascii="Consolas" w:eastAsia="Consolas" w:hAnsi="Consolas"/>
+          <w:color w:val="282828"/>
+          <w:sz w:val="18"/>
+        </w:rPr>
+        <w:t xml:space="preserve"> * h)     </w:t>
       </w:r>
       <w:r>
         <w:rPr>
@@ -14367,7 +16672,43 @@
           <w:color w:val="282828"/>
           <w:sz w:val="18"/>
         </w:rPr>
-        <w:t xml:space="preserve">            hand_points.append([cx, cy])</w:t>
+        <w:t xml:space="preserve">            </w:t>
+      </w:r>
+      <w:proofErr w:type="spellStart"/>
+      <w:r>
+        <w:rPr>
+          <w:rFonts w:ascii="Consolas" w:eastAsia="Consolas" w:hAnsi="Consolas"/>
+          <w:color w:val="282828"/>
+          <w:sz w:val="18"/>
+        </w:rPr>
+        <w:t>hand_points.append</w:t>
+      </w:r>
+      <w:proofErr w:type="spellEnd"/>
+      <w:r>
+        <w:rPr>
+          <w:rFonts w:ascii="Consolas" w:eastAsia="Consolas" w:hAnsi="Consolas"/>
+          <w:color w:val="282828"/>
+          <w:sz w:val="18"/>
+        </w:rPr>
+        <w:t xml:space="preserve">([cx, </w:t>
+      </w:r>
+      <w:proofErr w:type="spellStart"/>
+      <w:r>
+        <w:rPr>
+          <w:rFonts w:ascii="Consolas" w:eastAsia="Consolas" w:hAnsi="Consolas"/>
+          <w:color w:val="282828"/>
+          <w:sz w:val="18"/>
+        </w:rPr>
+        <w:t>cy</w:t>
+      </w:r>
+      <w:proofErr w:type="spellEnd"/>
+      <w:r>
+        <w:rPr>
+          <w:rFonts w:ascii="Consolas" w:eastAsia="Consolas" w:hAnsi="Consolas"/>
+          <w:color w:val="282828"/>
+          <w:sz w:val="18"/>
+        </w:rPr>
+        <w:t>])</w:t>
       </w:r>
     </w:p>
     <w:p/>
@@ -14405,7 +16746,15 @@
         <w:t xml:space="preserve"> dar</w:t>
       </w:r>
       <w:r>
-        <w:t xml:space="preserve"> und bilden die innere Struktur der Handfläche gut ab. fillPoly füllt diese</w:t>
+        <w:t xml:space="preserve"> und bilden die innere Struktur der Handfläche gut ab. </w:t>
+      </w:r>
+      <w:proofErr w:type="spellStart"/>
+      <w:r>
+        <w:t>fillPoly</w:t>
+      </w:r>
+      <w:proofErr w:type="spellEnd"/>
+      <w:r>
+        <w:t xml:space="preserve"> füllt diese</w:t>
       </w:r>
       <w:r>
         <w:t xml:space="preserve"> Fläche </w:t>
@@ -14438,13 +16787,23 @@
       <w:r>
         <w:br/>
       </w:r>
-      <w:r>
-        <w:rPr>
-          <w:rFonts w:ascii="Consolas" w:eastAsia="Consolas" w:hAnsi="Consolas"/>
-          <w:color w:val="282828"/>
-          <w:sz w:val="18"/>
-        </w:rPr>
-        <w:t>palm_indices = [</w:t>
+      <w:proofErr w:type="spellStart"/>
+      <w:r>
+        <w:rPr>
+          <w:rFonts w:ascii="Consolas" w:eastAsia="Consolas" w:hAnsi="Consolas"/>
+          <w:color w:val="282828"/>
+          <w:sz w:val="18"/>
+        </w:rPr>
+        <w:t>palm_indices</w:t>
+      </w:r>
+      <w:proofErr w:type="spellEnd"/>
+      <w:r>
+        <w:rPr>
+          <w:rFonts w:ascii="Consolas" w:eastAsia="Consolas" w:hAnsi="Consolas"/>
+          <w:color w:val="282828"/>
+          <w:sz w:val="18"/>
+        </w:rPr>
+        <w:t xml:space="preserve"> = [</w:t>
       </w:r>
       <w:r>
         <w:rPr>
@@ -14534,6 +16893,7 @@
         </w:rPr>
         <w:t>17</w:t>
       </w:r>
+      <w:proofErr w:type="gramStart"/>
       <w:r>
         <w:rPr>
           <w:rFonts w:ascii="Consolas" w:eastAsia="Consolas" w:hAnsi="Consolas"/>
@@ -14548,19 +16908,77 @@
           <w:color w:val="808080"/>
           <w:sz w:val="18"/>
         </w:rPr>
-        <w:t># Landmarken der inneren Handfläche</w:t>
+        <w:t>#</w:t>
+      </w:r>
+      <w:proofErr w:type="gramEnd"/>
+      <w:r>
+        <w:rPr>
+          <w:rFonts w:ascii="Consolas" w:eastAsia="Consolas" w:hAnsi="Consolas"/>
+          <w:color w:val="808080"/>
+          <w:sz w:val="18"/>
+        </w:rPr>
+        <w:t xml:space="preserve"> Landmarken der inneren Handfläche</w:t>
       </w:r>
       <w:r>
         <w:br/>
       </w:r>
-      <w:r>
-        <w:rPr>
-          <w:rFonts w:ascii="Consolas" w:eastAsia="Consolas" w:hAnsi="Consolas"/>
-          <w:color w:val="282828"/>
-          <w:sz w:val="18"/>
-        </w:rPr>
-        <w:t xml:space="preserve">palm_pts = np.array([hand_points[i] </w:t>
-      </w:r>
+      <w:proofErr w:type="spellStart"/>
+      <w:r>
+        <w:rPr>
+          <w:rFonts w:ascii="Consolas" w:eastAsia="Consolas" w:hAnsi="Consolas"/>
+          <w:color w:val="282828"/>
+          <w:sz w:val="18"/>
+        </w:rPr>
+        <w:t>palm_pts</w:t>
+      </w:r>
+      <w:proofErr w:type="spellEnd"/>
+      <w:r>
+        <w:rPr>
+          <w:rFonts w:ascii="Consolas" w:eastAsia="Consolas" w:hAnsi="Consolas"/>
+          <w:color w:val="282828"/>
+          <w:sz w:val="18"/>
+        </w:rPr>
+        <w:t xml:space="preserve"> = </w:t>
+      </w:r>
+      <w:proofErr w:type="spellStart"/>
+      <w:proofErr w:type="gramStart"/>
+      <w:r>
+        <w:rPr>
+          <w:rFonts w:ascii="Consolas" w:eastAsia="Consolas" w:hAnsi="Consolas"/>
+          <w:color w:val="282828"/>
+          <w:sz w:val="18"/>
+        </w:rPr>
+        <w:t>np.array</w:t>
+      </w:r>
+      <w:proofErr w:type="spellEnd"/>
+      <w:proofErr w:type="gramEnd"/>
+      <w:r>
+        <w:rPr>
+          <w:rFonts w:ascii="Consolas" w:eastAsia="Consolas" w:hAnsi="Consolas"/>
+          <w:color w:val="282828"/>
+          <w:sz w:val="18"/>
+        </w:rPr>
+        <w:t>([</w:t>
+      </w:r>
+      <w:proofErr w:type="spellStart"/>
+      <w:r>
+        <w:rPr>
+          <w:rFonts w:ascii="Consolas" w:eastAsia="Consolas" w:hAnsi="Consolas"/>
+          <w:color w:val="282828"/>
+          <w:sz w:val="18"/>
+        </w:rPr>
+        <w:t>hand_points</w:t>
+      </w:r>
+      <w:proofErr w:type="spellEnd"/>
+      <w:r>
+        <w:rPr>
+          <w:rFonts w:ascii="Consolas" w:eastAsia="Consolas" w:hAnsi="Consolas"/>
+          <w:color w:val="282828"/>
+          <w:sz w:val="18"/>
+        </w:rPr>
+        <w:t xml:space="preserve">[i] </w:t>
+      </w:r>
+      <w:proofErr w:type="spellStart"/>
       <w:r>
         <w:rPr>
           <w:rFonts w:ascii="Consolas" w:eastAsia="Consolas" w:hAnsi="Consolas"/>
@@ -14569,6 +16987,7 @@
         </w:rPr>
         <w:t>for</w:t>
       </w:r>
+      <w:proofErr w:type="spellEnd"/>
       <w:r>
         <w:rPr>
           <w:rFonts w:ascii="Consolas" w:eastAsia="Consolas" w:hAnsi="Consolas"/>
@@ -14591,7 +17010,43 @@
           <w:color w:val="282828"/>
           <w:sz w:val="18"/>
         </w:rPr>
-        <w:t xml:space="preserve"> palm_indices], dtype=np.int32)</w:t>
+        <w:t xml:space="preserve"> </w:t>
+      </w:r>
+      <w:proofErr w:type="spellStart"/>
+      <w:r>
+        <w:rPr>
+          <w:rFonts w:ascii="Consolas" w:eastAsia="Consolas" w:hAnsi="Consolas"/>
+          <w:color w:val="282828"/>
+          <w:sz w:val="18"/>
+        </w:rPr>
+        <w:t>palm_indices</w:t>
+      </w:r>
+      <w:proofErr w:type="spellEnd"/>
+      <w:r>
+        <w:rPr>
+          <w:rFonts w:ascii="Consolas" w:eastAsia="Consolas" w:hAnsi="Consolas"/>
+          <w:color w:val="282828"/>
+          <w:sz w:val="18"/>
+        </w:rPr>
+        <w:t xml:space="preserve">], </w:t>
+      </w:r>
+      <w:proofErr w:type="spellStart"/>
+      <w:r>
+        <w:rPr>
+          <w:rFonts w:ascii="Consolas" w:eastAsia="Consolas" w:hAnsi="Consolas"/>
+          <w:color w:val="282828"/>
+          <w:sz w:val="18"/>
+        </w:rPr>
+        <w:t>dtype</w:t>
+      </w:r>
+      <w:proofErr w:type="spellEnd"/>
+      <w:r>
+        <w:rPr>
+          <w:rFonts w:ascii="Consolas" w:eastAsia="Consolas" w:hAnsi="Consolas"/>
+          <w:color w:val="282828"/>
+          <w:sz w:val="18"/>
+        </w:rPr>
+        <w:t>=np.int32)</w:t>
       </w:r>
       <w:r>
         <w:br/>
@@ -14602,7 +17057,43 @@
           <w:color w:val="282828"/>
           <w:sz w:val="18"/>
         </w:rPr>
-        <w:t xml:space="preserve">cv2.fillPoly(hand_mask, [palm_pts], </w:t>
+        <w:t>cv2.fillPoly(</w:t>
+      </w:r>
+      <w:proofErr w:type="spellStart"/>
+      <w:r>
+        <w:rPr>
+          <w:rFonts w:ascii="Consolas" w:eastAsia="Consolas" w:hAnsi="Consolas"/>
+          <w:color w:val="282828"/>
+          <w:sz w:val="18"/>
+        </w:rPr>
+        <w:t>hand_mask</w:t>
+      </w:r>
+      <w:proofErr w:type="spellEnd"/>
+      <w:r>
+        <w:rPr>
+          <w:rFonts w:ascii="Consolas" w:eastAsia="Consolas" w:hAnsi="Consolas"/>
+          <w:color w:val="282828"/>
+          <w:sz w:val="18"/>
+        </w:rPr>
+        <w:t>, [</w:t>
+      </w:r>
+      <w:proofErr w:type="spellStart"/>
+      <w:r>
+        <w:rPr>
+          <w:rFonts w:ascii="Consolas" w:eastAsia="Consolas" w:hAnsi="Consolas"/>
+          <w:color w:val="282828"/>
+          <w:sz w:val="18"/>
+        </w:rPr>
+        <w:t>palm_pts</w:t>
+      </w:r>
+      <w:proofErr w:type="spellEnd"/>
+      <w:r>
+        <w:rPr>
+          <w:rFonts w:ascii="Consolas" w:eastAsia="Consolas" w:hAnsi="Consolas"/>
+          <w:color w:val="282828"/>
+          <w:sz w:val="18"/>
+        </w:rPr>
+        <w:t xml:space="preserve">], </w:t>
       </w:r>
       <w:r>
         <w:rPr>
@@ -14612,6 +17103,7 @@
         </w:rPr>
         <w:t>255</w:t>
       </w:r>
+      <w:proofErr w:type="gramStart"/>
       <w:r>
         <w:rPr>
           <w:rFonts w:ascii="Consolas" w:eastAsia="Consolas" w:hAnsi="Consolas"/>
@@ -14626,7 +17118,16 @@
           <w:color w:val="808080"/>
           <w:sz w:val="18"/>
         </w:rPr>
-        <w:t># Handfläche vollständig weiß füllen</w:t>
+        <w:t>#</w:t>
+      </w:r>
+      <w:proofErr w:type="gramEnd"/>
+      <w:r>
+        <w:rPr>
+          <w:rFonts w:ascii="Consolas" w:eastAsia="Consolas" w:hAnsi="Consolas"/>
+          <w:color w:val="808080"/>
+          <w:sz w:val="18"/>
+        </w:rPr>
+        <w:t xml:space="preserve"> Handfläche vollständig weiß füllen</w:t>
       </w:r>
     </w:p>
     <w:p>
@@ -14656,7 +17157,15 @@
         <w:t xml:space="preserve">bestimmten </w:t>
       </w:r>
       <w:r>
-        <w:t xml:space="preserve">Landmarken gezeichnet. Der Parameter finger_thickness = 18 </w:t>
+        <w:t xml:space="preserve">Landmarken gezeichnet. Der Parameter </w:t>
+      </w:r>
+      <w:proofErr w:type="spellStart"/>
+      <w:r>
+        <w:t>finger_thickness</w:t>
+      </w:r>
+      <w:proofErr w:type="spellEnd"/>
+      <w:r>
+        <w:t xml:space="preserve"> = 18 </w:t>
       </w:r>
       <w:r>
         <w:t>ist</w:t>
@@ -14704,7 +17213,15 @@
         <w:t>zt</w:t>
       </w:r>
       <w:r>
-        <w:t xml:space="preserve"> mit finger_thickness // 2 </w:t>
+        <w:t xml:space="preserve"> mit </w:t>
+      </w:r>
+      <w:proofErr w:type="spellStart"/>
+      <w:r>
+        <w:t>finger_thickness</w:t>
+      </w:r>
+      <w:proofErr w:type="spellEnd"/>
+      <w:r>
+        <w:t xml:space="preserve"> // 2 </w:t>
       </w:r>
       <w:r>
         <w:t>einen passenden Radius</w:t>
@@ -14728,7 +17245,15 @@
         <w:t>zusammenhaltende</w:t>
       </w:r>
       <w:r>
-        <w:t xml:space="preserve"> Handform entsteht.</w:t>
+        <w:t xml:space="preserve"> </w:t>
+      </w:r>
+      <w:proofErr w:type="spellStart"/>
+      <w:r>
+        <w:t>Handform</w:t>
+      </w:r>
+      <w:proofErr w:type="spellEnd"/>
+      <w:r>
+        <w:t xml:space="preserve"> entsteht.</w:t>
       </w:r>
     </w:p>
     <w:p>
@@ -14744,6 +17269,7 @@
           <w:lang w:val="en-GB"/>
         </w:rPr>
       </w:pPr>
+      <w:proofErr w:type="spellStart"/>
       <w:r>
         <w:rPr>
           <w:rFonts w:ascii="Consolas" w:eastAsia="Consolas" w:hAnsi="Consolas"/>
@@ -14751,7 +17277,17 @@
           <w:sz w:val="18"/>
           <w:lang w:val="en-GB"/>
         </w:rPr>
-        <w:t xml:space="preserve">finger_thickness = </w:t>
+        <w:t>finger_thickness</w:t>
+      </w:r>
+      <w:proofErr w:type="spellEnd"/>
+      <w:r>
+        <w:rPr>
+          <w:rFonts w:ascii="Consolas" w:eastAsia="Consolas" w:hAnsi="Consolas"/>
+          <w:color w:val="282828"/>
+          <w:sz w:val="18"/>
+          <w:lang w:val="en-GB"/>
+        </w:rPr>
+        <w:t xml:space="preserve"> = </w:t>
       </w:r>
       <w:r>
         <w:rPr>
@@ -14778,12 +17314,103 @@
           <w:sz w:val="18"/>
           <w:lang w:val="en-GB"/>
         </w:rPr>
-        <w:t># Dicke Linien, damit Finger nach dem Downscaling sichtbar bleiben</w:t>
-      </w:r>
-      <w:r>
-        <w:rPr>
+        <w:t xml:space="preserve"># Dicke Linien, </w:t>
+      </w:r>
+      <w:proofErr w:type="spellStart"/>
+      <w:r>
+        <w:rPr>
+          <w:rFonts w:ascii="Consolas" w:eastAsia="Consolas" w:hAnsi="Consolas"/>
+          <w:color w:val="808080"/>
+          <w:sz w:val="18"/>
           <w:lang w:val="en-GB"/>
         </w:rPr>
+        <w:t>damit</w:t>
+      </w:r>
+      <w:proofErr w:type="spellEnd"/>
+      <w:r>
+        <w:rPr>
+          <w:rFonts w:ascii="Consolas" w:eastAsia="Consolas" w:hAnsi="Consolas"/>
+          <w:color w:val="808080"/>
+          <w:sz w:val="18"/>
+          <w:lang w:val="en-GB"/>
+        </w:rPr>
+        <w:t xml:space="preserve"> Finger </w:t>
+      </w:r>
+      <w:proofErr w:type="spellStart"/>
+      <w:r>
+        <w:rPr>
+          <w:rFonts w:ascii="Consolas" w:eastAsia="Consolas" w:hAnsi="Consolas"/>
+          <w:color w:val="808080"/>
+          <w:sz w:val="18"/>
+          <w:lang w:val="en-GB"/>
+        </w:rPr>
+        <w:t>nach</w:t>
+      </w:r>
+      <w:proofErr w:type="spellEnd"/>
+      <w:r>
+        <w:rPr>
+          <w:rFonts w:ascii="Consolas" w:eastAsia="Consolas" w:hAnsi="Consolas"/>
+          <w:color w:val="808080"/>
+          <w:sz w:val="18"/>
+          <w:lang w:val="en-GB"/>
+        </w:rPr>
+        <w:t xml:space="preserve"> </w:t>
+      </w:r>
+      <w:proofErr w:type="spellStart"/>
+      <w:r>
+        <w:rPr>
+          <w:rFonts w:ascii="Consolas" w:eastAsia="Consolas" w:hAnsi="Consolas"/>
+          <w:color w:val="808080"/>
+          <w:sz w:val="18"/>
+          <w:lang w:val="en-GB"/>
+        </w:rPr>
+        <w:t>dem</w:t>
+      </w:r>
+      <w:proofErr w:type="spellEnd"/>
+      <w:r>
+        <w:rPr>
+          <w:rFonts w:ascii="Consolas" w:eastAsia="Consolas" w:hAnsi="Consolas"/>
+          <w:color w:val="808080"/>
+          <w:sz w:val="18"/>
+          <w:lang w:val="en-GB"/>
+        </w:rPr>
+        <w:t xml:space="preserve"> Downscaling </w:t>
+      </w:r>
+      <w:proofErr w:type="spellStart"/>
+      <w:r>
+        <w:rPr>
+          <w:rFonts w:ascii="Consolas" w:eastAsia="Consolas" w:hAnsi="Consolas"/>
+          <w:color w:val="808080"/>
+          <w:sz w:val="18"/>
+          <w:lang w:val="en-GB"/>
+        </w:rPr>
+        <w:t>sichtbar</w:t>
+      </w:r>
+      <w:proofErr w:type="spellEnd"/>
+      <w:r>
+        <w:rPr>
+          <w:rFonts w:ascii="Consolas" w:eastAsia="Consolas" w:hAnsi="Consolas"/>
+          <w:color w:val="808080"/>
+          <w:sz w:val="18"/>
+          <w:lang w:val="en-GB"/>
+        </w:rPr>
+        <w:t xml:space="preserve"> </w:t>
+      </w:r>
+      <w:proofErr w:type="spellStart"/>
+      <w:r>
+        <w:rPr>
+          <w:rFonts w:ascii="Consolas" w:eastAsia="Consolas" w:hAnsi="Consolas"/>
+          <w:color w:val="808080"/>
+          <w:sz w:val="18"/>
+          <w:lang w:val="en-GB"/>
+        </w:rPr>
+        <w:t>bleiben</w:t>
+      </w:r>
+      <w:proofErr w:type="spellEnd"/>
+      <w:r>
+        <w:rPr>
+          <w:lang w:val="en-GB"/>
+        </w:rPr>
         <w:br/>
       </w:r>
       <w:r>
@@ -14835,7 +17462,27 @@
           <w:sz w:val="18"/>
           <w:lang w:val="en-GB"/>
         </w:rPr>
-        <w:t xml:space="preserve">    pt1 = tuple(hand_points[connection[</w:t>
+        <w:t xml:space="preserve">    pt1 = tuple(</w:t>
+      </w:r>
+      <w:proofErr w:type="spellStart"/>
+      <w:r>
+        <w:rPr>
+          <w:rFonts w:ascii="Consolas" w:eastAsia="Consolas" w:hAnsi="Consolas"/>
+          <w:color w:val="282828"/>
+          <w:sz w:val="18"/>
+          <w:lang w:val="en-GB"/>
+        </w:rPr>
+        <w:t>hand_points</w:t>
+      </w:r>
+      <w:proofErr w:type="spellEnd"/>
+      <w:r>
+        <w:rPr>
+          <w:rFonts w:ascii="Consolas" w:eastAsia="Consolas" w:hAnsi="Consolas"/>
+          <w:color w:val="282828"/>
+          <w:sz w:val="18"/>
+          <w:lang w:val="en-GB"/>
+        </w:rPr>
+        <w:t>[connection[</w:t>
       </w:r>
       <w:r>
         <w:rPr>
@@ -14868,7 +17515,27 @@
           <w:sz w:val="18"/>
           <w:lang w:val="en-GB"/>
         </w:rPr>
-        <w:t xml:space="preserve">    pt2 = tuple(hand_points[connection[</w:t>
+        <w:t xml:space="preserve">    pt2 = tuple(</w:t>
+      </w:r>
+      <w:proofErr w:type="spellStart"/>
+      <w:r>
+        <w:rPr>
+          <w:rFonts w:ascii="Consolas" w:eastAsia="Consolas" w:hAnsi="Consolas"/>
+          <w:color w:val="282828"/>
+          <w:sz w:val="18"/>
+          <w:lang w:val="en-GB"/>
+        </w:rPr>
+        <w:t>hand_points</w:t>
+      </w:r>
+      <w:proofErr w:type="spellEnd"/>
+      <w:r>
+        <w:rPr>
+          <w:rFonts w:ascii="Consolas" w:eastAsia="Consolas" w:hAnsi="Consolas"/>
+          <w:color w:val="282828"/>
+          <w:sz w:val="18"/>
+          <w:lang w:val="en-GB"/>
+        </w:rPr>
+        <w:t>[connection[</w:t>
       </w:r>
       <w:r>
         <w:rPr>
@@ -14901,7 +17568,27 @@
           <w:sz w:val="18"/>
           <w:lang w:val="en-GB"/>
         </w:rPr>
-        <w:t xml:space="preserve">    cv2.line(hand_mask, pt1, pt2, </w:t>
+        <w:t xml:space="preserve">    cv2.line(</w:t>
+      </w:r>
+      <w:proofErr w:type="spellStart"/>
+      <w:r>
+        <w:rPr>
+          <w:rFonts w:ascii="Consolas" w:eastAsia="Consolas" w:hAnsi="Consolas"/>
+          <w:color w:val="282828"/>
+          <w:sz w:val="18"/>
+          <w:lang w:val="en-GB"/>
+        </w:rPr>
+        <w:t>hand_mask</w:t>
+      </w:r>
+      <w:proofErr w:type="spellEnd"/>
+      <w:r>
+        <w:rPr>
+          <w:rFonts w:ascii="Consolas" w:eastAsia="Consolas" w:hAnsi="Consolas"/>
+          <w:color w:val="282828"/>
+          <w:sz w:val="18"/>
+          <w:lang w:val="en-GB"/>
+        </w:rPr>
+        <w:t xml:space="preserve">, pt1, pt2, </w:t>
       </w:r>
       <w:r>
         <w:rPr>
@@ -14919,12 +17606,32 @@
           <w:sz w:val="18"/>
           <w:lang w:val="en-GB"/>
         </w:rPr>
-        <w:t>, thickness=finger_thickness)</w:t>
-      </w:r>
-      <w:r>
-        <w:rPr>
+        <w:t>, thickness=</w:t>
+      </w:r>
+      <w:proofErr w:type="spellStart"/>
+      <w:r>
+        <w:rPr>
+          <w:rFonts w:ascii="Consolas" w:eastAsia="Consolas" w:hAnsi="Consolas"/>
+          <w:color w:val="282828"/>
+          <w:sz w:val="18"/>
           <w:lang w:val="en-GB"/>
         </w:rPr>
+        <w:t>finger_thickness</w:t>
+      </w:r>
+      <w:proofErr w:type="spellEnd"/>
+      <w:r>
+        <w:rPr>
+          <w:rFonts w:ascii="Consolas" w:eastAsia="Consolas" w:hAnsi="Consolas"/>
+          <w:color w:val="282828"/>
+          <w:sz w:val="18"/>
+          <w:lang w:val="en-GB"/>
+        </w:rPr>
+        <w:t>)</w:t>
+      </w:r>
+      <w:r>
+        <w:rPr>
+          <w:lang w:val="en-GB"/>
+        </w:rPr>
         <w:br/>
       </w:r>
       <w:r>
@@ -14967,12 +17674,32 @@
           <w:sz w:val="18"/>
           <w:lang w:val="en-GB"/>
         </w:rPr>
-        <w:t xml:space="preserve"> hand_points:</w:t>
-      </w:r>
-      <w:r>
-        <w:rPr>
+        <w:t xml:space="preserve"> </w:t>
+      </w:r>
+      <w:proofErr w:type="spellStart"/>
+      <w:r>
+        <w:rPr>
+          <w:rFonts w:ascii="Consolas" w:eastAsia="Consolas" w:hAnsi="Consolas"/>
+          <w:color w:val="282828"/>
+          <w:sz w:val="18"/>
           <w:lang w:val="en-GB"/>
         </w:rPr>
+        <w:t>hand_points</w:t>
+      </w:r>
+      <w:proofErr w:type="spellEnd"/>
+      <w:r>
+        <w:rPr>
+          <w:rFonts w:ascii="Consolas" w:eastAsia="Consolas" w:hAnsi="Consolas"/>
+          <w:color w:val="282828"/>
+          <w:sz w:val="18"/>
+          <w:lang w:val="en-GB"/>
+        </w:rPr>
+        <w:t>:</w:t>
+      </w:r>
+      <w:r>
+        <w:rPr>
+          <w:lang w:val="en-GB"/>
+        </w:rPr>
         <w:br/>
       </w:r>
       <w:r>
@@ -14982,7 +17709,47 @@
           <w:sz w:val="18"/>
           <w:lang w:val="en-GB"/>
         </w:rPr>
-        <w:t xml:space="preserve">    cv2.circle(hand_mask, tuple(point), finger_thickness // </w:t>
+        <w:t xml:space="preserve">    cv2.circle(</w:t>
+      </w:r>
+      <w:proofErr w:type="spellStart"/>
+      <w:r>
+        <w:rPr>
+          <w:rFonts w:ascii="Consolas" w:eastAsia="Consolas" w:hAnsi="Consolas"/>
+          <w:color w:val="282828"/>
+          <w:sz w:val="18"/>
+          <w:lang w:val="en-GB"/>
+        </w:rPr>
+        <w:t>hand_mask</w:t>
+      </w:r>
+      <w:proofErr w:type="spellEnd"/>
+      <w:r>
+        <w:rPr>
+          <w:rFonts w:ascii="Consolas" w:eastAsia="Consolas" w:hAnsi="Consolas"/>
+          <w:color w:val="282828"/>
+          <w:sz w:val="18"/>
+          <w:lang w:val="en-GB"/>
+        </w:rPr>
+        <w:t xml:space="preserve">, tuple(point), </w:t>
+      </w:r>
+      <w:proofErr w:type="spellStart"/>
+      <w:r>
+        <w:rPr>
+          <w:rFonts w:ascii="Consolas" w:eastAsia="Consolas" w:hAnsi="Consolas"/>
+          <w:color w:val="282828"/>
+          <w:sz w:val="18"/>
+          <w:lang w:val="en-GB"/>
+        </w:rPr>
+        <w:t>finger_thickness</w:t>
+      </w:r>
+      <w:proofErr w:type="spellEnd"/>
+      <w:r>
+        <w:rPr>
+          <w:rFonts w:ascii="Consolas" w:eastAsia="Consolas" w:hAnsi="Consolas"/>
+          <w:color w:val="282828"/>
+          <w:sz w:val="18"/>
+          <w:lang w:val="en-GB"/>
+        </w:rPr>
+        <w:t xml:space="preserve"> // </w:t>
       </w:r>
       <w:r>
         <w:rPr>
@@ -15045,7 +17812,47 @@
           <w:sz w:val="18"/>
           <w:lang w:val="en-GB"/>
         </w:rPr>
-        <w:t># Kreise glätten die Gelenke</w:t>
+        <w:t xml:space="preserve"># </w:t>
+      </w:r>
+      <w:proofErr w:type="spellStart"/>
+      <w:r>
+        <w:rPr>
+          <w:rFonts w:ascii="Consolas" w:eastAsia="Consolas" w:hAnsi="Consolas"/>
+          <w:color w:val="808080"/>
+          <w:sz w:val="18"/>
+          <w:lang w:val="en-GB"/>
+        </w:rPr>
+        <w:t>Kreise</w:t>
+      </w:r>
+      <w:proofErr w:type="spellEnd"/>
+      <w:r>
+        <w:rPr>
+          <w:rFonts w:ascii="Consolas" w:eastAsia="Consolas" w:hAnsi="Consolas"/>
+          <w:color w:val="808080"/>
+          <w:sz w:val="18"/>
+          <w:lang w:val="en-GB"/>
+        </w:rPr>
+        <w:t xml:space="preserve"> </w:t>
+      </w:r>
+      <w:proofErr w:type="spellStart"/>
+      <w:r>
+        <w:rPr>
+          <w:rFonts w:ascii="Consolas" w:eastAsia="Consolas" w:hAnsi="Consolas"/>
+          <w:color w:val="808080"/>
+          <w:sz w:val="18"/>
+          <w:lang w:val="en-GB"/>
+        </w:rPr>
+        <w:t>glätten</w:t>
+      </w:r>
+      <w:proofErr w:type="spellEnd"/>
+      <w:r>
+        <w:rPr>
+          <w:rFonts w:ascii="Consolas" w:eastAsia="Consolas" w:hAnsi="Consolas"/>
+          <w:color w:val="808080"/>
+          <w:sz w:val="18"/>
+          <w:lang w:val="en-GB"/>
+        </w:rPr>
+        <w:t xml:space="preserve"> die Gelenke</w:t>
       </w:r>
     </w:p>
     <w:p>
@@ -15063,11 +17870,33 @@
         </w:rPr>
       </w:pPr>
       <w:bookmarkStart w:id="68" w:name="_Toc226287443"/>
+      <w:proofErr w:type="spellStart"/>
       <w:r>
         <w:rPr>
           <w:lang w:val="en-GB"/>
         </w:rPr>
-        <w:t>Morphologische Bearbeitung der Maske</w:t>
+        <w:t>Morphologische</w:t>
+      </w:r>
+      <w:proofErr w:type="spellEnd"/>
+      <w:r>
+        <w:rPr>
+          <w:lang w:val="en-GB"/>
+        </w:rPr>
+        <w:t xml:space="preserve"> </w:t>
+      </w:r>
+      <w:proofErr w:type="spellStart"/>
+      <w:r>
+        <w:rPr>
+          <w:lang w:val="en-GB"/>
+        </w:rPr>
+        <w:t>Bearbeitung</w:t>
+      </w:r>
+      <w:proofErr w:type="spellEnd"/>
+      <w:r>
+        <w:rPr>
+          <w:lang w:val="en-GB"/>
+        </w:rPr>
+        <w:t xml:space="preserve"> der Maske</w:t>
       </w:r>
       <w:bookmarkEnd w:id="68"/>
     </w:p>
@@ -15091,7 +17920,15 @@
         <w:t>entfernt</w:t>
       </w:r>
       <w:r>
-        <w:t xml:space="preserve"> kleine Lücken und verbindet benachbarte weiße Bereiche. iterations = 1 </w:t>
+        <w:t xml:space="preserve"> kleine Lücken und verbindet benachbarte weiße Bereiche. </w:t>
+      </w:r>
+      <w:proofErr w:type="spellStart"/>
+      <w:r>
+        <w:t>iterations</w:t>
+      </w:r>
+      <w:proofErr w:type="spellEnd"/>
+      <w:r>
+        <w:t xml:space="preserve"> = 1 </w:t>
       </w:r>
       <w:r>
         <w:t>reicht aus</w:t>
@@ -15109,7 +17946,15 @@
         <w:t>el</w:t>
       </w:r>
       <w:r>
-        <w:t xml:space="preserve"> 9 x 9 glättet harte Kanten. Anschließend stellt threshold mit dem Wert 120 wieder eine Binärmaske her. Die abschließende Erosion mit einem 3 x 3 Kernel verkleinert die zuvor ausgedehnte Hand leicht</w:t>
+        <w:t xml:space="preserve"> 9 x 9 glättet harte Kanten. Anschließend stellt </w:t>
+      </w:r>
+      <w:proofErr w:type="spellStart"/>
+      <w:r>
+        <w:t>threshold</w:t>
+      </w:r>
+      <w:proofErr w:type="spellEnd"/>
+      <w:r>
+        <w:t xml:space="preserve"> mit dem Wert 120 wieder eine Binärmaske her. Die abschließende Erosion mit einem 3 x 3 Kernel verkleinert die zuvor ausgedehnte Hand leicht</w:t>
       </w:r>
       <w:r>
         <w:t>.</w:t>
@@ -15125,13 +17970,41 @@
         </w:pBdr>
         <w:shd w:val="clear" w:color="auto" w:fill="F2F2F2" w:themeFill="background1" w:themeFillShade="F2"/>
       </w:pPr>
-      <w:r>
-        <w:rPr>
-          <w:rFonts w:ascii="Consolas" w:eastAsia="Consolas" w:hAnsi="Consolas"/>
-          <w:color w:val="282828"/>
-          <w:sz w:val="18"/>
-        </w:rPr>
-        <w:t>kernel_medium = np.ones((</w:t>
+      <w:proofErr w:type="spellStart"/>
+      <w:r>
+        <w:rPr>
+          <w:rFonts w:ascii="Consolas" w:eastAsia="Consolas" w:hAnsi="Consolas"/>
+          <w:color w:val="282828"/>
+          <w:sz w:val="18"/>
+        </w:rPr>
+        <w:t>kernel_medium</w:t>
+      </w:r>
+      <w:proofErr w:type="spellEnd"/>
+      <w:r>
+        <w:rPr>
+          <w:rFonts w:ascii="Consolas" w:eastAsia="Consolas" w:hAnsi="Consolas"/>
+          <w:color w:val="282828"/>
+          <w:sz w:val="18"/>
+        </w:rPr>
+        <w:t xml:space="preserve"> = </w:t>
+      </w:r>
+      <w:proofErr w:type="spellStart"/>
+      <w:r>
+        <w:rPr>
+          <w:rFonts w:ascii="Consolas" w:eastAsia="Consolas" w:hAnsi="Consolas"/>
+          <w:color w:val="282828"/>
+          <w:sz w:val="18"/>
+        </w:rPr>
+        <w:t>np.ones</w:t>
+      </w:r>
+      <w:proofErr w:type="spellEnd"/>
+      <w:r>
+        <w:rPr>
+          <w:rFonts w:ascii="Consolas" w:eastAsia="Consolas" w:hAnsi="Consolas"/>
+          <w:color w:val="282828"/>
+          <w:sz w:val="18"/>
+        </w:rPr>
+        <w:t>((</w:t>
       </w:r>
       <w:r>
         <w:rPr>
@@ -15176,13 +18049,77 @@
       <w:r>
         <w:br/>
       </w:r>
-      <w:r>
-        <w:rPr>
-          <w:rFonts w:ascii="Consolas" w:eastAsia="Consolas" w:hAnsi="Consolas"/>
-          <w:color w:val="282828"/>
-          <w:sz w:val="18"/>
-        </w:rPr>
-        <w:t>hand_mask = cv2.dilate(hand_mask, kernel_medium, iterations=</w:t>
+      <w:proofErr w:type="spellStart"/>
+      <w:r>
+        <w:rPr>
+          <w:rFonts w:ascii="Consolas" w:eastAsia="Consolas" w:hAnsi="Consolas"/>
+          <w:color w:val="282828"/>
+          <w:sz w:val="18"/>
+        </w:rPr>
+        <w:t>hand_mask</w:t>
+      </w:r>
+      <w:proofErr w:type="spellEnd"/>
+      <w:r>
+        <w:rPr>
+          <w:rFonts w:ascii="Consolas" w:eastAsia="Consolas" w:hAnsi="Consolas"/>
+          <w:color w:val="282828"/>
+          <w:sz w:val="18"/>
+        </w:rPr>
+        <w:t xml:space="preserve"> = cv2.dilate(</w:t>
+      </w:r>
+      <w:proofErr w:type="spellStart"/>
+      <w:r>
+        <w:rPr>
+          <w:rFonts w:ascii="Consolas" w:eastAsia="Consolas" w:hAnsi="Consolas"/>
+          <w:color w:val="282828"/>
+          <w:sz w:val="18"/>
+        </w:rPr>
+        <w:t>hand_mask</w:t>
+      </w:r>
+      <w:proofErr w:type="spellEnd"/>
+      <w:r>
+        <w:rPr>
+          <w:rFonts w:ascii="Consolas" w:eastAsia="Consolas" w:hAnsi="Consolas"/>
+          <w:color w:val="282828"/>
+          <w:sz w:val="18"/>
+        </w:rPr>
+        <w:t xml:space="preserve">, </w:t>
+      </w:r>
+      <w:proofErr w:type="spellStart"/>
+      <w:r>
+        <w:rPr>
+          <w:rFonts w:ascii="Consolas" w:eastAsia="Consolas" w:hAnsi="Consolas"/>
+          <w:color w:val="282828"/>
+          <w:sz w:val="18"/>
+        </w:rPr>
+        <w:t>kernel_medium</w:t>
+      </w:r>
+      <w:proofErr w:type="spellEnd"/>
+      <w:r>
+        <w:rPr>
+          <w:rFonts w:ascii="Consolas" w:eastAsia="Consolas" w:hAnsi="Consolas"/>
+          <w:color w:val="282828"/>
+          <w:sz w:val="18"/>
+        </w:rPr>
+        <w:t xml:space="preserve">, </w:t>
+      </w:r>
+      <w:proofErr w:type="spellStart"/>
+      <w:r>
+        <w:rPr>
+          <w:rFonts w:ascii="Consolas" w:eastAsia="Consolas" w:hAnsi="Consolas"/>
+          <w:color w:val="282828"/>
+          <w:sz w:val="18"/>
+        </w:rPr>
+        <w:t>iterations</w:t>
+      </w:r>
+      <w:proofErr w:type="spellEnd"/>
+      <w:r>
+        <w:rPr>
+          <w:rFonts w:ascii="Consolas" w:eastAsia="Consolas" w:hAnsi="Consolas"/>
+          <w:color w:val="282828"/>
+          <w:sz w:val="18"/>
+        </w:rPr>
+        <w:t>=</w:t>
       </w:r>
       <w:r>
         <w:rPr>
@@ -15214,13 +18151,41 @@
       <w:r>
         <w:br/>
       </w:r>
-      <w:r>
-        <w:rPr>
-          <w:rFonts w:ascii="Consolas" w:eastAsia="Consolas" w:hAnsi="Consolas"/>
-          <w:color w:val="282828"/>
-          <w:sz w:val="18"/>
-        </w:rPr>
-        <w:t>hand_mask = cv2.GaussianBlur(hand_mask, (</w:t>
+      <w:proofErr w:type="spellStart"/>
+      <w:r>
+        <w:rPr>
+          <w:rFonts w:ascii="Consolas" w:eastAsia="Consolas" w:hAnsi="Consolas"/>
+          <w:color w:val="282828"/>
+          <w:sz w:val="18"/>
+        </w:rPr>
+        <w:t>hand_mask</w:t>
+      </w:r>
+      <w:proofErr w:type="spellEnd"/>
+      <w:r>
+        <w:rPr>
+          <w:rFonts w:ascii="Consolas" w:eastAsia="Consolas" w:hAnsi="Consolas"/>
+          <w:color w:val="282828"/>
+          <w:sz w:val="18"/>
+        </w:rPr>
+        <w:t xml:space="preserve"> = cv2.GaussianBlur(</w:t>
+      </w:r>
+      <w:proofErr w:type="spellStart"/>
+      <w:r>
+        <w:rPr>
+          <w:rFonts w:ascii="Consolas" w:eastAsia="Consolas" w:hAnsi="Consolas"/>
+          <w:color w:val="282828"/>
+          <w:sz w:val="18"/>
+        </w:rPr>
+        <w:t>hand_mask</w:t>
+      </w:r>
+      <w:proofErr w:type="spellEnd"/>
+      <w:r>
+        <w:rPr>
+          <w:rFonts w:ascii="Consolas" w:eastAsia="Consolas" w:hAnsi="Consolas"/>
+          <w:color w:val="282828"/>
+          <w:sz w:val="18"/>
+        </w:rPr>
+        <w:t>, (</w:t>
       </w:r>
       <w:r>
         <w:rPr>
@@ -15287,7 +18252,43 @@
           <w:color w:val="282828"/>
           <w:sz w:val="18"/>
         </w:rPr>
-        <w:t xml:space="preserve">_, hand_mask = cv2.threshold(hand_mask, </w:t>
+        <w:t xml:space="preserve">_, </w:t>
+      </w:r>
+      <w:proofErr w:type="spellStart"/>
+      <w:r>
+        <w:rPr>
+          <w:rFonts w:ascii="Consolas" w:eastAsia="Consolas" w:hAnsi="Consolas"/>
+          <w:color w:val="282828"/>
+          <w:sz w:val="18"/>
+        </w:rPr>
+        <w:t>hand_mask</w:t>
+      </w:r>
+      <w:proofErr w:type="spellEnd"/>
+      <w:r>
+        <w:rPr>
+          <w:rFonts w:ascii="Consolas" w:eastAsia="Consolas" w:hAnsi="Consolas"/>
+          <w:color w:val="282828"/>
+          <w:sz w:val="18"/>
+        </w:rPr>
+        <w:t xml:space="preserve"> = cv2.threshold(</w:t>
+      </w:r>
+      <w:proofErr w:type="spellStart"/>
+      <w:r>
+        <w:rPr>
+          <w:rFonts w:ascii="Consolas" w:eastAsia="Consolas" w:hAnsi="Consolas"/>
+          <w:color w:val="282828"/>
+          <w:sz w:val="18"/>
+        </w:rPr>
+        <w:t>hand_mask</w:t>
+      </w:r>
+      <w:proofErr w:type="spellEnd"/>
+      <w:r>
+        <w:rPr>
+          <w:rFonts w:ascii="Consolas" w:eastAsia="Consolas" w:hAnsi="Consolas"/>
+          <w:color w:val="282828"/>
+          <w:sz w:val="18"/>
+        </w:rPr>
+        <w:t xml:space="preserve">, </w:t>
       </w:r>
       <w:r>
         <w:rPr>
@@ -15335,13 +18336,41 @@
       <w:r>
         <w:br/>
       </w:r>
-      <w:r>
-        <w:rPr>
-          <w:rFonts w:ascii="Consolas" w:eastAsia="Consolas" w:hAnsi="Consolas"/>
-          <w:color w:val="282828"/>
-          <w:sz w:val="18"/>
-        </w:rPr>
-        <w:t>kernel_small = np.ones((</w:t>
+      <w:proofErr w:type="spellStart"/>
+      <w:r>
+        <w:rPr>
+          <w:rFonts w:ascii="Consolas" w:eastAsia="Consolas" w:hAnsi="Consolas"/>
+          <w:color w:val="282828"/>
+          <w:sz w:val="18"/>
+        </w:rPr>
+        <w:t>kernel_small</w:t>
+      </w:r>
+      <w:proofErr w:type="spellEnd"/>
+      <w:r>
+        <w:rPr>
+          <w:rFonts w:ascii="Consolas" w:eastAsia="Consolas" w:hAnsi="Consolas"/>
+          <w:color w:val="282828"/>
+          <w:sz w:val="18"/>
+        </w:rPr>
+        <w:t xml:space="preserve"> = </w:t>
+      </w:r>
+      <w:proofErr w:type="spellStart"/>
+      <w:r>
+        <w:rPr>
+          <w:rFonts w:ascii="Consolas" w:eastAsia="Consolas" w:hAnsi="Consolas"/>
+          <w:color w:val="282828"/>
+          <w:sz w:val="18"/>
+        </w:rPr>
+        <w:t>np.ones</w:t>
+      </w:r>
+      <w:proofErr w:type="spellEnd"/>
+      <w:r>
+        <w:rPr>
+          <w:rFonts w:ascii="Consolas" w:eastAsia="Consolas" w:hAnsi="Consolas"/>
+          <w:color w:val="282828"/>
+          <w:sz w:val="18"/>
+        </w:rPr>
+        <w:t>((</w:t>
       </w:r>
       <w:r>
         <w:rPr>
@@ -15386,13 +18415,77 @@
       <w:r>
         <w:br/>
       </w:r>
-      <w:r>
-        <w:rPr>
-          <w:rFonts w:ascii="Consolas" w:eastAsia="Consolas" w:hAnsi="Consolas"/>
-          <w:color w:val="282828"/>
-          <w:sz w:val="18"/>
-        </w:rPr>
-        <w:t>hand_mask = cv2.erode(hand_mask, kernel_small, iterations=</w:t>
+      <w:proofErr w:type="spellStart"/>
+      <w:r>
+        <w:rPr>
+          <w:rFonts w:ascii="Consolas" w:eastAsia="Consolas" w:hAnsi="Consolas"/>
+          <w:color w:val="282828"/>
+          <w:sz w:val="18"/>
+        </w:rPr>
+        <w:t>hand_mask</w:t>
+      </w:r>
+      <w:proofErr w:type="spellEnd"/>
+      <w:r>
+        <w:rPr>
+          <w:rFonts w:ascii="Consolas" w:eastAsia="Consolas" w:hAnsi="Consolas"/>
+          <w:color w:val="282828"/>
+          <w:sz w:val="18"/>
+        </w:rPr>
+        <w:t xml:space="preserve"> = cv2.erode(</w:t>
+      </w:r>
+      <w:proofErr w:type="spellStart"/>
+      <w:r>
+        <w:rPr>
+          <w:rFonts w:ascii="Consolas" w:eastAsia="Consolas" w:hAnsi="Consolas"/>
+          <w:color w:val="282828"/>
+          <w:sz w:val="18"/>
+        </w:rPr>
+        <w:t>hand_mask</w:t>
+      </w:r>
+      <w:proofErr w:type="spellEnd"/>
+      <w:r>
+        <w:rPr>
+          <w:rFonts w:ascii="Consolas" w:eastAsia="Consolas" w:hAnsi="Consolas"/>
+          <w:color w:val="282828"/>
+          <w:sz w:val="18"/>
+        </w:rPr>
+        <w:t xml:space="preserve">, </w:t>
+      </w:r>
+      <w:proofErr w:type="spellStart"/>
+      <w:r>
+        <w:rPr>
+          <w:rFonts w:ascii="Consolas" w:eastAsia="Consolas" w:hAnsi="Consolas"/>
+          <w:color w:val="282828"/>
+          <w:sz w:val="18"/>
+        </w:rPr>
+        <w:t>kernel_small</w:t>
+      </w:r>
+      <w:proofErr w:type="spellEnd"/>
+      <w:r>
+        <w:rPr>
+          <w:rFonts w:ascii="Consolas" w:eastAsia="Consolas" w:hAnsi="Consolas"/>
+          <w:color w:val="282828"/>
+          <w:sz w:val="18"/>
+        </w:rPr>
+        <w:t xml:space="preserve">, </w:t>
+      </w:r>
+      <w:proofErr w:type="spellStart"/>
+      <w:r>
+        <w:rPr>
+          <w:rFonts w:ascii="Consolas" w:eastAsia="Consolas" w:hAnsi="Consolas"/>
+          <w:color w:val="282828"/>
+          <w:sz w:val="18"/>
+        </w:rPr>
+        <w:t>iterations</w:t>
+      </w:r>
+      <w:proofErr w:type="spellEnd"/>
+      <w:r>
+        <w:rPr>
+          <w:rFonts w:ascii="Consolas" w:eastAsia="Consolas" w:hAnsi="Consolas"/>
+          <w:color w:val="282828"/>
+          <w:sz w:val="18"/>
+        </w:rPr>
+        <w:t>=</w:t>
       </w:r>
       <w:r>
         <w:rPr>
@@ -15440,7 +18533,23 @@
     </w:p>
     <w:p>
       <w:r>
-        <w:t xml:space="preserve">Dieser Abschnitt reduziert Flackern zwischen aufeinanderfolgenden Frames. addWeighted mischt die vorherige und die aktuelle Handmaske. alpha_hand = 0.35 bedeutet, dass 35 Prozent der alten und 65 Prozent der neuen Maske </w:t>
+        <w:t xml:space="preserve">Dieser Abschnitt reduziert Flackern zwischen aufeinanderfolgenden Frames. </w:t>
+      </w:r>
+      <w:proofErr w:type="spellStart"/>
+      <w:r>
+        <w:t>addWeighted</w:t>
+      </w:r>
+      <w:proofErr w:type="spellEnd"/>
+      <w:r>
+        <w:t xml:space="preserve"> mischt die vorherige und die aktuelle Handmaske. </w:t>
+      </w:r>
+      <w:proofErr w:type="spellStart"/>
+      <w:r>
+        <w:t>alpha_hand</w:t>
+      </w:r>
+      <w:proofErr w:type="spellEnd"/>
+      <w:r>
+        <w:t xml:space="preserve"> = 0.35 bedeutet, dass 35 Prozent der alten und 65 Prozent der neuen Maske </w:t>
       </w:r>
       <w:r>
         <w:t>das neue Bild bilden</w:t>
@@ -15473,13 +18582,23 @@
           <w:sz w:val="18"/>
         </w:rPr>
       </w:pPr>
-      <w:r>
-        <w:rPr>
-          <w:rFonts w:ascii="Consolas" w:eastAsia="Consolas" w:hAnsi="Consolas"/>
-          <w:color w:val="282828"/>
-          <w:sz w:val="18"/>
-        </w:rPr>
-        <w:t xml:space="preserve">alpha_hand = </w:t>
+      <w:proofErr w:type="spellStart"/>
+      <w:r>
+        <w:rPr>
+          <w:rFonts w:ascii="Consolas" w:eastAsia="Consolas" w:hAnsi="Consolas"/>
+          <w:color w:val="282828"/>
+          <w:sz w:val="18"/>
+        </w:rPr>
+        <w:t>alpha_hand</w:t>
+      </w:r>
+      <w:proofErr w:type="spellEnd"/>
+      <w:r>
+        <w:rPr>
+          <w:rFonts w:ascii="Consolas" w:eastAsia="Consolas" w:hAnsi="Consolas"/>
+          <w:color w:val="282828"/>
+          <w:sz w:val="18"/>
+        </w:rPr>
+        <w:t xml:space="preserve"> = </w:t>
       </w:r>
       <w:r>
         <w:rPr>
@@ -15487,7 +18606,16 @@
           <w:color w:val="6897BB"/>
           <w:sz w:val="18"/>
         </w:rPr>
-        <w:t>0.35</w:t>
+        <w:t>0.</w:t>
+      </w:r>
+      <w:proofErr w:type="gramStart"/>
+      <w:r>
+        <w:rPr>
+          <w:rFonts w:ascii="Consolas" w:eastAsia="Consolas" w:hAnsi="Consolas"/>
+          <w:color w:val="6897BB"/>
+          <w:sz w:val="18"/>
+        </w:rPr>
+        <w:t>35</w:t>
       </w:r>
       <w:r>
         <w:rPr>
@@ -15503,7 +18631,16 @@
           <w:color w:val="808080"/>
           <w:sz w:val="18"/>
         </w:rPr>
-        <w:t># Anteil der alten Handmaske für zeitliche Stabilisierung</w:t>
+        <w:t>#</w:t>
+      </w:r>
+      <w:proofErr w:type="gramEnd"/>
+      <w:r>
+        <w:rPr>
+          <w:rFonts w:ascii="Consolas" w:eastAsia="Consolas" w:hAnsi="Consolas"/>
+          <w:color w:val="808080"/>
+          <w:sz w:val="18"/>
+        </w:rPr>
+        <w:t xml:space="preserve"> Anteil der alten Handmaske für zeitliche Stabilisierung</w:t>
       </w:r>
       <w:r>
         <w:br/>
@@ -15511,6 +18648,7 @@
       <w:r>
         <w:br/>
       </w:r>
+      <w:proofErr w:type="spellStart"/>
       <w:r>
         <w:rPr>
           <w:rFonts w:ascii="Consolas" w:eastAsia="Consolas" w:hAnsi="Consolas"/>
@@ -15519,14 +18657,34 @@
         </w:rPr>
         <w:t>if</w:t>
       </w:r>
-      <w:r>
-        <w:rPr>
-          <w:rFonts w:ascii="Consolas" w:eastAsia="Consolas" w:hAnsi="Consolas"/>
-          <w:color w:val="282828"/>
-          <w:sz w:val="18"/>
-        </w:rPr>
-        <w:t xml:space="preserve"> prev_hand_mask </w:t>
-      </w:r>
+      <w:proofErr w:type="spellEnd"/>
+      <w:r>
+        <w:rPr>
+          <w:rFonts w:ascii="Consolas" w:eastAsia="Consolas" w:hAnsi="Consolas"/>
+          <w:color w:val="282828"/>
+          <w:sz w:val="18"/>
+        </w:rPr>
+        <w:t xml:space="preserve"> </w:t>
+      </w:r>
+      <w:proofErr w:type="spellStart"/>
+      <w:r>
+        <w:rPr>
+          <w:rFonts w:ascii="Consolas" w:eastAsia="Consolas" w:hAnsi="Consolas"/>
+          <w:color w:val="282828"/>
+          <w:sz w:val="18"/>
+        </w:rPr>
+        <w:t>prev_hand_mask</w:t>
+      </w:r>
+      <w:proofErr w:type="spellEnd"/>
+      <w:r>
+        <w:rPr>
+          <w:rFonts w:ascii="Consolas" w:eastAsia="Consolas" w:hAnsi="Consolas"/>
+          <w:color w:val="282828"/>
+          <w:sz w:val="18"/>
+        </w:rPr>
+        <w:t xml:space="preserve"> </w:t>
+      </w:r>
+      <w:proofErr w:type="spellStart"/>
       <w:r>
         <w:rPr>
           <w:rFonts w:ascii="Consolas" w:eastAsia="Consolas" w:hAnsi="Consolas"/>
@@ -15535,6 +18693,7 @@
         </w:rPr>
         <w:t>is</w:t>
       </w:r>
+      <w:proofErr w:type="spellEnd"/>
       <w:r>
         <w:rPr>
           <w:rFonts w:ascii="Consolas" w:eastAsia="Consolas" w:hAnsi="Consolas"/>
@@ -15568,11 +18727,58 @@
           <w:color w:val="282828"/>
           <w:sz w:val="18"/>
         </w:rPr>
-        <w:t xml:space="preserve">    prev_hand_mask = hand_mask.copy()</w:t>
+        <w:t xml:space="preserve">    </w:t>
+      </w:r>
+      <w:proofErr w:type="spellStart"/>
+      <w:r>
+        <w:rPr>
+          <w:rFonts w:ascii="Consolas" w:eastAsia="Consolas" w:hAnsi="Consolas"/>
+          <w:color w:val="282828"/>
+          <w:sz w:val="18"/>
+        </w:rPr>
+        <w:t>prev_hand_mask</w:t>
+      </w:r>
+      <w:proofErr w:type="spellEnd"/>
+      <w:r>
+        <w:rPr>
+          <w:rFonts w:ascii="Consolas" w:eastAsia="Consolas" w:hAnsi="Consolas"/>
+          <w:color w:val="282828"/>
+          <w:sz w:val="18"/>
+        </w:rPr>
+        <w:t xml:space="preserve"> = </w:t>
+      </w:r>
+      <w:proofErr w:type="spellStart"/>
+      <w:r>
+        <w:rPr>
+          <w:rFonts w:ascii="Consolas" w:eastAsia="Consolas" w:hAnsi="Consolas"/>
+          <w:color w:val="282828"/>
+          <w:sz w:val="18"/>
+        </w:rPr>
+        <w:t>hand_</w:t>
+      </w:r>
+      <w:proofErr w:type="gramStart"/>
+      <w:r>
+        <w:rPr>
+          <w:rFonts w:ascii="Consolas" w:eastAsia="Consolas" w:hAnsi="Consolas"/>
+          <w:color w:val="282828"/>
+          <w:sz w:val="18"/>
+        </w:rPr>
+        <w:t>mask.copy</w:t>
+      </w:r>
+      <w:proofErr w:type="spellEnd"/>
+      <w:proofErr w:type="gramEnd"/>
+      <w:r>
+        <w:rPr>
+          <w:rFonts w:ascii="Consolas" w:eastAsia="Consolas" w:hAnsi="Consolas"/>
+          <w:color w:val="282828"/>
+          <w:sz w:val="18"/>
+        </w:rPr>
+        <w:t>()</w:t>
       </w:r>
       <w:r>
         <w:br/>
       </w:r>
+      <w:proofErr w:type="spellStart"/>
       <w:r>
         <w:rPr>
           <w:rFonts w:ascii="Consolas" w:eastAsia="Consolas" w:hAnsi="Consolas"/>
@@ -15581,6 +18787,7 @@
         </w:rPr>
         <w:t>else</w:t>
       </w:r>
+      <w:proofErr w:type="spellEnd"/>
       <w:r>
         <w:rPr>
           <w:rFonts w:ascii="Consolas" w:eastAsia="Consolas" w:hAnsi="Consolas"/>
@@ -15598,7 +18805,25 @@
           <w:color w:val="282828"/>
           <w:sz w:val="18"/>
         </w:rPr>
-        <w:t xml:space="preserve">    hand_blended = cv2.addWeighted(</w:t>
+        <w:t xml:space="preserve">    </w:t>
+      </w:r>
+      <w:proofErr w:type="spellStart"/>
+      <w:r>
+        <w:rPr>
+          <w:rFonts w:ascii="Consolas" w:eastAsia="Consolas" w:hAnsi="Consolas"/>
+          <w:color w:val="282828"/>
+          <w:sz w:val="18"/>
+        </w:rPr>
+        <w:t>hand_blended</w:t>
+      </w:r>
+      <w:proofErr w:type="spellEnd"/>
+      <w:r>
+        <w:rPr>
+          <w:rFonts w:ascii="Consolas" w:eastAsia="Consolas" w:hAnsi="Consolas"/>
+          <w:color w:val="282828"/>
+          <w:sz w:val="18"/>
+        </w:rPr>
+        <w:t xml:space="preserve"> = cv2.addWeighted(</w:t>
       </w:r>
       <w:r>
         <w:br/>
@@ -15609,7 +18834,61 @@
           <w:color w:val="282828"/>
           <w:sz w:val="18"/>
         </w:rPr>
-        <w:t xml:space="preserve">        prev_hand_mask, alpha_hand,     </w:t>
+        <w:t xml:space="preserve">        </w:t>
+      </w:r>
+      <w:proofErr w:type="spellStart"/>
+      <w:r>
+        <w:rPr>
+          <w:rFonts w:ascii="Consolas" w:eastAsia="Consolas" w:hAnsi="Consolas"/>
+          <w:color w:val="282828"/>
+          <w:sz w:val="18"/>
+        </w:rPr>
+        <w:t>prev_hand_mask</w:t>
+      </w:r>
+      <w:proofErr w:type="spellEnd"/>
+      <w:r>
+        <w:rPr>
+          <w:rFonts w:ascii="Consolas" w:eastAsia="Consolas" w:hAnsi="Consolas"/>
+          <w:color w:val="282828"/>
+          <w:sz w:val="18"/>
+        </w:rPr>
+        <w:t xml:space="preserve">, </w:t>
+      </w:r>
+      <w:proofErr w:type="spellStart"/>
+      <w:r>
+        <w:rPr>
+          <w:rFonts w:ascii="Consolas" w:eastAsia="Consolas" w:hAnsi="Consolas"/>
+          <w:color w:val="282828"/>
+          <w:sz w:val="18"/>
+        </w:rPr>
+        <w:t>alpha_</w:t>
+      </w:r>
+      <w:proofErr w:type="gramStart"/>
+      <w:r>
+        <w:rPr>
+          <w:rFonts w:ascii="Consolas" w:eastAsia="Consolas" w:hAnsi="Consolas"/>
+          <w:color w:val="282828"/>
+          <w:sz w:val="18"/>
+        </w:rPr>
+        <w:t>hand</w:t>
+      </w:r>
+      <w:proofErr w:type="spellEnd"/>
+      <w:r>
+        <w:rPr>
+          <w:rFonts w:ascii="Consolas" w:eastAsia="Consolas" w:hAnsi="Consolas"/>
+          <w:color w:val="282828"/>
+          <w:sz w:val="18"/>
+        </w:rPr>
+        <w:t xml:space="preserve">,   </w:t>
+      </w:r>
+      <w:proofErr w:type="gramEnd"/>
+      <w:r>
+        <w:rPr>
+          <w:rFonts w:ascii="Consolas" w:eastAsia="Consolas" w:hAnsi="Consolas"/>
+          <w:color w:val="282828"/>
+          <w:sz w:val="18"/>
+        </w:rPr>
+        <w:t xml:space="preserve">  </w:t>
       </w:r>
       <w:r>
         <w:rPr>
@@ -15628,7 +18907,25 @@
           <w:color w:val="282828"/>
           <w:sz w:val="18"/>
         </w:rPr>
-        <w:t xml:space="preserve">        hand_mask, </w:t>
+        <w:t xml:space="preserve">        </w:t>
+      </w:r>
+      <w:proofErr w:type="spellStart"/>
+      <w:r>
+        <w:rPr>
+          <w:rFonts w:ascii="Consolas" w:eastAsia="Consolas" w:hAnsi="Consolas"/>
+          <w:color w:val="282828"/>
+          <w:sz w:val="18"/>
+        </w:rPr>
+        <w:t>hand_mask</w:t>
+      </w:r>
+      <w:proofErr w:type="spellEnd"/>
+      <w:r>
+        <w:rPr>
+          <w:rFonts w:ascii="Consolas" w:eastAsia="Consolas" w:hAnsi="Consolas"/>
+          <w:color w:val="282828"/>
+          <w:sz w:val="18"/>
+        </w:rPr>
+        <w:t xml:space="preserve">, </w:t>
       </w:r>
       <w:r>
         <w:rPr>
@@ -15644,7 +18941,25 @@
           <w:color w:val="282828"/>
           <w:sz w:val="18"/>
         </w:rPr>
-        <w:t xml:space="preserve"> - alpha_hand, </w:t>
+        <w:t xml:space="preserve"> - </w:t>
+      </w:r>
+      <w:proofErr w:type="spellStart"/>
+      <w:r>
+        <w:rPr>
+          <w:rFonts w:ascii="Consolas" w:eastAsia="Consolas" w:hAnsi="Consolas"/>
+          <w:color w:val="282828"/>
+          <w:sz w:val="18"/>
+        </w:rPr>
+        <w:t>alpha_hand</w:t>
+      </w:r>
+      <w:proofErr w:type="spellEnd"/>
+      <w:r>
+        <w:rPr>
+          <w:rFonts w:ascii="Consolas" w:eastAsia="Consolas" w:hAnsi="Consolas"/>
+          <w:color w:val="282828"/>
+          <w:sz w:val="18"/>
+        </w:rPr>
+        <w:t xml:space="preserve">, </w:t>
       </w:r>
       <w:r>
         <w:rPr>
@@ -15679,8 +18994,18 @@
           <w:color w:val="282828"/>
           <w:sz w:val="18"/>
         </w:rPr>
-        <w:t xml:space="preserve">    )</w:t>
-      </w:r>
+        <w:t xml:space="preserve">  </w:t>
+      </w:r>
+      <w:proofErr w:type="gramStart"/>
+      <w:r>
+        <w:rPr>
+          <w:rFonts w:ascii="Consolas" w:eastAsia="Consolas" w:hAnsi="Consolas"/>
+          <w:color w:val="282828"/>
+          <w:sz w:val="18"/>
+        </w:rPr>
+        <w:t xml:space="preserve">  )</w:t>
+      </w:r>
+      <w:proofErr w:type="gramEnd"/>
       <w:r>
         <w:br/>
       </w:r>
@@ -15690,7 +19015,43 @@
           <w:color w:val="282828"/>
           <w:sz w:val="18"/>
         </w:rPr>
-        <w:t xml:space="preserve">    _, hand_blended = cv2.threshold(hand_blended, </w:t>
+        <w:t xml:space="preserve">    _, </w:t>
+      </w:r>
+      <w:proofErr w:type="spellStart"/>
+      <w:r>
+        <w:rPr>
+          <w:rFonts w:ascii="Consolas" w:eastAsia="Consolas" w:hAnsi="Consolas"/>
+          <w:color w:val="282828"/>
+          <w:sz w:val="18"/>
+        </w:rPr>
+        <w:t>hand_blended</w:t>
+      </w:r>
+      <w:proofErr w:type="spellEnd"/>
+      <w:r>
+        <w:rPr>
+          <w:rFonts w:ascii="Consolas" w:eastAsia="Consolas" w:hAnsi="Consolas"/>
+          <w:color w:val="282828"/>
+          <w:sz w:val="18"/>
+        </w:rPr>
+        <w:t xml:space="preserve"> = cv2.threshold(</w:t>
+      </w:r>
+      <w:proofErr w:type="spellStart"/>
+      <w:r>
+        <w:rPr>
+          <w:rFonts w:ascii="Consolas" w:eastAsia="Consolas" w:hAnsi="Consolas"/>
+          <w:color w:val="282828"/>
+          <w:sz w:val="18"/>
+        </w:rPr>
+        <w:t>hand_blended</w:t>
+      </w:r>
+      <w:proofErr w:type="spellEnd"/>
+      <w:r>
+        <w:rPr>
+          <w:rFonts w:ascii="Consolas" w:eastAsia="Consolas" w:hAnsi="Consolas"/>
+          <w:color w:val="282828"/>
+          <w:sz w:val="18"/>
+        </w:rPr>
+        <w:t xml:space="preserve">, </w:t>
       </w:r>
       <w:r>
         <w:rPr>
@@ -15741,8 +19102,18 @@
           <w:color w:val="808080"/>
           <w:sz w:val="18"/>
         </w:rPr>
-        <w:t># Wieder scharf binarisieren</w:t>
-      </w:r>
+        <w:t xml:space="preserve"># Wieder scharf </w:t>
+      </w:r>
+      <w:proofErr w:type="spellStart"/>
+      <w:r>
+        <w:rPr>
+          <w:rFonts w:ascii="Consolas" w:eastAsia="Consolas" w:hAnsi="Consolas"/>
+          <w:color w:val="808080"/>
+          <w:sz w:val="18"/>
+        </w:rPr>
+        <w:t>binarisieren</w:t>
+      </w:r>
+      <w:proofErr w:type="spellEnd"/>
     </w:p>
     <w:p/>
     <w:p>
@@ -15760,7 +19131,23 @@
     </w:p>
     <w:p>
       <w:r>
-        <w:t>Mit bitwise_or werden die Personensegmentierung und die Handmaske zusammengeführt. Ein Pixel bleibt weiß, wenn er in einer der beiden Masken aktiv ist. Dadurch werden die detaillierten Hände in die Ganzkörpersilhouette integriert. Der 3 x 3 Kernel ist klein gewählt, damit nur feine Fehler korrigiert werden. iterations = 1 verhindert, dass benachbarte Formen ungewollt zusammenwachsen.</w:t>
+        <w:t xml:space="preserve">Mit </w:t>
+      </w:r>
+      <w:proofErr w:type="spellStart"/>
+      <w:r>
+        <w:t>bitwise_or</w:t>
+      </w:r>
+      <w:proofErr w:type="spellEnd"/>
+      <w:r>
+        <w:t xml:space="preserve"> werden die Personensegmentierung und die Handmaske zusammengeführt. Ein Pixel bleibt weiß, wenn er in einer der beiden Masken aktiv ist. Dadurch werden die detaillierten Hände in die Ganzkörpersilhouette integriert. Der 3 x 3 Kernel ist klein gewählt, damit nur feine Fehler korrigiert werden. </w:t>
+      </w:r>
+      <w:proofErr w:type="spellStart"/>
+      <w:r>
+        <w:t>iterations</w:t>
+      </w:r>
+      <w:proofErr w:type="spellEnd"/>
+      <w:r>
+        <w:t xml:space="preserve"> = 1 verhindert, dass benachbarte Formen ungewollt zusammenwachsen.</w:t>
       </w:r>
     </w:p>
     <w:p>
@@ -15773,13 +19160,78 @@
         </w:pBdr>
         <w:shd w:val="clear" w:color="auto" w:fill="F2F2F2" w:themeFill="background1" w:themeFillShade="F2"/>
       </w:pPr>
-      <w:r>
-        <w:rPr>
-          <w:rFonts w:ascii="Consolas" w:eastAsia="Consolas" w:hAnsi="Consolas"/>
-          <w:color w:val="282828"/>
-          <w:sz w:val="18"/>
-        </w:rPr>
-        <w:t xml:space="preserve">ki_mask = cv2.bitwise_or(ki_mask, hand_mask)  </w:t>
+      <w:proofErr w:type="spellStart"/>
+      <w:r>
+        <w:rPr>
+          <w:rFonts w:ascii="Consolas" w:eastAsia="Consolas" w:hAnsi="Consolas"/>
+          <w:color w:val="282828"/>
+          <w:sz w:val="18"/>
+        </w:rPr>
+        <w:t>ki_mask</w:t>
+      </w:r>
+      <w:proofErr w:type="spellEnd"/>
+      <w:r>
+        <w:rPr>
+          <w:rFonts w:ascii="Consolas" w:eastAsia="Consolas" w:hAnsi="Consolas"/>
+          <w:color w:val="282828"/>
+          <w:sz w:val="18"/>
+        </w:rPr>
+        <w:t xml:space="preserve"> = cv2.bitwise_</w:t>
+      </w:r>
+      <w:proofErr w:type="gramStart"/>
+      <w:r>
+        <w:rPr>
+          <w:rFonts w:ascii="Consolas" w:eastAsia="Consolas" w:hAnsi="Consolas"/>
+          <w:color w:val="282828"/>
+          <w:sz w:val="18"/>
+        </w:rPr>
+        <w:t>or(</w:t>
+      </w:r>
+      <w:proofErr w:type="spellStart"/>
+      <w:proofErr w:type="gramEnd"/>
+      <w:r>
+        <w:rPr>
+          <w:rFonts w:ascii="Consolas" w:eastAsia="Consolas" w:hAnsi="Consolas"/>
+          <w:color w:val="282828"/>
+          <w:sz w:val="18"/>
+        </w:rPr>
+        <w:t>ki_mask</w:t>
+      </w:r>
+      <w:proofErr w:type="spellEnd"/>
+      <w:r>
+        <w:rPr>
+          <w:rFonts w:ascii="Consolas" w:eastAsia="Consolas" w:hAnsi="Consolas"/>
+          <w:color w:val="282828"/>
+          <w:sz w:val="18"/>
+        </w:rPr>
+        <w:t xml:space="preserve">, </w:t>
+      </w:r>
+      <w:proofErr w:type="spellStart"/>
+      <w:r>
+        <w:rPr>
+          <w:rFonts w:ascii="Consolas" w:eastAsia="Consolas" w:hAnsi="Consolas"/>
+          <w:color w:val="282828"/>
+          <w:sz w:val="18"/>
+        </w:rPr>
+        <w:t>hand_</w:t>
+      </w:r>
+      <w:proofErr w:type="gramStart"/>
+      <w:r>
+        <w:rPr>
+          <w:rFonts w:ascii="Consolas" w:eastAsia="Consolas" w:hAnsi="Consolas"/>
+          <w:color w:val="282828"/>
+          <w:sz w:val="18"/>
+        </w:rPr>
+        <w:t>mask</w:t>
+      </w:r>
+      <w:proofErr w:type="spellEnd"/>
+      <w:r>
+        <w:rPr>
+          <w:rFonts w:ascii="Consolas" w:eastAsia="Consolas" w:hAnsi="Consolas"/>
+          <w:color w:val="282828"/>
+          <w:sz w:val="18"/>
+        </w:rPr>
+        <w:t xml:space="preserve">)  </w:t>
       </w:r>
       <w:r>
         <w:rPr>
@@ -15787,7 +19239,16 @@
           <w:color w:val="808080"/>
           <w:sz w:val="18"/>
         </w:rPr>
-        <w:t># Pixel bleibt weiß, wenn Person oder Hand erkannt wurde</w:t>
+        <w:t>#</w:t>
+      </w:r>
+      <w:proofErr w:type="gramEnd"/>
+      <w:r>
+        <w:rPr>
+          <w:rFonts w:ascii="Consolas" w:eastAsia="Consolas" w:hAnsi="Consolas"/>
+          <w:color w:val="808080"/>
+          <w:sz w:val="18"/>
+        </w:rPr>
+        <w:t xml:space="preserve"> Pixel bleibt weiß, wenn Person oder Hand erkannt wurde</w:t>
       </w:r>
     </w:p>
     <w:p>
@@ -15800,13 +19261,43 @@
         </w:pBdr>
         <w:shd w:val="clear" w:color="auto" w:fill="F2F2F2" w:themeFill="background1" w:themeFillShade="F2"/>
       </w:pPr>
-      <w:r>
-        <w:rPr>
-          <w:rFonts w:ascii="Consolas" w:eastAsia="Consolas" w:hAnsi="Consolas"/>
-          <w:color w:val="282828"/>
-          <w:sz w:val="18"/>
-        </w:rPr>
-        <w:t>kernel_denoise = np.ones((</w:t>
+      <w:proofErr w:type="spellStart"/>
+      <w:r>
+        <w:rPr>
+          <w:rFonts w:ascii="Consolas" w:eastAsia="Consolas" w:hAnsi="Consolas"/>
+          <w:color w:val="282828"/>
+          <w:sz w:val="18"/>
+        </w:rPr>
+        <w:t>kernel_denoise</w:t>
+      </w:r>
+      <w:proofErr w:type="spellEnd"/>
+      <w:r>
+        <w:rPr>
+          <w:rFonts w:ascii="Consolas" w:eastAsia="Consolas" w:hAnsi="Consolas"/>
+          <w:color w:val="282828"/>
+          <w:sz w:val="18"/>
+        </w:rPr>
+        <w:t xml:space="preserve"> = </w:t>
+      </w:r>
+      <w:proofErr w:type="spellStart"/>
+      <w:proofErr w:type="gramStart"/>
+      <w:r>
+        <w:rPr>
+          <w:rFonts w:ascii="Consolas" w:eastAsia="Consolas" w:hAnsi="Consolas"/>
+          <w:color w:val="282828"/>
+          <w:sz w:val="18"/>
+        </w:rPr>
+        <w:t>np.ones</w:t>
+      </w:r>
+      <w:proofErr w:type="spellEnd"/>
+      <w:proofErr w:type="gramEnd"/>
+      <w:r>
+        <w:rPr>
+          <w:rFonts w:ascii="Consolas" w:eastAsia="Consolas" w:hAnsi="Consolas"/>
+          <w:color w:val="282828"/>
+          <w:sz w:val="18"/>
+        </w:rPr>
+        <w:t>((</w:t>
       </w:r>
       <w:r>
         <w:rPr>
@@ -15838,7 +19329,34 @@
           <w:color w:val="282828"/>
           <w:sz w:val="18"/>
         </w:rPr>
-        <w:t xml:space="preserve">), np.uint8)  </w:t>
+        <w:t xml:space="preserve">), </w:t>
+      </w:r>
+      <w:proofErr w:type="gramStart"/>
+      <w:r>
+        <w:rPr>
+          <w:rFonts w:ascii="Consolas" w:eastAsia="Consolas" w:hAnsi="Consolas"/>
+          <w:color w:val="282828"/>
+          <w:sz w:val="18"/>
+        </w:rPr>
+        <w:t>np.uint</w:t>
+      </w:r>
+      <w:proofErr w:type="gramEnd"/>
+      <w:r>
+        <w:rPr>
+          <w:rFonts w:ascii="Consolas" w:eastAsia="Consolas" w:hAnsi="Consolas"/>
+          <w:color w:val="282828"/>
+          <w:sz w:val="18"/>
+        </w:rPr>
+        <w:t>8</w:t>
+      </w:r>
+      <w:proofErr w:type="gramStart"/>
+      <w:r>
+        <w:rPr>
+          <w:rFonts w:ascii="Consolas" w:eastAsia="Consolas" w:hAnsi="Consolas"/>
+          <w:color w:val="282828"/>
+          <w:sz w:val="18"/>
+        </w:rPr>
+        <w:t xml:space="preserve">)  </w:t>
       </w:r>
       <w:r>
         <w:rPr>
@@ -15846,18 +19364,37 @@
           <w:color w:val="808080"/>
           <w:sz w:val="18"/>
         </w:rPr>
-        <w:t># Kleiner Kernel für sanfte Nachbearbeitung</w:t>
+        <w:t>#</w:t>
+      </w:r>
+      <w:proofErr w:type="gramEnd"/>
+      <w:r>
+        <w:rPr>
+          <w:rFonts w:ascii="Consolas" w:eastAsia="Consolas" w:hAnsi="Consolas"/>
+          <w:color w:val="808080"/>
+          <w:sz w:val="18"/>
+        </w:rPr>
+        <w:t xml:space="preserve"> Kleiner Kernel für sanfte Nachbearbeitung</w:t>
       </w:r>
       <w:r>
         <w:br/>
       </w:r>
-      <w:r>
-        <w:rPr>
-          <w:rFonts w:ascii="Consolas" w:eastAsia="Consolas" w:hAnsi="Consolas"/>
-          <w:color w:val="282828"/>
-          <w:sz w:val="18"/>
-        </w:rPr>
-        <w:t>ki_mask = cv2.morphologyEx(</w:t>
+      <w:proofErr w:type="spellStart"/>
+      <w:r>
+        <w:rPr>
+          <w:rFonts w:ascii="Consolas" w:eastAsia="Consolas" w:hAnsi="Consolas"/>
+          <w:color w:val="282828"/>
+          <w:sz w:val="18"/>
+        </w:rPr>
+        <w:t>ki_mask</w:t>
+      </w:r>
+      <w:proofErr w:type="spellEnd"/>
+      <w:r>
+        <w:rPr>
+          <w:rFonts w:ascii="Consolas" w:eastAsia="Consolas" w:hAnsi="Consolas"/>
+          <w:color w:val="282828"/>
+          <w:sz w:val="18"/>
+        </w:rPr>
+        <w:t xml:space="preserve"> = cv2.morphologyEx(</w:t>
       </w:r>
       <w:r>
         <w:br/>
@@ -15868,7 +19405,25 @@
           <w:color w:val="282828"/>
           <w:sz w:val="18"/>
         </w:rPr>
-        <w:t xml:space="preserve">    ki_mask,</w:t>
+        <w:t xml:space="preserve">    </w:t>
+      </w:r>
+      <w:proofErr w:type="spellStart"/>
+      <w:r>
+        <w:rPr>
+          <w:rFonts w:ascii="Consolas" w:eastAsia="Consolas" w:hAnsi="Consolas"/>
+          <w:color w:val="282828"/>
+          <w:sz w:val="18"/>
+        </w:rPr>
+        <w:t>ki_mask</w:t>
+      </w:r>
+      <w:proofErr w:type="spellEnd"/>
+      <w:r>
+        <w:rPr>
+          <w:rFonts w:ascii="Consolas" w:eastAsia="Consolas" w:hAnsi="Consolas"/>
+          <w:color w:val="282828"/>
+          <w:sz w:val="18"/>
+        </w:rPr>
+        <w:t>,</w:t>
       </w:r>
       <w:r>
         <w:br/>
@@ -15879,7 +19434,25 @@
           <w:color w:val="282828"/>
           <w:sz w:val="18"/>
         </w:rPr>
-        <w:t xml:space="preserve">    cv2.MORPH_CLOSE,        </w:t>
+        <w:t xml:space="preserve">    cv2.MORPH_</w:t>
+      </w:r>
+      <w:proofErr w:type="gramStart"/>
+      <w:r>
+        <w:rPr>
+          <w:rFonts w:ascii="Consolas" w:eastAsia="Consolas" w:hAnsi="Consolas"/>
+          <w:color w:val="282828"/>
+          <w:sz w:val="18"/>
+        </w:rPr>
+        <w:t xml:space="preserve">CLOSE,   </w:t>
+      </w:r>
+      <w:proofErr w:type="gramEnd"/>
+      <w:r>
+        <w:rPr>
+          <w:rFonts w:ascii="Consolas" w:eastAsia="Consolas" w:hAnsi="Consolas"/>
+          <w:color w:val="282828"/>
+          <w:sz w:val="18"/>
+        </w:rPr>
+        <w:t xml:space="preserve">     </w:t>
       </w:r>
       <w:r>
         <w:rPr>
@@ -15887,7 +19460,25 @@
           <w:color w:val="808080"/>
           <w:sz w:val="18"/>
         </w:rPr>
-        <w:t># Schließt kleine schwarze Löcher innerhalb weißer Flächen</w:t>
+        <w:t xml:space="preserve"># </w:t>
+      </w:r>
+      <w:proofErr w:type="gramStart"/>
+      <w:r>
+        <w:rPr>
+          <w:rFonts w:ascii="Consolas" w:eastAsia="Consolas" w:hAnsi="Consolas"/>
+          <w:color w:val="808080"/>
+          <w:sz w:val="18"/>
+        </w:rPr>
+        <w:t>Schließt</w:t>
+      </w:r>
+      <w:proofErr w:type="gramEnd"/>
+      <w:r>
+        <w:rPr>
+          <w:rFonts w:ascii="Consolas" w:eastAsia="Consolas" w:hAnsi="Consolas"/>
+          <w:color w:val="808080"/>
+          <w:sz w:val="18"/>
+        </w:rPr>
+        <w:t xml:space="preserve"> kleine schwarze Löcher innerhalb weißer Flächen</w:t>
       </w:r>
       <w:r>
         <w:br/>
@@ -15898,7 +19489,25 @@
           <w:color w:val="282828"/>
           <w:sz w:val="18"/>
         </w:rPr>
-        <w:t xml:space="preserve">    kernel_denoise,</w:t>
+        <w:t xml:space="preserve">    </w:t>
+      </w:r>
+      <w:proofErr w:type="spellStart"/>
+      <w:r>
+        <w:rPr>
+          <w:rFonts w:ascii="Consolas" w:eastAsia="Consolas" w:hAnsi="Consolas"/>
+          <w:color w:val="282828"/>
+          <w:sz w:val="18"/>
+        </w:rPr>
+        <w:t>kernel_denoise</w:t>
+      </w:r>
+      <w:proofErr w:type="spellEnd"/>
+      <w:r>
+        <w:rPr>
+          <w:rFonts w:ascii="Consolas" w:eastAsia="Consolas" w:hAnsi="Consolas"/>
+          <w:color w:val="282828"/>
+          <w:sz w:val="18"/>
+        </w:rPr>
+        <w:t>,</w:t>
       </w:r>
       <w:r>
         <w:br/>
@@ -15909,7 +19518,25 @@
           <w:color w:val="282828"/>
           <w:sz w:val="18"/>
         </w:rPr>
-        <w:t xml:space="preserve">    iterations=</w:t>
+        <w:t xml:space="preserve">    </w:t>
+      </w:r>
+      <w:proofErr w:type="spellStart"/>
+      <w:r>
+        <w:rPr>
+          <w:rFonts w:ascii="Consolas" w:eastAsia="Consolas" w:hAnsi="Consolas"/>
+          <w:color w:val="282828"/>
+          <w:sz w:val="18"/>
+        </w:rPr>
+        <w:t>iterations</w:t>
+      </w:r>
+      <w:proofErr w:type="spellEnd"/>
+      <w:r>
+        <w:rPr>
+          <w:rFonts w:ascii="Consolas" w:eastAsia="Consolas" w:hAnsi="Consolas"/>
+          <w:color w:val="282828"/>
+          <w:sz w:val="18"/>
+        </w:rPr>
+        <w:t>=</w:t>
       </w:r>
       <w:r>
         <w:rPr>
@@ -15969,13 +19596,41 @@
         </w:pBdr>
         <w:shd w:val="clear" w:color="auto" w:fill="F2F2F2" w:themeFill="background1" w:themeFillShade="F2"/>
       </w:pPr>
-      <w:r>
-        <w:rPr>
-          <w:rFonts w:ascii="Consolas" w:eastAsia="Consolas" w:hAnsi="Consolas"/>
-          <w:color w:val="282828"/>
-          <w:sz w:val="18"/>
-        </w:rPr>
-        <w:t xml:space="preserve">final_mask = cv2.bilateralFilter(ki_mask, </w:t>
+      <w:proofErr w:type="spellStart"/>
+      <w:r>
+        <w:rPr>
+          <w:rFonts w:ascii="Consolas" w:eastAsia="Consolas" w:hAnsi="Consolas"/>
+          <w:color w:val="282828"/>
+          <w:sz w:val="18"/>
+        </w:rPr>
+        <w:t>final_mask</w:t>
+      </w:r>
+      <w:proofErr w:type="spellEnd"/>
+      <w:r>
+        <w:rPr>
+          <w:rFonts w:ascii="Consolas" w:eastAsia="Consolas" w:hAnsi="Consolas"/>
+          <w:color w:val="282828"/>
+          <w:sz w:val="18"/>
+        </w:rPr>
+        <w:t xml:space="preserve"> = cv2.bilateralFilter(</w:t>
+      </w:r>
+      <w:proofErr w:type="spellStart"/>
+      <w:r>
+        <w:rPr>
+          <w:rFonts w:ascii="Consolas" w:eastAsia="Consolas" w:hAnsi="Consolas"/>
+          <w:color w:val="282828"/>
+          <w:sz w:val="18"/>
+        </w:rPr>
+        <w:t>ki_mask</w:t>
+      </w:r>
+      <w:proofErr w:type="spellEnd"/>
+      <w:r>
+        <w:rPr>
+          <w:rFonts w:ascii="Consolas" w:eastAsia="Consolas" w:hAnsi="Consolas"/>
+          <w:color w:val="282828"/>
+          <w:sz w:val="18"/>
+        </w:rPr>
+        <w:t xml:space="preserve">, </w:t>
       </w:r>
       <w:r>
         <w:rPr>
@@ -16042,7 +19697,43 @@
           <w:color w:val="282828"/>
           <w:sz w:val="18"/>
         </w:rPr>
-        <w:t xml:space="preserve">_, final_mask = cv2.threshold(final_mask, </w:t>
+        <w:t xml:space="preserve">_, </w:t>
+      </w:r>
+      <w:proofErr w:type="spellStart"/>
+      <w:r>
+        <w:rPr>
+          <w:rFonts w:ascii="Consolas" w:eastAsia="Consolas" w:hAnsi="Consolas"/>
+          <w:color w:val="282828"/>
+          <w:sz w:val="18"/>
+        </w:rPr>
+        <w:t>final_mask</w:t>
+      </w:r>
+      <w:proofErr w:type="spellEnd"/>
+      <w:r>
+        <w:rPr>
+          <w:rFonts w:ascii="Consolas" w:eastAsia="Consolas" w:hAnsi="Consolas"/>
+          <w:color w:val="282828"/>
+          <w:sz w:val="18"/>
+        </w:rPr>
+        <w:t xml:space="preserve"> = cv2.threshold(</w:t>
+      </w:r>
+      <w:proofErr w:type="spellStart"/>
+      <w:r>
+        <w:rPr>
+          <w:rFonts w:ascii="Consolas" w:eastAsia="Consolas" w:hAnsi="Consolas"/>
+          <w:color w:val="282828"/>
+          <w:sz w:val="18"/>
+        </w:rPr>
+        <w:t>final_mask</w:t>
+      </w:r>
+      <w:proofErr w:type="spellEnd"/>
+      <w:r>
+        <w:rPr>
+          <w:rFonts w:ascii="Consolas" w:eastAsia="Consolas" w:hAnsi="Consolas"/>
+          <w:color w:val="282828"/>
+          <w:sz w:val="18"/>
+        </w:rPr>
+        <w:t xml:space="preserve">, </w:t>
       </w:r>
       <w:r>
         <w:rPr>
@@ -16082,24 +19773,98 @@
       <w:r>
         <w:br/>
       </w:r>
-      <w:r>
-        <w:rPr>
-          <w:rFonts w:ascii="Consolas" w:eastAsia="Consolas" w:hAnsi="Consolas"/>
-          <w:color w:val="282828"/>
-          <w:sz w:val="18"/>
-        </w:rPr>
-        <w:t>contours, _ = cv2.findContours(final_mask, cv2.RETR_EXTERNAL, cv2.CHAIN_APPROX_SIMPLE)</w:t>
+      <w:proofErr w:type="spellStart"/>
+      <w:r>
+        <w:rPr>
+          <w:rFonts w:ascii="Consolas" w:eastAsia="Consolas" w:hAnsi="Consolas"/>
+          <w:color w:val="282828"/>
+          <w:sz w:val="18"/>
+        </w:rPr>
+        <w:t>contours</w:t>
+      </w:r>
+      <w:proofErr w:type="spellEnd"/>
+      <w:r>
+        <w:rPr>
+          <w:rFonts w:ascii="Consolas" w:eastAsia="Consolas" w:hAnsi="Consolas"/>
+          <w:color w:val="282828"/>
+          <w:sz w:val="18"/>
+        </w:rPr>
+        <w:t>, _ = cv2.findContours(</w:t>
+      </w:r>
+      <w:proofErr w:type="spellStart"/>
+      <w:r>
+        <w:rPr>
+          <w:rFonts w:ascii="Consolas" w:eastAsia="Consolas" w:hAnsi="Consolas"/>
+          <w:color w:val="282828"/>
+          <w:sz w:val="18"/>
+        </w:rPr>
+        <w:t>final_mask</w:t>
+      </w:r>
+      <w:proofErr w:type="spellEnd"/>
+      <w:r>
+        <w:rPr>
+          <w:rFonts w:ascii="Consolas" w:eastAsia="Consolas" w:hAnsi="Consolas"/>
+          <w:color w:val="282828"/>
+          <w:sz w:val="18"/>
+        </w:rPr>
+        <w:t>, cv2.RETR_EXTERNAL, cv2.CHAIN_APPROX_SIMPLE)</w:t>
       </w:r>
       <w:r>
         <w:br/>
       </w:r>
-      <w:r>
-        <w:rPr>
-          <w:rFonts w:ascii="Consolas" w:eastAsia="Consolas" w:hAnsi="Consolas"/>
-          <w:color w:val="282828"/>
-          <w:sz w:val="18"/>
-        </w:rPr>
-        <w:t>mask_filled = np.zeros_like(final_mask)</w:t>
+      <w:proofErr w:type="spellStart"/>
+      <w:r>
+        <w:rPr>
+          <w:rFonts w:ascii="Consolas" w:eastAsia="Consolas" w:hAnsi="Consolas"/>
+          <w:color w:val="282828"/>
+          <w:sz w:val="18"/>
+        </w:rPr>
+        <w:t>mask_filled</w:t>
+      </w:r>
+      <w:proofErr w:type="spellEnd"/>
+      <w:r>
+        <w:rPr>
+          <w:rFonts w:ascii="Consolas" w:eastAsia="Consolas" w:hAnsi="Consolas"/>
+          <w:color w:val="282828"/>
+          <w:sz w:val="18"/>
+        </w:rPr>
+        <w:t xml:space="preserve"> = </w:t>
+      </w:r>
+      <w:proofErr w:type="spellStart"/>
+      <w:r>
+        <w:rPr>
+          <w:rFonts w:ascii="Consolas" w:eastAsia="Consolas" w:hAnsi="Consolas"/>
+          <w:color w:val="282828"/>
+          <w:sz w:val="18"/>
+        </w:rPr>
+        <w:t>np.zeros_like</w:t>
+      </w:r>
+      <w:proofErr w:type="spellEnd"/>
+      <w:r>
+        <w:rPr>
+          <w:rFonts w:ascii="Consolas" w:eastAsia="Consolas" w:hAnsi="Consolas"/>
+          <w:color w:val="282828"/>
+          <w:sz w:val="18"/>
+        </w:rPr>
+        <w:t>(</w:t>
+      </w:r>
+      <w:proofErr w:type="spellStart"/>
+      <w:r>
+        <w:rPr>
+          <w:rFonts w:ascii="Consolas" w:eastAsia="Consolas" w:hAnsi="Consolas"/>
+          <w:color w:val="282828"/>
+          <w:sz w:val="18"/>
+        </w:rPr>
+        <w:t>final_mask</w:t>
+      </w:r>
+      <w:proofErr w:type="spellEnd"/>
+      <w:r>
+        <w:rPr>
+          <w:rFonts w:ascii="Consolas" w:eastAsia="Consolas" w:hAnsi="Consolas"/>
+          <w:color w:val="282828"/>
+          <w:sz w:val="18"/>
+        </w:rPr>
+        <w:t>)</w:t>
       </w:r>
       <w:r>
         <w:br/>
@@ -16107,13 +19872,23 @@
       <w:r>
         <w:br/>
       </w:r>
-      <w:r>
-        <w:rPr>
-          <w:rFonts w:ascii="Consolas" w:eastAsia="Consolas" w:hAnsi="Consolas"/>
-          <w:color w:val="282828"/>
-          <w:sz w:val="18"/>
-        </w:rPr>
-        <w:t xml:space="preserve">min_area = </w:t>
+      <w:proofErr w:type="spellStart"/>
+      <w:r>
+        <w:rPr>
+          <w:rFonts w:ascii="Consolas" w:eastAsia="Consolas" w:hAnsi="Consolas"/>
+          <w:color w:val="282828"/>
+          <w:sz w:val="18"/>
+        </w:rPr>
+        <w:t>min_area</w:t>
+      </w:r>
+      <w:proofErr w:type="spellEnd"/>
+      <w:r>
+        <w:rPr>
+          <w:rFonts w:ascii="Consolas" w:eastAsia="Consolas" w:hAnsi="Consolas"/>
+          <w:color w:val="282828"/>
+          <w:sz w:val="18"/>
+        </w:rPr>
+        <w:t xml:space="preserve"> = </w:t>
       </w:r>
       <w:r>
         <w:rPr>
@@ -16142,6 +19917,7 @@
       <w:r>
         <w:br/>
       </w:r>
+      <w:proofErr w:type="spellStart"/>
       <w:r>
         <w:rPr>
           <w:rFonts w:ascii="Consolas" w:eastAsia="Consolas" w:hAnsi="Consolas"/>
@@ -16150,13 +19926,32 @@
         </w:rPr>
         <w:t>for</w:t>
       </w:r>
-      <w:r>
-        <w:rPr>
-          <w:rFonts w:ascii="Consolas" w:eastAsia="Consolas" w:hAnsi="Consolas"/>
-          <w:color w:val="282828"/>
-          <w:sz w:val="18"/>
-        </w:rPr>
-        <w:t xml:space="preserve"> contour </w:t>
+      <w:proofErr w:type="spellEnd"/>
+      <w:r>
+        <w:rPr>
+          <w:rFonts w:ascii="Consolas" w:eastAsia="Consolas" w:hAnsi="Consolas"/>
+          <w:color w:val="282828"/>
+          <w:sz w:val="18"/>
+        </w:rPr>
+        <w:t xml:space="preserve"> </w:t>
+      </w:r>
+      <w:proofErr w:type="spellStart"/>
+      <w:r>
+        <w:rPr>
+          <w:rFonts w:ascii="Consolas" w:eastAsia="Consolas" w:hAnsi="Consolas"/>
+          <w:color w:val="282828"/>
+          <w:sz w:val="18"/>
+        </w:rPr>
+        <w:t>contour</w:t>
+      </w:r>
+      <w:proofErr w:type="spellEnd"/>
+      <w:r>
+        <w:rPr>
+          <w:rFonts w:ascii="Consolas" w:eastAsia="Consolas" w:hAnsi="Consolas"/>
+          <w:color w:val="282828"/>
+          <w:sz w:val="18"/>
+        </w:rPr>
+        <w:t xml:space="preserve"> </w:t>
       </w:r>
       <w:r>
         <w:rPr>
@@ -16172,7 +19967,25 @@
           <w:color w:val="282828"/>
           <w:sz w:val="18"/>
         </w:rPr>
-        <w:t xml:space="preserve"> contours:</w:t>
+        <w:t xml:space="preserve"> </w:t>
+      </w:r>
+      <w:proofErr w:type="spellStart"/>
+      <w:r>
+        <w:rPr>
+          <w:rFonts w:ascii="Consolas" w:eastAsia="Consolas" w:hAnsi="Consolas"/>
+          <w:color w:val="282828"/>
+          <w:sz w:val="18"/>
+        </w:rPr>
+        <w:t>contours</w:t>
+      </w:r>
+      <w:proofErr w:type="spellEnd"/>
+      <w:r>
+        <w:rPr>
+          <w:rFonts w:ascii="Consolas" w:eastAsia="Consolas" w:hAnsi="Consolas"/>
+          <w:color w:val="282828"/>
+          <w:sz w:val="18"/>
+        </w:rPr>
+        <w:t>:</w:t>
       </w:r>
       <w:r>
         <w:br/>
@@ -16185,6 +19998,7 @@
         </w:rPr>
         <w:t xml:space="preserve">    </w:t>
       </w:r>
+      <w:proofErr w:type="spellStart"/>
       <w:r>
         <w:rPr>
           <w:rFonts w:ascii="Consolas" w:eastAsia="Consolas" w:hAnsi="Consolas"/>
@@ -16193,13 +20007,50 @@
         </w:rPr>
         <w:t>if</w:t>
       </w:r>
-      <w:r>
-        <w:rPr>
-          <w:rFonts w:ascii="Consolas" w:eastAsia="Consolas" w:hAnsi="Consolas"/>
-          <w:color w:val="282828"/>
-          <w:sz w:val="18"/>
-        </w:rPr>
-        <w:t xml:space="preserve"> cv2.contourArea(contour) &gt; min_area:</w:t>
+      <w:proofErr w:type="spellEnd"/>
+      <w:r>
+        <w:rPr>
+          <w:rFonts w:ascii="Consolas" w:eastAsia="Consolas" w:hAnsi="Consolas"/>
+          <w:color w:val="282828"/>
+          <w:sz w:val="18"/>
+        </w:rPr>
+        <w:t xml:space="preserve"> cv2.contourArea(</w:t>
+      </w:r>
+      <w:proofErr w:type="spellStart"/>
+      <w:r>
+        <w:rPr>
+          <w:rFonts w:ascii="Consolas" w:eastAsia="Consolas" w:hAnsi="Consolas"/>
+          <w:color w:val="282828"/>
+          <w:sz w:val="18"/>
+        </w:rPr>
+        <w:t>contour</w:t>
+      </w:r>
+      <w:proofErr w:type="spellEnd"/>
+      <w:r>
+        <w:rPr>
+          <w:rFonts w:ascii="Consolas" w:eastAsia="Consolas" w:hAnsi="Consolas"/>
+          <w:color w:val="282828"/>
+          <w:sz w:val="18"/>
+        </w:rPr>
+        <w:t xml:space="preserve">) &gt; </w:t>
+      </w:r>
+      <w:proofErr w:type="spellStart"/>
+      <w:r>
+        <w:rPr>
+          <w:rFonts w:ascii="Consolas" w:eastAsia="Consolas" w:hAnsi="Consolas"/>
+          <w:color w:val="282828"/>
+          <w:sz w:val="18"/>
+        </w:rPr>
+        <w:t>min_area</w:t>
+      </w:r>
+      <w:proofErr w:type="spellEnd"/>
+      <w:r>
+        <w:rPr>
+          <w:rFonts w:ascii="Consolas" w:eastAsia="Consolas" w:hAnsi="Consolas"/>
+          <w:color w:val="282828"/>
+          <w:sz w:val="18"/>
+        </w:rPr>
+        <w:t>:</w:t>
       </w:r>
       <w:r>
         <w:br/>
@@ -16210,7 +20061,43 @@
           <w:color w:val="282828"/>
           <w:sz w:val="18"/>
         </w:rPr>
-        <w:t xml:space="preserve">        cv2.drawContours(mask_filled, [contour], -</w:t>
+        <w:t xml:space="preserve">        cv2.drawContours(</w:t>
+      </w:r>
+      <w:proofErr w:type="spellStart"/>
+      <w:r>
+        <w:rPr>
+          <w:rFonts w:ascii="Consolas" w:eastAsia="Consolas" w:hAnsi="Consolas"/>
+          <w:color w:val="282828"/>
+          <w:sz w:val="18"/>
+        </w:rPr>
+        <w:t>mask_filled</w:t>
+      </w:r>
+      <w:proofErr w:type="spellEnd"/>
+      <w:r>
+        <w:rPr>
+          <w:rFonts w:ascii="Consolas" w:eastAsia="Consolas" w:hAnsi="Consolas"/>
+          <w:color w:val="282828"/>
+          <w:sz w:val="18"/>
+        </w:rPr>
+        <w:t>, [</w:t>
+      </w:r>
+      <w:proofErr w:type="spellStart"/>
+      <w:r>
+        <w:rPr>
+          <w:rFonts w:ascii="Consolas" w:eastAsia="Consolas" w:hAnsi="Consolas"/>
+          <w:color w:val="282828"/>
+          <w:sz w:val="18"/>
+        </w:rPr>
+        <w:t>contour</w:t>
+      </w:r>
+      <w:proofErr w:type="spellEnd"/>
+      <w:r>
+        <w:rPr>
+          <w:rFonts w:ascii="Consolas" w:eastAsia="Consolas" w:hAnsi="Consolas"/>
+          <w:color w:val="282828"/>
+          <w:sz w:val="18"/>
+        </w:rPr>
+        <w:t>], -</w:t>
       </w:r>
       <w:r>
         <w:rPr>
@@ -16242,7 +20129,25 @@
           <w:color w:val="282828"/>
           <w:sz w:val="18"/>
         </w:rPr>
-        <w:t xml:space="preserve">, thickness=cv2.FILLED)  </w:t>
+        <w:t xml:space="preserve">, </w:t>
+      </w:r>
+      <w:proofErr w:type="spellStart"/>
+      <w:r>
+        <w:rPr>
+          <w:rFonts w:ascii="Consolas" w:eastAsia="Consolas" w:hAnsi="Consolas"/>
+          <w:color w:val="282828"/>
+          <w:sz w:val="18"/>
+        </w:rPr>
+        <w:t>thickness</w:t>
+      </w:r>
+      <w:proofErr w:type="spellEnd"/>
+      <w:r>
+        <w:rPr>
+          <w:rFonts w:ascii="Consolas" w:eastAsia="Consolas" w:hAnsi="Consolas"/>
+          <w:color w:val="282828"/>
+          <w:sz w:val="18"/>
+        </w:rPr>
+        <w:t xml:space="preserve">=cv2.FILLED)  </w:t>
       </w:r>
       <w:r>
         <w:rPr>
@@ -16258,13 +20163,23 @@
       <w:r>
         <w:br/>
       </w:r>
-      <w:r>
-        <w:rPr>
-          <w:rFonts w:ascii="Consolas" w:eastAsia="Consolas" w:hAnsi="Consolas"/>
-          <w:color w:val="282828"/>
-          <w:sz w:val="18"/>
-        </w:rPr>
-        <w:t xml:space="preserve">alpha = </w:t>
+      <w:proofErr w:type="spellStart"/>
+      <w:r>
+        <w:rPr>
+          <w:rFonts w:ascii="Consolas" w:eastAsia="Consolas" w:hAnsi="Consolas"/>
+          <w:color w:val="282828"/>
+          <w:sz w:val="18"/>
+        </w:rPr>
+        <w:t>alpha</w:t>
+      </w:r>
+      <w:proofErr w:type="spellEnd"/>
+      <w:r>
+        <w:rPr>
+          <w:rFonts w:ascii="Consolas" w:eastAsia="Consolas" w:hAnsi="Consolas"/>
+          <w:color w:val="282828"/>
+          <w:sz w:val="18"/>
+        </w:rPr>
+        <w:t xml:space="preserve"> = </w:t>
       </w:r>
       <w:r>
         <w:rPr>
@@ -16293,13 +20208,77 @@
       <w:r>
         <w:br/>
       </w:r>
-      <w:r>
-        <w:rPr>
-          <w:rFonts w:ascii="Consolas" w:eastAsia="Consolas" w:hAnsi="Consolas"/>
-          <w:color w:val="282828"/>
-          <w:sz w:val="18"/>
-        </w:rPr>
-        <w:t xml:space="preserve">blended = cv2.addWeighted(prev_mask, alpha, final_mask, </w:t>
+      <w:proofErr w:type="spellStart"/>
+      <w:r>
+        <w:rPr>
+          <w:rFonts w:ascii="Consolas" w:eastAsia="Consolas" w:hAnsi="Consolas"/>
+          <w:color w:val="282828"/>
+          <w:sz w:val="18"/>
+        </w:rPr>
+        <w:t>blended</w:t>
+      </w:r>
+      <w:proofErr w:type="spellEnd"/>
+      <w:r>
+        <w:rPr>
+          <w:rFonts w:ascii="Consolas" w:eastAsia="Consolas" w:hAnsi="Consolas"/>
+          <w:color w:val="282828"/>
+          <w:sz w:val="18"/>
+        </w:rPr>
+        <w:t xml:space="preserve"> = cv2.addWeighted(</w:t>
+      </w:r>
+      <w:proofErr w:type="spellStart"/>
+      <w:r>
+        <w:rPr>
+          <w:rFonts w:ascii="Consolas" w:eastAsia="Consolas" w:hAnsi="Consolas"/>
+          <w:color w:val="282828"/>
+          <w:sz w:val="18"/>
+        </w:rPr>
+        <w:t>prev_mask</w:t>
+      </w:r>
+      <w:proofErr w:type="spellEnd"/>
+      <w:r>
+        <w:rPr>
+          <w:rFonts w:ascii="Consolas" w:eastAsia="Consolas" w:hAnsi="Consolas"/>
+          <w:color w:val="282828"/>
+          <w:sz w:val="18"/>
+        </w:rPr>
+        <w:t xml:space="preserve">, </w:t>
+      </w:r>
+      <w:proofErr w:type="spellStart"/>
+      <w:r>
+        <w:rPr>
+          <w:rFonts w:ascii="Consolas" w:eastAsia="Consolas" w:hAnsi="Consolas"/>
+          <w:color w:val="282828"/>
+          <w:sz w:val="18"/>
+        </w:rPr>
+        <w:t>alpha</w:t>
+      </w:r>
+      <w:proofErr w:type="spellEnd"/>
+      <w:r>
+        <w:rPr>
+          <w:rFonts w:ascii="Consolas" w:eastAsia="Consolas" w:hAnsi="Consolas"/>
+          <w:color w:val="282828"/>
+          <w:sz w:val="18"/>
+        </w:rPr>
+        <w:t xml:space="preserve">, </w:t>
+      </w:r>
+      <w:proofErr w:type="spellStart"/>
+      <w:r>
+        <w:rPr>
+          <w:rFonts w:ascii="Consolas" w:eastAsia="Consolas" w:hAnsi="Consolas"/>
+          <w:color w:val="282828"/>
+          <w:sz w:val="18"/>
+        </w:rPr>
+        <w:t>final_mask</w:t>
+      </w:r>
+      <w:proofErr w:type="spellEnd"/>
+      <w:r>
+        <w:rPr>
+          <w:rFonts w:ascii="Consolas" w:eastAsia="Consolas" w:hAnsi="Consolas"/>
+          <w:color w:val="282828"/>
+          <w:sz w:val="18"/>
+        </w:rPr>
+        <w:t xml:space="preserve">, </w:t>
       </w:r>
       <w:r>
         <w:rPr>
@@ -16315,7 +20294,25 @@
           <w:color w:val="282828"/>
           <w:sz w:val="18"/>
         </w:rPr>
-        <w:t xml:space="preserve"> - alpha, </w:t>
+        <w:t xml:space="preserve"> - </w:t>
+      </w:r>
+      <w:proofErr w:type="spellStart"/>
+      <w:r>
+        <w:rPr>
+          <w:rFonts w:ascii="Consolas" w:eastAsia="Consolas" w:hAnsi="Consolas"/>
+          <w:color w:val="282828"/>
+          <w:sz w:val="18"/>
+        </w:rPr>
+        <w:t>alpha</w:t>
+      </w:r>
+      <w:proofErr w:type="spellEnd"/>
+      <w:r>
+        <w:rPr>
+          <w:rFonts w:ascii="Consolas" w:eastAsia="Consolas" w:hAnsi="Consolas"/>
+          <w:color w:val="282828"/>
+          <w:sz w:val="18"/>
+        </w:rPr>
+        <w:t xml:space="preserve">, </w:t>
       </w:r>
       <w:r>
         <w:rPr>
@@ -16336,10 +20333,39 @@
     </w:p>
     <w:p>
       <w:r>
-        <w:t>Mit findContours werden zusammenhängende weiße Bereiche der Maske erkannt. RETR_EXTERNAL sorgt dafür, dass nur die äußeren Konturen betrachtet werden. min_area = 200 filtert sehr kleine Störflächen, die meist durch Rauschen entstehen. drawContours mit thickness = cv2.FILLED füllt die verbleibenden Konturen vollständig aus und erzeugt damit eine kompakte Form.</w:t>
-      </w:r>
-      <w:r>
-        <w:t xml:space="preserve"> </w:t>
+        <w:t xml:space="preserve">Mit </w:t>
+      </w:r>
+      <w:proofErr w:type="spellStart"/>
+      <w:r>
+        <w:t>findContours</w:t>
+      </w:r>
+      <w:proofErr w:type="spellEnd"/>
+      <w:r>
+        <w:t xml:space="preserve"> werden zusammenhängende weiße Bereiche der Maske erkannt. RETR_EXTERNAL sorgt dafür, dass nur die äußeren Konturen betrachtet werden. </w:t>
+      </w:r>
+      <w:proofErr w:type="spellStart"/>
+      <w:r>
+        <w:t>min_area</w:t>
+      </w:r>
+      <w:proofErr w:type="spellEnd"/>
+      <w:r>
+        <w:t xml:space="preserve"> = 200 filtert sehr kleine Störflächen, die meist durch Rauschen entstehen. </w:t>
+      </w:r>
+      <w:proofErr w:type="spellStart"/>
+      <w:r>
+        <w:t>drawContours</w:t>
+      </w:r>
+      <w:proofErr w:type="spellEnd"/>
+      <w:r>
+        <w:t xml:space="preserve"> mit </w:t>
+      </w:r>
+      <w:proofErr w:type="spellStart"/>
+      <w:r>
+        <w:t>thickness</w:t>
+      </w:r>
+      <w:proofErr w:type="spellEnd"/>
+      <w:r>
+        <w:t xml:space="preserve"> = cv2.FILLED füllt die verbleibenden Konturen vollständig aus und erzeugt damit eine kompakte Form. </w:t>
       </w:r>
       <w:r>
         <w:br w:type="page"/>
@@ -16358,7 +20384,15 @@
     </w:p>
     <w:p>
       <w:r>
-        <w:t xml:space="preserve">Da Kamera und LED-Matrix unterschiedliche Seitenverhältnisse besitzen, wird zunächst ein passender Bildausschnitt berechnet. aspect = 32 / 48 entspricht exakt dem Seitenverhältnis der </w:t>
+        <w:t xml:space="preserve">Da Kamera und LED-Matrix unterschiedliche Seitenverhältnisse besitzen, wird zunächst ein passender Bildausschnitt berechnet. </w:t>
+      </w:r>
+      <w:proofErr w:type="spellStart"/>
+      <w:r>
+        <w:t>aspect</w:t>
+      </w:r>
+      <w:proofErr w:type="spellEnd"/>
+      <w:r>
+        <w:t xml:space="preserve"> = 32 / 48 entspricht exakt dem Seitenverhältnis der </w:t>
       </w:r>
       <w:r>
         <w:t>Led-M</w:t>
@@ -16395,7 +20429,25 @@
           <w:color w:val="282828"/>
           <w:sz w:val="18"/>
         </w:rPr>
-        <w:t>h, w = out_full.shape[:</w:t>
+        <w:t xml:space="preserve">h, w = </w:t>
+      </w:r>
+      <w:proofErr w:type="spellStart"/>
+      <w:r>
+        <w:rPr>
+          <w:rFonts w:ascii="Consolas" w:eastAsia="Consolas" w:hAnsi="Consolas"/>
+          <w:color w:val="282828"/>
+          <w:sz w:val="18"/>
+        </w:rPr>
+        <w:t>out_full.shape</w:t>
+      </w:r>
+      <w:proofErr w:type="spellEnd"/>
+      <w:r>
+        <w:rPr>
+          <w:rFonts w:ascii="Consolas" w:eastAsia="Consolas" w:hAnsi="Consolas"/>
+          <w:color w:val="282828"/>
+          <w:sz w:val="18"/>
+        </w:rPr>
+        <w:t>[:</w:t>
       </w:r>
       <w:r>
         <w:rPr>
@@ -16416,13 +20468,23 @@
       <w:r>
         <w:br/>
       </w:r>
-      <w:r>
-        <w:rPr>
-          <w:rFonts w:ascii="Consolas" w:eastAsia="Consolas" w:hAnsi="Consolas"/>
-          <w:color w:val="282828"/>
-          <w:sz w:val="18"/>
-        </w:rPr>
-        <w:t xml:space="preserve">aspect = </w:t>
+      <w:proofErr w:type="spellStart"/>
+      <w:r>
+        <w:rPr>
+          <w:rFonts w:ascii="Consolas" w:eastAsia="Consolas" w:hAnsi="Consolas"/>
+          <w:color w:val="282828"/>
+          <w:sz w:val="18"/>
+        </w:rPr>
+        <w:t>aspect</w:t>
+      </w:r>
+      <w:proofErr w:type="spellEnd"/>
+      <w:r>
+        <w:rPr>
+          <w:rFonts w:ascii="Consolas" w:eastAsia="Consolas" w:hAnsi="Consolas"/>
+          <w:color w:val="282828"/>
+          <w:sz w:val="18"/>
+        </w:rPr>
+        <w:t xml:space="preserve"> = </w:t>
       </w:r>
       <w:r>
         <w:rPr>
@@ -16470,6 +20532,7 @@
       <w:r>
         <w:br/>
       </w:r>
+      <w:proofErr w:type="spellStart"/>
       <w:r>
         <w:rPr>
           <w:rFonts w:ascii="Consolas" w:eastAsia="Consolas" w:hAnsi="Consolas"/>
@@ -16478,13 +20541,32 @@
         </w:rPr>
         <w:t>if</w:t>
       </w:r>
-      <w:r>
-        <w:rPr>
-          <w:rFonts w:ascii="Consolas" w:eastAsia="Consolas" w:hAnsi="Consolas"/>
-          <w:color w:val="282828"/>
-          <w:sz w:val="18"/>
-        </w:rPr>
-        <w:t xml:space="preserve"> w / h &gt; aspect:</w:t>
+      <w:proofErr w:type="spellEnd"/>
+      <w:r>
+        <w:rPr>
+          <w:rFonts w:ascii="Consolas" w:eastAsia="Consolas" w:hAnsi="Consolas"/>
+          <w:color w:val="282828"/>
+          <w:sz w:val="18"/>
+        </w:rPr>
+        <w:t xml:space="preserve"> w / h &gt; </w:t>
+      </w:r>
+      <w:proofErr w:type="spellStart"/>
+      <w:r>
+        <w:rPr>
+          <w:rFonts w:ascii="Consolas" w:eastAsia="Consolas" w:hAnsi="Consolas"/>
+          <w:color w:val="282828"/>
+          <w:sz w:val="18"/>
+        </w:rPr>
+        <w:t>aspect</w:t>
+      </w:r>
+      <w:proofErr w:type="spellEnd"/>
+      <w:r>
+        <w:rPr>
+          <w:rFonts w:ascii="Consolas" w:eastAsia="Consolas" w:hAnsi="Consolas"/>
+          <w:color w:val="282828"/>
+          <w:sz w:val="18"/>
+        </w:rPr>
+        <w:t>:</w:t>
       </w:r>
       <w:r>
         <w:br/>
@@ -16495,7 +20577,61 @@
           <w:color w:val="282828"/>
           <w:sz w:val="18"/>
         </w:rPr>
-        <w:t xml:space="preserve">    crop_w = int(h * aspect)   </w:t>
+        <w:t xml:space="preserve">    </w:t>
+      </w:r>
+      <w:proofErr w:type="spellStart"/>
+      <w:r>
+        <w:rPr>
+          <w:rFonts w:ascii="Consolas" w:eastAsia="Consolas" w:hAnsi="Consolas"/>
+          <w:color w:val="282828"/>
+          <w:sz w:val="18"/>
+        </w:rPr>
+        <w:t>crop_w</w:t>
+      </w:r>
+      <w:proofErr w:type="spellEnd"/>
+      <w:r>
+        <w:rPr>
+          <w:rFonts w:ascii="Consolas" w:eastAsia="Consolas" w:hAnsi="Consolas"/>
+          <w:color w:val="282828"/>
+          <w:sz w:val="18"/>
+        </w:rPr>
+        <w:t xml:space="preserve"> = </w:t>
+      </w:r>
+      <w:proofErr w:type="spellStart"/>
+      <w:r>
+        <w:rPr>
+          <w:rFonts w:ascii="Consolas" w:eastAsia="Consolas" w:hAnsi="Consolas"/>
+          <w:color w:val="282828"/>
+          <w:sz w:val="18"/>
+        </w:rPr>
+        <w:t>int</w:t>
+      </w:r>
+      <w:proofErr w:type="spellEnd"/>
+      <w:r>
+        <w:rPr>
+          <w:rFonts w:ascii="Consolas" w:eastAsia="Consolas" w:hAnsi="Consolas"/>
+          <w:color w:val="282828"/>
+          <w:sz w:val="18"/>
+        </w:rPr>
+        <w:t xml:space="preserve">(h * </w:t>
+      </w:r>
+      <w:proofErr w:type="spellStart"/>
+      <w:r>
+        <w:rPr>
+          <w:rFonts w:ascii="Consolas" w:eastAsia="Consolas" w:hAnsi="Consolas"/>
+          <w:color w:val="282828"/>
+          <w:sz w:val="18"/>
+        </w:rPr>
+        <w:t>aspect</w:t>
+      </w:r>
+      <w:proofErr w:type="spellEnd"/>
+      <w:r>
+        <w:rPr>
+          <w:rFonts w:ascii="Consolas" w:eastAsia="Consolas" w:hAnsi="Consolas"/>
+          <w:color w:val="282828"/>
+          <w:sz w:val="18"/>
+        </w:rPr>
+        <w:t xml:space="preserve">)   </w:t>
       </w:r>
       <w:r>
         <w:rPr>
@@ -16514,11 +20650,30 @@
           <w:color w:val="282828"/>
           <w:sz w:val="18"/>
         </w:rPr>
-        <w:t xml:space="preserve">    crop_h = h</w:t>
+        <w:t xml:space="preserve">    </w:t>
+      </w:r>
+      <w:proofErr w:type="spellStart"/>
+      <w:r>
+        <w:rPr>
+          <w:rFonts w:ascii="Consolas" w:eastAsia="Consolas" w:hAnsi="Consolas"/>
+          <w:color w:val="282828"/>
+          <w:sz w:val="18"/>
+        </w:rPr>
+        <w:t>crop_h</w:t>
+      </w:r>
+      <w:proofErr w:type="spellEnd"/>
+      <w:r>
+        <w:rPr>
+          <w:rFonts w:ascii="Consolas" w:eastAsia="Consolas" w:hAnsi="Consolas"/>
+          <w:color w:val="282828"/>
+          <w:sz w:val="18"/>
+        </w:rPr>
+        <w:t xml:space="preserve"> = h</w:t>
       </w:r>
       <w:r>
         <w:br/>
       </w:r>
+      <w:proofErr w:type="spellStart"/>
       <w:r>
         <w:rPr>
           <w:rFonts w:ascii="Consolas" w:eastAsia="Consolas" w:hAnsi="Consolas"/>
@@ -16527,6 +20682,7 @@
         </w:rPr>
         <w:t>else</w:t>
       </w:r>
+      <w:proofErr w:type="spellEnd"/>
       <w:r>
         <w:rPr>
           <w:rFonts w:ascii="Consolas" w:eastAsia="Consolas" w:hAnsi="Consolas"/>
@@ -16544,7 +20700,25 @@
           <w:color w:val="282828"/>
           <w:sz w:val="18"/>
         </w:rPr>
-        <w:t xml:space="preserve">    crop_w = w</w:t>
+        <w:t xml:space="preserve">    </w:t>
+      </w:r>
+      <w:proofErr w:type="spellStart"/>
+      <w:r>
+        <w:rPr>
+          <w:rFonts w:ascii="Consolas" w:eastAsia="Consolas" w:hAnsi="Consolas"/>
+          <w:color w:val="282828"/>
+          <w:sz w:val="18"/>
+        </w:rPr>
+        <w:t>crop_w</w:t>
+      </w:r>
+      <w:proofErr w:type="spellEnd"/>
+      <w:r>
+        <w:rPr>
+          <w:rFonts w:ascii="Consolas" w:eastAsia="Consolas" w:hAnsi="Consolas"/>
+          <w:color w:val="282828"/>
+          <w:sz w:val="18"/>
+        </w:rPr>
+        <w:t xml:space="preserve"> = w</w:t>
       </w:r>
       <w:r>
         <w:br/>
@@ -16555,7 +20729,61 @@
           <w:color w:val="282828"/>
           <w:sz w:val="18"/>
         </w:rPr>
-        <w:t xml:space="preserve">    crop_h = int(w / aspect)   </w:t>
+        <w:t xml:space="preserve">    </w:t>
+      </w:r>
+      <w:proofErr w:type="spellStart"/>
+      <w:r>
+        <w:rPr>
+          <w:rFonts w:ascii="Consolas" w:eastAsia="Consolas" w:hAnsi="Consolas"/>
+          <w:color w:val="282828"/>
+          <w:sz w:val="18"/>
+        </w:rPr>
+        <w:t>crop_h</w:t>
+      </w:r>
+      <w:proofErr w:type="spellEnd"/>
+      <w:r>
+        <w:rPr>
+          <w:rFonts w:ascii="Consolas" w:eastAsia="Consolas" w:hAnsi="Consolas"/>
+          <w:color w:val="282828"/>
+          <w:sz w:val="18"/>
+        </w:rPr>
+        <w:t xml:space="preserve"> = </w:t>
+      </w:r>
+      <w:proofErr w:type="spellStart"/>
+      <w:r>
+        <w:rPr>
+          <w:rFonts w:ascii="Consolas" w:eastAsia="Consolas" w:hAnsi="Consolas"/>
+          <w:color w:val="282828"/>
+          <w:sz w:val="18"/>
+        </w:rPr>
+        <w:t>int</w:t>
+      </w:r>
+      <w:proofErr w:type="spellEnd"/>
+      <w:r>
+        <w:rPr>
+          <w:rFonts w:ascii="Consolas" w:eastAsia="Consolas" w:hAnsi="Consolas"/>
+          <w:color w:val="282828"/>
+          <w:sz w:val="18"/>
+        </w:rPr>
+        <w:t xml:space="preserve">(w / </w:t>
+      </w:r>
+      <w:proofErr w:type="spellStart"/>
+      <w:r>
+        <w:rPr>
+          <w:rFonts w:ascii="Consolas" w:eastAsia="Consolas" w:hAnsi="Consolas"/>
+          <w:color w:val="282828"/>
+          <w:sz w:val="18"/>
+        </w:rPr>
+        <w:t>aspect</w:t>
+      </w:r>
+      <w:proofErr w:type="spellEnd"/>
+      <w:r>
+        <w:rPr>
+          <w:rFonts w:ascii="Consolas" w:eastAsia="Consolas" w:hAnsi="Consolas"/>
+          <w:color w:val="282828"/>
+          <w:sz w:val="18"/>
+        </w:rPr>
+        <w:t xml:space="preserve">)   </w:t>
       </w:r>
       <w:r>
         <w:rPr>
@@ -16571,13 +20799,77 @@
       <w:r>
         <w:br/>
       </w:r>
-      <w:r>
-        <w:rPr>
-          <w:rFonts w:ascii="Consolas" w:eastAsia="Consolas" w:hAnsi="Consolas"/>
-          <w:color w:val="282828"/>
-          <w:sz w:val="18"/>
-        </w:rPr>
-        <w:t xml:space="preserve">cropped = cv2.getRectSubPix(out_full, (crop_w, crop_h), (w // </w:t>
+      <w:proofErr w:type="spellStart"/>
+      <w:r>
+        <w:rPr>
+          <w:rFonts w:ascii="Consolas" w:eastAsia="Consolas" w:hAnsi="Consolas"/>
+          <w:color w:val="282828"/>
+          <w:sz w:val="18"/>
+        </w:rPr>
+        <w:t>cropped</w:t>
+      </w:r>
+      <w:proofErr w:type="spellEnd"/>
+      <w:r>
+        <w:rPr>
+          <w:rFonts w:ascii="Consolas" w:eastAsia="Consolas" w:hAnsi="Consolas"/>
+          <w:color w:val="282828"/>
+          <w:sz w:val="18"/>
+        </w:rPr>
+        <w:t xml:space="preserve"> = cv2.getRectSubPix(</w:t>
+      </w:r>
+      <w:proofErr w:type="spellStart"/>
+      <w:r>
+        <w:rPr>
+          <w:rFonts w:ascii="Consolas" w:eastAsia="Consolas" w:hAnsi="Consolas"/>
+          <w:color w:val="282828"/>
+          <w:sz w:val="18"/>
+        </w:rPr>
+        <w:t>out_full</w:t>
+      </w:r>
+      <w:proofErr w:type="spellEnd"/>
+      <w:r>
+        <w:rPr>
+          <w:rFonts w:ascii="Consolas" w:eastAsia="Consolas" w:hAnsi="Consolas"/>
+          <w:color w:val="282828"/>
+          <w:sz w:val="18"/>
+        </w:rPr>
+        <w:t>, (</w:t>
+      </w:r>
+      <w:proofErr w:type="spellStart"/>
+      <w:r>
+        <w:rPr>
+          <w:rFonts w:ascii="Consolas" w:eastAsia="Consolas" w:hAnsi="Consolas"/>
+          <w:color w:val="282828"/>
+          <w:sz w:val="18"/>
+        </w:rPr>
+        <w:t>crop_w</w:t>
+      </w:r>
+      <w:proofErr w:type="spellEnd"/>
+      <w:r>
+        <w:rPr>
+          <w:rFonts w:ascii="Consolas" w:eastAsia="Consolas" w:hAnsi="Consolas"/>
+          <w:color w:val="282828"/>
+          <w:sz w:val="18"/>
+        </w:rPr>
+        <w:t xml:space="preserve">, </w:t>
+      </w:r>
+      <w:proofErr w:type="spellStart"/>
+      <w:r>
+        <w:rPr>
+          <w:rFonts w:ascii="Consolas" w:eastAsia="Consolas" w:hAnsi="Consolas"/>
+          <w:color w:val="282828"/>
+          <w:sz w:val="18"/>
+        </w:rPr>
+        <w:t>crop_h</w:t>
+      </w:r>
+      <w:proofErr w:type="spellEnd"/>
+      <w:r>
+        <w:rPr>
+          <w:rFonts w:ascii="Consolas" w:eastAsia="Consolas" w:hAnsi="Consolas"/>
+          <w:color w:val="282828"/>
+          <w:sz w:val="18"/>
+        </w:rPr>
+        <w:t xml:space="preserve">), (w // </w:t>
       </w:r>
       <w:r>
         <w:rPr>
@@ -16622,13 +20914,41 @@
       <w:r>
         <w:br/>
       </w:r>
-      <w:r>
-        <w:rPr>
-          <w:rFonts w:ascii="Consolas" w:eastAsia="Consolas" w:hAnsi="Consolas"/>
-          <w:color w:val="282828"/>
-          <w:sz w:val="18"/>
-        </w:rPr>
-        <w:t>out_small = cv2.resize(cropped, (</w:t>
+      <w:proofErr w:type="spellStart"/>
+      <w:r>
+        <w:rPr>
+          <w:rFonts w:ascii="Consolas" w:eastAsia="Consolas" w:hAnsi="Consolas"/>
+          <w:color w:val="282828"/>
+          <w:sz w:val="18"/>
+        </w:rPr>
+        <w:t>out_small</w:t>
+      </w:r>
+      <w:proofErr w:type="spellEnd"/>
+      <w:r>
+        <w:rPr>
+          <w:rFonts w:ascii="Consolas" w:eastAsia="Consolas" w:hAnsi="Consolas"/>
+          <w:color w:val="282828"/>
+          <w:sz w:val="18"/>
+        </w:rPr>
+        <w:t xml:space="preserve"> = cv2.resize(</w:t>
+      </w:r>
+      <w:proofErr w:type="spellStart"/>
+      <w:r>
+        <w:rPr>
+          <w:rFonts w:ascii="Consolas" w:eastAsia="Consolas" w:hAnsi="Consolas"/>
+          <w:color w:val="282828"/>
+          <w:sz w:val="18"/>
+        </w:rPr>
+        <w:t>cropped</w:t>
+      </w:r>
+      <w:proofErr w:type="spellEnd"/>
+      <w:r>
+        <w:rPr>
+          <w:rFonts w:ascii="Consolas" w:eastAsia="Consolas" w:hAnsi="Consolas"/>
+          <w:color w:val="282828"/>
+          <w:sz w:val="18"/>
+        </w:rPr>
+        <w:t>, (</w:t>
       </w:r>
       <w:r>
         <w:rPr>
@@ -16660,7 +20980,25 @@
           <w:color w:val="282828"/>
           <w:sz w:val="18"/>
         </w:rPr>
-        <w:t xml:space="preserve">), interpolation=cv2.INTER_AREA)     </w:t>
+        <w:t xml:space="preserve">), </w:t>
+      </w:r>
+      <w:proofErr w:type="spellStart"/>
+      <w:r>
+        <w:rPr>
+          <w:rFonts w:ascii="Consolas" w:eastAsia="Consolas" w:hAnsi="Consolas"/>
+          <w:color w:val="282828"/>
+          <w:sz w:val="18"/>
+        </w:rPr>
+        <w:t>interpolation</w:t>
+      </w:r>
+      <w:proofErr w:type="spellEnd"/>
+      <w:r>
+        <w:rPr>
+          <w:rFonts w:ascii="Consolas" w:eastAsia="Consolas" w:hAnsi="Consolas"/>
+          <w:color w:val="282828"/>
+          <w:sz w:val="18"/>
+        </w:rPr>
+        <w:t xml:space="preserve">=cv2.INTER_AREA)     </w:t>
       </w:r>
       <w:r>
         <w:rPr>
@@ -16673,13 +21011,41 @@
       <w:r>
         <w:br/>
       </w:r>
-      <w:r>
-        <w:rPr>
-          <w:rFonts w:ascii="Consolas" w:eastAsia="Consolas" w:hAnsi="Consolas"/>
-          <w:color w:val="282828"/>
-          <w:sz w:val="18"/>
-        </w:rPr>
-        <w:t xml:space="preserve">ImagetoMatrix.drawImage(out_small)                                           </w:t>
+      <w:proofErr w:type="spellStart"/>
+      <w:r>
+        <w:rPr>
+          <w:rFonts w:ascii="Consolas" w:eastAsia="Consolas" w:hAnsi="Consolas"/>
+          <w:color w:val="282828"/>
+          <w:sz w:val="18"/>
+        </w:rPr>
+        <w:t>ImagetoMatrix.drawImage</w:t>
+      </w:r>
+      <w:proofErr w:type="spellEnd"/>
+      <w:r>
+        <w:rPr>
+          <w:rFonts w:ascii="Consolas" w:eastAsia="Consolas" w:hAnsi="Consolas"/>
+          <w:color w:val="282828"/>
+          <w:sz w:val="18"/>
+        </w:rPr>
+        <w:t>(</w:t>
+      </w:r>
+      <w:proofErr w:type="spellStart"/>
+      <w:r>
+        <w:rPr>
+          <w:rFonts w:ascii="Consolas" w:eastAsia="Consolas" w:hAnsi="Consolas"/>
+          <w:color w:val="282828"/>
+          <w:sz w:val="18"/>
+        </w:rPr>
+        <w:t>out_small</w:t>
+      </w:r>
+      <w:proofErr w:type="spellEnd"/>
+      <w:r>
+        <w:rPr>
+          <w:rFonts w:ascii="Consolas" w:eastAsia="Consolas" w:hAnsi="Consolas"/>
+          <w:color w:val="282828"/>
+          <w:sz w:val="18"/>
+        </w:rPr>
+        <w:t xml:space="preserve">)                                           </w:t>
       </w:r>
       <w:r>
         <w:rPr>
@@ -16762,6 +21128,9 @@
     </w:p>
     <w:p>
       <w:r>
+        <w:rPr>
+          <w:noProof/>
+        </w:rPr>
         <w:drawing>
           <wp:inline distT="0" distB="0" distL="0" distR="0" wp14:anchorId="248E9F88" wp14:editId="0E8AF243">
             <wp:extent cx="1751330" cy="2653030"/>
@@ -16813,6 +21182,9 @@
     </w:p>
     <w:p>
       <w:r>
+        <w:rPr>
+          <w:noProof/>
+        </w:rPr>
         <w:drawing>
           <wp:anchor distT="0" distB="0" distL="114300" distR="114300" simplePos="0" relativeHeight="251698176" behindDoc="1" locked="0" layoutInCell="1" allowOverlap="1" wp14:anchorId="097BE8C0" wp14:editId="0FEBA68A">
             <wp:simplePos x="0" y="0"/>
@@ -16915,7 +21287,31 @@
         <w:t xml:space="preserve"> müssen möglichst rauschfrei nach jedem Modul aussehen</w:t>
       </w:r>
       <w:r>
-        <w:t xml:space="preserve">. Das Clk Signal vom Raspberry Pi soll gleich aussehen wie das Clk Signal nach dem vierten Led-Modul. Jedoch ändert sich das Clk sowie das Data In Signal schon nach dem vierten Modul und wird unerkennbar zum Anfangssignale. </w:t>
+        <w:t xml:space="preserve">. Das </w:t>
+      </w:r>
+      <w:proofErr w:type="spellStart"/>
+      <w:r>
+        <w:t>Clk</w:t>
+      </w:r>
+      <w:proofErr w:type="spellEnd"/>
+      <w:r>
+        <w:t xml:space="preserve"> Signal vom Raspberry Pi soll gleich aussehen wie das </w:t>
+      </w:r>
+      <w:proofErr w:type="spellStart"/>
+      <w:r>
+        <w:t>Clk</w:t>
+      </w:r>
+      <w:proofErr w:type="spellEnd"/>
+      <w:r>
+        <w:t xml:space="preserve"> Signal nach dem vierten Led-Modul. Jedoch ändert sich das </w:t>
+      </w:r>
+      <w:proofErr w:type="spellStart"/>
+      <w:r>
+        <w:t>Clk</w:t>
+      </w:r>
+      <w:proofErr w:type="spellEnd"/>
+      <w:r>
+        <w:t xml:space="preserve"> sowie das Data In Signal schon nach dem vierten Modul und wird unerkennbar zum Anfangssignale. </w:t>
       </w:r>
     </w:p>
     <w:p>
@@ -16928,14 +21324,27 @@
       <w:r>
         <w:t xml:space="preserve"> Bild beschreibt das </w:t>
       </w:r>
-      <w:r>
-        <w:t xml:space="preserve">Clk </w:t>
+      <w:proofErr w:type="spellStart"/>
+      <w:r>
+        <w:t>Clk</w:t>
+      </w:r>
+      <w:proofErr w:type="spellEnd"/>
+      <w:r>
+        <w:t xml:space="preserve"> </w:t>
       </w:r>
       <w:r>
         <w:t>Signal nach dem vierten Led Modul</w:t>
       </w:r>
       <w:r>
-        <w:t xml:space="preserve">. Im Bild erkennt man wie das eigentliche Clk Signal (Bild links) nach der vierten Reihe sich schon in einem Sinus verwandelt hat. Das ist schlecht für die Led Module, da beispielsweise das fünfte Led Modul ein verwaschenes Rechtecksignal. Dadurch dass die  </w:t>
+        <w:t xml:space="preserve">. Im Bild erkennt man wie das eigentliche </w:t>
+      </w:r>
+      <w:proofErr w:type="spellStart"/>
+      <w:r>
+        <w:t>Clk</w:t>
+      </w:r>
+      <w:proofErr w:type="spellEnd"/>
+      <w:r>
+        <w:t xml:space="preserve"> Signal (Bild links) nach der vierten Reihe sich schon in einem Sinus verwandelt hat. Das ist schlecht für die Led Module, da beispielsweise das fünfte Led Modul ein verwaschenes Rechtecksignal. Dadurch dass die  </w:t>
       </w:r>
     </w:p>
     <w:p/>
@@ -16971,6 +21380,9 @@
     </w:p>
     <w:p>
       <w:r>
+        <w:rPr>
+          <w:noProof/>
+        </w:rPr>
         <w:drawing>
           <wp:anchor distT="0" distB="0" distL="114300" distR="114300" simplePos="0" relativeHeight="251715584" behindDoc="1" locked="0" layoutInCell="1" allowOverlap="1" wp14:anchorId="57C73193" wp14:editId="4AA5ACDA">
             <wp:simplePos x="0" y="0"/>
@@ -17033,7 +21445,15 @@
         <w:t xml:space="preserve">Der OPA354 wurde gewählt, da dieser besonders für Anwendungen mit hoher Bandbreite und schnellen Signalflanken geeignet ist. So ein OPV ist sehr wichtig bei serieller Ansteuerung von </w:t>
       </w:r>
       <w:r>
-        <w:t>Led-Matrizen, da ein Signal sowie Clk auch nach mehreren Led Modulen die gleiche Form behalten.</w:t>
+        <w:t xml:space="preserve">Led-Matrizen, da ein Signal sowie </w:t>
+      </w:r>
+      <w:proofErr w:type="spellStart"/>
+      <w:r>
+        <w:t>Clk</w:t>
+      </w:r>
+      <w:proofErr w:type="spellEnd"/>
+      <w:r>
+        <w:t xml:space="preserve"> auch nach mehreren Led Modulen die gleiche Form behalten.</w:t>
       </w:r>
     </w:p>
     <w:p>
@@ -17062,7 +21482,31 @@
         </w:numPr>
       </w:pPr>
       <w:r>
-        <w:t>Gain-Bandwidth-Product: ca .100 MHz</w:t>
+        <w:t>Gain-</w:t>
+      </w:r>
+      <w:proofErr w:type="spellStart"/>
+      <w:r>
+        <w:t>Bandwidth</w:t>
+      </w:r>
+      <w:proofErr w:type="spellEnd"/>
+      <w:r>
+        <w:t>-</w:t>
+      </w:r>
+      <w:proofErr w:type="spellStart"/>
+      <w:r>
+        <w:t>Product</w:t>
+      </w:r>
+      <w:proofErr w:type="spellEnd"/>
+      <w:r>
+        <w:t xml:space="preserve">: </w:t>
+      </w:r>
+      <w:proofErr w:type="spellStart"/>
+      <w:r>
+        <w:t>ca</w:t>
+      </w:r>
+      <w:proofErr w:type="spellEnd"/>
+      <w:r>
+        <w:t xml:space="preserve"> .100 MHz</w:t>
       </w:r>
     </w:p>
     <w:p>
@@ -17073,8 +21517,13 @@
           <w:numId w:val="5"/>
         </w:numPr>
       </w:pPr>
-      <w:r>
-        <w:t>Slew Rate: ca. 150 V/µs</w:t>
+      <w:proofErr w:type="spellStart"/>
+      <w:r>
+        <w:t>Slew</w:t>
+      </w:r>
+      <w:proofErr w:type="spellEnd"/>
+      <w:r>
+        <w:t xml:space="preserve"> Rate: ca. 150 V/µs</w:t>
       </w:r>
     </w:p>
     <w:p>
@@ -17086,7 +21535,15 @@
         </w:numPr>
       </w:pPr>
       <w:r>
-        <w:t>Rail-to-Rail Ausgang</w:t>
+        <w:t>Rail-</w:t>
+      </w:r>
+      <w:proofErr w:type="spellStart"/>
+      <w:r>
+        <w:t>to</w:t>
+      </w:r>
+      <w:proofErr w:type="spellEnd"/>
+      <w:r>
+        <w:t>-Rail Ausgang</w:t>
       </w:r>
     </w:p>
     <w:p>
@@ -17103,7 +21560,15 @@
     </w:p>
     <w:p>
       <w:r>
-        <w:t>Durch die hohe Slew-Rate kann der OPV schnelle Signaländerung sauber übertragen.</w:t>
+        <w:t xml:space="preserve">Durch die hohe </w:t>
+      </w:r>
+      <w:proofErr w:type="spellStart"/>
+      <w:r>
+        <w:t>Slew</w:t>
+      </w:r>
+      <w:proofErr w:type="spellEnd"/>
+      <w:r>
+        <w:t>-Rate kann der OPV schnelle Signaländerung sauber übertragen.</w:t>
       </w:r>
       <w:r>
         <w:t xml:space="preserve"> </w:t>
@@ -17124,9 +21589,14 @@
       <w:bookmarkStart w:id="80" w:name="_Toc226287455"/>
       <w:r>
         <w:lastRenderedPageBreak/>
-        <w:t>Schaltung auf Multisim</w:t>
+        <w:t xml:space="preserve">Schaltung auf </w:t>
+      </w:r>
+      <w:proofErr w:type="spellStart"/>
+      <w:r>
+        <w:t>Multisim</w:t>
       </w:r>
       <w:bookmarkEnd w:id="80"/>
+      <w:proofErr w:type="spellEnd"/>
     </w:p>
     <w:p>
       <w:r>
@@ -17168,6 +21638,9 @@
     <w:p/>
     <w:p>
       <w:r>
+        <w:rPr>
+          <w:noProof/>
+        </w:rPr>
         <w:drawing>
           <wp:anchor distT="0" distB="0" distL="114300" distR="114300" simplePos="0" relativeHeight="251689984" behindDoc="1" locked="0" layoutInCell="1" allowOverlap="1" wp14:anchorId="29CBFD6F" wp14:editId="450F5982">
             <wp:simplePos x="0" y="0"/>
@@ -17293,6 +21766,9 @@
     </w:p>
     <w:p>
       <w:r>
+        <w:rPr>
+          <w:noProof/>
+        </w:rPr>
         <w:drawing>
           <wp:anchor distT="0" distB="0" distL="114300" distR="114300" simplePos="0" relativeHeight="251691008" behindDoc="1" locked="0" layoutInCell="1" allowOverlap="1" wp14:anchorId="00253EA1" wp14:editId="35E45838">
             <wp:simplePos x="0" y="0"/>
@@ -17376,6 +21852,9 @@
     </w:p>
     <w:p>
       <w:r>
+        <w:rPr>
+          <w:noProof/>
+        </w:rPr>
         <w:drawing>
           <wp:inline distT="0" distB="0" distL="0" distR="0" wp14:anchorId="7A96FD3F" wp14:editId="0D7E663B">
             <wp:extent cx="3734435" cy="4124960"/>
@@ -17427,6 +21906,9 @@
     </w:p>
     <w:p>
       <w:r>
+        <w:rPr>
+          <w:noProof/>
+        </w:rPr>
         <w:drawing>
           <wp:inline distT="0" distB="0" distL="0" distR="0" wp14:anchorId="7AA21375" wp14:editId="36D1563B">
             <wp:extent cx="4461510" cy="3283585"/>
@@ -17471,14 +21953,19 @@
         <w:pStyle w:val="berschrift2"/>
       </w:pPr>
       <w:bookmarkStart w:id="84" w:name="_Toc226287459"/>
+      <w:proofErr w:type="spellStart"/>
       <w:r>
         <w:lastRenderedPageBreak/>
         <w:t>Levelshifterplatine</w:t>
       </w:r>
       <w:bookmarkEnd w:id="84"/>
-    </w:p>
-    <w:p>
-      <w:r>
+      <w:proofErr w:type="spellEnd"/>
+    </w:p>
+    <w:p>
+      <w:r>
+        <w:rPr>
+          <w:noProof/>
+        </w:rPr>
         <w:drawing>
           <wp:anchor distT="0" distB="0" distL="114300" distR="114300" simplePos="0" relativeHeight="251716608" behindDoc="1" locked="0" layoutInCell="1" allowOverlap="1" wp14:anchorId="30C152B2" wp14:editId="4DD17341">
             <wp:simplePos x="0" y="0"/>
@@ -17544,7 +22031,15 @@
         </w:drawing>
       </w:r>
       <w:r>
-        <w:t>Zur stabilen Signalübertragung zwischen dem Raspberry und der Led-Matrix wurde eine Levelshifterplatine eingesetzt. Dadurch, dass der Raspberry Pi mit einer Logikspannung von 3,3 V arbeitet, die Led-Matrix jedoch 5 V benötigt, ist eine Pegelanpassung durch den Level-Shifter erforderlich. Der Level-Shifter wandelt das Signal vom Raspberry auf eine geeignete Spannung für die Led-Matrix, sodass eine stabile Signalübertragung ermöglicht wird. Zusätzlich verbessert die Platine die Signalqualität, indem sie Signalverzerrungen durch lange Leitungen mindert.</w:t>
+        <w:t xml:space="preserve">Zur stabilen Signalübertragung zwischen dem Raspberry und der Led-Matrix wurde eine </w:t>
+      </w:r>
+      <w:proofErr w:type="spellStart"/>
+      <w:r>
+        <w:t>Levelshifterplatine</w:t>
+      </w:r>
+      <w:proofErr w:type="spellEnd"/>
+      <w:r>
+        <w:t xml:space="preserve"> eingesetzt. Dadurch, dass der Raspberry Pi mit einer Logikspannung von 3,3 V arbeitet, die Led-Matrix jedoch 5 V benötigt, ist eine Pegelanpassung durch den Level-Shifter erforderlich. Der Level-Shifter wandelt das Signal vom Raspberry auf eine geeignete Spannung für die Led-Matrix, sodass eine stabile Signalübertragung ermöglicht wird. Zusätzlich verbessert die Platine die Signalqualität, indem sie Signalverzerrungen durch lange Leitungen mindert.</w:t>
       </w:r>
     </w:p>
     <w:p>
@@ -17571,9 +22066,14 @@
       </w:pPr>
       <w:bookmarkStart w:id="86" w:name="_Toc226287461"/>
       <w:r>
-        <w:t>Schaltung auf Multisim</w:t>
+        <w:t xml:space="preserve">Schaltung auf </w:t>
+      </w:r>
+      <w:proofErr w:type="spellStart"/>
+      <w:r>
+        <w:t>Multisim</w:t>
       </w:r>
       <w:bookmarkEnd w:id="86"/>
+      <w:proofErr w:type="spellEnd"/>
     </w:p>
     <w:p>
       <w:r>
@@ -17595,7 +22095,15 @@
         <w:t xml:space="preserve"> stellt das Ausgangssignal vom Raspberry Pi dar</w:t>
       </w:r>
       <w:r>
-        <w:t xml:space="preserve">. Dieses Signal wird an den Level-Shifter übertragen. Neben den Eingangs -und Ausgangssignal gibt es noch den OE-Pin (Output Enable). Dieser steuert, ob </w:t>
+        <w:t xml:space="preserve">. Dieses Signal wird an den Level-Shifter übertragen. Neben den Eingangs -und Ausgangssignal gibt es noch den OE-Pin (Output </w:t>
+      </w:r>
+      <w:proofErr w:type="spellStart"/>
+      <w:r>
+        <w:t>Enable</w:t>
+      </w:r>
+      <w:proofErr w:type="spellEnd"/>
+      <w:r>
+        <w:t xml:space="preserve">). Dieser steuert, ob </w:t>
       </w:r>
       <w:r>
         <w:t>der Ausgang</w:t>
@@ -17604,11 +22112,22 @@
         <w:t xml:space="preserve"> aktiv ist oder sich hochohmigen Zustand befindet. In der Schaltung ist der </w:t>
       </w:r>
       <w:r>
-        <w:t>Ausgang dauerhaft auf aktiv. Am Ausgangspunkt SigOut wird das vom Baustein ausgegeben Signal gemessen. Da der Level-Shifter mit 5 V versorgt wird, änderst sich das Spannungsniveau von 3,3 V auf 5 V.</w:t>
-      </w:r>
-    </w:p>
-    <w:p>
-      <w:r>
+        <w:t xml:space="preserve">Ausgang dauerhaft auf aktiv. Am Ausgangspunkt </w:t>
+      </w:r>
+      <w:proofErr w:type="spellStart"/>
+      <w:r>
+        <w:t>SigOut</w:t>
+      </w:r>
+      <w:proofErr w:type="spellEnd"/>
+      <w:r>
+        <w:t xml:space="preserve"> wird das vom Baustein ausgegeben Signal gemessen. Da der Level-Shifter mit 5 V versorgt wird, änderst sich das Spannungsniveau von 3,3 V auf 5 V.</w:t>
+      </w:r>
+    </w:p>
+    <w:p>
+      <w:r>
+        <w:rPr>
+          <w:noProof/>
+        </w:rPr>
         <w:drawing>
           <wp:inline distT="0" distB="0" distL="0" distR="0" wp14:anchorId="1FA2FD35" wp14:editId="31129877">
             <wp:extent cx="5545007" cy="1983179"/>
@@ -17662,8 +22181,17 @@
         <w:t xml:space="preserve">Zur Analyse der Schaltung </w:t>
       </w:r>
       <w:r>
-        <w:t xml:space="preserve">wurde eine Transienten-Simulation durchgeführt. Hierbei wurde das Eingangssignal des Pulsgenerators mit dem Ausgangssignal des Level-Shifters verglichen. Das Signal </w:t>
-      </w:r>
+        <w:t>wurde eine Transienten-Simulation durchgeführt. Hierbei wurde das Eingangssignal des Pulsgenerators mit dem Ausgangssignal des Level-</w:t>
+      </w:r>
+      <w:proofErr w:type="spellStart"/>
+      <w:r>
+        <w:t>Shifters</w:t>
+      </w:r>
+      <w:proofErr w:type="spellEnd"/>
+      <w:r>
+        <w:t xml:space="preserve"> verglichen. Das Signal </w:t>
+      </w:r>
+      <w:proofErr w:type="spellStart"/>
       <w:r>
         <w:rPr>
           <w:i/>
@@ -17671,12 +22199,48 @@
         </w:rPr>
         <w:t>Sigin</w:t>
       </w:r>
-      <w:r>
-        <w:t xml:space="preserve"> erreicht, wie in der Darstellung zu sehen ist, eine Spannung von 3,3 V. Gleichzeitig ist zu erkennen, wie das Ausgangsignal SigOut eine deutlich höhere Spannung erreicht. Da in der verwendeten Schaltung kein identischs Modell des realen Bausteins verfügbar war, wurde ein änliches Modell verwendet. Dieses erzeugt im Gegensatz zum echten Baustein ein Spannungsniveau von 6 V. Das reale Verhalten des Level-Shifters erzeugt jedoch eine Spannung von 5 V. Trotzdem zeigt die Simulation die gewünschte Funktion: Das 3,3 V Eingangssignal wird durch den Level-Shifter auf ein höheres Ausgangssignal umgesetzt. </w:t>
-      </w:r>
-    </w:p>
-    <w:p>
-      <w:r>
+      <w:proofErr w:type="spellEnd"/>
+      <w:r>
+        <w:t xml:space="preserve"> erreicht, wie in der Darstellung zu sehen ist, eine Spannung von 3,3 V. Gleichzeitig ist zu erkennen, wie das Ausgangsignal </w:t>
+      </w:r>
+      <w:proofErr w:type="spellStart"/>
+      <w:r>
+        <w:t>SigOut</w:t>
+      </w:r>
+      <w:proofErr w:type="spellEnd"/>
+      <w:r>
+        <w:t xml:space="preserve"> eine deutlich höhere Spannung erreicht. Da in der verwendeten Schaltung kein </w:t>
+      </w:r>
+      <w:proofErr w:type="spellStart"/>
+      <w:r>
+        <w:t>identischs</w:t>
+      </w:r>
+      <w:proofErr w:type="spellEnd"/>
+      <w:r>
+        <w:t xml:space="preserve"> Modell des realen Bausteins verfügbar war, wurde ein </w:t>
+      </w:r>
+      <w:proofErr w:type="spellStart"/>
+      <w:r>
+        <w:t>änliches</w:t>
+      </w:r>
+      <w:proofErr w:type="spellEnd"/>
+      <w:r>
+        <w:t xml:space="preserve"> Modell verwendet. Dieses erzeugt im Gegensatz zum echten Baustein ein Spannungsniveau von 6 V. Das reale Verhalten des Level-</w:t>
+      </w:r>
+      <w:proofErr w:type="spellStart"/>
+      <w:r>
+        <w:t>Shifters</w:t>
+      </w:r>
+      <w:proofErr w:type="spellEnd"/>
+      <w:r>
+        <w:t xml:space="preserve"> erzeugt jedoch eine Spannung von 5 V. Trotzdem zeigt die Simulation die gewünschte Funktion: Das 3,3 V Eingangssignal wird durch den Level-Shifter auf ein höheres Ausgangssignal umgesetzt. </w:t>
+      </w:r>
+    </w:p>
+    <w:p>
+      <w:r>
+        <w:rPr>
+          <w:noProof/>
+        </w:rPr>
         <w:drawing>
           <wp:anchor distT="0" distB="0" distL="114300" distR="114300" simplePos="0" relativeHeight="251700224" behindDoc="1" locked="0" layoutInCell="1" allowOverlap="1" wp14:anchorId="4285D325" wp14:editId="55AD182A">
             <wp:simplePos x="0" y="0"/>
@@ -17755,6 +22319,9 @@
     </w:p>
     <w:p>
       <w:r>
+        <w:rPr>
+          <w:noProof/>
+        </w:rPr>
         <w:drawing>
           <wp:inline distT="0" distB="0" distL="0" distR="0" wp14:anchorId="2B230EA2" wp14:editId="7AF51E7C">
             <wp:extent cx="4753610" cy="4305300"/>
@@ -17806,6 +22373,9 @@
     </w:p>
     <w:p>
       <w:r>
+        <w:rPr>
+          <w:noProof/>
+        </w:rPr>
         <w:drawing>
           <wp:anchor distT="0" distB="0" distL="114300" distR="114300" simplePos="0" relativeHeight="251699200" behindDoc="1" locked="0" layoutInCell="1" allowOverlap="1" wp14:anchorId="1BB93EC6" wp14:editId="4FCF1C0F">
             <wp:simplePos x="0" y="0"/>
@@ -17888,6 +22458,7 @@
       </w:r>
       <w:bookmarkEnd w:id="91"/>
     </w:p>
+    <w:p/>
     <w:p>
       <w:pPr>
         <w:pStyle w:val="berschrift2"/>
@@ -17902,6 +22473,7 @@
       </w:r>
       <w:bookmarkEnd w:id="92"/>
     </w:p>
+    <w:p/>
     <w:p>
       <w:pPr>
         <w:pStyle w:val="berschrift2"/>
@@ -17912,6 +22484,7 @@
       </w:r>
       <w:bookmarkEnd w:id="93"/>
     </w:p>
+    <w:p/>
     <w:p>
       <w:pPr>
         <w:pStyle w:val="berschrift2"/>
@@ -17948,6 +22521,7 @@
       </w:r>
       <w:bookmarkEnd w:id="96"/>
     </w:p>
+    <w:p/>
     <w:p>
       <w:pPr>
         <w:pStyle w:val="berschrift2"/>
@@ -17958,6 +22532,7 @@
       </w:r>
       <w:bookmarkEnd w:id="97"/>
     </w:p>
+    <w:p/>
     <w:p>
       <w:pPr>
         <w:pStyle w:val="berschrift2"/>
@@ -17972,6 +22547,7 @@
       </w:r>
       <w:bookmarkEnd w:id="98"/>
     </w:p>
+    <w:p/>
     <w:p>
       <w:pPr>
         <w:pStyle w:val="berschrift2"/>
@@ -17984,7 +22560,15 @@
     </w:p>
     <w:p>
       <w:r>
-        <w:t>!!!!!! Fertiges Ergebnis und zwischen test, kleine Meilensteine</w:t>
+        <w:t xml:space="preserve">!!!!!! Fertiges Ergebnis und zwischen </w:t>
+      </w:r>
+      <w:proofErr w:type="spellStart"/>
+      <w:r>
+        <w:t>test</w:t>
+      </w:r>
+      <w:proofErr w:type="spellEnd"/>
+      <w:r>
+        <w:t>, kleine Meilensteine</w:t>
       </w:r>
     </w:p>
     <w:p>
@@ -18611,6 +23195,7 @@
                 <w:lang w:eastAsia="en-US"/>
               </w:rPr>
             </w:pPr>
+            <w:proofErr w:type="spellStart"/>
             <w:r>
               <w:rPr>
                 <w:rFonts w:ascii="Aptos Narrow" w:hAnsi="Aptos Narrow"/>
@@ -18619,7 +23204,40 @@
                 <w:szCs w:val="20"/>
                 <w:lang w:eastAsia="en-US"/>
               </w:rPr>
-              <w:t>Twozoh Micro HDMI auf HDMI Kabel 1M</w:t>
+              <w:t>Twozoh</w:t>
+            </w:r>
+            <w:proofErr w:type="spellEnd"/>
+            <w:r>
+              <w:rPr>
+                <w:rFonts w:ascii="Aptos Narrow" w:hAnsi="Aptos Narrow"/>
+                <w:color w:val="000000"/>
+                <w:sz w:val="20"/>
+                <w:szCs w:val="20"/>
+                <w:lang w:eastAsia="en-US"/>
+              </w:rPr>
+              <w:t xml:space="preserve"> Micro HDMI auf </w:t>
+            </w:r>
+            <w:proofErr w:type="gramStart"/>
+            <w:r>
+              <w:rPr>
+                <w:rFonts w:ascii="Aptos Narrow" w:hAnsi="Aptos Narrow"/>
+                <w:color w:val="000000"/>
+                <w:sz w:val="20"/>
+                <w:szCs w:val="20"/>
+                <w:lang w:eastAsia="en-US"/>
+              </w:rPr>
+              <w:t>HDMI Kabel</w:t>
+            </w:r>
+            <w:proofErr w:type="gramEnd"/>
+            <w:r>
+              <w:rPr>
+                <w:rFonts w:ascii="Aptos Narrow" w:hAnsi="Aptos Narrow"/>
+                <w:color w:val="000000"/>
+                <w:sz w:val="20"/>
+                <w:szCs w:val="20"/>
+                <w:lang w:eastAsia="en-US"/>
+              </w:rPr>
+              <w:t xml:space="preserve"> 1M</w:t>
             </w:r>
           </w:p>
         </w:tc>
@@ -18695,6 +23313,7 @@
                 <w:lang w:eastAsia="en-US"/>
               </w:rPr>
             </w:pPr>
+            <w:proofErr w:type="spellStart"/>
             <w:r>
               <w:rPr>
                 <w:rFonts w:ascii="Aptos Narrow" w:hAnsi="Aptos Narrow"/>
@@ -18705,6 +23324,7 @@
               </w:rPr>
               <w:t>Twozoh</w:t>
             </w:r>
+            <w:proofErr w:type="spellEnd"/>
           </w:p>
         </w:tc>
         <w:tc>
@@ -19106,6 +23726,7 @@
                 <w:lang w:eastAsia="en-US"/>
               </w:rPr>
             </w:pPr>
+            <w:proofErr w:type="spellStart"/>
             <w:r>
               <w:rPr>
                 <w:rFonts w:ascii="Aptos Narrow" w:hAnsi="Aptos Narrow"/>
@@ -19114,7 +23735,18 @@
                 <w:szCs w:val="20"/>
                 <w:lang w:eastAsia="en-US"/>
               </w:rPr>
-              <w:t>Miuzei Gehäuse für Raspberry Pi 5</w:t>
+              <w:t>Miuzei</w:t>
+            </w:r>
+            <w:proofErr w:type="spellEnd"/>
+            <w:r>
+              <w:rPr>
+                <w:rFonts w:ascii="Aptos Narrow" w:hAnsi="Aptos Narrow"/>
+                <w:color w:val="000000"/>
+                <w:sz w:val="20"/>
+                <w:szCs w:val="20"/>
+                <w:lang w:eastAsia="en-US"/>
+              </w:rPr>
+              <w:t xml:space="preserve"> Gehäuse für Raspberry Pi 5</w:t>
             </w:r>
           </w:p>
         </w:tc>
@@ -19162,6 +23794,7 @@
                 <w:lang w:eastAsia="en-US"/>
               </w:rPr>
             </w:pPr>
+            <w:proofErr w:type="spellStart"/>
             <w:r>
               <w:rPr>
                 <w:rFonts w:ascii="Aptos Narrow" w:hAnsi="Aptos Narrow"/>
@@ -19170,7 +23803,40 @@
                 <w:szCs w:val="20"/>
                 <w:lang w:eastAsia="en-US"/>
               </w:rPr>
-              <w:t>Boîtier pour Raspberry Pi 5</w:t>
+              <w:t>Boîtier</w:t>
+            </w:r>
+            <w:proofErr w:type="spellEnd"/>
+            <w:r>
+              <w:rPr>
+                <w:rFonts w:ascii="Aptos Narrow" w:hAnsi="Aptos Narrow"/>
+                <w:color w:val="000000"/>
+                <w:sz w:val="20"/>
+                <w:szCs w:val="20"/>
+                <w:lang w:eastAsia="en-US"/>
+              </w:rPr>
+              <w:t xml:space="preserve"> </w:t>
+            </w:r>
+            <w:proofErr w:type="spellStart"/>
+            <w:r>
+              <w:rPr>
+                <w:rFonts w:ascii="Aptos Narrow" w:hAnsi="Aptos Narrow"/>
+                <w:color w:val="000000"/>
+                <w:sz w:val="20"/>
+                <w:szCs w:val="20"/>
+                <w:lang w:eastAsia="en-US"/>
+              </w:rPr>
+              <w:t>pour</w:t>
+            </w:r>
+            <w:proofErr w:type="spellEnd"/>
+            <w:r>
+              <w:rPr>
+                <w:rFonts w:ascii="Aptos Narrow" w:hAnsi="Aptos Narrow"/>
+                <w:color w:val="000000"/>
+                <w:sz w:val="20"/>
+                <w:szCs w:val="20"/>
+                <w:lang w:eastAsia="en-US"/>
+              </w:rPr>
+              <w:t xml:space="preserve"> Raspberry Pi 5</w:t>
             </w:r>
           </w:p>
         </w:tc>
@@ -19190,6 +23856,7 @@
                 <w:lang w:eastAsia="en-US"/>
               </w:rPr>
             </w:pPr>
+            <w:proofErr w:type="spellStart"/>
             <w:r>
               <w:rPr>
                 <w:rFonts w:ascii="Aptos Narrow" w:hAnsi="Aptos Narrow"/>
@@ -19200,6 +23867,7 @@
               </w:rPr>
               <w:t>Miuzei</w:t>
             </w:r>
+            <w:proofErr w:type="spellEnd"/>
           </w:p>
         </w:tc>
         <w:tc>
@@ -19609,8 +24277,20 @@
                 <w:szCs w:val="20"/>
                 <w:lang w:val="en-GB" w:eastAsia="en-US"/>
               </w:rPr>
-              <w:t>Raspberry Pi Camera Modul 3 Wide NoIR</w:t>
-            </w:r>
+              <w:t xml:space="preserve">Raspberry Pi Camera Modul 3 Wide </w:t>
+            </w:r>
+            <w:proofErr w:type="spellStart"/>
+            <w:r>
+              <w:rPr>
+                <w:rFonts w:ascii="Aptos Narrow" w:hAnsi="Aptos Narrow"/>
+                <w:color w:val="000000"/>
+                <w:sz w:val="20"/>
+                <w:szCs w:val="20"/>
+                <w:lang w:val="en-GB" w:eastAsia="en-US"/>
+              </w:rPr>
+              <w:t>NoIR</w:t>
+            </w:r>
+            <w:proofErr w:type="spellEnd"/>
           </w:p>
         </w:tc>
         <w:tc>
@@ -19961,6 +24641,7 @@
                 <w:lang w:eastAsia="en-US"/>
               </w:rPr>
             </w:pPr>
+            <w:proofErr w:type="spellStart"/>
             <w:r>
               <w:rPr>
                 <w:rFonts w:ascii="Aptos Narrow" w:hAnsi="Aptos Narrow"/>
@@ -19971,6 +24652,7 @@
               </w:rPr>
               <w:t>AliExpress</w:t>
             </w:r>
+            <w:proofErr w:type="spellEnd"/>
           </w:p>
         </w:tc>
         <w:tc>
@@ -20190,6 +24872,7 @@
                 <w:lang w:eastAsia="en-US"/>
               </w:rPr>
             </w:pPr>
+            <w:proofErr w:type="spellStart"/>
             <w:r>
               <w:rPr>
                 <w:rFonts w:ascii="Aptos Narrow" w:hAnsi="Aptos Narrow"/>
@@ -20198,7 +24881,18 @@
                 <w:szCs w:val="20"/>
                 <w:lang w:eastAsia="en-US"/>
               </w:rPr>
-              <w:t>Yu Na Sheng</w:t>
+              <w:t>Yu</w:t>
+            </w:r>
+            <w:proofErr w:type="spellEnd"/>
+            <w:r>
+              <w:rPr>
+                <w:rFonts w:ascii="Aptos Narrow" w:hAnsi="Aptos Narrow"/>
+                <w:color w:val="000000"/>
+                <w:sz w:val="20"/>
+                <w:szCs w:val="20"/>
+                <w:lang w:eastAsia="en-US"/>
+              </w:rPr>
+              <w:t xml:space="preserve"> Na Sheng</w:t>
             </w:r>
           </w:p>
         </w:tc>
@@ -20218,6 +24912,7 @@
                 <w:lang w:eastAsia="en-US"/>
               </w:rPr>
             </w:pPr>
+            <w:proofErr w:type="spellStart"/>
             <w:r>
               <w:rPr>
                 <w:rFonts w:ascii="Aptos Narrow" w:hAnsi="Aptos Narrow"/>
@@ -20228,6 +24923,7 @@
               </w:rPr>
               <w:t>AliExpress</w:t>
             </w:r>
+            <w:proofErr w:type="spellEnd"/>
           </w:p>
         </w:tc>
         <w:tc>
@@ -20369,8 +25065,20 @@
                 <w:szCs w:val="20"/>
                 <w:lang w:eastAsia="en-US"/>
               </w:rPr>
-              <w:t>Arceli 120 Stück 2,54 mm Gerade einreihige Stieftleisten</w:t>
-            </w:r>
+              <w:t xml:space="preserve">Arceli 120 Stück 2,54 mm Gerade einreihige </w:t>
+            </w:r>
+            <w:proofErr w:type="spellStart"/>
+            <w:r>
+              <w:rPr>
+                <w:rFonts w:ascii="Aptos Narrow" w:hAnsi="Aptos Narrow"/>
+                <w:color w:val="000000"/>
+                <w:sz w:val="20"/>
+                <w:szCs w:val="20"/>
+                <w:lang w:eastAsia="en-US"/>
+              </w:rPr>
+              <w:t>Stieftleisten</w:t>
+            </w:r>
+            <w:proofErr w:type="spellEnd"/>
           </w:p>
         </w:tc>
         <w:tc>
@@ -20716,6 +25424,7 @@
                 <w:lang w:eastAsia="en-US"/>
               </w:rPr>
             </w:pPr>
+            <w:proofErr w:type="spellStart"/>
             <w:r>
               <w:rPr>
                 <w:rFonts w:ascii="Aptos Narrow" w:hAnsi="Aptos Narrow"/>
@@ -20726,6 +25435,7 @@
               </w:rPr>
               <w:t>DigiKey</w:t>
             </w:r>
+            <w:proofErr w:type="spellEnd"/>
           </w:p>
         </w:tc>
         <w:tc>
@@ -20958,6 +25668,7 @@
                 <w:lang w:eastAsia="en-US"/>
               </w:rPr>
             </w:pPr>
+            <w:proofErr w:type="spellStart"/>
             <w:r>
               <w:rPr>
                 <w:rFonts w:ascii="Aptos Narrow" w:hAnsi="Aptos Narrow"/>
@@ -20968,6 +25679,7 @@
               </w:rPr>
               <w:t>DigiKey</w:t>
             </w:r>
+            <w:proofErr w:type="spellEnd"/>
           </w:p>
         </w:tc>
         <w:tc>
@@ -21199,6 +25911,7 @@
                 <w:lang w:eastAsia="en-US"/>
               </w:rPr>
             </w:pPr>
+            <w:proofErr w:type="spellStart"/>
             <w:r>
               <w:rPr>
                 <w:rFonts w:ascii="Aptos Narrow" w:hAnsi="Aptos Narrow"/>
@@ -21209,6 +25922,7 @@
               </w:rPr>
               <w:t>DigiKey</w:t>
             </w:r>
+            <w:proofErr w:type="spellEnd"/>
           </w:p>
         </w:tc>
         <w:tc>
@@ -21441,6 +26155,7 @@
                 <w:lang w:eastAsia="en-US"/>
               </w:rPr>
             </w:pPr>
+            <w:proofErr w:type="spellStart"/>
             <w:r>
               <w:rPr>
                 <w:rFonts w:ascii="Aptos Narrow" w:hAnsi="Aptos Narrow"/>
@@ -21451,6 +26166,7 @@
               </w:rPr>
               <w:t>DigiKey</w:t>
             </w:r>
+            <w:proofErr w:type="spellEnd"/>
           </w:p>
         </w:tc>
         <w:tc>
@@ -21682,6 +26398,7 @@
                 <w:lang w:eastAsia="en-US"/>
               </w:rPr>
             </w:pPr>
+            <w:proofErr w:type="spellStart"/>
             <w:r>
               <w:rPr>
                 <w:rFonts w:ascii="Aptos Narrow" w:hAnsi="Aptos Narrow"/>
@@ -21692,6 +26409,7 @@
               </w:rPr>
               <w:t>DigiKey</w:t>
             </w:r>
+            <w:proofErr w:type="spellEnd"/>
           </w:p>
         </w:tc>
         <w:tc>
@@ -21924,6 +26642,7 @@
                 <w:lang w:eastAsia="en-US"/>
               </w:rPr>
             </w:pPr>
+            <w:proofErr w:type="spellStart"/>
             <w:r>
               <w:rPr>
                 <w:rFonts w:ascii="Aptos Narrow" w:hAnsi="Aptos Narrow"/>
@@ -21934,6 +26653,7 @@
               </w:rPr>
               <w:t>DigiKey</w:t>
             </w:r>
+            <w:proofErr w:type="spellEnd"/>
           </w:p>
         </w:tc>
         <w:tc>
@@ -22043,6 +26763,7 @@
                 <w:lang w:eastAsia="en-US"/>
               </w:rPr>
             </w:pPr>
+            <w:proofErr w:type="spellStart"/>
             <w:r>
               <w:rPr>
                 <w:rFonts w:ascii="Calibri" w:hAnsi="Calibri" w:cs="Calibri"/>
@@ -22051,7 +26772,17 @@
                 <w:lang w:eastAsia="en-US"/>
               </w:rPr>
               <w:lastRenderedPageBreak/>
-              <w:t>DigiKey MwSt.</w:t>
+              <w:t>DigiKey</w:t>
+            </w:r>
+            <w:proofErr w:type="spellEnd"/>
+            <w:r>
+              <w:rPr>
+                <w:rFonts w:ascii="Calibri" w:hAnsi="Calibri" w:cs="Calibri"/>
+                <w:sz w:val="20"/>
+                <w:szCs w:val="20"/>
+                <w:lang w:eastAsia="en-US"/>
+              </w:rPr>
+              <w:t xml:space="preserve"> MwSt.</w:t>
             </w:r>
           </w:p>
         </w:tc>
@@ -22146,7 +26877,15 @@
     </w:tbl>
     <w:p>
       <w:r>
-        <w:t xml:space="preserve">Die Bestellung bei DigiKey hat zusätzlich noch </w:t>
+        <w:t xml:space="preserve">Die Bestellung bei </w:t>
+      </w:r>
+      <w:proofErr w:type="spellStart"/>
+      <w:r>
+        <w:t>DigiKey</w:t>
+      </w:r>
+      <w:proofErr w:type="spellEnd"/>
+      <w:r>
+        <w:t xml:space="preserve"> hat zusätzlich noch </w:t>
       </w:r>
       <w:r>
         <w:t xml:space="preserve">eine Mehrwertsteuer von 10,47 Euro gekostet. Das Projekt kostet ins gesamt 400,55 Euro. Diese Kosten </w:t>
@@ -22184,6 +26923,7 @@
       </w:r>
       <w:bookmarkEnd w:id="103"/>
     </w:p>
+    <w:p/>
     <w:p>
       <w:pPr>
         <w:pStyle w:val="berschrift2"/>
@@ -22194,6 +26934,7 @@
       </w:r>
       <w:bookmarkEnd w:id="104"/>
     </w:p>
+    <w:p/>
     <w:p>
       <w:pPr>
         <w:pStyle w:val="berschrift2"/>
@@ -22204,6 +26945,7 @@
       </w:r>
       <w:bookmarkEnd w:id="105"/>
     </w:p>
+    <w:p/>
     <w:p>
       <w:pPr>
         <w:pStyle w:val="berschrift2"/>
@@ -22214,6 +26956,32 @@
       </w:r>
       <w:bookmarkEnd w:id="106"/>
     </w:p>
+    <w:p>
+      <w:pPr>
+        <w:spacing w:before="0" w:after="0" w:line="240" w:lineRule="auto"/>
+      </w:pPr>
+      <w:r>
+        <w:br w:type="page"/>
+      </w:r>
+    </w:p>
+    <w:p>
+      <w:pPr>
+        <w:pStyle w:val="berschrift1"/>
+      </w:pPr>
+      <w:r>
+        <w:lastRenderedPageBreak/>
+        <w:t>Prompts</w:t>
+      </w:r>
+    </w:p>
+    <w:p>
+      <w:pPr>
+        <w:pStyle w:val="berschrift2"/>
+      </w:pPr>
+      <w:r>
+        <w:t>Personenerfassung</w:t>
+      </w:r>
+    </w:p>
+    <w:p/>
     <w:p>
       <w:pPr>
         <w:pStyle w:val="berschrift1"/>
@@ -22327,24 +27095,167 @@
       <w:pPr>
         <w:pStyle w:val="berschrift1"/>
       </w:pPr>
-      <w:bookmarkStart w:id="109" w:name="_Toc226287484"/>
+      <w:bookmarkStart w:id="109" w:name="_Toc226287485"/>
       <w:r>
         <w:lastRenderedPageBreak/>
-        <w:t>Tabellenverzeichnis</w:t>
+        <w:t>Anhang</w:t>
       </w:r>
       <w:bookmarkEnd w:id="109"/>
+    </w:p>
+    <w:p>
+      <w:pPr>
+        <w:spacing w:before="0" w:after="0" w:line="240" w:lineRule="auto"/>
+      </w:pPr>
+      <w:r>
+        <w:br w:type="page"/>
+      </w:r>
     </w:p>
     <w:p>
       <w:pPr>
         <w:pStyle w:val="berschrift1"/>
       </w:pPr>
-      <w:bookmarkStart w:id="110" w:name="_Toc226287485"/>
       <w:r>
         <w:lastRenderedPageBreak/>
-        <w:t>Anhang</w:t>
-      </w:r>
-      <w:bookmarkEnd w:id="110"/>
-    </w:p>
+        <w:t>Eidesstattliche Erklärung</w:t>
+      </w:r>
+    </w:p>
+    <w:p/>
+    <w:p>
+      <w:r>
+        <w:t>Ich erkläre hiermit an Eides statt, dass ich die vorliegende Diplomarbeit selbstständig und ohne unerlaubte Hilfe angefertigt habe. Nach bestem Wissen und Gewissen habe ich keine anderen als die angegebenen Quellen verwendet. Alle Stellen, die aus veröffentlichten oder unveröffentlichten Quellen entnommen wurden, sind als solche kenntlich gemacht und entsprechend gekennzeichnet.</w:t>
+      </w:r>
+    </w:p>
+    <w:p>
+      <w:r>
+        <w:t>Ich erkläre außerdem, dass die zur Beurteilung eingereichte Arbeit meine eigene Leistung ist und keine unzulässige Zusammenarbeit enthält, abgesehen von der im Rahmen der Diplomarbeit vorgesehenen Teamarbeit.</w:t>
+      </w:r>
+    </w:p>
+    <w:p>
+      <w:r>
+        <w:t xml:space="preserve">Zur Unterstützung bei der Programmierung, der Strukturierung sowie der sprachlichen Ausarbeitung der Diplomarbeit wurden die Tools ChatGPT, Claude und </w:t>
+      </w:r>
+      <w:proofErr w:type="spellStart"/>
+      <w:r>
+        <w:t>Perplexity</w:t>
+      </w:r>
+      <w:proofErr w:type="spellEnd"/>
+      <w:r>
+        <w:t xml:space="preserve"> verwendet. Diese dienten ausschließlich als Hilfsmittel. Für den gesamten Inhalt der Arbeit übernehme ich die volle Verantwortung.</w:t>
+      </w:r>
+    </w:p>
+    <w:p>
+      <w:r>
+        <w:t>Die Arbeit wurde in gleicher oder ähnlicher Form noch keiner anderen Prüfungsbehörde vorgelegt und ist bisher nicht veröffentlicht worden.</w:t>
+      </w:r>
+    </w:p>
+    <w:p/>
+    <w:p/>
+    <w:p>
+      <w:pPr>
+        <w:pStyle w:val="Deckblatt"/>
+        <w:tabs>
+          <w:tab w:val="left" w:leader="dot" w:pos="3402"/>
+          <w:tab w:val="left" w:pos="5670"/>
+          <w:tab w:val="right" w:leader="dot" w:pos="9639"/>
+        </w:tabs>
+        <w:rPr>
+          <w:rFonts w:ascii="Arial" w:hAnsi="Arial" w:cs="Arial"/>
+          <w:b w:val="0"/>
+          <w:bCs/>
+          <w:sz w:val="28"/>
+        </w:rPr>
+      </w:pPr>
+      <w:r>
+        <w:rPr>
+          <w:rFonts w:ascii="Arial" w:hAnsi="Arial" w:cs="Arial"/>
+          <w:b w:val="0"/>
+          <w:bCs/>
+          <w:sz w:val="28"/>
+        </w:rPr>
+        <w:t xml:space="preserve">Graz, am </w:t>
+      </w:r>
+      <w:r>
+        <w:rPr>
+          <w:rFonts w:ascii="Arial" w:hAnsi="Arial" w:cs="Arial"/>
+          <w:b w:val="0"/>
+          <w:bCs/>
+          <w:sz w:val="28"/>
+        </w:rPr>
+        <w:tab/>
+      </w:r>
+      <w:r>
+        <w:rPr>
+          <w:rFonts w:ascii="Arial" w:hAnsi="Arial" w:cs="Arial"/>
+          <w:b w:val="0"/>
+          <w:bCs/>
+          <w:sz w:val="28"/>
+        </w:rPr>
+        <w:tab/>
+      </w:r>
+      <w:r>
+        <w:rPr>
+          <w:rFonts w:ascii="Arial" w:hAnsi="Arial" w:cs="Arial"/>
+          <w:b w:val="0"/>
+          <w:bCs/>
+          <w:sz w:val="28"/>
+        </w:rPr>
+        <w:tab/>
+      </w:r>
+    </w:p>
+    <w:p/>
+    <w:p>
+      <w:pPr>
+        <w:pStyle w:val="Deckblatt"/>
+        <w:tabs>
+          <w:tab w:val="left" w:leader="dot" w:pos="3402"/>
+          <w:tab w:val="left" w:pos="5670"/>
+          <w:tab w:val="right" w:leader="dot" w:pos="9639"/>
+        </w:tabs>
+        <w:rPr>
+          <w:rFonts w:ascii="Arial" w:hAnsi="Arial" w:cs="Arial"/>
+          <w:b w:val="0"/>
+          <w:bCs/>
+          <w:sz w:val="28"/>
+        </w:rPr>
+      </w:pPr>
+      <w:r>
+        <w:rPr>
+          <w:rFonts w:ascii="Arial" w:hAnsi="Arial" w:cs="Arial"/>
+          <w:b w:val="0"/>
+          <w:bCs/>
+          <w:sz w:val="28"/>
+        </w:rPr>
+        <w:t xml:space="preserve">Graz, am </w:t>
+      </w:r>
+      <w:r>
+        <w:rPr>
+          <w:rFonts w:ascii="Arial" w:hAnsi="Arial" w:cs="Arial"/>
+          <w:b w:val="0"/>
+          <w:bCs/>
+          <w:sz w:val="28"/>
+        </w:rPr>
+        <w:tab/>
+      </w:r>
+      <w:r>
+        <w:rPr>
+          <w:rFonts w:ascii="Arial" w:hAnsi="Arial" w:cs="Arial"/>
+          <w:b w:val="0"/>
+          <w:bCs/>
+          <w:sz w:val="28"/>
+        </w:rPr>
+        <w:tab/>
+      </w:r>
+      <w:r>
+        <w:rPr>
+          <w:rFonts w:ascii="Arial" w:hAnsi="Arial" w:cs="Arial"/>
+          <w:b w:val="0"/>
+          <w:bCs/>
+          <w:sz w:val="28"/>
+        </w:rPr>
+        <w:tab/>
+      </w:r>
+    </w:p>
+    <w:p/>
     <w:sectPr>
       <w:footerReference w:type="default" r:id="rId45"/>
       <w:pgSz w:w="11906" w:h="16838" w:code="9"/>
@@ -22659,6 +27570,7 @@
       <w:rPr>
         <w:b/>
         <w:bCs/>
+        <w:noProof/>
       </w:rPr>
       <w:drawing>
         <wp:anchor distT="0" distB="0" distL="114300" distR="114300" simplePos="0" relativeHeight="251660288" behindDoc="0" locked="0" layoutInCell="1" allowOverlap="1" wp14:anchorId="033A7492" wp14:editId="7496C0A4">
